--- a/Кандидатская диссертация.docx
+++ b/Кандидатская диссертация.docx
@@ -73,7 +73,7 @@
                 <v:shape id="_x0000_i1025" type="#_x0000_t75" style="width:37.35pt;height:35.3pt" o:ole="" fillcolor="window">
                   <v:imagedata r:id="rId8" o:title=""/>
                 </v:shape>
-                <o:OLEObject Type="Embed" ProgID="MSDraw" ShapeID="_x0000_i1025" DrawAspect="Content" ObjectID="_1845125252" r:id="rId9"/>
+                <o:OLEObject Type="Embed" ProgID="MSDraw" ShapeID="_x0000_i1025" DrawAspect="Content" ObjectID="_1845466777" r:id="rId9"/>
               </w:object>
             </w:r>
             <w:r>
@@ -24287,15 +24287,7 @@
           <w:sz w:val="28"/>
           <w:szCs w:val="28"/>
         </w:rPr>
-        <w:t>Дальнейшие исследования и развитие</w:t>
-      </w:r>
-      <w:r>
-        <w:rPr>
-          <w:color w:val="auto"/>
-          <w:sz w:val="28"/>
-          <w:szCs w:val="28"/>
-        </w:rPr>
-        <w:t xml:space="preserve"> метода </w:t>
+        <w:t xml:space="preserve">В 2009 году Я. </w:t>
       </w:r>
       <w:proofErr w:type="spellStart"/>
       <w:r>
@@ -24303,9 +24295,188 @@
           <w:color w:val="auto"/>
           <w:sz w:val="28"/>
           <w:szCs w:val="28"/>
+        </w:rPr>
+        <w:t>Фурукава</w:t>
+      </w:r>
+      <w:proofErr w:type="spellEnd"/>
+      <w:r>
+        <w:rPr>
+          <w:color w:val="auto"/>
+          <w:sz w:val="28"/>
+          <w:szCs w:val="28"/>
+        </w:rPr>
+        <w:t xml:space="preserve"> и Д. </w:t>
+      </w:r>
+      <w:proofErr w:type="spellStart"/>
+      <w:r>
+        <w:rPr>
+          <w:color w:val="auto"/>
+          <w:sz w:val="28"/>
+          <w:szCs w:val="28"/>
+        </w:rPr>
+        <w:t>Понс</w:t>
+      </w:r>
+      <w:proofErr w:type="spellEnd"/>
+      <w:r>
+        <w:rPr>
+          <w:color w:val="auto"/>
+          <w:sz w:val="28"/>
+          <w:szCs w:val="28"/>
+        </w:rPr>
+        <w:t xml:space="preserve"> в своей работе представили метод </w:t>
+      </w:r>
+      <w:r>
+        <w:rPr>
+          <w:color w:val="auto"/>
+          <w:sz w:val="28"/>
+          <w:szCs w:val="28"/>
           <w:lang w:val="en-US"/>
         </w:rPr>
-        <w:t>SfM</w:t>
+        <w:t>Multi</w:t>
+      </w:r>
+      <w:r>
+        <w:rPr>
+          <w:color w:val="auto"/>
+          <w:sz w:val="28"/>
+          <w:szCs w:val="28"/>
+        </w:rPr>
+        <w:t>-</w:t>
+      </w:r>
+      <w:r>
+        <w:rPr>
+          <w:color w:val="auto"/>
+          <w:sz w:val="28"/>
+          <w:szCs w:val="28"/>
+          <w:lang w:val="en-US"/>
+        </w:rPr>
+        <w:t>View</w:t>
+      </w:r>
+      <w:r>
+        <w:rPr>
+          <w:color w:val="auto"/>
+          <w:sz w:val="28"/>
+          <w:szCs w:val="28"/>
+        </w:rPr>
+        <w:t xml:space="preserve"> </w:t>
+      </w:r>
+      <w:r>
+        <w:rPr>
+          <w:color w:val="auto"/>
+          <w:sz w:val="28"/>
+          <w:szCs w:val="28"/>
+          <w:lang w:val="en-US"/>
+        </w:rPr>
+        <w:t>Stereo</w:t>
+      </w:r>
+      <w:r>
+        <w:rPr>
+          <w:color w:val="auto"/>
+          <w:sz w:val="28"/>
+          <w:szCs w:val="28"/>
+        </w:rPr>
+        <w:t xml:space="preserve">. </w:t>
+      </w:r>
+      <w:r>
+        <w:rPr>
+          <w:color w:val="auto"/>
+          <w:sz w:val="28"/>
+          <w:szCs w:val="28"/>
+        </w:rPr>
+        <w:t xml:space="preserve">Она была основана на методе </w:t>
+      </w:r>
+      <w:r>
+        <w:rPr>
+          <w:color w:val="auto"/>
+          <w:sz w:val="28"/>
+          <w:szCs w:val="28"/>
+          <w:lang w:val="en-US"/>
+        </w:rPr>
+        <w:t>Structure</w:t>
+      </w:r>
+      <w:r>
+        <w:rPr>
+          <w:color w:val="auto"/>
+          <w:sz w:val="28"/>
+          <w:szCs w:val="28"/>
+        </w:rPr>
+        <w:t>-</w:t>
+      </w:r>
+      <w:r>
+        <w:rPr>
+          <w:color w:val="auto"/>
+          <w:sz w:val="28"/>
+          <w:szCs w:val="28"/>
+          <w:lang w:val="en-US"/>
+        </w:rPr>
+        <w:t>from</w:t>
+      </w:r>
+      <w:r>
+        <w:rPr>
+          <w:color w:val="auto"/>
+          <w:sz w:val="28"/>
+          <w:szCs w:val="28"/>
+        </w:rPr>
+        <w:t>-</w:t>
+      </w:r>
+      <w:r>
+        <w:rPr>
+          <w:color w:val="auto"/>
+          <w:sz w:val="28"/>
+          <w:szCs w:val="28"/>
+          <w:lang w:val="en-US"/>
+        </w:rPr>
+        <w:t>Motion</w:t>
+      </w:r>
+      <w:r>
+        <w:rPr>
+          <w:color w:val="auto"/>
+          <w:sz w:val="28"/>
+          <w:szCs w:val="28"/>
+        </w:rPr>
+        <w:t xml:space="preserve"> и расширила его возможности. В отличие от исходного метода авторы создавали плотное </w:t>
+      </w:r>
+      <w:r>
+        <w:rPr>
+          <w:color w:val="auto"/>
+          <w:sz w:val="28"/>
+          <w:szCs w:val="28"/>
+        </w:rPr>
+        <w:t>3</w:t>
+      </w:r>
+      <w:r>
+        <w:rPr>
+          <w:color w:val="auto"/>
+          <w:sz w:val="28"/>
+          <w:szCs w:val="28"/>
+          <w:lang w:val="en-US"/>
+        </w:rPr>
+        <w:t>D</w:t>
+      </w:r>
+      <w:r>
+        <w:rPr>
+          <w:color w:val="auto"/>
+          <w:sz w:val="28"/>
+          <w:szCs w:val="28"/>
+        </w:rPr>
+        <w:t xml:space="preserve">-облако точек, позволяющее получать карту глубины. Эта особенность позволила обеспечить геометрическую и фотометрическую согласованности между снимками, однако данное решение требовало </w:t>
+      </w:r>
+      <w:r>
+        <w:rPr>
+          <w:color w:val="auto"/>
+          <w:sz w:val="28"/>
+          <w:szCs w:val="28"/>
+        </w:rPr>
+        <w:lastRenderedPageBreak/>
+        <w:t xml:space="preserve">откалиброванных сенсоров. В работах Яо Я., Вей Д., </w:t>
+      </w:r>
+      <w:proofErr w:type="spellStart"/>
+      <w:r>
+        <w:rPr>
+          <w:color w:val="auto"/>
+          <w:sz w:val="28"/>
+          <w:szCs w:val="28"/>
+        </w:rPr>
+        <w:t>Жехао</w:t>
       </w:r>
       <w:proofErr w:type="spellEnd"/>
       <w:r>
@@ -24314,55 +24485,15 @@
           <w:sz w:val="28"/>
           <w:szCs w:val="28"/>
         </w:rPr>
-        <w:t xml:space="preserve"> </w:t>
-      </w:r>
-      <w:r>
-        <w:rPr>
-          <w:color w:val="auto"/>
-          <w:sz w:val="28"/>
-          <w:szCs w:val="28"/>
-        </w:rPr>
-        <w:t>по</w:t>
-      </w:r>
-      <w:r>
-        <w:rPr>
-          <w:color w:val="auto"/>
-          <w:sz w:val="28"/>
-          <w:szCs w:val="28"/>
-        </w:rPr>
-        <w:t>способствовали применению интеллектуальных решений. Результатом стала</w:t>
-      </w:r>
-      <w:r>
-        <w:rPr>
-          <w:color w:val="auto"/>
-          <w:sz w:val="28"/>
-          <w:szCs w:val="28"/>
-        </w:rPr>
-        <w:t xml:space="preserve"> технологи</w:t>
-      </w:r>
-      <w:r>
-        <w:rPr>
-          <w:color w:val="auto"/>
-          <w:sz w:val="28"/>
-          <w:szCs w:val="28"/>
-        </w:rPr>
-        <w:t>я</w:t>
-      </w:r>
-      <w:r>
-        <w:rPr>
-          <w:color w:val="auto"/>
-          <w:sz w:val="28"/>
-          <w:szCs w:val="28"/>
-        </w:rPr>
-        <w:t xml:space="preserve"> трехмерного реконструирования изображений ста</w:t>
-      </w:r>
-      <w:r>
-        <w:rPr>
-          <w:color w:val="auto"/>
-          <w:sz w:val="28"/>
-          <w:szCs w:val="28"/>
-        </w:rPr>
-        <w:t xml:space="preserve">л </w:t>
+        <w:t xml:space="preserve"> Ю</w:t>
+      </w:r>
+      <w:r>
+        <w:rPr>
+          <w:color w:val="auto"/>
+          <w:sz w:val="28"/>
+          <w:szCs w:val="28"/>
+        </w:rPr>
+        <w:t xml:space="preserve">, Ченга и др. представлены нейросетевые реализации на основе </w:t>
       </w:r>
       <w:proofErr w:type="spellStart"/>
       <w:r>
@@ -24370,9 +24501,8 @@
           <w:color w:val="auto"/>
           <w:sz w:val="28"/>
           <w:szCs w:val="28"/>
-          <w:lang w:val="en-US"/>
-        </w:rPr>
-        <w:t>NeRF</w:t>
+        </w:rPr>
+        <w:t>сверточных</w:t>
       </w:r>
       <w:proofErr w:type="spellEnd"/>
       <w:r>
@@ -24381,130 +24511,7 @@
           <w:sz w:val="28"/>
           <w:szCs w:val="28"/>
         </w:rPr>
-        <w:t xml:space="preserve"> </w:t>
-      </w:r>
-      <w:r>
-        <w:rPr>
-          <w:color w:val="auto"/>
-          <w:sz w:val="28"/>
-          <w:szCs w:val="28"/>
-        </w:rPr>
-        <w:t>(</w:t>
-      </w:r>
-      <w:r>
-        <w:rPr>
-          <w:color w:val="auto"/>
-          <w:sz w:val="28"/>
-          <w:szCs w:val="28"/>
-          <w:lang w:val="en-US"/>
-        </w:rPr>
-        <w:t>Neural</w:t>
-      </w:r>
-      <w:r>
-        <w:rPr>
-          <w:color w:val="auto"/>
-          <w:sz w:val="28"/>
-          <w:szCs w:val="28"/>
-        </w:rPr>
-        <w:t xml:space="preserve"> </w:t>
-      </w:r>
-      <w:r>
-        <w:rPr>
-          <w:color w:val="auto"/>
-          <w:sz w:val="28"/>
-          <w:szCs w:val="28"/>
-          <w:lang w:val="en-US"/>
-        </w:rPr>
-        <w:t>Radiance</w:t>
-      </w:r>
-      <w:r>
-        <w:rPr>
-          <w:color w:val="auto"/>
-          <w:sz w:val="28"/>
-          <w:szCs w:val="28"/>
-        </w:rPr>
-        <w:t xml:space="preserve"> </w:t>
-      </w:r>
-      <w:r>
-        <w:rPr>
-          <w:color w:val="auto"/>
-          <w:sz w:val="28"/>
-          <w:szCs w:val="28"/>
-          <w:lang w:val="en-US"/>
-        </w:rPr>
-        <w:t>Fields</w:t>
-      </w:r>
-      <w:r>
-        <w:rPr>
-          <w:color w:val="auto"/>
-          <w:sz w:val="28"/>
-          <w:szCs w:val="28"/>
-        </w:rPr>
-        <w:t>)</w:t>
-      </w:r>
-      <w:r>
-        <w:rPr>
-          <w:color w:val="auto"/>
-          <w:sz w:val="28"/>
-          <w:szCs w:val="28"/>
-        </w:rPr>
-        <w:t>, представленн</w:t>
-      </w:r>
-      <w:r>
-        <w:rPr>
-          <w:color w:val="auto"/>
-          <w:sz w:val="28"/>
-          <w:szCs w:val="28"/>
-        </w:rPr>
-        <w:t>ый</w:t>
-      </w:r>
-      <w:r>
-        <w:rPr>
-          <w:color w:val="auto"/>
-          <w:sz w:val="28"/>
-          <w:szCs w:val="28"/>
-        </w:rPr>
-        <w:t xml:space="preserve"> в 2020 году </w:t>
-      </w:r>
-      <w:r>
-        <w:rPr>
-          <w:color w:val="auto"/>
-          <w:sz w:val="28"/>
-          <w:szCs w:val="28"/>
-        </w:rPr>
-        <w:t>[</w:t>
-      </w:r>
-      <w:r>
-        <w:rPr>
-          <w:color w:val="auto"/>
-          <w:sz w:val="28"/>
-          <w:szCs w:val="28"/>
-        </w:rPr>
-        <w:t>7</w:t>
-      </w:r>
-      <w:r>
-        <w:rPr>
-          <w:color w:val="auto"/>
-          <w:sz w:val="28"/>
-          <w:szCs w:val="28"/>
-        </w:rPr>
-        <w:t>]</w:t>
-      </w:r>
-      <w:r>
-        <w:rPr>
-          <w:color w:val="auto"/>
-          <w:sz w:val="28"/>
-          <w:szCs w:val="28"/>
-        </w:rPr>
-        <w:t>.</w:t>
-      </w:r>
-      <w:r>
-        <w:rPr>
-          <w:color w:val="auto"/>
-          <w:sz w:val="28"/>
-          <w:szCs w:val="28"/>
-        </w:rPr>
-        <w:t xml:space="preserve"> </w:t>
+        <w:t xml:space="preserve"> и рекуррентных моделей. </w:t>
       </w:r>
     </w:p>
     <w:p>
@@ -24525,6 +24532,276 @@
           <w:sz w:val="28"/>
           <w:szCs w:val="28"/>
         </w:rPr>
+        <w:t xml:space="preserve">Параллельно с методом </w:t>
+      </w:r>
+      <w:r>
+        <w:rPr>
+          <w:color w:val="auto"/>
+          <w:sz w:val="28"/>
+          <w:szCs w:val="28"/>
+          <w:lang w:val="en-US"/>
+        </w:rPr>
+        <w:t>Multi</w:t>
+      </w:r>
+      <w:r>
+        <w:rPr>
+          <w:color w:val="auto"/>
+          <w:sz w:val="28"/>
+          <w:szCs w:val="28"/>
+        </w:rPr>
+        <w:t>-</w:t>
+      </w:r>
+      <w:r>
+        <w:rPr>
+          <w:color w:val="auto"/>
+          <w:sz w:val="28"/>
+          <w:szCs w:val="28"/>
+          <w:lang w:val="en-US"/>
+        </w:rPr>
+        <w:t>View</w:t>
+      </w:r>
+      <w:r>
+        <w:rPr>
+          <w:color w:val="auto"/>
+          <w:sz w:val="28"/>
+          <w:szCs w:val="28"/>
+        </w:rPr>
+        <w:t xml:space="preserve"> </w:t>
+      </w:r>
+      <w:r>
+        <w:rPr>
+          <w:color w:val="auto"/>
+          <w:sz w:val="28"/>
+          <w:szCs w:val="28"/>
+          <w:lang w:val="en-US"/>
+        </w:rPr>
+        <w:t>Stereo</w:t>
+      </w:r>
+      <w:r>
+        <w:rPr>
+          <w:color w:val="auto"/>
+          <w:sz w:val="28"/>
+          <w:szCs w:val="28"/>
+        </w:rPr>
+        <w:t xml:space="preserve"> </w:t>
+      </w:r>
+      <w:r>
+        <w:rPr>
+          <w:color w:val="auto"/>
+          <w:sz w:val="28"/>
+          <w:szCs w:val="28"/>
+        </w:rPr>
+        <w:t xml:space="preserve">развивалась </w:t>
+      </w:r>
+      <w:r>
+        <w:rPr>
+          <w:color w:val="auto"/>
+          <w:sz w:val="28"/>
+          <w:szCs w:val="28"/>
+        </w:rPr>
+        <w:t>технологи</w:t>
+      </w:r>
+      <w:r>
+        <w:rPr>
+          <w:color w:val="auto"/>
+          <w:sz w:val="28"/>
+          <w:szCs w:val="28"/>
+        </w:rPr>
+        <w:t>я</w:t>
+      </w:r>
+      <w:r>
+        <w:rPr>
+          <w:color w:val="auto"/>
+          <w:sz w:val="28"/>
+          <w:szCs w:val="28"/>
+        </w:rPr>
+        <w:t xml:space="preserve"> трехмерного реконструирования изображений </w:t>
+      </w:r>
+      <w:proofErr w:type="spellStart"/>
+      <w:r>
+        <w:rPr>
+          <w:color w:val="auto"/>
+          <w:sz w:val="28"/>
+          <w:szCs w:val="28"/>
+          <w:lang w:val="en-US"/>
+        </w:rPr>
+        <w:t>NeRF</w:t>
+      </w:r>
+      <w:proofErr w:type="spellEnd"/>
+      <w:r>
+        <w:rPr>
+          <w:color w:val="auto"/>
+          <w:sz w:val="28"/>
+          <w:szCs w:val="28"/>
+        </w:rPr>
+        <w:t xml:space="preserve"> </w:t>
+      </w:r>
+      <w:r>
+        <w:rPr>
+          <w:color w:val="auto"/>
+          <w:sz w:val="28"/>
+          <w:szCs w:val="28"/>
+        </w:rPr>
+        <w:t>(</w:t>
+      </w:r>
+      <w:r>
+        <w:rPr>
+          <w:color w:val="auto"/>
+          <w:sz w:val="28"/>
+          <w:szCs w:val="28"/>
+          <w:lang w:val="en-US"/>
+        </w:rPr>
+        <w:t>Neural</w:t>
+      </w:r>
+      <w:r>
+        <w:rPr>
+          <w:color w:val="auto"/>
+          <w:sz w:val="28"/>
+          <w:szCs w:val="28"/>
+        </w:rPr>
+        <w:t xml:space="preserve"> </w:t>
+      </w:r>
+      <w:r>
+        <w:rPr>
+          <w:color w:val="auto"/>
+          <w:sz w:val="28"/>
+          <w:szCs w:val="28"/>
+          <w:lang w:val="en-US"/>
+        </w:rPr>
+        <w:t>Radiance</w:t>
+      </w:r>
+      <w:r>
+        <w:rPr>
+          <w:color w:val="auto"/>
+          <w:sz w:val="28"/>
+          <w:szCs w:val="28"/>
+        </w:rPr>
+        <w:t xml:space="preserve"> </w:t>
+      </w:r>
+      <w:r>
+        <w:rPr>
+          <w:color w:val="auto"/>
+          <w:sz w:val="28"/>
+          <w:szCs w:val="28"/>
+          <w:lang w:val="en-US"/>
+        </w:rPr>
+        <w:t>Fields</w:t>
+      </w:r>
+      <w:r>
+        <w:rPr>
+          <w:color w:val="auto"/>
+          <w:sz w:val="28"/>
+          <w:szCs w:val="28"/>
+        </w:rPr>
+        <w:t>)</w:t>
+      </w:r>
+      <w:r>
+        <w:rPr>
+          <w:color w:val="auto"/>
+          <w:sz w:val="28"/>
+          <w:szCs w:val="28"/>
+        </w:rPr>
+        <w:t>, представленн</w:t>
+      </w:r>
+      <w:r>
+        <w:rPr>
+          <w:color w:val="auto"/>
+          <w:sz w:val="28"/>
+          <w:szCs w:val="28"/>
+        </w:rPr>
+        <w:t>ая</w:t>
+      </w:r>
+      <w:r>
+        <w:rPr>
+          <w:color w:val="auto"/>
+          <w:sz w:val="28"/>
+          <w:szCs w:val="28"/>
+        </w:rPr>
+        <w:t xml:space="preserve"> в 2020 году </w:t>
+      </w:r>
+      <w:r>
+        <w:rPr>
+          <w:color w:val="auto"/>
+          <w:sz w:val="28"/>
+          <w:szCs w:val="28"/>
+        </w:rPr>
+        <w:t>[</w:t>
+      </w:r>
+      <w:r>
+        <w:rPr>
+          <w:color w:val="auto"/>
+          <w:sz w:val="28"/>
+          <w:szCs w:val="28"/>
+        </w:rPr>
+        <w:t>7</w:t>
+      </w:r>
+      <w:r>
+        <w:rPr>
+          <w:color w:val="auto"/>
+          <w:sz w:val="28"/>
+          <w:szCs w:val="28"/>
+        </w:rPr>
+        <w:t>]</w:t>
+      </w:r>
+      <w:r>
+        <w:rPr>
+          <w:color w:val="auto"/>
+          <w:sz w:val="28"/>
+          <w:szCs w:val="28"/>
+        </w:rPr>
+        <w:t>.</w:t>
+      </w:r>
+      <w:r>
+        <w:rPr>
+          <w:color w:val="auto"/>
+          <w:sz w:val="28"/>
+          <w:szCs w:val="28"/>
+        </w:rPr>
+        <w:t xml:space="preserve"> </w:t>
+      </w:r>
+      <w:r>
+        <w:rPr>
+          <w:color w:val="auto"/>
+          <w:sz w:val="28"/>
+          <w:szCs w:val="28"/>
+        </w:rPr>
+        <w:t xml:space="preserve">Данная технология </w:t>
+      </w:r>
+      <w:r>
+        <w:rPr>
+          <w:color w:val="auto"/>
+          <w:sz w:val="28"/>
+          <w:szCs w:val="28"/>
+        </w:rPr>
+        <w:t>позволяет решать</w:t>
+      </w:r>
+      <w:r>
+        <w:rPr>
+          <w:color w:val="auto"/>
+          <w:sz w:val="28"/>
+          <w:szCs w:val="28"/>
+        </w:rPr>
+        <w:t xml:space="preserve"> новую задачу – генерацию фотореалистичных изображений сцены из произвольных точек обзора.</w:t>
+      </w:r>
+    </w:p>
+    <w:p>
+      <w:pPr>
+        <w:pStyle w:val="Default"/>
+        <w:spacing w:line="360" w:lineRule="auto"/>
+        <w:ind w:firstLine="709"/>
+        <w:jc w:val="both"/>
+        <w:rPr>
+          <w:color w:val="auto"/>
+          <w:sz w:val="28"/>
+          <w:szCs w:val="28"/>
+        </w:rPr>
+      </w:pPr>
+      <w:r>
+        <w:rPr>
+          <w:color w:val="auto"/>
+          <w:sz w:val="28"/>
+          <w:szCs w:val="28"/>
+        </w:rPr>
         <w:t>М</w:t>
       </w:r>
       <w:r>
@@ -24608,16 +24885,39 @@
           <w:sz w:val="28"/>
           <w:szCs w:val="28"/>
         </w:rPr>
-        <w:t xml:space="preserve">ть реалистичные трехмерные сцены </w:t>
-      </w:r>
-      <w:r>
-        <w:rPr>
-          <w:color w:val="auto"/>
-          <w:sz w:val="28"/>
-          <w:szCs w:val="28"/>
-        </w:rPr>
-        <w:lastRenderedPageBreak/>
-        <w:t xml:space="preserve">на основе преобразования </w:t>
+        <w:t xml:space="preserve">ть реалистичные трехмерные сцены на основе </w:t>
+      </w:r>
+      <w:r>
+        <w:rPr>
+          <w:color w:val="auto"/>
+          <w:sz w:val="28"/>
+          <w:szCs w:val="28"/>
+        </w:rPr>
+        <w:t xml:space="preserve">неявного </w:t>
+      </w:r>
+      <w:r>
+        <w:rPr>
+          <w:color w:val="auto"/>
+          <w:sz w:val="28"/>
+          <w:szCs w:val="28"/>
+        </w:rPr>
+        <w:t>преобразования</w:t>
+      </w:r>
+      <w:r>
+        <w:rPr>
+          <w:color w:val="auto"/>
+          <w:sz w:val="28"/>
+          <w:szCs w:val="28"/>
+        </w:rPr>
+        <w:t xml:space="preserve"> множества</w:t>
+      </w:r>
+      <w:r>
+        <w:rPr>
+          <w:color w:val="auto"/>
+          <w:sz w:val="28"/>
+          <w:szCs w:val="28"/>
+        </w:rPr>
+        <w:t xml:space="preserve"> </w:t>
       </w:r>
       <w:r>
         <w:rPr>
@@ -24675,7 +24975,73 @@
           <w:sz w:val="28"/>
           <w:szCs w:val="28"/>
         </w:rPr>
-        <w:t>облака точек с сохранением не только положения объекта, но и поворота изображения и цветовых характеристик.</w:t>
+        <w:t>облака точек с сохранением не только положения объекта, но и поворота изображения и цветовых характеристик</w:t>
+      </w:r>
+      <w:r>
+        <w:rPr>
+          <w:color w:val="auto"/>
+          <w:sz w:val="28"/>
+          <w:szCs w:val="28"/>
+        </w:rPr>
+        <w:t xml:space="preserve"> в виде </w:t>
+      </w:r>
+      <w:r>
+        <w:rPr>
+          <w:color w:val="auto"/>
+          <w:sz w:val="28"/>
+          <w:szCs w:val="28"/>
+        </w:rPr>
+        <w:t xml:space="preserve">вычисляемой </w:t>
+      </w:r>
+      <w:r>
+        <w:rPr>
+          <w:color w:val="auto"/>
+          <w:sz w:val="28"/>
+          <w:szCs w:val="28"/>
+        </w:rPr>
+        <w:t>функци</w:t>
+      </w:r>
+      <w:r>
+        <w:rPr>
+          <w:color w:val="auto"/>
+          <w:sz w:val="28"/>
+          <w:szCs w:val="28"/>
+        </w:rPr>
+        <w:t>и</w:t>
+      </w:r>
+      <w:r>
+        <w:rPr>
+          <w:color w:val="auto"/>
+          <w:sz w:val="28"/>
+          <w:szCs w:val="28"/>
+        </w:rPr>
+        <w:t>.</w:t>
+      </w:r>
+      <w:r>
+        <w:rPr>
+          <w:color w:val="auto"/>
+          <w:sz w:val="28"/>
+          <w:szCs w:val="28"/>
+        </w:rPr>
+        <w:t xml:space="preserve"> Полученные наборы точек формируют поле </w:t>
+      </w:r>
+      <w:proofErr w:type="spellStart"/>
+      <w:r>
+        <w:rPr>
+          <w:color w:val="auto"/>
+          <w:sz w:val="28"/>
+          <w:szCs w:val="28"/>
+        </w:rPr>
+        <w:t>излучательности</w:t>
+      </w:r>
+      <w:proofErr w:type="spellEnd"/>
+      <w:r>
+        <w:rPr>
+          <w:color w:val="auto"/>
+          <w:sz w:val="28"/>
+          <w:szCs w:val="28"/>
+        </w:rPr>
+        <w:t>, позволяющее рассмотреть изображения под разными углами.</w:t>
       </w:r>
       <w:r>
         <w:rPr>
@@ -24709,7 +25075,6 @@
           <w:color w:val="auto"/>
           <w:sz w:val="28"/>
           <w:szCs w:val="28"/>
-          <w:lang w:val="en-US"/>
         </w:rPr>
         <w:t xml:space="preserve"> </w:t>
       </w:r>
@@ -25239,16 +25604,7 @@
                 <w:sz w:val="28"/>
                 <w:szCs w:val="28"/>
               </w:rPr>
-              <m:t>,</m:t>
-            </m:r>
-            <m:r>
-              <w:rPr>
-                <w:rFonts w:ascii="Cambria Math" w:eastAsiaTheme="minorEastAsia" w:hAnsi="Cambria Math"/>
-                <w:color w:val="auto"/>
-                <w:sz w:val="28"/>
-                <w:szCs w:val="28"/>
-              </w:rPr>
-              <m:t>φ</m:t>
+              <m:t>,φ</m:t>
             </m:r>
             <m:ctrlPr>
               <w:rPr>
@@ -25407,7 +25763,7 @@
           <w:sz w:val="28"/>
           <w:szCs w:val="28"/>
         </w:rPr>
-        <w:t>Архитектура</w:t>
+        <w:t xml:space="preserve">Нейронная сеть, </w:t>
       </w:r>
       <w:r>
         <w:rPr>
@@ -25416,7 +25772,25 @@
           <w:szCs w:val="28"/>
           <w:lang w:val="tt-RU"/>
         </w:rPr>
-        <w:t xml:space="preserve"> нейронной сети, лежащей в основе</w:t>
+        <w:t>лежащ</w:t>
+      </w:r>
+      <w:r>
+        <w:rPr>
+          <w:color w:val="auto"/>
+          <w:sz w:val="28"/>
+          <w:szCs w:val="28"/>
+          <w:lang w:val="tt-RU"/>
+        </w:rPr>
+        <w:t>ая</w:t>
+      </w:r>
+      <w:r>
+        <w:rPr>
+          <w:color w:val="auto"/>
+          <w:sz w:val="28"/>
+          <w:szCs w:val="28"/>
+          <w:lang w:val="tt-RU"/>
+        </w:rPr>
+        <w:t xml:space="preserve"> в основе</w:t>
       </w:r>
       <w:r>
         <w:rPr>
@@ -25443,7 +25817,39 @@
           <w:sz w:val="28"/>
           <w:szCs w:val="28"/>
         </w:rPr>
-        <w:t xml:space="preserve">, состоит из 8 </w:t>
+        <w:t>,</w:t>
+      </w:r>
+      <w:r>
+        <w:rPr>
+          <w:color w:val="auto"/>
+          <w:sz w:val="28"/>
+          <w:szCs w:val="28"/>
+        </w:rPr>
+        <w:t xml:space="preserve"> имеет архитектуру,</w:t>
+      </w:r>
+      <w:r>
+        <w:rPr>
+          <w:color w:val="auto"/>
+          <w:sz w:val="28"/>
+          <w:szCs w:val="28"/>
+        </w:rPr>
+        <w:t xml:space="preserve"> состо</w:t>
+      </w:r>
+      <w:r>
+        <w:rPr>
+          <w:color w:val="auto"/>
+          <w:sz w:val="28"/>
+          <w:szCs w:val="28"/>
+        </w:rPr>
+        <w:t>ящую</w:t>
+      </w:r>
+      <w:r>
+        <w:rPr>
+          <w:color w:val="auto"/>
+          <w:sz w:val="28"/>
+          <w:szCs w:val="28"/>
+        </w:rPr>
+        <w:t xml:space="preserve"> из 8 </w:t>
       </w:r>
       <w:proofErr w:type="spellStart"/>
       <w:r>
@@ -25637,7 +26043,15 @@
           <w:sz w:val="28"/>
           <w:szCs w:val="28"/>
         </w:rPr>
-        <w:t xml:space="preserve">Схема технологии </w:t>
+        <w:t>Компонентная схема</w:t>
+      </w:r>
+      <w:r>
+        <w:rPr>
+          <w:color w:val="auto"/>
+          <w:sz w:val="28"/>
+          <w:szCs w:val="28"/>
+        </w:rPr>
+        <w:t xml:space="preserve"> технологии </w:t>
       </w:r>
       <w:proofErr w:type="spellStart"/>
       <w:r>
@@ -25704,6 +26118,7 @@
         <w:rPr>
           <w:noProof/>
         </w:rPr>
+        <w:lastRenderedPageBreak/>
         <w:drawing>
           <wp:inline distT="0" distB="0" distL="0" distR="0" wp14:anchorId="5E1B9319" wp14:editId="24AC2D5B">
             <wp:extent cx="5365484" cy="1404000"/>
@@ -25920,23 +26335,63 @@
           <w:sz w:val="28"/>
           <w:szCs w:val="28"/>
         </w:rPr>
-        <w:t>машинного обучения</w:t>
-      </w:r>
-      <w:r>
-        <w:rPr>
-          <w:color w:val="auto"/>
-          <w:sz w:val="28"/>
-          <w:szCs w:val="28"/>
-        </w:rPr>
-        <w:t>, в ходе рендеринга многократно воспроизводит трехмерную сцену, что серьезно замедляет процесс</w:t>
-      </w:r>
-      <w:r>
-        <w:rPr>
-          <w:color w:val="auto"/>
-          <w:sz w:val="28"/>
-          <w:szCs w:val="28"/>
-        </w:rPr>
-        <w:t xml:space="preserve"> пост-обработки и представления информации</w:t>
+        <w:t>обучения нейронной сети</w:t>
+      </w:r>
+      <w:r>
+        <w:rPr>
+          <w:color w:val="auto"/>
+          <w:sz w:val="28"/>
+          <w:szCs w:val="28"/>
+        </w:rPr>
+        <w:t>, в ходе рендеринга многократно воспроизводит трехмерную сцену</w:t>
+      </w:r>
+      <w:r>
+        <w:rPr>
+          <w:color w:val="auto"/>
+          <w:sz w:val="28"/>
+          <w:szCs w:val="28"/>
+        </w:rPr>
+        <w:t xml:space="preserve">. Это </w:t>
+      </w:r>
+      <w:r>
+        <w:rPr>
+          <w:color w:val="auto"/>
+          <w:sz w:val="28"/>
+          <w:szCs w:val="28"/>
+        </w:rPr>
+        <w:t>серьезно замедляет процесс</w:t>
+      </w:r>
+      <w:r>
+        <w:rPr>
+          <w:color w:val="auto"/>
+          <w:sz w:val="28"/>
+          <w:szCs w:val="28"/>
+        </w:rPr>
+        <w:t xml:space="preserve"> </w:t>
+      </w:r>
+      <w:r>
+        <w:rPr>
+          <w:color w:val="auto"/>
+          <w:sz w:val="28"/>
+          <w:szCs w:val="28"/>
+        </w:rPr>
+        <w:t xml:space="preserve">последующей </w:t>
+      </w:r>
+      <w:r>
+        <w:rPr>
+          <w:color w:val="auto"/>
+          <w:sz w:val="28"/>
+          <w:szCs w:val="28"/>
+        </w:rPr>
+        <w:t xml:space="preserve">обработки и </w:t>
+      </w:r>
+      <w:r>
+        <w:rPr>
+          <w:color w:val="auto"/>
+          <w:sz w:val="28"/>
+          <w:szCs w:val="28"/>
+        </w:rPr>
+        <w:t>реконструкции изображения</w:t>
       </w:r>
       <w:r>
         <w:rPr>
@@ -25984,7 +26439,6 @@
           <w:sz w:val="28"/>
           <w:szCs w:val="28"/>
         </w:rPr>
-        <w:lastRenderedPageBreak/>
         <w:t>1.</w:t>
       </w:r>
       <w:r>
@@ -27591,7 +28045,6 @@
           <w:sz w:val="28"/>
           <w:szCs w:val="28"/>
         </w:rPr>
-        <w:lastRenderedPageBreak/>
         <w:t>З</w:t>
       </w:r>
       <w:r>
@@ -27953,6 +28406,205 @@
     </w:p>
     <w:p>
       <w:pPr>
+        <w:pStyle w:val="Default"/>
+        <w:spacing w:line="360" w:lineRule="auto"/>
+        <w:ind w:firstLine="709"/>
+        <w:jc w:val="both"/>
+        <w:rPr>
+          <w:color w:val="auto"/>
+          <w:sz w:val="28"/>
+          <w:szCs w:val="28"/>
+        </w:rPr>
+      </w:pPr>
+      <w:proofErr w:type="spellStart"/>
+      <w:r>
+        <w:rPr>
+          <w:color w:val="auto"/>
+          <w:sz w:val="28"/>
+          <w:szCs w:val="28"/>
+        </w:rPr>
+        <w:t>Сандстрём</w:t>
+      </w:r>
+      <w:proofErr w:type="spellEnd"/>
+      <w:r>
+        <w:rPr>
+          <w:color w:val="auto"/>
+          <w:sz w:val="28"/>
+          <w:szCs w:val="28"/>
+        </w:rPr>
+        <w:t xml:space="preserve"> Э., Гесс Г. и многие другие реализовали синтез алгоритмов </w:t>
+      </w:r>
+      <w:r>
+        <w:rPr>
+          <w:color w:val="auto"/>
+          <w:sz w:val="28"/>
+          <w:szCs w:val="28"/>
+          <w:lang w:val="en-US"/>
+        </w:rPr>
+        <w:t>SLAM</w:t>
+      </w:r>
+      <w:r>
+        <w:rPr>
+          <w:color w:val="auto"/>
+          <w:sz w:val="28"/>
+          <w:szCs w:val="28"/>
+        </w:rPr>
+        <w:t xml:space="preserve"> </w:t>
+      </w:r>
+      <w:r>
+        <w:rPr>
+          <w:color w:val="auto"/>
+          <w:sz w:val="28"/>
+          <w:szCs w:val="28"/>
+        </w:rPr>
+        <w:t>с трёхмерной реконструкцией</w:t>
+      </w:r>
+      <w:r>
+        <w:rPr>
+          <w:color w:val="auto"/>
+          <w:sz w:val="28"/>
+          <w:szCs w:val="28"/>
+        </w:rPr>
+        <w:t xml:space="preserve"> полученных данных</w:t>
+      </w:r>
+      <w:r>
+        <w:rPr>
+          <w:color w:val="auto"/>
+          <w:sz w:val="28"/>
+          <w:szCs w:val="28"/>
+        </w:rPr>
+        <w:t xml:space="preserve"> с помощью методах генерации гауссовых пятен. </w:t>
+      </w:r>
+      <w:r>
+        <w:rPr>
+          <w:color w:val="auto"/>
+          <w:sz w:val="28"/>
+          <w:szCs w:val="28"/>
+        </w:rPr>
+        <w:t xml:space="preserve">Однако Гесс Г. в своей работе опирается на данные, получаемые с помощью лазерных дальномеров, расширяя получаемые облака точек, заложенные в классические </w:t>
+      </w:r>
+      <w:r>
+        <w:rPr>
+          <w:color w:val="auto"/>
+          <w:sz w:val="28"/>
+          <w:szCs w:val="28"/>
+          <w:lang w:val="en-US"/>
+        </w:rPr>
+        <w:t>SLAM</w:t>
+      </w:r>
+      <w:r>
+        <w:rPr>
+          <w:color w:val="auto"/>
+          <w:sz w:val="28"/>
+          <w:szCs w:val="28"/>
+        </w:rPr>
+        <w:t xml:space="preserve">-алгоритмы. </w:t>
+      </w:r>
+      <w:proofErr w:type="spellStart"/>
+      <w:r>
+        <w:rPr>
+          <w:color w:val="auto"/>
+          <w:sz w:val="28"/>
+          <w:szCs w:val="28"/>
+        </w:rPr>
+        <w:t>Сандстрём</w:t>
+      </w:r>
+      <w:proofErr w:type="spellEnd"/>
+      <w:r>
+        <w:rPr>
+          <w:color w:val="auto"/>
+          <w:sz w:val="28"/>
+          <w:szCs w:val="28"/>
+        </w:rPr>
+        <w:t xml:space="preserve"> Э., в свою очередь, исследовал возможности расширения подхода </w:t>
+      </w:r>
+      <w:r>
+        <w:rPr>
+          <w:color w:val="auto"/>
+          <w:sz w:val="28"/>
+          <w:szCs w:val="28"/>
+          <w:lang w:val="en-US"/>
+        </w:rPr>
+        <w:t>Visual</w:t>
+      </w:r>
+      <w:r>
+        <w:rPr>
+          <w:color w:val="auto"/>
+          <w:sz w:val="28"/>
+          <w:szCs w:val="28"/>
+        </w:rPr>
+        <w:t xml:space="preserve"> </w:t>
+      </w:r>
+      <w:r>
+        <w:rPr>
+          <w:color w:val="auto"/>
+          <w:sz w:val="28"/>
+          <w:szCs w:val="28"/>
+          <w:lang w:val="en-US"/>
+        </w:rPr>
+        <w:t>SLAM</w:t>
+      </w:r>
+      <w:r>
+        <w:rPr>
+          <w:color w:val="auto"/>
+          <w:sz w:val="28"/>
+          <w:szCs w:val="28"/>
+        </w:rPr>
+        <w:t>, основываясь на данных</w:t>
+      </w:r>
+      <w:r>
+        <w:rPr>
+          <w:color w:val="auto"/>
+          <w:sz w:val="28"/>
+          <w:szCs w:val="28"/>
+        </w:rPr>
+        <w:t xml:space="preserve"> </w:t>
+      </w:r>
+      <w:r>
+        <w:rPr>
+          <w:color w:val="auto"/>
+          <w:sz w:val="28"/>
+          <w:szCs w:val="28"/>
+          <w:lang w:val="en-US"/>
+        </w:rPr>
+        <w:t>RGB</w:t>
+      </w:r>
+      <w:r>
+        <w:rPr>
+          <w:color w:val="auto"/>
+          <w:sz w:val="28"/>
+          <w:szCs w:val="28"/>
+        </w:rPr>
+        <w:t>-</w:t>
+      </w:r>
+      <w:r>
+        <w:rPr>
+          <w:color w:val="auto"/>
+          <w:sz w:val="28"/>
+          <w:szCs w:val="28"/>
+          <w:lang w:val="en-US"/>
+        </w:rPr>
+        <w:t>D</w:t>
+      </w:r>
+      <w:r>
+        <w:rPr>
+          <w:color w:val="auto"/>
+          <w:sz w:val="28"/>
+          <w:szCs w:val="28"/>
+        </w:rPr>
+        <w:t xml:space="preserve"> </w:t>
+      </w:r>
+      <w:r>
+        <w:rPr>
+          <w:color w:val="auto"/>
+          <w:sz w:val="28"/>
+          <w:szCs w:val="28"/>
+        </w:rPr>
+        <w:t xml:space="preserve">камер (сенсоров с измерением глубины). В результате </w:t>
+      </w:r>
+    </w:p>
+    <w:p>
+      <w:pPr>
         <w:spacing w:after="0" w:line="360" w:lineRule="auto"/>
         <w:ind w:firstLine="709"/>
         <w:jc w:val="both"/>
@@ -27968,7 +28620,15 @@
           <w:sz w:val="28"/>
           <w:szCs w:val="28"/>
         </w:rPr>
-        <w:t>Исследователи из Италии в середине 2026 года представили комплексн</w:t>
+        <w:t>В дальнейшем исследователи</w:t>
+      </w:r>
+      <w:r>
+        <w:rPr>
+          <w:rFonts w:ascii="Times New Roman" w:hAnsi="Times New Roman" w:cs="Times New Roman"/>
+          <w:sz w:val="28"/>
+          <w:szCs w:val="28"/>
+        </w:rPr>
+        <w:t xml:space="preserve"> из Италии в середине 2026 года представили комплексн</w:t>
       </w:r>
       <w:r>
         <w:rPr>
@@ -28105,7 +28765,16 @@
           <w:sz w:val="28"/>
           <w:szCs w:val="28"/>
         </w:rPr>
-        <w:t xml:space="preserve">для решения задачи автономной навигации в ходе сбора урожая плодов с деревьев. Авторы отмечают, что применение метода генерации гауссовых пятен </w:t>
+        <w:t xml:space="preserve">для решения задачи автономной навигации в ходе сбора урожая плодов с деревьев. Авторы </w:t>
+      </w:r>
+      <w:r>
+        <w:rPr>
+          <w:rFonts w:ascii="Times New Roman" w:hAnsi="Times New Roman" w:cs="Times New Roman"/>
+          <w:sz w:val="28"/>
+          <w:szCs w:val="28"/>
+        </w:rPr>
+        <w:lastRenderedPageBreak/>
+        <w:t xml:space="preserve">отмечают, что применение метода генерации гауссовых пятен </w:t>
       </w:r>
       <w:r>
         <w:rPr>
@@ -28251,9 +28920,17 @@
           <w:rFonts w:ascii="Times New Roman" w:hAnsi="Times New Roman" w:cs="Times New Roman"/>
           <w:sz w:val="28"/>
           <w:szCs w:val="28"/>
+        </w:rPr>
+        <w:t>-</w:t>
+      </w:r>
+      <w:r>
+        <w:rPr>
+          <w:rFonts w:ascii="Times New Roman" w:hAnsi="Times New Roman" w:cs="Times New Roman"/>
+          <w:sz w:val="28"/>
+          <w:szCs w:val="28"/>
           <w:lang w:val="en-US"/>
         </w:rPr>
-        <w:t>-SLAM</w:t>
+        <w:t>SLAM</w:t>
       </w:r>
     </w:p>
     <w:p>
@@ -28376,16 +29053,7 @@
           <w:sz w:val="28"/>
           <w:szCs w:val="28"/>
         </w:rPr>
-        <w:t xml:space="preserve">Уборочные машины позволяют снизить трудоемкость работы сотрудника-уборщика в производственных и офисных помещениях, дворовых </w:t>
-      </w:r>
-      <w:r>
-        <w:rPr>
-          <w:rFonts w:ascii="Times New Roman" w:hAnsi="Times New Roman" w:cs="Times New Roman"/>
-          <w:sz w:val="28"/>
-          <w:szCs w:val="28"/>
-        </w:rPr>
-        <w:lastRenderedPageBreak/>
-        <w:t xml:space="preserve">территориях и крупных автомагистралей. В свою очередь применение автономных систем позволяет и далее снижать стоимость работ по очистке и уборке территории. Стоимость внедрения технологий возможна, как правило, выше ожидаемых показателей, однако последующий эффект от эксплуатации автономных уборочных машин позволяет значительно снизить трудозатраты предприятий. Автономные уборочные машины позволяют облегчить очистку от грязи, мусора и уборку помещений различного объема, оптимизируя труд сотрудников, материально-технические расходы клининговых подразделений или компаний. Уборочные машины зачастую совмещают в себе сразу несколько типов уборки и очистки: сухая, влажная и комбинированная. </w:t>
+        <w:t xml:space="preserve">Уборочные машины позволяют снизить трудоемкость работы сотрудника-уборщика в производственных и офисных помещениях, дворовых территориях и крупных автомагистралей. В свою очередь применение автономных систем позволяет и далее снижать стоимость работ по очистке и уборке территории. Стоимость внедрения технологий возможна, как правило, выше ожидаемых показателей, однако последующий эффект от эксплуатации автономных уборочных машин позволяет значительно снизить трудозатраты предприятий. Автономные уборочные машины позволяют облегчить очистку от грязи, мусора и уборку помещений различного объема, оптимизируя труд сотрудников, материально-технические расходы клининговых подразделений или компаний. Уборочные машины зачастую совмещают в себе сразу несколько типов уборки и очистки: сухая, влажная и комбинированная. </w:t>
       </w:r>
     </w:p>
     <w:p>
@@ -28405,6 +29073,7 @@
           <w:sz w:val="28"/>
           <w:szCs w:val="28"/>
         </w:rPr>
+        <w:lastRenderedPageBreak/>
         <w:t>Далее представлена более расширенная классификация устройств по различным параметрам:</w:t>
       </w:r>
     </w:p>
@@ -28813,8 +29482,8 @@
         </w:rPr>
         <w:lastRenderedPageBreak/>
         <w:drawing>
-          <wp:inline distT="0" distB="0" distL="0" distR="0" wp14:anchorId="48A07E23" wp14:editId="5013EDD7">
-            <wp:extent cx="4176000" cy="4176000"/>
+          <wp:inline distT="0" distB="0" distL="0" distR="0" wp14:anchorId="48A07E23" wp14:editId="01B0075C">
+            <wp:extent cx="4175113" cy="3717985"/>
             <wp:effectExtent l="0" t="0" r="0" b="0"/>
             <wp:docPr id="1" name="Рисунок 1" descr="Picture background"/>
             <wp:cNvGraphicFramePr>
@@ -28829,7 +29498,7 @@
                       <a:picLocks noChangeAspect="1" noChangeArrowheads="1"/>
                     </pic:cNvPicPr>
                   </pic:nvPicPr>
-                  <pic:blipFill>
+                  <pic:blipFill rotWithShape="1">
                     <a:blip r:embed="rId17">
                       <a:extLst>
                         <a:ext uri="{28A0092B-C50C-407E-A947-70E740481C1C}">
@@ -28837,15 +29506,13 @@
                         </a:ext>
                       </a:extLst>
                     </a:blip>
-                    <a:srcRect/>
-                    <a:stretch>
-                      <a:fillRect/>
-                    </a:stretch>
+                    <a:srcRect t="7437" b="3512"/>
+                    <a:stretch/>
                   </pic:blipFill>
                   <pic:spPr bwMode="auto">
                     <a:xfrm>
                       <a:off x="0" y="0"/>
-                      <a:ext cx="4176000" cy="4176000"/>
+                      <a:ext cx="4176000" cy="3718775"/>
                     </a:xfrm>
                     <a:prstGeom prst="rect">
                       <a:avLst/>
@@ -28854,6 +29521,11 @@
                     <a:ln>
                       <a:noFill/>
                     </a:ln>
+                    <a:extLst>
+                      <a:ext uri="{53640926-AAD7-44D8-BBD7-CCE9431645EC}">
+                        <a14:shadowObscured xmlns:a14="http://schemas.microsoft.com/office/drawing/2010/main"/>
+                      </a:ext>
+                    </a:extLst>
                   </pic:spPr>
                 </pic:pic>
               </a:graphicData>
@@ -28865,31 +29537,29 @@
     <w:p>
       <w:pPr>
         <w:spacing w:after="0" w:line="240" w:lineRule="auto"/>
-        <w:ind w:firstLine="709"/>
         <w:jc w:val="center"/>
         <w:rPr>
           <w:rFonts w:ascii="Times New Roman" w:hAnsi="Times New Roman" w:cs="Times New Roman"/>
-          <w:sz w:val="28"/>
-          <w:szCs w:val="28"/>
+          <w:sz w:val="24"/>
+          <w:szCs w:val="24"/>
         </w:rPr>
       </w:pPr>
     </w:p>
     <w:p>
       <w:pPr>
         <w:spacing w:after="0" w:line="240" w:lineRule="auto"/>
-        <w:ind w:firstLine="709"/>
         <w:jc w:val="center"/>
         <w:rPr>
           <w:rFonts w:ascii="Times New Roman" w:hAnsi="Times New Roman" w:cs="Times New Roman"/>
-          <w:sz w:val="28"/>
-          <w:szCs w:val="28"/>
-        </w:rPr>
-      </w:pPr>
-      <w:r>
-        <w:rPr>
-          <w:rFonts w:ascii="Times New Roman" w:hAnsi="Times New Roman" w:cs="Times New Roman"/>
-          <w:sz w:val="28"/>
-          <w:szCs w:val="28"/>
+          <w:sz w:val="24"/>
+          <w:szCs w:val="24"/>
+        </w:rPr>
+      </w:pPr>
+      <w:r>
+        <w:rPr>
+          <w:rFonts w:ascii="Times New Roman" w:hAnsi="Times New Roman" w:cs="Times New Roman"/>
+          <w:sz w:val="24"/>
+          <w:szCs w:val="24"/>
         </w:rPr>
         <w:t xml:space="preserve">Рисунок 1 – Робот-уборщик </w:t>
       </w:r>
@@ -28897,8 +29567,8 @@
       <w:r>
         <w:rPr>
           <w:rFonts w:ascii="Times New Roman" w:hAnsi="Times New Roman" w:cs="Times New Roman"/>
-          <w:sz w:val="28"/>
-          <w:szCs w:val="28"/>
+          <w:sz w:val="24"/>
+          <w:szCs w:val="24"/>
           <w:lang w:val="en-US"/>
         </w:rPr>
         <w:t>Pudu</w:t>
@@ -28907,16 +29577,16 @@
       <w:r>
         <w:rPr>
           <w:rFonts w:ascii="Times New Roman" w:hAnsi="Times New Roman" w:cs="Times New Roman"/>
-          <w:sz w:val="28"/>
-          <w:szCs w:val="28"/>
+          <w:sz w:val="24"/>
+          <w:szCs w:val="24"/>
         </w:rPr>
         <w:t xml:space="preserve"> </w:t>
       </w:r>
       <w:r>
         <w:rPr>
           <w:rFonts w:ascii="Times New Roman" w:hAnsi="Times New Roman" w:cs="Times New Roman"/>
-          <w:sz w:val="28"/>
-          <w:szCs w:val="28"/>
+          <w:sz w:val="24"/>
+          <w:szCs w:val="24"/>
           <w:lang w:val="en-US"/>
         </w:rPr>
         <w:t>CC</w:t>
@@ -28924,8 +29594,8 @@
       <w:r>
         <w:rPr>
           <w:rFonts w:ascii="Times New Roman" w:hAnsi="Times New Roman" w:cs="Times New Roman"/>
-          <w:sz w:val="28"/>
-          <w:szCs w:val="28"/>
+          <w:sz w:val="24"/>
+          <w:szCs w:val="24"/>
         </w:rPr>
         <w:t>1.</w:t>
       </w:r>
@@ -28933,12 +29603,11 @@
     <w:p>
       <w:pPr>
         <w:spacing w:after="0" w:line="240" w:lineRule="auto"/>
-        <w:ind w:firstLine="709"/>
-        <w:jc w:val="both"/>
-        <w:rPr>
-          <w:rFonts w:ascii="Times New Roman" w:hAnsi="Times New Roman" w:cs="Times New Roman"/>
-          <w:sz w:val="28"/>
-          <w:szCs w:val="28"/>
+        <w:jc w:val="center"/>
+        <w:rPr>
+          <w:rFonts w:ascii="Times New Roman" w:hAnsi="Times New Roman" w:cs="Times New Roman"/>
+          <w:sz w:val="24"/>
+          <w:szCs w:val="24"/>
         </w:rPr>
       </w:pPr>
     </w:p>
@@ -29095,7 +29764,142 @@
           <w:sz w:val="28"/>
           <w:szCs w:val="28"/>
         </w:rPr>
-        <w:t>разработала серию роботов-</w:t>
+        <w:t xml:space="preserve">разработала серию роботов-уборщиков: </w:t>
+      </w:r>
+      <w:r>
+        <w:rPr>
+          <w:rFonts w:ascii="Times New Roman" w:hAnsi="Times New Roman" w:cs="Times New Roman"/>
+          <w:sz w:val="28"/>
+          <w:szCs w:val="28"/>
+          <w:lang w:val="en-US"/>
+        </w:rPr>
+        <w:t>KOKOBOTS</w:t>
+      </w:r>
+      <w:r>
+        <w:rPr>
+          <w:rFonts w:ascii="Times New Roman" w:hAnsi="Times New Roman" w:cs="Times New Roman"/>
+          <w:sz w:val="28"/>
+          <w:szCs w:val="28"/>
+        </w:rPr>
+        <w:t xml:space="preserve"> </w:t>
+      </w:r>
+      <w:r>
+        <w:rPr>
+          <w:rFonts w:ascii="Times New Roman" w:hAnsi="Times New Roman" w:cs="Times New Roman"/>
+          <w:sz w:val="28"/>
+          <w:szCs w:val="28"/>
+          <w:lang w:val="en-US"/>
+        </w:rPr>
+        <w:t>S</w:t>
+      </w:r>
+      <w:r>
+        <w:rPr>
+          <w:rFonts w:ascii="Times New Roman" w:hAnsi="Times New Roman" w:cs="Times New Roman"/>
+          <w:sz w:val="28"/>
+          <w:szCs w:val="28"/>
+        </w:rPr>
+        <w:t xml:space="preserve">7, </w:t>
+      </w:r>
+      <w:r>
+        <w:rPr>
+          <w:rFonts w:ascii="Times New Roman" w:hAnsi="Times New Roman" w:cs="Times New Roman"/>
+          <w:sz w:val="28"/>
+          <w:szCs w:val="28"/>
+          <w:lang w:val="en-US"/>
+        </w:rPr>
+        <w:t>KOKOBOTS</w:t>
+      </w:r>
+      <w:r>
+        <w:rPr>
+          <w:rFonts w:ascii="Times New Roman" w:hAnsi="Times New Roman" w:cs="Times New Roman"/>
+          <w:sz w:val="28"/>
+          <w:szCs w:val="28"/>
+        </w:rPr>
+        <w:t xml:space="preserve"> </w:t>
+      </w:r>
+      <w:r>
+        <w:rPr>
+          <w:rFonts w:ascii="Times New Roman" w:hAnsi="Times New Roman" w:cs="Times New Roman"/>
+          <w:sz w:val="28"/>
+          <w:szCs w:val="28"/>
+          <w:lang w:val="en-US"/>
+        </w:rPr>
+        <w:t>S</w:t>
+      </w:r>
+      <w:r>
+        <w:rPr>
+          <w:rFonts w:ascii="Times New Roman" w:hAnsi="Times New Roman" w:cs="Times New Roman"/>
+          <w:sz w:val="28"/>
+          <w:szCs w:val="28"/>
+        </w:rPr>
+        <w:t>95,</w:t>
+      </w:r>
+      <w:r>
+        <w:rPr>
+          <w:rFonts w:ascii="Times New Roman" w:hAnsi="Times New Roman" w:cs="Times New Roman"/>
+          <w:sz w:val="28"/>
+          <w:szCs w:val="28"/>
+        </w:rPr>
+        <w:t xml:space="preserve"> </w:t>
+      </w:r>
+      <w:r>
+        <w:rPr>
+          <w:rFonts w:ascii="Times New Roman" w:hAnsi="Times New Roman" w:cs="Times New Roman"/>
+          <w:sz w:val="28"/>
+          <w:szCs w:val="28"/>
+          <w:lang w:val="en-US"/>
+        </w:rPr>
+        <w:t>KOKOBOTS</w:t>
+      </w:r>
+      <w:r>
+        <w:rPr>
+          <w:rFonts w:ascii="Times New Roman" w:hAnsi="Times New Roman" w:cs="Times New Roman"/>
+          <w:sz w:val="28"/>
+          <w:szCs w:val="28"/>
+        </w:rPr>
+        <w:t xml:space="preserve"> </w:t>
+      </w:r>
+      <w:r>
+        <w:rPr>
+          <w:rFonts w:ascii="Times New Roman" w:hAnsi="Times New Roman" w:cs="Times New Roman"/>
+          <w:sz w:val="28"/>
+          <w:szCs w:val="28"/>
+          <w:lang w:val="en-US"/>
+        </w:rPr>
+        <w:t>S</w:t>
+      </w:r>
+      <w:r>
+        <w:rPr>
+          <w:rFonts w:ascii="Times New Roman" w:hAnsi="Times New Roman" w:cs="Times New Roman"/>
+          <w:sz w:val="28"/>
+          <w:szCs w:val="28"/>
+        </w:rPr>
+        <w:t>977</w:t>
+      </w:r>
+      <w:r>
+        <w:rPr>
+          <w:rFonts w:ascii="Times New Roman" w:hAnsi="Times New Roman" w:cs="Times New Roman"/>
+          <w:sz w:val="28"/>
+          <w:szCs w:val="28"/>
+        </w:rPr>
+        <w:t xml:space="preserve">. </w:t>
+      </w:r>
+      <w:r>
+        <w:rPr>
+          <w:rFonts w:ascii="Times New Roman" w:hAnsi="Times New Roman" w:cs="Times New Roman"/>
+          <w:sz w:val="28"/>
+          <w:szCs w:val="28"/>
+          <w:lang w:val="tt-RU"/>
+        </w:rPr>
+        <w:t>Модели</w:t>
+      </w:r>
+      <w:r>
+        <w:rPr>
+          <w:rFonts w:ascii="Times New Roman" w:hAnsi="Times New Roman" w:cs="Times New Roman"/>
+          <w:sz w:val="28"/>
+          <w:szCs w:val="28"/>
+        </w:rPr>
+        <w:t xml:space="preserve"> различаются между собой по габаритам и функциональным возможностям. </w:t>
       </w:r>
       <w:r>
         <w:rPr>
@@ -29104,142 +29908,7 @@
           <w:szCs w:val="28"/>
         </w:rPr>
         <w:lastRenderedPageBreak/>
-        <w:t xml:space="preserve">уборщиков: </w:t>
-      </w:r>
-      <w:r>
-        <w:rPr>
-          <w:rFonts w:ascii="Times New Roman" w:hAnsi="Times New Roman" w:cs="Times New Roman"/>
-          <w:sz w:val="28"/>
-          <w:szCs w:val="28"/>
-          <w:lang w:val="en-US"/>
-        </w:rPr>
-        <w:t>KOKOBOTS</w:t>
-      </w:r>
-      <w:r>
-        <w:rPr>
-          <w:rFonts w:ascii="Times New Roman" w:hAnsi="Times New Roman" w:cs="Times New Roman"/>
-          <w:sz w:val="28"/>
-          <w:szCs w:val="28"/>
-        </w:rPr>
-        <w:t xml:space="preserve"> </w:t>
-      </w:r>
-      <w:r>
-        <w:rPr>
-          <w:rFonts w:ascii="Times New Roman" w:hAnsi="Times New Roman" w:cs="Times New Roman"/>
-          <w:sz w:val="28"/>
-          <w:szCs w:val="28"/>
-          <w:lang w:val="en-US"/>
-        </w:rPr>
-        <w:t>S</w:t>
-      </w:r>
-      <w:r>
-        <w:rPr>
-          <w:rFonts w:ascii="Times New Roman" w:hAnsi="Times New Roman" w:cs="Times New Roman"/>
-          <w:sz w:val="28"/>
-          <w:szCs w:val="28"/>
-        </w:rPr>
-        <w:t xml:space="preserve">7, </w:t>
-      </w:r>
-      <w:r>
-        <w:rPr>
-          <w:rFonts w:ascii="Times New Roman" w:hAnsi="Times New Roman" w:cs="Times New Roman"/>
-          <w:sz w:val="28"/>
-          <w:szCs w:val="28"/>
-          <w:lang w:val="en-US"/>
-        </w:rPr>
-        <w:t>KOKOBOTS</w:t>
-      </w:r>
-      <w:r>
-        <w:rPr>
-          <w:rFonts w:ascii="Times New Roman" w:hAnsi="Times New Roman" w:cs="Times New Roman"/>
-          <w:sz w:val="28"/>
-          <w:szCs w:val="28"/>
-        </w:rPr>
-        <w:t xml:space="preserve"> </w:t>
-      </w:r>
-      <w:r>
-        <w:rPr>
-          <w:rFonts w:ascii="Times New Roman" w:hAnsi="Times New Roman" w:cs="Times New Roman"/>
-          <w:sz w:val="28"/>
-          <w:szCs w:val="28"/>
-          <w:lang w:val="en-US"/>
-        </w:rPr>
-        <w:t>S</w:t>
-      </w:r>
-      <w:r>
-        <w:rPr>
-          <w:rFonts w:ascii="Times New Roman" w:hAnsi="Times New Roman" w:cs="Times New Roman"/>
-          <w:sz w:val="28"/>
-          <w:szCs w:val="28"/>
-        </w:rPr>
-        <w:t>95,</w:t>
-      </w:r>
-      <w:r>
-        <w:rPr>
-          <w:rFonts w:ascii="Times New Roman" w:hAnsi="Times New Roman" w:cs="Times New Roman"/>
-          <w:sz w:val="28"/>
-          <w:szCs w:val="28"/>
-        </w:rPr>
-        <w:t xml:space="preserve"> </w:t>
-      </w:r>
-      <w:r>
-        <w:rPr>
-          <w:rFonts w:ascii="Times New Roman" w:hAnsi="Times New Roman" w:cs="Times New Roman"/>
-          <w:sz w:val="28"/>
-          <w:szCs w:val="28"/>
-          <w:lang w:val="en-US"/>
-        </w:rPr>
-        <w:t>KOKOBOTS</w:t>
-      </w:r>
-      <w:r>
-        <w:rPr>
-          <w:rFonts w:ascii="Times New Roman" w:hAnsi="Times New Roman" w:cs="Times New Roman"/>
-          <w:sz w:val="28"/>
-          <w:szCs w:val="28"/>
-        </w:rPr>
-        <w:t xml:space="preserve"> </w:t>
-      </w:r>
-      <w:r>
-        <w:rPr>
-          <w:rFonts w:ascii="Times New Roman" w:hAnsi="Times New Roman" w:cs="Times New Roman"/>
-          <w:sz w:val="28"/>
-          <w:szCs w:val="28"/>
-          <w:lang w:val="en-US"/>
-        </w:rPr>
-        <w:t>S</w:t>
-      </w:r>
-      <w:r>
-        <w:rPr>
-          <w:rFonts w:ascii="Times New Roman" w:hAnsi="Times New Roman" w:cs="Times New Roman"/>
-          <w:sz w:val="28"/>
-          <w:szCs w:val="28"/>
-        </w:rPr>
-        <w:t>977</w:t>
-      </w:r>
-      <w:r>
-        <w:rPr>
-          <w:rFonts w:ascii="Times New Roman" w:hAnsi="Times New Roman" w:cs="Times New Roman"/>
-          <w:sz w:val="28"/>
-          <w:szCs w:val="28"/>
-        </w:rPr>
-        <w:t xml:space="preserve">. </w:t>
-      </w:r>
-      <w:r>
-        <w:rPr>
-          <w:rFonts w:ascii="Times New Roman" w:hAnsi="Times New Roman" w:cs="Times New Roman"/>
-          <w:sz w:val="28"/>
-          <w:szCs w:val="28"/>
-          <w:lang w:val="tt-RU"/>
-        </w:rPr>
-        <w:t>Модели</w:t>
-      </w:r>
-      <w:r>
-        <w:rPr>
-          <w:rFonts w:ascii="Times New Roman" w:hAnsi="Times New Roman" w:cs="Times New Roman"/>
-          <w:sz w:val="28"/>
-          <w:szCs w:val="28"/>
-        </w:rPr>
-        <w:t xml:space="preserve"> различаются между собой по габаритам и функциональным возможностям. Предложенные решения позволяют преодолевать искусственные неровности и бордюров с углом подъема до 12</w:t>
+        <w:t>Предложенные решения позволяют преодолевать искусственные неровности и бордюров с углом подъема до 12</w:t>
       </w:r>
       <w:r>
         <w:rPr>
@@ -29389,39 +30058,37 @@
     <w:p>
       <w:pPr>
         <w:spacing w:after="0" w:line="240" w:lineRule="auto"/>
-        <w:ind w:firstLine="709"/>
         <w:jc w:val="center"/>
         <w:rPr>
           <w:rFonts w:ascii="Times New Roman" w:hAnsi="Times New Roman" w:cs="Times New Roman"/>
-          <w:sz w:val="28"/>
-          <w:szCs w:val="28"/>
+          <w:sz w:val="24"/>
+          <w:szCs w:val="24"/>
         </w:rPr>
       </w:pPr>
     </w:p>
     <w:p>
       <w:pPr>
         <w:spacing w:after="0" w:line="240" w:lineRule="auto"/>
-        <w:ind w:firstLine="709"/>
         <w:jc w:val="center"/>
         <w:rPr>
           <w:rFonts w:ascii="Times New Roman" w:hAnsi="Times New Roman" w:cs="Times New Roman"/>
-          <w:sz w:val="28"/>
-          <w:szCs w:val="28"/>
-        </w:rPr>
-      </w:pPr>
-      <w:r>
-        <w:rPr>
-          <w:rFonts w:ascii="Times New Roman" w:hAnsi="Times New Roman" w:cs="Times New Roman"/>
-          <w:sz w:val="28"/>
-          <w:szCs w:val="28"/>
+          <w:sz w:val="24"/>
+          <w:szCs w:val="24"/>
+        </w:rPr>
+      </w:pPr>
+      <w:r>
+        <w:rPr>
+          <w:rFonts w:ascii="Times New Roman" w:hAnsi="Times New Roman" w:cs="Times New Roman"/>
+          <w:sz w:val="24"/>
+          <w:szCs w:val="24"/>
         </w:rPr>
         <w:t xml:space="preserve">Рисунок 2 – Автономный уличный робот-уборщик </w:t>
       </w:r>
       <w:r>
         <w:rPr>
           <w:rFonts w:ascii="Times New Roman" w:hAnsi="Times New Roman" w:cs="Times New Roman"/>
-          <w:sz w:val="28"/>
-          <w:szCs w:val="28"/>
+          <w:sz w:val="24"/>
+          <w:szCs w:val="24"/>
           <w:lang w:val="en-US"/>
         </w:rPr>
         <w:t>KOKOBOTS</w:t>
@@ -29429,16 +30096,16 @@
       <w:r>
         <w:rPr>
           <w:rFonts w:ascii="Times New Roman" w:hAnsi="Times New Roman" w:cs="Times New Roman"/>
-          <w:sz w:val="28"/>
-          <w:szCs w:val="28"/>
+          <w:sz w:val="24"/>
+          <w:szCs w:val="24"/>
         </w:rPr>
         <w:t xml:space="preserve"> </w:t>
       </w:r>
       <w:r>
         <w:rPr>
           <w:rFonts w:ascii="Times New Roman" w:hAnsi="Times New Roman" w:cs="Times New Roman"/>
-          <w:sz w:val="28"/>
-          <w:szCs w:val="28"/>
+          <w:sz w:val="24"/>
+          <w:szCs w:val="24"/>
           <w:lang w:val="en-US"/>
         </w:rPr>
         <w:t>S</w:t>
@@ -29446,21 +30113,20 @@
       <w:r>
         <w:rPr>
           <w:rFonts w:ascii="Times New Roman" w:hAnsi="Times New Roman" w:cs="Times New Roman"/>
-          <w:sz w:val="28"/>
-          <w:szCs w:val="28"/>
+          <w:sz w:val="24"/>
+          <w:szCs w:val="24"/>
         </w:rPr>
         <w:t>95</w:t>
       </w:r>
     </w:p>
     <w:p>
       <w:pPr>
-        <w:spacing w:after="0" w:line="360" w:lineRule="auto"/>
-        <w:ind w:firstLine="709"/>
-        <w:jc w:val="both"/>
-        <w:rPr>
-          <w:rFonts w:ascii="Times New Roman" w:hAnsi="Times New Roman" w:cs="Times New Roman"/>
-          <w:sz w:val="28"/>
-          <w:szCs w:val="28"/>
+        <w:spacing w:after="0" w:line="240" w:lineRule="auto"/>
+        <w:jc w:val="center"/>
+        <w:rPr>
+          <w:rFonts w:ascii="Times New Roman" w:hAnsi="Times New Roman" w:cs="Times New Roman"/>
+          <w:sz w:val="24"/>
+          <w:szCs w:val="24"/>
         </w:rPr>
       </w:pPr>
     </w:p>
@@ -29545,6 +30211,7 @@
           <w:sz w:val="28"/>
           <w:szCs w:val="28"/>
         </w:rPr>
+        <w:lastRenderedPageBreak/>
         <w:t>1.</w:t>
       </w:r>
       <w:r>
@@ -29890,8 +30557,34 @@
           <w:sz w:val="28"/>
           <w:szCs w:val="28"/>
         </w:rPr>
-        <w:t xml:space="preserve"> и лазерные дальномеры, установленные по периметру транспортного средства. Совокупность программно-аппаратных средств и анализ местности на основе систем синтезированного зрения </w:t>
-      </w:r>
+        <w:t xml:space="preserve"> и лазерные дальномеры, установленные по периметру транспортного средства. Совокупность программно-аппаратных средств и анализ местности на основе систем синтезированного зрения позволяет развить не менее перспективную технологию и расширить возможности применения таких систем [6</w:t>
+      </w:r>
+      <w:r>
+        <w:rPr>
+          <w:rFonts w:ascii="Times New Roman" w:hAnsi="Times New Roman" w:cs="Times New Roman"/>
+          <w:sz w:val="28"/>
+          <w:szCs w:val="28"/>
+          <w:lang w:val="tt-RU"/>
+        </w:rPr>
+        <w:t>–</w:t>
+      </w:r>
+      <w:r>
+        <w:rPr>
+          <w:rFonts w:ascii="Times New Roman" w:hAnsi="Times New Roman" w:cs="Times New Roman"/>
+          <w:sz w:val="28"/>
+          <w:szCs w:val="28"/>
+        </w:rPr>
+        <w:t>8].</w:t>
+      </w:r>
+    </w:p>
+    <w:p>
+      <w:pPr>
+        <w:rPr>
+          <w:rFonts w:ascii="Times New Roman" w:hAnsi="Times New Roman" w:cs="Times New Roman"/>
+          <w:sz w:val="28"/>
+          <w:szCs w:val="28"/>
+        </w:rPr>
+      </w:pPr>
       <w:r>
         <w:rPr>
           <w:rFonts w:ascii="Times New Roman" w:hAnsi="Times New Roman" w:cs="Times New Roman"/>
@@ -29899,40 +30592,6 @@
           <w:szCs w:val="28"/>
         </w:rPr>
         <w:lastRenderedPageBreak/>
-        <w:t>позволяет развить не менее перспективную технологию и расширить возможности применения таких систем [6</w:t>
-      </w:r>
-      <w:r>
-        <w:rPr>
-          <w:rFonts w:ascii="Times New Roman" w:hAnsi="Times New Roman" w:cs="Times New Roman"/>
-          <w:sz w:val="28"/>
-          <w:szCs w:val="28"/>
-          <w:lang w:val="tt-RU"/>
-        </w:rPr>
-        <w:t>–</w:t>
-      </w:r>
-      <w:r>
-        <w:rPr>
-          <w:rFonts w:ascii="Times New Roman" w:hAnsi="Times New Roman" w:cs="Times New Roman"/>
-          <w:sz w:val="28"/>
-          <w:szCs w:val="28"/>
-        </w:rPr>
-        <w:t>8].</w:t>
-      </w:r>
-    </w:p>
-    <w:p>
-      <w:pPr>
-        <w:rPr>
-          <w:rFonts w:ascii="Times New Roman" w:hAnsi="Times New Roman" w:cs="Times New Roman"/>
-          <w:sz w:val="28"/>
-          <w:szCs w:val="28"/>
-        </w:rPr>
-      </w:pPr>
-      <w:r>
-        <w:rPr>
-          <w:rFonts w:ascii="Times New Roman" w:hAnsi="Times New Roman" w:cs="Times New Roman"/>
-          <w:sz w:val="28"/>
-          <w:szCs w:val="28"/>
-        </w:rPr>
         <w:br w:type="page"/>
       </w:r>
     </w:p>

--- a/Кандидатская диссертация.docx
+++ b/Кандидатская диссертация.docx
@@ -70,10 +70,10 @@
                   <v:path o:extrusionok="f" gradientshapeok="t" o:connecttype="rect"/>
                   <o:lock v:ext="edit" aspectratio="t"/>
                 </v:shapetype>
-                <v:shape id="_x0000_i1025" type="#_x0000_t75" style="width:37.35pt;height:35.3pt" o:ole="" fillcolor="window">
+                <v:shape id="_x0000_i1025" type="#_x0000_t75" style="width:37.65pt;height:35.15pt" o:ole="" fillcolor="window">
                   <v:imagedata r:id="rId8" o:title=""/>
                 </v:shape>
-                <o:OLEObject Type="Embed" ProgID="MSDraw" ShapeID="_x0000_i1025" DrawAspect="Content" ObjectID="_1845466777" r:id="rId9"/>
+                <o:OLEObject Type="Embed" ProgID="MSDraw" ShapeID="_x0000_i1025" DrawAspect="Content" ObjectID="_1845557860" r:id="rId9"/>
               </w:object>
             </w:r>
             <w:r>
@@ -172,7 +172,7 @@
             <w:bookmarkStart w:id="0" w:name="_Toc234234130"/>
             <w:bookmarkStart w:id="1" w:name="_Toc234253846"/>
             <w:bookmarkStart w:id="2" w:name="_Toc234405352"/>
-            <w:bookmarkStart w:id="3" w:name="_Toc234512199"/>
+            <w:bookmarkStart w:id="3" w:name="_Toc234925261"/>
             <w:r>
               <w:rPr>
                 <w:rFonts w:ascii="Times New Roman" w:eastAsia="Times New Roman" w:hAnsi="Times New Roman" w:cs="Times New Roman"/>
@@ -486,7 +486,7 @@
       <w:bookmarkStart w:id="5" w:name="_Toc234234131"/>
       <w:bookmarkStart w:id="6" w:name="_Toc234253847"/>
       <w:bookmarkStart w:id="7" w:name="_Toc234405353"/>
-      <w:bookmarkStart w:id="8" w:name="_Toc234512200"/>
+      <w:bookmarkStart w:id="8" w:name="_Toc234925262"/>
       <w:r>
         <w:rPr>
           <w:rFonts w:ascii="Times New Roman" w:eastAsia="Times New Roman" w:hAnsi="Times New Roman" w:cs="Times New Roman"/>
@@ -1603,7 +1603,7 @@
             </w:rPr>
             <w:fldChar w:fldCharType="separate"/>
           </w:r>
-          <w:hyperlink w:anchor="_Toc234512199" w:history="1">
+          <w:hyperlink w:anchor="_Toc234925261" w:history="1">
             <w:r>
               <w:rPr>
                 <w:rStyle w:val="a5"/>
@@ -1632,7 +1632,7 @@
                 <w:noProof/>
                 <w:webHidden/>
               </w:rPr>
-              <w:instrText xml:space="preserve"> PAGEREF _Toc234512199 \h </w:instrText>
+              <w:instrText xml:space="preserve"> PAGEREF _Toc234925261 \h </w:instrText>
             </w:r>
             <w:r>
               <w:rPr>
@@ -1679,7 +1679,7 @@
               <w14:ligatures w14:val="standardContextual"/>
             </w:rPr>
           </w:pPr>
-          <w:hyperlink w:anchor="_Toc234512200" w:history="1">
+          <w:hyperlink w:anchor="_Toc234925262" w:history="1">
             <w:r>
               <w:rPr>
                 <w:rStyle w:val="a5"/>
@@ -1710,7 +1710,7 @@
                 <w:noProof/>
                 <w:webHidden/>
               </w:rPr>
-              <w:instrText xml:space="preserve"> PAGEREF _Toc234512200 \h </w:instrText>
+              <w:instrText xml:space="preserve"> PAGEREF _Toc234925262 \h </w:instrText>
             </w:r>
             <w:r>
               <w:rPr>
@@ -1757,7 +1757,7 @@
               <w14:ligatures w14:val="standardContextual"/>
             </w:rPr>
           </w:pPr>
-          <w:hyperlink w:anchor="_Toc234512201" w:history="1">
+          <w:hyperlink w:anchor="_Toc234925263" w:history="1">
             <w:r>
               <w:rPr>
                 <w:rStyle w:val="a5"/>
@@ -1787,7 +1787,7 @@
                 <w:noProof/>
                 <w:webHidden/>
               </w:rPr>
-              <w:instrText xml:space="preserve"> PAGEREF _Toc234512201 \h </w:instrText>
+              <w:instrText xml:space="preserve"> PAGEREF _Toc234925263 \h </w:instrText>
             </w:r>
             <w:r>
               <w:rPr>
@@ -1834,7 +1834,7 @@
               <w14:ligatures w14:val="standardContextual"/>
             </w:rPr>
           </w:pPr>
-          <w:hyperlink w:anchor="_Toc234512202" w:history="1">
+          <w:hyperlink w:anchor="_Toc234925264" w:history="1">
             <w:r>
               <w:rPr>
                 <w:rStyle w:val="a5"/>
@@ -1864,7 +1864,7 @@
                 <w:noProof/>
                 <w:webHidden/>
               </w:rPr>
-              <w:instrText xml:space="preserve"> PAGEREF _Toc234512202 \h </w:instrText>
+              <w:instrText xml:space="preserve"> PAGEREF _Toc234925264 \h </w:instrText>
             </w:r>
             <w:r>
               <w:rPr>
@@ -1911,7 +1911,7 @@
               <w14:ligatures w14:val="standardContextual"/>
             </w:rPr>
           </w:pPr>
-          <w:hyperlink w:anchor="_Toc234512203" w:history="1">
+          <w:hyperlink w:anchor="_Toc234925265" w:history="1">
             <w:r>
               <w:rPr>
                 <w:rStyle w:val="a5"/>
@@ -1941,7 +1941,7 @@
                 <w:noProof/>
                 <w:webHidden/>
               </w:rPr>
-              <w:instrText xml:space="preserve"> PAGEREF _Toc234512203 \h </w:instrText>
+              <w:instrText xml:space="preserve"> PAGEREF _Toc234925265 \h </w:instrText>
             </w:r>
             <w:r>
               <w:rPr>
@@ -1988,7 +1988,7 @@
               <w14:ligatures w14:val="standardContextual"/>
             </w:rPr>
           </w:pPr>
-          <w:hyperlink w:anchor="_Toc234512204" w:history="1">
+          <w:hyperlink w:anchor="_Toc234925266" w:history="1">
             <w:r>
               <w:rPr>
                 <w:rStyle w:val="a5"/>
@@ -2018,7 +2018,7 @@
                 <w:noProof/>
                 <w:webHidden/>
               </w:rPr>
-              <w:instrText xml:space="preserve"> PAGEREF _Toc234512204 \h </w:instrText>
+              <w:instrText xml:space="preserve"> PAGEREF _Toc234925266 \h </w:instrText>
             </w:r>
             <w:r>
               <w:rPr>
@@ -2065,7 +2065,7 @@
               <w14:ligatures w14:val="standardContextual"/>
             </w:rPr>
           </w:pPr>
-          <w:hyperlink w:anchor="_Toc234512205" w:history="1">
+          <w:hyperlink w:anchor="_Toc234925267" w:history="1">
             <w:r>
               <w:rPr>
                 <w:rStyle w:val="a5"/>
@@ -2095,7 +2095,7 @@
                 <w:noProof/>
                 <w:webHidden/>
               </w:rPr>
-              <w:instrText xml:space="preserve"> PAGEREF _Toc234512205 \h </w:instrText>
+              <w:instrText xml:space="preserve"> PAGEREF _Toc234925267 \h </w:instrText>
             </w:r>
             <w:r>
               <w:rPr>
@@ -2142,7 +2142,7 @@
               <w14:ligatures w14:val="standardContextual"/>
             </w:rPr>
           </w:pPr>
-          <w:hyperlink w:anchor="_Toc234512206" w:history="1">
+          <w:hyperlink w:anchor="_Toc234925268" w:history="1">
             <w:r>
               <w:rPr>
                 <w:rStyle w:val="a5"/>
@@ -2172,7 +2172,7 @@
                 <w:noProof/>
                 <w:webHidden/>
               </w:rPr>
-              <w:instrText xml:space="preserve"> PAGEREF _Toc234512206 \h </w:instrText>
+              <w:instrText xml:space="preserve"> PAGEREF _Toc234925268 \h </w:instrText>
             </w:r>
             <w:r>
               <w:rPr>
@@ -2219,7 +2219,7 @@
               <w14:ligatures w14:val="standardContextual"/>
             </w:rPr>
           </w:pPr>
-          <w:hyperlink w:anchor="_Toc234512207" w:history="1">
+          <w:hyperlink w:anchor="_Toc234925269" w:history="1">
             <w:r>
               <w:rPr>
                 <w:rStyle w:val="a5"/>
@@ -2249,7 +2249,7 @@
                 <w:noProof/>
                 <w:webHidden/>
               </w:rPr>
-              <w:instrText xml:space="preserve"> PAGEREF _Toc234512207 \h </w:instrText>
+              <w:instrText xml:space="preserve"> PAGEREF _Toc234925269 \h </w:instrText>
             </w:r>
             <w:r>
               <w:rPr>
@@ -2296,7 +2296,7 @@
               <w14:ligatures w14:val="standardContextual"/>
             </w:rPr>
           </w:pPr>
-          <w:hyperlink w:anchor="_Toc234512208" w:history="1">
+          <w:hyperlink w:anchor="_Toc234925270" w:history="1">
             <w:r>
               <w:rPr>
                 <w:rStyle w:val="a5"/>
@@ -2326,7 +2326,7 @@
                 <w:noProof/>
                 <w:webHidden/>
               </w:rPr>
-              <w:instrText xml:space="preserve"> PAGEREF _Toc234512208 \h </w:instrText>
+              <w:instrText xml:space="preserve"> PAGEREF _Toc234925270 \h </w:instrText>
             </w:r>
             <w:r>
               <w:rPr>
@@ -2373,7 +2373,7 @@
               <w14:ligatures w14:val="standardContextual"/>
             </w:rPr>
           </w:pPr>
-          <w:hyperlink w:anchor="_Toc234512209" w:history="1">
+          <w:hyperlink w:anchor="_Toc234925271" w:history="1">
             <w:r>
               <w:rPr>
                 <w:rStyle w:val="a5"/>
@@ -2403,7 +2403,7 @@
                 <w:noProof/>
                 <w:webHidden/>
               </w:rPr>
-              <w:instrText xml:space="preserve"> PAGEREF _Toc234512209 \h </w:instrText>
+              <w:instrText xml:space="preserve"> PAGEREF _Toc234925271 \h </w:instrText>
             </w:r>
             <w:r>
               <w:rPr>
@@ -2450,7 +2450,7 @@
               <w14:ligatures w14:val="standardContextual"/>
             </w:rPr>
           </w:pPr>
-          <w:hyperlink w:anchor="_Toc234512210" w:history="1">
+          <w:hyperlink w:anchor="_Toc234925272" w:history="1">
             <w:r>
               <w:rPr>
                 <w:rStyle w:val="a5"/>
@@ -2480,7 +2480,7 @@
                 <w:noProof/>
                 <w:webHidden/>
               </w:rPr>
-              <w:instrText xml:space="preserve"> PAGEREF _Toc234512210 \h </w:instrText>
+              <w:instrText xml:space="preserve"> PAGEREF _Toc234925272 \h </w:instrText>
             </w:r>
             <w:r>
               <w:rPr>
@@ -2527,7 +2527,7 @@
               <w14:ligatures w14:val="standardContextual"/>
             </w:rPr>
           </w:pPr>
-          <w:hyperlink w:anchor="_Toc234512211" w:history="1">
+          <w:hyperlink w:anchor="_Toc234925273" w:history="1">
             <w:r>
               <w:rPr>
                 <w:rStyle w:val="a5"/>
@@ -2578,7 +2578,7 @@
                 <w:noProof/>
                 <w:webHidden/>
               </w:rPr>
-              <w:instrText xml:space="preserve"> PAGEREF _Toc234512211 \h </w:instrText>
+              <w:instrText xml:space="preserve"> PAGEREF _Toc234925273 \h </w:instrText>
             </w:r>
             <w:r>
               <w:rPr>
@@ -2625,7 +2625,7 @@
               <w14:ligatures w14:val="standardContextual"/>
             </w:rPr>
           </w:pPr>
-          <w:hyperlink w:anchor="_Toc234512212" w:history="1">
+          <w:hyperlink w:anchor="_Toc234925274" w:history="1">
             <w:r>
               <w:rPr>
                 <w:rStyle w:val="a5"/>
@@ -2655,7 +2655,7 @@
                 <w:noProof/>
                 <w:webHidden/>
               </w:rPr>
-              <w:instrText xml:space="preserve"> PAGEREF _Toc234512212 \h </w:instrText>
+              <w:instrText xml:space="preserve"> PAGEREF _Toc234925274 \h </w:instrText>
             </w:r>
             <w:r>
               <w:rPr>
@@ -2675,7 +2675,7 @@
                 <w:noProof/>
                 <w:webHidden/>
               </w:rPr>
-              <w:t>30</w:t>
+              <w:t>31</w:t>
             </w:r>
             <w:r>
               <w:rPr>
@@ -2702,7 +2702,7 @@
               <w14:ligatures w14:val="standardContextual"/>
             </w:rPr>
           </w:pPr>
-          <w:hyperlink w:anchor="_Toc234512213" w:history="1">
+          <w:hyperlink w:anchor="_Toc234925275" w:history="1">
             <w:r>
               <w:rPr>
                 <w:rStyle w:val="a5"/>
@@ -2732,7 +2732,7 @@
                 <w:noProof/>
                 <w:webHidden/>
               </w:rPr>
-              <w:instrText xml:space="preserve"> PAGEREF _Toc234512213 \h </w:instrText>
+              <w:instrText xml:space="preserve"> PAGEREF _Toc234925275 \h </w:instrText>
             </w:r>
             <w:r>
               <w:rPr>
@@ -2752,7 +2752,7 @@
                 <w:noProof/>
                 <w:webHidden/>
               </w:rPr>
-              <w:t>30</w:t>
+              <w:t>31</w:t>
             </w:r>
             <w:r>
               <w:rPr>
@@ -2779,7 +2779,7 @@
               <w14:ligatures w14:val="standardContextual"/>
             </w:rPr>
           </w:pPr>
-          <w:hyperlink w:anchor="_Toc234512214" w:history="1">
+          <w:hyperlink w:anchor="_Toc234925276" w:history="1">
             <w:r>
               <w:rPr>
                 <w:rStyle w:val="a5"/>
@@ -2809,7 +2809,7 @@
                 <w:noProof/>
                 <w:webHidden/>
               </w:rPr>
-              <w:instrText xml:space="preserve"> PAGEREF _Toc234512214 \h </w:instrText>
+              <w:instrText xml:space="preserve"> PAGEREF _Toc234925276 \h </w:instrText>
             </w:r>
             <w:r>
               <w:rPr>
@@ -2829,7 +2829,7 @@
                 <w:noProof/>
                 <w:webHidden/>
               </w:rPr>
-              <w:t>34</w:t>
+              <w:t>35</w:t>
             </w:r>
             <w:r>
               <w:rPr>
@@ -2856,7 +2856,7 @@
               <w14:ligatures w14:val="standardContextual"/>
             </w:rPr>
           </w:pPr>
-          <w:hyperlink w:anchor="_Toc234512215" w:history="1">
+          <w:hyperlink w:anchor="_Toc234925277" w:history="1">
             <w:r>
               <w:rPr>
                 <w:rStyle w:val="a5"/>
@@ -2886,7 +2886,7 @@
                 <w:noProof/>
                 <w:webHidden/>
               </w:rPr>
-              <w:instrText xml:space="preserve"> PAGEREF _Toc234512215 \h </w:instrText>
+              <w:instrText xml:space="preserve"> PAGEREF _Toc234925277 \h </w:instrText>
             </w:r>
             <w:r>
               <w:rPr>
@@ -2906,7 +2906,7 @@
                 <w:noProof/>
                 <w:webHidden/>
               </w:rPr>
-              <w:t>34</w:t>
+              <w:t>35</w:t>
             </w:r>
             <w:r>
               <w:rPr>
@@ -2933,7 +2933,7 @@
               <w14:ligatures w14:val="standardContextual"/>
             </w:rPr>
           </w:pPr>
-          <w:hyperlink w:anchor="_Toc234512216" w:history="1">
+          <w:hyperlink w:anchor="_Toc234925278" w:history="1">
             <w:r>
               <w:rPr>
                 <w:rStyle w:val="a5"/>
@@ -2963,7 +2963,7 @@
                 <w:noProof/>
                 <w:webHidden/>
               </w:rPr>
-              <w:instrText xml:space="preserve"> PAGEREF _Toc234512216 \h </w:instrText>
+              <w:instrText xml:space="preserve"> PAGEREF _Toc234925278 \h </w:instrText>
             </w:r>
             <w:r>
               <w:rPr>
@@ -2983,7 +2983,7 @@
                 <w:noProof/>
                 <w:webHidden/>
               </w:rPr>
-              <w:t>34</w:t>
+              <w:t>35</w:t>
             </w:r>
             <w:r>
               <w:rPr>
@@ -3010,7 +3010,7 @@
               <w14:ligatures w14:val="standardContextual"/>
             </w:rPr>
           </w:pPr>
-          <w:hyperlink w:anchor="_Toc234512217" w:history="1">
+          <w:hyperlink w:anchor="_Toc234925279" w:history="1">
             <w:r>
               <w:rPr>
                 <w:rStyle w:val="a5"/>
@@ -3040,7 +3040,7 @@
                 <w:noProof/>
                 <w:webHidden/>
               </w:rPr>
-              <w:instrText xml:space="preserve"> PAGEREF _Toc234512217 \h </w:instrText>
+              <w:instrText xml:space="preserve"> PAGEREF _Toc234925279 \h </w:instrText>
             </w:r>
             <w:r>
               <w:rPr>
@@ -3060,7 +3060,7 @@
                 <w:noProof/>
                 <w:webHidden/>
               </w:rPr>
-              <w:t>36</w:t>
+              <w:t>37</w:t>
             </w:r>
             <w:r>
               <w:rPr>
@@ -3087,7 +3087,7 @@
               <w14:ligatures w14:val="standardContextual"/>
             </w:rPr>
           </w:pPr>
-          <w:hyperlink w:anchor="_Toc234512218" w:history="1">
+          <w:hyperlink w:anchor="_Toc234925280" w:history="1">
             <w:r>
               <w:rPr>
                 <w:rStyle w:val="a5"/>
@@ -3117,7 +3117,7 @@
                 <w:noProof/>
                 <w:webHidden/>
               </w:rPr>
-              <w:instrText xml:space="preserve"> PAGEREF _Toc234512218 \h </w:instrText>
+              <w:instrText xml:space="preserve"> PAGEREF _Toc234925280 \h </w:instrText>
             </w:r>
             <w:r>
               <w:rPr>
@@ -3137,7 +3137,7 @@
                 <w:noProof/>
                 <w:webHidden/>
               </w:rPr>
-              <w:t>36</w:t>
+              <w:t>37</w:t>
             </w:r>
             <w:r>
               <w:rPr>
@@ -3164,7 +3164,7 @@
               <w14:ligatures w14:val="standardContextual"/>
             </w:rPr>
           </w:pPr>
-          <w:hyperlink w:anchor="_Toc234512219" w:history="1">
+          <w:hyperlink w:anchor="_Toc234925281" w:history="1">
             <w:r>
               <w:rPr>
                 <w:rStyle w:val="a5"/>
@@ -3194,7 +3194,7 @@
                 <w:noProof/>
                 <w:webHidden/>
               </w:rPr>
-              <w:instrText xml:space="preserve"> PAGEREF _Toc234512219 \h </w:instrText>
+              <w:instrText xml:space="preserve"> PAGEREF _Toc234925281 \h </w:instrText>
             </w:r>
             <w:r>
               <w:rPr>
@@ -3214,7 +3214,7 @@
                 <w:noProof/>
                 <w:webHidden/>
               </w:rPr>
-              <w:t>36</w:t>
+              <w:t>37</w:t>
             </w:r>
             <w:r>
               <w:rPr>
@@ -3241,7 +3241,7 @@
               <w14:ligatures w14:val="standardContextual"/>
             </w:rPr>
           </w:pPr>
-          <w:hyperlink w:anchor="_Toc234512220" w:history="1">
+          <w:hyperlink w:anchor="_Toc234925282" w:history="1">
             <w:r>
               <w:rPr>
                 <w:rStyle w:val="a5"/>
@@ -3271,7 +3271,7 @@
                 <w:noProof/>
                 <w:webHidden/>
               </w:rPr>
-              <w:instrText xml:space="preserve"> PAGEREF _Toc234512220 \h </w:instrText>
+              <w:instrText xml:space="preserve"> PAGEREF _Toc234925282 \h </w:instrText>
             </w:r>
             <w:r>
               <w:rPr>
@@ -3291,7 +3291,7 @@
                 <w:noProof/>
                 <w:webHidden/>
               </w:rPr>
-              <w:t>36</w:t>
+              <w:t>37</w:t>
             </w:r>
             <w:r>
               <w:rPr>
@@ -3318,7 +3318,7 @@
               <w14:ligatures w14:val="standardContextual"/>
             </w:rPr>
           </w:pPr>
-          <w:hyperlink w:anchor="_Toc234512221" w:history="1">
+          <w:hyperlink w:anchor="_Toc234925283" w:history="1">
             <w:r>
               <w:rPr>
                 <w:rStyle w:val="a5"/>
@@ -3380,7 +3380,7 @@
                 <w:noProof/>
                 <w:webHidden/>
               </w:rPr>
-              <w:instrText xml:space="preserve"> PAGEREF _Toc234512221 \h </w:instrText>
+              <w:instrText xml:space="preserve"> PAGEREF _Toc234925283 \h </w:instrText>
             </w:r>
             <w:r>
               <w:rPr>
@@ -3400,7 +3400,7 @@
                 <w:noProof/>
                 <w:webHidden/>
               </w:rPr>
-              <w:t>36</w:t>
+              <w:t>37</w:t>
             </w:r>
             <w:r>
               <w:rPr>
@@ -3427,7 +3427,7 @@
               <w14:ligatures w14:val="standardContextual"/>
             </w:rPr>
           </w:pPr>
-          <w:hyperlink w:anchor="_Toc234512222" w:history="1">
+          <w:hyperlink w:anchor="_Toc234925284" w:history="1">
             <w:r>
               <w:rPr>
                 <w:rStyle w:val="a5"/>
@@ -3457,7 +3457,7 @@
                 <w:noProof/>
                 <w:webHidden/>
               </w:rPr>
-              <w:instrText xml:space="preserve"> PAGEREF _Toc234512222 \h </w:instrText>
+              <w:instrText xml:space="preserve"> PAGEREF _Toc234925284 \h </w:instrText>
             </w:r>
             <w:r>
               <w:rPr>
@@ -3477,7 +3477,7 @@
                 <w:noProof/>
                 <w:webHidden/>
               </w:rPr>
-              <w:t>36</w:t>
+              <w:t>37</w:t>
             </w:r>
             <w:r>
               <w:rPr>
@@ -3504,7 +3504,7 @@
               <w14:ligatures w14:val="standardContextual"/>
             </w:rPr>
           </w:pPr>
-          <w:hyperlink w:anchor="_Toc234512223" w:history="1">
+          <w:hyperlink w:anchor="_Toc234925285" w:history="1">
             <w:r>
               <w:rPr>
                 <w:rStyle w:val="a5"/>
@@ -3534,7 +3534,7 @@
                 <w:noProof/>
                 <w:webHidden/>
               </w:rPr>
-              <w:instrText xml:space="preserve"> PAGEREF _Toc234512223 \h </w:instrText>
+              <w:instrText xml:space="preserve"> PAGEREF _Toc234925285 \h </w:instrText>
             </w:r>
             <w:r>
               <w:rPr>
@@ -3554,7 +3554,7 @@
                 <w:noProof/>
                 <w:webHidden/>
               </w:rPr>
-              <w:t>36</w:t>
+              <w:t>37</w:t>
             </w:r>
             <w:r>
               <w:rPr>
@@ -3581,7 +3581,7 @@
               <w14:ligatures w14:val="standardContextual"/>
             </w:rPr>
           </w:pPr>
-          <w:hyperlink w:anchor="_Toc234512224" w:history="1">
+          <w:hyperlink w:anchor="_Toc234925286" w:history="1">
             <w:r>
               <w:rPr>
                 <w:rStyle w:val="a5"/>
@@ -3611,7 +3611,7 @@
                 <w:noProof/>
                 <w:webHidden/>
               </w:rPr>
-              <w:instrText xml:space="preserve"> PAGEREF _Toc234512224 \h </w:instrText>
+              <w:instrText xml:space="preserve"> PAGEREF _Toc234925286 \h </w:instrText>
             </w:r>
             <w:r>
               <w:rPr>
@@ -3631,7 +3631,7 @@
                 <w:noProof/>
                 <w:webHidden/>
               </w:rPr>
-              <w:t>36</w:t>
+              <w:t>37</w:t>
             </w:r>
             <w:r>
               <w:rPr>
@@ -3658,7 +3658,7 @@
               <w14:ligatures w14:val="standardContextual"/>
             </w:rPr>
           </w:pPr>
-          <w:hyperlink w:anchor="_Toc234512225" w:history="1">
+          <w:hyperlink w:anchor="_Toc234925287" w:history="1">
             <w:r>
               <w:rPr>
                 <w:rStyle w:val="a5"/>
@@ -3688,7 +3688,7 @@
                 <w:noProof/>
                 <w:webHidden/>
               </w:rPr>
-              <w:instrText xml:space="preserve"> PAGEREF _Toc234512225 \h </w:instrText>
+              <w:instrText xml:space="preserve"> PAGEREF _Toc234925287 \h </w:instrText>
             </w:r>
             <w:r>
               <w:rPr>
@@ -3708,7 +3708,7 @@
                 <w:noProof/>
                 <w:webHidden/>
               </w:rPr>
-              <w:t>37</w:t>
+              <w:t>38</w:t>
             </w:r>
             <w:r>
               <w:rPr>
@@ -3735,7 +3735,7 @@
               <w14:ligatures w14:val="standardContextual"/>
             </w:rPr>
           </w:pPr>
-          <w:hyperlink w:anchor="_Toc234512226" w:history="1">
+          <w:hyperlink w:anchor="_Toc234925288" w:history="1">
             <w:r>
               <w:rPr>
                 <w:rStyle w:val="a5"/>
@@ -3765,7 +3765,7 @@
                 <w:noProof/>
                 <w:webHidden/>
               </w:rPr>
-              <w:instrText xml:space="preserve"> PAGEREF _Toc234512226 \h </w:instrText>
+              <w:instrText xml:space="preserve"> PAGEREF _Toc234925288 \h </w:instrText>
             </w:r>
             <w:r>
               <w:rPr>
@@ -3785,7 +3785,7 @@
                 <w:noProof/>
                 <w:webHidden/>
               </w:rPr>
-              <w:t>37</w:t>
+              <w:t>38</w:t>
             </w:r>
             <w:r>
               <w:rPr>
@@ -3812,7 +3812,7 @@
               <w14:ligatures w14:val="standardContextual"/>
             </w:rPr>
           </w:pPr>
-          <w:hyperlink w:anchor="_Toc234512227" w:history="1">
+          <w:hyperlink w:anchor="_Toc234925289" w:history="1">
             <w:r>
               <w:rPr>
                 <w:rStyle w:val="a5"/>
@@ -3842,7 +3842,7 @@
                 <w:noProof/>
                 <w:webHidden/>
               </w:rPr>
-              <w:instrText xml:space="preserve"> PAGEREF _Toc234512227 \h </w:instrText>
+              <w:instrText xml:space="preserve"> PAGEREF _Toc234925289 \h </w:instrText>
             </w:r>
             <w:r>
               <w:rPr>
@@ -3862,7 +3862,7 @@
                 <w:noProof/>
                 <w:webHidden/>
               </w:rPr>
-              <w:t>38</w:t>
+              <w:t>39</w:t>
             </w:r>
             <w:r>
               <w:rPr>
@@ -3889,7 +3889,7 @@
               <w14:ligatures w14:val="standardContextual"/>
             </w:rPr>
           </w:pPr>
-          <w:hyperlink w:anchor="_Toc234512228" w:history="1">
+          <w:hyperlink w:anchor="_Toc234925290" w:history="1">
             <w:r>
               <w:rPr>
                 <w:rStyle w:val="a5"/>
@@ -3919,7 +3919,7 @@
                 <w:noProof/>
                 <w:webHidden/>
               </w:rPr>
-              <w:instrText xml:space="preserve"> PAGEREF _Toc234512228 \h </w:instrText>
+              <w:instrText xml:space="preserve"> PAGEREF _Toc234925290 \h </w:instrText>
             </w:r>
             <w:r>
               <w:rPr>
@@ -3939,7 +3939,7 @@
                 <w:noProof/>
                 <w:webHidden/>
               </w:rPr>
-              <w:t>38</w:t>
+              <w:t>39</w:t>
             </w:r>
             <w:r>
               <w:rPr>
@@ -3966,7 +3966,7 @@
               <w14:ligatures w14:val="standardContextual"/>
             </w:rPr>
           </w:pPr>
-          <w:hyperlink w:anchor="_Toc234512229" w:history="1">
+          <w:hyperlink w:anchor="_Toc234925291" w:history="1">
             <w:r>
               <w:rPr>
                 <w:rStyle w:val="a5"/>
@@ -3996,7 +3996,7 @@
                 <w:noProof/>
                 <w:webHidden/>
               </w:rPr>
-              <w:instrText xml:space="preserve"> PAGEREF _Toc234512229 \h </w:instrText>
+              <w:instrText xml:space="preserve"> PAGEREF _Toc234925291 \h </w:instrText>
             </w:r>
             <w:r>
               <w:rPr>
@@ -4016,7 +4016,7 @@
                 <w:noProof/>
                 <w:webHidden/>
               </w:rPr>
-              <w:t>38</w:t>
+              <w:t>39</w:t>
             </w:r>
             <w:r>
               <w:rPr>
@@ -4043,7 +4043,7 @@
               <w14:ligatures w14:val="standardContextual"/>
             </w:rPr>
           </w:pPr>
-          <w:hyperlink w:anchor="_Toc234512230" w:history="1">
+          <w:hyperlink w:anchor="_Toc234925292" w:history="1">
             <w:r>
               <w:rPr>
                 <w:rStyle w:val="a5"/>
@@ -4073,7 +4073,7 @@
                 <w:noProof/>
                 <w:webHidden/>
               </w:rPr>
-              <w:instrText xml:space="preserve"> PAGEREF _Toc234512230 \h </w:instrText>
+              <w:instrText xml:space="preserve"> PAGEREF _Toc234925292 \h </w:instrText>
             </w:r>
             <w:r>
               <w:rPr>
@@ -4093,7 +4093,7 @@
                 <w:noProof/>
                 <w:webHidden/>
               </w:rPr>
-              <w:t>38</w:t>
+              <w:t>39</w:t>
             </w:r>
             <w:r>
               <w:rPr>
@@ -4120,7 +4120,7 @@
               <w14:ligatures w14:val="standardContextual"/>
             </w:rPr>
           </w:pPr>
-          <w:hyperlink w:anchor="_Toc234512231" w:history="1">
+          <w:hyperlink w:anchor="_Toc234925293" w:history="1">
             <w:r>
               <w:rPr>
                 <w:rStyle w:val="a5"/>
@@ -4150,7 +4150,7 @@
                 <w:noProof/>
                 <w:webHidden/>
               </w:rPr>
-              <w:instrText xml:space="preserve"> PAGEREF _Toc234512231 \h </w:instrText>
+              <w:instrText xml:space="preserve"> PAGEREF _Toc234925293 \h </w:instrText>
             </w:r>
             <w:r>
               <w:rPr>
@@ -4170,7 +4170,7 @@
                 <w:noProof/>
                 <w:webHidden/>
               </w:rPr>
-              <w:t>38</w:t>
+              <w:t>39</w:t>
             </w:r>
             <w:r>
               <w:rPr>
@@ -4197,7 +4197,7 @@
               <w14:ligatures w14:val="standardContextual"/>
             </w:rPr>
           </w:pPr>
-          <w:hyperlink w:anchor="_Toc234512232" w:history="1">
+          <w:hyperlink w:anchor="_Toc234925294" w:history="1">
             <w:r>
               <w:rPr>
                 <w:rStyle w:val="a5"/>
@@ -4227,7 +4227,7 @@
                 <w:noProof/>
                 <w:webHidden/>
               </w:rPr>
-              <w:instrText xml:space="preserve"> PAGEREF _Toc234512232 \h </w:instrText>
+              <w:instrText xml:space="preserve"> PAGEREF _Toc234925294 \h </w:instrText>
             </w:r>
             <w:r>
               <w:rPr>
@@ -4247,7 +4247,7 @@
                 <w:noProof/>
                 <w:webHidden/>
               </w:rPr>
-              <w:t>40</w:t>
+              <w:t>41</w:t>
             </w:r>
             <w:r>
               <w:rPr>
@@ -4274,7 +4274,7 @@
               <w14:ligatures w14:val="standardContextual"/>
             </w:rPr>
           </w:pPr>
-          <w:hyperlink w:anchor="_Toc234512233" w:history="1">
+          <w:hyperlink w:anchor="_Toc234925295" w:history="1">
             <w:r>
               <w:rPr>
                 <w:rStyle w:val="a5"/>
@@ -4304,7 +4304,7 @@
                 <w:noProof/>
                 <w:webHidden/>
               </w:rPr>
-              <w:instrText xml:space="preserve"> PAGEREF _Toc234512233 \h </w:instrText>
+              <w:instrText xml:space="preserve"> PAGEREF _Toc234925295 \h </w:instrText>
             </w:r>
             <w:r>
               <w:rPr>
@@ -4324,7 +4324,7 @@
                 <w:noProof/>
                 <w:webHidden/>
               </w:rPr>
-              <w:t>41</w:t>
+              <w:t>42</w:t>
             </w:r>
             <w:r>
               <w:rPr>
@@ -4379,7 +4379,7 @@
         <w:ind w:firstLine="709"/>
         <w:jc w:val="center"/>
       </w:pPr>
-      <w:bookmarkStart w:id="9" w:name="_Toc234512201"/>
+      <w:bookmarkStart w:id="9" w:name="_Toc234925263"/>
       <w:r>
         <w:rPr>
           <w:rFonts w:asciiTheme="majorBidi" w:hAnsiTheme="majorBidi"/>
@@ -5829,25 +5829,7 @@
           <w:sz w:val="28"/>
           <w:szCs w:val="28"/>
         </w:rPr>
-        <w:t xml:space="preserve"> с ограниченной ответственностью «Группа компаний </w:t>
-      </w:r>
-      <w:proofErr w:type="spellStart"/>
-      <w:r>
-        <w:rPr>
-          <w:rFonts w:ascii="Times New Roman" w:hAnsi="Times New Roman" w:cs="Times New Roman"/>
-          <w:sz w:val="28"/>
-          <w:szCs w:val="28"/>
-        </w:rPr>
-        <w:t>Аванти</w:t>
-      </w:r>
-      <w:proofErr w:type="spellEnd"/>
-      <w:r>
-        <w:rPr>
-          <w:rFonts w:ascii="Times New Roman" w:hAnsi="Times New Roman" w:cs="Times New Roman"/>
-          <w:sz w:val="28"/>
-          <w:szCs w:val="28"/>
-        </w:rPr>
-        <w:t>».</w:t>
+        <w:t xml:space="preserve"> с ограниченной ответственностью «Группа компаний Аванти».</w:t>
       </w:r>
     </w:p>
     <w:p>
@@ -5909,7 +5891,6 @@
         </w:rPr>
         <w:t xml:space="preserve">, предоставляемом ООО «Группа компаний </w:t>
       </w:r>
-      <w:proofErr w:type="spellStart"/>
       <w:r>
         <w:rPr>
           <w:rFonts w:ascii="Times New Roman" w:hAnsi="Times New Roman" w:cs="Times New Roman"/>
@@ -5917,16 +5898,7 @@
           <w:szCs w:val="28"/>
         </w:rPr>
         <w:lastRenderedPageBreak/>
-        <w:t>Аванти</w:t>
-      </w:r>
-      <w:proofErr w:type="spellEnd"/>
-      <w:r>
-        <w:rPr>
-          <w:rFonts w:ascii="Times New Roman" w:hAnsi="Times New Roman" w:cs="Times New Roman"/>
-          <w:sz w:val="28"/>
-          <w:szCs w:val="28"/>
-        </w:rPr>
-        <w:t>»</w:t>
+        <w:t>Аванти»</w:t>
       </w:r>
       <w:r>
         <w:rPr>
@@ -6029,7 +6001,7 @@
           <w:szCs w:val="28"/>
         </w:rPr>
       </w:pPr>
-      <w:bookmarkStart w:id="10" w:name="_Toc234512202"/>
+      <w:bookmarkStart w:id="10" w:name="_Toc234925264"/>
       <w:r>
         <w:rPr>
           <w:rFonts w:asciiTheme="majorBidi" w:hAnsiTheme="majorBidi"/>
@@ -6093,7 +6065,7 @@
           <w:szCs w:val="28"/>
         </w:rPr>
       </w:pPr>
-      <w:bookmarkStart w:id="11" w:name="_Toc234512203"/>
+      <w:bookmarkStart w:id="11" w:name="_Toc234925265"/>
       <w:r>
         <w:rPr>
           <w:rFonts w:asciiTheme="majorBidi" w:hAnsiTheme="majorBidi"/>
@@ -6166,7 +6138,7 @@
           <w:szCs w:val="28"/>
         </w:rPr>
       </w:pPr>
-      <w:bookmarkStart w:id="12" w:name="_Toc234512204"/>
+      <w:bookmarkStart w:id="12" w:name="_Toc234925266"/>
       <w:r>
         <w:rPr>
           <w:rFonts w:asciiTheme="majorBidi" w:hAnsiTheme="majorBidi"/>
@@ -6355,17 +6327,7 @@
           <w:szCs w:val="28"/>
           <w:lang w:val="tt-RU"/>
         </w:rPr>
-        <w:t xml:space="preserve">Ограничениями данного решения являются экспозиционные искажения (пересвет и глубокие тени), отсутствие прямого измерения дальности (зависимость от триангуляции или монокулярной оценки глубины). Более сложные системы способны измерять дальность за счет съемки сразу несколькими камерами в разных плоскостях, однако это способствует </w:t>
-      </w:r>
-      <w:r>
-        <w:rPr>
-          <w:rFonts w:ascii="Times New Roman" w:hAnsi="Times New Roman" w:cs="Times New Roman"/>
-          <w:sz w:val="28"/>
-          <w:szCs w:val="28"/>
-          <w:lang w:val="tt-RU"/>
-        </w:rPr>
-        <w:lastRenderedPageBreak/>
-        <w:t>повышению требований к вычислительной мощности за счет одновременной обработки нескольких источников информации.</w:t>
+        <w:t>Ограничениями данного решения являются экспозиционные искажения (пересвет и глубокие тени), отсутствие прямого измерения дальности (зависимость от триангуляции или монокулярной оценки глубины). Более сложные системы способны измерять дальность за счет съемки сразу несколькими камерами в разных плоскостях, однако это способствует повышению требований к вычислительной мощности за счет одновременной обработки нескольких источников информации.</w:t>
       </w:r>
     </w:p>
     <w:p>
@@ -7005,18 +6967,8 @@
           <w:sz w:val="28"/>
           <w:szCs w:val="28"/>
         </w:rPr>
-        <w:t xml:space="preserve"> Они состоят из </w:t>
-      </w:r>
-      <w:proofErr w:type="spellStart"/>
-      <w:r>
-        <w:rPr>
-          <w:rFonts w:ascii="Times New Roman" w:hAnsi="Times New Roman" w:cs="Times New Roman"/>
-          <w:sz w:val="28"/>
-          <w:szCs w:val="28"/>
-        </w:rPr>
-        <w:t>трёхосевых</w:t>
-      </w:r>
-      <w:proofErr w:type="spellEnd"/>
+        <w:t xml:space="preserve"> Они состоят из трёхосевых</w:t>
+      </w:r>
       <w:r>
         <w:rPr>
           <w:rFonts w:ascii="Times New Roman" w:hAnsi="Times New Roman" w:cs="Times New Roman"/>
@@ -7077,23 +7029,13 @@
         </w:rPr>
         <w:t xml:space="preserve"> высокочастотной </w:t>
       </w:r>
-      <w:proofErr w:type="spellStart"/>
-      <w:r>
-        <w:rPr>
-          <w:rFonts w:ascii="Times New Roman" w:hAnsi="Times New Roman" w:cs="Times New Roman"/>
-          <w:sz w:val="28"/>
-          <w:szCs w:val="28"/>
-        </w:rPr>
-        <w:t>одометрии</w:t>
-      </w:r>
-      <w:proofErr w:type="spellEnd"/>
-      <w:r>
-        <w:rPr>
-          <w:rFonts w:ascii="Times New Roman" w:hAnsi="Times New Roman" w:cs="Times New Roman"/>
-          <w:sz w:val="28"/>
-          <w:szCs w:val="28"/>
-        </w:rPr>
-        <w:t xml:space="preserve"> </w:t>
+      <w:r>
+        <w:rPr>
+          <w:rFonts w:ascii="Times New Roman" w:hAnsi="Times New Roman" w:cs="Times New Roman"/>
+          <w:sz w:val="28"/>
+          <w:szCs w:val="28"/>
+        </w:rPr>
+        <w:t xml:space="preserve">одометрии </w:t>
       </w:r>
       <w:r>
         <w:rPr>
@@ -7220,7 +7162,6 @@
           <w:szCs w:val="28"/>
           <w:lang w:val="ru"/>
         </w:rPr>
-        <w:lastRenderedPageBreak/>
         <w:t>Изменение координат и ориентации БТС описывается системой дифференциальных уравнений. Для плоского</w:t>
       </w:r>
       <w:r>
@@ -9022,7 +8963,6 @@
                 <w:szCs w:val="28"/>
                 <w:lang w:val="tt-RU"/>
               </w:rPr>
-              <w:lastRenderedPageBreak/>
               <w:t>Измеряемая величина</w:t>
             </w:r>
           </w:p>
@@ -13391,7 +13331,6 @@
                 <w:szCs w:val="28"/>
                 <w:lang w:val="ru"/>
               </w:rPr>
-              <w:lastRenderedPageBreak/>
               <w:t>IMU (акселерометр, гироскоп)</w:t>
             </w:r>
           </w:p>
@@ -13439,7 +13378,6 @@
                 <w:lang w:val="ru"/>
               </w:rPr>
             </w:pPr>
-            <w:proofErr w:type="gramStart"/>
             <w:r>
               <w:rPr>
                 <w:rFonts w:ascii="Times New Roman" w:hAnsi="Times New Roman" w:cs="Times New Roman"/>
@@ -13449,7 +13387,6 @@
               </w:rPr>
               <w:t>&lt; 5</w:t>
             </w:r>
-            <w:proofErr w:type="gramEnd"/>
           </w:p>
         </w:tc>
         <w:tc>
@@ -13632,7 +13569,6 @@
                 <w:lang w:val="ru"/>
               </w:rPr>
             </w:pPr>
-            <w:proofErr w:type="spellStart"/>
             <w:r>
               <w:rPr>
                 <w:rFonts w:ascii="Times New Roman" w:hAnsi="Times New Roman" w:cs="Times New Roman"/>
@@ -13640,17 +13576,7 @@
                 <w:szCs w:val="28"/>
                 <w:lang w:val="ru"/>
               </w:rPr>
-              <w:t>Лидарное</w:t>
-            </w:r>
-            <w:proofErr w:type="spellEnd"/>
-            <w:r>
-              <w:rPr>
-                <w:rFonts w:ascii="Times New Roman" w:hAnsi="Times New Roman" w:cs="Times New Roman"/>
-                <w:sz w:val="28"/>
-                <w:szCs w:val="28"/>
-                <w:lang w:val="ru"/>
-              </w:rPr>
-              <w:t xml:space="preserve"> облако точек (LOAM)</w:t>
+              <w:t>Лидарное облако точек (LOAM)</w:t>
             </w:r>
           </w:p>
         </w:tc>
@@ -13827,19 +13753,8 @@
           <w:szCs w:val="28"/>
           <w:lang w:val="ru"/>
         </w:rPr>
-        <w:t xml:space="preserve"> </w:t>
-      </w:r>
-      <w:proofErr w:type="spellStart"/>
-      <w:r>
-        <w:rPr>
-          <w:rFonts w:ascii="Times New Roman" w:hAnsi="Times New Roman" w:cs="Times New Roman"/>
-          <w:sz w:val="28"/>
-          <w:szCs w:val="28"/>
-          <w:lang w:val="ru"/>
-        </w:rPr>
-        <w:t>име</w:t>
-      </w:r>
-      <w:proofErr w:type="spellEnd"/>
+        <w:t xml:space="preserve"> име</w:t>
+      </w:r>
       <w:r>
         <w:rPr>
           <w:rFonts w:ascii="Times New Roman" w:hAnsi="Times New Roman" w:cs="Times New Roman"/>
@@ -13936,25 +13851,7 @@
           <w:sz w:val="28"/>
           <w:szCs w:val="28"/>
         </w:rPr>
-        <w:t xml:space="preserve"> и </w:t>
-      </w:r>
-      <w:proofErr w:type="spellStart"/>
-      <w:r>
-        <w:rPr>
-          <w:rFonts w:ascii="Times New Roman" w:hAnsi="Times New Roman" w:cs="Times New Roman"/>
-          <w:sz w:val="28"/>
-          <w:szCs w:val="28"/>
-        </w:rPr>
-        <w:t>лидара</w:t>
-      </w:r>
-      <w:proofErr w:type="spellEnd"/>
-      <w:r>
-        <w:rPr>
-          <w:rFonts w:ascii="Times New Roman" w:hAnsi="Times New Roman" w:cs="Times New Roman"/>
-          <w:sz w:val="28"/>
-          <w:szCs w:val="28"/>
-        </w:rPr>
-        <w:t xml:space="preserve"> [6]</w:t>
+        <w:t xml:space="preserve"> и лидара [6]</w:t>
       </w:r>
       <w:r>
         <w:rPr>
@@ -14222,27 +14119,7 @@
                 <w:szCs w:val="28"/>
                 <w:lang w:val="ru"/>
               </w:rPr>
-              <w:t xml:space="preserve">Облако точек </w:t>
-            </w:r>
-            <w:proofErr w:type="spellStart"/>
-            <w:r>
-              <w:rPr>
-                <w:rFonts w:ascii="Times New Roman" w:hAnsi="Times New Roman" w:cs="Times New Roman"/>
-                <w:sz w:val="28"/>
-                <w:szCs w:val="28"/>
-                <w:lang w:val="ru"/>
-              </w:rPr>
-              <w:t>лидара</w:t>
-            </w:r>
-            <w:proofErr w:type="spellEnd"/>
-            <w:r>
-              <w:rPr>
-                <w:rFonts w:ascii="Times New Roman" w:hAnsi="Times New Roman" w:cs="Times New Roman"/>
-                <w:sz w:val="28"/>
-                <w:szCs w:val="28"/>
-                <w:lang w:val="ru"/>
-              </w:rPr>
-              <w:t xml:space="preserve"> в реальном времени</w:t>
+              <w:t>Облако точек лидара в реальном времени</w:t>
             </w:r>
           </w:p>
         </w:tc>
@@ -14270,7 +14147,6 @@
                 <w:szCs w:val="28"/>
                 <w:lang w:val="ru"/>
               </w:rPr>
-              <w:lastRenderedPageBreak/>
               <w:t>Цель отображения</w:t>
             </w:r>
           </w:p>
@@ -14537,39 +14413,8 @@
           <w:szCs w:val="28"/>
           <w:lang w:val="ru"/>
         </w:rPr>
-        <w:t xml:space="preserve">NVIDIA DRIVE </w:t>
-      </w:r>
-      <w:proofErr w:type="spellStart"/>
-      <w:r>
-        <w:rPr>
-          <w:rFonts w:ascii="Times New Roman" w:hAnsi="Times New Roman" w:cs="Times New Roman"/>
-          <w:sz w:val="28"/>
-          <w:szCs w:val="28"/>
-          <w:lang w:val="ru"/>
-        </w:rPr>
-        <w:t>Sim</w:t>
-      </w:r>
-      <w:proofErr w:type="spellEnd"/>
-      <w:r>
-        <w:rPr>
-          <w:rFonts w:ascii="Times New Roman" w:hAnsi="Times New Roman" w:cs="Times New Roman"/>
-          <w:sz w:val="28"/>
-          <w:szCs w:val="28"/>
-          <w:lang w:val="ru"/>
-        </w:rPr>
-        <w:t xml:space="preserve">, CARLA, </w:t>
-      </w:r>
-      <w:proofErr w:type="spellStart"/>
-      <w:r>
-        <w:rPr>
-          <w:rFonts w:ascii="Times New Roman" w:hAnsi="Times New Roman" w:cs="Times New Roman"/>
-          <w:sz w:val="28"/>
-          <w:szCs w:val="28"/>
-          <w:lang w:val="ru"/>
-        </w:rPr>
-        <w:t>AirSim</w:t>
-      </w:r>
-      <w:proofErr w:type="spellEnd"/>
+        <w:t>NVIDIA DRIVE Sim, CARLA, AirSim</w:t>
+      </w:r>
       <w:r>
         <w:rPr>
           <w:rFonts w:ascii="Times New Roman" w:hAnsi="Times New Roman" w:cs="Times New Roman"/>
@@ -14607,9 +14452,16 @@
           <w:szCs w:val="28"/>
           <w:lang w:val="ru"/>
         </w:rPr>
-        <w:t xml:space="preserve">Генерируемые синтетические данные (изображения, облака точек </w:t>
-      </w:r>
-      <w:proofErr w:type="spellStart"/>
+        <w:t>Генерируемые синтетические данные (изображения, облака точек лидара, радарные сигнатуры) применяются для предварительного обучения нейросетевых детекторов и сегментаторов, с последующ</w:t>
+      </w:r>
+      <w:r>
+        <w:rPr>
+          <w:rFonts w:ascii="Times New Roman" w:hAnsi="Times New Roman" w:cs="Times New Roman"/>
+          <w:sz w:val="28"/>
+          <w:szCs w:val="28"/>
+        </w:rPr>
+        <w:t>им</w:t>
+      </w:r>
       <w:r>
         <w:rPr>
           <w:rFonts w:ascii="Times New Roman" w:hAnsi="Times New Roman" w:cs="Times New Roman"/>
@@ -14617,105 +14469,7 @@
           <w:szCs w:val="28"/>
           <w:lang w:val="ru"/>
         </w:rPr>
-        <w:t>лидара</w:t>
-      </w:r>
-      <w:proofErr w:type="spellEnd"/>
-      <w:r>
-        <w:rPr>
-          <w:rFonts w:ascii="Times New Roman" w:hAnsi="Times New Roman" w:cs="Times New Roman"/>
-          <w:sz w:val="28"/>
-          <w:szCs w:val="28"/>
-          <w:lang w:val="ru"/>
-        </w:rPr>
-        <w:t xml:space="preserve">, радарные сигнатуры) применяются для предварительного обучения нейросетевых детекторов и </w:t>
-      </w:r>
-      <w:proofErr w:type="spellStart"/>
-      <w:r>
-        <w:rPr>
-          <w:rFonts w:ascii="Times New Roman" w:hAnsi="Times New Roman" w:cs="Times New Roman"/>
-          <w:sz w:val="28"/>
-          <w:szCs w:val="28"/>
-          <w:lang w:val="ru"/>
-        </w:rPr>
-        <w:t>сегментаторов</w:t>
-      </w:r>
-      <w:proofErr w:type="spellEnd"/>
-      <w:r>
-        <w:rPr>
-          <w:rFonts w:ascii="Times New Roman" w:hAnsi="Times New Roman" w:cs="Times New Roman"/>
-          <w:sz w:val="28"/>
-          <w:szCs w:val="28"/>
-          <w:lang w:val="ru"/>
-        </w:rPr>
-        <w:t xml:space="preserve">, с </w:t>
-      </w:r>
-      <w:proofErr w:type="spellStart"/>
-      <w:r>
-        <w:rPr>
-          <w:rFonts w:ascii="Times New Roman" w:hAnsi="Times New Roman" w:cs="Times New Roman"/>
-          <w:sz w:val="28"/>
-          <w:szCs w:val="28"/>
-          <w:lang w:val="ru"/>
-        </w:rPr>
-        <w:t>последующ</w:t>
-      </w:r>
-      <w:proofErr w:type="spellEnd"/>
-      <w:r>
-        <w:rPr>
-          <w:rFonts w:ascii="Times New Roman" w:hAnsi="Times New Roman" w:cs="Times New Roman"/>
-          <w:sz w:val="28"/>
-          <w:szCs w:val="28"/>
-        </w:rPr>
-        <w:t>им</w:t>
-      </w:r>
-      <w:r>
-        <w:rPr>
-          <w:rFonts w:ascii="Times New Roman" w:hAnsi="Times New Roman" w:cs="Times New Roman"/>
-          <w:sz w:val="28"/>
-          <w:szCs w:val="28"/>
-          <w:lang w:val="ru"/>
-        </w:rPr>
-        <w:t xml:space="preserve"> дообучением на реальных данных (</w:t>
-      </w:r>
-      <w:proofErr w:type="spellStart"/>
-      <w:r>
-        <w:rPr>
-          <w:rFonts w:ascii="Times New Roman" w:hAnsi="Times New Roman" w:cs="Times New Roman"/>
-          <w:sz w:val="28"/>
-          <w:szCs w:val="28"/>
-          <w:lang w:val="ru"/>
-        </w:rPr>
-        <w:t>domain</w:t>
-      </w:r>
-      <w:proofErr w:type="spellEnd"/>
-      <w:r>
-        <w:rPr>
-          <w:rFonts w:ascii="Times New Roman" w:hAnsi="Times New Roman" w:cs="Times New Roman"/>
-          <w:sz w:val="28"/>
-          <w:szCs w:val="28"/>
-          <w:lang w:val="ru"/>
-        </w:rPr>
-        <w:t xml:space="preserve"> </w:t>
-      </w:r>
-      <w:proofErr w:type="spellStart"/>
-      <w:r>
-        <w:rPr>
-          <w:rFonts w:ascii="Times New Roman" w:hAnsi="Times New Roman" w:cs="Times New Roman"/>
-          <w:sz w:val="28"/>
-          <w:szCs w:val="28"/>
-          <w:lang w:val="ru"/>
-        </w:rPr>
-        <w:t>adaptation</w:t>
-      </w:r>
-      <w:proofErr w:type="spellEnd"/>
-      <w:r>
-        <w:rPr>
-          <w:rFonts w:ascii="Times New Roman" w:hAnsi="Times New Roman" w:cs="Times New Roman"/>
-          <w:sz w:val="28"/>
-          <w:szCs w:val="28"/>
-          <w:lang w:val="ru"/>
-        </w:rPr>
-        <w:t>).</w:t>
+        <w:t xml:space="preserve"> дообучением на реальных данных (domain adaptation).</w:t>
       </w:r>
     </w:p>
     <w:p>
@@ -14746,7 +14500,7 @@
           <w:szCs w:val="28"/>
         </w:rPr>
       </w:pPr>
-      <w:bookmarkStart w:id="13" w:name="_Toc234512205"/>
+      <w:bookmarkStart w:id="13" w:name="_Toc234925267"/>
       <w:r>
         <w:rPr>
           <w:rFonts w:asciiTheme="majorBidi" w:hAnsiTheme="majorBidi"/>
@@ -14966,17 +14720,7 @@
           <w:szCs w:val="28"/>
           <w:lang w:eastAsia="ru-RU"/>
         </w:rPr>
-        <w:t xml:space="preserve">). Исследователи в ходе моделирования нескольких алгоритмов выявили следующие критерии оценивания: наличие ошибки рассогласования, точность </w:t>
-      </w:r>
-      <w:r>
-        <w:rPr>
-          <w:rFonts w:ascii="Times New Roman" w:eastAsia="Times New Roman" w:hAnsi="Times New Roman" w:cs="Times New Roman"/>
-          <w:sz w:val="28"/>
-          <w:szCs w:val="28"/>
-          <w:lang w:eastAsia="ru-RU"/>
-        </w:rPr>
-        <w:lastRenderedPageBreak/>
-        <w:t>на различных дистанциях, сложность алгоритма и влияние внешней среды. Перечисленные характеристики позволяют выбрать наиболее оптимальный алгоритм управления мобильным колесным роботом для поставленной задачи. Прежде всего необходимо учитывать воздействие человека на управление тележкой, поскольку достичь полной автономности транспортных средств без вмешательства человека практически невозможно. Функциональная схема навигационной системы, представленная в публикации, изображена на рисунке 1.1.</w:t>
+        <w:t>). Исследователи в ходе моделирования нескольких алгоритмов выявили следующие критерии оценивания: наличие ошибки рассогласования, точность на различных дистанциях, сложность алгоритма и влияние внешней среды. Перечисленные характеристики позволяют выбрать наиболее оптимальный алгоритм управления мобильным колесным роботом для поставленной задачи. Прежде всего необходимо учитывать воздействие человека на управление тележкой, поскольку достичь полной автономности транспортных средств без вмешательства человека практически невозможно. Функциональная схема навигационной системы, представленная в публикации, изображена на рисунке 1.1.</w:t>
       </w:r>
     </w:p>
     <w:p>
@@ -14998,27 +14742,7 @@
           <w:szCs w:val="28"/>
           <w:lang w:eastAsia="ru-RU"/>
         </w:rPr>
-        <w:t xml:space="preserve">Часть представленных алгоритмов базируется на использовании нечеткой логики со схемой </w:t>
-      </w:r>
-      <w:proofErr w:type="spellStart"/>
-      <w:r>
-        <w:rPr>
-          <w:rFonts w:ascii="Times New Roman" w:eastAsia="Times New Roman" w:hAnsi="Times New Roman" w:cs="Times New Roman"/>
-          <w:sz w:val="28"/>
-          <w:szCs w:val="28"/>
-          <w:lang w:eastAsia="ru-RU"/>
-        </w:rPr>
-        <w:t>Мамдани</w:t>
-      </w:r>
-      <w:proofErr w:type="spellEnd"/>
-      <w:r>
-        <w:rPr>
-          <w:rFonts w:ascii="Times New Roman" w:eastAsia="Times New Roman" w:hAnsi="Times New Roman" w:cs="Times New Roman"/>
-          <w:sz w:val="28"/>
-          <w:szCs w:val="28"/>
-          <w:lang w:eastAsia="ru-RU"/>
-        </w:rPr>
-        <w:t>, которая обеспечивает низкую сложность реализации и простоту настройки. Однако гарантий полного обхода препятствий такой алгоритм не дает.</w:t>
+        <w:t>Часть представленных алгоритмов базируется на использовании нечеткой логики со схемой Мамдани, которая обеспечивает низкую сложность реализации и простоту настройки. Однако гарантий полного обхода препятствий такой алгоритм не дает.</w:t>
       </w:r>
     </w:p>
     <w:p>
@@ -15154,17 +14878,7 @@
           <w:szCs w:val="28"/>
           <w:lang w:eastAsia="ru-RU"/>
         </w:rPr>
-        <w:t xml:space="preserve">Большая актуальность данного исследования заключается в описании диалогового управления и нейросетевых регуляторов. Системы такого типа </w:t>
-      </w:r>
-      <w:r>
-        <w:rPr>
-          <w:rFonts w:ascii="Times New Roman" w:eastAsia="Times New Roman" w:hAnsi="Times New Roman" w:cs="Times New Roman"/>
-          <w:sz w:val="28"/>
-          <w:szCs w:val="28"/>
-          <w:lang w:eastAsia="ru-RU"/>
-        </w:rPr>
-        <w:lastRenderedPageBreak/>
-        <w:t xml:space="preserve">имеют обучаемые базы знаний, которые адаптируют правила управления в динамическом режиме. Одним из наиболее значимых элементов диалогового управления является наличие аппарата распознавания речи, лингвистического анализатора. </w:t>
+        <w:t xml:space="preserve">Большая актуальность данного исследования заключается в описании диалогового управления и нейросетевых регуляторов. Системы такого типа имеют обучаемые базы знаний, которые адаптируют правила управления в динамическом режиме. Одним из наиболее значимых элементов диалогового управления является наличие аппарата распознавания речи, лингвистического анализатора. </w:t>
       </w:r>
     </w:p>
     <w:p>
@@ -15230,27 +14944,7 @@
           <w:szCs w:val="28"/>
           <w:lang w:eastAsia="ru-RU"/>
         </w:rPr>
-        <w:t xml:space="preserve">В первую очередь авторы преобразуют нелинейные модели робота к системе </w:t>
-      </w:r>
-      <w:proofErr w:type="spellStart"/>
-      <w:r>
-        <w:rPr>
-          <w:rFonts w:ascii="Times New Roman" w:eastAsia="Times New Roman" w:hAnsi="Times New Roman" w:cs="Times New Roman"/>
-          <w:sz w:val="28"/>
-          <w:szCs w:val="28"/>
-          <w:lang w:eastAsia="ru-RU"/>
-        </w:rPr>
-        <w:t>задачно</w:t>
-      </w:r>
-      <w:proofErr w:type="spellEnd"/>
-      <w:r>
-        <w:rPr>
-          <w:rFonts w:ascii="Times New Roman" w:eastAsia="Times New Roman" w:hAnsi="Times New Roman" w:cs="Times New Roman"/>
-          <w:sz w:val="28"/>
-          <w:szCs w:val="28"/>
-          <w:lang w:eastAsia="ru-RU"/>
-        </w:rPr>
-        <w:t>-ориентированных координат: выделяются матрицы связи угла вращения колес относительно центра масс, поступательное движение и расчет линейной и угловой скоростей в системе пространства состояний. Далее производится синтез алгоритма управления путем формирования матрицы состояния и управления тележкой, производится моделирование системы с влиянием шумовых характеристик и внешних воздействий. Авторы статьи выделяют желаемые параметры моделирования для достижения наилучших характеристик.</w:t>
+        <w:t>В первую очередь авторы преобразуют нелинейные модели робота к системе задачно-ориентированных координат: выделяются матрицы связи угла вращения колес относительно центра масс, поступательное движение и расчет линейной и угловой скоростей в системе пространства состояний. Далее производится синтез алгоритма управления путем формирования матрицы состояния и управления тележкой, производится моделирование системы с влиянием шумовых характеристик и внешних воздействий. Авторы статьи выделяют желаемые параметры моделирования для достижения наилучших характеристик.</w:t>
       </w:r>
     </w:p>
     <w:p>
@@ -15272,57 +14966,7 @@
           <w:szCs w:val="28"/>
           <w:lang w:eastAsia="ru-RU"/>
         </w:rPr>
-        <w:t xml:space="preserve">В публикации [3] авторы представляют подробную концепцию компонентно-ориентированной программной платформы для управления и </w:t>
-      </w:r>
-      <w:r>
-        <w:rPr>
-          <w:rFonts w:ascii="Times New Roman" w:eastAsia="Times New Roman" w:hAnsi="Times New Roman" w:cs="Times New Roman"/>
-          <w:sz w:val="28"/>
-          <w:szCs w:val="28"/>
-          <w:lang w:eastAsia="ru-RU"/>
-        </w:rPr>
-        <w:lastRenderedPageBreak/>
-        <w:t>работы автономного мобильного робота. На примере платформы RCE (</w:t>
-      </w:r>
-      <w:proofErr w:type="spellStart"/>
-      <w:r>
-        <w:rPr>
-          <w:rFonts w:ascii="Times New Roman" w:eastAsia="Times New Roman" w:hAnsi="Times New Roman" w:cs="Times New Roman"/>
-          <w:sz w:val="28"/>
-          <w:szCs w:val="28"/>
-          <w:lang w:eastAsia="ru-RU"/>
-        </w:rPr>
-        <w:t>Robot</w:t>
-      </w:r>
-      <w:proofErr w:type="spellEnd"/>
-      <w:r>
-        <w:rPr>
-          <w:rFonts w:ascii="Times New Roman" w:eastAsia="Times New Roman" w:hAnsi="Times New Roman" w:cs="Times New Roman"/>
-          <w:sz w:val="28"/>
-          <w:szCs w:val="28"/>
-          <w:lang w:eastAsia="ru-RU"/>
-        </w:rPr>
-        <w:t xml:space="preserve"> </w:t>
-      </w:r>
-      <w:proofErr w:type="spellStart"/>
-      <w:r>
-        <w:rPr>
-          <w:rFonts w:ascii="Times New Roman" w:eastAsia="Times New Roman" w:hAnsi="Times New Roman" w:cs="Times New Roman"/>
-          <w:sz w:val="28"/>
-          <w:szCs w:val="28"/>
-          <w:lang w:eastAsia="ru-RU"/>
-        </w:rPr>
-        <w:t>Components</w:t>
-      </w:r>
-      <w:proofErr w:type="spellEnd"/>
-      <w:r>
-        <w:rPr>
-          <w:rFonts w:ascii="Times New Roman" w:eastAsia="Times New Roman" w:hAnsi="Times New Roman" w:cs="Times New Roman"/>
-          <w:sz w:val="28"/>
-          <w:szCs w:val="28"/>
-          <w:lang w:eastAsia="ru-RU"/>
-        </w:rPr>
-        <w:t xml:space="preserve"> Engine) описаны требования к системе, функциональные возможности, а также технологии, реализованные в производстве. Одним из главных требований к разработке платформы являлись модульность, масштабируемость системы, то есть использование открытых протоколов и интерфейсов взаимодействия устройств между собой. Такая особенность, по мнению авторов, позволяет разделить функциональные элементы и структурировать взаимодействие между сенсорами, двигателями и внешней периферией. </w:t>
+        <w:t xml:space="preserve">В публикации [3] авторы представляют подробную концепцию компонентно-ориентированной программной платформы для управления и работы автономного мобильного робота. На примере платформы RCE (Robot Components Engine) описаны требования к системе, функциональные возможности, а также технологии, реализованные в производстве. Одним из главных требований к разработке платформы являлись модульность, масштабируемость системы, то есть использование открытых протоколов и интерфейсов взаимодействия устройств между собой. Такая особенность, по мнению авторов, позволяет разделить функциональные элементы и структурировать взаимодействие между сенсорами, двигателями и внешней периферией. </w:t>
       </w:r>
     </w:p>
     <w:p>
@@ -15375,7 +15019,7 @@
           <w:szCs w:val="28"/>
         </w:rPr>
       </w:pPr>
-      <w:bookmarkStart w:id="14" w:name="_Toc234512206"/>
+      <w:bookmarkStart w:id="14" w:name="_Toc234925268"/>
       <w:r>
         <w:rPr>
           <w:rFonts w:asciiTheme="majorBidi" w:hAnsiTheme="majorBidi"/>
@@ -15481,7 +15125,6 @@
           <w:sz w:val="28"/>
           <w:szCs w:val="28"/>
         </w:rPr>
-        <w:lastRenderedPageBreak/>
         <w:t>В</w:t>
       </w:r>
       <w:r>
@@ -15571,47 +15214,7 @@
           <w:szCs w:val="28"/>
           <w:lang w:val="ru"/>
         </w:rPr>
-        <w:t xml:space="preserve"> являются семейства YOLO (You Only Look </w:t>
-      </w:r>
-      <w:proofErr w:type="spellStart"/>
-      <w:r>
-        <w:rPr>
-          <w:rFonts w:ascii="Times New Roman" w:hAnsi="Times New Roman" w:cs="Times New Roman"/>
-          <w:sz w:val="28"/>
-          <w:szCs w:val="28"/>
-          <w:lang w:val="ru"/>
-        </w:rPr>
-        <w:t>Once</w:t>
-      </w:r>
-      <w:proofErr w:type="spellEnd"/>
-      <w:r>
-        <w:rPr>
-          <w:rFonts w:ascii="Times New Roman" w:hAnsi="Times New Roman" w:cs="Times New Roman"/>
-          <w:sz w:val="28"/>
-          <w:szCs w:val="28"/>
-          <w:lang w:val="ru"/>
-        </w:rPr>
-        <w:t xml:space="preserve">) и </w:t>
-      </w:r>
-      <w:proofErr w:type="spellStart"/>
-      <w:r>
-        <w:rPr>
-          <w:rFonts w:ascii="Times New Roman" w:hAnsi="Times New Roman" w:cs="Times New Roman"/>
-          <w:sz w:val="28"/>
-          <w:szCs w:val="28"/>
-          <w:lang w:val="ru"/>
-        </w:rPr>
-        <w:t>трансформерные</w:t>
-      </w:r>
-      <w:proofErr w:type="spellEnd"/>
-      <w:r>
-        <w:rPr>
-          <w:rFonts w:ascii="Times New Roman" w:hAnsi="Times New Roman" w:cs="Times New Roman"/>
-          <w:sz w:val="28"/>
-          <w:szCs w:val="28"/>
-          <w:lang w:val="ru"/>
-        </w:rPr>
-        <w:t xml:space="preserve"> детекторы</w:t>
+        <w:t xml:space="preserve"> являются семейства YOLO (You Only Look Once) и трансформерные детекторы</w:t>
       </w:r>
       <w:r>
         <w:rPr>
@@ -15729,9 +15332,16 @@
           <w:szCs w:val="28"/>
           <w:lang w:val="ru"/>
         </w:rPr>
-        <w:t xml:space="preserve">Семантическая сегментация. Предполагает </w:t>
-      </w:r>
-      <w:proofErr w:type="spellStart"/>
+        <w:t xml:space="preserve">Семантическая сегментация. Предполагает попиксельную классификацию изображения без </w:t>
+      </w:r>
+      <w:r>
+        <w:rPr>
+          <w:rFonts w:ascii="Times New Roman" w:hAnsi="Times New Roman" w:cs="Times New Roman"/>
+          <w:sz w:val="28"/>
+          <w:szCs w:val="28"/>
+        </w:rPr>
+        <w:t>выделения отдельных объектов</w:t>
+      </w:r>
       <w:r>
         <w:rPr>
           <w:rFonts w:ascii="Times New Roman" w:hAnsi="Times New Roman" w:cs="Times New Roman"/>
@@ -15739,9 +15349,16 @@
           <w:szCs w:val="28"/>
           <w:lang w:val="ru"/>
         </w:rPr>
-        <w:t>попиксельную</w:t>
-      </w:r>
-      <w:proofErr w:type="spellEnd"/>
+        <w:t xml:space="preserve"> одного класса. Архитектуры</w:t>
+      </w:r>
+      <w:r>
+        <w:rPr>
+          <w:rFonts w:ascii="Times New Roman" w:hAnsi="Times New Roman" w:cs="Times New Roman"/>
+          <w:sz w:val="28"/>
+          <w:szCs w:val="28"/>
+        </w:rPr>
+        <w:t xml:space="preserve"> искусственных нейронных сетей по</w:t>
+      </w:r>
       <w:r>
         <w:rPr>
           <w:rFonts w:ascii="Times New Roman" w:hAnsi="Times New Roman" w:cs="Times New Roman"/>
@@ -15749,15 +15366,15 @@
           <w:szCs w:val="28"/>
           <w:lang w:val="ru"/>
         </w:rPr>
-        <w:t xml:space="preserve"> классификацию изображения без </w:t>
-      </w:r>
-      <w:r>
-        <w:rPr>
-          <w:rFonts w:ascii="Times New Roman" w:hAnsi="Times New Roman" w:cs="Times New Roman"/>
-          <w:sz w:val="28"/>
-          <w:szCs w:val="28"/>
-        </w:rPr>
-        <w:t>выделения отдельных объектов</w:t>
+        <w:t xml:space="preserve"> тип</w:t>
+      </w:r>
+      <w:r>
+        <w:rPr>
+          <w:rFonts w:ascii="Times New Roman" w:hAnsi="Times New Roman" w:cs="Times New Roman"/>
+          <w:sz w:val="28"/>
+          <w:szCs w:val="28"/>
+        </w:rPr>
+        <w:t>у</w:t>
       </w:r>
       <w:r>
         <w:rPr>
@@ -15766,101 +15383,7 @@
           <w:szCs w:val="28"/>
           <w:lang w:val="ru"/>
         </w:rPr>
-        <w:t xml:space="preserve"> одного класса. Архитектуры</w:t>
-      </w:r>
-      <w:r>
-        <w:rPr>
-          <w:rFonts w:ascii="Times New Roman" w:hAnsi="Times New Roman" w:cs="Times New Roman"/>
-          <w:sz w:val="28"/>
-          <w:szCs w:val="28"/>
-        </w:rPr>
-        <w:t xml:space="preserve"> искусственных нейронных сетей по</w:t>
-      </w:r>
-      <w:r>
-        <w:rPr>
-          <w:rFonts w:ascii="Times New Roman" w:hAnsi="Times New Roman" w:cs="Times New Roman"/>
-          <w:sz w:val="28"/>
-          <w:szCs w:val="28"/>
-          <w:lang w:val="ru"/>
-        </w:rPr>
-        <w:t xml:space="preserve"> тип</w:t>
-      </w:r>
-      <w:r>
-        <w:rPr>
-          <w:rFonts w:ascii="Times New Roman" w:hAnsi="Times New Roman" w:cs="Times New Roman"/>
-          <w:sz w:val="28"/>
-          <w:szCs w:val="28"/>
-        </w:rPr>
-        <w:t>у</w:t>
-      </w:r>
-      <w:r>
-        <w:rPr>
-          <w:rFonts w:ascii="Times New Roman" w:hAnsi="Times New Roman" w:cs="Times New Roman"/>
-          <w:sz w:val="28"/>
-          <w:szCs w:val="28"/>
-          <w:lang w:val="ru"/>
-        </w:rPr>
-        <w:t xml:space="preserve"> </w:t>
-      </w:r>
-      <w:proofErr w:type="spellStart"/>
-      <w:r>
-        <w:rPr>
-          <w:rFonts w:ascii="Times New Roman" w:hAnsi="Times New Roman" w:cs="Times New Roman"/>
-          <w:sz w:val="28"/>
-          <w:szCs w:val="28"/>
-          <w:lang w:val="ru"/>
-        </w:rPr>
-        <w:t>DeepLab</w:t>
-      </w:r>
-      <w:proofErr w:type="spellEnd"/>
-      <w:r>
-        <w:rPr>
-          <w:rFonts w:ascii="Times New Roman" w:hAnsi="Times New Roman" w:cs="Times New Roman"/>
-          <w:sz w:val="28"/>
-          <w:szCs w:val="28"/>
-          <w:lang w:val="ru"/>
-        </w:rPr>
-        <w:t xml:space="preserve"> и </w:t>
-      </w:r>
-      <w:proofErr w:type="spellStart"/>
-      <w:r>
-        <w:rPr>
-          <w:rFonts w:ascii="Times New Roman" w:hAnsi="Times New Roman" w:cs="Times New Roman"/>
-          <w:sz w:val="28"/>
-          <w:szCs w:val="28"/>
-          <w:lang w:val="ru"/>
-        </w:rPr>
-        <w:t>PSPNet</w:t>
-      </w:r>
-      <w:proofErr w:type="spellEnd"/>
-      <w:r>
-        <w:rPr>
-          <w:rFonts w:ascii="Times New Roman" w:hAnsi="Times New Roman" w:cs="Times New Roman"/>
-          <w:sz w:val="28"/>
-          <w:szCs w:val="28"/>
-          <w:lang w:val="ru"/>
-        </w:rPr>
-        <w:t xml:space="preserve"> с кодировщиками на базе </w:t>
-      </w:r>
-      <w:proofErr w:type="spellStart"/>
-      <w:r>
-        <w:rPr>
-          <w:rFonts w:ascii="Times New Roman" w:hAnsi="Times New Roman" w:cs="Times New Roman"/>
-          <w:sz w:val="28"/>
-          <w:szCs w:val="28"/>
-          <w:lang w:val="ru"/>
-        </w:rPr>
-        <w:t>свёрточных</w:t>
-      </w:r>
-      <w:proofErr w:type="spellEnd"/>
-      <w:r>
-        <w:rPr>
-          <w:rFonts w:ascii="Times New Roman" w:hAnsi="Times New Roman" w:cs="Times New Roman"/>
-          <w:sz w:val="28"/>
-          <w:szCs w:val="28"/>
-          <w:lang w:val="ru"/>
-        </w:rPr>
-        <w:t xml:space="preserve"> нейронных сетей</w:t>
+        <w:t xml:space="preserve"> DeepLab и PSPNet с кодировщиками на базе свёрточных нейронных сетей</w:t>
       </w:r>
       <w:r>
         <w:rPr>
@@ -16019,7 +15542,6 @@
         </w:rPr>
         <w:t xml:space="preserve">Такие архитектуры нейронных сетей, как </w:t>
       </w:r>
-      <w:proofErr w:type="spellStart"/>
       <w:r>
         <w:rPr>
           <w:rFonts w:ascii="Times New Roman" w:hAnsi="Times New Roman" w:cs="Times New Roman"/>
@@ -16027,17 +15549,7 @@
           <w:szCs w:val="28"/>
           <w:lang w:val="ru"/>
         </w:rPr>
-        <w:t>Mask</w:t>
-      </w:r>
-      <w:proofErr w:type="spellEnd"/>
-      <w:r>
-        <w:rPr>
-          <w:rFonts w:ascii="Times New Roman" w:hAnsi="Times New Roman" w:cs="Times New Roman"/>
-          <w:sz w:val="28"/>
-          <w:szCs w:val="28"/>
-          <w:lang w:val="ru"/>
-        </w:rPr>
-        <w:t xml:space="preserve"> R-CNN и её производные остаются </w:t>
+        <w:t xml:space="preserve">Mask R-CNN и её производные остаются </w:t>
       </w:r>
       <w:r>
         <w:rPr>
@@ -16093,7 +15605,6 @@
         </w:rPr>
         <w:t xml:space="preserve">4. </w:t>
       </w:r>
-      <w:proofErr w:type="spellStart"/>
       <w:r>
         <w:rPr>
           <w:rFonts w:ascii="Times New Roman" w:hAnsi="Times New Roman" w:cs="Times New Roman"/>
@@ -16101,17 +15612,7 @@
           <w:szCs w:val="28"/>
           <w:lang w:val="ru"/>
         </w:rPr>
-        <w:t>Паноптическая</w:t>
-      </w:r>
-      <w:proofErr w:type="spellEnd"/>
-      <w:r>
-        <w:rPr>
-          <w:rFonts w:ascii="Times New Roman" w:hAnsi="Times New Roman" w:cs="Times New Roman"/>
-          <w:sz w:val="28"/>
-          <w:szCs w:val="28"/>
-          <w:lang w:val="ru"/>
-        </w:rPr>
-        <w:t xml:space="preserve"> сегментация. Наиболее полная парадигма, объединяющая семантическую сегментацию фона и инстанс-сегментацию объектов переднего плана в единую непротиворечивую картину.</w:t>
+        <w:t>Паноптическая сегментация. Наиболее полная парадигма, объединяющая семантическую сегментацию фона и инстанс-сегментацию объектов переднего плана в единую непротиворечивую картину.</w:t>
       </w:r>
     </w:p>
     <w:p>
@@ -16132,7 +15633,6 @@
           <w:szCs w:val="28"/>
           <w:lang w:val="en-US"/>
         </w:rPr>
-        <w:lastRenderedPageBreak/>
         <w:t>Mask</w:t>
       </w:r>
       <w:r>
@@ -16624,7 +16124,6 @@
                 <w:lang w:val="en-US"/>
               </w:rPr>
             </w:pPr>
-            <w:proofErr w:type="spellStart"/>
             <w:r>
               <w:rPr>
                 <w:rFonts w:ascii="Times New Roman" w:hAnsi="Times New Roman" w:cs="Times New Roman"/>
@@ -16634,7 +16133,6 @@
               </w:rPr>
               <w:t>DeepLab</w:t>
             </w:r>
-            <w:proofErr w:type="spellEnd"/>
             <w:r>
               <w:rPr>
                 <w:rFonts w:ascii="Times New Roman" w:hAnsi="Times New Roman" w:cs="Times New Roman"/>
@@ -16661,7 +16159,6 @@
                 <w:lang w:val="ru"/>
               </w:rPr>
             </w:pPr>
-            <w:proofErr w:type="spellStart"/>
             <w:r>
               <w:rPr>
                 <w:rFonts w:ascii="Times New Roman" w:hAnsi="Times New Roman" w:cs="Times New Roman"/>
@@ -16669,17 +16166,7 @@
                 <w:szCs w:val="28"/>
                 <w:lang w:val="ru"/>
               </w:rPr>
-              <w:t>Попиксельная</w:t>
-            </w:r>
-            <w:proofErr w:type="spellEnd"/>
-            <w:r>
-              <w:rPr>
-                <w:rFonts w:ascii="Times New Roman" w:hAnsi="Times New Roman" w:cs="Times New Roman"/>
-                <w:sz w:val="28"/>
-                <w:szCs w:val="28"/>
-                <w:lang w:val="ru"/>
-              </w:rPr>
-              <w:t xml:space="preserve"> карта классов</w:t>
+              <w:t>Попиксельная карта классов</w:t>
             </w:r>
           </w:p>
         </w:tc>
@@ -16777,7 +16264,6 @@
                 <w:lang w:val="ru"/>
               </w:rPr>
             </w:pPr>
-            <w:proofErr w:type="spellStart"/>
             <w:r>
               <w:rPr>
                 <w:rFonts w:ascii="Times New Roman" w:hAnsi="Times New Roman" w:cs="Times New Roman"/>
@@ -16785,17 +16271,7 @@
                 <w:szCs w:val="28"/>
                 <w:lang w:val="ru"/>
               </w:rPr>
-              <w:t>Mask</w:t>
-            </w:r>
-            <w:proofErr w:type="spellEnd"/>
-            <w:r>
-              <w:rPr>
-                <w:rFonts w:ascii="Times New Roman" w:hAnsi="Times New Roman" w:cs="Times New Roman"/>
-                <w:sz w:val="28"/>
-                <w:szCs w:val="28"/>
-                <w:lang w:val="ru"/>
-              </w:rPr>
-              <w:t xml:space="preserve"> R-CNN</w:t>
+              <w:t>Mask R-CNN</w:t>
             </w:r>
           </w:p>
         </w:tc>
@@ -16893,7 +16369,6 @@
                 <w:szCs w:val="28"/>
               </w:rPr>
             </w:pPr>
-            <w:proofErr w:type="spellStart"/>
             <w:r>
               <w:rPr>
                 <w:rFonts w:ascii="Times New Roman" w:hAnsi="Times New Roman" w:cs="Times New Roman"/>
@@ -16901,17 +16376,7 @@
                 <w:szCs w:val="28"/>
                 <w:lang w:val="ru"/>
               </w:rPr>
-              <w:t>Паноптическая</w:t>
-            </w:r>
-            <w:proofErr w:type="spellEnd"/>
-            <w:r>
-              <w:rPr>
-                <w:rFonts w:ascii="Times New Roman" w:hAnsi="Times New Roman" w:cs="Times New Roman"/>
-                <w:sz w:val="28"/>
-                <w:szCs w:val="28"/>
-                <w:lang w:val="ru"/>
-              </w:rPr>
-              <w:t xml:space="preserve"> сегментация</w:t>
+              <w:t>Паноптическая сегментация</w:t>
             </w:r>
           </w:p>
         </w:tc>
@@ -16930,7 +16395,6 @@
                 <w:lang w:val="ru"/>
               </w:rPr>
             </w:pPr>
-            <w:proofErr w:type="spellStart"/>
             <w:r>
               <w:rPr>
                 <w:rFonts w:ascii="Times New Roman" w:hAnsi="Times New Roman" w:cs="Times New Roman"/>
@@ -16938,17 +16402,7 @@
                 <w:szCs w:val="28"/>
                 <w:lang w:val="ru"/>
               </w:rPr>
-              <w:t>Panoptic</w:t>
-            </w:r>
-            <w:proofErr w:type="spellEnd"/>
-            <w:r>
-              <w:rPr>
-                <w:rFonts w:ascii="Times New Roman" w:hAnsi="Times New Roman" w:cs="Times New Roman"/>
-                <w:sz w:val="28"/>
-                <w:szCs w:val="28"/>
-                <w:lang w:val="ru"/>
-              </w:rPr>
-              <w:t xml:space="preserve"> FPN</w:t>
+              <w:t>Panoptic FPN</w:t>
             </w:r>
           </w:p>
         </w:tc>
@@ -17088,9 +16542,16 @@
           <w:szCs w:val="28"/>
           <w:lang w:val="ru"/>
         </w:rPr>
-        <w:t xml:space="preserve"> </w:t>
-      </w:r>
-      <w:proofErr w:type="spellStart"/>
+        <w:t xml:space="preserve"> ACNet (Attention</w:t>
+      </w:r>
+      <w:r>
+        <w:rPr>
+          <w:rFonts w:ascii="Times New Roman" w:hAnsi="Times New Roman" w:cs="Times New Roman"/>
+          <w:sz w:val="28"/>
+          <w:szCs w:val="28"/>
+        </w:rPr>
+        <w:t>-</w:t>
+      </w:r>
       <w:r>
         <w:rPr>
           <w:rFonts w:ascii="Times New Roman" w:hAnsi="Times New Roman" w:cs="Times New Roman"/>
@@ -17098,96 +16559,7 @@
           <w:szCs w:val="28"/>
           <w:lang w:val="ru"/>
         </w:rPr>
-        <w:t>ACNet</w:t>
-      </w:r>
-      <w:proofErr w:type="spellEnd"/>
-      <w:r>
-        <w:rPr>
-          <w:rFonts w:ascii="Times New Roman" w:hAnsi="Times New Roman" w:cs="Times New Roman"/>
-          <w:sz w:val="28"/>
-          <w:szCs w:val="28"/>
-          <w:lang w:val="ru"/>
-        </w:rPr>
-        <w:t xml:space="preserve"> (</w:t>
-      </w:r>
-      <w:proofErr w:type="spellStart"/>
-      <w:r>
-        <w:rPr>
-          <w:rFonts w:ascii="Times New Roman" w:hAnsi="Times New Roman" w:cs="Times New Roman"/>
-          <w:sz w:val="28"/>
-          <w:szCs w:val="28"/>
-          <w:lang w:val="ru"/>
-        </w:rPr>
-        <w:t>Attention</w:t>
-      </w:r>
-      <w:proofErr w:type="spellEnd"/>
-      <w:r>
-        <w:rPr>
-          <w:rFonts w:ascii="Times New Roman" w:hAnsi="Times New Roman" w:cs="Times New Roman"/>
-          <w:sz w:val="28"/>
-          <w:szCs w:val="28"/>
-        </w:rPr>
-        <w:t>-</w:t>
-      </w:r>
-      <w:proofErr w:type="spellStart"/>
-      <w:r>
-        <w:rPr>
-          <w:rFonts w:ascii="Times New Roman" w:hAnsi="Times New Roman" w:cs="Times New Roman"/>
-          <w:sz w:val="28"/>
-          <w:szCs w:val="28"/>
-          <w:lang w:val="ru"/>
-        </w:rPr>
-        <w:t>Convolution</w:t>
-      </w:r>
-      <w:proofErr w:type="spellEnd"/>
-      <w:r>
-        <w:rPr>
-          <w:rFonts w:ascii="Times New Roman" w:hAnsi="Times New Roman" w:cs="Times New Roman"/>
-          <w:sz w:val="28"/>
-          <w:szCs w:val="28"/>
-          <w:lang w:val="ru"/>
-        </w:rPr>
-        <w:t xml:space="preserve"> </w:t>
-      </w:r>
-      <w:proofErr w:type="spellStart"/>
-      <w:r>
-        <w:rPr>
-          <w:rFonts w:ascii="Times New Roman" w:hAnsi="Times New Roman" w:cs="Times New Roman"/>
-          <w:sz w:val="28"/>
-          <w:szCs w:val="28"/>
-          <w:lang w:val="ru"/>
-        </w:rPr>
-        <w:t>Collaborative</w:t>
-      </w:r>
-      <w:proofErr w:type="spellEnd"/>
-      <w:r>
-        <w:rPr>
-          <w:rFonts w:ascii="Times New Roman" w:hAnsi="Times New Roman" w:cs="Times New Roman"/>
-          <w:sz w:val="28"/>
-          <w:szCs w:val="28"/>
-          <w:lang w:val="ru"/>
-        </w:rPr>
-        <w:t xml:space="preserve"> Network) интегрирует механизмы внимания в </w:t>
-      </w:r>
-      <w:proofErr w:type="spellStart"/>
-      <w:r>
-        <w:rPr>
-          <w:rFonts w:ascii="Times New Roman" w:hAnsi="Times New Roman" w:cs="Times New Roman"/>
-          <w:sz w:val="28"/>
-          <w:szCs w:val="28"/>
-          <w:lang w:val="ru"/>
-        </w:rPr>
-        <w:t>свёрточные</w:t>
-      </w:r>
-      <w:proofErr w:type="spellEnd"/>
-      <w:r>
-        <w:rPr>
-          <w:rFonts w:ascii="Times New Roman" w:hAnsi="Times New Roman" w:cs="Times New Roman"/>
-          <w:sz w:val="28"/>
-          <w:szCs w:val="28"/>
-          <w:lang w:val="ru"/>
-        </w:rPr>
-        <w:t xml:space="preserve"> архитектуры</w:t>
+        <w:t>Convolution Collaborative Network) интегрирует механизмы внимания в свёрточные архитектуры</w:t>
       </w:r>
       <w:r>
         <w:rPr>
@@ -17276,25 +16648,7 @@
           <w:sz w:val="28"/>
           <w:szCs w:val="28"/>
         </w:rPr>
-        <w:t xml:space="preserve"> Они преимущественно состоят из </w:t>
-      </w:r>
-      <w:proofErr w:type="spellStart"/>
-      <w:r>
-        <w:rPr>
-          <w:rFonts w:ascii="Times New Roman" w:hAnsi="Times New Roman" w:cs="Times New Roman"/>
-          <w:sz w:val="28"/>
-          <w:szCs w:val="28"/>
-        </w:rPr>
-        <w:t>сверточных</w:t>
-      </w:r>
-      <w:proofErr w:type="spellEnd"/>
-      <w:r>
-        <w:rPr>
-          <w:rFonts w:ascii="Times New Roman" w:hAnsi="Times New Roman" w:cs="Times New Roman"/>
-          <w:sz w:val="28"/>
-          <w:szCs w:val="28"/>
-        </w:rPr>
-        <w:t xml:space="preserve"> нейронных слоев.</w:t>
+        <w:t xml:space="preserve"> Они преимущественно состоят из сверточных нейронных слоев.</w:t>
       </w:r>
       <w:r>
         <w:rPr>
@@ -17384,107 +16738,7 @@
           <w:szCs w:val="28"/>
           <w:lang w:val="ru"/>
         </w:rPr>
-        <w:t>объектов, не входящих в обучающую выборку. В контексте задач локальной навигации беспилотного транспорта используется фреймворк SOTA (</w:t>
-      </w:r>
-      <w:proofErr w:type="spellStart"/>
-      <w:r>
-        <w:rPr>
-          <w:rFonts w:ascii="Times New Roman" w:hAnsi="Times New Roman" w:cs="Times New Roman"/>
-          <w:sz w:val="28"/>
-          <w:szCs w:val="28"/>
-          <w:lang w:val="ru"/>
-        </w:rPr>
-        <w:t>Segmenting</w:t>
-      </w:r>
-      <w:proofErr w:type="spellEnd"/>
-      <w:r>
-        <w:rPr>
-          <w:rFonts w:ascii="Times New Roman" w:hAnsi="Times New Roman" w:cs="Times New Roman"/>
-          <w:sz w:val="28"/>
-          <w:szCs w:val="28"/>
-          <w:lang w:val="ru"/>
-        </w:rPr>
-        <w:t xml:space="preserve"> </w:t>
-      </w:r>
-      <w:proofErr w:type="spellStart"/>
-      <w:r>
-        <w:rPr>
-          <w:rFonts w:ascii="Times New Roman" w:hAnsi="Times New Roman" w:cs="Times New Roman"/>
-          <w:sz w:val="28"/>
-          <w:szCs w:val="28"/>
-          <w:lang w:val="ru"/>
-        </w:rPr>
-        <w:t>Objectiveness</w:t>
-      </w:r>
-      <w:proofErr w:type="spellEnd"/>
-      <w:r>
-        <w:rPr>
-          <w:rFonts w:ascii="Times New Roman" w:hAnsi="Times New Roman" w:cs="Times New Roman"/>
-          <w:sz w:val="28"/>
-          <w:szCs w:val="28"/>
-          <w:lang w:val="ru"/>
-        </w:rPr>
-        <w:t xml:space="preserve"> </w:t>
-      </w:r>
-      <w:proofErr w:type="spellStart"/>
-      <w:r>
-        <w:rPr>
-          <w:rFonts w:ascii="Times New Roman" w:hAnsi="Times New Roman" w:cs="Times New Roman"/>
-          <w:sz w:val="28"/>
-          <w:szCs w:val="28"/>
-          <w:lang w:val="ru"/>
-        </w:rPr>
-        <w:t>and</w:t>
-      </w:r>
-      <w:proofErr w:type="spellEnd"/>
-      <w:r>
-        <w:rPr>
-          <w:rFonts w:ascii="Times New Roman" w:hAnsi="Times New Roman" w:cs="Times New Roman"/>
-          <w:sz w:val="28"/>
-          <w:szCs w:val="28"/>
-          <w:lang w:val="ru"/>
-        </w:rPr>
-        <w:t xml:space="preserve"> Task-</w:t>
-      </w:r>
-      <w:proofErr w:type="spellStart"/>
-      <w:r>
-        <w:rPr>
-          <w:rFonts w:ascii="Times New Roman" w:hAnsi="Times New Roman" w:cs="Times New Roman"/>
-          <w:sz w:val="28"/>
-          <w:szCs w:val="28"/>
-          <w:lang w:val="ru"/>
-        </w:rPr>
-        <w:t>Awareness</w:t>
-      </w:r>
-      <w:proofErr w:type="spellEnd"/>
-      <w:r>
-        <w:rPr>
-          <w:rFonts w:ascii="Times New Roman" w:hAnsi="Times New Roman" w:cs="Times New Roman"/>
-          <w:sz w:val="28"/>
-          <w:szCs w:val="28"/>
-          <w:lang w:val="ru"/>
-        </w:rPr>
-        <w:t xml:space="preserve">) - архитектура нейронной сети, способная решать задачу путём комбинации блока семантического слияния для усиления признаков </w:t>
-      </w:r>
-      <w:proofErr w:type="spellStart"/>
-      <w:r>
-        <w:rPr>
-          <w:rFonts w:ascii="Times New Roman" w:hAnsi="Times New Roman" w:cs="Times New Roman"/>
-          <w:sz w:val="28"/>
-          <w:szCs w:val="28"/>
-          <w:lang w:val="ru"/>
-        </w:rPr>
-        <w:t>объектности</w:t>
-      </w:r>
-      <w:proofErr w:type="spellEnd"/>
-      <w:r>
-        <w:rPr>
-          <w:rFonts w:ascii="Times New Roman" w:hAnsi="Times New Roman" w:cs="Times New Roman"/>
-          <w:sz w:val="28"/>
-          <w:szCs w:val="28"/>
-          <w:lang w:val="ru"/>
-        </w:rPr>
-        <w:t xml:space="preserve"> и адаптера с учётом сцены для фильтрации аномалий [9]. </w:t>
+        <w:t xml:space="preserve">объектов, не входящих в обучающую выборку. В контексте задач локальной навигации беспилотного транспорта используется фреймворк SOTA (Segmenting Objectiveness and Task-Awareness) - архитектура нейронной сети, способная решать задачу путём комбинации блока семантического слияния для усиления признаков объектности и адаптера с учётом сцены для фильтрации аномалий [9]. </w:t>
       </w:r>
     </w:p>
     <w:p>
@@ -17514,7 +16768,7 @@
           <w:szCs w:val="28"/>
         </w:rPr>
       </w:pPr>
-      <w:bookmarkStart w:id="15" w:name="_Toc234512207"/>
+      <w:bookmarkStart w:id="15" w:name="_Toc234925269"/>
       <w:r>
         <w:rPr>
           <w:rFonts w:asciiTheme="majorBidi" w:hAnsiTheme="majorBidi"/>
@@ -17642,7 +16896,7 @@
           <w:szCs w:val="28"/>
         </w:rPr>
       </w:pPr>
-      <w:bookmarkStart w:id="16" w:name="_Toc234512208"/>
+      <w:bookmarkStart w:id="16" w:name="_Toc234925270"/>
       <w:r>
         <w:rPr>
           <w:rFonts w:asciiTheme="majorBidi" w:hAnsiTheme="majorBidi"/>
@@ -17727,16 +16981,7 @@
           <w:sz w:val="28"/>
           <w:szCs w:val="28"/>
         </w:rPr>
-        <w:t xml:space="preserve">адача трёхмерной реконструкции состоит в восстановлении геометрии сцены по двумерным данным для получения количественно измеримых </w:t>
-      </w:r>
-      <w:r>
-        <w:rPr>
-          <w:color w:val="auto"/>
-          <w:sz w:val="28"/>
-          <w:szCs w:val="28"/>
-        </w:rPr>
-        <w:lastRenderedPageBreak/>
-        <w:t>пространственных характеристик</w:t>
+        <w:t>адача трёхмерной реконструкции состоит в восстановлении геометрии сцены по двумерным данным для получения количественно измеримых пространственных характеристик</w:t>
       </w:r>
       <w:r>
         <w:rPr>
@@ -17773,16 +17018,7 @@
           <w:sz w:val="28"/>
           <w:szCs w:val="28"/>
         </w:rPr>
-        <w:t xml:space="preserve">Фундаментальным понятием трёхмерной реконструкции является понятие "фотограмметрия", введённое А. </w:t>
-      </w:r>
-      <w:proofErr w:type="spellStart"/>
-      <w:r>
-        <w:rPr>
-          <w:color w:val="auto"/>
-          <w:sz w:val="28"/>
-          <w:szCs w:val="28"/>
-        </w:rPr>
-        <w:t>Мейд</w:t>
+        <w:t>Фундаментальным понятием трёхмерной реконструкции является понятие "фотограмметрия", введённое А. Мейд</w:t>
       </w:r>
       <w:r>
         <w:rPr>
@@ -17798,16 +17034,7 @@
           <w:sz w:val="28"/>
           <w:szCs w:val="28"/>
         </w:rPr>
-        <w:t>нбауэром</w:t>
-      </w:r>
-      <w:proofErr w:type="spellEnd"/>
-      <w:r>
-        <w:rPr>
-          <w:color w:val="auto"/>
-          <w:sz w:val="28"/>
-          <w:szCs w:val="28"/>
-        </w:rPr>
-        <w:t xml:space="preserve"> в середине XIX века. Фотограмметрия </w:t>
+        <w:t xml:space="preserve">нбауэром в середине XIX века. Фотограмметрия </w:t>
       </w:r>
       <w:r>
         <w:rPr>
@@ -17967,7 +17194,31 @@
           <w:sz w:val="28"/>
           <w:szCs w:val="28"/>
         </w:rPr>
-        <w:t xml:space="preserve">реконструкции. </w:t>
+        <w:t>реконструкции</w:t>
+      </w:r>
+      <w:r>
+        <w:rPr>
+          <w:color w:val="auto"/>
+          <w:sz w:val="28"/>
+          <w:szCs w:val="28"/>
+        </w:rPr>
+        <w:t xml:space="preserve"> </w:t>
+      </w:r>
+      <w:r>
+        <w:rPr>
+          <w:color w:val="auto"/>
+          <w:sz w:val="28"/>
+          <w:szCs w:val="28"/>
+        </w:rPr>
+        <w:t>[12]</w:t>
+      </w:r>
+      <w:r>
+        <w:rPr>
+          <w:color w:val="auto"/>
+          <w:sz w:val="28"/>
+          <w:szCs w:val="28"/>
+        </w:rPr>
+        <w:t xml:space="preserve">. </w:t>
       </w:r>
       <w:r>
         <w:rPr>
@@ -18327,7 +17578,7 @@
           <w:szCs w:val="28"/>
         </w:rPr>
       </w:pPr>
-      <w:bookmarkStart w:id="17" w:name="_Toc234512209"/>
+      <w:bookmarkStart w:id="17" w:name="_Toc234925271"/>
       <w:r>
         <w:rPr>
           <w:rFonts w:asciiTheme="majorBidi" w:hAnsiTheme="majorBidi"/>
@@ -18521,17 +17772,8 @@
           <w:sz w:val="28"/>
           <w:szCs w:val="28"/>
         </w:rPr>
-        <w:t xml:space="preserve"> и </w:t>
-      </w:r>
-      <w:proofErr w:type="spellStart"/>
-      <w:r>
-        <w:rPr>
-          <w:sz w:val="28"/>
-          <w:szCs w:val="28"/>
-        </w:rPr>
-        <w:t>вокселей</w:t>
-      </w:r>
-      <w:proofErr w:type="spellEnd"/>
+        <w:t xml:space="preserve"> и вокселей</w:t>
+      </w:r>
       <w:r>
         <w:rPr>
           <w:sz w:val="28"/>
@@ -18627,7 +17869,77 @@
           <w:sz w:val="28"/>
           <w:szCs w:val="28"/>
         </w:rPr>
-        <w:t xml:space="preserve">) описывает поверхность объекта в виде пространственного графа, где вершины соединяются в треугольные грани. Ключевым преимуществом мешей является способность передавать </w:t>
+        <w:t xml:space="preserve">) описывает поверхность объекта в виде пространственного графа, где вершины соединяются в треугольные грани. Ключевым преимуществом мешей является способность передавать пространственные особенности объекта с </w:t>
+      </w:r>
+      <w:r>
+        <w:rPr>
+          <w:sz w:val="28"/>
+          <w:szCs w:val="28"/>
+        </w:rPr>
+        <w:t xml:space="preserve">большой точностью и </w:t>
+      </w:r>
+      <w:r>
+        <w:rPr>
+          <w:sz w:val="28"/>
+          <w:szCs w:val="28"/>
+        </w:rPr>
+        <w:t xml:space="preserve">сохранением топологических свойств. Вместе с тем, у данного представления имеются существенные ограничения: реконструкция мешей из реальных данных (например, по фото или </w:t>
+      </w:r>
+      <w:r>
+        <w:rPr>
+          <w:sz w:val="28"/>
+          <w:szCs w:val="28"/>
+        </w:rPr>
+        <w:t xml:space="preserve">сенсорных данных </w:t>
+      </w:r>
+      <w:r>
+        <w:rPr>
+          <w:sz w:val="28"/>
+          <w:szCs w:val="28"/>
+        </w:rPr>
+        <w:t>LiDAR) требует сложной предобработки и регуляризации</w:t>
+      </w:r>
+      <w:r>
+        <w:rPr>
+          <w:sz w:val="28"/>
+          <w:szCs w:val="28"/>
+        </w:rPr>
+        <w:t>.</w:t>
+      </w:r>
+      <w:r>
+        <w:rPr>
+          <w:sz w:val="28"/>
+          <w:szCs w:val="28"/>
+        </w:rPr>
+        <w:t xml:space="preserve"> </w:t>
+      </w:r>
+      <w:r>
+        <w:rPr>
+          <w:sz w:val="28"/>
+          <w:szCs w:val="28"/>
+        </w:rPr>
+        <w:t>Стоит отметить</w:t>
+      </w:r>
+      <w:r>
+        <w:rPr>
+          <w:sz w:val="28"/>
+          <w:szCs w:val="28"/>
+        </w:rPr>
+        <w:t>,</w:t>
+      </w:r>
+      <w:r>
+        <w:rPr>
+          <w:sz w:val="28"/>
+          <w:szCs w:val="28"/>
+        </w:rPr>
+        <w:t xml:space="preserve"> что</w:t>
+      </w:r>
+      <w:r>
+        <w:rPr>
+          <w:sz w:val="28"/>
+          <w:szCs w:val="28"/>
+        </w:rPr>
+        <w:t xml:space="preserve"> меши не являются дифференцируемыми на рёбрах и вершинах, что затрудняет их прямое использование в задачах оптимизации и обучения нейросетевых моделей. Указанные ограничения стимулировали развитие альтернативных подходов к </w:t>
       </w:r>
       <w:r>
         <w:rPr>
@@ -18635,86 +17947,7 @@
           <w:szCs w:val="28"/>
         </w:rPr>
         <w:lastRenderedPageBreak/>
-        <w:t xml:space="preserve">пространственные особенности объекта с </w:t>
-      </w:r>
-      <w:r>
-        <w:rPr>
-          <w:sz w:val="28"/>
-          <w:szCs w:val="28"/>
-        </w:rPr>
-        <w:t xml:space="preserve">большой точностью и </w:t>
-      </w:r>
-      <w:r>
-        <w:rPr>
-          <w:sz w:val="28"/>
-          <w:szCs w:val="28"/>
-        </w:rPr>
-        <w:t xml:space="preserve">сохранением топологических свойств. Вместе с тем, у данного представления имеются существенные ограничения: реконструкция мешей из реальных данных (например, по фото или </w:t>
-      </w:r>
-      <w:r>
-        <w:rPr>
-          <w:sz w:val="28"/>
-          <w:szCs w:val="28"/>
-        </w:rPr>
-        <w:t xml:space="preserve">сенсорных данных </w:t>
-      </w:r>
-      <w:proofErr w:type="spellStart"/>
-      <w:r>
-        <w:rPr>
-          <w:sz w:val="28"/>
-          <w:szCs w:val="28"/>
-        </w:rPr>
-        <w:t>LiDAR</w:t>
-      </w:r>
-      <w:proofErr w:type="spellEnd"/>
-      <w:r>
-        <w:rPr>
-          <w:sz w:val="28"/>
-          <w:szCs w:val="28"/>
-        </w:rPr>
-        <w:t>) требует сложной предобработки и регуляризации</w:t>
-      </w:r>
-      <w:r>
-        <w:rPr>
-          <w:sz w:val="28"/>
-          <w:szCs w:val="28"/>
-        </w:rPr>
-        <w:t>.</w:t>
-      </w:r>
-      <w:r>
-        <w:rPr>
-          <w:sz w:val="28"/>
-          <w:szCs w:val="28"/>
-        </w:rPr>
-        <w:t xml:space="preserve"> </w:t>
-      </w:r>
-      <w:r>
-        <w:rPr>
-          <w:sz w:val="28"/>
-          <w:szCs w:val="28"/>
-        </w:rPr>
-        <w:t>Стоит отметить</w:t>
-      </w:r>
-      <w:r>
-        <w:rPr>
-          <w:sz w:val="28"/>
-          <w:szCs w:val="28"/>
-        </w:rPr>
-        <w:t>,</w:t>
-      </w:r>
-      <w:r>
-        <w:rPr>
-          <w:sz w:val="28"/>
-          <w:szCs w:val="28"/>
-        </w:rPr>
-        <w:t xml:space="preserve"> что</w:t>
-      </w:r>
-      <w:r>
-        <w:rPr>
-          <w:sz w:val="28"/>
-          <w:szCs w:val="28"/>
-        </w:rPr>
-        <w:t xml:space="preserve"> меши не являются дифференцируемыми на рёбрах и вершинах, что затрудняет их прямое использование в задачах оптимизации и обучения нейросетевых моделей. Указанные ограничения стимулировали развитие альтернативных подходов к представлению геометрии и методов реконструкции</w:t>
+        <w:t>представлению геометрии и методов реконструкции</w:t>
       </w:r>
       <w:r>
         <w:rPr>
@@ -18986,7 +18219,6 @@
           <w:sz w:val="28"/>
           <w:szCs w:val="28"/>
         </w:rPr>
-        <w:lastRenderedPageBreak/>
         <w:t>описаны</w:t>
       </w:r>
       <w:r>
@@ -19878,9 +19110,8 @@
           <w:sz w:val="28"/>
           <w:szCs w:val="28"/>
         </w:rPr>
-        <w:t>в частности, с лазерных дальномеров (</w:t>
-      </w:r>
-      <w:proofErr w:type="spellStart"/>
+        <w:t xml:space="preserve">в частности, с лазерных дальномеров (LiDAR), стереокамер либо с использованием инерциальных измерительных модулей </w:t>
+      </w:r>
       <w:r>
         <w:rPr>
           <w:iCs/>
@@ -19888,17 +19119,8 @@
           <w:sz w:val="28"/>
           <w:szCs w:val="28"/>
         </w:rPr>
-        <w:t>LiDAR</w:t>
-      </w:r>
-      <w:proofErr w:type="spellEnd"/>
-      <w:r>
-        <w:rPr>
-          <w:iCs/>
-          <w:color w:val="auto"/>
-          <w:sz w:val="28"/>
-          <w:szCs w:val="28"/>
-        </w:rPr>
-        <w:t>), стереокамер либо с использованием инерциальных измерительных модулей (IMU). Существенным ограничением данного представления является высокая чувствительность к шумам и систематическим ошибкам сенсоров. Неравномерная плотность выборки, локальные пропуски данных и наличие выбросов затрудняют корректное восстановление топологии поверхности и точную реконструкцию геометрии целевых объектов</w:t>
+        <w:lastRenderedPageBreak/>
+        <w:t>(IMU). Существенным ограничением данного представления является высокая чувствительность к шумам и систематическим ошибкам сенсоров. Неравномерная плотность выборки, локальные пропуски данных и наличие выбросов затрудняют корректное восстановление топологии поверхности и точную реконструкцию геометрии целевых объектов</w:t>
       </w:r>
       <w:r>
         <w:rPr>
@@ -20157,23 +19379,13 @@
           <w:szCs w:val="28"/>
         </w:rPr>
       </w:pPr>
-      <w:proofErr w:type="spellStart"/>
-      <w:r>
-        <w:rPr>
-          <w:color w:val="auto"/>
-          <w:sz w:val="28"/>
-          <w:szCs w:val="28"/>
-        </w:rPr>
-        <w:t>Воксел</w:t>
-      </w:r>
-      <w:proofErr w:type="spellEnd"/>
-      <w:r>
-        <w:rPr>
-          <w:color w:val="auto"/>
-          <w:sz w:val="28"/>
-          <w:szCs w:val="28"/>
-        </w:rPr>
-        <w:t xml:space="preserve"> представляет собой кубическую пространственную сетку, состоящей из множества кубиков</w:t>
+      <w:r>
+        <w:rPr>
+          <w:color w:val="auto"/>
+          <w:sz w:val="28"/>
+          <w:szCs w:val="28"/>
+        </w:rPr>
+        <w:t>Воксел представляет собой кубическую пространственную сетку, состоящей из множества кубиков</w:t>
       </w:r>
       <w:r>
         <w:rPr>
@@ -20183,7 +19395,6 @@
         </w:rPr>
         <w:t xml:space="preserve">, именуемых </w:t>
       </w:r>
-      <w:proofErr w:type="spellStart"/>
       <w:r>
         <w:rPr>
           <w:color w:val="auto"/>
@@ -20200,7 +19411,6 @@
         </w:rPr>
         <w:t>ями</w:t>
       </w:r>
-      <w:proofErr w:type="spellEnd"/>
       <w:r>
         <w:rPr>
           <w:color w:val="auto"/>
@@ -20247,7 +19457,6 @@
           <w:sz w:val="28"/>
           <w:szCs w:val="28"/>
         </w:rPr>
-        <w:lastRenderedPageBreak/>
         <w:t>трехмерное пространство</w:t>
       </w:r>
       <w:r>
@@ -20272,7 +19481,23 @@
           <w:sz w:val="28"/>
           <w:szCs w:val="28"/>
         </w:rPr>
-        <w:t xml:space="preserve"> [22-23]</w:t>
+        <w:t xml:space="preserve"> [2</w:t>
+      </w:r>
+      <w:r>
+        <w:rPr>
+          <w:color w:val="auto"/>
+          <w:sz w:val="28"/>
+          <w:szCs w:val="28"/>
+        </w:rPr>
+        <w:t>2</w:t>
+      </w:r>
+      <w:r>
+        <w:rPr>
+          <w:color w:val="auto"/>
+          <w:sz w:val="28"/>
+          <w:szCs w:val="28"/>
+        </w:rPr>
+        <w:t>]</w:t>
       </w:r>
       <w:r>
         <w:rPr>
@@ -20301,43 +19526,7 @@
           <w:sz w:val="28"/>
           <w:szCs w:val="28"/>
         </w:rPr>
-        <w:t xml:space="preserve">Математическое описание </w:t>
-      </w:r>
-      <w:proofErr w:type="spellStart"/>
-      <w:r>
-        <w:rPr>
-          <w:color w:val="auto"/>
-          <w:sz w:val="28"/>
-          <w:szCs w:val="28"/>
-        </w:rPr>
-        <w:t>вокселя</w:t>
-      </w:r>
-      <w:proofErr w:type="spellEnd"/>
-      <w:r>
-        <w:rPr>
-          <w:color w:val="auto"/>
-          <w:sz w:val="28"/>
-          <w:szCs w:val="28"/>
-        </w:rPr>
-        <w:t xml:space="preserve"> подобно описанию точки в пространстве облака точек с той лишь разницей, что в облаке точек дополнительным компонентом является цвет или интенсивность точки, а </w:t>
-      </w:r>
-      <w:proofErr w:type="spellStart"/>
-      <w:r>
-        <w:rPr>
-          <w:color w:val="auto"/>
-          <w:sz w:val="28"/>
-          <w:szCs w:val="28"/>
-        </w:rPr>
-        <w:t>воксель</w:t>
-      </w:r>
-      <w:proofErr w:type="spellEnd"/>
-      <w:r>
-        <w:rPr>
-          <w:color w:val="auto"/>
-          <w:sz w:val="28"/>
-          <w:szCs w:val="28"/>
-        </w:rPr>
-        <w:t xml:space="preserve"> помимо основных координат </w:t>
+        <w:t xml:space="preserve">Математическое описание вокселя подобно описанию точки в пространстве облака точек с той лишь разницей, что в облаке точек дополнительным компонентом является цвет или интенсивность точки, а воксель помимо основных координат </w:t>
       </w:r>
       <w:r>
         <w:rPr>
@@ -21014,27 +20203,7 @@
           <w:sz w:val="28"/>
           <w:szCs w:val="28"/>
         </w:rPr>
-        <w:t xml:space="preserve">описание материала </w:t>
-      </w:r>
-      <w:proofErr w:type="spellStart"/>
-      <w:r>
-        <w:rPr>
-          <w:rFonts w:eastAsiaTheme="minorEastAsia"/>
-          <w:color w:val="auto"/>
-          <w:sz w:val="28"/>
-          <w:szCs w:val="28"/>
-        </w:rPr>
-        <w:t>вокселя</w:t>
-      </w:r>
-      <w:proofErr w:type="spellEnd"/>
-      <w:r>
-        <w:rPr>
-          <w:rFonts w:eastAsiaTheme="minorEastAsia"/>
-          <w:color w:val="auto"/>
-          <w:sz w:val="28"/>
-          <w:szCs w:val="28"/>
-        </w:rPr>
-        <w:t>.</w:t>
+        <w:t>описание материала вокселя.</w:t>
       </w:r>
     </w:p>
     <w:p>
@@ -21055,25 +20224,7 @@
           <w:sz w:val="28"/>
           <w:szCs w:val="28"/>
         </w:rPr>
-        <w:t xml:space="preserve">Сферой применения </w:t>
-      </w:r>
-      <w:proofErr w:type="spellStart"/>
-      <w:r>
-        <w:rPr>
-          <w:color w:val="auto"/>
-          <w:sz w:val="28"/>
-          <w:szCs w:val="28"/>
-        </w:rPr>
-        <w:t>вокселей</w:t>
-      </w:r>
-      <w:proofErr w:type="spellEnd"/>
-      <w:r>
-        <w:rPr>
-          <w:color w:val="auto"/>
-          <w:sz w:val="28"/>
-          <w:szCs w:val="28"/>
-        </w:rPr>
-        <w:t xml:space="preserve"> является трехмерное представление непрерывных процессов, сред, где требуется сверхточная детализация и возможность получения любого сечения модели. Примером такого применения является распределение газов в атмосфере или моделирование процессов, протекающих в организме человека, в ходе УЗИ или МРТ</w:t>
+        <w:t>Сферой применения вокселей является трехмерное представление непрерывных процессов, сред, где требуется сверхточная детализация и возможность получения любого сечения модели. Примером такого применения является распределение газов в атмосфере или моделирование процессов, протекающих в организме человека, в ходе УЗИ или МРТ</w:t>
       </w:r>
       <w:r>
         <w:rPr>
@@ -21089,33 +20240,39 @@
           <w:sz w:val="28"/>
           <w:szCs w:val="28"/>
         </w:rPr>
-        <w:t xml:space="preserve"> Итогом сканирования состояния человека является трехмерная </w:t>
-      </w:r>
-      <w:proofErr w:type="spellStart"/>
-      <w:r>
-        <w:rPr>
-          <w:color w:val="auto"/>
-          <w:sz w:val="28"/>
-          <w:szCs w:val="28"/>
-        </w:rPr>
-        <w:t>воксельная</w:t>
-      </w:r>
-      <w:proofErr w:type="spellEnd"/>
-      <w:r>
-        <w:rPr>
-          <w:color w:val="auto"/>
-          <w:sz w:val="28"/>
-          <w:szCs w:val="28"/>
-        </w:rPr>
-        <w:t xml:space="preserve"> модель, к примеру, головного мозга</w:t>
-      </w:r>
-      <w:r>
-        <w:rPr>
-          <w:color w:val="auto"/>
-          <w:sz w:val="28"/>
-          <w:szCs w:val="28"/>
-        </w:rPr>
-        <w:t xml:space="preserve"> [23-24</w:t>
+        <w:t xml:space="preserve"> Итогом сканирования состояния человека является трехмерная воксельная модель, к примеру, головного мозга</w:t>
+      </w:r>
+      <w:r>
+        <w:rPr>
+          <w:color w:val="auto"/>
+          <w:sz w:val="28"/>
+          <w:szCs w:val="28"/>
+        </w:rPr>
+        <w:t xml:space="preserve"> [2</w:t>
+      </w:r>
+      <w:r>
+        <w:rPr>
+          <w:color w:val="auto"/>
+          <w:sz w:val="28"/>
+          <w:szCs w:val="28"/>
+        </w:rPr>
+        <w:t>2</w:t>
+      </w:r>
+      <w:r>
+        <w:rPr>
+          <w:color w:val="auto"/>
+          <w:sz w:val="28"/>
+          <w:szCs w:val="28"/>
+        </w:rPr>
+        <w:t>-2</w:t>
+      </w:r>
+      <w:r>
+        <w:rPr>
+          <w:color w:val="auto"/>
+          <w:sz w:val="28"/>
+          <w:szCs w:val="28"/>
+        </w:rPr>
+        <w:t>3</w:t>
       </w:r>
       <w:r>
         <w:rPr>
@@ -21141,6 +20298,19 @@
         </w:rPr>
         <w:t xml:space="preserve"> Полученные данные применяются в ходе дальнейших медицинских исследований. Пример подобного исследования представлен на рисунке 1.4.3.</w:t>
       </w:r>
+    </w:p>
+    <w:p>
+      <w:pPr>
+        <w:pStyle w:val="Default"/>
+        <w:spacing w:line="360" w:lineRule="auto"/>
+        <w:ind w:firstLine="709"/>
+        <w:jc w:val="both"/>
+        <w:rPr>
+          <w:color w:val="auto"/>
+          <w:sz w:val="28"/>
+          <w:szCs w:val="28"/>
+        </w:rPr>
+      </w:pPr>
     </w:p>
     <w:p>
       <w:pPr>
@@ -21227,7 +20397,6 @@
         <w:rPr>
           <w:color w:val="auto"/>
         </w:rPr>
-        <w:lastRenderedPageBreak/>
         <w:t>Рисунок 1</w:t>
       </w:r>
       <w:r>
@@ -21272,6 +20441,15 @@
         </w:rPr>
         <w:t>облака точек</w:t>
       </w:r>
+    </w:p>
+    <w:p>
+      <w:pPr>
+        <w:pStyle w:val="Default"/>
+        <w:jc w:val="center"/>
+        <w:rPr>
+          <w:color w:val="auto"/>
+        </w:rPr>
+      </w:pPr>
     </w:p>
     <w:p>
       <w:pPr>
@@ -21288,7 +20466,7 @@
           <w:szCs w:val="28"/>
         </w:rPr>
       </w:pPr>
-      <w:bookmarkStart w:id="18" w:name="_Toc234512210"/>
+      <w:bookmarkStart w:id="18" w:name="_Toc234925272"/>
       <w:r>
         <w:rPr>
           <w:rFonts w:asciiTheme="majorBidi" w:hAnsiTheme="majorBidi"/>
@@ -21363,55 +20541,7 @@
           <w:sz w:val="28"/>
           <w:szCs w:val="28"/>
         </w:rPr>
-        <w:t>Теоретической основой метода «структура из движения» (</w:t>
-      </w:r>
-      <w:proofErr w:type="spellStart"/>
-      <w:r>
-        <w:rPr>
-          <w:sz w:val="28"/>
-          <w:szCs w:val="28"/>
-        </w:rPr>
-        <w:t>Structure</w:t>
-      </w:r>
-      <w:proofErr w:type="spellEnd"/>
-      <w:r>
-        <w:rPr>
-          <w:sz w:val="28"/>
-          <w:szCs w:val="28"/>
-        </w:rPr>
-        <w:t>-</w:t>
-      </w:r>
-      <w:proofErr w:type="spellStart"/>
-      <w:r>
-        <w:rPr>
-          <w:sz w:val="28"/>
-          <w:szCs w:val="28"/>
-        </w:rPr>
-        <w:t>from</w:t>
-      </w:r>
-      <w:proofErr w:type="spellEnd"/>
-      <w:r>
-        <w:rPr>
-          <w:sz w:val="28"/>
-          <w:szCs w:val="28"/>
-        </w:rPr>
-        <w:t xml:space="preserve">-Motion, </w:t>
-      </w:r>
-      <w:proofErr w:type="spellStart"/>
-      <w:r>
-        <w:rPr>
-          <w:sz w:val="28"/>
-          <w:szCs w:val="28"/>
-        </w:rPr>
-        <w:t>SfM</w:t>
-      </w:r>
-      <w:proofErr w:type="spellEnd"/>
-      <w:r>
-        <w:rPr>
-          <w:sz w:val="28"/>
-          <w:szCs w:val="28"/>
-        </w:rPr>
-        <w:t>) стали работы Э.</w:t>
+        <w:t>Теоретической основой метода «структура из движения» (Structure-from-Motion, SfM) стали работы Э.</w:t>
       </w:r>
       <w:r>
         <w:rPr>
@@ -21462,7 +20592,6 @@
         </w:rPr>
         <w:t xml:space="preserve"> </w:t>
       </w:r>
-      <w:proofErr w:type="spellStart"/>
       <w:r>
         <w:rPr>
           <w:sz w:val="28"/>
@@ -21470,46 +20599,13 @@
         </w:rPr>
         <w:t>Лонгье</w:t>
       </w:r>
-      <w:proofErr w:type="spellEnd"/>
       <w:r>
         <w:rPr>
           <w:sz w:val="28"/>
           <w:szCs w:val="28"/>
         </w:rPr>
         <w:noBreakHyphen/>
-        <w:t>Хиггинса и других исследователей. При этом термин «</w:t>
-      </w:r>
-      <w:proofErr w:type="spellStart"/>
-      <w:r>
-        <w:rPr>
-          <w:sz w:val="28"/>
-          <w:szCs w:val="28"/>
-        </w:rPr>
-        <w:t>Structure</w:t>
-      </w:r>
-      <w:proofErr w:type="spellEnd"/>
-      <w:r>
-        <w:rPr>
-          <w:sz w:val="28"/>
-          <w:szCs w:val="28"/>
-        </w:rPr>
-        <w:t>-</w:t>
-      </w:r>
-      <w:proofErr w:type="spellStart"/>
-      <w:r>
-        <w:rPr>
-          <w:sz w:val="28"/>
-          <w:szCs w:val="28"/>
-        </w:rPr>
-        <w:t>from</w:t>
-      </w:r>
-      <w:proofErr w:type="spellEnd"/>
-      <w:r>
-        <w:rPr>
-          <w:sz w:val="28"/>
-          <w:szCs w:val="28"/>
-        </w:rPr>
-        <w:t>-Motion» был введён Э.</w:t>
+        <w:t>Хиггинса и других исследователей. При этом термин «Structure-from-Motion» был введён Э.</w:t>
       </w:r>
       <w:r>
         <w:rPr>
@@ -21579,7 +20675,15 @@
           <w:sz w:val="28"/>
           <w:szCs w:val="28"/>
         </w:rPr>
-        <w:t xml:space="preserve"> теоретическ</w:t>
+        <w:t xml:space="preserve"> </w:t>
+      </w:r>
+      <w:r>
+        <w:rPr>
+          <w:sz w:val="28"/>
+          <w:szCs w:val="28"/>
+        </w:rPr>
+        <w:lastRenderedPageBreak/>
+        <w:t>теоретическ</w:t>
       </w:r>
       <w:r>
         <w:rPr>
@@ -21637,7 +20741,35 @@
           <w:sz w:val="28"/>
           <w:szCs w:val="28"/>
         </w:rPr>
-        <w:t xml:space="preserve"> [25-28]</w:t>
+        <w:t xml:space="preserve"> [2</w:t>
+      </w:r>
+      <w:r>
+        <w:rPr>
+          <w:sz w:val="28"/>
+          <w:szCs w:val="28"/>
+        </w:rPr>
+        <w:t>4</w:t>
+      </w:r>
+      <w:r>
+        <w:rPr>
+          <w:sz w:val="28"/>
+          <w:szCs w:val="28"/>
+        </w:rPr>
+        <w:t>-2</w:t>
+      </w:r>
+      <w:r>
+        <w:rPr>
+          <w:sz w:val="28"/>
+          <w:szCs w:val="28"/>
+        </w:rPr>
+        <w:t>6</w:t>
+      </w:r>
+      <w:r>
+        <w:rPr>
+          <w:sz w:val="28"/>
+          <w:szCs w:val="28"/>
+        </w:rPr>
+        <w:t>]</w:t>
       </w:r>
       <w:r>
         <w:rPr>
@@ -21677,37 +20809,7 @@
           <w:sz w:val="28"/>
           <w:szCs w:val="28"/>
         </w:rPr>
-        <w:t xml:space="preserve"> </w:t>
-      </w:r>
-      <w:proofErr w:type="spellStart"/>
-      <w:r>
-        <w:rPr>
-          <w:sz w:val="28"/>
-          <w:szCs w:val="28"/>
-        </w:rPr>
-        <w:t>SfM</w:t>
-      </w:r>
-      <w:proofErr w:type="spellEnd"/>
-      <w:r>
-        <w:rPr>
-          <w:sz w:val="28"/>
-          <w:szCs w:val="28"/>
-        </w:rPr>
-        <w:t xml:space="preserve"> легли в основу современных методов трёхмерной реконструкции, реализуемых в виде последовательности упорядоченных этапов: от поиска соответствий на изображениях и оценки параметров камер до триангуляции и построения разреженного облака точек</w:t>
-      </w:r>
-      <w:r>
-        <w:rPr>
-          <w:sz w:val="28"/>
-          <w:szCs w:val="28"/>
-        </w:rPr>
-        <w:t xml:space="preserve"> [28]</w:t>
-      </w:r>
-      <w:r>
-        <w:rPr>
-          <w:sz w:val="28"/>
-          <w:szCs w:val="28"/>
-        </w:rPr>
-        <w:t>.</w:t>
+        <w:t xml:space="preserve"> SfM легли в основу современных методов трёхмерной реконструкции, реализуемых в виде последовательности упорядоченных этапов: от поиска соответствий на изображениях и оценки параметров камер до триангуляции и построения разреженного облака точек.</w:t>
       </w:r>
       <w:r>
         <w:rPr>
@@ -21834,7 +20936,6 @@
         <w:rPr>
           <w:color w:val="auto"/>
         </w:rPr>
-        <w:lastRenderedPageBreak/>
         <w:t>Рисунок 1.4.</w:t>
       </w:r>
       <w:r>
@@ -21879,7 +20980,6 @@
         </w:rPr>
         <w:t xml:space="preserve">и по методу </w:t>
       </w:r>
-      <w:proofErr w:type="spellStart"/>
       <w:r>
         <w:rPr>
           <w:color w:val="auto"/>
@@ -21887,7 +20987,6 @@
         </w:rPr>
         <w:t>SfM</w:t>
       </w:r>
-      <w:proofErr w:type="spellEnd"/>
       <w:r>
         <w:rPr>
           <w:color w:val="auto"/>
@@ -22009,23 +21108,13 @@
         </w:rPr>
         <w:t xml:space="preserve"> </w:t>
       </w:r>
-      <w:proofErr w:type="spellStart"/>
-      <w:r>
-        <w:rPr>
-          <w:color w:val="auto"/>
-          <w:sz w:val="28"/>
-          <w:szCs w:val="28"/>
-        </w:rPr>
-        <w:t>Снавели</w:t>
-      </w:r>
-      <w:proofErr w:type="spellEnd"/>
-      <w:r>
-        <w:rPr>
-          <w:color w:val="auto"/>
-          <w:sz w:val="28"/>
-          <w:szCs w:val="28"/>
-        </w:rPr>
-        <w:t xml:space="preserve"> и соавторов </w:t>
+      <w:r>
+        <w:rPr>
+          <w:color w:val="auto"/>
+          <w:sz w:val="28"/>
+          <w:szCs w:val="28"/>
+        </w:rPr>
+        <w:t xml:space="preserve">Снавели и соавторов </w:t>
       </w:r>
       <w:r>
         <w:rPr>
@@ -22035,23 +21124,13 @@
         </w:rPr>
         <w:t xml:space="preserve">метод </w:t>
       </w:r>
-      <w:proofErr w:type="spellStart"/>
-      <w:r>
-        <w:rPr>
-          <w:color w:val="auto"/>
-          <w:sz w:val="28"/>
-          <w:szCs w:val="28"/>
-        </w:rPr>
-        <w:t>SfM</w:t>
-      </w:r>
-      <w:proofErr w:type="spellEnd"/>
-      <w:r>
-        <w:rPr>
-          <w:color w:val="auto"/>
-          <w:sz w:val="28"/>
-          <w:szCs w:val="28"/>
-        </w:rPr>
-        <w:t xml:space="preserve"> был представлен как фотограмметрический подход к трёхмерной реконструкции</w:t>
+      <w:r>
+        <w:rPr>
+          <w:color w:val="auto"/>
+          <w:sz w:val="28"/>
+          <w:szCs w:val="28"/>
+        </w:rPr>
+        <w:t>SfM был представлен как фотограмметрический подход к трёхмерной реконструкции</w:t>
       </w:r>
       <w:r>
         <w:rPr>
@@ -22100,7 +21179,7 @@
           <w:sz w:val="28"/>
           <w:szCs w:val="28"/>
         </w:rPr>
-        <w:t xml:space="preserve"> [27,29]</w:t>
+        <w:t xml:space="preserve"> [27]</w:t>
       </w:r>
       <w:r>
         <w:rPr>
@@ -22140,39 +21219,48 @@
           <w:sz w:val="28"/>
           <w:szCs w:val="28"/>
         </w:rPr>
-        <w:t xml:space="preserve"> на основе данных фотосенсоров. Математическая модель метода</w:t>
-      </w:r>
-      <w:r>
-        <w:rPr>
-          <w:color w:val="auto"/>
-          <w:sz w:val="28"/>
-          <w:szCs w:val="28"/>
-        </w:rPr>
-        <w:t xml:space="preserve"> [</w:t>
-      </w:r>
-      <w:r>
-        <w:rPr>
-          <w:color w:val="auto"/>
-          <w:sz w:val="28"/>
-          <w:szCs w:val="28"/>
-        </w:rPr>
-        <w:t>29-30</w:t>
-      </w:r>
-      <w:r>
-        <w:rPr>
-          <w:color w:val="auto"/>
-          <w:sz w:val="28"/>
-          <w:szCs w:val="28"/>
-        </w:rPr>
-        <w:t>]</w:t>
-      </w:r>
-      <w:r>
-        <w:rPr>
-          <w:color w:val="auto"/>
-          <w:sz w:val="28"/>
-          <w:szCs w:val="28"/>
-        </w:rPr>
-        <w:t xml:space="preserve"> базируется на аппарате проективной геометрии, формализующей связь между координатами точек сцены и их проекциями на плоскость изображения; соответствующая математическая запись приведена в формуле</w:t>
+        <w:t xml:space="preserve"> </w:t>
+      </w:r>
+      <w:r>
+        <w:rPr>
+          <w:color w:val="auto"/>
+          <w:sz w:val="28"/>
+          <w:szCs w:val="28"/>
+        </w:rPr>
+        <w:lastRenderedPageBreak/>
+        <w:t>на основе данных фотосенсоров. Математическая модель</w:t>
+      </w:r>
+      <w:r>
+        <w:rPr>
+          <w:color w:val="auto"/>
+          <w:sz w:val="28"/>
+          <w:szCs w:val="28"/>
+        </w:rPr>
+        <w:t xml:space="preserve"> [28]</w:t>
+      </w:r>
+      <w:r>
+        <w:rPr>
+          <w:color w:val="auto"/>
+          <w:sz w:val="28"/>
+          <w:szCs w:val="28"/>
+        </w:rPr>
+        <w:t xml:space="preserve"> метода</w:t>
+      </w:r>
+      <w:r>
+        <w:rPr>
+          <w:color w:val="auto"/>
+          <w:sz w:val="28"/>
+          <w:szCs w:val="28"/>
+        </w:rPr>
+        <w:t xml:space="preserve"> </w:t>
+      </w:r>
+      <w:r>
+        <w:rPr>
+          <w:color w:val="auto"/>
+          <w:sz w:val="28"/>
+          <w:szCs w:val="28"/>
+        </w:rPr>
+        <w:t>базируется на аппарате проективной геометрии, формализующей связь между координатами точек сцены и их проекциями на плоскость изображения; соответствующая математическая запись приведена в формуле</w:t>
       </w:r>
       <w:r>
         <w:rPr>
@@ -22825,9 +21913,8 @@
           <w:sz w:val="28"/>
           <w:szCs w:val="28"/>
         </w:rPr>
-        <w:t xml:space="preserve"> Метод позволяет минимизировать общую ошибку </w:t>
-      </w:r>
-      <w:proofErr w:type="spellStart"/>
+        <w:t xml:space="preserve"> Метод позволяет минимизировать общую ошибку репроекции по всем параметрам трехмерных точек и камеры</w:t>
+      </w:r>
       <w:r>
         <w:rPr>
           <w:rFonts w:eastAsiaTheme="minorEastAsia"/>
@@ -22835,9 +21922,8 @@
           <w:sz w:val="28"/>
           <w:szCs w:val="28"/>
         </w:rPr>
-        <w:t>репроекции</w:t>
-      </w:r>
-      <w:proofErr w:type="spellEnd"/>
+        <w:t xml:space="preserve"> </w:t>
+      </w:r>
       <w:r>
         <w:rPr>
           <w:rFonts w:eastAsiaTheme="minorEastAsia"/>
@@ -22845,7 +21931,7 @@
           <w:sz w:val="28"/>
           <w:szCs w:val="28"/>
         </w:rPr>
-        <w:t xml:space="preserve"> по всем параметрам трехмерных точек и камеры</w:t>
+        <w:t>[</w:t>
       </w:r>
       <w:r>
         <w:rPr>
@@ -22854,25 +21940,7 @@
           <w:sz w:val="28"/>
           <w:szCs w:val="28"/>
         </w:rPr>
-        <w:t xml:space="preserve"> </w:t>
-      </w:r>
-      <w:r>
-        <w:rPr>
-          <w:rFonts w:eastAsiaTheme="minorEastAsia"/>
-          <w:color w:val="auto"/>
-          <w:sz w:val="28"/>
-          <w:szCs w:val="28"/>
-        </w:rPr>
-        <w:t>[</w:t>
-      </w:r>
-      <w:r>
-        <w:rPr>
-          <w:rFonts w:eastAsiaTheme="minorEastAsia"/>
-          <w:color w:val="auto"/>
-          <w:sz w:val="28"/>
-          <w:szCs w:val="28"/>
-        </w:rPr>
-        <w:t>30, 31</w:t>
+        <w:t>29</w:t>
       </w:r>
       <w:r>
         <w:rPr>
@@ -23979,61 +23047,16 @@
           <w:sz w:val="28"/>
           <w:szCs w:val="28"/>
         </w:rPr>
-        <w:t xml:space="preserve">Якимова и его учеников рассматривалась применимость метода </w:t>
-      </w:r>
-      <w:proofErr w:type="spellStart"/>
-      <w:r>
-        <w:rPr>
-          <w:color w:val="auto"/>
-          <w:sz w:val="28"/>
-          <w:szCs w:val="28"/>
-        </w:rPr>
-        <w:t>OpenMVS</w:t>
-      </w:r>
-      <w:proofErr w:type="spellEnd"/>
-      <w:r>
-        <w:rPr>
-          <w:color w:val="auto"/>
-          <w:sz w:val="28"/>
-          <w:szCs w:val="28"/>
-        </w:rPr>
-        <w:t xml:space="preserve">, базирующегося на фотограмметрическом подходе </w:t>
-      </w:r>
-      <w:proofErr w:type="spellStart"/>
-      <w:r>
-        <w:rPr>
-          <w:color w:val="auto"/>
-          <w:sz w:val="28"/>
-          <w:szCs w:val="28"/>
-        </w:rPr>
-        <w:t>Structure</w:t>
-      </w:r>
-      <w:proofErr w:type="spellEnd"/>
-      <w:r>
-        <w:rPr>
-          <w:color w:val="auto"/>
-          <w:sz w:val="28"/>
-          <w:szCs w:val="28"/>
-        </w:rPr>
-        <w:t>‑</w:t>
-      </w:r>
-      <w:proofErr w:type="spellStart"/>
-      <w:r>
-        <w:rPr>
-          <w:color w:val="auto"/>
-          <w:sz w:val="28"/>
-          <w:szCs w:val="28"/>
-        </w:rPr>
-        <w:t>from</w:t>
-      </w:r>
-      <w:proofErr w:type="spellEnd"/>
-      <w:r>
-        <w:rPr>
-          <w:color w:val="auto"/>
-          <w:sz w:val="28"/>
-          <w:szCs w:val="28"/>
-        </w:rPr>
-        <w:t>‑Motion</w:t>
+        <w:t xml:space="preserve">Якимова и его учеников рассматривалась применимость метода OpenMVS, базирующегося на фотограмметрическом </w:t>
+      </w:r>
+      <w:r>
+        <w:rPr>
+          <w:color w:val="auto"/>
+          <w:sz w:val="28"/>
+          <w:szCs w:val="28"/>
+        </w:rPr>
+        <w:lastRenderedPageBreak/>
+        <w:t>подходе Structure‑from‑Motion</w:t>
       </w:r>
       <w:r>
         <w:rPr>
@@ -24057,7 +23080,39 @@
           <w:sz w:val="28"/>
           <w:szCs w:val="28"/>
         </w:rPr>
-        <w:t xml:space="preserve"> [32-33]</w:t>
+        <w:t xml:space="preserve"> [3</w:t>
+      </w:r>
+      <w:r>
+        <w:rPr>
+          <w:color w:val="auto"/>
+          <w:sz w:val="28"/>
+          <w:szCs w:val="28"/>
+        </w:rPr>
+        <w:t>0</w:t>
+      </w:r>
+      <w:r>
+        <w:rPr>
+          <w:color w:val="auto"/>
+          <w:sz w:val="28"/>
+          <w:szCs w:val="28"/>
+        </w:rPr>
+        <w:t>-3</w:t>
+      </w:r>
+      <w:r>
+        <w:rPr>
+          <w:color w:val="auto"/>
+          <w:sz w:val="28"/>
+          <w:szCs w:val="28"/>
+        </w:rPr>
+        <w:t>1</w:t>
+      </w:r>
+      <w:r>
+        <w:rPr>
+          <w:color w:val="auto"/>
+          <w:sz w:val="28"/>
+          <w:szCs w:val="28"/>
+        </w:rPr>
+        <w:t>]</w:t>
       </w:r>
       <w:r>
         <w:rPr>
@@ -24088,7 +23143,6 @@
         </w:rPr>
         <w:t xml:space="preserve">Последние работы в области применения метода </w:t>
       </w:r>
-      <w:proofErr w:type="spellStart"/>
       <w:r>
         <w:rPr>
           <w:color w:val="auto"/>
@@ -24098,7 +23152,6 @@
         </w:rPr>
         <w:t>SfM</w:t>
       </w:r>
-      <w:proofErr w:type="spellEnd"/>
       <w:r>
         <w:rPr>
           <w:color w:val="auto"/>
@@ -24113,25 +23166,7 @@
           <w:sz w:val="28"/>
           <w:szCs w:val="28"/>
         </w:rPr>
-        <w:t xml:space="preserve">демонстрируют высокий интерес к технологии. В работе Ф. </w:t>
-      </w:r>
-      <w:proofErr w:type="spellStart"/>
-      <w:r>
-        <w:rPr>
-          <w:color w:val="auto"/>
-          <w:sz w:val="28"/>
-          <w:szCs w:val="28"/>
-        </w:rPr>
-        <w:t>Арригони</w:t>
-      </w:r>
-      <w:proofErr w:type="spellEnd"/>
-      <w:r>
-        <w:rPr>
-          <w:color w:val="auto"/>
-          <w:sz w:val="28"/>
-          <w:szCs w:val="28"/>
-        </w:rPr>
-        <w:t xml:space="preserve"> проведено </w:t>
+        <w:t xml:space="preserve">демонстрируют высокий интерес к технологии. В работе Ф. Арригони проведено </w:t>
       </w:r>
       <w:r>
         <w:rPr>
@@ -24157,7 +23192,6 @@
         </w:rPr>
         <w:t xml:space="preserve">Автор в ней подробно описывает этапы развития, проблемы и потенциальные решения метода </w:t>
       </w:r>
-      <w:proofErr w:type="spellStart"/>
       <w:r>
         <w:rPr>
           <w:color w:val="auto"/>
@@ -24167,7 +23201,6 @@
         </w:rPr>
         <w:t>SfM</w:t>
       </w:r>
-      <w:proofErr w:type="spellEnd"/>
       <w:r>
         <w:rPr>
           <w:color w:val="auto"/>
@@ -24217,7 +23250,6 @@
         </w:rPr>
         <w:t xml:space="preserve">, ставшего основным инструментом исследователей для получения трехмерных облаков точек с помощью метода </w:t>
       </w:r>
-      <w:proofErr w:type="spellStart"/>
       <w:r>
         <w:rPr>
           <w:color w:val="auto"/>
@@ -24227,7 +23259,6 @@
         </w:rPr>
         <w:t>SfM</w:t>
       </w:r>
-      <w:proofErr w:type="spellEnd"/>
       <w:r>
         <w:rPr>
           <w:color w:val="auto"/>
@@ -24250,7 +23281,15 @@
           <w:sz w:val="28"/>
           <w:szCs w:val="28"/>
         </w:rPr>
-        <w:t>34</w:t>
+        <w:t>3</w:t>
+      </w:r>
+      <w:r>
+        <w:rPr>
+          <w:color w:val="auto"/>
+          <w:sz w:val="28"/>
+          <w:szCs w:val="28"/>
+        </w:rPr>
+        <w:t>2</w:t>
       </w:r>
       <w:r>
         <w:rPr>
@@ -24287,43 +23326,7 @@
           <w:sz w:val="28"/>
           <w:szCs w:val="28"/>
         </w:rPr>
-        <w:t xml:space="preserve">В 2009 году Я. </w:t>
-      </w:r>
-      <w:proofErr w:type="spellStart"/>
-      <w:r>
-        <w:rPr>
-          <w:color w:val="auto"/>
-          <w:sz w:val="28"/>
-          <w:szCs w:val="28"/>
-        </w:rPr>
-        <w:t>Фурукава</w:t>
-      </w:r>
-      <w:proofErr w:type="spellEnd"/>
-      <w:r>
-        <w:rPr>
-          <w:color w:val="auto"/>
-          <w:sz w:val="28"/>
-          <w:szCs w:val="28"/>
-        </w:rPr>
-        <w:t xml:space="preserve"> и Д. </w:t>
-      </w:r>
-      <w:proofErr w:type="spellStart"/>
-      <w:r>
-        <w:rPr>
-          <w:color w:val="auto"/>
-          <w:sz w:val="28"/>
-          <w:szCs w:val="28"/>
-        </w:rPr>
-        <w:t>Понс</w:t>
-      </w:r>
-      <w:proofErr w:type="spellEnd"/>
-      <w:r>
-        <w:rPr>
-          <w:color w:val="auto"/>
-          <w:sz w:val="28"/>
-          <w:szCs w:val="28"/>
-        </w:rPr>
-        <w:t xml:space="preserve"> в своей работе представили метод </w:t>
+        <w:t xml:space="preserve">В 2009 году Я. Фурукава и Д. Понс в своей работе представили метод </w:t>
       </w:r>
       <w:r>
         <w:rPr>
@@ -24374,6 +23377,38 @@
           <w:sz w:val="28"/>
           <w:szCs w:val="28"/>
         </w:rPr>
+        <w:t xml:space="preserve"> </w:t>
+      </w:r>
+      <w:r>
+        <w:rPr>
+          <w:color w:val="auto"/>
+          <w:sz w:val="28"/>
+          <w:szCs w:val="28"/>
+        </w:rPr>
+        <w:t>[3</w:t>
+      </w:r>
+      <w:r>
+        <w:rPr>
+          <w:color w:val="auto"/>
+          <w:sz w:val="28"/>
+          <w:szCs w:val="28"/>
+        </w:rPr>
+        <w:t>3</w:t>
+      </w:r>
+      <w:r>
+        <w:rPr>
+          <w:color w:val="auto"/>
+          <w:sz w:val="28"/>
+          <w:szCs w:val="28"/>
+        </w:rPr>
+        <w:t>]</w:t>
+      </w:r>
+      <w:r>
+        <w:rPr>
+          <w:color w:val="auto"/>
+          <w:sz w:val="28"/>
+          <w:szCs w:val="28"/>
+        </w:rPr>
         <w:t xml:space="preserve">. </w:t>
       </w:r>
       <w:r>
@@ -24382,7 +23417,79 @@
           <w:sz w:val="28"/>
           <w:szCs w:val="28"/>
         </w:rPr>
-        <w:t xml:space="preserve">Она была основана на методе </w:t>
+        <w:t>Исследование</w:t>
+      </w:r>
+      <w:r>
+        <w:rPr>
+          <w:color w:val="auto"/>
+          <w:sz w:val="28"/>
+          <w:szCs w:val="28"/>
+        </w:rPr>
+        <w:t xml:space="preserve"> был</w:t>
+      </w:r>
+      <w:r>
+        <w:rPr>
+          <w:color w:val="auto"/>
+          <w:sz w:val="28"/>
+          <w:szCs w:val="28"/>
+        </w:rPr>
+        <w:t>о</w:t>
+      </w:r>
+      <w:r>
+        <w:rPr>
+          <w:color w:val="auto"/>
+          <w:sz w:val="28"/>
+          <w:szCs w:val="28"/>
+        </w:rPr>
+        <w:t xml:space="preserve"> основан</w:t>
+      </w:r>
+      <w:r>
+        <w:rPr>
+          <w:color w:val="auto"/>
+          <w:sz w:val="28"/>
+          <w:szCs w:val="28"/>
+        </w:rPr>
+        <w:t>о</w:t>
+      </w:r>
+      <w:r>
+        <w:rPr>
+          <w:color w:val="auto"/>
+          <w:sz w:val="28"/>
+          <w:szCs w:val="28"/>
+        </w:rPr>
+        <w:t xml:space="preserve"> на</w:t>
+      </w:r>
+      <w:r>
+        <w:rPr>
+          <w:color w:val="auto"/>
+          <w:sz w:val="28"/>
+          <w:szCs w:val="28"/>
+        </w:rPr>
+        <w:t xml:space="preserve"> базе</w:t>
+      </w:r>
+      <w:r>
+        <w:rPr>
+          <w:color w:val="auto"/>
+          <w:sz w:val="28"/>
+          <w:szCs w:val="28"/>
+        </w:rPr>
+        <w:t xml:space="preserve"> метод</w:t>
+      </w:r>
+      <w:r>
+        <w:rPr>
+          <w:color w:val="auto"/>
+          <w:sz w:val="28"/>
+          <w:szCs w:val="28"/>
+        </w:rPr>
+        <w:t>а</w:t>
+      </w:r>
+      <w:r>
+        <w:rPr>
+          <w:color w:val="auto"/>
+          <w:sz w:val="28"/>
+          <w:szCs w:val="28"/>
+        </w:rPr>
+        <w:t xml:space="preserve"> </w:t>
       </w:r>
       <w:r>
         <w:rPr>
@@ -24433,7 +23540,23 @@
           <w:sz w:val="28"/>
           <w:szCs w:val="28"/>
         </w:rPr>
-        <w:t xml:space="preserve"> и расширила его возможности. В отличие от исходного метода авторы создавали плотное </w:t>
+        <w:t xml:space="preserve"> и расширил</w:t>
+      </w:r>
+      <w:r>
+        <w:rPr>
+          <w:color w:val="auto"/>
+          <w:sz w:val="28"/>
+          <w:szCs w:val="28"/>
+        </w:rPr>
+        <w:t>о</w:t>
+      </w:r>
+      <w:r>
+        <w:rPr>
+          <w:color w:val="auto"/>
+          <w:sz w:val="28"/>
+          <w:szCs w:val="28"/>
+        </w:rPr>
+        <w:t xml:space="preserve"> его возможности. В отличие от исходного метода авторы создавали плотное </w:t>
       </w:r>
       <w:r>
         <w:rPr>
@@ -24458,34 +23581,15 @@
           <w:sz w:val="28"/>
           <w:szCs w:val="28"/>
         </w:rPr>
-        <w:t xml:space="preserve">-облако точек, позволяющее получать карту глубины. Эта особенность позволила обеспечить геометрическую и фотометрическую согласованности между снимками, однако данное решение требовало </w:t>
-      </w:r>
-      <w:r>
-        <w:rPr>
-          <w:color w:val="auto"/>
-          <w:sz w:val="28"/>
-          <w:szCs w:val="28"/>
-        </w:rPr>
-        <w:lastRenderedPageBreak/>
-        <w:t xml:space="preserve">откалиброванных сенсоров. В работах Яо Я., Вей Д., </w:t>
-      </w:r>
-      <w:proofErr w:type="spellStart"/>
-      <w:r>
-        <w:rPr>
-          <w:color w:val="auto"/>
-          <w:sz w:val="28"/>
-          <w:szCs w:val="28"/>
-        </w:rPr>
-        <w:t>Жехао</w:t>
-      </w:r>
-      <w:proofErr w:type="spellEnd"/>
-      <w:r>
-        <w:rPr>
-          <w:color w:val="auto"/>
-          <w:sz w:val="28"/>
-          <w:szCs w:val="28"/>
-        </w:rPr>
-        <w:t xml:space="preserve"> Ю</w:t>
+        <w:t xml:space="preserve">-облако точек, позволяющее получать карту глубины. Эта особенность позволила обеспечить геометрическую и фотометрическую согласованности между снимками, однако данное решение требовало откалиброванных сенсоров. В работах Яо Я., Вей Д., </w:t>
+      </w:r>
+      <w:r>
+        <w:rPr>
+          <w:color w:val="auto"/>
+          <w:sz w:val="28"/>
+          <w:szCs w:val="28"/>
+        </w:rPr>
+        <w:t>Жехао Ю</w:t>
       </w:r>
       <w:r>
         <w:rPr>
@@ -24495,23 +23599,61 @@
         </w:rPr>
         <w:t xml:space="preserve">, Ченга и др. представлены нейросетевые реализации на основе </w:t>
       </w:r>
-      <w:proofErr w:type="spellStart"/>
-      <w:r>
-        <w:rPr>
-          <w:color w:val="auto"/>
-          <w:sz w:val="28"/>
-          <w:szCs w:val="28"/>
-        </w:rPr>
-        <w:t>сверточных</w:t>
-      </w:r>
-      <w:proofErr w:type="spellEnd"/>
-      <w:r>
-        <w:rPr>
-          <w:color w:val="auto"/>
-          <w:sz w:val="28"/>
-          <w:szCs w:val="28"/>
-        </w:rPr>
-        <w:t xml:space="preserve"> и рекуррентных моделей. </w:t>
+      <w:r>
+        <w:rPr>
+          <w:color w:val="auto"/>
+          <w:sz w:val="28"/>
+          <w:szCs w:val="28"/>
+        </w:rPr>
+        <w:t>сверточных и рекуррентных моделей</w:t>
+      </w:r>
+      <w:r>
+        <w:rPr>
+          <w:color w:val="auto"/>
+          <w:sz w:val="28"/>
+          <w:szCs w:val="28"/>
+        </w:rPr>
+        <w:t xml:space="preserve"> [3</w:t>
+      </w:r>
+      <w:r>
+        <w:rPr>
+          <w:color w:val="auto"/>
+          <w:sz w:val="28"/>
+          <w:szCs w:val="28"/>
+        </w:rPr>
+        <w:t>4</w:t>
+      </w:r>
+      <w:r>
+        <w:rPr>
+          <w:color w:val="auto"/>
+          <w:sz w:val="28"/>
+          <w:szCs w:val="28"/>
+        </w:rPr>
+        <w:t>-3</w:t>
+      </w:r>
+      <w:r>
+        <w:rPr>
+          <w:color w:val="auto"/>
+          <w:sz w:val="28"/>
+          <w:szCs w:val="28"/>
+        </w:rPr>
+        <w:t>6</w:t>
+      </w:r>
+      <w:r>
+        <w:rPr>
+          <w:color w:val="auto"/>
+          <w:sz w:val="28"/>
+          <w:szCs w:val="28"/>
+        </w:rPr>
+        <w:t>]</w:t>
+      </w:r>
+      <w:r>
+        <w:rPr>
+          <w:color w:val="auto"/>
+          <w:sz w:val="28"/>
+          <w:szCs w:val="28"/>
+        </w:rPr>
+        <w:t xml:space="preserve">. </w:t>
       </w:r>
     </w:p>
     <w:p>
@@ -24617,7 +23759,6 @@
         </w:rPr>
         <w:t xml:space="preserve"> трехмерного реконструирования изображений </w:t>
       </w:r>
-      <w:proofErr w:type="spellStart"/>
       <w:r>
         <w:rPr>
           <w:color w:val="auto"/>
@@ -24627,7 +23768,6 @@
         </w:rPr>
         <w:t>NeRF</w:t>
       </w:r>
-      <w:proofErr w:type="spellEnd"/>
       <w:r>
         <w:rPr>
           <w:color w:val="auto"/>
@@ -24717,39 +23857,7 @@
           <w:sz w:val="28"/>
           <w:szCs w:val="28"/>
         </w:rPr>
-        <w:t xml:space="preserve"> в 2020 году </w:t>
-      </w:r>
-      <w:r>
-        <w:rPr>
-          <w:color w:val="auto"/>
-          <w:sz w:val="28"/>
-          <w:szCs w:val="28"/>
-        </w:rPr>
-        <w:t>[</w:t>
-      </w:r>
-      <w:r>
-        <w:rPr>
-          <w:color w:val="auto"/>
-          <w:sz w:val="28"/>
-          <w:szCs w:val="28"/>
-        </w:rPr>
-        <w:t>7</w:t>
-      </w:r>
-      <w:r>
-        <w:rPr>
-          <w:color w:val="auto"/>
-          <w:sz w:val="28"/>
-          <w:szCs w:val="28"/>
-        </w:rPr>
-        <w:t>]</w:t>
-      </w:r>
-      <w:r>
-        <w:rPr>
-          <w:color w:val="auto"/>
-          <w:sz w:val="28"/>
-          <w:szCs w:val="28"/>
-        </w:rPr>
-        <w:t>.</w:t>
+        <w:t xml:space="preserve"> в 2020 году.</w:t>
       </w:r>
       <w:r>
         <w:rPr>
@@ -24802,6 +23910,7 @@
           <w:sz w:val="28"/>
           <w:szCs w:val="28"/>
         </w:rPr>
+        <w:lastRenderedPageBreak/>
         <w:t>М</w:t>
       </w:r>
       <w:r>
@@ -24820,7 +23929,6 @@
         </w:rPr>
         <w:t xml:space="preserve"> трёхмерной реконструкции </w:t>
       </w:r>
-      <w:proofErr w:type="spellStart"/>
       <w:r>
         <w:rPr>
           <w:color w:val="auto"/>
@@ -24830,7 +23938,6 @@
         </w:rPr>
         <w:t>NeRF</w:t>
       </w:r>
-      <w:proofErr w:type="spellEnd"/>
       <w:r>
         <w:rPr>
           <w:color w:val="auto"/>
@@ -25023,25 +24130,7 @@
           <w:sz w:val="28"/>
           <w:szCs w:val="28"/>
         </w:rPr>
-        <w:t xml:space="preserve"> Полученные наборы точек формируют поле </w:t>
-      </w:r>
-      <w:proofErr w:type="spellStart"/>
-      <w:r>
-        <w:rPr>
-          <w:color w:val="auto"/>
-          <w:sz w:val="28"/>
-          <w:szCs w:val="28"/>
-        </w:rPr>
-        <w:t>излучательности</w:t>
-      </w:r>
-      <w:proofErr w:type="spellEnd"/>
-      <w:r>
-        <w:rPr>
-          <w:color w:val="auto"/>
-          <w:sz w:val="28"/>
-          <w:szCs w:val="28"/>
-        </w:rPr>
-        <w:t>, позволяющее рассмотреть изображения под разными углами.</w:t>
+        <w:t xml:space="preserve"> Полученные наборы точек формируют поле излучательности, позволяющее рассмотреть изображения под разными углами.</w:t>
       </w:r>
       <w:r>
         <w:rPr>
@@ -25059,7 +24148,6 @@
         </w:rPr>
         <w:t xml:space="preserve">Математическое описание метода </w:t>
       </w:r>
-      <w:proofErr w:type="spellStart"/>
       <w:r>
         <w:rPr>
           <w:color w:val="auto"/>
@@ -25069,7 +24157,6 @@
         </w:rPr>
         <w:t>NeRF</w:t>
       </w:r>
-      <w:proofErr w:type="spellEnd"/>
       <w:r>
         <w:rPr>
           <w:color w:val="auto"/>
@@ -25800,7 +24887,6 @@
         </w:rPr>
         <w:t xml:space="preserve"> </w:t>
       </w:r>
-      <w:proofErr w:type="spellStart"/>
       <w:r>
         <w:rPr>
           <w:color w:val="auto"/>
@@ -25810,7 +24896,6 @@
         </w:rPr>
         <w:t>NeRF</w:t>
       </w:r>
-      <w:proofErr w:type="spellEnd"/>
       <w:r>
         <w:rPr>
           <w:color w:val="auto"/>
@@ -25849,27 +24934,8 @@
           <w:sz w:val="28"/>
           <w:szCs w:val="28"/>
         </w:rPr>
-        <w:t xml:space="preserve"> из 8 </w:t>
-      </w:r>
-      <w:proofErr w:type="spellStart"/>
-      <w:r>
-        <w:rPr>
-          <w:color w:val="auto"/>
-          <w:sz w:val="28"/>
-          <w:szCs w:val="28"/>
-        </w:rPr>
-        <w:t>полносвязных</w:t>
-      </w:r>
-      <w:proofErr w:type="spellEnd"/>
-      <w:r>
-        <w:rPr>
-          <w:color w:val="auto"/>
-          <w:sz w:val="28"/>
-          <w:szCs w:val="28"/>
-        </w:rPr>
-        <w:t xml:space="preserve"> слоев, каждый из которых имеет 256 каналов на слой, обладающий функцией активации </w:t>
-      </w:r>
-      <w:proofErr w:type="spellStart"/>
+        <w:t xml:space="preserve"> из 8 полносвязных слоев, каждый из которых имеет 256 каналов на слой, обладающий функцией активации </w:t>
+      </w:r>
       <w:r>
         <w:rPr>
           <w:color w:val="auto"/>
@@ -25879,7 +24945,6 @@
         </w:rPr>
         <w:t>ReLU</w:t>
       </w:r>
-      <w:proofErr w:type="spellEnd"/>
       <w:r>
         <w:rPr>
           <w:color w:val="auto"/>
@@ -25896,7 +24961,6 @@
         </w:rPr>
         <w:t xml:space="preserve">Выходной дополнительный слой обладает 128 каналами и функцией активации </w:t>
       </w:r>
-      <w:proofErr w:type="spellStart"/>
       <w:r>
         <w:rPr>
           <w:color w:val="auto"/>
@@ -25906,7 +24970,6 @@
         </w:rPr>
         <w:t>ReLU</w:t>
       </w:r>
-      <w:proofErr w:type="spellEnd"/>
       <w:r>
         <w:rPr>
           <w:color w:val="auto"/>
@@ -26053,7 +25116,6 @@
         </w:rPr>
         <w:t xml:space="preserve"> технологии </w:t>
       </w:r>
-      <w:proofErr w:type="spellStart"/>
       <w:r>
         <w:rPr>
           <w:color w:val="auto"/>
@@ -26063,7 +25125,6 @@
         </w:rPr>
         <w:t>NeRF</w:t>
       </w:r>
-      <w:proofErr w:type="spellEnd"/>
       <w:r>
         <w:rPr>
           <w:color w:val="auto"/>
@@ -26118,7 +25179,6 @@
         <w:rPr>
           <w:noProof/>
         </w:rPr>
-        <w:lastRenderedPageBreak/>
         <w:drawing>
           <wp:inline distT="0" distB="0" distL="0" distR="0" wp14:anchorId="5E1B9319" wp14:editId="24AC2D5B">
             <wp:extent cx="5365484" cy="1404000"/>
@@ -26229,16 +25289,8 @@
         <w:rPr>
           <w:rFonts w:eastAsia="Times New Roman"/>
         </w:rPr>
-        <w:t xml:space="preserve">Архитектура технологии 3D-реконструирования </w:t>
-      </w:r>
-      <w:proofErr w:type="spellStart"/>
-      <w:r>
-        <w:rPr>
-          <w:rFonts w:eastAsia="Times New Roman"/>
-        </w:rPr>
-        <w:t>NeRF</w:t>
-      </w:r>
-      <w:proofErr w:type="spellEnd"/>
+        <w:t>Архитектура технологии 3D-реконструирования NeRF</w:t>
+      </w:r>
     </w:p>
     <w:p>
       <w:pPr>
@@ -26269,7 +25321,6 @@
         </w:rPr>
         <w:t xml:space="preserve">Технология </w:t>
       </w:r>
-      <w:proofErr w:type="spellStart"/>
       <w:r>
         <w:rPr>
           <w:color w:val="auto"/>
@@ -26278,7 +25329,6 @@
         </w:rPr>
         <w:t>NeRF</w:t>
       </w:r>
-      <w:proofErr w:type="spellEnd"/>
       <w:r>
         <w:rPr>
           <w:color w:val="auto"/>
@@ -26293,25 +25343,7 @@
           <w:sz w:val="28"/>
           <w:szCs w:val="28"/>
         </w:rPr>
-        <w:t xml:space="preserve">при значительном количестве преимуществ обладает серьезным недостатком – объемное поле </w:t>
-      </w:r>
-      <w:proofErr w:type="spellStart"/>
-      <w:r>
-        <w:rPr>
-          <w:color w:val="auto"/>
-          <w:sz w:val="28"/>
-          <w:szCs w:val="28"/>
-        </w:rPr>
-        <w:t>излучательности</w:t>
-      </w:r>
-      <w:proofErr w:type="spellEnd"/>
-      <w:r>
-        <w:rPr>
-          <w:color w:val="auto"/>
-          <w:sz w:val="28"/>
-          <w:szCs w:val="28"/>
-        </w:rPr>
-        <w:t>, получ</w:t>
+        <w:t>при значительном количестве преимуществ обладает серьезным недостатком – объемное поле излучательности, получ</w:t>
       </w:r>
       <w:r>
         <w:rPr>
@@ -26335,6 +25367,7 @@
           <w:sz w:val="28"/>
           <w:szCs w:val="28"/>
         </w:rPr>
+        <w:lastRenderedPageBreak/>
         <w:t>обучения нейронной сети</w:t>
       </w:r>
       <w:r>
@@ -26429,7 +25462,7 @@
           <w:szCs w:val="28"/>
         </w:rPr>
       </w:pPr>
-      <w:bookmarkStart w:id="19" w:name="_Toc234512211"/>
+      <w:bookmarkStart w:id="19" w:name="_Toc234925273"/>
       <w:r>
         <w:rPr>
           <w:rFonts w:asciiTheme="majorBidi" w:hAnsiTheme="majorBidi"/>
@@ -26495,55 +25528,7 @@
           <w:sz w:val="28"/>
           <w:szCs w:val="28"/>
         </w:rPr>
-        <w:t>(</w:t>
-      </w:r>
-      <w:proofErr w:type="spellStart"/>
-      <w:r>
-        <w:rPr>
-          <w:rFonts w:asciiTheme="majorBidi" w:hAnsiTheme="majorBidi"/>
-          <w:b/>
-          <w:bCs/>
-          <w:color w:val="auto"/>
-          <w:sz w:val="28"/>
-          <w:szCs w:val="28"/>
-        </w:rPr>
-        <w:t>Gaussian</w:t>
-      </w:r>
-      <w:proofErr w:type="spellEnd"/>
-      <w:r>
-        <w:rPr>
-          <w:rFonts w:asciiTheme="majorBidi" w:hAnsiTheme="majorBidi"/>
-          <w:b/>
-          <w:bCs/>
-          <w:color w:val="auto"/>
-          <w:sz w:val="28"/>
-          <w:szCs w:val="28"/>
-        </w:rPr>
-        <w:t xml:space="preserve"> </w:t>
-      </w:r>
-      <w:proofErr w:type="spellStart"/>
-      <w:r>
-        <w:rPr>
-          <w:rFonts w:asciiTheme="majorBidi" w:hAnsiTheme="majorBidi"/>
-          <w:b/>
-          <w:bCs/>
-          <w:color w:val="auto"/>
-          <w:sz w:val="28"/>
-          <w:szCs w:val="28"/>
-        </w:rPr>
-        <w:t>Splatting</w:t>
-      </w:r>
-      <w:proofErr w:type="spellEnd"/>
-      <w:r>
-        <w:rPr>
-          <w:rFonts w:asciiTheme="majorBidi" w:hAnsiTheme="majorBidi"/>
-          <w:b/>
-          <w:bCs/>
-          <w:color w:val="auto"/>
-          <w:sz w:val="28"/>
-          <w:szCs w:val="28"/>
-        </w:rPr>
-        <w:t>)</w:t>
+        <w:t>(Gaussian Splatting)</w:t>
       </w:r>
       <w:bookmarkEnd w:id="19"/>
     </w:p>
@@ -26593,25 +25578,7 @@
           <w:sz w:val="28"/>
           <w:szCs w:val="28"/>
         </w:rPr>
-        <w:t xml:space="preserve">году коллективом исследователей из </w:t>
-      </w:r>
-      <w:proofErr w:type="spellStart"/>
-      <w:r>
-        <w:rPr>
-          <w:color w:val="auto"/>
-          <w:sz w:val="28"/>
-          <w:szCs w:val="28"/>
-        </w:rPr>
-        <w:t>Inria</w:t>
-      </w:r>
-      <w:proofErr w:type="spellEnd"/>
-      <w:r>
-        <w:rPr>
-          <w:color w:val="auto"/>
-          <w:sz w:val="28"/>
-          <w:szCs w:val="28"/>
-        </w:rPr>
-        <w:t xml:space="preserve"> был предложен метод 3D</w:t>
+        <w:t>году коллективом исследователей из Inria был предложен метод 3D</w:t>
       </w:r>
       <w:r>
         <w:rPr>
@@ -26621,16 +25588,102 @@
         </w:rPr>
         <w:t xml:space="preserve"> </w:t>
       </w:r>
-      <w:proofErr w:type="spellStart"/>
-      <w:r>
-        <w:rPr>
-          <w:color w:val="auto"/>
-          <w:sz w:val="28"/>
-          <w:szCs w:val="28"/>
-        </w:rPr>
-        <w:t>Gaussian</w:t>
-      </w:r>
-      <w:proofErr w:type="spellEnd"/>
+      <w:r>
+        <w:rPr>
+          <w:color w:val="auto"/>
+          <w:sz w:val="28"/>
+          <w:szCs w:val="28"/>
+        </w:rPr>
+        <w:t>Gaussian Splatting (3DGS</w:t>
+      </w:r>
+      <w:r>
+        <w:rPr>
+          <w:color w:val="auto"/>
+          <w:sz w:val="28"/>
+          <w:szCs w:val="28"/>
+        </w:rPr>
+        <w:t>, далее метод генерации гауссовых пятен</w:t>
+      </w:r>
+      <w:r>
+        <w:rPr>
+          <w:color w:val="auto"/>
+          <w:sz w:val="28"/>
+          <w:szCs w:val="28"/>
+        </w:rPr>
+        <w:t xml:space="preserve">) как дальнейшее развитие подходов к представлению полей излучения, начатых в рамках NeRF. Метод обеспечивает эффективную реконструкцию сцены за счёт представления её в виде множества дифференцируемых </w:t>
+      </w:r>
+      <w:r>
+        <w:rPr>
+          <w:color w:val="auto"/>
+          <w:sz w:val="28"/>
+          <w:szCs w:val="28"/>
+        </w:rPr>
+        <w:t xml:space="preserve">трёхмерных </w:t>
+      </w:r>
+      <w:r>
+        <w:rPr>
+          <w:color w:val="auto"/>
+          <w:sz w:val="28"/>
+          <w:szCs w:val="28"/>
+        </w:rPr>
+        <w:t>гаусс</w:t>
+      </w:r>
+      <w:r>
+        <w:rPr>
+          <w:color w:val="auto"/>
+          <w:sz w:val="28"/>
+          <w:szCs w:val="28"/>
+        </w:rPr>
+        <w:t>овых «</w:t>
+      </w:r>
+      <w:r>
+        <w:rPr>
+          <w:color w:val="auto"/>
+          <w:sz w:val="28"/>
+          <w:szCs w:val="28"/>
+        </w:rPr>
+        <w:t>пятен</w:t>
+      </w:r>
+      <w:r>
+        <w:rPr>
+          <w:color w:val="auto"/>
+          <w:sz w:val="28"/>
+          <w:szCs w:val="28"/>
+        </w:rPr>
+        <w:t>» (</w:t>
+      </w:r>
+      <w:r>
+        <w:rPr>
+          <w:color w:val="auto"/>
+          <w:sz w:val="28"/>
+          <w:szCs w:val="28"/>
+        </w:rPr>
+        <w:t>Splat</w:t>
+      </w:r>
+      <w:r>
+        <w:rPr>
+          <w:color w:val="auto"/>
+          <w:sz w:val="28"/>
+          <w:szCs w:val="28"/>
+        </w:rPr>
+        <w:t>)</w:t>
+      </w:r>
+      <w:r>
+        <w:rPr>
+          <w:color w:val="auto"/>
+          <w:sz w:val="28"/>
+          <w:szCs w:val="28"/>
+        </w:rPr>
+        <w:t>. Кажд</w:t>
+      </w:r>
+      <w:r>
+        <w:rPr>
+          <w:color w:val="auto"/>
+          <w:sz w:val="28"/>
+          <w:szCs w:val="28"/>
+        </w:rPr>
+        <w:t>ое пятно</w:t>
+      </w:r>
       <w:r>
         <w:rPr>
           <w:color w:val="auto"/>
@@ -26639,140 +25692,6 @@
         </w:rPr>
         <w:t xml:space="preserve"> </w:t>
       </w:r>
-      <w:proofErr w:type="spellStart"/>
-      <w:r>
-        <w:rPr>
-          <w:color w:val="auto"/>
-          <w:sz w:val="28"/>
-          <w:szCs w:val="28"/>
-        </w:rPr>
-        <w:t>Splatting</w:t>
-      </w:r>
-      <w:proofErr w:type="spellEnd"/>
-      <w:r>
-        <w:rPr>
-          <w:color w:val="auto"/>
-          <w:sz w:val="28"/>
-          <w:szCs w:val="28"/>
-        </w:rPr>
-        <w:t xml:space="preserve"> (3DGS</w:t>
-      </w:r>
-      <w:r>
-        <w:rPr>
-          <w:color w:val="auto"/>
-          <w:sz w:val="28"/>
-          <w:szCs w:val="28"/>
-        </w:rPr>
-        <w:t>, далее метод генерации гауссовых пятен</w:t>
-      </w:r>
-      <w:r>
-        <w:rPr>
-          <w:color w:val="auto"/>
-          <w:sz w:val="28"/>
-          <w:szCs w:val="28"/>
-        </w:rPr>
-        <w:t xml:space="preserve">) как дальнейшее развитие подходов к представлению полей излучения, начатых в рамках </w:t>
-      </w:r>
-      <w:proofErr w:type="spellStart"/>
-      <w:r>
-        <w:rPr>
-          <w:color w:val="auto"/>
-          <w:sz w:val="28"/>
-          <w:szCs w:val="28"/>
-        </w:rPr>
-        <w:t>NeRF</w:t>
-      </w:r>
-      <w:proofErr w:type="spellEnd"/>
-      <w:r>
-        <w:rPr>
-          <w:color w:val="auto"/>
-          <w:sz w:val="28"/>
-          <w:szCs w:val="28"/>
-        </w:rPr>
-        <w:t xml:space="preserve">. Метод обеспечивает эффективную реконструкцию сцены за счёт представления её в виде множества дифференцируемых </w:t>
-      </w:r>
-      <w:r>
-        <w:rPr>
-          <w:color w:val="auto"/>
-          <w:sz w:val="28"/>
-          <w:szCs w:val="28"/>
-        </w:rPr>
-        <w:t xml:space="preserve">трёхмерных </w:t>
-      </w:r>
-      <w:r>
-        <w:rPr>
-          <w:color w:val="auto"/>
-          <w:sz w:val="28"/>
-          <w:szCs w:val="28"/>
-        </w:rPr>
-        <w:t>гаусс</w:t>
-      </w:r>
-      <w:r>
-        <w:rPr>
-          <w:color w:val="auto"/>
-          <w:sz w:val="28"/>
-          <w:szCs w:val="28"/>
-        </w:rPr>
-        <w:t>овых «</w:t>
-      </w:r>
-      <w:r>
-        <w:rPr>
-          <w:color w:val="auto"/>
-          <w:sz w:val="28"/>
-          <w:szCs w:val="28"/>
-        </w:rPr>
-        <w:t>пятен</w:t>
-      </w:r>
-      <w:r>
-        <w:rPr>
-          <w:color w:val="auto"/>
-          <w:sz w:val="28"/>
-          <w:szCs w:val="28"/>
-        </w:rPr>
-        <w:t>» (</w:t>
-      </w:r>
-      <w:proofErr w:type="spellStart"/>
-      <w:r>
-        <w:rPr>
-          <w:color w:val="auto"/>
-          <w:sz w:val="28"/>
-          <w:szCs w:val="28"/>
-        </w:rPr>
-        <w:t>Splat</w:t>
-      </w:r>
-      <w:proofErr w:type="spellEnd"/>
-      <w:r>
-        <w:rPr>
-          <w:color w:val="auto"/>
-          <w:sz w:val="28"/>
-          <w:szCs w:val="28"/>
-        </w:rPr>
-        <w:t>)</w:t>
-      </w:r>
-      <w:r>
-        <w:rPr>
-          <w:color w:val="auto"/>
-          <w:sz w:val="28"/>
-          <w:szCs w:val="28"/>
-        </w:rPr>
-        <w:t>. Кажд</w:t>
-      </w:r>
-      <w:r>
-        <w:rPr>
-          <w:color w:val="auto"/>
-          <w:sz w:val="28"/>
-          <w:szCs w:val="28"/>
-        </w:rPr>
-        <w:t>ое пятно</w:t>
-      </w:r>
-      <w:r>
-        <w:rPr>
-          <w:color w:val="auto"/>
-          <w:sz w:val="28"/>
-          <w:szCs w:val="28"/>
-        </w:rPr>
-        <w:t xml:space="preserve"> </w:t>
-      </w:r>
       <w:r>
         <w:rPr>
           <w:color w:val="auto"/>
@@ -26915,25 +25834,7 @@
           <w:sz w:val="28"/>
           <w:szCs w:val="28"/>
         </w:rPr>
-        <w:t xml:space="preserve"> точек и описание поля </w:t>
-      </w:r>
-      <w:proofErr w:type="spellStart"/>
-      <w:r>
-        <w:rPr>
-          <w:color w:val="auto"/>
-          <w:sz w:val="28"/>
-          <w:szCs w:val="28"/>
-        </w:rPr>
-        <w:t>излучательности</w:t>
-      </w:r>
-      <w:proofErr w:type="spellEnd"/>
-      <w:r>
-        <w:rPr>
-          <w:color w:val="auto"/>
-          <w:sz w:val="28"/>
-          <w:szCs w:val="28"/>
-        </w:rPr>
-        <w:t>, что обеспечивает высокую скорость рендеринга при сохранении качества реконструкции</w:t>
+        <w:t xml:space="preserve"> точек и описание поля излучательности, что обеспечивает высокую скорость рендеринга при сохранении качества реконструкции</w:t>
       </w:r>
       <w:r>
         <w:rPr>
@@ -27965,9 +26866,32 @@
           <w:sz w:val="28"/>
           <w:szCs w:val="28"/>
         </w:rPr>
-        <w:t xml:space="preserve">Дальнейшее развитие метода генерации гауссовых пятен вышло за рамки института </w:t>
-      </w:r>
-      <w:proofErr w:type="spellStart"/>
+        <w:t>Последующее</w:t>
+      </w:r>
+      <w:r>
+        <w:rPr>
+          <w:color w:val="auto"/>
+          <w:sz w:val="28"/>
+          <w:szCs w:val="28"/>
+        </w:rPr>
+        <w:t xml:space="preserve"> развитие</w:t>
+      </w:r>
+      <w:r>
+        <w:rPr>
+          <w:color w:val="auto"/>
+          <w:sz w:val="28"/>
+          <w:szCs w:val="28"/>
+        </w:rPr>
+        <w:t xml:space="preserve"> и применение</w:t>
+      </w:r>
+      <w:r>
+        <w:rPr>
+          <w:color w:val="auto"/>
+          <w:sz w:val="28"/>
+          <w:szCs w:val="28"/>
+        </w:rPr>
+        <w:t xml:space="preserve"> метода генерации гауссовых пятен вышло за рамки института </w:t>
+      </w:r>
       <w:r>
         <w:rPr>
           <w:color w:val="auto"/>
@@ -27977,7 +26901,6 @@
         </w:rPr>
         <w:t>Inria</w:t>
       </w:r>
-      <w:proofErr w:type="spellEnd"/>
       <w:r>
         <w:rPr>
           <w:color w:val="auto"/>
@@ -27992,7 +26915,23 @@
           <w:sz w:val="28"/>
           <w:szCs w:val="28"/>
         </w:rPr>
-        <w:t xml:space="preserve"> большой интерес к технологии</w:t>
+        <w:t xml:space="preserve"> </w:t>
+      </w:r>
+      <w:r>
+        <w:rPr>
+          <w:color w:val="auto"/>
+          <w:sz w:val="28"/>
+          <w:szCs w:val="28"/>
+        </w:rPr>
+        <w:t>возросший</w:t>
+      </w:r>
+      <w:r>
+        <w:rPr>
+          <w:color w:val="auto"/>
+          <w:sz w:val="28"/>
+          <w:szCs w:val="28"/>
+        </w:rPr>
+        <w:t xml:space="preserve"> интерес к технологии</w:t>
       </w:r>
       <w:r>
         <w:rPr>
@@ -28008,15 +26947,23 @@
           <w:sz w:val="28"/>
           <w:szCs w:val="28"/>
         </w:rPr>
-        <w:t xml:space="preserve"> потому</w:t>
-      </w:r>
-      <w:r>
-        <w:rPr>
-          <w:color w:val="auto"/>
-          <w:sz w:val="28"/>
-          <w:szCs w:val="28"/>
-        </w:rPr>
-        <w:t xml:space="preserve"> что в период с 2023 по 2026 год было выпущено порядка</w:t>
+        <w:t xml:space="preserve"> </w:t>
+      </w:r>
+      <w:r>
+        <w:rPr>
+          <w:color w:val="auto"/>
+          <w:sz w:val="28"/>
+          <w:szCs w:val="28"/>
+        </w:rPr>
+        <w:t>поскольку</w:t>
+      </w:r>
+      <w:r>
+        <w:rPr>
+          <w:color w:val="auto"/>
+          <w:sz w:val="28"/>
+          <w:szCs w:val="28"/>
+        </w:rPr>
+        <w:t xml:space="preserve"> в период с 2023 по 2026 год было выпущено порядка</w:t>
       </w:r>
       <w:r>
         <w:rPr>
@@ -28416,23 +27363,13 @@
           <w:szCs w:val="28"/>
         </w:rPr>
       </w:pPr>
-      <w:proofErr w:type="spellStart"/>
-      <w:r>
-        <w:rPr>
-          <w:color w:val="auto"/>
-          <w:sz w:val="28"/>
-          <w:szCs w:val="28"/>
-        </w:rPr>
-        <w:t>Сандстрём</w:t>
-      </w:r>
-      <w:proofErr w:type="spellEnd"/>
-      <w:r>
-        <w:rPr>
-          <w:color w:val="auto"/>
-          <w:sz w:val="28"/>
-          <w:szCs w:val="28"/>
-        </w:rPr>
-        <w:t xml:space="preserve"> Э., Гесс Г. и многие другие реализовали синтез алгоритмов </w:t>
+      <w:r>
+        <w:rPr>
+          <w:color w:val="auto"/>
+          <w:sz w:val="28"/>
+          <w:szCs w:val="28"/>
+        </w:rPr>
+        <w:t xml:space="preserve">Сандстрём Э., Гесс Г. и многие другие реализовали синтез алгоритмов </w:t>
       </w:r>
       <w:r>
         <w:rPr>
@@ -28498,25 +27435,7 @@
           <w:sz w:val="28"/>
           <w:szCs w:val="28"/>
         </w:rPr>
-        <w:t xml:space="preserve">-алгоритмы. </w:t>
-      </w:r>
-      <w:proofErr w:type="spellStart"/>
-      <w:r>
-        <w:rPr>
-          <w:color w:val="auto"/>
-          <w:sz w:val="28"/>
-          <w:szCs w:val="28"/>
-        </w:rPr>
-        <w:t>Сандстрём</w:t>
-      </w:r>
-      <w:proofErr w:type="spellEnd"/>
-      <w:r>
-        <w:rPr>
-          <w:color w:val="auto"/>
-          <w:sz w:val="28"/>
-          <w:szCs w:val="28"/>
-        </w:rPr>
-        <w:t xml:space="preserve"> Э., в свою очередь, исследовал возможности расширения подхода </w:t>
+        <w:t xml:space="preserve">-алгоритмы. Сандстрём Э., в свою очередь, исследовал возможности расширения подхода </w:t>
       </w:r>
       <w:r>
         <w:rPr>
@@ -28638,7 +27557,6 @@
         </w:rPr>
         <w:t xml:space="preserve">ое решение </w:t>
       </w:r>
-      <w:proofErr w:type="spellStart"/>
       <w:r>
         <w:rPr>
           <w:rFonts w:ascii="Times New Roman" w:hAnsi="Times New Roman" w:cs="Times New Roman"/>
@@ -28648,7 +27566,6 @@
         </w:rPr>
         <w:t>AgriGS</w:t>
       </w:r>
-      <w:proofErr w:type="spellEnd"/>
       <w:r>
         <w:rPr>
           <w:rFonts w:ascii="Times New Roman" w:hAnsi="Times New Roman" w:cs="Times New Roman"/>
@@ -28765,16 +27682,7 @@
           <w:sz w:val="28"/>
           <w:szCs w:val="28"/>
         </w:rPr>
-        <w:t xml:space="preserve">для решения задачи автономной навигации в ходе сбора урожая плодов с деревьев. Авторы </w:t>
-      </w:r>
-      <w:r>
-        <w:rPr>
-          <w:rFonts w:ascii="Times New Roman" w:hAnsi="Times New Roman" w:cs="Times New Roman"/>
-          <w:sz w:val="28"/>
-          <w:szCs w:val="28"/>
-        </w:rPr>
-        <w:lastRenderedPageBreak/>
-        <w:t xml:space="preserve">отмечают, что применение метода генерации гауссовых пятен </w:t>
+        <w:t xml:space="preserve">для решения задачи автономной навигации в ходе сбора урожая плодов с деревьев. Авторы отмечают, что применение метода генерации гауссовых пятен </w:t>
       </w:r>
       <w:r>
         <w:rPr>
@@ -28784,7 +27692,6 @@
         </w:rPr>
         <w:t xml:space="preserve">способствует повышению классификации деревьев, попадающих в зону объектива камер, в ходе сбора урожая. Архитектура </w:t>
       </w:r>
-      <w:proofErr w:type="spellStart"/>
       <w:r>
         <w:rPr>
           <w:rFonts w:ascii="Times New Roman" w:hAnsi="Times New Roman" w:cs="Times New Roman"/>
@@ -28792,17 +27699,7 @@
           <w:szCs w:val="28"/>
           <w:lang w:val="en-US"/>
         </w:rPr>
-        <w:t>AgriGS</w:t>
-      </w:r>
-      <w:proofErr w:type="spellEnd"/>
-      <w:r>
-        <w:rPr>
-          <w:rFonts w:ascii="Times New Roman" w:hAnsi="Times New Roman" w:cs="Times New Roman"/>
-          <w:sz w:val="28"/>
-          <w:szCs w:val="28"/>
-          <w:lang w:val="en-US"/>
-        </w:rPr>
-        <w:t xml:space="preserve">-SLAM </w:t>
+        <w:t xml:space="preserve">AgriGS-SLAM </w:t>
       </w:r>
       <w:r>
         <w:rPr>
@@ -28904,7 +27801,6 @@
         </w:rPr>
         <w:t xml:space="preserve">Рисунок 1.4.6 – Архитектура </w:t>
       </w:r>
-      <w:proofErr w:type="spellStart"/>
       <w:r>
         <w:rPr>
           <w:rFonts w:ascii="Times New Roman" w:hAnsi="Times New Roman" w:cs="Times New Roman"/>
@@ -28914,7 +27810,6 @@
         </w:rPr>
         <w:t>AgriGS</w:t>
       </w:r>
-      <w:proofErr w:type="spellEnd"/>
       <w:r>
         <w:rPr>
           <w:rFonts w:ascii="Times New Roman" w:hAnsi="Times New Roman" w:cs="Times New Roman"/>
@@ -28937,6 +27832,38 @@
       <w:pPr>
         <w:spacing w:after="0" w:line="240" w:lineRule="auto"/>
         <w:jc w:val="center"/>
+        <w:rPr>
+          <w:rFonts w:ascii="Times New Roman" w:hAnsi="Times New Roman" w:cs="Times New Roman"/>
+          <w:sz w:val="28"/>
+          <w:szCs w:val="28"/>
+        </w:rPr>
+      </w:pPr>
+    </w:p>
+    <w:p>
+      <w:pPr>
+        <w:spacing w:after="0" w:line="360" w:lineRule="auto"/>
+        <w:ind w:firstLine="709"/>
+        <w:jc w:val="both"/>
+        <w:rPr>
+          <w:rFonts w:ascii="Times New Roman" w:hAnsi="Times New Roman" w:cs="Times New Roman"/>
+          <w:sz w:val="28"/>
+          <w:szCs w:val="28"/>
+        </w:rPr>
+      </w:pPr>
+      <w:r>
+        <w:rPr>
+          <w:rFonts w:ascii="Times New Roman" w:hAnsi="Times New Roman" w:cs="Times New Roman"/>
+          <w:sz w:val="28"/>
+          <w:szCs w:val="28"/>
+        </w:rPr>
+        <w:t>Таким образом, можно установить, что метод генерации гауссовых пятен станет фундаментом для теоретических и практических исследований в различных областях. Применение в системах технического зрения значительно совершенствует существующие подходы и улучшает распознавание объектов.</w:t>
+      </w:r>
+    </w:p>
+    <w:p>
+      <w:pPr>
+        <w:spacing w:after="0" w:line="360" w:lineRule="auto"/>
+        <w:ind w:firstLine="709"/>
+        <w:jc w:val="both"/>
         <w:rPr>
           <w:rFonts w:ascii="Times New Roman" w:hAnsi="Times New Roman" w:cs="Times New Roman"/>
           <w:sz w:val="28"/>
@@ -28959,7 +27886,7 @@
           <w:szCs w:val="28"/>
         </w:rPr>
       </w:pPr>
-      <w:bookmarkStart w:id="20" w:name="_Toc234512212"/>
+      <w:bookmarkStart w:id="20" w:name="_Toc234925274"/>
       <w:r>
         <w:rPr>
           <w:rFonts w:asciiTheme="majorBidi" w:hAnsiTheme="majorBidi"/>
@@ -28988,7 +27915,7 @@
           <w:szCs w:val="28"/>
         </w:rPr>
       </w:pPr>
-      <w:bookmarkStart w:id="21" w:name="_Toc234512213"/>
+      <w:bookmarkStart w:id="21" w:name="_Toc234925275"/>
       <w:r>
         <w:rPr>
           <w:rFonts w:asciiTheme="majorBidi" w:hAnsiTheme="majorBidi"/>
@@ -29053,7 +27980,79 @@
           <w:sz w:val="28"/>
           <w:szCs w:val="28"/>
         </w:rPr>
-        <w:t xml:space="preserve">Уборочные машины позволяют снизить трудоемкость работы сотрудника-уборщика в производственных и офисных помещениях, дворовых территориях и крупных автомагистралей. В свою очередь применение автономных систем позволяет и далее снижать стоимость работ по очистке и уборке территории. Стоимость внедрения технологий возможна, как правило, выше ожидаемых показателей, однако последующий эффект от эксплуатации автономных уборочных машин позволяет значительно снизить трудозатраты предприятий. Автономные уборочные машины позволяют облегчить очистку от грязи, мусора и уборку помещений различного объема, оптимизируя труд сотрудников, материально-технические расходы клининговых подразделений или компаний. Уборочные машины зачастую совмещают в себе сразу несколько типов уборки и очистки: сухая, влажная и комбинированная. </w:t>
+        <w:t>Применение уборочных машин позволяет существенно снизить трудоёмкость работ по очистке производственных и офисных помещений, дворовых территорий и крупных автомагистралей. Дальнейшая автоматизация процессов за счёт внедрения автономных уборочных систем обеспечивает дополнительное снижение эксплуатационных трудозатрат. При этом первоначальная стоимость внедрения таких технологий зачастую превышает ожидаемые показатели; тем не менее экономический эффект в ходе эксплуатации компенсирует капитальные вложения за счёт сокращения потребности в ручном труде и оптимизации материально‑технических расходов клининговых подразделений</w:t>
+      </w:r>
+      <w:r>
+        <w:rPr>
+          <w:rFonts w:ascii="Times New Roman" w:hAnsi="Times New Roman" w:cs="Times New Roman"/>
+          <w:sz w:val="28"/>
+          <w:szCs w:val="28"/>
+        </w:rPr>
+        <w:t xml:space="preserve"> или организаций</w:t>
+      </w:r>
+      <w:r>
+        <w:rPr>
+          <w:rFonts w:ascii="Times New Roman" w:hAnsi="Times New Roman" w:cs="Times New Roman"/>
+          <w:sz w:val="28"/>
+          <w:szCs w:val="28"/>
+        </w:rPr>
+        <w:t>. Современные уборочные машины, как правило, поддерживают несколько режимов очистки</w:t>
+      </w:r>
+      <w:r>
+        <w:rPr>
+          <w:rFonts w:ascii="Times New Roman" w:hAnsi="Times New Roman" w:cs="Times New Roman"/>
+          <w:sz w:val="28"/>
+          <w:szCs w:val="28"/>
+        </w:rPr>
+        <w:t xml:space="preserve"> – </w:t>
+      </w:r>
+      <w:r>
+        <w:rPr>
+          <w:rFonts w:ascii="Times New Roman" w:hAnsi="Times New Roman" w:cs="Times New Roman"/>
+          <w:sz w:val="28"/>
+          <w:szCs w:val="28"/>
+        </w:rPr>
+        <w:t>сухую, влажную и комбинированную уборку,</w:t>
+      </w:r>
+      <w:r>
+        <w:rPr>
+          <w:rFonts w:ascii="Times New Roman" w:hAnsi="Times New Roman" w:cs="Times New Roman"/>
+          <w:sz w:val="28"/>
+          <w:szCs w:val="28"/>
+        </w:rPr>
+        <w:t xml:space="preserve"> </w:t>
+      </w:r>
+      <w:r>
+        <w:rPr>
+          <w:rFonts w:ascii="Times New Roman" w:hAnsi="Times New Roman" w:cs="Times New Roman"/>
+          <w:sz w:val="28"/>
+          <w:szCs w:val="28"/>
+        </w:rPr>
+        <w:t>–</w:t>
+      </w:r>
+      <w:r>
+        <w:rPr>
+          <w:rFonts w:ascii="Times New Roman" w:hAnsi="Times New Roman" w:cs="Times New Roman"/>
+          <w:sz w:val="28"/>
+          <w:szCs w:val="28"/>
+        </w:rPr>
+        <w:t xml:space="preserve"> </w:t>
+      </w:r>
+      <w:r>
+        <w:rPr>
+          <w:rFonts w:ascii="Times New Roman" w:hAnsi="Times New Roman" w:cs="Times New Roman"/>
+          <w:sz w:val="28"/>
+          <w:szCs w:val="28"/>
+        </w:rPr>
+        <w:t>что расширяет их функциональную применимость на разнотипных объектах.</w:t>
+      </w:r>
+      <w:r>
+        <w:rPr>
+          <w:rFonts w:ascii="Times New Roman" w:hAnsi="Times New Roman" w:cs="Times New Roman"/>
+          <w:sz w:val="28"/>
+          <w:szCs w:val="28"/>
+        </w:rPr>
+        <w:t xml:space="preserve"> </w:t>
       </w:r>
     </w:p>
     <w:p>
@@ -29073,8 +28072,31 @@
           <w:sz w:val="28"/>
           <w:szCs w:val="28"/>
         </w:rPr>
-        <w:lastRenderedPageBreak/>
-        <w:t>Далее представлена более расширенная классификация устройств по различным параметрам:</w:t>
+        <w:t xml:space="preserve">Классификация автономных уборочных </w:t>
+      </w:r>
+      <w:r>
+        <w:rPr>
+          <w:rFonts w:ascii="Times New Roman" w:hAnsi="Times New Roman" w:cs="Times New Roman"/>
+          <w:sz w:val="28"/>
+          <w:szCs w:val="28"/>
+        </w:rPr>
+        <w:t>машин</w:t>
+      </w:r>
+      <w:r>
+        <w:rPr>
+          <w:rFonts w:ascii="Times New Roman" w:hAnsi="Times New Roman" w:cs="Times New Roman"/>
+          <w:sz w:val="28"/>
+          <w:szCs w:val="28"/>
+        </w:rPr>
+        <w:t xml:space="preserve"> может быть построена по ряду значимых параметров</w:t>
+      </w:r>
+      <w:r>
+        <w:rPr>
+          <w:rFonts w:ascii="Times New Roman" w:hAnsi="Times New Roman" w:cs="Times New Roman"/>
+          <w:sz w:val="28"/>
+          <w:szCs w:val="28"/>
+        </w:rPr>
+        <w:t>:</w:t>
       </w:r>
     </w:p>
     <w:p>
@@ -29094,23 +28116,15 @@
           <w:sz w:val="28"/>
           <w:szCs w:val="28"/>
         </w:rPr>
-        <w:t>1. По сфере применения</w:t>
-      </w:r>
-      <w:r>
-        <w:rPr>
-          <w:rFonts w:ascii="Times New Roman" w:hAnsi="Times New Roman" w:cs="Times New Roman"/>
-          <w:sz w:val="28"/>
-          <w:szCs w:val="28"/>
-        </w:rPr>
-        <w:t xml:space="preserve"> робота</w:t>
-      </w:r>
-      <w:r>
-        <w:rPr>
-          <w:rFonts w:ascii="Times New Roman" w:hAnsi="Times New Roman" w:cs="Times New Roman"/>
-          <w:sz w:val="28"/>
-          <w:szCs w:val="28"/>
-        </w:rPr>
-        <w:t>:</w:t>
+        <w:t xml:space="preserve">1. </w:t>
+      </w:r>
+      <w:r>
+        <w:rPr>
+          <w:rFonts w:ascii="Times New Roman" w:hAnsi="Times New Roman" w:cs="Times New Roman"/>
+          <w:sz w:val="28"/>
+          <w:szCs w:val="28"/>
+        </w:rPr>
+        <w:t>По сфере применения выделяют:</w:t>
       </w:r>
     </w:p>
     <w:p>
@@ -29130,7 +28144,15 @@
           <w:sz w:val="28"/>
           <w:szCs w:val="28"/>
         </w:rPr>
-        <w:t>- для очистки помещений;</w:t>
+        <w:t xml:space="preserve">а) </w:t>
+      </w:r>
+      <w:r>
+        <w:rPr>
+          <w:rFonts w:ascii="Times New Roman" w:hAnsi="Times New Roman" w:cs="Times New Roman"/>
+          <w:sz w:val="28"/>
+          <w:szCs w:val="28"/>
+        </w:rPr>
+        <w:t>роботы для уборки внутренних помещений;</w:t>
       </w:r>
     </w:p>
     <w:p>
@@ -29150,7 +28172,15 @@
           <w:sz w:val="28"/>
           <w:szCs w:val="28"/>
         </w:rPr>
-        <w:t>- для уборки улиц;</w:t>
+        <w:t xml:space="preserve">б) </w:t>
+      </w:r>
+      <w:r>
+        <w:rPr>
+          <w:rFonts w:ascii="Times New Roman" w:hAnsi="Times New Roman" w:cs="Times New Roman"/>
+          <w:sz w:val="28"/>
+          <w:szCs w:val="28"/>
+        </w:rPr>
+        <w:t>машины для очистки уличных территорий;</w:t>
       </w:r>
     </w:p>
     <w:p>
@@ -29170,7 +28200,31 @@
           <w:sz w:val="28"/>
           <w:szCs w:val="28"/>
         </w:rPr>
-        <w:t>- специализированные (вокзал, аэропорты);</w:t>
+        <w:t xml:space="preserve">в) </w:t>
+      </w:r>
+      <w:r>
+        <w:rPr>
+          <w:rFonts w:ascii="Times New Roman" w:hAnsi="Times New Roman" w:cs="Times New Roman"/>
+          <w:sz w:val="28"/>
+          <w:szCs w:val="28"/>
+        </w:rPr>
+        <w:t xml:space="preserve">специализированные решения для объектов с повышенными требованиями к организации уборки (вокзалы, аэропорты и </w:t>
+      </w:r>
+      <w:r>
+        <w:rPr>
+          <w:rFonts w:ascii="Times New Roman" w:hAnsi="Times New Roman" w:cs="Times New Roman"/>
+          <w:sz w:val="28"/>
+          <w:szCs w:val="28"/>
+        </w:rPr>
+        <w:t>т.д.</w:t>
+      </w:r>
+      <w:r>
+        <w:rPr>
+          <w:rFonts w:ascii="Times New Roman" w:hAnsi="Times New Roman" w:cs="Times New Roman"/>
+          <w:sz w:val="28"/>
+          <w:szCs w:val="28"/>
+        </w:rPr>
+        <w:t>).</w:t>
       </w:r>
     </w:p>
     <w:p>
@@ -29190,7 +28244,15 @@
           <w:sz w:val="28"/>
           <w:szCs w:val="28"/>
         </w:rPr>
-        <w:t>2. По размеру помещения:</w:t>
+        <w:t xml:space="preserve">2. </w:t>
+      </w:r>
+      <w:r>
+        <w:rPr>
+          <w:rFonts w:ascii="Times New Roman" w:hAnsi="Times New Roman" w:cs="Times New Roman"/>
+          <w:sz w:val="28"/>
+          <w:szCs w:val="28"/>
+        </w:rPr>
+        <w:t>По габаритам и целевому масштабу эксплуатации:</w:t>
       </w:r>
     </w:p>
     <w:p>
@@ -29210,7 +28272,31 @@
           <w:sz w:val="28"/>
           <w:szCs w:val="28"/>
         </w:rPr>
-        <w:t>- компактные;</w:t>
+        <w:t xml:space="preserve">а) </w:t>
+      </w:r>
+      <w:r>
+        <w:rPr>
+          <w:rFonts w:ascii="Times New Roman" w:hAnsi="Times New Roman" w:cs="Times New Roman"/>
+          <w:sz w:val="28"/>
+          <w:szCs w:val="28"/>
+        </w:rPr>
+        <w:t xml:space="preserve">компактные устройства для малых </w:t>
+      </w:r>
+      <w:r>
+        <w:rPr>
+          <w:rFonts w:ascii="Times New Roman" w:hAnsi="Times New Roman" w:cs="Times New Roman"/>
+          <w:sz w:val="28"/>
+          <w:szCs w:val="28"/>
+        </w:rPr>
+        <w:t>помещений</w:t>
+      </w:r>
+      <w:r>
+        <w:rPr>
+          <w:rFonts w:ascii="Times New Roman" w:hAnsi="Times New Roman" w:cs="Times New Roman"/>
+          <w:sz w:val="28"/>
+          <w:szCs w:val="28"/>
+        </w:rPr>
+        <w:t>;</w:t>
       </w:r>
     </w:p>
     <w:p>
@@ -29230,31 +28316,15 @@
           <w:sz w:val="28"/>
           <w:szCs w:val="28"/>
         </w:rPr>
-        <w:t>- для офисных центров</w:t>
-      </w:r>
-      <w:r>
-        <w:rPr>
-          <w:rFonts w:ascii="Times New Roman" w:hAnsi="Times New Roman" w:cs="Times New Roman"/>
-          <w:sz w:val="28"/>
-          <w:szCs w:val="28"/>
-        </w:rPr>
-        <w:t>/</w:t>
-      </w:r>
-      <w:r>
-        <w:rPr>
-          <w:rFonts w:ascii="Times New Roman" w:hAnsi="Times New Roman" w:cs="Times New Roman"/>
-          <w:sz w:val="28"/>
-          <w:szCs w:val="28"/>
-        </w:rPr>
-        <w:t>коммерческие</w:t>
-      </w:r>
-      <w:r>
-        <w:rPr>
-          <w:rFonts w:ascii="Times New Roman" w:hAnsi="Times New Roman" w:cs="Times New Roman"/>
-          <w:sz w:val="28"/>
-          <w:szCs w:val="28"/>
-        </w:rPr>
-        <w:t xml:space="preserve"> (средний класс);</w:t>
+        <w:t xml:space="preserve">б) </w:t>
+      </w:r>
+      <w:r>
+        <w:rPr>
+          <w:rFonts w:ascii="Times New Roman" w:hAnsi="Times New Roman" w:cs="Times New Roman"/>
+          <w:sz w:val="28"/>
+          <w:szCs w:val="28"/>
+        </w:rPr>
+        <w:t>решения среднего класса для офисных и коммерческих объектов;</w:t>
       </w:r>
     </w:p>
     <w:p>
@@ -29274,7 +28344,47 @@
           <w:sz w:val="28"/>
           <w:szCs w:val="28"/>
         </w:rPr>
-        <w:t>- промышленные уборочные машины;</w:t>
+        <w:t xml:space="preserve">в) </w:t>
+      </w:r>
+      <w:r>
+        <w:rPr>
+          <w:rFonts w:ascii="Times New Roman" w:hAnsi="Times New Roman" w:cs="Times New Roman"/>
+          <w:sz w:val="28"/>
+          <w:szCs w:val="28"/>
+        </w:rPr>
+        <w:t>промышленные уборочные машины для крупных производственных</w:t>
+      </w:r>
+      <w:r>
+        <w:rPr>
+          <w:rFonts w:ascii="Times New Roman" w:hAnsi="Times New Roman" w:cs="Times New Roman"/>
+          <w:sz w:val="28"/>
+          <w:szCs w:val="28"/>
+        </w:rPr>
+        <w:t xml:space="preserve">, </w:t>
+      </w:r>
+      <w:r>
+        <w:rPr>
+          <w:rFonts w:ascii="Times New Roman" w:hAnsi="Times New Roman" w:cs="Times New Roman"/>
+          <w:sz w:val="28"/>
+          <w:szCs w:val="28"/>
+        </w:rPr>
+        <w:t>открытых пространств</w:t>
+      </w:r>
+      <w:r>
+        <w:rPr>
+          <w:rFonts w:ascii="Times New Roman" w:hAnsi="Times New Roman" w:cs="Times New Roman"/>
+          <w:sz w:val="28"/>
+          <w:szCs w:val="28"/>
+        </w:rPr>
+        <w:t xml:space="preserve"> и т.п</w:t>
+      </w:r>
+      <w:r>
+        <w:rPr>
+          <w:rFonts w:ascii="Times New Roman" w:hAnsi="Times New Roman" w:cs="Times New Roman"/>
+          <w:sz w:val="28"/>
+          <w:szCs w:val="28"/>
+        </w:rPr>
+        <w:t>.</w:t>
       </w:r>
     </w:p>
     <w:p>
@@ -29294,7 +28404,15 @@
           <w:sz w:val="28"/>
           <w:szCs w:val="28"/>
         </w:rPr>
-        <w:t>3. По уровню автономности:</w:t>
+        <w:t xml:space="preserve">3. </w:t>
+      </w:r>
+      <w:r>
+        <w:rPr>
+          <w:rFonts w:ascii="Times New Roman" w:hAnsi="Times New Roman" w:cs="Times New Roman"/>
+          <w:sz w:val="28"/>
+          <w:szCs w:val="28"/>
+        </w:rPr>
+        <w:t>По уровню автономности:</w:t>
       </w:r>
     </w:p>
     <w:p>
@@ -29314,7 +28432,15 @@
           <w:sz w:val="28"/>
           <w:szCs w:val="28"/>
         </w:rPr>
-        <w:t>- частично автономные системы;</w:t>
+        <w:t xml:space="preserve">а) </w:t>
+      </w:r>
+      <w:r>
+        <w:rPr>
+          <w:rFonts w:ascii="Times New Roman" w:hAnsi="Times New Roman" w:cs="Times New Roman"/>
+          <w:sz w:val="28"/>
+          <w:szCs w:val="28"/>
+        </w:rPr>
+        <w:t>частично автономные системы (с элементами автоматизации отдельных операций);</w:t>
       </w:r>
     </w:p>
     <w:p>
@@ -29334,7 +28460,15 @@
           <w:sz w:val="28"/>
           <w:szCs w:val="28"/>
         </w:rPr>
-        <w:t>- полуавтономные;</w:t>
+        <w:t xml:space="preserve">б) </w:t>
+      </w:r>
+      <w:r>
+        <w:rPr>
+          <w:rFonts w:ascii="Times New Roman" w:hAnsi="Times New Roman" w:cs="Times New Roman"/>
+          <w:sz w:val="28"/>
+          <w:szCs w:val="28"/>
+        </w:rPr>
+        <w:t>полуавтономные комплексы (с ограниченным участием оператора);</w:t>
       </w:r>
     </w:p>
     <w:p>
@@ -29354,7 +28488,15 @@
           <w:sz w:val="28"/>
           <w:szCs w:val="28"/>
         </w:rPr>
-        <w:t>- полностью автономные</w:t>
+        <w:t xml:space="preserve">в) </w:t>
+      </w:r>
+      <w:r>
+        <w:rPr>
+          <w:rFonts w:ascii="Times New Roman" w:hAnsi="Times New Roman" w:cs="Times New Roman"/>
+          <w:sz w:val="28"/>
+          <w:szCs w:val="28"/>
+        </w:rPr>
+        <w:t>полностью автономные роботы (функционирующие без вмешательства человека в штатном режиме).</w:t>
       </w:r>
     </w:p>
     <w:p>
@@ -29374,51 +28516,8 @@
           <w:sz w:val="28"/>
           <w:szCs w:val="28"/>
         </w:rPr>
-        <w:t>Рассматривая существующие решения, на данный момент автономные уборочные машины имеют широкое применение в</w:t>
-      </w:r>
-      <w:r>
-        <w:rPr>
-          <w:rFonts w:ascii="Times New Roman" w:hAnsi="Times New Roman" w:cs="Times New Roman"/>
-          <w:sz w:val="28"/>
-          <w:szCs w:val="28"/>
-        </w:rPr>
-        <w:t xml:space="preserve"> процессе</w:t>
-      </w:r>
-      <w:r>
-        <w:rPr>
-          <w:rFonts w:ascii="Times New Roman" w:hAnsi="Times New Roman" w:cs="Times New Roman"/>
-          <w:sz w:val="28"/>
-          <w:szCs w:val="28"/>
-        </w:rPr>
-        <w:t xml:space="preserve"> уборк</w:t>
-      </w:r>
-      <w:r>
-        <w:rPr>
-          <w:rFonts w:ascii="Times New Roman" w:hAnsi="Times New Roman" w:cs="Times New Roman"/>
-          <w:sz w:val="28"/>
-          <w:szCs w:val="28"/>
-        </w:rPr>
-        <w:t xml:space="preserve">и </w:t>
-      </w:r>
-      <w:r>
-        <w:rPr>
-          <w:rFonts w:ascii="Times New Roman" w:hAnsi="Times New Roman" w:cs="Times New Roman"/>
-          <w:sz w:val="28"/>
-          <w:szCs w:val="28"/>
-        </w:rPr>
-        <w:t xml:space="preserve">помещений. Одним из наиболее распространенных и применяемых в малом и среднем бизнесе является робот-уборщик </w:t>
-      </w:r>
-      <w:proofErr w:type="spellStart"/>
-      <w:r>
-        <w:rPr>
-          <w:rFonts w:ascii="Times New Roman" w:hAnsi="Times New Roman" w:cs="Times New Roman"/>
-          <w:sz w:val="28"/>
-          <w:szCs w:val="28"/>
-          <w:lang w:val="en-US"/>
-        </w:rPr>
-        <w:t>Pudu</w:t>
-      </w:r>
-      <w:proofErr w:type="spellEnd"/>
+        <w:t>Анализ существующих решений показывает, что автономные уборочные машины получили широкое распространение прежде всего в сегменте уборки помещений. В частности, робот‑уборщик Pudu</w:t>
+      </w:r>
       <w:r>
         <w:rPr>
           <w:rFonts w:ascii="Times New Roman" w:hAnsi="Times New Roman" w:cs="Times New Roman"/>
@@ -29432,25 +28531,32 @@
           <w:rFonts w:ascii="Times New Roman" w:hAnsi="Times New Roman" w:cs="Times New Roman"/>
           <w:sz w:val="28"/>
           <w:szCs w:val="28"/>
-          <w:lang w:val="en-US"/>
-        </w:rPr>
-        <w:t>CC</w:t>
-      </w:r>
-      <w:r>
-        <w:rPr>
-          <w:rFonts w:ascii="Times New Roman" w:hAnsi="Times New Roman" w:cs="Times New Roman"/>
-          <w:sz w:val="28"/>
-          <w:szCs w:val="28"/>
-        </w:rPr>
-        <w:t xml:space="preserve">1. </w:t>
-      </w:r>
-      <w:r>
-        <w:rPr>
-          <w:rFonts w:ascii="Times New Roman" w:hAnsi="Times New Roman" w:cs="Times New Roman"/>
-          <w:sz w:val="28"/>
-          <w:szCs w:val="28"/>
-        </w:rPr>
-        <w:t>Он представлен на рисунке 1.</w:t>
+        </w:rPr>
+        <w:t>CC1 является одним из наиболее распространённых представителей класса автономных устройств, применяемых в малом и среднем бизнесе. Его конструкция и функциональные возможности соответствуют требованиям данного сегмента; устройство представлено на рисунке</w:t>
+      </w:r>
+      <w:r>
+        <w:rPr>
+          <w:rFonts w:ascii="Times New Roman" w:hAnsi="Times New Roman" w:cs="Times New Roman"/>
+          <w:sz w:val="28"/>
+          <w:szCs w:val="28"/>
+        </w:rPr>
+        <w:t xml:space="preserve"> </w:t>
+      </w:r>
+      <w:r>
+        <w:rPr>
+          <w:rFonts w:ascii="Times New Roman" w:hAnsi="Times New Roman" w:cs="Times New Roman"/>
+          <w:sz w:val="28"/>
+          <w:szCs w:val="28"/>
+        </w:rPr>
+        <w:t>1.</w:t>
+      </w:r>
+      <w:r>
+        <w:rPr>
+          <w:rFonts w:ascii="Times New Roman" w:hAnsi="Times New Roman" w:cs="Times New Roman"/>
+          <w:sz w:val="28"/>
+          <w:szCs w:val="28"/>
+        </w:rPr>
+        <w:t>5.1.</w:t>
       </w:r>
     </w:p>
     <w:p>
@@ -29480,7 +28586,6 @@
         <w:rPr>
           <w:noProof/>
         </w:rPr>
-        <w:lastRenderedPageBreak/>
         <w:drawing>
           <wp:inline distT="0" distB="0" distL="0" distR="0" wp14:anchorId="48A07E23" wp14:editId="01B0075C">
             <wp:extent cx="4175113" cy="3717985"/>
@@ -29561,9 +28666,24 @@
           <w:sz w:val="24"/>
           <w:szCs w:val="24"/>
         </w:rPr>
-        <w:t xml:space="preserve">Рисунок 1 – Робот-уборщик </w:t>
-      </w:r>
-      <w:proofErr w:type="spellStart"/>
+        <w:t>Рисунок 1</w:t>
+      </w:r>
+      <w:r>
+        <w:rPr>
+          <w:rFonts w:ascii="Times New Roman" w:hAnsi="Times New Roman" w:cs="Times New Roman"/>
+          <w:sz w:val="24"/>
+          <w:szCs w:val="24"/>
+        </w:rPr>
+        <w:t xml:space="preserve">.5.1 </w:t>
+      </w:r>
+      <w:r>
+        <w:rPr>
+          <w:rFonts w:ascii="Times New Roman" w:hAnsi="Times New Roman" w:cs="Times New Roman"/>
+          <w:sz w:val="24"/>
+          <w:szCs w:val="24"/>
+        </w:rPr>
+        <w:t xml:space="preserve">– Робот-уборщик </w:t>
+      </w:r>
       <w:r>
         <w:rPr>
           <w:rFonts w:ascii="Times New Roman" w:hAnsi="Times New Roman" w:cs="Times New Roman"/>
@@ -29573,7 +28693,6 @@
         </w:rPr>
         <w:t>Pudu</w:t>
       </w:r>
-      <w:proofErr w:type="spellEnd"/>
       <w:r>
         <w:rPr>
           <w:rFonts w:ascii="Times New Roman" w:hAnsi="Times New Roman" w:cs="Times New Roman"/>
@@ -29628,82 +28747,79 @@
           <w:sz w:val="28"/>
           <w:szCs w:val="28"/>
         </w:rPr>
-        <w:t xml:space="preserve">Данное решение предназначено для комплексной уборки в помещениях. В его возможности входит сухая и влажная уборка коммерческих помещений различного размера. Система навигация построена на базе данных </w:t>
-      </w:r>
-      <w:r>
-        <w:rPr>
-          <w:rFonts w:ascii="Times New Roman" w:hAnsi="Times New Roman" w:cs="Times New Roman"/>
-          <w:sz w:val="28"/>
-          <w:szCs w:val="28"/>
-          <w:lang w:val="en-US"/>
-        </w:rPr>
-        <w:t>LiDAR</w:t>
-      </w:r>
-      <w:r>
-        <w:rPr>
-          <w:rFonts w:ascii="Times New Roman" w:hAnsi="Times New Roman" w:cs="Times New Roman"/>
-          <w:sz w:val="28"/>
-          <w:szCs w:val="28"/>
-        </w:rPr>
-        <w:t xml:space="preserve"> (лазерного дальномера)</w:t>
-      </w:r>
-      <w:r>
-        <w:rPr>
-          <w:rFonts w:ascii="Times New Roman" w:hAnsi="Times New Roman" w:cs="Times New Roman"/>
-          <w:sz w:val="28"/>
-          <w:szCs w:val="28"/>
-        </w:rPr>
-        <w:t xml:space="preserve"> </w:t>
-      </w:r>
-      <w:r>
-        <w:rPr>
-          <w:rFonts w:ascii="Times New Roman" w:hAnsi="Times New Roman" w:cs="Times New Roman"/>
-          <w:sz w:val="28"/>
-          <w:szCs w:val="28"/>
-        </w:rPr>
-        <w:t xml:space="preserve">и визуальной </w:t>
-      </w:r>
-      <w:proofErr w:type="spellStart"/>
-      <w:r>
-        <w:rPr>
-          <w:rFonts w:ascii="Times New Roman" w:hAnsi="Times New Roman" w:cs="Times New Roman"/>
-          <w:sz w:val="28"/>
-          <w:szCs w:val="28"/>
-        </w:rPr>
-        <w:t>одометрии</w:t>
-      </w:r>
-      <w:proofErr w:type="spellEnd"/>
-      <w:r>
-        <w:rPr>
-          <w:rFonts w:ascii="Times New Roman" w:hAnsi="Times New Roman" w:cs="Times New Roman"/>
-          <w:sz w:val="28"/>
-          <w:szCs w:val="28"/>
-        </w:rPr>
-        <w:t xml:space="preserve"> за счет установленной системы технического зрения. Также робот-уборщик оборудован сенсорным ЖК-дисплеем и управлением с помощью мобильного приложения. Недостатками данного решение является сложность в построении карты в помещениях с лестницами, открытых площадках и уличных территорий, а также периодическая перестройка карты помещения в ходе навигации для актуализации информации. Также стоит отметить ограниченную работу от заряда батареи, требование к инфраструктуре и долгий заряд</w:t>
-      </w:r>
-      <w:r>
-        <w:rPr>
-          <w:rFonts w:ascii="Times New Roman" w:hAnsi="Times New Roman" w:cs="Times New Roman"/>
-          <w:sz w:val="28"/>
-          <w:szCs w:val="28"/>
-        </w:rPr>
-        <w:t xml:space="preserve"> [4</w:t>
-      </w:r>
-      <w:r>
-        <w:rPr>
-          <w:rFonts w:ascii="Times New Roman" w:hAnsi="Times New Roman" w:cs="Times New Roman"/>
-          <w:sz w:val="28"/>
-          <w:szCs w:val="28"/>
-        </w:rPr>
-        <w:t>]</w:t>
-      </w:r>
-      <w:r>
-        <w:rPr>
-          <w:rFonts w:ascii="Times New Roman" w:hAnsi="Times New Roman" w:cs="Times New Roman"/>
-          <w:sz w:val="28"/>
-          <w:szCs w:val="28"/>
-        </w:rPr>
-        <w:t xml:space="preserve">. </w:t>
+        <w:t>Рассматриваемое решение реализует комплексную уборку помещений за счёт поддержки сухой и влажной очистки</w:t>
+      </w:r>
+      <w:r>
+        <w:rPr>
+          <w:rFonts w:ascii="Times New Roman" w:hAnsi="Times New Roman" w:cs="Times New Roman"/>
+          <w:sz w:val="28"/>
+          <w:szCs w:val="28"/>
+        </w:rPr>
+        <w:t>,</w:t>
+      </w:r>
+      <w:r>
+        <w:rPr>
+          <w:rFonts w:ascii="Times New Roman" w:hAnsi="Times New Roman" w:cs="Times New Roman"/>
+          <w:sz w:val="28"/>
+          <w:szCs w:val="28"/>
+        </w:rPr>
+        <w:t xml:space="preserve"> и ориентировано на эксплуатацию в коммерческих пространствах. В основе навигации</w:t>
+      </w:r>
+      <w:r>
+        <w:rPr>
+          <w:rFonts w:ascii="Times New Roman" w:hAnsi="Times New Roman" w:cs="Times New Roman"/>
+          <w:sz w:val="28"/>
+          <w:szCs w:val="28"/>
+        </w:rPr>
+        <w:t xml:space="preserve"> - </w:t>
+      </w:r>
+      <w:r>
+        <w:rPr>
+          <w:rFonts w:ascii="Times New Roman" w:hAnsi="Times New Roman" w:cs="Times New Roman"/>
+          <w:sz w:val="28"/>
+          <w:szCs w:val="28"/>
+        </w:rPr>
+        <w:t>комбинация LiDAR и визуальной одометрии; интерфейс управления</w:t>
+      </w:r>
+      <w:r>
+        <w:rPr>
+          <w:rFonts w:ascii="Times New Roman" w:hAnsi="Times New Roman" w:cs="Times New Roman"/>
+          <w:sz w:val="28"/>
+          <w:szCs w:val="28"/>
+        </w:rPr>
+        <w:t xml:space="preserve"> уборочной</w:t>
+      </w:r>
+      <w:r>
+        <w:rPr>
+          <w:rFonts w:ascii="Times New Roman" w:hAnsi="Times New Roman" w:cs="Times New Roman"/>
+          <w:sz w:val="28"/>
+          <w:szCs w:val="28"/>
+        </w:rPr>
+        <w:t xml:space="preserve"> машины</w:t>
+      </w:r>
+      <w:r>
+        <w:rPr>
+          <w:rFonts w:ascii="Times New Roman" w:hAnsi="Times New Roman" w:cs="Times New Roman"/>
+          <w:sz w:val="28"/>
+          <w:szCs w:val="28"/>
+        </w:rPr>
+        <w:t xml:space="preserve"> включает </w:t>
+      </w:r>
+      <w:r>
+        <w:rPr>
+          <w:rFonts w:ascii="Times New Roman" w:hAnsi="Times New Roman" w:cs="Times New Roman"/>
+          <w:sz w:val="28"/>
+          <w:szCs w:val="28"/>
+        </w:rPr>
+        <w:t xml:space="preserve">в себя </w:t>
+      </w:r>
+      <w:r>
+        <w:rPr>
+          <w:rFonts w:ascii="Times New Roman" w:hAnsi="Times New Roman" w:cs="Times New Roman"/>
+          <w:sz w:val="28"/>
+          <w:szCs w:val="28"/>
+        </w:rPr>
+        <w:t>сенсорный дисплей и мобильное приложение.</w:t>
       </w:r>
     </w:p>
     <w:p>
@@ -29723,23 +28839,23 @@
           <w:sz w:val="28"/>
           <w:szCs w:val="28"/>
         </w:rPr>
-        <w:t xml:space="preserve">В статье </w:t>
-      </w:r>
-      <w:r>
-        <w:rPr>
-          <w:rFonts w:ascii="Times New Roman" w:hAnsi="Times New Roman" w:cs="Times New Roman"/>
-          <w:sz w:val="28"/>
-          <w:szCs w:val="28"/>
-        </w:rPr>
-        <w:t xml:space="preserve">[5] </w:t>
-      </w:r>
-      <w:r>
-        <w:rPr>
-          <w:rFonts w:ascii="Times New Roman" w:hAnsi="Times New Roman" w:cs="Times New Roman"/>
-          <w:sz w:val="28"/>
-          <w:szCs w:val="28"/>
-        </w:rPr>
-        <w:t xml:space="preserve">авторы проводят глубокий анализ возможностей и технических характеристик модификаций робототехнических комплексов. Для уличной уборки компания </w:t>
+        <w:t xml:space="preserve">Однако функциональные возможности системы ограничены рядом факторов, критичных для устойчивой автономной работы. Во‑первых, построение и поддержание актуальной карты затруднено в средах со сложной топологией (лестницы, перепады высот) и на открытых пространствах, где снижается надёжность данных </w:t>
+      </w:r>
+      <w:r>
+        <w:rPr>
+          <w:rFonts w:ascii="Times New Roman" w:hAnsi="Times New Roman" w:cs="Times New Roman"/>
+          <w:sz w:val="28"/>
+          <w:szCs w:val="28"/>
+        </w:rPr>
+        <w:t>лазерного дальномера</w:t>
+      </w:r>
+      <w:r>
+        <w:rPr>
+          <w:rFonts w:ascii="Times New Roman" w:hAnsi="Times New Roman" w:cs="Times New Roman"/>
+          <w:sz w:val="28"/>
+          <w:szCs w:val="28"/>
+        </w:rPr>
+        <w:t xml:space="preserve"> (</w:t>
       </w:r>
       <w:r>
         <w:rPr>
@@ -29748,7 +28864,31 @@
           <w:szCs w:val="28"/>
           <w:lang w:val="en-US"/>
         </w:rPr>
-        <w:t>KOKOBOTS</w:t>
+        <w:t>LiDAR</w:t>
+      </w:r>
+      <w:r>
+        <w:rPr>
+          <w:rFonts w:ascii="Times New Roman" w:hAnsi="Times New Roman" w:cs="Times New Roman"/>
+          <w:sz w:val="28"/>
+          <w:szCs w:val="28"/>
+        </w:rPr>
+        <w:t>)</w:t>
+      </w:r>
+      <w:r>
+        <w:rPr>
+          <w:rFonts w:ascii="Times New Roman" w:hAnsi="Times New Roman" w:cs="Times New Roman"/>
+          <w:sz w:val="28"/>
+          <w:szCs w:val="28"/>
+        </w:rPr>
+        <w:t xml:space="preserve"> и одометрии. Во‑вторых, периодическая перестройка карты приводит к прерыванию рабочего цикла и росту вычислительной нагрузки. В‑третьих, эксплуатационные характеристики ограничены ёмкостью батареи и требованиями к инфраструктуре</w:t>
+      </w:r>
+      <w:r>
+        <w:rPr>
+          <w:rFonts w:ascii="Times New Roman" w:hAnsi="Times New Roman" w:cs="Times New Roman"/>
+          <w:sz w:val="28"/>
+          <w:szCs w:val="28"/>
+        </w:rPr>
+        <w:t>.</w:t>
       </w:r>
       <w:r>
         <w:rPr>
@@ -29764,16 +28904,47 @@
           <w:sz w:val="28"/>
           <w:szCs w:val="28"/>
         </w:rPr>
-        <w:t xml:space="preserve">разработала серию роботов-уборщиков: </w:t>
-      </w:r>
-      <w:r>
-        <w:rPr>
-          <w:rFonts w:ascii="Times New Roman" w:hAnsi="Times New Roman" w:cs="Times New Roman"/>
-          <w:sz w:val="28"/>
-          <w:szCs w:val="28"/>
-          <w:lang w:val="en-US"/>
-        </w:rPr>
-        <w:t>KOKOBOTS</w:t>
+        <w:t>Указанные ограничения демонстрируют потребность в совершенствовании навигационных и сенсорных подсистем, в том числе за счёт интеграции методов компьютерного зрения и семантической сегментации, позволяющих повысить устойчивость навигации и снизить зависимость от регулярной перестройки карты.</w:t>
+      </w:r>
+    </w:p>
+    <w:p>
+      <w:pPr>
+        <w:spacing w:after="0" w:line="360" w:lineRule="auto"/>
+        <w:ind w:firstLine="709"/>
+        <w:jc w:val="both"/>
+        <w:rPr>
+          <w:rFonts w:ascii="Times New Roman" w:hAnsi="Times New Roman" w:cs="Times New Roman"/>
+          <w:sz w:val="28"/>
+          <w:szCs w:val="28"/>
+        </w:rPr>
+      </w:pPr>
+      <w:r>
+        <w:rPr>
+          <w:rFonts w:ascii="Times New Roman" w:hAnsi="Times New Roman" w:cs="Times New Roman"/>
+          <w:sz w:val="28"/>
+          <w:szCs w:val="28"/>
+        </w:rPr>
+        <w:t>В работе [5] представлен анализ технических характеристик модификаций робототехнических комплексов для уличной уборки. В линейке компании KOKOBOTS выделены модели S7, S95 и S977, различающиеся габаритами и функциональными возможностями.</w:t>
+      </w:r>
+    </w:p>
+    <w:p>
+      <w:pPr>
+        <w:spacing w:after="0" w:line="360" w:lineRule="auto"/>
+        <w:ind w:firstLine="709"/>
+        <w:jc w:val="both"/>
+        <w:rPr>
+          <w:rFonts w:ascii="Times New Roman" w:hAnsi="Times New Roman" w:cs="Times New Roman"/>
+          <w:sz w:val="28"/>
+          <w:szCs w:val="28"/>
+        </w:rPr>
+      </w:pPr>
+      <w:r>
+        <w:rPr>
+          <w:rFonts w:ascii="Times New Roman" w:hAnsi="Times New Roman" w:cs="Times New Roman"/>
+          <w:sz w:val="28"/>
+          <w:szCs w:val="28"/>
+        </w:rPr>
+        <w:t>Роботы данной серии способны преодолевать искусственные неровности и бордюры с углом подъёма до 12°. Система технического зрения включает до четырёх трёхмерных лазерных дальномеров (3D LiDAR), что обеспечивает формирование навигационной карты местности площадью до 1</w:t>
       </w:r>
       <w:r>
         <w:rPr>
@@ -29788,26 +28959,8 @@
           <w:rFonts w:ascii="Times New Roman" w:hAnsi="Times New Roman" w:cs="Times New Roman"/>
           <w:sz w:val="28"/>
           <w:szCs w:val="28"/>
-          <w:lang w:val="en-US"/>
-        </w:rPr>
-        <w:t>S</w:t>
-      </w:r>
-      <w:r>
-        <w:rPr>
-          <w:rFonts w:ascii="Times New Roman" w:hAnsi="Times New Roman" w:cs="Times New Roman"/>
-          <w:sz w:val="28"/>
-          <w:szCs w:val="28"/>
-        </w:rPr>
-        <w:t xml:space="preserve">7, </w:t>
-      </w:r>
-      <w:r>
-        <w:rPr>
-          <w:rFonts w:ascii="Times New Roman" w:hAnsi="Times New Roman" w:cs="Times New Roman"/>
-          <w:sz w:val="28"/>
-          <w:szCs w:val="28"/>
-          <w:lang w:val="en-US"/>
-        </w:rPr>
-        <w:t>KOKOBOTS</w:t>
+        </w:rPr>
+        <w:t>км² на базе технологии Visual SLAM. Модель KOKOBOTS</w:t>
       </w:r>
       <w:r>
         <w:rPr>
@@ -29822,17 +28975,8 @@
           <w:rFonts w:ascii="Times New Roman" w:hAnsi="Times New Roman" w:cs="Times New Roman"/>
           <w:sz w:val="28"/>
           <w:szCs w:val="28"/>
-          <w:lang w:val="en-US"/>
-        </w:rPr>
-        <w:t>S</w:t>
-      </w:r>
-      <w:r>
-        <w:rPr>
-          <w:rFonts w:ascii="Times New Roman" w:hAnsi="Times New Roman" w:cs="Times New Roman"/>
-          <w:sz w:val="28"/>
-          <w:szCs w:val="28"/>
-        </w:rPr>
-        <w:t>95,</w:t>
+        </w:rPr>
+        <w:t>S95 проиллюстрирована на рисунке</w:t>
       </w:r>
       <w:r>
         <w:rPr>
@@ -29847,135 +28991,16 @@
           <w:rFonts w:ascii="Times New Roman" w:hAnsi="Times New Roman" w:cs="Times New Roman"/>
           <w:sz w:val="28"/>
           <w:szCs w:val="28"/>
-          <w:lang w:val="en-US"/>
-        </w:rPr>
-        <w:t>KOKOBOTS</w:t>
-      </w:r>
-      <w:r>
-        <w:rPr>
-          <w:rFonts w:ascii="Times New Roman" w:hAnsi="Times New Roman" w:cs="Times New Roman"/>
-          <w:sz w:val="28"/>
-          <w:szCs w:val="28"/>
-        </w:rPr>
-        <w:t xml:space="preserve"> </w:t>
-      </w:r>
-      <w:r>
-        <w:rPr>
-          <w:rFonts w:ascii="Times New Roman" w:hAnsi="Times New Roman" w:cs="Times New Roman"/>
-          <w:sz w:val="28"/>
-          <w:szCs w:val="28"/>
-          <w:lang w:val="en-US"/>
-        </w:rPr>
-        <w:t>S</w:t>
-      </w:r>
-      <w:r>
-        <w:rPr>
-          <w:rFonts w:ascii="Times New Roman" w:hAnsi="Times New Roman" w:cs="Times New Roman"/>
-          <w:sz w:val="28"/>
-          <w:szCs w:val="28"/>
-        </w:rPr>
-        <w:t>977</w:t>
-      </w:r>
-      <w:r>
-        <w:rPr>
-          <w:rFonts w:ascii="Times New Roman" w:hAnsi="Times New Roman" w:cs="Times New Roman"/>
-          <w:sz w:val="28"/>
-          <w:szCs w:val="28"/>
-        </w:rPr>
-        <w:t xml:space="preserve">. </w:t>
-      </w:r>
-      <w:r>
-        <w:rPr>
-          <w:rFonts w:ascii="Times New Roman" w:hAnsi="Times New Roman" w:cs="Times New Roman"/>
-          <w:sz w:val="28"/>
-          <w:szCs w:val="28"/>
-          <w:lang w:val="tt-RU"/>
-        </w:rPr>
-        <w:t>Модели</w:t>
-      </w:r>
-      <w:r>
-        <w:rPr>
-          <w:rFonts w:ascii="Times New Roman" w:hAnsi="Times New Roman" w:cs="Times New Roman"/>
-          <w:sz w:val="28"/>
-          <w:szCs w:val="28"/>
-        </w:rPr>
-        <w:t xml:space="preserve"> различаются между собой по габаритам и функциональным возможностям. </w:t>
-      </w:r>
-      <w:r>
-        <w:rPr>
-          <w:rFonts w:ascii="Times New Roman" w:hAnsi="Times New Roman" w:cs="Times New Roman"/>
-          <w:sz w:val="28"/>
-          <w:szCs w:val="28"/>
-        </w:rPr>
-        <w:lastRenderedPageBreak/>
-        <w:t>Предложенные решения позволяют преодолевать искусственные неровности и бордюров с углом подъема до 12</w:t>
-      </w:r>
-      <w:r>
-        <w:rPr>
-          <w:rFonts w:ascii="Times New Roman" w:hAnsi="Times New Roman" w:cs="Times New Roman"/>
-          <w:sz w:val="28"/>
-          <w:szCs w:val="28"/>
-        </w:rPr>
-        <w:t>°.</w:t>
-      </w:r>
-      <w:r>
-        <w:rPr>
-          <w:rFonts w:ascii="Times New Roman" w:hAnsi="Times New Roman" w:cs="Times New Roman"/>
-          <w:sz w:val="28"/>
-          <w:szCs w:val="28"/>
-        </w:rPr>
-        <w:t xml:space="preserve"> Также авторы отмечают, что система технического зрения оснащена множеством трехмерных лазерных дальномеров (до 4-х штук), построение карты местности до 1 км² с помощью технологии </w:t>
-      </w:r>
-      <w:r>
-        <w:rPr>
-          <w:rFonts w:ascii="Times New Roman" w:hAnsi="Times New Roman" w:cs="Times New Roman"/>
-          <w:sz w:val="28"/>
-          <w:szCs w:val="28"/>
-          <w:lang w:val="en-US"/>
-        </w:rPr>
-        <w:t>Visual</w:t>
-      </w:r>
-      <w:r>
-        <w:rPr>
-          <w:rFonts w:ascii="Times New Roman" w:hAnsi="Times New Roman" w:cs="Times New Roman"/>
-          <w:sz w:val="28"/>
-          <w:szCs w:val="28"/>
-        </w:rPr>
-        <w:t xml:space="preserve"> </w:t>
-      </w:r>
-      <w:r>
-        <w:rPr>
-          <w:rFonts w:ascii="Times New Roman" w:hAnsi="Times New Roman" w:cs="Times New Roman"/>
-          <w:sz w:val="28"/>
-          <w:szCs w:val="28"/>
-          <w:lang w:val="en-US"/>
-        </w:rPr>
-        <w:t>SLAM</w:t>
-      </w:r>
-      <w:r>
-        <w:rPr>
-          <w:rFonts w:ascii="Times New Roman" w:hAnsi="Times New Roman" w:cs="Times New Roman"/>
-          <w:sz w:val="28"/>
-          <w:szCs w:val="28"/>
-        </w:rPr>
-        <w:t xml:space="preserve">. Модель </w:t>
-      </w:r>
-      <w:r>
-        <w:rPr>
-          <w:rFonts w:ascii="Times New Roman" w:hAnsi="Times New Roman" w:cs="Times New Roman"/>
-          <w:sz w:val="28"/>
-          <w:szCs w:val="28"/>
-          <w:lang w:val="en-US"/>
-        </w:rPr>
-        <w:t xml:space="preserve">KOKOBOTS S95 </w:t>
-      </w:r>
-      <w:r>
-        <w:rPr>
-          <w:rFonts w:ascii="Times New Roman" w:hAnsi="Times New Roman" w:cs="Times New Roman"/>
-          <w:sz w:val="28"/>
-          <w:szCs w:val="28"/>
-        </w:rPr>
-        <w:t>представлена на рисунке 2.</w:t>
+        </w:rPr>
+        <w:t>1.5.</w:t>
+      </w:r>
+      <w:r>
+        <w:rPr>
+          <w:rFonts w:ascii="Times New Roman" w:hAnsi="Times New Roman" w:cs="Times New Roman"/>
+          <w:sz w:val="28"/>
+          <w:szCs w:val="28"/>
+        </w:rPr>
+        <w:t>2.</w:t>
       </w:r>
     </w:p>
     <w:p>
@@ -30082,7 +29107,23 @@
           <w:sz w:val="24"/>
           <w:szCs w:val="24"/>
         </w:rPr>
-        <w:t xml:space="preserve">Рисунок 2 – Автономный уличный робот-уборщик </w:t>
+        <w:t xml:space="preserve">Рисунок </w:t>
+      </w:r>
+      <w:r>
+        <w:rPr>
+          <w:rFonts w:ascii="Times New Roman" w:hAnsi="Times New Roman" w:cs="Times New Roman"/>
+          <w:sz w:val="24"/>
+          <w:szCs w:val="24"/>
+        </w:rPr>
+        <w:t>1.5.</w:t>
+      </w:r>
+      <w:r>
+        <w:rPr>
+          <w:rFonts w:ascii="Times New Roman" w:hAnsi="Times New Roman" w:cs="Times New Roman"/>
+          <w:sz w:val="24"/>
+          <w:szCs w:val="24"/>
+        </w:rPr>
+        <w:t xml:space="preserve">2 – Автономный уличный робот-уборщик </w:t>
       </w:r>
       <w:r>
         <w:rPr>
@@ -30139,39 +29180,16 @@
           <w:rFonts w:ascii="Times New Roman" w:hAnsi="Times New Roman" w:cs="Times New Roman"/>
           <w:sz w:val="28"/>
           <w:szCs w:val="28"/>
-        </w:rPr>
-      </w:pPr>
-      <w:r>
-        <w:rPr>
-          <w:rFonts w:ascii="Times New Roman" w:hAnsi="Times New Roman" w:cs="Times New Roman"/>
-          <w:sz w:val="28"/>
-          <w:szCs w:val="28"/>
-        </w:rPr>
-        <w:t xml:space="preserve">Важным преимуществом перечисленных решений можно отметить дифференциацию продуктовой линейки, что позволяет внедрять робота под более конкретные задачи для уборки муниципальных, крупных коммерческих или государственных участков. Однако применение столь обширного числа сенсоров значительно усложняет обмен и синтезирование данных системы навигации и требует большего количество ресурсов. В свою очередь </w:t>
-      </w:r>
-      <w:r>
-        <w:rPr>
-          <w:rFonts w:ascii="Times New Roman" w:hAnsi="Times New Roman" w:cs="Times New Roman"/>
-          <w:sz w:val="28"/>
-          <w:szCs w:val="28"/>
-        </w:rPr>
-        <w:t>[6</w:t>
-      </w:r>
-      <w:r>
-        <w:rPr>
-          <w:rFonts w:ascii="Times New Roman" w:hAnsi="Times New Roman" w:cs="Times New Roman"/>
-          <w:sz w:val="28"/>
-          <w:szCs w:val="28"/>
-        </w:rPr>
-        <w:t>]</w:t>
-      </w:r>
-      <w:r>
-        <w:rPr>
-          <w:rFonts w:ascii="Times New Roman" w:hAnsi="Times New Roman" w:cs="Times New Roman"/>
-          <w:sz w:val="28"/>
-          <w:szCs w:val="28"/>
-        </w:rPr>
-        <w:t>.</w:t>
+          <w:lang w:val="en-US"/>
+        </w:rPr>
+      </w:pPr>
+      <w:r>
+        <w:rPr>
+          <w:rFonts w:ascii="Times New Roman" w:hAnsi="Times New Roman" w:cs="Times New Roman"/>
+          <w:sz w:val="28"/>
+          <w:szCs w:val="28"/>
+        </w:rPr>
+        <w:t>Важным преимуществом перечисленных решений можно отметить дифференциацию продуктовой линейки, что позволяет внедрять робота под более конкретные задачи для уборки муниципальных, крупных коммерческих или государственных участков. Однако применение столь обширного числа сенсоров значительно усложняет обмен и синтезирование данных системы навигации и требует большего количество ресурсов.</w:t>
       </w:r>
     </w:p>
     <w:p>
@@ -30201,7 +29219,7 @@
           <w:szCs w:val="28"/>
         </w:rPr>
       </w:pPr>
-      <w:bookmarkStart w:id="22" w:name="_Toc234512214"/>
+      <w:bookmarkStart w:id="22" w:name="_Toc234925276"/>
       <w:r>
         <w:rPr>
           <w:rFonts w:asciiTheme="majorBidi" w:hAnsiTheme="majorBidi"/>
@@ -30211,7 +29229,6 @@
           <w:sz w:val="28"/>
           <w:szCs w:val="28"/>
         </w:rPr>
-        <w:lastRenderedPageBreak/>
         <w:t>1.</w:t>
       </w:r>
       <w:r>
@@ -30310,7 +29327,7 @@
           <w:szCs w:val="28"/>
         </w:rPr>
       </w:pPr>
-      <w:bookmarkStart w:id="23" w:name="_Toc234512215"/>
+      <w:bookmarkStart w:id="23" w:name="_Toc234925277"/>
       <w:r>
         <w:rPr>
           <w:rFonts w:asciiTheme="majorBidi" w:hAnsiTheme="majorBidi"/>
@@ -30429,7 +29446,7 @@
           <w:szCs w:val="28"/>
         </w:rPr>
       </w:pPr>
-      <w:bookmarkStart w:id="24" w:name="_Toc234512216"/>
+      <w:bookmarkStart w:id="24" w:name="_Toc234925278"/>
       <w:r>
         <w:rPr>
           <w:rFonts w:asciiTheme="majorBidi" w:hAnsiTheme="majorBidi"/>
@@ -30539,25 +29556,7 @@
           <w:sz w:val="28"/>
           <w:szCs w:val="28"/>
         </w:rPr>
-        <w:t xml:space="preserve">обнаружения и классификации объектов в поле зрения комплекса сенсоров: оптические камеры, </w:t>
-      </w:r>
-      <w:proofErr w:type="spellStart"/>
-      <w:r>
-        <w:rPr>
-          <w:rFonts w:ascii="Times New Roman" w:hAnsi="Times New Roman" w:cs="Times New Roman"/>
-          <w:sz w:val="28"/>
-          <w:szCs w:val="28"/>
-        </w:rPr>
-        <w:t>лидар</w:t>
-      </w:r>
-      <w:proofErr w:type="spellEnd"/>
-      <w:r>
-        <w:rPr>
-          <w:rFonts w:ascii="Times New Roman" w:hAnsi="Times New Roman" w:cs="Times New Roman"/>
-          <w:sz w:val="28"/>
-          <w:szCs w:val="28"/>
-        </w:rPr>
-        <w:t xml:space="preserve"> и лазерные дальномеры, установленные по периметру транспортного средства. Совокупность программно-аппаратных средств и анализ местности на основе систем синтезированного зрения позволяет развить не менее перспективную технологию и расширить возможности применения таких систем [6</w:t>
+        <w:t>обнаружения и классификации объектов в поле зрения комплекса сенсоров: оптические камеры, лидар и лазерные дальномеры, установленные по периметру транспортного средства. Совокупность программно-аппаратных средств и анализ местности на основе систем синтезированного зрения позволяет развить не менее перспективную технологию и расширить возможности применения таких систем [6</w:t>
       </w:r>
       <w:r>
         <w:rPr>
@@ -30591,7 +29590,6 @@
           <w:sz w:val="28"/>
           <w:szCs w:val="28"/>
         </w:rPr>
-        <w:lastRenderedPageBreak/>
         <w:br w:type="page"/>
       </w:r>
     </w:p>
@@ -30610,7 +29608,7 @@
           <w:szCs w:val="28"/>
         </w:rPr>
       </w:pPr>
-      <w:bookmarkStart w:id="25" w:name="_Toc234512217"/>
+      <w:bookmarkStart w:id="25" w:name="_Toc234925279"/>
       <w:r>
         <w:rPr>
           <w:rFonts w:asciiTheme="majorBidi" w:hAnsiTheme="majorBidi"/>
@@ -30620,7 +29618,6 @@
           <w:sz w:val="28"/>
           <w:szCs w:val="28"/>
         </w:rPr>
-        <w:lastRenderedPageBreak/>
         <w:t>2</w:t>
       </w:r>
       <w:r>
@@ -30673,7 +29670,7 @@
           <w:szCs w:val="28"/>
         </w:rPr>
       </w:pPr>
-      <w:bookmarkStart w:id="26" w:name="_Toc234512218"/>
+      <w:bookmarkStart w:id="26" w:name="_Toc234925280"/>
       <w:r>
         <w:rPr>
           <w:rFonts w:asciiTheme="majorBidi" w:hAnsiTheme="majorBidi"/>
@@ -30703,7 +29700,7 @@
           <w:szCs w:val="28"/>
         </w:rPr>
       </w:pPr>
-      <w:bookmarkStart w:id="27" w:name="_Toc234512219"/>
+      <w:bookmarkStart w:id="27" w:name="_Toc234925281"/>
       <w:r>
         <w:rPr>
           <w:rFonts w:asciiTheme="majorBidi" w:hAnsiTheme="majorBidi"/>
@@ -30733,7 +29730,7 @@
           <w:szCs w:val="28"/>
         </w:rPr>
       </w:pPr>
-      <w:bookmarkStart w:id="28" w:name="_Toc234512220"/>
+      <w:bookmarkStart w:id="28" w:name="_Toc234925282"/>
       <w:r>
         <w:rPr>
           <w:rFonts w:asciiTheme="majorBidi" w:hAnsiTheme="majorBidi"/>
@@ -30763,7 +29760,7 @@
           <w:szCs w:val="28"/>
         </w:rPr>
       </w:pPr>
-      <w:bookmarkStart w:id="29" w:name="_Toc234512221"/>
+      <w:bookmarkStart w:id="29" w:name="_Toc234925283"/>
       <w:r>
         <w:rPr>
           <w:rFonts w:asciiTheme="majorBidi" w:hAnsiTheme="majorBidi"/>
@@ -30828,7 +29825,7 @@
           <w:szCs w:val="28"/>
         </w:rPr>
       </w:pPr>
-      <w:bookmarkStart w:id="30" w:name="_Toc234512222"/>
+      <w:bookmarkStart w:id="30" w:name="_Toc234925284"/>
       <w:r>
         <w:rPr>
           <w:rFonts w:asciiTheme="majorBidi" w:hAnsiTheme="majorBidi"/>
@@ -30858,7 +29855,7 @@
           <w:szCs w:val="28"/>
         </w:rPr>
       </w:pPr>
-      <w:bookmarkStart w:id="31" w:name="_Toc234512223"/>
+      <w:bookmarkStart w:id="31" w:name="_Toc234925285"/>
       <w:r>
         <w:rPr>
           <w:rFonts w:asciiTheme="majorBidi" w:hAnsiTheme="majorBidi"/>
@@ -30888,7 +29885,7 @@
           <w:szCs w:val="28"/>
         </w:rPr>
       </w:pPr>
-      <w:bookmarkStart w:id="32" w:name="_Toc234512224"/>
+      <w:bookmarkStart w:id="32" w:name="_Toc234925286"/>
       <w:r>
         <w:rPr>
           <w:rFonts w:asciiTheme="majorBidi" w:hAnsiTheme="majorBidi"/>
@@ -30931,6 +29928,7 @@
           <w:sz w:val="28"/>
           <w:szCs w:val="28"/>
         </w:rPr>
+        <w:lastRenderedPageBreak/>
         <w:br w:type="page"/>
       </w:r>
     </w:p>
@@ -30949,7 +29947,7 @@
           <w:szCs w:val="28"/>
         </w:rPr>
       </w:pPr>
-      <w:bookmarkStart w:id="33" w:name="_Toc234512225"/>
+      <w:bookmarkStart w:id="33" w:name="_Toc234925287"/>
       <w:r>
         <w:rPr>
           <w:rFonts w:asciiTheme="majorBidi" w:hAnsiTheme="majorBidi"/>
@@ -30979,7 +29977,7 @@
           <w:szCs w:val="28"/>
         </w:rPr>
       </w:pPr>
-      <w:bookmarkStart w:id="34" w:name="_Toc234512226"/>
+      <w:bookmarkStart w:id="34" w:name="_Toc234925288"/>
       <w:r>
         <w:rPr>
           <w:rFonts w:asciiTheme="majorBidi" w:hAnsiTheme="majorBidi"/>
@@ -32221,7 +31219,7 @@
           <w:szCs w:val="28"/>
         </w:rPr>
       </w:pPr>
-      <w:bookmarkStart w:id="35" w:name="_Toc234512227"/>
+      <w:bookmarkStart w:id="35" w:name="_Toc234925289"/>
       <w:r>
         <w:rPr>
           <w:rFonts w:asciiTheme="majorBidi" w:hAnsiTheme="majorBidi"/>
@@ -32251,7 +31249,7 @@
           <w:szCs w:val="28"/>
         </w:rPr>
       </w:pPr>
-      <w:bookmarkStart w:id="36" w:name="_Toc234512228"/>
+      <w:bookmarkStart w:id="36" w:name="_Toc234925290"/>
       <w:r>
         <w:rPr>
           <w:rFonts w:asciiTheme="majorBidi" w:hAnsiTheme="majorBidi"/>
@@ -32314,7 +31312,7 @@
           <w:szCs w:val="28"/>
         </w:rPr>
       </w:pPr>
-      <w:bookmarkStart w:id="37" w:name="_Toc234512229"/>
+      <w:bookmarkStart w:id="37" w:name="_Toc234925291"/>
       <w:r>
         <w:rPr>
           <w:rFonts w:asciiTheme="majorBidi" w:hAnsiTheme="majorBidi"/>
@@ -32355,7 +31353,7 @@
           <w:szCs w:val="28"/>
         </w:rPr>
       </w:pPr>
-      <w:bookmarkStart w:id="38" w:name="_Toc234512230"/>
+      <w:bookmarkStart w:id="38" w:name="_Toc234925292"/>
       <w:r>
         <w:rPr>
           <w:rFonts w:asciiTheme="majorBidi" w:hAnsiTheme="majorBidi"/>
@@ -32385,7 +31383,7 @@
           <w:szCs w:val="28"/>
         </w:rPr>
       </w:pPr>
-      <w:bookmarkStart w:id="39" w:name="_Toc234512231"/>
+      <w:bookmarkStart w:id="39" w:name="_Toc234925293"/>
       <w:r>
         <w:rPr>
           <w:rFonts w:asciiTheme="majorBidi" w:hAnsiTheme="majorBidi"/>
@@ -32455,7 +31453,7 @@
           <w:szCs w:val="28"/>
         </w:rPr>
       </w:pPr>
-      <w:bookmarkStart w:id="40" w:name="_Toc234512232"/>
+      <w:bookmarkStart w:id="40" w:name="_Toc234925294"/>
       <w:r>
         <w:rPr>
           <w:rFonts w:asciiTheme="majorBidi" w:hAnsiTheme="majorBidi"/>
@@ -32506,7 +31504,7 @@
           <w:szCs w:val="28"/>
         </w:rPr>
       </w:pPr>
-      <w:bookmarkStart w:id="41" w:name="_Toc234512233"/>
+      <w:bookmarkStart w:id="41" w:name="_Toc234925295"/>
       <w:r>
         <w:rPr>
           <w:rFonts w:asciiTheme="majorBidi" w:hAnsiTheme="majorBidi"/>
@@ -32575,25 +31573,7 @@
           <w:sz w:val="28"/>
           <w:szCs w:val="28"/>
         </w:rPr>
-        <w:t xml:space="preserve">2. Антонова, А. А. Обзор компактной уборочной техники для содержания придомовых территорий / А. А. Антонова, И. А. Котков, А. М. </w:t>
-      </w:r>
-      <w:proofErr w:type="spellStart"/>
-      <w:r>
-        <w:rPr>
-          <w:rFonts w:ascii="Times New Roman" w:hAnsi="Times New Roman" w:cs="Times New Roman"/>
-          <w:sz w:val="28"/>
-          <w:szCs w:val="28"/>
-        </w:rPr>
-        <w:t>Погонина</w:t>
-      </w:r>
-      <w:proofErr w:type="spellEnd"/>
-      <w:r>
-        <w:rPr>
-          <w:rFonts w:ascii="Times New Roman" w:hAnsi="Times New Roman" w:cs="Times New Roman"/>
-          <w:sz w:val="28"/>
-          <w:szCs w:val="28"/>
-        </w:rPr>
-        <w:t xml:space="preserve"> // Автомобиль. </w:t>
+        <w:t xml:space="preserve">2. Антонова, А. А. Обзор компактной уборочной техники для содержания придомовых территорий / А. А. Антонова, И. А. Котков, А. М. Погонина // Автомобиль. </w:t>
       </w:r>
       <w:r>
         <w:rPr>
@@ -32865,6 +31845,22 @@
         </w:rPr>
         <w:t>12.</w:t>
       </w:r>
+      <w:r>
+        <w:rPr>
+          <w:rFonts w:ascii="Times New Roman" w:hAnsi="Times New Roman" w:cs="Times New Roman"/>
+          <w:sz w:val="28"/>
+          <w:szCs w:val="28"/>
+        </w:rPr>
+        <w:t xml:space="preserve"> </w:t>
+      </w:r>
+      <w:r>
+        <w:rPr>
+          <w:rFonts w:ascii="Times New Roman" w:hAnsi="Times New Roman" w:cs="Times New Roman"/>
+          <w:sz w:val="28"/>
+          <w:szCs w:val="28"/>
+        </w:rPr>
+        <w:t xml:space="preserve">Краснопевцев Б.В. Фотограмметрия. - М.: УПП "Репрография" МИИГАиК, </w:t>
+      </w:r>
     </w:p>
     <w:p>
       <w:pPr>
@@ -32874,15 +31870,34 @@
           <w:rFonts w:ascii="Times New Roman" w:hAnsi="Times New Roman" w:cs="Times New Roman"/>
           <w:sz w:val="28"/>
           <w:szCs w:val="28"/>
-        </w:rPr>
-      </w:pPr>
-      <w:r>
-        <w:rPr>
-          <w:rFonts w:ascii="Times New Roman" w:hAnsi="Times New Roman" w:cs="Times New Roman"/>
-          <w:sz w:val="28"/>
-          <w:szCs w:val="28"/>
-        </w:rPr>
-        <w:t>13.</w:t>
+          <w:lang w:val="en-US"/>
+        </w:rPr>
+      </w:pPr>
+      <w:r>
+        <w:rPr>
+          <w:rFonts w:ascii="Times New Roman" w:hAnsi="Times New Roman" w:cs="Times New Roman"/>
+          <w:sz w:val="28"/>
+          <w:szCs w:val="28"/>
+          <w:lang w:val="en-US"/>
+        </w:rPr>
+        <w:t xml:space="preserve">2008. - 160 </w:t>
+      </w:r>
+      <w:r>
+        <w:rPr>
+          <w:rFonts w:ascii="Times New Roman" w:hAnsi="Times New Roman" w:cs="Times New Roman"/>
+          <w:sz w:val="28"/>
+          <w:szCs w:val="28"/>
+        </w:rPr>
+        <w:t>с</w:t>
+      </w:r>
+      <w:r>
+        <w:rPr>
+          <w:rFonts w:ascii="Times New Roman" w:hAnsi="Times New Roman" w:cs="Times New Roman"/>
+          <w:sz w:val="28"/>
+          <w:szCs w:val="28"/>
+          <w:lang w:val="en-US"/>
+        </w:rPr>
+        <w:t>.</w:t>
       </w:r>
     </w:p>
     <w:p>
@@ -32893,19 +31908,1816 @@
           <w:rFonts w:ascii="Times New Roman" w:hAnsi="Times New Roman" w:cs="Times New Roman"/>
           <w:sz w:val="28"/>
           <w:szCs w:val="28"/>
-        </w:rPr>
-      </w:pPr>
-      <w:r>
-        <w:rPr>
-          <w:rFonts w:ascii="Times New Roman" w:hAnsi="Times New Roman" w:cs="Times New Roman"/>
-          <w:sz w:val="28"/>
-          <w:szCs w:val="28"/>
+          <w:lang w:val="en-US"/>
+        </w:rPr>
+      </w:pPr>
+      <w:r>
+        <w:rPr>
+          <w:rFonts w:ascii="Times New Roman" w:hAnsi="Times New Roman" w:cs="Times New Roman"/>
+          <w:sz w:val="28"/>
+          <w:szCs w:val="28"/>
+          <w:lang w:val="en-US"/>
+        </w:rPr>
+        <w:t>13.</w:t>
+      </w:r>
+      <w:r>
+        <w:rPr>
+          <w:rFonts w:ascii="Times New Roman" w:hAnsi="Times New Roman" w:cs="Times New Roman"/>
+          <w:sz w:val="28"/>
+          <w:szCs w:val="28"/>
+          <w:lang w:val="en-US"/>
+        </w:rPr>
+        <w:t xml:space="preserve"> </w:t>
+      </w:r>
+      <w:r>
+        <w:rPr>
+          <w:rFonts w:ascii="Times New Roman" w:hAnsi="Times New Roman" w:cs="Times New Roman"/>
+          <w:sz w:val="28"/>
+          <w:szCs w:val="28"/>
+          <w:lang w:val="en-US"/>
+        </w:rPr>
+        <w:t>L. Roberts. Machine Perception of Three-Dimensional Solids</w:t>
+      </w:r>
+      <w:r>
+        <w:rPr>
+          <w:rFonts w:ascii="Times New Roman" w:hAnsi="Times New Roman" w:cs="Times New Roman"/>
+          <w:sz w:val="28"/>
+          <w:szCs w:val="28"/>
+          <w:lang w:val="en-US"/>
+        </w:rPr>
+        <w:t>. 1963</w:t>
+      </w:r>
+    </w:p>
+    <w:p>
+      <w:pPr>
+        <w:spacing w:after="0" w:line="360" w:lineRule="auto"/>
+        <w:jc w:val="both"/>
+        <w:rPr>
+          <w:rFonts w:ascii="Times New Roman" w:hAnsi="Times New Roman" w:cs="Times New Roman"/>
+          <w:sz w:val="28"/>
+          <w:szCs w:val="28"/>
+          <w:lang w:val="en-US"/>
+        </w:rPr>
+      </w:pPr>
+      <w:r>
+        <w:rPr>
+          <w:rFonts w:ascii="Times New Roman" w:hAnsi="Times New Roman" w:cs="Times New Roman"/>
+          <w:sz w:val="28"/>
+          <w:szCs w:val="28"/>
+          <w:lang w:val="en-US"/>
         </w:rPr>
         <w:t>14.</w:t>
       </w:r>
+      <w:r>
+        <w:rPr>
+          <w:rFonts w:ascii="Times New Roman" w:hAnsi="Times New Roman" w:cs="Times New Roman"/>
+          <w:sz w:val="28"/>
+          <w:szCs w:val="28"/>
+          <w:lang w:val="en-US"/>
+        </w:rPr>
+        <w:t xml:space="preserve"> </w:t>
+      </w:r>
+      <w:r>
+        <w:rPr>
+          <w:rFonts w:ascii="Times New Roman" w:hAnsi="Times New Roman" w:cs="Times New Roman"/>
+          <w:sz w:val="28"/>
+          <w:szCs w:val="28"/>
+          <w:lang w:val="en-US"/>
+        </w:rPr>
+        <w:t>https</w:t>
+      </w:r>
+      <w:r>
+        <w:rPr>
+          <w:rFonts w:ascii="Times New Roman" w:hAnsi="Times New Roman" w:cs="Times New Roman"/>
+          <w:sz w:val="28"/>
+          <w:szCs w:val="28"/>
+          <w:lang w:val="en-US"/>
+        </w:rPr>
+        <w:t>://</w:t>
+      </w:r>
+      <w:r>
+        <w:rPr>
+          <w:rFonts w:ascii="Times New Roman" w:hAnsi="Times New Roman" w:cs="Times New Roman"/>
+          <w:sz w:val="28"/>
+          <w:szCs w:val="28"/>
+          <w:lang w:val="en-US"/>
+        </w:rPr>
+        <w:t>habr</w:t>
+      </w:r>
+      <w:r>
+        <w:rPr>
+          <w:rFonts w:ascii="Times New Roman" w:hAnsi="Times New Roman" w:cs="Times New Roman"/>
+          <w:sz w:val="28"/>
+          <w:szCs w:val="28"/>
+          <w:lang w:val="en-US"/>
+        </w:rPr>
+        <w:t>.</w:t>
+      </w:r>
+      <w:r>
+        <w:rPr>
+          <w:rFonts w:ascii="Times New Roman" w:hAnsi="Times New Roman" w:cs="Times New Roman"/>
+          <w:sz w:val="28"/>
+          <w:szCs w:val="28"/>
+          <w:lang w:val="en-US"/>
+        </w:rPr>
+        <w:t>com</w:t>
+      </w:r>
+      <w:r>
+        <w:rPr>
+          <w:rFonts w:ascii="Times New Roman" w:hAnsi="Times New Roman" w:cs="Times New Roman"/>
+          <w:sz w:val="28"/>
+          <w:szCs w:val="28"/>
+          <w:lang w:val="en-US"/>
+        </w:rPr>
+        <w:t>/</w:t>
+      </w:r>
+      <w:r>
+        <w:rPr>
+          <w:rFonts w:ascii="Times New Roman" w:hAnsi="Times New Roman" w:cs="Times New Roman"/>
+          <w:sz w:val="28"/>
+          <w:szCs w:val="28"/>
+          <w:lang w:val="en-US"/>
+        </w:rPr>
+        <w:t>ru</w:t>
+      </w:r>
+      <w:r>
+        <w:rPr>
+          <w:rFonts w:ascii="Times New Roman" w:hAnsi="Times New Roman" w:cs="Times New Roman"/>
+          <w:sz w:val="28"/>
+          <w:szCs w:val="28"/>
+          <w:lang w:val="en-US"/>
+        </w:rPr>
+        <w:t>/</w:t>
+      </w:r>
+      <w:r>
+        <w:rPr>
+          <w:rFonts w:ascii="Times New Roman" w:hAnsi="Times New Roman" w:cs="Times New Roman"/>
+          <w:sz w:val="28"/>
+          <w:szCs w:val="28"/>
+          <w:lang w:val="en-US"/>
+        </w:rPr>
+        <w:t>companies</w:t>
+      </w:r>
+      <w:r>
+        <w:rPr>
+          <w:rFonts w:ascii="Times New Roman" w:hAnsi="Times New Roman" w:cs="Times New Roman"/>
+          <w:sz w:val="28"/>
+          <w:szCs w:val="28"/>
+          <w:lang w:val="en-US"/>
+        </w:rPr>
+        <w:t>/</w:t>
+      </w:r>
+      <w:r>
+        <w:rPr>
+          <w:rFonts w:ascii="Times New Roman" w:hAnsi="Times New Roman" w:cs="Times New Roman"/>
+          <w:sz w:val="28"/>
+          <w:szCs w:val="28"/>
+          <w:lang w:val="en-US"/>
+        </w:rPr>
+        <w:t>onlinepatent</w:t>
+      </w:r>
+      <w:r>
+        <w:rPr>
+          <w:rFonts w:ascii="Times New Roman" w:hAnsi="Times New Roman" w:cs="Times New Roman"/>
+          <w:sz w:val="28"/>
+          <w:szCs w:val="28"/>
+          <w:lang w:val="en-US"/>
+        </w:rPr>
+        <w:t>/</w:t>
+      </w:r>
+      <w:r>
+        <w:rPr>
+          <w:rFonts w:ascii="Times New Roman" w:hAnsi="Times New Roman" w:cs="Times New Roman"/>
+          <w:sz w:val="28"/>
+          <w:szCs w:val="28"/>
+          <w:lang w:val="en-US"/>
+        </w:rPr>
+        <w:t>articles</w:t>
+      </w:r>
+      <w:r>
+        <w:rPr>
+          <w:rFonts w:ascii="Times New Roman" w:hAnsi="Times New Roman" w:cs="Times New Roman"/>
+          <w:sz w:val="28"/>
+          <w:szCs w:val="28"/>
+          <w:lang w:val="en-US"/>
+        </w:rPr>
+        <w:t>/960574/</w:t>
+      </w:r>
+    </w:p>
+    <w:p>
+      <w:pPr>
+        <w:spacing w:after="0" w:line="360" w:lineRule="auto"/>
+        <w:jc w:val="both"/>
+        <w:rPr>
+          <w:rFonts w:ascii="Times New Roman" w:hAnsi="Times New Roman" w:cs="Times New Roman"/>
+          <w:sz w:val="28"/>
+          <w:szCs w:val="28"/>
+          <w:lang w:val="en-US"/>
+        </w:rPr>
+      </w:pPr>
+      <w:r>
+        <w:rPr>
+          <w:rFonts w:ascii="Times New Roman" w:hAnsi="Times New Roman" w:cs="Times New Roman"/>
+          <w:sz w:val="28"/>
+          <w:szCs w:val="28"/>
+          <w:lang w:val="en-US"/>
+        </w:rPr>
+        <w:t>15.</w:t>
+      </w:r>
+      <w:r>
+        <w:rPr>
+          <w:rFonts w:ascii="Times New Roman" w:hAnsi="Times New Roman" w:cs="Times New Roman"/>
+          <w:sz w:val="28"/>
+          <w:szCs w:val="28"/>
+          <w:lang w:val="en-US"/>
+        </w:rPr>
+        <w:t xml:space="preserve"> </w:t>
+      </w:r>
+      <w:r>
+        <w:rPr>
+          <w:rFonts w:ascii="Times New Roman" w:hAnsi="Times New Roman" w:cs="Times New Roman"/>
+          <w:sz w:val="28"/>
+          <w:szCs w:val="28"/>
+          <w:lang w:val="en-US"/>
+        </w:rPr>
+        <w:t xml:space="preserve">D. Marr. Vision: A Computational Investigation into the Human Representation and Processing of Visual Information / Marr, </w:t>
+      </w:r>
+      <w:r>
+        <w:rPr>
+          <w:rFonts w:ascii="Times New Roman" w:hAnsi="Times New Roman" w:cs="Times New Roman"/>
+          <w:sz w:val="28"/>
+          <w:szCs w:val="28"/>
+          <w:lang w:val="en-US"/>
+        </w:rPr>
+        <w:t>David</w:t>
+      </w:r>
+      <w:r>
+        <w:rPr>
+          <w:rFonts w:ascii="Times New Roman" w:hAnsi="Times New Roman" w:cs="Times New Roman"/>
+          <w:sz w:val="28"/>
+          <w:szCs w:val="28"/>
+          <w:lang w:val="en-US"/>
+        </w:rPr>
+        <w:t xml:space="preserve"> – New York : W. H. Freeman and Company , 1982 – p. 419</w:t>
+      </w:r>
+    </w:p>
+    <w:p>
+      <w:pPr>
+        <w:spacing w:after="0" w:line="360" w:lineRule="auto"/>
+        <w:jc w:val="both"/>
+        <w:rPr>
+          <w:rFonts w:ascii="Times New Roman" w:hAnsi="Times New Roman" w:cs="Times New Roman"/>
+          <w:sz w:val="28"/>
+          <w:szCs w:val="28"/>
+          <w:lang w:val="en-US"/>
+        </w:rPr>
+      </w:pPr>
+      <w:r>
+        <w:rPr>
+          <w:rFonts w:ascii="Times New Roman" w:hAnsi="Times New Roman" w:cs="Times New Roman"/>
+          <w:sz w:val="28"/>
+          <w:szCs w:val="28"/>
+          <w:lang w:val="en-US"/>
+        </w:rPr>
+        <w:t>16.</w:t>
+      </w:r>
+      <w:r>
+        <w:rPr>
+          <w:rFonts w:ascii="Times New Roman" w:hAnsi="Times New Roman" w:cs="Times New Roman"/>
+          <w:sz w:val="28"/>
+          <w:szCs w:val="28"/>
+          <w:lang w:val="en-US"/>
+        </w:rPr>
+        <w:t xml:space="preserve"> </w:t>
+      </w:r>
+      <w:r>
+        <w:rPr>
+          <w:rFonts w:ascii="Times New Roman" w:hAnsi="Times New Roman" w:cs="Times New Roman"/>
+          <w:sz w:val="28"/>
+          <w:szCs w:val="28"/>
+          <w:lang w:val="en-US"/>
+        </w:rPr>
+        <w:t xml:space="preserve">Roberts L. Machine Perception of Three-Dimensional Solids. </w:t>
+      </w:r>
+      <w:r>
+        <w:rPr>
+          <w:rFonts w:ascii="Times New Roman" w:hAnsi="Times New Roman" w:cs="Times New Roman"/>
+          <w:sz w:val="28"/>
+          <w:szCs w:val="28"/>
+          <w:lang w:val="en-US"/>
+        </w:rPr>
+        <w:t>1963.</w:t>
+      </w:r>
+    </w:p>
+    <w:p>
+      <w:pPr>
+        <w:spacing w:after="0" w:line="360" w:lineRule="auto"/>
+        <w:jc w:val="both"/>
+        <w:rPr>
+          <w:rFonts w:ascii="Times New Roman" w:hAnsi="Times New Roman" w:cs="Times New Roman"/>
+          <w:sz w:val="28"/>
+          <w:szCs w:val="28"/>
+          <w:lang w:val="en-US"/>
+        </w:rPr>
+      </w:pPr>
+      <w:r>
+        <w:rPr>
+          <w:rFonts w:ascii="Times New Roman" w:hAnsi="Times New Roman" w:cs="Times New Roman"/>
+          <w:sz w:val="28"/>
+          <w:szCs w:val="28"/>
+          <w:lang w:val="en-US"/>
+        </w:rPr>
+        <w:t>17.</w:t>
+      </w:r>
+      <w:r>
+        <w:rPr>
+          <w:rFonts w:ascii="Times New Roman" w:hAnsi="Times New Roman" w:cs="Times New Roman"/>
+          <w:sz w:val="28"/>
+          <w:szCs w:val="28"/>
+          <w:lang w:val="en-US"/>
+        </w:rPr>
+        <w:t xml:space="preserve"> </w:t>
+      </w:r>
+      <w:r>
+        <w:rPr>
+          <w:rFonts w:ascii="Times New Roman" w:hAnsi="Times New Roman" w:cs="Times New Roman"/>
+          <w:sz w:val="28"/>
+          <w:szCs w:val="28"/>
+          <w:lang w:val="en-US"/>
+        </w:rPr>
+        <w:t>D.F. Watson. Computing the Delaunay Tessellation with Application to Voronoi Polytopes // The Computer Journal, Vol. 24(2), p.p. 167-172, 1981</w:t>
+      </w:r>
+    </w:p>
+    <w:p>
+      <w:pPr>
+        <w:spacing w:after="0" w:line="360" w:lineRule="auto"/>
+        <w:jc w:val="both"/>
+        <w:rPr>
+          <w:rFonts w:ascii="Times New Roman" w:hAnsi="Times New Roman" w:cs="Times New Roman"/>
+          <w:sz w:val="28"/>
+          <w:szCs w:val="28"/>
+          <w:lang w:val="en-US"/>
+        </w:rPr>
+      </w:pPr>
+      <w:r>
+        <w:rPr>
+          <w:rFonts w:ascii="Times New Roman" w:hAnsi="Times New Roman" w:cs="Times New Roman"/>
+          <w:sz w:val="28"/>
+          <w:szCs w:val="28"/>
+          <w:lang w:val="en-US"/>
+        </w:rPr>
+        <w:t>18.</w:t>
+      </w:r>
+      <w:r>
+        <w:rPr>
+          <w:rFonts w:ascii="Times New Roman" w:hAnsi="Times New Roman" w:cs="Times New Roman"/>
+          <w:sz w:val="28"/>
+          <w:szCs w:val="28"/>
+          <w:lang w:val="en-US"/>
+        </w:rPr>
+        <w:t xml:space="preserve"> </w:t>
+      </w:r>
+      <w:r>
+        <w:rPr>
+          <w:rFonts w:ascii="Times New Roman" w:hAnsi="Times New Roman" w:cs="Times New Roman"/>
+          <w:sz w:val="28"/>
+          <w:szCs w:val="28"/>
+          <w:lang w:val="en-US"/>
+        </w:rPr>
+        <w:t>T.J. Baker. Automatic Mesh Generation for Complex Three-Dimensional Regions Using a Constrained Delaunay Triangulation // Engineering With Computers, Springer-Verlag, № 5, p.p. 161-175, 1989</w:t>
+      </w:r>
+    </w:p>
+    <w:p>
+      <w:pPr>
+        <w:spacing w:after="0" w:line="360" w:lineRule="auto"/>
+        <w:jc w:val="both"/>
+        <w:rPr>
+          <w:rFonts w:ascii="Times New Roman" w:hAnsi="Times New Roman" w:cs="Times New Roman"/>
+          <w:sz w:val="28"/>
+          <w:szCs w:val="28"/>
+          <w:lang w:val="en-US"/>
+        </w:rPr>
+      </w:pPr>
+      <w:r>
+        <w:rPr>
+          <w:rFonts w:ascii="Times New Roman" w:hAnsi="Times New Roman" w:cs="Times New Roman"/>
+          <w:sz w:val="28"/>
+          <w:szCs w:val="28"/>
+          <w:lang w:val="en-US"/>
+        </w:rPr>
+        <w:lastRenderedPageBreak/>
+        <w:t>19.</w:t>
+      </w:r>
+      <w:r>
+        <w:rPr>
+          <w:rFonts w:ascii="Times New Roman" w:hAnsi="Times New Roman" w:cs="Times New Roman"/>
+          <w:sz w:val="28"/>
+          <w:szCs w:val="28"/>
+          <w:lang w:val="en-US"/>
+        </w:rPr>
+        <w:t xml:space="preserve"> </w:t>
+      </w:r>
+      <w:r>
+        <w:rPr>
+          <w:rFonts w:ascii="Times New Roman" w:hAnsi="Times New Roman" w:cs="Times New Roman"/>
+          <w:sz w:val="28"/>
+          <w:szCs w:val="28"/>
+          <w:lang w:val="en-US"/>
+        </w:rPr>
+        <w:t>M.S. Shephard, M.K. Georges. Three-Dimensional Mesh Generation by Finite Octree Technique // International Journal for Numerical Methods in Engineering, vol. 32, p.p. 709-749, 1991.</w:t>
+      </w:r>
+    </w:p>
+    <w:p>
+      <w:pPr>
+        <w:spacing w:after="0" w:line="360" w:lineRule="auto"/>
+        <w:jc w:val="both"/>
+        <w:rPr>
+          <w:rFonts w:ascii="Times New Roman" w:hAnsi="Times New Roman" w:cs="Times New Roman"/>
+          <w:sz w:val="28"/>
+          <w:szCs w:val="28"/>
+        </w:rPr>
+      </w:pPr>
+      <w:r>
+        <w:rPr>
+          <w:rFonts w:ascii="Times New Roman" w:hAnsi="Times New Roman" w:cs="Times New Roman"/>
+          <w:sz w:val="28"/>
+          <w:szCs w:val="28"/>
+        </w:rPr>
+        <w:t>20.</w:t>
+      </w:r>
+      <w:r>
+        <w:rPr>
+          <w:rFonts w:ascii="Times New Roman" w:hAnsi="Times New Roman" w:cs="Times New Roman"/>
+          <w:sz w:val="28"/>
+          <w:szCs w:val="28"/>
+        </w:rPr>
+        <w:t xml:space="preserve"> </w:t>
+      </w:r>
+      <w:r>
+        <w:rPr>
+          <w:rFonts w:ascii="Times New Roman" w:hAnsi="Times New Roman" w:cs="Times New Roman"/>
+          <w:sz w:val="28"/>
+          <w:szCs w:val="28"/>
+        </w:rPr>
+        <w:t>Абрамович, Н. А. Основные принципы правильной топологии 3</w:t>
+      </w:r>
+      <w:r>
+        <w:rPr>
+          <w:rFonts w:ascii="Times New Roman" w:hAnsi="Times New Roman" w:cs="Times New Roman"/>
+          <w:sz w:val="28"/>
+          <w:szCs w:val="28"/>
+          <w:lang w:val="en-US"/>
+        </w:rPr>
+        <w:t>D</w:t>
+      </w:r>
+      <w:r>
+        <w:rPr>
+          <w:rFonts w:ascii="Times New Roman" w:hAnsi="Times New Roman" w:cs="Times New Roman"/>
+          <w:sz w:val="28"/>
+          <w:szCs w:val="28"/>
+        </w:rPr>
+        <w:t xml:space="preserve"> модели / Н. А. Абрамович, И. А. Коротков // Материалы докладов 50-й международной научно-технической конференции преподавателей и студентов, посвященной году науки : 50-я международная научно-техническая конференция: в 2-х томах, Витебск, 12–13 апреля 2017 года. Том 2. – Витебск: Витебский государственный технологический университет, 2017. – С. 47-50. – </w:t>
+      </w:r>
+      <w:r>
+        <w:rPr>
+          <w:rFonts w:ascii="Times New Roman" w:hAnsi="Times New Roman" w:cs="Times New Roman"/>
+          <w:sz w:val="28"/>
+          <w:szCs w:val="28"/>
+          <w:lang w:val="en-US"/>
+        </w:rPr>
+        <w:t>EDN</w:t>
+      </w:r>
+      <w:r>
+        <w:rPr>
+          <w:rFonts w:ascii="Times New Roman" w:hAnsi="Times New Roman" w:cs="Times New Roman"/>
+          <w:sz w:val="28"/>
+          <w:szCs w:val="28"/>
+        </w:rPr>
+        <w:t xml:space="preserve"> </w:t>
+      </w:r>
+      <w:r>
+        <w:rPr>
+          <w:rFonts w:ascii="Times New Roman" w:hAnsi="Times New Roman" w:cs="Times New Roman"/>
+          <w:sz w:val="28"/>
+          <w:szCs w:val="28"/>
+          <w:lang w:val="en-US"/>
+        </w:rPr>
+        <w:t>ZIWUNB</w:t>
+      </w:r>
+      <w:r>
+        <w:rPr>
+          <w:rFonts w:ascii="Times New Roman" w:hAnsi="Times New Roman" w:cs="Times New Roman"/>
+          <w:sz w:val="28"/>
+          <w:szCs w:val="28"/>
+        </w:rPr>
+        <w:t>.</w:t>
+      </w:r>
+    </w:p>
+    <w:p>
+      <w:pPr>
+        <w:spacing w:after="0" w:line="360" w:lineRule="auto"/>
+        <w:jc w:val="both"/>
+        <w:rPr>
+          <w:rFonts w:ascii="Times New Roman" w:hAnsi="Times New Roman" w:cs="Times New Roman"/>
+          <w:sz w:val="28"/>
+          <w:szCs w:val="28"/>
+        </w:rPr>
+      </w:pPr>
+      <w:r>
+        <w:rPr>
+          <w:rFonts w:ascii="Times New Roman" w:hAnsi="Times New Roman" w:cs="Times New Roman"/>
+          <w:sz w:val="28"/>
+          <w:szCs w:val="28"/>
+        </w:rPr>
+        <w:t>21.</w:t>
+      </w:r>
+      <w:r>
+        <w:rPr>
+          <w:rFonts w:ascii="Times New Roman" w:hAnsi="Times New Roman" w:cs="Times New Roman"/>
+          <w:sz w:val="28"/>
+          <w:szCs w:val="28"/>
+        </w:rPr>
+        <w:t xml:space="preserve"> </w:t>
+      </w:r>
+      <w:r>
+        <w:rPr>
+          <w:rFonts w:ascii="Times New Roman" w:hAnsi="Times New Roman" w:cs="Times New Roman"/>
+          <w:sz w:val="28"/>
+          <w:szCs w:val="28"/>
+        </w:rPr>
+        <w:t>Витиска, Н. И. Метод визуализации трёхмерных сцен и объектов воксельной графики для систем имитационного моделирования / Н. И. Витиска, Н. А. Гуляев // Известия ЮФУ. Технические</w:t>
+      </w:r>
+      <w:r>
+        <w:rPr>
+          <w:rFonts w:ascii="Times New Roman" w:hAnsi="Times New Roman" w:cs="Times New Roman"/>
+          <w:sz w:val="28"/>
+          <w:szCs w:val="28"/>
+          <w:lang w:val="en-US"/>
+        </w:rPr>
+        <w:t xml:space="preserve"> </w:t>
+      </w:r>
+      <w:r>
+        <w:rPr>
+          <w:rFonts w:ascii="Times New Roman" w:hAnsi="Times New Roman" w:cs="Times New Roman"/>
+          <w:sz w:val="28"/>
+          <w:szCs w:val="28"/>
+        </w:rPr>
+        <w:t>науки</w:t>
+      </w:r>
+      <w:r>
+        <w:rPr>
+          <w:rFonts w:ascii="Times New Roman" w:hAnsi="Times New Roman" w:cs="Times New Roman"/>
+          <w:sz w:val="28"/>
+          <w:szCs w:val="28"/>
+          <w:lang w:val="en-US"/>
+        </w:rPr>
+        <w:t xml:space="preserve">. – № 4(165). – </w:t>
+      </w:r>
+      <w:r>
+        <w:rPr>
+          <w:rFonts w:ascii="Times New Roman" w:hAnsi="Times New Roman" w:cs="Times New Roman"/>
+          <w:sz w:val="28"/>
+          <w:szCs w:val="28"/>
+        </w:rPr>
+        <w:t>С</w:t>
+      </w:r>
+      <w:r>
+        <w:rPr>
+          <w:rFonts w:ascii="Times New Roman" w:hAnsi="Times New Roman" w:cs="Times New Roman"/>
+          <w:sz w:val="28"/>
+          <w:szCs w:val="28"/>
+          <w:lang w:val="en-US"/>
+        </w:rPr>
+        <w:t>. 77-87. – EDN TYMOBT.</w:t>
+      </w:r>
+    </w:p>
+    <w:p>
+      <w:pPr>
+        <w:spacing w:after="0" w:line="360" w:lineRule="auto"/>
+        <w:jc w:val="both"/>
+        <w:rPr>
+          <w:rFonts w:ascii="Times New Roman" w:hAnsi="Times New Roman" w:cs="Times New Roman"/>
+          <w:sz w:val="28"/>
+          <w:szCs w:val="28"/>
+          <w:lang w:val="en-US"/>
+        </w:rPr>
+      </w:pPr>
+      <w:r>
+        <w:rPr>
+          <w:rFonts w:ascii="Times New Roman" w:hAnsi="Times New Roman" w:cs="Times New Roman"/>
+          <w:sz w:val="28"/>
+          <w:szCs w:val="28"/>
+          <w:lang w:val="en-US"/>
+        </w:rPr>
+        <w:t>2</w:t>
+      </w:r>
+      <w:r>
+        <w:rPr>
+          <w:rFonts w:ascii="Times New Roman" w:hAnsi="Times New Roman" w:cs="Times New Roman"/>
+          <w:sz w:val="28"/>
+          <w:szCs w:val="28"/>
+          <w:lang w:val="en-US"/>
+        </w:rPr>
+        <w:t>2</w:t>
+      </w:r>
+      <w:r>
+        <w:rPr>
+          <w:rFonts w:ascii="Times New Roman" w:hAnsi="Times New Roman" w:cs="Times New Roman"/>
+          <w:sz w:val="28"/>
+          <w:szCs w:val="28"/>
+          <w:lang w:val="en-US"/>
+        </w:rPr>
+        <w:t>.</w:t>
+      </w:r>
+      <w:r>
+        <w:rPr>
+          <w:rFonts w:ascii="Times New Roman" w:hAnsi="Times New Roman" w:cs="Times New Roman"/>
+          <w:sz w:val="28"/>
+          <w:szCs w:val="28"/>
+          <w:lang w:val="en-US"/>
+        </w:rPr>
+        <w:t xml:space="preserve"> Harting V. </w:t>
+      </w:r>
+      <w:r>
+        <w:rPr>
+          <w:rFonts w:ascii="Times New Roman" w:hAnsi="Times New Roman" w:cs="Times New Roman"/>
+          <w:sz w:val="28"/>
+          <w:szCs w:val="28"/>
+          <w:lang w:val="en-US"/>
+        </w:rPr>
+        <w:t>Voxel-Based MRI Intensitometry Reveals Extent of Cerebral White Matter Pathology in Amyotrophic Lateral Sclerosis</w:t>
+      </w:r>
+      <w:r>
+        <w:rPr>
+          <w:rFonts w:ascii="Times New Roman" w:hAnsi="Times New Roman" w:cs="Times New Roman"/>
+          <w:sz w:val="28"/>
+          <w:szCs w:val="28"/>
+          <w:lang w:val="en-US"/>
+        </w:rPr>
+        <w:t xml:space="preserve"> / V. Harting, T. Preli // </w:t>
+      </w:r>
+      <w:r>
+        <w:rPr>
+          <w:rFonts w:ascii="Times New Roman" w:hAnsi="Times New Roman" w:cs="Times New Roman"/>
+          <w:sz w:val="28"/>
+          <w:szCs w:val="28"/>
+          <w:lang w:val="en-US"/>
+        </w:rPr>
+        <w:t>Banner Alzheimer's Institute</w:t>
+      </w:r>
+      <w:r>
+        <w:rPr>
+          <w:rFonts w:ascii="Times New Roman" w:hAnsi="Times New Roman" w:cs="Times New Roman"/>
+          <w:sz w:val="28"/>
+          <w:szCs w:val="28"/>
+          <w:lang w:val="en-US"/>
+        </w:rPr>
+        <w:t xml:space="preserve">. – 2014 – doi: </w:t>
+      </w:r>
+      <w:r>
+        <w:rPr>
+          <w:rFonts w:ascii="Times New Roman" w:hAnsi="Times New Roman" w:cs="Times New Roman"/>
+          <w:sz w:val="28"/>
+          <w:szCs w:val="28"/>
+          <w:lang w:val="en-US"/>
+        </w:rPr>
+        <w:t>https://doi.org/10.1371/journal.pone.0104894</w:t>
+      </w:r>
+    </w:p>
+    <w:p>
+      <w:pPr>
+        <w:spacing w:after="0" w:line="360" w:lineRule="auto"/>
+        <w:jc w:val="both"/>
+        <w:rPr>
+          <w:rFonts w:ascii="Times New Roman" w:hAnsi="Times New Roman" w:cs="Times New Roman"/>
+          <w:sz w:val="28"/>
+          <w:szCs w:val="28"/>
+        </w:rPr>
+      </w:pPr>
+      <w:r>
+        <w:rPr>
+          <w:rFonts w:ascii="Times New Roman" w:hAnsi="Times New Roman" w:cs="Times New Roman"/>
+          <w:sz w:val="28"/>
+          <w:szCs w:val="28"/>
+        </w:rPr>
+        <w:t>2</w:t>
+      </w:r>
+      <w:r>
+        <w:rPr>
+          <w:rFonts w:ascii="Times New Roman" w:hAnsi="Times New Roman" w:cs="Times New Roman"/>
+          <w:sz w:val="28"/>
+          <w:szCs w:val="28"/>
+        </w:rPr>
+        <w:t>3</w:t>
+      </w:r>
+      <w:r>
+        <w:rPr>
+          <w:rFonts w:ascii="Times New Roman" w:hAnsi="Times New Roman" w:cs="Times New Roman"/>
+          <w:sz w:val="28"/>
+          <w:szCs w:val="28"/>
+        </w:rPr>
+        <w:t>.</w:t>
+      </w:r>
+      <w:r>
+        <w:rPr>
+          <w:rFonts w:ascii="Times New Roman" w:hAnsi="Times New Roman" w:cs="Times New Roman"/>
+          <w:sz w:val="28"/>
+          <w:szCs w:val="28"/>
+        </w:rPr>
+        <w:t xml:space="preserve"> </w:t>
+      </w:r>
+      <w:r>
+        <w:rPr>
+          <w:rFonts w:ascii="Times New Roman" w:hAnsi="Times New Roman" w:cs="Times New Roman"/>
+          <w:sz w:val="28"/>
+          <w:szCs w:val="28"/>
+        </w:rPr>
+        <w:t xml:space="preserve">Воксельная морфометрия в оценке состояния головного мозга у пациенток после лечения рака молочной железы (часть 2) / А. Э. Николаева, М. Л. Поспелова, В. В. Красникова [и др.] // Российский журнал персонализированной медицины. – 2024. – Т. 4, № 6. – С. 504-516. – </w:t>
+      </w:r>
+      <w:r>
+        <w:rPr>
+          <w:rFonts w:ascii="Times New Roman" w:hAnsi="Times New Roman" w:cs="Times New Roman"/>
+          <w:sz w:val="28"/>
+          <w:szCs w:val="28"/>
+          <w:lang w:val="en-US"/>
+        </w:rPr>
+        <w:t>DOI</w:t>
+      </w:r>
+      <w:r>
+        <w:rPr>
+          <w:rFonts w:ascii="Times New Roman" w:hAnsi="Times New Roman" w:cs="Times New Roman"/>
+          <w:sz w:val="28"/>
+          <w:szCs w:val="28"/>
+        </w:rPr>
+        <w:t xml:space="preserve"> 10.18705/2782-3806-2024-4-6-504-516. – </w:t>
+      </w:r>
+      <w:r>
+        <w:rPr>
+          <w:rFonts w:ascii="Times New Roman" w:hAnsi="Times New Roman" w:cs="Times New Roman"/>
+          <w:sz w:val="28"/>
+          <w:szCs w:val="28"/>
+          <w:lang w:val="en-US"/>
+        </w:rPr>
+        <w:t>EDN</w:t>
+      </w:r>
+      <w:r>
+        <w:rPr>
+          <w:rFonts w:ascii="Times New Roman" w:hAnsi="Times New Roman" w:cs="Times New Roman"/>
+          <w:sz w:val="28"/>
+          <w:szCs w:val="28"/>
+        </w:rPr>
+        <w:t xml:space="preserve"> </w:t>
+      </w:r>
+      <w:r>
+        <w:rPr>
+          <w:rFonts w:ascii="Times New Roman" w:hAnsi="Times New Roman" w:cs="Times New Roman"/>
+          <w:sz w:val="28"/>
+          <w:szCs w:val="28"/>
+          <w:lang w:val="en-US"/>
+        </w:rPr>
+        <w:t>SJAKGH</w:t>
+      </w:r>
+      <w:r>
+        <w:rPr>
+          <w:rFonts w:ascii="Times New Roman" w:hAnsi="Times New Roman" w:cs="Times New Roman"/>
+          <w:sz w:val="28"/>
+          <w:szCs w:val="28"/>
+        </w:rPr>
+        <w:t>.</w:t>
+      </w:r>
+    </w:p>
+    <w:p>
+      <w:pPr>
+        <w:spacing w:after="0" w:line="360" w:lineRule="auto"/>
+        <w:jc w:val="both"/>
+        <w:rPr>
+          <w:rFonts w:ascii="Times New Roman" w:hAnsi="Times New Roman" w:cs="Times New Roman"/>
+          <w:sz w:val="28"/>
+          <w:szCs w:val="28"/>
+          <w:lang w:val="en-US"/>
+        </w:rPr>
+      </w:pPr>
+      <w:r>
+        <w:rPr>
+          <w:rFonts w:ascii="Times New Roman" w:hAnsi="Times New Roman" w:cs="Times New Roman"/>
+          <w:sz w:val="28"/>
+          <w:szCs w:val="28"/>
+          <w:lang w:val="en-US"/>
+        </w:rPr>
+        <w:t xml:space="preserve">24. </w:t>
+      </w:r>
+      <w:r>
+        <w:rPr>
+          <w:rFonts w:ascii="Times New Roman" w:hAnsi="Times New Roman" w:cs="Times New Roman"/>
+          <w:sz w:val="28"/>
+          <w:szCs w:val="28"/>
+          <w:lang w:val="en-US"/>
+        </w:rPr>
+        <w:t>W. Thompson</w:t>
+      </w:r>
+      <w:r>
+        <w:rPr>
+          <w:rFonts w:ascii="Times New Roman" w:hAnsi="Times New Roman" w:cs="Times New Roman"/>
+          <w:sz w:val="28"/>
+          <w:szCs w:val="28"/>
+          <w:lang w:val="en-US"/>
+        </w:rPr>
+        <w:t>.</w:t>
+      </w:r>
+      <w:r>
+        <w:rPr>
+          <w:rFonts w:ascii="Times New Roman" w:hAnsi="Times New Roman" w:cs="Times New Roman"/>
+          <w:sz w:val="28"/>
+          <w:szCs w:val="28"/>
+          <w:lang w:val="en-US"/>
+        </w:rPr>
+        <w:t xml:space="preserve"> </w:t>
+      </w:r>
+      <w:r>
+        <w:rPr>
+          <w:rFonts w:ascii="Times New Roman" w:hAnsi="Times New Roman" w:cs="Times New Roman"/>
+          <w:sz w:val="28"/>
+          <w:szCs w:val="28"/>
+          <w:lang w:val="en-US"/>
+        </w:rPr>
+        <w:t>Structure-from-motion based on information at surface boundaries</w:t>
+      </w:r>
+      <w:r>
+        <w:rPr>
+          <w:rFonts w:ascii="Times New Roman" w:hAnsi="Times New Roman" w:cs="Times New Roman"/>
+          <w:sz w:val="28"/>
+          <w:szCs w:val="28"/>
+          <w:lang w:val="en-US"/>
+        </w:rPr>
+        <w:t xml:space="preserve"> </w:t>
+      </w:r>
+      <w:r>
+        <w:rPr>
+          <w:rFonts w:ascii="Times New Roman" w:hAnsi="Times New Roman" w:cs="Times New Roman"/>
+          <w:sz w:val="28"/>
+          <w:szCs w:val="28"/>
+          <w:lang w:val="en-US"/>
+        </w:rPr>
+        <w:t xml:space="preserve">/ </w:t>
+      </w:r>
+      <w:r>
+        <w:rPr>
+          <w:rFonts w:ascii="Times New Roman" w:hAnsi="Times New Roman" w:cs="Times New Roman"/>
+          <w:sz w:val="28"/>
+          <w:szCs w:val="28"/>
+          <w:lang w:val="en-US"/>
+        </w:rPr>
+        <w:t>William</w:t>
+      </w:r>
+      <w:r>
+        <w:rPr>
+          <w:rFonts w:ascii="Times New Roman" w:hAnsi="Times New Roman" w:cs="Times New Roman"/>
+          <w:sz w:val="28"/>
+          <w:szCs w:val="28"/>
+          <w:lang w:val="en-US"/>
+        </w:rPr>
+        <w:t xml:space="preserve">, </w:t>
+      </w:r>
+      <w:r>
+        <w:rPr>
+          <w:rFonts w:ascii="Times New Roman" w:hAnsi="Times New Roman" w:cs="Times New Roman"/>
+          <w:sz w:val="28"/>
+          <w:szCs w:val="28"/>
+          <w:lang w:val="en-US"/>
+        </w:rPr>
+        <w:t>Thomson B.</w:t>
+      </w:r>
+      <w:r>
+        <w:rPr>
+          <w:rFonts w:ascii="Times New Roman" w:hAnsi="Times New Roman" w:cs="Times New Roman"/>
+          <w:sz w:val="28"/>
+          <w:szCs w:val="28"/>
+          <w:lang w:val="en-US"/>
+        </w:rPr>
+        <w:t xml:space="preserve"> // </w:t>
+      </w:r>
+      <w:r>
+        <w:rPr>
+          <w:rFonts w:ascii="Times New Roman" w:hAnsi="Times New Roman" w:cs="Times New Roman"/>
+          <w:sz w:val="28"/>
+          <w:szCs w:val="28"/>
+          <w:lang w:val="en-US"/>
+        </w:rPr>
+        <w:t>Biological Cybernetics</w:t>
+      </w:r>
+      <w:r>
+        <w:rPr>
+          <w:rFonts w:ascii="Times New Roman" w:hAnsi="Times New Roman" w:cs="Times New Roman"/>
+          <w:sz w:val="28"/>
+          <w:szCs w:val="28"/>
+          <w:lang w:val="en-US"/>
+        </w:rPr>
+        <w:t xml:space="preserve"> </w:t>
+      </w:r>
+      <w:r>
+        <w:rPr>
+          <w:rFonts w:ascii="Times New Roman" w:hAnsi="Times New Roman" w:cs="Times New Roman"/>
+          <w:sz w:val="28"/>
+          <w:szCs w:val="28"/>
+          <w:lang w:val="en-US"/>
+        </w:rPr>
+        <w:t xml:space="preserve">– </w:t>
+      </w:r>
+      <w:r>
+        <w:rPr>
+          <w:rFonts w:ascii="Times New Roman" w:hAnsi="Times New Roman" w:cs="Times New Roman"/>
+          <w:sz w:val="28"/>
+          <w:szCs w:val="28"/>
+          <w:lang w:val="en-US"/>
+        </w:rPr>
+        <w:t>Salt Lake</w:t>
+      </w:r>
+      <w:r>
+        <w:rPr>
+          <w:rFonts w:ascii="Times New Roman" w:hAnsi="Times New Roman" w:cs="Times New Roman"/>
+          <w:sz w:val="28"/>
+          <w:szCs w:val="28"/>
+          <w:lang w:val="en-US"/>
+        </w:rPr>
+        <w:t xml:space="preserve">, </w:t>
+      </w:r>
+      <w:r>
+        <w:rPr>
+          <w:rFonts w:ascii="Times New Roman" w:hAnsi="Times New Roman" w:cs="Times New Roman"/>
+          <w:sz w:val="28"/>
+          <w:szCs w:val="28"/>
+          <w:lang w:val="en-US"/>
+        </w:rPr>
+        <w:t>19</w:t>
+      </w:r>
+      <w:r>
+        <w:rPr>
+          <w:rFonts w:ascii="Times New Roman" w:hAnsi="Times New Roman" w:cs="Times New Roman"/>
+          <w:sz w:val="28"/>
+          <w:szCs w:val="28"/>
+          <w:lang w:val="en-US"/>
+        </w:rPr>
+        <w:t>9</w:t>
+      </w:r>
+      <w:r>
+        <w:rPr>
+          <w:rFonts w:ascii="Times New Roman" w:hAnsi="Times New Roman" w:cs="Times New Roman"/>
+          <w:sz w:val="28"/>
+          <w:szCs w:val="28"/>
+          <w:lang w:val="en-US"/>
+        </w:rPr>
+        <w:t xml:space="preserve">2 – </w:t>
+      </w:r>
+      <w:r>
+        <w:rPr>
+          <w:rFonts w:ascii="Times New Roman" w:hAnsi="Times New Roman" w:cs="Times New Roman"/>
+          <w:sz w:val="28"/>
+          <w:szCs w:val="28"/>
+          <w:lang w:val="en-US"/>
+        </w:rPr>
+        <w:t xml:space="preserve">DOI </w:t>
+      </w:r>
+      <w:r>
+        <w:rPr>
+          <w:rFonts w:ascii="Times New Roman" w:hAnsi="Times New Roman" w:cs="Times New Roman"/>
+          <w:sz w:val="28"/>
+          <w:szCs w:val="28"/>
+          <w:lang w:val="en-US"/>
+        </w:rPr>
+        <w:t>10.1007/BF00203669</w:t>
+      </w:r>
+      <w:r>
+        <w:rPr>
+          <w:rFonts w:ascii="Times New Roman" w:hAnsi="Times New Roman" w:cs="Times New Roman"/>
+          <w:sz w:val="28"/>
+          <w:szCs w:val="28"/>
+          <w:lang w:val="en-US"/>
+        </w:rPr>
+        <w:t>.</w:t>
+      </w:r>
+    </w:p>
+    <w:p>
+      <w:pPr>
+        <w:spacing w:after="0" w:line="360" w:lineRule="auto"/>
+        <w:jc w:val="both"/>
+        <w:rPr>
+          <w:rFonts w:ascii="Times New Roman" w:hAnsi="Times New Roman" w:cs="Times New Roman"/>
+          <w:sz w:val="28"/>
+          <w:szCs w:val="28"/>
+          <w:lang w:val="en-US"/>
+        </w:rPr>
+      </w:pPr>
+      <w:r>
+        <w:rPr>
+          <w:rFonts w:ascii="Times New Roman" w:hAnsi="Times New Roman" w:cs="Times New Roman"/>
+          <w:sz w:val="28"/>
+          <w:szCs w:val="28"/>
+          <w:lang w:val="en-US"/>
+        </w:rPr>
+        <w:t>25.</w:t>
+      </w:r>
+      <w:r>
+        <w:rPr>
+          <w:rFonts w:ascii="Times New Roman" w:hAnsi="Times New Roman" w:cs="Times New Roman"/>
+          <w:sz w:val="28"/>
+          <w:szCs w:val="28"/>
+          <w:lang w:val="en-US"/>
+        </w:rPr>
+        <w:t xml:space="preserve"> S. Ullman. </w:t>
+      </w:r>
+      <w:r>
+        <w:rPr>
+          <w:rFonts w:ascii="Times New Roman" w:hAnsi="Times New Roman" w:cs="Times New Roman"/>
+          <w:sz w:val="28"/>
+          <w:szCs w:val="28"/>
+          <w:lang w:val="en-US"/>
+        </w:rPr>
+        <w:t>The interpretation of structure from motion</w:t>
+      </w:r>
+      <w:r>
+        <w:rPr>
+          <w:rFonts w:ascii="Times New Roman" w:hAnsi="Times New Roman" w:cs="Times New Roman"/>
+          <w:sz w:val="28"/>
+          <w:szCs w:val="28"/>
+          <w:lang w:val="en-US"/>
+        </w:rPr>
+        <w:t xml:space="preserve"> / Ullman, Shimon // </w:t>
+      </w:r>
+      <w:r>
+        <w:rPr>
+          <w:rFonts w:ascii="Times New Roman" w:hAnsi="Times New Roman" w:cs="Times New Roman"/>
+          <w:sz w:val="28"/>
+          <w:szCs w:val="28"/>
+          <w:lang w:val="en-US"/>
+        </w:rPr>
+        <w:t>Proceedings of the Royal Society of London. Series B. Biological Sciences</w:t>
+      </w:r>
+      <w:r>
+        <w:rPr>
+          <w:rFonts w:ascii="Times New Roman" w:hAnsi="Times New Roman" w:cs="Times New Roman"/>
+          <w:sz w:val="28"/>
+          <w:szCs w:val="28"/>
+          <w:lang w:val="en-US"/>
+        </w:rPr>
+        <w:t xml:space="preserve"> – London, 1979</w:t>
+      </w:r>
+      <w:r>
+        <w:rPr>
+          <w:rFonts w:ascii="Times New Roman" w:hAnsi="Times New Roman" w:cs="Times New Roman"/>
+          <w:sz w:val="28"/>
+          <w:szCs w:val="28"/>
+          <w:lang w:val="en-US"/>
+        </w:rPr>
+        <w:t xml:space="preserve"> – DOI</w:t>
+      </w:r>
+      <w:r>
+        <w:rPr>
+          <w:rFonts w:ascii="Times New Roman" w:hAnsi="Times New Roman" w:cs="Times New Roman"/>
+          <w:sz w:val="28"/>
+          <w:szCs w:val="28"/>
+          <w:lang w:val="en-US"/>
+        </w:rPr>
+        <w:t xml:space="preserve"> 10.1098/RSPB.1979.0006</w:t>
+      </w:r>
+    </w:p>
+    <w:p>
+      <w:pPr>
+        <w:spacing w:after="0" w:line="360" w:lineRule="auto"/>
+        <w:jc w:val="both"/>
+        <w:rPr>
+          <w:rFonts w:ascii="Times New Roman" w:hAnsi="Times New Roman" w:cs="Times New Roman"/>
+          <w:sz w:val="28"/>
+          <w:szCs w:val="28"/>
+          <w:lang w:val="en-US"/>
+        </w:rPr>
+      </w:pPr>
+      <w:r>
+        <w:rPr>
+          <w:rFonts w:ascii="Times New Roman" w:hAnsi="Times New Roman" w:cs="Times New Roman"/>
+          <w:sz w:val="28"/>
+          <w:szCs w:val="28"/>
+          <w:lang w:val="en-US"/>
+        </w:rPr>
+        <w:lastRenderedPageBreak/>
+        <w:t>26.</w:t>
+      </w:r>
+      <w:r>
+        <w:rPr>
+          <w:rFonts w:ascii="Times New Roman" w:hAnsi="Times New Roman" w:cs="Times New Roman"/>
+          <w:sz w:val="28"/>
+          <w:szCs w:val="28"/>
+          <w:lang w:val="en-US"/>
+        </w:rPr>
+        <w:t xml:space="preserve"> </w:t>
+      </w:r>
+      <w:r>
+        <w:rPr>
+          <w:rFonts w:ascii="Times New Roman" w:hAnsi="Times New Roman" w:cs="Times New Roman"/>
+          <w:sz w:val="28"/>
+          <w:szCs w:val="28"/>
+          <w:lang w:val="en-US"/>
+        </w:rPr>
+        <w:t>X. He, J. Sun, Y. Wang, S. Peng, Q. Huang, H. Bao, and X. Zhou,</w:t>
+      </w:r>
+      <w:r>
+        <w:rPr>
+          <w:rFonts w:ascii="Times New Roman" w:hAnsi="Times New Roman" w:cs="Times New Roman"/>
+          <w:sz w:val="28"/>
+          <w:szCs w:val="28"/>
+          <w:lang w:val="en-US"/>
+        </w:rPr>
+        <w:t xml:space="preserve"> </w:t>
+      </w:r>
+      <w:r>
+        <w:rPr>
+          <w:rFonts w:ascii="Times New Roman" w:hAnsi="Times New Roman" w:cs="Times New Roman"/>
+          <w:sz w:val="28"/>
+          <w:szCs w:val="28"/>
+          <w:lang w:val="en-US"/>
+        </w:rPr>
+        <w:t>Detector-free structure from motion,” in 2024 IEEE/CVF Conference</w:t>
+      </w:r>
+      <w:r>
+        <w:rPr>
+          <w:rFonts w:ascii="Times New Roman" w:hAnsi="Times New Roman" w:cs="Times New Roman"/>
+          <w:sz w:val="28"/>
+          <w:szCs w:val="28"/>
+          <w:lang w:val="en-US"/>
+        </w:rPr>
+        <w:t xml:space="preserve"> </w:t>
+      </w:r>
+      <w:r>
+        <w:rPr>
+          <w:rFonts w:ascii="Times New Roman" w:hAnsi="Times New Roman" w:cs="Times New Roman"/>
+          <w:sz w:val="28"/>
+          <w:szCs w:val="28"/>
+          <w:lang w:val="en-US"/>
+        </w:rPr>
+        <w:t>on Computer Vision and Pattern Recognition (CVPR), 2024, pp.</w:t>
+      </w:r>
+      <w:r>
+        <w:rPr>
+          <w:rFonts w:ascii="Times New Roman" w:hAnsi="Times New Roman" w:cs="Times New Roman"/>
+          <w:sz w:val="28"/>
+          <w:szCs w:val="28"/>
+          <w:lang w:val="en-US"/>
+        </w:rPr>
+        <w:t xml:space="preserve"> </w:t>
+      </w:r>
+      <w:r>
+        <w:rPr>
+          <w:rFonts w:ascii="Times New Roman" w:hAnsi="Times New Roman" w:cs="Times New Roman"/>
+          <w:sz w:val="28"/>
+          <w:szCs w:val="28"/>
+          <w:lang w:val="en-US"/>
+        </w:rPr>
+        <w:t>21594–21603.</w:t>
+      </w:r>
+    </w:p>
+    <w:p>
+      <w:pPr>
+        <w:spacing w:after="0" w:line="360" w:lineRule="auto"/>
+        <w:jc w:val="both"/>
+        <w:rPr>
+          <w:rFonts w:ascii="Times New Roman" w:hAnsi="Times New Roman" w:cs="Times New Roman"/>
+          <w:sz w:val="28"/>
+          <w:szCs w:val="28"/>
+          <w:lang w:val="en-US"/>
+        </w:rPr>
+      </w:pPr>
+      <w:r>
+        <w:rPr>
+          <w:rFonts w:ascii="Times New Roman" w:hAnsi="Times New Roman" w:cs="Times New Roman"/>
+          <w:sz w:val="28"/>
+          <w:szCs w:val="28"/>
+          <w:lang w:val="en-US"/>
+        </w:rPr>
+        <w:t>27.</w:t>
+      </w:r>
+      <w:r>
+        <w:rPr>
+          <w:rFonts w:ascii="Times New Roman" w:hAnsi="Times New Roman" w:cs="Times New Roman"/>
+          <w:sz w:val="28"/>
+          <w:szCs w:val="28"/>
+          <w:lang w:val="en-US"/>
+        </w:rPr>
+        <w:t xml:space="preserve"> </w:t>
+      </w:r>
+      <w:r>
+        <w:rPr>
+          <w:rFonts w:ascii="Times New Roman" w:hAnsi="Times New Roman" w:cs="Times New Roman"/>
+          <w:sz w:val="28"/>
+          <w:szCs w:val="28"/>
+          <w:lang w:val="en-US"/>
+        </w:rPr>
+        <w:t xml:space="preserve">N. Snavely, Scene Reconstruction and Visualization From Community Photo Collectios / Snavely N., Goesele M., Szeliski R., Shitz Steven M. // </w:t>
+      </w:r>
+      <w:r>
+        <w:rPr>
+          <w:rFonts w:ascii="Times New Roman" w:hAnsi="Times New Roman" w:cs="Times New Roman"/>
+          <w:sz w:val="28"/>
+          <w:szCs w:val="28"/>
+          <w:lang w:val="en-US"/>
+        </w:rPr>
+        <w:t>Proceedings of the IEEE</w:t>
+      </w:r>
+      <w:r>
+        <w:rPr>
+          <w:rFonts w:ascii="Times New Roman" w:hAnsi="Times New Roman" w:cs="Times New Roman"/>
+          <w:sz w:val="28"/>
+          <w:szCs w:val="28"/>
+          <w:lang w:val="en-US"/>
+        </w:rPr>
+        <w:t xml:space="preserve"> – V</w:t>
+      </w:r>
+      <w:r>
+        <w:rPr>
+          <w:rFonts w:ascii="Times New Roman" w:hAnsi="Times New Roman" w:cs="Times New Roman"/>
+          <w:sz w:val="28"/>
+          <w:szCs w:val="28"/>
+          <w:lang w:val="en-US"/>
+        </w:rPr>
+        <w:t>ol.98,</w:t>
+      </w:r>
+      <w:r>
+        <w:rPr>
+          <w:rFonts w:ascii="Times New Roman" w:hAnsi="Times New Roman" w:cs="Times New Roman"/>
+          <w:sz w:val="28"/>
+          <w:szCs w:val="28"/>
+          <w:lang w:val="en-US"/>
+        </w:rPr>
+        <w:t xml:space="preserve"> </w:t>
+      </w:r>
+      <w:r>
+        <w:rPr>
+          <w:rFonts w:ascii="Times New Roman" w:hAnsi="Times New Roman" w:cs="Times New Roman"/>
+          <w:sz w:val="28"/>
+          <w:szCs w:val="28"/>
+          <w:lang w:val="en-US"/>
+        </w:rPr>
+        <w:t>No.8</w:t>
+      </w:r>
+      <w:r>
+        <w:rPr>
+          <w:rFonts w:ascii="Times New Roman" w:hAnsi="Times New Roman" w:cs="Times New Roman"/>
+          <w:sz w:val="28"/>
+          <w:szCs w:val="28"/>
+          <w:lang w:val="en-US"/>
+        </w:rPr>
+        <w:t xml:space="preserve">, </w:t>
+      </w:r>
+      <w:r>
+        <w:rPr>
+          <w:rFonts w:ascii="Times New Roman" w:hAnsi="Times New Roman" w:cs="Times New Roman"/>
+          <w:sz w:val="28"/>
+          <w:szCs w:val="28"/>
+          <w:lang w:val="en-US"/>
+        </w:rPr>
+        <w:t>August</w:t>
+      </w:r>
+      <w:r>
+        <w:rPr>
+          <w:rFonts w:ascii="Times New Roman" w:hAnsi="Times New Roman" w:cs="Times New Roman"/>
+          <w:sz w:val="28"/>
+          <w:szCs w:val="28"/>
+          <w:lang w:val="en-US"/>
+        </w:rPr>
+        <w:t xml:space="preserve"> </w:t>
+      </w:r>
+      <w:r>
+        <w:rPr>
+          <w:rFonts w:ascii="Times New Roman" w:hAnsi="Times New Roman" w:cs="Times New Roman"/>
+          <w:sz w:val="28"/>
+          <w:szCs w:val="28"/>
+          <w:lang w:val="en-US"/>
+        </w:rPr>
+        <w:t>2010</w:t>
+      </w:r>
+      <w:r>
+        <w:rPr>
+          <w:rFonts w:ascii="Times New Roman" w:hAnsi="Times New Roman" w:cs="Times New Roman"/>
+          <w:sz w:val="28"/>
+          <w:szCs w:val="28"/>
+          <w:lang w:val="en-US"/>
+        </w:rPr>
+        <w:t xml:space="preserve"> – pp. 1370-1390</w:t>
+      </w:r>
+      <w:r>
+        <w:rPr>
+          <w:rFonts w:ascii="Times New Roman" w:hAnsi="Times New Roman" w:cs="Times New Roman"/>
+          <w:sz w:val="28"/>
+          <w:szCs w:val="28"/>
+          <w:lang w:val="en-US"/>
+        </w:rPr>
+        <w:t>.</w:t>
+      </w:r>
+    </w:p>
+    <w:p>
+      <w:pPr>
+        <w:spacing w:after="0" w:line="360" w:lineRule="auto"/>
+        <w:jc w:val="both"/>
+        <w:rPr>
+          <w:rFonts w:ascii="Times New Roman" w:hAnsi="Times New Roman" w:cs="Times New Roman"/>
+          <w:sz w:val="28"/>
+          <w:szCs w:val="28"/>
+          <w:lang w:val="en-US"/>
+        </w:rPr>
+      </w:pPr>
+      <w:r>
+        <w:rPr>
+          <w:rFonts w:ascii="Times New Roman" w:hAnsi="Times New Roman" w:cs="Times New Roman"/>
+          <w:sz w:val="28"/>
+          <w:szCs w:val="28"/>
+          <w:lang w:val="en-US"/>
+        </w:rPr>
+        <w:t>28.</w:t>
+      </w:r>
+      <w:r>
+        <w:rPr>
+          <w:rFonts w:ascii="Times New Roman" w:hAnsi="Times New Roman" w:cs="Times New Roman"/>
+          <w:sz w:val="28"/>
+          <w:szCs w:val="28"/>
+          <w:lang w:val="en-US"/>
+        </w:rPr>
+        <w:t xml:space="preserve"> </w:t>
+      </w:r>
+      <w:r>
+        <w:rPr>
+          <w:rFonts w:ascii="Times New Roman" w:hAnsi="Times New Roman" w:cs="Times New Roman"/>
+          <w:sz w:val="28"/>
+          <w:szCs w:val="28"/>
+          <w:lang w:val="en-US"/>
+        </w:rPr>
+        <w:t>R. Hartley and A. Zisserman, Multiple View Geometry in Computer</w:t>
+      </w:r>
+      <w:r>
+        <w:rPr>
+          <w:rFonts w:ascii="Times New Roman" w:hAnsi="Times New Roman" w:cs="Times New Roman"/>
+          <w:sz w:val="28"/>
+          <w:szCs w:val="28"/>
+          <w:lang w:val="en-US"/>
+        </w:rPr>
+        <w:t xml:space="preserve"> </w:t>
+      </w:r>
+      <w:r>
+        <w:rPr>
+          <w:rFonts w:ascii="Times New Roman" w:hAnsi="Times New Roman" w:cs="Times New Roman"/>
+          <w:sz w:val="28"/>
+          <w:szCs w:val="28"/>
+          <w:lang w:val="en-US"/>
+        </w:rPr>
+        <w:t>Vision, 2nd ed. Cambridge University Press, 2004.</w:t>
+      </w:r>
+    </w:p>
+    <w:p>
+      <w:pPr>
+        <w:spacing w:after="0" w:line="360" w:lineRule="auto"/>
+        <w:jc w:val="both"/>
+        <w:rPr>
+          <w:rFonts w:ascii="Times New Roman" w:hAnsi="Times New Roman" w:cs="Times New Roman"/>
+          <w:sz w:val="28"/>
+          <w:szCs w:val="28"/>
+        </w:rPr>
+      </w:pPr>
+      <w:r>
+        <w:rPr>
+          <w:rFonts w:ascii="Times New Roman" w:hAnsi="Times New Roman" w:cs="Times New Roman"/>
+          <w:sz w:val="28"/>
+          <w:szCs w:val="28"/>
+          <w:lang w:val="en-US"/>
+        </w:rPr>
+        <w:t>29.</w:t>
+      </w:r>
+      <w:r>
+        <w:rPr>
+          <w:rFonts w:ascii="Times New Roman" w:hAnsi="Times New Roman" w:cs="Times New Roman"/>
+          <w:sz w:val="28"/>
+          <w:szCs w:val="28"/>
+          <w:lang w:val="en-US"/>
+        </w:rPr>
+        <w:t xml:space="preserve"> </w:t>
+      </w:r>
+      <w:r>
+        <w:rPr>
+          <w:rFonts w:ascii="Times New Roman" w:hAnsi="Times New Roman" w:cs="Times New Roman"/>
+          <w:sz w:val="28"/>
+          <w:szCs w:val="28"/>
+          <w:lang w:val="en-US"/>
+        </w:rPr>
+        <w:t>B. Triggs, P. F. McLauchlan, R. I. Hartley, and A. W. Fitzgibbon,</w:t>
+      </w:r>
+      <w:r>
+        <w:rPr>
+          <w:rFonts w:ascii="Times New Roman" w:hAnsi="Times New Roman" w:cs="Times New Roman"/>
+          <w:sz w:val="28"/>
+          <w:szCs w:val="28"/>
+          <w:lang w:val="en-US"/>
+        </w:rPr>
+        <w:t xml:space="preserve"> </w:t>
+      </w:r>
+      <w:r>
+        <w:rPr>
+          <w:rFonts w:ascii="Times New Roman" w:hAnsi="Times New Roman" w:cs="Times New Roman"/>
+          <w:sz w:val="28"/>
+          <w:szCs w:val="28"/>
+          <w:lang w:val="en-US"/>
+        </w:rPr>
+        <w:t>“Bundle adjustment- a modern synthesis,” in Proceedings of the</w:t>
+      </w:r>
+      <w:r>
+        <w:rPr>
+          <w:rFonts w:ascii="Times New Roman" w:hAnsi="Times New Roman" w:cs="Times New Roman"/>
+          <w:sz w:val="28"/>
+          <w:szCs w:val="28"/>
+          <w:lang w:val="en-US"/>
+        </w:rPr>
+        <w:t xml:space="preserve"> </w:t>
+      </w:r>
+      <w:r>
+        <w:rPr>
+          <w:rFonts w:ascii="Times New Roman" w:hAnsi="Times New Roman" w:cs="Times New Roman"/>
+          <w:sz w:val="28"/>
+          <w:szCs w:val="28"/>
+          <w:lang w:val="en-US"/>
+        </w:rPr>
+        <w:t>International Workshop on Vision Algorithms. Springer</w:t>
+      </w:r>
+      <w:r>
+        <w:rPr>
+          <w:rFonts w:ascii="Times New Roman" w:hAnsi="Times New Roman" w:cs="Times New Roman"/>
+          <w:sz w:val="28"/>
+          <w:szCs w:val="28"/>
+        </w:rPr>
+        <w:t>-</w:t>
+      </w:r>
+      <w:r>
+        <w:rPr>
+          <w:rFonts w:ascii="Times New Roman" w:hAnsi="Times New Roman" w:cs="Times New Roman"/>
+          <w:sz w:val="28"/>
+          <w:szCs w:val="28"/>
+          <w:lang w:val="en-US"/>
+        </w:rPr>
+        <w:t>Verlag</w:t>
+      </w:r>
+      <w:r>
+        <w:rPr>
+          <w:rFonts w:ascii="Times New Roman" w:hAnsi="Times New Roman" w:cs="Times New Roman"/>
+          <w:sz w:val="28"/>
+          <w:szCs w:val="28"/>
+        </w:rPr>
+        <w:t>, 2000,</w:t>
+      </w:r>
+      <w:r>
+        <w:rPr>
+          <w:rFonts w:ascii="Times New Roman" w:hAnsi="Times New Roman" w:cs="Times New Roman"/>
+          <w:sz w:val="28"/>
+          <w:szCs w:val="28"/>
+        </w:rPr>
+        <w:t xml:space="preserve"> </w:t>
+      </w:r>
+      <w:r>
+        <w:rPr>
+          <w:rFonts w:ascii="Times New Roman" w:hAnsi="Times New Roman" w:cs="Times New Roman"/>
+          <w:sz w:val="28"/>
+          <w:szCs w:val="28"/>
+          <w:lang w:val="en-US"/>
+        </w:rPr>
+        <w:t>pp</w:t>
+      </w:r>
+      <w:r>
+        <w:rPr>
+          <w:rFonts w:ascii="Times New Roman" w:hAnsi="Times New Roman" w:cs="Times New Roman"/>
+          <w:sz w:val="28"/>
+          <w:szCs w:val="28"/>
+        </w:rPr>
+        <w:t>. 298–372.</w:t>
+      </w:r>
+    </w:p>
+    <w:p>
+      <w:pPr>
+        <w:spacing w:after="0" w:line="360" w:lineRule="auto"/>
+        <w:jc w:val="both"/>
+        <w:rPr>
+          <w:rFonts w:ascii="Times New Roman" w:hAnsi="Times New Roman" w:cs="Times New Roman"/>
+          <w:sz w:val="28"/>
+          <w:szCs w:val="28"/>
+        </w:rPr>
+      </w:pPr>
+      <w:r>
+        <w:rPr>
+          <w:rFonts w:ascii="Times New Roman" w:hAnsi="Times New Roman" w:cs="Times New Roman"/>
+          <w:sz w:val="28"/>
+          <w:szCs w:val="28"/>
+        </w:rPr>
+        <w:t>3</w:t>
+      </w:r>
+      <w:r>
+        <w:rPr>
+          <w:rFonts w:ascii="Times New Roman" w:hAnsi="Times New Roman" w:cs="Times New Roman"/>
+          <w:sz w:val="28"/>
+          <w:szCs w:val="28"/>
+        </w:rPr>
+        <w:t>0</w:t>
+      </w:r>
+      <w:r>
+        <w:rPr>
+          <w:rFonts w:ascii="Times New Roman" w:hAnsi="Times New Roman" w:cs="Times New Roman"/>
+          <w:sz w:val="28"/>
+          <w:szCs w:val="28"/>
+        </w:rPr>
+        <w:t xml:space="preserve">. </w:t>
+      </w:r>
+      <w:r>
+        <w:rPr>
+          <w:rFonts w:ascii="Times New Roman" w:hAnsi="Times New Roman" w:cs="Times New Roman"/>
+          <w:sz w:val="28"/>
+          <w:szCs w:val="28"/>
+        </w:rPr>
+        <w:t>Викторенков, А. Е. Исследование применения фотограмметрии для анализа характеристик поверхности объекта / А. Е. Викторенков, П. Ю. Якимов // Сборник трудов ИТНТ-2019, Самара, 21–24 мая 2019 года. Том</w:t>
+      </w:r>
+      <w:r>
+        <w:rPr>
+          <w:rFonts w:ascii="Times New Roman" w:hAnsi="Times New Roman" w:cs="Times New Roman"/>
+          <w:sz w:val="28"/>
+          <w:szCs w:val="28"/>
+        </w:rPr>
+        <w:t xml:space="preserve"> 4. – </w:t>
+      </w:r>
+      <w:r>
+        <w:rPr>
+          <w:rFonts w:ascii="Times New Roman" w:hAnsi="Times New Roman" w:cs="Times New Roman"/>
+          <w:sz w:val="28"/>
+          <w:szCs w:val="28"/>
+        </w:rPr>
+        <w:t>Самара</w:t>
+      </w:r>
+      <w:r>
+        <w:rPr>
+          <w:rFonts w:ascii="Times New Roman" w:hAnsi="Times New Roman" w:cs="Times New Roman"/>
+          <w:sz w:val="28"/>
+          <w:szCs w:val="28"/>
+        </w:rPr>
+        <w:t xml:space="preserve">: </w:t>
+      </w:r>
+      <w:r>
+        <w:rPr>
+          <w:rFonts w:ascii="Times New Roman" w:hAnsi="Times New Roman" w:cs="Times New Roman"/>
+          <w:sz w:val="28"/>
+          <w:szCs w:val="28"/>
+        </w:rPr>
+        <w:t>Новая</w:t>
+      </w:r>
+      <w:r>
+        <w:rPr>
+          <w:rFonts w:ascii="Times New Roman" w:hAnsi="Times New Roman" w:cs="Times New Roman"/>
+          <w:sz w:val="28"/>
+          <w:szCs w:val="28"/>
+        </w:rPr>
+        <w:t xml:space="preserve"> </w:t>
+      </w:r>
+      <w:r>
+        <w:rPr>
+          <w:rFonts w:ascii="Times New Roman" w:hAnsi="Times New Roman" w:cs="Times New Roman"/>
+          <w:sz w:val="28"/>
+          <w:szCs w:val="28"/>
+        </w:rPr>
+        <w:t>техника</w:t>
+      </w:r>
+      <w:r>
+        <w:rPr>
+          <w:rFonts w:ascii="Times New Roman" w:hAnsi="Times New Roman" w:cs="Times New Roman"/>
+          <w:sz w:val="28"/>
+          <w:szCs w:val="28"/>
+        </w:rPr>
+        <w:t xml:space="preserve">, 2019. – </w:t>
+      </w:r>
+      <w:r>
+        <w:rPr>
+          <w:rFonts w:ascii="Times New Roman" w:hAnsi="Times New Roman" w:cs="Times New Roman"/>
+          <w:sz w:val="28"/>
+          <w:szCs w:val="28"/>
+        </w:rPr>
+        <w:t>С</w:t>
+      </w:r>
+      <w:r>
+        <w:rPr>
+          <w:rFonts w:ascii="Times New Roman" w:hAnsi="Times New Roman" w:cs="Times New Roman"/>
+          <w:sz w:val="28"/>
+          <w:szCs w:val="28"/>
+        </w:rPr>
+        <w:t xml:space="preserve">. 1001-1007. – </w:t>
+      </w:r>
+      <w:r>
+        <w:rPr>
+          <w:rFonts w:ascii="Times New Roman" w:hAnsi="Times New Roman" w:cs="Times New Roman"/>
+          <w:sz w:val="28"/>
+          <w:szCs w:val="28"/>
+          <w:lang w:val="en-US"/>
+        </w:rPr>
+        <w:t>EDN</w:t>
+      </w:r>
+      <w:r>
+        <w:rPr>
+          <w:rFonts w:ascii="Times New Roman" w:hAnsi="Times New Roman" w:cs="Times New Roman"/>
+          <w:sz w:val="28"/>
+          <w:szCs w:val="28"/>
+        </w:rPr>
+        <w:t xml:space="preserve"> </w:t>
+      </w:r>
+      <w:r>
+        <w:rPr>
+          <w:rFonts w:ascii="Times New Roman" w:hAnsi="Times New Roman" w:cs="Times New Roman"/>
+          <w:sz w:val="28"/>
+          <w:szCs w:val="28"/>
+          <w:lang w:val="en-US"/>
+        </w:rPr>
+        <w:t>XUXEXE</w:t>
+      </w:r>
+      <w:r>
+        <w:rPr>
+          <w:rFonts w:ascii="Times New Roman" w:hAnsi="Times New Roman" w:cs="Times New Roman"/>
+          <w:sz w:val="28"/>
+          <w:szCs w:val="28"/>
+        </w:rPr>
+        <w:t>.</w:t>
+      </w:r>
+    </w:p>
+    <w:p>
+      <w:pPr>
+        <w:spacing w:after="0" w:line="360" w:lineRule="auto"/>
+        <w:jc w:val="both"/>
+        <w:rPr>
+          <w:rFonts w:ascii="Times New Roman" w:hAnsi="Times New Roman" w:cs="Times New Roman"/>
+          <w:sz w:val="28"/>
+          <w:szCs w:val="28"/>
+          <w:lang w:val="en-US"/>
+        </w:rPr>
+      </w:pPr>
+      <w:r>
+        <w:rPr>
+          <w:rFonts w:ascii="Times New Roman" w:hAnsi="Times New Roman" w:cs="Times New Roman"/>
+          <w:sz w:val="28"/>
+          <w:szCs w:val="28"/>
+          <w:lang w:val="en-US"/>
+        </w:rPr>
+        <w:t>3</w:t>
+      </w:r>
+      <w:r>
+        <w:rPr>
+          <w:rFonts w:ascii="Times New Roman" w:hAnsi="Times New Roman" w:cs="Times New Roman"/>
+          <w:sz w:val="28"/>
+          <w:szCs w:val="28"/>
+          <w:lang w:val="en-US"/>
+        </w:rPr>
+        <w:t>1</w:t>
+      </w:r>
+      <w:r>
+        <w:rPr>
+          <w:rFonts w:ascii="Times New Roman" w:hAnsi="Times New Roman" w:cs="Times New Roman"/>
+          <w:sz w:val="28"/>
+          <w:szCs w:val="28"/>
+          <w:lang w:val="en-US"/>
+        </w:rPr>
+        <w:t>.</w:t>
+      </w:r>
+      <w:r>
+        <w:rPr>
+          <w:rFonts w:ascii="Times New Roman" w:hAnsi="Times New Roman" w:cs="Times New Roman"/>
+          <w:sz w:val="28"/>
+          <w:szCs w:val="28"/>
+          <w:lang w:val="en-US"/>
+        </w:rPr>
+        <w:t xml:space="preserve"> </w:t>
+      </w:r>
+      <w:r>
+        <w:rPr>
+          <w:rFonts w:ascii="Times New Roman" w:hAnsi="Times New Roman" w:cs="Times New Roman"/>
+          <w:sz w:val="28"/>
+          <w:szCs w:val="28"/>
+          <w:lang w:val="en-US"/>
+        </w:rPr>
+        <w:t>Viktorenkov A.E., Yakimov P.U. Surface roughness estimation by using a 3D model reconstructed from multiple images // Journal of Physics: Conference Series. –</w:t>
+      </w:r>
+      <w:r>
+        <w:rPr>
+          <w:rFonts w:ascii="Times New Roman" w:hAnsi="Times New Roman" w:cs="Times New Roman"/>
+          <w:sz w:val="28"/>
+          <w:szCs w:val="28"/>
+          <w:lang w:val="en-US"/>
+        </w:rPr>
+        <w:t xml:space="preserve"> </w:t>
+      </w:r>
+      <w:r>
+        <w:rPr>
+          <w:rFonts w:ascii="Times New Roman" w:hAnsi="Times New Roman" w:cs="Times New Roman"/>
+          <w:sz w:val="28"/>
+          <w:szCs w:val="28"/>
+          <w:lang w:val="en-US"/>
+        </w:rPr>
+        <w:t>2019. –Vol. 1368. Issue 5.</w:t>
+      </w:r>
+    </w:p>
+    <w:p>
+      <w:pPr>
+        <w:spacing w:after="0" w:line="360" w:lineRule="auto"/>
+        <w:jc w:val="both"/>
+        <w:rPr>
+          <w:rFonts w:ascii="Times New Roman" w:hAnsi="Times New Roman" w:cs="Times New Roman"/>
+          <w:sz w:val="28"/>
+          <w:szCs w:val="28"/>
+          <w:lang w:val="en-US"/>
+        </w:rPr>
+      </w:pPr>
+      <w:r>
+        <w:rPr>
+          <w:rFonts w:ascii="Times New Roman" w:hAnsi="Times New Roman" w:cs="Times New Roman"/>
+          <w:sz w:val="28"/>
+          <w:szCs w:val="28"/>
+          <w:lang w:val="en-US"/>
+        </w:rPr>
+        <w:t>3</w:t>
+      </w:r>
+      <w:r>
+        <w:rPr>
+          <w:rFonts w:ascii="Times New Roman" w:hAnsi="Times New Roman" w:cs="Times New Roman"/>
+          <w:sz w:val="28"/>
+          <w:szCs w:val="28"/>
+          <w:lang w:val="en-US"/>
+        </w:rPr>
+        <w:t>2</w:t>
+      </w:r>
+      <w:r>
+        <w:rPr>
+          <w:rFonts w:ascii="Times New Roman" w:hAnsi="Times New Roman" w:cs="Times New Roman"/>
+          <w:sz w:val="28"/>
+          <w:szCs w:val="28"/>
+          <w:lang w:val="en-US"/>
+        </w:rPr>
+        <w:t xml:space="preserve">. </w:t>
+      </w:r>
+      <w:r>
+        <w:rPr>
+          <w:rFonts w:ascii="Times New Roman" w:hAnsi="Times New Roman" w:cs="Times New Roman"/>
+          <w:sz w:val="28"/>
+          <w:szCs w:val="28"/>
+          <w:lang w:val="en-US"/>
+        </w:rPr>
+        <w:t xml:space="preserve">Arrigoni F. A Taxonomy of Structure from Motion Methods / Federica, Arrigoni // </w:t>
+      </w:r>
+      <w:r>
+        <w:rPr>
+          <w:rFonts w:ascii="Times New Roman" w:hAnsi="Times New Roman" w:cs="Times New Roman"/>
+          <w:sz w:val="28"/>
+          <w:szCs w:val="28"/>
+          <w:lang w:val="en-US"/>
+        </w:rPr>
+        <w:t>Computer Vision and Pattern Recognition</w:t>
+      </w:r>
+      <w:r>
+        <w:rPr>
+          <w:rFonts w:ascii="Times New Roman" w:hAnsi="Times New Roman" w:cs="Times New Roman"/>
+          <w:sz w:val="28"/>
+          <w:szCs w:val="28"/>
+          <w:lang w:val="en-US"/>
+        </w:rPr>
+        <w:t xml:space="preserve"> – 2025 – DOI: </w:t>
+      </w:r>
+      <w:hyperlink r:id="rId22" w:history="1">
+        <w:r>
+          <w:rPr>
+            <w:rStyle w:val="a5"/>
+            <w:rFonts w:ascii="Times New Roman" w:hAnsi="Times New Roman" w:cs="Times New Roman"/>
+            <w:sz w:val="28"/>
+            <w:szCs w:val="28"/>
+            <w:lang w:val="en-US"/>
+          </w:rPr>
+          <w:t>https://doi.org/10.48550/arXiv.2505.15814</w:t>
+        </w:r>
+      </w:hyperlink>
+    </w:p>
+    <w:p>
+      <w:pPr>
+        <w:spacing w:after="0" w:line="360" w:lineRule="auto"/>
+        <w:jc w:val="both"/>
+        <w:rPr>
+          <w:rFonts w:ascii="Times New Roman" w:hAnsi="Times New Roman" w:cs="Times New Roman"/>
+          <w:sz w:val="28"/>
+          <w:szCs w:val="28"/>
+          <w:lang w:val="en-US"/>
+        </w:rPr>
+      </w:pPr>
+      <w:r>
+        <w:rPr>
+          <w:rFonts w:ascii="Times New Roman" w:hAnsi="Times New Roman" w:cs="Times New Roman"/>
+          <w:sz w:val="28"/>
+          <w:szCs w:val="28"/>
+          <w:lang w:val="en-US"/>
+        </w:rPr>
+        <w:t xml:space="preserve">33. </w:t>
+      </w:r>
     </w:p>
     <w:sectPr>
-      <w:footerReference w:type="default" r:id="rId22"/>
+      <w:footerReference w:type="default" r:id="rId23"/>
       <w:pgSz w:w="11906" w:h="16838"/>
       <w:pgMar w:top="1134" w:right="850" w:bottom="1134" w:left="1701" w:header="708" w:footer="708" w:gutter="0"/>
       <w:cols w:space="708"/>
@@ -33772,7 +34584,6 @@
   <w:style w:type="character" w:default="1" w:styleId="a0">
     <w:name w:val="Default Paragraph Font"/>
     <w:uiPriority w:val="1"/>
-    <w:semiHidden/>
     <w:unhideWhenUsed/>
   </w:style>
   <w:style w:type="table" w:default="1" w:styleId="a1">
@@ -34025,6 +34836,14 @@
     <w:rPr>
       <w:color w:val="666666"/>
     </w:rPr>
+  </w:style>
+  <w:style w:type="paragraph" w:styleId="ad">
+    <w:name w:val="Bibliography"/>
+    <w:basedOn w:val="a"/>
+    <w:next w:val="a"/>
+    <w:uiPriority w:val="37"/>
+    <w:unhideWhenUsed/>
+    <w:rsid w:val="00597802"/>
   </w:style>
 </w:styles>
 </file>
@@ -34325,11 +35144,39 @@
 </file>
 
 <file path=customXml/item1.xml><?xml version="1.0" encoding="utf-8"?>
-<b:Sources xmlns:b="http://schemas.openxmlformats.org/officeDocument/2006/bibliography" xmlns="http://schemas.openxmlformats.org/officeDocument/2006/bibliography" SelectedStyle="\APASixthEditionOfficeOnline.xsl" StyleName="APA" Version="6"/>
+<b:Sources xmlns:b="http://schemas.openxmlformats.org/officeDocument/2006/bibliography" xmlns="http://schemas.openxmlformats.org/officeDocument/2006/bibliography" SelectedStyle="\GostName.XSL" StyleName="ГОСТ — сортировка по именам" Version="2003">
+  <b:Source xmlns:b="http://schemas.openxmlformats.org/officeDocument/2006/bibliography">
+    <b:Tag>Вик19</b:Tag>
+    <b:SourceType>ArticleInAPeriodical</b:SourceType>
+    <b:Guid>{5B2AFE28-F44D-4FBF-894C-1AFE48A09215}</b:Guid>
+    <b:Title>Исследование применения фотограмметрии для анализа характеристик поверхности объекта</b:Title>
+    <b:Year>2019</b:Year>
+    <b:City>Самара</b:City>
+    <b:Volume>4</b:Volume>
+    <b:Pages>1001-1007</b:Pages>
+    <b:DOI>XUXEXE</b:DOI>
+    <b:Author>
+      <b:Author>
+        <b:NameList>
+          <b:Person>
+            <b:Last>Викторенков</b:Last>
+            <b:First>А.</b:First>
+            <b:Middle>Е.</b:Middle>
+          </b:Person>
+        </b:NameList>
+      </b:Author>
+    </b:Author>
+    <b:PeriodicalTitle>Сборник трудов ИТНТ-2019</b:PeriodicalTitle>
+    <b:Month>май</b:Month>
+    <b:Day>24</b:Day>
+    <b:LCID>ru-RU</b:LCID>
+    <b:RefOrder>1</b:RefOrder>
+  </b:Source>
+</b:Sources>
 </file>
 
 <file path=customXml/itemProps1.xml><?xml version="1.0" encoding="utf-8"?>
-<ds:datastoreItem xmlns:ds="http://schemas.openxmlformats.org/officeDocument/2006/customXml" ds:itemID="{CEF9D3C6-8526-4D9F-A0CF-B0CE14E4CE12}">
+<ds:datastoreItem xmlns:ds="http://schemas.openxmlformats.org/officeDocument/2006/customXml" ds:itemID="{7AD6611E-34FA-4B84-97C7-A874B6E1872E}">
   <ds:schemaRefs>
     <ds:schemaRef ds:uri="http://schemas.openxmlformats.org/officeDocument/2006/bibliography"/>
   </ds:schemaRefs>

--- a/Кандидатская диссертация.docx
+++ b/Кандидатская диссертация.docx
@@ -73,7 +73,7 @@
                 <v:shape id="_x0000_i1025" type="#_x0000_t75" style="width:37.65pt;height:35.15pt" o:ole="" fillcolor="window">
                   <v:imagedata r:id="rId8" o:title=""/>
                 </v:shape>
-                <o:OLEObject Type="Embed" ProgID="MSDraw" ShapeID="_x0000_i1025" DrawAspect="Content" ObjectID="_1845557860" r:id="rId9"/>
+                <o:OLEObject Type="Embed" ProgID="MSDraw" ShapeID="_x0000_i1025" DrawAspect="Content" ObjectID="_1845620115" r:id="rId9"/>
               </w:object>
             </w:r>
             <w:r>
@@ -6150,6 +6150,7 @@
         </w:rPr>
         <w:t xml:space="preserve">1.1.1 </w:t>
       </w:r>
+      <w:bookmarkEnd w:id="12"/>
       <w:r>
         <w:rPr>
           <w:rFonts w:asciiTheme="majorBidi" w:hAnsiTheme="majorBidi"/>
@@ -6159,20 +6160,8 @@
           <w:sz w:val="28"/>
           <w:szCs w:val="28"/>
         </w:rPr>
-        <w:t>Алгоритмы и методы компьютерного зрения и обработки изображений</w:t>
-      </w:r>
-      <w:r>
-        <w:rPr>
-          <w:rFonts w:asciiTheme="majorBidi" w:hAnsiTheme="majorBidi"/>
-          <w:b/>
-          <w:bCs/>
-          <w:color w:val="auto"/>
-          <w:sz w:val="28"/>
-          <w:szCs w:val="28"/>
-        </w:rPr>
-        <w:t xml:space="preserve"> беспилотных транспортных средств</w:t>
-      </w:r>
-      <w:bookmarkEnd w:id="12"/>
+        <w:t>Понятие технического зрения</w:t>
+      </w:r>
     </w:p>
     <w:p>
       <w:pPr>
@@ -6327,7 +6316,17 @@
           <w:szCs w:val="28"/>
           <w:lang w:val="tt-RU"/>
         </w:rPr>
-        <w:t>Ограничениями данного решения являются экспозиционные искажения (пересвет и глубокие тени), отсутствие прямого измерения дальности (зависимость от триангуляции или монокулярной оценки глубины). Более сложные системы способны измерять дальность за счет съемки сразу несколькими камерами в разных плоскостях, однако это способствует повышению требований к вычислительной мощности за счет одновременной обработки нескольких источников информации.</w:t>
+        <w:t xml:space="preserve">Ограничениями данного решения являются экспозиционные искажения (пересвет и глубокие тени), отсутствие прямого измерения дальности (зависимость от триангуляции или монокулярной оценки глубины). Более сложные системы способны измерять дальность за счет съемки сразу несколькими камерами в разных плоскостях, однако это способствует </w:t>
+      </w:r>
+      <w:r>
+        <w:rPr>
+          <w:rFonts w:ascii="Times New Roman" w:hAnsi="Times New Roman" w:cs="Times New Roman"/>
+          <w:sz w:val="28"/>
+          <w:szCs w:val="28"/>
+          <w:lang w:val="tt-RU"/>
+        </w:rPr>
+        <w:lastRenderedPageBreak/>
+        <w:t>повышению требований к вычислительной мощности за счет одновременной обработки нескольких источников информации.</w:t>
       </w:r>
     </w:p>
     <w:p>
@@ -6340,8148 +6339,6 @@
           <w:sz w:val="28"/>
           <w:szCs w:val="28"/>
           <w:lang w:val="tt-RU"/>
-        </w:rPr>
-      </w:pPr>
-      <w:r>
-        <w:rPr>
-          <w:rFonts w:ascii="Times New Roman" w:hAnsi="Times New Roman" w:cs="Times New Roman"/>
-          <w:sz w:val="28"/>
-          <w:szCs w:val="28"/>
-          <w:lang w:val="tt-RU"/>
-        </w:rPr>
-        <w:t>Лидар – активный оптический локатор, формирующий трёхмерное облако точек посредством измерения времени пролёта фотонов.</w:t>
-      </w:r>
-    </w:p>
-    <w:p>
-      <w:pPr>
-        <w:spacing w:after="0" w:line="360" w:lineRule="auto"/>
-        <w:ind w:firstLine="709"/>
-        <w:jc w:val="both"/>
-        <w:rPr>
-          <w:rFonts w:ascii="Times New Roman" w:hAnsi="Times New Roman" w:cs="Times New Roman"/>
-          <w:sz w:val="28"/>
-          <w:szCs w:val="28"/>
-          <w:lang w:val="tt-RU"/>
-        </w:rPr>
-      </w:pPr>
-      <w:r>
-        <w:rPr>
-          <w:rFonts w:ascii="Times New Roman" w:hAnsi="Times New Roman" w:cs="Times New Roman"/>
-          <w:sz w:val="28"/>
-          <w:szCs w:val="28"/>
-          <w:lang w:val="tt-RU"/>
-        </w:rPr>
-        <w:t>Длина волны излучения составляет от 905 нм (кремниевые лавинные фотодиоды) до 1550 нм (InGaAs-детекторы). InGaAs-детекторы обладают большей допустимой мощностью излучения и меньшим атмосферным затуханием в тумане, однако стоимость данного решения значительно выше в производстве [</w:t>
-      </w:r>
-      <w:r>
-        <w:rPr>
-          <w:rFonts w:ascii="Times New Roman" w:hAnsi="Times New Roman" w:cs="Times New Roman"/>
-          <w:sz w:val="28"/>
-          <w:szCs w:val="28"/>
-        </w:rPr>
-        <w:t>3</w:t>
-      </w:r>
-      <w:r>
-        <w:rPr>
-          <w:rFonts w:ascii="Times New Roman" w:hAnsi="Times New Roman" w:cs="Times New Roman"/>
-          <w:sz w:val="28"/>
-          <w:szCs w:val="28"/>
-          <w:lang w:val="tt-RU"/>
-        </w:rPr>
-        <w:t>].</w:t>
-      </w:r>
-    </w:p>
-    <w:p>
-      <w:pPr>
-        <w:spacing w:after="0" w:line="360" w:lineRule="auto"/>
-        <w:ind w:firstLine="709"/>
-        <w:jc w:val="both"/>
-        <w:rPr>
-          <w:rFonts w:ascii="Times New Roman" w:hAnsi="Times New Roman" w:cs="Times New Roman"/>
-          <w:sz w:val="28"/>
-          <w:szCs w:val="28"/>
-          <w:lang w:val="tt-RU"/>
-        </w:rPr>
-      </w:pPr>
-      <w:r>
-        <w:rPr>
-          <w:rFonts w:ascii="Times New Roman" w:hAnsi="Times New Roman" w:cs="Times New Roman"/>
-          <w:sz w:val="28"/>
-          <w:szCs w:val="28"/>
-          <w:lang w:val="tt-RU"/>
-        </w:rPr>
-        <w:t>Угловое разрешение современных механических сканеров достигает 0,1°, а твердотельных (MEMS/OPA) около 0,05°. Дальность действия до объектов с коэффициентом отражения 10% составляет 150–250 м.</w:t>
-      </w:r>
-    </w:p>
-    <w:p>
-      <w:pPr>
-        <w:spacing w:after="0" w:line="360" w:lineRule="auto"/>
-        <w:ind w:firstLine="709"/>
-        <w:jc w:val="both"/>
-        <w:rPr>
-          <w:rFonts w:ascii="Times New Roman" w:hAnsi="Times New Roman" w:cs="Times New Roman"/>
-          <w:sz w:val="28"/>
-          <w:szCs w:val="28"/>
-          <w:lang w:val="tt-RU"/>
-        </w:rPr>
-      </w:pPr>
-      <w:r>
-        <w:rPr>
-          <w:rFonts w:ascii="Times New Roman" w:hAnsi="Times New Roman" w:cs="Times New Roman"/>
-          <w:sz w:val="28"/>
-          <w:szCs w:val="28"/>
-          <w:lang w:val="tt-RU"/>
-        </w:rPr>
-        <w:t>Для обработки полученной информацией локатором формируется трёхмерное облако точек с метрикой интенсивности отражённого сигнала.</w:t>
-      </w:r>
-    </w:p>
-    <w:p>
-      <w:pPr>
-        <w:spacing w:after="0" w:line="360" w:lineRule="auto"/>
-        <w:ind w:firstLine="709"/>
-        <w:jc w:val="both"/>
-        <w:rPr>
-          <w:rFonts w:ascii="Times New Roman" w:hAnsi="Times New Roman" w:cs="Times New Roman"/>
-          <w:sz w:val="28"/>
-          <w:szCs w:val="28"/>
-          <w:lang w:val="tt-RU"/>
-        </w:rPr>
-      </w:pPr>
-      <w:r>
-        <w:rPr>
-          <w:rFonts w:ascii="Times New Roman" w:hAnsi="Times New Roman" w:cs="Times New Roman"/>
-          <w:sz w:val="28"/>
-          <w:szCs w:val="28"/>
-          <w:lang w:val="ru"/>
-        </w:rPr>
-        <w:t xml:space="preserve">Измерение дальности </w:t>
-      </w:r>
-      <m:oMath>
-        <m:r>
-          <m:rPr>
-            <m:sty m:val="p"/>
-          </m:rPr>
-          <w:rPr>
-            <w:rFonts w:ascii="Cambria Math" w:hAnsi="Cambria Math" w:cs="Times New Roman"/>
-            <w:sz w:val="28"/>
-            <w:szCs w:val="28"/>
-            <w:lang w:val="ru"/>
-          </w:rPr>
-          <m:t>d</m:t>
-        </m:r>
-      </m:oMath>
-      <w:r>
-        <w:rPr>
-          <w:rFonts w:ascii="Times New Roman" w:hAnsi="Times New Roman" w:cs="Times New Roman"/>
-          <w:sz w:val="28"/>
-          <w:szCs w:val="28"/>
-          <w:lang w:val="ru"/>
-        </w:rPr>
-        <w:t xml:space="preserve"> основано на регистрации времени задержки </w:t>
-      </w:r>
-      <m:oMath>
-        <m:r>
-          <m:rPr>
-            <m:sty m:val="p"/>
-          </m:rPr>
-          <w:rPr>
-            <w:rFonts w:ascii="Cambria Math" w:hAnsi="Cambria Math" w:cs="Times New Roman"/>
-            <w:sz w:val="28"/>
-            <w:szCs w:val="28"/>
-            <w:lang w:val="ru"/>
-          </w:rPr>
-          <m:t>Δt</m:t>
-        </m:r>
-      </m:oMath>
-      <w:r>
-        <w:rPr>
-          <w:rFonts w:ascii="Times New Roman" w:hAnsi="Times New Roman" w:cs="Times New Roman"/>
-          <w:sz w:val="28"/>
-          <w:szCs w:val="28"/>
-          <w:lang w:val="ru"/>
-        </w:rPr>
-        <w:t xml:space="preserve"> между излучением зондирующего импульса и приёмом отражённого сигнала:</w:t>
-      </w:r>
-    </w:p>
-    <w:p>
-      <w:pPr>
-        <w:spacing w:after="0" w:line="360" w:lineRule="auto"/>
-        <w:ind w:firstLine="709"/>
-        <w:jc w:val="both"/>
-        <w:rPr>
-          <w:rFonts w:ascii="Times New Roman" w:hAnsi="Times New Roman" w:cs="Times New Roman"/>
-          <w:sz w:val="28"/>
-          <w:szCs w:val="28"/>
-          <w:lang w:val="tt-RU"/>
-        </w:rPr>
-      </w:pPr>
-    </w:p>
-    <w:tbl>
-      <w:tblPr>
-        <w:tblStyle w:val="a6"/>
-        <w:tblW w:w="0" w:type="auto"/>
-        <w:tblBorders>
-          <w:top w:val="none" w:sz="0" w:space="0" w:color="auto"/>
-          <w:left w:val="none" w:sz="0" w:space="0" w:color="auto"/>
-          <w:bottom w:val="none" w:sz="0" w:space="0" w:color="auto"/>
-          <w:right w:val="none" w:sz="0" w:space="0" w:color="auto"/>
-          <w:insideH w:val="none" w:sz="0" w:space="0" w:color="auto"/>
-          <w:insideV w:val="none" w:sz="0" w:space="0" w:color="auto"/>
-        </w:tblBorders>
-        <w:tblLook w:val="04A0" w:firstRow="1" w:lastRow="0" w:firstColumn="1" w:lastColumn="0" w:noHBand="0" w:noVBand="1"/>
-      </w:tblPr>
-      <w:tblGrid>
-        <w:gridCol w:w="3006"/>
-        <w:gridCol w:w="3006"/>
-        <w:gridCol w:w="3007"/>
-      </w:tblGrid>
-      <w:tr>
-        <w:trPr>
-          <w:trHeight w:val="550"/>
-        </w:trPr>
-        <w:tc>
-          <w:tcPr>
-            <w:tcW w:w="3006" w:type="dxa"/>
-            <w:vAlign w:val="center"/>
-          </w:tcPr>
-          <w:p>
-            <w:pPr>
-              <w:spacing w:line="360" w:lineRule="auto"/>
-              <w:ind w:firstLine="709"/>
-              <w:jc w:val="both"/>
-              <w:rPr>
-                <w:rFonts w:ascii="Times New Roman" w:hAnsi="Times New Roman" w:cs="Times New Roman"/>
-                <w:sz w:val="28"/>
-                <w:szCs w:val="28"/>
-                <w:lang w:val="tt-RU"/>
-              </w:rPr>
-            </w:pPr>
-          </w:p>
-        </w:tc>
-        <w:tc>
-          <w:tcPr>
-            <w:tcW w:w="3006" w:type="dxa"/>
-            <w:vAlign w:val="center"/>
-          </w:tcPr>
-          <w:p>
-            <w:pPr>
-              <w:spacing w:line="360" w:lineRule="auto"/>
-              <w:ind w:firstLine="709"/>
-              <w:jc w:val="center"/>
-              <w:rPr>
-                <w:rFonts w:ascii="Times New Roman" w:hAnsi="Times New Roman" w:cs="Times New Roman"/>
-                <w:i/>
-                <w:sz w:val="28"/>
-                <w:szCs w:val="28"/>
-                <w:lang w:val="en-US"/>
-              </w:rPr>
-            </w:pPr>
-            <m:oMathPara>
-              <m:oMath>
-                <m:r>
-                  <w:rPr>
-                    <w:rFonts w:ascii="Cambria Math" w:hAnsi="Cambria Math" w:cs="Times New Roman"/>
-                    <w:sz w:val="28"/>
-                    <w:szCs w:val="28"/>
-                    <w:lang w:val="tt-RU"/>
-                  </w:rPr>
-                  <m:t>d=</m:t>
-                </m:r>
-                <m:d>
-                  <m:dPr>
-                    <m:ctrlPr>
-                      <w:rPr>
-                        <w:rFonts w:ascii="Cambria Math" w:hAnsi="Cambria Math" w:cs="Times New Roman"/>
-                        <w:i/>
-                        <w:sz w:val="28"/>
-                        <w:szCs w:val="28"/>
-                        <w:lang w:val="tt-RU"/>
-                      </w:rPr>
-                    </m:ctrlPr>
-                  </m:dPr>
-                  <m:e>
-                    <m:r>
-                      <w:rPr>
-                        <w:rFonts w:ascii="Cambria Math" w:hAnsi="Cambria Math" w:cs="Times New Roman"/>
-                        <w:sz w:val="28"/>
-                        <w:szCs w:val="28"/>
-                        <w:lang w:val="tt-RU"/>
-                      </w:rPr>
-                      <m:t>c·Δt</m:t>
-                    </m:r>
-                  </m:e>
-                </m:d>
-                <m:r>
-                  <w:rPr>
-                    <w:rFonts w:ascii="Cambria Math" w:hAnsi="Cambria Math" w:cs="Times New Roman"/>
-                    <w:sz w:val="28"/>
-                    <w:szCs w:val="28"/>
-                    <w:lang w:val="en-US"/>
-                  </w:rPr>
-                  <m:t>/2</m:t>
-                </m:r>
-              </m:oMath>
-            </m:oMathPara>
-          </w:p>
-        </w:tc>
-        <w:tc>
-          <w:tcPr>
-            <w:tcW w:w="3007" w:type="dxa"/>
-            <w:vAlign w:val="center"/>
-          </w:tcPr>
-          <w:p>
-            <w:pPr>
-              <w:spacing w:line="360" w:lineRule="auto"/>
-              <w:ind w:firstLine="709"/>
-              <w:jc w:val="right"/>
-              <w:rPr>
-                <w:rFonts w:ascii="Times New Roman" w:hAnsi="Times New Roman" w:cs="Times New Roman"/>
-                <w:sz w:val="28"/>
-                <w:szCs w:val="28"/>
-                <w:lang w:val="tt-RU"/>
-              </w:rPr>
-            </w:pPr>
-            <w:r>
-              <w:rPr>
-                <w:rFonts w:ascii="Times New Roman" w:hAnsi="Times New Roman" w:cs="Times New Roman"/>
-                <w:sz w:val="28"/>
-                <w:szCs w:val="28"/>
-                <w:lang w:val="tt-RU"/>
-              </w:rPr>
-              <w:t>(1)</w:t>
-            </w:r>
-          </w:p>
-        </w:tc>
-      </w:tr>
-    </w:tbl>
-    <w:p>
-      <w:pPr>
-        <w:spacing w:after="0" w:line="360" w:lineRule="auto"/>
-        <w:ind w:firstLine="709"/>
-        <w:jc w:val="both"/>
-        <w:rPr>
-          <w:rFonts w:ascii="Times New Roman" w:hAnsi="Times New Roman" w:cs="Times New Roman"/>
-          <w:sz w:val="28"/>
-          <w:szCs w:val="28"/>
-          <w:lang w:val="tt-RU"/>
-        </w:rPr>
-      </w:pPr>
-    </w:p>
-    <w:p>
-      <w:pPr>
-        <w:spacing w:after="0" w:line="360" w:lineRule="auto"/>
-        <w:ind w:firstLine="709"/>
-        <w:jc w:val="both"/>
-        <w:rPr>
-          <w:rFonts w:ascii="Times New Roman" w:hAnsi="Times New Roman" w:cs="Times New Roman"/>
-          <w:sz w:val="28"/>
-          <w:szCs w:val="28"/>
-          <w:lang w:val="ru"/>
-        </w:rPr>
-      </w:pPr>
-      <w:r>
-        <w:rPr>
-          <w:rFonts w:ascii="Times New Roman" w:hAnsi="Times New Roman" w:cs="Times New Roman"/>
-          <w:sz w:val="28"/>
-          <w:szCs w:val="28"/>
-          <w:lang w:val="ru"/>
-        </w:rPr>
-        <w:t xml:space="preserve">где </w:t>
-      </w:r>
-      <m:oMath>
-        <m:r>
-          <m:rPr>
-            <m:sty m:val="p"/>
-          </m:rPr>
-          <w:rPr>
-            <w:rFonts w:ascii="Cambria Math" w:hAnsi="Cambria Math" w:cs="Times New Roman"/>
-            <w:sz w:val="28"/>
-            <w:szCs w:val="28"/>
-            <w:lang w:val="ru"/>
-          </w:rPr>
-          <m:t>c≈3,0·</m:t>
-        </m:r>
-        <m:sSup>
-          <m:sSupPr>
-            <m:ctrlPr>
-              <w:rPr>
-                <w:rFonts w:ascii="Cambria Math" w:hAnsi="Cambria Math" w:cs="Times New Roman"/>
-                <w:sz w:val="28"/>
-                <w:szCs w:val="28"/>
-                <w:lang w:val="ru"/>
-              </w:rPr>
-            </m:ctrlPr>
-          </m:sSupPr>
-          <m:e>
-            <m:r>
-              <m:rPr>
-                <m:sty m:val="p"/>
-              </m:rPr>
-              <w:rPr>
-                <w:rFonts w:ascii="Cambria Math" w:hAnsi="Cambria Math" w:cs="Times New Roman"/>
-                <w:sz w:val="28"/>
-                <w:szCs w:val="28"/>
-                <w:lang w:val="ru"/>
-              </w:rPr>
-              <m:t>10</m:t>
-            </m:r>
-          </m:e>
-          <m:sup>
-            <m:r>
-              <m:rPr>
-                <m:sty m:val="p"/>
-              </m:rPr>
-              <w:rPr>
-                <w:rFonts w:ascii="Cambria Math" w:hAnsi="Cambria Math" w:cs="Times New Roman"/>
-                <w:sz w:val="28"/>
-                <w:szCs w:val="28"/>
-                <w:lang w:val="ru"/>
-              </w:rPr>
-              <m:t>8</m:t>
-            </m:r>
-          </m:sup>
-        </m:sSup>
-      </m:oMath>
-      <w:r>
-        <w:rPr>
-          <w:rFonts w:ascii="Times New Roman" w:hAnsi="Times New Roman" w:cs="Times New Roman"/>
-          <w:sz w:val="28"/>
-          <w:szCs w:val="28"/>
-          <w:lang w:val="ru"/>
-        </w:rPr>
-        <w:t xml:space="preserve"> м/с – скорость света в среде. Погрешность измерения </w:t>
-      </w:r>
-      <m:oMath>
-        <m:sSub>
-          <m:sSubPr>
-            <m:ctrlPr>
-              <w:rPr>
-                <w:rFonts w:ascii="Cambria Math" w:hAnsi="Cambria Math" w:cs="Times New Roman"/>
-                <w:sz w:val="28"/>
-                <w:szCs w:val="28"/>
-                <w:lang w:val="ru"/>
-              </w:rPr>
-            </m:ctrlPr>
-          </m:sSubPr>
-          <m:e>
-            <m:r>
-              <m:rPr>
-                <m:sty m:val="p"/>
-              </m:rPr>
-              <w:rPr>
-                <w:rFonts w:ascii="Cambria Math" w:hAnsi="Cambria Math" w:cs="Times New Roman"/>
-                <w:sz w:val="28"/>
-                <w:szCs w:val="28"/>
-                <w:lang w:val="ru"/>
-              </w:rPr>
-              <m:t>σ</m:t>
-            </m:r>
-          </m:e>
-          <m:sub>
-            <m:r>
-              <m:rPr>
-                <m:sty m:val="p"/>
-              </m:rPr>
-              <w:rPr>
-                <w:rFonts w:ascii="Cambria Math" w:hAnsi="Cambria Math" w:cs="Times New Roman"/>
-                <w:sz w:val="28"/>
-                <w:szCs w:val="28"/>
-                <w:lang w:val="ru"/>
-              </w:rPr>
-              <m:t>d</m:t>
-            </m:r>
-          </m:sub>
-        </m:sSub>
-      </m:oMath>
-      <w:r>
-        <w:rPr>
-          <w:rFonts w:ascii="Times New Roman" w:hAnsi="Times New Roman" w:cs="Times New Roman"/>
-          <w:sz w:val="28"/>
-          <w:szCs w:val="28"/>
-          <w:lang w:val="ru"/>
-        </w:rPr>
-        <w:t xml:space="preserve"> обусловлена длительностью импульса и дискретностью счётчика времени.</w:t>
-      </w:r>
-    </w:p>
-    <w:p>
-      <w:pPr>
-        <w:spacing w:after="0" w:line="360" w:lineRule="auto"/>
-        <w:ind w:firstLine="709"/>
-        <w:jc w:val="both"/>
-        <w:rPr>
-          <w:rFonts w:ascii="Times New Roman" w:hAnsi="Times New Roman" w:cs="Times New Roman"/>
-          <w:b/>
-          <w:bCs/>
-          <w:sz w:val="28"/>
-          <w:szCs w:val="28"/>
-          <w:lang w:val="tt-RU"/>
-        </w:rPr>
-      </w:pPr>
-    </w:p>
-    <w:p>
-      <w:pPr>
-        <w:spacing w:after="0" w:line="360" w:lineRule="auto"/>
-        <w:ind w:firstLine="709"/>
-        <w:jc w:val="both"/>
-        <w:rPr>
-          <w:rFonts w:ascii="Times New Roman" w:hAnsi="Times New Roman" w:cs="Times New Roman"/>
-          <w:sz w:val="28"/>
-          <w:szCs w:val="28"/>
-          <w:lang w:val="ru"/>
-        </w:rPr>
-      </w:pPr>
-      <w:r>
-        <w:rPr>
-          <w:rFonts w:ascii="Times New Roman" w:hAnsi="Times New Roman" w:cs="Times New Roman"/>
-          <w:sz w:val="28"/>
-          <w:szCs w:val="28"/>
-        </w:rPr>
-        <w:t>Инерциальные измерительные блоки (</w:t>
-      </w:r>
-      <w:r>
-        <w:rPr>
-          <w:rFonts w:ascii="Times New Roman" w:hAnsi="Times New Roman" w:cs="Times New Roman"/>
-          <w:sz w:val="28"/>
-          <w:szCs w:val="28"/>
-          <w:lang w:val="en-US"/>
-        </w:rPr>
-        <w:t>I</w:t>
-      </w:r>
-      <w:r>
-        <w:rPr>
-          <w:rFonts w:ascii="Times New Roman" w:hAnsi="Times New Roman" w:cs="Times New Roman"/>
-          <w:sz w:val="28"/>
-          <w:szCs w:val="28"/>
-          <w:lang w:val="ru"/>
-        </w:rPr>
-        <w:t>MU</w:t>
-      </w:r>
-      <w:r>
-        <w:rPr>
-          <w:rFonts w:ascii="Times New Roman" w:hAnsi="Times New Roman" w:cs="Times New Roman"/>
-          <w:sz w:val="28"/>
-          <w:szCs w:val="28"/>
-        </w:rPr>
-        <w:t>)</w:t>
-      </w:r>
-      <w:r>
-        <w:rPr>
-          <w:rFonts w:ascii="Times New Roman" w:hAnsi="Times New Roman" w:cs="Times New Roman"/>
-          <w:sz w:val="28"/>
-          <w:szCs w:val="28"/>
-          <w:lang w:val="ru"/>
-        </w:rPr>
-        <w:t xml:space="preserve"> </w:t>
-      </w:r>
-      <w:r>
-        <w:rPr>
-          <w:rFonts w:ascii="Times New Roman" w:hAnsi="Times New Roman" w:cs="Times New Roman"/>
-          <w:sz w:val="28"/>
-          <w:szCs w:val="28"/>
-        </w:rPr>
-        <w:t>являются</w:t>
-      </w:r>
-      <w:r>
-        <w:rPr>
-          <w:rFonts w:ascii="Times New Roman" w:hAnsi="Times New Roman" w:cs="Times New Roman"/>
-          <w:sz w:val="28"/>
-          <w:szCs w:val="28"/>
-          <w:lang w:val="ru"/>
-        </w:rPr>
-        <w:t xml:space="preserve"> проприоцептивным</w:t>
-      </w:r>
-      <w:r>
-        <w:rPr>
-          <w:rFonts w:ascii="Times New Roman" w:hAnsi="Times New Roman" w:cs="Times New Roman"/>
-          <w:sz w:val="28"/>
-          <w:szCs w:val="28"/>
-          <w:lang w:val="tt-RU"/>
-        </w:rPr>
-        <w:t>и</w:t>
-      </w:r>
-      <w:r>
-        <w:rPr>
-          <w:rFonts w:ascii="Times New Roman" w:hAnsi="Times New Roman" w:cs="Times New Roman"/>
-          <w:sz w:val="28"/>
-          <w:szCs w:val="28"/>
-          <w:lang w:val="ru"/>
-        </w:rPr>
-        <w:t xml:space="preserve"> датчик</w:t>
-      </w:r>
-      <w:r>
-        <w:rPr>
-          <w:rFonts w:ascii="Times New Roman" w:hAnsi="Times New Roman" w:cs="Times New Roman"/>
-          <w:sz w:val="28"/>
-          <w:szCs w:val="28"/>
-          <w:lang w:val="tt-RU"/>
-        </w:rPr>
-        <w:t>ами</w:t>
-      </w:r>
-      <w:r>
-        <w:rPr>
-          <w:rFonts w:ascii="Times New Roman" w:hAnsi="Times New Roman" w:cs="Times New Roman"/>
-          <w:sz w:val="28"/>
-          <w:szCs w:val="28"/>
-          <w:lang w:val="ru"/>
-        </w:rPr>
-        <w:t>, измеряющим</w:t>
-      </w:r>
-      <w:r>
-        <w:rPr>
-          <w:rFonts w:ascii="Times New Roman" w:hAnsi="Times New Roman" w:cs="Times New Roman"/>
-          <w:sz w:val="28"/>
-          <w:szCs w:val="28"/>
-          <w:lang w:val="tt-RU"/>
-        </w:rPr>
-        <w:t>и</w:t>
-      </w:r>
-      <w:r>
-        <w:rPr>
-          <w:rFonts w:ascii="Times New Roman" w:hAnsi="Times New Roman" w:cs="Times New Roman"/>
-          <w:sz w:val="28"/>
-          <w:szCs w:val="28"/>
-          <w:lang w:val="ru"/>
-        </w:rPr>
-        <w:t xml:space="preserve"> собственное ускорение и угловую скорость корпуса </w:t>
-      </w:r>
-      <w:r>
-        <w:rPr>
-          <w:rFonts w:ascii="Times New Roman" w:hAnsi="Times New Roman" w:cs="Times New Roman"/>
-          <w:sz w:val="28"/>
-          <w:szCs w:val="28"/>
-        </w:rPr>
-        <w:t>беспилотных транспортных средств</w:t>
-      </w:r>
-      <w:r>
-        <w:rPr>
-          <w:rFonts w:ascii="Times New Roman" w:hAnsi="Times New Roman" w:cs="Times New Roman"/>
-          <w:sz w:val="28"/>
-          <w:szCs w:val="28"/>
-          <w:lang w:val="ru"/>
-        </w:rPr>
-        <w:t>.</w:t>
-      </w:r>
-      <w:r>
-        <w:rPr>
-          <w:rFonts w:ascii="Times New Roman" w:hAnsi="Times New Roman" w:cs="Times New Roman"/>
-          <w:sz w:val="28"/>
-          <w:szCs w:val="28"/>
-        </w:rPr>
-        <w:t xml:space="preserve"> Они состоят из трёхосевых</w:t>
-      </w:r>
-      <w:r>
-        <w:rPr>
-          <w:rFonts w:ascii="Times New Roman" w:hAnsi="Times New Roman" w:cs="Times New Roman"/>
-          <w:sz w:val="28"/>
-          <w:szCs w:val="28"/>
-          <w:lang w:val="ru"/>
-        </w:rPr>
-        <w:t xml:space="preserve"> акселерометр</w:t>
-      </w:r>
-      <w:r>
-        <w:rPr>
-          <w:rFonts w:ascii="Times New Roman" w:hAnsi="Times New Roman" w:cs="Times New Roman"/>
-          <w:sz w:val="28"/>
-          <w:szCs w:val="28"/>
-        </w:rPr>
-        <w:t>а</w:t>
-      </w:r>
-      <w:r>
-        <w:rPr>
-          <w:rFonts w:ascii="Times New Roman" w:hAnsi="Times New Roman" w:cs="Times New Roman"/>
-          <w:sz w:val="28"/>
-          <w:szCs w:val="28"/>
-          <w:lang w:val="ru"/>
-        </w:rPr>
-        <w:t xml:space="preserve"> и гироскоп</w:t>
-      </w:r>
-      <w:r>
-        <w:rPr>
-          <w:rFonts w:ascii="Times New Roman" w:hAnsi="Times New Roman" w:cs="Times New Roman"/>
-          <w:sz w:val="28"/>
-          <w:szCs w:val="28"/>
-        </w:rPr>
-        <w:t>а</w:t>
-      </w:r>
-      <w:r>
-        <w:rPr>
-          <w:rFonts w:ascii="Times New Roman" w:hAnsi="Times New Roman" w:cs="Times New Roman"/>
-          <w:sz w:val="28"/>
-          <w:szCs w:val="28"/>
-          <w:lang w:val="ru"/>
-        </w:rPr>
-        <w:t xml:space="preserve"> (чаще всего MEMS-технологии).</w:t>
-      </w:r>
-      <w:r>
-        <w:rPr>
-          <w:rFonts w:ascii="Times New Roman" w:hAnsi="Times New Roman" w:cs="Times New Roman"/>
-          <w:sz w:val="28"/>
-          <w:szCs w:val="28"/>
-        </w:rPr>
-        <w:t xml:space="preserve"> Их основная функция заключается в обеспечении</w:t>
-      </w:r>
-      <w:r>
-        <w:rPr>
-          <w:rFonts w:ascii="Times New Roman" w:hAnsi="Times New Roman" w:cs="Times New Roman"/>
-          <w:sz w:val="28"/>
-          <w:szCs w:val="28"/>
-          <w:lang w:val="ru"/>
-        </w:rPr>
-        <w:t xml:space="preserve"> высокочастотной </w:t>
-      </w:r>
-      <w:r>
-        <w:rPr>
-          <w:rFonts w:ascii="Times New Roman" w:hAnsi="Times New Roman" w:cs="Times New Roman"/>
-          <w:sz w:val="28"/>
-          <w:szCs w:val="28"/>
-        </w:rPr>
-        <w:t xml:space="preserve">одометрии </w:t>
-      </w:r>
-      <w:r>
-        <w:rPr>
-          <w:rFonts w:ascii="Times New Roman" w:hAnsi="Times New Roman" w:cs="Times New Roman"/>
-          <w:sz w:val="28"/>
-          <w:szCs w:val="28"/>
-          <w:lang w:val="ru"/>
-        </w:rPr>
-        <w:t xml:space="preserve">(100–1000 Гц) в промежутках между обновлениями данных от </w:t>
-      </w:r>
-      <w:r>
-        <w:rPr>
-          <w:rFonts w:ascii="Times New Roman" w:hAnsi="Times New Roman" w:cs="Times New Roman"/>
-          <w:sz w:val="28"/>
-          <w:szCs w:val="28"/>
-        </w:rPr>
-        <w:t>наружных</w:t>
-      </w:r>
-      <w:r>
-        <w:rPr>
-          <w:rFonts w:ascii="Times New Roman" w:hAnsi="Times New Roman" w:cs="Times New Roman"/>
-          <w:sz w:val="28"/>
-          <w:szCs w:val="28"/>
-          <w:lang w:val="ru"/>
-        </w:rPr>
-        <w:t xml:space="preserve"> сенсоров</w:t>
-      </w:r>
-      <w:r>
-        <w:rPr>
-          <w:rFonts w:ascii="Times New Roman" w:hAnsi="Times New Roman" w:cs="Times New Roman"/>
-          <w:sz w:val="28"/>
-          <w:szCs w:val="28"/>
-          <w:lang w:val="tt-RU"/>
-        </w:rPr>
-        <w:t xml:space="preserve"> в виде камеры или лидара</w:t>
-      </w:r>
-      <w:r>
-        <w:rPr>
-          <w:rFonts w:ascii="Times New Roman" w:hAnsi="Times New Roman" w:cs="Times New Roman"/>
-          <w:sz w:val="28"/>
-          <w:szCs w:val="28"/>
-          <w:lang w:val="ru"/>
-        </w:rPr>
-        <w:t xml:space="preserve">, работающих на </w:t>
-      </w:r>
-      <w:r>
-        <w:rPr>
-          <w:rFonts w:ascii="Times New Roman" w:hAnsi="Times New Roman" w:cs="Times New Roman"/>
-          <w:sz w:val="28"/>
-          <w:szCs w:val="28"/>
-          <w:lang w:val="tt-RU"/>
-        </w:rPr>
-        <w:t xml:space="preserve">более низких </w:t>
-      </w:r>
-      <w:r>
-        <w:rPr>
-          <w:rFonts w:ascii="Times New Roman" w:hAnsi="Times New Roman" w:cs="Times New Roman"/>
-          <w:sz w:val="28"/>
-          <w:szCs w:val="28"/>
-          <w:lang w:val="ru"/>
-        </w:rPr>
-        <w:t xml:space="preserve">частотах </w:t>
-      </w:r>
-      <w:r>
-        <w:rPr>
-          <w:rFonts w:ascii="Times New Roman" w:hAnsi="Times New Roman" w:cs="Times New Roman"/>
-          <w:sz w:val="28"/>
-          <w:szCs w:val="28"/>
-          <w:lang w:val="tt-RU"/>
-        </w:rPr>
-        <w:t>(</w:t>
-      </w:r>
-      <w:r>
-        <w:rPr>
-          <w:rFonts w:ascii="Times New Roman" w:hAnsi="Times New Roman" w:cs="Times New Roman"/>
-          <w:sz w:val="28"/>
-          <w:szCs w:val="28"/>
-          <w:lang w:val="ru"/>
-        </w:rPr>
-        <w:t>10–30 Гц</w:t>
-      </w:r>
-      <w:r>
-        <w:rPr>
-          <w:rFonts w:ascii="Times New Roman" w:hAnsi="Times New Roman" w:cs="Times New Roman"/>
-          <w:sz w:val="28"/>
-          <w:szCs w:val="28"/>
-          <w:lang w:val="tt-RU"/>
-        </w:rPr>
-        <w:t>)</w:t>
-      </w:r>
-      <w:r>
-        <w:rPr>
-          <w:rFonts w:ascii="Times New Roman" w:hAnsi="Times New Roman" w:cs="Times New Roman"/>
-          <w:sz w:val="28"/>
-          <w:szCs w:val="28"/>
-        </w:rPr>
-        <w:t xml:space="preserve"> [4]</w:t>
-      </w:r>
-      <w:r>
-        <w:rPr>
-          <w:rFonts w:ascii="Times New Roman" w:hAnsi="Times New Roman" w:cs="Times New Roman"/>
-          <w:sz w:val="28"/>
-          <w:szCs w:val="28"/>
-          <w:lang w:val="ru"/>
-        </w:rPr>
-        <w:t>.</w:t>
-      </w:r>
-    </w:p>
-    <w:p>
-      <w:pPr>
-        <w:spacing w:after="0" w:line="360" w:lineRule="auto"/>
-        <w:ind w:firstLine="709"/>
-        <w:jc w:val="both"/>
-        <w:rPr>
-          <w:rFonts w:ascii="Times New Roman" w:hAnsi="Times New Roman" w:cs="Times New Roman"/>
-          <w:sz w:val="28"/>
-          <w:szCs w:val="28"/>
-        </w:rPr>
-      </w:pPr>
-      <w:r>
-        <w:rPr>
-          <w:rFonts w:ascii="Times New Roman" w:hAnsi="Times New Roman" w:cs="Times New Roman"/>
-          <w:sz w:val="28"/>
-          <w:szCs w:val="28"/>
-          <w:lang w:val="ru"/>
-        </w:rPr>
-        <w:t>Изменение координат и ориентации БТС описывается системой дифференциальных уравнений. Для плоского</w:t>
-      </w:r>
-      <w:r>
-        <w:rPr>
-          <w:rFonts w:ascii="Times New Roman" w:hAnsi="Times New Roman" w:cs="Times New Roman"/>
-          <w:sz w:val="28"/>
-          <w:szCs w:val="28"/>
-        </w:rPr>
-        <w:t xml:space="preserve"> двумерного</w:t>
-      </w:r>
-      <w:r>
-        <w:rPr>
-          <w:rFonts w:ascii="Times New Roman" w:hAnsi="Times New Roman" w:cs="Times New Roman"/>
-          <w:sz w:val="28"/>
-          <w:szCs w:val="28"/>
-          <w:lang w:val="ru"/>
-        </w:rPr>
-        <w:t xml:space="preserve"> движения </w:t>
-      </w:r>
-      <w:r>
-        <w:rPr>
-          <w:rFonts w:ascii="Times New Roman" w:hAnsi="Times New Roman" w:cs="Times New Roman"/>
-          <w:i/>
-          <w:iCs/>
-          <w:sz w:val="28"/>
-          <w:szCs w:val="28"/>
-        </w:rPr>
-        <w:t>дифференциальное уравнение</w:t>
-      </w:r>
-      <w:r>
-        <w:rPr>
-          <w:rFonts w:ascii="Times New Roman" w:hAnsi="Times New Roman" w:cs="Times New Roman"/>
-          <w:sz w:val="28"/>
-          <w:szCs w:val="28"/>
-        </w:rPr>
-        <w:t xml:space="preserve"> представлено следующим выражением:</w:t>
-      </w:r>
-    </w:p>
-    <w:p>
-      <w:pPr>
-        <w:spacing w:after="0" w:line="360" w:lineRule="auto"/>
-        <w:ind w:firstLine="709"/>
-        <w:jc w:val="both"/>
-        <w:rPr>
-          <w:rFonts w:ascii="Times New Roman" w:hAnsi="Times New Roman" w:cs="Times New Roman"/>
-          <w:sz w:val="28"/>
-          <w:szCs w:val="28"/>
-        </w:rPr>
-      </w:pPr>
-    </w:p>
-    <w:tbl>
-      <w:tblPr>
-        <w:tblStyle w:val="a6"/>
-        <w:tblW w:w="0" w:type="auto"/>
-        <w:tblBorders>
-          <w:top w:val="none" w:sz="0" w:space="0" w:color="auto"/>
-          <w:left w:val="none" w:sz="0" w:space="0" w:color="auto"/>
-          <w:bottom w:val="none" w:sz="0" w:space="0" w:color="auto"/>
-          <w:right w:val="none" w:sz="0" w:space="0" w:color="auto"/>
-          <w:insideH w:val="none" w:sz="0" w:space="0" w:color="auto"/>
-          <w:insideV w:val="none" w:sz="0" w:space="0" w:color="auto"/>
-        </w:tblBorders>
-        <w:tblLook w:val="04A0" w:firstRow="1" w:lastRow="0" w:firstColumn="1" w:lastColumn="0" w:noHBand="0" w:noVBand="1"/>
-      </w:tblPr>
-      <w:tblGrid>
-        <w:gridCol w:w="3006"/>
-        <w:gridCol w:w="3006"/>
-        <w:gridCol w:w="3007"/>
-      </w:tblGrid>
-      <w:tr>
-        <w:tc>
-          <w:tcPr>
-            <w:tcW w:w="3006" w:type="dxa"/>
-          </w:tcPr>
-          <w:p>
-            <w:pPr>
-              <w:spacing w:line="360" w:lineRule="auto"/>
-              <w:ind w:firstLine="709"/>
-              <w:jc w:val="both"/>
-              <w:rPr>
-                <w:rFonts w:ascii="Times New Roman" w:hAnsi="Times New Roman" w:cs="Times New Roman"/>
-                <w:sz w:val="28"/>
-                <w:szCs w:val="28"/>
-              </w:rPr>
-            </w:pPr>
-          </w:p>
-        </w:tc>
-        <w:tc>
-          <w:tcPr>
-            <w:tcW w:w="3006" w:type="dxa"/>
-          </w:tcPr>
-          <w:p>
-            <w:pPr>
-              <w:spacing w:line="360" w:lineRule="auto"/>
-              <w:ind w:firstLine="709"/>
-              <w:jc w:val="both"/>
-              <w:rPr>
-                <w:rFonts w:ascii="Cambria Math" w:hAnsi="Cambria Math" w:cs="Times New Roman"/>
-                <w:sz w:val="28"/>
-                <w:szCs w:val="28"/>
-                <w:lang w:val="tt-RU"/>
-                <w:oMath/>
-              </w:rPr>
-            </w:pPr>
-            <m:oMathPara>
-              <m:oMath>
-                <m:acc>
-                  <m:accPr>
-                    <m:chr m:val="̇"/>
-                    <m:ctrlPr>
-                      <w:rPr>
-                        <w:rFonts w:ascii="Cambria Math" w:hAnsi="Cambria Math" w:cs="Times New Roman"/>
-                        <w:i/>
-                        <w:sz w:val="28"/>
-                        <w:szCs w:val="28"/>
-                        <w:lang w:val="tt-RU"/>
-                      </w:rPr>
-                    </m:ctrlPr>
-                  </m:accPr>
-                  <m:e>
-                    <m:r>
-                      <w:rPr>
-                        <w:rFonts w:ascii="Cambria Math" w:hAnsi="Cambria Math" w:cs="Times New Roman"/>
-                        <w:sz w:val="28"/>
-                        <w:szCs w:val="28"/>
-                        <w:lang w:val="tt-RU"/>
-                      </w:rPr>
-                      <m:t>p</m:t>
-                    </m:r>
-                  </m:e>
-                </m:acc>
-                <m:r>
-                  <w:rPr>
-                    <w:rFonts w:ascii="Cambria Math" w:hAnsi="Cambria Math" w:cs="Times New Roman"/>
-                    <w:sz w:val="28"/>
-                    <w:szCs w:val="28"/>
-                    <w:lang w:val="tt-RU"/>
-                  </w:rPr>
-                  <m:t>=v,</m:t>
-                </m:r>
-              </m:oMath>
-            </m:oMathPara>
-          </w:p>
-          <w:p>
-            <w:pPr>
-              <w:spacing w:line="360" w:lineRule="auto"/>
-              <w:ind w:firstLine="709"/>
-              <w:jc w:val="both"/>
-              <w:rPr>
-                <w:rFonts w:ascii="Cambria Math" w:hAnsi="Cambria Math" w:cs="Times New Roman"/>
-                <w:sz w:val="28"/>
-                <w:szCs w:val="28"/>
-                <w:lang w:val="en-US"/>
-                <w:oMath/>
-              </w:rPr>
-            </w:pPr>
-            <m:oMathPara>
-              <m:oMath>
-                <m:acc>
-                  <m:accPr>
-                    <m:chr m:val="̇"/>
-                    <m:ctrlPr>
-                      <w:rPr>
-                        <w:rFonts w:ascii="Cambria Math" w:hAnsi="Cambria Math" w:cs="Times New Roman"/>
-                        <w:i/>
-                        <w:sz w:val="28"/>
-                        <w:szCs w:val="28"/>
-                        <w:lang w:val="tt-RU"/>
-                      </w:rPr>
-                    </m:ctrlPr>
-                  </m:accPr>
-                  <m:e>
-                    <m:r>
-                      <w:rPr>
-                        <w:rFonts w:ascii="Cambria Math" w:hAnsi="Cambria Math" w:cs="Times New Roman"/>
-                        <w:sz w:val="28"/>
-                        <w:szCs w:val="28"/>
-                        <w:lang w:val="tt-RU"/>
-                      </w:rPr>
-                      <m:t>v</m:t>
-                    </m:r>
-                  </m:e>
-                </m:acc>
-                <m:r>
-                  <w:rPr>
-                    <w:rFonts w:ascii="Cambria Math" w:hAnsi="Cambria Math" w:cs="Times New Roman"/>
-                    <w:sz w:val="28"/>
-                    <w:szCs w:val="28"/>
-                    <w:lang w:val="tt-RU"/>
-                  </w:rPr>
-                  <m:t>=R</m:t>
-                </m:r>
-                <m:d>
-                  <m:dPr>
-                    <m:ctrlPr>
-                      <w:rPr>
-                        <w:rFonts w:ascii="Cambria Math" w:hAnsi="Cambria Math" w:cs="Times New Roman"/>
-                        <w:i/>
-                        <w:sz w:val="28"/>
-                        <w:szCs w:val="28"/>
-                        <w:lang w:val="tt-RU"/>
-                      </w:rPr>
-                    </m:ctrlPr>
-                  </m:dPr>
-                  <m:e>
-                    <m:r>
-                      <w:rPr>
-                        <w:rFonts w:ascii="Cambria Math" w:hAnsi="Cambria Math" w:cs="Times New Roman"/>
-                        <w:sz w:val="28"/>
-                        <w:szCs w:val="28"/>
-                        <w:lang w:val="tt-RU"/>
-                      </w:rPr>
-                      <m:t>θ</m:t>
-                    </m:r>
-                  </m:e>
-                </m:d>
-                <m:r>
-                  <w:rPr>
-                    <w:rFonts w:ascii="Cambria Math" w:hAnsi="Cambria Math" w:cs="Times New Roman"/>
-                    <w:sz w:val="28"/>
-                    <w:szCs w:val="28"/>
-                    <w:lang w:val="tt-RU"/>
-                  </w:rPr>
-                  <m:t>·</m:t>
-                </m:r>
-                <m:sSub>
-                  <m:sSubPr>
-                    <m:ctrlPr>
-                      <w:rPr>
-                        <w:rFonts w:ascii="Cambria Math" w:hAnsi="Cambria Math" w:cs="Times New Roman"/>
-                        <w:i/>
-                        <w:sz w:val="28"/>
-                        <w:szCs w:val="28"/>
-                        <w:lang w:val="tt-RU"/>
-                      </w:rPr>
-                    </m:ctrlPr>
-                  </m:sSubPr>
-                  <m:e>
-                    <m:r>
-                      <w:rPr>
-                        <w:rFonts w:ascii="Cambria Math" w:hAnsi="Cambria Math" w:cs="Times New Roman"/>
-                        <w:sz w:val="28"/>
-                        <w:szCs w:val="28"/>
-                        <w:lang w:val="tt-RU"/>
-                      </w:rPr>
-                      <m:t>a</m:t>
-                    </m:r>
-                  </m:e>
-                  <m:sub>
-                    <m:r>
-                      <w:rPr>
-                        <w:rFonts w:ascii="Cambria Math" w:hAnsi="Cambria Math" w:cs="Times New Roman"/>
-                        <w:sz w:val="28"/>
-                        <w:szCs w:val="28"/>
-                        <w:lang w:val="tt-RU"/>
-                      </w:rPr>
-                      <m:t>b</m:t>
-                    </m:r>
-                  </m:sub>
-                </m:sSub>
-                <m:r>
-                  <w:rPr>
-                    <w:rFonts w:ascii="Cambria Math" w:hAnsi="Cambria Math" w:cs="Times New Roman"/>
-                    <w:sz w:val="28"/>
-                    <w:szCs w:val="28"/>
-                    <w:lang w:val="tt-RU"/>
-                  </w:rPr>
-                  <m:t>+g,</m:t>
-                </m:r>
-              </m:oMath>
-            </m:oMathPara>
-          </w:p>
-          <w:p>
-            <w:pPr>
-              <w:spacing w:line="360" w:lineRule="auto"/>
-              <w:ind w:firstLine="709"/>
-              <w:jc w:val="both"/>
-              <w:rPr>
-                <w:rFonts w:ascii="Cambria Math" w:hAnsi="Cambria Math" w:cs="Times New Roman"/>
-                <w:sz w:val="28"/>
-                <w:szCs w:val="28"/>
-                <w:lang w:val="tt-RU"/>
-                <w:oMath/>
-              </w:rPr>
-            </w:pPr>
-            <m:oMathPara>
-              <m:oMath>
-                <m:acc>
-                  <m:accPr>
-                    <m:chr m:val="̇"/>
-                    <m:ctrlPr>
-                      <w:rPr>
-                        <w:rFonts w:ascii="Cambria Math" w:hAnsi="Cambria Math" w:cs="Times New Roman"/>
-                        <w:i/>
-                        <w:sz w:val="28"/>
-                        <w:szCs w:val="28"/>
-                        <w:lang w:val="tt-RU"/>
-                      </w:rPr>
-                    </m:ctrlPr>
-                  </m:accPr>
-                  <m:e>
-                    <m:r>
-                      <w:rPr>
-                        <w:rFonts w:ascii="Cambria Math" w:hAnsi="Cambria Math" w:cs="Times New Roman"/>
-                        <w:sz w:val="28"/>
-                        <w:szCs w:val="28"/>
-                        <w:lang w:val="tt-RU"/>
-                      </w:rPr>
-                      <m:t>θ</m:t>
-                    </m:r>
-                  </m:e>
-                </m:acc>
-                <m:r>
-                  <w:rPr>
-                    <w:rFonts w:ascii="Cambria Math" w:hAnsi="Cambria Math" w:cs="Times New Roman"/>
-                    <w:sz w:val="28"/>
-                    <w:szCs w:val="28"/>
-                    <w:lang w:val="tt-RU"/>
-                  </w:rPr>
-                  <m:t>=</m:t>
-                </m:r>
-                <m:sSub>
-                  <m:sSubPr>
-                    <m:ctrlPr>
-                      <w:rPr>
-                        <w:rFonts w:ascii="Cambria Math" w:hAnsi="Cambria Math" w:cs="Times New Roman"/>
-                        <w:i/>
-                        <w:sz w:val="28"/>
-                        <w:szCs w:val="28"/>
-                        <w:lang w:val="tt-RU"/>
-                      </w:rPr>
-                    </m:ctrlPr>
-                  </m:sSubPr>
-                  <m:e>
-                    <m:r>
-                      <w:rPr>
-                        <w:rFonts w:ascii="Cambria Math" w:hAnsi="Cambria Math" w:cs="Times New Roman"/>
-                        <w:sz w:val="28"/>
-                        <w:szCs w:val="28"/>
-                        <w:lang w:val="tt-RU"/>
-                      </w:rPr>
-                      <m:t>ω</m:t>
-                    </m:r>
-                  </m:e>
-                  <m:sub>
-                    <m:r>
-                      <w:rPr>
-                        <w:rFonts w:ascii="Cambria Math" w:hAnsi="Cambria Math" w:cs="Times New Roman"/>
-                        <w:sz w:val="28"/>
-                        <w:szCs w:val="28"/>
-                        <w:lang w:val="tt-RU"/>
-                      </w:rPr>
-                      <m:t>b</m:t>
-                    </m:r>
-                  </m:sub>
-                </m:sSub>
-                <m:r>
-                  <w:rPr>
-                    <w:rFonts w:ascii="Cambria Math" w:hAnsi="Cambria Math" w:cs="Times New Roman"/>
-                    <w:sz w:val="28"/>
-                    <w:szCs w:val="28"/>
-                    <w:lang w:val="tt-RU"/>
-                  </w:rPr>
-                  <m:t>,</m:t>
-                </m:r>
-              </m:oMath>
-            </m:oMathPara>
-          </w:p>
-        </w:tc>
-        <w:tc>
-          <w:tcPr>
-            <w:tcW w:w="3007" w:type="dxa"/>
-            <w:vAlign w:val="center"/>
-          </w:tcPr>
-          <w:p>
-            <w:pPr>
-              <w:spacing w:line="360" w:lineRule="auto"/>
-              <w:ind w:firstLine="709"/>
-              <w:jc w:val="right"/>
-              <w:rPr>
-                <w:rFonts w:ascii="Times New Roman" w:hAnsi="Times New Roman" w:cs="Times New Roman"/>
-                <w:sz w:val="28"/>
-                <w:szCs w:val="28"/>
-                <w:lang w:val="en-US"/>
-              </w:rPr>
-            </w:pPr>
-            <w:r>
-              <w:rPr>
-                <w:rFonts w:ascii="Times New Roman" w:hAnsi="Times New Roman" w:cs="Times New Roman"/>
-                <w:sz w:val="28"/>
-                <w:szCs w:val="28"/>
-                <w:lang w:val="en-US"/>
-              </w:rPr>
-              <w:t>(2)</w:t>
-            </w:r>
-          </w:p>
-        </w:tc>
-      </w:tr>
-    </w:tbl>
-    <w:p>
-      <w:pPr>
-        <w:spacing w:after="0" w:line="360" w:lineRule="auto"/>
-        <w:ind w:firstLine="709"/>
-        <w:jc w:val="both"/>
-        <w:rPr>
-          <w:rFonts w:ascii="Times New Roman" w:hAnsi="Times New Roman" w:cs="Times New Roman"/>
-          <w:sz w:val="28"/>
-          <w:szCs w:val="28"/>
-        </w:rPr>
-      </w:pPr>
-    </w:p>
-    <w:p>
-      <w:pPr>
-        <w:spacing w:after="0" w:line="360" w:lineRule="auto"/>
-        <w:ind w:firstLine="709"/>
-        <w:jc w:val="both"/>
-        <w:rPr>
-          <w:rFonts w:ascii="Times New Roman" w:hAnsi="Times New Roman" w:cs="Times New Roman"/>
-          <w:sz w:val="28"/>
-          <w:szCs w:val="28"/>
-        </w:rPr>
-      </w:pPr>
-      <w:r>
-        <w:rPr>
-          <w:rFonts w:ascii="Times New Roman" w:hAnsi="Times New Roman" w:cs="Times New Roman"/>
-          <w:sz w:val="28"/>
-          <w:szCs w:val="28"/>
-          <w:lang w:val="ru"/>
-        </w:rPr>
-        <w:t xml:space="preserve">где </w:t>
-      </w:r>
-      <m:oMath>
-        <m:r>
-          <w:rPr>
-            <w:rFonts w:ascii="Cambria Math" w:hAnsi="Cambria Math" w:cs="Times New Roman"/>
-            <w:sz w:val="28"/>
-            <w:szCs w:val="28"/>
-            <w:lang w:val="ru"/>
-          </w:rPr>
-          <m:t>p</m:t>
-        </m:r>
-      </m:oMath>
-      <w:r>
-        <w:rPr>
-          <w:rFonts w:ascii="Times New Roman" w:hAnsi="Times New Roman" w:cs="Times New Roman"/>
-          <w:sz w:val="28"/>
-          <w:szCs w:val="28"/>
-          <w:lang w:val="ru"/>
-        </w:rPr>
-        <w:t xml:space="preserve"> – вектор положения, </w:t>
-      </w:r>
-      <m:oMath>
-        <m:r>
-          <w:rPr>
-            <w:rFonts w:ascii="Cambria Math" w:hAnsi="Cambria Math" w:cs="Times New Roman"/>
-            <w:sz w:val="28"/>
-            <w:szCs w:val="28"/>
-            <w:lang w:val="ru"/>
-          </w:rPr>
-          <m:t>v</m:t>
-        </m:r>
-      </m:oMath>
-      <w:r>
-        <w:rPr>
-          <w:rFonts w:ascii="Times New Roman" w:hAnsi="Times New Roman" w:cs="Times New Roman"/>
-          <w:sz w:val="28"/>
-          <w:szCs w:val="28"/>
-          <w:lang w:val="ru"/>
-        </w:rPr>
-        <w:t xml:space="preserve"> – вектор скорости, </w:t>
-      </w:r>
-      <m:oMath>
-        <m:r>
-          <w:rPr>
-            <w:rFonts w:ascii="Cambria Math" w:hAnsi="Cambria Math" w:cs="Times New Roman"/>
-            <w:sz w:val="28"/>
-            <w:szCs w:val="28"/>
-            <w:lang w:val="ru"/>
-          </w:rPr>
-          <m:t>θ</m:t>
-        </m:r>
-      </m:oMath>
-      <w:r>
-        <w:rPr>
-          <w:rFonts w:ascii="Times New Roman" w:hAnsi="Times New Roman" w:cs="Times New Roman"/>
-          <w:sz w:val="28"/>
-          <w:szCs w:val="28"/>
-          <w:lang w:val="ru"/>
-        </w:rPr>
-        <w:t xml:space="preserve"> – угол курса, </w:t>
-      </w:r>
-      <m:oMath>
-        <m:sSub>
-          <m:sSubPr>
-            <m:ctrlPr>
-              <w:rPr>
-                <w:rFonts w:ascii="Cambria Math" w:hAnsi="Cambria Math" w:cs="Times New Roman"/>
-                <w:i/>
-                <w:iCs/>
-                <w:sz w:val="28"/>
-                <w:szCs w:val="28"/>
-                <w:lang w:val="ru"/>
-              </w:rPr>
-            </m:ctrlPr>
-          </m:sSubPr>
-          <m:e>
-            <m:r>
-              <w:rPr>
-                <w:rFonts w:ascii="Cambria Math" w:hAnsi="Cambria Math" w:cs="Times New Roman"/>
-                <w:sz w:val="28"/>
-                <w:szCs w:val="28"/>
-                <w:lang w:val="ru"/>
-              </w:rPr>
-              <m:t>a</m:t>
-            </m:r>
-          </m:e>
-          <m:sub>
-            <m:r>
-              <w:rPr>
-                <w:rFonts w:ascii="Cambria Math" w:hAnsi="Cambria Math" w:cs="Times New Roman"/>
-                <w:sz w:val="28"/>
-                <w:szCs w:val="28"/>
-                <w:lang w:val="ru"/>
-              </w:rPr>
-              <m:t>b</m:t>
-            </m:r>
-          </m:sub>
-        </m:sSub>
-      </m:oMath>
-      <w:r>
-        <w:rPr>
-          <w:rFonts w:ascii="Times New Roman" w:hAnsi="Times New Roman" w:cs="Times New Roman"/>
-          <w:sz w:val="28"/>
-          <w:szCs w:val="28"/>
-          <w:lang w:val="ru"/>
-        </w:rPr>
-        <w:t xml:space="preserve"> – вектор ускорений в связанной системе координат (измеряется акселерометром), </w:t>
-      </w:r>
-      <m:oMath>
-        <m:sSub>
-          <m:sSubPr>
-            <m:ctrlPr>
-              <w:rPr>
-                <w:rFonts w:ascii="Cambria Math" w:hAnsi="Cambria Math" w:cs="Times New Roman"/>
-                <w:i/>
-                <w:iCs/>
-                <w:sz w:val="28"/>
-                <w:szCs w:val="28"/>
-              </w:rPr>
-            </m:ctrlPr>
-          </m:sSubPr>
-          <m:e>
-            <m:r>
-              <w:rPr>
-                <w:rFonts w:ascii="Cambria Math" w:hAnsi="Cambria Math" w:cs="Times New Roman"/>
-                <w:sz w:val="28"/>
-                <w:szCs w:val="28"/>
-                <w:lang w:val="ru"/>
-              </w:rPr>
-              <m:t>ω</m:t>
-            </m:r>
-            <m:ctrlPr>
-              <w:rPr>
-                <w:rFonts w:ascii="Cambria Math" w:hAnsi="Cambria Math" w:cs="Times New Roman"/>
-                <w:i/>
-                <w:iCs/>
-                <w:sz w:val="28"/>
-                <w:szCs w:val="28"/>
-                <w:lang w:val="ru"/>
-              </w:rPr>
-            </m:ctrlPr>
-          </m:e>
-          <m:sub>
-            <m:r>
-              <w:rPr>
-                <w:rFonts w:ascii="Cambria Math" w:hAnsi="Cambria Math" w:cs="Times New Roman"/>
-                <w:sz w:val="28"/>
-                <w:szCs w:val="28"/>
-                <w:lang w:val="ru"/>
-              </w:rPr>
-              <m:t>b</m:t>
-            </m:r>
-          </m:sub>
-        </m:sSub>
-      </m:oMath>
-      <w:r>
-        <w:rPr>
-          <w:rFonts w:ascii="Times New Roman" w:hAnsi="Times New Roman" w:cs="Times New Roman"/>
-          <w:sz w:val="28"/>
-          <w:szCs w:val="28"/>
-          <w:lang w:val="ru"/>
-        </w:rPr>
-        <w:t xml:space="preserve"> – угловая скорость (измеряется гироскопом), </w:t>
-      </w:r>
-      <m:oMath>
-        <m:r>
-          <w:rPr>
-            <w:rFonts w:ascii="Cambria Math" w:hAnsi="Cambria Math" w:cs="Times New Roman"/>
-            <w:sz w:val="28"/>
-            <w:szCs w:val="28"/>
-            <w:lang w:val="ru"/>
-          </w:rPr>
-          <m:t>R(θ)</m:t>
-        </m:r>
-      </m:oMath>
-      <w:r>
-        <w:rPr>
-          <w:rFonts w:ascii="Times New Roman" w:hAnsi="Times New Roman" w:cs="Times New Roman"/>
-          <w:sz w:val="28"/>
-          <w:szCs w:val="28"/>
-          <w:lang w:val="ru"/>
-        </w:rPr>
-        <w:t xml:space="preserve"> – матрица поворота,</w:t>
-      </w:r>
-      <w:r>
-        <w:rPr>
-          <w:rFonts w:ascii="Times New Roman" w:hAnsi="Times New Roman" w:cs="Times New Roman"/>
-          <w:i/>
-          <w:iCs/>
-          <w:sz w:val="28"/>
-          <w:szCs w:val="28"/>
-          <w:lang w:val="ru"/>
-        </w:rPr>
-        <w:t xml:space="preserve"> </w:t>
-      </w:r>
-      <m:oMath>
-        <m:r>
-          <w:rPr>
-            <w:rFonts w:ascii="Cambria Math" w:hAnsi="Cambria Math" w:cs="Times New Roman"/>
-            <w:sz w:val="28"/>
-            <w:szCs w:val="28"/>
-            <w:lang w:val="ru"/>
-          </w:rPr>
-          <m:t>g</m:t>
-        </m:r>
-      </m:oMath>
-      <w:r>
-        <w:rPr>
-          <w:rFonts w:ascii="Times New Roman" w:hAnsi="Times New Roman" w:cs="Times New Roman"/>
-          <w:sz w:val="28"/>
-          <w:szCs w:val="28"/>
-          <w:lang w:val="ru"/>
-        </w:rPr>
-        <w:t xml:space="preserve"> – вектор ускорения свободного </w:t>
-      </w:r>
-      <w:r>
-        <w:rPr>
-          <w:rFonts w:ascii="Times New Roman" w:hAnsi="Times New Roman" w:cs="Times New Roman"/>
-          <w:sz w:val="28"/>
-          <w:szCs w:val="28"/>
-          <w:lang w:val="ru"/>
-        </w:rPr>
-        <w:t>падения</w:t>
-      </w:r>
-      <w:r>
-        <w:rPr>
-          <w:rFonts w:ascii="Times New Roman" w:hAnsi="Times New Roman" w:cs="Times New Roman"/>
-          <w:sz w:val="28"/>
-          <w:szCs w:val="28"/>
-          <w:lang w:val="ru"/>
-        </w:rPr>
-        <w:t>.</w:t>
-      </w:r>
-    </w:p>
-    <w:p>
-      <w:pPr>
-        <w:spacing w:after="0" w:line="360" w:lineRule="auto"/>
-        <w:ind w:firstLine="709"/>
-        <w:jc w:val="both"/>
-        <w:rPr>
-          <w:rFonts w:ascii="Times New Roman" w:hAnsi="Times New Roman" w:cs="Times New Roman"/>
-          <w:sz w:val="28"/>
-          <w:szCs w:val="28"/>
-        </w:rPr>
-      </w:pPr>
-      <w:r>
-        <w:rPr>
-          <w:rFonts w:ascii="Times New Roman" w:hAnsi="Times New Roman" w:cs="Times New Roman"/>
-          <w:sz w:val="28"/>
-          <w:szCs w:val="28"/>
-          <w:lang w:val="ru"/>
-        </w:rPr>
-        <w:t xml:space="preserve">Реальные измерения акселерометра </w:t>
-      </w:r>
-      <m:oMath>
-        <m:sSub>
-          <m:sSubPr>
-            <m:ctrlPr>
-              <w:rPr>
-                <w:rFonts w:ascii="Cambria Math" w:hAnsi="Cambria Math" w:cs="Times New Roman"/>
-                <w:i/>
-                <w:sz w:val="28"/>
-                <w:szCs w:val="28"/>
-                <w:lang w:val="ru"/>
-              </w:rPr>
-            </m:ctrlPr>
-          </m:sSubPr>
-          <m:e>
-            <m:r>
-              <w:rPr>
-                <w:rFonts w:ascii="Cambria Math" w:hAnsi="Cambria Math" w:cs="Times New Roman"/>
-                <w:sz w:val="28"/>
-                <w:szCs w:val="28"/>
-                <w:lang w:val="ru"/>
-              </w:rPr>
-              <m:t>a</m:t>
-            </m:r>
-          </m:e>
-          <m:sub>
-            <m:r>
-              <w:rPr>
-                <w:rFonts w:ascii="Cambria Math" w:hAnsi="Cambria Math" w:cs="Times New Roman"/>
-                <w:sz w:val="28"/>
-                <w:szCs w:val="28"/>
-                <w:lang w:val="ru"/>
-              </w:rPr>
-              <m:t>m</m:t>
-            </m:r>
-          </m:sub>
-        </m:sSub>
-      </m:oMath>
-      <w:r>
-        <w:rPr>
-          <w:rFonts w:ascii="Times New Roman" w:hAnsi="Times New Roman" w:cs="Times New Roman"/>
-          <w:sz w:val="28"/>
-          <w:szCs w:val="28"/>
-          <w:lang w:val="ru"/>
-        </w:rPr>
-        <w:t xml:space="preserve"> и гироскопа </w:t>
-      </w:r>
-      <m:oMath>
-        <m:sSub>
-          <m:sSubPr>
-            <m:ctrlPr>
-              <w:rPr>
-                <w:rFonts w:ascii="Cambria Math" w:hAnsi="Cambria Math" w:cs="Times New Roman"/>
-                <w:i/>
-                <w:sz w:val="28"/>
-                <w:szCs w:val="28"/>
-                <w:lang w:val="ru"/>
-              </w:rPr>
-            </m:ctrlPr>
-          </m:sSubPr>
-          <m:e>
-            <m:r>
-              <w:rPr>
-                <w:rFonts w:ascii="Cambria Math" w:hAnsi="Cambria Math" w:cs="Times New Roman"/>
-                <w:sz w:val="28"/>
-                <w:szCs w:val="28"/>
-                <w:lang w:val="ru"/>
-              </w:rPr>
-              <m:t>ω</m:t>
-            </m:r>
-          </m:e>
-          <m:sub>
-            <m:r>
-              <w:rPr>
-                <w:rFonts w:ascii="Cambria Math" w:hAnsi="Cambria Math" w:cs="Times New Roman"/>
-                <w:sz w:val="28"/>
-                <w:szCs w:val="28"/>
-                <w:lang w:val="ru"/>
-              </w:rPr>
-              <m:t>m</m:t>
-            </m:r>
-          </m:sub>
-        </m:sSub>
-      </m:oMath>
-      <w:r>
-        <w:rPr>
-          <w:rFonts w:ascii="Times New Roman" w:hAnsi="Times New Roman" w:cs="Times New Roman"/>
-          <w:sz w:val="28"/>
-          <w:szCs w:val="28"/>
-          <w:lang w:val="ru"/>
-        </w:rPr>
-        <w:t xml:space="preserve"> содержат аддитивный шум, а также медленно меняющиеся смещения нуля [</w:t>
-      </w:r>
-      <w:r>
-        <w:rPr>
-          <w:rFonts w:ascii="Times New Roman" w:hAnsi="Times New Roman" w:cs="Times New Roman"/>
-          <w:sz w:val="28"/>
-          <w:szCs w:val="28"/>
-        </w:rPr>
-        <w:t>4</w:t>
-      </w:r>
-      <w:r>
-        <w:rPr>
-          <w:rFonts w:ascii="Times New Roman" w:hAnsi="Times New Roman" w:cs="Times New Roman"/>
-          <w:sz w:val="28"/>
-          <w:szCs w:val="28"/>
-          <w:lang w:val="ru"/>
-        </w:rPr>
-        <w:t>]:</w:t>
-      </w:r>
-    </w:p>
-    <w:p>
-      <w:pPr>
-        <w:spacing w:after="0" w:line="360" w:lineRule="auto"/>
-        <w:ind w:firstLine="709"/>
-        <w:jc w:val="both"/>
-        <w:rPr>
-          <w:rFonts w:ascii="Times New Roman" w:hAnsi="Times New Roman" w:cs="Times New Roman"/>
-          <w:sz w:val="28"/>
-          <w:szCs w:val="28"/>
-        </w:rPr>
-      </w:pPr>
-    </w:p>
-    <w:tbl>
-      <w:tblPr>
-        <w:tblStyle w:val="a6"/>
-        <w:tblW w:w="0" w:type="auto"/>
-        <w:tblBorders>
-          <w:top w:val="none" w:sz="0" w:space="0" w:color="auto"/>
-          <w:left w:val="none" w:sz="0" w:space="0" w:color="auto"/>
-          <w:bottom w:val="none" w:sz="0" w:space="0" w:color="auto"/>
-          <w:right w:val="none" w:sz="0" w:space="0" w:color="auto"/>
-          <w:insideH w:val="none" w:sz="0" w:space="0" w:color="auto"/>
-          <w:insideV w:val="none" w:sz="0" w:space="0" w:color="auto"/>
-        </w:tblBorders>
-        <w:tblLook w:val="04A0" w:firstRow="1" w:lastRow="0" w:firstColumn="1" w:lastColumn="0" w:noHBand="0" w:noVBand="1"/>
-      </w:tblPr>
-      <w:tblGrid>
-        <w:gridCol w:w="2410"/>
-        <w:gridCol w:w="3602"/>
-        <w:gridCol w:w="3007"/>
-      </w:tblGrid>
-      <w:tr>
-        <w:tc>
-          <w:tcPr>
-            <w:tcW w:w="2410" w:type="dxa"/>
-          </w:tcPr>
-          <w:p>
-            <w:pPr>
-              <w:spacing w:line="360" w:lineRule="auto"/>
-              <w:ind w:firstLine="709"/>
-              <w:jc w:val="both"/>
-              <w:rPr>
-                <w:rFonts w:ascii="Times New Roman" w:hAnsi="Times New Roman" w:cs="Times New Roman"/>
-                <w:sz w:val="28"/>
-                <w:szCs w:val="28"/>
-              </w:rPr>
-            </w:pPr>
-          </w:p>
-        </w:tc>
-        <w:tc>
-          <w:tcPr>
-            <w:tcW w:w="3602" w:type="dxa"/>
-          </w:tcPr>
-          <w:p>
-            <w:pPr>
-              <w:spacing w:line="360" w:lineRule="auto"/>
-              <w:ind w:firstLine="709"/>
-              <w:jc w:val="both"/>
-              <w:rPr>
-                <w:rFonts w:ascii="Cambria Math" w:hAnsi="Cambria Math" w:cs="Times New Roman"/>
-                <w:sz w:val="28"/>
-                <w:szCs w:val="28"/>
-                <w:lang w:val="tt-RU"/>
-                <w:oMath/>
-              </w:rPr>
-            </w:pPr>
-            <m:oMathPara>
-              <m:oMath>
-                <m:sSub>
-                  <m:sSubPr>
-                    <m:ctrlPr>
-                      <w:rPr>
-                        <w:rFonts w:ascii="Cambria Math" w:hAnsi="Cambria Math" w:cs="Times New Roman"/>
-                        <w:i/>
-                        <w:sz w:val="28"/>
-                        <w:szCs w:val="28"/>
-                        <w:lang w:val="tt-RU"/>
-                      </w:rPr>
-                    </m:ctrlPr>
-                  </m:sSubPr>
-                  <m:e>
-                    <m:r>
-                      <w:rPr>
-                        <w:rFonts w:ascii="Cambria Math" w:hAnsi="Cambria Math" w:cs="Times New Roman"/>
-                        <w:sz w:val="28"/>
-                        <w:szCs w:val="28"/>
-                        <w:lang w:val="tt-RU"/>
-                      </w:rPr>
-                      <m:t>a</m:t>
-                    </m:r>
-                  </m:e>
-                  <m:sub>
-                    <m:r>
-                      <w:rPr>
-                        <w:rFonts w:ascii="Cambria Math" w:hAnsi="Cambria Math" w:cs="Times New Roman"/>
-                        <w:sz w:val="28"/>
-                        <w:szCs w:val="28"/>
-                        <w:lang w:val="tt-RU"/>
-                      </w:rPr>
-                      <m:t>m</m:t>
-                    </m:r>
-                  </m:sub>
-                </m:sSub>
-                <m:r>
-                  <w:rPr>
-                    <w:rFonts w:ascii="Cambria Math" w:hAnsi="Cambria Math" w:cs="Times New Roman"/>
-                    <w:sz w:val="28"/>
-                    <w:szCs w:val="28"/>
-                    <w:lang w:val="tt-RU"/>
-                  </w:rPr>
-                  <m:t>=</m:t>
-                </m:r>
-                <m:sSub>
-                  <m:sSubPr>
-                    <m:ctrlPr>
-                      <w:rPr>
-                        <w:rFonts w:ascii="Cambria Math" w:hAnsi="Cambria Math" w:cs="Times New Roman"/>
-                        <w:i/>
-                        <w:sz w:val="28"/>
-                        <w:szCs w:val="28"/>
-                        <w:lang w:val="tt-RU"/>
-                      </w:rPr>
-                    </m:ctrlPr>
-                  </m:sSubPr>
-                  <m:e>
-                    <m:r>
-                      <w:rPr>
-                        <w:rFonts w:ascii="Cambria Math" w:hAnsi="Cambria Math" w:cs="Times New Roman"/>
-                        <w:sz w:val="28"/>
-                        <w:szCs w:val="28"/>
-                        <w:lang w:val="tt-RU"/>
-                      </w:rPr>
-                      <m:t>a</m:t>
-                    </m:r>
-                  </m:e>
-                  <m:sub>
-                    <m:r>
-                      <w:rPr>
-                        <w:rFonts w:ascii="Cambria Math" w:hAnsi="Cambria Math" w:cs="Times New Roman"/>
-                        <w:sz w:val="28"/>
-                        <w:szCs w:val="28"/>
-                        <w:lang w:val="tt-RU"/>
-                      </w:rPr>
-                      <m:t>t</m:t>
-                    </m:r>
-                  </m:sub>
-                </m:sSub>
-                <m:r>
-                  <w:rPr>
-                    <w:rFonts w:ascii="Cambria Math" w:hAnsi="Cambria Math" w:cs="Times New Roman"/>
-                    <w:sz w:val="28"/>
-                    <w:szCs w:val="28"/>
-                    <w:lang w:val="tt-RU"/>
-                  </w:rPr>
-                  <m:t>rue+</m:t>
-                </m:r>
-                <m:sSub>
-                  <m:sSubPr>
-                    <m:ctrlPr>
-                      <w:rPr>
-                        <w:rFonts w:ascii="Cambria Math" w:hAnsi="Cambria Math" w:cs="Times New Roman"/>
-                        <w:i/>
-                        <w:sz w:val="28"/>
-                        <w:szCs w:val="28"/>
-                        <w:lang w:val="tt-RU"/>
-                      </w:rPr>
-                    </m:ctrlPr>
-                  </m:sSubPr>
-                  <m:e>
-                    <m:r>
-                      <w:rPr>
-                        <w:rFonts w:ascii="Cambria Math" w:hAnsi="Cambria Math" w:cs="Times New Roman"/>
-                        <w:sz w:val="28"/>
-                        <w:szCs w:val="28"/>
-                        <w:lang w:val="tt-RU"/>
-                      </w:rPr>
-                      <m:t>b</m:t>
-                    </m:r>
-                  </m:e>
-                  <m:sub>
-                    <m:r>
-                      <w:rPr>
-                        <w:rFonts w:ascii="Cambria Math" w:hAnsi="Cambria Math" w:cs="Times New Roman"/>
-                        <w:sz w:val="28"/>
-                        <w:szCs w:val="28"/>
-                        <w:lang w:val="tt-RU"/>
-                      </w:rPr>
-                      <m:t>a</m:t>
-                    </m:r>
-                  </m:sub>
-                </m:sSub>
-                <m:r>
-                  <w:rPr>
-                    <w:rFonts w:ascii="Cambria Math" w:hAnsi="Cambria Math" w:cs="Times New Roman"/>
-                    <w:sz w:val="28"/>
-                    <w:szCs w:val="28"/>
-                    <w:lang w:val="tt-RU"/>
-                  </w:rPr>
-                  <m:t>+</m:t>
-                </m:r>
-                <m:sSub>
-                  <m:sSubPr>
-                    <m:ctrlPr>
-                      <w:rPr>
-                        <w:rFonts w:ascii="Cambria Math" w:hAnsi="Cambria Math" w:cs="Times New Roman"/>
-                        <w:i/>
-                        <w:sz w:val="28"/>
-                        <w:szCs w:val="28"/>
-                        <w:lang w:val="tt-RU"/>
-                      </w:rPr>
-                    </m:ctrlPr>
-                  </m:sSubPr>
-                  <m:e>
-                    <m:r>
-                      <w:rPr>
-                        <w:rFonts w:ascii="Cambria Math" w:hAnsi="Cambria Math" w:cs="Times New Roman"/>
-                        <w:sz w:val="28"/>
-                        <w:szCs w:val="28"/>
-                        <w:lang w:val="tt-RU"/>
-                      </w:rPr>
-                      <m:t>η</m:t>
-                    </m:r>
-                  </m:e>
-                  <m:sub>
-                    <m:r>
-                      <w:rPr>
-                        <w:rFonts w:ascii="Cambria Math" w:hAnsi="Cambria Math" w:cs="Times New Roman"/>
-                        <w:sz w:val="28"/>
-                        <w:szCs w:val="28"/>
-                        <w:lang w:val="tt-RU"/>
-                      </w:rPr>
-                      <m:t>a</m:t>
-                    </m:r>
-                  </m:sub>
-                </m:sSub>
-                <m:r>
-                  <w:rPr>
-                    <w:rFonts w:ascii="Cambria Math" w:hAnsi="Cambria Math" w:cs="Times New Roman"/>
-                    <w:sz w:val="28"/>
-                    <w:szCs w:val="28"/>
-                    <w:lang w:val="tt-RU"/>
-                  </w:rPr>
-                  <m:t>,</m:t>
-                </m:r>
-              </m:oMath>
-            </m:oMathPara>
-          </w:p>
-          <w:p>
-            <w:pPr>
-              <w:spacing w:line="360" w:lineRule="auto"/>
-              <w:ind w:firstLine="709"/>
-              <w:jc w:val="both"/>
-              <w:rPr>
-                <w:rFonts w:ascii="Cambria Math" w:hAnsi="Cambria Math" w:cs="Times New Roman"/>
-                <w:sz w:val="28"/>
-                <w:szCs w:val="28"/>
-                <w:lang w:val="tt-RU"/>
-                <w:oMath/>
-              </w:rPr>
-            </w:pPr>
-            <m:oMathPara>
-              <m:oMath>
-                <m:sSub>
-                  <m:sSubPr>
-                    <m:ctrlPr>
-                      <w:rPr>
-                        <w:rFonts w:ascii="Cambria Math" w:hAnsi="Cambria Math" w:cs="Times New Roman"/>
-                        <w:i/>
-                        <w:sz w:val="28"/>
-                        <w:szCs w:val="28"/>
-                        <w:lang w:val="tt-RU"/>
-                      </w:rPr>
-                    </m:ctrlPr>
-                  </m:sSubPr>
-                  <m:e>
-                    <m:r>
-                      <w:rPr>
-                        <w:rFonts w:ascii="Cambria Math" w:hAnsi="Cambria Math" w:cs="Times New Roman"/>
-                        <w:sz w:val="28"/>
-                        <w:szCs w:val="28"/>
-                        <w:lang w:val="tt-RU"/>
-                      </w:rPr>
-                      <m:t>ω</m:t>
-                    </m:r>
-                  </m:e>
-                  <m:sub>
-                    <m:r>
-                      <w:rPr>
-                        <w:rFonts w:ascii="Cambria Math" w:hAnsi="Cambria Math" w:cs="Times New Roman"/>
-                        <w:sz w:val="28"/>
-                        <w:szCs w:val="28"/>
-                        <w:lang w:val="tt-RU"/>
-                      </w:rPr>
-                      <m:t>m</m:t>
-                    </m:r>
-                  </m:sub>
-                </m:sSub>
-                <m:r>
-                  <w:rPr>
-                    <w:rFonts w:ascii="Cambria Math" w:hAnsi="Cambria Math" w:cs="Times New Roman"/>
-                    <w:sz w:val="28"/>
-                    <w:szCs w:val="28"/>
-                    <w:lang w:val="tt-RU"/>
-                  </w:rPr>
-                  <m:t>=</m:t>
-                </m:r>
-                <m:sSub>
-                  <m:sSubPr>
-                    <m:ctrlPr>
-                      <w:rPr>
-                        <w:rFonts w:ascii="Cambria Math" w:hAnsi="Cambria Math" w:cs="Times New Roman"/>
-                        <w:i/>
-                        <w:sz w:val="28"/>
-                        <w:szCs w:val="28"/>
-                        <w:lang w:val="tt-RU"/>
-                      </w:rPr>
-                    </m:ctrlPr>
-                  </m:sSubPr>
-                  <m:e>
-                    <m:r>
-                      <w:rPr>
-                        <w:rFonts w:ascii="Cambria Math" w:hAnsi="Cambria Math" w:cs="Times New Roman"/>
-                        <w:sz w:val="28"/>
-                        <w:szCs w:val="28"/>
-                        <w:lang w:val="tt-RU"/>
-                      </w:rPr>
-                      <m:t>ω</m:t>
-                    </m:r>
-                  </m:e>
-                  <m:sub>
-                    <m:r>
-                      <w:rPr>
-                        <w:rFonts w:ascii="Cambria Math" w:hAnsi="Cambria Math" w:cs="Times New Roman"/>
-                        <w:sz w:val="28"/>
-                        <w:szCs w:val="28"/>
-                        <w:lang w:val="tt-RU"/>
-                      </w:rPr>
-                      <m:t>t</m:t>
-                    </m:r>
-                  </m:sub>
-                </m:sSub>
-                <m:r>
-                  <w:rPr>
-                    <w:rFonts w:ascii="Cambria Math" w:hAnsi="Cambria Math" w:cs="Times New Roman"/>
-                    <w:sz w:val="28"/>
-                    <w:szCs w:val="28"/>
-                    <w:lang w:val="tt-RU"/>
-                  </w:rPr>
-                  <m:t>rue+</m:t>
-                </m:r>
-                <m:sSub>
-                  <m:sSubPr>
-                    <m:ctrlPr>
-                      <w:rPr>
-                        <w:rFonts w:ascii="Cambria Math" w:hAnsi="Cambria Math" w:cs="Times New Roman"/>
-                        <w:i/>
-                        <w:sz w:val="28"/>
-                        <w:szCs w:val="28"/>
-                        <w:lang w:val="tt-RU"/>
-                      </w:rPr>
-                    </m:ctrlPr>
-                  </m:sSubPr>
-                  <m:e>
-                    <m:r>
-                      <w:rPr>
-                        <w:rFonts w:ascii="Cambria Math" w:hAnsi="Cambria Math" w:cs="Times New Roman"/>
-                        <w:sz w:val="28"/>
-                        <w:szCs w:val="28"/>
-                        <w:lang w:val="tt-RU"/>
-                      </w:rPr>
-                      <m:t>b</m:t>
-                    </m:r>
-                  </m:e>
-                  <m:sub>
-                    <m:r>
-                      <w:rPr>
-                        <w:rFonts w:ascii="Cambria Math" w:hAnsi="Cambria Math" w:cs="Times New Roman"/>
-                        <w:sz w:val="28"/>
-                        <w:szCs w:val="28"/>
-                        <w:lang w:val="tt-RU"/>
-                      </w:rPr>
-                      <m:t>w</m:t>
-                    </m:r>
-                  </m:sub>
-                </m:sSub>
-                <m:r>
-                  <w:rPr>
-                    <w:rFonts w:ascii="Cambria Math" w:hAnsi="Cambria Math" w:cs="Times New Roman"/>
-                    <w:sz w:val="28"/>
-                    <w:szCs w:val="28"/>
-                    <w:lang w:val="tt-RU"/>
-                  </w:rPr>
-                  <m:t>+</m:t>
-                </m:r>
-                <m:sSub>
-                  <m:sSubPr>
-                    <m:ctrlPr>
-                      <w:rPr>
-                        <w:rFonts w:ascii="Cambria Math" w:hAnsi="Cambria Math" w:cs="Times New Roman"/>
-                        <w:i/>
-                        <w:sz w:val="28"/>
-                        <w:szCs w:val="28"/>
-                        <w:lang w:val="tt-RU"/>
-                      </w:rPr>
-                    </m:ctrlPr>
-                  </m:sSubPr>
-                  <m:e>
-                    <m:r>
-                      <w:rPr>
-                        <w:rFonts w:ascii="Cambria Math" w:hAnsi="Cambria Math" w:cs="Times New Roman"/>
-                        <w:sz w:val="28"/>
-                        <w:szCs w:val="28"/>
-                        <w:lang w:val="tt-RU"/>
-                      </w:rPr>
-                      <m:t>η</m:t>
-                    </m:r>
-                  </m:e>
-                  <m:sub>
-                    <m:r>
-                      <w:rPr>
-                        <w:rFonts w:ascii="Cambria Math" w:hAnsi="Cambria Math" w:cs="Times New Roman"/>
-                        <w:sz w:val="28"/>
-                        <w:szCs w:val="28"/>
-                        <w:lang w:val="tt-RU"/>
-                      </w:rPr>
-                      <m:t>w</m:t>
-                    </m:r>
-                  </m:sub>
-                </m:sSub>
-                <m:r>
-                  <w:rPr>
-                    <w:rFonts w:ascii="Cambria Math" w:hAnsi="Cambria Math" w:cs="Times New Roman"/>
-                    <w:sz w:val="28"/>
-                    <w:szCs w:val="28"/>
-                    <w:lang w:val="tt-RU"/>
-                  </w:rPr>
-                  <m:t>,</m:t>
-                </m:r>
-              </m:oMath>
-            </m:oMathPara>
-          </w:p>
-          <w:p>
-            <w:pPr>
-              <w:spacing w:line="360" w:lineRule="auto"/>
-              <w:ind w:firstLine="709"/>
-              <w:jc w:val="both"/>
-              <w:rPr>
-                <w:rFonts w:ascii="Cambria Math" w:hAnsi="Cambria Math" w:cs="Times New Roman"/>
-                <w:sz w:val="28"/>
-                <w:szCs w:val="28"/>
-                <w:lang w:val="tt-RU"/>
-                <w:oMath/>
-              </w:rPr>
-            </w:pPr>
-            <m:oMathPara>
-              <m:oMath>
-                <m:sSub>
-                  <m:sSubPr>
-                    <m:ctrlPr>
-                      <w:rPr>
-                        <w:rFonts w:ascii="Cambria Math" w:hAnsi="Cambria Math" w:cs="Times New Roman"/>
-                        <w:i/>
-                        <w:sz w:val="28"/>
-                        <w:szCs w:val="28"/>
-                        <w:lang w:val="tt-RU"/>
-                      </w:rPr>
-                    </m:ctrlPr>
-                  </m:sSubPr>
-                  <m:e>
-                    <m:r>
-                      <w:rPr>
-                        <w:rFonts w:ascii="Cambria Math" w:hAnsi="Cambria Math" w:cs="Times New Roman"/>
-                        <w:sz w:val="28"/>
-                        <w:szCs w:val="28"/>
-                        <w:lang w:val="tt-RU"/>
-                      </w:rPr>
-                      <m:t>b</m:t>
-                    </m:r>
-                  </m:e>
-                  <m:sub>
-                    <m:r>
-                      <w:rPr>
-                        <w:rFonts w:ascii="Cambria Math" w:hAnsi="Cambria Math" w:cs="Times New Roman"/>
-                        <w:sz w:val="28"/>
-                        <w:szCs w:val="28"/>
-                        <w:lang w:val="tt-RU"/>
-                      </w:rPr>
-                      <m:t>a</m:t>
-                    </m:r>
-                  </m:sub>
-                </m:sSub>
-                <m:r>
-                  <w:rPr>
-                    <w:rFonts w:ascii="Cambria Math" w:hAnsi="Cambria Math" w:cs="Times New Roman"/>
-                    <w:sz w:val="28"/>
-                    <w:szCs w:val="28"/>
-                    <w:lang w:val="tt-RU"/>
-                  </w:rPr>
-                  <m:t>=</m:t>
-                </m:r>
-                <m:sSub>
-                  <m:sSubPr>
-                    <m:ctrlPr>
-                      <w:rPr>
-                        <w:rFonts w:ascii="Cambria Math" w:hAnsi="Cambria Math" w:cs="Times New Roman"/>
-                        <w:i/>
-                        <w:sz w:val="28"/>
-                        <w:szCs w:val="28"/>
-                        <w:lang w:val="tt-RU"/>
-                      </w:rPr>
-                    </m:ctrlPr>
-                  </m:sSubPr>
-                  <m:e>
-                    <m:r>
-                      <w:rPr>
-                        <w:rFonts w:ascii="Cambria Math" w:hAnsi="Cambria Math" w:cs="Times New Roman"/>
-                        <w:sz w:val="28"/>
-                        <w:szCs w:val="28"/>
-                        <w:lang w:val="tt-RU"/>
-                      </w:rPr>
-                      <m:t>η</m:t>
-                    </m:r>
-                  </m:e>
-                  <m:sub>
-                    <m:r>
-                      <w:rPr>
-                        <w:rFonts w:ascii="Cambria Math" w:hAnsi="Cambria Math" w:cs="Times New Roman"/>
-                        <w:sz w:val="28"/>
-                        <w:szCs w:val="28"/>
-                        <w:lang w:val="tt-RU"/>
-                      </w:rPr>
-                      <m:t>b</m:t>
-                    </m:r>
-                  </m:sub>
-                </m:sSub>
-                <m:r>
-                  <w:rPr>
-                    <w:rFonts w:ascii="Cambria Math" w:hAnsi="Cambria Math" w:cs="Times New Roman"/>
-                    <w:sz w:val="28"/>
-                    <w:szCs w:val="28"/>
-                    <w:lang w:val="tt-RU"/>
-                  </w:rPr>
-                  <m:t>a,</m:t>
-                </m:r>
-                <m:sSub>
-                  <m:sSubPr>
-                    <m:ctrlPr>
-                      <w:rPr>
-                        <w:rFonts w:ascii="Cambria Math" w:hAnsi="Cambria Math" w:cs="Times New Roman"/>
-                        <w:i/>
-                        <w:sz w:val="28"/>
-                        <w:szCs w:val="28"/>
-                        <w:lang w:val="tt-RU"/>
-                      </w:rPr>
-                    </m:ctrlPr>
-                  </m:sSubPr>
-                  <m:e>
-                    <m:r>
-                      <w:rPr>
-                        <w:rFonts w:ascii="Cambria Math" w:hAnsi="Cambria Math" w:cs="Times New Roman"/>
-                        <w:sz w:val="28"/>
-                        <w:szCs w:val="28"/>
-                        <w:lang w:val="tt-RU"/>
-                      </w:rPr>
-                      <m:t>b</m:t>
-                    </m:r>
-                  </m:e>
-                  <m:sub>
-                    <m:r>
-                      <w:rPr>
-                        <w:rFonts w:ascii="Cambria Math" w:hAnsi="Cambria Math" w:cs="Times New Roman"/>
-                        <w:sz w:val="28"/>
-                        <w:szCs w:val="28"/>
-                        <w:lang w:val="tt-RU"/>
-                      </w:rPr>
-                      <m:t>w</m:t>
-                    </m:r>
-                  </m:sub>
-                </m:sSub>
-                <m:r>
-                  <w:rPr>
-                    <w:rFonts w:ascii="Cambria Math" w:hAnsi="Cambria Math" w:cs="Times New Roman"/>
-                    <w:sz w:val="28"/>
-                    <w:szCs w:val="28"/>
-                    <w:lang w:val="tt-RU"/>
-                  </w:rPr>
-                  <m:t>=</m:t>
-                </m:r>
-                <m:sSub>
-                  <m:sSubPr>
-                    <m:ctrlPr>
-                      <w:rPr>
-                        <w:rFonts w:ascii="Cambria Math" w:hAnsi="Cambria Math" w:cs="Times New Roman"/>
-                        <w:i/>
-                        <w:sz w:val="28"/>
-                        <w:szCs w:val="28"/>
-                        <w:lang w:val="tt-RU"/>
-                      </w:rPr>
-                    </m:ctrlPr>
-                  </m:sSubPr>
-                  <m:e>
-                    <m:r>
-                      <w:rPr>
-                        <w:rFonts w:ascii="Cambria Math" w:hAnsi="Cambria Math" w:cs="Times New Roman"/>
-                        <w:sz w:val="28"/>
-                        <w:szCs w:val="28"/>
-                        <w:lang w:val="tt-RU"/>
-                      </w:rPr>
-                      <m:t>η</m:t>
-                    </m:r>
-                  </m:e>
-                  <m:sub>
-                    <m:r>
-                      <w:rPr>
-                        <w:rFonts w:ascii="Cambria Math" w:hAnsi="Cambria Math" w:cs="Times New Roman"/>
-                        <w:sz w:val="28"/>
-                        <w:szCs w:val="28"/>
-                        <w:lang w:val="tt-RU"/>
-                      </w:rPr>
-                      <m:t>b</m:t>
-                    </m:r>
-                    <m:r>
-                      <w:rPr>
-                        <w:rFonts w:ascii="Cambria Math" w:hAnsi="Cambria Math" w:cs="Times New Roman"/>
-                        <w:sz w:val="28"/>
-                        <w:szCs w:val="28"/>
-                        <w:lang w:val="en-US"/>
-                      </w:rPr>
-                      <m:t>w</m:t>
-                    </m:r>
-                  </m:sub>
-                </m:sSub>
-                <m:r>
-                  <w:rPr>
-                    <w:rFonts w:ascii="Cambria Math" w:hAnsi="Cambria Math" w:cs="Times New Roman"/>
-                    <w:sz w:val="28"/>
-                    <w:szCs w:val="28"/>
-                    <w:lang w:val="tt-RU"/>
-                  </w:rPr>
-                  <m:t>,</m:t>
-                </m:r>
-              </m:oMath>
-            </m:oMathPara>
-          </w:p>
-        </w:tc>
-        <w:tc>
-          <w:tcPr>
-            <w:tcW w:w="3007" w:type="dxa"/>
-            <w:vAlign w:val="center"/>
-          </w:tcPr>
-          <w:p>
-            <w:pPr>
-              <w:spacing w:line="360" w:lineRule="auto"/>
-              <w:ind w:firstLine="709"/>
-              <w:jc w:val="right"/>
-              <w:rPr>
-                <w:rFonts w:ascii="Times New Roman" w:hAnsi="Times New Roman" w:cs="Times New Roman"/>
-                <w:sz w:val="28"/>
-                <w:szCs w:val="28"/>
-                <w:lang w:val="en-US"/>
-              </w:rPr>
-            </w:pPr>
-            <w:r>
-              <w:rPr>
-                <w:rFonts w:ascii="Times New Roman" w:hAnsi="Times New Roman" w:cs="Times New Roman"/>
-                <w:sz w:val="28"/>
-                <w:szCs w:val="28"/>
-                <w:lang w:val="en-US"/>
-              </w:rPr>
-              <w:t>(3)</w:t>
-            </w:r>
-          </w:p>
-        </w:tc>
-      </w:tr>
-    </w:tbl>
-    <w:p>
-      <w:pPr>
-        <w:spacing w:after="0" w:line="360" w:lineRule="auto"/>
-        <w:ind w:firstLine="709"/>
-        <w:jc w:val="both"/>
-        <w:rPr>
-          <w:rFonts w:ascii="Times New Roman" w:hAnsi="Times New Roman" w:cs="Times New Roman"/>
-          <w:sz w:val="28"/>
-          <w:szCs w:val="28"/>
-        </w:rPr>
-      </w:pPr>
-    </w:p>
-    <w:p>
-      <w:pPr>
-        <w:spacing w:after="0" w:line="360" w:lineRule="auto"/>
-        <w:ind w:firstLine="709"/>
-        <w:jc w:val="both"/>
-        <w:rPr>
-          <w:rFonts w:ascii="Times New Roman" w:hAnsi="Times New Roman" w:cs="Times New Roman"/>
-          <w:sz w:val="28"/>
-          <w:szCs w:val="28"/>
-          <w:lang w:val="ru"/>
-        </w:rPr>
-      </w:pPr>
-      <w:r>
-        <w:rPr>
-          <w:rFonts w:ascii="Times New Roman" w:hAnsi="Times New Roman" w:cs="Times New Roman"/>
-          <w:sz w:val="28"/>
-          <w:szCs w:val="28"/>
-          <w:lang w:val="ru"/>
-        </w:rPr>
-        <w:t xml:space="preserve">где </w:t>
-      </w:r>
-      <m:oMath>
-        <m:r>
-          <w:rPr>
-            <w:rFonts w:ascii="Cambria Math" w:hAnsi="Cambria Math" w:cs="Times New Roman"/>
-            <w:sz w:val="28"/>
-            <w:szCs w:val="28"/>
-            <w:lang w:val="ru"/>
-          </w:rPr>
-          <m:t>η</m:t>
-        </m:r>
-      </m:oMath>
-      <w:r>
-        <w:rPr>
-          <w:rFonts w:ascii="Times New Roman" w:hAnsi="Times New Roman" w:cs="Times New Roman"/>
-          <w:sz w:val="28"/>
-          <w:szCs w:val="28"/>
-          <w:lang w:val="ru"/>
-        </w:rPr>
-        <w:t xml:space="preserve"> – белый гауссовский шум, а смещения моделируются как случайные блуждания </w:t>
-      </w:r>
-      <w:r>
-        <w:rPr>
-          <w:rFonts w:ascii="Times New Roman" w:hAnsi="Times New Roman" w:cs="Times New Roman"/>
-          <w:sz w:val="28"/>
-          <w:szCs w:val="28"/>
-        </w:rPr>
-        <w:t xml:space="preserve">по </w:t>
-      </w:r>
-      <w:r>
-        <w:rPr>
-          <w:rFonts w:ascii="Times New Roman" w:hAnsi="Times New Roman" w:cs="Times New Roman"/>
-          <w:sz w:val="28"/>
-          <w:szCs w:val="28"/>
-          <w:lang w:val="ru"/>
-        </w:rPr>
-        <w:t>процесс</w:t>
-      </w:r>
-      <w:r>
-        <w:rPr>
-          <w:rFonts w:ascii="Times New Roman" w:hAnsi="Times New Roman" w:cs="Times New Roman"/>
-          <w:sz w:val="28"/>
-          <w:szCs w:val="28"/>
-        </w:rPr>
-        <w:t>у</w:t>
-      </w:r>
-      <w:r>
-        <w:rPr>
-          <w:rFonts w:ascii="Times New Roman" w:hAnsi="Times New Roman" w:cs="Times New Roman"/>
-          <w:sz w:val="28"/>
-          <w:szCs w:val="28"/>
-          <w:lang w:val="ru"/>
-        </w:rPr>
-        <w:t xml:space="preserve"> Винера.</w:t>
-      </w:r>
-    </w:p>
-    <w:p>
-      <w:pPr>
-        <w:spacing w:after="0" w:line="360" w:lineRule="auto"/>
-        <w:ind w:firstLine="709"/>
-        <w:jc w:val="both"/>
-        <w:rPr>
-          <w:rFonts w:ascii="Times New Roman" w:hAnsi="Times New Roman" w:cs="Times New Roman"/>
-          <w:sz w:val="28"/>
-          <w:szCs w:val="28"/>
-          <w:lang w:val="tt-RU"/>
-        </w:rPr>
-      </w:pPr>
-      <w:r>
-        <w:rPr>
-          <w:rFonts w:ascii="Times New Roman" w:hAnsi="Times New Roman" w:cs="Times New Roman"/>
-          <w:sz w:val="28"/>
-          <w:szCs w:val="28"/>
-          <w:lang w:val="tt-RU"/>
-        </w:rPr>
-        <w:t>Ниже в таблице 1 приведено сопоставление ключевых параметров основных сенсорных модальностей, определяющих их применимость в контуре локальной навигации.</w:t>
-      </w:r>
-    </w:p>
-    <w:p>
-      <w:pPr>
-        <w:spacing w:after="0" w:line="360" w:lineRule="auto"/>
-        <w:ind w:firstLine="709"/>
-        <w:jc w:val="both"/>
-        <w:rPr>
-          <w:rFonts w:ascii="Times New Roman" w:hAnsi="Times New Roman" w:cs="Times New Roman"/>
-          <w:sz w:val="28"/>
-          <w:szCs w:val="28"/>
-          <w:lang w:val="tt-RU"/>
-        </w:rPr>
-      </w:pPr>
-    </w:p>
-    <w:p>
-      <w:pPr>
-        <w:spacing w:after="0" w:line="360" w:lineRule="auto"/>
-        <w:ind w:firstLine="709"/>
-        <w:jc w:val="both"/>
-        <w:rPr>
-          <w:rFonts w:ascii="Times New Roman" w:hAnsi="Times New Roman" w:cs="Times New Roman"/>
-          <w:sz w:val="28"/>
-          <w:szCs w:val="28"/>
-          <w:lang w:val="tt-RU"/>
-        </w:rPr>
-      </w:pPr>
-      <w:r>
-        <w:rPr>
-          <w:rFonts w:ascii="Times New Roman" w:hAnsi="Times New Roman" w:cs="Times New Roman"/>
-          <w:sz w:val="28"/>
-          <w:szCs w:val="28"/>
-          <w:lang w:val="tt-RU"/>
-        </w:rPr>
-        <w:t>Таблица 1. Сравнительные характеристики сенсоров локальной навигации БТС</w:t>
-      </w:r>
-    </w:p>
-    <w:p>
-      <w:pPr>
-        <w:spacing w:after="0" w:line="360" w:lineRule="auto"/>
-        <w:ind w:firstLine="709"/>
-        <w:jc w:val="both"/>
-        <w:rPr>
-          <w:rFonts w:ascii="Times New Roman" w:hAnsi="Times New Roman" w:cs="Times New Roman"/>
-          <w:sz w:val="28"/>
-          <w:szCs w:val="28"/>
-          <w:lang w:val="tt-RU"/>
-        </w:rPr>
-      </w:pPr>
-    </w:p>
-    <w:tbl>
-      <w:tblPr>
-        <w:tblStyle w:val="a6"/>
-        <w:tblW w:w="9351" w:type="dxa"/>
-        <w:tblLook w:val="04A0" w:firstRow="1" w:lastRow="0" w:firstColumn="1" w:lastColumn="0" w:noHBand="0" w:noVBand="1"/>
-      </w:tblPr>
-      <w:tblGrid>
-        <w:gridCol w:w="2030"/>
-        <w:gridCol w:w="2147"/>
-        <w:gridCol w:w="1693"/>
-        <w:gridCol w:w="1693"/>
-        <w:gridCol w:w="1788"/>
-      </w:tblGrid>
-      <w:tr>
-        <w:trPr>
-          <w:trHeight w:val="552"/>
-        </w:trPr>
-        <w:tc>
-          <w:tcPr>
-            <w:tcW w:w="2030" w:type="dxa"/>
-          </w:tcPr>
-          <w:p>
-            <w:pPr>
-              <w:spacing w:line="360" w:lineRule="auto"/>
-              <w:jc w:val="both"/>
-              <w:rPr>
-                <w:rFonts w:ascii="Times New Roman" w:hAnsi="Times New Roman" w:cs="Times New Roman"/>
-                <w:sz w:val="28"/>
-                <w:szCs w:val="28"/>
-                <w:lang w:val="tt-RU"/>
-              </w:rPr>
-            </w:pPr>
-            <w:r>
-              <w:rPr>
-                <w:rFonts w:ascii="Times New Roman" w:hAnsi="Times New Roman" w:cs="Times New Roman"/>
-                <w:sz w:val="28"/>
-                <w:szCs w:val="28"/>
-                <w:lang w:val="tt-RU"/>
-              </w:rPr>
-              <w:t>Параметр</w:t>
-            </w:r>
-          </w:p>
-        </w:tc>
-        <w:tc>
-          <w:tcPr>
-            <w:tcW w:w="2147" w:type="dxa"/>
-          </w:tcPr>
-          <w:p>
-            <w:pPr>
-              <w:spacing w:line="360" w:lineRule="auto"/>
-              <w:jc w:val="both"/>
-              <w:rPr>
-                <w:rFonts w:ascii="Times New Roman" w:hAnsi="Times New Roman" w:cs="Times New Roman"/>
-                <w:sz w:val="28"/>
-                <w:szCs w:val="28"/>
-                <w:lang w:val="tt-RU"/>
-              </w:rPr>
-            </w:pPr>
-            <w:r>
-              <w:rPr>
-                <w:rFonts w:ascii="Times New Roman" w:hAnsi="Times New Roman" w:cs="Times New Roman"/>
-                <w:sz w:val="28"/>
-                <w:szCs w:val="28"/>
-                <w:lang w:val="tt-RU"/>
-              </w:rPr>
-              <w:t>Видеокамера</w:t>
-            </w:r>
-          </w:p>
-        </w:tc>
-        <w:tc>
-          <w:tcPr>
-            <w:tcW w:w="1693" w:type="dxa"/>
-          </w:tcPr>
-          <w:p>
-            <w:pPr>
-              <w:spacing w:line="360" w:lineRule="auto"/>
-              <w:jc w:val="both"/>
-              <w:rPr>
-                <w:rFonts w:ascii="Times New Roman" w:hAnsi="Times New Roman" w:cs="Times New Roman"/>
-                <w:sz w:val="28"/>
-                <w:szCs w:val="28"/>
-                <w:lang w:val="tt-RU"/>
-              </w:rPr>
-            </w:pPr>
-            <w:r>
-              <w:rPr>
-                <w:rFonts w:ascii="Times New Roman" w:hAnsi="Times New Roman" w:cs="Times New Roman"/>
-                <w:sz w:val="28"/>
-                <w:szCs w:val="28"/>
-                <w:lang w:val="tt-RU"/>
-              </w:rPr>
-              <w:t>Лидар</w:t>
-            </w:r>
-          </w:p>
-        </w:tc>
-        <w:tc>
-          <w:tcPr>
-            <w:tcW w:w="1693" w:type="dxa"/>
-          </w:tcPr>
-          <w:p>
-            <w:pPr>
-              <w:spacing w:line="360" w:lineRule="auto"/>
-              <w:jc w:val="both"/>
-              <w:rPr>
-                <w:rFonts w:ascii="Times New Roman" w:hAnsi="Times New Roman" w:cs="Times New Roman"/>
-                <w:sz w:val="28"/>
-                <w:szCs w:val="28"/>
-                <w:lang w:val="tt-RU"/>
-              </w:rPr>
-            </w:pPr>
-            <w:r>
-              <w:rPr>
-                <w:rFonts w:ascii="Times New Roman" w:hAnsi="Times New Roman" w:cs="Times New Roman"/>
-                <w:sz w:val="28"/>
-                <w:szCs w:val="28"/>
-                <w:lang w:val="tt-RU"/>
-              </w:rPr>
-              <w:t>Радар</w:t>
-            </w:r>
-          </w:p>
-        </w:tc>
-        <w:tc>
-          <w:tcPr>
-            <w:tcW w:w="1788" w:type="dxa"/>
-          </w:tcPr>
-          <w:p>
-            <w:pPr>
-              <w:spacing w:line="360" w:lineRule="auto"/>
-              <w:jc w:val="both"/>
-              <w:rPr>
-                <w:rFonts w:ascii="Times New Roman" w:hAnsi="Times New Roman" w:cs="Times New Roman"/>
-                <w:sz w:val="28"/>
-                <w:szCs w:val="28"/>
-                <w:lang w:val="tt-RU"/>
-              </w:rPr>
-            </w:pPr>
-            <w:r>
-              <w:rPr>
-                <w:rFonts w:ascii="Times New Roman" w:hAnsi="Times New Roman" w:cs="Times New Roman"/>
-                <w:sz w:val="28"/>
-                <w:szCs w:val="28"/>
-                <w:lang w:val="tt-RU"/>
-              </w:rPr>
-              <w:t>IMU</w:t>
-            </w:r>
-          </w:p>
-        </w:tc>
-      </w:tr>
-      <w:tr>
-        <w:trPr>
-          <w:trHeight w:val="834"/>
-        </w:trPr>
-        <w:tc>
-          <w:tcPr>
-            <w:tcW w:w="2030" w:type="dxa"/>
-          </w:tcPr>
-          <w:p>
-            <w:pPr>
-              <w:spacing w:line="360" w:lineRule="auto"/>
-              <w:jc w:val="both"/>
-              <w:rPr>
-                <w:rFonts w:ascii="Times New Roman" w:hAnsi="Times New Roman" w:cs="Times New Roman"/>
-                <w:sz w:val="28"/>
-                <w:szCs w:val="28"/>
-                <w:lang w:val="en-US"/>
-              </w:rPr>
-            </w:pPr>
-            <w:r>
-              <w:rPr>
-                <w:rFonts w:ascii="Times New Roman" w:hAnsi="Times New Roman" w:cs="Times New Roman"/>
-                <w:sz w:val="28"/>
-                <w:szCs w:val="28"/>
-                <w:lang w:val="tt-RU"/>
-              </w:rPr>
-              <w:t>Измеряемая величина</w:t>
-            </w:r>
-          </w:p>
-        </w:tc>
-        <w:tc>
-          <w:tcPr>
-            <w:tcW w:w="2147" w:type="dxa"/>
-          </w:tcPr>
-          <w:p>
-            <w:pPr>
-              <w:spacing w:line="360" w:lineRule="auto"/>
-              <w:jc w:val="both"/>
-              <w:rPr>
-                <w:rFonts w:ascii="Times New Roman" w:hAnsi="Times New Roman" w:cs="Times New Roman"/>
-                <w:sz w:val="28"/>
-                <w:szCs w:val="28"/>
-                <w:lang w:val="tt-RU"/>
-              </w:rPr>
-            </w:pPr>
-            <w:r>
-              <w:rPr>
-                <w:rFonts w:ascii="Times New Roman" w:hAnsi="Times New Roman" w:cs="Times New Roman"/>
-                <w:sz w:val="28"/>
-                <w:szCs w:val="28"/>
-                <w:lang w:val="tt-RU"/>
-              </w:rPr>
-              <w:t>Интенсивность света</w:t>
-            </w:r>
-          </w:p>
-        </w:tc>
-        <w:tc>
-          <w:tcPr>
-            <w:tcW w:w="1693" w:type="dxa"/>
-          </w:tcPr>
-          <w:p>
-            <w:pPr>
-              <w:spacing w:line="360" w:lineRule="auto"/>
-              <w:jc w:val="both"/>
-              <w:rPr>
-                <w:rFonts w:ascii="Times New Roman" w:hAnsi="Times New Roman" w:cs="Times New Roman"/>
-                <w:sz w:val="28"/>
-                <w:szCs w:val="28"/>
-                <w:lang w:val="tt-RU"/>
-              </w:rPr>
-            </w:pPr>
-            <w:r>
-              <w:rPr>
-                <w:rFonts w:ascii="Times New Roman" w:hAnsi="Times New Roman" w:cs="Times New Roman"/>
-                <w:sz w:val="28"/>
-                <w:szCs w:val="28"/>
-                <w:lang w:val="tt-RU"/>
-              </w:rPr>
-              <w:t xml:space="preserve">Расстояние (облако точек) </w:t>
-            </w:r>
-          </w:p>
-        </w:tc>
-        <w:tc>
-          <w:tcPr>
-            <w:tcW w:w="1693" w:type="dxa"/>
-          </w:tcPr>
-          <w:p>
-            <w:pPr>
-              <w:spacing w:line="360" w:lineRule="auto"/>
-              <w:jc w:val="both"/>
-              <w:rPr>
-                <w:rFonts w:ascii="Times New Roman" w:hAnsi="Times New Roman" w:cs="Times New Roman"/>
-                <w:sz w:val="28"/>
-                <w:szCs w:val="28"/>
-                <w:lang w:val="tt-RU"/>
-              </w:rPr>
-            </w:pPr>
-            <w:r>
-              <w:rPr>
-                <w:rFonts w:ascii="Times New Roman" w:hAnsi="Times New Roman" w:cs="Times New Roman"/>
-                <w:sz w:val="28"/>
-                <w:szCs w:val="28"/>
-                <w:lang w:val="tt-RU"/>
-              </w:rPr>
-              <w:t xml:space="preserve">Расстояние, скорость    </w:t>
-            </w:r>
-          </w:p>
-        </w:tc>
-        <w:tc>
-          <w:tcPr>
-            <w:tcW w:w="1788" w:type="dxa"/>
-          </w:tcPr>
-          <w:p>
-            <w:pPr>
-              <w:spacing w:line="360" w:lineRule="auto"/>
-              <w:jc w:val="both"/>
-              <w:rPr>
-                <w:rFonts w:ascii="Times New Roman" w:hAnsi="Times New Roman" w:cs="Times New Roman"/>
-                <w:sz w:val="28"/>
-                <w:szCs w:val="28"/>
-                <w:lang w:val="tt-RU"/>
-              </w:rPr>
-            </w:pPr>
-            <w:r>
-              <w:rPr>
-                <w:rFonts w:ascii="Times New Roman" w:hAnsi="Times New Roman" w:cs="Times New Roman"/>
-                <w:sz w:val="28"/>
-                <w:szCs w:val="28"/>
-                <w:lang w:val="tt-RU"/>
-              </w:rPr>
-              <w:t>Ускорение, угл. скорость</w:t>
-            </w:r>
-          </w:p>
-        </w:tc>
-      </w:tr>
-      <w:tr>
-        <w:trPr>
-          <w:trHeight w:val="834"/>
-        </w:trPr>
-        <w:tc>
-          <w:tcPr>
-            <w:tcW w:w="2030" w:type="dxa"/>
-          </w:tcPr>
-          <w:p>
-            <w:pPr>
-              <w:spacing w:line="360" w:lineRule="auto"/>
-              <w:jc w:val="both"/>
-              <w:rPr>
-                <w:rFonts w:ascii="Times New Roman" w:hAnsi="Times New Roman" w:cs="Times New Roman"/>
-                <w:sz w:val="28"/>
-                <w:szCs w:val="28"/>
-                <w:lang w:val="tt-RU"/>
-              </w:rPr>
-            </w:pPr>
-            <w:r>
-              <w:rPr>
-                <w:rFonts w:ascii="Times New Roman" w:hAnsi="Times New Roman" w:cs="Times New Roman"/>
-                <w:sz w:val="28"/>
-                <w:szCs w:val="28"/>
-                <w:lang w:val="tt-RU"/>
-              </w:rPr>
-              <w:t>Дальность действия</w:t>
-            </w:r>
-          </w:p>
-        </w:tc>
-        <w:tc>
-          <w:tcPr>
-            <w:tcW w:w="2147" w:type="dxa"/>
-            <w:vAlign w:val="center"/>
-          </w:tcPr>
-          <w:p>
-            <w:pPr>
-              <w:spacing w:line="360" w:lineRule="auto"/>
-              <w:jc w:val="center"/>
-              <w:rPr>
-                <w:rFonts w:ascii="Times New Roman" w:hAnsi="Times New Roman" w:cs="Times New Roman"/>
-                <w:sz w:val="28"/>
-                <w:szCs w:val="28"/>
-                <w:lang w:val="tt-RU"/>
-              </w:rPr>
-            </w:pPr>
-            <w:r>
-              <w:rPr>
-                <w:rFonts w:ascii="Times New Roman" w:hAnsi="Times New Roman" w:cs="Times New Roman"/>
-                <w:sz w:val="28"/>
-                <w:szCs w:val="28"/>
-                <w:lang w:val="tt-RU"/>
-              </w:rPr>
-              <w:t>До 250 м (распознавание)</w:t>
-            </w:r>
-          </w:p>
-        </w:tc>
-        <w:tc>
-          <w:tcPr>
-            <w:tcW w:w="1693" w:type="dxa"/>
-            <w:vAlign w:val="center"/>
-          </w:tcPr>
-          <w:p>
-            <w:pPr>
-              <w:spacing w:line="360" w:lineRule="auto"/>
-              <w:jc w:val="center"/>
-              <w:rPr>
-                <w:rFonts w:ascii="Times New Roman" w:hAnsi="Times New Roman" w:cs="Times New Roman"/>
-                <w:sz w:val="28"/>
-                <w:szCs w:val="28"/>
-                <w:lang w:val="tt-RU"/>
-              </w:rPr>
-            </w:pPr>
-            <w:r>
-              <w:rPr>
-                <w:rFonts w:ascii="Times New Roman" w:hAnsi="Times New Roman" w:cs="Times New Roman"/>
-                <w:sz w:val="28"/>
-                <w:szCs w:val="28"/>
-                <w:lang w:val="tt-RU"/>
-              </w:rPr>
-              <w:t>До 300 м (при 10% отраж.)</w:t>
-            </w:r>
-          </w:p>
-        </w:tc>
-        <w:tc>
-          <w:tcPr>
-            <w:tcW w:w="1693" w:type="dxa"/>
-            <w:vAlign w:val="center"/>
-          </w:tcPr>
-          <w:p>
-            <w:pPr>
-              <w:spacing w:line="360" w:lineRule="auto"/>
-              <w:jc w:val="center"/>
-              <w:rPr>
-                <w:rFonts w:ascii="Times New Roman" w:hAnsi="Times New Roman" w:cs="Times New Roman"/>
-                <w:sz w:val="28"/>
-                <w:szCs w:val="28"/>
-                <w:lang w:val="tt-RU"/>
-              </w:rPr>
-            </w:pPr>
-            <w:r>
-              <w:rPr>
-                <w:rFonts w:ascii="Times New Roman" w:hAnsi="Times New Roman" w:cs="Times New Roman"/>
-                <w:sz w:val="28"/>
-                <w:szCs w:val="28"/>
-                <w:lang w:val="tt-RU"/>
-              </w:rPr>
-              <w:t>До 300 м</w:t>
-            </w:r>
-          </w:p>
-        </w:tc>
-        <w:tc>
-          <w:tcPr>
-            <w:tcW w:w="1788" w:type="dxa"/>
-            <w:vAlign w:val="center"/>
-          </w:tcPr>
-          <w:p>
-            <w:pPr>
-              <w:spacing w:line="360" w:lineRule="auto"/>
-              <w:jc w:val="center"/>
-              <w:rPr>
-                <w:rFonts w:ascii="Times New Roman" w:hAnsi="Times New Roman" w:cs="Times New Roman"/>
-                <w:sz w:val="28"/>
-                <w:szCs w:val="28"/>
-                <w:lang w:val="tt-RU"/>
-              </w:rPr>
-            </w:pPr>
-            <w:r>
-              <w:rPr>
-                <w:rFonts w:ascii="Times New Roman" w:hAnsi="Times New Roman" w:cs="Times New Roman"/>
-                <w:sz w:val="28"/>
-                <w:szCs w:val="28"/>
-                <w:lang w:val="tt-RU"/>
-              </w:rPr>
-              <w:t>Не ограничена (дрейф)</w:t>
-            </w:r>
-          </w:p>
-        </w:tc>
-      </w:tr>
-      <w:tr>
-        <w:trPr>
-          <w:trHeight w:val="564"/>
-        </w:trPr>
-        <w:tc>
-          <w:tcPr>
-            <w:tcW w:w="2030" w:type="dxa"/>
-          </w:tcPr>
-          <w:p>
-            <w:pPr>
-              <w:spacing w:line="360" w:lineRule="auto"/>
-              <w:jc w:val="both"/>
-              <w:rPr>
-                <w:rFonts w:ascii="Times New Roman" w:hAnsi="Times New Roman" w:cs="Times New Roman"/>
-                <w:sz w:val="28"/>
-                <w:szCs w:val="28"/>
-                <w:lang w:val="tt-RU"/>
-              </w:rPr>
-            </w:pPr>
-            <w:r>
-              <w:rPr>
-                <w:rFonts w:ascii="Times New Roman" w:hAnsi="Times New Roman" w:cs="Times New Roman"/>
-                <w:sz w:val="28"/>
-                <w:szCs w:val="28"/>
-                <w:lang w:val="tt-RU"/>
-              </w:rPr>
-              <w:t>Точность по дальности</w:t>
-            </w:r>
-          </w:p>
-        </w:tc>
-        <w:tc>
-          <w:tcPr>
-            <w:tcW w:w="2147" w:type="dxa"/>
-            <w:vAlign w:val="center"/>
-          </w:tcPr>
-          <w:p>
-            <w:pPr>
-              <w:spacing w:line="360" w:lineRule="auto"/>
-              <w:jc w:val="center"/>
-              <w:rPr>
-                <w:rFonts w:ascii="Times New Roman" w:hAnsi="Times New Roman" w:cs="Times New Roman"/>
-                <w:sz w:val="28"/>
-                <w:szCs w:val="28"/>
-                <w:lang w:val="tt-RU"/>
-              </w:rPr>
-            </w:pPr>
-            <w:r>
-              <w:rPr>
-                <w:rFonts w:ascii="Times New Roman" w:hAnsi="Times New Roman" w:cs="Times New Roman"/>
-                <w:sz w:val="28"/>
-                <w:szCs w:val="28"/>
-                <w:lang w:val="tt-RU"/>
-              </w:rPr>
-              <w:t>Зависит от алгоритма</w:t>
-            </w:r>
-          </w:p>
-        </w:tc>
-        <w:tc>
-          <w:tcPr>
-            <w:tcW w:w="1693" w:type="dxa"/>
-            <w:vAlign w:val="center"/>
-          </w:tcPr>
-          <w:p>
-            <w:pPr>
-              <w:spacing w:line="360" w:lineRule="auto"/>
-              <w:jc w:val="center"/>
-              <w:rPr>
-                <w:rFonts w:ascii="Times New Roman" w:hAnsi="Times New Roman" w:cs="Times New Roman"/>
-                <w:sz w:val="28"/>
-                <w:szCs w:val="28"/>
-                <w:lang w:val="tt-RU"/>
-              </w:rPr>
-            </w:pPr>
-            <w:r>
-              <w:rPr>
-                <w:rFonts w:ascii="Times New Roman" w:hAnsi="Times New Roman" w:cs="Times New Roman"/>
-                <w:sz w:val="28"/>
-                <w:szCs w:val="28"/>
-                <w:lang w:val="tt-RU"/>
-              </w:rPr>
-              <w:t>±2–5 см</w:t>
-            </w:r>
-          </w:p>
-        </w:tc>
-        <w:tc>
-          <w:tcPr>
-            <w:tcW w:w="1693" w:type="dxa"/>
-            <w:vAlign w:val="center"/>
-          </w:tcPr>
-          <w:p>
-            <w:pPr>
-              <w:spacing w:line="360" w:lineRule="auto"/>
-              <w:jc w:val="center"/>
-              <w:rPr>
-                <w:rFonts w:ascii="Times New Roman" w:hAnsi="Times New Roman" w:cs="Times New Roman"/>
-                <w:sz w:val="28"/>
-                <w:szCs w:val="28"/>
-                <w:lang w:val="tt-RU"/>
-              </w:rPr>
-            </w:pPr>
-            <w:r>
-              <w:rPr>
-                <w:rFonts w:ascii="Times New Roman" w:hAnsi="Times New Roman" w:cs="Times New Roman"/>
-                <w:sz w:val="28"/>
-                <w:szCs w:val="28"/>
-                <w:lang w:val="tt-RU"/>
-              </w:rPr>
-              <w:t>±5–10 см</w:t>
-            </w:r>
-          </w:p>
-        </w:tc>
-        <w:tc>
-          <w:tcPr>
-            <w:tcW w:w="1788" w:type="dxa"/>
-            <w:vAlign w:val="center"/>
-          </w:tcPr>
-          <w:p>
-            <w:pPr>
-              <w:spacing w:line="360" w:lineRule="auto"/>
-              <w:jc w:val="center"/>
-              <w:rPr>
-                <w:rFonts w:ascii="Times New Roman" w:hAnsi="Times New Roman" w:cs="Times New Roman"/>
-                <w:sz w:val="28"/>
-                <w:szCs w:val="28"/>
-                <w:lang w:val="tt-RU"/>
-              </w:rPr>
-            </w:pPr>
-            <w:r>
-              <w:rPr>
-                <w:rFonts w:ascii="Times New Roman" w:hAnsi="Times New Roman" w:cs="Times New Roman"/>
-                <w:sz w:val="28"/>
-                <w:szCs w:val="28"/>
-                <w:lang w:val="tt-RU"/>
-              </w:rPr>
-              <w:t>–</w:t>
-            </w:r>
-          </w:p>
-        </w:tc>
-      </w:tr>
-      <w:tr>
-        <w:trPr>
-          <w:trHeight w:val="552"/>
-        </w:trPr>
-        <w:tc>
-          <w:tcPr>
-            <w:tcW w:w="2030" w:type="dxa"/>
-          </w:tcPr>
-          <w:p>
-            <w:pPr>
-              <w:spacing w:line="360" w:lineRule="auto"/>
-              <w:jc w:val="both"/>
-              <w:rPr>
-                <w:rFonts w:ascii="Times New Roman" w:hAnsi="Times New Roman" w:cs="Times New Roman"/>
-                <w:sz w:val="28"/>
-                <w:szCs w:val="28"/>
-                <w:lang w:val="en-US"/>
-              </w:rPr>
-            </w:pPr>
-            <w:r>
-              <w:rPr>
-                <w:rFonts w:ascii="Times New Roman" w:hAnsi="Times New Roman" w:cs="Times New Roman"/>
-                <w:sz w:val="28"/>
-                <w:szCs w:val="28"/>
-                <w:lang w:val="tt-RU"/>
-              </w:rPr>
-              <w:t>Точность по скорости</w:t>
-            </w:r>
-          </w:p>
-        </w:tc>
-        <w:tc>
-          <w:tcPr>
-            <w:tcW w:w="2147" w:type="dxa"/>
-            <w:vAlign w:val="center"/>
-          </w:tcPr>
-          <w:p>
-            <w:pPr>
-              <w:spacing w:line="360" w:lineRule="auto"/>
-              <w:jc w:val="center"/>
-              <w:rPr>
-                <w:rFonts w:ascii="Times New Roman" w:hAnsi="Times New Roman" w:cs="Times New Roman"/>
-                <w:sz w:val="28"/>
-                <w:szCs w:val="28"/>
-                <w:lang w:val="tt-RU"/>
-              </w:rPr>
-            </w:pPr>
-            <w:r>
-              <w:rPr>
-                <w:rFonts w:ascii="Times New Roman" w:hAnsi="Times New Roman" w:cs="Times New Roman"/>
-                <w:sz w:val="28"/>
-                <w:szCs w:val="28"/>
-                <w:lang w:val="tt-RU"/>
-              </w:rPr>
-              <w:t>Косвенно (трекинг)</w:t>
-            </w:r>
-          </w:p>
-        </w:tc>
-        <w:tc>
-          <w:tcPr>
-            <w:tcW w:w="1693" w:type="dxa"/>
-            <w:vAlign w:val="center"/>
-          </w:tcPr>
-          <w:p>
-            <w:pPr>
-              <w:spacing w:line="360" w:lineRule="auto"/>
-              <w:jc w:val="center"/>
-              <w:rPr>
-                <w:rFonts w:ascii="Times New Roman" w:hAnsi="Times New Roman" w:cs="Times New Roman"/>
-                <w:sz w:val="28"/>
-                <w:szCs w:val="28"/>
-                <w:lang w:val="tt-RU"/>
-              </w:rPr>
-            </w:pPr>
-            <w:r>
-              <w:rPr>
-                <w:rFonts w:ascii="Times New Roman" w:hAnsi="Times New Roman" w:cs="Times New Roman"/>
-                <w:sz w:val="28"/>
-                <w:szCs w:val="28"/>
-                <w:lang w:val="tt-RU"/>
-              </w:rPr>
-              <w:t>Косвенно (трекинг)</w:t>
-            </w:r>
-          </w:p>
-        </w:tc>
-        <w:tc>
-          <w:tcPr>
-            <w:tcW w:w="1693" w:type="dxa"/>
-            <w:vAlign w:val="center"/>
-          </w:tcPr>
-          <w:p>
-            <w:pPr>
-              <w:spacing w:line="360" w:lineRule="auto"/>
-              <w:jc w:val="center"/>
-              <w:rPr>
-                <w:rFonts w:ascii="Times New Roman" w:hAnsi="Times New Roman" w:cs="Times New Roman"/>
-                <w:sz w:val="28"/>
-                <w:szCs w:val="28"/>
-                <w:lang w:val="tt-RU"/>
-              </w:rPr>
-            </w:pPr>
-            <w:r>
-              <w:rPr>
-                <w:rFonts w:ascii="Times New Roman" w:hAnsi="Times New Roman" w:cs="Times New Roman"/>
-                <w:sz w:val="28"/>
-                <w:szCs w:val="28"/>
-                <w:lang w:val="tt-RU"/>
-              </w:rPr>
-              <w:t>±0,1 м/с (прямое)</w:t>
-            </w:r>
-          </w:p>
-        </w:tc>
-        <w:tc>
-          <w:tcPr>
-            <w:tcW w:w="1788" w:type="dxa"/>
-            <w:vAlign w:val="center"/>
-          </w:tcPr>
-          <w:p>
-            <w:pPr>
-              <w:spacing w:line="360" w:lineRule="auto"/>
-              <w:jc w:val="center"/>
-              <w:rPr>
-                <w:rFonts w:ascii="Times New Roman" w:hAnsi="Times New Roman" w:cs="Times New Roman"/>
-                <w:sz w:val="28"/>
-                <w:szCs w:val="28"/>
-                <w:lang w:val="tt-RU"/>
-              </w:rPr>
-            </w:pPr>
-            <w:r>
-              <w:rPr>
-                <w:rFonts w:ascii="Times New Roman" w:hAnsi="Times New Roman" w:cs="Times New Roman"/>
-                <w:sz w:val="28"/>
-                <w:szCs w:val="28"/>
-                <w:lang w:val="tt-RU"/>
-              </w:rPr>
-              <w:t>±0,05 м/с² (дрейф нуля)</w:t>
-            </w:r>
-          </w:p>
-        </w:tc>
-      </w:tr>
-      <w:tr>
-        <w:trPr>
-          <w:trHeight w:val="834"/>
-        </w:trPr>
-        <w:tc>
-          <w:tcPr>
-            <w:tcW w:w="2030" w:type="dxa"/>
-          </w:tcPr>
-          <w:p>
-            <w:pPr>
-              <w:spacing w:line="360" w:lineRule="auto"/>
-              <w:jc w:val="both"/>
-              <w:rPr>
-                <w:rFonts w:ascii="Times New Roman" w:hAnsi="Times New Roman" w:cs="Times New Roman"/>
-                <w:sz w:val="28"/>
-                <w:szCs w:val="28"/>
-                <w:lang w:val="en-US"/>
-              </w:rPr>
-            </w:pPr>
-            <w:r>
-              <w:rPr>
-                <w:rFonts w:ascii="Times New Roman" w:hAnsi="Times New Roman" w:cs="Times New Roman"/>
-                <w:sz w:val="28"/>
-                <w:szCs w:val="28"/>
-                <w:lang w:val="tt-RU"/>
-              </w:rPr>
-              <w:t>Устойчивость к темноте</w:t>
-            </w:r>
-          </w:p>
-        </w:tc>
-        <w:tc>
-          <w:tcPr>
-            <w:tcW w:w="2147" w:type="dxa"/>
-            <w:vAlign w:val="center"/>
-          </w:tcPr>
-          <w:p>
-            <w:pPr>
-              <w:spacing w:line="360" w:lineRule="auto"/>
-              <w:jc w:val="center"/>
-              <w:rPr>
-                <w:rFonts w:ascii="Times New Roman" w:hAnsi="Times New Roman" w:cs="Times New Roman"/>
-                <w:sz w:val="28"/>
-                <w:szCs w:val="28"/>
-                <w:lang w:val="tt-RU"/>
-              </w:rPr>
-            </w:pPr>
-            <w:r>
-              <w:rPr>
-                <w:rFonts w:ascii="Times New Roman" w:hAnsi="Times New Roman" w:cs="Times New Roman"/>
-                <w:sz w:val="28"/>
-                <w:szCs w:val="28"/>
-                <w:lang w:val="tt-RU"/>
-              </w:rPr>
-              <w:t>Низкая (требует ИК-подсветки)</w:t>
-            </w:r>
-          </w:p>
-        </w:tc>
-        <w:tc>
-          <w:tcPr>
-            <w:tcW w:w="1693" w:type="dxa"/>
-            <w:vAlign w:val="center"/>
-          </w:tcPr>
-          <w:p>
-            <w:pPr>
-              <w:spacing w:line="360" w:lineRule="auto"/>
-              <w:jc w:val="center"/>
-              <w:rPr>
-                <w:rFonts w:ascii="Times New Roman" w:hAnsi="Times New Roman" w:cs="Times New Roman"/>
-                <w:sz w:val="28"/>
-                <w:szCs w:val="28"/>
-                <w:lang w:val="tt-RU"/>
-              </w:rPr>
-            </w:pPr>
-            <w:r>
-              <w:rPr>
-                <w:rFonts w:ascii="Times New Roman" w:hAnsi="Times New Roman" w:cs="Times New Roman"/>
-                <w:sz w:val="28"/>
-                <w:szCs w:val="28"/>
-                <w:lang w:val="tt-RU"/>
-              </w:rPr>
-              <w:t>Высокая</w:t>
-            </w:r>
-          </w:p>
-        </w:tc>
-        <w:tc>
-          <w:tcPr>
-            <w:tcW w:w="1693" w:type="dxa"/>
-            <w:vAlign w:val="center"/>
-          </w:tcPr>
-          <w:p>
-            <w:pPr>
-              <w:spacing w:line="360" w:lineRule="auto"/>
-              <w:jc w:val="center"/>
-              <w:rPr>
-                <w:rFonts w:ascii="Times New Roman" w:hAnsi="Times New Roman" w:cs="Times New Roman"/>
-                <w:sz w:val="28"/>
-                <w:szCs w:val="28"/>
-                <w:lang w:val="tt-RU"/>
-              </w:rPr>
-            </w:pPr>
-            <w:r>
-              <w:rPr>
-                <w:rFonts w:ascii="Times New Roman" w:hAnsi="Times New Roman" w:cs="Times New Roman"/>
-                <w:sz w:val="28"/>
-                <w:szCs w:val="28"/>
-                <w:lang w:val="tt-RU"/>
-              </w:rPr>
-              <w:t>Высокая</w:t>
-            </w:r>
-          </w:p>
-        </w:tc>
-        <w:tc>
-          <w:tcPr>
-            <w:tcW w:w="1788" w:type="dxa"/>
-            <w:vAlign w:val="center"/>
-          </w:tcPr>
-          <w:p>
-            <w:pPr>
-              <w:spacing w:line="360" w:lineRule="auto"/>
-              <w:jc w:val="center"/>
-              <w:rPr>
-                <w:rFonts w:ascii="Times New Roman" w:hAnsi="Times New Roman" w:cs="Times New Roman"/>
-                <w:sz w:val="28"/>
-                <w:szCs w:val="28"/>
-                <w:lang w:val="tt-RU"/>
-              </w:rPr>
-            </w:pPr>
-            <w:r>
-              <w:rPr>
-                <w:rFonts w:ascii="Times New Roman" w:hAnsi="Times New Roman" w:cs="Times New Roman"/>
-                <w:sz w:val="28"/>
-                <w:szCs w:val="28"/>
-                <w:lang w:val="tt-RU"/>
-              </w:rPr>
-              <w:t>Высокая</w:t>
-            </w:r>
-          </w:p>
-        </w:tc>
-      </w:tr>
-      <w:tr>
-        <w:trPr>
-          <w:trHeight w:val="552"/>
-        </w:trPr>
-        <w:tc>
-          <w:tcPr>
-            <w:tcW w:w="2030" w:type="dxa"/>
-          </w:tcPr>
-          <w:p>
-            <w:pPr>
-              <w:spacing w:line="360" w:lineRule="auto"/>
-              <w:jc w:val="both"/>
-              <w:rPr>
-                <w:rFonts w:ascii="Times New Roman" w:hAnsi="Times New Roman" w:cs="Times New Roman"/>
-                <w:sz w:val="28"/>
-                <w:szCs w:val="28"/>
-                <w:lang w:val="en-US"/>
-              </w:rPr>
-            </w:pPr>
-            <w:r>
-              <w:rPr>
-                <w:rFonts w:ascii="Times New Roman" w:hAnsi="Times New Roman" w:cs="Times New Roman"/>
-                <w:sz w:val="28"/>
-                <w:szCs w:val="28"/>
-                <w:lang w:val="tt-RU"/>
-              </w:rPr>
-              <w:t>Угловое разрешение</w:t>
-            </w:r>
-          </w:p>
-        </w:tc>
-        <w:tc>
-          <w:tcPr>
-            <w:tcW w:w="2147" w:type="dxa"/>
-            <w:vAlign w:val="center"/>
-          </w:tcPr>
-          <w:p>
-            <w:pPr>
-              <w:spacing w:line="360" w:lineRule="auto"/>
-              <w:jc w:val="center"/>
-              <w:rPr>
-                <w:rFonts w:ascii="Times New Roman" w:hAnsi="Times New Roman" w:cs="Times New Roman"/>
-                <w:sz w:val="28"/>
-                <w:szCs w:val="28"/>
-                <w:lang w:val="en-US"/>
-              </w:rPr>
-            </w:pPr>
-            <w:r>
-              <w:rPr>
-                <w:rFonts w:ascii="Times New Roman" w:hAnsi="Times New Roman" w:cs="Times New Roman"/>
-                <w:sz w:val="28"/>
-                <w:szCs w:val="28"/>
-                <w:lang w:val="tt-RU"/>
-              </w:rPr>
-              <w:t>Высокое (&gt;0,05°)</w:t>
-            </w:r>
-          </w:p>
-        </w:tc>
-        <w:tc>
-          <w:tcPr>
-            <w:tcW w:w="1693" w:type="dxa"/>
-            <w:vAlign w:val="center"/>
-          </w:tcPr>
-          <w:p>
-            <w:pPr>
-              <w:spacing w:line="360" w:lineRule="auto"/>
-              <w:jc w:val="center"/>
-              <w:rPr>
-                <w:rFonts w:ascii="Times New Roman" w:hAnsi="Times New Roman" w:cs="Times New Roman"/>
-                <w:sz w:val="28"/>
-                <w:szCs w:val="28"/>
-                <w:lang w:val="tt-RU"/>
-              </w:rPr>
-            </w:pPr>
-            <w:r>
-              <w:rPr>
-                <w:rFonts w:ascii="Times New Roman" w:hAnsi="Times New Roman" w:cs="Times New Roman"/>
-                <w:sz w:val="28"/>
-                <w:szCs w:val="28"/>
-                <w:lang w:val="tt-RU"/>
-              </w:rPr>
-              <w:t>Среднее (0,05–0,2°)</w:t>
-            </w:r>
-          </w:p>
-        </w:tc>
-        <w:tc>
-          <w:tcPr>
-            <w:tcW w:w="1693" w:type="dxa"/>
-            <w:vAlign w:val="center"/>
-          </w:tcPr>
-          <w:p>
-            <w:pPr>
-              <w:spacing w:line="360" w:lineRule="auto"/>
-              <w:jc w:val="center"/>
-              <w:rPr>
-                <w:rFonts w:ascii="Times New Roman" w:hAnsi="Times New Roman" w:cs="Times New Roman"/>
-                <w:sz w:val="28"/>
-                <w:szCs w:val="28"/>
-                <w:lang w:val="tt-RU"/>
-              </w:rPr>
-            </w:pPr>
-            <w:r>
-              <w:rPr>
-                <w:rFonts w:ascii="Times New Roman" w:hAnsi="Times New Roman" w:cs="Times New Roman"/>
-                <w:sz w:val="28"/>
-                <w:szCs w:val="28"/>
-                <w:lang w:val="tt-RU"/>
-              </w:rPr>
-              <w:t>Низкое (1-5°)</w:t>
-            </w:r>
-          </w:p>
-        </w:tc>
-        <w:tc>
-          <w:tcPr>
-            <w:tcW w:w="1788" w:type="dxa"/>
-            <w:vAlign w:val="center"/>
-          </w:tcPr>
-          <w:p>
-            <w:pPr>
-              <w:spacing w:line="360" w:lineRule="auto"/>
-              <w:jc w:val="center"/>
-              <w:rPr>
-                <w:rFonts w:ascii="Times New Roman" w:hAnsi="Times New Roman" w:cs="Times New Roman"/>
-                <w:sz w:val="28"/>
-                <w:szCs w:val="28"/>
-                <w:lang w:val="tt-RU"/>
-              </w:rPr>
-            </w:pPr>
-            <w:r>
-              <w:rPr>
-                <w:rFonts w:ascii="Times New Roman" w:hAnsi="Times New Roman" w:cs="Times New Roman"/>
-                <w:sz w:val="28"/>
-                <w:szCs w:val="28"/>
-                <w:lang w:val="tt-RU"/>
-              </w:rPr>
-              <w:t>–</w:t>
-            </w:r>
-          </w:p>
-        </w:tc>
-      </w:tr>
-      <w:tr>
-        <w:trPr>
-          <w:trHeight w:val="552"/>
-        </w:trPr>
-        <w:tc>
-          <w:tcPr>
-            <w:tcW w:w="2030" w:type="dxa"/>
-          </w:tcPr>
-          <w:p>
-            <w:pPr>
-              <w:spacing w:line="360" w:lineRule="auto"/>
-              <w:jc w:val="both"/>
-              <w:rPr>
-                <w:rFonts w:ascii="Times New Roman" w:hAnsi="Times New Roman" w:cs="Times New Roman"/>
-                <w:sz w:val="28"/>
-                <w:szCs w:val="28"/>
-                <w:lang w:val="en-US"/>
-              </w:rPr>
-            </w:pPr>
-            <w:r>
-              <w:rPr>
-                <w:rFonts w:ascii="Times New Roman" w:hAnsi="Times New Roman" w:cs="Times New Roman"/>
-                <w:sz w:val="28"/>
-                <w:szCs w:val="28"/>
-                <w:lang w:val="tt-RU"/>
-              </w:rPr>
-              <w:t>Семантическая информация</w:t>
-            </w:r>
-          </w:p>
-        </w:tc>
-        <w:tc>
-          <w:tcPr>
-            <w:tcW w:w="2147" w:type="dxa"/>
-            <w:vAlign w:val="center"/>
-          </w:tcPr>
-          <w:p>
-            <w:pPr>
-              <w:spacing w:line="360" w:lineRule="auto"/>
-              <w:jc w:val="center"/>
-              <w:rPr>
-                <w:rFonts w:ascii="Times New Roman" w:hAnsi="Times New Roman" w:cs="Times New Roman"/>
-                <w:sz w:val="28"/>
-                <w:szCs w:val="28"/>
-                <w:lang w:val="tt-RU"/>
-              </w:rPr>
-            </w:pPr>
-            <w:r>
-              <w:rPr>
-                <w:rFonts w:ascii="Times New Roman" w:hAnsi="Times New Roman" w:cs="Times New Roman"/>
-                <w:sz w:val="28"/>
-                <w:szCs w:val="28"/>
-                <w:lang w:val="tt-RU"/>
-              </w:rPr>
-              <w:t>Полная (цвет, текстура)</w:t>
-            </w:r>
-          </w:p>
-        </w:tc>
-        <w:tc>
-          <w:tcPr>
-            <w:tcW w:w="1693" w:type="dxa"/>
-            <w:vAlign w:val="center"/>
-          </w:tcPr>
-          <w:p>
-            <w:pPr>
-              <w:spacing w:line="360" w:lineRule="auto"/>
-              <w:jc w:val="center"/>
-              <w:rPr>
-                <w:rFonts w:ascii="Times New Roman" w:hAnsi="Times New Roman" w:cs="Times New Roman"/>
-                <w:sz w:val="28"/>
-                <w:szCs w:val="28"/>
-                <w:lang w:val="tt-RU"/>
-              </w:rPr>
-            </w:pPr>
-            <w:r>
-              <w:rPr>
-                <w:rFonts w:ascii="Times New Roman" w:hAnsi="Times New Roman" w:cs="Times New Roman"/>
-                <w:sz w:val="28"/>
-                <w:szCs w:val="28"/>
-                <w:lang w:val="tt-RU"/>
-              </w:rPr>
-              <w:t>Отсутствует</w:t>
-            </w:r>
-          </w:p>
-        </w:tc>
-        <w:tc>
-          <w:tcPr>
-            <w:tcW w:w="1693" w:type="dxa"/>
-            <w:vAlign w:val="center"/>
-          </w:tcPr>
-          <w:p>
-            <w:pPr>
-              <w:spacing w:line="360" w:lineRule="auto"/>
-              <w:jc w:val="center"/>
-              <w:rPr>
-                <w:rFonts w:ascii="Times New Roman" w:hAnsi="Times New Roman" w:cs="Times New Roman"/>
-                <w:sz w:val="28"/>
-                <w:szCs w:val="28"/>
-                <w:lang w:val="tt-RU"/>
-              </w:rPr>
-            </w:pPr>
-            <w:r>
-              <w:rPr>
-                <w:rFonts w:ascii="Times New Roman" w:hAnsi="Times New Roman" w:cs="Times New Roman"/>
-                <w:sz w:val="28"/>
-                <w:szCs w:val="28"/>
-                <w:lang w:val="tt-RU"/>
-              </w:rPr>
-              <w:t>Отсутствует</w:t>
-            </w:r>
-          </w:p>
-        </w:tc>
-        <w:tc>
-          <w:tcPr>
-            <w:tcW w:w="1788" w:type="dxa"/>
-            <w:vAlign w:val="center"/>
-          </w:tcPr>
-          <w:p>
-            <w:pPr>
-              <w:spacing w:line="360" w:lineRule="auto"/>
-              <w:jc w:val="center"/>
-              <w:rPr>
-                <w:rFonts w:ascii="Times New Roman" w:hAnsi="Times New Roman" w:cs="Times New Roman"/>
-                <w:sz w:val="28"/>
-                <w:szCs w:val="28"/>
-                <w:lang w:val="tt-RU"/>
-              </w:rPr>
-            </w:pPr>
-            <w:r>
-              <w:rPr>
-                <w:rFonts w:ascii="Times New Roman" w:hAnsi="Times New Roman" w:cs="Times New Roman"/>
-                <w:sz w:val="28"/>
-                <w:szCs w:val="28"/>
-                <w:lang w:val="tt-RU"/>
-              </w:rPr>
-              <w:t>Отсутствует</w:t>
-            </w:r>
-          </w:p>
-        </w:tc>
-      </w:tr>
-    </w:tbl>
-    <w:p>
-      <w:pPr>
-        <w:spacing w:after="0" w:line="360" w:lineRule="auto"/>
-        <w:ind w:firstLine="709"/>
-        <w:jc w:val="both"/>
-        <w:rPr>
-          <w:rFonts w:ascii="Times New Roman" w:hAnsi="Times New Roman" w:cs="Times New Roman"/>
-          <w:sz w:val="28"/>
-          <w:szCs w:val="28"/>
-          <w:lang w:val="ru"/>
-        </w:rPr>
-      </w:pPr>
-    </w:p>
-    <w:p>
-      <w:pPr>
-        <w:spacing w:after="0" w:line="360" w:lineRule="auto"/>
-        <w:ind w:firstLine="709"/>
-        <w:jc w:val="both"/>
-        <w:rPr>
-          <w:rFonts w:ascii="Times New Roman" w:hAnsi="Times New Roman" w:cs="Times New Roman"/>
-          <w:sz w:val="28"/>
-          <w:szCs w:val="28"/>
-          <w:lang w:val="ru"/>
-        </w:rPr>
-      </w:pPr>
-      <w:r>
-        <w:rPr>
-          <w:rFonts w:ascii="Times New Roman" w:hAnsi="Times New Roman" w:cs="Times New Roman"/>
-          <w:sz w:val="28"/>
-          <w:szCs w:val="28"/>
-          <w:lang w:val="ru"/>
-        </w:rPr>
-        <w:t xml:space="preserve">Для линейных систем оптимальным решением является фильтр Калмана. Учитывая нелинейность моделей движения и наблюдения, на практике </w:t>
-      </w:r>
-      <w:r>
-        <w:rPr>
-          <w:rFonts w:ascii="Times New Roman" w:hAnsi="Times New Roman" w:cs="Times New Roman"/>
-          <w:sz w:val="28"/>
-          <w:szCs w:val="28"/>
-        </w:rPr>
-        <w:t xml:space="preserve">чаще </w:t>
-      </w:r>
-      <w:r>
-        <w:rPr>
-          <w:rFonts w:ascii="Times New Roman" w:hAnsi="Times New Roman" w:cs="Times New Roman"/>
-          <w:sz w:val="28"/>
-          <w:szCs w:val="28"/>
-          <w:lang w:val="ru"/>
-        </w:rPr>
-        <w:t>применяется расширенный фильтр Калмана (EKF) или сигма-точечный фильтр (UKF)</w:t>
-      </w:r>
-      <w:r>
-        <w:rPr>
-          <w:rFonts w:ascii="Times New Roman" w:hAnsi="Times New Roman" w:cs="Times New Roman"/>
-          <w:sz w:val="28"/>
-          <w:szCs w:val="28"/>
-        </w:rPr>
-        <w:t xml:space="preserve"> [5]</w:t>
-      </w:r>
-      <w:r>
-        <w:rPr>
-          <w:rFonts w:ascii="Times New Roman" w:hAnsi="Times New Roman" w:cs="Times New Roman"/>
-          <w:sz w:val="28"/>
-          <w:szCs w:val="28"/>
-          <w:lang w:val="ru"/>
-        </w:rPr>
-        <w:t>.</w:t>
-      </w:r>
-    </w:p>
-    <w:p>
-      <w:pPr>
-        <w:spacing w:after="0" w:line="360" w:lineRule="auto"/>
-        <w:ind w:firstLine="709"/>
-        <w:jc w:val="both"/>
-        <w:rPr>
-          <w:rFonts w:ascii="Times New Roman" w:hAnsi="Times New Roman" w:cs="Times New Roman"/>
-          <w:sz w:val="28"/>
-          <w:szCs w:val="28"/>
-        </w:rPr>
-      </w:pPr>
-      <w:r>
-        <w:rPr>
-          <w:rFonts w:ascii="Times New Roman" w:hAnsi="Times New Roman" w:cs="Times New Roman"/>
-          <w:sz w:val="28"/>
-          <w:szCs w:val="28"/>
-          <w:lang w:val="ru"/>
-        </w:rPr>
-        <w:t>Стандартная двухэтапная процедура EKF</w:t>
-      </w:r>
-      <w:r>
-        <w:rPr>
-          <w:rFonts w:ascii="Times New Roman" w:hAnsi="Times New Roman" w:cs="Times New Roman"/>
-          <w:sz w:val="28"/>
-          <w:szCs w:val="28"/>
-        </w:rPr>
-        <w:t xml:space="preserve"> состоит из двух процессов: прогноз и коррекция. Формула 4 описывает </w:t>
-      </w:r>
-      <w:r>
-        <w:rPr>
-          <w:rFonts w:ascii="Times New Roman" w:hAnsi="Times New Roman" w:cs="Times New Roman"/>
-          <w:i/>
-          <w:iCs/>
-          <w:sz w:val="28"/>
-          <w:szCs w:val="28"/>
-        </w:rPr>
-        <w:t>процесс прогноза значения, где функция</w:t>
-      </w:r>
-      <w:r>
-        <w:rPr>
-          <w:rFonts w:ascii="Times New Roman" w:hAnsi="Times New Roman" w:cs="Times New Roman"/>
-          <w:i/>
-          <w:iCs/>
-          <w:sz w:val="28"/>
-          <w:szCs w:val="28"/>
-          <w:lang w:val="ru"/>
-        </w:rPr>
-        <w:t xml:space="preserve"> </w:t>
-      </w:r>
-      <m:oMath>
-        <m:r>
-          <w:rPr>
-            <w:rFonts w:ascii="Cambria Math" w:hAnsi="Cambria Math" w:cs="Times New Roman"/>
-            <w:sz w:val="28"/>
-            <w:szCs w:val="28"/>
-            <w:lang w:val="ru"/>
-          </w:rPr>
-          <m:t>f()</m:t>
-        </m:r>
-      </m:oMath>
-      <w:r>
-        <w:rPr>
-          <w:rFonts w:ascii="Times New Roman" w:hAnsi="Times New Roman" w:cs="Times New Roman"/>
-          <w:i/>
-          <w:iCs/>
-          <w:sz w:val="28"/>
-          <w:szCs w:val="28"/>
-          <w:lang w:val="ru"/>
-        </w:rPr>
-        <w:t xml:space="preserve"> – модель движения</w:t>
-      </w:r>
-      <w:r>
-        <w:rPr>
-          <w:rFonts w:ascii="Times New Roman" w:hAnsi="Times New Roman" w:cs="Times New Roman"/>
-          <w:sz w:val="28"/>
-          <w:szCs w:val="28"/>
-        </w:rPr>
-        <w:t xml:space="preserve">. По формуле 5 рассчитывается </w:t>
-      </w:r>
-      <w:r>
-        <w:rPr>
-          <w:rFonts w:ascii="Times New Roman" w:hAnsi="Times New Roman" w:cs="Times New Roman"/>
-          <w:i/>
-          <w:iCs/>
-          <w:sz w:val="28"/>
-          <w:szCs w:val="28"/>
-        </w:rPr>
-        <w:t xml:space="preserve">коррекция за счет функции наблюдения, где </w:t>
-      </w:r>
-      <m:oMath>
-        <m:r>
-          <w:rPr>
-            <w:rFonts w:ascii="Cambria Math" w:hAnsi="Cambria Math" w:cs="Times New Roman"/>
-            <w:sz w:val="28"/>
-            <w:szCs w:val="28"/>
-            <w:lang w:val="ru"/>
-          </w:rPr>
-          <m:t>h()</m:t>
-        </m:r>
-      </m:oMath>
-      <w:r>
-        <w:rPr>
-          <w:rFonts w:ascii="Times New Roman" w:hAnsi="Times New Roman" w:cs="Times New Roman"/>
-          <w:i/>
-          <w:iCs/>
-          <w:sz w:val="28"/>
-          <w:szCs w:val="28"/>
-          <w:lang w:val="ru"/>
-        </w:rPr>
-        <w:t xml:space="preserve"> – модель наблюдения</w:t>
-      </w:r>
-      <w:r>
-        <w:rPr>
-          <w:rFonts w:ascii="Times New Roman" w:hAnsi="Times New Roman" w:cs="Times New Roman"/>
-          <w:sz w:val="28"/>
-          <w:szCs w:val="28"/>
-        </w:rPr>
-        <w:t xml:space="preserve"> [5].</w:t>
-      </w:r>
-    </w:p>
-    <w:p>
-      <w:pPr>
-        <w:spacing w:after="0" w:line="360" w:lineRule="auto"/>
-        <w:ind w:firstLine="709"/>
-        <w:jc w:val="both"/>
-        <w:rPr>
-          <w:rFonts w:ascii="Times New Roman" w:hAnsi="Times New Roman" w:cs="Times New Roman"/>
-          <w:sz w:val="28"/>
-          <w:szCs w:val="28"/>
-        </w:rPr>
-      </w:pPr>
-    </w:p>
-    <w:tbl>
-      <w:tblPr>
-        <w:tblStyle w:val="a6"/>
-        <w:tblW w:w="0" w:type="auto"/>
-        <w:tblBorders>
-          <w:top w:val="none" w:sz="0" w:space="0" w:color="auto"/>
-          <w:left w:val="none" w:sz="0" w:space="0" w:color="auto"/>
-          <w:bottom w:val="none" w:sz="0" w:space="0" w:color="auto"/>
-          <w:right w:val="none" w:sz="0" w:space="0" w:color="auto"/>
-          <w:insideH w:val="none" w:sz="0" w:space="0" w:color="auto"/>
-          <w:insideV w:val="none" w:sz="0" w:space="0" w:color="auto"/>
-        </w:tblBorders>
-        <w:tblLook w:val="04A0" w:firstRow="1" w:lastRow="0" w:firstColumn="1" w:lastColumn="0" w:noHBand="0" w:noVBand="1"/>
-      </w:tblPr>
-      <w:tblGrid>
-        <w:gridCol w:w="1696"/>
-        <w:gridCol w:w="6067"/>
-        <w:gridCol w:w="1256"/>
-      </w:tblGrid>
-      <w:tr>
-        <w:tc>
-          <w:tcPr>
-            <w:tcW w:w="1696" w:type="dxa"/>
-          </w:tcPr>
-          <w:p>
-            <w:pPr>
-              <w:spacing w:line="360" w:lineRule="auto"/>
-              <w:ind w:firstLine="709"/>
-              <w:jc w:val="both"/>
-              <w:rPr>
-                <w:rFonts w:ascii="Times New Roman" w:hAnsi="Times New Roman" w:cs="Times New Roman"/>
-                <w:sz w:val="28"/>
-                <w:szCs w:val="28"/>
-              </w:rPr>
-            </w:pPr>
-          </w:p>
-        </w:tc>
-        <w:tc>
-          <w:tcPr>
-            <w:tcW w:w="6067" w:type="dxa"/>
-          </w:tcPr>
-          <w:p>
-            <w:pPr>
-              <w:spacing w:line="360" w:lineRule="auto"/>
-              <w:ind w:firstLine="709"/>
-              <w:jc w:val="both"/>
-              <w:rPr>
-                <w:rFonts w:ascii="Times New Roman" w:hAnsi="Times New Roman" w:cs="Times New Roman"/>
-                <w:i/>
-                <w:sz w:val="28"/>
-                <w:szCs w:val="28"/>
-              </w:rPr>
-            </w:pPr>
-            <m:oMathPara>
-              <m:oMath>
-                <m:r>
-                  <w:rPr>
-                    <w:rFonts w:ascii="Cambria Math" w:hAnsi="Cambria Math" w:cs="Times New Roman"/>
-                    <w:sz w:val="28"/>
-                    <w:szCs w:val="28"/>
-                    <w:lang w:val="ru"/>
-                  </w:rPr>
-                  <m:t> </m:t>
-                </m:r>
-                <m:sSub>
-                  <m:sSubPr>
-                    <m:ctrlPr>
-                      <w:rPr>
-                        <w:rFonts w:ascii="Cambria Math" w:hAnsi="Cambria Math" w:cs="Times New Roman"/>
-                        <w:i/>
-                        <w:sz w:val="28"/>
-                        <w:szCs w:val="28"/>
-                        <w:lang w:val="ru"/>
-                      </w:rPr>
-                    </m:ctrlPr>
-                  </m:sSubPr>
-                  <m:e>
-                    <m:acc>
-                      <m:accPr>
-                        <m:ctrlPr>
-                          <w:rPr>
-                            <w:rFonts w:ascii="Cambria Math" w:hAnsi="Cambria Math" w:cs="Times New Roman"/>
-                            <w:sz w:val="28"/>
-                            <w:szCs w:val="28"/>
-                            <w:lang w:val="ru"/>
-                          </w:rPr>
-                        </m:ctrlPr>
-                      </m:accPr>
-                      <m:e>
-                        <m:r>
-                          <w:rPr>
-                            <w:rFonts w:ascii="Cambria Math" w:hAnsi="Cambria Math" w:cs="Times New Roman"/>
-                            <w:sz w:val="28"/>
-                            <w:szCs w:val="28"/>
-                            <w:lang w:val="ru"/>
-                          </w:rPr>
-                          <m:t>X</m:t>
-                        </m:r>
-                      </m:e>
-                    </m:acc>
-                    <m:ctrlPr>
-                      <w:rPr>
-                        <w:rFonts w:ascii="Cambria Math" w:hAnsi="Cambria Math" w:cs="Times New Roman"/>
-                        <w:sz w:val="28"/>
-                        <w:szCs w:val="28"/>
-                        <w:lang w:val="ru"/>
-                      </w:rPr>
-                    </m:ctrlPr>
-                  </m:e>
-                  <m:sub>
-                    <m:d>
-                      <m:dPr>
-                        <m:ctrlPr>
-                          <w:rPr>
-                            <w:rFonts w:ascii="Cambria Math" w:hAnsi="Cambria Math" w:cs="Times New Roman"/>
-                            <w:i/>
-                            <w:sz w:val="28"/>
-                            <w:szCs w:val="28"/>
-                            <w:lang w:val="ru"/>
-                          </w:rPr>
-                        </m:ctrlPr>
-                      </m:dPr>
-                      <m:e>
-                        <m:r>
-                          <m:rPr>
-                            <m:sty m:val="p"/>
-                          </m:rPr>
-                          <w:rPr>
-                            <w:rFonts w:ascii="Cambria Math" w:hAnsi="Cambria Math" w:cs="Times New Roman"/>
-                            <w:sz w:val="28"/>
-                            <w:szCs w:val="28"/>
-                            <w:lang w:val="ru"/>
-                          </w:rPr>
-                          <m:t>k</m:t>
-                        </m:r>
-                      </m:e>
-                      <m:e>
-                        <m:r>
-                          <m:rPr>
-                            <m:sty m:val="p"/>
-                          </m:rPr>
-                          <w:rPr>
-                            <w:rFonts w:ascii="Cambria Math" w:hAnsi="Cambria Math" w:cs="Times New Roman"/>
-                            <w:sz w:val="28"/>
-                            <w:szCs w:val="28"/>
-                            <w:lang w:val="ru"/>
-                          </w:rPr>
-                          <m:t>k</m:t>
-                        </m:r>
-                        <m:r>
-                          <w:rPr>
-                            <w:rFonts w:ascii="Cambria Math" w:hAnsi="Cambria Math" w:cs="Times New Roman"/>
-                            <w:sz w:val="28"/>
-                            <w:szCs w:val="28"/>
-                            <w:lang w:val="ru"/>
-                          </w:rPr>
-                          <m:t>-1</m:t>
-                        </m:r>
-                      </m:e>
-                    </m:d>
-                  </m:sub>
-                </m:sSub>
-                <m:r>
-                  <w:rPr>
-                    <w:rFonts w:ascii="Cambria Math" w:hAnsi="Cambria Math" w:cs="Times New Roman"/>
-                    <w:sz w:val="28"/>
-                    <w:szCs w:val="28"/>
-                    <w:lang w:val="ru"/>
-                  </w:rPr>
-                  <m:t>=f</m:t>
-                </m:r>
-                <m:d>
-                  <m:dPr>
-                    <m:ctrlPr>
-                      <w:rPr>
-                        <w:rFonts w:ascii="Cambria Math" w:hAnsi="Cambria Math" w:cs="Times New Roman"/>
-                        <w:i/>
-                        <w:sz w:val="28"/>
-                        <w:szCs w:val="28"/>
-                        <w:lang w:val="ru"/>
-                      </w:rPr>
-                    </m:ctrlPr>
-                  </m:dPr>
-                  <m:e>
-                    <m:r>
-                      <w:rPr>
-                        <w:rFonts w:ascii="Cambria Math" w:hAnsi="Cambria Math" w:cs="Times New Roman"/>
-                        <w:sz w:val="28"/>
-                        <w:szCs w:val="28"/>
-                        <w:lang w:val="ru"/>
-                      </w:rPr>
-                      <m:t> </m:t>
-                    </m:r>
-                    <m:sSub>
-                      <m:sSubPr>
-                        <m:ctrlPr>
-                          <w:rPr>
-                            <w:rFonts w:ascii="Cambria Math" w:hAnsi="Cambria Math" w:cs="Times New Roman"/>
-                            <w:i/>
-                            <w:sz w:val="28"/>
-                            <w:szCs w:val="28"/>
-                            <w:lang w:val="ru"/>
-                          </w:rPr>
-                        </m:ctrlPr>
-                      </m:sSubPr>
-                      <m:e>
-                        <m:acc>
-                          <m:accPr>
-                            <m:ctrlPr>
-                              <w:rPr>
-                                <w:rFonts w:ascii="Cambria Math" w:hAnsi="Cambria Math" w:cs="Times New Roman"/>
-                                <w:sz w:val="28"/>
-                                <w:szCs w:val="28"/>
-                                <w:lang w:val="ru"/>
-                              </w:rPr>
-                            </m:ctrlPr>
-                          </m:accPr>
-                          <m:e>
-                            <m:r>
-                              <m:rPr>
-                                <m:sty m:val="p"/>
-                              </m:rPr>
-                              <w:rPr>
-                                <w:rFonts w:ascii="Cambria Math" w:hAnsi="Cambria Math" w:cs="Times New Roman"/>
-                                <w:sz w:val="28"/>
-                                <w:szCs w:val="28"/>
-                                <w:lang w:val="ru"/>
-                              </w:rPr>
-                              <m:t>X</m:t>
-                            </m:r>
-                          </m:e>
-                        </m:acc>
-                        <m:ctrlPr>
-                          <w:rPr>
-                            <w:rFonts w:ascii="Cambria Math" w:hAnsi="Cambria Math" w:cs="Times New Roman"/>
-                            <w:sz w:val="28"/>
-                            <w:szCs w:val="28"/>
-                            <w:lang w:val="ru"/>
-                          </w:rPr>
-                        </m:ctrlPr>
-                      </m:e>
-                      <m:sub>
-                        <m:d>
-                          <m:dPr>
-                            <m:ctrlPr>
-                              <w:rPr>
-                                <w:rFonts w:ascii="Cambria Math" w:hAnsi="Cambria Math" w:cs="Times New Roman"/>
-                                <w:i/>
-                                <w:sz w:val="28"/>
-                                <w:szCs w:val="28"/>
-                                <w:lang w:val="ru"/>
-                              </w:rPr>
-                            </m:ctrlPr>
-                          </m:dPr>
-                          <m:e>
-                            <m:r>
-                              <m:rPr>
-                                <m:sty m:val="p"/>
-                              </m:rPr>
-                              <w:rPr>
-                                <w:rFonts w:ascii="Cambria Math" w:hAnsi="Cambria Math" w:cs="Times New Roman"/>
-                                <w:sz w:val="28"/>
-                                <w:szCs w:val="28"/>
-                                <w:lang w:val="ru"/>
-                              </w:rPr>
-                              <m:t>k</m:t>
-                            </m:r>
-                            <m:r>
-                              <w:rPr>
-                                <w:rFonts w:ascii="Cambria Math" w:hAnsi="Cambria Math" w:cs="Times New Roman"/>
-                                <w:sz w:val="28"/>
-                                <w:szCs w:val="28"/>
-                                <w:lang w:val="ru"/>
-                              </w:rPr>
-                              <m:t>-1</m:t>
-                            </m:r>
-                          </m:e>
-                          <m:e>
-                            <m:r>
-                              <m:rPr>
-                                <m:sty m:val="p"/>
-                              </m:rPr>
-                              <w:rPr>
-                                <w:rFonts w:ascii="Cambria Math" w:hAnsi="Cambria Math" w:cs="Times New Roman"/>
-                                <w:sz w:val="28"/>
-                                <w:szCs w:val="28"/>
-                                <w:lang w:val="ru"/>
-                              </w:rPr>
-                              <m:t>k</m:t>
-                            </m:r>
-                            <m:r>
-                              <w:rPr>
-                                <w:rFonts w:ascii="Cambria Math" w:hAnsi="Cambria Math" w:cs="Times New Roman"/>
-                                <w:sz w:val="28"/>
-                                <w:szCs w:val="28"/>
-                                <w:lang w:val="ru"/>
-                              </w:rPr>
-                              <m:t>-1</m:t>
-                            </m:r>
-                          </m:e>
-                        </m:d>
-                      </m:sub>
-                    </m:sSub>
-                    <m:r>
-                      <w:rPr>
-                        <w:rFonts w:ascii="Cambria Math" w:hAnsi="Cambria Math" w:cs="Times New Roman"/>
-                        <w:sz w:val="28"/>
-                        <w:szCs w:val="28"/>
-                        <w:lang w:val="ru"/>
-                      </w:rPr>
-                      <m:t>,</m:t>
-                    </m:r>
-                    <m:sSub>
-                      <m:sSubPr>
-                        <m:ctrlPr>
-                          <w:rPr>
-                            <w:rFonts w:ascii="Cambria Math" w:hAnsi="Cambria Math" w:cs="Times New Roman"/>
-                            <w:i/>
-                            <w:sz w:val="28"/>
-                            <w:szCs w:val="28"/>
-                            <w:lang w:val="ru"/>
-                          </w:rPr>
-                        </m:ctrlPr>
-                      </m:sSubPr>
-                      <m:e>
-                        <m:r>
-                          <m:rPr>
-                            <m:sty m:val="p"/>
-                          </m:rPr>
-                          <w:rPr>
-                            <w:rFonts w:ascii="Cambria Math" w:hAnsi="Cambria Math" w:cs="Times New Roman"/>
-                            <w:sz w:val="28"/>
-                            <w:szCs w:val="28"/>
-                            <w:lang w:val="ru"/>
-                          </w:rPr>
-                          <m:t>u</m:t>
-                        </m:r>
-                      </m:e>
-                      <m:sub>
-                        <m:r>
-                          <m:rPr>
-                            <m:sty m:val="p"/>
-                          </m:rPr>
-                          <w:rPr>
-                            <w:rFonts w:ascii="Cambria Math" w:hAnsi="Cambria Math" w:cs="Times New Roman"/>
-                            <w:sz w:val="28"/>
-                            <w:szCs w:val="28"/>
-                            <w:lang w:val="ru"/>
-                          </w:rPr>
-                          <m:t>k</m:t>
-                        </m:r>
-                      </m:sub>
-                    </m:sSub>
-                    <m:r>
-                      <w:rPr>
-                        <w:rFonts w:ascii="Cambria Math" w:hAnsi="Cambria Math" w:cs="Times New Roman"/>
-                        <w:sz w:val="28"/>
-                        <w:szCs w:val="28"/>
-                        <w:lang w:val="ru"/>
-                      </w:rPr>
-                      <m:t> </m:t>
-                    </m:r>
-                  </m:e>
-                </m:d>
-              </m:oMath>
-            </m:oMathPara>
-          </w:p>
-          <w:p>
-            <w:pPr>
-              <w:spacing w:line="360" w:lineRule="auto"/>
-              <w:ind w:firstLine="709"/>
-              <w:jc w:val="both"/>
-              <w:rPr>
-                <w:rFonts w:ascii="Times New Roman" w:hAnsi="Times New Roman" w:cs="Times New Roman"/>
-                <w:sz w:val="28"/>
-                <w:szCs w:val="28"/>
-              </w:rPr>
-            </w:pPr>
-            <m:oMath>
-              <m:sSub>
-                <m:sSubPr>
-                  <m:ctrlPr>
-                    <w:rPr>
-                      <w:rFonts w:ascii="Cambria Math" w:hAnsi="Cambria Math" w:cs="Times New Roman"/>
-                      <w:i/>
-                      <w:sz w:val="28"/>
-                      <w:szCs w:val="28"/>
-                      <w:lang w:val="ru"/>
-                    </w:rPr>
-                  </m:ctrlPr>
-                </m:sSubPr>
-                <m:e>
-                  <m:r>
-                    <w:rPr>
-                      <w:rFonts w:ascii="Cambria Math" w:hAnsi="Cambria Math" w:cs="Times New Roman"/>
-                      <w:sz w:val="28"/>
-                      <w:szCs w:val="28"/>
-                      <w:lang w:val="ru"/>
-                    </w:rPr>
-                    <m:t>P</m:t>
-                  </m:r>
-                </m:e>
-                <m:sub>
-                  <m:d>
-                    <m:dPr>
-                      <m:ctrlPr>
-                        <w:rPr>
-                          <w:rFonts w:ascii="Cambria Math" w:hAnsi="Cambria Math" w:cs="Times New Roman"/>
-                          <w:i/>
-                          <w:sz w:val="28"/>
-                          <w:szCs w:val="28"/>
-                          <w:lang w:val="ru"/>
-                        </w:rPr>
-                      </m:ctrlPr>
-                    </m:dPr>
-                    <m:e>
-                      <m:r>
-                        <w:rPr>
-                          <w:rFonts w:ascii="Cambria Math" w:hAnsi="Cambria Math" w:cs="Times New Roman"/>
-                          <w:sz w:val="28"/>
-                          <w:szCs w:val="28"/>
-                          <w:lang w:val="ru"/>
-                        </w:rPr>
-                        <m:t>k</m:t>
-                      </m:r>
-                    </m:e>
-                    <m:e>
-                      <m:r>
-                        <w:rPr>
-                          <w:rFonts w:ascii="Cambria Math" w:hAnsi="Cambria Math" w:cs="Times New Roman"/>
-                          <w:sz w:val="28"/>
-                          <w:szCs w:val="28"/>
-                          <w:lang w:val="ru"/>
-                        </w:rPr>
-                        <m:t>k-1</m:t>
-                      </m:r>
-                    </m:e>
-                  </m:d>
-                </m:sub>
-              </m:sSub>
-              <m:r>
-                <w:rPr>
-                  <w:rFonts w:ascii="Cambria Math" w:hAnsi="Cambria Math" w:cs="Times New Roman"/>
-                  <w:sz w:val="28"/>
-                  <w:szCs w:val="28"/>
-                  <w:lang w:val="ru"/>
-                </w:rPr>
-                <m:t>=</m:t>
-              </m:r>
-              <m:sSub>
-                <m:sSubPr>
-                  <m:ctrlPr>
-                    <w:rPr>
-                      <w:rFonts w:ascii="Cambria Math" w:hAnsi="Cambria Math" w:cs="Times New Roman"/>
-                      <w:i/>
-                      <w:sz w:val="28"/>
-                      <w:szCs w:val="28"/>
-                      <w:lang w:val="ru"/>
-                    </w:rPr>
-                  </m:ctrlPr>
-                </m:sSubPr>
-                <m:e>
-                  <m:r>
-                    <w:rPr>
-                      <w:rFonts w:ascii="Cambria Math" w:hAnsi="Cambria Math" w:cs="Times New Roman"/>
-                      <w:sz w:val="28"/>
-                      <w:szCs w:val="28"/>
-                      <w:lang w:val="ru"/>
-                    </w:rPr>
-                    <m:t>F</m:t>
-                  </m:r>
-                </m:e>
-                <m:sub>
-                  <m:r>
-                    <w:rPr>
-                      <w:rFonts w:ascii="Cambria Math" w:hAnsi="Cambria Math" w:cs="Times New Roman"/>
-                      <w:sz w:val="28"/>
-                      <w:szCs w:val="28"/>
-                      <w:lang w:val="ru"/>
-                    </w:rPr>
-                    <m:t>k</m:t>
-                  </m:r>
-                </m:sub>
-              </m:sSub>
-              <m:r>
-                <w:rPr>
-                  <w:rFonts w:ascii="Cambria Math" w:hAnsi="Cambria Math" w:cs="Times New Roman"/>
-                  <w:sz w:val="28"/>
-                  <w:szCs w:val="28"/>
-                  <w:lang w:val="ru"/>
-                </w:rPr>
-                <m:t>·</m:t>
-              </m:r>
-              <m:sSub>
-                <m:sSubPr>
-                  <m:ctrlPr>
-                    <w:rPr>
-                      <w:rFonts w:ascii="Cambria Math" w:hAnsi="Cambria Math" w:cs="Times New Roman"/>
-                      <w:i/>
-                      <w:sz w:val="28"/>
-                      <w:szCs w:val="28"/>
-                      <w:lang w:val="ru"/>
-                    </w:rPr>
-                  </m:ctrlPr>
-                </m:sSubPr>
-                <m:e>
-                  <m:r>
-                    <w:rPr>
-                      <w:rFonts w:ascii="Cambria Math" w:hAnsi="Cambria Math" w:cs="Times New Roman"/>
-                      <w:sz w:val="28"/>
-                      <w:szCs w:val="28"/>
-                      <w:lang w:val="ru"/>
-                    </w:rPr>
-                    <m:t>P</m:t>
-                  </m:r>
-                </m:e>
-                <m:sub>
-                  <m:d>
-                    <m:dPr>
-                      <m:ctrlPr>
-                        <w:rPr>
-                          <w:rFonts w:ascii="Cambria Math" w:hAnsi="Cambria Math" w:cs="Times New Roman"/>
-                          <w:i/>
-                          <w:sz w:val="28"/>
-                          <w:szCs w:val="28"/>
-                          <w:lang w:val="ru"/>
-                        </w:rPr>
-                      </m:ctrlPr>
-                    </m:dPr>
-                    <m:e>
-                      <m:r>
-                        <w:rPr>
-                          <w:rFonts w:ascii="Cambria Math" w:hAnsi="Cambria Math" w:cs="Times New Roman"/>
-                          <w:sz w:val="28"/>
-                          <w:szCs w:val="28"/>
-                          <w:lang w:val="ru"/>
-                        </w:rPr>
-                        <m:t>k-1</m:t>
-                      </m:r>
-                    </m:e>
-                    <m:e>
-                      <m:r>
-                        <w:rPr>
-                          <w:rFonts w:ascii="Cambria Math" w:hAnsi="Cambria Math" w:cs="Times New Roman"/>
-                          <w:sz w:val="28"/>
-                          <w:szCs w:val="28"/>
-                          <w:lang w:val="ru"/>
-                        </w:rPr>
-                        <m:t>k-1</m:t>
-                      </m:r>
-                    </m:e>
-                  </m:d>
-                </m:sub>
-              </m:sSub>
-              <m:r>
-                <w:rPr>
-                  <w:rFonts w:ascii="Cambria Math" w:hAnsi="Cambria Math" w:cs="Times New Roman"/>
-                  <w:sz w:val="28"/>
-                  <w:szCs w:val="28"/>
-                  <w:lang w:val="ru"/>
-                </w:rPr>
-                <m:t>·</m:t>
-              </m:r>
-              <m:sSubSup>
-                <m:sSubSupPr>
-                  <m:ctrlPr>
-                    <w:rPr>
-                      <w:rFonts w:ascii="Cambria Math" w:hAnsi="Cambria Math" w:cs="Times New Roman"/>
-                      <w:i/>
-                      <w:sz w:val="28"/>
-                      <w:szCs w:val="28"/>
-                      <w:lang w:val="ru"/>
-                    </w:rPr>
-                  </m:ctrlPr>
-                </m:sSubSupPr>
-                <m:e>
-                  <m:r>
-                    <w:rPr>
-                      <w:rFonts w:ascii="Cambria Math" w:hAnsi="Cambria Math" w:cs="Times New Roman"/>
-                      <w:sz w:val="28"/>
-                      <w:szCs w:val="28"/>
-                      <w:lang w:val="ru"/>
-                    </w:rPr>
-                    <m:t>F</m:t>
-                  </m:r>
-                </m:e>
-                <m:sub>
-                  <m:r>
-                    <w:rPr>
-                      <w:rFonts w:ascii="Cambria Math" w:hAnsi="Cambria Math" w:cs="Times New Roman"/>
-                      <w:sz w:val="28"/>
-                      <w:szCs w:val="28"/>
-                      <w:lang w:val="ru"/>
-                    </w:rPr>
-                    <m:t>k</m:t>
-                  </m:r>
-                </m:sub>
-                <m:sup>
-                  <m:r>
-                    <w:rPr>
-                      <w:rFonts w:ascii="Cambria Math" w:hAnsi="Cambria Math" w:cs="Times New Roman"/>
-                      <w:sz w:val="28"/>
-                      <w:szCs w:val="28"/>
-                      <w:lang w:val="ru"/>
-                    </w:rPr>
-                    <m:t>T</m:t>
-                  </m:r>
-                </m:sup>
-              </m:sSubSup>
-              <m:r>
-                <w:rPr>
-                  <w:rFonts w:ascii="Cambria Math" w:hAnsi="Cambria Math" w:cs="Times New Roman"/>
-                  <w:sz w:val="28"/>
-                  <w:szCs w:val="28"/>
-                  <w:lang w:val="ru"/>
-                </w:rPr>
-                <m:t>+</m:t>
-              </m:r>
-              <m:sSub>
-                <m:sSubPr>
-                  <m:ctrlPr>
-                    <w:rPr>
-                      <w:rFonts w:ascii="Cambria Math" w:hAnsi="Cambria Math" w:cs="Times New Roman"/>
-                      <w:i/>
-                      <w:sz w:val="28"/>
-                      <w:szCs w:val="28"/>
-                      <w:lang w:val="ru"/>
-                    </w:rPr>
-                  </m:ctrlPr>
-                </m:sSubPr>
-                <m:e>
-                  <m:r>
-                    <w:rPr>
-                      <w:rFonts w:ascii="Cambria Math" w:hAnsi="Cambria Math" w:cs="Times New Roman"/>
-                      <w:sz w:val="28"/>
-                      <w:szCs w:val="28"/>
-                      <w:lang w:val="ru"/>
-                    </w:rPr>
-                    <m:t>Q</m:t>
-                  </m:r>
-                </m:e>
-                <m:sub>
-                  <m:r>
-                    <w:rPr>
-                      <w:rFonts w:ascii="Cambria Math" w:hAnsi="Cambria Math" w:cs="Times New Roman"/>
-                      <w:sz w:val="28"/>
-                      <w:szCs w:val="28"/>
-                      <w:lang w:val="ru"/>
-                    </w:rPr>
-                    <m:t>k</m:t>
-                  </m:r>
-                </m:sub>
-              </m:sSub>
-            </m:oMath>
-            <w:r>
-              <w:rPr>
-                <w:rFonts w:ascii="Times New Roman" w:hAnsi="Times New Roman" w:cs="Times New Roman"/>
-                <w:sz w:val="28"/>
-                <w:szCs w:val="28"/>
-              </w:rPr>
-              <w:t>,</w:t>
-            </w:r>
-          </w:p>
-        </w:tc>
-        <w:tc>
-          <w:tcPr>
-            <w:tcW w:w="1256" w:type="dxa"/>
-            <w:vAlign w:val="center"/>
-          </w:tcPr>
-          <w:p>
-            <w:pPr>
-              <w:spacing w:line="360" w:lineRule="auto"/>
-              <w:ind w:firstLine="709"/>
-              <w:jc w:val="right"/>
-              <w:rPr>
-                <w:rFonts w:ascii="Times New Roman" w:hAnsi="Times New Roman" w:cs="Times New Roman"/>
-                <w:sz w:val="28"/>
-                <w:szCs w:val="28"/>
-                <w:lang w:val="en-US"/>
-              </w:rPr>
-            </w:pPr>
-            <w:r>
-              <w:rPr>
-                <w:rFonts w:ascii="Times New Roman" w:hAnsi="Times New Roman" w:cs="Times New Roman"/>
-                <w:sz w:val="28"/>
-                <w:szCs w:val="28"/>
-                <w:lang w:val="en-US"/>
-              </w:rPr>
-              <w:t>(4)</w:t>
-            </w:r>
-          </w:p>
-        </w:tc>
-      </w:tr>
-    </w:tbl>
-    <w:p>
-      <w:pPr>
-        <w:spacing w:after="0" w:line="360" w:lineRule="auto"/>
-        <w:ind w:firstLine="709"/>
-        <w:jc w:val="both"/>
-        <w:rPr>
-          <w:rFonts w:ascii="Times New Roman" w:hAnsi="Times New Roman" w:cs="Times New Roman"/>
-          <w:sz w:val="28"/>
-          <w:szCs w:val="28"/>
-        </w:rPr>
-      </w:pPr>
-    </w:p>
-    <w:tbl>
-      <w:tblPr>
-        <w:tblStyle w:val="a6"/>
-        <w:tblW w:w="0" w:type="auto"/>
-        <w:tblBorders>
-          <w:top w:val="none" w:sz="0" w:space="0" w:color="auto"/>
-          <w:left w:val="none" w:sz="0" w:space="0" w:color="auto"/>
-          <w:bottom w:val="none" w:sz="0" w:space="0" w:color="auto"/>
-          <w:right w:val="none" w:sz="0" w:space="0" w:color="auto"/>
-          <w:insideH w:val="none" w:sz="0" w:space="0" w:color="auto"/>
-          <w:insideV w:val="none" w:sz="0" w:space="0" w:color="auto"/>
-        </w:tblBorders>
-        <w:tblLook w:val="04A0" w:firstRow="1" w:lastRow="0" w:firstColumn="1" w:lastColumn="0" w:noHBand="0" w:noVBand="1"/>
-      </w:tblPr>
-      <w:tblGrid>
-        <w:gridCol w:w="1413"/>
-        <w:gridCol w:w="6384"/>
-        <w:gridCol w:w="1252"/>
-      </w:tblGrid>
-      <w:tr>
-        <w:tc>
-          <w:tcPr>
-            <w:tcW w:w="1413" w:type="dxa"/>
-          </w:tcPr>
-          <w:p>
-            <w:pPr>
-              <w:spacing w:line="360" w:lineRule="auto"/>
-              <w:ind w:firstLine="709"/>
-              <w:jc w:val="both"/>
-              <w:rPr>
-                <w:rFonts w:ascii="Times New Roman" w:hAnsi="Times New Roman" w:cs="Times New Roman"/>
-                <w:sz w:val="28"/>
-                <w:szCs w:val="28"/>
-              </w:rPr>
-            </w:pPr>
-          </w:p>
-        </w:tc>
-        <w:tc>
-          <w:tcPr>
-            <w:tcW w:w="6384" w:type="dxa"/>
-          </w:tcPr>
-          <w:p>
-            <w:pPr>
-              <w:spacing w:line="360" w:lineRule="auto"/>
-              <w:ind w:firstLine="709"/>
-              <w:jc w:val="both"/>
-              <w:rPr>
-                <w:rFonts w:ascii="Times New Roman" w:hAnsi="Times New Roman" w:cs="Times New Roman"/>
-                <w:sz w:val="28"/>
-                <w:szCs w:val="28"/>
-              </w:rPr>
-            </w:pPr>
-            <m:oMathPara>
-              <m:oMath>
-                <m:sSub>
-                  <m:sSubPr>
-                    <m:ctrlPr>
-                      <w:rPr>
-                        <w:rFonts w:ascii="Cambria Math" w:hAnsi="Cambria Math" w:cs="Times New Roman"/>
-                        <w:i/>
-                        <w:sz w:val="28"/>
-                        <w:szCs w:val="28"/>
-                        <w:lang w:val="ru"/>
-                      </w:rPr>
-                    </m:ctrlPr>
-                  </m:sSubPr>
-                  <m:e>
-                    <m:r>
-                      <w:rPr>
-                        <w:rFonts w:ascii="Cambria Math" w:hAnsi="Cambria Math" w:cs="Times New Roman"/>
-                        <w:sz w:val="28"/>
-                        <w:szCs w:val="28"/>
-                        <w:lang w:val="ru"/>
-                      </w:rPr>
-                      <m:t>K</m:t>
-                    </m:r>
-                  </m:e>
-                  <m:sub>
-                    <m:r>
-                      <w:rPr>
-                        <w:rFonts w:ascii="Cambria Math" w:hAnsi="Cambria Math" w:cs="Times New Roman"/>
-                        <w:sz w:val="28"/>
-                        <w:szCs w:val="28"/>
-                        <w:lang w:val="ru"/>
-                      </w:rPr>
-                      <m:t>k</m:t>
-                    </m:r>
-                  </m:sub>
-                </m:sSub>
-                <m:r>
-                  <w:rPr>
-                    <w:rFonts w:ascii="Cambria Math" w:hAnsi="Cambria Math" w:cs="Times New Roman"/>
-                    <w:sz w:val="28"/>
-                    <w:szCs w:val="28"/>
-                    <w:lang w:val="ru"/>
-                  </w:rPr>
-                  <m:t>=</m:t>
-                </m:r>
-                <m:sSub>
-                  <m:sSubPr>
-                    <m:ctrlPr>
-                      <w:rPr>
-                        <w:rFonts w:ascii="Cambria Math" w:hAnsi="Cambria Math" w:cs="Times New Roman"/>
-                        <w:i/>
-                        <w:sz w:val="28"/>
-                        <w:szCs w:val="28"/>
-                        <w:lang w:val="ru"/>
-                      </w:rPr>
-                    </m:ctrlPr>
-                  </m:sSubPr>
-                  <m:e>
-                    <m:r>
-                      <w:rPr>
-                        <w:rFonts w:ascii="Cambria Math" w:hAnsi="Cambria Math" w:cs="Times New Roman"/>
-                        <w:sz w:val="28"/>
-                        <w:szCs w:val="28"/>
-                        <w:lang w:val="ru"/>
-                      </w:rPr>
-                      <m:t>P</m:t>
-                    </m:r>
-                  </m:e>
-                  <m:sub>
-                    <m:d>
-                      <m:dPr>
-                        <m:ctrlPr>
-                          <w:rPr>
-                            <w:rFonts w:ascii="Cambria Math" w:hAnsi="Cambria Math" w:cs="Times New Roman"/>
-                            <w:i/>
-                            <w:sz w:val="28"/>
-                            <w:szCs w:val="28"/>
-                            <w:lang w:val="ru"/>
-                          </w:rPr>
-                        </m:ctrlPr>
-                      </m:dPr>
-                      <m:e>
-                        <m:r>
-                          <w:rPr>
-                            <w:rFonts w:ascii="Cambria Math" w:hAnsi="Cambria Math" w:cs="Times New Roman"/>
-                            <w:sz w:val="28"/>
-                            <w:szCs w:val="28"/>
-                            <w:lang w:val="ru"/>
-                          </w:rPr>
-                          <m:t>k</m:t>
-                        </m:r>
-                      </m:e>
-                      <m:e>
-                        <m:r>
-                          <w:rPr>
-                            <w:rFonts w:ascii="Cambria Math" w:hAnsi="Cambria Math" w:cs="Times New Roman"/>
-                            <w:sz w:val="28"/>
-                            <w:szCs w:val="28"/>
-                            <w:lang w:val="ru"/>
-                          </w:rPr>
-                          <m:t>k-1</m:t>
-                        </m:r>
-                      </m:e>
-                    </m:d>
-                  </m:sub>
-                </m:sSub>
-                <m:r>
-                  <w:rPr>
-                    <w:rFonts w:ascii="Cambria Math" w:hAnsi="Cambria Math" w:cs="Times New Roman"/>
-                    <w:sz w:val="28"/>
-                    <w:szCs w:val="28"/>
-                    <w:lang w:val="ru"/>
-                  </w:rPr>
-                  <m:t>·</m:t>
-                </m:r>
-                <m:sSubSup>
-                  <m:sSubSupPr>
-                    <m:ctrlPr>
-                      <w:rPr>
-                        <w:rFonts w:ascii="Cambria Math" w:hAnsi="Cambria Math" w:cs="Times New Roman"/>
-                        <w:i/>
-                        <w:sz w:val="28"/>
-                        <w:szCs w:val="28"/>
-                        <w:lang w:val="ru"/>
-                      </w:rPr>
-                    </m:ctrlPr>
-                  </m:sSubSupPr>
-                  <m:e>
-                    <m:r>
-                      <w:rPr>
-                        <w:rFonts w:ascii="Cambria Math" w:hAnsi="Cambria Math" w:cs="Times New Roman"/>
-                        <w:sz w:val="28"/>
-                        <w:szCs w:val="28"/>
-                        <w:lang w:val="ru"/>
-                      </w:rPr>
-                      <m:t>H</m:t>
-                    </m:r>
-                  </m:e>
-                  <m:sub>
-                    <m:r>
-                      <w:rPr>
-                        <w:rFonts w:ascii="Cambria Math" w:hAnsi="Cambria Math" w:cs="Times New Roman"/>
-                        <w:sz w:val="28"/>
-                        <w:szCs w:val="28"/>
-                        <w:lang w:val="ru"/>
-                      </w:rPr>
-                      <m:t>k</m:t>
-                    </m:r>
-                  </m:sub>
-                  <m:sup>
-                    <m:r>
-                      <w:rPr>
-                        <w:rFonts w:ascii="Cambria Math" w:hAnsi="Cambria Math" w:cs="Times New Roman"/>
-                        <w:sz w:val="28"/>
-                        <w:szCs w:val="28"/>
-                        <w:lang w:val="ru"/>
-                      </w:rPr>
-                      <m:t>T</m:t>
-                    </m:r>
-                  </m:sup>
-                </m:sSubSup>
-                <m:r>
-                  <w:rPr>
-                    <w:rFonts w:ascii="Cambria Math" w:hAnsi="Cambria Math" w:cs="Times New Roman"/>
-                    <w:sz w:val="28"/>
-                    <w:szCs w:val="28"/>
-                    <w:lang w:val="ru"/>
-                  </w:rPr>
-                  <m:t>·</m:t>
-                </m:r>
-                <m:sSup>
-                  <m:sSupPr>
-                    <m:ctrlPr>
-                      <w:rPr>
-                        <w:rFonts w:ascii="Cambria Math" w:hAnsi="Cambria Math" w:cs="Times New Roman"/>
-                        <w:i/>
-                        <w:sz w:val="28"/>
-                        <w:szCs w:val="28"/>
-                        <w:lang w:val="ru"/>
-                      </w:rPr>
-                    </m:ctrlPr>
-                  </m:sSupPr>
-                  <m:e>
-                    <m:d>
-                      <m:dPr>
-                        <m:ctrlPr>
-                          <w:rPr>
-                            <w:rFonts w:ascii="Cambria Math" w:hAnsi="Cambria Math" w:cs="Times New Roman"/>
-                            <w:i/>
-                            <w:sz w:val="28"/>
-                            <w:szCs w:val="28"/>
-                            <w:lang w:val="ru"/>
-                          </w:rPr>
-                        </m:ctrlPr>
-                      </m:dPr>
-                      <m:e>
-                        <m:sSub>
-                          <m:sSubPr>
-                            <m:ctrlPr>
-                              <w:rPr>
-                                <w:rFonts w:ascii="Cambria Math" w:hAnsi="Cambria Math" w:cs="Times New Roman"/>
-                                <w:i/>
-                                <w:sz w:val="28"/>
-                                <w:szCs w:val="28"/>
-                                <w:lang w:val="ru"/>
-                              </w:rPr>
-                            </m:ctrlPr>
-                          </m:sSubPr>
-                          <m:e>
-                            <m:r>
-                              <w:rPr>
-                                <w:rFonts w:ascii="Cambria Math" w:hAnsi="Cambria Math" w:cs="Times New Roman"/>
-                                <w:sz w:val="28"/>
-                                <w:szCs w:val="28"/>
-                                <w:lang w:val="ru"/>
-                              </w:rPr>
-                              <m:t>H</m:t>
-                            </m:r>
-                          </m:e>
-                          <m:sub>
-                            <m:r>
-                              <w:rPr>
-                                <w:rFonts w:ascii="Cambria Math" w:hAnsi="Cambria Math" w:cs="Times New Roman"/>
-                                <w:sz w:val="28"/>
-                                <w:szCs w:val="28"/>
-                                <w:lang w:val="ru"/>
-                              </w:rPr>
-                              <m:t>k</m:t>
-                            </m:r>
-                          </m:sub>
-                        </m:sSub>
-                        <m:r>
-                          <w:rPr>
-                            <w:rFonts w:ascii="Cambria Math" w:hAnsi="Cambria Math" w:cs="Times New Roman"/>
-                            <w:sz w:val="28"/>
-                            <w:szCs w:val="28"/>
-                            <w:lang w:val="ru"/>
-                          </w:rPr>
-                          <m:t>·</m:t>
-                        </m:r>
-                        <m:sSub>
-                          <m:sSubPr>
-                            <m:ctrlPr>
-                              <w:rPr>
-                                <w:rFonts w:ascii="Cambria Math" w:hAnsi="Cambria Math" w:cs="Times New Roman"/>
-                                <w:i/>
-                                <w:sz w:val="28"/>
-                                <w:szCs w:val="28"/>
-                                <w:lang w:val="ru"/>
-                              </w:rPr>
-                            </m:ctrlPr>
-                          </m:sSubPr>
-                          <m:e>
-                            <m:r>
-                              <w:rPr>
-                                <w:rFonts w:ascii="Cambria Math" w:hAnsi="Cambria Math" w:cs="Times New Roman"/>
-                                <w:sz w:val="28"/>
-                                <w:szCs w:val="28"/>
-                                <w:lang w:val="ru"/>
-                              </w:rPr>
-                              <m:t>P</m:t>
-                            </m:r>
-                          </m:e>
-                          <m:sub>
-                            <m:d>
-                              <m:dPr>
-                                <m:ctrlPr>
-                                  <w:rPr>
-                                    <w:rFonts w:ascii="Cambria Math" w:hAnsi="Cambria Math" w:cs="Times New Roman"/>
-                                    <w:i/>
-                                    <w:sz w:val="28"/>
-                                    <w:szCs w:val="28"/>
-                                    <w:lang w:val="ru"/>
-                                  </w:rPr>
-                                </m:ctrlPr>
-                              </m:dPr>
-                              <m:e>
-                                <m:r>
-                                  <w:rPr>
-                                    <w:rFonts w:ascii="Cambria Math" w:hAnsi="Cambria Math" w:cs="Times New Roman"/>
-                                    <w:sz w:val="28"/>
-                                    <w:szCs w:val="28"/>
-                                    <w:lang w:val="ru"/>
-                                  </w:rPr>
-                                  <m:t>k</m:t>
-                                </m:r>
-                              </m:e>
-                              <m:e>
-                                <m:r>
-                                  <w:rPr>
-                                    <w:rFonts w:ascii="Cambria Math" w:hAnsi="Cambria Math" w:cs="Times New Roman"/>
-                                    <w:sz w:val="28"/>
-                                    <w:szCs w:val="28"/>
-                                    <w:lang w:val="ru"/>
-                                  </w:rPr>
-                                  <m:t>k-1</m:t>
-                                </m:r>
-                              </m:e>
-                            </m:d>
-                          </m:sub>
-                        </m:sSub>
-                        <m:r>
-                          <w:rPr>
-                            <w:rFonts w:ascii="Cambria Math" w:hAnsi="Cambria Math" w:cs="Times New Roman"/>
-                            <w:sz w:val="28"/>
-                            <w:szCs w:val="28"/>
-                            <w:lang w:val="ru"/>
-                          </w:rPr>
-                          <m:t>·</m:t>
-                        </m:r>
-                        <m:sSubSup>
-                          <m:sSubSupPr>
-                            <m:ctrlPr>
-                              <w:rPr>
-                                <w:rFonts w:ascii="Cambria Math" w:hAnsi="Cambria Math" w:cs="Times New Roman"/>
-                                <w:i/>
-                                <w:sz w:val="28"/>
-                                <w:szCs w:val="28"/>
-                                <w:lang w:val="ru"/>
-                              </w:rPr>
-                            </m:ctrlPr>
-                          </m:sSubSupPr>
-                          <m:e>
-                            <m:r>
-                              <w:rPr>
-                                <w:rFonts w:ascii="Cambria Math" w:hAnsi="Cambria Math" w:cs="Times New Roman"/>
-                                <w:sz w:val="28"/>
-                                <w:szCs w:val="28"/>
-                                <w:lang w:val="ru"/>
-                              </w:rPr>
-                              <m:t>H</m:t>
-                            </m:r>
-                          </m:e>
-                          <m:sub>
-                            <m:r>
-                              <w:rPr>
-                                <w:rFonts w:ascii="Cambria Math" w:hAnsi="Cambria Math" w:cs="Times New Roman"/>
-                                <w:sz w:val="28"/>
-                                <w:szCs w:val="28"/>
-                                <w:lang w:val="ru"/>
-                              </w:rPr>
-                              <m:t>k</m:t>
-                            </m:r>
-                          </m:sub>
-                          <m:sup>
-                            <m:r>
-                              <w:rPr>
-                                <w:rFonts w:ascii="Cambria Math" w:hAnsi="Cambria Math" w:cs="Times New Roman"/>
-                                <w:sz w:val="28"/>
-                                <w:szCs w:val="28"/>
-                                <w:lang w:val="ru"/>
-                              </w:rPr>
-                              <m:t>T</m:t>
-                            </m:r>
-                          </m:sup>
-                        </m:sSubSup>
-                        <m:r>
-                          <w:rPr>
-                            <w:rFonts w:ascii="Cambria Math" w:hAnsi="Cambria Math" w:cs="Times New Roman"/>
-                            <w:sz w:val="28"/>
-                            <w:szCs w:val="28"/>
-                            <w:lang w:val="ru"/>
-                          </w:rPr>
-                          <m:t>+</m:t>
-                        </m:r>
-                        <m:sSub>
-                          <m:sSubPr>
-                            <m:ctrlPr>
-                              <w:rPr>
-                                <w:rFonts w:ascii="Cambria Math" w:hAnsi="Cambria Math" w:cs="Times New Roman"/>
-                                <w:i/>
-                                <w:sz w:val="28"/>
-                                <w:szCs w:val="28"/>
-                                <w:lang w:val="ru"/>
-                              </w:rPr>
-                            </m:ctrlPr>
-                          </m:sSubPr>
-                          <m:e>
-                            <m:r>
-                              <w:rPr>
-                                <w:rFonts w:ascii="Cambria Math" w:hAnsi="Cambria Math" w:cs="Times New Roman"/>
-                                <w:sz w:val="28"/>
-                                <w:szCs w:val="28"/>
-                                <w:lang w:val="ru"/>
-                              </w:rPr>
-                              <m:t>R</m:t>
-                            </m:r>
-                          </m:e>
-                          <m:sub>
-                            <m:r>
-                              <w:rPr>
-                                <w:rFonts w:ascii="Cambria Math" w:hAnsi="Cambria Math" w:cs="Times New Roman"/>
-                                <w:sz w:val="28"/>
-                                <w:szCs w:val="28"/>
-                                <w:lang w:val="ru"/>
-                              </w:rPr>
-                              <m:t>k</m:t>
-                            </m:r>
-                          </m:sub>
-                        </m:sSub>
-                      </m:e>
-                    </m:d>
-                  </m:e>
-                  <m:sup>
-                    <m:d>
-                      <m:dPr>
-                        <m:ctrlPr>
-                          <w:rPr>
-                            <w:rFonts w:ascii="Cambria Math" w:hAnsi="Cambria Math" w:cs="Times New Roman"/>
-                            <w:i/>
-                            <w:sz w:val="28"/>
-                            <w:szCs w:val="28"/>
-                            <w:lang w:val="ru"/>
-                          </w:rPr>
-                        </m:ctrlPr>
-                      </m:dPr>
-                      <m:e>
-                        <m:r>
-                          <w:rPr>
-                            <w:rFonts w:ascii="Cambria Math" w:hAnsi="Cambria Math" w:cs="Times New Roman"/>
-                            <w:sz w:val="28"/>
-                            <w:szCs w:val="28"/>
-                            <w:lang w:val="ru"/>
-                          </w:rPr>
-                          <m:t>-1</m:t>
-                        </m:r>
-                      </m:e>
-                    </m:d>
-                  </m:sup>
-                </m:sSup>
-              </m:oMath>
-            </m:oMathPara>
-          </w:p>
-          <w:p>
-            <w:pPr>
-              <w:spacing w:line="360" w:lineRule="auto"/>
-              <w:ind w:firstLine="709"/>
-              <w:jc w:val="both"/>
-              <w:rPr>
-                <w:rFonts w:ascii="Times New Roman" w:hAnsi="Times New Roman" w:cs="Times New Roman"/>
-                <w:sz w:val="28"/>
-                <w:szCs w:val="28"/>
-              </w:rPr>
-            </w:pPr>
-          </w:p>
-          <w:p>
-            <w:pPr>
-              <w:spacing w:line="360" w:lineRule="auto"/>
-              <w:ind w:firstLine="709"/>
-              <w:jc w:val="both"/>
-              <w:rPr>
-                <w:rFonts w:ascii="Times New Roman" w:hAnsi="Times New Roman" w:cs="Times New Roman"/>
-                <w:sz w:val="28"/>
-                <w:szCs w:val="28"/>
-              </w:rPr>
-            </w:pPr>
-            <m:oMathPara>
-              <m:oMath>
-                <m:sSub>
-                  <m:sSubPr>
-                    <m:ctrlPr>
-                      <w:rPr>
-                        <w:rFonts w:ascii="Cambria Math" w:hAnsi="Cambria Math" w:cs="Times New Roman"/>
-                        <w:i/>
-                        <w:sz w:val="28"/>
-                        <w:szCs w:val="28"/>
-                        <w:lang w:val="ru"/>
-                      </w:rPr>
-                    </m:ctrlPr>
-                  </m:sSubPr>
-                  <m:e>
-                    <m:acc>
-                      <m:accPr>
-                        <m:ctrlPr>
-                          <w:rPr>
-                            <w:rFonts w:ascii="Cambria Math" w:hAnsi="Cambria Math" w:cs="Times New Roman"/>
-                            <w:i/>
-                            <w:sz w:val="28"/>
-                            <w:szCs w:val="28"/>
-                            <w:lang w:val="ru"/>
-                          </w:rPr>
-                        </m:ctrlPr>
-                      </m:accPr>
-                      <m:e>
-                        <m:r>
-                          <w:rPr>
-                            <w:rFonts w:ascii="Cambria Math" w:hAnsi="Cambria Math" w:cs="Times New Roman"/>
-                            <w:sz w:val="28"/>
-                            <w:szCs w:val="28"/>
-                            <w:lang w:val="ru"/>
-                          </w:rPr>
-                          <m:t>X</m:t>
-                        </m:r>
-                      </m:e>
-                    </m:acc>
-                  </m:e>
-                  <m:sub>
-                    <m:d>
-                      <m:dPr>
-                        <m:ctrlPr>
-                          <w:rPr>
-                            <w:rFonts w:ascii="Cambria Math" w:hAnsi="Cambria Math" w:cs="Times New Roman"/>
-                            <w:i/>
-                            <w:sz w:val="28"/>
-                            <w:szCs w:val="28"/>
-                            <w:lang w:val="ru"/>
-                          </w:rPr>
-                        </m:ctrlPr>
-                      </m:dPr>
-                      <m:e>
-                        <m:r>
-                          <w:rPr>
-                            <w:rFonts w:ascii="Cambria Math" w:hAnsi="Cambria Math" w:cs="Times New Roman"/>
-                            <w:sz w:val="28"/>
-                            <w:szCs w:val="28"/>
-                            <w:lang w:val="ru"/>
-                          </w:rPr>
-                          <m:t>k</m:t>
-                        </m:r>
-                      </m:e>
-                      <m:e>
-                        <m:r>
-                          <w:rPr>
-                            <w:rFonts w:ascii="Cambria Math" w:hAnsi="Cambria Math" w:cs="Times New Roman"/>
-                            <w:sz w:val="28"/>
-                            <w:szCs w:val="28"/>
-                            <w:lang w:val="ru"/>
-                          </w:rPr>
-                          <m:t>k</m:t>
-                        </m:r>
-                      </m:e>
-                    </m:d>
-                  </m:sub>
-                </m:sSub>
-                <m:r>
-                  <w:rPr>
-                    <w:rFonts w:ascii="Cambria Math" w:hAnsi="Cambria Math" w:cs="Times New Roman"/>
-                    <w:sz w:val="28"/>
-                    <w:szCs w:val="28"/>
-                    <w:lang w:val="ru"/>
-                  </w:rPr>
-                  <m:t>=</m:t>
-                </m:r>
-                <m:sSub>
-                  <m:sSubPr>
-                    <m:ctrlPr>
-                      <w:rPr>
-                        <w:rFonts w:ascii="Cambria Math" w:hAnsi="Cambria Math" w:cs="Times New Roman"/>
-                        <w:i/>
-                        <w:sz w:val="28"/>
-                        <w:szCs w:val="28"/>
-                        <w:lang w:val="ru"/>
-                      </w:rPr>
-                    </m:ctrlPr>
-                  </m:sSubPr>
-                  <m:e>
-                    <m:acc>
-                      <m:accPr>
-                        <m:ctrlPr>
-                          <w:rPr>
-                            <w:rFonts w:ascii="Cambria Math" w:hAnsi="Cambria Math" w:cs="Times New Roman"/>
-                            <w:i/>
-                            <w:sz w:val="28"/>
-                            <w:szCs w:val="28"/>
-                            <w:lang w:val="ru"/>
-                          </w:rPr>
-                        </m:ctrlPr>
-                      </m:accPr>
-                      <m:e>
-                        <m:r>
-                          <w:rPr>
-                            <w:rFonts w:ascii="Cambria Math" w:hAnsi="Cambria Math" w:cs="Times New Roman"/>
-                            <w:sz w:val="28"/>
-                            <w:szCs w:val="28"/>
-                            <w:lang w:val="ru"/>
-                          </w:rPr>
-                          <m:t>X</m:t>
-                        </m:r>
-                      </m:e>
-                    </m:acc>
-                  </m:e>
-                  <m:sub>
-                    <m:d>
-                      <m:dPr>
-                        <m:ctrlPr>
-                          <w:rPr>
-                            <w:rFonts w:ascii="Cambria Math" w:hAnsi="Cambria Math" w:cs="Times New Roman"/>
-                            <w:i/>
-                            <w:sz w:val="28"/>
-                            <w:szCs w:val="28"/>
-                            <w:lang w:val="ru"/>
-                          </w:rPr>
-                        </m:ctrlPr>
-                      </m:dPr>
-                      <m:e>
-                        <m:r>
-                          <w:rPr>
-                            <w:rFonts w:ascii="Cambria Math" w:hAnsi="Cambria Math" w:cs="Times New Roman"/>
-                            <w:sz w:val="28"/>
-                            <w:szCs w:val="28"/>
-                            <w:lang w:val="ru"/>
-                          </w:rPr>
-                          <m:t>k</m:t>
-                        </m:r>
-                      </m:e>
-                      <m:e>
-                        <m:r>
-                          <w:rPr>
-                            <w:rFonts w:ascii="Cambria Math" w:hAnsi="Cambria Math" w:cs="Times New Roman"/>
-                            <w:sz w:val="28"/>
-                            <w:szCs w:val="28"/>
-                            <w:lang w:val="ru"/>
-                          </w:rPr>
-                          <m:t>k-1</m:t>
-                        </m:r>
-                      </m:e>
-                    </m:d>
-                  </m:sub>
-                </m:sSub>
-                <m:r>
-                  <w:rPr>
-                    <w:rFonts w:ascii="Cambria Math" w:hAnsi="Cambria Math" w:cs="Times New Roman"/>
-                    <w:sz w:val="28"/>
-                    <w:szCs w:val="28"/>
-                    <w:lang w:val="ru"/>
-                  </w:rPr>
-                  <m:t>+</m:t>
-                </m:r>
-                <m:sSub>
-                  <m:sSubPr>
-                    <m:ctrlPr>
-                      <w:rPr>
-                        <w:rFonts w:ascii="Cambria Math" w:hAnsi="Cambria Math" w:cs="Times New Roman"/>
-                        <w:i/>
-                        <w:sz w:val="28"/>
-                        <w:szCs w:val="28"/>
-                        <w:lang w:val="ru"/>
-                      </w:rPr>
-                    </m:ctrlPr>
-                  </m:sSubPr>
-                  <m:e>
-                    <m:r>
-                      <w:rPr>
-                        <w:rFonts w:ascii="Cambria Math" w:hAnsi="Cambria Math" w:cs="Times New Roman"/>
-                        <w:sz w:val="28"/>
-                        <w:szCs w:val="28"/>
-                        <w:lang w:val="ru"/>
-                      </w:rPr>
-                      <m:t>K</m:t>
-                    </m:r>
-                  </m:e>
-                  <m:sub>
-                    <m:r>
-                      <w:rPr>
-                        <w:rFonts w:ascii="Cambria Math" w:hAnsi="Cambria Math" w:cs="Times New Roman"/>
-                        <w:sz w:val="28"/>
-                        <w:szCs w:val="28"/>
-                        <w:lang w:val="ru"/>
-                      </w:rPr>
-                      <m:t>k</m:t>
-                    </m:r>
-                  </m:sub>
-                </m:sSub>
-                <m:r>
-                  <w:rPr>
-                    <w:rFonts w:ascii="Cambria Math" w:hAnsi="Cambria Math" w:cs="Times New Roman"/>
-                    <w:sz w:val="28"/>
-                    <w:szCs w:val="28"/>
-                    <w:lang w:val="ru"/>
-                  </w:rPr>
-                  <m:t>·</m:t>
-                </m:r>
-                <m:d>
-                  <m:dPr>
-                    <m:ctrlPr>
-                      <w:rPr>
-                        <w:rFonts w:ascii="Cambria Math" w:hAnsi="Cambria Math" w:cs="Times New Roman"/>
-                        <w:i/>
-                        <w:sz w:val="28"/>
-                        <w:szCs w:val="28"/>
-                        <w:lang w:val="ru"/>
-                      </w:rPr>
-                    </m:ctrlPr>
-                  </m:dPr>
-                  <m:e>
-                    <m:sSub>
-                      <m:sSubPr>
-                        <m:ctrlPr>
-                          <w:rPr>
-                            <w:rFonts w:ascii="Cambria Math" w:hAnsi="Cambria Math" w:cs="Times New Roman"/>
-                            <w:i/>
-                            <w:sz w:val="28"/>
-                            <w:szCs w:val="28"/>
-                            <w:lang w:val="ru"/>
-                          </w:rPr>
-                        </m:ctrlPr>
-                      </m:sSubPr>
-                      <m:e>
-                        <m:r>
-                          <w:rPr>
-                            <w:rFonts w:ascii="Cambria Math" w:hAnsi="Cambria Math" w:cs="Times New Roman"/>
-                            <w:sz w:val="28"/>
-                            <w:szCs w:val="28"/>
-                            <w:lang w:val="ru"/>
-                          </w:rPr>
-                          <m:t>z</m:t>
-                        </m:r>
-                      </m:e>
-                      <m:sub>
-                        <m:r>
-                          <w:rPr>
-                            <w:rFonts w:ascii="Cambria Math" w:hAnsi="Cambria Math" w:cs="Times New Roman"/>
-                            <w:sz w:val="28"/>
-                            <w:szCs w:val="28"/>
-                            <w:lang w:val="ru"/>
-                          </w:rPr>
-                          <m:t>k</m:t>
-                        </m:r>
-                      </m:sub>
-                    </m:sSub>
-                    <m:r>
-                      <w:rPr>
-                        <w:rFonts w:ascii="Cambria Math" w:hAnsi="Cambria Math" w:cs="Times New Roman"/>
-                        <w:sz w:val="28"/>
-                        <w:szCs w:val="28"/>
-                        <w:lang w:val="ru"/>
-                      </w:rPr>
-                      <m:t>-h</m:t>
-                    </m:r>
-                    <m:d>
-                      <m:dPr>
-                        <m:ctrlPr>
-                          <w:rPr>
-                            <w:rFonts w:ascii="Cambria Math" w:hAnsi="Cambria Math" w:cs="Times New Roman"/>
-                            <w:i/>
-                            <w:sz w:val="28"/>
-                            <w:szCs w:val="28"/>
-                            <w:lang w:val="ru"/>
-                          </w:rPr>
-                        </m:ctrlPr>
-                      </m:dPr>
-                      <m:e>
-                        <m:sSub>
-                          <m:sSubPr>
-                            <m:ctrlPr>
-                              <w:rPr>
-                                <w:rFonts w:ascii="Cambria Math" w:hAnsi="Cambria Math" w:cs="Times New Roman"/>
-                                <w:i/>
-                                <w:sz w:val="28"/>
-                                <w:szCs w:val="28"/>
-                                <w:lang w:val="ru"/>
-                              </w:rPr>
-                            </m:ctrlPr>
-                          </m:sSubPr>
-                          <m:e>
-                            <m:acc>
-                              <m:accPr>
-                                <m:ctrlPr>
-                                  <w:rPr>
-                                    <w:rFonts w:ascii="Cambria Math" w:hAnsi="Cambria Math" w:cs="Times New Roman"/>
-                                    <w:i/>
-                                    <w:sz w:val="28"/>
-                                    <w:szCs w:val="28"/>
-                                    <w:lang w:val="ru"/>
-                                  </w:rPr>
-                                </m:ctrlPr>
-                              </m:accPr>
-                              <m:e>
-                                <m:r>
-                                  <w:rPr>
-                                    <w:rFonts w:ascii="Cambria Math" w:hAnsi="Cambria Math" w:cs="Times New Roman"/>
-                                    <w:sz w:val="28"/>
-                                    <w:szCs w:val="28"/>
-                                    <w:lang w:val="ru"/>
-                                  </w:rPr>
-                                  <m:t>X</m:t>
-                                </m:r>
-                              </m:e>
-                            </m:acc>
-                          </m:e>
-                          <m:sub>
-                            <m:d>
-                              <m:dPr>
-                                <m:ctrlPr>
-                                  <w:rPr>
-                                    <w:rFonts w:ascii="Cambria Math" w:hAnsi="Cambria Math" w:cs="Times New Roman"/>
-                                    <w:i/>
-                                    <w:sz w:val="28"/>
-                                    <w:szCs w:val="28"/>
-                                    <w:lang w:val="ru"/>
-                                  </w:rPr>
-                                </m:ctrlPr>
-                              </m:dPr>
-                              <m:e>
-                                <m:r>
-                                  <w:rPr>
-                                    <w:rFonts w:ascii="Cambria Math" w:hAnsi="Cambria Math" w:cs="Times New Roman"/>
-                                    <w:sz w:val="28"/>
-                                    <w:szCs w:val="28"/>
-                                    <w:lang w:val="ru"/>
-                                  </w:rPr>
-                                  <m:t>k</m:t>
-                                </m:r>
-                              </m:e>
-                              <m:e>
-                                <m:r>
-                                  <w:rPr>
-                                    <w:rFonts w:ascii="Cambria Math" w:hAnsi="Cambria Math" w:cs="Times New Roman"/>
-                                    <w:sz w:val="28"/>
-                                    <w:szCs w:val="28"/>
-                                    <w:lang w:val="ru"/>
-                                  </w:rPr>
-                                  <m:t>k-1</m:t>
-                                </m:r>
-                              </m:e>
-                            </m:d>
-                          </m:sub>
-                        </m:sSub>
-                      </m:e>
-                    </m:d>
-                  </m:e>
-                </m:d>
-              </m:oMath>
-            </m:oMathPara>
-          </w:p>
-          <w:p>
-            <w:pPr>
-              <w:spacing w:line="360" w:lineRule="auto"/>
-              <w:ind w:firstLine="709"/>
-              <w:jc w:val="both"/>
-              <w:rPr>
-                <w:rFonts w:ascii="Times New Roman" w:hAnsi="Times New Roman" w:cs="Times New Roman"/>
-                <w:sz w:val="28"/>
-                <w:szCs w:val="28"/>
-              </w:rPr>
-            </w:pPr>
-          </w:p>
-          <w:p>
-            <w:pPr>
-              <w:spacing w:line="360" w:lineRule="auto"/>
-              <w:ind w:firstLine="709"/>
-              <w:jc w:val="both"/>
-              <w:rPr>
-                <w:rFonts w:ascii="Times New Roman" w:hAnsi="Times New Roman" w:cs="Times New Roman"/>
-                <w:sz w:val="28"/>
-                <w:szCs w:val="28"/>
-              </w:rPr>
-            </w:pPr>
-            <m:oMathPara>
-              <m:oMath>
-                <m:sSub>
-                  <m:sSubPr>
-                    <m:ctrlPr>
-                      <w:rPr>
-                        <w:rFonts w:ascii="Cambria Math" w:hAnsi="Cambria Math" w:cs="Times New Roman"/>
-                        <w:i/>
-                        <w:sz w:val="28"/>
-                        <w:szCs w:val="28"/>
-                        <w:lang w:val="en-US"/>
-                      </w:rPr>
-                    </m:ctrlPr>
-                  </m:sSubPr>
-                  <m:e>
-                    <m:r>
-                      <w:rPr>
-                        <w:rFonts w:ascii="Cambria Math" w:hAnsi="Cambria Math" w:cs="Times New Roman"/>
-                        <w:sz w:val="28"/>
-                        <w:szCs w:val="28"/>
-                        <w:lang w:val="en-US"/>
-                      </w:rPr>
-                      <m:t>P</m:t>
-                    </m:r>
-                  </m:e>
-                  <m:sub>
-                    <m:d>
-                      <m:dPr>
-                        <m:ctrlPr>
-                          <w:rPr>
-                            <w:rFonts w:ascii="Cambria Math" w:hAnsi="Cambria Math" w:cs="Times New Roman"/>
-                            <w:i/>
-                            <w:sz w:val="28"/>
-                            <w:szCs w:val="28"/>
-                            <w:lang w:val="en-US"/>
-                          </w:rPr>
-                        </m:ctrlPr>
-                      </m:dPr>
-                      <m:e>
-                        <m:r>
-                          <w:rPr>
-                            <w:rFonts w:ascii="Cambria Math" w:hAnsi="Cambria Math" w:cs="Times New Roman"/>
-                            <w:sz w:val="28"/>
-                            <w:szCs w:val="28"/>
-                            <w:lang w:val="en-US"/>
-                          </w:rPr>
-                          <m:t>k</m:t>
-                        </m:r>
-                      </m:e>
-                      <m:e>
-                        <m:r>
-                          <w:rPr>
-                            <w:rFonts w:ascii="Cambria Math" w:hAnsi="Cambria Math" w:cs="Times New Roman"/>
-                            <w:sz w:val="28"/>
-                            <w:szCs w:val="28"/>
-                            <w:lang w:val="en-US"/>
-                          </w:rPr>
-                          <m:t>k</m:t>
-                        </m:r>
-                      </m:e>
-                    </m:d>
-                  </m:sub>
-                </m:sSub>
-                <m:r>
-                  <w:rPr>
-                    <w:rFonts w:ascii="Cambria Math" w:hAnsi="Cambria Math" w:cs="Times New Roman"/>
-                    <w:sz w:val="28"/>
-                    <w:szCs w:val="28"/>
-                  </w:rPr>
-                  <m:t>=</m:t>
-                </m:r>
-                <m:d>
-                  <m:dPr>
-                    <m:ctrlPr>
-                      <w:rPr>
-                        <w:rFonts w:ascii="Cambria Math" w:hAnsi="Cambria Math" w:cs="Times New Roman"/>
-                        <w:i/>
-                        <w:sz w:val="28"/>
-                        <w:szCs w:val="28"/>
-                        <w:lang w:val="en-US"/>
-                      </w:rPr>
-                    </m:ctrlPr>
-                  </m:dPr>
-                  <m:e>
-                    <m:r>
-                      <w:rPr>
-                        <w:rFonts w:ascii="Cambria Math" w:hAnsi="Cambria Math" w:cs="Times New Roman"/>
-                        <w:sz w:val="28"/>
-                        <w:szCs w:val="28"/>
-                        <w:lang w:val="en-US"/>
-                      </w:rPr>
-                      <m:t>I</m:t>
-                    </m:r>
-                    <m:r>
-                      <w:rPr>
-                        <w:rFonts w:ascii="Cambria Math" w:hAnsi="Cambria Math" w:cs="Times New Roman"/>
-                        <w:sz w:val="28"/>
-                        <w:szCs w:val="28"/>
-                      </w:rPr>
-                      <m:t>-</m:t>
-                    </m:r>
-                    <m:sSub>
-                      <m:sSubPr>
-                        <m:ctrlPr>
-                          <w:rPr>
-                            <w:rFonts w:ascii="Cambria Math" w:hAnsi="Cambria Math" w:cs="Times New Roman"/>
-                            <w:i/>
-                            <w:sz w:val="28"/>
-                            <w:szCs w:val="28"/>
-                            <w:lang w:val="en-US"/>
-                          </w:rPr>
-                        </m:ctrlPr>
-                      </m:sSubPr>
-                      <m:e>
-                        <m:r>
-                          <w:rPr>
-                            <w:rFonts w:ascii="Cambria Math" w:hAnsi="Cambria Math" w:cs="Times New Roman"/>
-                            <w:sz w:val="28"/>
-                            <w:szCs w:val="28"/>
-                            <w:lang w:val="en-US"/>
-                          </w:rPr>
-                          <m:t>K</m:t>
-                        </m:r>
-                      </m:e>
-                      <m:sub>
-                        <m:r>
-                          <w:rPr>
-                            <w:rFonts w:ascii="Cambria Math" w:hAnsi="Cambria Math" w:cs="Times New Roman"/>
-                            <w:sz w:val="28"/>
-                            <w:szCs w:val="28"/>
-                            <w:lang w:val="en-US"/>
-                          </w:rPr>
-                          <m:t>k</m:t>
-                        </m:r>
-                      </m:sub>
-                    </m:sSub>
-                    <m:r>
-                      <w:rPr>
-                        <w:rFonts w:ascii="Cambria Math" w:hAnsi="Cambria Math" w:cs="Times New Roman"/>
-                        <w:sz w:val="28"/>
-                        <w:szCs w:val="28"/>
-                      </w:rPr>
-                      <m:t>·</m:t>
-                    </m:r>
-                    <m:sSub>
-                      <m:sSubPr>
-                        <m:ctrlPr>
-                          <w:rPr>
-                            <w:rFonts w:ascii="Cambria Math" w:hAnsi="Cambria Math" w:cs="Times New Roman"/>
-                            <w:i/>
-                            <w:sz w:val="28"/>
-                            <w:szCs w:val="28"/>
-                            <w:lang w:val="en-US"/>
-                          </w:rPr>
-                        </m:ctrlPr>
-                      </m:sSubPr>
-                      <m:e>
-                        <m:r>
-                          <w:rPr>
-                            <w:rFonts w:ascii="Cambria Math" w:hAnsi="Cambria Math" w:cs="Times New Roman"/>
-                            <w:sz w:val="28"/>
-                            <w:szCs w:val="28"/>
-                            <w:lang w:val="en-US"/>
-                          </w:rPr>
-                          <m:t>H</m:t>
-                        </m:r>
-                      </m:e>
-                      <m:sub>
-                        <m:r>
-                          <w:rPr>
-                            <w:rFonts w:ascii="Cambria Math" w:hAnsi="Cambria Math" w:cs="Times New Roman"/>
-                            <w:sz w:val="28"/>
-                            <w:szCs w:val="28"/>
-                            <w:lang w:val="en-US"/>
-                          </w:rPr>
-                          <m:t>k</m:t>
-                        </m:r>
-                      </m:sub>
-                    </m:sSub>
-                  </m:e>
-                </m:d>
-                <m:r>
-                  <w:rPr>
-                    <w:rFonts w:ascii="Cambria Math" w:hAnsi="Cambria Math" w:cs="Times New Roman"/>
-                    <w:sz w:val="28"/>
-                    <w:szCs w:val="28"/>
-                  </w:rPr>
-                  <m:t>·</m:t>
-                </m:r>
-                <m:sSub>
-                  <m:sSubPr>
-                    <m:ctrlPr>
-                      <w:rPr>
-                        <w:rFonts w:ascii="Cambria Math" w:hAnsi="Cambria Math" w:cs="Times New Roman"/>
-                        <w:i/>
-                        <w:sz w:val="28"/>
-                        <w:szCs w:val="28"/>
-                        <w:lang w:val="en-US"/>
-                      </w:rPr>
-                    </m:ctrlPr>
-                  </m:sSubPr>
-                  <m:e>
-                    <m:r>
-                      <w:rPr>
-                        <w:rFonts w:ascii="Cambria Math" w:hAnsi="Cambria Math" w:cs="Times New Roman"/>
-                        <w:sz w:val="28"/>
-                        <w:szCs w:val="28"/>
-                        <w:lang w:val="en-US"/>
-                      </w:rPr>
-                      <m:t>P</m:t>
-                    </m:r>
-                  </m:e>
-                  <m:sub>
-                    <m:d>
-                      <m:dPr>
-                        <m:ctrlPr>
-                          <w:rPr>
-                            <w:rFonts w:ascii="Cambria Math" w:hAnsi="Cambria Math" w:cs="Times New Roman"/>
-                            <w:i/>
-                            <w:sz w:val="28"/>
-                            <w:szCs w:val="28"/>
-                            <w:lang w:val="en-US"/>
-                          </w:rPr>
-                        </m:ctrlPr>
-                      </m:dPr>
-                      <m:e>
-                        <m:r>
-                          <w:rPr>
-                            <w:rFonts w:ascii="Cambria Math" w:hAnsi="Cambria Math" w:cs="Times New Roman"/>
-                            <w:sz w:val="28"/>
-                            <w:szCs w:val="28"/>
-                            <w:lang w:val="en-US"/>
-                          </w:rPr>
-                          <m:t>k</m:t>
-                        </m:r>
-                      </m:e>
-                      <m:e>
-                        <m:r>
-                          <w:rPr>
-                            <w:rFonts w:ascii="Cambria Math" w:hAnsi="Cambria Math" w:cs="Times New Roman"/>
-                            <w:sz w:val="28"/>
-                            <w:szCs w:val="28"/>
-                            <w:lang w:val="en-US"/>
-                          </w:rPr>
-                          <m:t>k</m:t>
-                        </m:r>
-                        <m:r>
-                          <w:rPr>
-                            <w:rFonts w:ascii="Cambria Math" w:hAnsi="Cambria Math" w:cs="Times New Roman"/>
-                            <w:sz w:val="28"/>
-                            <w:szCs w:val="28"/>
-                          </w:rPr>
-                          <m:t>-1</m:t>
-                        </m:r>
-                      </m:e>
-                    </m:d>
-                  </m:sub>
-                </m:sSub>
-              </m:oMath>
-            </m:oMathPara>
-          </w:p>
-        </w:tc>
-        <w:tc>
-          <w:tcPr>
-            <w:tcW w:w="1222" w:type="dxa"/>
-            <w:vAlign w:val="center"/>
-          </w:tcPr>
-          <w:p>
-            <w:pPr>
-              <w:spacing w:line="360" w:lineRule="auto"/>
-              <w:ind w:firstLine="709"/>
-              <w:jc w:val="right"/>
-              <w:rPr>
-                <w:rFonts w:ascii="Times New Roman" w:hAnsi="Times New Roman" w:cs="Times New Roman"/>
-                <w:sz w:val="28"/>
-                <w:szCs w:val="28"/>
-              </w:rPr>
-            </w:pPr>
-            <w:r>
-              <w:rPr>
-                <w:rFonts w:ascii="Times New Roman" w:hAnsi="Times New Roman" w:cs="Times New Roman"/>
-                <w:sz w:val="28"/>
-                <w:szCs w:val="28"/>
-              </w:rPr>
-              <w:t>(5)</w:t>
-            </w:r>
-          </w:p>
-        </w:tc>
-      </w:tr>
-    </w:tbl>
-    <w:p>
-      <w:pPr>
-        <w:spacing w:after="0" w:line="360" w:lineRule="auto"/>
-        <w:ind w:firstLine="709"/>
-        <w:jc w:val="both"/>
-        <w:rPr>
-          <w:rFonts w:ascii="Times New Roman" w:hAnsi="Times New Roman" w:cs="Times New Roman"/>
-          <w:i/>
-          <w:iCs/>
-          <w:sz w:val="28"/>
-          <w:szCs w:val="28"/>
-          <w:lang w:val="en-US"/>
-        </w:rPr>
-      </w:pPr>
-    </w:p>
-    <w:p>
-      <w:pPr>
-        <w:spacing w:after="0" w:line="360" w:lineRule="auto"/>
-        <w:ind w:firstLine="709"/>
-        <w:jc w:val="both"/>
-        <w:rPr>
-          <w:rFonts w:ascii="Times New Roman" w:hAnsi="Times New Roman" w:cs="Times New Roman"/>
-          <w:sz w:val="28"/>
-          <w:szCs w:val="28"/>
-          <w:lang w:val="ru"/>
-        </w:rPr>
-      </w:pPr>
-      <w:r>
-        <w:rPr>
-          <w:rFonts w:ascii="Times New Roman" w:hAnsi="Times New Roman" w:cs="Times New Roman"/>
-          <w:sz w:val="28"/>
-          <w:szCs w:val="28"/>
-          <w:lang w:val="tt-RU"/>
-        </w:rPr>
-        <w:t>где</w:t>
-      </w:r>
-      <w:r>
-        <w:rPr>
-          <w:rFonts w:ascii="Times New Roman" w:hAnsi="Times New Roman" w:cs="Times New Roman"/>
-          <w:sz w:val="28"/>
-          <w:szCs w:val="28"/>
-        </w:rPr>
-        <w:t xml:space="preserve"> параметры</w:t>
-      </w:r>
-      <w:r>
-        <w:rPr>
-          <w:rFonts w:ascii="Times New Roman" w:hAnsi="Times New Roman" w:cs="Times New Roman"/>
-          <w:sz w:val="28"/>
-          <w:szCs w:val="28"/>
-          <w:lang w:val="ru"/>
-        </w:rPr>
-        <w:t xml:space="preserve"> </w:t>
-      </w:r>
-      <m:oMath>
-        <m:sSub>
-          <m:sSubPr>
-            <m:ctrlPr>
-              <w:rPr>
-                <w:rFonts w:ascii="Cambria Math" w:hAnsi="Cambria Math" w:cs="Times New Roman"/>
-                <w:i/>
-                <w:iCs/>
-                <w:sz w:val="28"/>
-                <w:szCs w:val="28"/>
-                <w:lang w:val="ru"/>
-              </w:rPr>
-            </m:ctrlPr>
-          </m:sSubPr>
-          <m:e>
-            <m:r>
-              <w:rPr>
-                <w:rFonts w:ascii="Cambria Math" w:hAnsi="Cambria Math" w:cs="Times New Roman"/>
-                <w:sz w:val="28"/>
-                <w:szCs w:val="28"/>
-                <w:lang w:val="ru"/>
-              </w:rPr>
-              <m:t>F</m:t>
-            </m:r>
-          </m:e>
-          <m:sub>
-            <m:r>
-              <w:rPr>
-                <w:rFonts w:ascii="Cambria Math" w:hAnsi="Cambria Math" w:cs="Times New Roman"/>
-                <w:sz w:val="28"/>
-                <w:szCs w:val="28"/>
-                <w:lang w:val="ru"/>
-              </w:rPr>
-              <m:t>k</m:t>
-            </m:r>
-          </m:sub>
-        </m:sSub>
-      </m:oMath>
-      <w:r>
-        <w:rPr>
-          <w:rFonts w:ascii="Times New Roman" w:hAnsi="Times New Roman" w:cs="Times New Roman"/>
-          <w:sz w:val="28"/>
-          <w:szCs w:val="28"/>
-          <w:lang w:val="ru"/>
-        </w:rPr>
-        <w:t xml:space="preserve"> и </w:t>
-      </w:r>
-      <m:oMath>
-        <m:sSub>
-          <m:sSubPr>
-            <m:ctrlPr>
-              <w:rPr>
-                <w:rFonts w:ascii="Cambria Math" w:hAnsi="Cambria Math" w:cs="Times New Roman"/>
-                <w:i/>
-                <w:iCs/>
-                <w:sz w:val="28"/>
-                <w:szCs w:val="28"/>
-                <w:lang w:val="ru"/>
-              </w:rPr>
-            </m:ctrlPr>
-          </m:sSubPr>
-          <m:e>
-            <m:r>
-              <w:rPr>
-                <w:rFonts w:ascii="Cambria Math" w:hAnsi="Cambria Math" w:cs="Times New Roman"/>
-                <w:sz w:val="28"/>
-                <w:szCs w:val="28"/>
-                <w:lang w:val="ru"/>
-              </w:rPr>
-              <m:t>H</m:t>
-            </m:r>
-          </m:e>
-          <m:sub>
-            <m:r>
-              <w:rPr>
-                <w:rFonts w:ascii="Cambria Math" w:hAnsi="Cambria Math" w:cs="Times New Roman"/>
-                <w:sz w:val="28"/>
-                <w:szCs w:val="28"/>
-                <w:lang w:val="ru"/>
-              </w:rPr>
-              <m:t>k</m:t>
-            </m:r>
-          </m:sub>
-        </m:sSub>
-      </m:oMath>
-      <w:r>
-        <w:rPr>
-          <w:rFonts w:ascii="Times New Roman" w:hAnsi="Times New Roman" w:cs="Times New Roman"/>
-          <w:sz w:val="28"/>
-          <w:szCs w:val="28"/>
-          <w:lang w:val="ru"/>
-        </w:rPr>
-        <w:t xml:space="preserve"> – соответствующие якобианы, </w:t>
-      </w:r>
-      <m:oMath>
-        <m:sSub>
-          <m:sSubPr>
-            <m:ctrlPr>
-              <w:rPr>
-                <w:rFonts w:ascii="Cambria Math" w:hAnsi="Cambria Math" w:cs="Times New Roman"/>
-                <w:i/>
-                <w:iCs/>
-                <w:sz w:val="28"/>
-                <w:szCs w:val="28"/>
-                <w:lang w:val="ru"/>
-              </w:rPr>
-            </m:ctrlPr>
-          </m:sSubPr>
-          <m:e>
-            <m:r>
-              <w:rPr>
-                <w:rFonts w:ascii="Cambria Math" w:hAnsi="Cambria Math" w:cs="Times New Roman"/>
-                <w:sz w:val="28"/>
-                <w:szCs w:val="28"/>
-                <w:lang w:val="ru"/>
-              </w:rPr>
-              <m:t>Q</m:t>
-            </m:r>
-          </m:e>
-          <m:sub>
-            <m:r>
-              <w:rPr>
-                <w:rFonts w:ascii="Cambria Math" w:hAnsi="Cambria Math" w:cs="Times New Roman"/>
-                <w:sz w:val="28"/>
-                <w:szCs w:val="28"/>
-                <w:lang w:val="ru"/>
-              </w:rPr>
-              <m:t>k</m:t>
-            </m:r>
-          </m:sub>
-        </m:sSub>
-      </m:oMath>
-      <w:r>
-        <w:rPr>
-          <w:rFonts w:ascii="Times New Roman" w:hAnsi="Times New Roman" w:cs="Times New Roman"/>
-          <w:sz w:val="28"/>
-          <w:szCs w:val="28"/>
-          <w:lang w:val="ru"/>
-        </w:rPr>
-        <w:t xml:space="preserve"> и </w:t>
-      </w:r>
-      <m:oMath>
-        <m:sSub>
-          <m:sSubPr>
-            <m:ctrlPr>
-              <w:rPr>
-                <w:rFonts w:ascii="Cambria Math" w:hAnsi="Cambria Math" w:cs="Times New Roman"/>
-                <w:i/>
-                <w:iCs/>
-                <w:sz w:val="28"/>
-                <w:szCs w:val="28"/>
-                <w:lang w:val="ru"/>
-              </w:rPr>
-            </m:ctrlPr>
-          </m:sSubPr>
-          <m:e>
-            <m:r>
-              <w:rPr>
-                <w:rFonts w:ascii="Cambria Math" w:hAnsi="Cambria Math" w:cs="Times New Roman"/>
-                <w:sz w:val="28"/>
-                <w:szCs w:val="28"/>
-                <w:lang w:val="ru"/>
-              </w:rPr>
-              <m:t>R</m:t>
-            </m:r>
-          </m:e>
-          <m:sub>
-            <m:r>
-              <w:rPr>
-                <w:rFonts w:ascii="Cambria Math" w:hAnsi="Cambria Math" w:cs="Times New Roman"/>
-                <w:sz w:val="28"/>
-                <w:szCs w:val="28"/>
-                <w:lang w:val="ru"/>
-              </w:rPr>
-              <m:t>k</m:t>
-            </m:r>
-          </m:sub>
-        </m:sSub>
-      </m:oMath>
-      <w:r>
-        <w:rPr>
-          <w:rFonts w:ascii="Times New Roman" w:hAnsi="Times New Roman" w:cs="Times New Roman"/>
-          <w:sz w:val="28"/>
-          <w:szCs w:val="28"/>
-          <w:lang w:val="ru"/>
-        </w:rPr>
-        <w:t xml:space="preserve"> – ковариационные матрицы шумов процесса и измерений, </w:t>
-      </w:r>
-      <m:oMath>
-        <m:sSub>
-          <m:sSubPr>
-            <m:ctrlPr>
-              <w:rPr>
-                <w:rFonts w:ascii="Cambria Math" w:hAnsi="Cambria Math" w:cs="Times New Roman"/>
-                <w:i/>
-                <w:iCs/>
-                <w:sz w:val="28"/>
-                <w:szCs w:val="28"/>
-                <w:lang w:val="ru"/>
-              </w:rPr>
-            </m:ctrlPr>
-          </m:sSubPr>
-          <m:e>
-            <m:r>
-              <w:rPr>
-                <w:rFonts w:ascii="Cambria Math" w:hAnsi="Cambria Math" w:cs="Times New Roman"/>
-                <w:sz w:val="28"/>
-                <w:szCs w:val="28"/>
-                <w:lang w:val="ru"/>
-              </w:rPr>
-              <m:t>K</m:t>
-            </m:r>
-          </m:e>
-          <m:sub>
-            <m:r>
-              <w:rPr>
-                <w:rFonts w:ascii="Cambria Math" w:hAnsi="Cambria Math" w:cs="Times New Roman"/>
-                <w:sz w:val="28"/>
-                <w:szCs w:val="28"/>
-                <w:lang w:val="ru"/>
-              </w:rPr>
-              <m:t>k</m:t>
-            </m:r>
-          </m:sub>
-        </m:sSub>
-      </m:oMath>
-      <w:r>
-        <w:rPr>
-          <w:rFonts w:ascii="Times New Roman" w:hAnsi="Times New Roman" w:cs="Times New Roman"/>
-          <w:sz w:val="28"/>
-          <w:szCs w:val="28"/>
-          <w:lang w:val="ru"/>
-        </w:rPr>
-        <w:t xml:space="preserve"> – коэффициент усиления Калмана.</w:t>
-      </w:r>
-    </w:p>
-    <w:p>
-      <w:pPr>
-        <w:spacing w:after="0" w:line="360" w:lineRule="auto"/>
-        <w:ind w:firstLine="709"/>
-        <w:jc w:val="both"/>
-        <w:rPr>
-          <w:rFonts w:ascii="Times New Roman" w:hAnsi="Times New Roman" w:cs="Times New Roman"/>
-          <w:sz w:val="28"/>
-          <w:szCs w:val="28"/>
-          <w:lang w:val="ru"/>
-        </w:rPr>
-      </w:pPr>
-      <w:r>
-        <w:rPr>
-          <w:rFonts w:ascii="Times New Roman" w:hAnsi="Times New Roman" w:cs="Times New Roman"/>
-          <w:sz w:val="28"/>
-          <w:szCs w:val="28"/>
-          <w:lang w:val="ru"/>
-        </w:rPr>
-        <w:t>При поступлении измерения от камеры (обнаружение и трекинг характерных точек) модель наблюдения связывает координаты i-й точки в пикселях с вектором состояния, содержащим положение камеры и координаты самой точки в пространстве:</w:t>
-      </w:r>
-    </w:p>
-    <w:p>
-      <w:pPr>
-        <w:spacing w:after="0" w:line="360" w:lineRule="auto"/>
-        <w:ind w:firstLine="709"/>
-        <w:jc w:val="both"/>
-        <w:rPr>
-          <w:rFonts w:ascii="Times New Roman" w:hAnsi="Times New Roman" w:cs="Times New Roman"/>
-          <w:sz w:val="28"/>
-          <w:szCs w:val="28"/>
-        </w:rPr>
-      </w:pPr>
-    </w:p>
-    <w:tbl>
-      <w:tblPr>
-        <w:tblStyle w:val="a6"/>
-        <w:tblW w:w="0" w:type="auto"/>
-        <w:tblBorders>
-          <w:top w:val="none" w:sz="0" w:space="0" w:color="auto"/>
-          <w:left w:val="none" w:sz="0" w:space="0" w:color="auto"/>
-          <w:bottom w:val="none" w:sz="0" w:space="0" w:color="auto"/>
-          <w:right w:val="none" w:sz="0" w:space="0" w:color="auto"/>
-          <w:insideH w:val="none" w:sz="0" w:space="0" w:color="auto"/>
-          <w:insideV w:val="none" w:sz="0" w:space="0" w:color="auto"/>
-        </w:tblBorders>
-        <w:tblLook w:val="04A0" w:firstRow="1" w:lastRow="0" w:firstColumn="1" w:lastColumn="0" w:noHBand="0" w:noVBand="1"/>
-      </w:tblPr>
-      <w:tblGrid>
-        <w:gridCol w:w="2127"/>
-        <w:gridCol w:w="4677"/>
-        <w:gridCol w:w="2215"/>
-      </w:tblGrid>
-      <w:tr>
-        <w:tc>
-          <w:tcPr>
-            <w:tcW w:w="2127" w:type="dxa"/>
-          </w:tcPr>
-          <w:p>
-            <w:pPr>
-              <w:spacing w:line="360" w:lineRule="auto"/>
-              <w:ind w:firstLine="709"/>
-              <w:jc w:val="both"/>
-              <w:rPr>
-                <w:rFonts w:ascii="Times New Roman" w:hAnsi="Times New Roman" w:cs="Times New Roman"/>
-                <w:sz w:val="28"/>
-                <w:szCs w:val="28"/>
-              </w:rPr>
-            </w:pPr>
-          </w:p>
-        </w:tc>
-        <w:tc>
-          <w:tcPr>
-            <w:tcW w:w="4677" w:type="dxa"/>
-          </w:tcPr>
-          <w:p>
-            <w:pPr>
-              <w:spacing w:line="360" w:lineRule="auto"/>
-              <w:ind w:firstLine="709"/>
-              <w:jc w:val="both"/>
-              <w:rPr>
-                <w:rFonts w:ascii="Times New Roman" w:hAnsi="Times New Roman" w:cs="Times New Roman"/>
-                <w:sz w:val="28"/>
-                <w:szCs w:val="28"/>
-                <w:lang w:val="en-US"/>
-              </w:rPr>
-            </w:pPr>
-            <m:oMathPara>
-              <m:oMath>
-                <m:sSub>
-                  <m:sSubPr>
-                    <m:ctrlPr>
-                      <w:rPr>
-                        <w:rFonts w:ascii="Cambria Math" w:hAnsi="Cambria Math" w:cs="Times New Roman"/>
-                        <w:i/>
-                        <w:sz w:val="28"/>
-                        <w:szCs w:val="28"/>
-                        <w:lang w:val="en-US"/>
-                      </w:rPr>
-                    </m:ctrlPr>
-                  </m:sSubPr>
-                  <m:e>
-                    <m:r>
-                      <w:rPr>
-                        <w:rFonts w:ascii="Cambria Math" w:hAnsi="Cambria Math" w:cs="Times New Roman"/>
-                        <w:sz w:val="28"/>
-                        <w:szCs w:val="28"/>
-                        <w:lang w:val="en-US"/>
-                      </w:rPr>
-                      <m:t>z</m:t>
-                    </m:r>
-                  </m:e>
-                  <m:sub>
-                    <m:r>
-                      <w:rPr>
-                        <w:rFonts w:ascii="Cambria Math" w:hAnsi="Cambria Math" w:cs="Times New Roman"/>
-                        <w:sz w:val="28"/>
-                        <w:szCs w:val="28"/>
-                        <w:lang w:val="en-US"/>
-                      </w:rPr>
-                      <m:t>i</m:t>
-                    </m:r>
-                  </m:sub>
-                </m:sSub>
-                <m:r>
-                  <w:rPr>
-                    <w:rFonts w:ascii="Cambria Math" w:hAnsi="Cambria Math" w:cs="Times New Roman"/>
-                    <w:sz w:val="28"/>
-                    <w:szCs w:val="28"/>
-                    <w:lang w:val="en-US"/>
-                  </w:rPr>
-                  <m:t>=</m:t>
-                </m:r>
-                <m:r>
-                  <w:rPr>
-                    <w:rFonts w:ascii="Cambria Math" w:hAnsi="Cambria Math" w:cs="Times New Roman"/>
-                    <w:sz w:val="28"/>
-                    <w:szCs w:val="28"/>
-                    <w:lang w:val="ru"/>
-                  </w:rPr>
-                  <m:t>π</m:t>
-                </m:r>
-                <m:d>
-                  <m:dPr>
-                    <m:ctrlPr>
-                      <w:rPr>
-                        <w:rFonts w:ascii="Cambria Math" w:hAnsi="Cambria Math" w:cs="Times New Roman"/>
-                        <w:i/>
-                        <w:sz w:val="28"/>
-                        <w:szCs w:val="28"/>
-                        <w:lang w:val="en-US"/>
-                      </w:rPr>
-                    </m:ctrlPr>
-                  </m:dPr>
-                  <m:e>
-                    <m:sSub>
-                      <m:sSubPr>
-                        <m:ctrlPr>
-                          <w:rPr>
-                            <w:rFonts w:ascii="Cambria Math" w:hAnsi="Cambria Math" w:cs="Times New Roman"/>
-                            <w:i/>
-                            <w:sz w:val="28"/>
-                            <w:szCs w:val="28"/>
-                            <w:lang w:val="en-US"/>
-                          </w:rPr>
-                        </m:ctrlPr>
-                      </m:sSubPr>
-                      <m:e>
-                        <m:r>
-                          <w:rPr>
-                            <w:rFonts w:ascii="Cambria Math" w:hAnsi="Cambria Math" w:cs="Times New Roman"/>
-                            <w:sz w:val="28"/>
-                            <w:szCs w:val="28"/>
-                            <w:lang w:val="en-US"/>
-                          </w:rPr>
-                          <m:t>R</m:t>
-                        </m:r>
-                      </m:e>
-                      <m:sub>
-                        <m:r>
-                          <w:rPr>
-                            <w:rFonts w:ascii="Cambria Math" w:hAnsi="Cambria Math" w:cs="Times New Roman"/>
-                            <w:sz w:val="28"/>
-                            <w:szCs w:val="28"/>
-                            <w:lang w:val="en-US"/>
-                          </w:rPr>
-                          <m:t>CW</m:t>
-                        </m:r>
-                      </m:sub>
-                    </m:sSub>
-                    <m:r>
-                      <w:rPr>
-                        <w:rFonts w:ascii="Cambria Math" w:hAnsi="Cambria Math" w:cs="Times New Roman"/>
-                        <w:sz w:val="28"/>
-                        <w:szCs w:val="28"/>
-                        <w:lang w:val="en-US"/>
-                      </w:rPr>
-                      <m:t>·</m:t>
-                    </m:r>
-                    <m:d>
-                      <m:dPr>
-                        <m:ctrlPr>
-                          <w:rPr>
-                            <w:rFonts w:ascii="Cambria Math" w:hAnsi="Cambria Math" w:cs="Times New Roman"/>
-                            <w:i/>
-                            <w:sz w:val="28"/>
-                            <w:szCs w:val="28"/>
-                            <w:lang w:val="en-US"/>
-                          </w:rPr>
-                        </m:ctrlPr>
-                      </m:dPr>
-                      <m:e>
-                        <m:sSub>
-                          <m:sSubPr>
-                            <m:ctrlPr>
-                              <w:rPr>
-                                <w:rFonts w:ascii="Cambria Math" w:hAnsi="Cambria Math" w:cs="Times New Roman"/>
-                                <w:i/>
-                                <w:sz w:val="28"/>
-                                <w:szCs w:val="28"/>
-                                <w:lang w:val="en-US"/>
-                              </w:rPr>
-                            </m:ctrlPr>
-                          </m:sSubPr>
-                          <m:e>
-                            <m:r>
-                              <w:rPr>
-                                <w:rFonts w:ascii="Cambria Math" w:hAnsi="Cambria Math" w:cs="Times New Roman"/>
-                                <w:sz w:val="28"/>
-                                <w:szCs w:val="28"/>
-                                <w:lang w:val="en-US"/>
-                              </w:rPr>
-                              <m:t>P</m:t>
-                            </m:r>
-                          </m:e>
-                          <m:sub>
-                            <m:r>
-                              <w:rPr>
-                                <w:rFonts w:ascii="Cambria Math" w:hAnsi="Cambria Math" w:cs="Times New Roman"/>
-                                <w:sz w:val="28"/>
-                                <w:szCs w:val="28"/>
-                                <w:lang w:val="en-US"/>
-                              </w:rPr>
-                              <m:t>W</m:t>
-                            </m:r>
-                          </m:sub>
-                        </m:sSub>
-                        <m:r>
-                          <w:rPr>
-                            <w:rFonts w:ascii="Cambria Math" w:hAnsi="Cambria Math" w:cs="Times New Roman"/>
-                            <w:sz w:val="28"/>
-                            <w:szCs w:val="28"/>
-                            <w:lang w:val="en-US"/>
-                          </w:rPr>
-                          <m:t>-</m:t>
-                        </m:r>
-                        <m:sSub>
-                          <m:sSubPr>
-                            <m:ctrlPr>
-                              <w:rPr>
-                                <w:rFonts w:ascii="Cambria Math" w:hAnsi="Cambria Math" w:cs="Times New Roman"/>
-                                <w:i/>
-                                <w:sz w:val="28"/>
-                                <w:szCs w:val="28"/>
-                                <w:lang w:val="en-US"/>
-                              </w:rPr>
-                            </m:ctrlPr>
-                          </m:sSubPr>
-                          <m:e>
-                            <m:r>
-                              <w:rPr>
-                                <w:rFonts w:ascii="Cambria Math" w:hAnsi="Cambria Math" w:cs="Times New Roman"/>
-                                <w:sz w:val="28"/>
-                                <w:szCs w:val="28"/>
-                                <w:lang w:val="en-US"/>
-                              </w:rPr>
-                              <m:t>t</m:t>
-                            </m:r>
-                          </m:e>
-                          <m:sub>
-                            <m:r>
-                              <w:rPr>
-                                <w:rFonts w:ascii="Cambria Math" w:hAnsi="Cambria Math" w:cs="Times New Roman"/>
-                                <w:sz w:val="28"/>
-                                <w:szCs w:val="28"/>
-                                <w:lang w:val="en-US"/>
-                              </w:rPr>
-                              <m:t>CW</m:t>
-                            </m:r>
-                          </m:sub>
-                        </m:sSub>
-                      </m:e>
-                    </m:d>
-                  </m:e>
-                </m:d>
-                <m:r>
-                  <w:rPr>
-                    <w:rFonts w:ascii="Cambria Math" w:hAnsi="Cambria Math" w:cs="Times New Roman"/>
-                    <w:sz w:val="28"/>
-                    <w:szCs w:val="28"/>
-                    <w:lang w:val="en-US"/>
-                  </w:rPr>
-                  <m:t>+</m:t>
-                </m:r>
-                <m:sSub>
-                  <m:sSubPr>
-                    <m:ctrlPr>
-                      <w:rPr>
-                        <w:rFonts w:ascii="Cambria Math" w:hAnsi="Cambria Math" w:cs="Times New Roman"/>
-                        <w:i/>
-                        <w:sz w:val="28"/>
-                        <w:szCs w:val="28"/>
-                        <w:lang w:val="en-US"/>
-                      </w:rPr>
-                    </m:ctrlPr>
-                  </m:sSubPr>
-                  <m:e>
-                    <m:r>
-                      <w:rPr>
-                        <w:rFonts w:ascii="Cambria Math" w:hAnsi="Cambria Math" w:cs="Times New Roman"/>
-                        <w:sz w:val="28"/>
-                        <w:szCs w:val="28"/>
-                        <w:lang w:val="ru"/>
-                      </w:rPr>
-                      <m:t>ν</m:t>
-                    </m:r>
-                  </m:e>
-                  <m:sub>
-                    <m:r>
-                      <w:rPr>
-                        <w:rFonts w:ascii="Cambria Math" w:hAnsi="Cambria Math" w:cs="Times New Roman"/>
-                        <w:sz w:val="28"/>
-                        <w:szCs w:val="28"/>
-                        <w:lang w:val="en-US"/>
-                      </w:rPr>
-                      <m:t>i</m:t>
-                    </m:r>
-                  </m:sub>
-                </m:sSub>
-              </m:oMath>
-            </m:oMathPara>
-          </w:p>
-        </w:tc>
-        <w:tc>
-          <w:tcPr>
-            <w:tcW w:w="2215" w:type="dxa"/>
-            <w:vAlign w:val="center"/>
-          </w:tcPr>
-          <w:p>
-            <w:pPr>
-              <w:spacing w:line="360" w:lineRule="auto"/>
-              <w:ind w:firstLine="709"/>
-              <w:jc w:val="right"/>
-              <w:rPr>
-                <w:rFonts w:ascii="Times New Roman" w:hAnsi="Times New Roman" w:cs="Times New Roman"/>
-                <w:sz w:val="28"/>
-                <w:szCs w:val="28"/>
-              </w:rPr>
-            </w:pPr>
-            <w:r>
-              <w:rPr>
-                <w:rFonts w:ascii="Times New Roman" w:hAnsi="Times New Roman" w:cs="Times New Roman"/>
-                <w:sz w:val="28"/>
-                <w:szCs w:val="28"/>
-              </w:rPr>
-              <w:t>(6)</w:t>
-            </w:r>
-          </w:p>
-        </w:tc>
-      </w:tr>
-    </w:tbl>
-    <w:p>
-      <w:pPr>
-        <w:spacing w:after="0" w:line="360" w:lineRule="auto"/>
-        <w:ind w:firstLine="709"/>
-        <w:jc w:val="both"/>
-        <w:rPr>
-          <w:rFonts w:ascii="Times New Roman" w:hAnsi="Times New Roman" w:cs="Times New Roman"/>
-          <w:sz w:val="28"/>
-          <w:szCs w:val="28"/>
-          <w:lang w:val="en-US"/>
-        </w:rPr>
-      </w:pPr>
-    </w:p>
-    <w:p>
-      <w:pPr>
-        <w:spacing w:after="0" w:line="360" w:lineRule="auto"/>
-        <w:ind w:firstLine="709"/>
-        <w:jc w:val="both"/>
-        <w:rPr>
-          <w:rFonts w:ascii="Times New Roman" w:hAnsi="Times New Roman" w:cs="Times New Roman"/>
-          <w:sz w:val="28"/>
-          <w:szCs w:val="28"/>
-        </w:rPr>
-      </w:pPr>
-      <w:r>
-        <w:rPr>
-          <w:rFonts w:ascii="Times New Roman" w:hAnsi="Times New Roman" w:cs="Times New Roman"/>
-          <w:sz w:val="28"/>
-          <w:szCs w:val="28"/>
-          <w:lang w:val="ru"/>
-        </w:rPr>
-        <w:t xml:space="preserve">где </w:t>
-      </w:r>
-      <m:oMath>
-        <m:r>
-          <w:rPr>
-            <w:rFonts w:ascii="Cambria Math" w:hAnsi="Cambria Math" w:cs="Times New Roman"/>
-            <w:sz w:val="28"/>
-            <w:szCs w:val="28"/>
-            <w:lang w:val="ru"/>
-          </w:rPr>
-          <m:t>π</m:t>
-        </m:r>
-        <m:d>
-          <m:dPr>
-            <m:ctrlPr>
-              <w:rPr>
-                <w:rFonts w:ascii="Cambria Math" w:hAnsi="Cambria Math" w:cs="Times New Roman"/>
-                <w:i/>
-                <w:iCs/>
-                <w:sz w:val="28"/>
-                <w:szCs w:val="28"/>
-                <w:lang w:val="ru"/>
-              </w:rPr>
-            </m:ctrlPr>
-          </m:dPr>
-          <m:e>
-            <m:sSub>
-              <m:sSubPr>
-                <m:ctrlPr>
-                  <w:rPr>
-                    <w:rFonts w:ascii="Cambria Math" w:hAnsi="Cambria Math" w:cs="Times New Roman"/>
-                    <w:i/>
-                    <w:iCs/>
-                    <w:sz w:val="28"/>
-                    <w:szCs w:val="28"/>
-                  </w:rPr>
-                </m:ctrlPr>
-              </m:sSubPr>
-              <m:e>
-                <m:r>
-                  <w:rPr>
-                    <w:rFonts w:ascii="Cambria Math" w:hAnsi="Cambria Math" w:cs="Times New Roman"/>
-                    <w:sz w:val="28"/>
-                    <w:szCs w:val="28"/>
-                    <w:lang w:val="en-US"/>
-                  </w:rPr>
-                  <m:t>R</m:t>
-                </m:r>
-                <m:ctrlPr>
-                  <w:rPr>
-                    <w:rFonts w:ascii="Cambria Math" w:hAnsi="Cambria Math" w:cs="Times New Roman"/>
-                    <w:i/>
-                    <w:iCs/>
-                    <w:sz w:val="28"/>
-                    <w:szCs w:val="28"/>
-                    <w:lang w:val="ru"/>
-                  </w:rPr>
-                </m:ctrlPr>
-              </m:e>
-              <m:sub>
-                <m:r>
-                  <w:rPr>
-                    <w:rFonts w:ascii="Cambria Math" w:hAnsi="Cambria Math" w:cs="Times New Roman"/>
-                    <w:sz w:val="28"/>
-                    <w:szCs w:val="28"/>
-                    <w:lang w:val="en-US"/>
-                  </w:rPr>
-                  <m:t>C</m:t>
-                </m:r>
-                <m:r>
-                  <w:rPr>
-                    <w:rFonts w:ascii="Cambria Math" w:hAnsi="Cambria Math" w:cs="Times New Roman"/>
-                    <w:sz w:val="28"/>
-                    <w:szCs w:val="28"/>
-                    <w:lang w:val="ru"/>
-                  </w:rPr>
-                  <m:t>W</m:t>
-                </m:r>
-              </m:sub>
-            </m:sSub>
-            <m:r>
-              <w:rPr>
-                <w:rFonts w:ascii="Cambria Math" w:hAnsi="Cambria Math" w:cs="Times New Roman"/>
-                <w:sz w:val="28"/>
-                <w:szCs w:val="28"/>
-              </w:rPr>
-              <m:t>·</m:t>
-            </m:r>
-            <m:d>
-              <m:dPr>
-                <m:ctrlPr>
-                  <w:rPr>
-                    <w:rFonts w:ascii="Cambria Math" w:hAnsi="Cambria Math" w:cs="Times New Roman"/>
-                    <w:i/>
-                    <w:iCs/>
-                    <w:sz w:val="28"/>
-                    <w:szCs w:val="28"/>
-                  </w:rPr>
-                </m:ctrlPr>
-              </m:dPr>
-              <m:e>
-                <m:sSub>
-                  <m:sSubPr>
-                    <m:ctrlPr>
-                      <w:rPr>
-                        <w:rFonts w:ascii="Cambria Math" w:hAnsi="Cambria Math" w:cs="Times New Roman"/>
-                        <w:i/>
-                        <w:iCs/>
-                        <w:sz w:val="28"/>
-                        <w:szCs w:val="28"/>
-                      </w:rPr>
-                    </m:ctrlPr>
-                  </m:sSubPr>
-                  <m:e>
-                    <m:r>
-                      <w:rPr>
-                        <w:rFonts w:ascii="Cambria Math" w:hAnsi="Cambria Math" w:cs="Times New Roman"/>
-                        <w:sz w:val="28"/>
-                        <w:szCs w:val="28"/>
-                        <w:lang w:val="en-US"/>
-                      </w:rPr>
-                      <m:t>P</m:t>
-                    </m:r>
-                  </m:e>
-                  <m:sub>
-                    <m:r>
-                      <w:rPr>
-                        <w:rFonts w:ascii="Cambria Math" w:hAnsi="Cambria Math" w:cs="Times New Roman"/>
-                        <w:sz w:val="28"/>
-                        <w:szCs w:val="28"/>
-                        <w:lang w:val="en-US"/>
-                      </w:rPr>
-                      <m:t>W</m:t>
-                    </m:r>
-                  </m:sub>
-                </m:sSub>
-                <m:r>
-                  <w:rPr>
-                    <w:rFonts w:ascii="Cambria Math" w:hAnsi="Cambria Math" w:cs="Times New Roman"/>
-                    <w:sz w:val="28"/>
-                    <w:szCs w:val="28"/>
-                  </w:rPr>
-                  <m:t>-</m:t>
-                </m:r>
-                <m:sSub>
-                  <m:sSubPr>
-                    <m:ctrlPr>
-                      <w:rPr>
-                        <w:rFonts w:ascii="Cambria Math" w:hAnsi="Cambria Math" w:cs="Times New Roman"/>
-                        <w:i/>
-                        <w:iCs/>
-                        <w:sz w:val="28"/>
-                        <w:szCs w:val="28"/>
-                      </w:rPr>
-                    </m:ctrlPr>
-                  </m:sSubPr>
-                  <m:e>
-                    <m:r>
-                      <w:rPr>
-                        <w:rFonts w:ascii="Cambria Math" w:hAnsi="Cambria Math" w:cs="Times New Roman"/>
-                        <w:sz w:val="28"/>
-                        <w:szCs w:val="28"/>
-                        <w:lang w:val="en-US"/>
-                      </w:rPr>
-                      <m:t>t</m:t>
-                    </m:r>
-                  </m:e>
-                  <m:sub>
-                    <m:r>
-                      <w:rPr>
-                        <w:rFonts w:ascii="Cambria Math" w:hAnsi="Cambria Math" w:cs="Times New Roman"/>
-                        <w:sz w:val="28"/>
-                        <w:szCs w:val="28"/>
-                        <w:lang w:val="en-US"/>
-                      </w:rPr>
-                      <m:t>C</m:t>
-                    </m:r>
-                    <m:r>
-                      <w:rPr>
-                        <w:rFonts w:ascii="Cambria Math" w:hAnsi="Cambria Math" w:cs="Times New Roman"/>
-                        <w:sz w:val="28"/>
-                        <w:szCs w:val="28"/>
-                        <w:lang w:val="ru"/>
-                      </w:rPr>
-                      <m:t>W</m:t>
-                    </m:r>
-                  </m:sub>
-                </m:sSub>
-              </m:e>
-            </m:d>
-          </m:e>
-        </m:d>
-      </m:oMath>
-      <w:r>
-        <w:rPr>
-          <w:rFonts w:ascii="Times New Roman" w:hAnsi="Times New Roman" w:cs="Times New Roman"/>
-          <w:sz w:val="28"/>
-          <w:szCs w:val="28"/>
-          <w:lang w:val="ru"/>
-        </w:rPr>
-        <w:t xml:space="preserve"> – функция проекции трёхмерной точки на плоскость изображения (модель камеры-обскуры), </w:t>
-      </w:r>
-      <m:oMath>
-        <m:sSub>
-          <m:sSubPr>
-            <m:ctrlPr>
-              <w:rPr>
-                <w:rFonts w:ascii="Cambria Math" w:hAnsi="Cambria Math" w:cs="Times New Roman"/>
-                <w:i/>
-                <w:iCs/>
-                <w:sz w:val="28"/>
-                <w:szCs w:val="28"/>
-                <w:lang w:val="ru"/>
-              </w:rPr>
-            </m:ctrlPr>
-          </m:sSubPr>
-          <m:e>
-            <m:r>
-              <w:rPr>
-                <w:rFonts w:ascii="Cambria Math" w:hAnsi="Cambria Math" w:cs="Times New Roman"/>
-                <w:sz w:val="28"/>
-                <w:szCs w:val="28"/>
-                <w:lang w:val="ru"/>
-              </w:rPr>
-              <m:t>R</m:t>
-            </m:r>
-          </m:e>
-          <m:sub>
-            <m:r>
-              <w:rPr>
-                <w:rFonts w:ascii="Cambria Math" w:hAnsi="Cambria Math" w:cs="Times New Roman"/>
-                <w:sz w:val="28"/>
-                <w:szCs w:val="28"/>
-                <w:lang w:val="ru"/>
-              </w:rPr>
-              <m:t>CW</m:t>
-            </m:r>
-          </m:sub>
-        </m:sSub>
-      </m:oMath>
-      <w:r>
-        <w:rPr>
-          <w:rFonts w:ascii="Times New Roman" w:hAnsi="Times New Roman" w:cs="Times New Roman"/>
-          <w:sz w:val="28"/>
-          <w:szCs w:val="28"/>
-          <w:lang w:val="ru"/>
-        </w:rPr>
-        <w:t xml:space="preserve"> и </w:t>
-      </w:r>
-      <m:oMath>
-        <m:sSub>
-          <m:sSubPr>
-            <m:ctrlPr>
-              <w:rPr>
-                <w:rFonts w:ascii="Cambria Math" w:hAnsi="Cambria Math" w:cs="Times New Roman"/>
-                <w:i/>
-                <w:iCs/>
-                <w:sz w:val="28"/>
-                <w:szCs w:val="28"/>
-                <w:lang w:val="ru"/>
-              </w:rPr>
-            </m:ctrlPr>
-          </m:sSubPr>
-          <m:e>
-            <m:r>
-              <w:rPr>
-                <w:rFonts w:ascii="Cambria Math" w:hAnsi="Cambria Math" w:cs="Times New Roman"/>
-                <w:sz w:val="28"/>
-                <w:szCs w:val="28"/>
-                <w:lang w:val="ru"/>
-              </w:rPr>
-              <m:t>t</m:t>
-            </m:r>
-          </m:e>
-          <m:sub>
-            <m:r>
-              <w:rPr>
-                <w:rFonts w:ascii="Cambria Math" w:hAnsi="Cambria Math" w:cs="Times New Roman"/>
-                <w:sz w:val="28"/>
-                <w:szCs w:val="28"/>
-                <w:lang w:val="ru"/>
-              </w:rPr>
-              <m:t>CW</m:t>
-            </m:r>
-          </m:sub>
-        </m:sSub>
-      </m:oMath>
-      <w:r>
-        <w:rPr>
-          <w:rFonts w:ascii="Times New Roman" w:hAnsi="Times New Roman" w:cs="Times New Roman"/>
-          <w:sz w:val="28"/>
-          <w:szCs w:val="28"/>
-          <w:lang w:val="ru"/>
-        </w:rPr>
-        <w:t xml:space="preserve"> – ориентация и положение камеры относительно мира, </w:t>
-      </w:r>
-      <m:oMath>
-        <m:sSub>
-          <m:sSubPr>
-            <m:ctrlPr>
-              <w:rPr>
-                <w:rFonts w:ascii="Cambria Math" w:hAnsi="Cambria Math" w:cs="Times New Roman"/>
-                <w:i/>
-                <w:iCs/>
-                <w:sz w:val="28"/>
-                <w:szCs w:val="28"/>
-                <w:lang w:val="ru"/>
-              </w:rPr>
-            </m:ctrlPr>
-          </m:sSubPr>
-          <m:e>
-            <m:r>
-              <w:rPr>
-                <w:rFonts w:ascii="Cambria Math" w:hAnsi="Cambria Math" w:cs="Times New Roman"/>
-                <w:sz w:val="28"/>
-                <w:szCs w:val="28"/>
-                <w:lang w:val="ru"/>
-              </w:rPr>
-              <m:t>P</m:t>
-            </m:r>
-          </m:e>
-          <m:sub>
-            <m:r>
-              <w:rPr>
-                <w:rFonts w:ascii="Cambria Math" w:hAnsi="Cambria Math" w:cs="Times New Roman"/>
-                <w:sz w:val="28"/>
-                <w:szCs w:val="28"/>
-                <w:lang w:val="ru"/>
-              </w:rPr>
-              <m:t>W</m:t>
-            </m:r>
-          </m:sub>
-        </m:sSub>
-      </m:oMath>
-      <w:r>
-        <w:rPr>
-          <w:rFonts w:ascii="Times New Roman" w:hAnsi="Times New Roman" w:cs="Times New Roman"/>
-          <w:sz w:val="28"/>
-          <w:szCs w:val="28"/>
-          <w:lang w:val="ru"/>
-        </w:rPr>
-        <w:t xml:space="preserve"> – координаты наблюдаемой точки, </w:t>
-      </w:r>
-      <m:oMath>
-        <m:sSub>
-          <m:sSubPr>
-            <m:ctrlPr>
-              <w:rPr>
-                <w:rFonts w:ascii="Cambria Math" w:hAnsi="Cambria Math" w:cs="Times New Roman"/>
-                <w:sz w:val="28"/>
-                <w:szCs w:val="28"/>
-                <w:lang w:val="ru"/>
-              </w:rPr>
-            </m:ctrlPr>
-          </m:sSubPr>
-          <m:e>
-            <m:r>
-              <m:rPr>
-                <m:sty m:val="p"/>
-              </m:rPr>
-              <w:rPr>
-                <w:rFonts w:ascii="Cambria Math" w:hAnsi="Cambria Math" w:cs="Times New Roman"/>
-                <w:sz w:val="28"/>
-                <w:szCs w:val="28"/>
-                <w:lang w:val="ru"/>
-              </w:rPr>
-              <m:t>ν</m:t>
-            </m:r>
-          </m:e>
-          <m:sub>
-            <m:r>
-              <m:rPr>
-                <m:sty m:val="p"/>
-              </m:rPr>
-              <w:rPr>
-                <w:rFonts w:ascii="Cambria Math" w:hAnsi="Cambria Math" w:cs="Times New Roman"/>
-                <w:sz w:val="28"/>
-                <w:szCs w:val="28"/>
-                <w:lang w:val="ru"/>
-              </w:rPr>
-              <m:t>i</m:t>
-            </m:r>
-          </m:sub>
-        </m:sSub>
-      </m:oMath>
-      <w:r>
-        <w:rPr>
-          <w:rFonts w:ascii="Times New Roman" w:hAnsi="Times New Roman" w:cs="Times New Roman"/>
-          <w:sz w:val="28"/>
-          <w:szCs w:val="28"/>
-          <w:lang w:val="ru"/>
-        </w:rPr>
-        <w:t xml:space="preserve"> – шум измерения.</w:t>
-      </w:r>
-    </w:p>
-    <w:p>
-      <w:pPr>
-        <w:spacing w:after="0" w:line="360" w:lineRule="auto"/>
-        <w:ind w:firstLine="709"/>
-        <w:jc w:val="both"/>
-        <w:rPr>
-          <w:rFonts w:ascii="Times New Roman" w:hAnsi="Times New Roman" w:cs="Times New Roman"/>
-          <w:sz w:val="28"/>
-          <w:szCs w:val="28"/>
-        </w:rPr>
-      </w:pPr>
-      <w:r>
-        <w:rPr>
-          <w:rFonts w:ascii="Times New Roman" w:hAnsi="Times New Roman" w:cs="Times New Roman"/>
-          <w:sz w:val="28"/>
-          <w:szCs w:val="28"/>
-        </w:rPr>
-        <w:t>Ниже в таблице 2 представлены типовые частоты обновления сигналов и задержки</w:t>
-      </w:r>
-      <w:r>
-        <w:rPr>
-          <w:rFonts w:ascii="Times New Roman" w:hAnsi="Times New Roman" w:cs="Times New Roman"/>
-          <w:sz w:val="28"/>
-          <w:szCs w:val="28"/>
-          <w:lang w:val="tt-RU"/>
-        </w:rPr>
-        <w:t xml:space="preserve"> различных</w:t>
-      </w:r>
-      <w:r>
-        <w:rPr>
-          <w:rFonts w:ascii="Times New Roman" w:hAnsi="Times New Roman" w:cs="Times New Roman"/>
-          <w:sz w:val="28"/>
-          <w:szCs w:val="28"/>
-        </w:rPr>
-        <w:t xml:space="preserve"> измерительных устройств.</w:t>
-      </w:r>
-    </w:p>
-    <w:p>
-      <w:pPr>
-        <w:spacing w:after="0" w:line="360" w:lineRule="auto"/>
-        <w:ind w:firstLine="709"/>
-        <w:jc w:val="both"/>
-        <w:rPr>
-          <w:rFonts w:ascii="Times New Roman" w:hAnsi="Times New Roman" w:cs="Times New Roman"/>
-          <w:sz w:val="28"/>
-          <w:szCs w:val="28"/>
-        </w:rPr>
-      </w:pPr>
-    </w:p>
-    <w:p>
-      <w:pPr>
-        <w:spacing w:after="0" w:line="360" w:lineRule="auto"/>
-        <w:ind w:firstLine="709"/>
-        <w:jc w:val="both"/>
-        <w:rPr>
-          <w:rFonts w:ascii="Times New Roman" w:hAnsi="Times New Roman" w:cs="Times New Roman"/>
-          <w:sz w:val="28"/>
-          <w:szCs w:val="28"/>
-        </w:rPr>
-      </w:pPr>
-      <w:r>
-        <w:rPr>
-          <w:rFonts w:ascii="Times New Roman" w:hAnsi="Times New Roman" w:cs="Times New Roman"/>
-          <w:sz w:val="28"/>
-          <w:szCs w:val="28"/>
-          <w:lang w:val="ru"/>
-        </w:rPr>
-        <w:t>Таблица 2</w:t>
-      </w:r>
-      <w:r>
-        <w:rPr>
-          <w:rFonts w:ascii="Times New Roman" w:hAnsi="Times New Roman" w:cs="Times New Roman"/>
-          <w:sz w:val="28"/>
-          <w:szCs w:val="28"/>
-        </w:rPr>
-        <w:t>.</w:t>
-      </w:r>
-      <w:r>
-        <w:rPr>
-          <w:rFonts w:ascii="Times New Roman" w:hAnsi="Times New Roman" w:cs="Times New Roman"/>
-          <w:sz w:val="28"/>
-          <w:szCs w:val="28"/>
-          <w:lang w:val="ru"/>
-        </w:rPr>
-        <w:t xml:space="preserve"> Типовые частоты обновления и задержки сенсоров</w:t>
-      </w:r>
-    </w:p>
-    <w:p>
-      <w:pPr>
-        <w:spacing w:after="0" w:line="360" w:lineRule="auto"/>
-        <w:ind w:firstLine="709"/>
-        <w:jc w:val="both"/>
-        <w:rPr>
-          <w:rFonts w:ascii="Times New Roman" w:hAnsi="Times New Roman" w:cs="Times New Roman"/>
-          <w:sz w:val="28"/>
-          <w:szCs w:val="28"/>
-        </w:rPr>
-      </w:pPr>
-    </w:p>
-    <w:tbl>
-      <w:tblPr>
-        <w:tblStyle w:val="a6"/>
-        <w:tblW w:w="9351" w:type="dxa"/>
-        <w:tblLook w:val="04A0" w:firstRow="1" w:lastRow="0" w:firstColumn="1" w:lastColumn="0" w:noHBand="0" w:noVBand="1"/>
-      </w:tblPr>
-      <w:tblGrid>
-        <w:gridCol w:w="2830"/>
-        <w:gridCol w:w="1843"/>
-        <w:gridCol w:w="2091"/>
-        <w:gridCol w:w="2587"/>
-      </w:tblGrid>
-      <w:tr>
-        <w:tc>
-          <w:tcPr>
-            <w:tcW w:w="2830" w:type="dxa"/>
-          </w:tcPr>
-          <w:p>
-            <w:pPr>
-              <w:spacing w:line="360" w:lineRule="auto"/>
-              <w:jc w:val="both"/>
-              <w:rPr>
-                <w:rFonts w:ascii="Times New Roman" w:hAnsi="Times New Roman" w:cs="Times New Roman"/>
-                <w:sz w:val="28"/>
-                <w:szCs w:val="28"/>
-                <w:lang w:val="ru"/>
-              </w:rPr>
-            </w:pPr>
-            <w:r>
-              <w:rPr>
-                <w:rFonts w:ascii="Times New Roman" w:hAnsi="Times New Roman" w:cs="Times New Roman"/>
-                <w:sz w:val="28"/>
-                <w:szCs w:val="28"/>
-                <w:lang w:val="ru"/>
-              </w:rPr>
-              <w:t>Тип измерения</w:t>
-            </w:r>
-          </w:p>
-        </w:tc>
-        <w:tc>
-          <w:tcPr>
-            <w:tcW w:w="1843" w:type="dxa"/>
-          </w:tcPr>
-          <w:p>
-            <w:pPr>
-              <w:spacing w:line="360" w:lineRule="auto"/>
-              <w:jc w:val="both"/>
-              <w:rPr>
-                <w:rFonts w:ascii="Times New Roman" w:hAnsi="Times New Roman" w:cs="Times New Roman"/>
-                <w:sz w:val="28"/>
-                <w:szCs w:val="28"/>
-                <w:lang w:val="ru"/>
-              </w:rPr>
-            </w:pPr>
-            <w:r>
-              <w:rPr>
-                <w:rFonts w:ascii="Times New Roman" w:hAnsi="Times New Roman" w:cs="Times New Roman"/>
-                <w:sz w:val="28"/>
-                <w:szCs w:val="28"/>
-                <w:lang w:val="ru"/>
-              </w:rPr>
-              <w:t>Частота, Гц</w:t>
-            </w:r>
-          </w:p>
-        </w:tc>
-        <w:tc>
-          <w:tcPr>
-            <w:tcW w:w="2091" w:type="dxa"/>
-          </w:tcPr>
-          <w:p>
-            <w:pPr>
-              <w:spacing w:line="360" w:lineRule="auto"/>
-              <w:jc w:val="both"/>
-              <w:rPr>
-                <w:rFonts w:ascii="Times New Roman" w:hAnsi="Times New Roman" w:cs="Times New Roman"/>
-                <w:sz w:val="28"/>
-                <w:szCs w:val="28"/>
-                <w:lang w:val="ru"/>
-              </w:rPr>
-            </w:pPr>
-            <w:r>
-              <w:rPr>
-                <w:rFonts w:ascii="Times New Roman" w:hAnsi="Times New Roman" w:cs="Times New Roman"/>
-                <w:sz w:val="28"/>
-                <w:szCs w:val="28"/>
-                <w:lang w:val="ru"/>
-              </w:rPr>
-              <w:t>Задержка, мс</w:t>
-            </w:r>
-          </w:p>
-        </w:tc>
-        <w:tc>
-          <w:tcPr>
-            <w:tcW w:w="2587" w:type="dxa"/>
-          </w:tcPr>
-          <w:p>
-            <w:pPr>
-              <w:spacing w:line="360" w:lineRule="auto"/>
-              <w:jc w:val="both"/>
-              <w:rPr>
-                <w:rFonts w:ascii="Times New Roman" w:hAnsi="Times New Roman" w:cs="Times New Roman"/>
-                <w:sz w:val="28"/>
-                <w:szCs w:val="28"/>
-                <w:lang w:val="ru"/>
-              </w:rPr>
-            </w:pPr>
-            <w:r>
-              <w:rPr>
-                <w:rFonts w:ascii="Times New Roman" w:hAnsi="Times New Roman" w:cs="Times New Roman"/>
-                <w:sz w:val="28"/>
-                <w:szCs w:val="28"/>
-                <w:lang w:val="ru"/>
-              </w:rPr>
-              <w:t>Использование в EKF</w:t>
-            </w:r>
-          </w:p>
-        </w:tc>
-      </w:tr>
-      <w:tr>
-        <w:tc>
-          <w:tcPr>
-            <w:tcW w:w="2830" w:type="dxa"/>
-          </w:tcPr>
-          <w:p>
-            <w:pPr>
-              <w:spacing w:line="360" w:lineRule="auto"/>
-              <w:jc w:val="both"/>
-              <w:rPr>
-                <w:rFonts w:ascii="Times New Roman" w:hAnsi="Times New Roman" w:cs="Times New Roman"/>
-                <w:sz w:val="28"/>
-                <w:szCs w:val="28"/>
-                <w:lang w:val="ru"/>
-              </w:rPr>
-            </w:pPr>
-            <w:r>
-              <w:rPr>
-                <w:rFonts w:ascii="Times New Roman" w:hAnsi="Times New Roman" w:cs="Times New Roman"/>
-                <w:sz w:val="28"/>
-                <w:szCs w:val="28"/>
-                <w:lang w:val="ru"/>
-              </w:rPr>
-              <w:t>IMU (акселерометр, гироскоп)</w:t>
-            </w:r>
-          </w:p>
-        </w:tc>
-        <w:tc>
-          <w:tcPr>
-            <w:tcW w:w="1843" w:type="dxa"/>
-            <w:vAlign w:val="center"/>
-          </w:tcPr>
-          <w:p>
-            <w:pPr>
-              <w:spacing w:line="360" w:lineRule="auto"/>
-              <w:jc w:val="center"/>
-              <w:rPr>
-                <w:rFonts w:ascii="Times New Roman" w:hAnsi="Times New Roman" w:cs="Times New Roman"/>
-                <w:sz w:val="28"/>
-                <w:szCs w:val="28"/>
-                <w:lang w:val="ru"/>
-              </w:rPr>
-            </w:pPr>
-            <w:r>
-              <w:rPr>
-                <w:rFonts w:ascii="Times New Roman" w:hAnsi="Times New Roman" w:cs="Times New Roman"/>
-                <w:sz w:val="28"/>
-                <w:szCs w:val="28"/>
-                <w:lang w:val="ru"/>
-              </w:rPr>
-              <w:t>200–1000</w:t>
-            </w:r>
-          </w:p>
-        </w:tc>
-        <w:tc>
-          <w:tcPr>
-            <w:tcW w:w="2091" w:type="dxa"/>
-            <w:vAlign w:val="center"/>
-          </w:tcPr>
-          <w:p>
-            <w:pPr>
-              <w:spacing w:line="360" w:lineRule="auto"/>
-              <w:jc w:val="center"/>
-              <w:rPr>
-                <w:rFonts w:ascii="Times New Roman" w:hAnsi="Times New Roman" w:cs="Times New Roman"/>
-                <w:sz w:val="28"/>
-                <w:szCs w:val="28"/>
-                <w:lang w:val="ru"/>
-              </w:rPr>
-            </w:pPr>
-            <w:r>
-              <w:rPr>
-                <w:rFonts w:ascii="Times New Roman" w:hAnsi="Times New Roman" w:cs="Times New Roman"/>
-                <w:sz w:val="28"/>
-                <w:szCs w:val="28"/>
-                <w:lang w:val="ru"/>
-              </w:rPr>
-              <w:t>&lt; 5</w:t>
-            </w:r>
-          </w:p>
-        </w:tc>
-        <w:tc>
-          <w:tcPr>
-            <w:tcW w:w="2587" w:type="dxa"/>
-            <w:vAlign w:val="center"/>
-          </w:tcPr>
-          <w:p>
-            <w:pPr>
-              <w:spacing w:line="360" w:lineRule="auto"/>
-              <w:jc w:val="center"/>
-              <w:rPr>
-                <w:rFonts w:ascii="Times New Roman" w:hAnsi="Times New Roman" w:cs="Times New Roman"/>
-                <w:sz w:val="28"/>
-                <w:szCs w:val="28"/>
-                <w:lang w:val="en-US"/>
-              </w:rPr>
-            </w:pPr>
-            <w:r>
-              <w:rPr>
-                <w:rFonts w:ascii="Times New Roman" w:hAnsi="Times New Roman" w:cs="Times New Roman"/>
-                <w:sz w:val="28"/>
-                <w:szCs w:val="28"/>
-                <w:lang w:val="ru"/>
-              </w:rPr>
-              <w:t>П</w:t>
-            </w:r>
-            <w:r>
-              <w:rPr>
-                <w:rFonts w:ascii="Times New Roman" w:hAnsi="Times New Roman" w:cs="Times New Roman"/>
-                <w:sz w:val="28"/>
-                <w:szCs w:val="28"/>
-                <w:lang w:val="ru"/>
-              </w:rPr>
-              <w:t>рогноз</w:t>
-            </w:r>
-          </w:p>
-        </w:tc>
-      </w:tr>
-      <w:tr>
-        <w:tc>
-          <w:tcPr>
-            <w:tcW w:w="2830" w:type="dxa"/>
-          </w:tcPr>
-          <w:p>
-            <w:pPr>
-              <w:spacing w:line="360" w:lineRule="auto"/>
-              <w:jc w:val="both"/>
-              <w:rPr>
-                <w:rFonts w:ascii="Times New Roman" w:hAnsi="Times New Roman" w:cs="Times New Roman"/>
-                <w:sz w:val="28"/>
-                <w:szCs w:val="28"/>
-                <w:lang w:val="ru"/>
-              </w:rPr>
-            </w:pPr>
-            <w:r>
-              <w:rPr>
-                <w:rFonts w:ascii="Times New Roman" w:hAnsi="Times New Roman" w:cs="Times New Roman"/>
-                <w:sz w:val="28"/>
-                <w:szCs w:val="28"/>
-                <w:lang w:val="ru"/>
-              </w:rPr>
-              <w:t>Изображение (VIO/SLAM)</w:t>
-            </w:r>
-          </w:p>
-        </w:tc>
-        <w:tc>
-          <w:tcPr>
-            <w:tcW w:w="1843" w:type="dxa"/>
-            <w:vAlign w:val="center"/>
-          </w:tcPr>
-          <w:p>
-            <w:pPr>
-              <w:spacing w:line="360" w:lineRule="auto"/>
-              <w:jc w:val="center"/>
-              <w:rPr>
-                <w:rFonts w:ascii="Times New Roman" w:hAnsi="Times New Roman" w:cs="Times New Roman"/>
-                <w:sz w:val="28"/>
-                <w:szCs w:val="28"/>
-                <w:lang w:val="ru"/>
-              </w:rPr>
-            </w:pPr>
-            <w:r>
-              <w:rPr>
-                <w:rFonts w:ascii="Times New Roman" w:hAnsi="Times New Roman" w:cs="Times New Roman"/>
-                <w:sz w:val="28"/>
-                <w:szCs w:val="28"/>
-                <w:lang w:val="ru"/>
-              </w:rPr>
-              <w:t>20–60</w:t>
-            </w:r>
-          </w:p>
-        </w:tc>
-        <w:tc>
-          <w:tcPr>
-            <w:tcW w:w="2091" w:type="dxa"/>
-            <w:vAlign w:val="center"/>
-          </w:tcPr>
-          <w:p>
-            <w:pPr>
-              <w:spacing w:line="360" w:lineRule="auto"/>
-              <w:jc w:val="center"/>
-              <w:rPr>
-                <w:rFonts w:ascii="Times New Roman" w:hAnsi="Times New Roman" w:cs="Times New Roman"/>
-                <w:sz w:val="28"/>
-                <w:szCs w:val="28"/>
-                <w:lang w:val="ru"/>
-              </w:rPr>
-            </w:pPr>
-            <w:r>
-              <w:rPr>
-                <w:rFonts w:ascii="Times New Roman" w:hAnsi="Times New Roman" w:cs="Times New Roman"/>
-                <w:sz w:val="28"/>
-                <w:szCs w:val="28"/>
-                <w:lang w:val="ru"/>
-              </w:rPr>
-              <w:t>30–50</w:t>
-            </w:r>
-          </w:p>
-        </w:tc>
-        <w:tc>
-          <w:tcPr>
-            <w:tcW w:w="2587" w:type="dxa"/>
-            <w:vAlign w:val="center"/>
-          </w:tcPr>
-          <w:p>
-            <w:pPr>
-              <w:spacing w:line="360" w:lineRule="auto"/>
-              <w:jc w:val="center"/>
-              <w:rPr>
-                <w:rFonts w:ascii="Times New Roman" w:hAnsi="Times New Roman" w:cs="Times New Roman"/>
-                <w:sz w:val="28"/>
-                <w:szCs w:val="28"/>
-                <w:lang w:val="ru"/>
-              </w:rPr>
-            </w:pPr>
-            <w:r>
-              <w:rPr>
-                <w:rFonts w:ascii="Times New Roman" w:hAnsi="Times New Roman" w:cs="Times New Roman"/>
-                <w:sz w:val="28"/>
-                <w:szCs w:val="28"/>
-                <w:lang w:val="ru"/>
-              </w:rPr>
-              <w:t>К</w:t>
-            </w:r>
-            <w:r>
-              <w:rPr>
-                <w:rFonts w:ascii="Times New Roman" w:hAnsi="Times New Roman" w:cs="Times New Roman"/>
-                <w:sz w:val="28"/>
-                <w:szCs w:val="28"/>
-                <w:lang w:val="ru"/>
-              </w:rPr>
-              <w:t>оррекци</w:t>
-            </w:r>
-            <w:r>
-              <w:rPr>
-                <w:rFonts w:ascii="Times New Roman" w:hAnsi="Times New Roman" w:cs="Times New Roman"/>
-                <w:sz w:val="28"/>
-                <w:szCs w:val="28"/>
-                <w:lang w:val="ru"/>
-              </w:rPr>
-              <w:t>я</w:t>
-            </w:r>
-          </w:p>
-        </w:tc>
-      </w:tr>
-      <w:tr>
-        <w:tc>
-          <w:tcPr>
-            <w:tcW w:w="2830" w:type="dxa"/>
-          </w:tcPr>
-          <w:p>
-            <w:pPr>
-              <w:spacing w:line="360" w:lineRule="auto"/>
-              <w:jc w:val="both"/>
-              <w:rPr>
-                <w:rFonts w:ascii="Times New Roman" w:hAnsi="Times New Roman" w:cs="Times New Roman"/>
-                <w:sz w:val="28"/>
-                <w:szCs w:val="28"/>
-                <w:lang w:val="ru"/>
-              </w:rPr>
-            </w:pPr>
-            <w:r>
-              <w:rPr>
-                <w:rFonts w:ascii="Times New Roman" w:hAnsi="Times New Roman" w:cs="Times New Roman"/>
-                <w:sz w:val="28"/>
-                <w:szCs w:val="28"/>
-                <w:lang w:val="ru"/>
-              </w:rPr>
-              <w:t>Лидарное облако точек (LOAM)</w:t>
-            </w:r>
-          </w:p>
-        </w:tc>
-        <w:tc>
-          <w:tcPr>
-            <w:tcW w:w="1843" w:type="dxa"/>
-            <w:vAlign w:val="center"/>
-          </w:tcPr>
-          <w:p>
-            <w:pPr>
-              <w:spacing w:line="360" w:lineRule="auto"/>
-              <w:jc w:val="center"/>
-              <w:rPr>
-                <w:rFonts w:ascii="Times New Roman" w:hAnsi="Times New Roman" w:cs="Times New Roman"/>
-                <w:sz w:val="28"/>
-                <w:szCs w:val="28"/>
-                <w:lang w:val="ru"/>
-              </w:rPr>
-            </w:pPr>
-            <w:r>
-              <w:rPr>
-                <w:rFonts w:ascii="Times New Roman" w:hAnsi="Times New Roman" w:cs="Times New Roman"/>
-                <w:sz w:val="28"/>
-                <w:szCs w:val="28"/>
-                <w:lang w:val="ru"/>
-              </w:rPr>
-              <w:t>10–20</w:t>
-            </w:r>
-          </w:p>
-        </w:tc>
-        <w:tc>
-          <w:tcPr>
-            <w:tcW w:w="2091" w:type="dxa"/>
-            <w:vAlign w:val="center"/>
-          </w:tcPr>
-          <w:p>
-            <w:pPr>
-              <w:spacing w:line="360" w:lineRule="auto"/>
-              <w:jc w:val="center"/>
-              <w:rPr>
-                <w:rFonts w:ascii="Times New Roman" w:hAnsi="Times New Roman" w:cs="Times New Roman"/>
-                <w:sz w:val="28"/>
-                <w:szCs w:val="28"/>
-                <w:lang w:val="ru"/>
-              </w:rPr>
-            </w:pPr>
-            <w:r>
-              <w:rPr>
-                <w:rFonts w:ascii="Times New Roman" w:hAnsi="Times New Roman" w:cs="Times New Roman"/>
-                <w:sz w:val="28"/>
-                <w:szCs w:val="28"/>
-                <w:lang w:val="ru"/>
-              </w:rPr>
-              <w:t>50–100</w:t>
-            </w:r>
-          </w:p>
-        </w:tc>
-        <w:tc>
-          <w:tcPr>
-            <w:tcW w:w="2587" w:type="dxa"/>
-            <w:vAlign w:val="center"/>
-          </w:tcPr>
-          <w:p>
-            <w:pPr>
-              <w:spacing w:line="360" w:lineRule="auto"/>
-              <w:jc w:val="center"/>
-              <w:rPr>
-                <w:rFonts w:ascii="Times New Roman" w:hAnsi="Times New Roman" w:cs="Times New Roman"/>
-                <w:sz w:val="28"/>
-                <w:szCs w:val="28"/>
-              </w:rPr>
-            </w:pPr>
-            <w:r>
-              <w:rPr>
-                <w:rFonts w:ascii="Times New Roman" w:hAnsi="Times New Roman" w:cs="Times New Roman"/>
-                <w:sz w:val="28"/>
-                <w:szCs w:val="28"/>
-                <w:lang w:val="ru"/>
-              </w:rPr>
-              <w:t>К</w:t>
-            </w:r>
-            <w:r>
-              <w:rPr>
-                <w:rFonts w:ascii="Times New Roman" w:hAnsi="Times New Roman" w:cs="Times New Roman"/>
-                <w:sz w:val="28"/>
-                <w:szCs w:val="28"/>
-                <w:lang w:val="ru"/>
-              </w:rPr>
-              <w:t>оррекци</w:t>
-            </w:r>
-            <w:r>
-              <w:rPr>
-                <w:rFonts w:ascii="Times New Roman" w:hAnsi="Times New Roman" w:cs="Times New Roman"/>
-                <w:sz w:val="28"/>
-                <w:szCs w:val="28"/>
-                <w:lang w:val="ru"/>
-              </w:rPr>
-              <w:t>я</w:t>
-            </w:r>
-          </w:p>
-        </w:tc>
-      </w:tr>
-    </w:tbl>
-    <w:p>
-      <w:pPr>
-        <w:spacing w:after="0" w:line="360" w:lineRule="auto"/>
-        <w:ind w:firstLine="709"/>
-        <w:jc w:val="both"/>
-        <w:rPr>
-          <w:rFonts w:ascii="Times New Roman" w:hAnsi="Times New Roman" w:cs="Times New Roman"/>
-          <w:sz w:val="28"/>
-          <w:szCs w:val="28"/>
-        </w:rPr>
-      </w:pPr>
-    </w:p>
-    <w:p>
-      <w:pPr>
-        <w:spacing w:after="0" w:line="360" w:lineRule="auto"/>
-        <w:ind w:firstLine="709"/>
-        <w:jc w:val="both"/>
-        <w:rPr>
-          <w:rFonts w:ascii="Times New Roman" w:hAnsi="Times New Roman" w:cs="Times New Roman"/>
-          <w:sz w:val="28"/>
-          <w:szCs w:val="28"/>
-          <w:lang w:val="tt-RU"/>
-        </w:rPr>
-      </w:pPr>
-      <w:r>
-        <w:rPr>
-          <w:rFonts w:ascii="Times New Roman" w:hAnsi="Times New Roman" w:cs="Times New Roman"/>
-          <w:sz w:val="28"/>
-          <w:szCs w:val="28"/>
-        </w:rPr>
-        <w:t xml:space="preserve">Системы синтетического зрения (далее </w:t>
-      </w:r>
-      <w:r>
-        <w:rPr>
-          <w:rFonts w:ascii="Times New Roman" w:hAnsi="Times New Roman" w:cs="Times New Roman"/>
-          <w:sz w:val="28"/>
-          <w:szCs w:val="28"/>
-          <w:lang w:val="en-US"/>
-        </w:rPr>
-        <w:t>SVS</w:t>
-      </w:r>
-      <w:r>
-        <w:rPr>
-          <w:rFonts w:ascii="Times New Roman" w:hAnsi="Times New Roman" w:cs="Times New Roman"/>
-          <w:sz w:val="28"/>
-          <w:szCs w:val="28"/>
-        </w:rPr>
-        <w:t>)</w:t>
-      </w:r>
-      <w:r>
-        <w:rPr>
-          <w:rFonts w:ascii="Times New Roman" w:hAnsi="Times New Roman" w:cs="Times New Roman"/>
-          <w:sz w:val="28"/>
-          <w:szCs w:val="28"/>
-          <w:lang w:val="ru"/>
-        </w:rPr>
-        <w:t xml:space="preserve"> в контексте </w:t>
-      </w:r>
-      <w:r>
-        <w:rPr>
-          <w:rFonts w:ascii="Times New Roman" w:hAnsi="Times New Roman" w:cs="Times New Roman"/>
-          <w:sz w:val="28"/>
-          <w:szCs w:val="28"/>
-        </w:rPr>
-        <w:t>беспилотных транспортных средств</w:t>
-      </w:r>
-      <w:r>
-        <w:rPr>
-          <w:rFonts w:ascii="Times New Roman" w:hAnsi="Times New Roman" w:cs="Times New Roman"/>
-          <w:sz w:val="28"/>
-          <w:szCs w:val="28"/>
-          <w:lang w:val="ru"/>
-        </w:rPr>
-        <w:t xml:space="preserve"> име</w:t>
-      </w:r>
-      <w:r>
-        <w:rPr>
-          <w:rFonts w:ascii="Times New Roman" w:hAnsi="Times New Roman" w:cs="Times New Roman"/>
-          <w:sz w:val="28"/>
-          <w:szCs w:val="28"/>
-        </w:rPr>
-        <w:t>ю</w:t>
-      </w:r>
-      <w:r>
-        <w:rPr>
-          <w:rFonts w:ascii="Times New Roman" w:hAnsi="Times New Roman" w:cs="Times New Roman"/>
-          <w:sz w:val="28"/>
-          <w:szCs w:val="28"/>
-          <w:lang w:val="ru"/>
-        </w:rPr>
-        <w:t>т два принципиально различных, но взаимосвязанных значения: синтез данных для обучения и синтез изображения для отображения.</w:t>
-      </w:r>
-    </w:p>
-    <w:p>
-      <w:pPr>
-        <w:spacing w:after="0" w:line="360" w:lineRule="auto"/>
-        <w:ind w:firstLine="709"/>
-        <w:jc w:val="both"/>
-        <w:rPr>
-          <w:rFonts w:ascii="Times New Roman" w:hAnsi="Times New Roman" w:cs="Times New Roman"/>
-          <w:sz w:val="28"/>
-          <w:szCs w:val="28"/>
-        </w:rPr>
-      </w:pPr>
-      <w:r>
-        <w:rPr>
-          <w:rFonts w:ascii="Times New Roman" w:hAnsi="Times New Roman" w:cs="Times New Roman"/>
-          <w:sz w:val="28"/>
-          <w:szCs w:val="28"/>
-          <w:lang w:val="ru"/>
-        </w:rPr>
-        <w:t>Для</w:t>
-      </w:r>
-      <w:r>
-        <w:rPr>
-          <w:rFonts w:ascii="Times New Roman" w:hAnsi="Times New Roman" w:cs="Times New Roman"/>
-          <w:sz w:val="28"/>
-          <w:szCs w:val="28"/>
-          <w:lang w:val="tt-RU"/>
-        </w:rPr>
-        <w:t xml:space="preserve"> беспилотных</w:t>
-      </w:r>
-      <w:r>
-        <w:rPr>
-          <w:rFonts w:ascii="Times New Roman" w:hAnsi="Times New Roman" w:cs="Times New Roman"/>
-          <w:sz w:val="28"/>
-          <w:szCs w:val="28"/>
-          <w:lang w:val="ru"/>
-        </w:rPr>
-        <w:t xml:space="preserve"> транспортных средств уровней автономности L2+ и L3 актуальна задача быстрого возвращения водителя в контур управления. В этом случае </w:t>
-      </w:r>
-      <w:r>
-        <w:rPr>
-          <w:rFonts w:ascii="Times New Roman" w:hAnsi="Times New Roman" w:cs="Times New Roman"/>
-          <w:sz w:val="28"/>
-          <w:szCs w:val="28"/>
-        </w:rPr>
-        <w:t>система синтетического зрения</w:t>
-      </w:r>
-      <w:r>
-        <w:rPr>
-          <w:rFonts w:ascii="Times New Roman" w:hAnsi="Times New Roman" w:cs="Times New Roman"/>
-          <w:sz w:val="28"/>
-          <w:szCs w:val="28"/>
-          <w:lang w:val="ru"/>
-        </w:rPr>
-        <w:t xml:space="preserve"> представляет собой систему отображения, которая проецирует на лобовое стекло или экран приборной панели построенную на основе сенсорного слияния</w:t>
-      </w:r>
-      <w:r>
-        <w:rPr>
-          <w:rFonts w:ascii="Times New Roman" w:hAnsi="Times New Roman" w:cs="Times New Roman"/>
-          <w:sz w:val="28"/>
-          <w:szCs w:val="28"/>
-        </w:rPr>
-        <w:t xml:space="preserve"> одновременно нескольких источников измерения</w:t>
-      </w:r>
-      <w:r>
-        <w:rPr>
-          <w:rFonts w:ascii="Times New Roman" w:hAnsi="Times New Roman" w:cs="Times New Roman"/>
-          <w:sz w:val="28"/>
-          <w:szCs w:val="28"/>
-          <w:lang w:val="ru"/>
-        </w:rPr>
-        <w:t xml:space="preserve"> трёхмерную модель дорожной сцены. В отличие от авиационных SVS, опирающихся на статическую базу данных рельефа, автомобильная система динамически генерирует «скелет» сцены из данных камер</w:t>
-      </w:r>
-      <w:r>
-        <w:rPr>
-          <w:rFonts w:ascii="Times New Roman" w:hAnsi="Times New Roman" w:cs="Times New Roman"/>
-          <w:sz w:val="28"/>
-          <w:szCs w:val="28"/>
-        </w:rPr>
-        <w:t xml:space="preserve"> и лидара [6]</w:t>
-      </w:r>
-      <w:r>
-        <w:rPr>
-          <w:rFonts w:ascii="Times New Roman" w:hAnsi="Times New Roman" w:cs="Times New Roman"/>
-          <w:sz w:val="28"/>
-          <w:szCs w:val="28"/>
-          <w:lang w:val="ru"/>
-        </w:rPr>
-        <w:t>.</w:t>
-      </w:r>
-    </w:p>
-    <w:p>
-      <w:pPr>
-        <w:spacing w:after="0" w:line="360" w:lineRule="auto"/>
-        <w:ind w:firstLine="709"/>
-        <w:jc w:val="both"/>
-        <w:rPr>
-          <w:rFonts w:ascii="Times New Roman" w:hAnsi="Times New Roman" w:cs="Times New Roman"/>
-          <w:sz w:val="28"/>
-          <w:szCs w:val="28"/>
-        </w:rPr>
-      </w:pPr>
-      <w:r>
-        <w:rPr>
-          <w:rFonts w:ascii="Times New Roman" w:hAnsi="Times New Roman" w:cs="Times New Roman"/>
-          <w:sz w:val="28"/>
-          <w:szCs w:val="28"/>
-        </w:rPr>
-        <w:t>Ниже в таблице 3 представлен сравнительный анализ применения систем синтетического зрения в двух наиболее крупных разделах: авиация и беспилотный транспорт.</w:t>
-      </w:r>
-    </w:p>
-    <w:p>
-      <w:pPr>
-        <w:spacing w:after="0" w:line="360" w:lineRule="auto"/>
-        <w:ind w:firstLine="709"/>
-        <w:jc w:val="both"/>
-        <w:rPr>
-          <w:rFonts w:ascii="Times New Roman" w:hAnsi="Times New Roman" w:cs="Times New Roman"/>
-          <w:sz w:val="28"/>
-          <w:szCs w:val="28"/>
-          <w:lang w:val="tt-RU"/>
-        </w:rPr>
-      </w:pPr>
-    </w:p>
-    <w:p>
-      <w:pPr>
-        <w:spacing w:after="0" w:line="360" w:lineRule="auto"/>
-        <w:ind w:firstLine="709"/>
-        <w:jc w:val="both"/>
-        <w:rPr>
-          <w:rFonts w:ascii="Times New Roman" w:hAnsi="Times New Roman" w:cs="Times New Roman"/>
-          <w:sz w:val="28"/>
-          <w:szCs w:val="28"/>
-        </w:rPr>
-      </w:pPr>
-      <w:r>
-        <w:rPr>
-          <w:rFonts w:ascii="Times New Roman" w:hAnsi="Times New Roman" w:cs="Times New Roman"/>
-          <w:sz w:val="28"/>
-          <w:szCs w:val="28"/>
-          <w:lang w:val="ru"/>
-        </w:rPr>
-        <w:t xml:space="preserve">Таблица 3 – </w:t>
-      </w:r>
-      <w:r>
-        <w:rPr>
-          <w:rFonts w:ascii="Times New Roman" w:hAnsi="Times New Roman" w:cs="Times New Roman"/>
-          <w:sz w:val="28"/>
-          <w:szCs w:val="28"/>
-        </w:rPr>
-        <w:t>Сравнительный анализ применения</w:t>
-      </w:r>
-      <w:r>
-        <w:rPr>
-          <w:rFonts w:ascii="Times New Roman" w:hAnsi="Times New Roman" w:cs="Times New Roman"/>
-          <w:sz w:val="28"/>
-          <w:szCs w:val="28"/>
-          <w:lang w:val="ru"/>
-        </w:rPr>
-        <w:t xml:space="preserve"> SVS</w:t>
-      </w:r>
-    </w:p>
-    <w:p>
-      <w:pPr>
-        <w:spacing w:after="0" w:line="360" w:lineRule="auto"/>
-        <w:ind w:firstLine="709"/>
-        <w:jc w:val="both"/>
-        <w:rPr>
-          <w:rFonts w:ascii="Times New Roman" w:hAnsi="Times New Roman" w:cs="Times New Roman"/>
-          <w:sz w:val="28"/>
-          <w:szCs w:val="28"/>
-        </w:rPr>
-      </w:pPr>
-    </w:p>
-    <w:tbl>
-      <w:tblPr>
-        <w:tblStyle w:val="a6"/>
-        <w:tblW w:w="9351" w:type="dxa"/>
-        <w:tblLook w:val="04A0" w:firstRow="1" w:lastRow="0" w:firstColumn="1" w:lastColumn="0" w:noHBand="0" w:noVBand="1"/>
-      </w:tblPr>
-      <w:tblGrid>
-        <w:gridCol w:w="3006"/>
-        <w:gridCol w:w="3006"/>
-        <w:gridCol w:w="3339"/>
-      </w:tblGrid>
-      <w:tr>
-        <w:tc>
-          <w:tcPr>
-            <w:tcW w:w="3006" w:type="dxa"/>
-          </w:tcPr>
-          <w:p>
-            <w:pPr>
-              <w:spacing w:line="360" w:lineRule="auto"/>
-              <w:jc w:val="both"/>
-              <w:rPr>
-                <w:rFonts w:ascii="Times New Roman" w:hAnsi="Times New Roman" w:cs="Times New Roman"/>
-                <w:sz w:val="28"/>
-                <w:szCs w:val="28"/>
-                <w:lang w:val="ru"/>
-              </w:rPr>
-            </w:pPr>
-            <w:r>
-              <w:rPr>
-                <w:rFonts w:ascii="Times New Roman" w:hAnsi="Times New Roman" w:cs="Times New Roman"/>
-                <w:sz w:val="28"/>
-                <w:szCs w:val="28"/>
-                <w:lang w:val="ru"/>
-              </w:rPr>
-              <w:t>Характеристика</w:t>
-            </w:r>
-          </w:p>
-        </w:tc>
-        <w:tc>
-          <w:tcPr>
-            <w:tcW w:w="3006" w:type="dxa"/>
-          </w:tcPr>
-          <w:p>
-            <w:pPr>
-              <w:spacing w:line="360" w:lineRule="auto"/>
-              <w:jc w:val="both"/>
-              <w:rPr>
-                <w:rFonts w:ascii="Times New Roman" w:hAnsi="Times New Roman" w:cs="Times New Roman"/>
-                <w:sz w:val="28"/>
-                <w:szCs w:val="28"/>
-                <w:lang w:val="tt-RU"/>
-              </w:rPr>
-            </w:pPr>
-            <w:r>
-              <w:rPr>
-                <w:rFonts w:ascii="Times New Roman" w:hAnsi="Times New Roman" w:cs="Times New Roman"/>
-                <w:sz w:val="28"/>
-                <w:szCs w:val="28"/>
-                <w:lang w:val="ru"/>
-              </w:rPr>
-              <w:t>Авиация</w:t>
-            </w:r>
-          </w:p>
-        </w:tc>
-        <w:tc>
-          <w:tcPr>
-            <w:tcW w:w="3339" w:type="dxa"/>
-          </w:tcPr>
-          <w:p>
-            <w:pPr>
-              <w:spacing w:line="360" w:lineRule="auto"/>
-              <w:jc w:val="both"/>
-              <w:rPr>
-                <w:rFonts w:ascii="Times New Roman" w:hAnsi="Times New Roman" w:cs="Times New Roman"/>
-                <w:sz w:val="28"/>
-                <w:szCs w:val="28"/>
-              </w:rPr>
-            </w:pPr>
-            <w:r>
-              <w:rPr>
-                <w:rFonts w:ascii="Times New Roman" w:hAnsi="Times New Roman" w:cs="Times New Roman"/>
-                <w:sz w:val="28"/>
-                <w:szCs w:val="28"/>
-                <w:lang w:val="ru"/>
-              </w:rPr>
-              <w:t xml:space="preserve">Беспилотный </w:t>
-            </w:r>
-            <w:r>
-              <w:rPr>
-                <w:rFonts w:ascii="Times New Roman" w:hAnsi="Times New Roman" w:cs="Times New Roman"/>
-                <w:sz w:val="28"/>
-                <w:szCs w:val="28"/>
-              </w:rPr>
-              <w:t>транспорт</w:t>
-            </w:r>
-          </w:p>
-        </w:tc>
-      </w:tr>
-      <w:tr>
-        <w:tc>
-          <w:tcPr>
-            <w:tcW w:w="3006" w:type="dxa"/>
-          </w:tcPr>
-          <w:p>
-            <w:pPr>
-              <w:spacing w:line="360" w:lineRule="auto"/>
-              <w:jc w:val="both"/>
-              <w:rPr>
-                <w:rFonts w:ascii="Times New Roman" w:hAnsi="Times New Roman" w:cs="Times New Roman"/>
-                <w:sz w:val="28"/>
-                <w:szCs w:val="28"/>
-                <w:lang w:val="ru"/>
-              </w:rPr>
-            </w:pPr>
-            <w:r>
-              <w:rPr>
-                <w:rFonts w:ascii="Times New Roman" w:hAnsi="Times New Roman" w:cs="Times New Roman"/>
-                <w:sz w:val="28"/>
-                <w:szCs w:val="28"/>
-                <w:lang w:val="ru"/>
-              </w:rPr>
-              <w:t>Основной источник геометрии</w:t>
-            </w:r>
-          </w:p>
-        </w:tc>
-        <w:tc>
-          <w:tcPr>
-            <w:tcW w:w="3006" w:type="dxa"/>
-          </w:tcPr>
-          <w:p>
-            <w:pPr>
-              <w:spacing w:line="360" w:lineRule="auto"/>
-              <w:jc w:val="both"/>
-              <w:rPr>
-                <w:rFonts w:ascii="Times New Roman" w:hAnsi="Times New Roman" w:cs="Times New Roman"/>
-                <w:sz w:val="28"/>
-                <w:szCs w:val="28"/>
-                <w:lang w:val="ru"/>
-              </w:rPr>
-            </w:pPr>
-            <w:r>
-              <w:rPr>
-                <w:rFonts w:ascii="Times New Roman" w:hAnsi="Times New Roman" w:cs="Times New Roman"/>
-                <w:sz w:val="28"/>
-                <w:szCs w:val="28"/>
-                <w:lang w:val="ru"/>
-              </w:rPr>
-              <w:t>База данных рельефа (SRTM) и препятствий</w:t>
-            </w:r>
-          </w:p>
-        </w:tc>
-        <w:tc>
-          <w:tcPr>
-            <w:tcW w:w="3339" w:type="dxa"/>
-          </w:tcPr>
-          <w:p>
-            <w:pPr>
-              <w:spacing w:line="360" w:lineRule="auto"/>
-              <w:jc w:val="both"/>
-              <w:rPr>
-                <w:rFonts w:ascii="Times New Roman" w:hAnsi="Times New Roman" w:cs="Times New Roman"/>
-                <w:sz w:val="28"/>
-                <w:szCs w:val="28"/>
-                <w:lang w:val="ru"/>
-              </w:rPr>
-            </w:pPr>
-            <w:r>
-              <w:rPr>
-                <w:rFonts w:ascii="Times New Roman" w:hAnsi="Times New Roman" w:cs="Times New Roman"/>
-                <w:sz w:val="28"/>
-                <w:szCs w:val="28"/>
-                <w:lang w:val="ru"/>
-              </w:rPr>
-              <w:t>Облако точек лидара в реальном времени</w:t>
-            </w:r>
-          </w:p>
-        </w:tc>
-      </w:tr>
-      <w:tr>
-        <w:tc>
-          <w:tcPr>
-            <w:tcW w:w="3006" w:type="dxa"/>
-          </w:tcPr>
-          <w:p>
-            <w:pPr>
-              <w:spacing w:line="360" w:lineRule="auto"/>
-              <w:jc w:val="both"/>
-              <w:rPr>
-                <w:rFonts w:ascii="Times New Roman" w:hAnsi="Times New Roman" w:cs="Times New Roman"/>
-                <w:sz w:val="28"/>
-                <w:szCs w:val="28"/>
-                <w:lang w:val="ru"/>
-              </w:rPr>
-            </w:pPr>
-            <w:r>
-              <w:rPr>
-                <w:rFonts w:ascii="Times New Roman" w:hAnsi="Times New Roman" w:cs="Times New Roman"/>
-                <w:sz w:val="28"/>
-                <w:szCs w:val="28"/>
-                <w:lang w:val="ru"/>
-              </w:rPr>
-              <w:t>Цель отображения</w:t>
-            </w:r>
-          </w:p>
-        </w:tc>
-        <w:tc>
-          <w:tcPr>
-            <w:tcW w:w="3006" w:type="dxa"/>
-          </w:tcPr>
-          <w:p>
-            <w:pPr>
-              <w:spacing w:line="360" w:lineRule="auto"/>
-              <w:jc w:val="both"/>
-              <w:rPr>
-                <w:rFonts w:ascii="Times New Roman" w:hAnsi="Times New Roman" w:cs="Times New Roman"/>
-                <w:sz w:val="28"/>
-                <w:szCs w:val="28"/>
-                <w:lang w:val="ru"/>
-              </w:rPr>
-            </w:pPr>
-            <w:r>
-              <w:rPr>
-                <w:rFonts w:ascii="Times New Roman" w:hAnsi="Times New Roman" w:cs="Times New Roman"/>
-                <w:sz w:val="28"/>
-                <w:szCs w:val="28"/>
-                <w:lang w:val="ru"/>
-              </w:rPr>
-              <w:t>Повышение осведомлённости пилота</w:t>
-            </w:r>
-          </w:p>
-        </w:tc>
-        <w:tc>
-          <w:tcPr>
-            <w:tcW w:w="3339" w:type="dxa"/>
-          </w:tcPr>
-          <w:p>
-            <w:pPr>
-              <w:spacing w:line="360" w:lineRule="auto"/>
-              <w:jc w:val="both"/>
-              <w:rPr>
-                <w:rFonts w:ascii="Times New Roman" w:hAnsi="Times New Roman" w:cs="Times New Roman"/>
-                <w:sz w:val="28"/>
-                <w:szCs w:val="28"/>
-                <w:lang w:val="ru"/>
-              </w:rPr>
-            </w:pPr>
-            <w:r>
-              <w:rPr>
-                <w:rFonts w:ascii="Times New Roman" w:hAnsi="Times New Roman" w:cs="Times New Roman"/>
-                <w:sz w:val="28"/>
-                <w:szCs w:val="28"/>
-                <w:lang w:val="ru"/>
-              </w:rPr>
-              <w:t>Валидация намерений автопилота, ситуационная осведомлённость водителя при передаче управления</w:t>
-            </w:r>
-          </w:p>
-        </w:tc>
-      </w:tr>
-      <w:tr>
-        <w:tc>
-          <w:tcPr>
-            <w:tcW w:w="3006" w:type="dxa"/>
-          </w:tcPr>
-          <w:p>
-            <w:pPr>
-              <w:spacing w:line="360" w:lineRule="auto"/>
-              <w:jc w:val="both"/>
-              <w:rPr>
-                <w:rFonts w:ascii="Times New Roman" w:hAnsi="Times New Roman" w:cs="Times New Roman"/>
-                <w:sz w:val="28"/>
-                <w:szCs w:val="28"/>
-                <w:lang w:val="ru"/>
-              </w:rPr>
-            </w:pPr>
-            <w:r>
-              <w:rPr>
-                <w:rFonts w:ascii="Times New Roman" w:hAnsi="Times New Roman" w:cs="Times New Roman"/>
-                <w:sz w:val="28"/>
-                <w:szCs w:val="28"/>
-                <w:lang w:val="ru"/>
-              </w:rPr>
-              <w:t>Время реакции</w:t>
-            </w:r>
-          </w:p>
-        </w:tc>
-        <w:tc>
-          <w:tcPr>
-            <w:tcW w:w="3006" w:type="dxa"/>
-          </w:tcPr>
-          <w:p>
-            <w:pPr>
-              <w:spacing w:line="360" w:lineRule="auto"/>
-              <w:jc w:val="both"/>
-              <w:rPr>
-                <w:rFonts w:ascii="Times New Roman" w:hAnsi="Times New Roman" w:cs="Times New Roman"/>
-                <w:sz w:val="28"/>
-                <w:szCs w:val="28"/>
-                <w:lang w:val="ru"/>
-              </w:rPr>
-            </w:pPr>
-            <w:r>
-              <w:rPr>
-                <w:rFonts w:ascii="Times New Roman" w:hAnsi="Times New Roman" w:cs="Times New Roman"/>
-                <w:sz w:val="28"/>
-                <w:szCs w:val="28"/>
-                <w:lang w:val="ru"/>
-              </w:rPr>
-              <w:t>Некритично (секунды)</w:t>
-            </w:r>
-          </w:p>
-        </w:tc>
-        <w:tc>
-          <w:tcPr>
-            <w:tcW w:w="3339" w:type="dxa"/>
-          </w:tcPr>
-          <w:p>
-            <w:pPr>
-              <w:spacing w:line="360" w:lineRule="auto"/>
-              <w:jc w:val="both"/>
-              <w:rPr>
-                <w:rFonts w:ascii="Times New Roman" w:hAnsi="Times New Roman" w:cs="Times New Roman"/>
-                <w:sz w:val="28"/>
-                <w:szCs w:val="28"/>
-                <w:lang w:val="ru"/>
-              </w:rPr>
-            </w:pPr>
-            <w:r>
-              <w:rPr>
-                <w:rFonts w:ascii="Times New Roman" w:hAnsi="Times New Roman" w:cs="Times New Roman"/>
-                <w:sz w:val="28"/>
-                <w:szCs w:val="28"/>
-                <w:lang w:val="ru"/>
-              </w:rPr>
-              <w:t>Критично (&lt;100 мс)</w:t>
-            </w:r>
-          </w:p>
-        </w:tc>
-      </w:tr>
-      <w:tr>
-        <w:tc>
-          <w:tcPr>
-            <w:tcW w:w="3006" w:type="dxa"/>
-          </w:tcPr>
-          <w:p>
-            <w:pPr>
-              <w:spacing w:line="360" w:lineRule="auto"/>
-              <w:jc w:val="both"/>
-              <w:rPr>
-                <w:rFonts w:ascii="Times New Roman" w:hAnsi="Times New Roman" w:cs="Times New Roman"/>
-                <w:sz w:val="28"/>
-                <w:szCs w:val="28"/>
-                <w:lang w:val="ru"/>
-              </w:rPr>
-            </w:pPr>
-            <w:r>
-              <w:rPr>
-                <w:rFonts w:ascii="Times New Roman" w:hAnsi="Times New Roman" w:cs="Times New Roman"/>
-                <w:sz w:val="28"/>
-                <w:szCs w:val="28"/>
-                <w:lang w:val="ru"/>
-              </w:rPr>
-              <w:t>Динамические объекты</w:t>
-            </w:r>
-          </w:p>
-        </w:tc>
-        <w:tc>
-          <w:tcPr>
-            <w:tcW w:w="3006" w:type="dxa"/>
-          </w:tcPr>
-          <w:p>
-            <w:pPr>
-              <w:spacing w:line="360" w:lineRule="auto"/>
-              <w:jc w:val="both"/>
-              <w:rPr>
-                <w:rFonts w:ascii="Times New Roman" w:hAnsi="Times New Roman" w:cs="Times New Roman"/>
-                <w:sz w:val="28"/>
-                <w:szCs w:val="28"/>
-                <w:lang w:val="ru"/>
-              </w:rPr>
-            </w:pPr>
-            <w:r>
-              <w:rPr>
-                <w:rFonts w:ascii="Times New Roman" w:hAnsi="Times New Roman" w:cs="Times New Roman"/>
-                <w:sz w:val="28"/>
-                <w:szCs w:val="28"/>
-                <w:lang w:val="ru"/>
-              </w:rPr>
-              <w:t>Редко отображаются (другие ВС)</w:t>
-            </w:r>
-          </w:p>
-        </w:tc>
-        <w:tc>
-          <w:tcPr>
-            <w:tcW w:w="3339" w:type="dxa"/>
-          </w:tcPr>
-          <w:p>
-            <w:pPr>
-              <w:spacing w:line="360" w:lineRule="auto"/>
-              <w:jc w:val="both"/>
-              <w:rPr>
-                <w:rFonts w:ascii="Times New Roman" w:hAnsi="Times New Roman" w:cs="Times New Roman"/>
-                <w:sz w:val="28"/>
-                <w:szCs w:val="28"/>
-                <w:lang w:val="ru"/>
-              </w:rPr>
-            </w:pPr>
-            <w:r>
-              <w:rPr>
-                <w:rFonts w:ascii="Times New Roman" w:hAnsi="Times New Roman" w:cs="Times New Roman"/>
-                <w:sz w:val="28"/>
-                <w:szCs w:val="28"/>
-                <w:lang w:val="ru"/>
-              </w:rPr>
-              <w:t>Являются ключевым элементом визуализации</w:t>
-            </w:r>
-          </w:p>
-        </w:tc>
-      </w:tr>
-    </w:tbl>
-    <w:p>
-      <w:pPr>
-        <w:spacing w:after="0" w:line="360" w:lineRule="auto"/>
-        <w:ind w:firstLine="709"/>
-        <w:jc w:val="both"/>
-        <w:rPr>
-          <w:rFonts w:ascii="Times New Roman" w:hAnsi="Times New Roman" w:cs="Times New Roman"/>
-          <w:sz w:val="28"/>
-          <w:szCs w:val="28"/>
-          <w:lang w:val="en-US"/>
-        </w:rPr>
-      </w:pPr>
-    </w:p>
-    <w:p>
-      <w:pPr>
-        <w:spacing w:after="0" w:line="360" w:lineRule="auto"/>
-        <w:ind w:firstLine="709"/>
-        <w:jc w:val="both"/>
-        <w:rPr>
-          <w:rFonts w:ascii="Times New Roman" w:hAnsi="Times New Roman" w:cs="Times New Roman"/>
-          <w:sz w:val="28"/>
-          <w:szCs w:val="28"/>
-        </w:rPr>
-      </w:pPr>
-      <w:r>
-        <w:rPr>
-          <w:rFonts w:ascii="Times New Roman" w:hAnsi="Times New Roman" w:cs="Times New Roman"/>
-          <w:sz w:val="28"/>
-          <w:szCs w:val="28"/>
-          <w:lang w:val="ru"/>
-        </w:rPr>
-        <w:t xml:space="preserve">Фотореалистичные симуляторы </w:t>
-      </w:r>
-      <w:r>
-        <w:rPr>
-          <w:rFonts w:ascii="Times New Roman" w:hAnsi="Times New Roman" w:cs="Times New Roman"/>
-          <w:sz w:val="28"/>
-          <w:szCs w:val="28"/>
-        </w:rPr>
-        <w:t xml:space="preserve">такие, как </w:t>
-      </w:r>
-      <w:r>
-        <w:rPr>
-          <w:rFonts w:ascii="Times New Roman" w:hAnsi="Times New Roman" w:cs="Times New Roman"/>
-          <w:sz w:val="28"/>
-          <w:szCs w:val="28"/>
-          <w:lang w:val="ru"/>
-        </w:rPr>
-        <w:t>NVIDIA DRIVE Sim, CARLA, AirSim</w:t>
-      </w:r>
-      <w:r>
-        <w:rPr>
-          <w:rFonts w:ascii="Times New Roman" w:hAnsi="Times New Roman" w:cs="Times New Roman"/>
-          <w:sz w:val="28"/>
-          <w:szCs w:val="28"/>
-        </w:rPr>
-        <w:t xml:space="preserve">, </w:t>
-      </w:r>
-      <w:r>
-        <w:rPr>
-          <w:rFonts w:ascii="Times New Roman" w:hAnsi="Times New Roman" w:cs="Times New Roman"/>
-          <w:sz w:val="28"/>
-          <w:szCs w:val="28"/>
-          <w:lang w:val="ru"/>
-        </w:rPr>
-        <w:t>используют для создания синтетических размеченных наборов данных. Это решает проблему «редких событий» и высокой стоимости ручной разметки.</w:t>
-      </w:r>
-    </w:p>
-    <w:p>
-      <w:pPr>
-        <w:spacing w:after="0" w:line="360" w:lineRule="auto"/>
-        <w:ind w:firstLine="709"/>
-        <w:jc w:val="both"/>
-        <w:rPr>
-          <w:rFonts w:ascii="Times New Roman" w:hAnsi="Times New Roman" w:cs="Times New Roman"/>
-          <w:sz w:val="28"/>
-          <w:szCs w:val="28"/>
-          <w:lang w:val="ru"/>
-        </w:rPr>
-      </w:pPr>
-      <w:r>
-        <w:rPr>
-          <w:rFonts w:ascii="Times New Roman" w:hAnsi="Times New Roman" w:cs="Times New Roman"/>
-          <w:sz w:val="28"/>
-          <w:szCs w:val="28"/>
-          <w:lang w:val="ru"/>
-        </w:rPr>
-        <w:t>Генерируемые синтетические данные (изображения, облака точек лидара, радарные сигнатуры) применяются для предварительного обучения нейросетевых детекторов и сегментаторов, с последующ</w:t>
-      </w:r>
-      <w:r>
-        <w:rPr>
-          <w:rFonts w:ascii="Times New Roman" w:hAnsi="Times New Roman" w:cs="Times New Roman"/>
-          <w:sz w:val="28"/>
-          <w:szCs w:val="28"/>
-        </w:rPr>
-        <w:t>им</w:t>
-      </w:r>
-      <w:r>
-        <w:rPr>
-          <w:rFonts w:ascii="Times New Roman" w:hAnsi="Times New Roman" w:cs="Times New Roman"/>
-          <w:sz w:val="28"/>
-          <w:szCs w:val="28"/>
-          <w:lang w:val="ru"/>
-        </w:rPr>
-        <w:t xml:space="preserve"> дообучением на реальных данных (domain adaptation).</w:t>
-      </w:r>
-    </w:p>
-    <w:p>
-      <w:pPr>
-        <w:spacing w:after="0" w:line="360" w:lineRule="auto"/>
-        <w:ind w:firstLine="709"/>
-        <w:jc w:val="both"/>
-        <w:rPr>
-          <w:rFonts w:ascii="Times New Roman" w:hAnsi="Times New Roman" w:cs="Times New Roman"/>
-          <w:sz w:val="28"/>
-          <w:szCs w:val="28"/>
-          <w:lang w:val="ru"/>
         </w:rPr>
       </w:pPr>
     </w:p>
@@ -14500,7 +6357,6 @@
           <w:szCs w:val="28"/>
         </w:rPr>
       </w:pPr>
-      <w:bookmarkStart w:id="13" w:name="_Toc234925267"/>
       <w:r>
         <w:rPr>
           <w:rFonts w:asciiTheme="majorBidi" w:hAnsiTheme="majorBidi"/>
@@ -14510,7 +6366,7 @@
           <w:sz w:val="28"/>
           <w:szCs w:val="28"/>
         </w:rPr>
-        <w:t>1.</w:t>
+        <w:t>1.1.</w:t>
       </w:r>
       <w:r>
         <w:rPr>
@@ -14532,7 +6388,7 @@
           <w:sz w:val="28"/>
           <w:szCs w:val="28"/>
         </w:rPr>
-        <w:t xml:space="preserve">. </w:t>
+        <w:t xml:space="preserve"> </w:t>
       </w:r>
       <w:r>
         <w:rPr>
@@ -14543,7 +6399,7 @@
           <w:sz w:val="28"/>
           <w:szCs w:val="28"/>
         </w:rPr>
-        <w:t>Т</w:t>
+        <w:t>Разновидности средств и систем</w:t>
       </w:r>
       <w:r>
         <w:rPr>
@@ -14554,9 +6410,63 @@
           <w:sz w:val="28"/>
           <w:szCs w:val="28"/>
         </w:rPr>
-        <w:t>ехнологи</w:t>
-      </w:r>
-      <w:r>
+        <w:t xml:space="preserve"> технического зрения</w:t>
+      </w:r>
+    </w:p>
+    <w:p>
+      <w:pPr>
+        <w:spacing w:after="0" w:line="360" w:lineRule="auto"/>
+        <w:ind w:firstLine="709"/>
+        <w:jc w:val="both"/>
+        <w:rPr>
+          <w:rFonts w:ascii="Times New Roman" w:hAnsi="Times New Roman" w:cs="Times New Roman"/>
+          <w:sz w:val="28"/>
+          <w:szCs w:val="28"/>
+          <w:lang w:val="tt-RU"/>
+        </w:rPr>
+      </w:pPr>
+    </w:p>
+    <w:p>
+      <w:pPr>
+        <w:spacing w:after="0" w:line="360" w:lineRule="auto"/>
+        <w:ind w:firstLine="709"/>
+        <w:jc w:val="both"/>
+        <w:rPr>
+          <w:rFonts w:ascii="Times New Roman" w:hAnsi="Times New Roman" w:cs="Times New Roman"/>
+          <w:sz w:val="28"/>
+          <w:szCs w:val="28"/>
+          <w:lang w:val="tt-RU"/>
+        </w:rPr>
+      </w:pPr>
+      <w:r>
+        <w:rPr>
+          <w:rFonts w:ascii="Times New Roman" w:hAnsi="Times New Roman" w:cs="Times New Roman"/>
+          <w:sz w:val="28"/>
+          <w:szCs w:val="28"/>
+          <w:lang w:val="tt-RU"/>
+        </w:rPr>
+        <w:t>Лидар – активный оптический локатор, формирующий трёхмерное облако точек посредством измерения времени пролёта фотонов.</w:t>
+      </w:r>
+    </w:p>
+    <w:p>
+      <w:pPr>
+        <w:spacing w:after="0" w:line="360" w:lineRule="auto"/>
+        <w:ind w:firstLine="709"/>
+        <w:jc w:val="both"/>
+        <w:rPr>
+          <w:rFonts w:ascii="Times New Roman" w:hAnsi="Times New Roman" w:cs="Times New Roman"/>
+          <w:sz w:val="28"/>
+          <w:szCs w:val="28"/>
+          <w:lang w:val="tt-RU"/>
+        </w:rPr>
+      </w:pPr>
+    </w:p>
+    <w:p>
+      <w:pPr>
+        <w:pStyle w:val="1"/>
+        <w:spacing w:before="0" w:line="360" w:lineRule="auto"/>
+        <w:ind w:firstLine="709"/>
+        <w:jc w:val="both"/>
         <w:rPr>
           <w:rFonts w:asciiTheme="majorBidi" w:hAnsiTheme="majorBidi"/>
           <w:b/>
@@ -14565,8 +6475,7 @@
           <w:sz w:val="28"/>
           <w:szCs w:val="28"/>
         </w:rPr>
-        <w:t>и</w:t>
-      </w:r>
+      </w:pPr>
       <w:r>
         <w:rPr>
           <w:rFonts w:asciiTheme="majorBidi" w:hAnsiTheme="majorBidi"/>
@@ -14576,9 +6485,41 @@
           <w:sz w:val="28"/>
           <w:szCs w:val="28"/>
         </w:rPr>
-        <w:t xml:space="preserve"> Visual SLAM для автономной навигации роботов</w:t>
-      </w:r>
-      <w:bookmarkEnd w:id="13"/>
+        <w:t>1.1.</w:t>
+      </w:r>
+      <w:r>
+        <w:rPr>
+          <w:rFonts w:asciiTheme="majorBidi" w:hAnsiTheme="majorBidi"/>
+          <w:b/>
+          <w:bCs/>
+          <w:color w:val="auto"/>
+          <w:sz w:val="28"/>
+          <w:szCs w:val="28"/>
+        </w:rPr>
+        <w:t>3</w:t>
+      </w:r>
+      <w:r>
+        <w:rPr>
+          <w:rFonts w:asciiTheme="majorBidi" w:hAnsiTheme="majorBidi"/>
+          <w:b/>
+          <w:bCs/>
+          <w:color w:val="auto"/>
+          <w:sz w:val="28"/>
+          <w:szCs w:val="28"/>
+        </w:rPr>
+        <w:t xml:space="preserve"> </w:t>
+      </w:r>
+      <w:r>
+        <w:rPr>
+          <w:rFonts w:asciiTheme="majorBidi" w:hAnsiTheme="majorBidi"/>
+          <w:b/>
+          <w:bCs/>
+          <w:color w:val="auto"/>
+          <w:sz w:val="28"/>
+          <w:szCs w:val="28"/>
+        </w:rPr>
+        <w:t>Обзор программных систем обработки данных технического зрения</w:t>
+      </w:r>
     </w:p>
     <w:p>
       <w:pPr>
@@ -14586,10 +6527,10 @@
         <w:ind w:firstLine="709"/>
         <w:jc w:val="both"/>
         <w:rPr>
-          <w:rFonts w:ascii="Times New Roman" w:eastAsia="Times New Roman" w:hAnsi="Times New Roman" w:cs="Times New Roman"/>
-          <w:sz w:val="28"/>
-          <w:szCs w:val="28"/>
-          <w:lang w:eastAsia="ru-RU"/>
+          <w:rFonts w:ascii="Times New Roman" w:hAnsi="Times New Roman" w:cs="Times New Roman"/>
+          <w:sz w:val="28"/>
+          <w:szCs w:val="28"/>
+          <w:lang w:val="tt-RU"/>
         </w:rPr>
       </w:pPr>
     </w:p>
@@ -14599,19 +6540,162 @@
         <w:ind w:firstLine="709"/>
         <w:jc w:val="both"/>
         <w:rPr>
+          <w:rFonts w:ascii="Times New Roman" w:hAnsi="Times New Roman" w:cs="Times New Roman"/>
+          <w:sz w:val="28"/>
+          <w:szCs w:val="28"/>
+          <w:lang w:val="tt-RU"/>
+        </w:rPr>
+      </w:pPr>
+      <w:r>
+        <w:rPr>
+          <w:rFonts w:ascii="Times New Roman" w:hAnsi="Times New Roman" w:cs="Times New Roman"/>
+          <w:sz w:val="28"/>
+          <w:szCs w:val="28"/>
+          <w:lang w:val="tt-RU"/>
+        </w:rPr>
+        <w:t>Лидар – активный оптический локатор, формирующий трёхмерное облако точек посредством измерения времени пролёта фотонов.</w:t>
+      </w:r>
+    </w:p>
+    <w:p>
+      <w:pPr>
+        <w:spacing w:after="0" w:line="360" w:lineRule="auto"/>
+        <w:ind w:firstLine="709"/>
+        <w:jc w:val="both"/>
+        <w:rPr>
+          <w:rFonts w:ascii="Times New Roman" w:hAnsi="Times New Roman" w:cs="Times New Roman"/>
+          <w:sz w:val="28"/>
+          <w:szCs w:val="28"/>
+          <w:lang w:val="ru"/>
+        </w:rPr>
+      </w:pPr>
+    </w:p>
+    <w:p>
+      <w:pPr>
+        <w:pStyle w:val="1"/>
+        <w:spacing w:before="0" w:line="360" w:lineRule="auto"/>
+        <w:ind w:firstLine="709"/>
+        <w:jc w:val="both"/>
+        <w:rPr>
+          <w:rFonts w:asciiTheme="majorBidi" w:hAnsiTheme="majorBidi"/>
+          <w:b/>
+          <w:bCs/>
+          <w:color w:val="auto"/>
+          <w:sz w:val="28"/>
+          <w:szCs w:val="28"/>
+        </w:rPr>
+      </w:pPr>
+      <w:bookmarkStart w:id="13" w:name="_Toc234925267"/>
+      <w:r>
+        <w:rPr>
+          <w:rFonts w:asciiTheme="majorBidi" w:hAnsiTheme="majorBidi"/>
+          <w:b/>
+          <w:bCs/>
+          <w:color w:val="auto"/>
+          <w:sz w:val="28"/>
+          <w:szCs w:val="28"/>
+        </w:rPr>
+        <w:t>1.</w:t>
+      </w:r>
+      <w:r>
+        <w:rPr>
+          <w:rFonts w:asciiTheme="majorBidi" w:hAnsiTheme="majorBidi"/>
+          <w:b/>
+          <w:bCs/>
+          <w:color w:val="auto"/>
+          <w:sz w:val="28"/>
+          <w:szCs w:val="28"/>
+        </w:rPr>
+        <w:t>2</w:t>
+      </w:r>
+      <w:r>
+        <w:rPr>
+          <w:rFonts w:asciiTheme="majorBidi" w:hAnsiTheme="majorBidi"/>
+          <w:b/>
+          <w:bCs/>
+          <w:color w:val="auto"/>
+          <w:sz w:val="28"/>
+          <w:szCs w:val="28"/>
+        </w:rPr>
+        <w:t xml:space="preserve">. </w:t>
+      </w:r>
+      <w:r>
+        <w:rPr>
+          <w:rFonts w:asciiTheme="majorBidi" w:hAnsiTheme="majorBidi"/>
+          <w:b/>
+          <w:bCs/>
+          <w:color w:val="auto"/>
+          <w:sz w:val="28"/>
+          <w:szCs w:val="28"/>
+        </w:rPr>
+        <w:t>Т</w:t>
+      </w:r>
+      <w:r>
+        <w:rPr>
+          <w:rFonts w:asciiTheme="majorBidi" w:hAnsiTheme="majorBidi"/>
+          <w:b/>
+          <w:bCs/>
+          <w:color w:val="auto"/>
+          <w:sz w:val="28"/>
+          <w:szCs w:val="28"/>
+        </w:rPr>
+        <w:t>ехнологи</w:t>
+      </w:r>
+      <w:r>
+        <w:rPr>
+          <w:rFonts w:asciiTheme="majorBidi" w:hAnsiTheme="majorBidi"/>
+          <w:b/>
+          <w:bCs/>
+          <w:color w:val="auto"/>
+          <w:sz w:val="28"/>
+          <w:szCs w:val="28"/>
+        </w:rPr>
+        <w:t>и</w:t>
+      </w:r>
+      <w:r>
+        <w:rPr>
+          <w:rFonts w:asciiTheme="majorBidi" w:hAnsiTheme="majorBidi"/>
+          <w:b/>
+          <w:bCs/>
+          <w:color w:val="auto"/>
+          <w:sz w:val="28"/>
+          <w:szCs w:val="28"/>
+        </w:rPr>
+        <w:t xml:space="preserve"> Visual SLAM для автономной навигации роботов</w:t>
+      </w:r>
+      <w:bookmarkEnd w:id="13"/>
+    </w:p>
+    <w:p>
+      <w:pPr>
+        <w:spacing w:after="0" w:line="360" w:lineRule="auto"/>
+        <w:ind w:firstLine="709"/>
+        <w:jc w:val="both"/>
+        <w:rPr>
           <w:rFonts w:ascii="Times New Roman" w:eastAsia="Times New Roman" w:hAnsi="Times New Roman" w:cs="Times New Roman"/>
           <w:sz w:val="28"/>
           <w:szCs w:val="28"/>
           <w:lang w:eastAsia="ru-RU"/>
         </w:rPr>
       </w:pPr>
-      <w:r>
+    </w:p>
+    <w:p>
+      <w:pPr>
+        <w:spacing w:after="0" w:line="360" w:lineRule="auto"/>
+        <w:ind w:firstLine="709"/>
+        <w:jc w:val="both"/>
         <w:rPr>
           <w:rFonts w:ascii="Times New Roman" w:eastAsia="Times New Roman" w:hAnsi="Times New Roman" w:cs="Times New Roman"/>
           <w:sz w:val="28"/>
           <w:szCs w:val="28"/>
           <w:lang w:eastAsia="ru-RU"/>
         </w:rPr>
+      </w:pPr>
+      <w:r>
+        <w:rPr>
+          <w:rFonts w:ascii="Times New Roman" w:eastAsia="Times New Roman" w:hAnsi="Times New Roman" w:cs="Times New Roman"/>
+          <w:sz w:val="28"/>
+          <w:szCs w:val="28"/>
+          <w:lang w:eastAsia="ru-RU"/>
+        </w:rPr>
         <w:t xml:space="preserve">В течение последнего десятилетия в связи с активным развитием систем искусственного интеллекта набирает большую популярность создание более точных и адаптивных алгоритмов и систем автономного управления транспортом. Современные исследования [1] располагают широким спектром вариантов использования различных алгоритмов: от простых компенсационных схем управления до нейросетевых технологий с использованием элементов нечеткой логики. Общим названием такого вида алгоритмов является </w:t>
       </w:r>
       <w:r>
@@ -14720,7 +6804,17 @@
           <w:szCs w:val="28"/>
           <w:lang w:eastAsia="ru-RU"/>
         </w:rPr>
-        <w:t>). Исследователи в ходе моделирования нескольких алгоритмов выявили следующие критерии оценивания: наличие ошибки рассогласования, точность на различных дистанциях, сложность алгоритма и влияние внешней среды. Перечисленные характеристики позволяют выбрать наиболее оптимальный алгоритм управления мобильным колесным роботом для поставленной задачи. Прежде всего необходимо учитывать воздействие человека на управление тележкой, поскольку достичь полной автономности транспортных средств без вмешательства человека практически невозможно. Функциональная схема навигационной системы, представленная в публикации, изображена на рисунке 1.1.</w:t>
+        <w:t xml:space="preserve">). Исследователи в ходе моделирования нескольких алгоритмов выявили следующие критерии оценивания: наличие ошибки рассогласования, точность на различных дистанциях, сложность алгоритма и влияние внешней среды. Перечисленные характеристики позволяют выбрать наиболее оптимальный алгоритм управления мобильным колесным роботом для поставленной задачи. Прежде всего необходимо учитывать воздействие человека на управление </w:t>
+      </w:r>
+      <w:r>
+        <w:rPr>
+          <w:rFonts w:ascii="Times New Roman" w:eastAsia="Times New Roman" w:hAnsi="Times New Roman" w:cs="Times New Roman"/>
+          <w:sz w:val="28"/>
+          <w:szCs w:val="28"/>
+          <w:lang w:eastAsia="ru-RU"/>
+        </w:rPr>
+        <w:lastRenderedPageBreak/>
+        <w:t>тележкой, поскольку достичь полной автономности транспортных средств без вмешательства человека практически невозможно. Функциональная схема навигационной системы, представленная в публикации, изображена на рисунке 1.1.</w:t>
       </w:r>
     </w:p>
     <w:p>
@@ -14900,6 +6994,7 @@
           <w:szCs w:val="28"/>
           <w:lang w:eastAsia="ru-RU"/>
         </w:rPr>
+        <w:lastRenderedPageBreak/>
         <w:t>Актуальность данных элементов управления заключается в интенсивном развитии качества распознавания речи с помощью алгоритмов искусственного интеллекта, что позволяет быстрее адаптироваться под различные интонации, языки. Однако у данной инновации есть отрицательная сторона – она требует большие вычислительные мощности и высокоэффективное оборудование для качественной обработки голосовой информации. В публикации авторы данное качестве не указали.</w:t>
       </w:r>
     </w:p>
@@ -14966,7 +7061,17 @@
           <w:szCs w:val="28"/>
           <w:lang w:eastAsia="ru-RU"/>
         </w:rPr>
-        <w:t xml:space="preserve">В публикации [3] авторы представляют подробную концепцию компонентно-ориентированной программной платформы для управления и работы автономного мобильного робота. На примере платформы RCE (Robot Components Engine) описаны требования к системе, функциональные возможности, а также технологии, реализованные в производстве. Одним из главных требований к разработке платформы являлись модульность, масштабируемость системы, то есть использование открытых протоколов и интерфейсов взаимодействия устройств между собой. Такая особенность, по мнению авторов, позволяет разделить функциональные элементы и структурировать взаимодействие между сенсорами, двигателями и внешней периферией. </w:t>
+        <w:t xml:space="preserve">В публикации [3] авторы представляют подробную концепцию компонентно-ориентированной программной платформы для управления и работы автономного мобильного робота. На примере платформы RCE (Robot Components Engine) описаны требования к системе, функциональные возможности, а также технологии, реализованные в производстве. Одним из главных требований к разработке платформы являлись модульность, </w:t>
+      </w:r>
+      <w:r>
+        <w:rPr>
+          <w:rFonts w:ascii="Times New Roman" w:eastAsia="Times New Roman" w:hAnsi="Times New Roman" w:cs="Times New Roman"/>
+          <w:sz w:val="28"/>
+          <w:szCs w:val="28"/>
+          <w:lang w:eastAsia="ru-RU"/>
+        </w:rPr>
+        <w:lastRenderedPageBreak/>
+        <w:t xml:space="preserve">масштабируемость системы, то есть использование открытых протоколов и интерфейсов взаимодействия устройств между собой. Такая особенность, по мнению авторов, позволяет разделить функциональные элементы и структурировать взаимодействие между сенсорами, двигателями и внешней периферией. </w:t>
       </w:r>
     </w:p>
     <w:p>
@@ -15180,7 +7285,17 @@
           <w:szCs w:val="28"/>
           <w:lang w:val="ru"/>
         </w:rPr>
-        <w:t xml:space="preserve"> и классификации объектов (транспортные средства, пешеходы, дорожные знаки, светофоры) путём построения ограничивающих прямоугольников. </w:t>
+        <w:t xml:space="preserve"> и классификации объектов (транспортные средства, пешеходы, дорожные </w:t>
+      </w:r>
+      <w:r>
+        <w:rPr>
+          <w:rFonts w:ascii="Times New Roman" w:hAnsi="Times New Roman" w:cs="Times New Roman"/>
+          <w:sz w:val="28"/>
+          <w:szCs w:val="28"/>
+          <w:lang w:val="ru"/>
+        </w:rPr>
+        <w:lastRenderedPageBreak/>
+        <w:t xml:space="preserve">знаки, светофоры) путём построения ограничивающих прямоугольников. </w:t>
       </w:r>
       <w:r>
         <w:rPr>
@@ -16559,7 +8674,17 @@
           <w:szCs w:val="28"/>
           <w:lang w:val="ru"/>
         </w:rPr>
-        <w:t>Convolution Collaborative Network) интегрирует механизмы внимания в свёрточные архитектуры</w:t>
+        <w:t xml:space="preserve">Convolution Collaborative Network) интегрирует </w:t>
+      </w:r>
+      <w:r>
+        <w:rPr>
+          <w:rFonts w:ascii="Times New Roman" w:hAnsi="Times New Roman" w:cs="Times New Roman"/>
+          <w:sz w:val="28"/>
+          <w:szCs w:val="28"/>
+          <w:lang w:val="ru"/>
+        </w:rPr>
+        <w:lastRenderedPageBreak/>
+        <w:t>механизмы внимания в свёрточные архитектуры</w:t>
       </w:r>
       <w:r>
         <w:rPr>
@@ -17114,6 +9239,7 @@
           <w:sz w:val="28"/>
           <w:szCs w:val="28"/>
         </w:rPr>
+        <w:lastRenderedPageBreak/>
         <w:t>середины XX</w:t>
       </w:r>
       <w:r>
@@ -17939,7 +10065,7 @@
           <w:sz w:val="28"/>
           <w:szCs w:val="28"/>
         </w:rPr>
-        <w:t xml:space="preserve"> меши не являются дифференцируемыми на рёбрах и вершинах, что затрудняет их прямое использование в задачах оптимизации и обучения нейросетевых моделей. Указанные ограничения стимулировали развитие альтернативных подходов к </w:t>
+        <w:t xml:space="preserve"> меши не являются дифференцируемыми на рёбрах и вершинах, что затрудняет их прямое </w:t>
       </w:r>
       <w:r>
         <w:rPr>
@@ -17947,7 +10073,7 @@
           <w:szCs w:val="28"/>
         </w:rPr>
         <w:lastRenderedPageBreak/>
-        <w:t>представлению геометрии и методов реконструкции</w:t>
+        <w:t>использование в задачах оптимизации и обучения нейросетевых моделей. Указанные ограничения стимулировали развитие альтернативных подходов к представлению геометрии и методов реконструкции</w:t>
       </w:r>
       <w:r>
         <w:rPr>
@@ -19091,6 +11217,7 @@
           <w:sz w:val="28"/>
           <w:szCs w:val="28"/>
         </w:rPr>
+        <w:lastRenderedPageBreak/>
         <w:t>Облака точек формируются на основе данных, получаемых с активных и пассивных сенсоров</w:t>
       </w:r>
       <w:r>
@@ -19110,17 +11237,7 @@
           <w:sz w:val="28"/>
           <w:szCs w:val="28"/>
         </w:rPr>
-        <w:t xml:space="preserve">в частности, с лазерных дальномеров (LiDAR), стереокамер либо с использованием инерциальных измерительных модулей </w:t>
-      </w:r>
-      <w:r>
-        <w:rPr>
-          <w:iCs/>
-          <w:color w:val="auto"/>
-          <w:sz w:val="28"/>
-          <w:szCs w:val="28"/>
-        </w:rPr>
-        <w:lastRenderedPageBreak/>
-        <w:t>(IMU). Существенным ограничением данного представления является высокая чувствительность к шумам и систематическим ошибкам сенсоров. Неравномерная плотность выборки, локальные пропуски данных и наличие выбросов затрудняют корректное восстановление топологии поверхности и точную реконструкцию геометрии целевых объектов</w:t>
+        <w:t>в частности, с лазерных дальномеров (LiDAR), стереокамер либо с использованием инерциальных измерительных модулей (IMU). Существенным ограничением данного представления является высокая чувствительность к шумам и систематическим ошибкам сенсоров. Неравномерная плотность выборки, локальные пропуски данных и наличие выбросов затрудняют корректное восстановление топологии поверхности и точную реконструкцию геометрии целевых объектов</w:t>
       </w:r>
       <w:r>
         <w:rPr>
@@ -19526,7 +11643,16 @@
           <w:sz w:val="28"/>
           <w:szCs w:val="28"/>
         </w:rPr>
-        <w:t xml:space="preserve">Математическое описание вокселя подобно описанию точки в пространстве облака точек с той лишь разницей, что в облаке точек дополнительным компонентом является цвет или интенсивность точки, а воксель помимо основных координат </w:t>
+        <w:t xml:space="preserve">Математическое описание вокселя подобно описанию точки в пространстве облака точек с той лишь разницей, что в облаке точек дополнительным компонентом является цвет или интенсивность точки, а </w:t>
+      </w:r>
+      <w:r>
+        <w:rPr>
+          <w:color w:val="auto"/>
+          <w:sz w:val="28"/>
+          <w:szCs w:val="28"/>
+        </w:rPr>
+        <w:lastRenderedPageBreak/>
+        <w:t xml:space="preserve">воксель помимо основных координат </w:t>
       </w:r>
       <w:r>
         <w:rPr>
@@ -20597,6 +12723,7 @@
           <w:sz w:val="28"/>
           <w:szCs w:val="28"/>
         </w:rPr>
+        <w:lastRenderedPageBreak/>
         <w:t>Лонгье</w:t>
       </w:r>
       <w:r>
@@ -20675,15 +12802,7 @@
           <w:sz w:val="28"/>
           <w:szCs w:val="28"/>
         </w:rPr>
-        <w:t xml:space="preserve"> </w:t>
-      </w:r>
-      <w:r>
-        <w:rPr>
-          <w:sz w:val="28"/>
-          <w:szCs w:val="28"/>
-        </w:rPr>
-        <w:lastRenderedPageBreak/>
-        <w:t>теоретическ</w:t>
+        <w:t xml:space="preserve"> теоретическ</w:t>
       </w:r>
       <w:r>
         <w:rPr>
@@ -21138,7 +13257,16 @@
           <w:sz w:val="28"/>
           <w:szCs w:val="28"/>
         </w:rPr>
-        <w:t xml:space="preserve">, который </w:t>
+        <w:t xml:space="preserve">, </w:t>
+      </w:r>
+      <w:r>
+        <w:rPr>
+          <w:color w:val="auto"/>
+          <w:sz w:val="28"/>
+          <w:szCs w:val="28"/>
+        </w:rPr>
+        <w:lastRenderedPageBreak/>
+        <w:t xml:space="preserve">который </w:t>
       </w:r>
       <w:r>
         <w:rPr>
@@ -21219,16 +13347,7 @@
           <w:sz w:val="28"/>
           <w:szCs w:val="28"/>
         </w:rPr>
-        <w:t xml:space="preserve"> </w:t>
-      </w:r>
-      <w:r>
-        <w:rPr>
-          <w:color w:val="auto"/>
-          <w:sz w:val="28"/>
-          <w:szCs w:val="28"/>
-        </w:rPr>
-        <w:lastRenderedPageBreak/>
-        <w:t>на основе данных фотосенсоров. Математическая модель</w:t>
+        <w:t xml:space="preserve"> на основе данных фотосенсоров. Математическая модель</w:t>
       </w:r>
       <w:r>
         <w:rPr>
@@ -22914,7 +15033,17 @@
           <w:sz w:val="28"/>
           <w:szCs w:val="28"/>
         </w:rPr>
-        <w:t xml:space="preserve">внутренняя матрица камеры, включающая в себя фокусное расстояние, центральную точку и т.д., </w:t>
+        <w:t xml:space="preserve">внутренняя матрица камеры, включающая в себя фокусное </w:t>
+      </w:r>
+      <w:r>
+        <w:rPr>
+          <w:rFonts w:eastAsiaTheme="minorEastAsia"/>
+          <w:color w:val="auto"/>
+          <w:sz w:val="28"/>
+          <w:szCs w:val="28"/>
+        </w:rPr>
+        <w:lastRenderedPageBreak/>
+        <w:t xml:space="preserve">расстояние, центральную точку и т.д., </w:t>
       </w:r>
       <m:oMath>
         <m:r>
@@ -23047,16 +15176,7 @@
           <w:sz w:val="28"/>
           <w:szCs w:val="28"/>
         </w:rPr>
-        <w:t xml:space="preserve">Якимова и его учеников рассматривалась применимость метода OpenMVS, базирующегося на фотограмметрическом </w:t>
-      </w:r>
-      <w:r>
-        <w:rPr>
-          <w:color w:val="auto"/>
-          <w:sz w:val="28"/>
-          <w:szCs w:val="28"/>
-        </w:rPr>
-        <w:lastRenderedPageBreak/>
-        <w:t>подходе Structure‑from‑Motion</w:t>
+        <w:t>Якимова и его учеников рассматривалась применимость метода OpenMVS, базирующегося на фотограмметрическом подходе Structure‑from‑Motion</w:t>
       </w:r>
       <w:r>
         <w:rPr>
@@ -23674,6 +15794,7 @@
           <w:sz w:val="28"/>
           <w:szCs w:val="28"/>
         </w:rPr>
+        <w:lastRenderedPageBreak/>
         <w:t xml:space="preserve">Параллельно с методом </w:t>
       </w:r>
       <w:r>
@@ -23910,7 +16031,6 @@
           <w:sz w:val="28"/>
           <w:szCs w:val="28"/>
         </w:rPr>
-        <w:lastRenderedPageBreak/>
         <w:t>М</w:t>
       </w:r>
       <w:r>
@@ -25179,6 +17299,7 @@
         <w:rPr>
           <w:noProof/>
         </w:rPr>
+        <w:lastRenderedPageBreak/>
         <w:drawing>
           <wp:inline distT="0" distB="0" distL="0" distR="0" wp14:anchorId="5E1B9319" wp14:editId="24AC2D5B">
             <wp:extent cx="5365484" cy="1404000"/>
@@ -25367,7 +17488,6 @@
           <w:sz w:val="28"/>
           <w:szCs w:val="28"/>
         </w:rPr>
-        <w:lastRenderedPageBreak/>
         <w:t>обучения нейронной сети</w:t>
       </w:r>
       <w:r>
@@ -27682,7 +19802,16 @@
           <w:sz w:val="28"/>
           <w:szCs w:val="28"/>
         </w:rPr>
-        <w:t xml:space="preserve">для решения задачи автономной навигации в ходе сбора урожая плодов с деревьев. Авторы отмечают, что применение метода генерации гауссовых пятен </w:t>
+        <w:t xml:space="preserve">для решения задачи автономной навигации в ходе сбора урожая плодов с деревьев. Авторы </w:t>
+      </w:r>
+      <w:r>
+        <w:rPr>
+          <w:rFonts w:ascii="Times New Roman" w:hAnsi="Times New Roman" w:cs="Times New Roman"/>
+          <w:sz w:val="28"/>
+          <w:szCs w:val="28"/>
+        </w:rPr>
+        <w:lastRenderedPageBreak/>
+        <w:t xml:space="preserve">отмечают, что применение метода генерации гауссовых пятен </w:t>
       </w:r>
       <w:r>
         <w:rPr>
@@ -27980,7 +20109,16 @@
           <w:sz w:val="28"/>
           <w:szCs w:val="28"/>
         </w:rPr>
-        <w:t>Применение уборочных машин позволяет существенно снизить трудоёмкость работ по очистке производственных и офисных помещений, дворовых территорий и крупных автомагистралей. Дальнейшая автоматизация процессов за счёт внедрения автономных уборочных систем обеспечивает дополнительное снижение эксплуатационных трудозатрат. При этом первоначальная стоимость внедрения таких технологий зачастую превышает ожидаемые показатели; тем не менее экономический эффект в ходе эксплуатации компенсирует капитальные вложения за счёт сокращения потребности в ручном труде и оптимизации материально‑технических расходов клининговых подразделений</w:t>
+        <w:t xml:space="preserve">Применение уборочных машин позволяет существенно снизить трудоёмкость работ по очистке производственных и офисных помещений, дворовых территорий и крупных автомагистралей. Дальнейшая автоматизация процессов за счёт внедрения автономных уборочных систем обеспечивает дополнительное снижение эксплуатационных трудозатрат. При этом первоначальная стоимость внедрения таких технологий зачастую превышает </w:t>
+      </w:r>
+      <w:r>
+        <w:rPr>
+          <w:rFonts w:ascii="Times New Roman" w:hAnsi="Times New Roman" w:cs="Times New Roman"/>
+          <w:sz w:val="28"/>
+          <w:szCs w:val="28"/>
+        </w:rPr>
+        <w:lastRenderedPageBreak/>
+        <w:t>ожидаемые показатели; тем не менее экономический эффект в ходе эксплуатации компенсирует капитальные вложения за счёт сокращения потребности в ручном труде и оптимизации материально‑технических расходов клининговых подразделений</w:t>
       </w:r>
       <w:r>
         <w:rPr>
@@ -28020,23 +20158,7 @@
           <w:sz w:val="28"/>
           <w:szCs w:val="28"/>
         </w:rPr>
-        <w:t xml:space="preserve"> </w:t>
-      </w:r>
-      <w:r>
-        <w:rPr>
-          <w:rFonts w:ascii="Times New Roman" w:hAnsi="Times New Roman" w:cs="Times New Roman"/>
-          <w:sz w:val="28"/>
-          <w:szCs w:val="28"/>
-        </w:rPr>
-        <w:t>–</w:t>
-      </w:r>
-      <w:r>
-        <w:rPr>
-          <w:rFonts w:ascii="Times New Roman" w:hAnsi="Times New Roman" w:cs="Times New Roman"/>
-          <w:sz w:val="28"/>
-          <w:szCs w:val="28"/>
-        </w:rPr>
-        <w:t xml:space="preserve"> </w:t>
+        <w:t xml:space="preserve"> – </w:t>
       </w:r>
       <w:r>
         <w:rPr>
@@ -28532,7 +20654,16 @@
           <w:sz w:val="28"/>
           <w:szCs w:val="28"/>
         </w:rPr>
-        <w:t>CC1 является одним из наиболее распространённых представителей класса автономных устройств, применяемых в малом и среднем бизнесе. Его конструкция и функциональные возможности соответствуют требованиям данного сегмента; устройство представлено на рисунке</w:t>
+        <w:t xml:space="preserve">CC1 является одним из наиболее распространённых представителей класса автономных устройств, применяемых в малом и среднем бизнесе. Его конструкция и </w:t>
+      </w:r>
+      <w:r>
+        <w:rPr>
+          <w:rFonts w:ascii="Times New Roman" w:hAnsi="Times New Roman" w:cs="Times New Roman"/>
+          <w:sz w:val="28"/>
+          <w:szCs w:val="28"/>
+        </w:rPr>
+        <w:lastRenderedPageBreak/>
+        <w:t>функциональные возможности соответствуют требованиям данного сегмента; устройство представлено на рисунке</w:t>
       </w:r>
       <w:r>
         <w:rPr>
@@ -28880,7 +21011,16 @@
           <w:sz w:val="28"/>
           <w:szCs w:val="28"/>
         </w:rPr>
-        <w:t xml:space="preserve"> и одометрии. Во‑вторых, периодическая перестройка карты приводит к прерыванию рабочего цикла и росту вычислительной нагрузки. В‑третьих, эксплуатационные характеристики ограничены ёмкостью батареи и требованиями к инфраструктуре</w:t>
+        <w:t xml:space="preserve"> и одометрии. Во‑вторых, периодическая перестройка карты приводит к прерыванию рабочего цикла и росту вычислительной нагрузки. В‑третьих, </w:t>
+      </w:r>
+      <w:r>
+        <w:rPr>
+          <w:rFonts w:ascii="Times New Roman" w:hAnsi="Times New Roman" w:cs="Times New Roman"/>
+          <w:sz w:val="28"/>
+          <w:szCs w:val="28"/>
+        </w:rPr>
+        <w:lastRenderedPageBreak/>
+        <w:t>эксплуатационные характеристики ограничены ёмкостью батареи и требованиями к инфраструктуре</w:t>
       </w:r>
       <w:r>
         <w:rPr>
@@ -29180,7 +21320,6 @@
           <w:rFonts w:ascii="Times New Roman" w:hAnsi="Times New Roman" w:cs="Times New Roman"/>
           <w:sz w:val="28"/>
           <w:szCs w:val="28"/>
-          <w:lang w:val="en-US"/>
         </w:rPr>
       </w:pPr>
       <w:r>
@@ -29512,6 +21651,7 @@
           <w:szCs w:val="28"/>
           <w:lang w:val="tt-RU"/>
         </w:rPr>
+        <w:lastRenderedPageBreak/>
         <w:t xml:space="preserve">На основе </w:t>
       </w:r>
       <w:r>
@@ -29618,6 +21758,7 @@
           <w:sz w:val="28"/>
           <w:szCs w:val="28"/>
         </w:rPr>
+        <w:lastRenderedPageBreak/>
         <w:t>2</w:t>
       </w:r>
       <w:r>
@@ -29928,7 +22069,6 @@
           <w:sz w:val="28"/>
           <w:szCs w:val="28"/>
         </w:rPr>
-        <w:lastRenderedPageBreak/>
         <w:br w:type="page"/>
       </w:r>
     </w:p>
@@ -32140,25 +24280,7 @@
           <w:szCs w:val="28"/>
           <w:lang w:val="en-US"/>
         </w:rPr>
-        <w:t xml:space="preserve">D. Marr. Vision: A Computational Investigation into the Human Representation and Processing of Visual Information / Marr, </w:t>
-      </w:r>
-      <w:r>
-        <w:rPr>
-          <w:rFonts w:ascii="Times New Roman" w:hAnsi="Times New Roman" w:cs="Times New Roman"/>
-          <w:sz w:val="28"/>
-          <w:szCs w:val="28"/>
-          <w:lang w:val="en-US"/>
-        </w:rPr>
-        <w:t>David</w:t>
-      </w:r>
-      <w:r>
-        <w:rPr>
-          <w:rFonts w:ascii="Times New Roman" w:hAnsi="Times New Roman" w:cs="Times New Roman"/>
-          <w:sz w:val="28"/>
-          <w:szCs w:val="28"/>
-          <w:lang w:val="en-US"/>
-        </w:rPr>
-        <w:t xml:space="preserve"> – New York : W. H. Freeman and Company , 1982 – p. 419</w:t>
+        <w:t>D. Marr. Vision: A Computational Investigation into the Human Representation and Processing of Visual Information / Marr, David – New York : W. H. Freeman and Company , 1982 – p. 419</w:t>
       </w:r>
     </w:p>
     <w:p>
@@ -32351,15 +24473,7 @@
           <w:sz w:val="28"/>
           <w:szCs w:val="28"/>
         </w:rPr>
-        <w:t xml:space="preserve"> </w:t>
-      </w:r>
-      <w:r>
-        <w:rPr>
-          <w:rFonts w:ascii="Times New Roman" w:hAnsi="Times New Roman" w:cs="Times New Roman"/>
-          <w:sz w:val="28"/>
-          <w:szCs w:val="28"/>
-        </w:rPr>
-        <w:t>Абрамович, Н. А. Основные принципы правильной топологии 3</w:t>
+        <w:t xml:space="preserve"> Абрамович, Н. А. Основные принципы правильной топологии 3</w:t>
       </w:r>
       <w:r>
         <w:rPr>
@@ -32421,6 +24535,7 @@
           <w:rFonts w:ascii="Times New Roman" w:hAnsi="Times New Roman" w:cs="Times New Roman"/>
           <w:sz w:val="28"/>
           <w:szCs w:val="28"/>
+          <w:lang w:val="en-US"/>
         </w:rPr>
       </w:pPr>
       <w:r>
@@ -32624,15 +24739,7 @@
           <w:sz w:val="28"/>
           <w:szCs w:val="28"/>
         </w:rPr>
-        <w:t xml:space="preserve"> </w:t>
-      </w:r>
-      <w:r>
-        <w:rPr>
-          <w:rFonts w:ascii="Times New Roman" w:hAnsi="Times New Roman" w:cs="Times New Roman"/>
-          <w:sz w:val="28"/>
-          <w:szCs w:val="28"/>
-        </w:rPr>
-        <w:t xml:space="preserve">Воксельная морфометрия в оценке состояния головного мозга у пациенток после лечения рака молочной железы (часть 2) / А. Э. Николаева, М. Л. Поспелова, В. В. Красникова [и др.] // Российский журнал персонализированной медицины. – 2024. – Т. 4, № 6. – С. 504-516. – </w:t>
+        <w:t xml:space="preserve"> Воксельная морфометрия в оценке состояния головного мозга у пациенток после лечения рака молочной железы (часть 2) / А. Э. Николаева, М. Л. Поспелова, В. В. Красникова [и др.] // Российский журнал персонализированной медицины. – 2024. – Т. 4, № 6. – С. 504-516. – </w:t>
       </w:r>
       <w:r>
         <w:rPr>
@@ -32713,7 +24820,7 @@
           <w:szCs w:val="28"/>
           <w:lang w:val="en-US"/>
         </w:rPr>
-        <w:t>W. Thompson</w:t>
+        <w:t xml:space="preserve">W. Thompson. </w:t>
       </w:r>
       <w:r>
         <w:rPr>
@@ -32722,7 +24829,7 @@
           <w:szCs w:val="28"/>
           <w:lang w:val="en-US"/>
         </w:rPr>
-        <w:t>.</w:t>
+        <w:t>Structure-from-motion based on information at surface boundaries</w:t>
       </w:r>
       <w:r>
         <w:rPr>
@@ -32740,52 +24847,7 @@
           <w:szCs w:val="28"/>
           <w:lang w:val="en-US"/>
         </w:rPr>
-        <w:t>Structure-from-motion based on information at surface boundaries</w:t>
-      </w:r>
-      <w:r>
-        <w:rPr>
-          <w:rFonts w:ascii="Times New Roman" w:hAnsi="Times New Roman" w:cs="Times New Roman"/>
-          <w:sz w:val="28"/>
-          <w:szCs w:val="28"/>
-          <w:lang w:val="en-US"/>
-        </w:rPr>
-        <w:t xml:space="preserve"> </w:t>
-      </w:r>
-      <w:r>
-        <w:rPr>
-          <w:rFonts w:ascii="Times New Roman" w:hAnsi="Times New Roman" w:cs="Times New Roman"/>
-          <w:sz w:val="28"/>
-          <w:szCs w:val="28"/>
-          <w:lang w:val="en-US"/>
-        </w:rPr>
-        <w:t xml:space="preserve">/ </w:t>
-      </w:r>
-      <w:r>
-        <w:rPr>
-          <w:rFonts w:ascii="Times New Roman" w:hAnsi="Times New Roman" w:cs="Times New Roman"/>
-          <w:sz w:val="28"/>
-          <w:szCs w:val="28"/>
-          <w:lang w:val="en-US"/>
-        </w:rPr>
-        <w:t>William</w:t>
-      </w:r>
-      <w:r>
-        <w:rPr>
-          <w:rFonts w:ascii="Times New Roman" w:hAnsi="Times New Roman" w:cs="Times New Roman"/>
-          <w:sz w:val="28"/>
-          <w:szCs w:val="28"/>
-          <w:lang w:val="en-US"/>
-        </w:rPr>
-        <w:t xml:space="preserve">, </w:t>
-      </w:r>
-      <w:r>
-        <w:rPr>
-          <w:rFonts w:ascii="Times New Roman" w:hAnsi="Times New Roman" w:cs="Times New Roman"/>
-          <w:sz w:val="28"/>
-          <w:szCs w:val="28"/>
-          <w:lang w:val="en-US"/>
-        </w:rPr>
-        <w:t>Thomson B.</w:t>
+        <w:t>/ William, Thomson B.</w:t>
       </w:r>
       <w:r>
         <w:rPr>
@@ -33365,15 +25427,7 @@
           <w:sz w:val="28"/>
           <w:szCs w:val="28"/>
         </w:rPr>
-        <w:t>, 2000,</w:t>
-      </w:r>
-      <w:r>
-        <w:rPr>
-          <w:rFonts w:ascii="Times New Roman" w:hAnsi="Times New Roman" w:cs="Times New Roman"/>
-          <w:sz w:val="28"/>
-          <w:szCs w:val="28"/>
-        </w:rPr>
-        <w:t xml:space="preserve"> </w:t>
+        <w:t xml:space="preserve">, 2000, </w:t>
       </w:r>
       <w:r>
         <w:rPr>
@@ -33401,6 +25455,7 @@
           <w:rFonts w:ascii="Times New Roman" w:hAnsi="Times New Roman" w:cs="Times New Roman"/>
           <w:sz w:val="28"/>
           <w:szCs w:val="28"/>
+          <w:lang w:val="en-US"/>
         </w:rPr>
       </w:pPr>
       <w:r>
@@ -33440,6 +25495,7 @@
           <w:rFonts w:ascii="Times New Roman" w:hAnsi="Times New Roman" w:cs="Times New Roman"/>
           <w:sz w:val="28"/>
           <w:szCs w:val="28"/>
+          <w:lang w:val="en-US"/>
         </w:rPr>
         <w:t xml:space="preserve"> 4. – </w:t>
       </w:r>
@@ -33456,6 +25512,7 @@
           <w:rFonts w:ascii="Times New Roman" w:hAnsi="Times New Roman" w:cs="Times New Roman"/>
           <w:sz w:val="28"/>
           <w:szCs w:val="28"/>
+          <w:lang w:val="en-US"/>
         </w:rPr>
         <w:t xml:space="preserve">: </w:t>
       </w:r>
@@ -33472,6 +25529,7 @@
           <w:rFonts w:ascii="Times New Roman" w:hAnsi="Times New Roman" w:cs="Times New Roman"/>
           <w:sz w:val="28"/>
           <w:szCs w:val="28"/>
+          <w:lang w:val="en-US"/>
         </w:rPr>
         <w:t xml:space="preserve"> </w:t>
       </w:r>
@@ -33488,6 +25546,7 @@
           <w:rFonts w:ascii="Times New Roman" w:hAnsi="Times New Roman" w:cs="Times New Roman"/>
           <w:sz w:val="28"/>
           <w:szCs w:val="28"/>
+          <w:lang w:val="en-US"/>
         </w:rPr>
         <w:t xml:space="preserve">, 2019. – </w:t>
       </w:r>
@@ -33504,6 +25563,7 @@
           <w:rFonts w:ascii="Times New Roman" w:hAnsi="Times New Roman" w:cs="Times New Roman"/>
           <w:sz w:val="28"/>
           <w:szCs w:val="28"/>
+          <w:lang w:val="en-US"/>
         </w:rPr>
         <w:t xml:space="preserve">. 1001-1007. – </w:t>
       </w:r>
@@ -33521,6 +25581,7 @@
           <w:rFonts w:ascii="Times New Roman" w:hAnsi="Times New Roman" w:cs="Times New Roman"/>
           <w:sz w:val="28"/>
           <w:szCs w:val="28"/>
+          <w:lang w:val="en-US"/>
         </w:rPr>
         <w:t xml:space="preserve"> </w:t>
       </w:r>
@@ -33538,6 +25599,7 @@
           <w:rFonts w:ascii="Times New Roman" w:hAnsi="Times New Roman" w:cs="Times New Roman"/>
           <w:sz w:val="28"/>
           <w:szCs w:val="28"/>
+          <w:lang w:val="en-US"/>
         </w:rPr>
         <w:t>.</w:t>
       </w:r>
@@ -33587,34 +25649,7 @@
           <w:szCs w:val="28"/>
           <w:lang w:val="en-US"/>
         </w:rPr>
-        <w:t xml:space="preserve"> </w:t>
-      </w:r>
-      <w:r>
-        <w:rPr>
-          <w:rFonts w:ascii="Times New Roman" w:hAnsi="Times New Roman" w:cs="Times New Roman"/>
-          <w:sz w:val="28"/>
-          <w:szCs w:val="28"/>
-          <w:lang w:val="en-US"/>
-        </w:rPr>
-        <w:t>Viktorenkov A.E., Yakimov P.U. Surface roughness estimation by using a 3D model reconstructed from multiple images // Journal of Physics: Conference Series. –</w:t>
-      </w:r>
-      <w:r>
-        <w:rPr>
-          <w:rFonts w:ascii="Times New Roman" w:hAnsi="Times New Roman" w:cs="Times New Roman"/>
-          <w:sz w:val="28"/>
-          <w:szCs w:val="28"/>
-          <w:lang w:val="en-US"/>
-        </w:rPr>
-        <w:t xml:space="preserve"> </w:t>
-      </w:r>
-      <w:r>
-        <w:rPr>
-          <w:rFonts w:ascii="Times New Roman" w:hAnsi="Times New Roman" w:cs="Times New Roman"/>
-          <w:sz w:val="28"/>
-          <w:szCs w:val="28"/>
-          <w:lang w:val="en-US"/>
-        </w:rPr>
-        <w:t>2019. –Vol. 1368. Issue 5.</w:t>
+        <w:t xml:space="preserve"> Viktorenkov A.E., Yakimov P.U. Surface roughness estimation by using a 3D model reconstructed from multiple images // Journal of Physics: Conference Series. – 2019. –Vol. 1368. Issue 5.</w:t>
       </w:r>
     </w:p>
     <w:p>
@@ -34584,6 +26619,7 @@
   <w:style w:type="character" w:default="1" w:styleId="a0">
     <w:name w:val="Default Paragraph Font"/>
     <w:uiPriority w:val="1"/>
+    <w:semiHidden/>
     <w:unhideWhenUsed/>
   </w:style>
   <w:style w:type="table" w:default="1" w:styleId="a1">

--- a/Кандидатская диссертация.docx
+++ b/Кандидатская диссертация.docx
@@ -1,6 +1,6 @@
 
 <file path=word/document.xml><?xml version="1.0" encoding="utf-8"?>
-<w:document xmlns:wpc="http://schemas.microsoft.com/office/word/2010/wordprocessingCanvas" xmlns:cx="http://schemas.microsoft.com/office/drawing/2014/chartex" xmlns:cx1="http://schemas.microsoft.com/office/drawing/2015/9/8/chartex" xmlns:cx2="http://schemas.microsoft.com/office/drawing/2015/10/21/chartex" xmlns:cx3="http://schemas.microsoft.com/office/drawing/2016/5/9/chartex" xmlns:cx4="http://schemas.microsoft.com/office/drawing/2016/5/10/chartex" xmlns:cx5="http://schemas.microsoft.com/office/drawing/2016/5/11/chartex" xmlns:cx6="http://schemas.microsoft.com/office/drawing/2016/5/12/chartex" xmlns:cx7="http://schemas.microsoft.com/office/drawing/2016/5/13/chartex" xmlns:cx8="http://schemas.microsoft.com/office/drawing/2016/5/14/chartex" xmlns:mc="http://schemas.openxmlformats.org/markup-compatibility/2006" xmlns:aink="http://schemas.microsoft.com/office/drawing/2016/ink" xmlns:am3d="http://schemas.microsoft.com/office/drawing/2017/model3d" xmlns:o="urn:schemas-microsoft-com:office:office" xmlns:oel="http://schemas.microsoft.com/office/2019/extlst" xmlns:r="http://schemas.openxmlformats.org/officeDocument/2006/relationships" xmlns:m="http://schemas.openxmlformats.org/officeDocument/2006/math" xmlns:v="urn:schemas-microsoft-com:vml" xmlns:wp14="http://schemas.microsoft.com/office/word/2010/wordprocessingDrawing" xmlns:wp="http://schemas.openxmlformats.org/drawingml/2006/wordprocessingDrawing" xmlns:w10="urn:schemas-microsoft-com:office:word" xmlns:w="http://schemas.openxmlformats.org/wordprocessingml/2006/main" xmlns:w14="http://schemas.microsoft.com/office/word/2010/wordml" xmlns:w15="http://schemas.microsoft.com/office/word/2012/wordml" xmlns:w16cex="http://schemas.microsoft.com/office/word/2018/wordml/cex" xmlns:w16cid="http://schemas.microsoft.com/office/word/2016/wordml/cid" xmlns:w16="http://schemas.microsoft.com/office/word/2018/wordml" xmlns:w16sdtdh="http://schemas.microsoft.com/office/word/2020/wordml/sdtdatahash" xmlns:w16se="http://schemas.microsoft.com/office/word/2015/wordml/symex" xmlns:wpg="http://schemas.microsoft.com/office/word/2010/wordprocessingGroup" xmlns:wpi="http://schemas.microsoft.com/office/word/2010/wordprocessingInk" xmlns:wne="http://schemas.microsoft.com/office/word/2006/wordml" xmlns:wps="http://schemas.microsoft.com/office/word/2010/wordprocessingShape" mc:Ignorable="w14 w15 w16se w16cid w16 w16cex w16sdtdh wp14">
+<w:document xmlns:wpc="http://schemas.microsoft.com/office/word/2010/wordprocessingCanvas" xmlns:cx="http://schemas.microsoft.com/office/drawing/2014/chartex" xmlns:cx1="http://schemas.microsoft.com/office/drawing/2015/9/8/chartex" xmlns:cx2="http://schemas.microsoft.com/office/drawing/2015/10/21/chartex" xmlns:cx3="http://schemas.microsoft.com/office/drawing/2016/5/9/chartex" xmlns:cx4="http://schemas.microsoft.com/office/drawing/2016/5/10/chartex" xmlns:cx5="http://schemas.microsoft.com/office/drawing/2016/5/11/chartex" xmlns:cx6="http://schemas.microsoft.com/office/drawing/2016/5/12/chartex" xmlns:cx7="http://schemas.microsoft.com/office/drawing/2016/5/13/chartex" xmlns:cx8="http://schemas.microsoft.com/office/drawing/2016/5/14/chartex" xmlns:mc="http://schemas.openxmlformats.org/markup-compatibility/2006" xmlns:aink="http://schemas.microsoft.com/office/drawing/2016/ink" xmlns:am3d="http://schemas.microsoft.com/office/drawing/2017/model3d" xmlns:o="urn:schemas-microsoft-com:office:office" xmlns:r="http://schemas.openxmlformats.org/officeDocument/2006/relationships" xmlns:m="http://schemas.openxmlformats.org/officeDocument/2006/math" xmlns:v="urn:schemas-microsoft-com:vml" xmlns:wp14="http://schemas.microsoft.com/office/word/2010/wordprocessingDrawing" xmlns:wp="http://schemas.openxmlformats.org/drawingml/2006/wordprocessingDrawing" xmlns:w10="urn:schemas-microsoft-com:office:word" xmlns:w="http://schemas.openxmlformats.org/wordprocessingml/2006/main" xmlns:w14="http://schemas.microsoft.com/office/word/2010/wordml" xmlns:w15="http://schemas.microsoft.com/office/word/2012/wordml" xmlns:w16cid="http://schemas.microsoft.com/office/word/2016/wordml/cid" xmlns:w16se="http://schemas.microsoft.com/office/word/2015/wordml/symex" xmlns:wpg="http://schemas.microsoft.com/office/word/2010/wordprocessingGroup" xmlns:wpi="http://schemas.microsoft.com/office/word/2010/wordprocessingInk" xmlns:wne="http://schemas.microsoft.com/office/word/2006/wordml" xmlns:wps="http://schemas.microsoft.com/office/word/2010/wordprocessingShape" mc:Ignorable="w14 w15 w16se w16cid wp14">
   <w:body>
     <w:tbl>
       <w:tblPr>
@@ -70,10 +70,10 @@
                   <v:path o:extrusionok="f" gradientshapeok="t" o:connecttype="rect"/>
                   <o:lock v:ext="edit" aspectratio="t"/>
                 </v:shapetype>
-                <v:shape id="_x0000_i1025" type="#_x0000_t75" style="width:37.65pt;height:35.15pt" o:ole="" fillcolor="window">
+                <v:shape id="_x0000_i1025" type="#_x0000_t75" style="width:37.5pt;height:35.25pt" o:ole="" fillcolor="window">
                   <v:imagedata r:id="rId8" o:title=""/>
                 </v:shape>
-                <o:OLEObject Type="Embed" ProgID="MSDraw" ShapeID="_x0000_i1025" DrawAspect="Content" ObjectID="_1845620115" r:id="rId9"/>
+                <o:OLEObject Type="Embed" ProgID="MSDraw" ShapeID="_x0000_i1025" DrawAspect="Content" ObjectID="_1845640829" r:id="rId9"/>
               </w:object>
             </w:r>
             <w:r>
@@ -6366,51 +6366,7 @@
           <w:sz w:val="28"/>
           <w:szCs w:val="28"/>
         </w:rPr>
-        <w:t>1.1.</w:t>
-      </w:r>
-      <w:r>
-        <w:rPr>
-          <w:rFonts w:asciiTheme="majorBidi" w:hAnsiTheme="majorBidi"/>
-          <w:b/>
-          <w:bCs/>
-          <w:color w:val="auto"/>
-          <w:sz w:val="28"/>
-          <w:szCs w:val="28"/>
-        </w:rPr>
-        <w:t>2</w:t>
-      </w:r>
-      <w:r>
-        <w:rPr>
-          <w:rFonts w:asciiTheme="majorBidi" w:hAnsiTheme="majorBidi"/>
-          <w:b/>
-          <w:bCs/>
-          <w:color w:val="auto"/>
-          <w:sz w:val="28"/>
-          <w:szCs w:val="28"/>
-        </w:rPr>
-        <w:t xml:space="preserve"> </w:t>
-      </w:r>
-      <w:r>
-        <w:rPr>
-          <w:rFonts w:asciiTheme="majorBidi" w:hAnsiTheme="majorBidi"/>
-          <w:b/>
-          <w:bCs/>
-          <w:color w:val="auto"/>
-          <w:sz w:val="28"/>
-          <w:szCs w:val="28"/>
-        </w:rPr>
-        <w:t>Разновидности средств и систем</w:t>
-      </w:r>
-      <w:r>
-        <w:rPr>
-          <w:rFonts w:asciiTheme="majorBidi" w:hAnsiTheme="majorBidi"/>
-          <w:b/>
-          <w:bCs/>
-          <w:color w:val="auto"/>
-          <w:sz w:val="28"/>
-          <w:szCs w:val="28"/>
-        </w:rPr>
-        <w:t xml:space="preserve"> технического зрения</w:t>
+        <w:t>1.1.2 Разновидности средств и систем технического зрения</w:t>
       </w:r>
     </w:p>
     <w:p>
@@ -6485,40 +6441,7 @@
           <w:sz w:val="28"/>
           <w:szCs w:val="28"/>
         </w:rPr>
-        <w:t>1.1.</w:t>
-      </w:r>
-      <w:r>
-        <w:rPr>
-          <w:rFonts w:asciiTheme="majorBidi" w:hAnsiTheme="majorBidi"/>
-          <w:b/>
-          <w:bCs/>
-          <w:color w:val="auto"/>
-          <w:sz w:val="28"/>
-          <w:szCs w:val="28"/>
-        </w:rPr>
-        <w:t>3</w:t>
-      </w:r>
-      <w:r>
-        <w:rPr>
-          <w:rFonts w:asciiTheme="majorBidi" w:hAnsiTheme="majorBidi"/>
-          <w:b/>
-          <w:bCs/>
-          <w:color w:val="auto"/>
-          <w:sz w:val="28"/>
-          <w:szCs w:val="28"/>
-        </w:rPr>
-        <w:t xml:space="preserve"> </w:t>
-      </w:r>
-      <w:r>
-        <w:rPr>
-          <w:rFonts w:asciiTheme="majorBidi" w:hAnsiTheme="majorBidi"/>
-          <w:b/>
-          <w:bCs/>
-          <w:color w:val="auto"/>
-          <w:sz w:val="28"/>
-          <w:szCs w:val="28"/>
-        </w:rPr>
-        <w:t>Обзор программных систем обработки данных технического зрения</w:t>
+        <w:t>1.1.3 Обзор программных систем обработки данных технического зрения</w:t>
       </w:r>
     </w:p>
     <w:p>
@@ -6584,7 +6507,7 @@
           <w:szCs w:val="28"/>
         </w:rPr>
       </w:pPr>
-      <w:bookmarkStart w:id="13" w:name="_Toc234925267"/>
+      <w:bookmarkStart w:id="13" w:name="_Toc234759707"/>
       <w:r>
         <w:rPr>
           <w:rFonts w:asciiTheme="majorBidi" w:hAnsiTheme="majorBidi"/>
@@ -6660,9 +6583,163 @@
           <w:sz w:val="28"/>
           <w:szCs w:val="28"/>
         </w:rPr>
-        <w:t xml:space="preserve"> Visual SLAM для автономной навигации роботов</w:t>
+        <w:t xml:space="preserve"> </w:t>
+      </w:r>
+      <w:proofErr w:type="spellStart"/>
+      <w:r>
+        <w:rPr>
+          <w:rFonts w:asciiTheme="majorBidi" w:hAnsiTheme="majorBidi"/>
+          <w:b/>
+          <w:bCs/>
+          <w:color w:val="auto"/>
+          <w:sz w:val="28"/>
+          <w:szCs w:val="28"/>
+        </w:rPr>
+        <w:t>Visual</w:t>
+      </w:r>
+      <w:proofErr w:type="spellEnd"/>
+      <w:r>
+        <w:rPr>
+          <w:rFonts w:asciiTheme="majorBidi" w:hAnsiTheme="majorBidi"/>
+          <w:b/>
+          <w:bCs/>
+          <w:color w:val="auto"/>
+          <w:sz w:val="28"/>
+          <w:szCs w:val="28"/>
+        </w:rPr>
+        <w:t xml:space="preserve"> SLAM для автономной навигации роботов</w:t>
       </w:r>
       <w:bookmarkEnd w:id="13"/>
+    </w:p>
+    <w:p>
+      <w:pPr>
+        <w:pStyle w:val="1"/>
+        <w:spacing w:before="0" w:line="360" w:lineRule="auto"/>
+        <w:ind w:firstLine="709"/>
+        <w:jc w:val="both"/>
+        <w:rPr>
+          <w:rFonts w:asciiTheme="majorBidi" w:hAnsiTheme="majorBidi"/>
+          <w:b/>
+          <w:bCs/>
+          <w:color w:val="auto"/>
+          <w:sz w:val="28"/>
+          <w:szCs w:val="28"/>
+        </w:rPr>
+      </w:pPr>
+      <w:bookmarkStart w:id="14" w:name="_Toc234759708"/>
+      <w:r>
+        <w:rPr>
+          <w:rFonts w:asciiTheme="majorBidi" w:hAnsiTheme="majorBidi"/>
+          <w:b/>
+          <w:bCs/>
+          <w:color w:val="auto"/>
+          <w:sz w:val="28"/>
+          <w:szCs w:val="28"/>
+        </w:rPr>
+        <w:t>1.</w:t>
+      </w:r>
+      <w:r>
+        <w:rPr>
+          <w:rFonts w:asciiTheme="majorBidi" w:hAnsiTheme="majorBidi"/>
+          <w:b/>
+          <w:bCs/>
+          <w:color w:val="auto"/>
+          <w:sz w:val="28"/>
+          <w:szCs w:val="28"/>
+        </w:rPr>
+        <w:t>2</w:t>
+      </w:r>
+      <w:r>
+        <w:rPr>
+          <w:rFonts w:asciiTheme="majorBidi" w:hAnsiTheme="majorBidi"/>
+          <w:b/>
+          <w:bCs/>
+          <w:color w:val="auto"/>
+          <w:sz w:val="28"/>
+          <w:szCs w:val="28"/>
+        </w:rPr>
+        <w:t>.</w:t>
+      </w:r>
+      <w:r>
+        <w:rPr>
+          <w:rFonts w:asciiTheme="majorBidi" w:hAnsiTheme="majorBidi"/>
+          <w:b/>
+          <w:bCs/>
+          <w:color w:val="auto"/>
+          <w:sz w:val="28"/>
+          <w:szCs w:val="28"/>
+        </w:rPr>
+        <w:t>1</w:t>
+      </w:r>
+      <w:r>
+        <w:rPr>
+          <w:rFonts w:asciiTheme="majorBidi" w:hAnsiTheme="majorBidi"/>
+          <w:b/>
+          <w:bCs/>
+          <w:color w:val="auto"/>
+          <w:sz w:val="28"/>
+          <w:szCs w:val="28"/>
+        </w:rPr>
+        <w:t xml:space="preserve"> </w:t>
+      </w:r>
+      <w:r>
+        <w:rPr>
+          <w:rFonts w:asciiTheme="majorBidi" w:hAnsiTheme="majorBidi"/>
+          <w:b/>
+          <w:bCs/>
+          <w:color w:val="auto"/>
+          <w:sz w:val="28"/>
+          <w:szCs w:val="28"/>
+        </w:rPr>
+        <w:t xml:space="preserve">Понятие </w:t>
+      </w:r>
+      <w:r>
+        <w:rPr>
+          <w:rFonts w:asciiTheme="majorBidi" w:hAnsiTheme="majorBidi"/>
+          <w:b/>
+          <w:bCs/>
+          <w:color w:val="auto"/>
+          <w:sz w:val="28"/>
+          <w:szCs w:val="28"/>
+          <w:lang w:val="en-US"/>
+        </w:rPr>
+        <w:t>SLAM</w:t>
+      </w:r>
+      <w:r>
+        <w:rPr>
+          <w:rFonts w:asciiTheme="majorBidi" w:hAnsiTheme="majorBidi"/>
+          <w:b/>
+          <w:bCs/>
+          <w:color w:val="auto"/>
+          <w:sz w:val="28"/>
+          <w:szCs w:val="28"/>
+        </w:rPr>
+        <w:t xml:space="preserve"> </w:t>
+      </w:r>
+      <w:r>
+        <w:rPr>
+          <w:rFonts w:asciiTheme="majorBidi" w:hAnsiTheme="majorBidi"/>
+          <w:b/>
+          <w:bCs/>
+          <w:color w:val="auto"/>
+          <w:sz w:val="28"/>
+          <w:szCs w:val="28"/>
+        </w:rPr>
+        <w:t>и его разновидности</w:t>
+      </w:r>
+      <w:bookmarkEnd w:id="14"/>
+    </w:p>
+    <w:p>
+      <w:pPr>
+        <w:spacing w:after="0" w:line="360" w:lineRule="auto"/>
+        <w:jc w:val="both"/>
+        <w:rPr>
+          <w:rFonts w:ascii="Times New Roman" w:eastAsia="Times New Roman" w:hAnsi="Times New Roman" w:cs="Times New Roman"/>
+          <w:sz w:val="28"/>
+          <w:szCs w:val="28"/>
+          <w:lang w:eastAsia="ru-RU"/>
+        </w:rPr>
+      </w:pPr>
     </w:p>
     <w:p>
       <w:pPr>
@@ -6676,6 +6753,242 @@
           <w:lang w:eastAsia="ru-RU"/>
         </w:rPr>
       </w:pPr>
+      <w:r>
+        <w:rPr>
+          <w:rFonts w:ascii="Times New Roman" w:eastAsia="Times New Roman" w:hAnsi="Times New Roman" w:cs="Times New Roman"/>
+          <w:sz w:val="28"/>
+          <w:szCs w:val="28"/>
+          <w:lang w:eastAsia="ru-RU"/>
+        </w:rPr>
+        <w:t>В течение последн</w:t>
+      </w:r>
+      <w:r>
+        <w:rPr>
+          <w:rFonts w:ascii="Times New Roman" w:eastAsia="Times New Roman" w:hAnsi="Times New Roman" w:cs="Times New Roman"/>
+          <w:sz w:val="28"/>
+          <w:szCs w:val="28"/>
+          <w:lang w:eastAsia="ru-RU"/>
+        </w:rPr>
+        <w:t>их лет</w:t>
+      </w:r>
+      <w:r>
+        <w:rPr>
+          <w:rFonts w:ascii="Times New Roman" w:eastAsia="Times New Roman" w:hAnsi="Times New Roman" w:cs="Times New Roman"/>
+          <w:sz w:val="28"/>
+          <w:szCs w:val="28"/>
+          <w:lang w:eastAsia="ru-RU"/>
+        </w:rPr>
+        <w:t xml:space="preserve"> в связи с активным развитием </w:t>
+      </w:r>
+      <w:r>
+        <w:rPr>
+          <w:rFonts w:ascii="Times New Roman" w:eastAsia="Times New Roman" w:hAnsi="Times New Roman" w:cs="Times New Roman"/>
+          <w:sz w:val="28"/>
+          <w:szCs w:val="28"/>
+          <w:lang w:eastAsia="ru-RU"/>
+        </w:rPr>
+        <w:t>технологий</w:t>
+      </w:r>
+      <w:r>
+        <w:rPr>
+          <w:rFonts w:ascii="Times New Roman" w:eastAsia="Times New Roman" w:hAnsi="Times New Roman" w:cs="Times New Roman"/>
+          <w:sz w:val="28"/>
+          <w:szCs w:val="28"/>
+          <w:lang w:eastAsia="ru-RU"/>
+        </w:rPr>
+        <w:t xml:space="preserve"> искусственного интеллекта набирает большую популярность создание более точных и адаптивных алгоритмов и систем автономного управления транспортом. Современные исследования [1] располагают широким спектром вариантов </w:t>
+      </w:r>
+      <w:r>
+        <w:rPr>
+          <w:rFonts w:ascii="Times New Roman" w:eastAsia="Times New Roman" w:hAnsi="Times New Roman" w:cs="Times New Roman"/>
+          <w:sz w:val="28"/>
+          <w:szCs w:val="28"/>
+          <w:lang w:eastAsia="ru-RU"/>
+        </w:rPr>
+        <w:t>применения</w:t>
+      </w:r>
+      <w:r>
+        <w:rPr>
+          <w:rFonts w:ascii="Times New Roman" w:eastAsia="Times New Roman" w:hAnsi="Times New Roman" w:cs="Times New Roman"/>
+          <w:sz w:val="28"/>
+          <w:szCs w:val="28"/>
+          <w:lang w:eastAsia="ru-RU"/>
+        </w:rPr>
+        <w:t xml:space="preserve"> различных алгоритмов</w:t>
+      </w:r>
+      <w:r>
+        <w:rPr>
+          <w:rFonts w:ascii="Times New Roman" w:eastAsia="Times New Roman" w:hAnsi="Times New Roman" w:cs="Times New Roman"/>
+          <w:sz w:val="28"/>
+          <w:szCs w:val="28"/>
+          <w:lang w:eastAsia="ru-RU"/>
+        </w:rPr>
+        <w:t xml:space="preserve"> навигации</w:t>
+      </w:r>
+      <w:r>
+        <w:rPr>
+          <w:rFonts w:ascii="Times New Roman" w:eastAsia="Times New Roman" w:hAnsi="Times New Roman" w:cs="Times New Roman"/>
+          <w:sz w:val="28"/>
+          <w:szCs w:val="28"/>
+          <w:lang w:eastAsia="ru-RU"/>
+        </w:rPr>
+        <w:t xml:space="preserve">: от </w:t>
+      </w:r>
+      <w:r>
+        <w:rPr>
+          <w:rFonts w:ascii="Times New Roman" w:eastAsia="Times New Roman" w:hAnsi="Times New Roman" w:cs="Times New Roman"/>
+          <w:sz w:val="28"/>
+          <w:szCs w:val="28"/>
+          <w:lang w:eastAsia="ru-RU"/>
+        </w:rPr>
+        <w:t xml:space="preserve">ориентации робота по показаниям сенсоров до </w:t>
+      </w:r>
+      <w:proofErr w:type="spellStart"/>
+      <w:r>
+        <w:rPr>
+          <w:rFonts w:ascii="Times New Roman" w:eastAsia="Times New Roman" w:hAnsi="Times New Roman" w:cs="Times New Roman"/>
+          <w:sz w:val="28"/>
+          <w:szCs w:val="28"/>
+          <w:lang w:eastAsia="ru-RU"/>
+        </w:rPr>
+        <w:t>видеоодометрии</w:t>
+      </w:r>
+      <w:proofErr w:type="spellEnd"/>
+      <w:r>
+        <w:rPr>
+          <w:rFonts w:ascii="Times New Roman" w:eastAsia="Times New Roman" w:hAnsi="Times New Roman" w:cs="Times New Roman"/>
+          <w:sz w:val="28"/>
+          <w:szCs w:val="28"/>
+          <w:lang w:eastAsia="ru-RU"/>
+        </w:rPr>
+        <w:t>, а также гибридные решения</w:t>
+      </w:r>
+      <w:r>
+        <w:rPr>
+          <w:rFonts w:ascii="Times New Roman" w:eastAsia="Times New Roman" w:hAnsi="Times New Roman" w:cs="Times New Roman"/>
+          <w:sz w:val="28"/>
+          <w:szCs w:val="28"/>
+          <w:lang w:eastAsia="ru-RU"/>
+        </w:rPr>
+        <w:t xml:space="preserve">. Общим названием такого вида алгоритмов является </w:t>
+      </w:r>
+      <w:r>
+        <w:rPr>
+          <w:rFonts w:ascii="Times New Roman" w:eastAsia="Times New Roman" w:hAnsi="Times New Roman" w:cs="Times New Roman"/>
+          <w:sz w:val="28"/>
+          <w:szCs w:val="28"/>
+          <w:lang w:val="en-US" w:eastAsia="ru-RU"/>
+        </w:rPr>
+        <w:t>SLAM</w:t>
+      </w:r>
+      <w:r>
+        <w:rPr>
+          <w:rFonts w:ascii="Times New Roman" w:eastAsia="Times New Roman" w:hAnsi="Times New Roman" w:cs="Times New Roman"/>
+          <w:sz w:val="28"/>
+          <w:szCs w:val="28"/>
+          <w:lang w:eastAsia="ru-RU"/>
+        </w:rPr>
+        <w:t xml:space="preserve"> (</w:t>
+      </w:r>
+      <w:r>
+        <w:rPr>
+          <w:rFonts w:ascii="Times New Roman" w:eastAsia="Times New Roman" w:hAnsi="Times New Roman" w:cs="Times New Roman"/>
+          <w:sz w:val="28"/>
+          <w:szCs w:val="28"/>
+          <w:lang w:val="en-US" w:eastAsia="ru-RU"/>
+        </w:rPr>
+        <w:t>Simultaneous</w:t>
+      </w:r>
+      <w:r>
+        <w:rPr>
+          <w:rFonts w:ascii="Times New Roman" w:eastAsia="Times New Roman" w:hAnsi="Times New Roman" w:cs="Times New Roman"/>
+          <w:sz w:val="28"/>
+          <w:szCs w:val="28"/>
+          <w:lang w:eastAsia="ru-RU"/>
+        </w:rPr>
+        <w:t xml:space="preserve"> </w:t>
+      </w:r>
+      <w:r>
+        <w:rPr>
+          <w:rFonts w:ascii="Times New Roman" w:eastAsia="Times New Roman" w:hAnsi="Times New Roman" w:cs="Times New Roman"/>
+          <w:sz w:val="28"/>
+          <w:szCs w:val="28"/>
+          <w:lang w:val="en-US" w:eastAsia="ru-RU"/>
+        </w:rPr>
+        <w:t>L</w:t>
+      </w:r>
+      <w:r>
+        <w:rPr>
+          <w:rFonts w:ascii="Times New Roman" w:eastAsia="Times New Roman" w:hAnsi="Times New Roman" w:cs="Times New Roman"/>
+          <w:sz w:val="28"/>
+          <w:szCs w:val="28"/>
+          <w:lang w:val="en-US" w:eastAsia="ru-RU"/>
+        </w:rPr>
+        <w:t>ocalization</w:t>
+      </w:r>
+      <w:r>
+        <w:rPr>
+          <w:rFonts w:ascii="Times New Roman" w:eastAsia="Times New Roman" w:hAnsi="Times New Roman" w:cs="Times New Roman"/>
+          <w:sz w:val="28"/>
+          <w:szCs w:val="28"/>
+          <w:lang w:eastAsia="ru-RU"/>
+        </w:rPr>
+        <w:t xml:space="preserve"> </w:t>
+      </w:r>
+      <w:r>
+        <w:rPr>
+          <w:rFonts w:ascii="Times New Roman" w:eastAsia="Times New Roman" w:hAnsi="Times New Roman" w:cs="Times New Roman"/>
+          <w:sz w:val="28"/>
+          <w:szCs w:val="28"/>
+          <w:lang w:val="en-US" w:eastAsia="ru-RU"/>
+        </w:rPr>
+        <w:t>and</w:t>
+      </w:r>
+      <w:r>
+        <w:rPr>
+          <w:rFonts w:ascii="Times New Roman" w:eastAsia="Times New Roman" w:hAnsi="Times New Roman" w:cs="Times New Roman"/>
+          <w:sz w:val="28"/>
+          <w:szCs w:val="28"/>
+          <w:lang w:eastAsia="ru-RU"/>
+        </w:rPr>
+        <w:t xml:space="preserve"> </w:t>
+      </w:r>
+      <w:r>
+        <w:rPr>
+          <w:rFonts w:ascii="Times New Roman" w:eastAsia="Times New Roman" w:hAnsi="Times New Roman" w:cs="Times New Roman"/>
+          <w:sz w:val="28"/>
+          <w:szCs w:val="28"/>
+          <w:lang w:val="en-US" w:eastAsia="ru-RU"/>
+        </w:rPr>
+        <w:t>Mapping</w:t>
+      </w:r>
+      <w:r>
+        <w:rPr>
+          <w:rFonts w:ascii="Times New Roman" w:eastAsia="Times New Roman" w:hAnsi="Times New Roman" w:cs="Times New Roman"/>
+          <w:sz w:val="28"/>
+          <w:szCs w:val="28"/>
+          <w:lang w:eastAsia="ru-RU"/>
+        </w:rPr>
+        <w:t>)</w:t>
+      </w:r>
+      <w:r>
+        <w:rPr>
+          <w:rFonts w:ascii="Times New Roman" w:eastAsia="Times New Roman" w:hAnsi="Times New Roman" w:cs="Times New Roman"/>
+          <w:sz w:val="28"/>
+          <w:szCs w:val="28"/>
+          <w:lang w:eastAsia="ru-RU"/>
+        </w:rPr>
+        <w:t xml:space="preserve"> – одновременная локализация и построение карты</w:t>
+      </w:r>
+      <w:r>
+        <w:rPr>
+          <w:rFonts w:ascii="Times New Roman" w:eastAsia="Times New Roman" w:hAnsi="Times New Roman" w:cs="Times New Roman"/>
+          <w:sz w:val="28"/>
+          <w:szCs w:val="28"/>
+          <w:lang w:eastAsia="ru-RU"/>
+        </w:rPr>
+        <w:t>.</w:t>
+      </w:r>
     </w:p>
     <w:p>
       <w:pPr>
@@ -6696,7 +7009,7 @@
           <w:szCs w:val="28"/>
           <w:lang w:eastAsia="ru-RU"/>
         </w:rPr>
-        <w:t xml:space="preserve">В течение последнего десятилетия в связи с активным развитием систем искусственного интеллекта набирает большую популярность создание более точных и адаптивных алгоритмов и систем автономного управления транспортом. Современные исследования [1] располагают широким спектром вариантов использования различных алгоритмов: от простых компенсационных схем управления до нейросетевых технологий с использованием элементов нечеткой логики. Общим названием такого вида алгоритмов является </w:t>
+        <w:t xml:space="preserve">Общий принцип работы алгоритмов </w:t>
       </w:r>
       <w:r>
         <w:rPr>
@@ -6714,16 +7027,7 @@
           <w:szCs w:val="28"/>
           <w:lang w:eastAsia="ru-RU"/>
         </w:rPr>
-        <w:t xml:space="preserve"> (</w:t>
-      </w:r>
-      <w:r>
-        <w:rPr>
-          <w:rFonts w:ascii="Times New Roman" w:eastAsia="Times New Roman" w:hAnsi="Times New Roman" w:cs="Times New Roman"/>
-          <w:sz w:val="28"/>
-          <w:szCs w:val="28"/>
-          <w:lang w:val="en-US" w:eastAsia="ru-RU"/>
-        </w:rPr>
-        <w:t>System</w:t>
+        <w:t xml:space="preserve"> </w:t>
       </w:r>
       <w:r>
         <w:rPr>
@@ -6732,89 +7036,7 @@
           <w:szCs w:val="28"/>
           <w:lang w:eastAsia="ru-RU"/>
         </w:rPr>
-        <w:t xml:space="preserve"> </w:t>
-      </w:r>
-      <w:r>
-        <w:rPr>
-          <w:rFonts w:ascii="Times New Roman" w:eastAsia="Times New Roman" w:hAnsi="Times New Roman" w:cs="Times New Roman"/>
-          <w:sz w:val="28"/>
-          <w:szCs w:val="28"/>
-          <w:lang w:val="en-US" w:eastAsia="ru-RU"/>
-        </w:rPr>
-        <w:t>of</w:t>
-      </w:r>
-      <w:r>
-        <w:rPr>
-          <w:rFonts w:ascii="Times New Roman" w:eastAsia="Times New Roman" w:hAnsi="Times New Roman" w:cs="Times New Roman"/>
-          <w:sz w:val="28"/>
-          <w:szCs w:val="28"/>
-          <w:lang w:eastAsia="ru-RU"/>
-        </w:rPr>
-        <w:t xml:space="preserve"> </w:t>
-      </w:r>
-      <w:r>
-        <w:rPr>
-          <w:rFonts w:ascii="Times New Roman" w:eastAsia="Times New Roman" w:hAnsi="Times New Roman" w:cs="Times New Roman"/>
-          <w:sz w:val="28"/>
-          <w:szCs w:val="28"/>
-          <w:lang w:val="en-US" w:eastAsia="ru-RU"/>
-        </w:rPr>
-        <w:t>Localization</w:t>
-      </w:r>
-      <w:r>
-        <w:rPr>
-          <w:rFonts w:ascii="Times New Roman" w:eastAsia="Times New Roman" w:hAnsi="Times New Roman" w:cs="Times New Roman"/>
-          <w:sz w:val="28"/>
-          <w:szCs w:val="28"/>
-          <w:lang w:eastAsia="ru-RU"/>
-        </w:rPr>
-        <w:t xml:space="preserve"> </w:t>
-      </w:r>
-      <w:r>
-        <w:rPr>
-          <w:rFonts w:ascii="Times New Roman" w:eastAsia="Times New Roman" w:hAnsi="Times New Roman" w:cs="Times New Roman"/>
-          <w:sz w:val="28"/>
-          <w:szCs w:val="28"/>
-          <w:lang w:val="en-US" w:eastAsia="ru-RU"/>
-        </w:rPr>
-        <w:t>and</w:t>
-      </w:r>
-      <w:r>
-        <w:rPr>
-          <w:rFonts w:ascii="Times New Roman" w:eastAsia="Times New Roman" w:hAnsi="Times New Roman" w:cs="Times New Roman"/>
-          <w:sz w:val="28"/>
-          <w:szCs w:val="28"/>
-          <w:lang w:eastAsia="ru-RU"/>
-        </w:rPr>
-        <w:t xml:space="preserve"> </w:t>
-      </w:r>
-      <w:r>
-        <w:rPr>
-          <w:rFonts w:ascii="Times New Roman" w:eastAsia="Times New Roman" w:hAnsi="Times New Roman" w:cs="Times New Roman"/>
-          <w:sz w:val="28"/>
-          <w:szCs w:val="28"/>
-          <w:lang w:val="en-US" w:eastAsia="ru-RU"/>
-        </w:rPr>
-        <w:t>Mapping</w:t>
-      </w:r>
-      <w:r>
-        <w:rPr>
-          <w:rFonts w:ascii="Times New Roman" w:eastAsia="Times New Roman" w:hAnsi="Times New Roman" w:cs="Times New Roman"/>
-          <w:sz w:val="28"/>
-          <w:szCs w:val="28"/>
-          <w:lang w:eastAsia="ru-RU"/>
-        </w:rPr>
-        <w:t xml:space="preserve">). Исследователи в ходе моделирования нескольких алгоритмов выявили следующие критерии оценивания: наличие ошибки рассогласования, точность на различных дистанциях, сложность алгоритма и влияние внешней среды. Перечисленные характеристики позволяют выбрать наиболее оптимальный алгоритм управления мобильным колесным роботом для поставленной задачи. Прежде всего необходимо учитывать воздействие человека на управление </w:t>
-      </w:r>
-      <w:r>
-        <w:rPr>
-          <w:rFonts w:ascii="Times New Roman" w:eastAsia="Times New Roman" w:hAnsi="Times New Roman" w:cs="Times New Roman"/>
-          <w:sz w:val="28"/>
-          <w:szCs w:val="28"/>
-          <w:lang w:eastAsia="ru-RU"/>
-        </w:rPr>
-        <w:lastRenderedPageBreak/>
-        <w:t>тележкой, поскольку достичь полной автономности транспортных средств без вмешательства человека практически невозможно. Функциональная схема навигационной системы, представленная в публикации, изображена на рисунке 1.1.</w:t>
+        <w:t>построен на следующих постулатах:</w:t>
       </w:r>
     </w:p>
     <w:p>
@@ -6836,7 +7058,7 @@
           <w:szCs w:val="28"/>
           <w:lang w:eastAsia="ru-RU"/>
         </w:rPr>
-        <w:t>Часть представленных алгоритмов базируется на использовании нечеткой логики со схемой Мамдани, которая обеспечивает низкую сложность реализации и простоту настройки. Однако гарантий полного обхода препятствий такой алгоритм не дает.</w:t>
+        <w:t>1. Сбор данных с сенсоров</w:t>
       </w:r>
     </w:p>
     <w:p>
@@ -6851,6 +7073,279 @@
           <w:lang w:eastAsia="ru-RU"/>
         </w:rPr>
       </w:pPr>
+      <w:r>
+        <w:rPr>
+          <w:rFonts w:ascii="Times New Roman" w:eastAsia="Times New Roman" w:hAnsi="Times New Roman" w:cs="Times New Roman"/>
+          <w:sz w:val="28"/>
+          <w:szCs w:val="28"/>
+          <w:lang w:eastAsia="ru-RU"/>
+        </w:rPr>
+        <w:t>2. Сопоставление полученных данных с построенной частью карты</w:t>
+      </w:r>
+    </w:p>
+    <w:p>
+      <w:pPr>
+        <w:spacing w:after="0" w:line="360" w:lineRule="auto"/>
+        <w:ind w:firstLine="709"/>
+        <w:jc w:val="both"/>
+        <w:rPr>
+          <w:rFonts w:ascii="Times New Roman" w:eastAsia="Times New Roman" w:hAnsi="Times New Roman" w:cs="Times New Roman"/>
+          <w:sz w:val="28"/>
+          <w:szCs w:val="28"/>
+          <w:lang w:eastAsia="ru-RU"/>
+        </w:rPr>
+      </w:pPr>
+      <w:r>
+        <w:rPr>
+          <w:rFonts w:ascii="Times New Roman" w:eastAsia="Times New Roman" w:hAnsi="Times New Roman" w:cs="Times New Roman"/>
+          <w:sz w:val="28"/>
+          <w:szCs w:val="28"/>
+          <w:lang w:eastAsia="ru-RU"/>
+        </w:rPr>
+        <w:lastRenderedPageBreak/>
+        <w:t>3. Коррекция ошибок, положения робота на карте.</w:t>
+      </w:r>
+    </w:p>
+    <w:p>
+      <w:pPr>
+        <w:spacing w:after="0" w:line="360" w:lineRule="auto"/>
+        <w:ind w:firstLine="709"/>
+        <w:jc w:val="both"/>
+        <w:rPr>
+          <w:rFonts w:ascii="Times New Roman" w:eastAsia="Times New Roman" w:hAnsi="Times New Roman" w:cs="Times New Roman"/>
+          <w:sz w:val="28"/>
+          <w:szCs w:val="28"/>
+          <w:lang w:eastAsia="ru-RU"/>
+        </w:rPr>
+      </w:pPr>
+      <w:r>
+        <w:rPr>
+          <w:rFonts w:ascii="Times New Roman" w:eastAsia="Times New Roman" w:hAnsi="Times New Roman" w:cs="Times New Roman"/>
+          <w:sz w:val="28"/>
+          <w:szCs w:val="28"/>
+          <w:lang w:eastAsia="ru-RU"/>
+        </w:rPr>
+        <w:t>4. Построение общей карты местности.</w:t>
+      </w:r>
+    </w:p>
+    <w:p>
+      <w:pPr>
+        <w:spacing w:after="0" w:line="360" w:lineRule="auto"/>
+        <w:ind w:firstLine="709"/>
+        <w:jc w:val="both"/>
+        <w:rPr>
+          <w:rFonts w:ascii="Times New Roman" w:eastAsia="Times New Roman" w:hAnsi="Times New Roman" w:cs="Times New Roman"/>
+          <w:sz w:val="28"/>
+          <w:szCs w:val="28"/>
+          <w:lang w:eastAsia="ru-RU"/>
+        </w:rPr>
+      </w:pPr>
+      <w:r>
+        <w:rPr>
+          <w:rFonts w:ascii="Times New Roman" w:eastAsia="Times New Roman" w:hAnsi="Times New Roman" w:cs="Times New Roman"/>
+          <w:sz w:val="28"/>
+          <w:szCs w:val="28"/>
+          <w:lang w:eastAsia="ru-RU"/>
+        </w:rPr>
+        <w:t>Сенсоры имеют различные характеристики и типы передаваемых данных, представленных в перечне:</w:t>
+      </w:r>
+    </w:p>
+    <w:p>
+      <w:pPr>
+        <w:spacing w:after="0" w:line="360" w:lineRule="auto"/>
+        <w:ind w:firstLine="709"/>
+        <w:jc w:val="both"/>
+        <w:rPr>
+          <w:rFonts w:ascii="Times New Roman" w:eastAsia="Times New Roman" w:hAnsi="Times New Roman" w:cs="Times New Roman"/>
+          <w:sz w:val="28"/>
+          <w:szCs w:val="28"/>
+          <w:lang w:eastAsia="ru-RU"/>
+        </w:rPr>
+      </w:pPr>
+      <w:r>
+        <w:rPr>
+          <w:rFonts w:ascii="Times New Roman" w:eastAsia="Times New Roman" w:hAnsi="Times New Roman" w:cs="Times New Roman"/>
+          <w:sz w:val="28"/>
+          <w:szCs w:val="28"/>
+          <w:lang w:eastAsia="ru-RU"/>
+        </w:rPr>
+        <w:t xml:space="preserve">а) </w:t>
+      </w:r>
+      <w:proofErr w:type="spellStart"/>
+      <w:r>
+        <w:rPr>
+          <w:rFonts w:ascii="Times New Roman" w:eastAsia="Times New Roman" w:hAnsi="Times New Roman" w:cs="Times New Roman"/>
+          <w:sz w:val="28"/>
+          <w:szCs w:val="28"/>
+          <w:lang w:eastAsia="ru-RU"/>
+        </w:rPr>
+        <w:t>Одометрия</w:t>
+      </w:r>
+      <w:proofErr w:type="spellEnd"/>
+      <w:r>
+        <w:rPr>
+          <w:rFonts w:ascii="Times New Roman" w:eastAsia="Times New Roman" w:hAnsi="Times New Roman" w:cs="Times New Roman"/>
+          <w:sz w:val="28"/>
+          <w:szCs w:val="28"/>
+          <w:lang w:eastAsia="ru-RU"/>
+        </w:rPr>
+        <w:t xml:space="preserve"> – данные о перемещении по различным сенсорам (</w:t>
+      </w:r>
+      <w:proofErr w:type="spellStart"/>
+      <w:r>
+        <w:rPr>
+          <w:rFonts w:ascii="Times New Roman" w:eastAsia="Times New Roman" w:hAnsi="Times New Roman" w:cs="Times New Roman"/>
+          <w:sz w:val="28"/>
+          <w:szCs w:val="28"/>
+          <w:lang w:eastAsia="ru-RU"/>
+        </w:rPr>
+        <w:t>энкодер</w:t>
+      </w:r>
+      <w:proofErr w:type="spellEnd"/>
+      <w:r>
+        <w:rPr>
+          <w:rFonts w:ascii="Times New Roman" w:eastAsia="Times New Roman" w:hAnsi="Times New Roman" w:cs="Times New Roman"/>
+          <w:sz w:val="28"/>
+          <w:szCs w:val="28"/>
+          <w:lang w:eastAsia="ru-RU"/>
+        </w:rPr>
+        <w:t>, видеоданные);</w:t>
+      </w:r>
+    </w:p>
+    <w:p>
+      <w:pPr>
+        <w:spacing w:after="0" w:line="360" w:lineRule="auto"/>
+        <w:ind w:firstLine="709"/>
+        <w:jc w:val="both"/>
+        <w:rPr>
+          <w:rFonts w:ascii="Times New Roman" w:eastAsia="Times New Roman" w:hAnsi="Times New Roman" w:cs="Times New Roman"/>
+          <w:sz w:val="28"/>
+          <w:szCs w:val="28"/>
+          <w:lang w:eastAsia="ru-RU"/>
+        </w:rPr>
+      </w:pPr>
+      <w:r>
+        <w:rPr>
+          <w:rFonts w:ascii="Times New Roman" w:eastAsia="Times New Roman" w:hAnsi="Times New Roman" w:cs="Times New Roman"/>
+          <w:sz w:val="28"/>
+          <w:szCs w:val="28"/>
+          <w:lang w:eastAsia="ru-RU"/>
+        </w:rPr>
+        <w:t>б) Данные лазерного дальномера (</w:t>
+      </w:r>
+      <w:proofErr w:type="spellStart"/>
+      <w:r>
+        <w:rPr>
+          <w:rFonts w:ascii="Times New Roman" w:eastAsia="Times New Roman" w:hAnsi="Times New Roman" w:cs="Times New Roman"/>
+          <w:sz w:val="28"/>
+          <w:szCs w:val="28"/>
+          <w:lang w:eastAsia="ru-RU"/>
+        </w:rPr>
+        <w:t>лидара</w:t>
+      </w:r>
+      <w:proofErr w:type="spellEnd"/>
+      <w:r>
+        <w:rPr>
+          <w:rFonts w:ascii="Times New Roman" w:eastAsia="Times New Roman" w:hAnsi="Times New Roman" w:cs="Times New Roman"/>
+          <w:sz w:val="28"/>
+          <w:szCs w:val="28"/>
+          <w:lang w:eastAsia="ru-RU"/>
+        </w:rPr>
+        <w:t>) для измерения расстояния до объектов, создавая облако точек из лазерных импульсов устройства</w:t>
+      </w:r>
+    </w:p>
+    <w:p>
+      <w:pPr>
+        <w:spacing w:after="0" w:line="360" w:lineRule="auto"/>
+        <w:ind w:firstLine="709"/>
+        <w:jc w:val="both"/>
+        <w:rPr>
+          <w:rFonts w:ascii="Times New Roman" w:eastAsia="Times New Roman" w:hAnsi="Times New Roman" w:cs="Times New Roman"/>
+          <w:sz w:val="28"/>
+          <w:szCs w:val="28"/>
+          <w:lang w:eastAsia="ru-RU"/>
+        </w:rPr>
+      </w:pPr>
+      <w:r>
+        <w:rPr>
+          <w:rFonts w:ascii="Times New Roman" w:eastAsia="Times New Roman" w:hAnsi="Times New Roman" w:cs="Times New Roman"/>
+          <w:sz w:val="28"/>
+          <w:szCs w:val="28"/>
+          <w:lang w:eastAsia="ru-RU"/>
+        </w:rPr>
+        <w:t xml:space="preserve">в) Данные инерциальных модулей </w:t>
+      </w:r>
+      <w:r>
+        <w:rPr>
+          <w:rFonts w:ascii="Times New Roman" w:eastAsia="Times New Roman" w:hAnsi="Times New Roman" w:cs="Times New Roman"/>
+          <w:sz w:val="28"/>
+          <w:szCs w:val="28"/>
+          <w:lang w:eastAsia="ru-RU"/>
+        </w:rPr>
+        <w:t>(</w:t>
+      </w:r>
+      <w:r>
+        <w:rPr>
+          <w:rFonts w:ascii="Times New Roman" w:eastAsia="Times New Roman" w:hAnsi="Times New Roman" w:cs="Times New Roman"/>
+          <w:sz w:val="28"/>
+          <w:szCs w:val="28"/>
+          <w:lang w:val="en-US" w:eastAsia="ru-RU"/>
+        </w:rPr>
+        <w:t>IMU</w:t>
+      </w:r>
+      <w:r>
+        <w:rPr>
+          <w:rFonts w:ascii="Times New Roman" w:eastAsia="Times New Roman" w:hAnsi="Times New Roman" w:cs="Times New Roman"/>
+          <w:sz w:val="28"/>
+          <w:szCs w:val="28"/>
+          <w:lang w:eastAsia="ru-RU"/>
+        </w:rPr>
+        <w:t>)</w:t>
+      </w:r>
+      <w:r>
+        <w:rPr>
+          <w:rFonts w:ascii="Times New Roman" w:eastAsia="Times New Roman" w:hAnsi="Times New Roman" w:cs="Times New Roman"/>
+          <w:sz w:val="28"/>
+          <w:szCs w:val="28"/>
+          <w:lang w:eastAsia="ru-RU"/>
+        </w:rPr>
+        <w:t xml:space="preserve"> об ускорении и углах поворота шасси.</w:t>
+      </w:r>
+    </w:p>
+    <w:p>
+      <w:pPr>
+        <w:spacing w:after="0" w:line="360" w:lineRule="auto"/>
+        <w:ind w:firstLine="709"/>
+        <w:jc w:val="both"/>
+        <w:rPr>
+          <w:rFonts w:ascii="Times New Roman" w:eastAsia="Times New Roman" w:hAnsi="Times New Roman" w:cs="Times New Roman"/>
+          <w:sz w:val="28"/>
+          <w:szCs w:val="28"/>
+          <w:lang w:eastAsia="ru-RU"/>
+        </w:rPr>
+      </w:pPr>
+      <w:r>
+        <w:rPr>
+          <w:rFonts w:ascii="Times New Roman" w:eastAsia="Times New Roman" w:hAnsi="Times New Roman" w:cs="Times New Roman"/>
+          <w:sz w:val="28"/>
+          <w:szCs w:val="28"/>
+          <w:lang w:eastAsia="ru-RU"/>
+        </w:rPr>
+        <w:t>Исследователи в ходе моделирования нескольких алгоритмов выявили следующие критерии оценивания: наличие ошибки рассогласования, точность на различных дистанциях, сложность алгоритма и влияние внешней среды. Перечисленные характеристики позволяют выбрать наиболее оптимальный алгоритм управления мобильным колесным роботом для поставленной задачи. Прежде всего необходимо учитывать воздействие человека на управление тележкой, поскольку достичь полной автономности транспортных средств без вмешательства человека практически невозможно. Функциональная схема навигационной системы, представленная в публикации, изображена на рисунке 1.1.</w:t>
+      </w:r>
+    </w:p>
+    <w:p>
+      <w:pPr>
+        <w:spacing w:after="0" w:line="360" w:lineRule="auto"/>
+        <w:ind w:firstLine="709"/>
+        <w:jc w:val="both"/>
+        <w:rPr>
+          <w:rFonts w:ascii="Times New Roman" w:eastAsia="Times New Roman" w:hAnsi="Times New Roman" w:cs="Times New Roman"/>
+          <w:sz w:val="28"/>
+          <w:szCs w:val="28"/>
+          <w:lang w:eastAsia="ru-RU"/>
+        </w:rPr>
+      </w:pPr>
     </w:p>
     <w:p>
       <w:pPr>
@@ -6871,8 +7366,9 @@
           <w:szCs w:val="28"/>
           <w:lang w:eastAsia="ru-RU"/>
         </w:rPr>
+        <w:lastRenderedPageBreak/>
         <w:drawing>
-          <wp:inline distT="0" distB="0" distL="0" distR="0" wp14:anchorId="59FF49C0" wp14:editId="31BD35C0">
+          <wp:inline distT="0" distB="0" distL="0" distR="0" wp14:anchorId="4E16D878" wp14:editId="5D7B6123">
             <wp:extent cx="5412353" cy="3852000"/>
             <wp:effectExtent l="0" t="0" r="0" b="0"/>
             <wp:docPr id="8" name="Рисунок 8"/>
@@ -6972,7 +7468,7 @@
           <w:szCs w:val="28"/>
           <w:lang w:eastAsia="ru-RU"/>
         </w:rPr>
-        <w:t xml:space="preserve">Большая актуальность данного исследования заключается в описании диалогового управления и нейросетевых регуляторов. Системы такого типа имеют обучаемые базы знаний, которые адаптируют правила управления в динамическом режиме. Одним из наиболее значимых элементов диалогового управления является наличие аппарата распознавания речи, лингвистического анализатора. </w:t>
+        <w:t>В статье [2] авторами представлена подробная математическая модель движения автономного робота по нелинейной и изменяемой траектории. Она содержит в себе элементы нелинейного динамического управления движением робота, адаптивных алгоритмов под изменяемую модель внешних воздействий: вода, асфальтированная дорога, грунт. Основная цель данного алгоритма – идентификация внешних воздействий на управление, адаптация под изменяемую среду и стабилизация объекта на трассе, снижая парирование отклонений от исходной траектории движения тележки.</w:t>
       </w:r>
     </w:p>
     <w:p>
@@ -6994,8 +7490,37 @@
           <w:szCs w:val="28"/>
           <w:lang w:eastAsia="ru-RU"/>
         </w:rPr>
+        <w:t xml:space="preserve">В первую очередь авторы преобразуют нелинейные модели робота к системе </w:t>
+      </w:r>
+      <w:proofErr w:type="spellStart"/>
+      <w:r>
+        <w:rPr>
+          <w:rFonts w:ascii="Times New Roman" w:eastAsia="Times New Roman" w:hAnsi="Times New Roman" w:cs="Times New Roman"/>
+          <w:sz w:val="28"/>
+          <w:szCs w:val="28"/>
+          <w:lang w:eastAsia="ru-RU"/>
+        </w:rPr>
+        <w:t>задачно</w:t>
+      </w:r>
+      <w:proofErr w:type="spellEnd"/>
+      <w:r>
+        <w:rPr>
+          <w:rFonts w:ascii="Times New Roman" w:eastAsia="Times New Roman" w:hAnsi="Times New Roman" w:cs="Times New Roman"/>
+          <w:sz w:val="28"/>
+          <w:szCs w:val="28"/>
+          <w:lang w:eastAsia="ru-RU"/>
+        </w:rPr>
+        <w:t xml:space="preserve">-ориентированных координат: выделяются матрицы связи угла вращения колес относительно центра масс, поступательное движение и расчет линейной и угловой скоростей в системе пространства состояний. Далее производится синтез алгоритма управления путем формирования матрицы состояния и управления тележкой, производится моделирование системы с влиянием шумовых характеристик и внешних воздействий. Авторы </w:t>
+      </w:r>
+      <w:r>
+        <w:rPr>
+          <w:rFonts w:ascii="Times New Roman" w:eastAsia="Times New Roman" w:hAnsi="Times New Roman" w:cs="Times New Roman"/>
+          <w:sz w:val="28"/>
+          <w:szCs w:val="28"/>
+          <w:lang w:eastAsia="ru-RU"/>
+        </w:rPr>
         <w:lastRenderedPageBreak/>
-        <w:t>Актуальность данных элементов управления заключается в интенсивном развитии качества распознавания речи с помощью алгоритмов искусственного интеллекта, что позволяет быстрее адаптироваться под различные интонации, языки. Однако у данной инновации есть отрицательная сторона – она требует большие вычислительные мощности и высокоэффективное оборудование для качественной обработки голосовой информации. В публикации авторы данное качестве не указали.</w:t>
+        <w:t>статьи выделяют желаемые параметры моделирования для достижения наилучших характеристик.</w:t>
       </w:r>
     </w:p>
     <w:p>
@@ -7017,7 +7542,67 @@
           <w:szCs w:val="28"/>
           <w:lang w:eastAsia="ru-RU"/>
         </w:rPr>
-        <w:t>В статье [2] авторами представлена подробная математическая модель движения автономного робота по нелинейной и изменяемой траектории. Она содержит в себе элементы нелинейного динамического управления движением робота, адаптивных алгоритмов под изменяемую модель внешних воздействий: вода, асфальтированная дорога, грунт. Основная цель данного алгоритма – идентификация внешних воздействий на управление, адаптация под изменяемую среду и стабилизация объекта на трассе, снижая парирование отклонений от исходной траектории движения тележки.</w:t>
+        <w:t>В публикации [3] авторы представляют подробную концепцию компонентно-ориентированной программной платформы для управления и работы автономного мобильного робота. На примере платформы RCE (</w:t>
+      </w:r>
+      <w:proofErr w:type="spellStart"/>
+      <w:r>
+        <w:rPr>
+          <w:rFonts w:ascii="Times New Roman" w:eastAsia="Times New Roman" w:hAnsi="Times New Roman" w:cs="Times New Roman"/>
+          <w:sz w:val="28"/>
+          <w:szCs w:val="28"/>
+          <w:lang w:eastAsia="ru-RU"/>
+        </w:rPr>
+        <w:t>Robot</w:t>
+      </w:r>
+      <w:proofErr w:type="spellEnd"/>
+      <w:r>
+        <w:rPr>
+          <w:rFonts w:ascii="Times New Roman" w:eastAsia="Times New Roman" w:hAnsi="Times New Roman" w:cs="Times New Roman"/>
+          <w:sz w:val="28"/>
+          <w:szCs w:val="28"/>
+          <w:lang w:eastAsia="ru-RU"/>
+        </w:rPr>
+        <w:t xml:space="preserve"> </w:t>
+      </w:r>
+      <w:proofErr w:type="spellStart"/>
+      <w:r>
+        <w:rPr>
+          <w:rFonts w:ascii="Times New Roman" w:eastAsia="Times New Roman" w:hAnsi="Times New Roman" w:cs="Times New Roman"/>
+          <w:sz w:val="28"/>
+          <w:szCs w:val="28"/>
+          <w:lang w:eastAsia="ru-RU"/>
+        </w:rPr>
+        <w:t>Components</w:t>
+      </w:r>
+      <w:proofErr w:type="spellEnd"/>
+      <w:r>
+        <w:rPr>
+          <w:rFonts w:ascii="Times New Roman" w:eastAsia="Times New Roman" w:hAnsi="Times New Roman" w:cs="Times New Roman"/>
+          <w:sz w:val="28"/>
+          <w:szCs w:val="28"/>
+          <w:lang w:eastAsia="ru-RU"/>
+        </w:rPr>
+        <w:t xml:space="preserve"> </w:t>
+      </w:r>
+      <w:proofErr w:type="spellStart"/>
+      <w:r>
+        <w:rPr>
+          <w:rFonts w:ascii="Times New Roman" w:eastAsia="Times New Roman" w:hAnsi="Times New Roman" w:cs="Times New Roman"/>
+          <w:sz w:val="28"/>
+          <w:szCs w:val="28"/>
+          <w:lang w:eastAsia="ru-RU"/>
+        </w:rPr>
+        <w:t>Engine</w:t>
+      </w:r>
+      <w:proofErr w:type="spellEnd"/>
+      <w:r>
+        <w:rPr>
+          <w:rFonts w:ascii="Times New Roman" w:eastAsia="Times New Roman" w:hAnsi="Times New Roman" w:cs="Times New Roman"/>
+          <w:sz w:val="28"/>
+          <w:szCs w:val="28"/>
+          <w:lang w:eastAsia="ru-RU"/>
+        </w:rPr>
+        <w:t xml:space="preserve">) описаны требования к системе, функциональные возможности, а также технологии, реализованные в производстве. Одним из главных требований к разработке платформы являлись модульность, масштабируемость системы, то есть использование открытых протоколов и интерфейсов взаимодействия устройств между собой. Такая особенность, по мнению авторов, позволяет разделить функциональные элементы и структурировать взаимодействие между сенсорами, двигателями и внешней периферией. </w:t>
       </w:r>
     </w:p>
     <w:p>
@@ -7030,82 +7615,6 @@
           <w:sz w:val="28"/>
           <w:szCs w:val="28"/>
           <w:lang w:eastAsia="ru-RU"/>
-        </w:rPr>
-      </w:pPr>
-      <w:r>
-        <w:rPr>
-          <w:rFonts w:ascii="Times New Roman" w:eastAsia="Times New Roman" w:hAnsi="Times New Roman" w:cs="Times New Roman"/>
-          <w:sz w:val="28"/>
-          <w:szCs w:val="28"/>
-          <w:lang w:eastAsia="ru-RU"/>
-        </w:rPr>
-        <w:t>В первую очередь авторы преобразуют нелинейные модели робота к системе задачно-ориентированных координат: выделяются матрицы связи угла вращения колес относительно центра масс, поступательное движение и расчет линейной и угловой скоростей в системе пространства состояний. Далее производится синтез алгоритма управления путем формирования матрицы состояния и управления тележкой, производится моделирование системы с влиянием шумовых характеристик и внешних воздействий. Авторы статьи выделяют желаемые параметры моделирования для достижения наилучших характеристик.</w:t>
-      </w:r>
-    </w:p>
-    <w:p>
-      <w:pPr>
-        <w:spacing w:after="0" w:line="360" w:lineRule="auto"/>
-        <w:ind w:firstLine="709"/>
-        <w:jc w:val="both"/>
-        <w:rPr>
-          <w:rFonts w:ascii="Times New Roman" w:eastAsia="Times New Roman" w:hAnsi="Times New Roman" w:cs="Times New Roman"/>
-          <w:sz w:val="28"/>
-          <w:szCs w:val="28"/>
-          <w:lang w:eastAsia="ru-RU"/>
-        </w:rPr>
-      </w:pPr>
-      <w:r>
-        <w:rPr>
-          <w:rFonts w:ascii="Times New Roman" w:eastAsia="Times New Roman" w:hAnsi="Times New Roman" w:cs="Times New Roman"/>
-          <w:sz w:val="28"/>
-          <w:szCs w:val="28"/>
-          <w:lang w:eastAsia="ru-RU"/>
-        </w:rPr>
-        <w:t xml:space="preserve">В публикации [3] авторы представляют подробную концепцию компонентно-ориентированной программной платформы для управления и работы автономного мобильного робота. На примере платформы RCE (Robot Components Engine) описаны требования к системе, функциональные возможности, а также технологии, реализованные в производстве. Одним из главных требований к разработке платформы являлись модульность, </w:t>
-      </w:r>
-      <w:r>
-        <w:rPr>
-          <w:rFonts w:ascii="Times New Roman" w:eastAsia="Times New Roman" w:hAnsi="Times New Roman" w:cs="Times New Roman"/>
-          <w:sz w:val="28"/>
-          <w:szCs w:val="28"/>
-          <w:lang w:eastAsia="ru-RU"/>
-        </w:rPr>
-        <w:lastRenderedPageBreak/>
-        <w:t xml:space="preserve">масштабируемость системы, то есть использование открытых протоколов и интерфейсов взаимодействия устройств между собой. Такая особенность, по мнению авторов, позволяет разделить функциональные элементы и структурировать взаимодействие между сенсорами, двигателями и внешней периферией. </w:t>
-      </w:r>
-    </w:p>
-    <w:p>
-      <w:pPr>
-        <w:spacing w:after="0" w:line="360" w:lineRule="auto"/>
-        <w:ind w:firstLine="709"/>
-        <w:jc w:val="both"/>
-        <w:rPr>
-          <w:rFonts w:ascii="Times New Roman" w:eastAsia="Times New Roman" w:hAnsi="Times New Roman" w:cs="Times New Roman"/>
-          <w:sz w:val="28"/>
-          <w:szCs w:val="28"/>
-          <w:lang w:eastAsia="ru-RU"/>
-        </w:rPr>
-      </w:pPr>
-      <w:r>
-        <w:rPr>
-          <w:rFonts w:ascii="Times New Roman" w:eastAsia="Times New Roman" w:hAnsi="Times New Roman" w:cs="Times New Roman"/>
-          <w:sz w:val="28"/>
-          <w:szCs w:val="28"/>
-          <w:lang w:eastAsia="ru-RU"/>
-        </w:rPr>
-        <w:t>Также авторы статьи разделяют архитектуры системы на несколько моделей: поведенческая, «очувствление-планирование-действие» и гибридную. В первом случае все компоненты системы располагаются на одном уровне и работают совместно через аппаратные или программные неразрывные соединения. Модель «очувствление-планирование-действие» предполагает декомпозированную структуру, в которой все элементы выстроены по вертикали: сбор данных сенсоров, формирование представления об окружающей среде исходя из используемой математической модели управления и передачу сигналов управления на исполнительные устройства. Таким образом, все элементы архитектуры имеют на каждом уровне свои функциональные возможности и задачи. Гибридная архитектура сочетает элементы как первой, так и второй модели.</w:t>
-      </w:r>
-    </w:p>
-    <w:p>
-      <w:pPr>
-        <w:spacing w:after="0" w:line="360" w:lineRule="auto"/>
-        <w:ind w:firstLine="709"/>
-        <w:jc w:val="both"/>
-        <w:rPr>
-          <w:rFonts w:ascii="Times New Roman" w:hAnsi="Times New Roman" w:cs="Times New Roman"/>
-          <w:sz w:val="28"/>
-          <w:szCs w:val="28"/>
-          <w:lang w:val="ru"/>
         </w:rPr>
       </w:pPr>
     </w:p>
@@ -7124,7 +7633,7 @@
           <w:szCs w:val="28"/>
         </w:rPr>
       </w:pPr>
-      <w:bookmarkStart w:id="14" w:name="_Toc234925268"/>
+      <w:bookmarkStart w:id="15" w:name="_Toc234759709"/>
       <w:r>
         <w:rPr>
           <w:rFonts w:asciiTheme="majorBidi" w:hAnsiTheme="majorBidi"/>
@@ -7145,7 +7654,7 @@
           <w:sz w:val="28"/>
           <w:szCs w:val="28"/>
         </w:rPr>
-        <w:t>3</w:t>
+        <w:t>2</w:t>
       </w:r>
       <w:r>
         <w:rPr>
@@ -7156,9 +7665,77 @@
           <w:sz w:val="28"/>
           <w:szCs w:val="28"/>
         </w:rPr>
-        <w:t>. Технологии семантической сегментации изображений</w:t>
-      </w:r>
-      <w:bookmarkEnd w:id="14"/>
+        <w:t>.</w:t>
+      </w:r>
+      <w:r>
+        <w:rPr>
+          <w:rFonts w:asciiTheme="majorBidi" w:hAnsiTheme="majorBidi"/>
+          <w:b/>
+          <w:bCs/>
+          <w:color w:val="auto"/>
+          <w:sz w:val="28"/>
+          <w:szCs w:val="28"/>
+        </w:rPr>
+        <w:t>2</w:t>
+      </w:r>
+      <w:r>
+        <w:rPr>
+          <w:rFonts w:asciiTheme="majorBidi" w:hAnsiTheme="majorBidi"/>
+          <w:b/>
+          <w:bCs/>
+          <w:color w:val="auto"/>
+          <w:sz w:val="28"/>
+          <w:szCs w:val="28"/>
+        </w:rPr>
+        <w:t xml:space="preserve"> </w:t>
+      </w:r>
+      <w:r>
+        <w:rPr>
+          <w:rFonts w:asciiTheme="majorBidi" w:hAnsiTheme="majorBidi"/>
+          <w:b/>
+          <w:bCs/>
+          <w:color w:val="auto"/>
+          <w:sz w:val="28"/>
+          <w:szCs w:val="28"/>
+        </w:rPr>
+        <w:t xml:space="preserve">Технологии </w:t>
+      </w:r>
+      <w:r>
+        <w:rPr>
+          <w:rFonts w:asciiTheme="majorBidi" w:hAnsiTheme="majorBidi"/>
+          <w:b/>
+          <w:bCs/>
+          <w:color w:val="auto"/>
+          <w:sz w:val="28"/>
+          <w:szCs w:val="28"/>
+          <w:lang w:val="en-US"/>
+        </w:rPr>
+        <w:t>Visual</w:t>
+      </w:r>
+      <w:r>
+        <w:rPr>
+          <w:rFonts w:asciiTheme="majorBidi" w:hAnsiTheme="majorBidi"/>
+          <w:b/>
+          <w:bCs/>
+          <w:color w:val="auto"/>
+          <w:sz w:val="28"/>
+          <w:szCs w:val="28"/>
+        </w:rPr>
+        <w:t xml:space="preserve"> </w:t>
+      </w:r>
+      <w:r>
+        <w:rPr>
+          <w:rFonts w:asciiTheme="majorBidi" w:hAnsiTheme="majorBidi"/>
+          <w:b/>
+          <w:bCs/>
+          <w:color w:val="auto"/>
+          <w:sz w:val="28"/>
+          <w:szCs w:val="28"/>
+          <w:lang w:val="en-US"/>
+        </w:rPr>
+        <w:t>SLAM</w:t>
+      </w:r>
+      <w:bookmarkEnd w:id="15"/>
     </w:p>
     <w:p>
       <w:pPr>
@@ -7166,10 +7743,10 @@
         <w:ind w:firstLine="709"/>
         <w:jc w:val="both"/>
         <w:rPr>
-          <w:rFonts w:ascii="Times New Roman" w:hAnsi="Times New Roman" w:cs="Times New Roman"/>
-          <w:sz w:val="28"/>
-          <w:szCs w:val="28"/>
-          <w:lang w:val="ru"/>
+          <w:rFonts w:ascii="Times New Roman" w:eastAsia="Times New Roman" w:hAnsi="Times New Roman" w:cs="Times New Roman"/>
+          <w:sz w:val="28"/>
+          <w:szCs w:val="28"/>
+          <w:lang w:eastAsia="ru-RU"/>
         </w:rPr>
       </w:pPr>
     </w:p>
@@ -7179,37 +7756,20 @@
         <w:ind w:firstLine="709"/>
         <w:jc w:val="both"/>
         <w:rPr>
-          <w:rFonts w:ascii="Times New Roman" w:hAnsi="Times New Roman" w:cs="Times New Roman"/>
-          <w:sz w:val="28"/>
-          <w:szCs w:val="28"/>
-          <w:lang w:val="ru"/>
-        </w:rPr>
-      </w:pPr>
-      <w:r>
-        <w:rPr>
-          <w:rFonts w:ascii="Times New Roman" w:hAnsi="Times New Roman" w:cs="Times New Roman"/>
-          <w:sz w:val="28"/>
-          <w:szCs w:val="28"/>
-          <w:lang w:val="ru"/>
-        </w:rPr>
-        <w:t>Семантический анализ сцены является фундаментальным этапом обработки сенсорных данных, обеспечивающим переход от низкоуровневых измерений к высокоуровневому пониманию дорожной обстановки. Современные подходы к решению данной задачи базируются преимущественно на архитектурах глубоких нейронных сетей [</w:t>
-      </w:r>
-      <w:r>
-        <w:rPr>
-          <w:rFonts w:ascii="Times New Roman" w:hAnsi="Times New Roman" w:cs="Times New Roman"/>
-          <w:sz w:val="28"/>
-          <w:szCs w:val="28"/>
-        </w:rPr>
-        <w:t>7</w:t>
-      </w:r>
-      <w:r>
-        <w:rPr>
-          <w:rFonts w:ascii="Times New Roman" w:hAnsi="Times New Roman" w:cs="Times New Roman"/>
-          <w:sz w:val="28"/>
-          <w:szCs w:val="28"/>
-          <w:lang w:val="ru"/>
-        </w:rPr>
-        <w:t>].</w:t>
+          <w:rFonts w:ascii="Times New Roman" w:eastAsia="Times New Roman" w:hAnsi="Times New Roman" w:cs="Times New Roman"/>
+          <w:sz w:val="28"/>
+          <w:szCs w:val="28"/>
+          <w:lang w:eastAsia="ru-RU"/>
+        </w:rPr>
+      </w:pPr>
+      <w:r>
+        <w:rPr>
+          <w:rFonts w:ascii="Times New Roman" w:eastAsia="Times New Roman" w:hAnsi="Times New Roman" w:cs="Times New Roman"/>
+          <w:sz w:val="28"/>
+          <w:szCs w:val="28"/>
+          <w:lang w:eastAsia="ru-RU"/>
+        </w:rPr>
+        <w:t>Также авторы статьи разделяют архитектуры системы на несколько моделей: поведенческая, «очувствление-планирование-действие» и гибридную. В первом случае все компоненты системы располагаются на одном уровне и работают совместно через аппаратные или программные неразрывные соединения. Модель «очувствление-планирование-действие» предполагает декомпозированную структуру, в которой все элементы выстроены по вертикали: сбор данных сенсоров, формирование представления об окружающей среде исходя из используемой математической модели управления и передачу сигналов управления на исполнительные устройства. Таким образом, все элементы архитектуры имеют на каждом уровне свои функциональные возможности и задачи. Гибридная архитектура сочетает элементы как первой, так и второй модели.</w:t>
       </w:r>
     </w:p>
     <w:p>
@@ -7218,29 +7778,154 @@
         <w:ind w:firstLine="709"/>
         <w:jc w:val="both"/>
         <w:rPr>
-          <w:rFonts w:ascii="Times New Roman" w:hAnsi="Times New Roman" w:cs="Times New Roman"/>
-          <w:sz w:val="28"/>
-          <w:szCs w:val="28"/>
-          <w:lang w:val="ru"/>
-        </w:rPr>
-      </w:pPr>
-      <w:r>
-        <w:rPr>
-          <w:rFonts w:ascii="Times New Roman" w:hAnsi="Times New Roman" w:cs="Times New Roman"/>
-          <w:sz w:val="28"/>
-          <w:szCs w:val="28"/>
-        </w:rPr>
-        <w:t>В</w:t>
-      </w:r>
-      <w:r>
-        <w:rPr>
-          <w:rFonts w:ascii="Times New Roman" w:hAnsi="Times New Roman" w:cs="Times New Roman"/>
-          <w:sz w:val="28"/>
-          <w:szCs w:val="28"/>
-          <w:lang w:val="ru"/>
-        </w:rPr>
-        <w:t xml:space="preserve"> контексте автономного вождения выделяют четыре взаимосвязанные задачи визуального восприятия, каждая из которых характеризуется собственной спецификой и набором применяемых архитектурных решений.</w:t>
-      </w:r>
+          <w:rFonts w:ascii="Times New Roman" w:eastAsia="Times New Roman" w:hAnsi="Times New Roman" w:cs="Times New Roman"/>
+          <w:sz w:val="28"/>
+          <w:szCs w:val="28"/>
+          <w:lang w:eastAsia="ru-RU"/>
+        </w:rPr>
+      </w:pPr>
+    </w:p>
+    <w:p>
+      <w:pPr>
+        <w:pStyle w:val="1"/>
+        <w:spacing w:before="0" w:line="360" w:lineRule="auto"/>
+        <w:ind w:firstLine="709"/>
+        <w:jc w:val="both"/>
+        <w:rPr>
+          <w:rFonts w:asciiTheme="majorBidi" w:hAnsiTheme="majorBidi"/>
+          <w:b/>
+          <w:bCs/>
+          <w:color w:val="auto"/>
+          <w:sz w:val="28"/>
+          <w:szCs w:val="28"/>
+        </w:rPr>
+      </w:pPr>
+      <w:bookmarkStart w:id="16" w:name="_Toc234759710"/>
+      <w:r>
+        <w:rPr>
+          <w:rFonts w:asciiTheme="majorBidi" w:hAnsiTheme="majorBidi"/>
+          <w:b/>
+          <w:bCs/>
+          <w:color w:val="auto"/>
+          <w:sz w:val="28"/>
+          <w:szCs w:val="28"/>
+        </w:rPr>
+        <w:lastRenderedPageBreak/>
+        <w:t>1.</w:t>
+      </w:r>
+      <w:r>
+        <w:rPr>
+          <w:rFonts w:asciiTheme="majorBidi" w:hAnsiTheme="majorBidi"/>
+          <w:b/>
+          <w:bCs/>
+          <w:color w:val="auto"/>
+          <w:sz w:val="28"/>
+          <w:szCs w:val="28"/>
+        </w:rPr>
+        <w:t>2</w:t>
+      </w:r>
+      <w:r>
+        <w:rPr>
+          <w:rFonts w:asciiTheme="majorBidi" w:hAnsiTheme="majorBidi"/>
+          <w:b/>
+          <w:bCs/>
+          <w:color w:val="auto"/>
+          <w:sz w:val="28"/>
+          <w:szCs w:val="28"/>
+        </w:rPr>
+        <w:t>.</w:t>
+      </w:r>
+      <w:r>
+        <w:rPr>
+          <w:rFonts w:asciiTheme="majorBidi" w:hAnsiTheme="majorBidi"/>
+          <w:b/>
+          <w:bCs/>
+          <w:color w:val="auto"/>
+          <w:sz w:val="28"/>
+          <w:szCs w:val="28"/>
+        </w:rPr>
+        <w:t>3</w:t>
+      </w:r>
+      <w:r>
+        <w:rPr>
+          <w:rFonts w:asciiTheme="majorBidi" w:hAnsiTheme="majorBidi"/>
+          <w:b/>
+          <w:bCs/>
+          <w:color w:val="auto"/>
+          <w:sz w:val="28"/>
+          <w:szCs w:val="28"/>
+        </w:rPr>
+        <w:t xml:space="preserve"> </w:t>
+      </w:r>
+      <w:r>
+        <w:rPr>
+          <w:rFonts w:asciiTheme="majorBidi" w:hAnsiTheme="majorBidi"/>
+          <w:b/>
+          <w:bCs/>
+          <w:color w:val="auto"/>
+          <w:sz w:val="28"/>
+          <w:szCs w:val="28"/>
+        </w:rPr>
+        <w:t xml:space="preserve">Гибридные решения на основе </w:t>
+      </w:r>
+      <w:r>
+        <w:rPr>
+          <w:rFonts w:asciiTheme="majorBidi" w:hAnsiTheme="majorBidi"/>
+          <w:b/>
+          <w:bCs/>
+          <w:color w:val="auto"/>
+          <w:sz w:val="28"/>
+          <w:szCs w:val="28"/>
+          <w:lang w:val="en-US"/>
+        </w:rPr>
+        <w:t>Visual</w:t>
+      </w:r>
+      <w:r>
+        <w:rPr>
+          <w:rFonts w:asciiTheme="majorBidi" w:hAnsiTheme="majorBidi"/>
+          <w:b/>
+          <w:bCs/>
+          <w:color w:val="auto"/>
+          <w:sz w:val="28"/>
+          <w:szCs w:val="28"/>
+        </w:rPr>
+        <w:t xml:space="preserve"> </w:t>
+      </w:r>
+      <w:r>
+        <w:rPr>
+          <w:rFonts w:asciiTheme="majorBidi" w:hAnsiTheme="majorBidi"/>
+          <w:b/>
+          <w:bCs/>
+          <w:color w:val="auto"/>
+          <w:sz w:val="28"/>
+          <w:szCs w:val="28"/>
+          <w:lang w:val="en-US"/>
+        </w:rPr>
+        <w:t>SLAM</w:t>
+      </w:r>
+      <w:r>
+        <w:rPr>
+          <w:rFonts w:asciiTheme="majorBidi" w:hAnsiTheme="majorBidi"/>
+          <w:b/>
+          <w:bCs/>
+          <w:color w:val="auto"/>
+          <w:sz w:val="28"/>
+          <w:szCs w:val="28"/>
+        </w:rPr>
+        <w:t xml:space="preserve"> </w:t>
+      </w:r>
+      <w:r>
+        <w:rPr>
+          <w:rFonts w:asciiTheme="majorBidi" w:hAnsiTheme="majorBidi"/>
+          <w:b/>
+          <w:bCs/>
+          <w:color w:val="auto"/>
+          <w:sz w:val="28"/>
+          <w:szCs w:val="28"/>
+        </w:rPr>
+        <w:t>и классического подхода</w:t>
+      </w:r>
+      <w:bookmarkEnd w:id="16"/>
     </w:p>
     <w:p>
       <w:pPr>
@@ -7248,106 +7933,12 @@
         <w:ind w:firstLine="709"/>
         <w:jc w:val="both"/>
         <w:rPr>
-          <w:rFonts w:ascii="Times New Roman" w:hAnsi="Times New Roman" w:cs="Times New Roman"/>
-          <w:sz w:val="28"/>
-          <w:szCs w:val="28"/>
-        </w:rPr>
-      </w:pPr>
-      <w:r>
-        <w:rPr>
-          <w:rFonts w:ascii="Times New Roman" w:hAnsi="Times New Roman" w:cs="Times New Roman"/>
-          <w:sz w:val="28"/>
-          <w:szCs w:val="28"/>
-        </w:rPr>
-        <w:t xml:space="preserve">1. </w:t>
-      </w:r>
-      <w:r>
-        <w:rPr>
-          <w:rFonts w:ascii="Times New Roman" w:hAnsi="Times New Roman" w:cs="Times New Roman"/>
-          <w:sz w:val="28"/>
-          <w:szCs w:val="28"/>
-          <w:lang w:val="ru"/>
-        </w:rPr>
-        <w:t>Обнаружение объектов. Задача заключается в локализации</w:t>
-      </w:r>
-      <w:r>
-        <w:rPr>
-          <w:rFonts w:ascii="Times New Roman" w:hAnsi="Times New Roman" w:cs="Times New Roman"/>
-          <w:sz w:val="28"/>
-          <w:szCs w:val="28"/>
-        </w:rPr>
-        <w:t xml:space="preserve"> транспорта</w:t>
-      </w:r>
-      <w:r>
-        <w:rPr>
-          <w:rFonts w:ascii="Times New Roman" w:hAnsi="Times New Roman" w:cs="Times New Roman"/>
-          <w:sz w:val="28"/>
-          <w:szCs w:val="28"/>
-          <w:lang w:val="ru"/>
-        </w:rPr>
-        <w:t xml:space="preserve"> и классификации объектов (транспортные средства, пешеходы, дорожные </w:t>
-      </w:r>
-      <w:r>
-        <w:rPr>
-          <w:rFonts w:ascii="Times New Roman" w:hAnsi="Times New Roman" w:cs="Times New Roman"/>
-          <w:sz w:val="28"/>
-          <w:szCs w:val="28"/>
-          <w:lang w:val="ru"/>
-        </w:rPr>
-        <w:lastRenderedPageBreak/>
-        <w:t xml:space="preserve">знаки, светофоры) путём построения ограничивающих прямоугольников. </w:t>
-      </w:r>
-      <w:r>
-        <w:rPr>
-          <w:rFonts w:ascii="Times New Roman" w:hAnsi="Times New Roman" w:cs="Times New Roman"/>
-          <w:sz w:val="28"/>
-          <w:szCs w:val="28"/>
-        </w:rPr>
-        <w:t>Наиболее актуальными и распространенными</w:t>
-      </w:r>
-      <w:r>
-        <w:rPr>
-          <w:rFonts w:ascii="Times New Roman" w:hAnsi="Times New Roman" w:cs="Times New Roman"/>
-          <w:sz w:val="28"/>
-          <w:szCs w:val="28"/>
-          <w:lang w:val="ru"/>
-        </w:rPr>
-        <w:t xml:space="preserve"> архитектурами</w:t>
-      </w:r>
-      <w:r>
-        <w:rPr>
-          <w:rFonts w:ascii="Times New Roman" w:hAnsi="Times New Roman" w:cs="Times New Roman"/>
-          <w:sz w:val="28"/>
-          <w:szCs w:val="28"/>
-        </w:rPr>
-        <w:t xml:space="preserve"> нейронных сетей и технологиями искусственного интеллекта</w:t>
-      </w:r>
-      <w:r>
-        <w:rPr>
-          <w:rFonts w:ascii="Times New Roman" w:hAnsi="Times New Roman" w:cs="Times New Roman"/>
-          <w:sz w:val="28"/>
-          <w:szCs w:val="28"/>
-          <w:lang w:val="ru"/>
-        </w:rPr>
-        <w:t xml:space="preserve"> являются семейства YOLO (You Only Look Once) и трансформерные детекторы</w:t>
-      </w:r>
-      <w:r>
-        <w:rPr>
-          <w:rFonts w:ascii="Times New Roman" w:hAnsi="Times New Roman" w:cs="Times New Roman"/>
-          <w:sz w:val="28"/>
-          <w:szCs w:val="28"/>
-          <w:lang w:val="tt-RU"/>
-        </w:rPr>
-        <w:t xml:space="preserve"> </w:t>
-      </w:r>
-      <w:r>
-        <w:rPr>
-          <w:rFonts w:ascii="Times New Roman" w:hAnsi="Times New Roman" w:cs="Times New Roman"/>
-          <w:sz w:val="28"/>
-          <w:szCs w:val="28"/>
-        </w:rPr>
-        <w:t xml:space="preserve">[8]. </w:t>
-      </w:r>
+          <w:rFonts w:ascii="Times New Roman" w:eastAsia="Times New Roman" w:hAnsi="Times New Roman" w:cs="Times New Roman"/>
+          <w:sz w:val="28"/>
+          <w:szCs w:val="28"/>
+          <w:lang w:eastAsia="ru-RU"/>
+        </w:rPr>
+      </w:pPr>
     </w:p>
     <w:p>
       <w:pPr>
@@ -7355,70 +7946,12 @@
         <w:ind w:firstLine="709"/>
         <w:jc w:val="both"/>
         <w:rPr>
-          <w:rFonts w:ascii="Times New Roman" w:hAnsi="Times New Roman" w:cs="Times New Roman"/>
-          <w:sz w:val="28"/>
-          <w:szCs w:val="28"/>
-        </w:rPr>
-      </w:pPr>
-      <w:r>
-        <w:rPr>
-          <w:rFonts w:ascii="Times New Roman" w:hAnsi="Times New Roman" w:cs="Times New Roman"/>
-          <w:sz w:val="28"/>
-          <w:szCs w:val="28"/>
-        </w:rPr>
-        <w:t xml:space="preserve">Они обеспечивают баланс </w:t>
-      </w:r>
-      <w:r>
-        <w:rPr>
-          <w:rFonts w:ascii="Times New Roman" w:hAnsi="Times New Roman" w:cs="Times New Roman"/>
-          <w:sz w:val="28"/>
-          <w:szCs w:val="28"/>
-          <w:lang w:val="ru"/>
-        </w:rPr>
-        <w:t>между точностью</w:t>
-      </w:r>
-      <w:r>
-        <w:rPr>
-          <w:rFonts w:ascii="Times New Roman" w:hAnsi="Times New Roman" w:cs="Times New Roman"/>
-          <w:sz w:val="28"/>
-          <w:szCs w:val="28"/>
-        </w:rPr>
-        <w:t xml:space="preserve"> прогнозирования данных</w:t>
-      </w:r>
-      <w:r>
-        <w:rPr>
-          <w:rFonts w:ascii="Times New Roman" w:hAnsi="Times New Roman" w:cs="Times New Roman"/>
-          <w:sz w:val="28"/>
-          <w:szCs w:val="28"/>
-          <w:lang w:val="ru"/>
-        </w:rPr>
-        <w:t xml:space="preserve"> и вычислительной эффективностью</w:t>
-      </w:r>
-      <w:r>
-        <w:rPr>
-          <w:rFonts w:ascii="Times New Roman" w:hAnsi="Times New Roman" w:cs="Times New Roman"/>
-          <w:sz w:val="28"/>
-          <w:szCs w:val="28"/>
-        </w:rPr>
-        <w:t xml:space="preserve"> систем</w:t>
-      </w:r>
-      <w:r>
-        <w:rPr>
-          <w:rFonts w:ascii="Times New Roman" w:hAnsi="Times New Roman" w:cs="Times New Roman"/>
-          <w:sz w:val="28"/>
-          <w:szCs w:val="28"/>
-          <w:lang w:val="ru"/>
-        </w:rPr>
-        <w:t>.</w:t>
-      </w:r>
-      <w:r>
-        <w:rPr>
-          <w:rFonts w:ascii="Times New Roman" w:hAnsi="Times New Roman" w:cs="Times New Roman"/>
-          <w:sz w:val="28"/>
-          <w:szCs w:val="28"/>
-        </w:rPr>
-        <w:t xml:space="preserve"> Последние версии данных решений позволяют запускать сложные модели с меньшими затратами за счет глубокой оптимизации по мере развития архитектуры.</w:t>
-      </w:r>
+          <w:rFonts w:ascii="Times New Roman" w:eastAsia="Times New Roman" w:hAnsi="Times New Roman" w:cs="Times New Roman"/>
+          <w:sz w:val="28"/>
+          <w:szCs w:val="28"/>
+          <w:lang w:eastAsia="ru-RU"/>
+        </w:rPr>
+      </w:pPr>
     </w:p>
     <w:p>
       <w:pPr>
@@ -7432,6 +7965,335 @@
           <w:lang w:val="ru"/>
         </w:rPr>
       </w:pPr>
+    </w:p>
+    <w:p>
+      <w:pPr>
+        <w:spacing w:after="0" w:line="360" w:lineRule="auto"/>
+        <w:ind w:firstLine="709"/>
+        <w:jc w:val="both"/>
+        <w:rPr>
+          <w:rFonts w:ascii="Times New Roman" w:hAnsi="Times New Roman" w:cs="Times New Roman"/>
+          <w:sz w:val="28"/>
+          <w:szCs w:val="28"/>
+          <w:lang w:val="ru"/>
+        </w:rPr>
+      </w:pPr>
+      <w:bookmarkStart w:id="17" w:name="_GoBack"/>
+      <w:bookmarkEnd w:id="17"/>
+    </w:p>
+    <w:p>
+      <w:pPr>
+        <w:pStyle w:val="1"/>
+        <w:spacing w:before="0" w:line="360" w:lineRule="auto"/>
+        <w:ind w:firstLine="709"/>
+        <w:jc w:val="both"/>
+        <w:rPr>
+          <w:rFonts w:asciiTheme="majorBidi" w:hAnsiTheme="majorBidi"/>
+          <w:b/>
+          <w:bCs/>
+          <w:color w:val="auto"/>
+          <w:sz w:val="28"/>
+          <w:szCs w:val="28"/>
+        </w:rPr>
+      </w:pPr>
+      <w:bookmarkStart w:id="18" w:name="_Toc234925268"/>
+      <w:r>
+        <w:rPr>
+          <w:rFonts w:asciiTheme="majorBidi" w:hAnsiTheme="majorBidi"/>
+          <w:b/>
+          <w:bCs/>
+          <w:color w:val="auto"/>
+          <w:sz w:val="28"/>
+          <w:szCs w:val="28"/>
+        </w:rPr>
+        <w:t>1.</w:t>
+      </w:r>
+      <w:r>
+        <w:rPr>
+          <w:rFonts w:asciiTheme="majorBidi" w:hAnsiTheme="majorBidi"/>
+          <w:b/>
+          <w:bCs/>
+          <w:color w:val="auto"/>
+          <w:sz w:val="28"/>
+          <w:szCs w:val="28"/>
+        </w:rPr>
+        <w:t>3</w:t>
+      </w:r>
+      <w:r>
+        <w:rPr>
+          <w:rFonts w:asciiTheme="majorBidi" w:hAnsiTheme="majorBidi"/>
+          <w:b/>
+          <w:bCs/>
+          <w:color w:val="auto"/>
+          <w:sz w:val="28"/>
+          <w:szCs w:val="28"/>
+        </w:rPr>
+        <w:t>. Технологии семантической сегментации изображений</w:t>
+      </w:r>
+      <w:bookmarkEnd w:id="18"/>
+    </w:p>
+    <w:p>
+      <w:pPr>
+        <w:spacing w:after="0" w:line="360" w:lineRule="auto"/>
+        <w:ind w:firstLine="709"/>
+        <w:jc w:val="both"/>
+        <w:rPr>
+          <w:rFonts w:ascii="Times New Roman" w:hAnsi="Times New Roman" w:cs="Times New Roman"/>
+          <w:sz w:val="28"/>
+          <w:szCs w:val="28"/>
+          <w:lang w:val="ru"/>
+        </w:rPr>
+      </w:pPr>
+    </w:p>
+    <w:p>
+      <w:pPr>
+        <w:spacing w:after="0" w:line="360" w:lineRule="auto"/>
+        <w:ind w:firstLine="709"/>
+        <w:jc w:val="both"/>
+        <w:rPr>
+          <w:rFonts w:ascii="Times New Roman" w:hAnsi="Times New Roman" w:cs="Times New Roman"/>
+          <w:sz w:val="28"/>
+          <w:szCs w:val="28"/>
+          <w:lang w:val="ru"/>
+        </w:rPr>
+      </w:pPr>
+      <w:r>
+        <w:rPr>
+          <w:rFonts w:ascii="Times New Roman" w:hAnsi="Times New Roman" w:cs="Times New Roman"/>
+          <w:sz w:val="28"/>
+          <w:szCs w:val="28"/>
+          <w:lang w:val="ru"/>
+        </w:rPr>
+        <w:t>Семантический анализ сцены является фундаментальным этапом обработки сенсорных данных, обеспечивающим переход от низкоуровневых измерений к высокоуровневому пониманию дорожной обстановки. Современные подходы к решению данной задачи базируются преимущественно на архитектурах глубоких нейронных сетей [</w:t>
+      </w:r>
+      <w:r>
+        <w:rPr>
+          <w:rFonts w:ascii="Times New Roman" w:hAnsi="Times New Roman" w:cs="Times New Roman"/>
+          <w:sz w:val="28"/>
+          <w:szCs w:val="28"/>
+        </w:rPr>
+        <w:t>7</w:t>
+      </w:r>
+      <w:r>
+        <w:rPr>
+          <w:rFonts w:ascii="Times New Roman" w:hAnsi="Times New Roman" w:cs="Times New Roman"/>
+          <w:sz w:val="28"/>
+          <w:szCs w:val="28"/>
+          <w:lang w:val="ru"/>
+        </w:rPr>
+        <w:t>].</w:t>
+      </w:r>
+    </w:p>
+    <w:p>
+      <w:pPr>
+        <w:spacing w:after="0" w:line="360" w:lineRule="auto"/>
+        <w:ind w:firstLine="709"/>
+        <w:jc w:val="both"/>
+        <w:rPr>
+          <w:rFonts w:ascii="Times New Roman" w:hAnsi="Times New Roman" w:cs="Times New Roman"/>
+          <w:sz w:val="28"/>
+          <w:szCs w:val="28"/>
+          <w:lang w:val="ru"/>
+        </w:rPr>
+      </w:pPr>
+      <w:r>
+        <w:rPr>
+          <w:rFonts w:ascii="Times New Roman" w:hAnsi="Times New Roman" w:cs="Times New Roman"/>
+          <w:sz w:val="28"/>
+          <w:szCs w:val="28"/>
+        </w:rPr>
+        <w:t>В</w:t>
+      </w:r>
+      <w:r>
+        <w:rPr>
+          <w:rFonts w:ascii="Times New Roman" w:hAnsi="Times New Roman" w:cs="Times New Roman"/>
+          <w:sz w:val="28"/>
+          <w:szCs w:val="28"/>
+          <w:lang w:val="ru"/>
+        </w:rPr>
+        <w:t xml:space="preserve"> контексте автономного вождения выделяют четыре взаимосвязанные задачи визуального восприятия, каждая из которых характеризуется собственной спецификой и набором применяемых архитектурных решений.</w:t>
+      </w:r>
+    </w:p>
+    <w:p>
+      <w:pPr>
+        <w:spacing w:after="0" w:line="360" w:lineRule="auto"/>
+        <w:ind w:firstLine="709"/>
+        <w:jc w:val="both"/>
+        <w:rPr>
+          <w:rFonts w:ascii="Times New Roman" w:hAnsi="Times New Roman" w:cs="Times New Roman"/>
+          <w:sz w:val="28"/>
+          <w:szCs w:val="28"/>
+        </w:rPr>
+      </w:pPr>
+      <w:r>
+        <w:rPr>
+          <w:rFonts w:ascii="Times New Roman" w:hAnsi="Times New Roman" w:cs="Times New Roman"/>
+          <w:sz w:val="28"/>
+          <w:szCs w:val="28"/>
+        </w:rPr>
+        <w:t xml:space="preserve">1. </w:t>
+      </w:r>
+      <w:r>
+        <w:rPr>
+          <w:rFonts w:ascii="Times New Roman" w:hAnsi="Times New Roman" w:cs="Times New Roman"/>
+          <w:sz w:val="28"/>
+          <w:szCs w:val="28"/>
+          <w:lang w:val="ru"/>
+        </w:rPr>
+        <w:t>Обнаружение объектов. Задача заключается в локализации</w:t>
+      </w:r>
+      <w:r>
+        <w:rPr>
+          <w:rFonts w:ascii="Times New Roman" w:hAnsi="Times New Roman" w:cs="Times New Roman"/>
+          <w:sz w:val="28"/>
+          <w:szCs w:val="28"/>
+        </w:rPr>
+        <w:t xml:space="preserve"> транспорта</w:t>
+      </w:r>
+      <w:r>
+        <w:rPr>
+          <w:rFonts w:ascii="Times New Roman" w:hAnsi="Times New Roman" w:cs="Times New Roman"/>
+          <w:sz w:val="28"/>
+          <w:szCs w:val="28"/>
+          <w:lang w:val="ru"/>
+        </w:rPr>
+        <w:t xml:space="preserve"> и классификации объектов (транспортные средства, пешеходы, дорожные знаки, светофоры) путём построения ограничивающих прямоугольников. </w:t>
+      </w:r>
+      <w:r>
+        <w:rPr>
+          <w:rFonts w:ascii="Times New Roman" w:hAnsi="Times New Roman" w:cs="Times New Roman"/>
+          <w:sz w:val="28"/>
+          <w:szCs w:val="28"/>
+        </w:rPr>
+        <w:t>Наиболее актуальными и распространенными</w:t>
+      </w:r>
+      <w:r>
+        <w:rPr>
+          <w:rFonts w:ascii="Times New Roman" w:hAnsi="Times New Roman" w:cs="Times New Roman"/>
+          <w:sz w:val="28"/>
+          <w:szCs w:val="28"/>
+          <w:lang w:val="ru"/>
+        </w:rPr>
+        <w:t xml:space="preserve"> архитектурами</w:t>
+      </w:r>
+      <w:r>
+        <w:rPr>
+          <w:rFonts w:ascii="Times New Roman" w:hAnsi="Times New Roman" w:cs="Times New Roman"/>
+          <w:sz w:val="28"/>
+          <w:szCs w:val="28"/>
+        </w:rPr>
+        <w:t xml:space="preserve"> нейронных сетей и технологиями искусственного интеллекта</w:t>
+      </w:r>
+      <w:r>
+        <w:rPr>
+          <w:rFonts w:ascii="Times New Roman" w:hAnsi="Times New Roman" w:cs="Times New Roman"/>
+          <w:sz w:val="28"/>
+          <w:szCs w:val="28"/>
+          <w:lang w:val="ru"/>
+        </w:rPr>
+        <w:t xml:space="preserve"> являются семейства YOLO (You Only Look Once) и трансформерные детекторы</w:t>
+      </w:r>
+      <w:r>
+        <w:rPr>
+          <w:rFonts w:ascii="Times New Roman" w:hAnsi="Times New Roman" w:cs="Times New Roman"/>
+          <w:sz w:val="28"/>
+          <w:szCs w:val="28"/>
+          <w:lang w:val="tt-RU"/>
+        </w:rPr>
+        <w:t xml:space="preserve"> </w:t>
+      </w:r>
+      <w:r>
+        <w:rPr>
+          <w:rFonts w:ascii="Times New Roman" w:hAnsi="Times New Roman" w:cs="Times New Roman"/>
+          <w:sz w:val="28"/>
+          <w:szCs w:val="28"/>
+        </w:rPr>
+        <w:t xml:space="preserve">[8]. </w:t>
+      </w:r>
+    </w:p>
+    <w:p>
+      <w:pPr>
+        <w:spacing w:after="0" w:line="360" w:lineRule="auto"/>
+        <w:ind w:firstLine="709"/>
+        <w:jc w:val="both"/>
+        <w:rPr>
+          <w:rFonts w:ascii="Times New Roman" w:hAnsi="Times New Roman" w:cs="Times New Roman"/>
+          <w:sz w:val="28"/>
+          <w:szCs w:val="28"/>
+        </w:rPr>
+      </w:pPr>
+      <w:r>
+        <w:rPr>
+          <w:rFonts w:ascii="Times New Roman" w:hAnsi="Times New Roman" w:cs="Times New Roman"/>
+          <w:sz w:val="28"/>
+          <w:szCs w:val="28"/>
+        </w:rPr>
+        <w:t xml:space="preserve">Они обеспечивают баланс </w:t>
+      </w:r>
+      <w:r>
+        <w:rPr>
+          <w:rFonts w:ascii="Times New Roman" w:hAnsi="Times New Roman" w:cs="Times New Roman"/>
+          <w:sz w:val="28"/>
+          <w:szCs w:val="28"/>
+          <w:lang w:val="ru"/>
+        </w:rPr>
+        <w:t>между точностью</w:t>
+      </w:r>
+      <w:r>
+        <w:rPr>
+          <w:rFonts w:ascii="Times New Roman" w:hAnsi="Times New Roman" w:cs="Times New Roman"/>
+          <w:sz w:val="28"/>
+          <w:szCs w:val="28"/>
+        </w:rPr>
+        <w:t xml:space="preserve"> прогнозирования данных</w:t>
+      </w:r>
+      <w:r>
+        <w:rPr>
+          <w:rFonts w:ascii="Times New Roman" w:hAnsi="Times New Roman" w:cs="Times New Roman"/>
+          <w:sz w:val="28"/>
+          <w:szCs w:val="28"/>
+          <w:lang w:val="ru"/>
+        </w:rPr>
+        <w:t xml:space="preserve"> и вычислительной эффективностью</w:t>
+      </w:r>
+      <w:r>
+        <w:rPr>
+          <w:rFonts w:ascii="Times New Roman" w:hAnsi="Times New Roman" w:cs="Times New Roman"/>
+          <w:sz w:val="28"/>
+          <w:szCs w:val="28"/>
+        </w:rPr>
+        <w:t xml:space="preserve"> систем</w:t>
+      </w:r>
+      <w:r>
+        <w:rPr>
+          <w:rFonts w:ascii="Times New Roman" w:hAnsi="Times New Roman" w:cs="Times New Roman"/>
+          <w:sz w:val="28"/>
+          <w:szCs w:val="28"/>
+          <w:lang w:val="ru"/>
+        </w:rPr>
+        <w:t>.</w:t>
+      </w:r>
+      <w:r>
+        <w:rPr>
+          <w:rFonts w:ascii="Times New Roman" w:hAnsi="Times New Roman" w:cs="Times New Roman"/>
+          <w:sz w:val="28"/>
+          <w:szCs w:val="28"/>
+        </w:rPr>
+        <w:t xml:space="preserve"> Последние версии данных решений позволяют запускать сложные модели с меньшими затратами за счет глубокой оптимизации по мере развития архитектуры.</w:t>
+      </w:r>
+    </w:p>
+    <w:p>
+      <w:pPr>
+        <w:spacing w:after="0" w:line="360" w:lineRule="auto"/>
+        <w:ind w:firstLine="709"/>
+        <w:jc w:val="both"/>
+        <w:rPr>
+          <w:rFonts w:ascii="Times New Roman" w:hAnsi="Times New Roman" w:cs="Times New Roman"/>
+          <w:sz w:val="28"/>
+          <w:szCs w:val="28"/>
+          <w:lang w:val="ru"/>
+        </w:rPr>
+      </w:pPr>
       <w:r>
         <w:rPr>
           <w:rFonts w:ascii="Times New Roman" w:hAnsi="Times New Roman" w:cs="Times New Roman"/>
@@ -7532,7 +8394,17 @@
           <w:szCs w:val="28"/>
           <w:lang w:val="ru"/>
         </w:rPr>
-        <w:t xml:space="preserve"> и трансформеров позволяют получать плотные карты сегментации</w:t>
+        <w:t xml:space="preserve"> и </w:t>
+      </w:r>
+      <w:r>
+        <w:rPr>
+          <w:rFonts w:ascii="Times New Roman" w:hAnsi="Times New Roman" w:cs="Times New Roman"/>
+          <w:sz w:val="28"/>
+          <w:szCs w:val="28"/>
+          <w:lang w:val="ru"/>
+        </w:rPr>
+        <w:lastRenderedPageBreak/>
+        <w:t>трансформеров позволяют получать плотные карты сегментации</w:t>
       </w:r>
       <w:r>
         <w:rPr>
@@ -8167,7 +9039,17 @@
                 <w:szCs w:val="28"/>
                 <w:lang w:val="ru"/>
               </w:rPr>
-              <w:t>Высокая скорость, низкая вычислительная сложность</w:t>
+              <w:t>Высокая скорость, низкая вычислитель</w:t>
+            </w:r>
+            <w:r>
+              <w:rPr>
+                <w:rFonts w:ascii="Times New Roman" w:hAnsi="Times New Roman" w:cs="Times New Roman"/>
+                <w:sz w:val="28"/>
+                <w:szCs w:val="28"/>
+                <w:lang w:val="ru"/>
+              </w:rPr>
+              <w:lastRenderedPageBreak/>
+              <w:t>ная сложность</w:t>
             </w:r>
           </w:p>
         </w:tc>
@@ -8193,6 +9075,7 @@
                 <w:szCs w:val="28"/>
                 <w:lang w:val="ru"/>
               </w:rPr>
+              <w:lastRenderedPageBreak/>
               <w:t>Отсутствие точных контуров объектов</w:t>
             </w:r>
           </w:p>
@@ -8674,17 +9557,7 @@
           <w:szCs w:val="28"/>
           <w:lang w:val="ru"/>
         </w:rPr>
-        <w:t xml:space="preserve">Convolution Collaborative Network) интегрирует </w:t>
-      </w:r>
-      <w:r>
-        <w:rPr>
-          <w:rFonts w:ascii="Times New Roman" w:hAnsi="Times New Roman" w:cs="Times New Roman"/>
-          <w:sz w:val="28"/>
-          <w:szCs w:val="28"/>
-          <w:lang w:val="ru"/>
-        </w:rPr>
-        <w:lastRenderedPageBreak/>
-        <w:t>механизмы внимания в свёрточные архитектуры</w:t>
+        <w:t>Convolution Collaborative Network) интегрирует механизмы внимания в свёрточные архитектуры</w:t>
       </w:r>
       <w:r>
         <w:rPr>
@@ -8837,6 +9710,7 @@
           <w:sz w:val="28"/>
           <w:szCs w:val="28"/>
         </w:rPr>
+        <w:lastRenderedPageBreak/>
         <w:t>Не менее важной проблемой является</w:t>
       </w:r>
       <w:r>
@@ -8893,7 +9767,7 @@
           <w:szCs w:val="28"/>
         </w:rPr>
       </w:pPr>
-      <w:bookmarkStart w:id="15" w:name="_Toc234925269"/>
+      <w:bookmarkStart w:id="19" w:name="_Toc234925269"/>
       <w:r>
         <w:rPr>
           <w:rFonts w:asciiTheme="majorBidi" w:hAnsiTheme="majorBidi"/>
@@ -8993,7 +9867,7 @@
         </w:rPr>
         <w:t xml:space="preserve"> изображений.</w:t>
       </w:r>
-      <w:bookmarkEnd w:id="15"/>
+      <w:bookmarkEnd w:id="19"/>
       <w:r>
         <w:rPr>
           <w:rFonts w:asciiTheme="majorBidi" w:hAnsiTheme="majorBidi"/>
@@ -9021,7 +9895,7 @@
           <w:szCs w:val="28"/>
         </w:rPr>
       </w:pPr>
-      <w:bookmarkStart w:id="16" w:name="_Toc234925270"/>
+      <w:bookmarkStart w:id="20" w:name="_Toc234925270"/>
       <w:r>
         <w:rPr>
           <w:rFonts w:asciiTheme="majorBidi" w:hAnsiTheme="majorBidi"/>
@@ -9066,7 +9940,7 @@
         </w:rPr>
         <w:t>Основные понятия реконструкции изображений</w:t>
       </w:r>
-      <w:bookmarkEnd w:id="16"/>
+      <w:bookmarkEnd w:id="20"/>
     </w:p>
     <w:p>
       <w:pPr>
@@ -9239,7 +10113,6 @@
           <w:sz w:val="28"/>
           <w:szCs w:val="28"/>
         </w:rPr>
-        <w:lastRenderedPageBreak/>
         <w:t>середины XX</w:t>
       </w:r>
       <w:r>
@@ -9704,7 +10577,7 @@
           <w:szCs w:val="28"/>
         </w:rPr>
       </w:pPr>
-      <w:bookmarkStart w:id="17" w:name="_Toc234925271"/>
+      <w:bookmarkStart w:id="21" w:name="_Toc234925271"/>
       <w:r>
         <w:rPr>
           <w:rFonts w:asciiTheme="majorBidi" w:hAnsiTheme="majorBidi"/>
@@ -9714,6 +10587,7 @@
           <w:sz w:val="28"/>
           <w:szCs w:val="28"/>
         </w:rPr>
+        <w:lastRenderedPageBreak/>
         <w:t>1.4.</w:t>
       </w:r>
       <w:r>
@@ -9749,7 +10623,7 @@
         </w:rPr>
         <w:t>Способы представления трёхмерных объектов</w:t>
       </w:r>
-      <w:bookmarkEnd w:id="17"/>
+      <w:bookmarkEnd w:id="21"/>
     </w:p>
     <w:p>
       <w:pPr>
@@ -10065,15 +10939,7 @@
           <w:sz w:val="28"/>
           <w:szCs w:val="28"/>
         </w:rPr>
-        <w:t xml:space="preserve"> меши не являются дифференцируемыми на рёбрах и вершинах, что затрудняет их прямое </w:t>
-      </w:r>
-      <w:r>
-        <w:rPr>
-          <w:sz w:val="28"/>
-          <w:szCs w:val="28"/>
-        </w:rPr>
-        <w:lastRenderedPageBreak/>
-        <w:t>использование в задачах оптимизации и обучения нейросетевых моделей. Указанные ограничения стимулировали развитие альтернативных подходов к представлению геометрии и методов реконструкции</w:t>
+        <w:t xml:space="preserve"> меши не являются дифференцируемыми на рёбрах и вершинах, что затрудняет их прямое использование в задачах оптимизации и обучения нейросетевых моделей. Указанные ограничения стимулировали развитие альтернативных подходов к представлению геометрии и методов реконструкции</w:t>
       </w:r>
       <w:r>
         <w:rPr>
@@ -10141,6 +11007,7 @@
         <w:rPr>
           <w:noProof/>
         </w:rPr>
+        <w:lastRenderedPageBreak/>
         <w:drawing>
           <wp:inline distT="0" distB="0" distL="0" distR="0" wp14:anchorId="79A1A384" wp14:editId="2641ADFD">
             <wp:extent cx="4153594" cy="3096000"/>
@@ -11217,27 +12084,36 @@
           <w:sz w:val="28"/>
           <w:szCs w:val="28"/>
         </w:rPr>
+        <w:t>Облака точек формируются на основе данных, получаемых с активных и пассивных сенсоров</w:t>
+      </w:r>
+      <w:r>
+        <w:rPr>
+          <w:iCs/>
+          <w:color w:val="auto"/>
+          <w:sz w:val="28"/>
+          <w:szCs w:val="28"/>
+          <w:lang w:val="tt-RU"/>
+        </w:rPr>
+        <w:t xml:space="preserve"> – </w:t>
+      </w:r>
+      <w:r>
+        <w:rPr>
+          <w:iCs/>
+          <w:color w:val="auto"/>
+          <w:sz w:val="28"/>
+          <w:szCs w:val="28"/>
+        </w:rPr>
+        <w:t xml:space="preserve">в частности, с лазерных дальномеров (LiDAR), стереокамер либо с использованием инерциальных измерительных модулей (IMU). Существенным ограничением данного представления является высокая чувствительность к шумам и систематическим ошибкам сенсоров. Неравномерная плотность выборки, локальные пропуски данных и наличие </w:t>
+      </w:r>
+      <w:r>
+        <w:rPr>
+          <w:iCs/>
+          <w:color w:val="auto"/>
+          <w:sz w:val="28"/>
+          <w:szCs w:val="28"/>
+        </w:rPr>
         <w:lastRenderedPageBreak/>
-        <w:t>Облака точек формируются на основе данных, получаемых с активных и пассивных сенсоров</w:t>
-      </w:r>
-      <w:r>
-        <w:rPr>
-          <w:iCs/>
-          <w:color w:val="auto"/>
-          <w:sz w:val="28"/>
-          <w:szCs w:val="28"/>
-          <w:lang w:val="tt-RU"/>
-        </w:rPr>
-        <w:t xml:space="preserve"> – </w:t>
-      </w:r>
-      <w:r>
-        <w:rPr>
-          <w:iCs/>
-          <w:color w:val="auto"/>
-          <w:sz w:val="28"/>
-          <w:szCs w:val="28"/>
-        </w:rPr>
-        <w:t>в частности, с лазерных дальномеров (LiDAR), стереокамер либо с использованием инерциальных измерительных модулей (IMU). Существенным ограничением данного представления является высокая чувствительность к шумам и систематическим ошибкам сенсоров. Неравномерная плотность выборки, локальные пропуски данных и наличие выбросов затрудняют корректное восстановление топологии поверхности и точную реконструкцию геометрии целевых объектов</w:t>
+        <w:t>выбросов затрудняют корректное восстановление топологии поверхности и точную реконструкцию геометрии целевых объектов</w:t>
       </w:r>
       <w:r>
         <w:rPr>
@@ -11643,16 +12519,7 @@
           <w:sz w:val="28"/>
           <w:szCs w:val="28"/>
         </w:rPr>
-        <w:t xml:space="preserve">Математическое описание вокселя подобно описанию точки в пространстве облака точек с той лишь разницей, что в облаке точек дополнительным компонентом является цвет или интенсивность точки, а </w:t>
-      </w:r>
-      <w:r>
-        <w:rPr>
-          <w:color w:val="auto"/>
-          <w:sz w:val="28"/>
-          <w:szCs w:val="28"/>
-        </w:rPr>
-        <w:lastRenderedPageBreak/>
-        <w:t xml:space="preserve">воксель помимо основных координат </w:t>
+        <w:t xml:space="preserve">Математическое описание вокселя подобно описанию точки в пространстве облака точек с той лишь разницей, что в облаке точек дополнительным компонентом является цвет или интенсивность точки, а воксель помимо основных координат </w:t>
       </w:r>
       <w:r>
         <w:rPr>
@@ -12350,6 +13217,7 @@
           <w:sz w:val="28"/>
           <w:szCs w:val="28"/>
         </w:rPr>
+        <w:lastRenderedPageBreak/>
         <w:t>Сферой применения вокселей является трехмерное представление непрерывных процессов, сред, где требуется сверхточная детализация и возможность получения любого сечения модели. Примером такого применения является распределение газов в атмосфере или моделирование процессов, протекающих в организме человека, в ходе УЗИ или МРТ</w:t>
       </w:r>
       <w:r>
@@ -12592,7 +13460,7 @@
           <w:szCs w:val="28"/>
         </w:rPr>
       </w:pPr>
-      <w:bookmarkStart w:id="18" w:name="_Toc234925272"/>
+      <w:bookmarkStart w:id="22" w:name="_Toc234925272"/>
       <w:r>
         <w:rPr>
           <w:rFonts w:asciiTheme="majorBidi" w:hAnsiTheme="majorBidi"/>
@@ -12637,7 +13505,7 @@
         </w:rPr>
         <w:t>Методы трёхмерной реконструкции изображений</w:t>
       </w:r>
-      <w:bookmarkEnd w:id="18"/>
+      <w:bookmarkEnd w:id="22"/>
     </w:p>
     <w:p>
       <w:pPr>
@@ -12723,7 +13591,6 @@
           <w:sz w:val="28"/>
           <w:szCs w:val="28"/>
         </w:rPr>
-        <w:lastRenderedPageBreak/>
         <w:t>Лонгье</w:t>
       </w:r>
       <w:r>
@@ -12830,7 +13697,15 @@
           <w:sz w:val="28"/>
           <w:szCs w:val="28"/>
         </w:rPr>
-        <w:t xml:space="preserve"> пространственная структура четырёх неколлинеарных точек может быть однозначно восстановлена по трём их ортогональным проекциям. Этот результат демонстрирует принципиальную возможность реконструкции 3D</w:t>
+        <w:t xml:space="preserve"> пространственная структура четырёх неколлинеарных точек может быть однозначно восстановлена по трём их ортогональным проекциям. Этот результат демонстрирует принципиальную </w:t>
+      </w:r>
+      <w:r>
+        <w:rPr>
+          <w:sz w:val="28"/>
+          <w:szCs w:val="28"/>
+        </w:rPr>
+        <w:lastRenderedPageBreak/>
+        <w:t>возможность реконструкции 3D</w:t>
       </w:r>
       <w:r>
         <w:rPr>
@@ -13257,16 +14132,7 @@
           <w:sz w:val="28"/>
           <w:szCs w:val="28"/>
         </w:rPr>
-        <w:t xml:space="preserve">, </w:t>
-      </w:r>
-      <w:r>
-        <w:rPr>
-          <w:color w:val="auto"/>
-          <w:sz w:val="28"/>
-          <w:szCs w:val="28"/>
-        </w:rPr>
-        <w:lastRenderedPageBreak/>
-        <w:t xml:space="preserve">который </w:t>
+        <w:t xml:space="preserve">, который </w:t>
       </w:r>
       <w:r>
         <w:rPr>
@@ -13379,7 +14245,16 @@
           <w:sz w:val="28"/>
           <w:szCs w:val="28"/>
         </w:rPr>
-        <w:t>базируется на аппарате проективной геометрии, формализующей связь между координатами точек сцены и их проекциями на плоскость изображения; соответствующая математическая запись приведена в формуле</w:t>
+        <w:t xml:space="preserve">базируется на аппарате проективной геометрии, формализующей связь между </w:t>
+      </w:r>
+      <w:r>
+        <w:rPr>
+          <w:color w:val="auto"/>
+          <w:sz w:val="28"/>
+          <w:szCs w:val="28"/>
+        </w:rPr>
+        <w:lastRenderedPageBreak/>
+        <w:t>координатами точек сцены и их проекциями на плоскость изображения; соответствующая математическая запись приведена в формуле</w:t>
       </w:r>
       <w:r>
         <w:rPr>
@@ -14266,7 +15141,17 @@
                                 <w:szCs w:val="28"/>
                                 <w:lang w:val="en-US"/>
                               </w:rPr>
-                              <m:t xml:space="preserve"> t</m:t>
+                              <m:t xml:space="preserve"> </m:t>
+                            </m:r>
+                            <m:r>
+                              <w:rPr>
+                                <w:rFonts w:ascii="Cambria Math" w:hAnsi="Cambria Math"/>
+                                <w:color w:val="auto"/>
+                                <w:sz w:val="28"/>
+                                <w:szCs w:val="28"/>
+                                <w:lang w:val="en-US"/>
+                              </w:rPr>
+                              <m:t>t</m:t>
                             </m:r>
                           </m:e>
                           <m:sub>
@@ -14359,7 +15244,27 @@
                             <w:szCs w:val="28"/>
                             <w:lang w:val="en-US"/>
                           </w:rPr>
-                          <m:t>i, j</m:t>
+                          <m:t>i</m:t>
+                        </m:r>
+                        <m:r>
+                          <w:rPr>
+                            <w:rFonts w:ascii="Cambria Math" w:hAnsi="Cambria Math"/>
+                            <w:color w:val="auto"/>
+                            <w:sz w:val="28"/>
+                            <w:szCs w:val="28"/>
+                            <w:lang w:val="en-US"/>
+                          </w:rPr>
+                          <m:t xml:space="preserve">, </m:t>
+                        </m:r>
+                        <m:r>
+                          <w:rPr>
+                            <w:rFonts w:ascii="Cambria Math" w:hAnsi="Cambria Math"/>
+                            <w:color w:val="auto"/>
+                            <w:sz w:val="28"/>
+                            <w:szCs w:val="28"/>
+                            <w:lang w:val="en-US"/>
+                          </w:rPr>
+                          <m:t>j</m:t>
                         </m:r>
                       </m:sub>
                       <m:sup/>
@@ -14440,7 +15345,17 @@
                                     <w:szCs w:val="28"/>
                                     <w:lang w:val="en-US"/>
                                   </w:rPr>
-                                  <m:t>-project</m:t>
+                                  <m:t>-</m:t>
+                                </m:r>
+                                <m:r>
+                                  <w:rPr>
+                                    <w:rFonts w:ascii="Cambria Math" w:hAnsi="Cambria Math"/>
+                                    <w:color w:val="auto"/>
+                                    <w:sz w:val="28"/>
+                                    <w:szCs w:val="28"/>
+                                    <w:lang w:val="en-US"/>
+                                  </w:rPr>
+                                  <m:t>project</m:t>
                                 </m:r>
                                 <m:d>
                                   <m:dPr>
@@ -15033,17 +15948,7 @@
           <w:sz w:val="28"/>
           <w:szCs w:val="28"/>
         </w:rPr>
-        <w:t xml:space="preserve">внутренняя матрица камеры, включающая в себя фокусное </w:t>
-      </w:r>
-      <w:r>
-        <w:rPr>
-          <w:rFonts w:eastAsiaTheme="minorEastAsia"/>
-          <w:color w:val="auto"/>
-          <w:sz w:val="28"/>
-          <w:szCs w:val="28"/>
-        </w:rPr>
-        <w:lastRenderedPageBreak/>
-        <w:t xml:space="preserve">расстояние, центральную точку и т.д., </w:t>
+        <w:t xml:space="preserve">внутренняя матрица камеры, включающая в себя фокусное расстояние, центральную точку и т.д., </w:t>
       </w:r>
       <m:oMath>
         <m:r>
@@ -15192,7 +16097,16 @@
           <w:sz w:val="28"/>
           <w:szCs w:val="28"/>
         </w:rPr>
-        <w:t>для задачи выявления дефектов на поверхности труб. Авторы зафиксировали высокое качество реконструкции объекта, позволяющее надёжно выделять характерные особенности поверхности. При этом были отмечены незначительные геометрические искажения, обусловленные использованием относительно недорогих систем технического зрения. Повышение точности реконструкции потенциально достижимо за счёт применения измерительных средств с более высокими метрологическими характеристиками</w:t>
+        <w:t xml:space="preserve">для задачи выявления дефектов на поверхности труб. Авторы зафиксировали высокое качество реконструкции </w:t>
+      </w:r>
+      <w:r>
+        <w:rPr>
+          <w:color w:val="auto"/>
+          <w:sz w:val="28"/>
+          <w:szCs w:val="28"/>
+        </w:rPr>
+        <w:lastRenderedPageBreak/>
+        <w:t>объекта, позволяющее надёжно выделять характерные особенности поверхности. При этом были отмечены незначительные геометрические искажения, обусловленные использованием относительно недорогих систем технического зрения. Повышение точности реконструкции потенциально достижимо за счёт применения измерительных средств с более высокими метрологическими характеристиками</w:t>
       </w:r>
       <w:r>
         <w:rPr>
@@ -15794,7 +16708,6 @@
           <w:sz w:val="28"/>
           <w:szCs w:val="28"/>
         </w:rPr>
-        <w:lastRenderedPageBreak/>
         <w:t xml:space="preserve">Параллельно с методом </w:t>
       </w:r>
       <w:r>
@@ -16112,7 +17025,16 @@
           <w:sz w:val="28"/>
           <w:szCs w:val="28"/>
         </w:rPr>
-        <w:t xml:space="preserve">ть реалистичные трехмерные сцены на основе </w:t>
+        <w:t xml:space="preserve">ть реалистичные трехмерные сцены </w:t>
+      </w:r>
+      <w:r>
+        <w:rPr>
+          <w:color w:val="auto"/>
+          <w:sz w:val="28"/>
+          <w:szCs w:val="28"/>
+        </w:rPr>
+        <w:lastRenderedPageBreak/>
+        <w:t xml:space="preserve">на основе </w:t>
       </w:r>
       <w:r>
         <w:rPr>
@@ -16435,7 +17357,27 @@
                         <w:szCs w:val="28"/>
                         <w:lang w:val="en-US"/>
                       </w:rPr>
-                      <m:t>x,d</m:t>
+                      <m:t>x</m:t>
+                    </m:r>
+                    <m:r>
+                      <w:rPr>
+                        <w:rFonts w:ascii="Cambria Math" w:hAnsi="Cambria Math"/>
+                        <w:color w:val="auto"/>
+                        <w:sz w:val="28"/>
+                        <w:szCs w:val="28"/>
+                        <w:lang w:val="en-US"/>
+                      </w:rPr>
+                      <m:t>,</m:t>
+                    </m:r>
+                    <m:r>
+                      <w:rPr>
+                        <w:rFonts w:ascii="Cambria Math" w:hAnsi="Cambria Math"/>
+                        <w:color w:val="auto"/>
+                        <w:sz w:val="28"/>
+                        <w:szCs w:val="28"/>
+                        <w:lang w:val="en-US"/>
+                      </w:rPr>
+                      <m:t>d</m:t>
                     </m:r>
                   </m:e>
                 </m:d>
@@ -16471,7 +17413,27 @@
                         <w:szCs w:val="28"/>
                         <w:lang w:val="en-US"/>
                       </w:rPr>
-                      <m:t>c,σ</m:t>
+                      <m:t>c</m:t>
+                    </m:r>
+                    <m:r>
+                      <w:rPr>
+                        <w:rFonts w:ascii="Cambria Math" w:hAnsi="Cambria Math"/>
+                        <w:color w:val="auto"/>
+                        <w:sz w:val="28"/>
+                        <w:szCs w:val="28"/>
+                        <w:lang w:val="en-US"/>
+                      </w:rPr>
+                      <m:t>,</m:t>
+                    </m:r>
+                    <m:r>
+                      <w:rPr>
+                        <w:rFonts w:ascii="Cambria Math" w:hAnsi="Cambria Math"/>
+                        <w:color w:val="auto"/>
+                        <w:sz w:val="28"/>
+                        <w:szCs w:val="28"/>
+                        <w:lang w:val="en-US"/>
+                      </w:rPr>
+                      <m:t>σ</m:t>
                     </m:r>
                   </m:e>
                 </m:d>
@@ -17299,7 +18261,6 @@
         <w:rPr>
           <w:noProof/>
         </w:rPr>
-        <w:lastRenderedPageBreak/>
         <w:drawing>
           <wp:inline distT="0" distB="0" distL="0" distR="0" wp14:anchorId="5E1B9319" wp14:editId="24AC2D5B">
             <wp:extent cx="5365484" cy="1404000"/>
@@ -17496,7 +18457,16 @@
           <w:sz w:val="28"/>
           <w:szCs w:val="28"/>
         </w:rPr>
-        <w:t>, в ходе рендеринга многократно воспроизводит трехмерную сцену</w:t>
+        <w:t xml:space="preserve">, в ходе рендеринга многократно воспроизводит </w:t>
+      </w:r>
+      <w:r>
+        <w:rPr>
+          <w:color w:val="auto"/>
+          <w:sz w:val="28"/>
+          <w:szCs w:val="28"/>
+        </w:rPr>
+        <w:lastRenderedPageBreak/>
+        <w:t>трехмерную сцену</w:t>
       </w:r>
       <w:r>
         <w:rPr>
@@ -17582,7 +18552,7 @@
           <w:szCs w:val="28"/>
         </w:rPr>
       </w:pPr>
-      <w:bookmarkStart w:id="19" w:name="_Toc234925273"/>
+      <w:bookmarkStart w:id="23" w:name="_Toc234925273"/>
       <w:r>
         <w:rPr>
           <w:rFonts w:asciiTheme="majorBidi" w:hAnsiTheme="majorBidi"/>
@@ -17650,7 +18620,7 @@
         </w:rPr>
         <w:t>(Gaussian Splatting)</w:t>
       </w:r>
-      <w:bookmarkEnd w:id="19"/>
+      <w:bookmarkEnd w:id="23"/>
     </w:p>
     <w:p>
       <w:pPr>
@@ -18298,7 +19268,17 @@
                             <w:szCs w:val="28"/>
                             <w:lang w:val="en-US"/>
                           </w:rPr>
-                          <m:t>-1</m:t>
+                          <m:t>-</m:t>
+                        </m:r>
+                        <m:r>
+                          <w:rPr>
+                            <w:rFonts w:ascii="Cambria Math" w:hAnsi="Cambria Math"/>
+                            <w:color w:val="auto"/>
+                            <w:sz w:val="28"/>
+                            <w:szCs w:val="28"/>
+                            <w:lang w:val="en-US"/>
+                          </w:rPr>
+                          <m:t>1</m:t>
                         </m:r>
                         <m:r>
                           <m:rPr>
@@ -18359,7 +19339,17 @@
                                     <w:szCs w:val="28"/>
                                     <w:lang w:val="en-US"/>
                                   </w:rPr>
-                                  <m:t>x-</m:t>
+                                  <m:t>x</m:t>
+                                </m:r>
+                                <m:r>
+                                  <w:rPr>
+                                    <w:rFonts w:ascii="Cambria Math" w:hAnsi="Cambria Math"/>
+                                    <w:color w:val="auto"/>
+                                    <w:sz w:val="28"/>
+                                    <w:szCs w:val="28"/>
+                                    <w:lang w:val="en-US"/>
+                                  </w:rPr>
+                                  <m:t>-</m:t>
                                 </m:r>
                                 <m:sSub>
                                   <m:sSubPr>
@@ -18462,7 +19452,17 @@
                                 <w:szCs w:val="28"/>
                                 <w:lang w:val="en-US"/>
                               </w:rPr>
-                              <m:t>-1</m:t>
+                              <m:t>-</m:t>
+                            </m:r>
+                            <m:r>
+                              <w:rPr>
+                                <w:rFonts w:ascii="Cambria Math" w:hAnsi="Cambria Math"/>
+                                <w:color w:val="auto"/>
+                                <w:sz w:val="28"/>
+                                <w:szCs w:val="28"/>
+                                <w:lang w:val="en-US"/>
+                              </w:rPr>
+                              <m:t>1</m:t>
                             </m:r>
                           </m:sup>
                           <m:e>
@@ -18474,7 +19474,27 @@
                                 <w:szCs w:val="28"/>
                                 <w:lang w:val="en-US"/>
                               </w:rPr>
-                              <m:t>(x-</m:t>
+                              <m:t>(</m:t>
+                            </m:r>
+                            <m:r>
+                              <w:rPr>
+                                <w:rFonts w:ascii="Cambria Math" w:hAnsi="Cambria Math"/>
+                                <w:color w:val="auto"/>
+                                <w:sz w:val="28"/>
+                                <w:szCs w:val="28"/>
+                                <w:lang w:val="en-US"/>
+                              </w:rPr>
+                              <m:t>x</m:t>
+                            </m:r>
+                            <m:r>
+                              <w:rPr>
+                                <w:rFonts w:ascii="Cambria Math" w:hAnsi="Cambria Math"/>
+                                <w:color w:val="auto"/>
+                                <w:sz w:val="28"/>
+                                <w:szCs w:val="28"/>
+                                <w:lang w:val="en-US"/>
+                              </w:rPr>
+                              <m:t>-</m:t>
                             </m:r>
                             <m:sSub>
                               <m:sSubPr>
@@ -18986,6 +20006,7 @@
           <w:sz w:val="28"/>
           <w:szCs w:val="28"/>
         </w:rPr>
+        <w:lastRenderedPageBreak/>
         <w:t>Последующее</w:t>
       </w:r>
       <w:r>
@@ -19802,16 +20823,7 @@
           <w:sz w:val="28"/>
           <w:szCs w:val="28"/>
         </w:rPr>
-        <w:t xml:space="preserve">для решения задачи автономной навигации в ходе сбора урожая плодов с деревьев. Авторы </w:t>
-      </w:r>
-      <w:r>
-        <w:rPr>
-          <w:rFonts w:ascii="Times New Roman" w:hAnsi="Times New Roman" w:cs="Times New Roman"/>
-          <w:sz w:val="28"/>
-          <w:szCs w:val="28"/>
-        </w:rPr>
-        <w:lastRenderedPageBreak/>
-        <w:t xml:space="preserve">отмечают, что применение метода генерации гауссовых пятен </w:t>
+        <w:t xml:space="preserve">для решения задачи автономной навигации в ходе сбора урожая плодов с деревьев. Авторы отмечают, что применение метода генерации гауссовых пятен </w:t>
       </w:r>
       <w:r>
         <w:rPr>
@@ -19864,6 +20876,7 @@
         <w:rPr>
           <w:noProof/>
         </w:rPr>
+        <w:lastRenderedPageBreak/>
         <w:drawing>
           <wp:inline distT="0" distB="0" distL="0" distR="0" wp14:anchorId="4DF84734" wp14:editId="4C9C3656">
             <wp:extent cx="5598745" cy="2592000"/>
@@ -20015,7 +21028,7 @@
           <w:szCs w:val="28"/>
         </w:rPr>
       </w:pPr>
-      <w:bookmarkStart w:id="20" w:name="_Toc234925274"/>
+      <w:bookmarkStart w:id="24" w:name="_Toc234925274"/>
       <w:r>
         <w:rPr>
           <w:rFonts w:asciiTheme="majorBidi" w:hAnsiTheme="majorBidi"/>
@@ -20027,7 +21040,7 @@
         </w:rPr>
         <w:t>1.5 Обзор наземных робототехнических комплексов и уборочных машин</w:t>
       </w:r>
-      <w:bookmarkEnd w:id="20"/>
+      <w:bookmarkEnd w:id="24"/>
     </w:p>
     <w:p>
       <w:pPr>
@@ -20044,7 +21057,7 @@
           <w:szCs w:val="28"/>
         </w:rPr>
       </w:pPr>
-      <w:bookmarkStart w:id="21" w:name="_Toc234925275"/>
+      <w:bookmarkStart w:id="25" w:name="_Toc234925275"/>
       <w:r>
         <w:rPr>
           <w:rFonts w:asciiTheme="majorBidi" w:hAnsiTheme="majorBidi"/>
@@ -20078,7 +21091,7 @@
         </w:rPr>
         <w:t xml:space="preserve"> уборочные машины</w:t>
       </w:r>
-      <w:bookmarkEnd w:id="21"/>
+      <w:bookmarkEnd w:id="25"/>
     </w:p>
     <w:p>
       <w:pPr>
@@ -20109,7 +21122,23 @@
           <w:sz w:val="28"/>
           <w:szCs w:val="28"/>
         </w:rPr>
-        <w:t xml:space="preserve">Применение уборочных машин позволяет существенно снизить трудоёмкость работ по очистке производственных и офисных помещений, дворовых территорий и крупных автомагистралей. Дальнейшая автоматизация процессов за счёт внедрения автономных уборочных систем обеспечивает дополнительное снижение эксплуатационных трудозатрат. При этом первоначальная стоимость внедрения таких технологий зачастую превышает </w:t>
+        <w:t>Применение уборочных машин позволяет существенно снизить трудоёмкость работ по очистке производственных и офисных помещений, дворовых территорий и крупных автомагистралей. Дальнейшая автоматизация процессов за счёт внедрения автономных уборочных систем обеспечивает дополнительное снижение эксплуатационных трудозатрат. При этом первоначальная стоимость внедрения таких технологий зачастую превышает ожидаемые показатели; тем не менее экономический эффект в ходе эксплуатации компенсирует капитальные вложения за счёт сокращения потребности в ручном труде и оптимизации материально‑технических расходов клининговых подразделений</w:t>
+      </w:r>
+      <w:r>
+        <w:rPr>
+          <w:rFonts w:ascii="Times New Roman" w:hAnsi="Times New Roman" w:cs="Times New Roman"/>
+          <w:sz w:val="28"/>
+          <w:szCs w:val="28"/>
+        </w:rPr>
+        <w:t xml:space="preserve"> или организаций</w:t>
+      </w:r>
+      <w:r>
+        <w:rPr>
+          <w:rFonts w:ascii="Times New Roman" w:hAnsi="Times New Roman" w:cs="Times New Roman"/>
+          <w:sz w:val="28"/>
+          <w:szCs w:val="28"/>
+        </w:rPr>
+        <w:t xml:space="preserve">. Современные </w:t>
       </w:r>
       <w:r>
         <w:rPr>
@@ -20118,23 +21147,7 @@
           <w:szCs w:val="28"/>
         </w:rPr>
         <w:lastRenderedPageBreak/>
-        <w:t>ожидаемые показатели; тем не менее экономический эффект в ходе эксплуатации компенсирует капитальные вложения за счёт сокращения потребности в ручном труде и оптимизации материально‑технических расходов клининговых подразделений</w:t>
-      </w:r>
-      <w:r>
-        <w:rPr>
-          <w:rFonts w:ascii="Times New Roman" w:hAnsi="Times New Roman" w:cs="Times New Roman"/>
-          <w:sz w:val="28"/>
-          <w:szCs w:val="28"/>
-        </w:rPr>
-        <w:t xml:space="preserve"> или организаций</w:t>
-      </w:r>
-      <w:r>
-        <w:rPr>
-          <w:rFonts w:ascii="Times New Roman" w:hAnsi="Times New Roman" w:cs="Times New Roman"/>
-          <w:sz w:val="28"/>
-          <w:szCs w:val="28"/>
-        </w:rPr>
-        <w:t>. Современные уборочные машины, как правило, поддерживают несколько режимов очистки</w:t>
+        <w:t>уборочные машины, как правило, поддерживают несколько режимов очистки</w:t>
       </w:r>
       <w:r>
         <w:rPr>
@@ -20654,16 +21667,7 @@
           <w:sz w:val="28"/>
           <w:szCs w:val="28"/>
         </w:rPr>
-        <w:t xml:space="preserve">CC1 является одним из наиболее распространённых представителей класса автономных устройств, применяемых в малом и среднем бизнесе. Его конструкция и </w:t>
-      </w:r>
-      <w:r>
-        <w:rPr>
-          <w:rFonts w:ascii="Times New Roman" w:hAnsi="Times New Roman" w:cs="Times New Roman"/>
-          <w:sz w:val="28"/>
-          <w:szCs w:val="28"/>
-        </w:rPr>
-        <w:lastRenderedPageBreak/>
-        <w:t>функциональные возможности соответствуют требованиям данного сегмента; устройство представлено на рисунке</w:t>
+        <w:t>CC1 является одним из наиболее распространённых представителей класса автономных устройств, применяемых в малом и среднем бизнесе. Его конструкция и функциональные возможности соответствуют требованиям данного сегмента; устройство представлено на рисунке</w:t>
       </w:r>
       <w:r>
         <w:rPr>
@@ -20717,6 +21721,7 @@
         <w:rPr>
           <w:noProof/>
         </w:rPr>
+        <w:lastRenderedPageBreak/>
         <w:drawing>
           <wp:inline distT="0" distB="0" distL="0" distR="0" wp14:anchorId="48A07E23" wp14:editId="01B0075C">
             <wp:extent cx="4175113" cy="3717985"/>
@@ -21011,7 +22016,31 @@
           <w:sz w:val="28"/>
           <w:szCs w:val="28"/>
         </w:rPr>
-        <w:t xml:space="preserve"> и одометрии. Во‑вторых, периодическая перестройка карты приводит к прерыванию рабочего цикла и росту вычислительной нагрузки. В‑третьих, </w:t>
+        <w:t xml:space="preserve"> и одометрии. Во‑вторых, периодическая перестройка карты приводит к прерыванию рабочего цикла и росту вычислительной нагрузки. В‑третьих, эксплуатационные характеристики ограничены ёмкостью батареи и требованиями к инфраструктуре</w:t>
+      </w:r>
+      <w:r>
+        <w:rPr>
+          <w:rFonts w:ascii="Times New Roman" w:hAnsi="Times New Roman" w:cs="Times New Roman"/>
+          <w:sz w:val="28"/>
+          <w:szCs w:val="28"/>
+        </w:rPr>
+        <w:t>.</w:t>
+      </w:r>
+      <w:r>
+        <w:rPr>
+          <w:rFonts w:ascii="Times New Roman" w:hAnsi="Times New Roman" w:cs="Times New Roman"/>
+          <w:sz w:val="28"/>
+          <w:szCs w:val="28"/>
+        </w:rPr>
+        <w:t xml:space="preserve"> </w:t>
+      </w:r>
+      <w:r>
+        <w:rPr>
+          <w:rFonts w:ascii="Times New Roman" w:hAnsi="Times New Roman" w:cs="Times New Roman"/>
+          <w:sz w:val="28"/>
+          <w:szCs w:val="28"/>
+        </w:rPr>
+        <w:t xml:space="preserve">Указанные ограничения демонстрируют потребность в совершенствовании навигационных и сенсорных подсистем, в </w:t>
       </w:r>
       <w:r>
         <w:rPr>
@@ -21020,31 +22049,7 @@
           <w:szCs w:val="28"/>
         </w:rPr>
         <w:lastRenderedPageBreak/>
-        <w:t>эксплуатационные характеристики ограничены ёмкостью батареи и требованиями к инфраструктуре</w:t>
-      </w:r>
-      <w:r>
-        <w:rPr>
-          <w:rFonts w:ascii="Times New Roman" w:hAnsi="Times New Roman" w:cs="Times New Roman"/>
-          <w:sz w:val="28"/>
-          <w:szCs w:val="28"/>
-        </w:rPr>
-        <w:t>.</w:t>
-      </w:r>
-      <w:r>
-        <w:rPr>
-          <w:rFonts w:ascii="Times New Roman" w:hAnsi="Times New Roman" w:cs="Times New Roman"/>
-          <w:sz w:val="28"/>
-          <w:szCs w:val="28"/>
-        </w:rPr>
-        <w:t xml:space="preserve"> </w:t>
-      </w:r>
-      <w:r>
-        <w:rPr>
-          <w:rFonts w:ascii="Times New Roman" w:hAnsi="Times New Roman" w:cs="Times New Roman"/>
-          <w:sz w:val="28"/>
-          <w:szCs w:val="28"/>
-        </w:rPr>
-        <w:t>Указанные ограничения демонстрируют потребность в совершенствовании навигационных и сенсорных подсистем, в том числе за счёт интеграции методов компьютерного зрения и семантической сегментации, позволяющих повысить устойчивость навигации и снизить зависимость от регулярной перестройки карты.</w:t>
+        <w:t>том числе за счёт интеграции методов компьютерного зрения и семантической сегментации, позволяющих повысить устойчивость навигации и снизить зависимость от регулярной перестройки карты.</w:t>
       </w:r>
     </w:p>
     <w:p>
@@ -21328,6 +22333,7 @@
           <w:sz w:val="28"/>
           <w:szCs w:val="28"/>
         </w:rPr>
+        <w:lastRenderedPageBreak/>
         <w:t>Важным преимуществом перечисленных решений можно отметить дифференциацию продуктовой линейки, что позволяет внедрять робота под более конкретные задачи для уборки муниципальных, крупных коммерческих или государственных участков. Однако применение столь обширного числа сенсоров значительно усложняет обмен и синтезирование данных системы навигации и требует большего количество ресурсов.</w:t>
       </w:r>
     </w:p>
@@ -21358,7 +22364,7 @@
           <w:szCs w:val="28"/>
         </w:rPr>
       </w:pPr>
-      <w:bookmarkStart w:id="22" w:name="_Toc234925276"/>
+      <w:bookmarkStart w:id="26" w:name="_Toc234925276"/>
       <w:r>
         <w:rPr>
           <w:rFonts w:asciiTheme="majorBidi" w:hAnsiTheme="majorBidi"/>
@@ -21392,7 +22398,7 @@
         </w:rPr>
         <w:t>.2 Оборудование крупных механических уборочных машин</w:t>
       </w:r>
-      <w:bookmarkEnd w:id="22"/>
+      <w:bookmarkEnd w:id="26"/>
     </w:p>
     <w:p>
       <w:pPr>
@@ -21466,7 +22472,7 @@
           <w:szCs w:val="28"/>
         </w:rPr>
       </w:pPr>
-      <w:bookmarkStart w:id="23" w:name="_Toc234925277"/>
+      <w:bookmarkStart w:id="27" w:name="_Toc234925277"/>
       <w:r>
         <w:rPr>
           <w:rFonts w:asciiTheme="majorBidi" w:hAnsiTheme="majorBidi"/>
@@ -21500,7 +22506,7 @@
         </w:rPr>
         <w:t>. Постановка задачи диссертационного исследования</w:t>
       </w:r>
-      <w:bookmarkEnd w:id="23"/>
+      <w:bookmarkEnd w:id="27"/>
     </w:p>
     <w:p>
       <w:pPr>
@@ -21585,7 +22591,7 @@
           <w:szCs w:val="28"/>
         </w:rPr>
       </w:pPr>
-      <w:bookmarkStart w:id="24" w:name="_Toc234925278"/>
+      <w:bookmarkStart w:id="28" w:name="_Toc234925278"/>
       <w:r>
         <w:rPr>
           <w:rFonts w:asciiTheme="majorBidi" w:hAnsiTheme="majorBidi"/>
@@ -21619,7 +22625,7 @@
         </w:rPr>
         <w:t>. Выводы к главе 1</w:t>
       </w:r>
-      <w:bookmarkEnd w:id="24"/>
+      <w:bookmarkEnd w:id="28"/>
     </w:p>
     <w:p>
       <w:pPr>
@@ -21651,26 +22657,35 @@
           <w:szCs w:val="28"/>
           <w:lang w:val="tt-RU"/>
         </w:rPr>
+        <w:t xml:space="preserve">На основе </w:t>
+      </w:r>
+      <w:r>
+        <w:rPr>
+          <w:rFonts w:ascii="Times New Roman" w:hAnsi="Times New Roman" w:cs="Times New Roman"/>
+          <w:sz w:val="28"/>
+          <w:szCs w:val="28"/>
+          <w:lang w:val="tt-RU"/>
+        </w:rPr>
+        <w:t>проведенного</w:t>
+      </w:r>
+      <w:r>
+        <w:rPr>
+          <w:rFonts w:ascii="Times New Roman" w:hAnsi="Times New Roman" w:cs="Times New Roman"/>
+          <w:sz w:val="28"/>
+          <w:szCs w:val="28"/>
+          <w:lang w:val="tt-RU"/>
+        </w:rPr>
+        <w:t xml:space="preserve"> исследования предлагается архитектура локальной навигации беспилотного транспорта, построенная на основе </w:t>
+      </w:r>
+      <w:r>
+        <w:rPr>
+          <w:rFonts w:ascii="Times New Roman" w:hAnsi="Times New Roman" w:cs="Times New Roman"/>
+          <w:sz w:val="28"/>
+          <w:szCs w:val="28"/>
+          <w:lang w:val="tt-RU"/>
+        </w:rPr>
         <w:lastRenderedPageBreak/>
-        <w:t xml:space="preserve">На основе </w:t>
-      </w:r>
-      <w:r>
-        <w:rPr>
-          <w:rFonts w:ascii="Times New Roman" w:hAnsi="Times New Roman" w:cs="Times New Roman"/>
-          <w:sz w:val="28"/>
-          <w:szCs w:val="28"/>
-          <w:lang w:val="tt-RU"/>
-        </w:rPr>
-        <w:t>проведенного</w:t>
-      </w:r>
-      <w:r>
-        <w:rPr>
-          <w:rFonts w:ascii="Times New Roman" w:hAnsi="Times New Roman" w:cs="Times New Roman"/>
-          <w:sz w:val="28"/>
-          <w:szCs w:val="28"/>
-          <w:lang w:val="tt-RU"/>
-        </w:rPr>
-        <w:t xml:space="preserve"> исследования предлагается архитектура локальной навигации беспилотного транспорта, построенная на основе синтеза систем синтезированного зрения и архитектуры нейронной сети </w:t>
+        <w:t xml:space="preserve">синтеза систем синтезированного зрения и архитектуры нейронной сети </w:t>
       </w:r>
       <w:r>
         <w:rPr>
@@ -21748,7 +22763,7 @@
           <w:szCs w:val="28"/>
         </w:rPr>
       </w:pPr>
-      <w:bookmarkStart w:id="25" w:name="_Toc234925279"/>
+      <w:bookmarkStart w:id="29" w:name="_Toc234925279"/>
       <w:r>
         <w:rPr>
           <w:rFonts w:asciiTheme="majorBidi" w:hAnsiTheme="majorBidi"/>
@@ -21783,7 +22798,7 @@
         </w:rPr>
         <w:t>АЛГОРИТМИЧЕСКАЯ ЧАСТЬ</w:t>
       </w:r>
-      <w:bookmarkEnd w:id="25"/>
+      <w:bookmarkEnd w:id="29"/>
     </w:p>
     <w:p>
       <w:pPr>
@@ -21811,7 +22826,7 @@
           <w:szCs w:val="28"/>
         </w:rPr>
       </w:pPr>
-      <w:bookmarkStart w:id="26" w:name="_Toc234925280"/>
+      <w:bookmarkStart w:id="30" w:name="_Toc234925280"/>
       <w:r>
         <w:rPr>
           <w:rFonts w:asciiTheme="majorBidi" w:hAnsiTheme="majorBidi"/>
@@ -21823,7 +22838,7 @@
         </w:rPr>
         <w:t>2.1 Разработка архитектуры нейросетевой модели</w:t>
       </w:r>
-      <w:bookmarkEnd w:id="26"/>
+      <w:bookmarkEnd w:id="30"/>
     </w:p>
     <w:p/>
     <w:p>
@@ -21841,7 +22856,7 @@
           <w:szCs w:val="28"/>
         </w:rPr>
       </w:pPr>
-      <w:bookmarkStart w:id="27" w:name="_Toc234925281"/>
+      <w:bookmarkStart w:id="31" w:name="_Toc234925281"/>
       <w:r>
         <w:rPr>
           <w:rFonts w:asciiTheme="majorBidi" w:hAnsiTheme="majorBidi"/>
@@ -21853,7 +22868,7 @@
         </w:rPr>
         <w:t>2.2 Анализ специализированных обучающих выборок</w:t>
       </w:r>
-      <w:bookmarkEnd w:id="27"/>
+      <w:bookmarkEnd w:id="31"/>
     </w:p>
     <w:p/>
     <w:p>
@@ -21871,7 +22886,7 @@
           <w:szCs w:val="28"/>
         </w:rPr>
       </w:pPr>
-      <w:bookmarkStart w:id="28" w:name="_Toc234925282"/>
+      <w:bookmarkStart w:id="32" w:name="_Toc234925282"/>
       <w:r>
         <w:rPr>
           <w:rFonts w:asciiTheme="majorBidi" w:hAnsiTheme="majorBidi"/>
@@ -21883,7 +22898,7 @@
         </w:rPr>
         <w:t>2.3 Формирование процесса обучения нейросетевой модели. Анализ метрик обучения</w:t>
       </w:r>
-      <w:bookmarkEnd w:id="28"/>
+      <w:bookmarkEnd w:id="32"/>
     </w:p>
     <w:p/>
     <w:p>
@@ -21901,7 +22916,7 @@
           <w:szCs w:val="28"/>
         </w:rPr>
       </w:pPr>
-      <w:bookmarkStart w:id="29" w:name="_Toc234925283"/>
+      <w:bookmarkStart w:id="33" w:name="_Toc234925283"/>
       <w:r>
         <w:rPr>
           <w:rFonts w:asciiTheme="majorBidi" w:hAnsiTheme="majorBidi"/>
@@ -21948,7 +22963,7 @@
         </w:rPr>
         <w:t>AI</w:t>
       </w:r>
-      <w:bookmarkEnd w:id="29"/>
+      <w:bookmarkEnd w:id="33"/>
     </w:p>
     <w:p/>
     <w:p>
@@ -21966,7 +22981,7 @@
           <w:szCs w:val="28"/>
         </w:rPr>
       </w:pPr>
-      <w:bookmarkStart w:id="30" w:name="_Toc234925284"/>
+      <w:bookmarkStart w:id="34" w:name="_Toc234925284"/>
       <w:r>
         <w:rPr>
           <w:rFonts w:asciiTheme="majorBidi" w:hAnsiTheme="majorBidi"/>
@@ -21978,7 +22993,7 @@
         </w:rPr>
         <w:t>2.5 Разработка алгоритмов системы автоматического управления робототехническим комплексом для уборочных работ</w:t>
       </w:r>
-      <w:bookmarkEnd w:id="30"/>
+      <w:bookmarkEnd w:id="34"/>
     </w:p>
     <w:p/>
     <w:p>
@@ -21996,7 +23011,7 @@
           <w:szCs w:val="28"/>
         </w:rPr>
       </w:pPr>
-      <w:bookmarkStart w:id="31" w:name="_Toc234925285"/>
+      <w:bookmarkStart w:id="35" w:name="_Toc234925285"/>
       <w:r>
         <w:rPr>
           <w:rFonts w:asciiTheme="majorBidi" w:hAnsiTheme="majorBidi"/>
@@ -22008,7 +23023,7 @@
         </w:rPr>
         <w:t>2.6 Разработка интеллектуального алгоритма мониторинга и оценки качество выполняемых работ</w:t>
       </w:r>
-      <w:bookmarkEnd w:id="31"/>
+      <w:bookmarkEnd w:id="35"/>
     </w:p>
     <w:p/>
     <w:p>
@@ -22026,7 +23041,7 @@
           <w:szCs w:val="28"/>
         </w:rPr>
       </w:pPr>
-      <w:bookmarkStart w:id="32" w:name="_Toc234925286"/>
+      <w:bookmarkStart w:id="36" w:name="_Toc234925286"/>
       <w:r>
         <w:rPr>
           <w:rFonts w:asciiTheme="majorBidi" w:hAnsiTheme="majorBidi"/>
@@ -22038,7 +23053,7 @@
         </w:rPr>
         <w:t>2.7 Выводы к главе 2</w:t>
       </w:r>
-      <w:bookmarkEnd w:id="32"/>
+      <w:bookmarkEnd w:id="36"/>
     </w:p>
     <w:p>
       <w:pPr>
@@ -22087,7 +23102,7 @@
           <w:szCs w:val="28"/>
         </w:rPr>
       </w:pPr>
-      <w:bookmarkStart w:id="33" w:name="_Toc234925287"/>
+      <w:bookmarkStart w:id="37" w:name="_Toc234925287"/>
       <w:r>
         <w:rPr>
           <w:rFonts w:asciiTheme="majorBidi" w:hAnsiTheme="majorBidi"/>
@@ -22100,7 +23115,7 @@
         <w:lastRenderedPageBreak/>
         <w:t>3. ЭКСПЕРИМЕНТАЛЬНАЯ ЧАСТЬ</w:t>
       </w:r>
-      <w:bookmarkEnd w:id="33"/>
+      <w:bookmarkEnd w:id="37"/>
     </w:p>
     <w:p>
       <w:pPr>
@@ -22117,7 +23132,7 @@
           <w:szCs w:val="28"/>
         </w:rPr>
       </w:pPr>
-      <w:bookmarkStart w:id="34" w:name="_Toc234925288"/>
+      <w:bookmarkStart w:id="38" w:name="_Toc234925288"/>
       <w:r>
         <w:rPr>
           <w:rFonts w:asciiTheme="majorBidi" w:hAnsiTheme="majorBidi"/>
@@ -22129,7 +23144,7 @@
         </w:rPr>
         <w:t>3.1 Описание экспериментальной установки</w:t>
       </w:r>
-      <w:bookmarkEnd w:id="34"/>
+      <w:bookmarkEnd w:id="38"/>
     </w:p>
     <w:p/>
     <w:p>
@@ -23359,7 +24374,7 @@
           <w:szCs w:val="28"/>
         </w:rPr>
       </w:pPr>
-      <w:bookmarkStart w:id="35" w:name="_Toc234925289"/>
+      <w:bookmarkStart w:id="39" w:name="_Toc234925289"/>
       <w:r>
         <w:rPr>
           <w:rFonts w:asciiTheme="majorBidi" w:hAnsiTheme="majorBidi"/>
@@ -23371,7 +24386,7 @@
         </w:rPr>
         <w:t>3.2 Экспериментальные исследования</w:t>
       </w:r>
-      <w:bookmarkEnd w:id="35"/>
+      <w:bookmarkEnd w:id="39"/>
     </w:p>
     <w:p/>
     <w:p>
@@ -23389,7 +24404,7 @@
           <w:szCs w:val="28"/>
         </w:rPr>
       </w:pPr>
-      <w:bookmarkStart w:id="36" w:name="_Toc234925290"/>
+      <w:bookmarkStart w:id="40" w:name="_Toc234925290"/>
       <w:r>
         <w:rPr>
           <w:rFonts w:asciiTheme="majorBidi" w:hAnsiTheme="majorBidi"/>
@@ -23434,7 +24449,7 @@
         </w:rPr>
         <w:t>Разработка ИСУ автономного робота-уборщика</w:t>
       </w:r>
-      <w:bookmarkEnd w:id="36"/>
+      <w:bookmarkEnd w:id="40"/>
     </w:p>
     <w:p/>
     <w:p>
@@ -23452,7 +24467,7 @@
           <w:szCs w:val="28"/>
         </w:rPr>
       </w:pPr>
-      <w:bookmarkStart w:id="37" w:name="_Toc234925291"/>
+      <w:bookmarkStart w:id="41" w:name="_Toc234925291"/>
       <w:r>
         <w:rPr>
           <w:rFonts w:asciiTheme="majorBidi" w:hAnsiTheme="majorBidi"/>
@@ -23475,7 +24490,7 @@
         </w:rPr>
         <w:t>Построение методики разработки системы</w:t>
       </w:r>
-      <w:bookmarkEnd w:id="37"/>
+      <w:bookmarkEnd w:id="41"/>
     </w:p>
     <w:p/>
     <w:p>
@@ -23493,7 +24508,7 @@
           <w:szCs w:val="28"/>
         </w:rPr>
       </w:pPr>
-      <w:bookmarkStart w:id="38" w:name="_Toc234925292"/>
+      <w:bookmarkStart w:id="42" w:name="_Toc234925292"/>
       <w:r>
         <w:rPr>
           <w:rFonts w:asciiTheme="majorBidi" w:hAnsiTheme="majorBidi"/>
@@ -23505,7 +24520,7 @@
         </w:rPr>
         <w:t>3.5 Анализ полученных результатов</w:t>
       </w:r>
-      <w:bookmarkEnd w:id="38"/>
+      <w:bookmarkEnd w:id="42"/>
     </w:p>
     <w:p/>
     <w:p>
@@ -23523,7 +24538,7 @@
           <w:szCs w:val="28"/>
         </w:rPr>
       </w:pPr>
-      <w:bookmarkStart w:id="39" w:name="_Toc234925293"/>
+      <w:bookmarkStart w:id="43" w:name="_Toc234925293"/>
       <w:r>
         <w:rPr>
           <w:rFonts w:asciiTheme="majorBidi" w:hAnsiTheme="majorBidi"/>
@@ -23557,7 +24572,7 @@
         </w:rPr>
         <w:t xml:space="preserve"> Выводы к главе 3</w:t>
       </w:r>
-      <w:bookmarkEnd w:id="39"/>
+      <w:bookmarkEnd w:id="43"/>
     </w:p>
     <w:p/>
     <w:p>
@@ -23593,7 +24608,7 @@
           <w:szCs w:val="28"/>
         </w:rPr>
       </w:pPr>
-      <w:bookmarkStart w:id="40" w:name="_Toc234925294"/>
+      <w:bookmarkStart w:id="44" w:name="_Toc234925294"/>
       <w:r>
         <w:rPr>
           <w:rFonts w:asciiTheme="majorBidi" w:hAnsiTheme="majorBidi"/>
@@ -23606,7 +24621,7 @@
         <w:lastRenderedPageBreak/>
         <w:t>ЗАКЛЮЧЕНИЕ</w:t>
       </w:r>
-      <w:bookmarkEnd w:id="40"/>
+      <w:bookmarkEnd w:id="44"/>
     </w:p>
     <w:p>
       <w:pPr>
@@ -23644,7 +24659,7 @@
           <w:szCs w:val="28"/>
         </w:rPr>
       </w:pPr>
-      <w:bookmarkStart w:id="41" w:name="_Toc234925295"/>
+      <w:bookmarkStart w:id="45" w:name="_Toc234925295"/>
       <w:r>
         <w:rPr>
           <w:rFonts w:asciiTheme="majorBidi" w:hAnsiTheme="majorBidi"/>
@@ -23657,7 +24672,7 @@
         <w:lastRenderedPageBreak/>
         <w:t>СПИСОК ИСПОЛЬЗУЕМЫХ ИСТОЧНИКОВ</w:t>
       </w:r>
-      <w:bookmarkEnd w:id="41"/>
+      <w:bookmarkEnd w:id="45"/>
     </w:p>
     <w:p>
       <w:pPr>
@@ -25764,7 +26779,7 @@
 </file>
 
 <file path=word/endnotes.xml><?xml version="1.0" encoding="utf-8"?>
-<w:endnotes xmlns:wpc="http://schemas.microsoft.com/office/word/2010/wordprocessingCanvas" xmlns:cx="http://schemas.microsoft.com/office/drawing/2014/chartex" xmlns:cx1="http://schemas.microsoft.com/office/drawing/2015/9/8/chartex" xmlns:cx2="http://schemas.microsoft.com/office/drawing/2015/10/21/chartex" xmlns:cx3="http://schemas.microsoft.com/office/drawing/2016/5/9/chartex" xmlns:cx4="http://schemas.microsoft.com/office/drawing/2016/5/10/chartex" xmlns:cx5="http://schemas.microsoft.com/office/drawing/2016/5/11/chartex" xmlns:cx6="http://schemas.microsoft.com/office/drawing/2016/5/12/chartex" xmlns:cx7="http://schemas.microsoft.com/office/drawing/2016/5/13/chartex" xmlns:cx8="http://schemas.microsoft.com/office/drawing/2016/5/14/chartex" xmlns:mc="http://schemas.openxmlformats.org/markup-compatibility/2006" xmlns:aink="http://schemas.microsoft.com/office/drawing/2016/ink" xmlns:am3d="http://schemas.microsoft.com/office/drawing/2017/model3d" xmlns:o="urn:schemas-microsoft-com:office:office" xmlns:oel="http://schemas.microsoft.com/office/2019/extlst" xmlns:r="http://schemas.openxmlformats.org/officeDocument/2006/relationships" xmlns:m="http://schemas.openxmlformats.org/officeDocument/2006/math" xmlns:v="urn:schemas-microsoft-com:vml" xmlns:wp14="http://schemas.microsoft.com/office/word/2010/wordprocessingDrawing" xmlns:wp="http://schemas.openxmlformats.org/drawingml/2006/wordprocessingDrawing" xmlns:w10="urn:schemas-microsoft-com:office:word" xmlns:w="http://schemas.openxmlformats.org/wordprocessingml/2006/main" xmlns:w14="http://schemas.microsoft.com/office/word/2010/wordml" xmlns:w15="http://schemas.microsoft.com/office/word/2012/wordml" xmlns:w16cex="http://schemas.microsoft.com/office/word/2018/wordml/cex" xmlns:w16cid="http://schemas.microsoft.com/office/word/2016/wordml/cid" xmlns:w16="http://schemas.microsoft.com/office/word/2018/wordml" xmlns:w16sdtdh="http://schemas.microsoft.com/office/word/2020/wordml/sdtdatahash" xmlns:w16se="http://schemas.microsoft.com/office/word/2015/wordml/symex" xmlns:wpg="http://schemas.microsoft.com/office/word/2010/wordprocessingGroup" xmlns:wpi="http://schemas.microsoft.com/office/word/2010/wordprocessingInk" xmlns:wne="http://schemas.microsoft.com/office/word/2006/wordml" xmlns:wps="http://schemas.microsoft.com/office/word/2010/wordprocessingShape" mc:Ignorable="w14 w15 w16se w16cid w16 w16cex w16sdtdh wp14">
+<w:endnotes xmlns:wpc="http://schemas.microsoft.com/office/word/2010/wordprocessingCanvas" xmlns:cx="http://schemas.microsoft.com/office/drawing/2014/chartex" xmlns:cx1="http://schemas.microsoft.com/office/drawing/2015/9/8/chartex" xmlns:cx2="http://schemas.microsoft.com/office/drawing/2015/10/21/chartex" xmlns:cx3="http://schemas.microsoft.com/office/drawing/2016/5/9/chartex" xmlns:cx4="http://schemas.microsoft.com/office/drawing/2016/5/10/chartex" xmlns:cx5="http://schemas.microsoft.com/office/drawing/2016/5/11/chartex" xmlns:cx6="http://schemas.microsoft.com/office/drawing/2016/5/12/chartex" xmlns:cx7="http://schemas.microsoft.com/office/drawing/2016/5/13/chartex" xmlns:cx8="http://schemas.microsoft.com/office/drawing/2016/5/14/chartex" xmlns:mc="http://schemas.openxmlformats.org/markup-compatibility/2006" xmlns:aink="http://schemas.microsoft.com/office/drawing/2016/ink" xmlns:am3d="http://schemas.microsoft.com/office/drawing/2017/model3d" xmlns:o="urn:schemas-microsoft-com:office:office" xmlns:r="http://schemas.openxmlformats.org/officeDocument/2006/relationships" xmlns:m="http://schemas.openxmlformats.org/officeDocument/2006/math" xmlns:v="urn:schemas-microsoft-com:vml" xmlns:wp14="http://schemas.microsoft.com/office/word/2010/wordprocessingDrawing" xmlns:wp="http://schemas.openxmlformats.org/drawingml/2006/wordprocessingDrawing" xmlns:w10="urn:schemas-microsoft-com:office:word" xmlns:w="http://schemas.openxmlformats.org/wordprocessingml/2006/main" xmlns:w14="http://schemas.microsoft.com/office/word/2010/wordml" xmlns:w15="http://schemas.microsoft.com/office/word/2012/wordml" xmlns:w16cid="http://schemas.microsoft.com/office/word/2016/wordml/cid" xmlns:w16se="http://schemas.microsoft.com/office/word/2015/wordml/symex" xmlns:wpg="http://schemas.microsoft.com/office/word/2010/wordprocessingGroup" xmlns:wpi="http://schemas.microsoft.com/office/word/2010/wordprocessingInk" xmlns:wne="http://schemas.microsoft.com/office/word/2006/wordml" xmlns:wps="http://schemas.microsoft.com/office/word/2010/wordprocessingShape" mc:Ignorable="w14 w15 w16se w16cid wp14">
   <w:endnote w:type="separator" w:id="-1">
     <w:p>
       <w:pPr>
@@ -25789,7 +26804,7 @@
 </file>
 
 <file path=word/footer1.xml><?xml version="1.0" encoding="utf-8"?>
-<w:ftr xmlns:wpc="http://schemas.microsoft.com/office/word/2010/wordprocessingCanvas" xmlns:cx="http://schemas.microsoft.com/office/drawing/2014/chartex" xmlns:cx1="http://schemas.microsoft.com/office/drawing/2015/9/8/chartex" xmlns:cx2="http://schemas.microsoft.com/office/drawing/2015/10/21/chartex" xmlns:cx3="http://schemas.microsoft.com/office/drawing/2016/5/9/chartex" xmlns:cx4="http://schemas.microsoft.com/office/drawing/2016/5/10/chartex" xmlns:cx5="http://schemas.microsoft.com/office/drawing/2016/5/11/chartex" xmlns:cx6="http://schemas.microsoft.com/office/drawing/2016/5/12/chartex" xmlns:cx7="http://schemas.microsoft.com/office/drawing/2016/5/13/chartex" xmlns:cx8="http://schemas.microsoft.com/office/drawing/2016/5/14/chartex" xmlns:mc="http://schemas.openxmlformats.org/markup-compatibility/2006" xmlns:aink="http://schemas.microsoft.com/office/drawing/2016/ink" xmlns:am3d="http://schemas.microsoft.com/office/drawing/2017/model3d" xmlns:o="urn:schemas-microsoft-com:office:office" xmlns:oel="http://schemas.microsoft.com/office/2019/extlst" xmlns:r="http://schemas.openxmlformats.org/officeDocument/2006/relationships" xmlns:m="http://schemas.openxmlformats.org/officeDocument/2006/math" xmlns:v="urn:schemas-microsoft-com:vml" xmlns:wp14="http://schemas.microsoft.com/office/word/2010/wordprocessingDrawing" xmlns:wp="http://schemas.openxmlformats.org/drawingml/2006/wordprocessingDrawing" xmlns:w10="urn:schemas-microsoft-com:office:word" xmlns:w="http://schemas.openxmlformats.org/wordprocessingml/2006/main" xmlns:w14="http://schemas.microsoft.com/office/word/2010/wordml" xmlns:w15="http://schemas.microsoft.com/office/word/2012/wordml" xmlns:w16cex="http://schemas.microsoft.com/office/word/2018/wordml/cex" xmlns:w16cid="http://schemas.microsoft.com/office/word/2016/wordml/cid" xmlns:w16="http://schemas.microsoft.com/office/word/2018/wordml" xmlns:w16sdtdh="http://schemas.microsoft.com/office/word/2020/wordml/sdtdatahash" xmlns:w16se="http://schemas.microsoft.com/office/word/2015/wordml/symex" xmlns:wpg="http://schemas.microsoft.com/office/word/2010/wordprocessingGroup" xmlns:wpi="http://schemas.microsoft.com/office/word/2010/wordprocessingInk" xmlns:wne="http://schemas.microsoft.com/office/word/2006/wordml" xmlns:wps="http://schemas.microsoft.com/office/word/2010/wordprocessingShape" mc:Ignorable="w14 w15 w16se w16cid w16 w16cex w16sdtdh wp14">
+<w:ftr xmlns:wpc="http://schemas.microsoft.com/office/word/2010/wordprocessingCanvas" xmlns:cx="http://schemas.microsoft.com/office/drawing/2014/chartex" xmlns:cx1="http://schemas.microsoft.com/office/drawing/2015/9/8/chartex" xmlns:cx2="http://schemas.microsoft.com/office/drawing/2015/10/21/chartex" xmlns:cx3="http://schemas.microsoft.com/office/drawing/2016/5/9/chartex" xmlns:cx4="http://schemas.microsoft.com/office/drawing/2016/5/10/chartex" xmlns:cx5="http://schemas.microsoft.com/office/drawing/2016/5/11/chartex" xmlns:cx6="http://schemas.microsoft.com/office/drawing/2016/5/12/chartex" xmlns:cx7="http://schemas.microsoft.com/office/drawing/2016/5/13/chartex" xmlns:cx8="http://schemas.microsoft.com/office/drawing/2016/5/14/chartex" xmlns:mc="http://schemas.openxmlformats.org/markup-compatibility/2006" xmlns:aink="http://schemas.microsoft.com/office/drawing/2016/ink" xmlns:am3d="http://schemas.microsoft.com/office/drawing/2017/model3d" xmlns:o="urn:schemas-microsoft-com:office:office" xmlns:r="http://schemas.openxmlformats.org/officeDocument/2006/relationships" xmlns:m="http://schemas.openxmlformats.org/officeDocument/2006/math" xmlns:v="urn:schemas-microsoft-com:vml" xmlns:wp14="http://schemas.microsoft.com/office/word/2010/wordprocessingDrawing" xmlns:wp="http://schemas.openxmlformats.org/drawingml/2006/wordprocessingDrawing" xmlns:w10="urn:schemas-microsoft-com:office:word" xmlns:w="http://schemas.openxmlformats.org/wordprocessingml/2006/main" xmlns:w14="http://schemas.microsoft.com/office/word/2010/wordml" xmlns:w15="http://schemas.microsoft.com/office/word/2012/wordml" xmlns:w16cid="http://schemas.microsoft.com/office/word/2016/wordml/cid" xmlns:w16se="http://schemas.microsoft.com/office/word/2015/wordml/symex" xmlns:wpg="http://schemas.microsoft.com/office/word/2010/wordprocessingGroup" xmlns:wpi="http://schemas.microsoft.com/office/word/2010/wordprocessingInk" xmlns:wne="http://schemas.microsoft.com/office/word/2006/wordml" xmlns:wps="http://schemas.microsoft.com/office/word/2010/wordprocessingShape" mc:Ignorable="w14 w15 w16se w16cid wp14">
   <w:sdt>
     <w:sdtPr>
       <w:id w:val="1823383174"/>
@@ -25863,7 +26878,7 @@
 </file>
 
 <file path=word/footnotes.xml><?xml version="1.0" encoding="utf-8"?>
-<w:footnotes xmlns:wpc="http://schemas.microsoft.com/office/word/2010/wordprocessingCanvas" xmlns:cx="http://schemas.microsoft.com/office/drawing/2014/chartex" xmlns:cx1="http://schemas.microsoft.com/office/drawing/2015/9/8/chartex" xmlns:cx2="http://schemas.microsoft.com/office/drawing/2015/10/21/chartex" xmlns:cx3="http://schemas.microsoft.com/office/drawing/2016/5/9/chartex" xmlns:cx4="http://schemas.microsoft.com/office/drawing/2016/5/10/chartex" xmlns:cx5="http://schemas.microsoft.com/office/drawing/2016/5/11/chartex" xmlns:cx6="http://schemas.microsoft.com/office/drawing/2016/5/12/chartex" xmlns:cx7="http://schemas.microsoft.com/office/drawing/2016/5/13/chartex" xmlns:cx8="http://schemas.microsoft.com/office/drawing/2016/5/14/chartex" xmlns:mc="http://schemas.openxmlformats.org/markup-compatibility/2006" xmlns:aink="http://schemas.microsoft.com/office/drawing/2016/ink" xmlns:am3d="http://schemas.microsoft.com/office/drawing/2017/model3d" xmlns:o="urn:schemas-microsoft-com:office:office" xmlns:oel="http://schemas.microsoft.com/office/2019/extlst" xmlns:r="http://schemas.openxmlformats.org/officeDocument/2006/relationships" xmlns:m="http://schemas.openxmlformats.org/officeDocument/2006/math" xmlns:v="urn:schemas-microsoft-com:vml" xmlns:wp14="http://schemas.microsoft.com/office/word/2010/wordprocessingDrawing" xmlns:wp="http://schemas.openxmlformats.org/drawingml/2006/wordprocessingDrawing" xmlns:w10="urn:schemas-microsoft-com:office:word" xmlns:w="http://schemas.openxmlformats.org/wordprocessingml/2006/main" xmlns:w14="http://schemas.microsoft.com/office/word/2010/wordml" xmlns:w15="http://schemas.microsoft.com/office/word/2012/wordml" xmlns:w16cex="http://schemas.microsoft.com/office/word/2018/wordml/cex" xmlns:w16cid="http://schemas.microsoft.com/office/word/2016/wordml/cid" xmlns:w16="http://schemas.microsoft.com/office/word/2018/wordml" xmlns:w16sdtdh="http://schemas.microsoft.com/office/word/2020/wordml/sdtdatahash" xmlns:w16se="http://schemas.microsoft.com/office/word/2015/wordml/symex" xmlns:wpg="http://schemas.microsoft.com/office/word/2010/wordprocessingGroup" xmlns:wpi="http://schemas.microsoft.com/office/word/2010/wordprocessingInk" xmlns:wne="http://schemas.microsoft.com/office/word/2006/wordml" xmlns:wps="http://schemas.microsoft.com/office/word/2010/wordprocessingShape" mc:Ignorable="w14 w15 w16se w16cid w16 w16cex w16sdtdh wp14">
+<w:footnotes xmlns:wpc="http://schemas.microsoft.com/office/word/2010/wordprocessingCanvas" xmlns:cx="http://schemas.microsoft.com/office/drawing/2014/chartex" xmlns:cx1="http://schemas.microsoft.com/office/drawing/2015/9/8/chartex" xmlns:cx2="http://schemas.microsoft.com/office/drawing/2015/10/21/chartex" xmlns:cx3="http://schemas.microsoft.com/office/drawing/2016/5/9/chartex" xmlns:cx4="http://schemas.microsoft.com/office/drawing/2016/5/10/chartex" xmlns:cx5="http://schemas.microsoft.com/office/drawing/2016/5/11/chartex" xmlns:cx6="http://schemas.microsoft.com/office/drawing/2016/5/12/chartex" xmlns:cx7="http://schemas.microsoft.com/office/drawing/2016/5/13/chartex" xmlns:cx8="http://schemas.microsoft.com/office/drawing/2016/5/14/chartex" xmlns:mc="http://schemas.openxmlformats.org/markup-compatibility/2006" xmlns:aink="http://schemas.microsoft.com/office/drawing/2016/ink" xmlns:am3d="http://schemas.microsoft.com/office/drawing/2017/model3d" xmlns:o="urn:schemas-microsoft-com:office:office" xmlns:r="http://schemas.openxmlformats.org/officeDocument/2006/relationships" xmlns:m="http://schemas.openxmlformats.org/officeDocument/2006/math" xmlns:v="urn:schemas-microsoft-com:vml" xmlns:wp14="http://schemas.microsoft.com/office/word/2010/wordprocessingDrawing" xmlns:wp="http://schemas.openxmlformats.org/drawingml/2006/wordprocessingDrawing" xmlns:w10="urn:schemas-microsoft-com:office:word" xmlns:w="http://schemas.openxmlformats.org/wordprocessingml/2006/main" xmlns:w14="http://schemas.microsoft.com/office/word/2010/wordml" xmlns:w15="http://schemas.microsoft.com/office/word/2012/wordml" xmlns:w16cid="http://schemas.microsoft.com/office/word/2016/wordml/cid" xmlns:w16se="http://schemas.microsoft.com/office/word/2015/wordml/symex" xmlns:wpg="http://schemas.microsoft.com/office/word/2010/wordprocessingGroup" xmlns:wpi="http://schemas.microsoft.com/office/word/2010/wordprocessingInk" xmlns:wne="http://schemas.microsoft.com/office/word/2006/wordml" xmlns:wps="http://schemas.microsoft.com/office/word/2010/wordprocessingShape" mc:Ignorable="w14 w15 w16se w16cid wp14">
   <w:footnote w:type="separator" w:id="-1">
     <w:p>
       <w:pPr>
@@ -25888,7 +26903,7 @@
 </file>
 
 <file path=word/numbering.xml><?xml version="1.0" encoding="utf-8"?>
-<w:numbering xmlns:wpc="http://schemas.microsoft.com/office/word/2010/wordprocessingCanvas" xmlns:cx="http://schemas.microsoft.com/office/drawing/2014/chartex" xmlns:cx1="http://schemas.microsoft.com/office/drawing/2015/9/8/chartex" xmlns:cx2="http://schemas.microsoft.com/office/drawing/2015/10/21/chartex" xmlns:cx3="http://schemas.microsoft.com/office/drawing/2016/5/9/chartex" xmlns:cx4="http://schemas.microsoft.com/office/drawing/2016/5/10/chartex" xmlns:cx5="http://schemas.microsoft.com/office/drawing/2016/5/11/chartex" xmlns:cx6="http://schemas.microsoft.com/office/drawing/2016/5/12/chartex" xmlns:cx7="http://schemas.microsoft.com/office/drawing/2016/5/13/chartex" xmlns:cx8="http://schemas.microsoft.com/office/drawing/2016/5/14/chartex" xmlns:mc="http://schemas.openxmlformats.org/markup-compatibility/2006" xmlns:aink="http://schemas.microsoft.com/office/drawing/2016/ink" xmlns:am3d="http://schemas.microsoft.com/office/drawing/2017/model3d" xmlns:o="urn:schemas-microsoft-com:office:office" xmlns:oel="http://schemas.microsoft.com/office/2019/extlst" xmlns:r="http://schemas.openxmlformats.org/officeDocument/2006/relationships" xmlns:m="http://schemas.openxmlformats.org/officeDocument/2006/math" xmlns:v="urn:schemas-microsoft-com:vml" xmlns:wp14="http://schemas.microsoft.com/office/word/2010/wordprocessingDrawing" xmlns:wp="http://schemas.openxmlformats.org/drawingml/2006/wordprocessingDrawing" xmlns:w10="urn:schemas-microsoft-com:office:word" xmlns:w="http://schemas.openxmlformats.org/wordprocessingml/2006/main" xmlns:w14="http://schemas.microsoft.com/office/word/2010/wordml" xmlns:w15="http://schemas.microsoft.com/office/word/2012/wordml" xmlns:w16cex="http://schemas.microsoft.com/office/word/2018/wordml/cex" xmlns:w16cid="http://schemas.microsoft.com/office/word/2016/wordml/cid" xmlns:w16="http://schemas.microsoft.com/office/word/2018/wordml" xmlns:w16sdtdh="http://schemas.microsoft.com/office/word/2020/wordml/sdtdatahash" xmlns:w16se="http://schemas.microsoft.com/office/word/2015/wordml/symex" xmlns:wpg="http://schemas.microsoft.com/office/word/2010/wordprocessingGroup" xmlns:wpi="http://schemas.microsoft.com/office/word/2010/wordprocessingInk" xmlns:wne="http://schemas.microsoft.com/office/word/2006/wordml" xmlns:wps="http://schemas.microsoft.com/office/word/2010/wordprocessingShape" mc:Ignorable="w14 w15 w16se w16cid w16 w16cex w16sdtdh wp14">
+<w:numbering xmlns:wpc="http://schemas.microsoft.com/office/word/2010/wordprocessingCanvas" xmlns:cx="http://schemas.microsoft.com/office/drawing/2014/chartex" xmlns:cx1="http://schemas.microsoft.com/office/drawing/2015/9/8/chartex" xmlns:cx2="http://schemas.microsoft.com/office/drawing/2015/10/21/chartex" xmlns:cx3="http://schemas.microsoft.com/office/drawing/2016/5/9/chartex" xmlns:cx4="http://schemas.microsoft.com/office/drawing/2016/5/10/chartex" xmlns:cx5="http://schemas.microsoft.com/office/drawing/2016/5/11/chartex" xmlns:cx6="http://schemas.microsoft.com/office/drawing/2016/5/12/chartex" xmlns:cx7="http://schemas.microsoft.com/office/drawing/2016/5/13/chartex" xmlns:cx8="http://schemas.microsoft.com/office/drawing/2016/5/14/chartex" xmlns:mc="http://schemas.openxmlformats.org/markup-compatibility/2006" xmlns:aink="http://schemas.microsoft.com/office/drawing/2016/ink" xmlns:am3d="http://schemas.microsoft.com/office/drawing/2017/model3d" xmlns:o="urn:schemas-microsoft-com:office:office" xmlns:r="http://schemas.openxmlformats.org/officeDocument/2006/relationships" xmlns:m="http://schemas.openxmlformats.org/officeDocument/2006/math" xmlns:v="urn:schemas-microsoft-com:vml" xmlns:wp14="http://schemas.microsoft.com/office/word/2010/wordprocessingDrawing" xmlns:wp="http://schemas.openxmlformats.org/drawingml/2006/wordprocessingDrawing" xmlns:w10="urn:schemas-microsoft-com:office:word" xmlns:w="http://schemas.openxmlformats.org/wordprocessingml/2006/main" xmlns:w14="http://schemas.microsoft.com/office/word/2010/wordml" xmlns:w15="http://schemas.microsoft.com/office/word/2012/wordml" xmlns:w16cid="http://schemas.microsoft.com/office/word/2016/wordml/cid" xmlns:w16se="http://schemas.microsoft.com/office/word/2015/wordml/symex" xmlns:wpg="http://schemas.microsoft.com/office/word/2010/wordprocessingGroup" xmlns:wpi="http://schemas.microsoft.com/office/word/2010/wordprocessingInk" xmlns:wne="http://schemas.microsoft.com/office/word/2006/wordml" xmlns:wps="http://schemas.microsoft.com/office/word/2010/wordprocessingShape" mc:Ignorable="w14 w15 w16se w16cid wp14">
   <w:abstractNum w:abstractNumId="0" w15:restartNumberingAfterBreak="0">
     <w:nsid w:val="4DB02806"/>
     <w:multiLevelType w:val="hybridMultilevel"/>
@@ -26115,17 +27130,17 @@
       </w:rPr>
     </w:lvl>
   </w:abstractNum>
-  <w:num w:numId="1" w16cid:durableId="1131287319">
+  <w:num w:numId="1">
     <w:abstractNumId w:val="1"/>
   </w:num>
-  <w:num w:numId="2" w16cid:durableId="1871257740">
+  <w:num w:numId="2">
     <w:abstractNumId w:val="0"/>
   </w:num>
 </w:numbering>
 </file>
 
 <file path=word/styles.xml><?xml version="1.0" encoding="utf-8"?>
-<w:styles xmlns:mc="http://schemas.openxmlformats.org/markup-compatibility/2006" xmlns:r="http://schemas.openxmlformats.org/officeDocument/2006/relationships" xmlns:w="http://schemas.openxmlformats.org/wordprocessingml/2006/main" xmlns:w14="http://schemas.microsoft.com/office/word/2010/wordml" xmlns:w15="http://schemas.microsoft.com/office/word/2012/wordml" xmlns:w16cex="http://schemas.microsoft.com/office/word/2018/wordml/cex" xmlns:w16cid="http://schemas.microsoft.com/office/word/2016/wordml/cid" xmlns:w16="http://schemas.microsoft.com/office/word/2018/wordml" xmlns:w16sdtdh="http://schemas.microsoft.com/office/word/2020/wordml/sdtdatahash" xmlns:w16se="http://schemas.microsoft.com/office/word/2015/wordml/symex" mc:Ignorable="w14 w15 w16se w16cid w16 w16cex w16sdtdh">
+<w:styles xmlns:mc="http://schemas.openxmlformats.org/markup-compatibility/2006" xmlns:r="http://schemas.openxmlformats.org/officeDocument/2006/relationships" xmlns:w="http://schemas.openxmlformats.org/wordprocessingml/2006/main" xmlns:w14="http://schemas.microsoft.com/office/word/2010/wordml" xmlns:w15="http://schemas.microsoft.com/office/word/2012/wordml" xmlns:w16cid="http://schemas.microsoft.com/office/word/2016/wordml/cid" xmlns:w16se="http://schemas.microsoft.com/office/word/2015/wordml/symex" mc:Ignorable="w14 w15 w16se w16cid">
   <w:docDefaults>
     <w:rPrDefault>
       <w:rPr>
@@ -26141,7 +27156,7 @@
       </w:pPr>
     </w:pPrDefault>
   </w:docDefaults>
-  <w:latentStyles w:defLockedState="0" w:defUIPriority="99" w:defSemiHidden="0" w:defUnhideWhenUsed="0" w:defQFormat="0" w:count="376">
+  <w:latentStyles w:defLockedState="0" w:defUIPriority="99" w:defSemiHidden="0" w:defUnhideWhenUsed="0" w:defQFormat="0" w:count="377">
     <w:lsdException w:name="Normal" w:uiPriority="0" w:qFormat="1"/>
     <w:lsdException w:name="heading 1" w:uiPriority="9" w:qFormat="1"/>
     <w:lsdException w:name="heading 2" w:semiHidden="1" w:uiPriority="9" w:unhideWhenUsed="1" w:qFormat="1"/>
@@ -26247,7 +27262,6 @@
     <w:lsdException w:name="HTML Sample" w:semiHidden="1" w:unhideWhenUsed="1"/>
     <w:lsdException w:name="HTML Typewriter" w:semiHidden="1" w:unhideWhenUsed="1"/>
     <w:lsdException w:name="HTML Variable" w:semiHidden="1" w:unhideWhenUsed="1"/>
-    <w:lsdException w:name="Normal Table" w:semiHidden="1" w:unhideWhenUsed="1"/>
     <w:lsdException w:name="annotation subject" w:semiHidden="1" w:unhideWhenUsed="1"/>
     <w:lsdException w:name="No List" w:semiHidden="1" w:unhideWhenUsed="1"/>
     <w:lsdException w:name="Outline List 1" w:semiHidden="1" w:unhideWhenUsed="1"/>
@@ -26294,10 +27308,8 @@
     <w:lsdException w:name="Table Subtle 2" w:semiHidden="1" w:unhideWhenUsed="1"/>
     <w:lsdException w:name="Table Web 1" w:semiHidden="1" w:unhideWhenUsed="1"/>
     <w:lsdException w:name="Table Web 2" w:semiHidden="1" w:unhideWhenUsed="1"/>
-    <w:lsdException w:name="Table Web 3" w:semiHidden="1" w:unhideWhenUsed="1"/>
     <w:lsdException w:name="Balloon Text" w:semiHidden="1" w:unhideWhenUsed="1"/>
     <w:lsdException w:name="Table Grid" w:uiPriority="39"/>
-    <w:lsdException w:name="Table Theme" w:semiHidden="1" w:unhideWhenUsed="1"/>
     <w:lsdException w:name="Placeholder Text" w:semiHidden="1"/>
     <w:lsdException w:name="No Spacing" w:uiPriority="1" w:qFormat="1"/>
     <w:lsdException w:name="Light Shading" w:uiPriority="60"/>
@@ -26518,6 +27530,7 @@
     <w:lsdException w:name="Hashtag" w:semiHidden="1" w:unhideWhenUsed="1"/>
     <w:lsdException w:name="Unresolved Mention" w:semiHidden="1" w:unhideWhenUsed="1"/>
     <w:lsdException w:name="Smart Link" w:semiHidden="1" w:unhideWhenUsed="1"/>
+    <w:lsdException w:name="Smart Link Error" w:semiHidden="1" w:unhideWhenUsed="1"/>
   </w:latentStyles>
   <w:style w:type="paragraph" w:default="1" w:styleId="a">
     <w:name w:val="Normal"/>
@@ -27212,7 +28225,7 @@
 </file>
 
 <file path=customXml/itemProps1.xml><?xml version="1.0" encoding="utf-8"?>
-<ds:datastoreItem xmlns:ds="http://schemas.openxmlformats.org/officeDocument/2006/customXml" ds:itemID="{7AD6611E-34FA-4B84-97C7-A874B6E1872E}">
+<ds:datastoreItem xmlns:ds="http://schemas.openxmlformats.org/officeDocument/2006/customXml" ds:itemID="{D461B044-5671-4A7F-83D0-852B3AE5C524}">
   <ds:schemaRefs>
     <ds:schemaRef ds:uri="http://schemas.openxmlformats.org/officeDocument/2006/bibliography"/>
   </ds:schemaRefs>

--- a/Кандидатская диссертация.docx
+++ b/Кандидатская диссертация.docx
@@ -1,6 +1,6 @@
 
 <file path=word/document.xml><?xml version="1.0" encoding="utf-8"?>
-<w:document xmlns:wpc="http://schemas.microsoft.com/office/word/2010/wordprocessingCanvas" xmlns:cx="http://schemas.microsoft.com/office/drawing/2014/chartex" xmlns:cx1="http://schemas.microsoft.com/office/drawing/2015/9/8/chartex" xmlns:cx2="http://schemas.microsoft.com/office/drawing/2015/10/21/chartex" xmlns:cx3="http://schemas.microsoft.com/office/drawing/2016/5/9/chartex" xmlns:cx4="http://schemas.microsoft.com/office/drawing/2016/5/10/chartex" xmlns:cx5="http://schemas.microsoft.com/office/drawing/2016/5/11/chartex" xmlns:cx6="http://schemas.microsoft.com/office/drawing/2016/5/12/chartex" xmlns:cx7="http://schemas.microsoft.com/office/drawing/2016/5/13/chartex" xmlns:cx8="http://schemas.microsoft.com/office/drawing/2016/5/14/chartex" xmlns:mc="http://schemas.openxmlformats.org/markup-compatibility/2006" xmlns:aink="http://schemas.microsoft.com/office/drawing/2016/ink" xmlns:am3d="http://schemas.microsoft.com/office/drawing/2017/model3d" xmlns:o="urn:schemas-microsoft-com:office:office" xmlns:r="http://schemas.openxmlformats.org/officeDocument/2006/relationships" xmlns:m="http://schemas.openxmlformats.org/officeDocument/2006/math" xmlns:v="urn:schemas-microsoft-com:vml" xmlns:wp14="http://schemas.microsoft.com/office/word/2010/wordprocessingDrawing" xmlns:wp="http://schemas.openxmlformats.org/drawingml/2006/wordprocessingDrawing" xmlns:w10="urn:schemas-microsoft-com:office:word" xmlns:w="http://schemas.openxmlformats.org/wordprocessingml/2006/main" xmlns:w14="http://schemas.microsoft.com/office/word/2010/wordml" xmlns:w15="http://schemas.microsoft.com/office/word/2012/wordml" xmlns:w16cid="http://schemas.microsoft.com/office/word/2016/wordml/cid" xmlns:w16se="http://schemas.microsoft.com/office/word/2015/wordml/symex" xmlns:wpg="http://schemas.microsoft.com/office/word/2010/wordprocessingGroup" xmlns:wpi="http://schemas.microsoft.com/office/word/2010/wordprocessingInk" xmlns:wne="http://schemas.microsoft.com/office/word/2006/wordml" xmlns:wps="http://schemas.microsoft.com/office/word/2010/wordprocessingShape" mc:Ignorable="w14 w15 w16se w16cid wp14">
+<w:document xmlns:wpc="http://schemas.microsoft.com/office/word/2010/wordprocessingCanvas" xmlns:cx="http://schemas.microsoft.com/office/drawing/2014/chartex" xmlns:cx1="http://schemas.microsoft.com/office/drawing/2015/9/8/chartex" xmlns:cx2="http://schemas.microsoft.com/office/drawing/2015/10/21/chartex" xmlns:cx3="http://schemas.microsoft.com/office/drawing/2016/5/9/chartex" xmlns:cx4="http://schemas.microsoft.com/office/drawing/2016/5/10/chartex" xmlns:cx5="http://schemas.microsoft.com/office/drawing/2016/5/11/chartex" xmlns:cx6="http://schemas.microsoft.com/office/drawing/2016/5/12/chartex" xmlns:cx7="http://schemas.microsoft.com/office/drawing/2016/5/13/chartex" xmlns:cx8="http://schemas.microsoft.com/office/drawing/2016/5/14/chartex" xmlns:mc="http://schemas.openxmlformats.org/markup-compatibility/2006" xmlns:aink="http://schemas.microsoft.com/office/drawing/2016/ink" xmlns:am3d="http://schemas.microsoft.com/office/drawing/2017/model3d" xmlns:o="urn:schemas-microsoft-com:office:office" xmlns:oel="http://schemas.microsoft.com/office/2019/extlst" xmlns:r="http://schemas.openxmlformats.org/officeDocument/2006/relationships" xmlns:m="http://schemas.openxmlformats.org/officeDocument/2006/math" xmlns:v="urn:schemas-microsoft-com:vml" xmlns:wp14="http://schemas.microsoft.com/office/word/2010/wordprocessingDrawing" xmlns:wp="http://schemas.openxmlformats.org/drawingml/2006/wordprocessingDrawing" xmlns:w10="urn:schemas-microsoft-com:office:word" xmlns:w="http://schemas.openxmlformats.org/wordprocessingml/2006/main" xmlns:w14="http://schemas.microsoft.com/office/word/2010/wordml" xmlns:w15="http://schemas.microsoft.com/office/word/2012/wordml" xmlns:w16cex="http://schemas.microsoft.com/office/word/2018/wordml/cex" xmlns:w16cid="http://schemas.microsoft.com/office/word/2016/wordml/cid" xmlns:w16="http://schemas.microsoft.com/office/word/2018/wordml" xmlns:w16sdtdh="http://schemas.microsoft.com/office/word/2020/wordml/sdtdatahash" xmlns:w16se="http://schemas.microsoft.com/office/word/2015/wordml/symex" xmlns:wpg="http://schemas.microsoft.com/office/word/2010/wordprocessingGroup" xmlns:wpi="http://schemas.microsoft.com/office/word/2010/wordprocessingInk" xmlns:wne="http://schemas.microsoft.com/office/word/2006/wordml" xmlns:wps="http://schemas.microsoft.com/office/word/2010/wordprocessingShape" mc:Ignorable="w14 w15 w16se w16cid w16 w16cex w16sdtdh wp14">
   <w:body>
     <w:tbl>
       <w:tblPr>
@@ -73,7 +73,7 @@
                 <v:shape id="_x0000_i1025" type="#_x0000_t75" style="width:37.5pt;height:35.25pt" o:ole="" fillcolor="window">
                   <v:imagedata r:id="rId8" o:title=""/>
                 </v:shape>
-                <o:OLEObject Type="Embed" ProgID="MSDraw" ShapeID="_x0000_i1025" DrawAspect="Content" ObjectID="_1845640829" r:id="rId9"/>
+                <o:OLEObject Type="Embed" ProgID="MSDraw" ShapeID="_x0000_i1025" DrawAspect="Content" ObjectID="_1845804661" r:id="rId9"/>
               </w:object>
             </w:r>
             <w:r>
@@ -6583,31 +6583,7 @@
           <w:sz w:val="28"/>
           <w:szCs w:val="28"/>
         </w:rPr>
-        <w:t xml:space="preserve"> </w:t>
-      </w:r>
-      <w:proofErr w:type="spellStart"/>
-      <w:r>
-        <w:rPr>
-          <w:rFonts w:asciiTheme="majorBidi" w:hAnsiTheme="majorBidi"/>
-          <w:b/>
-          <w:bCs/>
-          <w:color w:val="auto"/>
-          <w:sz w:val="28"/>
-          <w:szCs w:val="28"/>
-        </w:rPr>
-        <w:t>Visual</w:t>
-      </w:r>
-      <w:proofErr w:type="spellEnd"/>
-      <w:r>
-        <w:rPr>
-          <w:rFonts w:asciiTheme="majorBidi" w:hAnsiTheme="majorBidi"/>
-          <w:b/>
-          <w:bCs/>
-          <w:color w:val="auto"/>
-          <w:sz w:val="28"/>
-          <w:szCs w:val="28"/>
-        </w:rPr>
-        <w:t xml:space="preserve"> SLAM для автономной навигации роботов</w:t>
+        <w:t xml:space="preserve"> Visual SLAM для автономной навигации роботов</w:t>
       </w:r>
       <w:bookmarkEnd w:id="13"/>
     </w:p>
@@ -6760,7 +6736,7 @@
           <w:szCs w:val="28"/>
           <w:lang w:eastAsia="ru-RU"/>
         </w:rPr>
-        <w:t>В течение последн</w:t>
+        <w:t xml:space="preserve">Работа, представленная Смитом и Чизманом в 1986 году, </w:t>
       </w:r>
       <w:r>
         <w:rPr>
@@ -6769,7 +6745,7 @@
           <w:szCs w:val="28"/>
           <w:lang w:eastAsia="ru-RU"/>
         </w:rPr>
-        <w:t>их лет</w:t>
+        <w:t xml:space="preserve">сформулировала задачу построения карт на основе теоретико-оценочных подходов и локализации </w:t>
       </w:r>
       <w:r>
         <w:rPr>
@@ -6778,7 +6754,7 @@
           <w:szCs w:val="28"/>
           <w:lang w:eastAsia="ru-RU"/>
         </w:rPr>
-        <w:t xml:space="preserve"> в связи с активным развитием </w:t>
+        <w:t>[]</w:t>
       </w:r>
       <w:r>
         <w:rPr>
@@ -6787,7 +6763,7 @@
           <w:szCs w:val="28"/>
           <w:lang w:eastAsia="ru-RU"/>
         </w:rPr>
-        <w:t>технологий</w:t>
+        <w:t xml:space="preserve">. Последующие работы расширили теоретическую и практическую основы </w:t>
       </w:r>
       <w:r>
         <w:rPr>
@@ -6796,7 +6772,7 @@
           <w:szCs w:val="28"/>
           <w:lang w:eastAsia="ru-RU"/>
         </w:rPr>
-        <w:t xml:space="preserve"> искусственного интеллекта набирает большую популярность создание более точных и адаптивных алгоритмов и систем автономного управления транспортом. Современные исследования [1] располагают широким спектром вариантов </w:t>
+        <w:t>[]</w:t>
       </w:r>
       <w:r>
         <w:rPr>
@@ -6805,7 +6781,16 @@
           <w:szCs w:val="28"/>
           <w:lang w:eastAsia="ru-RU"/>
         </w:rPr>
-        <w:t>применения</w:t>
+        <w:t xml:space="preserve">. Термин </w:t>
+      </w:r>
+      <w:r>
+        <w:rPr>
+          <w:rFonts w:ascii="Times New Roman" w:eastAsia="Times New Roman" w:hAnsi="Times New Roman" w:cs="Times New Roman"/>
+          <w:sz w:val="28"/>
+          <w:szCs w:val="28"/>
+          <w:lang w:val="en-US" w:eastAsia="ru-RU"/>
+        </w:rPr>
+        <w:t>SLAM</w:t>
       </w:r>
       <w:r>
         <w:rPr>
@@ -6814,7 +6799,7 @@
           <w:szCs w:val="28"/>
           <w:lang w:eastAsia="ru-RU"/>
         </w:rPr>
-        <w:t xml:space="preserve"> различных алгоритмов</w:t>
+        <w:t xml:space="preserve"> </w:t>
       </w:r>
       <w:r>
         <w:rPr>
@@ -6823,7 +6808,16 @@
           <w:szCs w:val="28"/>
           <w:lang w:eastAsia="ru-RU"/>
         </w:rPr>
-        <w:t xml:space="preserve"> навигации</w:t>
+        <w:t xml:space="preserve">был заложен в 1995 году в ходе симпозиума . Он расшифровывается как </w:t>
+      </w:r>
+      <w:r>
+        <w:rPr>
+          <w:rFonts w:ascii="Times New Roman" w:eastAsia="Times New Roman" w:hAnsi="Times New Roman" w:cs="Times New Roman"/>
+          <w:sz w:val="28"/>
+          <w:szCs w:val="28"/>
+          <w:lang w:val="en-US" w:eastAsia="ru-RU"/>
+        </w:rPr>
+        <w:t>Simultaneous</w:t>
       </w:r>
       <w:r>
         <w:rPr>
@@ -6832,7 +6826,25 @@
           <w:szCs w:val="28"/>
           <w:lang w:eastAsia="ru-RU"/>
         </w:rPr>
-        <w:t xml:space="preserve">: от </w:t>
+        <w:t xml:space="preserve"> </w:t>
+      </w:r>
+      <w:r>
+        <w:rPr>
+          <w:rFonts w:ascii="Times New Roman" w:eastAsia="Times New Roman" w:hAnsi="Times New Roman" w:cs="Times New Roman"/>
+          <w:sz w:val="28"/>
+          <w:szCs w:val="28"/>
+          <w:lang w:val="en-US" w:eastAsia="ru-RU"/>
+        </w:rPr>
+        <w:t>L</w:t>
+      </w:r>
+      <w:r>
+        <w:rPr>
+          <w:rFonts w:ascii="Times New Roman" w:eastAsia="Times New Roman" w:hAnsi="Times New Roman" w:cs="Times New Roman"/>
+          <w:sz w:val="28"/>
+          <w:szCs w:val="28"/>
+          <w:lang w:val="en-US" w:eastAsia="ru-RU"/>
+        </w:rPr>
+        <w:t>ocalization</w:t>
       </w:r>
       <w:r>
         <w:rPr>
@@ -6841,9 +6853,17 @@
           <w:szCs w:val="28"/>
           <w:lang w:eastAsia="ru-RU"/>
         </w:rPr>
-        <w:t xml:space="preserve">ориентации робота по показаниям сенсоров до </w:t>
-      </w:r>
-      <w:proofErr w:type="spellStart"/>
+        <w:t xml:space="preserve"> </w:t>
+      </w:r>
+      <w:r>
+        <w:rPr>
+          <w:rFonts w:ascii="Times New Roman" w:eastAsia="Times New Roman" w:hAnsi="Times New Roman" w:cs="Times New Roman"/>
+          <w:sz w:val="28"/>
+          <w:szCs w:val="28"/>
+          <w:lang w:val="en-US" w:eastAsia="ru-RU"/>
+        </w:rPr>
+        <w:t>and</w:t>
+      </w:r>
       <w:r>
         <w:rPr>
           <w:rFonts w:ascii="Times New Roman" w:eastAsia="Times New Roman" w:hAnsi="Times New Roman" w:cs="Times New Roman"/>
@@ -6851,9 +6871,17 @@
           <w:szCs w:val="28"/>
           <w:lang w:eastAsia="ru-RU"/>
         </w:rPr>
-        <w:t>видеоодометрии</w:t>
-      </w:r>
-      <w:proofErr w:type="spellEnd"/>
+        <w:t xml:space="preserve"> </w:t>
+      </w:r>
+      <w:r>
+        <w:rPr>
+          <w:rFonts w:ascii="Times New Roman" w:eastAsia="Times New Roman" w:hAnsi="Times New Roman" w:cs="Times New Roman"/>
+          <w:sz w:val="28"/>
+          <w:szCs w:val="28"/>
+          <w:lang w:val="en-US" w:eastAsia="ru-RU"/>
+        </w:rPr>
+        <w:t>Mapping</w:t>
+      </w:r>
       <w:r>
         <w:rPr>
           <w:rFonts w:ascii="Times New Roman" w:eastAsia="Times New Roman" w:hAnsi="Times New Roman" w:cs="Times New Roman"/>
@@ -6861,7 +6889,7 @@
           <w:szCs w:val="28"/>
           <w:lang w:eastAsia="ru-RU"/>
         </w:rPr>
-        <w:t>, а также гибридные решения</w:t>
+        <w:t xml:space="preserve"> – одновременная локализация и построение карты</w:t>
       </w:r>
       <w:r>
         <w:rPr>
@@ -6870,16 +6898,7 @@
           <w:szCs w:val="28"/>
           <w:lang w:eastAsia="ru-RU"/>
         </w:rPr>
-        <w:t xml:space="preserve">. Общим названием такого вида алгоритмов является </w:t>
-      </w:r>
-      <w:r>
-        <w:rPr>
-          <w:rFonts w:ascii="Times New Roman" w:eastAsia="Times New Roman" w:hAnsi="Times New Roman" w:cs="Times New Roman"/>
-          <w:sz w:val="28"/>
-          <w:szCs w:val="28"/>
-          <w:lang w:val="en-US" w:eastAsia="ru-RU"/>
-        </w:rPr>
-        <w:t>SLAM</w:t>
+        <w:t>.</w:t>
       </w:r>
       <w:r>
         <w:rPr>
@@ -6888,16 +6907,7 @@
           <w:szCs w:val="28"/>
           <w:lang w:eastAsia="ru-RU"/>
         </w:rPr>
-        <w:t xml:space="preserve"> (</w:t>
-      </w:r>
-      <w:r>
-        <w:rPr>
-          <w:rFonts w:ascii="Times New Roman" w:eastAsia="Times New Roman" w:hAnsi="Times New Roman" w:cs="Times New Roman"/>
-          <w:sz w:val="28"/>
-          <w:szCs w:val="28"/>
-          <w:lang w:val="en-US" w:eastAsia="ru-RU"/>
-        </w:rPr>
-        <w:t>Simultaneous</w:t>
+        <w:t xml:space="preserve"> </w:t>
       </w:r>
       <w:r>
         <w:rPr>
@@ -6906,25 +6916,7 @@
           <w:szCs w:val="28"/>
           <w:lang w:eastAsia="ru-RU"/>
         </w:rPr>
-        <w:t xml:space="preserve"> </w:t>
-      </w:r>
-      <w:r>
-        <w:rPr>
-          <w:rFonts w:ascii="Times New Roman" w:eastAsia="Times New Roman" w:hAnsi="Times New Roman" w:cs="Times New Roman"/>
-          <w:sz w:val="28"/>
-          <w:szCs w:val="28"/>
-          <w:lang w:val="en-US" w:eastAsia="ru-RU"/>
-        </w:rPr>
-        <w:t>L</w:t>
-      </w:r>
-      <w:r>
-        <w:rPr>
-          <w:rFonts w:ascii="Times New Roman" w:eastAsia="Times New Roman" w:hAnsi="Times New Roman" w:cs="Times New Roman"/>
-          <w:sz w:val="28"/>
-          <w:szCs w:val="28"/>
-          <w:lang w:val="en-US" w:eastAsia="ru-RU"/>
-        </w:rPr>
-        <w:t>ocalization</w:t>
+        <w:t>Данная задача является процессом, выполняемом в реальном времени без требований к пониманию исходного местоположен</w:t>
       </w:r>
       <w:r>
         <w:rPr>
@@ -6933,16 +6925,7 @@
           <w:szCs w:val="28"/>
           <w:lang w:eastAsia="ru-RU"/>
         </w:rPr>
-        <w:t xml:space="preserve"> </w:t>
-      </w:r>
-      <w:r>
-        <w:rPr>
-          <w:rFonts w:ascii="Times New Roman" w:eastAsia="Times New Roman" w:hAnsi="Times New Roman" w:cs="Times New Roman"/>
-          <w:sz w:val="28"/>
-          <w:szCs w:val="28"/>
-          <w:lang w:val="en-US" w:eastAsia="ru-RU"/>
-        </w:rPr>
-        <w:t>and</w:t>
+        <w:t>и</w:t>
       </w:r>
       <w:r>
         <w:rPr>
@@ -6951,34 +6934,7 @@
           <w:szCs w:val="28"/>
           <w:lang w:eastAsia="ru-RU"/>
         </w:rPr>
-        <w:t xml:space="preserve"> </w:t>
-      </w:r>
-      <w:r>
-        <w:rPr>
-          <w:rFonts w:ascii="Times New Roman" w:eastAsia="Times New Roman" w:hAnsi="Times New Roman" w:cs="Times New Roman"/>
-          <w:sz w:val="28"/>
-          <w:szCs w:val="28"/>
-          <w:lang w:val="en-US" w:eastAsia="ru-RU"/>
-        </w:rPr>
-        <w:t>Mapping</w:t>
-      </w:r>
-      <w:r>
-        <w:rPr>
-          <w:rFonts w:ascii="Times New Roman" w:eastAsia="Times New Roman" w:hAnsi="Times New Roman" w:cs="Times New Roman"/>
-          <w:sz w:val="28"/>
-          <w:szCs w:val="28"/>
-          <w:lang w:eastAsia="ru-RU"/>
-        </w:rPr>
-        <w:t>)</w:t>
-      </w:r>
-      <w:r>
-        <w:rPr>
-          <w:rFonts w:ascii="Times New Roman" w:eastAsia="Times New Roman" w:hAnsi="Times New Roman" w:cs="Times New Roman"/>
-          <w:sz w:val="28"/>
-          <w:szCs w:val="28"/>
-          <w:lang w:eastAsia="ru-RU"/>
-        </w:rPr>
-        <w:t xml:space="preserve"> – одновременная локализация и построение карты</w:t>
+        <w:t>я</w:t>
       </w:r>
       <w:r>
         <w:rPr>
@@ -7009,7 +6965,16 @@
           <w:szCs w:val="28"/>
           <w:lang w:eastAsia="ru-RU"/>
         </w:rPr>
-        <w:t xml:space="preserve">Общий принцип работы алгоритмов </w:t>
+        <w:t>Структура задачи технологии</w:t>
+      </w:r>
+      <w:r>
+        <w:rPr>
+          <w:rFonts w:ascii="Times New Roman" w:eastAsia="Times New Roman" w:hAnsi="Times New Roman" w:cs="Times New Roman"/>
+          <w:sz w:val="28"/>
+          <w:szCs w:val="28"/>
+          <w:lang w:eastAsia="ru-RU"/>
+        </w:rPr>
+        <w:t xml:space="preserve"> </w:t>
       </w:r>
       <w:r>
         <w:rPr>
@@ -7036,7 +7001,25 @@
           <w:szCs w:val="28"/>
           <w:lang w:eastAsia="ru-RU"/>
         </w:rPr>
-        <w:t>построен на следующих постулатах:</w:t>
+        <w:t>построен</w:t>
+      </w:r>
+      <w:r>
+        <w:rPr>
+          <w:rFonts w:ascii="Times New Roman" w:eastAsia="Times New Roman" w:hAnsi="Times New Roman" w:cs="Times New Roman"/>
+          <w:sz w:val="28"/>
+          <w:szCs w:val="28"/>
+          <w:lang w:eastAsia="ru-RU"/>
+        </w:rPr>
+        <w:t>а</w:t>
+      </w:r>
+      <w:r>
+        <w:rPr>
+          <w:rFonts w:ascii="Times New Roman" w:eastAsia="Times New Roman" w:hAnsi="Times New Roman" w:cs="Times New Roman"/>
+          <w:sz w:val="28"/>
+          <w:szCs w:val="28"/>
+          <w:lang w:eastAsia="ru-RU"/>
+        </w:rPr>
+        <w:t xml:space="preserve"> на следующих постулатах:</w:t>
       </w:r>
     </w:p>
     <w:p>
@@ -7058,7 +7041,25 @@
           <w:szCs w:val="28"/>
           <w:lang w:eastAsia="ru-RU"/>
         </w:rPr>
-        <w:t>1. Сбор данных с сенсоров</w:t>
+        <w:t xml:space="preserve">1. Сбор данных с </w:t>
+      </w:r>
+      <w:r>
+        <w:rPr>
+          <w:rFonts w:ascii="Times New Roman" w:eastAsia="Times New Roman" w:hAnsi="Times New Roman" w:cs="Times New Roman"/>
+          <w:sz w:val="28"/>
+          <w:szCs w:val="28"/>
+          <w:lang w:eastAsia="ru-RU"/>
+        </w:rPr>
+        <w:t>подключенных к роботу сенсоров</w:t>
+      </w:r>
+      <w:r>
+        <w:rPr>
+          <w:rFonts w:ascii="Times New Roman" w:eastAsia="Times New Roman" w:hAnsi="Times New Roman" w:cs="Times New Roman"/>
+          <w:sz w:val="28"/>
+          <w:szCs w:val="28"/>
+          <w:lang w:eastAsia="ru-RU"/>
+        </w:rPr>
+        <w:t>;</w:t>
       </w:r>
     </w:p>
     <w:p>
@@ -7080,7 +7081,43 @@
           <w:szCs w:val="28"/>
           <w:lang w:eastAsia="ru-RU"/>
         </w:rPr>
-        <w:t>2. Сопоставление полученных данных с построенной частью карты</w:t>
+        <w:t xml:space="preserve">2. </w:t>
+      </w:r>
+      <w:r>
+        <w:rPr>
+          <w:rFonts w:ascii="Times New Roman" w:eastAsia="Times New Roman" w:hAnsi="Times New Roman" w:cs="Times New Roman"/>
+          <w:sz w:val="28"/>
+          <w:szCs w:val="28"/>
+          <w:lang w:eastAsia="ru-RU"/>
+        </w:rPr>
+        <w:t>Локализация</w:t>
+      </w:r>
+      <w:r>
+        <w:rPr>
+          <w:rFonts w:ascii="Times New Roman" w:eastAsia="Times New Roman" w:hAnsi="Times New Roman" w:cs="Times New Roman"/>
+          <w:sz w:val="28"/>
+          <w:szCs w:val="28"/>
+          <w:lang w:eastAsia="ru-RU"/>
+        </w:rPr>
+        <w:t xml:space="preserve"> робота в заданной или неизвестной карте</w:t>
+      </w:r>
+      <w:r>
+        <w:rPr>
+          <w:rFonts w:ascii="Times New Roman" w:eastAsia="Times New Roman" w:hAnsi="Times New Roman" w:cs="Times New Roman"/>
+          <w:sz w:val="28"/>
+          <w:szCs w:val="28"/>
+          <w:lang w:eastAsia="ru-RU"/>
+        </w:rPr>
+        <w:t xml:space="preserve"> местности</w:t>
+      </w:r>
+      <w:r>
+        <w:rPr>
+          <w:rFonts w:ascii="Times New Roman" w:eastAsia="Times New Roman" w:hAnsi="Times New Roman" w:cs="Times New Roman"/>
+          <w:sz w:val="28"/>
+          <w:szCs w:val="28"/>
+          <w:lang w:eastAsia="ru-RU"/>
+        </w:rPr>
+        <w:t>;</w:t>
       </w:r>
     </w:p>
     <w:p>
@@ -7102,8 +7139,16 @@
           <w:szCs w:val="28"/>
           <w:lang w:eastAsia="ru-RU"/>
         </w:rPr>
-        <w:lastRenderedPageBreak/>
-        <w:t>3. Коррекция ошибок, положения робота на карте.</w:t>
+        <w:t>3</w:t>
+      </w:r>
+      <w:r>
+        <w:rPr>
+          <w:rFonts w:ascii="Times New Roman" w:eastAsia="Times New Roman" w:hAnsi="Times New Roman" w:cs="Times New Roman"/>
+          <w:sz w:val="28"/>
+          <w:szCs w:val="28"/>
+          <w:lang w:eastAsia="ru-RU"/>
+        </w:rPr>
+        <w:t>. Сопоставление полученных данных с построенной частью карты</w:t>
       </w:r>
     </w:p>
     <w:p>
@@ -7125,7 +7170,35 @@
           <w:szCs w:val="28"/>
           <w:lang w:eastAsia="ru-RU"/>
         </w:rPr>
-        <w:t>4. Построение общей карты местности.</w:t>
+        <w:lastRenderedPageBreak/>
+        <w:t>4</w:t>
+      </w:r>
+      <w:r>
+        <w:rPr>
+          <w:rFonts w:ascii="Times New Roman" w:eastAsia="Times New Roman" w:hAnsi="Times New Roman" w:cs="Times New Roman"/>
+          <w:sz w:val="28"/>
+          <w:szCs w:val="28"/>
+          <w:lang w:eastAsia="ru-RU"/>
+        </w:rPr>
+        <w:t xml:space="preserve">. Коррекция </w:t>
+      </w:r>
+      <w:r>
+        <w:rPr>
+          <w:rFonts w:ascii="Times New Roman" w:eastAsia="Times New Roman" w:hAnsi="Times New Roman" w:cs="Times New Roman"/>
+          <w:sz w:val="28"/>
+          <w:szCs w:val="28"/>
+          <w:lang w:eastAsia="ru-RU"/>
+        </w:rPr>
+        <w:t>вероятностных ошибок и</w:t>
+      </w:r>
+      <w:r>
+        <w:rPr>
+          <w:rFonts w:ascii="Times New Roman" w:eastAsia="Times New Roman" w:hAnsi="Times New Roman" w:cs="Times New Roman"/>
+          <w:sz w:val="28"/>
+          <w:szCs w:val="28"/>
+          <w:lang w:eastAsia="ru-RU"/>
+        </w:rPr>
+        <w:t xml:space="preserve"> положения робота на карте.</w:t>
       </w:r>
     </w:p>
     <w:p>
@@ -7147,7 +7220,7 @@
           <w:szCs w:val="28"/>
           <w:lang w:eastAsia="ru-RU"/>
         </w:rPr>
-        <w:t>Сенсоры имеют различные характеристики и типы передаваемых данных, представленных в перечне:</w:t>
+        <w:t>Для построения глобальных маршрутов полученные данные на локальных картах объединяются и корректируются в глобальном масштабе. Это может происходить как с одной, так и с нескольких беспилотных устройств параллельно.</w:t>
       </w:r>
     </w:p>
     <w:p>
@@ -7169,9 +7242,8 @@
           <w:szCs w:val="28"/>
           <w:lang w:eastAsia="ru-RU"/>
         </w:rPr>
-        <w:t xml:space="preserve">а) </w:t>
-      </w:r>
-      <w:proofErr w:type="spellStart"/>
+        <w:t>Данные, собираемые в ходе построения карт, называются одометрией. Они фиксируют перемещение автономного робота относительно исходного положения и накапливают вероятностную ошибку по данным сенсоров. Они</w:t>
+      </w:r>
       <w:r>
         <w:rPr>
           <w:rFonts w:ascii="Times New Roman" w:eastAsia="Times New Roman" w:hAnsi="Times New Roman" w:cs="Times New Roman"/>
@@ -7179,9 +7251,8 @@
           <w:szCs w:val="28"/>
           <w:lang w:eastAsia="ru-RU"/>
         </w:rPr>
-        <w:t>Одометрия</w:t>
-      </w:r>
-      <w:proofErr w:type="spellEnd"/>
+        <w:t xml:space="preserve"> имеют</w:t>
+      </w:r>
       <w:r>
         <w:rPr>
           <w:rFonts w:ascii="Times New Roman" w:eastAsia="Times New Roman" w:hAnsi="Times New Roman" w:cs="Times New Roman"/>
@@ -7189,9 +7260,8 @@
           <w:szCs w:val="28"/>
           <w:lang w:eastAsia="ru-RU"/>
         </w:rPr>
-        <w:t xml:space="preserve"> – данные о перемещении по различным сенсорам (</w:t>
-      </w:r>
-      <w:proofErr w:type="spellStart"/>
+        <w:t xml:space="preserve"> различные характеристики и типы передаваемых данных</w:t>
+      </w:r>
       <w:r>
         <w:rPr>
           <w:rFonts w:ascii="Times New Roman" w:eastAsia="Times New Roman" w:hAnsi="Times New Roman" w:cs="Times New Roman"/>
@@ -7199,17 +7269,7 @@
           <w:szCs w:val="28"/>
           <w:lang w:eastAsia="ru-RU"/>
         </w:rPr>
-        <w:t>энкодер</w:t>
-      </w:r>
-      <w:proofErr w:type="spellEnd"/>
-      <w:r>
-        <w:rPr>
-          <w:rFonts w:ascii="Times New Roman" w:eastAsia="Times New Roman" w:hAnsi="Times New Roman" w:cs="Times New Roman"/>
-          <w:sz w:val="28"/>
-          <w:szCs w:val="28"/>
-          <w:lang w:eastAsia="ru-RU"/>
-        </w:rPr>
-        <w:t>, видеоданные);</w:t>
+        <w:t>. Существует несколько общих разновидностей:</w:t>
       </w:r>
     </w:p>
     <w:p>
@@ -7231,9 +7291,8 @@
           <w:szCs w:val="28"/>
           <w:lang w:eastAsia="ru-RU"/>
         </w:rPr>
-        <w:t>б) Данные лазерного дальномера (</w:t>
-      </w:r>
-      <w:proofErr w:type="spellStart"/>
+        <w:t>1</w:t>
+      </w:r>
       <w:r>
         <w:rPr>
           <w:rFonts w:ascii="Times New Roman" w:eastAsia="Times New Roman" w:hAnsi="Times New Roman" w:cs="Times New Roman"/>
@@ -7241,9 +7300,8 @@
           <w:szCs w:val="28"/>
           <w:lang w:eastAsia="ru-RU"/>
         </w:rPr>
-        <w:t>лидара</w:t>
-      </w:r>
-      <w:proofErr w:type="spellEnd"/>
+        <w:t xml:space="preserve">) </w:t>
+      </w:r>
       <w:r>
         <w:rPr>
           <w:rFonts w:ascii="Times New Roman" w:eastAsia="Times New Roman" w:hAnsi="Times New Roman" w:cs="Times New Roman"/>
@@ -7251,7 +7309,106 @@
           <w:szCs w:val="28"/>
           <w:lang w:eastAsia="ru-RU"/>
         </w:rPr>
-        <w:t>) для измерения расстояния до объектов, создавая облако точек из лазерных импульсов устройства</w:t>
+        <w:t>Ла</w:t>
+      </w:r>
+      <w:r>
+        <w:rPr>
+          <w:rFonts w:ascii="Times New Roman" w:eastAsia="Times New Roman" w:hAnsi="Times New Roman" w:cs="Times New Roman"/>
+          <w:sz w:val="28"/>
+          <w:szCs w:val="28"/>
+          <w:lang w:eastAsia="ru-RU"/>
+        </w:rPr>
+        <w:t>зерн</w:t>
+      </w:r>
+      <w:r>
+        <w:rPr>
+          <w:rFonts w:ascii="Times New Roman" w:eastAsia="Times New Roman" w:hAnsi="Times New Roman" w:cs="Times New Roman"/>
+          <w:sz w:val="28"/>
+          <w:szCs w:val="28"/>
+          <w:lang w:eastAsia="ru-RU"/>
+        </w:rPr>
+        <w:t>ый</w:t>
+      </w:r>
+      <w:r>
+        <w:rPr>
+          <w:rFonts w:ascii="Times New Roman" w:eastAsia="Times New Roman" w:hAnsi="Times New Roman" w:cs="Times New Roman"/>
+          <w:sz w:val="28"/>
+          <w:szCs w:val="28"/>
+          <w:lang w:eastAsia="ru-RU"/>
+        </w:rPr>
+        <w:t xml:space="preserve"> дальномер (</w:t>
+      </w:r>
+      <w:r>
+        <w:rPr>
+          <w:rFonts w:ascii="Times New Roman" w:eastAsia="Times New Roman" w:hAnsi="Times New Roman" w:cs="Times New Roman"/>
+          <w:sz w:val="28"/>
+          <w:szCs w:val="28"/>
+          <w:lang w:val="en-US" w:eastAsia="ru-RU"/>
+        </w:rPr>
+        <w:t>LiDAR</w:t>
+      </w:r>
+      <w:r>
+        <w:rPr>
+          <w:rFonts w:ascii="Times New Roman" w:eastAsia="Times New Roman" w:hAnsi="Times New Roman" w:cs="Times New Roman"/>
+          <w:sz w:val="28"/>
+          <w:szCs w:val="28"/>
+          <w:lang w:eastAsia="ru-RU"/>
+        </w:rPr>
+        <w:t>)</w:t>
+      </w:r>
+      <w:r>
+        <w:rPr>
+          <w:rFonts w:ascii="Times New Roman" w:eastAsia="Times New Roman" w:hAnsi="Times New Roman" w:cs="Times New Roman"/>
+          <w:sz w:val="28"/>
+          <w:szCs w:val="28"/>
+          <w:lang w:eastAsia="ru-RU"/>
+        </w:rPr>
+        <w:t xml:space="preserve"> </w:t>
+      </w:r>
+      <w:r>
+        <w:rPr>
+          <w:rFonts w:ascii="Times New Roman" w:eastAsia="Times New Roman" w:hAnsi="Times New Roman" w:cs="Times New Roman"/>
+          <w:sz w:val="28"/>
+          <w:szCs w:val="28"/>
+          <w:lang w:eastAsia="ru-RU"/>
+        </w:rPr>
+        <w:t>используется для</w:t>
+      </w:r>
+      <w:r>
+        <w:rPr>
+          <w:rFonts w:ascii="Times New Roman" w:eastAsia="Times New Roman" w:hAnsi="Times New Roman" w:cs="Times New Roman"/>
+          <w:sz w:val="28"/>
+          <w:szCs w:val="28"/>
+          <w:lang w:eastAsia="ru-RU"/>
+        </w:rPr>
+        <w:t xml:space="preserve"> измерения расстояния до объектов, создавая облако точек</w:t>
+      </w:r>
+      <w:r>
+        <w:rPr>
+          <w:rFonts w:ascii="Times New Roman" w:eastAsia="Times New Roman" w:hAnsi="Times New Roman" w:cs="Times New Roman"/>
+          <w:sz w:val="28"/>
+          <w:szCs w:val="28"/>
+          <w:lang w:eastAsia="ru-RU"/>
+        </w:rPr>
+        <w:t xml:space="preserve">, получаемых за счет длины </w:t>
+      </w:r>
+      <w:r>
+        <w:rPr>
+          <w:rFonts w:ascii="Times New Roman" w:eastAsia="Times New Roman" w:hAnsi="Times New Roman" w:cs="Times New Roman"/>
+          <w:sz w:val="28"/>
+          <w:szCs w:val="28"/>
+          <w:lang w:eastAsia="ru-RU"/>
+        </w:rPr>
+        <w:t>лазерных импульсов</w:t>
+      </w:r>
+      <w:r>
+        <w:rPr>
+          <w:rFonts w:ascii="Times New Roman" w:eastAsia="Times New Roman" w:hAnsi="Times New Roman" w:cs="Times New Roman"/>
+          <w:sz w:val="28"/>
+          <w:szCs w:val="28"/>
+          <w:lang w:eastAsia="ru-RU"/>
+        </w:rPr>
+        <w:t>;</w:t>
       </w:r>
     </w:p>
     <w:p>
@@ -7273,7 +7430,7 @@
           <w:szCs w:val="28"/>
           <w:lang w:eastAsia="ru-RU"/>
         </w:rPr>
-        <w:t xml:space="preserve">в) Данные инерциальных модулей </w:t>
+        <w:t>2</w:t>
       </w:r>
       <w:r>
         <w:rPr>
@@ -7282,7 +7439,16 @@
           <w:szCs w:val="28"/>
           <w:lang w:eastAsia="ru-RU"/>
         </w:rPr>
-        <w:t>(</w:t>
+        <w:t xml:space="preserve">) </w:t>
+      </w:r>
+      <w:r>
+        <w:rPr>
+          <w:rFonts w:ascii="Times New Roman" w:eastAsia="Times New Roman" w:hAnsi="Times New Roman" w:cs="Times New Roman"/>
+          <w:sz w:val="28"/>
+          <w:szCs w:val="28"/>
+          <w:lang w:eastAsia="ru-RU"/>
+        </w:rPr>
+        <w:t>Инерциальный модуль (</w:t>
       </w:r>
       <w:r>
         <w:rPr>
@@ -7309,7 +7475,65 @@
           <w:szCs w:val="28"/>
           <w:lang w:eastAsia="ru-RU"/>
         </w:rPr>
-        <w:t xml:space="preserve"> об ускорении и углах поворота шасси.</w:t>
+        <w:t xml:space="preserve"> получает</w:t>
+      </w:r>
+      <w:r>
+        <w:rPr>
+          <w:rFonts w:ascii="Times New Roman" w:eastAsia="Times New Roman" w:hAnsi="Times New Roman" w:cs="Times New Roman"/>
+          <w:sz w:val="28"/>
+          <w:szCs w:val="28"/>
+          <w:lang w:eastAsia="ru-RU"/>
+        </w:rPr>
+        <w:t xml:space="preserve"> </w:t>
+      </w:r>
+      <w:r>
+        <w:rPr>
+          <w:rFonts w:ascii="Times New Roman" w:eastAsia="Times New Roman" w:hAnsi="Times New Roman" w:cs="Times New Roman"/>
+          <w:sz w:val="28"/>
+          <w:szCs w:val="28"/>
+          <w:lang w:eastAsia="ru-RU"/>
+        </w:rPr>
+        <w:t xml:space="preserve">данные </w:t>
+      </w:r>
+      <w:r>
+        <w:rPr>
+          <w:rFonts w:ascii="Times New Roman" w:eastAsia="Times New Roman" w:hAnsi="Times New Roman" w:cs="Times New Roman"/>
+          <w:sz w:val="28"/>
+          <w:szCs w:val="28"/>
+          <w:lang w:eastAsia="ru-RU"/>
+        </w:rPr>
+        <w:t>об ускорении и углах поворота шасси.</w:t>
+      </w:r>
+    </w:p>
+    <w:p>
+      <w:pPr>
+        <w:spacing w:after="0" w:line="360" w:lineRule="auto"/>
+        <w:ind w:firstLine="709"/>
+        <w:jc w:val="both"/>
+        <w:rPr>
+          <w:rFonts w:ascii="Times New Roman" w:eastAsia="Times New Roman" w:hAnsi="Times New Roman" w:cs="Times New Roman"/>
+          <w:sz w:val="28"/>
+          <w:szCs w:val="28"/>
+          <w:lang w:eastAsia="ru-RU"/>
+        </w:rPr>
+      </w:pPr>
+      <w:r>
+        <w:rPr>
+          <w:rFonts w:ascii="Times New Roman" w:eastAsia="Times New Roman" w:hAnsi="Times New Roman" w:cs="Times New Roman"/>
+          <w:sz w:val="28"/>
+          <w:szCs w:val="28"/>
+          <w:lang w:eastAsia="ru-RU"/>
+        </w:rPr>
+        <w:t xml:space="preserve">3) </w:t>
+      </w:r>
+      <w:r>
+        <w:rPr>
+          <w:rFonts w:ascii="Times New Roman" w:eastAsia="Times New Roman" w:hAnsi="Times New Roman" w:cs="Times New Roman"/>
+          <w:sz w:val="28"/>
+          <w:szCs w:val="28"/>
+          <w:lang w:eastAsia="ru-RU"/>
+        </w:rPr>
+        <w:t>Видеокамеры позволяют получить информацию на подобие человеческого глаза.</w:t>
       </w:r>
     </w:p>
     <w:p>
@@ -7490,27 +7714,7 @@
           <w:szCs w:val="28"/>
           <w:lang w:eastAsia="ru-RU"/>
         </w:rPr>
-        <w:t xml:space="preserve">В первую очередь авторы преобразуют нелинейные модели робота к системе </w:t>
-      </w:r>
-      <w:proofErr w:type="spellStart"/>
-      <w:r>
-        <w:rPr>
-          <w:rFonts w:ascii="Times New Roman" w:eastAsia="Times New Roman" w:hAnsi="Times New Roman" w:cs="Times New Roman"/>
-          <w:sz w:val="28"/>
-          <w:szCs w:val="28"/>
-          <w:lang w:eastAsia="ru-RU"/>
-        </w:rPr>
-        <w:t>задачно</w:t>
-      </w:r>
-      <w:proofErr w:type="spellEnd"/>
-      <w:r>
-        <w:rPr>
-          <w:rFonts w:ascii="Times New Roman" w:eastAsia="Times New Roman" w:hAnsi="Times New Roman" w:cs="Times New Roman"/>
-          <w:sz w:val="28"/>
-          <w:szCs w:val="28"/>
-          <w:lang w:eastAsia="ru-RU"/>
-        </w:rPr>
-        <w:t xml:space="preserve">-ориентированных координат: выделяются матрицы связи угла вращения колес относительно центра масс, поступательное движение и расчет линейной и угловой скоростей в системе пространства состояний. Далее производится синтез алгоритма управления путем формирования матрицы состояния и управления тележкой, производится моделирование системы с влиянием шумовых характеристик и внешних воздействий. Авторы </w:t>
+        <w:t xml:space="preserve">В первую очередь авторы преобразуют нелинейные модели робота к системе задачно-ориентированных координат: выделяются матрицы связи угла вращения колес относительно центра масс, поступательное движение и расчет линейной и угловой скоростей в системе пространства состояний. Далее производится синтез алгоритма управления путем формирования матрицы состояния и управления тележкой, производится моделирование системы с влиянием шумовых характеристик и внешних воздействий. Авторы </w:t>
       </w:r>
       <w:r>
         <w:rPr>
@@ -7542,67 +7746,7 @@
           <w:szCs w:val="28"/>
           <w:lang w:eastAsia="ru-RU"/>
         </w:rPr>
-        <w:t>В публикации [3] авторы представляют подробную концепцию компонентно-ориентированной программной платформы для управления и работы автономного мобильного робота. На примере платформы RCE (</w:t>
-      </w:r>
-      <w:proofErr w:type="spellStart"/>
-      <w:r>
-        <w:rPr>
-          <w:rFonts w:ascii="Times New Roman" w:eastAsia="Times New Roman" w:hAnsi="Times New Roman" w:cs="Times New Roman"/>
-          <w:sz w:val="28"/>
-          <w:szCs w:val="28"/>
-          <w:lang w:eastAsia="ru-RU"/>
-        </w:rPr>
-        <w:t>Robot</w:t>
-      </w:r>
-      <w:proofErr w:type="spellEnd"/>
-      <w:r>
-        <w:rPr>
-          <w:rFonts w:ascii="Times New Roman" w:eastAsia="Times New Roman" w:hAnsi="Times New Roman" w:cs="Times New Roman"/>
-          <w:sz w:val="28"/>
-          <w:szCs w:val="28"/>
-          <w:lang w:eastAsia="ru-RU"/>
-        </w:rPr>
-        <w:t xml:space="preserve"> </w:t>
-      </w:r>
-      <w:proofErr w:type="spellStart"/>
-      <w:r>
-        <w:rPr>
-          <w:rFonts w:ascii="Times New Roman" w:eastAsia="Times New Roman" w:hAnsi="Times New Roman" w:cs="Times New Roman"/>
-          <w:sz w:val="28"/>
-          <w:szCs w:val="28"/>
-          <w:lang w:eastAsia="ru-RU"/>
-        </w:rPr>
-        <w:t>Components</w:t>
-      </w:r>
-      <w:proofErr w:type="spellEnd"/>
-      <w:r>
-        <w:rPr>
-          <w:rFonts w:ascii="Times New Roman" w:eastAsia="Times New Roman" w:hAnsi="Times New Roman" w:cs="Times New Roman"/>
-          <w:sz w:val="28"/>
-          <w:szCs w:val="28"/>
-          <w:lang w:eastAsia="ru-RU"/>
-        </w:rPr>
-        <w:t xml:space="preserve"> </w:t>
-      </w:r>
-      <w:proofErr w:type="spellStart"/>
-      <w:r>
-        <w:rPr>
-          <w:rFonts w:ascii="Times New Roman" w:eastAsia="Times New Roman" w:hAnsi="Times New Roman" w:cs="Times New Roman"/>
-          <w:sz w:val="28"/>
-          <w:szCs w:val="28"/>
-          <w:lang w:eastAsia="ru-RU"/>
-        </w:rPr>
-        <w:t>Engine</w:t>
-      </w:r>
-      <w:proofErr w:type="spellEnd"/>
-      <w:r>
-        <w:rPr>
-          <w:rFonts w:ascii="Times New Roman" w:eastAsia="Times New Roman" w:hAnsi="Times New Roman" w:cs="Times New Roman"/>
-          <w:sz w:val="28"/>
-          <w:szCs w:val="28"/>
-          <w:lang w:eastAsia="ru-RU"/>
-        </w:rPr>
-        <w:t xml:space="preserve">) описаны требования к системе, функциональные возможности, а также технологии, реализованные в производстве. Одним из главных требований к разработке платформы являлись модульность, масштабируемость системы, то есть использование открытых протоколов и интерфейсов взаимодействия устройств между собой. Такая особенность, по мнению авторов, позволяет разделить функциональные элементы и структурировать взаимодействие между сенсорами, двигателями и внешней периферией. </w:t>
+        <w:t xml:space="preserve">В публикации [3] авторы представляют подробную концепцию компонентно-ориентированной программной платформы для управления и работы автономного мобильного робота. На примере платформы RCE (Robot Components Engine) описаны требования к системе, функциональные возможности, а также технологии, реализованные в производстве. Одним из главных требований к разработке платформы являлись модульность, масштабируемость системы, то есть использование открытых протоколов и интерфейсов взаимодействия устройств между собой. Такая особенность, по мнению авторов, позволяет разделить функциональные элементы и структурировать взаимодействие между сенсорами, двигателями и внешней периферией. </w:t>
       </w:r>
     </w:p>
     <w:p>
@@ -7978,8 +8122,6 @@
           <w:lang w:val="ru"/>
         </w:rPr>
       </w:pPr>
-      <w:bookmarkStart w:id="17" w:name="_GoBack"/>
-      <w:bookmarkEnd w:id="17"/>
     </w:p>
     <w:p>
       <w:pPr>
@@ -7996,7 +8138,7 @@
           <w:szCs w:val="28"/>
         </w:rPr>
       </w:pPr>
-      <w:bookmarkStart w:id="18" w:name="_Toc234925268"/>
+      <w:bookmarkStart w:id="17" w:name="_Toc234925268"/>
       <w:r>
         <w:rPr>
           <w:rFonts w:asciiTheme="majorBidi" w:hAnsiTheme="majorBidi"/>
@@ -8030,7 +8172,7 @@
         </w:rPr>
         <w:t>. Технологии семантической сегментации изображений</w:t>
       </w:r>
-      <w:bookmarkEnd w:id="18"/>
+      <w:bookmarkEnd w:id="17"/>
     </w:p>
     <w:p>
       <w:pPr>
@@ -8772,7 +8914,25 @@
           <w:szCs w:val="28"/>
           <w:lang w:val="ru"/>
         </w:rPr>
-        <w:t>Таблица 4 – Сравнительная характеристика методов глубокого обучения для анализа сцены</w:t>
+        <w:t xml:space="preserve">Таблица 4 – Сравнительная характеристика </w:t>
+      </w:r>
+      <w:r>
+        <w:rPr>
+          <w:rFonts w:ascii="Times New Roman" w:hAnsi="Times New Roman" w:cs="Times New Roman"/>
+          <w:sz w:val="28"/>
+          <w:szCs w:val="28"/>
+          <w:lang w:val="ru"/>
+        </w:rPr>
+        <w:t>методов</w:t>
+      </w:r>
+      <w:r>
+        <w:rPr>
+          <w:rFonts w:ascii="Times New Roman" w:hAnsi="Times New Roman" w:cs="Times New Roman"/>
+          <w:sz w:val="28"/>
+          <w:szCs w:val="28"/>
+          <w:lang w:val="ru"/>
+        </w:rPr>
+        <w:t xml:space="preserve"> семантической сегментации изображений</w:t>
       </w:r>
     </w:p>
     <w:p>
@@ -8790,21 +8950,20 @@
     <w:tbl>
       <w:tblPr>
         <w:tblStyle w:val="a6"/>
-        <w:tblW w:w="9351" w:type="dxa"/>
+        <w:tblW w:w="9209" w:type="dxa"/>
         <w:tblLayout w:type="fixed"/>
         <w:tblLook w:val="04A0" w:firstRow="1" w:lastRow="0" w:firstColumn="1" w:lastColumn="0" w:noHBand="0" w:noVBand="1"/>
       </w:tblPr>
       <w:tblGrid>
-        <w:gridCol w:w="1555"/>
-        <w:gridCol w:w="1727"/>
-        <w:gridCol w:w="2017"/>
-        <w:gridCol w:w="1860"/>
-        <w:gridCol w:w="2192"/>
+        <w:gridCol w:w="1980"/>
+        <w:gridCol w:w="2327"/>
+        <w:gridCol w:w="2351"/>
+        <w:gridCol w:w="2551"/>
       </w:tblGrid>
       <w:tr>
         <w:tc>
           <w:tcPr>
-            <w:tcW w:w="1555" w:type="dxa"/>
+            <w:tcW w:w="1980" w:type="dxa"/>
           </w:tcPr>
           <w:p>
             <w:pPr>
@@ -8830,7 +8989,7 @@
         </w:tc>
         <w:tc>
           <w:tcPr>
-            <w:tcW w:w="1727" w:type="dxa"/>
+            <w:tcW w:w="2327" w:type="dxa"/>
           </w:tcPr>
           <w:p>
             <w:pPr>
@@ -8848,13 +9007,13 @@
                 <w:sz w:val="28"/>
                 <w:szCs w:val="28"/>
               </w:rPr>
-              <w:t>Архитектура нейронной сети</w:t>
+              <w:t>Результат</w:t>
             </w:r>
           </w:p>
         </w:tc>
         <w:tc>
           <w:tcPr>
-            <w:tcW w:w="2017" w:type="dxa"/>
+            <w:tcW w:w="2351" w:type="dxa"/>
           </w:tcPr>
           <w:p>
             <w:pPr>
@@ -8874,39 +9033,13 @@
                 <w:szCs w:val="28"/>
                 <w:lang w:val="ru"/>
               </w:rPr>
-              <w:t>Выходные данные</w:t>
+              <w:t>Преимущества</w:t>
             </w:r>
           </w:p>
         </w:tc>
         <w:tc>
           <w:tcPr>
-            <w:tcW w:w="1860" w:type="dxa"/>
-          </w:tcPr>
-          <w:p>
-            <w:pPr>
-              <w:spacing w:line="360" w:lineRule="auto"/>
-              <w:jc w:val="both"/>
-              <w:rPr>
-                <w:rFonts w:ascii="Times New Roman" w:hAnsi="Times New Roman" w:cs="Times New Roman"/>
-                <w:sz w:val="28"/>
-                <w:szCs w:val="28"/>
-                <w:lang w:val="ru"/>
-              </w:rPr>
-            </w:pPr>
-            <w:r>
-              <w:rPr>
-                <w:rFonts w:ascii="Times New Roman" w:hAnsi="Times New Roman" w:cs="Times New Roman"/>
-                <w:sz w:val="28"/>
-                <w:szCs w:val="28"/>
-                <w:lang w:val="ru"/>
-              </w:rPr>
-              <w:t>Преимущества</w:t>
-            </w:r>
-          </w:p>
-        </w:tc>
-        <w:tc>
-          <w:tcPr>
-            <w:tcW w:w="2192" w:type="dxa"/>
+            <w:tcW w:w="2551" w:type="dxa"/>
           </w:tcPr>
           <w:p>
             <w:pPr>
@@ -8934,7 +9067,7 @@
       <w:tr>
         <w:tc>
           <w:tcPr>
-            <w:tcW w:w="1555" w:type="dxa"/>
+            <w:tcW w:w="1980" w:type="dxa"/>
           </w:tcPr>
           <w:p>
             <w:pPr>
@@ -8959,7 +9092,7 @@
         </w:tc>
         <w:tc>
           <w:tcPr>
-            <w:tcW w:w="1727" w:type="dxa"/>
+            <w:tcW w:w="2327" w:type="dxa"/>
           </w:tcPr>
           <w:p>
             <w:pPr>
@@ -8969,17 +9102,9 @@
                 <w:rFonts w:ascii="Times New Roman" w:hAnsi="Times New Roman" w:cs="Times New Roman"/>
                 <w:sz w:val="28"/>
                 <w:szCs w:val="28"/>
+                <w:lang w:val="ru"/>
               </w:rPr>
             </w:pPr>
-            <w:r>
-              <w:rPr>
-                <w:rFonts w:ascii="Times New Roman" w:hAnsi="Times New Roman" w:cs="Times New Roman"/>
-                <w:sz w:val="28"/>
-                <w:szCs w:val="28"/>
-                <w:lang w:val="en-US"/>
-              </w:rPr>
-              <w:t>YOLO v12</w:t>
-            </w:r>
             <w:r>
               <w:rPr>
                 <w:rFonts w:ascii="Times New Roman" w:hAnsi="Times New Roman" w:cs="Times New Roman"/>
@@ -8987,13 +9112,13 @@
                 <w:szCs w:val="28"/>
                 <w:lang w:val="ru"/>
               </w:rPr>
-              <w:t>, DETR</w:t>
+              <w:t>Ограничивающие прямоугольники с метками классов</w:t>
             </w:r>
           </w:p>
         </w:tc>
         <w:tc>
           <w:tcPr>
-            <w:tcW w:w="2017" w:type="dxa"/>
+            <w:tcW w:w="2351" w:type="dxa"/>
           </w:tcPr>
           <w:p>
             <w:pPr>
@@ -9013,13 +9138,13 @@
                 <w:szCs w:val="28"/>
                 <w:lang w:val="ru"/>
               </w:rPr>
-              <w:t>Ограничивающие прямоугольники с метками классов</w:t>
+              <w:t>Высокая скорость, низкая вычислительная сложность</w:t>
             </w:r>
           </w:p>
         </w:tc>
         <w:tc>
           <w:tcPr>
-            <w:tcW w:w="1860" w:type="dxa"/>
+            <w:tcW w:w="2551" w:type="dxa"/>
           </w:tcPr>
           <w:p>
             <w:pPr>
@@ -9039,43 +9164,6 @@
                 <w:szCs w:val="28"/>
                 <w:lang w:val="ru"/>
               </w:rPr>
-              <w:t>Высокая скорость, низкая вычислитель</w:t>
-            </w:r>
-            <w:r>
-              <w:rPr>
-                <w:rFonts w:ascii="Times New Roman" w:hAnsi="Times New Roman" w:cs="Times New Roman"/>
-                <w:sz w:val="28"/>
-                <w:szCs w:val="28"/>
-                <w:lang w:val="ru"/>
-              </w:rPr>
-              <w:lastRenderedPageBreak/>
-              <w:t>ная сложность</w:t>
-            </w:r>
-          </w:p>
-        </w:tc>
-        <w:tc>
-          <w:tcPr>
-            <w:tcW w:w="2192" w:type="dxa"/>
-          </w:tcPr>
-          <w:p>
-            <w:pPr>
-              <w:spacing w:line="360" w:lineRule="auto"/>
-              <w:jc w:val="both"/>
-              <w:rPr>
-                <w:rFonts w:ascii="Times New Roman" w:hAnsi="Times New Roman" w:cs="Times New Roman"/>
-                <w:sz w:val="28"/>
-                <w:szCs w:val="28"/>
-                <w:lang w:val="ru"/>
-              </w:rPr>
-            </w:pPr>
-            <w:r>
-              <w:rPr>
-                <w:rFonts w:ascii="Times New Roman" w:hAnsi="Times New Roman" w:cs="Times New Roman"/>
-                <w:sz w:val="28"/>
-                <w:szCs w:val="28"/>
-                <w:lang w:val="ru"/>
-              </w:rPr>
-              <w:lastRenderedPageBreak/>
               <w:t>Отсутствие точных контуров объектов</w:t>
             </w:r>
           </w:p>
@@ -9084,7 +9172,7 @@
       <w:tr>
         <w:tc>
           <w:tcPr>
-            <w:tcW w:w="1555" w:type="dxa"/>
+            <w:tcW w:w="1980" w:type="dxa"/>
           </w:tcPr>
           <w:p>
             <w:pPr>
@@ -9109,7 +9197,7 @@
         </w:tc>
         <w:tc>
           <w:tcPr>
-            <w:tcW w:w="1727" w:type="dxa"/>
+            <w:tcW w:w="2327" w:type="dxa"/>
           </w:tcPr>
           <w:p>
             <w:pPr>
@@ -9119,7 +9207,7 @@
                 <w:rFonts w:ascii="Times New Roman" w:hAnsi="Times New Roman" w:cs="Times New Roman"/>
                 <w:sz w:val="28"/>
                 <w:szCs w:val="28"/>
-                <w:lang w:val="en-US"/>
+                <w:lang w:val="ru"/>
               </w:rPr>
             </w:pPr>
             <w:r>
@@ -9129,22 +9217,13 @@
                 <w:szCs w:val="28"/>
                 <w:lang w:val="ru"/>
               </w:rPr>
-              <w:t>DeepLab</w:t>
-            </w:r>
-            <w:r>
-              <w:rPr>
-                <w:rFonts w:ascii="Times New Roman" w:hAnsi="Times New Roman" w:cs="Times New Roman"/>
-                <w:sz w:val="28"/>
-                <w:szCs w:val="28"/>
-                <w:lang w:val="en-US"/>
-              </w:rPr>
-              <w:t xml:space="preserve"> v3</w:t>
+              <w:t>Попиксельная карта классов</w:t>
             </w:r>
           </w:p>
         </w:tc>
         <w:tc>
           <w:tcPr>
-            <w:tcW w:w="2017" w:type="dxa"/>
+            <w:tcW w:w="2351" w:type="dxa"/>
           </w:tcPr>
           <w:p>
             <w:pPr>
@@ -9164,13 +9243,23 @@
                 <w:szCs w:val="28"/>
                 <w:lang w:val="ru"/>
               </w:rPr>
-              <w:t>Попиксельная карта классов</w:t>
+              <w:t xml:space="preserve">Точное определение </w:t>
+            </w:r>
+            <w:r>
+              <w:rPr>
+                <w:rFonts w:ascii="Times New Roman" w:hAnsi="Times New Roman" w:cs="Times New Roman"/>
+                <w:sz w:val="28"/>
+                <w:szCs w:val="28"/>
+                <w:lang w:val="ru"/>
+              </w:rPr>
+              <w:lastRenderedPageBreak/>
+              <w:t>границ дороги, разметки</w:t>
             </w:r>
           </w:p>
         </w:tc>
         <w:tc>
           <w:tcPr>
-            <w:tcW w:w="1860" w:type="dxa"/>
+            <w:tcW w:w="2551" w:type="dxa"/>
           </w:tcPr>
           <w:p>
             <w:pPr>
@@ -9190,33 +9279,18 @@
                 <w:szCs w:val="28"/>
                 <w:lang w:val="ru"/>
               </w:rPr>
-              <w:t>Точное определение границ дороги, разметки</w:t>
-            </w:r>
-          </w:p>
-        </w:tc>
-        <w:tc>
-          <w:tcPr>
-            <w:tcW w:w="2192" w:type="dxa"/>
-          </w:tcPr>
-          <w:p>
-            <w:pPr>
-              <w:spacing w:line="360" w:lineRule="auto"/>
-              <w:jc w:val="both"/>
+              <w:lastRenderedPageBreak/>
+              <w:t xml:space="preserve">Невозможность разделения </w:t>
+            </w:r>
+            <w:r>
               <w:rPr>
                 <w:rFonts w:ascii="Times New Roman" w:hAnsi="Times New Roman" w:cs="Times New Roman"/>
                 <w:sz w:val="28"/>
                 <w:szCs w:val="28"/>
                 <w:lang w:val="ru"/>
               </w:rPr>
-            </w:pPr>
-            <w:r>
-              <w:rPr>
-                <w:rFonts w:ascii="Times New Roman" w:hAnsi="Times New Roman" w:cs="Times New Roman"/>
-                <w:sz w:val="28"/>
-                <w:szCs w:val="28"/>
-                <w:lang w:val="ru"/>
-              </w:rPr>
-              <w:t>Невозможность разделения экземпляров одного класса</w:t>
+              <w:lastRenderedPageBreak/>
+              <w:t>экземпляров одного класса</w:t>
             </w:r>
           </w:p>
         </w:tc>
@@ -9224,7 +9298,7 @@
       <w:tr>
         <w:tc>
           <w:tcPr>
-            <w:tcW w:w="1555" w:type="dxa"/>
+            <w:tcW w:w="1980" w:type="dxa"/>
           </w:tcPr>
           <w:p>
             <w:pPr>
@@ -9243,13 +9317,14 @@
                 <w:szCs w:val="28"/>
                 <w:lang w:val="ru"/>
               </w:rPr>
+              <w:lastRenderedPageBreak/>
               <w:t>Инстанс-сегментация</w:t>
             </w:r>
           </w:p>
         </w:tc>
         <w:tc>
           <w:tcPr>
-            <w:tcW w:w="1727" w:type="dxa"/>
+            <w:tcW w:w="2327" w:type="dxa"/>
           </w:tcPr>
           <w:p>
             <w:pPr>
@@ -9269,13 +9344,13 @@
                 <w:szCs w:val="28"/>
                 <w:lang w:val="ru"/>
               </w:rPr>
-              <w:t>Mask R-CNN</w:t>
+              <w:t>Маски отдельных объектов</w:t>
             </w:r>
           </w:p>
         </w:tc>
         <w:tc>
           <w:tcPr>
-            <w:tcW w:w="2017" w:type="dxa"/>
+            <w:tcW w:w="2351" w:type="dxa"/>
           </w:tcPr>
           <w:p>
             <w:pPr>
@@ -9295,39 +9370,13 @@
                 <w:szCs w:val="28"/>
                 <w:lang w:val="ru"/>
               </w:rPr>
-              <w:t>Маски отдельных объектов</w:t>
+              <w:t>Разделение соседних объектов</w:t>
             </w:r>
           </w:p>
         </w:tc>
         <w:tc>
           <w:tcPr>
-            <w:tcW w:w="1860" w:type="dxa"/>
-          </w:tcPr>
-          <w:p>
-            <w:pPr>
-              <w:spacing w:line="360" w:lineRule="auto"/>
-              <w:jc w:val="both"/>
-              <w:rPr>
-                <w:rFonts w:ascii="Times New Roman" w:hAnsi="Times New Roman" w:cs="Times New Roman"/>
-                <w:sz w:val="28"/>
-                <w:szCs w:val="28"/>
-                <w:lang w:val="ru"/>
-              </w:rPr>
-            </w:pPr>
-            <w:r>
-              <w:rPr>
-                <w:rFonts w:ascii="Times New Roman" w:hAnsi="Times New Roman" w:cs="Times New Roman"/>
-                <w:sz w:val="28"/>
-                <w:szCs w:val="28"/>
-                <w:lang w:val="ru"/>
-              </w:rPr>
-              <w:t>Разделение соседних объектов</w:t>
-            </w:r>
-          </w:p>
-        </w:tc>
-        <w:tc>
-          <w:tcPr>
-            <w:tcW w:w="2192" w:type="dxa"/>
+            <w:tcW w:w="2551" w:type="dxa"/>
           </w:tcPr>
           <w:p>
             <w:pPr>
@@ -9355,7 +9404,7 @@
       <w:tr>
         <w:tc>
           <w:tcPr>
-            <w:tcW w:w="1555" w:type="dxa"/>
+            <w:tcW w:w="1980" w:type="dxa"/>
           </w:tcPr>
           <w:p>
             <w:pPr>
@@ -9380,7 +9429,7 @@
         </w:tc>
         <w:tc>
           <w:tcPr>
-            <w:tcW w:w="1727" w:type="dxa"/>
+            <w:tcW w:w="2327" w:type="dxa"/>
           </w:tcPr>
           <w:p>
             <w:pPr>
@@ -9400,13 +9449,13 @@
                 <w:szCs w:val="28"/>
                 <w:lang w:val="ru"/>
               </w:rPr>
-              <w:t>Panoptic FPN</w:t>
+              <w:t>Единая карта фона и объектов</w:t>
             </w:r>
           </w:p>
         </w:tc>
         <w:tc>
           <w:tcPr>
-            <w:tcW w:w="2017" w:type="dxa"/>
+            <w:tcW w:w="2351" w:type="dxa"/>
           </w:tcPr>
           <w:p>
             <w:pPr>
@@ -9426,13 +9475,13 @@
                 <w:szCs w:val="28"/>
                 <w:lang w:val="ru"/>
               </w:rPr>
-              <w:t>Единая карта фона и объектов</w:t>
+              <w:t>Наиболее полное представление сцены</w:t>
             </w:r>
           </w:p>
         </w:tc>
         <w:tc>
           <w:tcPr>
-            <w:tcW w:w="1860" w:type="dxa"/>
+            <w:tcW w:w="2551" w:type="dxa"/>
           </w:tcPr>
           <w:p>
             <w:pPr>
@@ -9452,32 +9501,6 @@
                 <w:szCs w:val="28"/>
                 <w:lang w:val="ru"/>
               </w:rPr>
-              <w:t>Наиболее полное представление сцены</w:t>
-            </w:r>
-          </w:p>
-        </w:tc>
-        <w:tc>
-          <w:tcPr>
-            <w:tcW w:w="2192" w:type="dxa"/>
-          </w:tcPr>
-          <w:p>
-            <w:pPr>
-              <w:spacing w:line="360" w:lineRule="auto"/>
-              <w:jc w:val="both"/>
-              <w:rPr>
-                <w:rFonts w:ascii="Times New Roman" w:hAnsi="Times New Roman" w:cs="Times New Roman"/>
-                <w:sz w:val="28"/>
-                <w:szCs w:val="28"/>
-                <w:lang w:val="ru"/>
-              </w:rPr>
-            </w:pPr>
-            <w:r>
-              <w:rPr>
-                <w:rFonts w:ascii="Times New Roman" w:hAnsi="Times New Roman" w:cs="Times New Roman"/>
-                <w:sz w:val="28"/>
-                <w:szCs w:val="28"/>
-                <w:lang w:val="ru"/>
-              </w:rPr>
               <w:t>Максимальные требования к ресурсам</w:t>
             </w:r>
           </w:p>
@@ -9710,34 +9733,43 @@
           <w:sz w:val="28"/>
           <w:szCs w:val="28"/>
         </w:rPr>
+        <w:t>Не менее важной проблемой является</w:t>
+      </w:r>
+      <w:r>
+        <w:rPr>
+          <w:rFonts w:ascii="Times New Roman" w:hAnsi="Times New Roman" w:cs="Times New Roman"/>
+          <w:sz w:val="28"/>
+          <w:szCs w:val="28"/>
+          <w:lang w:val="ru"/>
+        </w:rPr>
+        <w:t xml:space="preserve"> обнаружение аномалий –</w:t>
+      </w:r>
+      <w:r>
+        <w:rPr>
+          <w:rFonts w:ascii="Times New Roman" w:hAnsi="Times New Roman" w:cs="Times New Roman"/>
+          <w:sz w:val="28"/>
+          <w:szCs w:val="28"/>
+        </w:rPr>
+        <w:t xml:space="preserve"> </w:t>
+      </w:r>
+      <w:r>
+        <w:rPr>
+          <w:rFonts w:ascii="Times New Roman" w:hAnsi="Times New Roman" w:cs="Times New Roman"/>
+          <w:sz w:val="28"/>
+          <w:szCs w:val="28"/>
+          <w:lang w:val="ru"/>
+        </w:rPr>
+        <w:t xml:space="preserve">объектов, не входящих в обучающую выборку. В контексте задач локальной навигации беспилотного транспорта используется фреймворк SOTA (Segmenting Objectiveness and Task-Awareness) - архитектура нейронной сети, способная решать задачу путём комбинации блока семантического слияния </w:t>
+      </w:r>
+      <w:r>
+        <w:rPr>
+          <w:rFonts w:ascii="Times New Roman" w:hAnsi="Times New Roman" w:cs="Times New Roman"/>
+          <w:sz w:val="28"/>
+          <w:szCs w:val="28"/>
+          <w:lang w:val="ru"/>
+        </w:rPr>
         <w:lastRenderedPageBreak/>
-        <w:t>Не менее важной проблемой является</w:t>
-      </w:r>
-      <w:r>
-        <w:rPr>
-          <w:rFonts w:ascii="Times New Roman" w:hAnsi="Times New Roman" w:cs="Times New Roman"/>
-          <w:sz w:val="28"/>
-          <w:szCs w:val="28"/>
-          <w:lang w:val="ru"/>
-        </w:rPr>
-        <w:t xml:space="preserve"> обнаружение аномалий –</w:t>
-      </w:r>
-      <w:r>
-        <w:rPr>
-          <w:rFonts w:ascii="Times New Roman" w:hAnsi="Times New Roman" w:cs="Times New Roman"/>
-          <w:sz w:val="28"/>
-          <w:szCs w:val="28"/>
-        </w:rPr>
-        <w:t xml:space="preserve"> </w:t>
-      </w:r>
-      <w:r>
-        <w:rPr>
-          <w:rFonts w:ascii="Times New Roman" w:hAnsi="Times New Roman" w:cs="Times New Roman"/>
-          <w:sz w:val="28"/>
-          <w:szCs w:val="28"/>
-          <w:lang w:val="ru"/>
-        </w:rPr>
-        <w:t xml:space="preserve">объектов, не входящих в обучающую выборку. В контексте задач локальной навигации беспилотного транспорта используется фреймворк SOTA (Segmenting Objectiveness and Task-Awareness) - архитектура нейронной сети, способная решать задачу путём комбинации блока семантического слияния для усиления признаков объектности и адаптера с учётом сцены для фильтрации аномалий [9]. </w:t>
+        <w:t xml:space="preserve">для усиления признаков объектности и адаптера с учётом сцены для фильтрации аномалий [9]. </w:t>
       </w:r>
     </w:p>
     <w:p>
@@ -9767,7 +9799,7 @@
           <w:szCs w:val="28"/>
         </w:rPr>
       </w:pPr>
-      <w:bookmarkStart w:id="19" w:name="_Toc234925269"/>
+      <w:bookmarkStart w:id="18" w:name="_Toc234925269"/>
       <w:r>
         <w:rPr>
           <w:rFonts w:asciiTheme="majorBidi" w:hAnsiTheme="majorBidi"/>
@@ -9867,7 +9899,7 @@
         </w:rPr>
         <w:t xml:space="preserve"> изображений.</w:t>
       </w:r>
-      <w:bookmarkEnd w:id="19"/>
+      <w:bookmarkEnd w:id="18"/>
       <w:r>
         <w:rPr>
           <w:rFonts w:asciiTheme="majorBidi" w:hAnsiTheme="majorBidi"/>
@@ -9895,7 +9927,7 @@
           <w:szCs w:val="28"/>
         </w:rPr>
       </w:pPr>
-      <w:bookmarkStart w:id="20" w:name="_Toc234925270"/>
+      <w:bookmarkStart w:id="19" w:name="_Toc234925270"/>
       <w:r>
         <w:rPr>
           <w:rFonts w:asciiTheme="majorBidi" w:hAnsiTheme="majorBidi"/>
@@ -9940,7 +9972,7 @@
         </w:rPr>
         <w:t>Основные понятия реконструкции изображений</w:t>
       </w:r>
-      <w:bookmarkEnd w:id="20"/>
+      <w:bookmarkEnd w:id="19"/>
     </w:p>
     <w:p>
       <w:pPr>
@@ -10577,7 +10609,7 @@
           <w:szCs w:val="28"/>
         </w:rPr>
       </w:pPr>
-      <w:bookmarkStart w:id="21" w:name="_Toc234925271"/>
+      <w:bookmarkStart w:id="20" w:name="_Toc234925271"/>
       <w:r>
         <w:rPr>
           <w:rFonts w:asciiTheme="majorBidi" w:hAnsiTheme="majorBidi"/>
@@ -10587,7 +10619,6 @@
           <w:sz w:val="28"/>
           <w:szCs w:val="28"/>
         </w:rPr>
-        <w:lastRenderedPageBreak/>
         <w:t>1.4.</w:t>
       </w:r>
       <w:r>
@@ -10623,7 +10654,7 @@
         </w:rPr>
         <w:t>Способы представления трёхмерных объектов</w:t>
       </w:r>
-      <w:bookmarkEnd w:id="21"/>
+      <w:bookmarkEnd w:id="20"/>
     </w:p>
     <w:p>
       <w:pPr>
@@ -10716,7 +10747,15 @@
           <w:sz w:val="28"/>
           <w:szCs w:val="28"/>
         </w:rPr>
-        <w:t xml:space="preserve"> псевдотрёхмерное (2,5D) представление и карты глубины, а также к формированию базовых структур описания поверхности</w:t>
+        <w:t xml:space="preserve"> псевдотрёхмерное (2,5D) представление и карты глубины, а также к </w:t>
+      </w:r>
+      <w:r>
+        <w:rPr>
+          <w:sz w:val="28"/>
+          <w:szCs w:val="28"/>
+        </w:rPr>
+        <w:lastRenderedPageBreak/>
+        <w:t>формированию базовых структур описания поверхности</w:t>
       </w:r>
       <w:r>
         <w:rPr>
@@ -11007,7 +11046,6 @@
         <w:rPr>
           <w:noProof/>
         </w:rPr>
-        <w:lastRenderedPageBreak/>
         <w:drawing>
           <wp:inline distT="0" distB="0" distL="0" distR="0" wp14:anchorId="79A1A384" wp14:editId="2641ADFD">
             <wp:extent cx="4153594" cy="3096000"/>
@@ -12103,17 +12141,7 @@
           <w:sz w:val="28"/>
           <w:szCs w:val="28"/>
         </w:rPr>
-        <w:t xml:space="preserve">в частности, с лазерных дальномеров (LiDAR), стереокамер либо с использованием инерциальных измерительных модулей (IMU). Существенным ограничением данного представления является высокая чувствительность к шумам и систематическим ошибкам сенсоров. Неравномерная плотность выборки, локальные пропуски данных и наличие </w:t>
-      </w:r>
-      <w:r>
-        <w:rPr>
-          <w:iCs/>
-          <w:color w:val="auto"/>
-          <w:sz w:val="28"/>
-          <w:szCs w:val="28"/>
-        </w:rPr>
-        <w:lastRenderedPageBreak/>
-        <w:t>выбросов затрудняют корректное восстановление топологии поверхности и точную реконструкцию геометрии целевых объектов</w:t>
+        <w:t>в частности, с лазерных дальномеров (LiDAR), стереокамер либо с использованием инерциальных измерительных модулей (IMU). Существенным ограничением данного представления является высокая чувствительность к шумам и систематическим ошибкам сенсоров. Неравномерная плотность выборки, локальные пропуски данных и наличие выбросов затрудняют корректное восстановление топологии поверхности и точную реконструкцию геометрии целевых объектов</w:t>
       </w:r>
       <w:r>
         <w:rPr>
@@ -13217,7 +13245,6 @@
           <w:sz w:val="28"/>
           <w:szCs w:val="28"/>
         </w:rPr>
-        <w:lastRenderedPageBreak/>
         <w:t>Сферой применения вокселей является трехмерное представление непрерывных процессов, сред, где требуется сверхточная детализация и возможность получения любого сечения модели. Примером такого применения является распределение газов в атмосфере или моделирование процессов, протекающих в организме человека, в ходе УЗИ или МРТ</w:t>
       </w:r>
       <w:r>
@@ -13320,6 +13347,7 @@
         <w:rPr>
           <w:noProof/>
         </w:rPr>
+        <w:lastRenderedPageBreak/>
         <w:drawing>
           <wp:inline distT="0" distB="0" distL="0" distR="0" wp14:anchorId="0AA61F08" wp14:editId="277EB6B1">
             <wp:extent cx="2986188" cy="2448000"/>
@@ -13460,7 +13488,7 @@
           <w:szCs w:val="28"/>
         </w:rPr>
       </w:pPr>
-      <w:bookmarkStart w:id="22" w:name="_Toc234925272"/>
+      <w:bookmarkStart w:id="21" w:name="_Toc234925272"/>
       <w:r>
         <w:rPr>
           <w:rFonts w:asciiTheme="majorBidi" w:hAnsiTheme="majorBidi"/>
@@ -13505,7 +13533,7 @@
         </w:rPr>
         <w:t>Методы трёхмерной реконструкции изображений</w:t>
       </w:r>
-      <w:bookmarkEnd w:id="22"/>
+      <w:bookmarkEnd w:id="21"/>
     </w:p>
     <w:p>
       <w:pPr>
@@ -13697,15 +13725,7 @@
           <w:sz w:val="28"/>
           <w:szCs w:val="28"/>
         </w:rPr>
-        <w:t xml:space="preserve"> пространственная структура четырёх неколлинеарных точек может быть однозначно восстановлена по трём их ортогональным проекциям. Этот результат демонстрирует принципиальную </w:t>
-      </w:r>
-      <w:r>
-        <w:rPr>
-          <w:sz w:val="28"/>
-          <w:szCs w:val="28"/>
-        </w:rPr>
-        <w:lastRenderedPageBreak/>
-        <w:t>возможность реконструкции 3D</w:t>
+        <w:t xml:space="preserve"> пространственная структура четырёх неколлинеарных точек может быть однозначно восстановлена по трём их ортогональным проекциям. Этот результат демонстрирует принципиальную возможность реконструкции 3D</w:t>
       </w:r>
       <w:r>
         <w:rPr>
@@ -13859,6 +13879,7 @@
         <w:rPr>
           <w:noProof/>
         </w:rPr>
+        <w:lastRenderedPageBreak/>
         <w:drawing>
           <wp:inline distT="0" distB="0" distL="0" distR="0" wp14:anchorId="37A87FF5" wp14:editId="089A3960">
             <wp:extent cx="4980000" cy="2988000"/>
@@ -14245,16 +14266,7 @@
           <w:sz w:val="28"/>
           <w:szCs w:val="28"/>
         </w:rPr>
-        <w:t xml:space="preserve">базируется на аппарате проективной геометрии, формализующей связь между </w:t>
-      </w:r>
-      <w:r>
-        <w:rPr>
-          <w:color w:val="auto"/>
-          <w:sz w:val="28"/>
-          <w:szCs w:val="28"/>
-        </w:rPr>
-        <w:lastRenderedPageBreak/>
-        <w:t>координатами точек сцены и их проекциями на плоскость изображения; соответствующая математическая запись приведена в формуле</w:t>
+        <w:t>базируется на аппарате проективной геометрии, формализующей связь между координатами точек сцены и их проекциями на плоскость изображения; соответствующая математическая запись приведена в формуле</w:t>
       </w:r>
       <w:r>
         <w:rPr>
@@ -14898,6 +14910,7 @@
           <w:sz w:val="28"/>
           <w:szCs w:val="28"/>
         </w:rPr>
+        <w:lastRenderedPageBreak/>
         <w:t>Для коррекции ошибок применяется метод коррекции пучка. Он представляется собой одновременное уточнение трехмерных координат, описывающих геометрию сцены, параметры относительного движения и оптические характеристики сенсоров. Результатом работы метода получается набор изображений из ряда трехмерных точек с разных точек обзора.</w:t>
       </w:r>
       <w:r>
@@ -15141,17 +15154,7 @@
                                 <w:szCs w:val="28"/>
                                 <w:lang w:val="en-US"/>
                               </w:rPr>
-                              <m:t xml:space="preserve"> </m:t>
-                            </m:r>
-                            <m:r>
-                              <w:rPr>
-                                <w:rFonts w:ascii="Cambria Math" w:hAnsi="Cambria Math"/>
-                                <w:color w:val="auto"/>
-                                <w:sz w:val="28"/>
-                                <w:szCs w:val="28"/>
-                                <w:lang w:val="en-US"/>
-                              </w:rPr>
-                              <m:t>t</m:t>
+                              <m:t xml:space="preserve"> t</m:t>
                             </m:r>
                           </m:e>
                           <m:sub>
@@ -15244,27 +15247,7 @@
                             <w:szCs w:val="28"/>
                             <w:lang w:val="en-US"/>
                           </w:rPr>
-                          <m:t>i</m:t>
-                        </m:r>
-                        <m:r>
-                          <w:rPr>
-                            <w:rFonts w:ascii="Cambria Math" w:hAnsi="Cambria Math"/>
-                            <w:color w:val="auto"/>
-                            <w:sz w:val="28"/>
-                            <w:szCs w:val="28"/>
-                            <w:lang w:val="en-US"/>
-                          </w:rPr>
-                          <m:t xml:space="preserve">, </m:t>
-                        </m:r>
-                        <m:r>
-                          <w:rPr>
-                            <w:rFonts w:ascii="Cambria Math" w:hAnsi="Cambria Math"/>
-                            <w:color w:val="auto"/>
-                            <w:sz w:val="28"/>
-                            <w:szCs w:val="28"/>
-                            <w:lang w:val="en-US"/>
-                          </w:rPr>
-                          <m:t>j</m:t>
+                          <m:t>i, j</m:t>
                         </m:r>
                       </m:sub>
                       <m:sup/>
@@ -15345,17 +15328,7 @@
                                     <w:szCs w:val="28"/>
                                     <w:lang w:val="en-US"/>
                                   </w:rPr>
-                                  <m:t>-</m:t>
-                                </m:r>
-                                <m:r>
-                                  <w:rPr>
-                                    <w:rFonts w:ascii="Cambria Math" w:hAnsi="Cambria Math"/>
-                                    <w:color w:val="auto"/>
-                                    <w:sz w:val="28"/>
-                                    <w:szCs w:val="28"/>
-                                    <w:lang w:val="en-US"/>
-                                  </w:rPr>
-                                  <m:t>project</m:t>
+                                  <m:t>-project</m:t>
                                 </m:r>
                                 <m:d>
                                   <m:dPr>
@@ -16097,16 +16070,7 @@
           <w:sz w:val="28"/>
           <w:szCs w:val="28"/>
         </w:rPr>
-        <w:t xml:space="preserve">для задачи выявления дефектов на поверхности труб. Авторы зафиксировали высокое качество реконструкции </w:t>
-      </w:r>
-      <w:r>
-        <w:rPr>
-          <w:color w:val="auto"/>
-          <w:sz w:val="28"/>
-          <w:szCs w:val="28"/>
-        </w:rPr>
-        <w:lastRenderedPageBreak/>
-        <w:t>объекта, позволяющее надёжно выделять характерные особенности поверхности. При этом были отмечены незначительные геометрические искажения, обусловленные использованием относительно недорогих систем технического зрения. Повышение точности реконструкции потенциально достижимо за счёт применения измерительных средств с более высокими метрологическими характеристиками</w:t>
+        <w:t>для задачи выявления дефектов на поверхности труб. Авторы зафиксировали высокое качество реконструкции объекта, позволяющее надёжно выделять характерные особенности поверхности. При этом были отмечены незначительные геометрические искажения, обусловленные использованием относительно недорогих систем технического зрения. Повышение точности реконструкции потенциально достижимо за счёт применения измерительных средств с более высокими метрологическими характеристиками</w:t>
       </w:r>
       <w:r>
         <w:rPr>
@@ -16224,6 +16188,7 @@
           <w:sz w:val="28"/>
           <w:szCs w:val="28"/>
         </w:rPr>
+        <w:lastRenderedPageBreak/>
         <w:t xml:space="preserve">Автор в ней подробно описывает этапы развития, проблемы и потенциальные решения метода </w:t>
       </w:r>
       <w:r>
@@ -17025,16 +16990,7 @@
           <w:sz w:val="28"/>
           <w:szCs w:val="28"/>
         </w:rPr>
-        <w:t xml:space="preserve">ть реалистичные трехмерные сцены </w:t>
-      </w:r>
-      <w:r>
-        <w:rPr>
-          <w:color w:val="auto"/>
-          <w:sz w:val="28"/>
-          <w:szCs w:val="28"/>
-        </w:rPr>
-        <w:lastRenderedPageBreak/>
-        <w:t xml:space="preserve">на основе </w:t>
+        <w:t xml:space="preserve">ть реалистичные трехмерные сцены на основе </w:t>
       </w:r>
       <w:r>
         <w:rPr>
@@ -17357,27 +17313,7 @@
                         <w:szCs w:val="28"/>
                         <w:lang w:val="en-US"/>
                       </w:rPr>
-                      <m:t>x</m:t>
-                    </m:r>
-                    <m:r>
-                      <w:rPr>
-                        <w:rFonts w:ascii="Cambria Math" w:hAnsi="Cambria Math"/>
-                        <w:color w:val="auto"/>
-                        <w:sz w:val="28"/>
-                        <w:szCs w:val="28"/>
-                        <w:lang w:val="en-US"/>
-                      </w:rPr>
-                      <m:t>,</m:t>
-                    </m:r>
-                    <m:r>
-                      <w:rPr>
-                        <w:rFonts w:ascii="Cambria Math" w:hAnsi="Cambria Math"/>
-                        <w:color w:val="auto"/>
-                        <w:sz w:val="28"/>
-                        <w:szCs w:val="28"/>
-                        <w:lang w:val="en-US"/>
-                      </w:rPr>
-                      <m:t>d</m:t>
+                      <m:t>x,d</m:t>
                     </m:r>
                   </m:e>
                 </m:d>
@@ -17413,27 +17349,7 @@
                         <w:szCs w:val="28"/>
                         <w:lang w:val="en-US"/>
                       </w:rPr>
-                      <m:t>c</m:t>
-                    </m:r>
-                    <m:r>
-                      <w:rPr>
-                        <w:rFonts w:ascii="Cambria Math" w:hAnsi="Cambria Math"/>
-                        <w:color w:val="auto"/>
-                        <w:sz w:val="28"/>
-                        <w:szCs w:val="28"/>
-                        <w:lang w:val="en-US"/>
-                      </w:rPr>
-                      <m:t>,</m:t>
-                    </m:r>
-                    <m:r>
-                      <w:rPr>
-                        <w:rFonts w:ascii="Cambria Math" w:hAnsi="Cambria Math"/>
-                        <w:color w:val="auto"/>
-                        <w:sz w:val="28"/>
-                        <w:szCs w:val="28"/>
-                        <w:lang w:val="en-US"/>
-                      </w:rPr>
-                      <m:t>σ</m:t>
+                      <m:t>c,σ</m:t>
                     </m:r>
                   </m:e>
                 </m:d>
@@ -17499,6 +17415,7 @@
           <w:sz w:val="28"/>
           <w:szCs w:val="28"/>
         </w:rPr>
+        <w:lastRenderedPageBreak/>
         <w:t xml:space="preserve">где </w:t>
       </w:r>
       <m:oMath>
@@ -18457,16 +18374,7 @@
           <w:sz w:val="28"/>
           <w:szCs w:val="28"/>
         </w:rPr>
-        <w:t xml:space="preserve">, в ходе рендеринга многократно воспроизводит </w:t>
-      </w:r>
-      <w:r>
-        <w:rPr>
-          <w:color w:val="auto"/>
-          <w:sz w:val="28"/>
-          <w:szCs w:val="28"/>
-        </w:rPr>
-        <w:lastRenderedPageBreak/>
-        <w:t>трехмерную сцену</w:t>
+        <w:t>, в ходе рендеринга многократно воспроизводит трехмерную сцену</w:t>
       </w:r>
       <w:r>
         <w:rPr>
@@ -18552,7 +18460,7 @@
           <w:szCs w:val="28"/>
         </w:rPr>
       </w:pPr>
-      <w:bookmarkStart w:id="23" w:name="_Toc234925273"/>
+      <w:bookmarkStart w:id="22" w:name="_Toc234925273"/>
       <w:r>
         <w:rPr>
           <w:rFonts w:asciiTheme="majorBidi" w:hAnsiTheme="majorBidi"/>
@@ -18620,7 +18528,7 @@
         </w:rPr>
         <w:t>(Gaussian Splatting)</w:t>
       </w:r>
-      <w:bookmarkEnd w:id="23"/>
+      <w:bookmarkEnd w:id="22"/>
     </w:p>
     <w:p>
       <w:pPr>
@@ -18700,7 +18608,16 @@
           <w:sz w:val="28"/>
           <w:szCs w:val="28"/>
         </w:rPr>
-        <w:t xml:space="preserve">) как дальнейшее развитие подходов к представлению полей излучения, начатых в рамках NeRF. Метод обеспечивает эффективную реконструкцию сцены за счёт представления её в виде множества дифференцируемых </w:t>
+        <w:t xml:space="preserve">) как дальнейшее развитие подходов к представлению полей излучения, начатых в рамках NeRF. Метод обеспечивает эффективную реконструкцию сцены за </w:t>
+      </w:r>
+      <w:r>
+        <w:rPr>
+          <w:color w:val="auto"/>
+          <w:sz w:val="28"/>
+          <w:szCs w:val="28"/>
+        </w:rPr>
+        <w:lastRenderedPageBreak/>
+        <w:t xml:space="preserve">счёт представления её в виде множества дифференцируемых </w:t>
       </w:r>
       <w:r>
         <w:rPr>
@@ -19268,17 +19185,7 @@
                             <w:szCs w:val="28"/>
                             <w:lang w:val="en-US"/>
                           </w:rPr>
-                          <m:t>-</m:t>
-                        </m:r>
-                        <m:r>
-                          <w:rPr>
-                            <w:rFonts w:ascii="Cambria Math" w:hAnsi="Cambria Math"/>
-                            <w:color w:val="auto"/>
-                            <w:sz w:val="28"/>
-                            <w:szCs w:val="28"/>
-                            <w:lang w:val="en-US"/>
-                          </w:rPr>
-                          <m:t>1</m:t>
+                          <m:t>-1</m:t>
                         </m:r>
                         <m:r>
                           <m:rPr>
@@ -19339,17 +19246,7 @@
                                     <w:szCs w:val="28"/>
                                     <w:lang w:val="en-US"/>
                                   </w:rPr>
-                                  <m:t>x</m:t>
-                                </m:r>
-                                <m:r>
-                                  <w:rPr>
-                                    <w:rFonts w:ascii="Cambria Math" w:hAnsi="Cambria Math"/>
-                                    <w:color w:val="auto"/>
-                                    <w:sz w:val="28"/>
-                                    <w:szCs w:val="28"/>
-                                    <w:lang w:val="en-US"/>
-                                  </w:rPr>
-                                  <m:t>-</m:t>
+                                  <m:t>x-</m:t>
                                 </m:r>
                                 <m:sSub>
                                   <m:sSubPr>
@@ -19452,17 +19349,7 @@
                                 <w:szCs w:val="28"/>
                                 <w:lang w:val="en-US"/>
                               </w:rPr>
-                              <m:t>-</m:t>
-                            </m:r>
-                            <m:r>
-                              <w:rPr>
-                                <w:rFonts w:ascii="Cambria Math" w:hAnsi="Cambria Math"/>
-                                <w:color w:val="auto"/>
-                                <w:sz w:val="28"/>
-                                <w:szCs w:val="28"/>
-                                <w:lang w:val="en-US"/>
-                              </w:rPr>
-                              <m:t>1</m:t>
+                              <m:t>-1</m:t>
                             </m:r>
                           </m:sup>
                           <m:e>
@@ -19474,27 +19361,7 @@
                                 <w:szCs w:val="28"/>
                                 <w:lang w:val="en-US"/>
                               </w:rPr>
-                              <m:t>(</m:t>
-                            </m:r>
-                            <m:r>
-                              <w:rPr>
-                                <w:rFonts w:ascii="Cambria Math" w:hAnsi="Cambria Math"/>
-                                <w:color w:val="auto"/>
-                                <w:sz w:val="28"/>
-                                <w:szCs w:val="28"/>
-                                <w:lang w:val="en-US"/>
-                              </w:rPr>
-                              <m:t>x</m:t>
-                            </m:r>
-                            <m:r>
-                              <w:rPr>
-                                <w:rFonts w:ascii="Cambria Math" w:hAnsi="Cambria Math"/>
-                                <w:color w:val="auto"/>
-                                <w:sz w:val="28"/>
-                                <w:szCs w:val="28"/>
-                                <w:lang w:val="en-US"/>
-                              </w:rPr>
-                              <m:t>-</m:t>
+                              <m:t>(x-</m:t>
                             </m:r>
                             <m:sSub>
                               <m:sSubPr>
@@ -20006,7 +19873,6 @@
           <w:sz w:val="28"/>
           <w:szCs w:val="28"/>
         </w:rPr>
-        <w:lastRenderedPageBreak/>
         <w:t>Последующее</w:t>
       </w:r>
       <w:r>
@@ -20510,6 +20376,7 @@
           <w:sz w:val="28"/>
           <w:szCs w:val="28"/>
         </w:rPr>
+        <w:lastRenderedPageBreak/>
         <w:t xml:space="preserve">Сандстрём Э., Гесс Г. и многие другие реализовали синтез алгоритмов </w:t>
       </w:r>
       <w:r>
@@ -20876,7 +20743,6 @@
         <w:rPr>
           <w:noProof/>
         </w:rPr>
-        <w:lastRenderedPageBreak/>
         <w:drawing>
           <wp:inline distT="0" distB="0" distL="0" distR="0" wp14:anchorId="4DF84734" wp14:editId="4C9C3656">
             <wp:extent cx="5598745" cy="2592000"/>
@@ -20998,7 +20864,16 @@
           <w:sz w:val="28"/>
           <w:szCs w:val="28"/>
         </w:rPr>
-        <w:t>Таким образом, можно установить, что метод генерации гауссовых пятен станет фундаментом для теоретических и практических исследований в различных областях. Применение в системах технического зрения значительно совершенствует существующие подходы и улучшает распознавание объектов.</w:t>
+        <w:t xml:space="preserve">Таким образом, можно установить, что метод генерации гауссовых пятен станет фундаментом для теоретических и практических исследований в различных областях. Применение в системах технического зрения </w:t>
+      </w:r>
+      <w:r>
+        <w:rPr>
+          <w:rFonts w:ascii="Times New Roman" w:hAnsi="Times New Roman" w:cs="Times New Roman"/>
+          <w:sz w:val="28"/>
+          <w:szCs w:val="28"/>
+        </w:rPr>
+        <w:lastRenderedPageBreak/>
+        <w:t>значительно совершенствует существующие подходы и улучшает распознавание объектов.</w:t>
       </w:r>
     </w:p>
     <w:p>
@@ -21028,7 +20903,7 @@
           <w:szCs w:val="28"/>
         </w:rPr>
       </w:pPr>
-      <w:bookmarkStart w:id="24" w:name="_Toc234925274"/>
+      <w:bookmarkStart w:id="23" w:name="_Toc234925274"/>
       <w:r>
         <w:rPr>
           <w:rFonts w:asciiTheme="majorBidi" w:hAnsiTheme="majorBidi"/>
@@ -21040,7 +20915,7 @@
         </w:rPr>
         <w:t>1.5 Обзор наземных робототехнических комплексов и уборочных машин</w:t>
       </w:r>
-      <w:bookmarkEnd w:id="24"/>
+      <w:bookmarkEnd w:id="23"/>
     </w:p>
     <w:p>
       <w:pPr>
@@ -21057,7 +20932,7 @@
           <w:szCs w:val="28"/>
         </w:rPr>
       </w:pPr>
-      <w:bookmarkStart w:id="25" w:name="_Toc234925275"/>
+      <w:bookmarkStart w:id="24" w:name="_Toc234925275"/>
       <w:r>
         <w:rPr>
           <w:rFonts w:asciiTheme="majorBidi" w:hAnsiTheme="majorBidi"/>
@@ -21091,7 +20966,7 @@
         </w:rPr>
         <w:t xml:space="preserve"> уборочные машины</w:t>
       </w:r>
-      <w:bookmarkEnd w:id="25"/>
+      <w:bookmarkEnd w:id="24"/>
     </w:p>
     <w:p>
       <w:pPr>
@@ -21138,16 +21013,7 @@
           <w:sz w:val="28"/>
           <w:szCs w:val="28"/>
         </w:rPr>
-        <w:t xml:space="preserve">. Современные </w:t>
-      </w:r>
-      <w:r>
-        <w:rPr>
-          <w:rFonts w:ascii="Times New Roman" w:hAnsi="Times New Roman" w:cs="Times New Roman"/>
-          <w:sz w:val="28"/>
-          <w:szCs w:val="28"/>
-        </w:rPr>
-        <w:lastRenderedPageBreak/>
-        <w:t>уборочные машины, как правило, поддерживают несколько режимов очистки</w:t>
+        <w:t>. Современные уборочные машины, как правило, поддерживают несколько режимов очистки</w:t>
       </w:r>
       <w:r>
         <w:rPr>
@@ -21479,6 +21345,7 @@
           <w:sz w:val="28"/>
           <w:szCs w:val="28"/>
         </w:rPr>
+        <w:lastRenderedPageBreak/>
         <w:t xml:space="preserve">в) </w:t>
       </w:r>
       <w:r>
@@ -21721,7 +21588,6 @@
         <w:rPr>
           <w:noProof/>
         </w:rPr>
-        <w:lastRenderedPageBreak/>
         <w:drawing>
           <wp:inline distT="0" distB="0" distL="0" distR="0" wp14:anchorId="48A07E23" wp14:editId="01B0075C">
             <wp:extent cx="4175113" cy="3717985"/>
@@ -21883,6 +21749,7 @@
           <w:sz w:val="28"/>
           <w:szCs w:val="28"/>
         </w:rPr>
+        <w:lastRenderedPageBreak/>
         <w:t>Рассматриваемое решение реализует комплексную уборку помещений за счёт поддержки сухой и влажной очистки</w:t>
       </w:r>
       <w:r>
@@ -22040,16 +21907,7 @@
           <w:sz w:val="28"/>
           <w:szCs w:val="28"/>
         </w:rPr>
-        <w:t xml:space="preserve">Указанные ограничения демонстрируют потребность в совершенствовании навигационных и сенсорных подсистем, в </w:t>
-      </w:r>
-      <w:r>
-        <w:rPr>
-          <w:rFonts w:ascii="Times New Roman" w:hAnsi="Times New Roman" w:cs="Times New Roman"/>
-          <w:sz w:val="28"/>
-          <w:szCs w:val="28"/>
-        </w:rPr>
-        <w:lastRenderedPageBreak/>
-        <w:t>том числе за счёт интеграции методов компьютерного зрения и семантической сегментации, позволяющих повысить устойчивость навигации и снизить зависимость от регулярной перестройки карты.</w:t>
+        <w:t>Указанные ограничения демонстрируют потребность в совершенствовании навигационных и сенсорных подсистем, в том числе за счёт интеграции методов компьютерного зрения и семантической сегментации, позволяющих повысить устойчивость навигации и снизить зависимость от регулярной перестройки карты.</w:t>
       </w:r>
     </w:p>
     <w:p>
@@ -22175,6 +22033,7 @@
         <w:rPr>
           <w:noProof/>
         </w:rPr>
+        <w:lastRenderedPageBreak/>
         <w:drawing>
           <wp:inline distT="0" distB="0" distL="0" distR="0" wp14:anchorId="279824E1" wp14:editId="12CB8210">
             <wp:extent cx="4569378" cy="3888000"/>
@@ -22333,7 +22192,6 @@
           <w:sz w:val="28"/>
           <w:szCs w:val="28"/>
         </w:rPr>
-        <w:lastRenderedPageBreak/>
         <w:t>Важным преимуществом перечисленных решений можно отметить дифференциацию продуктовой линейки, что позволяет внедрять робота под более конкретные задачи для уборки муниципальных, крупных коммерческих или государственных участков. Однако применение столь обширного числа сенсоров значительно усложняет обмен и синтезирование данных системы навигации и требует большего количество ресурсов.</w:t>
       </w:r>
     </w:p>
@@ -22364,7 +22222,7 @@
           <w:szCs w:val="28"/>
         </w:rPr>
       </w:pPr>
-      <w:bookmarkStart w:id="26" w:name="_Toc234925276"/>
+      <w:bookmarkStart w:id="25" w:name="_Toc234925276"/>
       <w:r>
         <w:rPr>
           <w:rFonts w:asciiTheme="majorBidi" w:hAnsiTheme="majorBidi"/>
@@ -22398,7 +22256,7 @@
         </w:rPr>
         <w:t>.2 Оборудование крупных механических уборочных машин</w:t>
       </w:r>
-      <w:bookmarkEnd w:id="26"/>
+      <w:bookmarkEnd w:id="25"/>
     </w:p>
     <w:p>
       <w:pPr>
@@ -22429,7 +22287,16 @@
           <w:sz w:val="28"/>
           <w:szCs w:val="28"/>
         </w:rPr>
-        <w:t>Для уборки обширной сети автомобильных дорог России и мира применяют механические уборочные машины на базе легковых и грузовых транспортных средств. В отличие от автономных малых уборочных машин более крупные транспортные средства оборудованы лишь одной из функций: сухая или влажная уборка в летний сезон; уборка от снега или очистка автомобильных дорог от наледи с помощью посыпки реагентов. Как правило, в ходе уборочных работ одновременно несколько конфигураций на различных ТС выезжают в рейс и выполняют параллельно несколько задач.</w:t>
+        <w:t xml:space="preserve">Для уборки обширной сети автомобильных дорог России и мира применяют механические уборочные машины на базе легковых и грузовых транспортных средств. В отличие от автономных малых уборочных машин более крупные транспортные средства оборудованы лишь одной из функций: сухая или влажная уборка в летний сезон; уборка от снега или очистка автомобильных дорог от наледи с помощью посыпки реагентов. Как правило, </w:t>
+      </w:r>
+      <w:r>
+        <w:rPr>
+          <w:rFonts w:ascii="Times New Roman" w:hAnsi="Times New Roman" w:cs="Times New Roman"/>
+          <w:sz w:val="28"/>
+          <w:szCs w:val="28"/>
+        </w:rPr>
+        <w:lastRenderedPageBreak/>
+        <w:t>в ходе уборочных работ одновременно несколько конфигураций на различных ТС выезжают в рейс и выполняют параллельно несколько задач.</w:t>
       </w:r>
     </w:p>
     <w:p>
@@ -22472,7 +22339,7 @@
           <w:szCs w:val="28"/>
         </w:rPr>
       </w:pPr>
-      <w:bookmarkStart w:id="27" w:name="_Toc234925277"/>
+      <w:bookmarkStart w:id="26" w:name="_Toc234925277"/>
       <w:r>
         <w:rPr>
           <w:rFonts w:asciiTheme="majorBidi" w:hAnsiTheme="majorBidi"/>
@@ -22506,7 +22373,7 @@
         </w:rPr>
         <w:t>. Постановка задачи диссертационного исследования</w:t>
       </w:r>
-      <w:bookmarkEnd w:id="27"/>
+      <w:bookmarkEnd w:id="26"/>
     </w:p>
     <w:p>
       <w:pPr>
@@ -22591,7 +22458,7 @@
           <w:szCs w:val="28"/>
         </w:rPr>
       </w:pPr>
-      <w:bookmarkStart w:id="28" w:name="_Toc234925278"/>
+      <w:bookmarkStart w:id="27" w:name="_Toc234925278"/>
       <w:r>
         <w:rPr>
           <w:rFonts w:asciiTheme="majorBidi" w:hAnsiTheme="majorBidi"/>
@@ -22625,7 +22492,7 @@
         </w:rPr>
         <w:t>. Выводы к главе 1</w:t>
       </w:r>
-      <w:bookmarkEnd w:id="28"/>
+      <w:bookmarkEnd w:id="27"/>
     </w:p>
     <w:p>
       <w:pPr>
@@ -22675,17 +22542,7 @@
           <w:szCs w:val="28"/>
           <w:lang w:val="tt-RU"/>
         </w:rPr>
-        <w:t xml:space="preserve"> исследования предлагается архитектура локальной навигации беспилотного транспорта, построенная на основе </w:t>
-      </w:r>
-      <w:r>
-        <w:rPr>
-          <w:rFonts w:ascii="Times New Roman" w:hAnsi="Times New Roman" w:cs="Times New Roman"/>
-          <w:sz w:val="28"/>
-          <w:szCs w:val="28"/>
-          <w:lang w:val="tt-RU"/>
-        </w:rPr>
-        <w:lastRenderedPageBreak/>
-        <w:t xml:space="preserve">синтеза систем синтезированного зрения и архитектуры нейронной сети </w:t>
+        <w:t xml:space="preserve"> исследования предлагается архитектура локальной навигации беспилотного транспорта, построенная на основе синтеза систем синтезированного зрения и архитектуры нейронной сети </w:t>
       </w:r>
       <w:r>
         <w:rPr>
@@ -22763,7 +22620,7 @@
           <w:szCs w:val="28"/>
         </w:rPr>
       </w:pPr>
-      <w:bookmarkStart w:id="29" w:name="_Toc234925279"/>
+      <w:bookmarkStart w:id="28" w:name="_Toc234925279"/>
       <w:r>
         <w:rPr>
           <w:rFonts w:asciiTheme="majorBidi" w:hAnsiTheme="majorBidi"/>
@@ -22798,7 +22655,7 @@
         </w:rPr>
         <w:t>АЛГОРИТМИЧЕСКАЯ ЧАСТЬ</w:t>
       </w:r>
-      <w:bookmarkEnd w:id="29"/>
+      <w:bookmarkEnd w:id="28"/>
     </w:p>
     <w:p>
       <w:pPr>
@@ -22826,7 +22683,7 @@
           <w:szCs w:val="28"/>
         </w:rPr>
       </w:pPr>
-      <w:bookmarkStart w:id="30" w:name="_Toc234925280"/>
+      <w:bookmarkStart w:id="29" w:name="_Toc234925280"/>
       <w:r>
         <w:rPr>
           <w:rFonts w:asciiTheme="majorBidi" w:hAnsiTheme="majorBidi"/>
@@ -22838,7 +22695,7 @@
         </w:rPr>
         <w:t>2.1 Разработка архитектуры нейросетевой модели</w:t>
       </w:r>
-      <w:bookmarkEnd w:id="30"/>
+      <w:bookmarkEnd w:id="29"/>
     </w:p>
     <w:p/>
     <w:p>
@@ -22856,7 +22713,7 @@
           <w:szCs w:val="28"/>
         </w:rPr>
       </w:pPr>
-      <w:bookmarkStart w:id="31" w:name="_Toc234925281"/>
+      <w:bookmarkStart w:id="30" w:name="_Toc234925281"/>
       <w:r>
         <w:rPr>
           <w:rFonts w:asciiTheme="majorBidi" w:hAnsiTheme="majorBidi"/>
@@ -22868,7 +22725,7 @@
         </w:rPr>
         <w:t>2.2 Анализ специализированных обучающих выборок</w:t>
       </w:r>
-      <w:bookmarkEnd w:id="31"/>
+      <w:bookmarkEnd w:id="30"/>
     </w:p>
     <w:p/>
     <w:p>
@@ -22886,7 +22743,7 @@
           <w:szCs w:val="28"/>
         </w:rPr>
       </w:pPr>
-      <w:bookmarkStart w:id="32" w:name="_Toc234925282"/>
+      <w:bookmarkStart w:id="31" w:name="_Toc234925282"/>
       <w:r>
         <w:rPr>
           <w:rFonts w:asciiTheme="majorBidi" w:hAnsiTheme="majorBidi"/>
@@ -22898,7 +22755,7 @@
         </w:rPr>
         <w:t>2.3 Формирование процесса обучения нейросетевой модели. Анализ метрик обучения</w:t>
       </w:r>
-      <w:bookmarkEnd w:id="32"/>
+      <w:bookmarkEnd w:id="31"/>
     </w:p>
     <w:p/>
     <w:p>
@@ -22916,7 +22773,7 @@
           <w:szCs w:val="28"/>
         </w:rPr>
       </w:pPr>
-      <w:bookmarkStart w:id="33" w:name="_Toc234925283"/>
+      <w:bookmarkStart w:id="32" w:name="_Toc234925283"/>
       <w:r>
         <w:rPr>
           <w:rFonts w:asciiTheme="majorBidi" w:hAnsiTheme="majorBidi"/>
@@ -22963,7 +22820,7 @@
         </w:rPr>
         <w:t>AI</w:t>
       </w:r>
-      <w:bookmarkEnd w:id="33"/>
+      <w:bookmarkEnd w:id="32"/>
     </w:p>
     <w:p/>
     <w:p>
@@ -22981,7 +22838,7 @@
           <w:szCs w:val="28"/>
         </w:rPr>
       </w:pPr>
-      <w:bookmarkStart w:id="34" w:name="_Toc234925284"/>
+      <w:bookmarkStart w:id="33" w:name="_Toc234925284"/>
       <w:r>
         <w:rPr>
           <w:rFonts w:asciiTheme="majorBidi" w:hAnsiTheme="majorBidi"/>
@@ -22993,7 +22850,7 @@
         </w:rPr>
         <w:t>2.5 Разработка алгоритмов системы автоматического управления робототехническим комплексом для уборочных работ</w:t>
       </w:r>
-      <w:bookmarkEnd w:id="34"/>
+      <w:bookmarkEnd w:id="33"/>
     </w:p>
     <w:p/>
     <w:p>
@@ -23011,7 +22868,7 @@
           <w:szCs w:val="28"/>
         </w:rPr>
       </w:pPr>
-      <w:bookmarkStart w:id="35" w:name="_Toc234925285"/>
+      <w:bookmarkStart w:id="34" w:name="_Toc234925285"/>
       <w:r>
         <w:rPr>
           <w:rFonts w:asciiTheme="majorBidi" w:hAnsiTheme="majorBidi"/>
@@ -23023,7 +22880,7 @@
         </w:rPr>
         <w:t>2.6 Разработка интеллектуального алгоритма мониторинга и оценки качество выполняемых работ</w:t>
       </w:r>
-      <w:bookmarkEnd w:id="35"/>
+      <w:bookmarkEnd w:id="34"/>
     </w:p>
     <w:p/>
     <w:p>
@@ -23041,7 +22898,7 @@
           <w:szCs w:val="28"/>
         </w:rPr>
       </w:pPr>
-      <w:bookmarkStart w:id="36" w:name="_Toc234925286"/>
+      <w:bookmarkStart w:id="35" w:name="_Toc234925286"/>
       <w:r>
         <w:rPr>
           <w:rFonts w:asciiTheme="majorBidi" w:hAnsiTheme="majorBidi"/>
@@ -23053,7 +22910,7 @@
         </w:rPr>
         <w:t>2.7 Выводы к главе 2</w:t>
       </w:r>
-      <w:bookmarkEnd w:id="36"/>
+      <w:bookmarkEnd w:id="35"/>
     </w:p>
     <w:p>
       <w:pPr>
@@ -23102,7 +22959,7 @@
           <w:szCs w:val="28"/>
         </w:rPr>
       </w:pPr>
-      <w:bookmarkStart w:id="37" w:name="_Toc234925287"/>
+      <w:bookmarkStart w:id="36" w:name="_Toc234925287"/>
       <w:r>
         <w:rPr>
           <w:rFonts w:asciiTheme="majorBidi" w:hAnsiTheme="majorBidi"/>
@@ -23115,7 +22972,7 @@
         <w:lastRenderedPageBreak/>
         <w:t>3. ЭКСПЕРИМЕНТАЛЬНАЯ ЧАСТЬ</w:t>
       </w:r>
-      <w:bookmarkEnd w:id="37"/>
+      <w:bookmarkEnd w:id="36"/>
     </w:p>
     <w:p>
       <w:pPr>
@@ -23132,7 +22989,7 @@
           <w:szCs w:val="28"/>
         </w:rPr>
       </w:pPr>
-      <w:bookmarkStart w:id="38" w:name="_Toc234925288"/>
+      <w:bookmarkStart w:id="37" w:name="_Toc234925288"/>
       <w:r>
         <w:rPr>
           <w:rFonts w:asciiTheme="majorBidi" w:hAnsiTheme="majorBidi"/>
@@ -23144,7 +23001,7 @@
         </w:rPr>
         <w:t>3.1 Описание экспериментальной установки</w:t>
       </w:r>
-      <w:bookmarkEnd w:id="38"/>
+      <w:bookmarkEnd w:id="37"/>
     </w:p>
     <w:p/>
     <w:p>
@@ -24374,7 +24231,7 @@
           <w:szCs w:val="28"/>
         </w:rPr>
       </w:pPr>
-      <w:bookmarkStart w:id="39" w:name="_Toc234925289"/>
+      <w:bookmarkStart w:id="38" w:name="_Toc234925289"/>
       <w:r>
         <w:rPr>
           <w:rFonts w:asciiTheme="majorBidi" w:hAnsiTheme="majorBidi"/>
@@ -24386,7 +24243,7 @@
         </w:rPr>
         <w:t>3.2 Экспериментальные исследования</w:t>
       </w:r>
-      <w:bookmarkEnd w:id="39"/>
+      <w:bookmarkEnd w:id="38"/>
     </w:p>
     <w:p/>
     <w:p>
@@ -24404,7 +24261,7 @@
           <w:szCs w:val="28"/>
         </w:rPr>
       </w:pPr>
-      <w:bookmarkStart w:id="40" w:name="_Toc234925290"/>
+      <w:bookmarkStart w:id="39" w:name="_Toc234925290"/>
       <w:r>
         <w:rPr>
           <w:rFonts w:asciiTheme="majorBidi" w:hAnsiTheme="majorBidi"/>
@@ -24449,7 +24306,7 @@
         </w:rPr>
         <w:t>Разработка ИСУ автономного робота-уборщика</w:t>
       </w:r>
-      <w:bookmarkEnd w:id="40"/>
+      <w:bookmarkEnd w:id="39"/>
     </w:p>
     <w:p/>
     <w:p>
@@ -24467,7 +24324,7 @@
           <w:szCs w:val="28"/>
         </w:rPr>
       </w:pPr>
-      <w:bookmarkStart w:id="41" w:name="_Toc234925291"/>
+      <w:bookmarkStart w:id="40" w:name="_Toc234925291"/>
       <w:r>
         <w:rPr>
           <w:rFonts w:asciiTheme="majorBidi" w:hAnsiTheme="majorBidi"/>
@@ -24490,7 +24347,7 @@
         </w:rPr>
         <w:t>Построение методики разработки системы</w:t>
       </w:r>
-      <w:bookmarkEnd w:id="41"/>
+      <w:bookmarkEnd w:id="40"/>
     </w:p>
     <w:p/>
     <w:p>
@@ -24508,7 +24365,7 @@
           <w:szCs w:val="28"/>
         </w:rPr>
       </w:pPr>
-      <w:bookmarkStart w:id="42" w:name="_Toc234925292"/>
+      <w:bookmarkStart w:id="41" w:name="_Toc234925292"/>
       <w:r>
         <w:rPr>
           <w:rFonts w:asciiTheme="majorBidi" w:hAnsiTheme="majorBidi"/>
@@ -24520,7 +24377,7 @@
         </w:rPr>
         <w:t>3.5 Анализ полученных результатов</w:t>
       </w:r>
-      <w:bookmarkEnd w:id="42"/>
+      <w:bookmarkEnd w:id="41"/>
     </w:p>
     <w:p/>
     <w:p>
@@ -24538,7 +24395,7 @@
           <w:szCs w:val="28"/>
         </w:rPr>
       </w:pPr>
-      <w:bookmarkStart w:id="43" w:name="_Toc234925293"/>
+      <w:bookmarkStart w:id="42" w:name="_Toc234925293"/>
       <w:r>
         <w:rPr>
           <w:rFonts w:asciiTheme="majorBidi" w:hAnsiTheme="majorBidi"/>
@@ -24572,7 +24429,7 @@
         </w:rPr>
         <w:t xml:space="preserve"> Выводы к главе 3</w:t>
       </w:r>
-      <w:bookmarkEnd w:id="43"/>
+      <w:bookmarkEnd w:id="42"/>
     </w:p>
     <w:p/>
     <w:p>
@@ -24608,7 +24465,7 @@
           <w:szCs w:val="28"/>
         </w:rPr>
       </w:pPr>
-      <w:bookmarkStart w:id="44" w:name="_Toc234925294"/>
+      <w:bookmarkStart w:id="43" w:name="_Toc234925294"/>
       <w:r>
         <w:rPr>
           <w:rFonts w:asciiTheme="majorBidi" w:hAnsiTheme="majorBidi"/>
@@ -24621,7 +24478,7 @@
         <w:lastRenderedPageBreak/>
         <w:t>ЗАКЛЮЧЕНИЕ</w:t>
       </w:r>
-      <w:bookmarkEnd w:id="44"/>
+      <w:bookmarkEnd w:id="43"/>
     </w:p>
     <w:p>
       <w:pPr>
@@ -24659,7 +24516,7 @@
           <w:szCs w:val="28"/>
         </w:rPr>
       </w:pPr>
-      <w:bookmarkStart w:id="45" w:name="_Toc234925295"/>
+      <w:bookmarkStart w:id="44" w:name="_Toc234925295"/>
       <w:r>
         <w:rPr>
           <w:rFonts w:asciiTheme="majorBidi" w:hAnsiTheme="majorBidi"/>
@@ -24672,7 +24529,7 @@
         <w:lastRenderedPageBreak/>
         <w:t>СПИСОК ИСПОЛЬЗУЕМЫХ ИСТОЧНИКОВ</w:t>
       </w:r>
-      <w:bookmarkEnd w:id="45"/>
+      <w:bookmarkEnd w:id="44"/>
     </w:p>
     <w:p>
       <w:pPr>
@@ -26779,7 +26636,7 @@
 </file>
 
 <file path=word/endnotes.xml><?xml version="1.0" encoding="utf-8"?>
-<w:endnotes xmlns:wpc="http://schemas.microsoft.com/office/word/2010/wordprocessingCanvas" xmlns:cx="http://schemas.microsoft.com/office/drawing/2014/chartex" xmlns:cx1="http://schemas.microsoft.com/office/drawing/2015/9/8/chartex" xmlns:cx2="http://schemas.microsoft.com/office/drawing/2015/10/21/chartex" xmlns:cx3="http://schemas.microsoft.com/office/drawing/2016/5/9/chartex" xmlns:cx4="http://schemas.microsoft.com/office/drawing/2016/5/10/chartex" xmlns:cx5="http://schemas.microsoft.com/office/drawing/2016/5/11/chartex" xmlns:cx6="http://schemas.microsoft.com/office/drawing/2016/5/12/chartex" xmlns:cx7="http://schemas.microsoft.com/office/drawing/2016/5/13/chartex" xmlns:cx8="http://schemas.microsoft.com/office/drawing/2016/5/14/chartex" xmlns:mc="http://schemas.openxmlformats.org/markup-compatibility/2006" xmlns:aink="http://schemas.microsoft.com/office/drawing/2016/ink" xmlns:am3d="http://schemas.microsoft.com/office/drawing/2017/model3d" xmlns:o="urn:schemas-microsoft-com:office:office" xmlns:r="http://schemas.openxmlformats.org/officeDocument/2006/relationships" xmlns:m="http://schemas.openxmlformats.org/officeDocument/2006/math" xmlns:v="urn:schemas-microsoft-com:vml" xmlns:wp14="http://schemas.microsoft.com/office/word/2010/wordprocessingDrawing" xmlns:wp="http://schemas.openxmlformats.org/drawingml/2006/wordprocessingDrawing" xmlns:w10="urn:schemas-microsoft-com:office:word" xmlns:w="http://schemas.openxmlformats.org/wordprocessingml/2006/main" xmlns:w14="http://schemas.microsoft.com/office/word/2010/wordml" xmlns:w15="http://schemas.microsoft.com/office/word/2012/wordml" xmlns:w16cid="http://schemas.microsoft.com/office/word/2016/wordml/cid" xmlns:w16se="http://schemas.microsoft.com/office/word/2015/wordml/symex" xmlns:wpg="http://schemas.microsoft.com/office/word/2010/wordprocessingGroup" xmlns:wpi="http://schemas.microsoft.com/office/word/2010/wordprocessingInk" xmlns:wne="http://schemas.microsoft.com/office/word/2006/wordml" xmlns:wps="http://schemas.microsoft.com/office/word/2010/wordprocessingShape" mc:Ignorable="w14 w15 w16se w16cid wp14">
+<w:endnotes xmlns:wpc="http://schemas.microsoft.com/office/word/2010/wordprocessingCanvas" xmlns:cx="http://schemas.microsoft.com/office/drawing/2014/chartex" xmlns:cx1="http://schemas.microsoft.com/office/drawing/2015/9/8/chartex" xmlns:cx2="http://schemas.microsoft.com/office/drawing/2015/10/21/chartex" xmlns:cx3="http://schemas.microsoft.com/office/drawing/2016/5/9/chartex" xmlns:cx4="http://schemas.microsoft.com/office/drawing/2016/5/10/chartex" xmlns:cx5="http://schemas.microsoft.com/office/drawing/2016/5/11/chartex" xmlns:cx6="http://schemas.microsoft.com/office/drawing/2016/5/12/chartex" xmlns:cx7="http://schemas.microsoft.com/office/drawing/2016/5/13/chartex" xmlns:cx8="http://schemas.microsoft.com/office/drawing/2016/5/14/chartex" xmlns:mc="http://schemas.openxmlformats.org/markup-compatibility/2006" xmlns:aink="http://schemas.microsoft.com/office/drawing/2016/ink" xmlns:am3d="http://schemas.microsoft.com/office/drawing/2017/model3d" xmlns:o="urn:schemas-microsoft-com:office:office" xmlns:oel="http://schemas.microsoft.com/office/2019/extlst" xmlns:r="http://schemas.openxmlformats.org/officeDocument/2006/relationships" xmlns:m="http://schemas.openxmlformats.org/officeDocument/2006/math" xmlns:v="urn:schemas-microsoft-com:vml" xmlns:wp14="http://schemas.microsoft.com/office/word/2010/wordprocessingDrawing" xmlns:wp="http://schemas.openxmlformats.org/drawingml/2006/wordprocessingDrawing" xmlns:w10="urn:schemas-microsoft-com:office:word" xmlns:w="http://schemas.openxmlformats.org/wordprocessingml/2006/main" xmlns:w14="http://schemas.microsoft.com/office/word/2010/wordml" xmlns:w15="http://schemas.microsoft.com/office/word/2012/wordml" xmlns:w16cex="http://schemas.microsoft.com/office/word/2018/wordml/cex" xmlns:w16cid="http://schemas.microsoft.com/office/word/2016/wordml/cid" xmlns:w16="http://schemas.microsoft.com/office/word/2018/wordml" xmlns:w16sdtdh="http://schemas.microsoft.com/office/word/2020/wordml/sdtdatahash" xmlns:w16se="http://schemas.microsoft.com/office/word/2015/wordml/symex" xmlns:wpg="http://schemas.microsoft.com/office/word/2010/wordprocessingGroup" xmlns:wpi="http://schemas.microsoft.com/office/word/2010/wordprocessingInk" xmlns:wne="http://schemas.microsoft.com/office/word/2006/wordml" xmlns:wps="http://schemas.microsoft.com/office/word/2010/wordprocessingShape" mc:Ignorable="w14 w15 w16se w16cid w16 w16cex w16sdtdh wp14">
   <w:endnote w:type="separator" w:id="-1">
     <w:p>
       <w:pPr>
@@ -26804,7 +26661,7 @@
 </file>
 
 <file path=word/footer1.xml><?xml version="1.0" encoding="utf-8"?>
-<w:ftr xmlns:wpc="http://schemas.microsoft.com/office/word/2010/wordprocessingCanvas" xmlns:cx="http://schemas.microsoft.com/office/drawing/2014/chartex" xmlns:cx1="http://schemas.microsoft.com/office/drawing/2015/9/8/chartex" xmlns:cx2="http://schemas.microsoft.com/office/drawing/2015/10/21/chartex" xmlns:cx3="http://schemas.microsoft.com/office/drawing/2016/5/9/chartex" xmlns:cx4="http://schemas.microsoft.com/office/drawing/2016/5/10/chartex" xmlns:cx5="http://schemas.microsoft.com/office/drawing/2016/5/11/chartex" xmlns:cx6="http://schemas.microsoft.com/office/drawing/2016/5/12/chartex" xmlns:cx7="http://schemas.microsoft.com/office/drawing/2016/5/13/chartex" xmlns:cx8="http://schemas.microsoft.com/office/drawing/2016/5/14/chartex" xmlns:mc="http://schemas.openxmlformats.org/markup-compatibility/2006" xmlns:aink="http://schemas.microsoft.com/office/drawing/2016/ink" xmlns:am3d="http://schemas.microsoft.com/office/drawing/2017/model3d" xmlns:o="urn:schemas-microsoft-com:office:office" xmlns:r="http://schemas.openxmlformats.org/officeDocument/2006/relationships" xmlns:m="http://schemas.openxmlformats.org/officeDocument/2006/math" xmlns:v="urn:schemas-microsoft-com:vml" xmlns:wp14="http://schemas.microsoft.com/office/word/2010/wordprocessingDrawing" xmlns:wp="http://schemas.openxmlformats.org/drawingml/2006/wordprocessingDrawing" xmlns:w10="urn:schemas-microsoft-com:office:word" xmlns:w="http://schemas.openxmlformats.org/wordprocessingml/2006/main" xmlns:w14="http://schemas.microsoft.com/office/word/2010/wordml" xmlns:w15="http://schemas.microsoft.com/office/word/2012/wordml" xmlns:w16cid="http://schemas.microsoft.com/office/word/2016/wordml/cid" xmlns:w16se="http://schemas.microsoft.com/office/word/2015/wordml/symex" xmlns:wpg="http://schemas.microsoft.com/office/word/2010/wordprocessingGroup" xmlns:wpi="http://schemas.microsoft.com/office/word/2010/wordprocessingInk" xmlns:wne="http://schemas.microsoft.com/office/word/2006/wordml" xmlns:wps="http://schemas.microsoft.com/office/word/2010/wordprocessingShape" mc:Ignorable="w14 w15 w16se w16cid wp14">
+<w:ftr xmlns:wpc="http://schemas.microsoft.com/office/word/2010/wordprocessingCanvas" xmlns:cx="http://schemas.microsoft.com/office/drawing/2014/chartex" xmlns:cx1="http://schemas.microsoft.com/office/drawing/2015/9/8/chartex" xmlns:cx2="http://schemas.microsoft.com/office/drawing/2015/10/21/chartex" xmlns:cx3="http://schemas.microsoft.com/office/drawing/2016/5/9/chartex" xmlns:cx4="http://schemas.microsoft.com/office/drawing/2016/5/10/chartex" xmlns:cx5="http://schemas.microsoft.com/office/drawing/2016/5/11/chartex" xmlns:cx6="http://schemas.microsoft.com/office/drawing/2016/5/12/chartex" xmlns:cx7="http://schemas.microsoft.com/office/drawing/2016/5/13/chartex" xmlns:cx8="http://schemas.microsoft.com/office/drawing/2016/5/14/chartex" xmlns:mc="http://schemas.openxmlformats.org/markup-compatibility/2006" xmlns:aink="http://schemas.microsoft.com/office/drawing/2016/ink" xmlns:am3d="http://schemas.microsoft.com/office/drawing/2017/model3d" xmlns:o="urn:schemas-microsoft-com:office:office" xmlns:oel="http://schemas.microsoft.com/office/2019/extlst" xmlns:r="http://schemas.openxmlformats.org/officeDocument/2006/relationships" xmlns:m="http://schemas.openxmlformats.org/officeDocument/2006/math" xmlns:v="urn:schemas-microsoft-com:vml" xmlns:wp14="http://schemas.microsoft.com/office/word/2010/wordprocessingDrawing" xmlns:wp="http://schemas.openxmlformats.org/drawingml/2006/wordprocessingDrawing" xmlns:w10="urn:schemas-microsoft-com:office:word" xmlns:w="http://schemas.openxmlformats.org/wordprocessingml/2006/main" xmlns:w14="http://schemas.microsoft.com/office/word/2010/wordml" xmlns:w15="http://schemas.microsoft.com/office/word/2012/wordml" xmlns:w16cex="http://schemas.microsoft.com/office/word/2018/wordml/cex" xmlns:w16cid="http://schemas.microsoft.com/office/word/2016/wordml/cid" xmlns:w16="http://schemas.microsoft.com/office/word/2018/wordml" xmlns:w16sdtdh="http://schemas.microsoft.com/office/word/2020/wordml/sdtdatahash" xmlns:w16se="http://schemas.microsoft.com/office/word/2015/wordml/symex" xmlns:wpg="http://schemas.microsoft.com/office/word/2010/wordprocessingGroup" xmlns:wpi="http://schemas.microsoft.com/office/word/2010/wordprocessingInk" xmlns:wne="http://schemas.microsoft.com/office/word/2006/wordml" xmlns:wps="http://schemas.microsoft.com/office/word/2010/wordprocessingShape" mc:Ignorable="w14 w15 w16se w16cid w16 w16cex w16sdtdh wp14">
   <w:sdt>
     <w:sdtPr>
       <w:id w:val="1823383174"/>
@@ -26878,7 +26735,7 @@
 </file>
 
 <file path=word/footnotes.xml><?xml version="1.0" encoding="utf-8"?>
-<w:footnotes xmlns:wpc="http://schemas.microsoft.com/office/word/2010/wordprocessingCanvas" xmlns:cx="http://schemas.microsoft.com/office/drawing/2014/chartex" xmlns:cx1="http://schemas.microsoft.com/office/drawing/2015/9/8/chartex" xmlns:cx2="http://schemas.microsoft.com/office/drawing/2015/10/21/chartex" xmlns:cx3="http://schemas.microsoft.com/office/drawing/2016/5/9/chartex" xmlns:cx4="http://schemas.microsoft.com/office/drawing/2016/5/10/chartex" xmlns:cx5="http://schemas.microsoft.com/office/drawing/2016/5/11/chartex" xmlns:cx6="http://schemas.microsoft.com/office/drawing/2016/5/12/chartex" xmlns:cx7="http://schemas.microsoft.com/office/drawing/2016/5/13/chartex" xmlns:cx8="http://schemas.microsoft.com/office/drawing/2016/5/14/chartex" xmlns:mc="http://schemas.openxmlformats.org/markup-compatibility/2006" xmlns:aink="http://schemas.microsoft.com/office/drawing/2016/ink" xmlns:am3d="http://schemas.microsoft.com/office/drawing/2017/model3d" xmlns:o="urn:schemas-microsoft-com:office:office" xmlns:r="http://schemas.openxmlformats.org/officeDocument/2006/relationships" xmlns:m="http://schemas.openxmlformats.org/officeDocument/2006/math" xmlns:v="urn:schemas-microsoft-com:vml" xmlns:wp14="http://schemas.microsoft.com/office/word/2010/wordprocessingDrawing" xmlns:wp="http://schemas.openxmlformats.org/drawingml/2006/wordprocessingDrawing" xmlns:w10="urn:schemas-microsoft-com:office:word" xmlns:w="http://schemas.openxmlformats.org/wordprocessingml/2006/main" xmlns:w14="http://schemas.microsoft.com/office/word/2010/wordml" xmlns:w15="http://schemas.microsoft.com/office/word/2012/wordml" xmlns:w16cid="http://schemas.microsoft.com/office/word/2016/wordml/cid" xmlns:w16se="http://schemas.microsoft.com/office/word/2015/wordml/symex" xmlns:wpg="http://schemas.microsoft.com/office/word/2010/wordprocessingGroup" xmlns:wpi="http://schemas.microsoft.com/office/word/2010/wordprocessingInk" xmlns:wne="http://schemas.microsoft.com/office/word/2006/wordml" xmlns:wps="http://schemas.microsoft.com/office/word/2010/wordprocessingShape" mc:Ignorable="w14 w15 w16se w16cid wp14">
+<w:footnotes xmlns:wpc="http://schemas.microsoft.com/office/word/2010/wordprocessingCanvas" xmlns:cx="http://schemas.microsoft.com/office/drawing/2014/chartex" xmlns:cx1="http://schemas.microsoft.com/office/drawing/2015/9/8/chartex" xmlns:cx2="http://schemas.microsoft.com/office/drawing/2015/10/21/chartex" xmlns:cx3="http://schemas.microsoft.com/office/drawing/2016/5/9/chartex" xmlns:cx4="http://schemas.microsoft.com/office/drawing/2016/5/10/chartex" xmlns:cx5="http://schemas.microsoft.com/office/drawing/2016/5/11/chartex" xmlns:cx6="http://schemas.microsoft.com/office/drawing/2016/5/12/chartex" xmlns:cx7="http://schemas.microsoft.com/office/drawing/2016/5/13/chartex" xmlns:cx8="http://schemas.microsoft.com/office/drawing/2016/5/14/chartex" xmlns:mc="http://schemas.openxmlformats.org/markup-compatibility/2006" xmlns:aink="http://schemas.microsoft.com/office/drawing/2016/ink" xmlns:am3d="http://schemas.microsoft.com/office/drawing/2017/model3d" xmlns:o="urn:schemas-microsoft-com:office:office" xmlns:oel="http://schemas.microsoft.com/office/2019/extlst" xmlns:r="http://schemas.openxmlformats.org/officeDocument/2006/relationships" xmlns:m="http://schemas.openxmlformats.org/officeDocument/2006/math" xmlns:v="urn:schemas-microsoft-com:vml" xmlns:wp14="http://schemas.microsoft.com/office/word/2010/wordprocessingDrawing" xmlns:wp="http://schemas.openxmlformats.org/drawingml/2006/wordprocessingDrawing" xmlns:w10="urn:schemas-microsoft-com:office:word" xmlns:w="http://schemas.openxmlformats.org/wordprocessingml/2006/main" xmlns:w14="http://schemas.microsoft.com/office/word/2010/wordml" xmlns:w15="http://schemas.microsoft.com/office/word/2012/wordml" xmlns:w16cex="http://schemas.microsoft.com/office/word/2018/wordml/cex" xmlns:w16cid="http://schemas.microsoft.com/office/word/2016/wordml/cid" xmlns:w16="http://schemas.microsoft.com/office/word/2018/wordml" xmlns:w16sdtdh="http://schemas.microsoft.com/office/word/2020/wordml/sdtdatahash" xmlns:w16se="http://schemas.microsoft.com/office/word/2015/wordml/symex" xmlns:wpg="http://schemas.microsoft.com/office/word/2010/wordprocessingGroup" xmlns:wpi="http://schemas.microsoft.com/office/word/2010/wordprocessingInk" xmlns:wne="http://schemas.microsoft.com/office/word/2006/wordml" xmlns:wps="http://schemas.microsoft.com/office/word/2010/wordprocessingShape" mc:Ignorable="w14 w15 w16se w16cid w16 w16cex w16sdtdh wp14">
   <w:footnote w:type="separator" w:id="-1">
     <w:p>
       <w:pPr>
@@ -26903,7 +26760,7 @@
 </file>
 
 <file path=word/numbering.xml><?xml version="1.0" encoding="utf-8"?>
-<w:numbering xmlns:wpc="http://schemas.microsoft.com/office/word/2010/wordprocessingCanvas" xmlns:cx="http://schemas.microsoft.com/office/drawing/2014/chartex" xmlns:cx1="http://schemas.microsoft.com/office/drawing/2015/9/8/chartex" xmlns:cx2="http://schemas.microsoft.com/office/drawing/2015/10/21/chartex" xmlns:cx3="http://schemas.microsoft.com/office/drawing/2016/5/9/chartex" xmlns:cx4="http://schemas.microsoft.com/office/drawing/2016/5/10/chartex" xmlns:cx5="http://schemas.microsoft.com/office/drawing/2016/5/11/chartex" xmlns:cx6="http://schemas.microsoft.com/office/drawing/2016/5/12/chartex" xmlns:cx7="http://schemas.microsoft.com/office/drawing/2016/5/13/chartex" xmlns:cx8="http://schemas.microsoft.com/office/drawing/2016/5/14/chartex" xmlns:mc="http://schemas.openxmlformats.org/markup-compatibility/2006" xmlns:aink="http://schemas.microsoft.com/office/drawing/2016/ink" xmlns:am3d="http://schemas.microsoft.com/office/drawing/2017/model3d" xmlns:o="urn:schemas-microsoft-com:office:office" xmlns:r="http://schemas.openxmlformats.org/officeDocument/2006/relationships" xmlns:m="http://schemas.openxmlformats.org/officeDocument/2006/math" xmlns:v="urn:schemas-microsoft-com:vml" xmlns:wp14="http://schemas.microsoft.com/office/word/2010/wordprocessingDrawing" xmlns:wp="http://schemas.openxmlformats.org/drawingml/2006/wordprocessingDrawing" xmlns:w10="urn:schemas-microsoft-com:office:word" xmlns:w="http://schemas.openxmlformats.org/wordprocessingml/2006/main" xmlns:w14="http://schemas.microsoft.com/office/word/2010/wordml" xmlns:w15="http://schemas.microsoft.com/office/word/2012/wordml" xmlns:w16cid="http://schemas.microsoft.com/office/word/2016/wordml/cid" xmlns:w16se="http://schemas.microsoft.com/office/word/2015/wordml/symex" xmlns:wpg="http://schemas.microsoft.com/office/word/2010/wordprocessingGroup" xmlns:wpi="http://schemas.microsoft.com/office/word/2010/wordprocessingInk" xmlns:wne="http://schemas.microsoft.com/office/word/2006/wordml" xmlns:wps="http://schemas.microsoft.com/office/word/2010/wordprocessingShape" mc:Ignorable="w14 w15 w16se w16cid wp14">
+<w:numbering xmlns:wpc="http://schemas.microsoft.com/office/word/2010/wordprocessingCanvas" xmlns:cx="http://schemas.microsoft.com/office/drawing/2014/chartex" xmlns:cx1="http://schemas.microsoft.com/office/drawing/2015/9/8/chartex" xmlns:cx2="http://schemas.microsoft.com/office/drawing/2015/10/21/chartex" xmlns:cx3="http://schemas.microsoft.com/office/drawing/2016/5/9/chartex" xmlns:cx4="http://schemas.microsoft.com/office/drawing/2016/5/10/chartex" xmlns:cx5="http://schemas.microsoft.com/office/drawing/2016/5/11/chartex" xmlns:cx6="http://schemas.microsoft.com/office/drawing/2016/5/12/chartex" xmlns:cx7="http://schemas.microsoft.com/office/drawing/2016/5/13/chartex" xmlns:cx8="http://schemas.microsoft.com/office/drawing/2016/5/14/chartex" xmlns:mc="http://schemas.openxmlformats.org/markup-compatibility/2006" xmlns:aink="http://schemas.microsoft.com/office/drawing/2016/ink" xmlns:am3d="http://schemas.microsoft.com/office/drawing/2017/model3d" xmlns:o="urn:schemas-microsoft-com:office:office" xmlns:oel="http://schemas.microsoft.com/office/2019/extlst" xmlns:r="http://schemas.openxmlformats.org/officeDocument/2006/relationships" xmlns:m="http://schemas.openxmlformats.org/officeDocument/2006/math" xmlns:v="urn:schemas-microsoft-com:vml" xmlns:wp14="http://schemas.microsoft.com/office/word/2010/wordprocessingDrawing" xmlns:wp="http://schemas.openxmlformats.org/drawingml/2006/wordprocessingDrawing" xmlns:w10="urn:schemas-microsoft-com:office:word" xmlns:w="http://schemas.openxmlformats.org/wordprocessingml/2006/main" xmlns:w14="http://schemas.microsoft.com/office/word/2010/wordml" xmlns:w15="http://schemas.microsoft.com/office/word/2012/wordml" xmlns:w16cex="http://schemas.microsoft.com/office/word/2018/wordml/cex" xmlns:w16cid="http://schemas.microsoft.com/office/word/2016/wordml/cid" xmlns:w16="http://schemas.microsoft.com/office/word/2018/wordml" xmlns:w16sdtdh="http://schemas.microsoft.com/office/word/2020/wordml/sdtdatahash" xmlns:w16se="http://schemas.microsoft.com/office/word/2015/wordml/symex" xmlns:wpg="http://schemas.microsoft.com/office/word/2010/wordprocessingGroup" xmlns:wpi="http://schemas.microsoft.com/office/word/2010/wordprocessingInk" xmlns:wne="http://schemas.microsoft.com/office/word/2006/wordml" xmlns:wps="http://schemas.microsoft.com/office/word/2010/wordprocessingShape" mc:Ignorable="w14 w15 w16se w16cid w16 w16cex w16sdtdh wp14">
   <w:abstractNum w:abstractNumId="0" w15:restartNumberingAfterBreak="0">
     <w:nsid w:val="4DB02806"/>
     <w:multiLevelType w:val="hybridMultilevel"/>
@@ -27130,17 +26987,17 @@
       </w:rPr>
     </w:lvl>
   </w:abstractNum>
-  <w:num w:numId="1">
+  <w:num w:numId="1" w16cid:durableId="541015016">
     <w:abstractNumId w:val="1"/>
   </w:num>
-  <w:num w:numId="2">
+  <w:num w:numId="2" w16cid:durableId="2096704509">
     <w:abstractNumId w:val="0"/>
   </w:num>
 </w:numbering>
 </file>
 
 <file path=word/styles.xml><?xml version="1.0" encoding="utf-8"?>
-<w:styles xmlns:mc="http://schemas.openxmlformats.org/markup-compatibility/2006" xmlns:r="http://schemas.openxmlformats.org/officeDocument/2006/relationships" xmlns:w="http://schemas.openxmlformats.org/wordprocessingml/2006/main" xmlns:w14="http://schemas.microsoft.com/office/word/2010/wordml" xmlns:w15="http://schemas.microsoft.com/office/word/2012/wordml" xmlns:w16cid="http://schemas.microsoft.com/office/word/2016/wordml/cid" xmlns:w16se="http://schemas.microsoft.com/office/word/2015/wordml/symex" mc:Ignorable="w14 w15 w16se w16cid">
+<w:styles xmlns:mc="http://schemas.openxmlformats.org/markup-compatibility/2006" xmlns:r="http://schemas.openxmlformats.org/officeDocument/2006/relationships" xmlns:w="http://schemas.openxmlformats.org/wordprocessingml/2006/main" xmlns:w14="http://schemas.microsoft.com/office/word/2010/wordml" xmlns:w15="http://schemas.microsoft.com/office/word/2012/wordml" xmlns:w16cex="http://schemas.microsoft.com/office/word/2018/wordml/cex" xmlns:w16cid="http://schemas.microsoft.com/office/word/2016/wordml/cid" xmlns:w16="http://schemas.microsoft.com/office/word/2018/wordml" xmlns:w16sdtdh="http://schemas.microsoft.com/office/word/2020/wordml/sdtdatahash" xmlns:w16se="http://schemas.microsoft.com/office/word/2015/wordml/symex" mc:Ignorable="w14 w15 w16se w16cid w16 w16cex w16sdtdh">
   <w:docDefaults>
     <w:rPrDefault>
       <w:rPr>
@@ -27156,7 +27013,7 @@
       </w:pPr>
     </w:pPrDefault>
   </w:docDefaults>
-  <w:latentStyles w:defLockedState="0" w:defUIPriority="99" w:defSemiHidden="0" w:defUnhideWhenUsed="0" w:defQFormat="0" w:count="377">
+  <w:latentStyles w:defLockedState="0" w:defUIPriority="99" w:defSemiHidden="0" w:defUnhideWhenUsed="0" w:defQFormat="0" w:count="376">
     <w:lsdException w:name="Normal" w:uiPriority="0" w:qFormat="1"/>
     <w:lsdException w:name="heading 1" w:uiPriority="9" w:qFormat="1"/>
     <w:lsdException w:name="heading 2" w:semiHidden="1" w:uiPriority="9" w:unhideWhenUsed="1" w:qFormat="1"/>
@@ -27262,6 +27119,7 @@
     <w:lsdException w:name="HTML Sample" w:semiHidden="1" w:unhideWhenUsed="1"/>
     <w:lsdException w:name="HTML Typewriter" w:semiHidden="1" w:unhideWhenUsed="1"/>
     <w:lsdException w:name="HTML Variable" w:semiHidden="1" w:unhideWhenUsed="1"/>
+    <w:lsdException w:name="Normal Table" w:semiHidden="1" w:unhideWhenUsed="1"/>
     <w:lsdException w:name="annotation subject" w:semiHidden="1" w:unhideWhenUsed="1"/>
     <w:lsdException w:name="No List" w:semiHidden="1" w:unhideWhenUsed="1"/>
     <w:lsdException w:name="Outline List 1" w:semiHidden="1" w:unhideWhenUsed="1"/>
@@ -27308,8 +27166,10 @@
     <w:lsdException w:name="Table Subtle 2" w:semiHidden="1" w:unhideWhenUsed="1"/>
     <w:lsdException w:name="Table Web 1" w:semiHidden="1" w:unhideWhenUsed="1"/>
     <w:lsdException w:name="Table Web 2" w:semiHidden="1" w:unhideWhenUsed="1"/>
+    <w:lsdException w:name="Table Web 3" w:semiHidden="1" w:unhideWhenUsed="1"/>
     <w:lsdException w:name="Balloon Text" w:semiHidden="1" w:unhideWhenUsed="1"/>
     <w:lsdException w:name="Table Grid" w:uiPriority="39"/>
+    <w:lsdException w:name="Table Theme" w:semiHidden="1" w:unhideWhenUsed="1"/>
     <w:lsdException w:name="Placeholder Text" w:semiHidden="1"/>
     <w:lsdException w:name="No Spacing" w:uiPriority="1" w:qFormat="1"/>
     <w:lsdException w:name="Light Shading" w:uiPriority="60"/>
@@ -27530,7 +27390,6 @@
     <w:lsdException w:name="Hashtag" w:semiHidden="1" w:unhideWhenUsed="1"/>
     <w:lsdException w:name="Unresolved Mention" w:semiHidden="1" w:unhideWhenUsed="1"/>
     <w:lsdException w:name="Smart Link" w:semiHidden="1" w:unhideWhenUsed="1"/>
-    <w:lsdException w:name="Smart Link Error" w:semiHidden="1" w:unhideWhenUsed="1"/>
   </w:latentStyles>
   <w:style w:type="paragraph" w:default="1" w:styleId="a">
     <w:name w:val="Normal"/>

--- a/Кандидатская диссертация.docx
+++ b/Кандидатская диссертация.docx
@@ -73,7 +73,7 @@
                 <v:shape id="_x0000_i1025" type="#_x0000_t75" style="width:37.5pt;height:35.25pt" o:ole="" fillcolor="window">
                   <v:imagedata r:id="rId8" o:title=""/>
                 </v:shape>
-                <o:OLEObject Type="Embed" ProgID="MSDraw" ShapeID="_x0000_i1025" DrawAspect="Content" ObjectID="_1845804661" r:id="rId9"/>
+                <o:OLEObject Type="Embed" ProgID="MSDraw" ShapeID="_x0000_i1025" DrawAspect="Content" ObjectID="_1846073826" r:id="rId9"/>
               </w:object>
             </w:r>
             <w:r>
@@ -172,7 +172,7 @@
             <w:bookmarkStart w:id="0" w:name="_Toc234234130"/>
             <w:bookmarkStart w:id="1" w:name="_Toc234253846"/>
             <w:bookmarkStart w:id="2" w:name="_Toc234405352"/>
-            <w:bookmarkStart w:id="3" w:name="_Toc234925261"/>
+            <w:bookmarkStart w:id="3" w:name="_Toc235434752"/>
             <w:r>
               <w:rPr>
                 <w:rFonts w:ascii="Times New Roman" w:eastAsia="Times New Roman" w:hAnsi="Times New Roman" w:cs="Times New Roman"/>
@@ -486,7 +486,7 @@
       <w:bookmarkStart w:id="5" w:name="_Toc234234131"/>
       <w:bookmarkStart w:id="6" w:name="_Toc234253847"/>
       <w:bookmarkStart w:id="7" w:name="_Toc234405353"/>
-      <w:bookmarkStart w:id="8" w:name="_Toc234925262"/>
+      <w:bookmarkStart w:id="8" w:name="_Toc235434753"/>
       <w:r>
         <w:rPr>
           <w:rFonts w:ascii="Times New Roman" w:eastAsia="Times New Roman" w:hAnsi="Times New Roman" w:cs="Times New Roman"/>
@@ -1603,7 +1603,7 @@
             </w:rPr>
             <w:fldChar w:fldCharType="separate"/>
           </w:r>
-          <w:hyperlink w:anchor="_Toc234925261" w:history="1">
+          <w:hyperlink w:anchor="_Toc235434752" w:history="1">
             <w:r>
               <w:rPr>
                 <w:rStyle w:val="a5"/>
@@ -1632,7 +1632,7 @@
                 <w:noProof/>
                 <w:webHidden/>
               </w:rPr>
-              <w:instrText xml:space="preserve"> PAGEREF _Toc234925261 \h </w:instrText>
+              <w:instrText xml:space="preserve"> PAGEREF _Toc235434752 \h </w:instrText>
             </w:r>
             <w:r>
               <w:rPr>
@@ -1679,7 +1679,7 @@
               <w14:ligatures w14:val="standardContextual"/>
             </w:rPr>
           </w:pPr>
-          <w:hyperlink w:anchor="_Toc234925262" w:history="1">
+          <w:hyperlink w:anchor="_Toc235434753" w:history="1">
             <w:r>
               <w:rPr>
                 <w:rStyle w:val="a5"/>
@@ -1710,7 +1710,7 @@
                 <w:noProof/>
                 <w:webHidden/>
               </w:rPr>
-              <w:instrText xml:space="preserve"> PAGEREF _Toc234925262 \h </w:instrText>
+              <w:instrText xml:space="preserve"> PAGEREF _Toc235434753 \h </w:instrText>
             </w:r>
             <w:r>
               <w:rPr>
@@ -1757,7 +1757,7 @@
               <w14:ligatures w14:val="standardContextual"/>
             </w:rPr>
           </w:pPr>
-          <w:hyperlink w:anchor="_Toc234925263" w:history="1">
+          <w:hyperlink w:anchor="_Toc235434754" w:history="1">
             <w:r>
               <w:rPr>
                 <w:rStyle w:val="a5"/>
@@ -1787,7 +1787,7 @@
                 <w:noProof/>
                 <w:webHidden/>
               </w:rPr>
-              <w:instrText xml:space="preserve"> PAGEREF _Toc234925263 \h </w:instrText>
+              <w:instrText xml:space="preserve"> PAGEREF _Toc235434754 \h </w:instrText>
             </w:r>
             <w:r>
               <w:rPr>
@@ -1834,7 +1834,7 @@
               <w14:ligatures w14:val="standardContextual"/>
             </w:rPr>
           </w:pPr>
-          <w:hyperlink w:anchor="_Toc234925264" w:history="1">
+          <w:hyperlink w:anchor="_Toc235434755" w:history="1">
             <w:r>
               <w:rPr>
                 <w:rStyle w:val="a5"/>
@@ -1864,7 +1864,7 @@
                 <w:noProof/>
                 <w:webHidden/>
               </w:rPr>
-              <w:instrText xml:space="preserve"> PAGEREF _Toc234925264 \h </w:instrText>
+              <w:instrText xml:space="preserve"> PAGEREF _Toc235434755 \h </w:instrText>
             </w:r>
             <w:r>
               <w:rPr>
@@ -1911,7 +1911,7 @@
               <w14:ligatures w14:val="standardContextual"/>
             </w:rPr>
           </w:pPr>
-          <w:hyperlink w:anchor="_Toc234925265" w:history="1">
+          <w:hyperlink w:anchor="_Toc235434756" w:history="1">
             <w:r>
               <w:rPr>
                 <w:rStyle w:val="a5"/>
@@ -1941,7 +1941,7 @@
                 <w:noProof/>
                 <w:webHidden/>
               </w:rPr>
-              <w:instrText xml:space="preserve"> PAGEREF _Toc234925265 \h </w:instrText>
+              <w:instrText xml:space="preserve"> PAGEREF _Toc235434756 \h </w:instrText>
             </w:r>
             <w:r>
               <w:rPr>
@@ -1988,7 +1988,7 @@
               <w14:ligatures w14:val="standardContextual"/>
             </w:rPr>
           </w:pPr>
-          <w:hyperlink w:anchor="_Toc234925266" w:history="1">
+          <w:hyperlink w:anchor="_Toc235434757" w:history="1">
             <w:r>
               <w:rPr>
                 <w:rStyle w:val="a5"/>
@@ -1997,7 +1997,7 @@
                 <w:bCs/>
                 <w:noProof/>
               </w:rPr>
-              <w:t>1.1.1 Алгоритмы и методы компьютерного зрения и обработки изображений беспилотных транспортных средств</w:t>
+              <w:t>1.1.1 Понятие технического зрения</w:t>
             </w:r>
             <w:r>
               <w:rPr>
@@ -2018,7 +2018,7 @@
                 <w:noProof/>
                 <w:webHidden/>
               </w:rPr>
-              <w:instrText xml:space="preserve"> PAGEREF _Toc234925266 \h </w:instrText>
+              <w:instrText xml:space="preserve"> PAGEREF _Toc235434757 \h </w:instrText>
             </w:r>
             <w:r>
               <w:rPr>
@@ -2065,7 +2065,7 @@
               <w14:ligatures w14:val="standardContextual"/>
             </w:rPr>
           </w:pPr>
-          <w:hyperlink w:anchor="_Toc234925267" w:history="1">
+          <w:hyperlink w:anchor="_Toc235434758" w:history="1">
             <w:r>
               <w:rPr>
                 <w:rStyle w:val="a5"/>
@@ -2074,7 +2074,7 @@
                 <w:bCs/>
                 <w:noProof/>
               </w:rPr>
-              <w:t>1.2. Технологии Visual SLAM для автономной навигации роботов</w:t>
+              <w:t>1.1.2 Разновидности средств и систем технического зрения</w:t>
             </w:r>
             <w:r>
               <w:rPr>
@@ -2095,7 +2095,7 @@
                 <w:noProof/>
                 <w:webHidden/>
               </w:rPr>
-              <w:instrText xml:space="preserve"> PAGEREF _Toc234925267 \h </w:instrText>
+              <w:instrText xml:space="preserve"> PAGEREF _Toc235434758 \h </w:instrText>
             </w:r>
             <w:r>
               <w:rPr>
@@ -2115,7 +2115,7 @@
                 <w:noProof/>
                 <w:webHidden/>
               </w:rPr>
-              <w:t>14</w:t>
+              <w:t>9</w:t>
             </w:r>
             <w:r>
               <w:rPr>
@@ -2142,7 +2142,7 @@
               <w14:ligatures w14:val="standardContextual"/>
             </w:rPr>
           </w:pPr>
-          <w:hyperlink w:anchor="_Toc234925268" w:history="1">
+          <w:hyperlink w:anchor="_Toc235434759" w:history="1">
             <w:r>
               <w:rPr>
                 <w:rStyle w:val="a5"/>
@@ -2151,7 +2151,7 @@
                 <w:bCs/>
                 <w:noProof/>
               </w:rPr>
-              <w:t>1.3. Технологии семантической сегментации изображений</w:t>
+              <w:t>1.1.3 Обзор программных систем обработки данных технического зрения</w:t>
             </w:r>
             <w:r>
               <w:rPr>
@@ -2172,7 +2172,7 @@
                 <w:noProof/>
                 <w:webHidden/>
               </w:rPr>
-              <w:instrText xml:space="preserve"> PAGEREF _Toc234925268 \h </w:instrText>
+              <w:instrText xml:space="preserve"> PAGEREF _Toc235434759 \h </w:instrText>
             </w:r>
             <w:r>
               <w:rPr>
@@ -2192,7 +2192,7 @@
                 <w:noProof/>
                 <w:webHidden/>
               </w:rPr>
-              <w:t>17</w:t>
+              <w:t>9</w:t>
             </w:r>
             <w:r>
               <w:rPr>
@@ -2219,7 +2219,7 @@
               <w14:ligatures w14:val="standardContextual"/>
             </w:rPr>
           </w:pPr>
-          <w:hyperlink w:anchor="_Toc234925269" w:history="1">
+          <w:hyperlink w:anchor="_Toc235434760" w:history="1">
             <w:r>
               <w:rPr>
                 <w:rStyle w:val="a5"/>
@@ -2228,7 +2228,7 @@
                 <w:bCs/>
                 <w:noProof/>
               </w:rPr>
-              <w:t>1.4. Трехмерная реконструкция изображений.</w:t>
+              <w:t>1.2. Технологии Visual SLAM для автономной навигации роботов</w:t>
             </w:r>
             <w:r>
               <w:rPr>
@@ -2249,7 +2249,7 @@
                 <w:noProof/>
                 <w:webHidden/>
               </w:rPr>
-              <w:instrText xml:space="preserve"> PAGEREF _Toc234925269 \h </w:instrText>
+              <w:instrText xml:space="preserve"> PAGEREF _Toc235434760 \h </w:instrText>
             </w:r>
             <w:r>
               <w:rPr>
@@ -2269,7 +2269,7 @@
                 <w:noProof/>
                 <w:webHidden/>
               </w:rPr>
-              <w:t>20</w:t>
+              <w:t>9</w:t>
             </w:r>
             <w:r>
               <w:rPr>
@@ -2296,7 +2296,7 @@
               <w14:ligatures w14:val="standardContextual"/>
             </w:rPr>
           </w:pPr>
-          <w:hyperlink w:anchor="_Toc234925270" w:history="1">
+          <w:hyperlink w:anchor="_Toc235434761" w:history="1">
             <w:r>
               <w:rPr>
                 <w:rStyle w:val="a5"/>
@@ -2305,7 +2305,28 @@
                 <w:bCs/>
                 <w:noProof/>
               </w:rPr>
-              <w:t>1.4.1 Основные понятия реконструкции изображений</w:t>
+              <w:t xml:space="preserve">1.2.1 Понятие </w:t>
+            </w:r>
+            <w:r>
+              <w:rPr>
+                <w:rStyle w:val="a5"/>
+                <w:rFonts w:asciiTheme="majorBidi" w:hAnsiTheme="majorBidi"/>
+                <w:b/>
+                <w:bCs/>
+                <w:noProof/>
+                <w:lang w:val="en-US"/>
+              </w:rPr>
+              <w:t>SLAM</w:t>
+            </w:r>
+            <w:r>
+              <w:rPr>
+                <w:rStyle w:val="a5"/>
+                <w:rFonts w:asciiTheme="majorBidi" w:hAnsiTheme="majorBidi"/>
+                <w:b/>
+                <w:bCs/>
+                <w:noProof/>
+              </w:rPr>
+              <w:t xml:space="preserve"> и его разновидности</w:t>
             </w:r>
             <w:r>
               <w:rPr>
@@ -2326,7 +2347,7 @@
                 <w:noProof/>
                 <w:webHidden/>
               </w:rPr>
-              <w:instrText xml:space="preserve"> PAGEREF _Toc234925270 \h </w:instrText>
+              <w:instrText xml:space="preserve"> PAGEREF _Toc235434761 \h </w:instrText>
             </w:r>
             <w:r>
               <w:rPr>
@@ -2346,7 +2367,7 @@
                 <w:noProof/>
                 <w:webHidden/>
               </w:rPr>
-              <w:t>20</w:t>
+              <w:t>9</w:t>
             </w:r>
             <w:r>
               <w:rPr>
@@ -2373,7 +2394,7 @@
               <w14:ligatures w14:val="standardContextual"/>
             </w:rPr>
           </w:pPr>
-          <w:hyperlink w:anchor="_Toc234925271" w:history="1">
+          <w:hyperlink w:anchor="_Toc235434762" w:history="1">
             <w:r>
               <w:rPr>
                 <w:rStyle w:val="a5"/>
@@ -2382,7 +2403,39 @@
                 <w:bCs/>
                 <w:noProof/>
               </w:rPr>
-              <w:t>1.4.2 Способы представления трёхмерных объектов</w:t>
+              <w:t xml:space="preserve">1.2.2 Технологии </w:t>
+            </w:r>
+            <w:r>
+              <w:rPr>
+                <w:rStyle w:val="a5"/>
+                <w:rFonts w:asciiTheme="majorBidi" w:hAnsiTheme="majorBidi"/>
+                <w:b/>
+                <w:bCs/>
+                <w:noProof/>
+                <w:lang w:val="en-US"/>
+              </w:rPr>
+              <w:t>Visual</w:t>
+            </w:r>
+            <w:r>
+              <w:rPr>
+                <w:rStyle w:val="a5"/>
+                <w:rFonts w:asciiTheme="majorBidi" w:hAnsiTheme="majorBidi"/>
+                <w:b/>
+                <w:bCs/>
+                <w:noProof/>
+              </w:rPr>
+              <w:t xml:space="preserve"> </w:t>
+            </w:r>
+            <w:r>
+              <w:rPr>
+                <w:rStyle w:val="a5"/>
+                <w:rFonts w:asciiTheme="majorBidi" w:hAnsiTheme="majorBidi"/>
+                <w:b/>
+                <w:bCs/>
+                <w:noProof/>
+                <w:lang w:val="en-US"/>
+              </w:rPr>
+              <w:t>SLAM</w:t>
             </w:r>
             <w:r>
               <w:rPr>
@@ -2403,7 +2456,7 @@
                 <w:noProof/>
                 <w:webHidden/>
               </w:rPr>
-              <w:instrText xml:space="preserve"> PAGEREF _Toc234925271 \h </w:instrText>
+              <w:instrText xml:space="preserve"> PAGEREF _Toc235434762 \h </w:instrText>
             </w:r>
             <w:r>
               <w:rPr>
@@ -2423,7 +2476,7 @@
                 <w:noProof/>
                 <w:webHidden/>
               </w:rPr>
-              <w:t>21</w:t>
+              <w:t>12</w:t>
             </w:r>
             <w:r>
               <w:rPr>
@@ -2450,7 +2503,7 @@
               <w14:ligatures w14:val="standardContextual"/>
             </w:rPr>
           </w:pPr>
-          <w:hyperlink w:anchor="_Toc234925272" w:history="1">
+          <w:hyperlink w:anchor="_Toc235434763" w:history="1">
             <w:r>
               <w:rPr>
                 <w:rStyle w:val="a5"/>
@@ -2459,7 +2512,49 @@
                 <w:bCs/>
                 <w:noProof/>
               </w:rPr>
-              <w:t>1.4.3 Методы трёхмерной реконструкции изображений</w:t>
+              <w:t xml:space="preserve">1.2.3 Гибридные решения на основе </w:t>
+            </w:r>
+            <w:r>
+              <w:rPr>
+                <w:rStyle w:val="a5"/>
+                <w:rFonts w:asciiTheme="majorBidi" w:hAnsiTheme="majorBidi"/>
+                <w:b/>
+                <w:bCs/>
+                <w:noProof/>
+                <w:lang w:val="en-US"/>
+              </w:rPr>
+              <w:t>Visual</w:t>
+            </w:r>
+            <w:r>
+              <w:rPr>
+                <w:rStyle w:val="a5"/>
+                <w:rFonts w:asciiTheme="majorBidi" w:hAnsiTheme="majorBidi"/>
+                <w:b/>
+                <w:bCs/>
+                <w:noProof/>
+              </w:rPr>
+              <w:t xml:space="preserve"> </w:t>
+            </w:r>
+            <w:r>
+              <w:rPr>
+                <w:rStyle w:val="a5"/>
+                <w:rFonts w:asciiTheme="majorBidi" w:hAnsiTheme="majorBidi"/>
+                <w:b/>
+                <w:bCs/>
+                <w:noProof/>
+                <w:lang w:val="en-US"/>
+              </w:rPr>
+              <w:t>SLAM</w:t>
+            </w:r>
+            <w:r>
+              <w:rPr>
+                <w:rStyle w:val="a5"/>
+                <w:rFonts w:asciiTheme="majorBidi" w:hAnsiTheme="majorBidi"/>
+                <w:b/>
+                <w:bCs/>
+                <w:noProof/>
+              </w:rPr>
+              <w:t xml:space="preserve"> и классического подхода</w:t>
             </w:r>
             <w:r>
               <w:rPr>
@@ -2480,7 +2575,7 @@
                 <w:noProof/>
                 <w:webHidden/>
               </w:rPr>
-              <w:instrText xml:space="preserve"> PAGEREF _Toc234925272 \h </w:instrText>
+              <w:instrText xml:space="preserve"> PAGEREF _Toc235434763 \h </w:instrText>
             </w:r>
             <w:r>
               <w:rPr>
@@ -2500,7 +2595,7 @@
                 <w:noProof/>
                 <w:webHidden/>
               </w:rPr>
-              <w:t>25</w:t>
+              <w:t>13</w:t>
             </w:r>
             <w:r>
               <w:rPr>
@@ -2527,7 +2622,7 @@
               <w14:ligatures w14:val="standardContextual"/>
             </w:rPr>
           </w:pPr>
-          <w:hyperlink w:anchor="_Toc234925273" w:history="1">
+          <w:hyperlink w:anchor="_Toc235434764" w:history="1">
             <w:r>
               <w:rPr>
                 <w:rStyle w:val="a5"/>
@@ -2536,28 +2631,7 @@
                 <w:bCs/>
                 <w:noProof/>
               </w:rPr>
-              <w:t>1.4.</w:t>
-            </w:r>
-            <w:r>
-              <w:rPr>
-                <w:rStyle w:val="a5"/>
-                <w:rFonts w:asciiTheme="majorBidi" w:hAnsiTheme="majorBidi"/>
-                <w:b/>
-                <w:bCs/>
-                <w:noProof/>
-                <w:lang w:val="tt-RU"/>
-              </w:rPr>
-              <w:t>4</w:t>
-            </w:r>
-            <w:r>
-              <w:rPr>
-                <w:rStyle w:val="a5"/>
-                <w:rFonts w:asciiTheme="majorBidi" w:hAnsiTheme="majorBidi"/>
-                <w:b/>
-                <w:bCs/>
-                <w:noProof/>
-              </w:rPr>
-              <w:t xml:space="preserve"> Метод генерации гауссовых пятен (Gaussian Splatting)</w:t>
+              <w:t>1.3. Технологии семантической сегментации изображений</w:t>
             </w:r>
             <w:r>
               <w:rPr>
@@ -2578,7 +2652,7 @@
                 <w:noProof/>
                 <w:webHidden/>
               </w:rPr>
-              <w:instrText xml:space="preserve"> PAGEREF _Toc234925273 \h </w:instrText>
+              <w:instrText xml:space="preserve"> PAGEREF _Toc235434764 \h </w:instrText>
             </w:r>
             <w:r>
               <w:rPr>
@@ -2598,7 +2672,7 @@
                 <w:noProof/>
                 <w:webHidden/>
               </w:rPr>
-              <w:t>29</w:t>
+              <w:t>13</w:t>
             </w:r>
             <w:r>
               <w:rPr>
@@ -2625,7 +2699,7 @@
               <w14:ligatures w14:val="standardContextual"/>
             </w:rPr>
           </w:pPr>
-          <w:hyperlink w:anchor="_Toc234925274" w:history="1">
+          <w:hyperlink w:anchor="_Toc235434765" w:history="1">
             <w:r>
               <w:rPr>
                 <w:rStyle w:val="a5"/>
@@ -2634,7 +2708,7 @@
                 <w:bCs/>
                 <w:noProof/>
               </w:rPr>
-              <w:t>1.5 Обзор наземных робототехнических комплексов и уборочных машин</w:t>
+              <w:t>1.4. Трехмерная реконструкция изображений.</w:t>
             </w:r>
             <w:r>
               <w:rPr>
@@ -2655,7 +2729,7 @@
                 <w:noProof/>
                 <w:webHidden/>
               </w:rPr>
-              <w:instrText xml:space="preserve"> PAGEREF _Toc234925274 \h </w:instrText>
+              <w:instrText xml:space="preserve"> PAGEREF _Toc235434765 \h </w:instrText>
             </w:r>
             <w:r>
               <w:rPr>
@@ -2675,7 +2749,7 @@
                 <w:noProof/>
                 <w:webHidden/>
               </w:rPr>
-              <w:t>31</w:t>
+              <w:t>16</w:t>
             </w:r>
             <w:r>
               <w:rPr>
@@ -2702,7 +2776,7 @@
               <w14:ligatures w14:val="standardContextual"/>
             </w:rPr>
           </w:pPr>
-          <w:hyperlink w:anchor="_Toc234925275" w:history="1">
+          <w:hyperlink w:anchor="_Toc235434766" w:history="1">
             <w:r>
               <w:rPr>
                 <w:rStyle w:val="a5"/>
@@ -2711,7 +2785,7 @@
                 <w:bCs/>
                 <w:noProof/>
               </w:rPr>
-              <w:t>1.5.1 Автономные роботизированные уборочные машины</w:t>
+              <w:t>1.4.1 Основные понятия реконструкции изображений</w:t>
             </w:r>
             <w:r>
               <w:rPr>
@@ -2732,7 +2806,7 @@
                 <w:noProof/>
                 <w:webHidden/>
               </w:rPr>
-              <w:instrText xml:space="preserve"> PAGEREF _Toc234925275 \h </w:instrText>
+              <w:instrText xml:space="preserve"> PAGEREF _Toc235434766 \h </w:instrText>
             </w:r>
             <w:r>
               <w:rPr>
@@ -2752,7 +2826,7 @@
                 <w:noProof/>
                 <w:webHidden/>
               </w:rPr>
-              <w:t>31</w:t>
+              <w:t>16</w:t>
             </w:r>
             <w:r>
               <w:rPr>
@@ -2779,7 +2853,7 @@
               <w14:ligatures w14:val="standardContextual"/>
             </w:rPr>
           </w:pPr>
-          <w:hyperlink w:anchor="_Toc234925276" w:history="1">
+          <w:hyperlink w:anchor="_Toc235434767" w:history="1">
             <w:r>
               <w:rPr>
                 <w:rStyle w:val="a5"/>
@@ -2788,7 +2862,7 @@
                 <w:bCs/>
                 <w:noProof/>
               </w:rPr>
-              <w:t>1.5.2 Оборудование крупных механических уборочных машин</w:t>
+              <w:t>1.4.2 Способы представления трёхмерных объектов</w:t>
             </w:r>
             <w:r>
               <w:rPr>
@@ -2809,7 +2883,7 @@
                 <w:noProof/>
                 <w:webHidden/>
               </w:rPr>
-              <w:instrText xml:space="preserve"> PAGEREF _Toc234925276 \h </w:instrText>
+              <w:instrText xml:space="preserve"> PAGEREF _Toc235434767 \h </w:instrText>
             </w:r>
             <w:r>
               <w:rPr>
@@ -2829,7 +2903,7 @@
                 <w:noProof/>
                 <w:webHidden/>
               </w:rPr>
-              <w:t>35</w:t>
+              <w:t>16</w:t>
             </w:r>
             <w:r>
               <w:rPr>
@@ -2856,7 +2930,7 @@
               <w14:ligatures w14:val="standardContextual"/>
             </w:rPr>
           </w:pPr>
-          <w:hyperlink w:anchor="_Toc234925277" w:history="1">
+          <w:hyperlink w:anchor="_Toc235434768" w:history="1">
             <w:r>
               <w:rPr>
                 <w:rStyle w:val="a5"/>
@@ -2865,7 +2939,7 @@
                 <w:bCs/>
                 <w:noProof/>
               </w:rPr>
-              <w:t>1.6. Постановка задачи диссертационного исследования</w:t>
+              <w:t>1.4.3 Методы трёхмерной реконструкции изображений</w:t>
             </w:r>
             <w:r>
               <w:rPr>
@@ -2886,7 +2960,7 @@
                 <w:noProof/>
                 <w:webHidden/>
               </w:rPr>
-              <w:instrText xml:space="preserve"> PAGEREF _Toc234925277 \h </w:instrText>
+              <w:instrText xml:space="preserve"> PAGEREF _Toc235434768 \h </w:instrText>
             </w:r>
             <w:r>
               <w:rPr>
@@ -2906,7 +2980,7 @@
                 <w:noProof/>
                 <w:webHidden/>
               </w:rPr>
-              <w:t>35</w:t>
+              <w:t>20</w:t>
             </w:r>
             <w:r>
               <w:rPr>
@@ -2933,7 +3007,7 @@
               <w14:ligatures w14:val="standardContextual"/>
             </w:rPr>
           </w:pPr>
-          <w:hyperlink w:anchor="_Toc234925278" w:history="1">
+          <w:hyperlink w:anchor="_Toc235434769" w:history="1">
             <w:r>
               <w:rPr>
                 <w:rStyle w:val="a5"/>
@@ -2942,7 +3016,28 @@
                 <w:bCs/>
                 <w:noProof/>
               </w:rPr>
-              <w:t>1.7. Выводы к главе 1</w:t>
+              <w:t>1.4.</w:t>
+            </w:r>
+            <w:r>
+              <w:rPr>
+                <w:rStyle w:val="a5"/>
+                <w:rFonts w:asciiTheme="majorBidi" w:hAnsiTheme="majorBidi"/>
+                <w:b/>
+                <w:bCs/>
+                <w:noProof/>
+                <w:lang w:val="tt-RU"/>
+              </w:rPr>
+              <w:t>4</w:t>
+            </w:r>
+            <w:r>
+              <w:rPr>
+                <w:rStyle w:val="a5"/>
+                <w:rFonts w:asciiTheme="majorBidi" w:hAnsiTheme="majorBidi"/>
+                <w:b/>
+                <w:bCs/>
+                <w:noProof/>
+              </w:rPr>
+              <w:t xml:space="preserve"> Метод генерации гауссовых пятен (Gaussian Splatting)</w:t>
             </w:r>
             <w:r>
               <w:rPr>
@@ -2963,7 +3058,7 @@
                 <w:noProof/>
                 <w:webHidden/>
               </w:rPr>
-              <w:instrText xml:space="preserve"> PAGEREF _Toc234925278 \h </w:instrText>
+              <w:instrText xml:space="preserve"> PAGEREF _Toc235434769 \h </w:instrText>
             </w:r>
             <w:r>
               <w:rPr>
@@ -2983,7 +3078,7 @@
                 <w:noProof/>
                 <w:webHidden/>
               </w:rPr>
-              <w:t>35</w:t>
+              <w:t>24</w:t>
             </w:r>
             <w:r>
               <w:rPr>
@@ -3010,7 +3105,7 @@
               <w14:ligatures w14:val="standardContextual"/>
             </w:rPr>
           </w:pPr>
-          <w:hyperlink w:anchor="_Toc234925279" w:history="1">
+          <w:hyperlink w:anchor="_Toc235434770" w:history="1">
             <w:r>
               <w:rPr>
                 <w:rStyle w:val="a5"/>
@@ -3019,7 +3114,7 @@
                 <w:bCs/>
                 <w:noProof/>
               </w:rPr>
-              <w:t>2. АЛГОРИТМИЧЕСКАЯ ЧАСТЬ</w:t>
+              <w:t>1.5 Обзор наземных робототехнических комплексов и уборочных машин</w:t>
             </w:r>
             <w:r>
               <w:rPr>
@@ -3040,7 +3135,7 @@
                 <w:noProof/>
                 <w:webHidden/>
               </w:rPr>
-              <w:instrText xml:space="preserve"> PAGEREF _Toc234925279 \h </w:instrText>
+              <w:instrText xml:space="preserve"> PAGEREF _Toc235434770 \h </w:instrText>
             </w:r>
             <w:r>
               <w:rPr>
@@ -3060,7 +3155,7 @@
                 <w:noProof/>
                 <w:webHidden/>
               </w:rPr>
-              <w:t>37</w:t>
+              <w:t>27</w:t>
             </w:r>
             <w:r>
               <w:rPr>
@@ -3087,7 +3182,7 @@
               <w14:ligatures w14:val="standardContextual"/>
             </w:rPr>
           </w:pPr>
-          <w:hyperlink w:anchor="_Toc234925280" w:history="1">
+          <w:hyperlink w:anchor="_Toc235434771" w:history="1">
             <w:r>
               <w:rPr>
                 <w:rStyle w:val="a5"/>
@@ -3096,7 +3191,7 @@
                 <w:bCs/>
                 <w:noProof/>
               </w:rPr>
-              <w:t>2.1 Разработка архитектуры нейросетевой модели</w:t>
+              <w:t>1.6. Постановка задачи диссертационного исследования</w:t>
             </w:r>
             <w:r>
               <w:rPr>
@@ -3117,7 +3212,7 @@
                 <w:noProof/>
                 <w:webHidden/>
               </w:rPr>
-              <w:instrText xml:space="preserve"> PAGEREF _Toc234925280 \h </w:instrText>
+              <w:instrText xml:space="preserve"> PAGEREF _Toc235434771 \h </w:instrText>
             </w:r>
             <w:r>
               <w:rPr>
@@ -3137,7 +3232,7 @@
                 <w:noProof/>
                 <w:webHidden/>
               </w:rPr>
-              <w:t>37</w:t>
+              <w:t>30</w:t>
             </w:r>
             <w:r>
               <w:rPr>
@@ -3164,7 +3259,7 @@
               <w14:ligatures w14:val="standardContextual"/>
             </w:rPr>
           </w:pPr>
-          <w:hyperlink w:anchor="_Toc234925281" w:history="1">
+          <w:hyperlink w:anchor="_Toc235434772" w:history="1">
             <w:r>
               <w:rPr>
                 <w:rStyle w:val="a5"/>
@@ -3173,7 +3268,7 @@
                 <w:bCs/>
                 <w:noProof/>
               </w:rPr>
-              <w:t>2.2 Анализ специализированных обучающих выборок</w:t>
+              <w:t>1.7. Выводы к главе 1</w:t>
             </w:r>
             <w:r>
               <w:rPr>
@@ -3194,7 +3289,7 @@
                 <w:noProof/>
                 <w:webHidden/>
               </w:rPr>
-              <w:instrText xml:space="preserve"> PAGEREF _Toc234925281 \h </w:instrText>
+              <w:instrText xml:space="preserve"> PAGEREF _Toc235434772 \h </w:instrText>
             </w:r>
             <w:r>
               <w:rPr>
@@ -3214,7 +3309,7 @@
                 <w:noProof/>
                 <w:webHidden/>
               </w:rPr>
-              <w:t>37</w:t>
+              <w:t>31</w:t>
             </w:r>
             <w:r>
               <w:rPr>
@@ -3241,7 +3336,7 @@
               <w14:ligatures w14:val="standardContextual"/>
             </w:rPr>
           </w:pPr>
-          <w:hyperlink w:anchor="_Toc234925282" w:history="1">
+          <w:hyperlink w:anchor="_Toc235434773" w:history="1">
             <w:r>
               <w:rPr>
                 <w:rStyle w:val="a5"/>
@@ -3250,7 +3345,7 @@
                 <w:bCs/>
                 <w:noProof/>
               </w:rPr>
-              <w:t>2.3 Формирование процесса обучения нейросетевой модели. Анализ метрик обучения</w:t>
+              <w:t>2. АЛГОРИТМИЧЕСКАЯ ЧАСТЬ</w:t>
             </w:r>
             <w:r>
               <w:rPr>
@@ -3271,7 +3366,7 @@
                 <w:noProof/>
                 <w:webHidden/>
               </w:rPr>
-              <w:instrText xml:space="preserve"> PAGEREF _Toc234925282 \h </w:instrText>
+              <w:instrText xml:space="preserve"> PAGEREF _Toc235434773 \h </w:instrText>
             </w:r>
             <w:r>
               <w:rPr>
@@ -3291,7 +3386,7 @@
                 <w:noProof/>
                 <w:webHidden/>
               </w:rPr>
-              <w:t>37</w:t>
+              <w:t>32</w:t>
             </w:r>
             <w:r>
               <w:rPr>
@@ -3318,7 +3413,7 @@
               <w14:ligatures w14:val="standardContextual"/>
             </w:rPr>
           </w:pPr>
-          <w:hyperlink w:anchor="_Toc234925283" w:history="1">
+          <w:hyperlink w:anchor="_Toc235434774" w:history="1">
             <w:r>
               <w:rPr>
                 <w:rStyle w:val="a5"/>
@@ -3327,39 +3422,7 @@
                 <w:bCs/>
                 <w:noProof/>
               </w:rPr>
-              <w:t xml:space="preserve">2.4 Тестирование полученной модели по технологии </w:t>
-            </w:r>
-            <w:r>
-              <w:rPr>
-                <w:rStyle w:val="a5"/>
-                <w:rFonts w:asciiTheme="majorBidi" w:hAnsiTheme="majorBidi"/>
-                <w:b/>
-                <w:bCs/>
-                <w:noProof/>
-                <w:lang w:val="en-US"/>
-              </w:rPr>
-              <w:t>Edge</w:t>
-            </w:r>
-            <w:r>
-              <w:rPr>
-                <w:rStyle w:val="a5"/>
-                <w:rFonts w:asciiTheme="majorBidi" w:hAnsiTheme="majorBidi"/>
-                <w:b/>
-                <w:bCs/>
-                <w:noProof/>
-              </w:rPr>
-              <w:t xml:space="preserve"> </w:t>
-            </w:r>
-            <w:r>
-              <w:rPr>
-                <w:rStyle w:val="a5"/>
-                <w:rFonts w:asciiTheme="majorBidi" w:hAnsiTheme="majorBidi"/>
-                <w:b/>
-                <w:bCs/>
-                <w:noProof/>
-                <w:lang w:val="en-US"/>
-              </w:rPr>
-              <w:t>AI</w:t>
+              <w:t>2.1 Разработка архитектуры нейросетевой модели</w:t>
             </w:r>
             <w:r>
               <w:rPr>
@@ -3380,7 +3443,7 @@
                 <w:noProof/>
                 <w:webHidden/>
               </w:rPr>
-              <w:instrText xml:space="preserve"> PAGEREF _Toc234925283 \h </w:instrText>
+              <w:instrText xml:space="preserve"> PAGEREF _Toc235434774 \h </w:instrText>
             </w:r>
             <w:r>
               <w:rPr>
@@ -3400,7 +3463,7 @@
                 <w:noProof/>
                 <w:webHidden/>
               </w:rPr>
-              <w:t>37</w:t>
+              <w:t>32</w:t>
             </w:r>
             <w:r>
               <w:rPr>
@@ -3427,7 +3490,7 @@
               <w14:ligatures w14:val="standardContextual"/>
             </w:rPr>
           </w:pPr>
-          <w:hyperlink w:anchor="_Toc234925284" w:history="1">
+          <w:hyperlink w:anchor="_Toc235434775" w:history="1">
             <w:r>
               <w:rPr>
                 <w:rStyle w:val="a5"/>
@@ -3436,7 +3499,7 @@
                 <w:bCs/>
                 <w:noProof/>
               </w:rPr>
-              <w:t>2.5 Разработка алгоритмов системы автоматического управления робототехническим комплексом для уборочных работ</w:t>
+              <w:t>2.2 Анализ специализированных обучающих выборок</w:t>
             </w:r>
             <w:r>
               <w:rPr>
@@ -3457,7 +3520,7 @@
                 <w:noProof/>
                 <w:webHidden/>
               </w:rPr>
-              <w:instrText xml:space="preserve"> PAGEREF _Toc234925284 \h </w:instrText>
+              <w:instrText xml:space="preserve"> PAGEREF _Toc235434775 \h </w:instrText>
             </w:r>
             <w:r>
               <w:rPr>
@@ -3477,7 +3540,7 @@
                 <w:noProof/>
                 <w:webHidden/>
               </w:rPr>
-              <w:t>37</w:t>
+              <w:t>32</w:t>
             </w:r>
             <w:r>
               <w:rPr>
@@ -3504,7 +3567,7 @@
               <w14:ligatures w14:val="standardContextual"/>
             </w:rPr>
           </w:pPr>
-          <w:hyperlink w:anchor="_Toc234925285" w:history="1">
+          <w:hyperlink w:anchor="_Toc235434776" w:history="1">
             <w:r>
               <w:rPr>
                 <w:rStyle w:val="a5"/>
@@ -3513,7 +3576,7 @@
                 <w:bCs/>
                 <w:noProof/>
               </w:rPr>
-              <w:t>2.6 Разработка интеллектуального алгоритма мониторинга и оценки качество выполняемых работ</w:t>
+              <w:t>2.3 Формирование процесса обучения нейросетевой модели. Анализ метрик обучения</w:t>
             </w:r>
             <w:r>
               <w:rPr>
@@ -3534,7 +3597,7 @@
                 <w:noProof/>
                 <w:webHidden/>
               </w:rPr>
-              <w:instrText xml:space="preserve"> PAGEREF _Toc234925285 \h </w:instrText>
+              <w:instrText xml:space="preserve"> PAGEREF _Toc235434776 \h </w:instrText>
             </w:r>
             <w:r>
               <w:rPr>
@@ -3554,7 +3617,7 @@
                 <w:noProof/>
                 <w:webHidden/>
               </w:rPr>
-              <w:t>37</w:t>
+              <w:t>32</w:t>
             </w:r>
             <w:r>
               <w:rPr>
@@ -3581,7 +3644,7 @@
               <w14:ligatures w14:val="standardContextual"/>
             </w:rPr>
           </w:pPr>
-          <w:hyperlink w:anchor="_Toc234925286" w:history="1">
+          <w:hyperlink w:anchor="_Toc235434777" w:history="1">
             <w:r>
               <w:rPr>
                 <w:rStyle w:val="a5"/>
@@ -3590,7 +3653,39 @@
                 <w:bCs/>
                 <w:noProof/>
               </w:rPr>
-              <w:t>2.7 Выводы к главе 2</w:t>
+              <w:t xml:space="preserve">2.4 Тестирование полученной модели по технологии </w:t>
+            </w:r>
+            <w:r>
+              <w:rPr>
+                <w:rStyle w:val="a5"/>
+                <w:rFonts w:asciiTheme="majorBidi" w:hAnsiTheme="majorBidi"/>
+                <w:b/>
+                <w:bCs/>
+                <w:noProof/>
+                <w:lang w:val="en-US"/>
+              </w:rPr>
+              <w:t>Edge</w:t>
+            </w:r>
+            <w:r>
+              <w:rPr>
+                <w:rStyle w:val="a5"/>
+                <w:rFonts w:asciiTheme="majorBidi" w:hAnsiTheme="majorBidi"/>
+                <w:b/>
+                <w:bCs/>
+                <w:noProof/>
+              </w:rPr>
+              <w:t xml:space="preserve"> </w:t>
+            </w:r>
+            <w:r>
+              <w:rPr>
+                <w:rStyle w:val="a5"/>
+                <w:rFonts w:asciiTheme="majorBidi" w:hAnsiTheme="majorBidi"/>
+                <w:b/>
+                <w:bCs/>
+                <w:noProof/>
+                <w:lang w:val="en-US"/>
+              </w:rPr>
+              <w:t>AI</w:t>
             </w:r>
             <w:r>
               <w:rPr>
@@ -3611,7 +3706,7 @@
                 <w:noProof/>
                 <w:webHidden/>
               </w:rPr>
-              <w:instrText xml:space="preserve"> PAGEREF _Toc234925286 \h </w:instrText>
+              <w:instrText xml:space="preserve"> PAGEREF _Toc235434777 \h </w:instrText>
             </w:r>
             <w:r>
               <w:rPr>
@@ -3631,7 +3726,7 @@
                 <w:noProof/>
                 <w:webHidden/>
               </w:rPr>
-              <w:t>37</w:t>
+              <w:t>32</w:t>
             </w:r>
             <w:r>
               <w:rPr>
@@ -3658,7 +3753,7 @@
               <w14:ligatures w14:val="standardContextual"/>
             </w:rPr>
           </w:pPr>
-          <w:hyperlink w:anchor="_Toc234925287" w:history="1">
+          <w:hyperlink w:anchor="_Toc235434778" w:history="1">
             <w:r>
               <w:rPr>
                 <w:rStyle w:val="a5"/>
@@ -3667,7 +3762,7 @@
                 <w:bCs/>
                 <w:noProof/>
               </w:rPr>
-              <w:t>3. ЭКСПЕРИМЕНТАЛЬНАЯ ЧАСТЬ</w:t>
+              <w:t>2.5 Разработка алгоритмов системы автоматического управления робототехническим комплексом для уборочных работ</w:t>
             </w:r>
             <w:r>
               <w:rPr>
@@ -3688,7 +3783,7 @@
                 <w:noProof/>
                 <w:webHidden/>
               </w:rPr>
-              <w:instrText xml:space="preserve"> PAGEREF _Toc234925287 \h </w:instrText>
+              <w:instrText xml:space="preserve"> PAGEREF _Toc235434778 \h </w:instrText>
             </w:r>
             <w:r>
               <w:rPr>
@@ -3708,7 +3803,7 @@
                 <w:noProof/>
                 <w:webHidden/>
               </w:rPr>
-              <w:t>38</w:t>
+              <w:t>32</w:t>
             </w:r>
             <w:r>
               <w:rPr>
@@ -3735,7 +3830,7 @@
               <w14:ligatures w14:val="standardContextual"/>
             </w:rPr>
           </w:pPr>
-          <w:hyperlink w:anchor="_Toc234925288" w:history="1">
+          <w:hyperlink w:anchor="_Toc235434779" w:history="1">
             <w:r>
               <w:rPr>
                 <w:rStyle w:val="a5"/>
@@ -3744,7 +3839,7 @@
                 <w:bCs/>
                 <w:noProof/>
               </w:rPr>
-              <w:t>3.1 Описание экспериментальной установки</w:t>
+              <w:t>2.6 Разработка интеллектуального алгоритма мониторинга и оценки качество выполняемых работ</w:t>
             </w:r>
             <w:r>
               <w:rPr>
@@ -3765,7 +3860,7 @@
                 <w:noProof/>
                 <w:webHidden/>
               </w:rPr>
-              <w:instrText xml:space="preserve"> PAGEREF _Toc234925288 \h </w:instrText>
+              <w:instrText xml:space="preserve"> PAGEREF _Toc235434779 \h </w:instrText>
             </w:r>
             <w:r>
               <w:rPr>
@@ -3785,7 +3880,7 @@
                 <w:noProof/>
                 <w:webHidden/>
               </w:rPr>
-              <w:t>38</w:t>
+              <w:t>32</w:t>
             </w:r>
             <w:r>
               <w:rPr>
@@ -3812,7 +3907,7 @@
               <w14:ligatures w14:val="standardContextual"/>
             </w:rPr>
           </w:pPr>
-          <w:hyperlink w:anchor="_Toc234925289" w:history="1">
+          <w:hyperlink w:anchor="_Toc235434780" w:history="1">
             <w:r>
               <w:rPr>
                 <w:rStyle w:val="a5"/>
@@ -3821,7 +3916,7 @@
                 <w:bCs/>
                 <w:noProof/>
               </w:rPr>
-              <w:t>3.2 Экспериментальные исследования</w:t>
+              <w:t>2.7 Выводы к главе 2</w:t>
             </w:r>
             <w:r>
               <w:rPr>
@@ -3842,7 +3937,7 @@
                 <w:noProof/>
                 <w:webHidden/>
               </w:rPr>
-              <w:instrText xml:space="preserve"> PAGEREF _Toc234925289 \h </w:instrText>
+              <w:instrText xml:space="preserve"> PAGEREF _Toc235434780 \h </w:instrText>
             </w:r>
             <w:r>
               <w:rPr>
@@ -3862,7 +3957,7 @@
                 <w:noProof/>
                 <w:webHidden/>
               </w:rPr>
-              <w:t>39</w:t>
+              <w:t>32</w:t>
             </w:r>
             <w:r>
               <w:rPr>
@@ -3889,7 +3984,7 @@
               <w14:ligatures w14:val="standardContextual"/>
             </w:rPr>
           </w:pPr>
-          <w:hyperlink w:anchor="_Toc234925290" w:history="1">
+          <w:hyperlink w:anchor="_Toc235434781" w:history="1">
             <w:r>
               <w:rPr>
                 <w:rStyle w:val="a5"/>
@@ -3898,7 +3993,7 @@
                 <w:bCs/>
                 <w:noProof/>
               </w:rPr>
-              <w:t>3.3 Разработка ИСУ автономного робота-уборщика</w:t>
+              <w:t>3. ЭКСПЕРИМЕНТАЛЬНАЯ ЧАСТЬ</w:t>
             </w:r>
             <w:r>
               <w:rPr>
@@ -3919,7 +4014,7 @@
                 <w:noProof/>
                 <w:webHidden/>
               </w:rPr>
-              <w:instrText xml:space="preserve"> PAGEREF _Toc234925290 \h </w:instrText>
+              <w:instrText xml:space="preserve"> PAGEREF _Toc235434781 \h </w:instrText>
             </w:r>
             <w:r>
               <w:rPr>
@@ -3939,7 +4034,7 @@
                 <w:noProof/>
                 <w:webHidden/>
               </w:rPr>
-              <w:t>39</w:t>
+              <w:t>33</w:t>
             </w:r>
             <w:r>
               <w:rPr>
@@ -3966,7 +4061,7 @@
               <w14:ligatures w14:val="standardContextual"/>
             </w:rPr>
           </w:pPr>
-          <w:hyperlink w:anchor="_Toc234925291" w:history="1">
+          <w:hyperlink w:anchor="_Toc235434782" w:history="1">
             <w:r>
               <w:rPr>
                 <w:rStyle w:val="a5"/>
@@ -3975,7 +4070,7 @@
                 <w:bCs/>
                 <w:noProof/>
               </w:rPr>
-              <w:t>3.4 Построение методики разработки системы</w:t>
+              <w:t>3.1 Описание экспериментальной установки</w:t>
             </w:r>
             <w:r>
               <w:rPr>
@@ -3996,7 +4091,7 @@
                 <w:noProof/>
                 <w:webHidden/>
               </w:rPr>
-              <w:instrText xml:space="preserve"> PAGEREF _Toc234925291 \h </w:instrText>
+              <w:instrText xml:space="preserve"> PAGEREF _Toc235434782 \h </w:instrText>
             </w:r>
             <w:r>
               <w:rPr>
@@ -4016,7 +4111,7 @@
                 <w:noProof/>
                 <w:webHidden/>
               </w:rPr>
-              <w:t>39</w:t>
+              <w:t>33</w:t>
             </w:r>
             <w:r>
               <w:rPr>
@@ -4043,7 +4138,7 @@
               <w14:ligatures w14:val="standardContextual"/>
             </w:rPr>
           </w:pPr>
-          <w:hyperlink w:anchor="_Toc234925292" w:history="1">
+          <w:hyperlink w:anchor="_Toc235434783" w:history="1">
             <w:r>
               <w:rPr>
                 <w:rStyle w:val="a5"/>
@@ -4052,7 +4147,7 @@
                 <w:bCs/>
                 <w:noProof/>
               </w:rPr>
-              <w:t>3.5 Анализ полученных результатов</w:t>
+              <w:t>3.2 Экспериментальные исследования</w:t>
             </w:r>
             <w:r>
               <w:rPr>
@@ -4073,7 +4168,7 @@
                 <w:noProof/>
                 <w:webHidden/>
               </w:rPr>
-              <w:instrText xml:space="preserve"> PAGEREF _Toc234925292 \h </w:instrText>
+              <w:instrText xml:space="preserve"> PAGEREF _Toc235434783 \h </w:instrText>
             </w:r>
             <w:r>
               <w:rPr>
@@ -4093,7 +4188,7 @@
                 <w:noProof/>
                 <w:webHidden/>
               </w:rPr>
-              <w:t>39</w:t>
+              <w:t>34</w:t>
             </w:r>
             <w:r>
               <w:rPr>
@@ -4120,7 +4215,7 @@
               <w14:ligatures w14:val="standardContextual"/>
             </w:rPr>
           </w:pPr>
-          <w:hyperlink w:anchor="_Toc234925293" w:history="1">
+          <w:hyperlink w:anchor="_Toc235434784" w:history="1">
             <w:r>
               <w:rPr>
                 <w:rStyle w:val="a5"/>
@@ -4129,7 +4224,7 @@
                 <w:bCs/>
                 <w:noProof/>
               </w:rPr>
-              <w:t>3.6 Выводы к главе 3</w:t>
+              <w:t>3.3 Разработка ИСУ автономного робота-уборщика</w:t>
             </w:r>
             <w:r>
               <w:rPr>
@@ -4150,7 +4245,7 @@
                 <w:noProof/>
                 <w:webHidden/>
               </w:rPr>
-              <w:instrText xml:space="preserve"> PAGEREF _Toc234925293 \h </w:instrText>
+              <w:instrText xml:space="preserve"> PAGEREF _Toc235434784 \h </w:instrText>
             </w:r>
             <w:r>
               <w:rPr>
@@ -4170,7 +4265,7 @@
                 <w:noProof/>
                 <w:webHidden/>
               </w:rPr>
-              <w:t>39</w:t>
+              <w:t>34</w:t>
             </w:r>
             <w:r>
               <w:rPr>
@@ -4197,7 +4292,7 @@
               <w14:ligatures w14:val="standardContextual"/>
             </w:rPr>
           </w:pPr>
-          <w:hyperlink w:anchor="_Toc234925294" w:history="1">
+          <w:hyperlink w:anchor="_Toc235434785" w:history="1">
             <w:r>
               <w:rPr>
                 <w:rStyle w:val="a5"/>
@@ -4206,7 +4301,7 @@
                 <w:bCs/>
                 <w:noProof/>
               </w:rPr>
-              <w:t>ЗАКЛЮЧЕНИЕ</w:t>
+              <w:t>3.4 Построение методики разработки системы</w:t>
             </w:r>
             <w:r>
               <w:rPr>
@@ -4227,7 +4322,7 @@
                 <w:noProof/>
                 <w:webHidden/>
               </w:rPr>
-              <w:instrText xml:space="preserve"> PAGEREF _Toc234925294 \h </w:instrText>
+              <w:instrText xml:space="preserve"> PAGEREF _Toc235434785 \h </w:instrText>
             </w:r>
             <w:r>
               <w:rPr>
@@ -4247,7 +4342,7 @@
                 <w:noProof/>
                 <w:webHidden/>
               </w:rPr>
-              <w:t>41</w:t>
+              <w:t>34</w:t>
             </w:r>
             <w:r>
               <w:rPr>
@@ -4274,7 +4369,7 @@
               <w14:ligatures w14:val="standardContextual"/>
             </w:rPr>
           </w:pPr>
-          <w:hyperlink w:anchor="_Toc234925295" w:history="1">
+          <w:hyperlink w:anchor="_Toc235434786" w:history="1">
             <w:r>
               <w:rPr>
                 <w:rStyle w:val="a5"/>
@@ -4283,6 +4378,237 @@
                 <w:bCs/>
                 <w:noProof/>
               </w:rPr>
+              <w:t>3.5 Анализ полученных результатов</w:t>
+            </w:r>
+            <w:r>
+              <w:rPr>
+                <w:noProof/>
+                <w:webHidden/>
+              </w:rPr>
+              <w:tab/>
+            </w:r>
+            <w:r>
+              <w:rPr>
+                <w:noProof/>
+                <w:webHidden/>
+              </w:rPr>
+              <w:fldChar w:fldCharType="begin"/>
+            </w:r>
+            <w:r>
+              <w:rPr>
+                <w:noProof/>
+                <w:webHidden/>
+              </w:rPr>
+              <w:instrText xml:space="preserve"> PAGEREF _Toc235434786 \h </w:instrText>
+            </w:r>
+            <w:r>
+              <w:rPr>
+                <w:noProof/>
+                <w:webHidden/>
+              </w:rPr>
+            </w:r>
+            <w:r>
+              <w:rPr>
+                <w:noProof/>
+                <w:webHidden/>
+              </w:rPr>
+              <w:fldChar w:fldCharType="separate"/>
+            </w:r>
+            <w:r>
+              <w:rPr>
+                <w:noProof/>
+                <w:webHidden/>
+              </w:rPr>
+              <w:t>34</w:t>
+            </w:r>
+            <w:r>
+              <w:rPr>
+                <w:noProof/>
+                <w:webHidden/>
+              </w:rPr>
+              <w:fldChar w:fldCharType="end"/>
+            </w:r>
+          </w:hyperlink>
+        </w:p>
+        <w:p>
+          <w:pPr>
+            <w:pStyle w:val="11"/>
+            <w:tabs>
+              <w:tab w:val="right" w:leader="dot" w:pos="9345"/>
+            </w:tabs>
+            <w:rPr>
+              <w:rFonts w:eastAsiaTheme="minorEastAsia"/>
+              <w:noProof/>
+              <w:kern w:val="2"/>
+              <w:sz w:val="24"/>
+              <w:szCs w:val="24"/>
+              <w:lang w:eastAsia="ru-RU"/>
+              <w14:ligatures w14:val="standardContextual"/>
+            </w:rPr>
+          </w:pPr>
+          <w:hyperlink w:anchor="_Toc235434787" w:history="1">
+            <w:r>
+              <w:rPr>
+                <w:rStyle w:val="a5"/>
+                <w:rFonts w:asciiTheme="majorBidi" w:hAnsiTheme="majorBidi"/>
+                <w:b/>
+                <w:bCs/>
+                <w:noProof/>
+              </w:rPr>
+              <w:t>3.6 Выводы к главе 3</w:t>
+            </w:r>
+            <w:r>
+              <w:rPr>
+                <w:noProof/>
+                <w:webHidden/>
+              </w:rPr>
+              <w:tab/>
+            </w:r>
+            <w:r>
+              <w:rPr>
+                <w:noProof/>
+                <w:webHidden/>
+              </w:rPr>
+              <w:fldChar w:fldCharType="begin"/>
+            </w:r>
+            <w:r>
+              <w:rPr>
+                <w:noProof/>
+                <w:webHidden/>
+              </w:rPr>
+              <w:instrText xml:space="preserve"> PAGEREF _Toc235434787 \h </w:instrText>
+            </w:r>
+            <w:r>
+              <w:rPr>
+                <w:noProof/>
+                <w:webHidden/>
+              </w:rPr>
+            </w:r>
+            <w:r>
+              <w:rPr>
+                <w:noProof/>
+                <w:webHidden/>
+              </w:rPr>
+              <w:fldChar w:fldCharType="separate"/>
+            </w:r>
+            <w:r>
+              <w:rPr>
+                <w:noProof/>
+                <w:webHidden/>
+              </w:rPr>
+              <w:t>34</w:t>
+            </w:r>
+            <w:r>
+              <w:rPr>
+                <w:noProof/>
+                <w:webHidden/>
+              </w:rPr>
+              <w:fldChar w:fldCharType="end"/>
+            </w:r>
+          </w:hyperlink>
+        </w:p>
+        <w:p>
+          <w:pPr>
+            <w:pStyle w:val="11"/>
+            <w:tabs>
+              <w:tab w:val="right" w:leader="dot" w:pos="9345"/>
+            </w:tabs>
+            <w:rPr>
+              <w:rFonts w:eastAsiaTheme="minorEastAsia"/>
+              <w:noProof/>
+              <w:kern w:val="2"/>
+              <w:sz w:val="24"/>
+              <w:szCs w:val="24"/>
+              <w:lang w:eastAsia="ru-RU"/>
+              <w14:ligatures w14:val="standardContextual"/>
+            </w:rPr>
+          </w:pPr>
+          <w:hyperlink w:anchor="_Toc235434788" w:history="1">
+            <w:r>
+              <w:rPr>
+                <w:rStyle w:val="a5"/>
+                <w:rFonts w:asciiTheme="majorBidi" w:hAnsiTheme="majorBidi"/>
+                <w:b/>
+                <w:bCs/>
+                <w:noProof/>
+              </w:rPr>
+              <w:t>ЗАКЛЮЧЕНИЕ</w:t>
+            </w:r>
+            <w:r>
+              <w:rPr>
+                <w:noProof/>
+                <w:webHidden/>
+              </w:rPr>
+              <w:tab/>
+            </w:r>
+            <w:r>
+              <w:rPr>
+                <w:noProof/>
+                <w:webHidden/>
+              </w:rPr>
+              <w:fldChar w:fldCharType="begin"/>
+            </w:r>
+            <w:r>
+              <w:rPr>
+                <w:noProof/>
+                <w:webHidden/>
+              </w:rPr>
+              <w:instrText xml:space="preserve"> PAGEREF _Toc235434788 \h </w:instrText>
+            </w:r>
+            <w:r>
+              <w:rPr>
+                <w:noProof/>
+                <w:webHidden/>
+              </w:rPr>
+            </w:r>
+            <w:r>
+              <w:rPr>
+                <w:noProof/>
+                <w:webHidden/>
+              </w:rPr>
+              <w:fldChar w:fldCharType="separate"/>
+            </w:r>
+            <w:r>
+              <w:rPr>
+                <w:noProof/>
+                <w:webHidden/>
+              </w:rPr>
+              <w:t>36</w:t>
+            </w:r>
+            <w:r>
+              <w:rPr>
+                <w:noProof/>
+                <w:webHidden/>
+              </w:rPr>
+              <w:fldChar w:fldCharType="end"/>
+            </w:r>
+          </w:hyperlink>
+        </w:p>
+        <w:p>
+          <w:pPr>
+            <w:pStyle w:val="11"/>
+            <w:tabs>
+              <w:tab w:val="right" w:leader="dot" w:pos="9345"/>
+            </w:tabs>
+            <w:rPr>
+              <w:rFonts w:eastAsiaTheme="minorEastAsia"/>
+              <w:noProof/>
+              <w:kern w:val="2"/>
+              <w:sz w:val="24"/>
+              <w:szCs w:val="24"/>
+              <w:lang w:eastAsia="ru-RU"/>
+              <w14:ligatures w14:val="standardContextual"/>
+            </w:rPr>
+          </w:pPr>
+          <w:hyperlink w:anchor="_Toc235434789" w:history="1">
+            <w:r>
+              <w:rPr>
+                <w:rStyle w:val="a5"/>
+                <w:rFonts w:asciiTheme="majorBidi" w:hAnsiTheme="majorBidi"/>
+                <w:b/>
+                <w:bCs/>
+                <w:noProof/>
+              </w:rPr>
               <w:t>СПИСОК ИСПОЛЬЗУЕМЫХ ИСТОЧНИКОВ</w:t>
             </w:r>
             <w:r>
@@ -4304,7 +4630,7 @@
                 <w:noProof/>
                 <w:webHidden/>
               </w:rPr>
-              <w:instrText xml:space="preserve"> PAGEREF _Toc234925295 \h </w:instrText>
+              <w:instrText xml:space="preserve"> PAGEREF _Toc235434789 \h </w:instrText>
             </w:r>
             <w:r>
               <w:rPr>
@@ -4324,7 +4650,7 @@
                 <w:noProof/>
                 <w:webHidden/>
               </w:rPr>
-              <w:t>42</w:t>
+              <w:t>37</w:t>
             </w:r>
             <w:r>
               <w:rPr>
@@ -4379,7 +4705,7 @@
         <w:ind w:firstLine="709"/>
         <w:jc w:val="center"/>
       </w:pPr>
-      <w:bookmarkStart w:id="9" w:name="_Toc234925263"/>
+      <w:bookmarkStart w:id="9" w:name="_Toc235434754"/>
       <w:r>
         <w:rPr>
           <w:rFonts w:asciiTheme="majorBidi" w:hAnsiTheme="majorBidi"/>
@@ -6001,7 +6327,7 @@
           <w:szCs w:val="28"/>
         </w:rPr>
       </w:pPr>
-      <w:bookmarkStart w:id="10" w:name="_Toc234925264"/>
+      <w:bookmarkStart w:id="10" w:name="_Toc235434755"/>
       <w:r>
         <w:rPr>
           <w:rFonts w:asciiTheme="majorBidi" w:hAnsiTheme="majorBidi"/>
@@ -6065,7 +6391,7 @@
           <w:szCs w:val="28"/>
         </w:rPr>
       </w:pPr>
-      <w:bookmarkStart w:id="11" w:name="_Toc234925265"/>
+      <w:bookmarkStart w:id="11" w:name="_Toc235434756"/>
       <w:r>
         <w:rPr>
           <w:rFonts w:asciiTheme="majorBidi" w:hAnsiTheme="majorBidi"/>
@@ -6138,7 +6464,7 @@
           <w:szCs w:val="28"/>
         </w:rPr>
       </w:pPr>
-      <w:bookmarkStart w:id="12" w:name="_Toc234925266"/>
+      <w:bookmarkStart w:id="12" w:name="_Toc235434757"/>
       <w:r>
         <w:rPr>
           <w:rFonts w:asciiTheme="majorBidi" w:hAnsiTheme="majorBidi"/>
@@ -6150,7 +6476,6 @@
         </w:rPr>
         <w:t xml:space="preserve">1.1.1 </w:t>
       </w:r>
-      <w:bookmarkEnd w:id="12"/>
       <w:r>
         <w:rPr>
           <w:rFonts w:asciiTheme="majorBidi" w:hAnsiTheme="majorBidi"/>
@@ -6162,6 +6487,7 @@
         </w:rPr>
         <w:t>Понятие технического зрения</w:t>
       </w:r>
+      <w:bookmarkEnd w:id="12"/>
     </w:p>
     <w:p>
       <w:pPr>
@@ -6357,6 +6683,7 @@
           <w:szCs w:val="28"/>
         </w:rPr>
       </w:pPr>
+      <w:bookmarkStart w:id="13" w:name="_Toc235434758"/>
       <w:r>
         <w:rPr>
           <w:rFonts w:asciiTheme="majorBidi" w:hAnsiTheme="majorBidi"/>
@@ -6368,6 +6695,7 @@
         </w:rPr>
         <w:t>1.1.2 Разновидности средств и систем технического зрения</w:t>
       </w:r>
+      <w:bookmarkEnd w:id="13"/>
     </w:p>
     <w:p>
       <w:pPr>
@@ -6432,6 +6760,7 @@
           <w:szCs w:val="28"/>
         </w:rPr>
       </w:pPr>
+      <w:bookmarkStart w:id="14" w:name="_Toc235434759"/>
       <w:r>
         <w:rPr>
           <w:rFonts w:asciiTheme="majorBidi" w:hAnsiTheme="majorBidi"/>
@@ -6443,6 +6772,7 @@
         </w:rPr>
         <w:t>1.1.3 Обзор программных систем обработки данных технического зрения</w:t>
       </w:r>
+      <w:bookmarkEnd w:id="14"/>
     </w:p>
     <w:p>
       <w:pPr>
@@ -6507,7 +6837,8 @@
           <w:szCs w:val="28"/>
         </w:rPr>
       </w:pPr>
-      <w:bookmarkStart w:id="13" w:name="_Toc234759707"/>
+      <w:bookmarkStart w:id="15" w:name="_Toc234759707"/>
+      <w:bookmarkStart w:id="16" w:name="_Toc235434760"/>
       <w:r>
         <w:rPr>
           <w:rFonts w:asciiTheme="majorBidi" w:hAnsiTheme="majorBidi"/>
@@ -6585,7 +6916,8 @@
         </w:rPr>
         <w:t xml:space="preserve"> Visual SLAM для автономной навигации роботов</w:t>
       </w:r>
-      <w:bookmarkEnd w:id="13"/>
+      <w:bookmarkEnd w:id="15"/>
+      <w:bookmarkEnd w:id="16"/>
     </w:p>
     <w:p>
       <w:pPr>
@@ -6602,7 +6934,8 @@
           <w:szCs w:val="28"/>
         </w:rPr>
       </w:pPr>
-      <w:bookmarkStart w:id="14" w:name="_Toc234759708"/>
+      <w:bookmarkStart w:id="17" w:name="_Toc234759708"/>
+      <w:bookmarkStart w:id="18" w:name="_Toc235434761"/>
       <w:r>
         <w:rPr>
           <w:rFonts w:asciiTheme="majorBidi" w:hAnsiTheme="majorBidi"/>
@@ -6703,7 +7036,8 @@
         </w:rPr>
         <w:t>и его разновидности</w:t>
       </w:r>
-      <w:bookmarkEnd w:id="14"/>
+      <w:bookmarkEnd w:id="17"/>
+      <w:bookmarkEnd w:id="18"/>
     </w:p>
     <w:p>
       <w:pPr>
@@ -6808,7 +7142,16 @@
           <w:szCs w:val="28"/>
           <w:lang w:eastAsia="ru-RU"/>
         </w:rPr>
-        <w:t xml:space="preserve">был заложен в 1995 году в ходе симпозиума . Он расшифровывается как </w:t>
+        <w:t>был заложен в 1995 году в ходе симпозиума .</w:t>
+      </w:r>
+      <w:r>
+        <w:rPr>
+          <w:rFonts w:ascii="Times New Roman" w:eastAsia="Times New Roman" w:hAnsi="Times New Roman" w:cs="Times New Roman"/>
+          <w:sz w:val="28"/>
+          <w:szCs w:val="28"/>
+          <w:lang w:eastAsia="ru-RU"/>
+        </w:rPr>
+        <w:t xml:space="preserve"> </w:t>
       </w:r>
       <w:r>
         <w:rPr>
@@ -6817,6 +7160,33 @@
           <w:szCs w:val="28"/>
           <w:lang w:val="en-US" w:eastAsia="ru-RU"/>
         </w:rPr>
+        <w:t>SLAM</w:t>
+      </w:r>
+      <w:r>
+        <w:rPr>
+          <w:rFonts w:ascii="Times New Roman" w:eastAsia="Times New Roman" w:hAnsi="Times New Roman" w:cs="Times New Roman"/>
+          <w:sz w:val="28"/>
+          <w:szCs w:val="28"/>
+          <w:lang w:eastAsia="ru-RU"/>
+        </w:rPr>
+        <w:t xml:space="preserve"> </w:t>
+      </w:r>
+      <w:r>
+        <w:rPr>
+          <w:rFonts w:ascii="Times New Roman" w:eastAsia="Times New Roman" w:hAnsi="Times New Roman" w:cs="Times New Roman"/>
+          <w:sz w:val="28"/>
+          <w:szCs w:val="28"/>
+          <w:lang w:eastAsia="ru-RU"/>
+        </w:rPr>
+        <w:t xml:space="preserve">расшифровывается как </w:t>
+      </w:r>
+      <w:r>
+        <w:rPr>
+          <w:rFonts w:ascii="Times New Roman" w:eastAsia="Times New Roman" w:hAnsi="Times New Roman" w:cs="Times New Roman"/>
+          <w:sz w:val="28"/>
+          <w:szCs w:val="28"/>
+          <w:lang w:val="en-US" w:eastAsia="ru-RU"/>
+        </w:rPr>
         <w:t>Simultaneous</w:t>
       </w:r>
       <w:r>
@@ -6944,6 +7314,33 @@
           <w:lang w:eastAsia="ru-RU"/>
         </w:rPr>
         <w:t>.</w:t>
+      </w:r>
+      <w:r>
+        <w:rPr>
+          <w:rFonts w:ascii="Times New Roman" w:eastAsia="Times New Roman" w:hAnsi="Times New Roman" w:cs="Times New Roman"/>
+          <w:sz w:val="28"/>
+          <w:szCs w:val="28"/>
+          <w:lang w:eastAsia="ru-RU"/>
+        </w:rPr>
+        <w:t xml:space="preserve"> Дальнейшая работа сформировала целый набор алгоритмов под общим названием </w:t>
+      </w:r>
+      <w:r>
+        <w:rPr>
+          <w:rFonts w:ascii="Times New Roman" w:eastAsia="Times New Roman" w:hAnsi="Times New Roman" w:cs="Times New Roman"/>
+          <w:sz w:val="28"/>
+          <w:szCs w:val="28"/>
+          <w:lang w:val="en-US" w:eastAsia="ru-RU"/>
+        </w:rPr>
+        <w:t>SLAM</w:t>
+      </w:r>
+      <w:r>
+        <w:rPr>
+          <w:rFonts w:ascii="Times New Roman" w:eastAsia="Times New Roman" w:hAnsi="Times New Roman" w:cs="Times New Roman"/>
+          <w:sz w:val="28"/>
+          <w:szCs w:val="28"/>
+          <w:lang w:eastAsia="ru-RU"/>
+        </w:rPr>
+        <w:t>, которые имеют различные реализации.</w:t>
       </w:r>
     </w:p>
     <w:p>
@@ -6965,7 +7362,43 @@
           <w:szCs w:val="28"/>
           <w:lang w:eastAsia="ru-RU"/>
         </w:rPr>
-        <w:t>Структура задачи технологии</w:t>
+        <w:t>Ниже представлена с</w:t>
+      </w:r>
+      <w:r>
+        <w:rPr>
+          <w:rFonts w:ascii="Times New Roman" w:eastAsia="Times New Roman" w:hAnsi="Times New Roman" w:cs="Times New Roman"/>
+          <w:sz w:val="28"/>
+          <w:szCs w:val="28"/>
+          <w:lang w:eastAsia="ru-RU"/>
+        </w:rPr>
+        <w:t xml:space="preserve">труктура </w:t>
+      </w:r>
+      <w:r>
+        <w:rPr>
+          <w:rFonts w:ascii="Times New Roman" w:eastAsia="Times New Roman" w:hAnsi="Times New Roman" w:cs="Times New Roman"/>
+          <w:sz w:val="28"/>
+          <w:szCs w:val="28"/>
+          <w:lang w:eastAsia="ru-RU"/>
+        </w:rPr>
+        <w:t xml:space="preserve">алгоритмов </w:t>
+      </w:r>
+      <w:r>
+        <w:rPr>
+          <w:rFonts w:ascii="Times New Roman" w:eastAsia="Times New Roman" w:hAnsi="Times New Roman" w:cs="Times New Roman"/>
+          <w:sz w:val="28"/>
+          <w:szCs w:val="28"/>
+          <w:lang w:val="en-US" w:eastAsia="ru-RU"/>
+        </w:rPr>
+        <w:t>SLAM</w:t>
+      </w:r>
+      <w:r>
+        <w:rPr>
+          <w:rFonts w:ascii="Times New Roman" w:eastAsia="Times New Roman" w:hAnsi="Times New Roman" w:cs="Times New Roman"/>
+          <w:sz w:val="28"/>
+          <w:szCs w:val="28"/>
+          <w:lang w:eastAsia="ru-RU"/>
+        </w:rPr>
+        <w:t>,</w:t>
       </w:r>
       <w:r>
         <w:rPr>
@@ -6981,24 +7414,6 @@
           <w:rFonts w:ascii="Times New Roman" w:eastAsia="Times New Roman" w:hAnsi="Times New Roman" w:cs="Times New Roman"/>
           <w:sz w:val="28"/>
           <w:szCs w:val="28"/>
-          <w:lang w:val="en-US" w:eastAsia="ru-RU"/>
-        </w:rPr>
-        <w:t>SLAM</w:t>
-      </w:r>
-      <w:r>
-        <w:rPr>
-          <w:rFonts w:ascii="Times New Roman" w:eastAsia="Times New Roman" w:hAnsi="Times New Roman" w:cs="Times New Roman"/>
-          <w:sz w:val="28"/>
-          <w:szCs w:val="28"/>
-          <w:lang w:eastAsia="ru-RU"/>
-        </w:rPr>
-        <w:t xml:space="preserve"> </w:t>
-      </w:r>
-      <w:r>
-        <w:rPr>
-          <w:rFonts w:ascii="Times New Roman" w:eastAsia="Times New Roman" w:hAnsi="Times New Roman" w:cs="Times New Roman"/>
-          <w:sz w:val="28"/>
-          <w:szCs w:val="28"/>
           <w:lang w:eastAsia="ru-RU"/>
         </w:rPr>
         <w:t>построен</w:t>
@@ -7010,7 +7425,25 @@
           <w:szCs w:val="28"/>
           <w:lang w:eastAsia="ru-RU"/>
         </w:rPr>
+        <w:t>н</w:t>
+      </w:r>
+      <w:r>
+        <w:rPr>
+          <w:rFonts w:ascii="Times New Roman" w:eastAsia="Times New Roman" w:hAnsi="Times New Roman" w:cs="Times New Roman"/>
+          <w:sz w:val="28"/>
+          <w:szCs w:val="28"/>
+          <w:lang w:eastAsia="ru-RU"/>
+        </w:rPr>
         <w:t>а</w:t>
+      </w:r>
+      <w:r>
+        <w:rPr>
+          <w:rFonts w:ascii="Times New Roman" w:eastAsia="Times New Roman" w:hAnsi="Times New Roman" w:cs="Times New Roman"/>
+          <w:sz w:val="28"/>
+          <w:szCs w:val="28"/>
+          <w:lang w:eastAsia="ru-RU"/>
+        </w:rPr>
+        <w:t>я</w:t>
       </w:r>
       <w:r>
         <w:rPr>
@@ -7081,6 +7514,7 @@
           <w:szCs w:val="28"/>
           <w:lang w:eastAsia="ru-RU"/>
         </w:rPr>
+        <w:lastRenderedPageBreak/>
         <w:t xml:space="preserve">2. </w:t>
       </w:r>
       <w:r>
@@ -7170,7 +7604,6 @@
           <w:szCs w:val="28"/>
           <w:lang w:eastAsia="ru-RU"/>
         </w:rPr>
-        <w:lastRenderedPageBreak/>
         <w:t>4</w:t>
       </w:r>
       <w:r>
@@ -7220,7 +7653,34 @@
           <w:szCs w:val="28"/>
           <w:lang w:eastAsia="ru-RU"/>
         </w:rPr>
-        <w:t>Для построения глобальных маршрутов полученные данные на локальных картах объединяются и корректируются в глобальном масштабе. Это может происходить как с одной, так и с нескольких беспилотных устройств параллельно.</w:t>
+        <w:t>Для построения глобальных маршрутов полученные</w:t>
+      </w:r>
+      <w:r>
+        <w:rPr>
+          <w:rFonts w:ascii="Times New Roman" w:eastAsia="Times New Roman" w:hAnsi="Times New Roman" w:cs="Times New Roman"/>
+          <w:sz w:val="28"/>
+          <w:szCs w:val="28"/>
+          <w:lang w:eastAsia="ru-RU"/>
+        </w:rPr>
+        <w:t xml:space="preserve"> </w:t>
+      </w:r>
+      <w:r>
+        <w:rPr>
+          <w:rFonts w:ascii="Times New Roman" w:eastAsia="Times New Roman" w:hAnsi="Times New Roman" w:cs="Times New Roman"/>
+          <w:sz w:val="28"/>
+          <w:szCs w:val="28"/>
+          <w:lang w:eastAsia="ru-RU"/>
+        </w:rPr>
+        <w:t>на локальных картах</w:t>
+      </w:r>
+      <w:r>
+        <w:rPr>
+          <w:rFonts w:ascii="Times New Roman" w:eastAsia="Times New Roman" w:hAnsi="Times New Roman" w:cs="Times New Roman"/>
+          <w:sz w:val="28"/>
+          <w:szCs w:val="28"/>
+          <w:lang w:eastAsia="ru-RU"/>
+        </w:rPr>
+        <w:t xml:space="preserve"> данные объединяются и корректируются в глобальном масштабе. Это может происходить как с одной, так и с нескольких беспилотных устройств параллельно.</w:t>
       </w:r>
     </w:p>
     <w:p>
@@ -7242,35 +7702,329 @@
           <w:szCs w:val="28"/>
           <w:lang w:eastAsia="ru-RU"/>
         </w:rPr>
-        <w:t>Данные, собираемые в ходе построения карт, называются одометрией. Они фиксируют перемещение автономного робота относительно исходного положения и накапливают вероятностную ошибку по данным сенсоров. Они</w:t>
-      </w:r>
-      <w:r>
-        <w:rPr>
-          <w:rFonts w:ascii="Times New Roman" w:eastAsia="Times New Roman" w:hAnsi="Times New Roman" w:cs="Times New Roman"/>
-          <w:sz w:val="28"/>
-          <w:szCs w:val="28"/>
-          <w:lang w:eastAsia="ru-RU"/>
-        </w:rPr>
-        <w:t xml:space="preserve"> имеют</w:t>
-      </w:r>
-      <w:r>
-        <w:rPr>
-          <w:rFonts w:ascii="Times New Roman" w:eastAsia="Times New Roman" w:hAnsi="Times New Roman" w:cs="Times New Roman"/>
-          <w:sz w:val="28"/>
-          <w:szCs w:val="28"/>
-          <w:lang w:eastAsia="ru-RU"/>
-        </w:rPr>
-        <w:t xml:space="preserve"> различные характеристики и типы передаваемых данных</w:t>
-      </w:r>
-      <w:r>
-        <w:rPr>
-          <w:rFonts w:ascii="Times New Roman" w:eastAsia="Times New Roman" w:hAnsi="Times New Roman" w:cs="Times New Roman"/>
-          <w:sz w:val="28"/>
-          <w:szCs w:val="28"/>
-          <w:lang w:eastAsia="ru-RU"/>
-        </w:rPr>
-        <w:t>. Существует несколько общих разновидностей:</w:t>
-      </w:r>
+        <w:t xml:space="preserve">Математическая модель </w:t>
+      </w:r>
+      <w:r>
+        <w:rPr>
+          <w:rFonts w:ascii="Times New Roman" w:eastAsia="Times New Roman" w:hAnsi="Times New Roman" w:cs="Times New Roman"/>
+          <w:sz w:val="28"/>
+          <w:szCs w:val="28"/>
+          <w:lang w:eastAsia="ru-RU"/>
+        </w:rPr>
+        <w:t xml:space="preserve">вероятностного подхода </w:t>
+      </w:r>
+      <w:r>
+        <w:rPr>
+          <w:rFonts w:ascii="Times New Roman" w:eastAsia="Times New Roman" w:hAnsi="Times New Roman" w:cs="Times New Roman"/>
+          <w:sz w:val="28"/>
+          <w:szCs w:val="28"/>
+          <w:lang w:val="en-US" w:eastAsia="ru-RU"/>
+        </w:rPr>
+        <w:t>SLAM</w:t>
+      </w:r>
+      <w:r>
+        <w:rPr>
+          <w:rFonts w:ascii="Times New Roman" w:eastAsia="Times New Roman" w:hAnsi="Times New Roman" w:cs="Times New Roman"/>
+          <w:sz w:val="28"/>
+          <w:szCs w:val="28"/>
+          <w:lang w:eastAsia="ru-RU"/>
+        </w:rPr>
+        <w:t>-алгоритмов представлена в формулах 1.2.1-1.2</w:t>
+      </w:r>
+      <w:r>
+        <w:rPr>
+          <w:rFonts w:ascii="Times New Roman" w:eastAsia="Times New Roman" w:hAnsi="Times New Roman" w:cs="Times New Roman"/>
+          <w:sz w:val="28"/>
+          <w:szCs w:val="28"/>
+          <w:lang w:eastAsia="ru-RU"/>
+        </w:rPr>
+        <w:t>.</w:t>
+      </w:r>
+      <w:r>
+        <w:rPr>
+          <w:rFonts w:ascii="Times New Roman" w:eastAsia="Times New Roman" w:hAnsi="Times New Roman" w:cs="Times New Roman"/>
+          <w:sz w:val="28"/>
+          <w:szCs w:val="28"/>
+          <w:lang w:eastAsia="ru-RU"/>
+        </w:rPr>
+        <w:t>4</w:t>
+      </w:r>
+      <w:r>
+        <w:rPr>
+          <w:rFonts w:ascii="Times New Roman" w:eastAsia="Times New Roman" w:hAnsi="Times New Roman" w:cs="Times New Roman"/>
+          <w:sz w:val="28"/>
+          <w:szCs w:val="28"/>
+          <w:lang w:eastAsia="ru-RU"/>
+        </w:rPr>
+        <w:t>.</w:t>
+      </w:r>
+    </w:p>
+    <w:p>
+      <w:pPr>
+        <w:spacing w:after="0" w:line="240" w:lineRule="auto"/>
+        <w:jc w:val="both"/>
+        <w:rPr>
+          <w:rFonts w:ascii="Times New Roman" w:eastAsia="Times New Roman" w:hAnsi="Times New Roman" w:cs="Times New Roman"/>
+          <w:sz w:val="28"/>
+          <w:szCs w:val="28"/>
+          <w:lang w:eastAsia="ru-RU"/>
+        </w:rPr>
+      </w:pPr>
+    </w:p>
+    <w:tbl>
+      <w:tblPr>
+        <w:tblStyle w:val="a6"/>
+        <w:tblW w:w="0" w:type="auto"/>
+        <w:tblBorders>
+          <w:top w:val="none" w:sz="0" w:space="0" w:color="auto"/>
+          <w:left w:val="none" w:sz="0" w:space="0" w:color="auto"/>
+          <w:bottom w:val="none" w:sz="0" w:space="0" w:color="auto"/>
+          <w:right w:val="none" w:sz="0" w:space="0" w:color="auto"/>
+          <w:insideH w:val="none" w:sz="0" w:space="0" w:color="auto"/>
+          <w:insideV w:val="none" w:sz="0" w:space="0" w:color="auto"/>
+        </w:tblBorders>
+        <w:tblLook w:val="04A0" w:firstRow="1" w:lastRow="0" w:firstColumn="1" w:lastColumn="0" w:noHBand="0" w:noVBand="1"/>
+      </w:tblPr>
+      <w:tblGrid>
+        <w:gridCol w:w="2689"/>
+        <w:gridCol w:w="4110"/>
+        <w:gridCol w:w="2546"/>
+      </w:tblGrid>
+      <w:tr>
+        <w:tc>
+          <w:tcPr>
+            <w:tcW w:w="2689" w:type="dxa"/>
+          </w:tcPr>
+          <w:p>
+            <w:pPr>
+              <w:jc w:val="both"/>
+              <w:rPr>
+                <w:rFonts w:ascii="Times New Roman" w:eastAsia="Times New Roman" w:hAnsi="Times New Roman" w:cs="Times New Roman"/>
+                <w:sz w:val="28"/>
+                <w:szCs w:val="28"/>
+                <w:lang w:eastAsia="ru-RU"/>
+              </w:rPr>
+            </w:pPr>
+          </w:p>
+        </w:tc>
+        <w:tc>
+          <w:tcPr>
+            <w:tcW w:w="4110" w:type="dxa"/>
+          </w:tcPr>
+          <w:p>
+            <w:pPr>
+              <w:jc w:val="both"/>
+              <w:rPr>
+                <w:rFonts w:ascii="Times New Roman" w:eastAsia="Times New Roman" w:hAnsi="Times New Roman" w:cs="Times New Roman"/>
+                <w:sz w:val="28"/>
+                <w:szCs w:val="28"/>
+                <w:lang w:eastAsia="ru-RU"/>
+              </w:rPr>
+            </w:pPr>
+            <m:oMathPara>
+              <m:oMath>
+                <m:r>
+                  <w:rPr>
+                    <w:rFonts w:ascii="Cambria Math" w:eastAsia="Times New Roman" w:hAnsi="Cambria Math" w:cs="Times New Roman"/>
+                    <w:sz w:val="28"/>
+                    <w:szCs w:val="28"/>
+                    <w:lang w:eastAsia="ru-RU"/>
+                  </w:rPr>
+                  <m:t>U</m:t>
+                </m:r>
+                <m:r>
+                  <w:rPr>
+                    <w:rFonts w:ascii="Cambria Math" w:eastAsia="Times New Roman" w:hAnsi="Cambria Math" w:cs="Times New Roman"/>
+                    <w:sz w:val="28"/>
+                    <w:szCs w:val="28"/>
+                    <w:lang w:val="en-US" w:eastAsia="ru-RU"/>
+                  </w:rPr>
+                  <m:t>=</m:t>
+                </m:r>
+                <m:r>
+                  <w:rPr>
+                    <w:rFonts w:ascii="Cambria Math" w:eastAsia="Times New Roman" w:hAnsi="Cambria Math" w:cs="Times New Roman"/>
+                    <w:sz w:val="28"/>
+                    <w:szCs w:val="28"/>
+                    <w:lang w:val="en-US" w:eastAsia="ru-RU"/>
+                  </w:rPr>
+                  <m:t>{</m:t>
+                </m:r>
+                <m:sSub>
+                  <m:sSubPr>
+                    <m:ctrlPr>
+                      <w:rPr>
+                        <w:rFonts w:ascii="Cambria Math" w:eastAsia="Times New Roman" w:hAnsi="Cambria Math" w:cs="Times New Roman"/>
+                        <w:i/>
+                        <w:sz w:val="28"/>
+                        <w:szCs w:val="28"/>
+                        <w:lang w:val="en-US" w:eastAsia="ru-RU"/>
+                      </w:rPr>
+                    </m:ctrlPr>
+                  </m:sSubPr>
+                  <m:e>
+                    <m:r>
+                      <w:rPr>
+                        <w:rFonts w:ascii="Cambria Math" w:eastAsia="Times New Roman" w:hAnsi="Cambria Math" w:cs="Times New Roman"/>
+                        <w:sz w:val="28"/>
+                        <w:szCs w:val="28"/>
+                        <w:lang w:val="en-US" w:eastAsia="ru-RU"/>
+                      </w:rPr>
+                      <m:t>u</m:t>
+                    </m:r>
+                  </m:e>
+                  <m:sub>
+                    <m:r>
+                      <w:rPr>
+                        <w:rFonts w:ascii="Cambria Math" w:eastAsia="Times New Roman" w:hAnsi="Cambria Math" w:cs="Times New Roman"/>
+                        <w:sz w:val="28"/>
+                        <w:szCs w:val="28"/>
+                        <w:lang w:val="en-US" w:eastAsia="ru-RU"/>
+                      </w:rPr>
+                      <m:t>1</m:t>
+                    </m:r>
+                  </m:sub>
+                </m:sSub>
+                <m:r>
+                  <w:rPr>
+                    <w:rFonts w:ascii="Cambria Math" w:eastAsia="Times New Roman" w:hAnsi="Cambria Math" w:cs="Times New Roman"/>
+                    <w:sz w:val="28"/>
+                    <w:szCs w:val="28"/>
+                    <w:lang w:val="en-US" w:eastAsia="ru-RU"/>
+                  </w:rPr>
+                  <m:t>,</m:t>
+                </m:r>
+                <m:sSub>
+                  <m:sSubPr>
+                    <m:ctrlPr>
+                      <w:rPr>
+                        <w:rFonts w:ascii="Cambria Math" w:eastAsia="Times New Roman" w:hAnsi="Cambria Math" w:cs="Times New Roman"/>
+                        <w:i/>
+                        <w:sz w:val="28"/>
+                        <w:szCs w:val="28"/>
+                        <w:lang w:val="en-US" w:eastAsia="ru-RU"/>
+                      </w:rPr>
+                    </m:ctrlPr>
+                  </m:sSubPr>
+                  <m:e>
+                    <m:r>
+                      <w:rPr>
+                        <w:rFonts w:ascii="Cambria Math" w:eastAsia="Times New Roman" w:hAnsi="Cambria Math" w:cs="Times New Roman"/>
+                        <w:sz w:val="28"/>
+                        <w:szCs w:val="28"/>
+                        <w:lang w:val="en-US" w:eastAsia="ru-RU"/>
+                      </w:rPr>
+                      <m:t>u</m:t>
+                    </m:r>
+                  </m:e>
+                  <m:sub>
+                    <m:r>
+                      <w:rPr>
+                        <w:rFonts w:ascii="Cambria Math" w:eastAsia="Times New Roman" w:hAnsi="Cambria Math" w:cs="Times New Roman"/>
+                        <w:sz w:val="28"/>
+                        <w:szCs w:val="28"/>
+                        <w:lang w:val="en-US" w:eastAsia="ru-RU"/>
+                      </w:rPr>
+                      <m:t>2</m:t>
+                    </m:r>
+                  </m:sub>
+                </m:sSub>
+                <m:r>
+                  <w:rPr>
+                    <w:rFonts w:ascii="Cambria Math" w:eastAsia="Times New Roman" w:hAnsi="Cambria Math" w:cs="Times New Roman"/>
+                    <w:sz w:val="28"/>
+                    <w:szCs w:val="28"/>
+                    <w:lang w:val="en-US" w:eastAsia="ru-RU"/>
+                  </w:rPr>
+                  <m:t>,…,</m:t>
+                </m:r>
+                <m:sSub>
+                  <m:sSubPr>
+                    <m:ctrlPr>
+                      <w:rPr>
+                        <w:rFonts w:ascii="Cambria Math" w:eastAsia="Times New Roman" w:hAnsi="Cambria Math" w:cs="Times New Roman"/>
+                        <w:i/>
+                        <w:sz w:val="28"/>
+                        <w:szCs w:val="28"/>
+                        <w:lang w:val="en-US" w:eastAsia="ru-RU"/>
+                      </w:rPr>
+                    </m:ctrlPr>
+                  </m:sSubPr>
+                  <m:e>
+                    <m:r>
+                      <w:rPr>
+                        <w:rFonts w:ascii="Cambria Math" w:eastAsia="Times New Roman" w:hAnsi="Cambria Math" w:cs="Times New Roman"/>
+                        <w:sz w:val="28"/>
+                        <w:szCs w:val="28"/>
+                        <w:lang w:val="en-US" w:eastAsia="ru-RU"/>
+                      </w:rPr>
+                      <m:t>u</m:t>
+                    </m:r>
+                  </m:e>
+                  <m:sub>
+                    <m:r>
+                      <w:rPr>
+                        <w:rFonts w:ascii="Cambria Math" w:eastAsia="Times New Roman" w:hAnsi="Cambria Math" w:cs="Times New Roman"/>
+                        <w:sz w:val="28"/>
+                        <w:szCs w:val="28"/>
+                        <w:lang w:val="en-US" w:eastAsia="ru-RU"/>
+                      </w:rPr>
+                      <m:t>t</m:t>
+                    </m:r>
+                  </m:sub>
+                </m:sSub>
+                <m:r>
+                  <w:rPr>
+                    <w:rFonts w:ascii="Cambria Math" w:eastAsia="Times New Roman" w:hAnsi="Cambria Math" w:cs="Times New Roman"/>
+                    <w:sz w:val="28"/>
+                    <w:szCs w:val="28"/>
+                    <w:lang w:val="en-US" w:eastAsia="ru-RU"/>
+                  </w:rPr>
+                  <m:t>}</m:t>
+                </m:r>
+              </m:oMath>
+            </m:oMathPara>
+          </w:p>
+        </w:tc>
+        <w:tc>
+          <w:tcPr>
+            <w:tcW w:w="2546" w:type="dxa"/>
+            <w:vAlign w:val="center"/>
+          </w:tcPr>
+          <w:p>
+            <w:pPr>
+              <w:jc w:val="right"/>
+              <w:rPr>
+                <w:rFonts w:ascii="Times New Roman" w:eastAsia="Times New Roman" w:hAnsi="Times New Roman" w:cs="Times New Roman"/>
+                <w:sz w:val="28"/>
+                <w:szCs w:val="28"/>
+                <w:lang w:eastAsia="ru-RU"/>
+              </w:rPr>
+            </w:pPr>
+            <w:r>
+              <w:rPr>
+                <w:rFonts w:ascii="Times New Roman" w:eastAsia="Times New Roman" w:hAnsi="Times New Roman" w:cs="Times New Roman"/>
+                <w:sz w:val="28"/>
+                <w:szCs w:val="28"/>
+                <w:lang w:eastAsia="ru-RU"/>
+              </w:rPr>
+              <w:t>(1.2.1)</w:t>
+            </w:r>
+          </w:p>
+        </w:tc>
+      </w:tr>
+    </w:tbl>
+    <w:p>
+      <w:pPr>
+        <w:spacing w:after="0" w:line="240" w:lineRule="auto"/>
+        <w:jc w:val="both"/>
+        <w:rPr>
+          <w:rFonts w:ascii="Times New Roman" w:eastAsia="Times New Roman" w:hAnsi="Times New Roman" w:cs="Times New Roman"/>
+          <w:sz w:val="28"/>
+          <w:szCs w:val="28"/>
+          <w:lang w:eastAsia="ru-RU"/>
+        </w:rPr>
+      </w:pPr>
     </w:p>
     <w:p>
       <w:pPr>
@@ -7291,52 +8045,7 @@
           <w:szCs w:val="28"/>
           <w:lang w:eastAsia="ru-RU"/>
         </w:rPr>
-        <w:t>1</w:t>
-      </w:r>
-      <w:r>
-        <w:rPr>
-          <w:rFonts w:ascii="Times New Roman" w:eastAsia="Times New Roman" w:hAnsi="Times New Roman" w:cs="Times New Roman"/>
-          <w:sz w:val="28"/>
-          <w:szCs w:val="28"/>
-          <w:lang w:eastAsia="ru-RU"/>
-        </w:rPr>
-        <w:t xml:space="preserve">) </w:t>
-      </w:r>
-      <w:r>
-        <w:rPr>
-          <w:rFonts w:ascii="Times New Roman" w:eastAsia="Times New Roman" w:hAnsi="Times New Roman" w:cs="Times New Roman"/>
-          <w:sz w:val="28"/>
-          <w:szCs w:val="28"/>
-          <w:lang w:eastAsia="ru-RU"/>
-        </w:rPr>
-        <w:t>Ла</w:t>
-      </w:r>
-      <w:r>
-        <w:rPr>
-          <w:rFonts w:ascii="Times New Roman" w:eastAsia="Times New Roman" w:hAnsi="Times New Roman" w:cs="Times New Roman"/>
-          <w:sz w:val="28"/>
-          <w:szCs w:val="28"/>
-          <w:lang w:eastAsia="ru-RU"/>
-        </w:rPr>
-        <w:t>зерн</w:t>
-      </w:r>
-      <w:r>
-        <w:rPr>
-          <w:rFonts w:ascii="Times New Roman" w:eastAsia="Times New Roman" w:hAnsi="Times New Roman" w:cs="Times New Roman"/>
-          <w:sz w:val="28"/>
-          <w:szCs w:val="28"/>
-          <w:lang w:eastAsia="ru-RU"/>
-        </w:rPr>
-        <w:t>ый</w:t>
-      </w:r>
-      <w:r>
-        <w:rPr>
-          <w:rFonts w:ascii="Times New Roman" w:eastAsia="Times New Roman" w:hAnsi="Times New Roman" w:cs="Times New Roman"/>
-          <w:sz w:val="28"/>
-          <w:szCs w:val="28"/>
-          <w:lang w:eastAsia="ru-RU"/>
-        </w:rPr>
-        <w:t xml:space="preserve"> дальномер (</w:t>
+        <w:t xml:space="preserve">где </w:t>
       </w:r>
       <w:r>
         <w:rPr>
@@ -7345,16 +8054,34 @@
           <w:szCs w:val="28"/>
           <w:lang w:val="en-US" w:eastAsia="ru-RU"/>
         </w:rPr>
-        <w:t>LiDAR</w:t>
-      </w:r>
-      <w:r>
-        <w:rPr>
-          <w:rFonts w:ascii="Times New Roman" w:eastAsia="Times New Roman" w:hAnsi="Times New Roman" w:cs="Times New Roman"/>
-          <w:sz w:val="28"/>
-          <w:szCs w:val="28"/>
-          <w:lang w:eastAsia="ru-RU"/>
-        </w:rPr>
-        <w:t>)</w:t>
+        <w:t>U</w:t>
+      </w:r>
+      <w:r>
+        <w:rPr>
+          <w:rFonts w:ascii="Times New Roman" w:eastAsia="Times New Roman" w:hAnsi="Times New Roman" w:cs="Times New Roman"/>
+          <w:sz w:val="28"/>
+          <w:szCs w:val="28"/>
+          <w:lang w:eastAsia="ru-RU"/>
+        </w:rPr>
+        <w:t xml:space="preserve"> – </w:t>
+      </w:r>
+      <w:r>
+        <w:rPr>
+          <w:rFonts w:ascii="Times New Roman" w:eastAsia="Times New Roman" w:hAnsi="Times New Roman" w:cs="Times New Roman"/>
+          <w:sz w:val="28"/>
+          <w:szCs w:val="28"/>
+          <w:lang w:eastAsia="ru-RU"/>
+        </w:rPr>
+        <w:t xml:space="preserve">вектор управления роботом, </w:t>
+      </w:r>
+      <w:r>
+        <w:rPr>
+          <w:rFonts w:ascii="Times New Roman" w:eastAsia="Times New Roman" w:hAnsi="Times New Roman" w:cs="Times New Roman"/>
+          <w:sz w:val="28"/>
+          <w:szCs w:val="28"/>
+          <w:lang w:val="en-US" w:eastAsia="ru-RU"/>
+        </w:rPr>
+        <w:t>t</w:t>
       </w:r>
       <w:r>
         <w:rPr>
@@ -7372,44 +8099,1089 @@
           <w:szCs w:val="28"/>
           <w:lang w:eastAsia="ru-RU"/>
         </w:rPr>
-        <w:t>используется для</w:t>
-      </w:r>
-      <w:r>
-        <w:rPr>
-          <w:rFonts w:ascii="Times New Roman" w:eastAsia="Times New Roman" w:hAnsi="Times New Roman" w:cs="Times New Roman"/>
-          <w:sz w:val="28"/>
-          <w:szCs w:val="28"/>
-          <w:lang w:eastAsia="ru-RU"/>
-        </w:rPr>
-        <w:t xml:space="preserve"> измерения расстояния до объектов, создавая облако точек</w:t>
-      </w:r>
-      <w:r>
-        <w:rPr>
-          <w:rFonts w:ascii="Times New Roman" w:eastAsia="Times New Roman" w:hAnsi="Times New Roman" w:cs="Times New Roman"/>
-          <w:sz w:val="28"/>
-          <w:szCs w:val="28"/>
-          <w:lang w:eastAsia="ru-RU"/>
-        </w:rPr>
-        <w:t xml:space="preserve">, получаемых за счет длины </w:t>
-      </w:r>
-      <w:r>
-        <w:rPr>
-          <w:rFonts w:ascii="Times New Roman" w:eastAsia="Times New Roman" w:hAnsi="Times New Roman" w:cs="Times New Roman"/>
-          <w:sz w:val="28"/>
-          <w:szCs w:val="28"/>
-          <w:lang w:eastAsia="ru-RU"/>
-        </w:rPr>
-        <w:t>лазерных импульсов</w:t>
-      </w:r>
-      <w:r>
-        <w:rPr>
-          <w:rFonts w:ascii="Times New Roman" w:eastAsia="Times New Roman" w:hAnsi="Times New Roman" w:cs="Times New Roman"/>
-          <w:sz w:val="28"/>
-          <w:szCs w:val="28"/>
-          <w:lang w:eastAsia="ru-RU"/>
-        </w:rPr>
-        <w:t>;</w:t>
-      </w:r>
+        <w:t>–</w:t>
+      </w:r>
+      <w:r>
+        <w:rPr>
+          <w:rFonts w:ascii="Times New Roman" w:eastAsia="Times New Roman" w:hAnsi="Times New Roman" w:cs="Times New Roman"/>
+          <w:sz w:val="28"/>
+          <w:szCs w:val="28"/>
+          <w:lang w:eastAsia="ru-RU"/>
+        </w:rPr>
+        <w:t xml:space="preserve"> </w:t>
+      </w:r>
+      <w:r>
+        <w:rPr>
+          <w:rFonts w:ascii="Times New Roman" w:eastAsia="Times New Roman" w:hAnsi="Times New Roman" w:cs="Times New Roman"/>
+          <w:sz w:val="28"/>
+          <w:szCs w:val="28"/>
+          <w:lang w:eastAsia="ru-RU"/>
+        </w:rPr>
+        <w:t>момент времени</w:t>
+      </w:r>
+    </w:p>
+    <w:p>
+      <w:pPr>
+        <w:spacing w:after="0" w:line="240" w:lineRule="auto"/>
+        <w:ind w:firstLine="709"/>
+        <w:jc w:val="both"/>
+        <w:rPr>
+          <w:rFonts w:ascii="Times New Roman" w:eastAsia="Times New Roman" w:hAnsi="Times New Roman" w:cs="Times New Roman"/>
+          <w:sz w:val="28"/>
+          <w:szCs w:val="28"/>
+          <w:lang w:eastAsia="ru-RU"/>
+        </w:rPr>
+      </w:pPr>
+    </w:p>
+    <w:tbl>
+      <w:tblPr>
+        <w:tblStyle w:val="a6"/>
+        <w:tblW w:w="0" w:type="auto"/>
+        <w:tblLook w:val="04A0" w:firstRow="1" w:lastRow="0" w:firstColumn="1" w:lastColumn="0" w:noHBand="0" w:noVBand="1"/>
+      </w:tblPr>
+      <w:tblGrid>
+        <w:gridCol w:w="2689"/>
+        <w:gridCol w:w="4110"/>
+        <w:gridCol w:w="2546"/>
+      </w:tblGrid>
+      <w:tr>
+        <w:tc>
+          <w:tcPr>
+            <w:tcW w:w="2689" w:type="dxa"/>
+          </w:tcPr>
+          <w:p>
+            <w:pPr>
+              <w:ind w:firstLine="709"/>
+              <w:jc w:val="both"/>
+              <w:rPr>
+                <w:rFonts w:ascii="Times New Roman" w:eastAsia="Times New Roman" w:hAnsi="Times New Roman" w:cs="Times New Roman"/>
+                <w:sz w:val="28"/>
+                <w:szCs w:val="28"/>
+                <w:lang w:eastAsia="ru-RU"/>
+              </w:rPr>
+            </w:pPr>
+          </w:p>
+        </w:tc>
+        <w:tc>
+          <w:tcPr>
+            <w:tcW w:w="4110" w:type="dxa"/>
+          </w:tcPr>
+          <w:p>
+            <w:pPr>
+              <w:ind w:firstLine="709"/>
+              <w:jc w:val="both"/>
+              <w:rPr>
+                <w:rFonts w:ascii="Times New Roman" w:eastAsia="Times New Roman" w:hAnsi="Times New Roman" w:cs="Times New Roman"/>
+                <w:sz w:val="28"/>
+                <w:szCs w:val="28"/>
+                <w:lang w:eastAsia="ru-RU"/>
+              </w:rPr>
+            </w:pPr>
+            <m:oMathPara>
+              <m:oMath>
+                <m:r>
+                  <w:rPr>
+                    <w:rFonts w:ascii="Cambria Math" w:eastAsia="Times New Roman" w:hAnsi="Cambria Math" w:cs="Times New Roman"/>
+                    <w:sz w:val="28"/>
+                    <w:szCs w:val="28"/>
+                    <w:lang w:eastAsia="ru-RU"/>
+                  </w:rPr>
+                  <m:t>Z</m:t>
+                </m:r>
+                <m:r>
+                  <w:rPr>
+                    <w:rFonts w:ascii="Cambria Math" w:eastAsia="Times New Roman" w:hAnsi="Cambria Math" w:cs="Times New Roman"/>
+                    <w:sz w:val="28"/>
+                    <w:szCs w:val="28"/>
+                    <w:lang w:val="en-US" w:eastAsia="ru-RU"/>
+                  </w:rPr>
+                  <m:t>=</m:t>
+                </m:r>
+                <m:r>
+                  <w:rPr>
+                    <w:rFonts w:ascii="Cambria Math" w:eastAsia="Times New Roman" w:hAnsi="Cambria Math" w:cs="Times New Roman"/>
+                    <w:sz w:val="28"/>
+                    <w:szCs w:val="28"/>
+                    <w:lang w:val="en-US" w:eastAsia="ru-RU"/>
+                  </w:rPr>
+                  <m:t>{</m:t>
+                </m:r>
+                <m:sSub>
+                  <m:sSubPr>
+                    <m:ctrlPr>
+                      <w:rPr>
+                        <w:rFonts w:ascii="Cambria Math" w:eastAsia="Times New Roman" w:hAnsi="Cambria Math" w:cs="Times New Roman"/>
+                        <w:i/>
+                        <w:sz w:val="28"/>
+                        <w:szCs w:val="28"/>
+                        <w:lang w:val="en-US" w:eastAsia="ru-RU"/>
+                      </w:rPr>
+                    </m:ctrlPr>
+                  </m:sSubPr>
+                  <m:e>
+                    <m:r>
+                      <w:rPr>
+                        <w:rFonts w:ascii="Cambria Math" w:eastAsia="Times New Roman" w:hAnsi="Cambria Math" w:cs="Times New Roman"/>
+                        <w:sz w:val="28"/>
+                        <w:szCs w:val="28"/>
+                        <w:lang w:val="en-US" w:eastAsia="ru-RU"/>
+                      </w:rPr>
+                      <m:t>z</m:t>
+                    </m:r>
+                  </m:e>
+                  <m:sub>
+                    <m:r>
+                      <w:rPr>
+                        <w:rFonts w:ascii="Cambria Math" w:eastAsia="Times New Roman" w:hAnsi="Cambria Math" w:cs="Times New Roman"/>
+                        <w:sz w:val="28"/>
+                        <w:szCs w:val="28"/>
+                        <w:lang w:val="en-US" w:eastAsia="ru-RU"/>
+                      </w:rPr>
+                      <m:t>1</m:t>
+                    </m:r>
+                  </m:sub>
+                </m:sSub>
+                <m:r>
+                  <w:rPr>
+                    <w:rFonts w:ascii="Cambria Math" w:eastAsia="Times New Roman" w:hAnsi="Cambria Math" w:cs="Times New Roman"/>
+                    <w:sz w:val="28"/>
+                    <w:szCs w:val="28"/>
+                    <w:lang w:val="en-US" w:eastAsia="ru-RU"/>
+                  </w:rPr>
+                  <m:t>,</m:t>
+                </m:r>
+                <m:sSub>
+                  <m:sSubPr>
+                    <m:ctrlPr>
+                      <w:rPr>
+                        <w:rFonts w:ascii="Cambria Math" w:eastAsia="Times New Roman" w:hAnsi="Cambria Math" w:cs="Times New Roman"/>
+                        <w:i/>
+                        <w:sz w:val="28"/>
+                        <w:szCs w:val="28"/>
+                        <w:lang w:val="en-US" w:eastAsia="ru-RU"/>
+                      </w:rPr>
+                    </m:ctrlPr>
+                  </m:sSubPr>
+                  <m:e>
+                    <m:r>
+                      <w:rPr>
+                        <w:rFonts w:ascii="Cambria Math" w:eastAsia="Times New Roman" w:hAnsi="Cambria Math" w:cs="Times New Roman"/>
+                        <w:sz w:val="28"/>
+                        <w:szCs w:val="28"/>
+                        <w:lang w:val="en-US" w:eastAsia="ru-RU"/>
+                      </w:rPr>
+                      <m:t>z</m:t>
+                    </m:r>
+                  </m:e>
+                  <m:sub>
+                    <m:r>
+                      <w:rPr>
+                        <w:rFonts w:ascii="Cambria Math" w:eastAsia="Times New Roman" w:hAnsi="Cambria Math" w:cs="Times New Roman"/>
+                        <w:sz w:val="28"/>
+                        <w:szCs w:val="28"/>
+                        <w:lang w:val="en-US" w:eastAsia="ru-RU"/>
+                      </w:rPr>
+                      <m:t>2</m:t>
+                    </m:r>
+                  </m:sub>
+                </m:sSub>
+                <m:r>
+                  <w:rPr>
+                    <w:rFonts w:ascii="Cambria Math" w:eastAsia="Times New Roman" w:hAnsi="Cambria Math" w:cs="Times New Roman"/>
+                    <w:sz w:val="28"/>
+                    <w:szCs w:val="28"/>
+                    <w:lang w:val="en-US" w:eastAsia="ru-RU"/>
+                  </w:rPr>
+                  <m:t>,…,</m:t>
+                </m:r>
+                <m:sSub>
+                  <m:sSubPr>
+                    <m:ctrlPr>
+                      <w:rPr>
+                        <w:rFonts w:ascii="Cambria Math" w:eastAsia="Times New Roman" w:hAnsi="Cambria Math" w:cs="Times New Roman"/>
+                        <w:i/>
+                        <w:sz w:val="28"/>
+                        <w:szCs w:val="28"/>
+                        <w:lang w:val="en-US" w:eastAsia="ru-RU"/>
+                      </w:rPr>
+                    </m:ctrlPr>
+                  </m:sSubPr>
+                  <m:e>
+                    <m:r>
+                      <w:rPr>
+                        <w:rFonts w:ascii="Cambria Math" w:eastAsia="Times New Roman" w:hAnsi="Cambria Math" w:cs="Times New Roman"/>
+                        <w:sz w:val="28"/>
+                        <w:szCs w:val="28"/>
+                        <w:lang w:val="en-US" w:eastAsia="ru-RU"/>
+                      </w:rPr>
+                      <m:t>z</m:t>
+                    </m:r>
+                  </m:e>
+                  <m:sub>
+                    <m:r>
+                      <w:rPr>
+                        <w:rFonts w:ascii="Cambria Math" w:eastAsia="Times New Roman" w:hAnsi="Cambria Math" w:cs="Times New Roman"/>
+                        <w:sz w:val="28"/>
+                        <w:szCs w:val="28"/>
+                        <w:lang w:val="en-US" w:eastAsia="ru-RU"/>
+                      </w:rPr>
+                      <m:t>t</m:t>
+                    </m:r>
+                  </m:sub>
+                </m:sSub>
+                <m:r>
+                  <w:rPr>
+                    <w:rFonts w:ascii="Cambria Math" w:eastAsia="Times New Roman" w:hAnsi="Cambria Math" w:cs="Times New Roman"/>
+                    <w:sz w:val="28"/>
+                    <w:szCs w:val="28"/>
+                    <w:lang w:val="en-US" w:eastAsia="ru-RU"/>
+                  </w:rPr>
+                  <m:t>}</m:t>
+                </m:r>
+              </m:oMath>
+            </m:oMathPara>
+          </w:p>
+        </w:tc>
+        <w:tc>
+          <w:tcPr>
+            <w:tcW w:w="2546" w:type="dxa"/>
+            <w:vAlign w:val="center"/>
+          </w:tcPr>
+          <w:p>
+            <w:pPr>
+              <w:ind w:firstLine="709"/>
+              <w:jc w:val="right"/>
+              <w:rPr>
+                <w:rFonts w:ascii="Times New Roman" w:eastAsia="Times New Roman" w:hAnsi="Times New Roman" w:cs="Times New Roman"/>
+                <w:sz w:val="28"/>
+                <w:szCs w:val="28"/>
+                <w:lang w:eastAsia="ru-RU"/>
+              </w:rPr>
+            </w:pPr>
+            <w:r>
+              <w:rPr>
+                <w:rFonts w:ascii="Times New Roman" w:eastAsia="Times New Roman" w:hAnsi="Times New Roman" w:cs="Times New Roman"/>
+                <w:sz w:val="28"/>
+                <w:szCs w:val="28"/>
+                <w:lang w:eastAsia="ru-RU"/>
+              </w:rPr>
+              <w:t>(1.2.</w:t>
+            </w:r>
+            <w:r>
+              <w:rPr>
+                <w:rFonts w:ascii="Times New Roman" w:eastAsia="Times New Roman" w:hAnsi="Times New Roman" w:cs="Times New Roman"/>
+                <w:sz w:val="28"/>
+                <w:szCs w:val="28"/>
+                <w:lang w:val="en-US" w:eastAsia="ru-RU"/>
+              </w:rPr>
+              <w:t>2</w:t>
+            </w:r>
+            <w:r>
+              <w:rPr>
+                <w:rFonts w:ascii="Times New Roman" w:eastAsia="Times New Roman" w:hAnsi="Times New Roman" w:cs="Times New Roman"/>
+                <w:sz w:val="28"/>
+                <w:szCs w:val="28"/>
+                <w:lang w:eastAsia="ru-RU"/>
+              </w:rPr>
+              <w:t>)</w:t>
+            </w:r>
+          </w:p>
+        </w:tc>
+      </w:tr>
+    </w:tbl>
+    <w:p>
+      <w:pPr>
+        <w:spacing w:after="0" w:line="240" w:lineRule="auto"/>
+        <w:ind w:firstLine="709"/>
+        <w:jc w:val="both"/>
+        <w:rPr>
+          <w:rFonts w:ascii="Times New Roman" w:eastAsia="Times New Roman" w:hAnsi="Times New Roman" w:cs="Times New Roman"/>
+          <w:sz w:val="28"/>
+          <w:szCs w:val="28"/>
+          <w:lang w:eastAsia="ru-RU"/>
+        </w:rPr>
+      </w:pPr>
+    </w:p>
+    <w:p>
+      <w:pPr>
+        <w:spacing w:after="0" w:line="240" w:lineRule="auto"/>
+        <w:ind w:firstLine="709"/>
+        <w:jc w:val="both"/>
+        <w:rPr>
+          <w:rFonts w:ascii="Times New Roman" w:eastAsia="Times New Roman" w:hAnsi="Times New Roman" w:cs="Times New Roman"/>
+          <w:sz w:val="28"/>
+          <w:szCs w:val="28"/>
+          <w:lang w:eastAsia="ru-RU"/>
+        </w:rPr>
+      </w:pPr>
+      <w:r>
+        <w:rPr>
+          <w:rFonts w:ascii="Times New Roman" w:eastAsia="Times New Roman" w:hAnsi="Times New Roman" w:cs="Times New Roman"/>
+          <w:sz w:val="28"/>
+          <w:szCs w:val="28"/>
+          <w:lang w:eastAsia="ru-RU"/>
+        </w:rPr>
+        <w:t xml:space="preserve">где </w:t>
+      </w:r>
+      <w:r>
+        <w:rPr>
+          <w:rFonts w:ascii="Times New Roman" w:eastAsia="Times New Roman" w:hAnsi="Times New Roman" w:cs="Times New Roman"/>
+          <w:sz w:val="28"/>
+          <w:szCs w:val="28"/>
+          <w:lang w:val="en-US" w:eastAsia="ru-RU"/>
+        </w:rPr>
+        <w:t>Z</w:t>
+      </w:r>
+      <w:r>
+        <w:rPr>
+          <w:rFonts w:ascii="Times New Roman" w:eastAsia="Times New Roman" w:hAnsi="Times New Roman" w:cs="Times New Roman"/>
+          <w:sz w:val="28"/>
+          <w:szCs w:val="28"/>
+          <w:lang w:eastAsia="ru-RU"/>
+        </w:rPr>
+        <w:t xml:space="preserve"> </w:t>
+      </w:r>
+      <w:r>
+        <w:rPr>
+          <w:rFonts w:ascii="Times New Roman" w:eastAsia="Times New Roman" w:hAnsi="Times New Roman" w:cs="Times New Roman"/>
+          <w:sz w:val="28"/>
+          <w:szCs w:val="28"/>
+          <w:lang w:eastAsia="ru-RU"/>
+        </w:rPr>
+        <w:t xml:space="preserve">– </w:t>
+      </w:r>
+      <w:r>
+        <w:rPr>
+          <w:rFonts w:ascii="Times New Roman" w:eastAsia="Times New Roman" w:hAnsi="Times New Roman" w:cs="Times New Roman"/>
+          <w:sz w:val="28"/>
+          <w:szCs w:val="28"/>
+          <w:lang w:eastAsia="ru-RU"/>
+        </w:rPr>
+        <w:t xml:space="preserve">вектор </w:t>
+      </w:r>
+      <w:r>
+        <w:rPr>
+          <w:rFonts w:ascii="Times New Roman" w:eastAsia="Times New Roman" w:hAnsi="Times New Roman" w:cs="Times New Roman"/>
+          <w:sz w:val="28"/>
+          <w:szCs w:val="28"/>
+          <w:lang w:eastAsia="ru-RU"/>
+        </w:rPr>
+        <w:t>информации об окружающей</w:t>
+      </w:r>
+      <w:r>
+        <w:rPr>
+          <w:rFonts w:ascii="Times New Roman" w:eastAsia="Times New Roman" w:hAnsi="Times New Roman" w:cs="Times New Roman"/>
+          <w:sz w:val="28"/>
+          <w:szCs w:val="28"/>
+          <w:lang w:eastAsia="ru-RU"/>
+        </w:rPr>
+        <w:t xml:space="preserve">, </w:t>
+      </w:r>
+      <w:r>
+        <w:rPr>
+          <w:rFonts w:ascii="Times New Roman" w:eastAsia="Times New Roman" w:hAnsi="Times New Roman" w:cs="Times New Roman"/>
+          <w:sz w:val="28"/>
+          <w:szCs w:val="28"/>
+          <w:lang w:val="en-US" w:eastAsia="ru-RU"/>
+        </w:rPr>
+        <w:t>t</w:t>
+      </w:r>
+      <w:r>
+        <w:rPr>
+          <w:rFonts w:ascii="Times New Roman" w:eastAsia="Times New Roman" w:hAnsi="Times New Roman" w:cs="Times New Roman"/>
+          <w:sz w:val="28"/>
+          <w:szCs w:val="28"/>
+          <w:lang w:eastAsia="ru-RU"/>
+        </w:rPr>
+        <w:t xml:space="preserve"> </w:t>
+      </w:r>
+      <w:r>
+        <w:rPr>
+          <w:rFonts w:ascii="Times New Roman" w:eastAsia="Times New Roman" w:hAnsi="Times New Roman" w:cs="Times New Roman"/>
+          <w:sz w:val="28"/>
+          <w:szCs w:val="28"/>
+          <w:lang w:eastAsia="ru-RU"/>
+        </w:rPr>
+        <w:t>–</w:t>
+      </w:r>
+      <w:r>
+        <w:rPr>
+          <w:rFonts w:ascii="Times New Roman" w:eastAsia="Times New Roman" w:hAnsi="Times New Roman" w:cs="Times New Roman"/>
+          <w:sz w:val="28"/>
+          <w:szCs w:val="28"/>
+          <w:lang w:eastAsia="ru-RU"/>
+        </w:rPr>
+        <w:t xml:space="preserve"> </w:t>
+      </w:r>
+      <w:r>
+        <w:rPr>
+          <w:rFonts w:ascii="Times New Roman" w:eastAsia="Times New Roman" w:hAnsi="Times New Roman" w:cs="Times New Roman"/>
+          <w:sz w:val="28"/>
+          <w:szCs w:val="28"/>
+          <w:lang w:eastAsia="ru-RU"/>
+        </w:rPr>
+        <w:t>момент времени</w:t>
+      </w:r>
+    </w:p>
+    <w:p>
+      <w:pPr>
+        <w:spacing w:after="0" w:line="240" w:lineRule="auto"/>
+        <w:ind w:firstLine="709"/>
+        <w:jc w:val="both"/>
+        <w:rPr>
+          <w:rFonts w:ascii="Times New Roman" w:eastAsia="Times New Roman" w:hAnsi="Times New Roman" w:cs="Times New Roman"/>
+          <w:sz w:val="28"/>
+          <w:szCs w:val="28"/>
+          <w:lang w:eastAsia="ru-RU"/>
+        </w:rPr>
+      </w:pPr>
+    </w:p>
+    <w:tbl>
+      <w:tblPr>
+        <w:tblStyle w:val="a6"/>
+        <w:tblW w:w="0" w:type="auto"/>
+        <w:tblLook w:val="04A0" w:firstRow="1" w:lastRow="0" w:firstColumn="1" w:lastColumn="0" w:noHBand="0" w:noVBand="1"/>
+      </w:tblPr>
+      <w:tblGrid>
+        <w:gridCol w:w="2689"/>
+        <w:gridCol w:w="4110"/>
+        <w:gridCol w:w="2546"/>
+      </w:tblGrid>
+      <w:tr>
+        <w:tc>
+          <w:tcPr>
+            <w:tcW w:w="2689" w:type="dxa"/>
+          </w:tcPr>
+          <w:p>
+            <w:pPr>
+              <w:ind w:firstLine="709"/>
+              <w:jc w:val="both"/>
+              <w:rPr>
+                <w:rFonts w:ascii="Times New Roman" w:eastAsia="Times New Roman" w:hAnsi="Times New Roman" w:cs="Times New Roman"/>
+                <w:sz w:val="28"/>
+                <w:szCs w:val="28"/>
+                <w:lang w:eastAsia="ru-RU"/>
+              </w:rPr>
+            </w:pPr>
+          </w:p>
+        </w:tc>
+        <w:tc>
+          <w:tcPr>
+            <w:tcW w:w="4110" w:type="dxa"/>
+          </w:tcPr>
+          <w:p>
+            <w:pPr>
+              <w:ind w:firstLine="709"/>
+              <w:jc w:val="both"/>
+              <w:rPr>
+                <w:rFonts w:ascii="Times New Roman" w:eastAsia="Times New Roman" w:hAnsi="Times New Roman" w:cs="Times New Roman"/>
+                <w:sz w:val="28"/>
+                <w:szCs w:val="28"/>
+                <w:lang w:eastAsia="ru-RU"/>
+              </w:rPr>
+            </w:pPr>
+            <m:oMathPara>
+              <m:oMath>
+                <m:r>
+                  <w:rPr>
+                    <w:rFonts w:ascii="Cambria Math" w:eastAsia="Times New Roman" w:hAnsi="Cambria Math" w:cs="Times New Roman"/>
+                    <w:sz w:val="28"/>
+                    <w:szCs w:val="28"/>
+                    <w:lang w:eastAsia="ru-RU"/>
+                  </w:rPr>
+                  <m:t>X</m:t>
+                </m:r>
+                <m:r>
+                  <w:rPr>
+                    <w:rFonts w:ascii="Cambria Math" w:eastAsia="Times New Roman" w:hAnsi="Cambria Math" w:cs="Times New Roman"/>
+                    <w:sz w:val="28"/>
+                    <w:szCs w:val="28"/>
+                    <w:lang w:val="en-US" w:eastAsia="ru-RU"/>
+                  </w:rPr>
+                  <m:t>=</m:t>
+                </m:r>
+                <m:r>
+                  <w:rPr>
+                    <w:rFonts w:ascii="Cambria Math" w:eastAsia="Times New Roman" w:hAnsi="Cambria Math" w:cs="Times New Roman"/>
+                    <w:sz w:val="28"/>
+                    <w:szCs w:val="28"/>
+                    <w:lang w:val="en-US" w:eastAsia="ru-RU"/>
+                  </w:rPr>
+                  <m:t>{</m:t>
+                </m:r>
+                <m:sSub>
+                  <m:sSubPr>
+                    <m:ctrlPr>
+                      <w:rPr>
+                        <w:rFonts w:ascii="Cambria Math" w:eastAsia="Times New Roman" w:hAnsi="Cambria Math" w:cs="Times New Roman"/>
+                        <w:i/>
+                        <w:sz w:val="28"/>
+                        <w:szCs w:val="28"/>
+                        <w:lang w:val="en-US" w:eastAsia="ru-RU"/>
+                      </w:rPr>
+                    </m:ctrlPr>
+                  </m:sSubPr>
+                  <m:e>
+                    <m:r>
+                      <w:rPr>
+                        <w:rFonts w:ascii="Cambria Math" w:eastAsia="Times New Roman" w:hAnsi="Cambria Math" w:cs="Times New Roman"/>
+                        <w:sz w:val="28"/>
+                        <w:szCs w:val="28"/>
+                        <w:lang w:val="en-US" w:eastAsia="ru-RU"/>
+                      </w:rPr>
+                      <m:t>x</m:t>
+                    </m:r>
+                  </m:e>
+                  <m:sub>
+                    <m:r>
+                      <w:rPr>
+                        <w:rFonts w:ascii="Cambria Math" w:eastAsia="Times New Roman" w:hAnsi="Cambria Math" w:cs="Times New Roman"/>
+                        <w:sz w:val="28"/>
+                        <w:szCs w:val="28"/>
+                        <w:lang w:val="en-US" w:eastAsia="ru-RU"/>
+                      </w:rPr>
+                      <m:t>1</m:t>
+                    </m:r>
+                  </m:sub>
+                </m:sSub>
+                <m:r>
+                  <w:rPr>
+                    <w:rFonts w:ascii="Cambria Math" w:eastAsia="Times New Roman" w:hAnsi="Cambria Math" w:cs="Times New Roman"/>
+                    <w:sz w:val="28"/>
+                    <w:szCs w:val="28"/>
+                    <w:lang w:val="en-US" w:eastAsia="ru-RU"/>
+                  </w:rPr>
+                  <m:t>,</m:t>
+                </m:r>
+                <m:sSub>
+                  <m:sSubPr>
+                    <m:ctrlPr>
+                      <w:rPr>
+                        <w:rFonts w:ascii="Cambria Math" w:eastAsia="Times New Roman" w:hAnsi="Cambria Math" w:cs="Times New Roman"/>
+                        <w:i/>
+                        <w:sz w:val="28"/>
+                        <w:szCs w:val="28"/>
+                        <w:lang w:val="en-US" w:eastAsia="ru-RU"/>
+                      </w:rPr>
+                    </m:ctrlPr>
+                  </m:sSubPr>
+                  <m:e>
+                    <m:r>
+                      <w:rPr>
+                        <w:rFonts w:ascii="Cambria Math" w:eastAsia="Times New Roman" w:hAnsi="Cambria Math" w:cs="Times New Roman"/>
+                        <w:sz w:val="28"/>
+                        <w:szCs w:val="28"/>
+                        <w:lang w:val="en-US" w:eastAsia="ru-RU"/>
+                      </w:rPr>
+                      <m:t>x</m:t>
+                    </m:r>
+                  </m:e>
+                  <m:sub>
+                    <m:r>
+                      <w:rPr>
+                        <w:rFonts w:ascii="Cambria Math" w:eastAsia="Times New Roman" w:hAnsi="Cambria Math" w:cs="Times New Roman"/>
+                        <w:sz w:val="28"/>
+                        <w:szCs w:val="28"/>
+                        <w:lang w:val="en-US" w:eastAsia="ru-RU"/>
+                      </w:rPr>
+                      <m:t>2</m:t>
+                    </m:r>
+                  </m:sub>
+                </m:sSub>
+                <m:r>
+                  <w:rPr>
+                    <w:rFonts w:ascii="Cambria Math" w:eastAsia="Times New Roman" w:hAnsi="Cambria Math" w:cs="Times New Roman"/>
+                    <w:sz w:val="28"/>
+                    <w:szCs w:val="28"/>
+                    <w:lang w:val="en-US" w:eastAsia="ru-RU"/>
+                  </w:rPr>
+                  <m:t>,…,</m:t>
+                </m:r>
+                <m:sSub>
+                  <m:sSubPr>
+                    <m:ctrlPr>
+                      <w:rPr>
+                        <w:rFonts w:ascii="Cambria Math" w:eastAsia="Times New Roman" w:hAnsi="Cambria Math" w:cs="Times New Roman"/>
+                        <w:i/>
+                        <w:sz w:val="28"/>
+                        <w:szCs w:val="28"/>
+                        <w:lang w:val="en-US" w:eastAsia="ru-RU"/>
+                      </w:rPr>
+                    </m:ctrlPr>
+                  </m:sSubPr>
+                  <m:e>
+                    <m:r>
+                      <w:rPr>
+                        <w:rFonts w:ascii="Cambria Math" w:eastAsia="Times New Roman" w:hAnsi="Cambria Math" w:cs="Times New Roman"/>
+                        <w:sz w:val="28"/>
+                        <w:szCs w:val="28"/>
+                        <w:lang w:val="en-US" w:eastAsia="ru-RU"/>
+                      </w:rPr>
+                      <m:t>x</m:t>
+                    </m:r>
+                  </m:e>
+                  <m:sub>
+                    <m:r>
+                      <w:rPr>
+                        <w:rFonts w:ascii="Cambria Math" w:eastAsia="Times New Roman" w:hAnsi="Cambria Math" w:cs="Times New Roman"/>
+                        <w:sz w:val="28"/>
+                        <w:szCs w:val="28"/>
+                        <w:lang w:val="en-US" w:eastAsia="ru-RU"/>
+                      </w:rPr>
+                      <m:t>t</m:t>
+                    </m:r>
+                  </m:sub>
+                </m:sSub>
+                <m:r>
+                  <w:rPr>
+                    <w:rFonts w:ascii="Cambria Math" w:eastAsia="Times New Roman" w:hAnsi="Cambria Math" w:cs="Times New Roman"/>
+                    <w:sz w:val="28"/>
+                    <w:szCs w:val="28"/>
+                    <w:lang w:val="en-US" w:eastAsia="ru-RU"/>
+                  </w:rPr>
+                  <m:t>}</m:t>
+                </m:r>
+              </m:oMath>
+            </m:oMathPara>
+          </w:p>
+        </w:tc>
+        <w:tc>
+          <w:tcPr>
+            <w:tcW w:w="2546" w:type="dxa"/>
+            <w:vAlign w:val="center"/>
+          </w:tcPr>
+          <w:p>
+            <w:pPr>
+              <w:ind w:firstLine="709"/>
+              <w:jc w:val="right"/>
+              <w:rPr>
+                <w:rFonts w:ascii="Times New Roman" w:eastAsia="Times New Roman" w:hAnsi="Times New Roman" w:cs="Times New Roman"/>
+                <w:sz w:val="28"/>
+                <w:szCs w:val="28"/>
+                <w:lang w:eastAsia="ru-RU"/>
+              </w:rPr>
+            </w:pPr>
+            <w:r>
+              <w:rPr>
+                <w:rFonts w:ascii="Times New Roman" w:eastAsia="Times New Roman" w:hAnsi="Times New Roman" w:cs="Times New Roman"/>
+                <w:sz w:val="28"/>
+                <w:szCs w:val="28"/>
+                <w:lang w:eastAsia="ru-RU"/>
+              </w:rPr>
+              <w:t>(1.2.</w:t>
+            </w:r>
+            <w:r>
+              <w:rPr>
+                <w:rFonts w:ascii="Times New Roman" w:eastAsia="Times New Roman" w:hAnsi="Times New Roman" w:cs="Times New Roman"/>
+                <w:sz w:val="28"/>
+                <w:szCs w:val="28"/>
+                <w:lang w:val="en-US" w:eastAsia="ru-RU"/>
+              </w:rPr>
+              <w:t>3</w:t>
+            </w:r>
+            <w:r>
+              <w:rPr>
+                <w:rFonts w:ascii="Times New Roman" w:eastAsia="Times New Roman" w:hAnsi="Times New Roman" w:cs="Times New Roman"/>
+                <w:sz w:val="28"/>
+                <w:szCs w:val="28"/>
+                <w:lang w:eastAsia="ru-RU"/>
+              </w:rPr>
+              <w:t>)</w:t>
+            </w:r>
+          </w:p>
+        </w:tc>
+      </w:tr>
+    </w:tbl>
+    <w:p>
+      <w:pPr>
+        <w:spacing w:after="0" w:line="240" w:lineRule="auto"/>
+        <w:ind w:firstLine="709"/>
+        <w:jc w:val="both"/>
+        <w:rPr>
+          <w:rFonts w:ascii="Times New Roman" w:eastAsia="Times New Roman" w:hAnsi="Times New Roman" w:cs="Times New Roman"/>
+          <w:sz w:val="28"/>
+          <w:szCs w:val="28"/>
+          <w:lang w:eastAsia="ru-RU"/>
+        </w:rPr>
+      </w:pPr>
+    </w:p>
+    <w:p>
+      <w:pPr>
+        <w:spacing w:after="0" w:line="240" w:lineRule="auto"/>
+        <w:ind w:firstLine="709"/>
+        <w:jc w:val="both"/>
+        <w:rPr>
+          <w:rFonts w:ascii="Times New Roman" w:eastAsia="Times New Roman" w:hAnsi="Times New Roman" w:cs="Times New Roman"/>
+          <w:sz w:val="28"/>
+          <w:szCs w:val="28"/>
+          <w:lang w:eastAsia="ru-RU"/>
+        </w:rPr>
+      </w:pPr>
+      <w:r>
+        <w:rPr>
+          <w:rFonts w:ascii="Times New Roman" w:eastAsia="Times New Roman" w:hAnsi="Times New Roman" w:cs="Times New Roman"/>
+          <w:sz w:val="28"/>
+          <w:szCs w:val="28"/>
+          <w:lang w:eastAsia="ru-RU"/>
+        </w:rPr>
+        <w:t xml:space="preserve">где </w:t>
+      </w:r>
+      <w:r>
+        <w:rPr>
+          <w:rFonts w:ascii="Times New Roman" w:eastAsia="Times New Roman" w:hAnsi="Times New Roman" w:cs="Times New Roman"/>
+          <w:sz w:val="28"/>
+          <w:szCs w:val="28"/>
+          <w:lang w:val="en-US" w:eastAsia="ru-RU"/>
+        </w:rPr>
+        <w:t>X</w:t>
+      </w:r>
+      <w:r>
+        <w:rPr>
+          <w:rFonts w:ascii="Times New Roman" w:eastAsia="Times New Roman" w:hAnsi="Times New Roman" w:cs="Times New Roman"/>
+          <w:sz w:val="28"/>
+          <w:szCs w:val="28"/>
+          <w:lang w:eastAsia="ru-RU"/>
+        </w:rPr>
+        <w:t xml:space="preserve"> – </w:t>
+      </w:r>
+      <w:r>
+        <w:rPr>
+          <w:rFonts w:ascii="Times New Roman" w:eastAsia="Times New Roman" w:hAnsi="Times New Roman" w:cs="Times New Roman"/>
+          <w:sz w:val="28"/>
+          <w:szCs w:val="28"/>
+          <w:lang w:eastAsia="ru-RU"/>
+        </w:rPr>
+        <w:t xml:space="preserve">вектор </w:t>
+      </w:r>
+      <w:r>
+        <w:rPr>
+          <w:rFonts w:ascii="Times New Roman" w:eastAsia="Times New Roman" w:hAnsi="Times New Roman" w:cs="Times New Roman"/>
+          <w:sz w:val="28"/>
+          <w:szCs w:val="28"/>
+          <w:lang w:eastAsia="ru-RU"/>
+        </w:rPr>
+        <w:t>данных о местоположении</w:t>
+      </w:r>
+      <w:r>
+        <w:rPr>
+          <w:rFonts w:ascii="Times New Roman" w:eastAsia="Times New Roman" w:hAnsi="Times New Roman" w:cs="Times New Roman"/>
+          <w:sz w:val="28"/>
+          <w:szCs w:val="28"/>
+          <w:lang w:eastAsia="ru-RU"/>
+        </w:rPr>
+        <w:t xml:space="preserve"> робот</w:t>
+      </w:r>
+      <w:r>
+        <w:rPr>
+          <w:rFonts w:ascii="Times New Roman" w:eastAsia="Times New Roman" w:hAnsi="Times New Roman" w:cs="Times New Roman"/>
+          <w:sz w:val="28"/>
+          <w:szCs w:val="28"/>
+          <w:lang w:eastAsia="ru-RU"/>
+        </w:rPr>
+        <w:t>а</w:t>
+      </w:r>
+      <w:r>
+        <w:rPr>
+          <w:rFonts w:ascii="Times New Roman" w:eastAsia="Times New Roman" w:hAnsi="Times New Roman" w:cs="Times New Roman"/>
+          <w:sz w:val="28"/>
+          <w:szCs w:val="28"/>
+          <w:lang w:eastAsia="ru-RU"/>
+        </w:rPr>
+        <w:t xml:space="preserve">, </w:t>
+      </w:r>
+      <w:r>
+        <w:rPr>
+          <w:rFonts w:ascii="Times New Roman" w:eastAsia="Times New Roman" w:hAnsi="Times New Roman" w:cs="Times New Roman"/>
+          <w:sz w:val="28"/>
+          <w:szCs w:val="28"/>
+          <w:lang w:val="en-US" w:eastAsia="ru-RU"/>
+        </w:rPr>
+        <w:t>t</w:t>
+      </w:r>
+      <w:r>
+        <w:rPr>
+          <w:rFonts w:ascii="Times New Roman" w:eastAsia="Times New Roman" w:hAnsi="Times New Roman" w:cs="Times New Roman"/>
+          <w:sz w:val="28"/>
+          <w:szCs w:val="28"/>
+          <w:lang w:eastAsia="ru-RU"/>
+        </w:rPr>
+        <w:t xml:space="preserve"> </w:t>
+      </w:r>
+      <w:r>
+        <w:rPr>
+          <w:rFonts w:ascii="Times New Roman" w:eastAsia="Times New Roman" w:hAnsi="Times New Roman" w:cs="Times New Roman"/>
+          <w:sz w:val="28"/>
+          <w:szCs w:val="28"/>
+          <w:lang w:eastAsia="ru-RU"/>
+        </w:rPr>
+        <w:t>–</w:t>
+      </w:r>
+      <w:r>
+        <w:rPr>
+          <w:rFonts w:ascii="Times New Roman" w:eastAsia="Times New Roman" w:hAnsi="Times New Roman" w:cs="Times New Roman"/>
+          <w:sz w:val="28"/>
+          <w:szCs w:val="28"/>
+          <w:lang w:eastAsia="ru-RU"/>
+        </w:rPr>
+        <w:t xml:space="preserve"> </w:t>
+      </w:r>
+      <w:r>
+        <w:rPr>
+          <w:rFonts w:ascii="Times New Roman" w:eastAsia="Times New Roman" w:hAnsi="Times New Roman" w:cs="Times New Roman"/>
+          <w:sz w:val="28"/>
+          <w:szCs w:val="28"/>
+          <w:lang w:eastAsia="ru-RU"/>
+        </w:rPr>
+        <w:t>момент времени</w:t>
+      </w:r>
+    </w:p>
+    <w:p>
+      <w:pPr>
+        <w:spacing w:after="0" w:line="240" w:lineRule="auto"/>
+        <w:ind w:firstLine="709"/>
+        <w:jc w:val="both"/>
+        <w:rPr>
+          <w:rFonts w:ascii="Times New Roman" w:eastAsia="Times New Roman" w:hAnsi="Times New Roman" w:cs="Times New Roman"/>
+          <w:sz w:val="28"/>
+          <w:szCs w:val="28"/>
+          <w:lang w:eastAsia="ru-RU"/>
+        </w:rPr>
+      </w:pPr>
+    </w:p>
+    <w:tbl>
+      <w:tblPr>
+        <w:tblStyle w:val="a6"/>
+        <w:tblW w:w="0" w:type="auto"/>
+        <w:tblLook w:val="04A0" w:firstRow="1" w:lastRow="0" w:firstColumn="1" w:lastColumn="0" w:noHBand="0" w:noVBand="1"/>
+      </w:tblPr>
+      <w:tblGrid>
+        <w:gridCol w:w="2689"/>
+        <w:gridCol w:w="4110"/>
+        <w:gridCol w:w="2546"/>
+      </w:tblGrid>
+      <w:tr>
+        <w:tc>
+          <w:tcPr>
+            <w:tcW w:w="2689" w:type="dxa"/>
+          </w:tcPr>
+          <w:p>
+            <w:pPr>
+              <w:ind w:firstLine="709"/>
+              <w:jc w:val="both"/>
+              <w:rPr>
+                <w:rFonts w:ascii="Times New Roman" w:eastAsia="Times New Roman" w:hAnsi="Times New Roman" w:cs="Times New Roman"/>
+                <w:sz w:val="28"/>
+                <w:szCs w:val="28"/>
+                <w:lang w:eastAsia="ru-RU"/>
+              </w:rPr>
+            </w:pPr>
+          </w:p>
+        </w:tc>
+        <w:tc>
+          <w:tcPr>
+            <w:tcW w:w="4110" w:type="dxa"/>
+          </w:tcPr>
+          <w:p>
+            <w:pPr>
+              <w:ind w:firstLine="709"/>
+              <w:jc w:val="both"/>
+              <w:rPr>
+                <w:rFonts w:ascii="Times New Roman" w:eastAsia="Times New Roman" w:hAnsi="Times New Roman" w:cs="Times New Roman"/>
+                <w:sz w:val="28"/>
+                <w:szCs w:val="28"/>
+                <w:lang w:eastAsia="ru-RU"/>
+              </w:rPr>
+            </w:pPr>
+            <m:oMathPara>
+              <m:oMath>
+                <m:r>
+                  <w:rPr>
+                    <w:rFonts w:ascii="Cambria Math" w:eastAsia="Times New Roman" w:hAnsi="Cambria Math" w:cs="Times New Roman"/>
+                    <w:sz w:val="28"/>
+                    <w:szCs w:val="28"/>
+                    <w:lang w:eastAsia="ru-RU"/>
+                  </w:rPr>
+                  <m:t>p</m:t>
+                </m:r>
+                <m:r>
+                  <w:rPr>
+                    <w:rFonts w:ascii="Cambria Math" w:eastAsia="Times New Roman" w:hAnsi="Cambria Math" w:cs="Times New Roman"/>
+                    <w:sz w:val="28"/>
+                    <w:szCs w:val="28"/>
+                    <w:lang w:val="en-US" w:eastAsia="ru-RU"/>
+                  </w:rPr>
+                  <m:t>(X, m|Z , U)</m:t>
+                </m:r>
+              </m:oMath>
+            </m:oMathPara>
+          </w:p>
+        </w:tc>
+        <w:tc>
+          <w:tcPr>
+            <w:tcW w:w="2546" w:type="dxa"/>
+            <w:vAlign w:val="center"/>
+          </w:tcPr>
+          <w:p>
+            <w:pPr>
+              <w:ind w:firstLine="709"/>
+              <w:jc w:val="right"/>
+              <w:rPr>
+                <w:rFonts w:ascii="Times New Roman" w:eastAsia="Times New Roman" w:hAnsi="Times New Roman" w:cs="Times New Roman"/>
+                <w:sz w:val="28"/>
+                <w:szCs w:val="28"/>
+                <w:lang w:eastAsia="ru-RU"/>
+              </w:rPr>
+            </w:pPr>
+            <w:r>
+              <w:rPr>
+                <w:rFonts w:ascii="Times New Roman" w:eastAsia="Times New Roman" w:hAnsi="Times New Roman" w:cs="Times New Roman"/>
+                <w:sz w:val="28"/>
+                <w:szCs w:val="28"/>
+                <w:lang w:eastAsia="ru-RU"/>
+              </w:rPr>
+              <w:t>(1.2.</w:t>
+            </w:r>
+            <w:r>
+              <w:rPr>
+                <w:rFonts w:ascii="Times New Roman" w:eastAsia="Times New Roman" w:hAnsi="Times New Roman" w:cs="Times New Roman"/>
+                <w:sz w:val="28"/>
+                <w:szCs w:val="28"/>
+                <w:lang w:eastAsia="ru-RU"/>
+              </w:rPr>
+              <w:t>4</w:t>
+            </w:r>
+            <w:r>
+              <w:rPr>
+                <w:rFonts w:ascii="Times New Roman" w:eastAsia="Times New Roman" w:hAnsi="Times New Roman" w:cs="Times New Roman"/>
+                <w:sz w:val="28"/>
+                <w:szCs w:val="28"/>
+                <w:lang w:eastAsia="ru-RU"/>
+              </w:rPr>
+              <w:t>)</w:t>
+            </w:r>
+          </w:p>
+        </w:tc>
+      </w:tr>
+    </w:tbl>
+    <w:p>
+      <w:pPr>
+        <w:spacing w:after="0" w:line="240" w:lineRule="auto"/>
+        <w:ind w:firstLine="709"/>
+        <w:jc w:val="both"/>
+        <w:rPr>
+          <w:rFonts w:ascii="Times New Roman" w:eastAsia="Times New Roman" w:hAnsi="Times New Roman" w:cs="Times New Roman"/>
+          <w:sz w:val="28"/>
+          <w:szCs w:val="28"/>
+          <w:lang w:eastAsia="ru-RU"/>
+        </w:rPr>
+      </w:pPr>
+    </w:p>
+    <w:p>
+      <w:pPr>
+        <w:spacing w:after="0" w:line="240" w:lineRule="auto"/>
+        <w:ind w:firstLine="709"/>
+        <w:jc w:val="both"/>
+        <w:rPr>
+          <w:rFonts w:ascii="Times New Roman" w:eastAsia="Times New Roman" w:hAnsi="Times New Roman" w:cs="Times New Roman"/>
+          <w:sz w:val="28"/>
+          <w:szCs w:val="28"/>
+          <w:lang w:eastAsia="ru-RU"/>
+        </w:rPr>
+      </w:pPr>
+      <w:r>
+        <w:rPr>
+          <w:rFonts w:ascii="Times New Roman" w:eastAsia="Times New Roman" w:hAnsi="Times New Roman" w:cs="Times New Roman"/>
+          <w:sz w:val="28"/>
+          <w:szCs w:val="28"/>
+          <w:lang w:eastAsia="ru-RU"/>
+        </w:rPr>
+        <w:t xml:space="preserve">где </w:t>
+      </w:r>
+      <w:r>
+        <w:rPr>
+          <w:rFonts w:ascii="Times New Roman" w:eastAsia="Times New Roman" w:hAnsi="Times New Roman" w:cs="Times New Roman"/>
+          <w:sz w:val="28"/>
+          <w:szCs w:val="28"/>
+          <w:lang w:val="en-US" w:eastAsia="ru-RU"/>
+        </w:rPr>
+        <w:t>p</w:t>
+      </w:r>
+      <w:r>
+        <w:rPr>
+          <w:rFonts w:ascii="Times New Roman" w:eastAsia="Times New Roman" w:hAnsi="Times New Roman" w:cs="Times New Roman"/>
+          <w:sz w:val="28"/>
+          <w:szCs w:val="28"/>
+          <w:lang w:eastAsia="ru-RU"/>
+        </w:rPr>
+        <w:t xml:space="preserve"> –</w:t>
+      </w:r>
+      <w:r>
+        <w:rPr>
+          <w:rFonts w:ascii="Times New Roman" w:eastAsia="Times New Roman" w:hAnsi="Times New Roman" w:cs="Times New Roman"/>
+          <w:sz w:val="28"/>
+          <w:szCs w:val="28"/>
+          <w:lang w:eastAsia="ru-RU"/>
+        </w:rPr>
+        <w:t xml:space="preserve"> функция построения карты окружающей среды, </w:t>
+      </w:r>
+      <w:r>
+        <w:rPr>
+          <w:rFonts w:ascii="Times New Roman" w:eastAsia="Times New Roman" w:hAnsi="Times New Roman" w:cs="Times New Roman"/>
+          <w:sz w:val="28"/>
+          <w:szCs w:val="28"/>
+          <w:lang w:val="en-US" w:eastAsia="ru-RU"/>
+        </w:rPr>
+        <w:t>m</w:t>
+      </w:r>
+      <w:r>
+        <w:rPr>
+          <w:rFonts w:ascii="Times New Roman" w:eastAsia="Times New Roman" w:hAnsi="Times New Roman" w:cs="Times New Roman"/>
+          <w:sz w:val="28"/>
+          <w:szCs w:val="28"/>
+          <w:lang w:eastAsia="ru-RU"/>
+        </w:rPr>
+        <w:t xml:space="preserve"> </w:t>
+      </w:r>
+      <w:r>
+        <w:rPr>
+          <w:rFonts w:ascii="Times New Roman" w:eastAsia="Times New Roman" w:hAnsi="Times New Roman" w:cs="Times New Roman"/>
+          <w:sz w:val="28"/>
+          <w:szCs w:val="28"/>
+          <w:lang w:eastAsia="ru-RU"/>
+        </w:rPr>
+        <w:t>–</w:t>
+      </w:r>
+      <w:r>
+        <w:rPr>
+          <w:rFonts w:ascii="Times New Roman" w:eastAsia="Times New Roman" w:hAnsi="Times New Roman" w:cs="Times New Roman"/>
+          <w:sz w:val="28"/>
+          <w:szCs w:val="28"/>
+          <w:lang w:eastAsia="ru-RU"/>
+        </w:rPr>
+        <w:t xml:space="preserve"> </w:t>
+      </w:r>
+      <w:r>
+        <w:rPr>
+          <w:rFonts w:ascii="Times New Roman" w:eastAsia="Times New Roman" w:hAnsi="Times New Roman" w:cs="Times New Roman"/>
+          <w:sz w:val="28"/>
+          <w:szCs w:val="28"/>
+          <w:lang w:eastAsia="ru-RU"/>
+        </w:rPr>
+        <w:t>построенная карта.</w:t>
+      </w:r>
+    </w:p>
+    <w:p>
+      <w:pPr>
+        <w:spacing w:after="0" w:line="240" w:lineRule="auto"/>
+        <w:ind w:firstLine="709"/>
+        <w:jc w:val="both"/>
+        <w:rPr>
+          <w:rFonts w:ascii="Times New Roman" w:eastAsia="Times New Roman" w:hAnsi="Times New Roman" w:cs="Times New Roman"/>
+          <w:sz w:val="28"/>
+          <w:szCs w:val="28"/>
+          <w:lang w:eastAsia="ru-RU"/>
+        </w:rPr>
+      </w:pPr>
     </w:p>
     <w:p>
       <w:pPr>
@@ -7430,79 +9202,61 @@
           <w:szCs w:val="28"/>
           <w:lang w:eastAsia="ru-RU"/>
         </w:rPr>
-        <w:t>2</w:t>
-      </w:r>
-      <w:r>
-        <w:rPr>
-          <w:rFonts w:ascii="Times New Roman" w:eastAsia="Times New Roman" w:hAnsi="Times New Roman" w:cs="Times New Roman"/>
-          <w:sz w:val="28"/>
-          <w:szCs w:val="28"/>
-          <w:lang w:eastAsia="ru-RU"/>
-        </w:rPr>
-        <w:t xml:space="preserve">) </w:t>
-      </w:r>
-      <w:r>
-        <w:rPr>
-          <w:rFonts w:ascii="Times New Roman" w:eastAsia="Times New Roman" w:hAnsi="Times New Roman" w:cs="Times New Roman"/>
-          <w:sz w:val="28"/>
-          <w:szCs w:val="28"/>
-          <w:lang w:eastAsia="ru-RU"/>
-        </w:rPr>
-        <w:t>Инерциальный модуль (</w:t>
-      </w:r>
-      <w:r>
-        <w:rPr>
-          <w:rFonts w:ascii="Times New Roman" w:eastAsia="Times New Roman" w:hAnsi="Times New Roman" w:cs="Times New Roman"/>
-          <w:sz w:val="28"/>
-          <w:szCs w:val="28"/>
-          <w:lang w:val="en-US" w:eastAsia="ru-RU"/>
-        </w:rPr>
-        <w:t>IMU</w:t>
-      </w:r>
-      <w:r>
-        <w:rPr>
-          <w:rFonts w:ascii="Times New Roman" w:eastAsia="Times New Roman" w:hAnsi="Times New Roman" w:cs="Times New Roman"/>
-          <w:sz w:val="28"/>
-          <w:szCs w:val="28"/>
-          <w:lang w:eastAsia="ru-RU"/>
-        </w:rPr>
-        <w:t>)</w:t>
-      </w:r>
-      <w:r>
-        <w:rPr>
-          <w:rFonts w:ascii="Times New Roman" w:eastAsia="Times New Roman" w:hAnsi="Times New Roman" w:cs="Times New Roman"/>
-          <w:sz w:val="28"/>
-          <w:szCs w:val="28"/>
-          <w:lang w:eastAsia="ru-RU"/>
-        </w:rPr>
-        <w:t xml:space="preserve"> получает</w:t>
-      </w:r>
-      <w:r>
-        <w:rPr>
-          <w:rFonts w:ascii="Times New Roman" w:eastAsia="Times New Roman" w:hAnsi="Times New Roman" w:cs="Times New Roman"/>
-          <w:sz w:val="28"/>
-          <w:szCs w:val="28"/>
-          <w:lang w:eastAsia="ru-RU"/>
-        </w:rPr>
-        <w:t xml:space="preserve"> </w:t>
-      </w:r>
-      <w:r>
-        <w:rPr>
-          <w:rFonts w:ascii="Times New Roman" w:eastAsia="Times New Roman" w:hAnsi="Times New Roman" w:cs="Times New Roman"/>
-          <w:sz w:val="28"/>
-          <w:szCs w:val="28"/>
-          <w:lang w:eastAsia="ru-RU"/>
-        </w:rPr>
-        <w:t xml:space="preserve">данные </w:t>
-      </w:r>
-      <w:r>
-        <w:rPr>
-          <w:rFonts w:ascii="Times New Roman" w:eastAsia="Times New Roman" w:hAnsi="Times New Roman" w:cs="Times New Roman"/>
-          <w:sz w:val="28"/>
-          <w:szCs w:val="28"/>
-          <w:lang w:eastAsia="ru-RU"/>
-        </w:rPr>
-        <w:t>об ускорении и углах поворота шасси.</w:t>
+        <w:t>Данные, собираемые</w:t>
+      </w:r>
+      <w:r>
+        <w:rPr>
+          <w:rFonts w:ascii="Times New Roman" w:eastAsia="Times New Roman" w:hAnsi="Times New Roman" w:cs="Times New Roman"/>
+          <w:sz w:val="28"/>
+          <w:szCs w:val="28"/>
+          <w:lang w:eastAsia="ru-RU"/>
+        </w:rPr>
+        <w:t xml:space="preserve"> и корректируемые</w:t>
+      </w:r>
+      <w:r>
+        <w:rPr>
+          <w:rFonts w:ascii="Times New Roman" w:eastAsia="Times New Roman" w:hAnsi="Times New Roman" w:cs="Times New Roman"/>
+          <w:sz w:val="28"/>
+          <w:szCs w:val="28"/>
+          <w:lang w:eastAsia="ru-RU"/>
+        </w:rPr>
+        <w:t xml:space="preserve"> в ходе построения карт, называются одометрией. Они фиксируют перемещение автономного робота относительно исходного положения и накапливают вероятностную ошибку по данным сенсоров. </w:t>
+      </w:r>
+      <w:r>
+        <w:rPr>
+          <w:rFonts w:ascii="Times New Roman" w:eastAsia="Times New Roman" w:hAnsi="Times New Roman" w:cs="Times New Roman"/>
+          <w:sz w:val="28"/>
+          <w:szCs w:val="28"/>
+          <w:lang w:eastAsia="ru-RU"/>
+        </w:rPr>
+        <w:t>Сенсоры</w:t>
+      </w:r>
+      <w:r>
+        <w:rPr>
+          <w:rFonts w:ascii="Times New Roman" w:eastAsia="Times New Roman" w:hAnsi="Times New Roman" w:cs="Times New Roman"/>
+          <w:sz w:val="28"/>
+          <w:szCs w:val="28"/>
+          <w:lang w:eastAsia="ru-RU"/>
+        </w:rPr>
+        <w:t xml:space="preserve"> имеют</w:t>
+      </w:r>
+      <w:r>
+        <w:rPr>
+          <w:rFonts w:ascii="Times New Roman" w:eastAsia="Times New Roman" w:hAnsi="Times New Roman" w:cs="Times New Roman"/>
+          <w:sz w:val="28"/>
+          <w:szCs w:val="28"/>
+          <w:lang w:eastAsia="ru-RU"/>
+        </w:rPr>
+        <w:t xml:space="preserve"> различные характеристики и типы передаваемых данных</w:t>
+      </w:r>
+      <w:r>
+        <w:rPr>
+          <w:rFonts w:ascii="Times New Roman" w:eastAsia="Times New Roman" w:hAnsi="Times New Roman" w:cs="Times New Roman"/>
+          <w:sz w:val="28"/>
+          <w:szCs w:val="28"/>
+          <w:lang w:eastAsia="ru-RU"/>
+        </w:rPr>
+        <w:t>. Существует несколько общих разновидностей:</w:t>
       </w:r>
     </w:p>
     <w:p>
@@ -7524,16 +9278,124 @@
           <w:szCs w:val="28"/>
           <w:lang w:eastAsia="ru-RU"/>
         </w:rPr>
-        <w:t xml:space="preserve">3) </w:t>
-      </w:r>
-      <w:r>
-        <w:rPr>
-          <w:rFonts w:ascii="Times New Roman" w:eastAsia="Times New Roman" w:hAnsi="Times New Roman" w:cs="Times New Roman"/>
-          <w:sz w:val="28"/>
-          <w:szCs w:val="28"/>
-          <w:lang w:eastAsia="ru-RU"/>
-        </w:rPr>
-        <w:t>Видеокамеры позволяют получить информацию на подобие человеческого глаза.</w:t>
+        <w:t>1</w:t>
+      </w:r>
+      <w:r>
+        <w:rPr>
+          <w:rFonts w:ascii="Times New Roman" w:eastAsia="Times New Roman" w:hAnsi="Times New Roman" w:cs="Times New Roman"/>
+          <w:sz w:val="28"/>
+          <w:szCs w:val="28"/>
+          <w:lang w:eastAsia="ru-RU"/>
+        </w:rPr>
+        <w:t xml:space="preserve">) </w:t>
+      </w:r>
+      <w:r>
+        <w:rPr>
+          <w:rFonts w:ascii="Times New Roman" w:eastAsia="Times New Roman" w:hAnsi="Times New Roman" w:cs="Times New Roman"/>
+          <w:sz w:val="28"/>
+          <w:szCs w:val="28"/>
+          <w:lang w:eastAsia="ru-RU"/>
+        </w:rPr>
+        <w:t>Ла</w:t>
+      </w:r>
+      <w:r>
+        <w:rPr>
+          <w:rFonts w:ascii="Times New Roman" w:eastAsia="Times New Roman" w:hAnsi="Times New Roman" w:cs="Times New Roman"/>
+          <w:sz w:val="28"/>
+          <w:szCs w:val="28"/>
+          <w:lang w:eastAsia="ru-RU"/>
+        </w:rPr>
+        <w:t>зерн</w:t>
+      </w:r>
+      <w:r>
+        <w:rPr>
+          <w:rFonts w:ascii="Times New Roman" w:eastAsia="Times New Roman" w:hAnsi="Times New Roman" w:cs="Times New Roman"/>
+          <w:sz w:val="28"/>
+          <w:szCs w:val="28"/>
+          <w:lang w:eastAsia="ru-RU"/>
+        </w:rPr>
+        <w:t>ый</w:t>
+      </w:r>
+      <w:r>
+        <w:rPr>
+          <w:rFonts w:ascii="Times New Roman" w:eastAsia="Times New Roman" w:hAnsi="Times New Roman" w:cs="Times New Roman"/>
+          <w:sz w:val="28"/>
+          <w:szCs w:val="28"/>
+          <w:lang w:eastAsia="ru-RU"/>
+        </w:rPr>
+        <w:t xml:space="preserve"> дальномер (</w:t>
+      </w:r>
+      <w:r>
+        <w:rPr>
+          <w:rFonts w:ascii="Times New Roman" w:eastAsia="Times New Roman" w:hAnsi="Times New Roman" w:cs="Times New Roman"/>
+          <w:sz w:val="28"/>
+          <w:szCs w:val="28"/>
+          <w:lang w:val="en-US" w:eastAsia="ru-RU"/>
+        </w:rPr>
+        <w:t>LiDAR</w:t>
+      </w:r>
+      <w:r>
+        <w:rPr>
+          <w:rFonts w:ascii="Times New Roman" w:eastAsia="Times New Roman" w:hAnsi="Times New Roman" w:cs="Times New Roman"/>
+          <w:sz w:val="28"/>
+          <w:szCs w:val="28"/>
+          <w:lang w:eastAsia="ru-RU"/>
+        </w:rPr>
+        <w:t>)</w:t>
+      </w:r>
+      <w:r>
+        <w:rPr>
+          <w:rFonts w:ascii="Times New Roman" w:eastAsia="Times New Roman" w:hAnsi="Times New Roman" w:cs="Times New Roman"/>
+          <w:sz w:val="28"/>
+          <w:szCs w:val="28"/>
+          <w:lang w:eastAsia="ru-RU"/>
+        </w:rPr>
+        <w:t xml:space="preserve"> </w:t>
+      </w:r>
+      <w:r>
+        <w:rPr>
+          <w:rFonts w:ascii="Times New Roman" w:eastAsia="Times New Roman" w:hAnsi="Times New Roman" w:cs="Times New Roman"/>
+          <w:sz w:val="28"/>
+          <w:szCs w:val="28"/>
+          <w:lang w:eastAsia="ru-RU"/>
+        </w:rPr>
+        <w:t>используется для</w:t>
+      </w:r>
+      <w:r>
+        <w:rPr>
+          <w:rFonts w:ascii="Times New Roman" w:eastAsia="Times New Roman" w:hAnsi="Times New Roman" w:cs="Times New Roman"/>
+          <w:sz w:val="28"/>
+          <w:szCs w:val="28"/>
+          <w:lang w:eastAsia="ru-RU"/>
+        </w:rPr>
+        <w:t xml:space="preserve"> измерения расстояния до объектов, создавая облако точек</w:t>
+      </w:r>
+      <w:r>
+        <w:rPr>
+          <w:rFonts w:ascii="Times New Roman" w:eastAsia="Times New Roman" w:hAnsi="Times New Roman" w:cs="Times New Roman"/>
+          <w:sz w:val="28"/>
+          <w:szCs w:val="28"/>
+          <w:lang w:eastAsia="ru-RU"/>
+        </w:rPr>
+        <w:t xml:space="preserve">, получаемых за счет длины </w:t>
+      </w:r>
+      <w:r>
+        <w:rPr>
+          <w:rFonts w:ascii="Times New Roman" w:eastAsia="Times New Roman" w:hAnsi="Times New Roman" w:cs="Times New Roman"/>
+          <w:sz w:val="28"/>
+          <w:szCs w:val="28"/>
+          <w:lang w:eastAsia="ru-RU"/>
+        </w:rPr>
+        <w:t>лазерных импульсов</w:t>
+      </w:r>
+      <w:r>
+        <w:rPr>
+          <w:rFonts w:ascii="Times New Roman" w:eastAsia="Times New Roman" w:hAnsi="Times New Roman" w:cs="Times New Roman"/>
+          <w:sz w:val="28"/>
+          <w:szCs w:val="28"/>
+          <w:lang w:eastAsia="ru-RU"/>
+        </w:rPr>
+        <w:t>;</w:t>
       </w:r>
     </w:p>
     <w:p>
@@ -7555,7 +9417,179 @@
           <w:szCs w:val="28"/>
           <w:lang w:eastAsia="ru-RU"/>
         </w:rPr>
-        <w:t>Исследователи в ходе моделирования нескольких алгоритмов выявили следующие критерии оценивания: наличие ошибки рассогласования, точность на различных дистанциях, сложность алгоритма и влияние внешней среды. Перечисленные характеристики позволяют выбрать наиболее оптимальный алгоритм управления мобильным колесным роботом для поставленной задачи. Прежде всего необходимо учитывать воздействие человека на управление тележкой, поскольку достичь полной автономности транспортных средств без вмешательства человека практически невозможно. Функциональная схема навигационной системы, представленная в публикации, изображена на рисунке 1.1.</w:t>
+        <w:lastRenderedPageBreak/>
+        <w:t>2</w:t>
+      </w:r>
+      <w:r>
+        <w:rPr>
+          <w:rFonts w:ascii="Times New Roman" w:eastAsia="Times New Roman" w:hAnsi="Times New Roman" w:cs="Times New Roman"/>
+          <w:sz w:val="28"/>
+          <w:szCs w:val="28"/>
+          <w:lang w:eastAsia="ru-RU"/>
+        </w:rPr>
+        <w:t xml:space="preserve">) </w:t>
+      </w:r>
+      <w:r>
+        <w:rPr>
+          <w:rFonts w:ascii="Times New Roman" w:eastAsia="Times New Roman" w:hAnsi="Times New Roman" w:cs="Times New Roman"/>
+          <w:sz w:val="28"/>
+          <w:szCs w:val="28"/>
+          <w:lang w:eastAsia="ru-RU"/>
+        </w:rPr>
+        <w:t>Инерциальный модуль (</w:t>
+      </w:r>
+      <w:r>
+        <w:rPr>
+          <w:rFonts w:ascii="Times New Roman" w:eastAsia="Times New Roman" w:hAnsi="Times New Roman" w:cs="Times New Roman"/>
+          <w:sz w:val="28"/>
+          <w:szCs w:val="28"/>
+          <w:lang w:val="en-US" w:eastAsia="ru-RU"/>
+        </w:rPr>
+        <w:t>IMU</w:t>
+      </w:r>
+      <w:r>
+        <w:rPr>
+          <w:rFonts w:ascii="Times New Roman" w:eastAsia="Times New Roman" w:hAnsi="Times New Roman" w:cs="Times New Roman"/>
+          <w:sz w:val="28"/>
+          <w:szCs w:val="28"/>
+          <w:lang w:eastAsia="ru-RU"/>
+        </w:rPr>
+        <w:t>)</w:t>
+      </w:r>
+      <w:r>
+        <w:rPr>
+          <w:rFonts w:ascii="Times New Roman" w:eastAsia="Times New Roman" w:hAnsi="Times New Roman" w:cs="Times New Roman"/>
+          <w:sz w:val="28"/>
+          <w:szCs w:val="28"/>
+          <w:lang w:eastAsia="ru-RU"/>
+        </w:rPr>
+        <w:t xml:space="preserve"> </w:t>
+      </w:r>
+      <w:r>
+        <w:rPr>
+          <w:rFonts w:ascii="Times New Roman" w:eastAsia="Times New Roman" w:hAnsi="Times New Roman" w:cs="Times New Roman"/>
+          <w:sz w:val="28"/>
+          <w:szCs w:val="28"/>
+          <w:lang w:eastAsia="ru-RU"/>
+        </w:rPr>
+        <w:t>включает в себя совокупность</w:t>
+      </w:r>
+      <w:r>
+        <w:rPr>
+          <w:rFonts w:ascii="Times New Roman" w:eastAsia="Times New Roman" w:hAnsi="Times New Roman" w:cs="Times New Roman"/>
+          <w:sz w:val="28"/>
+          <w:szCs w:val="28"/>
+          <w:lang w:eastAsia="ru-RU"/>
+        </w:rPr>
+        <w:t xml:space="preserve"> </w:t>
+      </w:r>
+      <w:r>
+        <w:rPr>
+          <w:rFonts w:ascii="Times New Roman" w:eastAsia="Times New Roman" w:hAnsi="Times New Roman" w:cs="Times New Roman"/>
+          <w:sz w:val="28"/>
+          <w:szCs w:val="28"/>
+          <w:lang w:eastAsia="ru-RU"/>
+        </w:rPr>
+        <w:t>данны</w:t>
+      </w:r>
+      <w:r>
+        <w:rPr>
+          <w:rFonts w:ascii="Times New Roman" w:eastAsia="Times New Roman" w:hAnsi="Times New Roman" w:cs="Times New Roman"/>
+          <w:sz w:val="28"/>
+          <w:szCs w:val="28"/>
+          <w:lang w:eastAsia="ru-RU"/>
+        </w:rPr>
+        <w:t>х</w:t>
+      </w:r>
+      <w:r>
+        <w:rPr>
+          <w:rFonts w:ascii="Times New Roman" w:eastAsia="Times New Roman" w:hAnsi="Times New Roman" w:cs="Times New Roman"/>
+          <w:sz w:val="28"/>
+          <w:szCs w:val="28"/>
+          <w:lang w:eastAsia="ru-RU"/>
+        </w:rPr>
+        <w:t xml:space="preserve"> </w:t>
+      </w:r>
+      <w:r>
+        <w:rPr>
+          <w:rFonts w:ascii="Times New Roman" w:eastAsia="Times New Roman" w:hAnsi="Times New Roman" w:cs="Times New Roman"/>
+          <w:sz w:val="28"/>
+          <w:szCs w:val="28"/>
+          <w:lang w:eastAsia="ru-RU"/>
+        </w:rPr>
+        <w:t>о</w:t>
+      </w:r>
+      <w:r>
+        <w:rPr>
+          <w:rFonts w:ascii="Times New Roman" w:eastAsia="Times New Roman" w:hAnsi="Times New Roman" w:cs="Times New Roman"/>
+          <w:sz w:val="28"/>
+          <w:szCs w:val="28"/>
+          <w:lang w:eastAsia="ru-RU"/>
+        </w:rPr>
+        <w:t xml:space="preserve"> линейном</w:t>
+      </w:r>
+      <w:r>
+        <w:rPr>
+          <w:rFonts w:ascii="Times New Roman" w:eastAsia="Times New Roman" w:hAnsi="Times New Roman" w:cs="Times New Roman"/>
+          <w:sz w:val="28"/>
+          <w:szCs w:val="28"/>
+          <w:lang w:eastAsia="ru-RU"/>
+        </w:rPr>
+        <w:t xml:space="preserve"> ускорении </w:t>
+      </w:r>
+      <w:r>
+        <w:rPr>
+          <w:rFonts w:ascii="Times New Roman" w:eastAsia="Times New Roman" w:hAnsi="Times New Roman" w:cs="Times New Roman"/>
+          <w:sz w:val="28"/>
+          <w:szCs w:val="28"/>
+          <w:lang w:eastAsia="ru-RU"/>
+        </w:rPr>
+        <w:t xml:space="preserve">с помощью акселерометра, гироскоп измеряет изменение </w:t>
+      </w:r>
+      <w:r>
+        <w:rPr>
+          <w:rFonts w:ascii="Times New Roman" w:eastAsia="Times New Roman" w:hAnsi="Times New Roman" w:cs="Times New Roman"/>
+          <w:sz w:val="28"/>
+          <w:szCs w:val="28"/>
+          <w:lang w:eastAsia="ru-RU"/>
+        </w:rPr>
+        <w:t>угл</w:t>
+      </w:r>
+      <w:r>
+        <w:rPr>
+          <w:rFonts w:ascii="Times New Roman" w:eastAsia="Times New Roman" w:hAnsi="Times New Roman" w:cs="Times New Roman"/>
+          <w:sz w:val="28"/>
+          <w:szCs w:val="28"/>
+          <w:lang w:eastAsia="ru-RU"/>
+        </w:rPr>
+        <w:t>овой скорости (например, изменение угла</w:t>
+      </w:r>
+      <w:r>
+        <w:rPr>
+          <w:rFonts w:ascii="Times New Roman" w:eastAsia="Times New Roman" w:hAnsi="Times New Roman" w:cs="Times New Roman"/>
+          <w:sz w:val="28"/>
+          <w:szCs w:val="28"/>
+          <w:lang w:eastAsia="ru-RU"/>
+        </w:rPr>
+        <w:t xml:space="preserve"> поворота шасси</w:t>
+      </w:r>
+      <w:r>
+        <w:rPr>
+          <w:rFonts w:ascii="Times New Roman" w:eastAsia="Times New Roman" w:hAnsi="Times New Roman" w:cs="Times New Roman"/>
+          <w:sz w:val="28"/>
+          <w:szCs w:val="28"/>
+          <w:lang w:eastAsia="ru-RU"/>
+        </w:rPr>
+        <w:t>) и в ряде случаев улавливает магнитное поле Земли</w:t>
+      </w:r>
+      <w:r>
+        <w:rPr>
+          <w:rFonts w:ascii="Times New Roman" w:eastAsia="Times New Roman" w:hAnsi="Times New Roman" w:cs="Times New Roman"/>
+          <w:sz w:val="28"/>
+          <w:szCs w:val="28"/>
+          <w:lang w:eastAsia="ru-RU"/>
+        </w:rPr>
+        <w:t>;</w:t>
       </w:r>
     </w:p>
     <w:p>
@@ -7570,6 +9604,112 @@
           <w:lang w:eastAsia="ru-RU"/>
         </w:rPr>
       </w:pPr>
+      <w:r>
+        <w:rPr>
+          <w:rFonts w:ascii="Times New Roman" w:eastAsia="Times New Roman" w:hAnsi="Times New Roman" w:cs="Times New Roman"/>
+          <w:sz w:val="28"/>
+          <w:szCs w:val="28"/>
+          <w:lang w:eastAsia="ru-RU"/>
+        </w:rPr>
+        <w:t xml:space="preserve">3) </w:t>
+      </w:r>
+      <w:r>
+        <w:rPr>
+          <w:rFonts w:ascii="Times New Roman" w:eastAsia="Times New Roman" w:hAnsi="Times New Roman" w:cs="Times New Roman"/>
+          <w:sz w:val="28"/>
+          <w:szCs w:val="28"/>
+          <w:lang w:eastAsia="ru-RU"/>
+        </w:rPr>
+        <w:t>Видеосенсоры позволяют захватывать визуальную информацию об окружающем мире и обрабатывать ее с помощью программных средств в комплексе системы технического зрения.</w:t>
+      </w:r>
+    </w:p>
+    <w:p>
+      <w:pPr>
+        <w:spacing w:after="0" w:line="360" w:lineRule="auto"/>
+        <w:ind w:firstLine="709"/>
+        <w:jc w:val="both"/>
+        <w:rPr>
+          <w:rFonts w:ascii="Times New Roman" w:eastAsia="Times New Roman" w:hAnsi="Times New Roman" w:cs="Times New Roman"/>
+          <w:sz w:val="28"/>
+          <w:szCs w:val="28"/>
+          <w:lang w:eastAsia="ru-RU"/>
+        </w:rPr>
+      </w:pPr>
+      <w:r>
+        <w:rPr>
+          <w:rFonts w:ascii="Times New Roman" w:eastAsia="Times New Roman" w:hAnsi="Times New Roman" w:cs="Times New Roman"/>
+          <w:sz w:val="28"/>
+          <w:szCs w:val="28"/>
+          <w:lang w:eastAsia="ru-RU"/>
+        </w:rPr>
+        <w:t xml:space="preserve">Функциональная схема </w:t>
+      </w:r>
+      <w:r>
+        <w:rPr>
+          <w:rFonts w:ascii="Times New Roman" w:eastAsia="Times New Roman" w:hAnsi="Times New Roman" w:cs="Times New Roman"/>
+          <w:sz w:val="28"/>
+          <w:szCs w:val="28"/>
+          <w:lang w:eastAsia="ru-RU"/>
+        </w:rPr>
+        <w:t xml:space="preserve">классической реализации алгоритма </w:t>
+      </w:r>
+      <w:r>
+        <w:rPr>
+          <w:rFonts w:ascii="Times New Roman" w:eastAsia="Times New Roman" w:hAnsi="Times New Roman" w:cs="Times New Roman"/>
+          <w:sz w:val="28"/>
+          <w:szCs w:val="28"/>
+          <w:lang w:val="en-US" w:eastAsia="ru-RU"/>
+        </w:rPr>
+        <w:t>SLAM</w:t>
+      </w:r>
+      <w:r>
+        <w:rPr>
+          <w:rFonts w:ascii="Times New Roman" w:eastAsia="Times New Roman" w:hAnsi="Times New Roman" w:cs="Times New Roman"/>
+          <w:sz w:val="28"/>
+          <w:szCs w:val="28"/>
+          <w:lang w:eastAsia="ru-RU"/>
+        </w:rPr>
+        <w:t xml:space="preserve"> представлена</w:t>
+      </w:r>
+      <w:r>
+        <w:rPr>
+          <w:rFonts w:ascii="Times New Roman" w:eastAsia="Times New Roman" w:hAnsi="Times New Roman" w:cs="Times New Roman"/>
+          <w:sz w:val="28"/>
+          <w:szCs w:val="28"/>
+          <w:lang w:eastAsia="ru-RU"/>
+        </w:rPr>
+        <w:t xml:space="preserve"> на рисунке 1.</w:t>
+      </w:r>
+      <w:r>
+        <w:rPr>
+          <w:rFonts w:ascii="Times New Roman" w:eastAsia="Times New Roman" w:hAnsi="Times New Roman" w:cs="Times New Roman"/>
+          <w:sz w:val="28"/>
+          <w:szCs w:val="28"/>
+          <w:lang w:eastAsia="ru-RU"/>
+        </w:rPr>
+        <w:t>2.</w:t>
+      </w:r>
+      <w:r>
+        <w:rPr>
+          <w:rFonts w:ascii="Times New Roman" w:eastAsia="Times New Roman" w:hAnsi="Times New Roman" w:cs="Times New Roman"/>
+          <w:sz w:val="28"/>
+          <w:szCs w:val="28"/>
+          <w:lang w:eastAsia="ru-RU"/>
+        </w:rPr>
+        <w:t>1.</w:t>
+      </w:r>
+    </w:p>
+    <w:p>
+      <w:pPr>
+        <w:spacing w:after="0" w:line="240" w:lineRule="auto"/>
+        <w:jc w:val="both"/>
+        <w:rPr>
+          <w:rFonts w:ascii="Times New Roman" w:eastAsia="Times New Roman" w:hAnsi="Times New Roman" w:cs="Times New Roman"/>
+          <w:sz w:val="28"/>
+          <w:szCs w:val="28"/>
+          <w:lang w:eastAsia="ru-RU"/>
+        </w:rPr>
+      </w:pPr>
     </w:p>
     <w:p>
       <w:pPr>
@@ -7590,12 +9730,11 @@
           <w:szCs w:val="28"/>
           <w:lang w:eastAsia="ru-RU"/>
         </w:rPr>
-        <w:lastRenderedPageBreak/>
         <w:drawing>
-          <wp:inline distT="0" distB="0" distL="0" distR="0" wp14:anchorId="4E16D878" wp14:editId="5D7B6123">
-            <wp:extent cx="5412353" cy="3852000"/>
-            <wp:effectExtent l="0" t="0" r="0" b="0"/>
-            <wp:docPr id="8" name="Рисунок 8"/>
+          <wp:inline distT="0" distB="0" distL="0" distR="0" wp14:anchorId="60945437" wp14:editId="3461EC1F">
+            <wp:extent cx="4780424" cy="3132000"/>
+            <wp:effectExtent l="0" t="0" r="1270" b="0"/>
+            <wp:docPr id="7" name="Рисунок 7"/>
             <wp:cNvGraphicFramePr>
               <a:graphicFrameLocks xmlns:a="http://schemas.openxmlformats.org/drawingml/2006/main" noChangeAspect="1"/>
             </wp:cNvGraphicFramePr>
@@ -7603,23 +9742,36 @@
               <a:graphicData uri="http://schemas.openxmlformats.org/drawingml/2006/picture">
                 <pic:pic xmlns:pic="http://schemas.openxmlformats.org/drawingml/2006/picture">
                   <pic:nvPicPr>
-                    <pic:cNvPr id="1" name=""/>
-                    <pic:cNvPicPr/>
+                    <pic:cNvPr id="0" name="Picture 7"/>
+                    <pic:cNvPicPr>
+                      <a:picLocks noChangeAspect="1" noChangeArrowheads="1"/>
+                    </pic:cNvPicPr>
                   </pic:nvPicPr>
                   <pic:blipFill>
-                    <a:blip r:embed="rId10"/>
+                    <a:blip r:embed="rId10">
+                      <a:extLst>
+                        <a:ext uri="{28A0092B-C50C-407E-A947-70E740481C1C}">
+                          <a14:useLocalDpi xmlns:a14="http://schemas.microsoft.com/office/drawing/2010/main" val="0"/>
+                        </a:ext>
+                      </a:extLst>
+                    </a:blip>
+                    <a:srcRect/>
                     <a:stretch>
                       <a:fillRect/>
                     </a:stretch>
                   </pic:blipFill>
-                  <pic:spPr>
+                  <pic:spPr bwMode="auto">
                     <a:xfrm>
                       <a:off x="0" y="0"/>
-                      <a:ext cx="5412353" cy="3852000"/>
+                      <a:ext cx="4780424" cy="3132000"/>
                     </a:xfrm>
                     <a:prstGeom prst="rect">
                       <a:avLst/>
                     </a:prstGeom>
+                    <a:noFill/>
+                    <a:ln>
+                      <a:noFill/>
+                    </a:ln>
                   </pic:spPr>
                 </pic:pic>
               </a:graphicData>
@@ -7627,6 +9779,16 @@
           </wp:inline>
         </w:drawing>
       </w:r>
+      <w:r>
+        <w:rPr>
+          <w:rFonts w:ascii="Times New Roman" w:eastAsia="Times New Roman" w:hAnsi="Times New Roman" w:cs="Times New Roman"/>
+          <w:noProof/>
+          <w:sz w:val="28"/>
+          <w:szCs w:val="28"/>
+          <w:lang w:eastAsia="ru-RU"/>
+        </w:rPr>
+        <w:t xml:space="preserve"> </w:t>
+      </w:r>
     </w:p>
     <w:p>
       <w:pPr>
@@ -7658,7 +9820,43 @@
           <w:szCs w:val="24"/>
           <w:lang w:eastAsia="ru-RU"/>
         </w:rPr>
-        <w:t>Рисунок 1.1 – Функциональная схема навигации мобильного колесного робота</w:t>
+        <w:t>Рисунок 1.</w:t>
+      </w:r>
+      <w:r>
+        <w:rPr>
+          <w:rFonts w:ascii="Times New Roman" w:eastAsia="Times New Roman" w:hAnsi="Times New Roman" w:cs="Times New Roman"/>
+          <w:sz w:val="24"/>
+          <w:szCs w:val="24"/>
+          <w:lang w:eastAsia="ru-RU"/>
+        </w:rPr>
+        <w:t>2.1</w:t>
+      </w:r>
+      <w:r>
+        <w:rPr>
+          <w:rFonts w:ascii="Times New Roman" w:eastAsia="Times New Roman" w:hAnsi="Times New Roman" w:cs="Times New Roman"/>
+          <w:sz w:val="24"/>
+          <w:szCs w:val="24"/>
+          <w:lang w:eastAsia="ru-RU"/>
+        </w:rPr>
+        <w:t xml:space="preserve"> – </w:t>
+      </w:r>
+      <w:r>
+        <w:rPr>
+          <w:rFonts w:ascii="Times New Roman" w:eastAsia="Times New Roman" w:hAnsi="Times New Roman" w:cs="Times New Roman"/>
+          <w:sz w:val="24"/>
+          <w:szCs w:val="24"/>
+          <w:lang w:eastAsia="ru-RU"/>
+        </w:rPr>
+        <w:t xml:space="preserve">Классическая реализация подхода </w:t>
+      </w:r>
+      <w:r>
+        <w:rPr>
+          <w:rFonts w:ascii="Times New Roman" w:eastAsia="Times New Roman" w:hAnsi="Times New Roman" w:cs="Times New Roman"/>
+          <w:sz w:val="24"/>
+          <w:szCs w:val="24"/>
+          <w:lang w:val="en-US" w:eastAsia="ru-RU"/>
+        </w:rPr>
+        <w:t>SLAM</w:t>
       </w:r>
     </w:p>
     <w:p>
@@ -7692,7 +9890,313 @@
           <w:szCs w:val="28"/>
           <w:lang w:eastAsia="ru-RU"/>
         </w:rPr>
-        <w:t>В статье [2] авторами представлена подробная математическая модель движения автономного робота по нелинейной и изменяемой траектории. Она содержит в себе элементы нелинейного динамического управления движением робота, адаптивных алгоритмов под изменяемую модель внешних воздействий: вода, асфальтированная дорога, грунт. Основная цель данного алгоритма – идентификация внешних воздействий на управление, адаптация под изменяемую среду и стабилизация объекта на трассе, снижая парирование отклонений от исходной траектории движения тележки.</w:t>
+        <w:t xml:space="preserve">Рассмотрим ряд существующих решений на основе классического подхода </w:t>
+      </w:r>
+      <w:r>
+        <w:rPr>
+          <w:rFonts w:ascii="Times New Roman" w:eastAsia="Times New Roman" w:hAnsi="Times New Roman" w:cs="Times New Roman"/>
+          <w:sz w:val="28"/>
+          <w:szCs w:val="28"/>
+          <w:lang w:val="en-US" w:eastAsia="ru-RU"/>
+        </w:rPr>
+        <w:t>SLAM</w:t>
+      </w:r>
+      <w:r>
+        <w:rPr>
+          <w:rFonts w:ascii="Times New Roman" w:eastAsia="Times New Roman" w:hAnsi="Times New Roman" w:cs="Times New Roman"/>
+          <w:sz w:val="28"/>
+          <w:szCs w:val="28"/>
+          <w:lang w:eastAsia="ru-RU"/>
+        </w:rPr>
+        <w:t xml:space="preserve">, которые используют данные дальномера и </w:t>
+      </w:r>
+      <w:r>
+        <w:rPr>
+          <w:rFonts w:ascii="Times New Roman" w:eastAsia="Times New Roman" w:hAnsi="Times New Roman" w:cs="Times New Roman"/>
+          <w:sz w:val="28"/>
+          <w:szCs w:val="28"/>
+          <w:lang w:val="en-US" w:eastAsia="ru-RU"/>
+        </w:rPr>
+        <w:t>IMU</w:t>
+      </w:r>
+      <w:r>
+        <w:rPr>
+          <w:rFonts w:ascii="Times New Roman" w:eastAsia="Times New Roman" w:hAnsi="Times New Roman" w:cs="Times New Roman"/>
+          <w:sz w:val="28"/>
+          <w:szCs w:val="28"/>
+          <w:lang w:eastAsia="ru-RU"/>
+        </w:rPr>
+        <w:t xml:space="preserve"> в качестве основного источника</w:t>
+      </w:r>
+      <w:r>
+        <w:rPr>
+          <w:rFonts w:ascii="Times New Roman" w:eastAsia="Times New Roman" w:hAnsi="Times New Roman" w:cs="Times New Roman"/>
+          <w:sz w:val="28"/>
+          <w:szCs w:val="28"/>
+          <w:lang w:eastAsia="ru-RU"/>
+        </w:rPr>
+        <w:t>.</w:t>
+      </w:r>
+      <w:r>
+        <w:rPr>
+          <w:rFonts w:ascii="Times New Roman" w:eastAsia="Times New Roman" w:hAnsi="Times New Roman" w:cs="Times New Roman"/>
+          <w:sz w:val="28"/>
+          <w:szCs w:val="28"/>
+          <w:lang w:eastAsia="ru-RU"/>
+        </w:rPr>
+        <w:t xml:space="preserve"> Таковыми</w:t>
+      </w:r>
+      <w:r>
+        <w:rPr>
+          <w:rFonts w:ascii="Times New Roman" w:eastAsia="Times New Roman" w:hAnsi="Times New Roman" w:cs="Times New Roman"/>
+          <w:sz w:val="28"/>
+          <w:szCs w:val="28"/>
+          <w:lang w:eastAsia="ru-RU"/>
+        </w:rPr>
+        <w:t xml:space="preserve"> </w:t>
+      </w:r>
+      <w:r>
+        <w:rPr>
+          <w:rFonts w:ascii="Times New Roman" w:eastAsia="Times New Roman" w:hAnsi="Times New Roman" w:cs="Times New Roman"/>
+          <w:sz w:val="28"/>
+          <w:szCs w:val="28"/>
+          <w:lang w:eastAsia="ru-RU"/>
+        </w:rPr>
+        <w:t>можно</w:t>
+      </w:r>
+      <w:r>
+        <w:rPr>
+          <w:rFonts w:ascii="Times New Roman" w:eastAsia="Times New Roman" w:hAnsi="Times New Roman" w:cs="Times New Roman"/>
+          <w:sz w:val="28"/>
+          <w:szCs w:val="28"/>
+          <w:lang w:eastAsia="ru-RU"/>
+        </w:rPr>
+        <w:t xml:space="preserve"> </w:t>
+      </w:r>
+      <w:r>
+        <w:rPr>
+          <w:rFonts w:ascii="Times New Roman" w:eastAsia="Times New Roman" w:hAnsi="Times New Roman" w:cs="Times New Roman"/>
+          <w:sz w:val="28"/>
+          <w:szCs w:val="28"/>
+          <w:lang w:eastAsia="ru-RU"/>
+        </w:rPr>
+        <w:t>выделить</w:t>
+      </w:r>
+      <w:r>
+        <w:rPr>
+          <w:rFonts w:ascii="Times New Roman" w:eastAsia="Times New Roman" w:hAnsi="Times New Roman" w:cs="Times New Roman"/>
+          <w:sz w:val="28"/>
+          <w:szCs w:val="28"/>
+          <w:lang w:eastAsia="ru-RU"/>
+        </w:rPr>
+        <w:t xml:space="preserve"> </w:t>
+      </w:r>
+      <w:r>
+        <w:rPr>
+          <w:rFonts w:ascii="Times New Roman" w:eastAsia="Times New Roman" w:hAnsi="Times New Roman" w:cs="Times New Roman"/>
+          <w:sz w:val="28"/>
+          <w:szCs w:val="28"/>
+          <w:lang w:val="en-US" w:eastAsia="ru-RU"/>
+        </w:rPr>
+        <w:t>HectorSLAM</w:t>
+      </w:r>
+      <w:r>
+        <w:rPr>
+          <w:rFonts w:ascii="Times New Roman" w:eastAsia="Times New Roman" w:hAnsi="Times New Roman" w:cs="Times New Roman"/>
+          <w:sz w:val="28"/>
+          <w:szCs w:val="28"/>
+          <w:lang w:eastAsia="ru-RU"/>
+        </w:rPr>
+        <w:t xml:space="preserve">, </w:t>
+      </w:r>
+      <w:r>
+        <w:rPr>
+          <w:rFonts w:ascii="Times New Roman" w:eastAsia="Times New Roman" w:hAnsi="Times New Roman" w:cs="Times New Roman"/>
+          <w:sz w:val="28"/>
+          <w:szCs w:val="28"/>
+          <w:lang w:val="en-US" w:eastAsia="ru-RU"/>
+        </w:rPr>
+        <w:t>Google</w:t>
+      </w:r>
+      <w:r>
+        <w:rPr>
+          <w:rFonts w:ascii="Times New Roman" w:eastAsia="Times New Roman" w:hAnsi="Times New Roman" w:cs="Times New Roman"/>
+          <w:sz w:val="28"/>
+          <w:szCs w:val="28"/>
+          <w:lang w:eastAsia="ru-RU"/>
+        </w:rPr>
+        <w:t xml:space="preserve"> </w:t>
+      </w:r>
+      <w:r>
+        <w:rPr>
+          <w:rFonts w:ascii="Times New Roman" w:eastAsia="Times New Roman" w:hAnsi="Times New Roman" w:cs="Times New Roman"/>
+          <w:sz w:val="28"/>
+          <w:szCs w:val="28"/>
+          <w:lang w:val="en-US" w:eastAsia="ru-RU"/>
+        </w:rPr>
+        <w:t>Cartografer</w:t>
+      </w:r>
+      <w:r>
+        <w:rPr>
+          <w:rFonts w:ascii="Times New Roman" w:eastAsia="Times New Roman" w:hAnsi="Times New Roman" w:cs="Times New Roman"/>
+          <w:sz w:val="28"/>
+          <w:szCs w:val="28"/>
+          <w:lang w:eastAsia="ru-RU"/>
+        </w:rPr>
+        <w:t xml:space="preserve">, </w:t>
+      </w:r>
+      <w:r>
+        <w:rPr>
+          <w:rFonts w:ascii="Times New Roman" w:eastAsia="Times New Roman" w:hAnsi="Times New Roman" w:cs="Times New Roman"/>
+          <w:sz w:val="28"/>
+          <w:szCs w:val="28"/>
+          <w:lang w:val="en-US" w:eastAsia="ru-RU"/>
+        </w:rPr>
+        <w:t>GMapping</w:t>
+      </w:r>
+      <w:r>
+        <w:rPr>
+          <w:rFonts w:ascii="Times New Roman" w:eastAsia="Times New Roman" w:hAnsi="Times New Roman" w:cs="Times New Roman"/>
+          <w:sz w:val="28"/>
+          <w:szCs w:val="28"/>
+          <w:lang w:eastAsia="ru-RU"/>
+        </w:rPr>
+        <w:t xml:space="preserve">, </w:t>
+      </w:r>
+      <w:r>
+        <w:rPr>
+          <w:rFonts w:ascii="Times New Roman" w:eastAsia="Times New Roman" w:hAnsi="Times New Roman" w:cs="Times New Roman"/>
+          <w:sz w:val="28"/>
+          <w:szCs w:val="28"/>
+          <w:lang w:val="en-US" w:eastAsia="ru-RU"/>
+        </w:rPr>
+        <w:t>Fast</w:t>
+      </w:r>
+      <w:r>
+        <w:rPr>
+          <w:rFonts w:ascii="Times New Roman" w:eastAsia="Times New Roman" w:hAnsi="Times New Roman" w:cs="Times New Roman"/>
+          <w:sz w:val="28"/>
+          <w:szCs w:val="28"/>
+          <w:lang w:eastAsia="ru-RU"/>
+        </w:rPr>
+        <w:t>-</w:t>
+      </w:r>
+      <w:r>
+        <w:rPr>
+          <w:rFonts w:ascii="Times New Roman" w:eastAsia="Times New Roman" w:hAnsi="Times New Roman" w:cs="Times New Roman"/>
+          <w:sz w:val="28"/>
+          <w:szCs w:val="28"/>
+          <w:lang w:val="en-US" w:eastAsia="ru-RU"/>
+        </w:rPr>
+        <w:t>LIO</w:t>
+      </w:r>
+      <w:r>
+        <w:rPr>
+          <w:rFonts w:ascii="Times New Roman" w:eastAsia="Times New Roman" w:hAnsi="Times New Roman" w:cs="Times New Roman"/>
+          <w:sz w:val="28"/>
+          <w:szCs w:val="28"/>
+          <w:lang w:eastAsia="ru-RU"/>
+        </w:rPr>
+        <w:t xml:space="preserve">, </w:t>
+      </w:r>
+      <w:r>
+        <w:rPr>
+          <w:rFonts w:ascii="Times New Roman" w:eastAsia="Times New Roman" w:hAnsi="Times New Roman" w:cs="Times New Roman"/>
+          <w:sz w:val="28"/>
+          <w:szCs w:val="28"/>
+          <w:lang w:val="en-US" w:eastAsia="ru-RU"/>
+        </w:rPr>
+        <w:t>Fast</w:t>
+      </w:r>
+      <w:r>
+        <w:rPr>
+          <w:rFonts w:ascii="Times New Roman" w:eastAsia="Times New Roman" w:hAnsi="Times New Roman" w:cs="Times New Roman"/>
+          <w:sz w:val="28"/>
+          <w:szCs w:val="28"/>
+          <w:lang w:eastAsia="ru-RU"/>
+        </w:rPr>
+        <w:t>-</w:t>
+      </w:r>
+      <w:r>
+        <w:rPr>
+          <w:rFonts w:ascii="Times New Roman" w:eastAsia="Times New Roman" w:hAnsi="Times New Roman" w:cs="Times New Roman"/>
+          <w:sz w:val="28"/>
+          <w:szCs w:val="28"/>
+          <w:lang w:val="en-US" w:eastAsia="ru-RU"/>
+        </w:rPr>
+        <w:t>LIO</w:t>
+      </w:r>
+      <w:r>
+        <w:rPr>
+          <w:rFonts w:ascii="Times New Roman" w:eastAsia="Times New Roman" w:hAnsi="Times New Roman" w:cs="Times New Roman"/>
+          <w:sz w:val="28"/>
+          <w:szCs w:val="28"/>
+          <w:lang w:eastAsia="ru-RU"/>
+        </w:rPr>
+        <w:t xml:space="preserve">2 </w:t>
+      </w:r>
+      <w:r>
+        <w:rPr>
+          <w:rFonts w:ascii="Times New Roman" w:eastAsia="Times New Roman" w:hAnsi="Times New Roman" w:cs="Times New Roman"/>
+          <w:sz w:val="28"/>
+          <w:szCs w:val="28"/>
+          <w:lang w:eastAsia="ru-RU"/>
+        </w:rPr>
+        <w:t>и</w:t>
+      </w:r>
+      <w:r>
+        <w:rPr>
+          <w:rFonts w:ascii="Times New Roman" w:eastAsia="Times New Roman" w:hAnsi="Times New Roman" w:cs="Times New Roman"/>
+          <w:sz w:val="28"/>
+          <w:szCs w:val="28"/>
+          <w:lang w:eastAsia="ru-RU"/>
+        </w:rPr>
+        <w:t xml:space="preserve"> </w:t>
+      </w:r>
+      <w:r>
+        <w:rPr>
+          <w:rFonts w:ascii="Times New Roman" w:eastAsia="Times New Roman" w:hAnsi="Times New Roman" w:cs="Times New Roman"/>
+          <w:sz w:val="28"/>
+          <w:szCs w:val="28"/>
+          <w:lang w:eastAsia="ru-RU"/>
+        </w:rPr>
+        <w:t>т</w:t>
+      </w:r>
+      <w:r>
+        <w:rPr>
+          <w:rFonts w:ascii="Times New Roman" w:eastAsia="Times New Roman" w:hAnsi="Times New Roman" w:cs="Times New Roman"/>
+          <w:sz w:val="28"/>
+          <w:szCs w:val="28"/>
+          <w:lang w:eastAsia="ru-RU"/>
+        </w:rPr>
+        <w:t>.</w:t>
+      </w:r>
+      <w:r>
+        <w:rPr>
+          <w:rFonts w:ascii="Times New Roman" w:eastAsia="Times New Roman" w:hAnsi="Times New Roman" w:cs="Times New Roman"/>
+          <w:sz w:val="28"/>
+          <w:szCs w:val="28"/>
+          <w:lang w:eastAsia="ru-RU"/>
+        </w:rPr>
+        <w:t>д</w:t>
+      </w:r>
+      <w:r>
+        <w:rPr>
+          <w:rFonts w:ascii="Times New Roman" w:eastAsia="Times New Roman" w:hAnsi="Times New Roman" w:cs="Times New Roman"/>
+          <w:sz w:val="28"/>
+          <w:szCs w:val="28"/>
+          <w:lang w:eastAsia="ru-RU"/>
+        </w:rPr>
+        <w:t xml:space="preserve">. </w:t>
+      </w:r>
+      <w:r>
+        <w:rPr>
+          <w:rFonts w:ascii="Times New Roman" w:eastAsia="Times New Roman" w:hAnsi="Times New Roman" w:cs="Times New Roman"/>
+          <w:sz w:val="28"/>
+          <w:szCs w:val="28"/>
+          <w:lang w:eastAsia="ru-RU"/>
+        </w:rPr>
+        <w:t>Перечисленные решения являются широко используемыми в теоретических и практических исследованиях.</w:t>
       </w:r>
     </w:p>
     <w:p>
@@ -7714,7 +10218,52 @@
           <w:szCs w:val="28"/>
           <w:lang w:eastAsia="ru-RU"/>
         </w:rPr>
-        <w:t xml:space="preserve">В первую очередь авторы преобразуют нелинейные модели робота к системе задачно-ориентированных координат: выделяются матрицы связи угла вращения колес относительно центра масс, поступательное движение и расчет линейной и угловой скоростей в системе пространства состояний. Далее производится синтез алгоритма управления путем формирования матрицы состояния и управления тележкой, производится моделирование системы с влиянием шумовых характеристик и внешних воздействий. Авторы </w:t>
+        <w:t xml:space="preserve">Алгоритм </w:t>
+      </w:r>
+      <w:r>
+        <w:rPr>
+          <w:rFonts w:ascii="Times New Roman" w:eastAsia="Times New Roman" w:hAnsi="Times New Roman" w:cs="Times New Roman"/>
+          <w:sz w:val="28"/>
+          <w:szCs w:val="28"/>
+          <w:lang w:val="en-US" w:eastAsia="ru-RU"/>
+        </w:rPr>
+        <w:t>Google</w:t>
+      </w:r>
+      <w:r>
+        <w:rPr>
+          <w:rFonts w:ascii="Times New Roman" w:eastAsia="Times New Roman" w:hAnsi="Times New Roman" w:cs="Times New Roman"/>
+          <w:sz w:val="28"/>
+          <w:szCs w:val="28"/>
+          <w:lang w:eastAsia="ru-RU"/>
+        </w:rPr>
+        <w:t xml:space="preserve"> </w:t>
+      </w:r>
+      <w:r>
+        <w:rPr>
+          <w:rFonts w:ascii="Times New Roman" w:eastAsia="Times New Roman" w:hAnsi="Times New Roman" w:cs="Times New Roman"/>
+          <w:sz w:val="28"/>
+          <w:szCs w:val="28"/>
+          <w:lang w:val="en-US" w:eastAsia="ru-RU"/>
+        </w:rPr>
+        <w:t>Cartografer</w:t>
+      </w:r>
+      <w:r>
+        <w:rPr>
+          <w:rFonts w:ascii="Times New Roman" w:eastAsia="Times New Roman" w:hAnsi="Times New Roman" w:cs="Times New Roman"/>
+          <w:sz w:val="28"/>
+          <w:szCs w:val="28"/>
+          <w:lang w:eastAsia="ru-RU"/>
+        </w:rPr>
+        <w:t xml:space="preserve"> </w:t>
+      </w:r>
+      <w:r>
+        <w:rPr>
+          <w:rFonts w:ascii="Times New Roman" w:eastAsia="Times New Roman" w:hAnsi="Times New Roman" w:cs="Times New Roman"/>
+          <w:sz w:val="28"/>
+          <w:szCs w:val="28"/>
+          <w:lang w:eastAsia="ru-RU"/>
+        </w:rPr>
+        <w:t xml:space="preserve">позволяет выполнить двумерное построение модели пространства в виде сетки с расширением карты 5 см за </w:t>
       </w:r>
       <w:r>
         <w:rPr>
@@ -7724,7 +10273,626 @@
           <w:lang w:eastAsia="ru-RU"/>
         </w:rPr>
         <w:lastRenderedPageBreak/>
-        <w:t>статьи выделяют желаемые параметры моделирования для достижения наилучших характеристик.</w:t>
+        <w:t xml:space="preserve">счет применения графов. </w:t>
+      </w:r>
+      <w:r>
+        <w:rPr>
+          <w:rFonts w:ascii="Times New Roman" w:eastAsia="Times New Roman" w:hAnsi="Times New Roman" w:cs="Times New Roman"/>
+          <w:sz w:val="28"/>
+          <w:szCs w:val="28"/>
+          <w:lang w:eastAsia="ru-RU"/>
+        </w:rPr>
+        <w:t xml:space="preserve">Решение строит карту в местности с похожими друг на друга объектами. Это выделяет данный алгоритм среди большинства, поскольку остальные алгоритмы </w:t>
+      </w:r>
+      <w:r>
+        <w:rPr>
+          <w:rFonts w:ascii="Times New Roman" w:eastAsia="Times New Roman" w:hAnsi="Times New Roman" w:cs="Times New Roman"/>
+          <w:sz w:val="28"/>
+          <w:szCs w:val="28"/>
+          <w:lang w:val="en-US" w:eastAsia="ru-RU"/>
+        </w:rPr>
+        <w:t>SLAM</w:t>
+      </w:r>
+      <w:r>
+        <w:rPr>
+          <w:rFonts w:ascii="Times New Roman" w:eastAsia="Times New Roman" w:hAnsi="Times New Roman" w:cs="Times New Roman"/>
+          <w:sz w:val="28"/>
+          <w:szCs w:val="28"/>
+          <w:lang w:eastAsia="ru-RU"/>
+        </w:rPr>
+        <w:t xml:space="preserve"> </w:t>
+      </w:r>
+      <w:r>
+        <w:rPr>
+          <w:rFonts w:ascii="Times New Roman" w:eastAsia="Times New Roman" w:hAnsi="Times New Roman" w:cs="Times New Roman"/>
+          <w:sz w:val="28"/>
+          <w:szCs w:val="28"/>
+          <w:lang w:eastAsia="ru-RU"/>
+        </w:rPr>
+        <w:t>имеют высокую сложность обработки идентичных объектов.</w:t>
+      </w:r>
+    </w:p>
+    <w:p>
+      <w:pPr>
+        <w:spacing w:after="0" w:line="360" w:lineRule="auto"/>
+        <w:ind w:firstLine="709"/>
+        <w:jc w:val="both"/>
+        <w:rPr>
+          <w:rFonts w:ascii="Times New Roman" w:eastAsia="Times New Roman" w:hAnsi="Times New Roman" w:cs="Times New Roman"/>
+          <w:sz w:val="28"/>
+          <w:szCs w:val="28"/>
+          <w:lang w:eastAsia="ru-RU"/>
+        </w:rPr>
+      </w:pPr>
+      <w:r>
+        <w:rPr>
+          <w:rFonts w:ascii="Times New Roman" w:eastAsia="Times New Roman" w:hAnsi="Times New Roman" w:cs="Times New Roman"/>
+          <w:sz w:val="28"/>
+          <w:szCs w:val="28"/>
+          <w:lang w:val="en-US" w:eastAsia="ru-RU"/>
+        </w:rPr>
+        <w:t>GMapping</w:t>
+      </w:r>
+      <w:r>
+        <w:rPr>
+          <w:rFonts w:ascii="Times New Roman" w:eastAsia="Times New Roman" w:hAnsi="Times New Roman" w:cs="Times New Roman"/>
+          <w:sz w:val="28"/>
+          <w:szCs w:val="28"/>
+          <w:lang w:eastAsia="ru-RU"/>
+        </w:rPr>
+        <w:t xml:space="preserve"> </w:t>
+      </w:r>
+      <w:r>
+        <w:rPr>
+          <w:rFonts w:ascii="Times New Roman" w:eastAsia="Times New Roman" w:hAnsi="Times New Roman" w:cs="Times New Roman"/>
+          <w:sz w:val="28"/>
+          <w:szCs w:val="28"/>
+          <w:lang w:eastAsia="ru-RU"/>
+        </w:rPr>
+        <w:t xml:space="preserve">использует многогипотезное построение карты в виде сетки занятости с использованием рекурсивного фильтра частиц Рао-Блэквелла. </w:t>
+      </w:r>
+      <w:r>
+        <w:rPr>
+          <w:rFonts w:ascii="Times New Roman" w:eastAsia="Times New Roman" w:hAnsi="Times New Roman" w:cs="Times New Roman"/>
+          <w:sz w:val="28"/>
+          <w:szCs w:val="28"/>
+          <w:lang w:eastAsia="ru-RU"/>
+        </w:rPr>
+        <w:t>&lt;</w:t>
+      </w:r>
+      <w:r>
+        <w:rPr>
+          <w:rFonts w:ascii="Times New Roman" w:eastAsia="Times New Roman" w:hAnsi="Times New Roman" w:cs="Times New Roman"/>
+          <w:sz w:val="28"/>
+          <w:szCs w:val="28"/>
+          <w:lang w:eastAsia="ru-RU"/>
+        </w:rPr>
+        <w:t>дописать</w:t>
+      </w:r>
+      <w:r>
+        <w:rPr>
+          <w:rFonts w:ascii="Times New Roman" w:eastAsia="Times New Roman" w:hAnsi="Times New Roman" w:cs="Times New Roman"/>
+          <w:sz w:val="28"/>
+          <w:szCs w:val="28"/>
+          <w:lang w:eastAsia="ru-RU"/>
+        </w:rPr>
+        <w:t xml:space="preserve">&gt;. </w:t>
+      </w:r>
+      <w:r>
+        <w:rPr>
+          <w:rFonts w:ascii="Times New Roman" w:eastAsia="Times New Roman" w:hAnsi="Times New Roman" w:cs="Times New Roman"/>
+          <w:sz w:val="28"/>
+          <w:szCs w:val="28"/>
+          <w:lang w:eastAsia="ru-RU"/>
+        </w:rPr>
+        <w:t xml:space="preserve">Данный алгоритм является одним из основных в программных модулях-пакетах для построения систем на основе </w:t>
+      </w:r>
+      <w:r>
+        <w:rPr>
+          <w:rFonts w:ascii="Times New Roman" w:eastAsia="Times New Roman" w:hAnsi="Times New Roman" w:cs="Times New Roman"/>
+          <w:sz w:val="28"/>
+          <w:szCs w:val="28"/>
+          <w:lang w:val="en-US" w:eastAsia="ru-RU"/>
+        </w:rPr>
+        <w:t>Robot</w:t>
+      </w:r>
+      <w:r>
+        <w:rPr>
+          <w:rFonts w:ascii="Times New Roman" w:eastAsia="Times New Roman" w:hAnsi="Times New Roman" w:cs="Times New Roman"/>
+          <w:sz w:val="28"/>
+          <w:szCs w:val="28"/>
+          <w:lang w:eastAsia="ru-RU"/>
+        </w:rPr>
+        <w:t xml:space="preserve"> </w:t>
+      </w:r>
+      <w:r>
+        <w:rPr>
+          <w:rFonts w:ascii="Times New Roman" w:eastAsia="Times New Roman" w:hAnsi="Times New Roman" w:cs="Times New Roman"/>
+          <w:sz w:val="28"/>
+          <w:szCs w:val="28"/>
+          <w:lang w:val="en-US" w:eastAsia="ru-RU"/>
+        </w:rPr>
+        <w:t>Operation</w:t>
+      </w:r>
+      <w:r>
+        <w:rPr>
+          <w:rFonts w:ascii="Times New Roman" w:eastAsia="Times New Roman" w:hAnsi="Times New Roman" w:cs="Times New Roman"/>
+          <w:sz w:val="28"/>
+          <w:szCs w:val="28"/>
+          <w:lang w:eastAsia="ru-RU"/>
+        </w:rPr>
+        <w:t xml:space="preserve"> </w:t>
+      </w:r>
+      <w:r>
+        <w:rPr>
+          <w:rFonts w:ascii="Times New Roman" w:eastAsia="Times New Roman" w:hAnsi="Times New Roman" w:cs="Times New Roman"/>
+          <w:sz w:val="28"/>
+          <w:szCs w:val="28"/>
+          <w:lang w:val="en-US" w:eastAsia="ru-RU"/>
+        </w:rPr>
+        <w:t>System</w:t>
+      </w:r>
+      <w:r>
+        <w:rPr>
+          <w:rFonts w:ascii="Times New Roman" w:eastAsia="Times New Roman" w:hAnsi="Times New Roman" w:cs="Times New Roman"/>
+          <w:sz w:val="28"/>
+          <w:szCs w:val="28"/>
+          <w:lang w:eastAsia="ru-RU"/>
+        </w:rPr>
+        <w:t xml:space="preserve"> (</w:t>
+      </w:r>
+      <w:r>
+        <w:rPr>
+          <w:rFonts w:ascii="Times New Roman" w:eastAsia="Times New Roman" w:hAnsi="Times New Roman" w:cs="Times New Roman"/>
+          <w:sz w:val="28"/>
+          <w:szCs w:val="28"/>
+          <w:lang w:val="en-US" w:eastAsia="ru-RU"/>
+        </w:rPr>
+        <w:t>ROS</w:t>
+      </w:r>
+      <w:r>
+        <w:rPr>
+          <w:rFonts w:ascii="Times New Roman" w:eastAsia="Times New Roman" w:hAnsi="Times New Roman" w:cs="Times New Roman"/>
+          <w:sz w:val="28"/>
+          <w:szCs w:val="28"/>
+          <w:lang w:eastAsia="ru-RU"/>
+        </w:rPr>
+        <w:t xml:space="preserve">). </w:t>
+      </w:r>
+    </w:p>
+    <w:p>
+      <w:pPr>
+        <w:spacing w:after="0" w:line="360" w:lineRule="auto"/>
+        <w:ind w:firstLine="709"/>
+        <w:jc w:val="both"/>
+        <w:rPr>
+          <w:rFonts w:ascii="Times New Roman" w:eastAsia="Times New Roman" w:hAnsi="Times New Roman" w:cs="Times New Roman"/>
+          <w:i/>
+          <w:sz w:val="28"/>
+          <w:szCs w:val="28"/>
+          <w:lang w:eastAsia="ru-RU"/>
+        </w:rPr>
+      </w:pPr>
+      <w:r>
+        <w:rPr>
+          <w:rFonts w:ascii="Times New Roman" w:eastAsia="Times New Roman" w:hAnsi="Times New Roman" w:cs="Times New Roman"/>
+          <w:sz w:val="28"/>
+          <w:szCs w:val="28"/>
+          <w:lang w:eastAsia="ru-RU"/>
+        </w:rPr>
+        <w:t>Алгоритмы</w:t>
+      </w:r>
+      <w:r>
+        <w:rPr>
+          <w:rFonts w:ascii="Times New Roman" w:eastAsia="Times New Roman" w:hAnsi="Times New Roman" w:cs="Times New Roman"/>
+          <w:sz w:val="28"/>
+          <w:szCs w:val="28"/>
+          <w:lang w:eastAsia="ru-RU"/>
+        </w:rPr>
+        <w:t xml:space="preserve"> </w:t>
+      </w:r>
+      <w:r>
+        <w:rPr>
+          <w:rFonts w:ascii="Times New Roman" w:eastAsia="Times New Roman" w:hAnsi="Times New Roman" w:cs="Times New Roman"/>
+          <w:sz w:val="28"/>
+          <w:szCs w:val="28"/>
+          <w:lang w:val="en-US" w:eastAsia="ru-RU"/>
+        </w:rPr>
+        <w:t>Fast</w:t>
+      </w:r>
+      <w:r>
+        <w:rPr>
+          <w:rFonts w:ascii="Times New Roman" w:eastAsia="Times New Roman" w:hAnsi="Times New Roman" w:cs="Times New Roman"/>
+          <w:sz w:val="28"/>
+          <w:szCs w:val="28"/>
+          <w:lang w:eastAsia="ru-RU"/>
+        </w:rPr>
+        <w:t>-</w:t>
+      </w:r>
+      <w:r>
+        <w:rPr>
+          <w:rFonts w:ascii="Times New Roman" w:eastAsia="Times New Roman" w:hAnsi="Times New Roman" w:cs="Times New Roman"/>
+          <w:sz w:val="28"/>
+          <w:szCs w:val="28"/>
+          <w:lang w:val="en-US" w:eastAsia="ru-RU"/>
+        </w:rPr>
+        <w:t>LIO</w:t>
+      </w:r>
+      <w:r>
+        <w:rPr>
+          <w:rFonts w:ascii="Times New Roman" w:eastAsia="Times New Roman" w:hAnsi="Times New Roman" w:cs="Times New Roman"/>
+          <w:sz w:val="28"/>
+          <w:szCs w:val="28"/>
+          <w:lang w:eastAsia="ru-RU"/>
+        </w:rPr>
+        <w:t xml:space="preserve"> </w:t>
+      </w:r>
+      <w:r>
+        <w:rPr>
+          <w:rFonts w:ascii="Times New Roman" w:eastAsia="Times New Roman" w:hAnsi="Times New Roman" w:cs="Times New Roman"/>
+          <w:sz w:val="28"/>
+          <w:szCs w:val="28"/>
+          <w:lang w:eastAsia="ru-RU"/>
+        </w:rPr>
+        <w:t>и</w:t>
+      </w:r>
+      <w:r>
+        <w:rPr>
+          <w:rFonts w:ascii="Times New Roman" w:eastAsia="Times New Roman" w:hAnsi="Times New Roman" w:cs="Times New Roman"/>
+          <w:sz w:val="28"/>
+          <w:szCs w:val="28"/>
+          <w:lang w:eastAsia="ru-RU"/>
+        </w:rPr>
+        <w:t xml:space="preserve"> </w:t>
+      </w:r>
+      <w:r>
+        <w:rPr>
+          <w:rFonts w:ascii="Times New Roman" w:eastAsia="Times New Roman" w:hAnsi="Times New Roman" w:cs="Times New Roman"/>
+          <w:sz w:val="28"/>
+          <w:szCs w:val="28"/>
+          <w:lang w:val="en-US" w:eastAsia="ru-RU"/>
+        </w:rPr>
+        <w:t>Fast</w:t>
+      </w:r>
+      <w:r>
+        <w:rPr>
+          <w:rFonts w:ascii="Times New Roman" w:eastAsia="Times New Roman" w:hAnsi="Times New Roman" w:cs="Times New Roman"/>
+          <w:sz w:val="28"/>
+          <w:szCs w:val="28"/>
+          <w:lang w:eastAsia="ru-RU"/>
+        </w:rPr>
+        <w:t>-</w:t>
+      </w:r>
+      <w:r>
+        <w:rPr>
+          <w:rFonts w:ascii="Times New Roman" w:eastAsia="Times New Roman" w:hAnsi="Times New Roman" w:cs="Times New Roman"/>
+          <w:sz w:val="28"/>
+          <w:szCs w:val="28"/>
+          <w:lang w:val="en-US" w:eastAsia="ru-RU"/>
+        </w:rPr>
+        <w:t>LIO</w:t>
+      </w:r>
+      <w:r>
+        <w:rPr>
+          <w:rFonts w:ascii="Times New Roman" w:eastAsia="Times New Roman" w:hAnsi="Times New Roman" w:cs="Times New Roman"/>
+          <w:sz w:val="28"/>
+          <w:szCs w:val="28"/>
+          <w:lang w:eastAsia="ru-RU"/>
+        </w:rPr>
+        <w:t xml:space="preserve">2 </w:t>
+      </w:r>
+      <w:r>
+        <w:rPr>
+          <w:rFonts w:ascii="Times New Roman" w:eastAsia="Times New Roman" w:hAnsi="Times New Roman" w:cs="Times New Roman"/>
+          <w:sz w:val="28"/>
+          <w:szCs w:val="28"/>
+          <w:lang w:eastAsia="ru-RU"/>
+        </w:rPr>
+        <w:t>являются двумя разными версиями одного схожего решения. В основе алгоритм</w:t>
+      </w:r>
+      <w:r>
+        <w:rPr>
+          <w:rFonts w:ascii="Times New Roman" w:eastAsia="Times New Roman" w:hAnsi="Times New Roman" w:cs="Times New Roman"/>
+          <w:sz w:val="28"/>
+          <w:szCs w:val="28"/>
+          <w:lang w:eastAsia="ru-RU"/>
+        </w:rPr>
+        <w:t xml:space="preserve">а </w:t>
+      </w:r>
+      <w:r>
+        <w:rPr>
+          <w:rFonts w:ascii="Times New Roman" w:eastAsia="Times New Roman" w:hAnsi="Times New Roman" w:cs="Times New Roman"/>
+          <w:sz w:val="28"/>
+          <w:szCs w:val="28"/>
+          <w:lang w:val="en-US" w:eastAsia="ru-RU"/>
+        </w:rPr>
+        <w:t>Fast</w:t>
+      </w:r>
+      <w:r>
+        <w:rPr>
+          <w:rFonts w:ascii="Times New Roman" w:eastAsia="Times New Roman" w:hAnsi="Times New Roman" w:cs="Times New Roman"/>
+          <w:sz w:val="28"/>
+          <w:szCs w:val="28"/>
+          <w:lang w:eastAsia="ru-RU"/>
+        </w:rPr>
+        <w:t>-</w:t>
+      </w:r>
+      <w:r>
+        <w:rPr>
+          <w:rFonts w:ascii="Times New Roman" w:eastAsia="Times New Roman" w:hAnsi="Times New Roman" w:cs="Times New Roman"/>
+          <w:sz w:val="28"/>
+          <w:szCs w:val="28"/>
+          <w:lang w:val="en-US" w:eastAsia="ru-RU"/>
+        </w:rPr>
+        <w:t>LIO</w:t>
+      </w:r>
+      <w:r>
+        <w:rPr>
+          <w:rFonts w:ascii="Times New Roman" w:eastAsia="Times New Roman" w:hAnsi="Times New Roman" w:cs="Times New Roman"/>
+          <w:sz w:val="28"/>
+          <w:szCs w:val="28"/>
+          <w:lang w:eastAsia="ru-RU"/>
+        </w:rPr>
+        <w:t xml:space="preserve"> лежит расширенный фильтр Калмана, предназначенный для уменьшения ошибки процесса линейризации. Авторы отмечают, что использование фильтра Калмана, чья временная сложность составляет </w:t>
+      </w:r>
+      <m:oMath>
+        <m:r>
+          <w:rPr>
+            <w:rFonts w:ascii="Cambria Math" w:eastAsia="Times New Roman" w:hAnsi="Cambria Math" w:cs="Times New Roman"/>
+            <w:sz w:val="28"/>
+            <w:szCs w:val="28"/>
+            <w:lang w:eastAsia="ru-RU"/>
+          </w:rPr>
+          <m:t>O</m:t>
+        </m:r>
+        <m:d>
+          <m:dPr>
+            <m:ctrlPr>
+              <w:rPr>
+                <w:rFonts w:ascii="Cambria Math" w:eastAsia="Times New Roman" w:hAnsi="Cambria Math" w:cs="Times New Roman"/>
+                <w:i/>
+                <w:sz w:val="28"/>
+                <w:szCs w:val="28"/>
+                <w:lang w:eastAsia="ru-RU"/>
+              </w:rPr>
+            </m:ctrlPr>
+          </m:dPr>
+          <m:e>
+            <m:sSup>
+              <m:sSupPr>
+                <m:ctrlPr>
+                  <w:rPr>
+                    <w:rFonts w:ascii="Cambria Math" w:eastAsia="Times New Roman" w:hAnsi="Cambria Math" w:cs="Times New Roman"/>
+                    <w:i/>
+                    <w:sz w:val="28"/>
+                    <w:szCs w:val="28"/>
+                    <w:lang w:eastAsia="ru-RU"/>
+                  </w:rPr>
+                </m:ctrlPr>
+              </m:sSupPr>
+              <m:e>
+                <m:r>
+                  <w:rPr>
+                    <w:rFonts w:ascii="Cambria Math" w:eastAsia="Times New Roman" w:hAnsi="Cambria Math" w:cs="Times New Roman"/>
+                    <w:sz w:val="28"/>
+                    <w:szCs w:val="28"/>
+                    <w:lang w:eastAsia="ru-RU"/>
+                  </w:rPr>
+                  <m:t>n</m:t>
+                </m:r>
+              </m:e>
+              <m:sup>
+                <m:r>
+                  <w:rPr>
+                    <w:rFonts w:ascii="Cambria Math" w:eastAsia="Times New Roman" w:hAnsi="Cambria Math" w:cs="Times New Roman"/>
+                    <w:sz w:val="28"/>
+                    <w:szCs w:val="28"/>
+                    <w:lang w:eastAsia="ru-RU"/>
+                  </w:rPr>
+                  <m:t>2</m:t>
+                </m:r>
+              </m:sup>
+            </m:sSup>
+          </m:e>
+        </m:d>
+      </m:oMath>
+      <w:r>
+        <w:rPr>
+          <w:rFonts w:ascii="Times New Roman" w:eastAsia="Times New Roman" w:hAnsi="Times New Roman" w:cs="Times New Roman"/>
+          <w:sz w:val="28"/>
+          <w:szCs w:val="28"/>
+          <w:lang w:eastAsia="ru-RU"/>
+        </w:rPr>
+        <w:t>, приводит к большой вычислительной нагрузке. Данный фактор, в свою очередь, позволяет не терять накапливаемую информацию. Авторы подмечают, что прикладное применение алгоритма</w:t>
+      </w:r>
+      <w:r>
+        <w:rPr>
+          <w:rFonts w:ascii="Times New Roman" w:eastAsia="Times New Roman" w:hAnsi="Times New Roman" w:cs="Times New Roman"/>
+          <w:sz w:val="28"/>
+          <w:szCs w:val="28"/>
+          <w:lang w:eastAsia="ru-RU"/>
+        </w:rPr>
+        <w:t xml:space="preserve"> </w:t>
+      </w:r>
+      <w:r>
+        <w:rPr>
+          <w:rFonts w:ascii="Times New Roman" w:eastAsia="Times New Roman" w:hAnsi="Times New Roman" w:cs="Times New Roman"/>
+          <w:sz w:val="28"/>
+          <w:szCs w:val="28"/>
+          <w:lang w:val="en-US" w:eastAsia="ru-RU"/>
+        </w:rPr>
+        <w:t>Fast</w:t>
+      </w:r>
+      <w:r>
+        <w:rPr>
+          <w:rFonts w:ascii="Times New Roman" w:eastAsia="Times New Roman" w:hAnsi="Times New Roman" w:cs="Times New Roman"/>
+          <w:sz w:val="28"/>
+          <w:szCs w:val="28"/>
+          <w:lang w:eastAsia="ru-RU"/>
+        </w:rPr>
+        <w:t>-</w:t>
+      </w:r>
+      <w:r>
+        <w:rPr>
+          <w:rFonts w:ascii="Times New Roman" w:eastAsia="Times New Roman" w:hAnsi="Times New Roman" w:cs="Times New Roman"/>
+          <w:sz w:val="28"/>
+          <w:szCs w:val="28"/>
+          <w:lang w:val="en-US" w:eastAsia="ru-RU"/>
+        </w:rPr>
+        <w:t>LIO</w:t>
+      </w:r>
+      <w:r>
+        <w:rPr>
+          <w:rFonts w:ascii="Times New Roman" w:eastAsia="Times New Roman" w:hAnsi="Times New Roman" w:cs="Times New Roman"/>
+          <w:sz w:val="28"/>
+          <w:szCs w:val="28"/>
+          <w:lang w:eastAsia="ru-RU"/>
+        </w:rPr>
+        <w:t xml:space="preserve"> акцентировано на наземные решени</w:t>
+      </w:r>
+      <w:r>
+        <w:rPr>
+          <w:rFonts w:ascii="Times New Roman" w:eastAsia="Times New Roman" w:hAnsi="Times New Roman" w:cs="Times New Roman"/>
+          <w:sz w:val="28"/>
+          <w:szCs w:val="28"/>
+          <w:lang w:eastAsia="ru-RU"/>
+        </w:rPr>
+        <w:t>я.</w:t>
+      </w:r>
+      <w:r>
+        <w:rPr>
+          <w:rFonts w:ascii="Times New Roman" w:eastAsia="Times New Roman" w:hAnsi="Times New Roman" w:cs="Times New Roman"/>
+          <w:sz w:val="28"/>
+          <w:szCs w:val="28"/>
+          <w:lang w:eastAsia="ru-RU"/>
+        </w:rPr>
+        <w:t xml:space="preserve"> Алгоритм обрабатывает данные </w:t>
+      </w:r>
+      <w:r>
+        <w:rPr>
+          <w:rFonts w:ascii="Times New Roman" w:eastAsia="Times New Roman" w:hAnsi="Times New Roman" w:cs="Times New Roman"/>
+          <w:sz w:val="28"/>
+          <w:szCs w:val="28"/>
+          <w:lang w:eastAsia="ru-RU"/>
+        </w:rPr>
+        <w:t>2</w:t>
+      </w:r>
+      <w:r>
+        <w:rPr>
+          <w:rFonts w:ascii="Times New Roman" w:eastAsia="Times New Roman" w:hAnsi="Times New Roman" w:cs="Times New Roman"/>
+          <w:sz w:val="28"/>
+          <w:szCs w:val="28"/>
+          <w:lang w:val="en-US" w:eastAsia="ru-RU"/>
+        </w:rPr>
+        <w:t>D</w:t>
+      </w:r>
+      <w:r>
+        <w:rPr>
+          <w:rFonts w:ascii="Times New Roman" w:eastAsia="Times New Roman" w:hAnsi="Times New Roman" w:cs="Times New Roman"/>
+          <w:sz w:val="28"/>
+          <w:szCs w:val="28"/>
+          <w:lang w:eastAsia="ru-RU"/>
+        </w:rPr>
+        <w:t xml:space="preserve"> </w:t>
+      </w:r>
+      <w:r>
+        <w:rPr>
+          <w:rFonts w:ascii="Times New Roman" w:eastAsia="Times New Roman" w:hAnsi="Times New Roman" w:cs="Times New Roman"/>
+          <w:sz w:val="28"/>
+          <w:szCs w:val="28"/>
+          <w:lang w:val="en-US" w:eastAsia="ru-RU"/>
+        </w:rPr>
+        <w:t>LiDAR</w:t>
+      </w:r>
+      <w:r>
+        <w:rPr>
+          <w:rFonts w:ascii="Times New Roman" w:eastAsia="Times New Roman" w:hAnsi="Times New Roman" w:cs="Times New Roman"/>
+          <w:sz w:val="28"/>
+          <w:szCs w:val="28"/>
+          <w:lang w:eastAsia="ru-RU"/>
+        </w:rPr>
+        <w:t xml:space="preserve"> (</w:t>
+      </w:r>
+      <w:r>
+        <w:rPr>
+          <w:rFonts w:ascii="Times New Roman" w:eastAsia="Times New Roman" w:hAnsi="Times New Roman" w:cs="Times New Roman"/>
+          <w:sz w:val="28"/>
+          <w:szCs w:val="28"/>
+          <w:lang w:eastAsia="ru-RU"/>
+        </w:rPr>
+        <w:t xml:space="preserve">лазерного дальномера) и </w:t>
+      </w:r>
+      <w:r>
+        <w:rPr>
+          <w:rFonts w:ascii="Times New Roman" w:eastAsia="Times New Roman" w:hAnsi="Times New Roman" w:cs="Times New Roman"/>
+          <w:sz w:val="28"/>
+          <w:szCs w:val="28"/>
+          <w:lang w:val="en-US" w:eastAsia="ru-RU"/>
+        </w:rPr>
+        <w:t>IMU</w:t>
+      </w:r>
+      <w:r>
+        <w:rPr>
+          <w:rFonts w:ascii="Times New Roman" w:eastAsia="Times New Roman" w:hAnsi="Times New Roman" w:cs="Times New Roman"/>
+          <w:sz w:val="28"/>
+          <w:szCs w:val="28"/>
+          <w:lang w:eastAsia="ru-RU"/>
+        </w:rPr>
+        <w:t>-сенсора.</w:t>
+      </w:r>
+    </w:p>
+    <w:p>
+      <w:pPr>
+        <w:spacing w:after="0" w:line="360" w:lineRule="auto"/>
+        <w:ind w:firstLine="709"/>
+        <w:jc w:val="both"/>
+        <w:rPr>
+          <w:rFonts w:ascii="Times New Roman" w:eastAsia="Times New Roman" w:hAnsi="Times New Roman" w:cs="Times New Roman"/>
+          <w:sz w:val="28"/>
+          <w:szCs w:val="28"/>
+          <w:lang w:eastAsia="ru-RU"/>
+        </w:rPr>
+      </w:pPr>
+      <w:r>
+        <w:rPr>
+          <w:rFonts w:ascii="Times New Roman" w:eastAsia="Times New Roman" w:hAnsi="Times New Roman" w:cs="Times New Roman"/>
+          <w:sz w:val="28"/>
+          <w:szCs w:val="28"/>
+          <w:lang w:eastAsia="ru-RU"/>
+        </w:rPr>
+        <w:t>В статье [2] авторами представлена подробная математическая модель движения автономного робота по нелинейной и изменяемой траектории. Она содержит в себе элементы нелинейного динамического управления движением робота, адаптивных алгоритмов под изменяемую модель внешних воздействий: вода, асфальтированная дорога, грунт. Основная цель данного алгоритма – идентификация внешних воздействий на управление, адаптация под изменяемую среду и стабилизация объекта на трассе, снижая парирование отклонений от исходной траектории движения тележки.</w:t>
+      </w:r>
+    </w:p>
+    <w:p>
+      <w:pPr>
+        <w:spacing w:after="0" w:line="360" w:lineRule="auto"/>
+        <w:ind w:firstLine="709"/>
+        <w:jc w:val="both"/>
+        <w:rPr>
+          <w:rFonts w:ascii="Times New Roman" w:eastAsia="Times New Roman" w:hAnsi="Times New Roman" w:cs="Times New Roman"/>
+          <w:sz w:val="28"/>
+          <w:szCs w:val="28"/>
+          <w:lang w:eastAsia="ru-RU"/>
+        </w:rPr>
+      </w:pPr>
+      <w:r>
+        <w:rPr>
+          <w:rFonts w:ascii="Times New Roman" w:eastAsia="Times New Roman" w:hAnsi="Times New Roman" w:cs="Times New Roman"/>
+          <w:sz w:val="28"/>
+          <w:szCs w:val="28"/>
+          <w:lang w:eastAsia="ru-RU"/>
+        </w:rPr>
+        <w:t xml:space="preserve">В первую очередь авторы преобразуют нелинейные модели робота к системе задачно-ориентированных координат: выделяются матрицы связи угла вращения колес относительно центра масс, поступательное движение и расчет линейной и угловой скоростей в системе пространства состояний. </w:t>
+      </w:r>
+      <w:r>
+        <w:rPr>
+          <w:rFonts w:ascii="Times New Roman" w:eastAsia="Times New Roman" w:hAnsi="Times New Roman" w:cs="Times New Roman"/>
+          <w:sz w:val="28"/>
+          <w:szCs w:val="28"/>
+          <w:lang w:eastAsia="ru-RU"/>
+        </w:rPr>
+        <w:lastRenderedPageBreak/>
+        <w:t>Далее производится синтез алгоритма управления путем формирования матрицы состояния и управления тележкой, производится моделирование системы с влиянием шумовых характеристик и внешних воздействий. Авторы статьи выделяют желаемые параметры моделирования для достижения наилучших характеристик.</w:t>
       </w:r>
     </w:p>
     <w:p>
@@ -7777,7 +10945,8 @@
           <w:szCs w:val="28"/>
         </w:rPr>
       </w:pPr>
-      <w:bookmarkStart w:id="15" w:name="_Toc234759709"/>
+      <w:bookmarkStart w:id="19" w:name="_Toc234759709"/>
+      <w:bookmarkStart w:id="20" w:name="_Toc235434762"/>
       <w:r>
         <w:rPr>
           <w:rFonts w:asciiTheme="majorBidi" w:hAnsiTheme="majorBidi"/>
@@ -7879,7 +11048,8 @@
         </w:rPr>
         <w:t>SLAM</w:t>
       </w:r>
-      <w:bookmarkEnd w:id="15"/>
+      <w:bookmarkEnd w:id="19"/>
+      <w:bookmarkEnd w:id="20"/>
     </w:p>
     <w:p>
       <w:pPr>
@@ -7913,7 +11083,17 @@
           <w:szCs w:val="28"/>
           <w:lang w:eastAsia="ru-RU"/>
         </w:rPr>
-        <w:t>Также авторы статьи разделяют архитектуры системы на несколько моделей: поведенческая, «очувствление-планирование-действие» и гибридную. В первом случае все компоненты системы располагаются на одном уровне и работают совместно через аппаратные или программные неразрывные соединения. Модель «очувствление-планирование-действие» предполагает декомпозированную структуру, в которой все элементы выстроены по вертикали: сбор данных сенсоров, формирование представления об окружающей среде исходя из используемой математической модели управления и передачу сигналов управления на исполнительные устройства. Таким образом, все элементы архитектуры имеют на каждом уровне свои функциональные возможности и задачи. Гибридная архитектура сочетает элементы как первой, так и второй модели.</w:t>
+        <w:t xml:space="preserve">Также авторы статьи разделяют архитектуры системы на несколько моделей: поведенческая, «очувствление-планирование-действие» и гибридную. В первом случае все компоненты системы располагаются на одном уровне и работают совместно через аппаратные или программные неразрывные соединения. Модель «очувствление-планирование-действие» предполагает декомпозированную структуру, в которой все элементы выстроены по вертикали: сбор данных сенсоров, формирование представления об окружающей среде исходя из используемой математической модели управления и передачу сигналов управления на исполнительные устройства. Таким образом, все элементы архитектуры имеют на каждом уровне свои </w:t>
+      </w:r>
+      <w:r>
+        <w:rPr>
+          <w:rFonts w:ascii="Times New Roman" w:eastAsia="Times New Roman" w:hAnsi="Times New Roman" w:cs="Times New Roman"/>
+          <w:sz w:val="28"/>
+          <w:szCs w:val="28"/>
+          <w:lang w:eastAsia="ru-RU"/>
+        </w:rPr>
+        <w:lastRenderedPageBreak/>
+        <w:t>функциональные возможности и задачи. Гибридная архитектура сочетает элементы как первой, так и второй модели.</w:t>
       </w:r>
     </w:p>
     <w:p>
@@ -7944,7 +11124,8 @@
           <w:szCs w:val="28"/>
         </w:rPr>
       </w:pPr>
-      <w:bookmarkStart w:id="16" w:name="_Toc234759710"/>
+      <w:bookmarkStart w:id="21" w:name="_Toc234759710"/>
+      <w:bookmarkStart w:id="22" w:name="_Toc235434763"/>
       <w:r>
         <w:rPr>
           <w:rFonts w:asciiTheme="majorBidi" w:hAnsiTheme="majorBidi"/>
@@ -7954,7 +11135,6 @@
           <w:sz w:val="28"/>
           <w:szCs w:val="28"/>
         </w:rPr>
-        <w:lastRenderedPageBreak/>
         <w:t>1.</w:t>
       </w:r>
       <w:r>
@@ -8069,7 +11249,8 @@
         </w:rPr>
         <w:t>и классического подхода</w:t>
       </w:r>
-      <w:bookmarkEnd w:id="16"/>
+      <w:bookmarkEnd w:id="21"/>
+      <w:bookmarkEnd w:id="22"/>
     </w:p>
     <w:p>
       <w:pPr>
@@ -8138,7 +11319,7 @@
           <w:szCs w:val="28"/>
         </w:rPr>
       </w:pPr>
-      <w:bookmarkStart w:id="17" w:name="_Toc234925268"/>
+      <w:bookmarkStart w:id="23" w:name="_Toc235434764"/>
       <w:r>
         <w:rPr>
           <w:rFonts w:asciiTheme="majorBidi" w:hAnsiTheme="majorBidi"/>
@@ -8172,7 +11353,7 @@
         </w:rPr>
         <w:t>. Технологии семантической сегментации изображений</w:t>
       </w:r>
-      <w:bookmarkEnd w:id="17"/>
+      <w:bookmarkEnd w:id="23"/>
     </w:p>
     <w:p>
       <w:pPr>
@@ -8442,6 +11623,7 @@
           <w:sz w:val="28"/>
           <w:szCs w:val="28"/>
         </w:rPr>
+        <w:lastRenderedPageBreak/>
         <w:t xml:space="preserve">2. </w:t>
       </w:r>
       <w:r>
@@ -8536,17 +11718,7 @@
           <w:szCs w:val="28"/>
           <w:lang w:val="ru"/>
         </w:rPr>
-        <w:t xml:space="preserve"> и </w:t>
-      </w:r>
-      <w:r>
-        <w:rPr>
-          <w:rFonts w:ascii="Times New Roman" w:hAnsi="Times New Roman" w:cs="Times New Roman"/>
-          <w:sz w:val="28"/>
-          <w:szCs w:val="28"/>
-          <w:lang w:val="ru"/>
-        </w:rPr>
-        <w:lastRenderedPageBreak/>
-        <w:t>трансформеров позволяют получать плотные карты сегментации</w:t>
+        <w:t xml:space="preserve"> и трансформеров позволяют получать плотные карты сегментации</w:t>
       </w:r>
       <w:r>
         <w:rPr>
@@ -9112,7 +12284,17 @@
                 <w:szCs w:val="28"/>
                 <w:lang w:val="ru"/>
               </w:rPr>
-              <w:t>Ограничивающие прямоугольники с метками классов</w:t>
+              <w:t xml:space="preserve">Ограничивающие прямоугольники </w:t>
+            </w:r>
+            <w:r>
+              <w:rPr>
+                <w:rFonts w:ascii="Times New Roman" w:hAnsi="Times New Roman" w:cs="Times New Roman"/>
+                <w:sz w:val="28"/>
+                <w:szCs w:val="28"/>
+                <w:lang w:val="ru"/>
+              </w:rPr>
+              <w:lastRenderedPageBreak/>
+              <w:t>с метками классов</w:t>
             </w:r>
           </w:p>
         </w:tc>
@@ -9138,7 +12320,18 @@
                 <w:szCs w:val="28"/>
                 <w:lang w:val="ru"/>
               </w:rPr>
-              <w:t>Высокая скорость, низкая вычислительная сложность</w:t>
+              <w:lastRenderedPageBreak/>
+              <w:t xml:space="preserve">Высокая скорость, низкая </w:t>
+            </w:r>
+            <w:r>
+              <w:rPr>
+                <w:rFonts w:ascii="Times New Roman" w:hAnsi="Times New Roman" w:cs="Times New Roman"/>
+                <w:sz w:val="28"/>
+                <w:szCs w:val="28"/>
+                <w:lang w:val="ru"/>
+              </w:rPr>
+              <w:lastRenderedPageBreak/>
+              <w:t>вычислительная сложность</w:t>
             </w:r>
           </w:p>
         </w:tc>
@@ -9164,6 +12357,7 @@
                 <w:szCs w:val="28"/>
                 <w:lang w:val="ru"/>
               </w:rPr>
+              <w:lastRenderedPageBreak/>
               <w:t>Отсутствие точных контуров объектов</w:t>
             </w:r>
           </w:p>
@@ -9243,17 +12437,7 @@
                 <w:szCs w:val="28"/>
                 <w:lang w:val="ru"/>
               </w:rPr>
-              <w:t xml:space="preserve">Точное определение </w:t>
-            </w:r>
-            <w:r>
-              <w:rPr>
-                <w:rFonts w:ascii="Times New Roman" w:hAnsi="Times New Roman" w:cs="Times New Roman"/>
-                <w:sz w:val="28"/>
-                <w:szCs w:val="28"/>
-                <w:lang w:val="ru"/>
-              </w:rPr>
-              <w:lastRenderedPageBreak/>
-              <w:t>границ дороги, разметки</w:t>
+              <w:t>Точное определение границ дороги, разметки</w:t>
             </w:r>
           </w:p>
         </w:tc>
@@ -9279,18 +12463,7 @@
                 <w:szCs w:val="28"/>
                 <w:lang w:val="ru"/>
               </w:rPr>
-              <w:lastRenderedPageBreak/>
-              <w:t xml:space="preserve">Невозможность разделения </w:t>
-            </w:r>
-            <w:r>
-              <w:rPr>
-                <w:rFonts w:ascii="Times New Roman" w:hAnsi="Times New Roman" w:cs="Times New Roman"/>
-                <w:sz w:val="28"/>
-                <w:szCs w:val="28"/>
-                <w:lang w:val="ru"/>
-              </w:rPr>
-              <w:lastRenderedPageBreak/>
-              <w:t>экземпляров одного класса</w:t>
+              <w:t>Невозможность разделения экземпляров одного класса</w:t>
             </w:r>
           </w:p>
         </w:tc>
@@ -9317,7 +12490,6 @@
                 <w:szCs w:val="28"/>
                 <w:lang w:val="ru"/>
               </w:rPr>
-              <w:lastRenderedPageBreak/>
               <w:t>Инстанс-сегментация</w:t>
             </w:r>
           </w:p>
@@ -9759,7 +12931,7 @@
           <w:szCs w:val="28"/>
           <w:lang w:val="ru"/>
         </w:rPr>
-        <w:t xml:space="preserve">объектов, не входящих в обучающую выборку. В контексте задач локальной навигации беспилотного транспорта используется фреймворк SOTA (Segmenting Objectiveness and Task-Awareness) - архитектура нейронной сети, способная решать задачу путём комбинации блока семантического слияния </w:t>
+        <w:t xml:space="preserve">объектов, не входящих в обучающую выборку. В контексте задач локальной </w:t>
       </w:r>
       <w:r>
         <w:rPr>
@@ -9769,7 +12941,7 @@
           <w:lang w:val="ru"/>
         </w:rPr>
         <w:lastRenderedPageBreak/>
-        <w:t xml:space="preserve">для усиления признаков объектности и адаптера с учётом сцены для фильтрации аномалий [9]. </w:t>
+        <w:t xml:space="preserve">навигации беспилотного транспорта используется фреймворк SOTA (Segmenting Objectiveness and Task-Awareness) - архитектура нейронной сети, способная решать задачу путём комбинации блока семантического слияния для усиления признаков объектности и адаптера с учётом сцены для фильтрации аномалий [9]. </w:t>
       </w:r>
     </w:p>
     <w:p>
@@ -9799,7 +12971,7 @@
           <w:szCs w:val="28"/>
         </w:rPr>
       </w:pPr>
-      <w:bookmarkStart w:id="18" w:name="_Toc234925269"/>
+      <w:bookmarkStart w:id="24" w:name="_Toc235434765"/>
       <w:r>
         <w:rPr>
           <w:rFonts w:asciiTheme="majorBidi" w:hAnsiTheme="majorBidi"/>
@@ -9899,7 +13071,7 @@
         </w:rPr>
         <w:t xml:space="preserve"> изображений.</w:t>
       </w:r>
-      <w:bookmarkEnd w:id="18"/>
+      <w:bookmarkEnd w:id="24"/>
       <w:r>
         <w:rPr>
           <w:rFonts w:asciiTheme="majorBidi" w:hAnsiTheme="majorBidi"/>
@@ -9927,7 +13099,7 @@
           <w:szCs w:val="28"/>
         </w:rPr>
       </w:pPr>
-      <w:bookmarkStart w:id="19" w:name="_Toc234925270"/>
+      <w:bookmarkStart w:id="25" w:name="_Toc235434766"/>
       <w:r>
         <w:rPr>
           <w:rFonts w:asciiTheme="majorBidi" w:hAnsiTheme="majorBidi"/>
@@ -9972,7 +13144,7 @@
         </w:rPr>
         <w:t>Основные понятия реконструкции изображений</w:t>
       </w:r>
-      <w:bookmarkEnd w:id="19"/>
+      <w:bookmarkEnd w:id="25"/>
     </w:p>
     <w:p>
       <w:pPr>
@@ -10609,7 +13781,7 @@
           <w:szCs w:val="28"/>
         </w:rPr>
       </w:pPr>
-      <w:bookmarkStart w:id="20" w:name="_Toc234925271"/>
+      <w:bookmarkStart w:id="26" w:name="_Toc235434767"/>
       <w:r>
         <w:rPr>
           <w:rFonts w:asciiTheme="majorBidi" w:hAnsiTheme="majorBidi"/>
@@ -10654,7 +13826,7 @@
         </w:rPr>
         <w:t>Способы представления трёхмерных объектов</w:t>
       </w:r>
-      <w:bookmarkEnd w:id="20"/>
+      <w:bookmarkEnd w:id="26"/>
     </w:p>
     <w:p>
       <w:pPr>
@@ -10684,6 +13856,7 @@
           <w:sz w:val="28"/>
           <w:szCs w:val="28"/>
         </w:rPr>
+        <w:lastRenderedPageBreak/>
         <w:t>Последующие</w:t>
       </w:r>
       <w:r>
@@ -10747,15 +13920,7 @@
           <w:sz w:val="28"/>
           <w:szCs w:val="28"/>
         </w:rPr>
-        <w:t xml:space="preserve"> псевдотрёхмерное (2,5D) представление и карты глубины, а также к </w:t>
-      </w:r>
-      <w:r>
-        <w:rPr>
-          <w:sz w:val="28"/>
-          <w:szCs w:val="28"/>
-        </w:rPr>
-        <w:lastRenderedPageBreak/>
-        <w:t>формированию базовых структур описания поверхности</w:t>
+        <w:t xml:space="preserve"> псевдотрёхмерное (2,5D) представление и карты глубины, а также к формированию базовых структур описания поверхности</w:t>
       </w:r>
       <w:r>
         <w:rPr>
@@ -11046,6 +14211,7 @@
         <w:rPr>
           <w:noProof/>
         </w:rPr>
+        <w:lastRenderedPageBreak/>
         <w:drawing>
           <wp:inline distT="0" distB="0" distL="0" distR="0" wp14:anchorId="79A1A384" wp14:editId="2641ADFD">
             <wp:extent cx="4153594" cy="3096000"/>
@@ -12141,7 +15307,17 @@
           <w:sz w:val="28"/>
           <w:szCs w:val="28"/>
         </w:rPr>
-        <w:t>в частности, с лазерных дальномеров (LiDAR), стереокамер либо с использованием инерциальных измерительных модулей (IMU). Существенным ограничением данного представления является высокая чувствительность к шумам и систематическим ошибкам сенсоров. Неравномерная плотность выборки, локальные пропуски данных и наличие выбросов затрудняют корректное восстановление топологии поверхности и точную реконструкцию геометрии целевых объектов</w:t>
+        <w:t xml:space="preserve">в частности, с лазерных дальномеров (LiDAR), стереокамер либо с использованием инерциальных измерительных модулей (IMU). Существенным ограничением данного представления является высокая чувствительность к шумам и систематическим ошибкам сенсоров. Неравномерная плотность выборки, локальные пропуски данных и наличие </w:t>
+      </w:r>
+      <w:r>
+        <w:rPr>
+          <w:iCs/>
+          <w:color w:val="auto"/>
+          <w:sz w:val="28"/>
+          <w:szCs w:val="28"/>
+        </w:rPr>
+        <w:lastRenderedPageBreak/>
+        <w:t>выбросов затрудняют корректное восстановление топологии поверхности и точную реконструкцию геометрии целевых объектов</w:t>
       </w:r>
       <w:r>
         <w:rPr>
@@ -13245,6 +16421,7 @@
           <w:sz w:val="28"/>
           <w:szCs w:val="28"/>
         </w:rPr>
+        <w:lastRenderedPageBreak/>
         <w:t>Сферой применения вокселей является трехмерное представление непрерывных процессов, сред, где требуется сверхточная детализация и возможность получения любого сечения модели. Примером такого применения является распределение газов в атмосфере или моделирование процессов, протекающих в организме человека, в ходе УЗИ или МРТ</w:t>
       </w:r>
       <w:r>
@@ -13347,7 +16524,6 @@
         <w:rPr>
           <w:noProof/>
         </w:rPr>
-        <w:lastRenderedPageBreak/>
         <w:drawing>
           <wp:inline distT="0" distB="0" distL="0" distR="0" wp14:anchorId="0AA61F08" wp14:editId="277EB6B1">
             <wp:extent cx="2986188" cy="2448000"/>
@@ -13488,7 +16664,7 @@
           <w:szCs w:val="28"/>
         </w:rPr>
       </w:pPr>
-      <w:bookmarkStart w:id="21" w:name="_Toc234925272"/>
+      <w:bookmarkStart w:id="27" w:name="_Toc235434768"/>
       <w:r>
         <w:rPr>
           <w:rFonts w:asciiTheme="majorBidi" w:hAnsiTheme="majorBidi"/>
@@ -13533,7 +16709,7 @@
         </w:rPr>
         <w:t>Методы трёхмерной реконструкции изображений</w:t>
       </w:r>
-      <w:bookmarkEnd w:id="21"/>
+      <w:bookmarkEnd w:id="27"/>
     </w:p>
     <w:p>
       <w:pPr>
@@ -13725,7 +16901,15 @@
           <w:sz w:val="28"/>
           <w:szCs w:val="28"/>
         </w:rPr>
-        <w:t xml:space="preserve"> пространственная структура четырёх неколлинеарных точек может быть однозначно восстановлена по трём их ортогональным проекциям. Этот результат демонстрирует принципиальную возможность реконструкции 3D</w:t>
+        <w:t xml:space="preserve"> пространственная структура четырёх неколлинеарных точек может быть однозначно восстановлена по трём их ортогональным проекциям. Этот результат демонстрирует принципиальную </w:t>
+      </w:r>
+      <w:r>
+        <w:rPr>
+          <w:sz w:val="28"/>
+          <w:szCs w:val="28"/>
+        </w:rPr>
+        <w:lastRenderedPageBreak/>
+        <w:t>возможность реконструкции 3D</w:t>
       </w:r>
       <w:r>
         <w:rPr>
@@ -13879,7 +17063,6 @@
         <w:rPr>
           <w:noProof/>
         </w:rPr>
-        <w:lastRenderedPageBreak/>
         <w:drawing>
           <wp:inline distT="0" distB="0" distL="0" distR="0" wp14:anchorId="37A87FF5" wp14:editId="089A3960">
             <wp:extent cx="4980000" cy="2988000"/>
@@ -14266,7 +17449,16 @@
           <w:sz w:val="28"/>
           <w:szCs w:val="28"/>
         </w:rPr>
-        <w:t>базируется на аппарате проективной геометрии, формализующей связь между координатами точек сцены и их проекциями на плоскость изображения; соответствующая математическая запись приведена в формуле</w:t>
+        <w:t xml:space="preserve">базируется на аппарате проективной геометрии, формализующей связь между </w:t>
+      </w:r>
+      <w:r>
+        <w:rPr>
+          <w:color w:val="auto"/>
+          <w:sz w:val="28"/>
+          <w:szCs w:val="28"/>
+        </w:rPr>
+        <w:lastRenderedPageBreak/>
+        <w:t>координатами точек сцены и их проекциями на плоскость изображения; соответствующая математическая запись приведена в формуле</w:t>
       </w:r>
       <w:r>
         <w:rPr>
@@ -14910,7 +18102,6 @@
           <w:sz w:val="28"/>
           <w:szCs w:val="28"/>
         </w:rPr>
-        <w:lastRenderedPageBreak/>
         <w:t>Для коррекции ошибок применяется метод коррекции пучка. Он представляется собой одновременное уточнение трехмерных координат, описывающих геометрию сцены, параметры относительного движения и оптические характеристики сенсоров. Результатом работы метода получается набор изображений из ряда трехмерных точек с разных точек обзора.</w:t>
       </w:r>
       <w:r>
@@ -16070,7 +19261,16 @@
           <w:sz w:val="28"/>
           <w:szCs w:val="28"/>
         </w:rPr>
-        <w:t>для задачи выявления дефектов на поверхности труб. Авторы зафиксировали высокое качество реконструкции объекта, позволяющее надёжно выделять характерные особенности поверхности. При этом были отмечены незначительные геометрические искажения, обусловленные использованием относительно недорогих систем технического зрения. Повышение точности реконструкции потенциально достижимо за счёт применения измерительных средств с более высокими метрологическими характеристиками</w:t>
+        <w:t xml:space="preserve">для задачи выявления дефектов на поверхности труб. Авторы зафиксировали высокое качество реконструкции </w:t>
+      </w:r>
+      <w:r>
+        <w:rPr>
+          <w:color w:val="auto"/>
+          <w:sz w:val="28"/>
+          <w:szCs w:val="28"/>
+        </w:rPr>
+        <w:lastRenderedPageBreak/>
+        <w:t>объекта, позволяющее надёжно выделять характерные особенности поверхности. При этом были отмечены незначительные геометрические искажения, обусловленные использованием относительно недорогих систем технического зрения. Повышение точности реконструкции потенциально достижимо за счёт применения измерительных средств с более высокими метрологическими характеристиками</w:t>
       </w:r>
       <w:r>
         <w:rPr>
@@ -16188,7 +19388,6 @@
           <w:sz w:val="28"/>
           <w:szCs w:val="28"/>
         </w:rPr>
-        <w:lastRenderedPageBreak/>
         <w:t xml:space="preserve">Автор в ней подробно описывает этапы развития, проблемы и потенциальные решения метода </w:t>
       </w:r>
       <w:r>
@@ -16990,7 +20189,16 @@
           <w:sz w:val="28"/>
           <w:szCs w:val="28"/>
         </w:rPr>
-        <w:t xml:space="preserve">ть реалистичные трехмерные сцены на основе </w:t>
+        <w:t xml:space="preserve">ть реалистичные трехмерные сцены </w:t>
+      </w:r>
+      <w:r>
+        <w:rPr>
+          <w:color w:val="auto"/>
+          <w:sz w:val="28"/>
+          <w:szCs w:val="28"/>
+        </w:rPr>
+        <w:lastRenderedPageBreak/>
+        <w:t xml:space="preserve">на основе </w:t>
       </w:r>
       <w:r>
         <w:rPr>
@@ -17415,7 +20623,6 @@
           <w:sz w:val="28"/>
           <w:szCs w:val="28"/>
         </w:rPr>
-        <w:lastRenderedPageBreak/>
         <w:t xml:space="preserve">где </w:t>
       </w:r>
       <m:oMath>
@@ -18374,7 +21581,16 @@
           <w:sz w:val="28"/>
           <w:szCs w:val="28"/>
         </w:rPr>
-        <w:t>, в ходе рендеринга многократно воспроизводит трехмерную сцену</w:t>
+        <w:t xml:space="preserve">, в ходе рендеринга многократно воспроизводит </w:t>
+      </w:r>
+      <w:r>
+        <w:rPr>
+          <w:color w:val="auto"/>
+          <w:sz w:val="28"/>
+          <w:szCs w:val="28"/>
+        </w:rPr>
+        <w:lastRenderedPageBreak/>
+        <w:t>трехмерную сцену</w:t>
       </w:r>
       <w:r>
         <w:rPr>
@@ -18460,7 +21676,7 @@
           <w:szCs w:val="28"/>
         </w:rPr>
       </w:pPr>
-      <w:bookmarkStart w:id="22" w:name="_Toc234925273"/>
+      <w:bookmarkStart w:id="28" w:name="_Toc235434769"/>
       <w:r>
         <w:rPr>
           <w:rFonts w:asciiTheme="majorBidi" w:hAnsiTheme="majorBidi"/>
@@ -18528,7 +21744,7 @@
         </w:rPr>
         <w:t>(Gaussian Splatting)</w:t>
       </w:r>
-      <w:bookmarkEnd w:id="22"/>
+      <w:bookmarkEnd w:id="28"/>
     </w:p>
     <w:p>
       <w:pPr>
@@ -18608,16 +21824,7 @@
           <w:sz w:val="28"/>
           <w:szCs w:val="28"/>
         </w:rPr>
-        <w:t xml:space="preserve">) как дальнейшее развитие подходов к представлению полей излучения, начатых в рамках NeRF. Метод обеспечивает эффективную реконструкцию сцены за </w:t>
-      </w:r>
-      <w:r>
-        <w:rPr>
-          <w:color w:val="auto"/>
-          <w:sz w:val="28"/>
-          <w:szCs w:val="28"/>
-        </w:rPr>
-        <w:lastRenderedPageBreak/>
-        <w:t xml:space="preserve">счёт представления её в виде множества дифференцируемых </w:t>
+        <w:t xml:space="preserve">) как дальнейшее развитие подходов к представлению полей излучения, начатых в рамках NeRF. Метод обеспечивает эффективную реконструкцию сцены за счёт представления её в виде множества дифференцируемых </w:t>
       </w:r>
       <w:r>
         <w:rPr>
@@ -19873,6 +23080,7 @@
           <w:sz w:val="28"/>
           <w:szCs w:val="28"/>
         </w:rPr>
+        <w:lastRenderedPageBreak/>
         <w:t>Последующее</w:t>
       </w:r>
       <w:r>
@@ -20376,7 +23584,6 @@
           <w:sz w:val="28"/>
           <w:szCs w:val="28"/>
         </w:rPr>
-        <w:lastRenderedPageBreak/>
         <w:t xml:space="preserve">Сандстрём Э., Гесс Г. и многие другие реализовали синтез алгоритмов </w:t>
       </w:r>
       <w:r>
@@ -20743,6 +23950,7 @@
         <w:rPr>
           <w:noProof/>
         </w:rPr>
+        <w:lastRenderedPageBreak/>
         <w:drawing>
           <wp:inline distT="0" distB="0" distL="0" distR="0" wp14:anchorId="4DF84734" wp14:editId="4C9C3656">
             <wp:extent cx="5598745" cy="2592000"/>
@@ -20864,16 +24072,7 @@
           <w:sz w:val="28"/>
           <w:szCs w:val="28"/>
         </w:rPr>
-        <w:t xml:space="preserve">Таким образом, можно установить, что метод генерации гауссовых пятен станет фундаментом для теоретических и практических исследований в различных областях. Применение в системах технического зрения </w:t>
-      </w:r>
-      <w:r>
-        <w:rPr>
-          <w:rFonts w:ascii="Times New Roman" w:hAnsi="Times New Roman" w:cs="Times New Roman"/>
-          <w:sz w:val="28"/>
-          <w:szCs w:val="28"/>
-        </w:rPr>
-        <w:lastRenderedPageBreak/>
-        <w:t>значительно совершенствует существующие подходы и улучшает распознавание объектов.</w:t>
+        <w:t>Таким образом, можно установить, что метод генерации гауссовых пятен станет фундаментом для теоретических и практических исследований в различных областях. Применение в системах технического зрения значительно совершенствует существующие подходы и улучшает распознавание объектов.</w:t>
       </w:r>
     </w:p>
     <w:p>
@@ -20903,7 +24102,7 @@
           <w:szCs w:val="28"/>
         </w:rPr>
       </w:pPr>
-      <w:bookmarkStart w:id="23" w:name="_Toc234925274"/>
+      <w:bookmarkStart w:id="29" w:name="_Toc235434770"/>
       <w:r>
         <w:rPr>
           <w:rFonts w:asciiTheme="majorBidi" w:hAnsiTheme="majorBidi"/>
@@ -20915,58 +24114,7 @@
         </w:rPr>
         <w:t>1.5 Обзор наземных робототехнических комплексов и уборочных машин</w:t>
       </w:r>
-      <w:bookmarkEnd w:id="23"/>
-    </w:p>
-    <w:p>
-      <w:pPr>
-        <w:pStyle w:val="1"/>
-        <w:spacing w:before="0" w:line="360" w:lineRule="auto"/>
-        <w:ind w:firstLine="709"/>
-        <w:jc w:val="both"/>
-        <w:rPr>
-          <w:rFonts w:asciiTheme="majorBidi" w:hAnsiTheme="majorBidi"/>
-          <w:b/>
-          <w:bCs/>
-          <w:color w:val="auto"/>
-          <w:sz w:val="28"/>
-          <w:szCs w:val="28"/>
-        </w:rPr>
-      </w:pPr>
-      <w:bookmarkStart w:id="24" w:name="_Toc234925275"/>
-      <w:r>
-        <w:rPr>
-          <w:rFonts w:asciiTheme="majorBidi" w:hAnsiTheme="majorBidi"/>
-          <w:b/>
-          <w:bCs/>
-          <w:color w:val="auto"/>
-          <w:sz w:val="28"/>
-          <w:szCs w:val="28"/>
-        </w:rPr>
-        <w:t>1.5.1 Автономные</w:t>
-      </w:r>
-      <w:r>
-        <w:rPr>
-          <w:rFonts w:asciiTheme="majorBidi" w:hAnsiTheme="majorBidi"/>
-          <w:b/>
-          <w:bCs/>
-          <w:color w:val="auto"/>
-          <w:sz w:val="28"/>
-          <w:szCs w:val="28"/>
-        </w:rPr>
-        <w:t xml:space="preserve"> роботизированные</w:t>
-      </w:r>
-      <w:r>
-        <w:rPr>
-          <w:rFonts w:asciiTheme="majorBidi" w:hAnsiTheme="majorBidi"/>
-          <w:b/>
-          <w:bCs/>
-          <w:color w:val="auto"/>
-          <w:sz w:val="28"/>
-          <w:szCs w:val="28"/>
-        </w:rPr>
-        <w:t xml:space="preserve"> уборочные машины</w:t>
-      </w:r>
-      <w:bookmarkEnd w:id="24"/>
+      <w:bookmarkEnd w:id="29"/>
     </w:p>
     <w:p>
       <w:pPr>
@@ -21021,7 +24169,16 @@
           <w:sz w:val="28"/>
           <w:szCs w:val="28"/>
         </w:rPr>
-        <w:t xml:space="preserve"> – </w:t>
+        <w:t xml:space="preserve"> </w:t>
+      </w:r>
+      <w:r>
+        <w:rPr>
+          <w:rFonts w:ascii="Times New Roman" w:hAnsi="Times New Roman" w:cs="Times New Roman"/>
+          <w:sz w:val="28"/>
+          <w:szCs w:val="28"/>
+        </w:rPr>
+        <w:lastRenderedPageBreak/>
+        <w:t xml:space="preserve">– </w:t>
       </w:r>
       <w:r>
         <w:rPr>
@@ -21345,7 +24502,6 @@
           <w:sz w:val="28"/>
           <w:szCs w:val="28"/>
         </w:rPr>
-        <w:lastRenderedPageBreak/>
         <w:t xml:space="preserve">в) </w:t>
       </w:r>
       <w:r>
@@ -21588,6 +24744,7 @@
         <w:rPr>
           <w:noProof/>
         </w:rPr>
+        <w:lastRenderedPageBreak/>
         <w:drawing>
           <wp:inline distT="0" distB="0" distL="0" distR="0" wp14:anchorId="48A07E23" wp14:editId="01B0075C">
             <wp:extent cx="4175113" cy="3717985"/>
@@ -21749,7 +24906,6 @@
           <w:sz w:val="28"/>
           <w:szCs w:val="28"/>
         </w:rPr>
-        <w:lastRenderedPageBreak/>
         <w:t>Рассматриваемое решение реализует комплексную уборку помещений за счёт поддержки сухой и влажной очистки</w:t>
       </w:r>
       <w:r>
@@ -21907,7 +25063,16 @@
           <w:sz w:val="28"/>
           <w:szCs w:val="28"/>
         </w:rPr>
-        <w:t>Указанные ограничения демонстрируют потребность в совершенствовании навигационных и сенсорных подсистем, в том числе за счёт интеграции методов компьютерного зрения и семантической сегментации, позволяющих повысить устойчивость навигации и снизить зависимость от регулярной перестройки карты.</w:t>
+        <w:t xml:space="preserve">Указанные ограничения демонстрируют потребность в совершенствовании навигационных и сенсорных подсистем, в </w:t>
+      </w:r>
+      <w:r>
+        <w:rPr>
+          <w:rFonts w:ascii="Times New Roman" w:hAnsi="Times New Roman" w:cs="Times New Roman"/>
+          <w:sz w:val="28"/>
+          <w:szCs w:val="28"/>
+        </w:rPr>
+        <w:lastRenderedPageBreak/>
+        <w:t>том числе за счёт интеграции методов компьютерного зрения и семантической сегментации, позволяющих повысить устойчивость навигации и снизить зависимость от регулярной перестройки карты.</w:t>
       </w:r>
     </w:p>
     <w:p>
@@ -22033,7 +25198,6 @@
         <w:rPr>
           <w:noProof/>
         </w:rPr>
-        <w:lastRenderedPageBreak/>
         <w:drawing>
           <wp:inline distT="0" distB="0" distL="0" distR="0" wp14:anchorId="279824E1" wp14:editId="12CB8210">
             <wp:extent cx="4569378" cy="3888000"/>
@@ -22192,6 +25356,7 @@
           <w:sz w:val="28"/>
           <w:szCs w:val="28"/>
         </w:rPr>
+        <w:lastRenderedPageBreak/>
         <w:t>Важным преимуществом перечисленных решений можно отметить дифференциацию продуктовой линейки, что позволяет внедрять робота под более конкретные задачи для уборки муниципальных, крупных коммерческих или государственных участков. Однако применение столь обширного числа сенсоров значительно усложняет обмен и синтезирование данных системы навигации и требует большего количество ресурсов.</w:t>
       </w:r>
     </w:p>
@@ -22204,6 +25369,7 @@
           <w:rFonts w:ascii="Times New Roman" w:hAnsi="Times New Roman" w:cs="Times New Roman"/>
           <w:sz w:val="28"/>
           <w:szCs w:val="28"/>
+          <w:lang w:val="ru"/>
         </w:rPr>
       </w:pPr>
     </w:p>
@@ -22222,7 +25388,7 @@
           <w:szCs w:val="28"/>
         </w:rPr>
       </w:pPr>
-      <w:bookmarkStart w:id="25" w:name="_Toc234925276"/>
+      <w:bookmarkStart w:id="30" w:name="_Toc235434771"/>
       <w:r>
         <w:rPr>
           <w:rFonts w:asciiTheme="majorBidi" w:hAnsiTheme="majorBidi"/>
@@ -22243,7 +25409,7 @@
           <w:sz w:val="28"/>
           <w:szCs w:val="28"/>
         </w:rPr>
-        <w:t>5</w:t>
+        <w:t>6</w:t>
       </w:r>
       <w:r>
         <w:rPr>
@@ -22254,9 +25420,9 @@
           <w:sz w:val="28"/>
           <w:szCs w:val="28"/>
         </w:rPr>
-        <w:t>.2 Оборудование крупных механических уборочных машин</w:t>
-      </w:r>
-      <w:bookmarkEnd w:id="25"/>
+        <w:t>. Постановка задачи диссертационного исследования</w:t>
+      </w:r>
+      <w:bookmarkEnd w:id="30"/>
     </w:p>
     <w:p>
       <w:pPr>
@@ -22287,16 +25453,31 @@
           <w:sz w:val="28"/>
           <w:szCs w:val="28"/>
         </w:rPr>
-        <w:t xml:space="preserve">Для уборки обширной сети автомобильных дорог России и мира применяют механические уборочные машины на базе легковых и грузовых транспортных средств. В отличие от автономных малых уборочных машин более крупные транспортные средства оборудованы лишь одной из функций: сухая или влажная уборка в летний сезон; уборка от снега или очистка автомобильных дорог от наледи с помощью посыпки реагентов. Как правило, </w:t>
-      </w:r>
-      <w:r>
-        <w:rPr>
-          <w:rFonts w:ascii="Times New Roman" w:hAnsi="Times New Roman" w:cs="Times New Roman"/>
-          <w:sz w:val="28"/>
-          <w:szCs w:val="28"/>
-        </w:rPr>
-        <w:lastRenderedPageBreak/>
-        <w:t>в ходе уборочных работ одновременно несколько конфигураций на различных ТС выезжают в рейс и выполняют параллельно несколько задач.</w:t>
+        <w:t>По итогам анализа литературных источников, публикаций п</w:t>
+      </w:r>
+      <w:r>
+        <w:rPr>
+          <w:rFonts w:ascii="Times New Roman" w:hAnsi="Times New Roman" w:cs="Times New Roman"/>
+          <w:sz w:val="28"/>
+          <w:szCs w:val="28"/>
+        </w:rPr>
+        <w:t>оставлена задача</w:t>
+      </w:r>
+      <w:r>
+        <w:rPr>
+          <w:rFonts w:ascii="Times New Roman" w:hAnsi="Times New Roman" w:cs="Times New Roman"/>
+          <w:sz w:val="28"/>
+          <w:szCs w:val="28"/>
+        </w:rPr>
+        <w:t xml:space="preserve"> диссертационного исследования</w:t>
+      </w:r>
+      <w:r>
+        <w:rPr>
+          <w:rFonts w:ascii="Times New Roman" w:hAnsi="Times New Roman" w:cs="Times New Roman"/>
+          <w:sz w:val="28"/>
+          <w:szCs w:val="28"/>
+        </w:rPr>
+        <w:t xml:space="preserve"> - исследование применения гауссовых пятен в обработке данных сенсоров, получаемых системой синтетического зрения беспилотного транспортного средства.</w:t>
       </w:r>
     </w:p>
     <w:p>
@@ -22308,19 +25489,6 @@
           <w:rFonts w:ascii="Times New Roman" w:hAnsi="Times New Roman" w:cs="Times New Roman"/>
           <w:sz w:val="28"/>
           <w:szCs w:val="28"/>
-        </w:rPr>
-      </w:pPr>
-    </w:p>
-    <w:p>
-      <w:pPr>
-        <w:spacing w:after="0" w:line="360" w:lineRule="auto"/>
-        <w:ind w:firstLine="709"/>
-        <w:jc w:val="both"/>
-        <w:rPr>
-          <w:rFonts w:ascii="Times New Roman" w:hAnsi="Times New Roman" w:cs="Times New Roman"/>
-          <w:sz w:val="28"/>
-          <w:szCs w:val="28"/>
-          <w:lang w:val="ru"/>
         </w:rPr>
       </w:pPr>
     </w:p>
@@ -22339,7 +25507,7 @@
           <w:szCs w:val="28"/>
         </w:rPr>
       </w:pPr>
-      <w:bookmarkStart w:id="26" w:name="_Toc234925277"/>
+      <w:bookmarkStart w:id="31" w:name="_Toc235434772"/>
       <w:r>
         <w:rPr>
           <w:rFonts w:asciiTheme="majorBidi" w:hAnsiTheme="majorBidi"/>
@@ -22360,7 +25528,7 @@
           <w:sz w:val="28"/>
           <w:szCs w:val="28"/>
         </w:rPr>
-        <w:t>6</w:t>
+        <w:t>7</w:t>
       </w:r>
       <w:r>
         <w:rPr>
@@ -22371,9 +25539,9 @@
           <w:sz w:val="28"/>
           <w:szCs w:val="28"/>
         </w:rPr>
-        <w:t>. Постановка задачи диссертационного исследования</w:t>
-      </w:r>
-      <w:bookmarkEnd w:id="26"/>
+        <w:t>. Выводы к главе 1</w:t>
+      </w:r>
+      <w:bookmarkEnd w:id="31"/>
     </w:p>
     <w:p>
       <w:pPr>
@@ -22403,45 +25571,88 @@
           <w:rFonts w:ascii="Times New Roman" w:hAnsi="Times New Roman" w:cs="Times New Roman"/>
           <w:sz w:val="28"/>
           <w:szCs w:val="28"/>
-        </w:rPr>
-        <w:t>По итогам анализа литературных источников, публикаций п</w:t>
-      </w:r>
-      <w:r>
-        <w:rPr>
-          <w:rFonts w:ascii="Times New Roman" w:hAnsi="Times New Roman" w:cs="Times New Roman"/>
-          <w:sz w:val="28"/>
-          <w:szCs w:val="28"/>
-        </w:rPr>
-        <w:t>оставлена задача</w:t>
-      </w:r>
-      <w:r>
-        <w:rPr>
-          <w:rFonts w:ascii="Times New Roman" w:hAnsi="Times New Roman" w:cs="Times New Roman"/>
-          <w:sz w:val="28"/>
-          <w:szCs w:val="28"/>
-        </w:rPr>
-        <w:t xml:space="preserve"> диссертационного исследования</w:t>
-      </w:r>
-      <w:r>
-        <w:rPr>
-          <w:rFonts w:ascii="Times New Roman" w:hAnsi="Times New Roman" w:cs="Times New Roman"/>
-          <w:sz w:val="28"/>
-          <w:szCs w:val="28"/>
-        </w:rPr>
-        <w:t xml:space="preserve"> - исследование применения гауссовых пятен в обработке данных сенсоров, получаемых системой синтетического зрения беспилотного транспортного средства.</w:t>
-      </w:r>
-    </w:p>
-    <w:p>
-      <w:pPr>
-        <w:spacing w:after="0" w:line="360" w:lineRule="auto"/>
-        <w:ind w:firstLine="709"/>
-        <w:jc w:val="both"/>
-        <w:rPr>
-          <w:rFonts w:ascii="Times New Roman" w:hAnsi="Times New Roman" w:cs="Times New Roman"/>
-          <w:sz w:val="28"/>
-          <w:szCs w:val="28"/>
-        </w:rPr>
-      </w:pPr>
+          <w:lang w:val="tt-RU"/>
+        </w:rPr>
+        <w:t xml:space="preserve">На основе </w:t>
+      </w:r>
+      <w:r>
+        <w:rPr>
+          <w:rFonts w:ascii="Times New Roman" w:hAnsi="Times New Roman" w:cs="Times New Roman"/>
+          <w:sz w:val="28"/>
+          <w:szCs w:val="28"/>
+          <w:lang w:val="tt-RU"/>
+        </w:rPr>
+        <w:t>проведенного</w:t>
+      </w:r>
+      <w:r>
+        <w:rPr>
+          <w:rFonts w:ascii="Times New Roman" w:hAnsi="Times New Roman" w:cs="Times New Roman"/>
+          <w:sz w:val="28"/>
+          <w:szCs w:val="28"/>
+          <w:lang w:val="tt-RU"/>
+        </w:rPr>
+        <w:t xml:space="preserve"> исследования предлагается архитектура локальной навигации беспилотного транспорта, построенная на основе синтеза систем синтезированного зрения и архитектуры нейронной сети </w:t>
+      </w:r>
+      <w:r>
+        <w:rPr>
+          <w:rFonts w:ascii="Times New Roman" w:hAnsi="Times New Roman" w:cs="Times New Roman"/>
+          <w:sz w:val="28"/>
+          <w:szCs w:val="28"/>
+          <w:lang w:val="en-US"/>
+        </w:rPr>
+        <w:t>YOLO</w:t>
+      </w:r>
+      <w:r>
+        <w:rPr>
+          <w:rFonts w:ascii="Times New Roman" w:hAnsi="Times New Roman" w:cs="Times New Roman"/>
+          <w:sz w:val="28"/>
+          <w:szCs w:val="28"/>
+          <w:lang w:val="tt-RU"/>
+        </w:rPr>
+        <w:t xml:space="preserve"> для </w:t>
+      </w:r>
+      <w:r>
+        <w:rPr>
+          <w:rFonts w:ascii="Times New Roman" w:hAnsi="Times New Roman" w:cs="Times New Roman"/>
+          <w:sz w:val="28"/>
+          <w:szCs w:val="28"/>
+        </w:rPr>
+        <w:t>обнаружения и классификации объектов в поле зрения комплекса сенсоров: оптические камеры, лидар и лазерные дальномеры, установленные по периметру транспортного средства. Совокупность программно-аппаратных средств и анализ местности на основе систем синтезированного зрения позволяет развить не менее перспективную технологию и расширить возможности применения таких систем [6</w:t>
+      </w:r>
+      <w:r>
+        <w:rPr>
+          <w:rFonts w:ascii="Times New Roman" w:hAnsi="Times New Roman" w:cs="Times New Roman"/>
+          <w:sz w:val="28"/>
+          <w:szCs w:val="28"/>
+          <w:lang w:val="tt-RU"/>
+        </w:rPr>
+        <w:t>–</w:t>
+      </w:r>
+      <w:r>
+        <w:rPr>
+          <w:rFonts w:ascii="Times New Roman" w:hAnsi="Times New Roman" w:cs="Times New Roman"/>
+          <w:sz w:val="28"/>
+          <w:szCs w:val="28"/>
+        </w:rPr>
+        <w:t>8].</w:t>
+      </w:r>
+    </w:p>
+    <w:p>
+      <w:pPr>
+        <w:rPr>
+          <w:rFonts w:ascii="Times New Roman" w:hAnsi="Times New Roman" w:cs="Times New Roman"/>
+          <w:sz w:val="28"/>
+          <w:szCs w:val="28"/>
+        </w:rPr>
+      </w:pPr>
+      <w:r>
+        <w:rPr>
+          <w:rFonts w:ascii="Times New Roman" w:hAnsi="Times New Roman" w:cs="Times New Roman"/>
+          <w:sz w:val="28"/>
+          <w:szCs w:val="28"/>
+        </w:rPr>
+        <w:br w:type="page"/>
+      </w:r>
     </w:p>
     <w:p>
       <w:pPr>
@@ -22458,7 +25669,7 @@
           <w:szCs w:val="28"/>
         </w:rPr>
       </w:pPr>
-      <w:bookmarkStart w:id="27" w:name="_Toc234925278"/>
+      <w:bookmarkStart w:id="32" w:name="_Toc235434773"/>
       <w:r>
         <w:rPr>
           <w:rFonts w:asciiTheme="majorBidi" w:hAnsiTheme="majorBidi"/>
@@ -22468,7 +25679,8 @@
           <w:sz w:val="28"/>
           <w:szCs w:val="28"/>
         </w:rPr>
-        <w:t>1.</w:t>
+        <w:lastRenderedPageBreak/>
+        <w:t>2</w:t>
       </w:r>
       <w:r>
         <w:rPr>
@@ -22479,7 +25691,7 @@
           <w:sz w:val="28"/>
           <w:szCs w:val="28"/>
         </w:rPr>
-        <w:t>7</w:t>
+        <w:t xml:space="preserve">. </w:t>
       </w:r>
       <w:r>
         <w:rPr>
@@ -22490,120 +25702,20 @@
           <w:sz w:val="28"/>
           <w:szCs w:val="28"/>
         </w:rPr>
-        <w:t>. Выводы к главе 1</w:t>
-      </w:r>
-      <w:bookmarkEnd w:id="27"/>
-    </w:p>
-    <w:p>
-      <w:pPr>
-        <w:spacing w:after="0" w:line="360" w:lineRule="auto"/>
-        <w:ind w:firstLine="709"/>
-        <w:jc w:val="both"/>
-        <w:rPr>
-          <w:rFonts w:ascii="Times New Roman" w:hAnsi="Times New Roman" w:cs="Times New Roman"/>
-          <w:sz w:val="28"/>
-          <w:szCs w:val="28"/>
-        </w:rPr>
-      </w:pPr>
-    </w:p>
-    <w:p>
-      <w:pPr>
-        <w:spacing w:after="0" w:line="360" w:lineRule="auto"/>
-        <w:ind w:firstLine="709"/>
-        <w:jc w:val="both"/>
-        <w:rPr>
-          <w:rFonts w:ascii="Times New Roman" w:hAnsi="Times New Roman" w:cs="Times New Roman"/>
-          <w:sz w:val="28"/>
-          <w:szCs w:val="28"/>
-        </w:rPr>
-      </w:pPr>
-      <w:r>
-        <w:rPr>
-          <w:rFonts w:ascii="Times New Roman" w:hAnsi="Times New Roman" w:cs="Times New Roman"/>
-          <w:sz w:val="28"/>
-          <w:szCs w:val="28"/>
-          <w:lang w:val="tt-RU"/>
-        </w:rPr>
-        <w:t xml:space="preserve">На основе </w:t>
-      </w:r>
-      <w:r>
-        <w:rPr>
-          <w:rFonts w:ascii="Times New Roman" w:hAnsi="Times New Roman" w:cs="Times New Roman"/>
-          <w:sz w:val="28"/>
-          <w:szCs w:val="28"/>
-          <w:lang w:val="tt-RU"/>
-        </w:rPr>
-        <w:t>проведенного</w:t>
-      </w:r>
-      <w:r>
-        <w:rPr>
-          <w:rFonts w:ascii="Times New Roman" w:hAnsi="Times New Roman" w:cs="Times New Roman"/>
-          <w:sz w:val="28"/>
-          <w:szCs w:val="28"/>
-          <w:lang w:val="tt-RU"/>
-        </w:rPr>
-        <w:t xml:space="preserve"> исследования предлагается архитектура локальной навигации беспилотного транспорта, построенная на основе синтеза систем синтезированного зрения и архитектуры нейронной сети </w:t>
-      </w:r>
-      <w:r>
-        <w:rPr>
-          <w:rFonts w:ascii="Times New Roman" w:hAnsi="Times New Roman" w:cs="Times New Roman"/>
-          <w:sz w:val="28"/>
-          <w:szCs w:val="28"/>
-          <w:lang w:val="en-US"/>
-        </w:rPr>
-        <w:t>YOLO</w:t>
-      </w:r>
-      <w:r>
-        <w:rPr>
-          <w:rFonts w:ascii="Times New Roman" w:hAnsi="Times New Roman" w:cs="Times New Roman"/>
-          <w:sz w:val="28"/>
-          <w:szCs w:val="28"/>
-          <w:lang w:val="tt-RU"/>
-        </w:rPr>
-        <w:t xml:space="preserve"> для </w:t>
-      </w:r>
-      <w:r>
-        <w:rPr>
-          <w:rFonts w:ascii="Times New Roman" w:hAnsi="Times New Roman" w:cs="Times New Roman"/>
-          <w:sz w:val="28"/>
-          <w:szCs w:val="28"/>
-        </w:rPr>
-        <w:t>обнаружения и классификации объектов в поле зрения комплекса сенсоров: оптические камеры, лидар и лазерные дальномеры, установленные по периметру транспортного средства. Совокупность программно-аппаратных средств и анализ местности на основе систем синтезированного зрения позволяет развить не менее перспективную технологию и расширить возможности применения таких систем [6</w:t>
-      </w:r>
-      <w:r>
-        <w:rPr>
-          <w:rFonts w:ascii="Times New Roman" w:hAnsi="Times New Roman" w:cs="Times New Roman"/>
-          <w:sz w:val="28"/>
-          <w:szCs w:val="28"/>
-          <w:lang w:val="tt-RU"/>
-        </w:rPr>
-        <w:t>–</w:t>
-      </w:r>
-      <w:r>
-        <w:rPr>
-          <w:rFonts w:ascii="Times New Roman" w:hAnsi="Times New Roman" w:cs="Times New Roman"/>
-          <w:sz w:val="28"/>
-          <w:szCs w:val="28"/>
-        </w:rPr>
-        <w:t>8].</w:t>
-      </w:r>
-    </w:p>
-    <w:p>
-      <w:pPr>
-        <w:rPr>
-          <w:rFonts w:ascii="Times New Roman" w:hAnsi="Times New Roman" w:cs="Times New Roman"/>
-          <w:sz w:val="28"/>
-          <w:szCs w:val="28"/>
-        </w:rPr>
-      </w:pPr>
-      <w:r>
-        <w:rPr>
-          <w:rFonts w:ascii="Times New Roman" w:hAnsi="Times New Roman" w:cs="Times New Roman"/>
-          <w:sz w:val="28"/>
-          <w:szCs w:val="28"/>
-        </w:rPr>
-        <w:br w:type="page"/>
-      </w:r>
+        <w:t>АЛГОРИТМИЧЕСКАЯ ЧАСТЬ</w:t>
+      </w:r>
+      <w:bookmarkEnd w:id="32"/>
+    </w:p>
+    <w:p>
+      <w:pPr>
+        <w:rPr>
+          <w:rFonts w:asciiTheme="majorBidi" w:hAnsiTheme="majorBidi"/>
+          <w:b/>
+          <w:bCs/>
+          <w:sz w:val="28"/>
+          <w:szCs w:val="28"/>
+        </w:rPr>
+      </w:pPr>
     </w:p>
     <w:p>
       <w:pPr>
@@ -22620,7 +25732,7 @@
           <w:szCs w:val="28"/>
         </w:rPr>
       </w:pPr>
-      <w:bookmarkStart w:id="28" w:name="_Toc234925279"/>
+      <w:bookmarkStart w:id="33" w:name="_Toc235434774"/>
       <w:r>
         <w:rPr>
           <w:rFonts w:asciiTheme="majorBidi" w:hAnsiTheme="majorBidi"/>
@@ -22630,44 +25742,11 @@
           <w:sz w:val="28"/>
           <w:szCs w:val="28"/>
         </w:rPr>
-        <w:lastRenderedPageBreak/>
-        <w:t>2</w:t>
-      </w:r>
-      <w:r>
-        <w:rPr>
-          <w:rFonts w:asciiTheme="majorBidi" w:hAnsiTheme="majorBidi"/>
-          <w:b/>
-          <w:bCs/>
-          <w:color w:val="auto"/>
-          <w:sz w:val="28"/>
-          <w:szCs w:val="28"/>
-        </w:rPr>
-        <w:t xml:space="preserve">. </w:t>
-      </w:r>
-      <w:r>
-        <w:rPr>
-          <w:rFonts w:asciiTheme="majorBidi" w:hAnsiTheme="majorBidi"/>
-          <w:b/>
-          <w:bCs/>
-          <w:color w:val="auto"/>
-          <w:sz w:val="28"/>
-          <w:szCs w:val="28"/>
-        </w:rPr>
-        <w:t>АЛГОРИТМИЧЕСКАЯ ЧАСТЬ</w:t>
-      </w:r>
-      <w:bookmarkEnd w:id="28"/>
-    </w:p>
-    <w:p>
-      <w:pPr>
-        <w:rPr>
-          <w:rFonts w:asciiTheme="majorBidi" w:hAnsiTheme="majorBidi"/>
-          <w:b/>
-          <w:bCs/>
-          <w:sz w:val="28"/>
-          <w:szCs w:val="28"/>
-        </w:rPr>
-      </w:pPr>
-    </w:p>
+        <w:t>2.1 Разработка архитектуры нейросетевой модели</w:t>
+      </w:r>
+      <w:bookmarkEnd w:id="33"/>
+    </w:p>
+    <w:p/>
     <w:p>
       <w:pPr>
         <w:pStyle w:val="1"/>
@@ -22683,7 +25762,7 @@
           <w:szCs w:val="28"/>
         </w:rPr>
       </w:pPr>
-      <w:bookmarkStart w:id="29" w:name="_Toc234925280"/>
+      <w:bookmarkStart w:id="34" w:name="_Toc235434775"/>
       <w:r>
         <w:rPr>
           <w:rFonts w:asciiTheme="majorBidi" w:hAnsiTheme="majorBidi"/>
@@ -22693,9 +25772,9 @@
           <w:sz w:val="28"/>
           <w:szCs w:val="28"/>
         </w:rPr>
-        <w:t>2.1 Разработка архитектуры нейросетевой модели</w:t>
-      </w:r>
-      <w:bookmarkEnd w:id="29"/>
+        <w:t>2.2 Анализ специализированных обучающих выборок</w:t>
+      </w:r>
+      <w:bookmarkEnd w:id="34"/>
     </w:p>
     <w:p/>
     <w:p>
@@ -22713,7 +25792,7 @@
           <w:szCs w:val="28"/>
         </w:rPr>
       </w:pPr>
-      <w:bookmarkStart w:id="30" w:name="_Toc234925281"/>
+      <w:bookmarkStart w:id="35" w:name="_Toc235434776"/>
       <w:r>
         <w:rPr>
           <w:rFonts w:asciiTheme="majorBidi" w:hAnsiTheme="majorBidi"/>
@@ -22723,9 +25802,9 @@
           <w:sz w:val="28"/>
           <w:szCs w:val="28"/>
         </w:rPr>
-        <w:t>2.2 Анализ специализированных обучающих выборок</w:t>
-      </w:r>
-      <w:bookmarkEnd w:id="30"/>
+        <w:t>2.3 Формирование процесса обучения нейросетевой модели. Анализ метрик обучения</w:t>
+      </w:r>
+      <w:bookmarkEnd w:id="35"/>
     </w:p>
     <w:p/>
     <w:p>
@@ -22743,7 +25822,7 @@
           <w:szCs w:val="28"/>
         </w:rPr>
       </w:pPr>
-      <w:bookmarkStart w:id="31" w:name="_Toc234925282"/>
+      <w:bookmarkStart w:id="36" w:name="_Toc235434777"/>
       <w:r>
         <w:rPr>
           <w:rFonts w:asciiTheme="majorBidi" w:hAnsiTheme="majorBidi"/>
@@ -22753,9 +25832,44 @@
           <w:sz w:val="28"/>
           <w:szCs w:val="28"/>
         </w:rPr>
-        <w:t>2.3 Формирование процесса обучения нейросетевой модели. Анализ метрик обучения</w:t>
-      </w:r>
-      <w:bookmarkEnd w:id="31"/>
+        <w:t xml:space="preserve">2.4 Тестирование полученной модели по технологии </w:t>
+      </w:r>
+      <w:r>
+        <w:rPr>
+          <w:rFonts w:asciiTheme="majorBidi" w:hAnsiTheme="majorBidi"/>
+          <w:b/>
+          <w:bCs/>
+          <w:color w:val="auto"/>
+          <w:sz w:val="28"/>
+          <w:szCs w:val="28"/>
+          <w:lang w:val="en-US"/>
+        </w:rPr>
+        <w:t>Edge</w:t>
+      </w:r>
+      <w:r>
+        <w:rPr>
+          <w:rFonts w:asciiTheme="majorBidi" w:hAnsiTheme="majorBidi"/>
+          <w:b/>
+          <w:bCs/>
+          <w:color w:val="auto"/>
+          <w:sz w:val="28"/>
+          <w:szCs w:val="28"/>
+        </w:rPr>
+        <w:t xml:space="preserve"> </w:t>
+      </w:r>
+      <w:r>
+        <w:rPr>
+          <w:rFonts w:asciiTheme="majorBidi" w:hAnsiTheme="majorBidi"/>
+          <w:b/>
+          <w:bCs/>
+          <w:color w:val="auto"/>
+          <w:sz w:val="28"/>
+          <w:szCs w:val="28"/>
+          <w:lang w:val="en-US"/>
+        </w:rPr>
+        <w:t>AI</w:t>
+      </w:r>
+      <w:bookmarkEnd w:id="36"/>
     </w:p>
     <w:p/>
     <w:p>
@@ -22773,7 +25887,7 @@
           <w:szCs w:val="28"/>
         </w:rPr>
       </w:pPr>
-      <w:bookmarkStart w:id="32" w:name="_Toc234925283"/>
+      <w:bookmarkStart w:id="37" w:name="_Toc235434778"/>
       <w:r>
         <w:rPr>
           <w:rFonts w:asciiTheme="majorBidi" w:hAnsiTheme="majorBidi"/>
@@ -22783,44 +25897,9 @@
           <w:sz w:val="28"/>
           <w:szCs w:val="28"/>
         </w:rPr>
-        <w:t xml:space="preserve">2.4 Тестирование полученной модели по технологии </w:t>
-      </w:r>
-      <w:r>
-        <w:rPr>
-          <w:rFonts w:asciiTheme="majorBidi" w:hAnsiTheme="majorBidi"/>
-          <w:b/>
-          <w:bCs/>
-          <w:color w:val="auto"/>
-          <w:sz w:val="28"/>
-          <w:szCs w:val="28"/>
-          <w:lang w:val="en-US"/>
-        </w:rPr>
-        <w:t>Edge</w:t>
-      </w:r>
-      <w:r>
-        <w:rPr>
-          <w:rFonts w:asciiTheme="majorBidi" w:hAnsiTheme="majorBidi"/>
-          <w:b/>
-          <w:bCs/>
-          <w:color w:val="auto"/>
-          <w:sz w:val="28"/>
-          <w:szCs w:val="28"/>
-        </w:rPr>
-        <w:t xml:space="preserve"> </w:t>
-      </w:r>
-      <w:r>
-        <w:rPr>
-          <w:rFonts w:asciiTheme="majorBidi" w:hAnsiTheme="majorBidi"/>
-          <w:b/>
-          <w:bCs/>
-          <w:color w:val="auto"/>
-          <w:sz w:val="28"/>
-          <w:szCs w:val="28"/>
-          <w:lang w:val="en-US"/>
-        </w:rPr>
-        <w:t>AI</w:t>
-      </w:r>
-      <w:bookmarkEnd w:id="32"/>
+        <w:t>2.5 Разработка алгоритмов системы автоматического управления робототехническим комплексом для уборочных работ</w:t>
+      </w:r>
+      <w:bookmarkEnd w:id="37"/>
     </w:p>
     <w:p/>
     <w:p>
@@ -22838,7 +25917,7 @@
           <w:szCs w:val="28"/>
         </w:rPr>
       </w:pPr>
-      <w:bookmarkStart w:id="33" w:name="_Toc234925284"/>
+      <w:bookmarkStart w:id="38" w:name="_Toc235434779"/>
       <w:r>
         <w:rPr>
           <w:rFonts w:asciiTheme="majorBidi" w:hAnsiTheme="majorBidi"/>
@@ -22848,9 +25927,9 @@
           <w:sz w:val="28"/>
           <w:szCs w:val="28"/>
         </w:rPr>
-        <w:t>2.5 Разработка алгоритмов системы автоматического управления робототехническим комплексом для уборочных работ</w:t>
-      </w:r>
-      <w:bookmarkEnd w:id="33"/>
+        <w:t>2.6 Разработка интеллектуального алгоритма мониторинга и оценки качество выполняемых работ</w:t>
+      </w:r>
+      <w:bookmarkEnd w:id="38"/>
     </w:p>
     <w:p/>
     <w:p>
@@ -22868,7 +25947,7 @@
           <w:szCs w:val="28"/>
         </w:rPr>
       </w:pPr>
-      <w:bookmarkStart w:id="34" w:name="_Toc234925285"/>
+      <w:bookmarkStart w:id="39" w:name="_Toc235434780"/>
       <w:r>
         <w:rPr>
           <w:rFonts w:asciiTheme="majorBidi" w:hAnsiTheme="majorBidi"/>
@@ -22878,11 +25957,42 @@
           <w:sz w:val="28"/>
           <w:szCs w:val="28"/>
         </w:rPr>
-        <w:t>2.6 Разработка интеллектуального алгоритма мониторинга и оценки качество выполняемых работ</w:t>
-      </w:r>
-      <w:bookmarkEnd w:id="34"/>
-    </w:p>
-    <w:p/>
+        <w:t>2.7 Выводы к главе 2</w:t>
+      </w:r>
+      <w:bookmarkEnd w:id="39"/>
+    </w:p>
+    <w:p>
+      <w:pPr>
+        <w:rPr>
+          <w:rFonts w:asciiTheme="majorBidi" w:hAnsiTheme="majorBidi"/>
+          <w:b/>
+          <w:bCs/>
+          <w:sz w:val="28"/>
+          <w:szCs w:val="28"/>
+        </w:rPr>
+      </w:pPr>
+    </w:p>
+    <w:p>
+      <w:pPr>
+        <w:rPr>
+          <w:rFonts w:asciiTheme="majorBidi" w:eastAsiaTheme="majorEastAsia" w:hAnsiTheme="majorBidi" w:cstheme="majorBidi"/>
+          <w:b/>
+          <w:bCs/>
+          <w:sz w:val="28"/>
+          <w:szCs w:val="28"/>
+        </w:rPr>
+      </w:pPr>
+      <w:r>
+        <w:rPr>
+          <w:rFonts w:asciiTheme="majorBidi" w:hAnsiTheme="majorBidi"/>
+          <w:b/>
+          <w:bCs/>
+          <w:sz w:val="28"/>
+          <w:szCs w:val="28"/>
+        </w:rPr>
+        <w:br w:type="page"/>
+      </w:r>
+    </w:p>
     <w:p>
       <w:pPr>
         <w:pStyle w:val="1"/>
@@ -22898,7 +26008,7 @@
           <w:szCs w:val="28"/>
         </w:rPr>
       </w:pPr>
-      <w:bookmarkStart w:id="35" w:name="_Toc234925286"/>
+      <w:bookmarkStart w:id="40" w:name="_Toc235434781"/>
       <w:r>
         <w:rPr>
           <w:rFonts w:asciiTheme="majorBidi" w:hAnsiTheme="majorBidi"/>
@@ -22908,41 +26018,10 @@
           <w:sz w:val="28"/>
           <w:szCs w:val="28"/>
         </w:rPr>
-        <w:t>2.7 Выводы к главе 2</w:t>
-      </w:r>
-      <w:bookmarkEnd w:id="35"/>
-    </w:p>
-    <w:p>
-      <w:pPr>
-        <w:rPr>
-          <w:rFonts w:asciiTheme="majorBidi" w:hAnsiTheme="majorBidi"/>
-          <w:b/>
-          <w:bCs/>
-          <w:sz w:val="28"/>
-          <w:szCs w:val="28"/>
-        </w:rPr>
-      </w:pPr>
-    </w:p>
-    <w:p>
-      <w:pPr>
-        <w:rPr>
-          <w:rFonts w:asciiTheme="majorBidi" w:eastAsiaTheme="majorEastAsia" w:hAnsiTheme="majorBidi" w:cstheme="majorBidi"/>
-          <w:b/>
-          <w:bCs/>
-          <w:sz w:val="28"/>
-          <w:szCs w:val="28"/>
-        </w:rPr>
-      </w:pPr>
-      <w:r>
-        <w:rPr>
-          <w:rFonts w:asciiTheme="majorBidi" w:hAnsiTheme="majorBidi"/>
-          <w:b/>
-          <w:bCs/>
-          <w:sz w:val="28"/>
-          <w:szCs w:val="28"/>
-        </w:rPr>
-        <w:br w:type="page"/>
-      </w:r>
+        <w:lastRenderedPageBreak/>
+        <w:t>3. ЭКСПЕРИМЕНТАЛЬНАЯ ЧАСТЬ</w:t>
+      </w:r>
+      <w:bookmarkEnd w:id="40"/>
     </w:p>
     <w:p>
       <w:pPr>
@@ -22959,7 +26038,7 @@
           <w:szCs w:val="28"/>
         </w:rPr>
       </w:pPr>
-      <w:bookmarkStart w:id="36" w:name="_Toc234925287"/>
+      <w:bookmarkStart w:id="41" w:name="_Toc235434782"/>
       <w:r>
         <w:rPr>
           <w:rFonts w:asciiTheme="majorBidi" w:hAnsiTheme="majorBidi"/>
@@ -22969,39 +26048,9 @@
           <w:sz w:val="28"/>
           <w:szCs w:val="28"/>
         </w:rPr>
-        <w:lastRenderedPageBreak/>
-        <w:t>3. ЭКСПЕРИМЕНТАЛЬНАЯ ЧАСТЬ</w:t>
-      </w:r>
-      <w:bookmarkEnd w:id="36"/>
-    </w:p>
-    <w:p>
-      <w:pPr>
-        <w:pStyle w:val="1"/>
-        <w:spacing w:before="0" w:line="360" w:lineRule="auto"/>
-        <w:ind w:firstLine="709"/>
-        <w:jc w:val="both"/>
-        <w:rPr>
-          <w:rFonts w:asciiTheme="majorBidi" w:hAnsiTheme="majorBidi"/>
-          <w:b/>
-          <w:bCs/>
-          <w:color w:val="auto"/>
-          <w:sz w:val="28"/>
-          <w:szCs w:val="28"/>
-        </w:rPr>
-      </w:pPr>
-      <w:bookmarkStart w:id="37" w:name="_Toc234925288"/>
-      <w:r>
-        <w:rPr>
-          <w:rFonts w:asciiTheme="majorBidi" w:hAnsiTheme="majorBidi"/>
-          <w:b/>
-          <w:bCs/>
-          <w:color w:val="auto"/>
-          <w:sz w:val="28"/>
-          <w:szCs w:val="28"/>
-        </w:rPr>
         <w:t>3.1 Описание экспериментальной установки</w:t>
       </w:r>
-      <w:bookmarkEnd w:id="37"/>
+      <w:bookmarkEnd w:id="41"/>
     </w:p>
     <w:p/>
     <w:p>
@@ -24231,7 +27280,7 @@
           <w:szCs w:val="28"/>
         </w:rPr>
       </w:pPr>
-      <w:bookmarkStart w:id="38" w:name="_Toc234925289"/>
+      <w:bookmarkStart w:id="42" w:name="_Toc235434783"/>
       <w:r>
         <w:rPr>
           <w:rFonts w:asciiTheme="majorBidi" w:hAnsiTheme="majorBidi"/>
@@ -24243,7 +27292,7 @@
         </w:rPr>
         <w:t>3.2 Экспериментальные исследования</w:t>
       </w:r>
-      <w:bookmarkEnd w:id="38"/>
+      <w:bookmarkEnd w:id="42"/>
     </w:p>
     <w:p/>
     <w:p>
@@ -24261,7 +27310,7 @@
           <w:szCs w:val="28"/>
         </w:rPr>
       </w:pPr>
-      <w:bookmarkStart w:id="39" w:name="_Toc234925290"/>
+      <w:bookmarkStart w:id="43" w:name="_Toc235434784"/>
       <w:r>
         <w:rPr>
           <w:rFonts w:asciiTheme="majorBidi" w:hAnsiTheme="majorBidi"/>
@@ -24306,7 +27355,7 @@
         </w:rPr>
         <w:t>Разработка ИСУ автономного робота-уборщика</w:t>
       </w:r>
-      <w:bookmarkEnd w:id="39"/>
+      <w:bookmarkEnd w:id="43"/>
     </w:p>
     <w:p/>
     <w:p>
@@ -24324,7 +27373,7 @@
           <w:szCs w:val="28"/>
         </w:rPr>
       </w:pPr>
-      <w:bookmarkStart w:id="40" w:name="_Toc234925291"/>
+      <w:bookmarkStart w:id="44" w:name="_Toc235434785"/>
       <w:r>
         <w:rPr>
           <w:rFonts w:asciiTheme="majorBidi" w:hAnsiTheme="majorBidi"/>
@@ -24347,7 +27396,7 @@
         </w:rPr>
         <w:t>Построение методики разработки системы</w:t>
       </w:r>
-      <w:bookmarkEnd w:id="40"/>
+      <w:bookmarkEnd w:id="44"/>
     </w:p>
     <w:p/>
     <w:p>
@@ -24365,7 +27414,7 @@
           <w:szCs w:val="28"/>
         </w:rPr>
       </w:pPr>
-      <w:bookmarkStart w:id="41" w:name="_Toc234925292"/>
+      <w:bookmarkStart w:id="45" w:name="_Toc235434786"/>
       <w:r>
         <w:rPr>
           <w:rFonts w:asciiTheme="majorBidi" w:hAnsiTheme="majorBidi"/>
@@ -24377,7 +27426,7 @@
         </w:rPr>
         <w:t>3.5 Анализ полученных результатов</w:t>
       </w:r>
-      <w:bookmarkEnd w:id="41"/>
+      <w:bookmarkEnd w:id="45"/>
     </w:p>
     <w:p/>
     <w:p>
@@ -24395,7 +27444,7 @@
           <w:szCs w:val="28"/>
         </w:rPr>
       </w:pPr>
-      <w:bookmarkStart w:id="42" w:name="_Toc234925293"/>
+      <w:bookmarkStart w:id="46" w:name="_Toc235434787"/>
       <w:r>
         <w:rPr>
           <w:rFonts w:asciiTheme="majorBidi" w:hAnsiTheme="majorBidi"/>
@@ -24429,7 +27478,7 @@
         </w:rPr>
         <w:t xml:space="preserve"> Выводы к главе 3</w:t>
       </w:r>
-      <w:bookmarkEnd w:id="42"/>
+      <w:bookmarkEnd w:id="46"/>
     </w:p>
     <w:p/>
     <w:p>
@@ -24465,7 +27514,7 @@
           <w:szCs w:val="28"/>
         </w:rPr>
       </w:pPr>
-      <w:bookmarkStart w:id="43" w:name="_Toc234925294"/>
+      <w:bookmarkStart w:id="47" w:name="_Toc235434788"/>
       <w:r>
         <w:rPr>
           <w:rFonts w:asciiTheme="majorBidi" w:hAnsiTheme="majorBidi"/>
@@ -24478,7 +27527,7 @@
         <w:lastRenderedPageBreak/>
         <w:t>ЗАКЛЮЧЕНИЕ</w:t>
       </w:r>
-      <w:bookmarkEnd w:id="43"/>
+      <w:bookmarkEnd w:id="47"/>
     </w:p>
     <w:p>
       <w:pPr>
@@ -24516,7 +27565,7 @@
           <w:szCs w:val="28"/>
         </w:rPr>
       </w:pPr>
-      <w:bookmarkStart w:id="44" w:name="_Toc234925295"/>
+      <w:bookmarkStart w:id="48" w:name="_Toc235434789"/>
       <w:r>
         <w:rPr>
           <w:rFonts w:asciiTheme="majorBidi" w:hAnsiTheme="majorBidi"/>
@@ -24529,7 +27578,7 @@
         <w:lastRenderedPageBreak/>
         <w:t>СПИСОК ИСПОЛЬЗУЕМЫХ ИСТОЧНИКОВ</w:t>
       </w:r>
-      <w:bookmarkEnd w:id="44"/>
+      <w:bookmarkEnd w:id="48"/>
     </w:p>
     <w:p>
       <w:pPr>
@@ -27491,7 +30540,6 @@
   <w:style w:type="character" w:default="1" w:styleId="a0">
     <w:name w:val="Default Paragraph Font"/>
     <w:uiPriority w:val="1"/>
-    <w:semiHidden/>
     <w:unhideWhenUsed/>
   </w:style>
   <w:style w:type="table" w:default="1" w:styleId="a1">

--- a/Кандидатская диссертация.docx
+++ b/Кандидатская диссертация.docx
@@ -73,7 +73,7 @@
                 <v:shape id="_x0000_i1025" type="#_x0000_t75" style="width:37.5pt;height:35.25pt" o:ole="" fillcolor="window">
                   <v:imagedata r:id="rId8" o:title=""/>
                 </v:shape>
-                <o:OLEObject Type="Embed" ProgID="MSDraw" ShapeID="_x0000_i1025" DrawAspect="Content" ObjectID="_1846073826" r:id="rId9"/>
+                <o:OLEObject Type="Embed" ProgID="MSDraw" ShapeID="_x0000_i1025" DrawAspect="Content" ObjectID="_1846165209" r:id="rId9"/>
               </w:object>
             </w:r>
             <w:r>
@@ -6155,7 +6155,25 @@
           <w:sz w:val="28"/>
           <w:szCs w:val="28"/>
         </w:rPr>
-        <w:t xml:space="preserve"> с ограниченной ответственностью «Группа компаний Аванти».</w:t>
+        <w:t xml:space="preserve"> с ограниченной ответственностью «Группа компаний </w:t>
+      </w:r>
+      <w:proofErr w:type="spellStart"/>
+      <w:r>
+        <w:rPr>
+          <w:rFonts w:ascii="Times New Roman" w:hAnsi="Times New Roman" w:cs="Times New Roman"/>
+          <w:sz w:val="28"/>
+          <w:szCs w:val="28"/>
+        </w:rPr>
+        <w:t>Аванти</w:t>
+      </w:r>
+      <w:proofErr w:type="spellEnd"/>
+      <w:r>
+        <w:rPr>
+          <w:rFonts w:ascii="Times New Roman" w:hAnsi="Times New Roman" w:cs="Times New Roman"/>
+          <w:sz w:val="28"/>
+          <w:szCs w:val="28"/>
+        </w:rPr>
+        <w:t>».</w:t>
       </w:r>
     </w:p>
     <w:p>
@@ -6217,6 +6235,7 @@
         </w:rPr>
         <w:t xml:space="preserve">, предоставляемом ООО «Группа компаний </w:t>
       </w:r>
+      <w:proofErr w:type="spellStart"/>
       <w:r>
         <w:rPr>
           <w:rFonts w:ascii="Times New Roman" w:hAnsi="Times New Roman" w:cs="Times New Roman"/>
@@ -6224,7 +6243,16 @@
           <w:szCs w:val="28"/>
         </w:rPr>
         <w:lastRenderedPageBreak/>
-        <w:t>Аванти»</w:t>
+        <w:t>Аванти</w:t>
+      </w:r>
+      <w:proofErr w:type="spellEnd"/>
+      <w:r>
+        <w:rPr>
+          <w:rFonts w:ascii="Times New Roman" w:hAnsi="Times New Roman" w:cs="Times New Roman"/>
+          <w:sz w:val="28"/>
+          <w:szCs w:val="28"/>
+        </w:rPr>
+        <w:t>»</w:t>
       </w:r>
       <w:r>
         <w:rPr>
@@ -6738,6 +6766,28 @@
         <w:ind w:firstLine="709"/>
         <w:jc w:val="both"/>
         <w:rPr>
+          <w:rFonts w:ascii="Times New Roman" w:eastAsia="Times New Roman" w:hAnsi="Times New Roman" w:cs="Times New Roman"/>
+          <w:sz w:val="28"/>
+          <w:szCs w:val="28"/>
+          <w:lang w:eastAsia="ru-RU"/>
+        </w:rPr>
+      </w:pPr>
+      <w:r>
+        <w:rPr>
+          <w:rFonts w:ascii="Times New Roman" w:eastAsia="Times New Roman" w:hAnsi="Times New Roman" w:cs="Times New Roman"/>
+          <w:sz w:val="28"/>
+          <w:szCs w:val="28"/>
+          <w:lang w:eastAsia="ru-RU"/>
+        </w:rPr>
+        <w:t xml:space="preserve">1) Монокулярное зрение (камеры). Предоставляют наиболее доступный и простой способ применения. Ограничением является отсутствие прямой возможности получения </w:t>
+      </w:r>
+    </w:p>
+    <w:p>
+      <w:pPr>
+        <w:spacing w:after="0" w:line="360" w:lineRule="auto"/>
+        <w:ind w:firstLine="709"/>
+        <w:jc w:val="both"/>
+        <w:rPr>
           <w:rFonts w:ascii="Times New Roman" w:hAnsi="Times New Roman" w:cs="Times New Roman"/>
           <w:sz w:val="28"/>
           <w:szCs w:val="28"/>
@@ -7070,7 +7120,27 @@
           <w:szCs w:val="28"/>
           <w:lang w:eastAsia="ru-RU"/>
         </w:rPr>
-        <w:t xml:space="preserve">Работа, представленная Смитом и Чизманом в 1986 году, </w:t>
+        <w:t xml:space="preserve">Работа, представленная Смитом и </w:t>
+      </w:r>
+      <w:proofErr w:type="spellStart"/>
+      <w:r>
+        <w:rPr>
+          <w:rFonts w:ascii="Times New Roman" w:eastAsia="Times New Roman" w:hAnsi="Times New Roman" w:cs="Times New Roman"/>
+          <w:sz w:val="28"/>
+          <w:szCs w:val="28"/>
+          <w:lang w:eastAsia="ru-RU"/>
+        </w:rPr>
+        <w:t>Чизманом</w:t>
+      </w:r>
+      <w:proofErr w:type="spellEnd"/>
+      <w:r>
+        <w:rPr>
+          <w:rFonts w:ascii="Times New Roman" w:eastAsia="Times New Roman" w:hAnsi="Times New Roman" w:cs="Times New Roman"/>
+          <w:sz w:val="28"/>
+          <w:szCs w:val="28"/>
+          <w:lang w:eastAsia="ru-RU"/>
+        </w:rPr>
+        <w:t xml:space="preserve"> в 1986 году, </w:t>
       </w:r>
       <w:r>
         <w:rPr>
@@ -7362,6 +7432,7 @@
           <w:szCs w:val="28"/>
           <w:lang w:eastAsia="ru-RU"/>
         </w:rPr>
+        <w:lastRenderedPageBreak/>
         <w:t>Ниже представлена с</w:t>
       </w:r>
       <w:r>
@@ -7514,7 +7585,6 @@
           <w:szCs w:val="28"/>
           <w:lang w:eastAsia="ru-RU"/>
         </w:rPr>
-        <w:lastRenderedPageBreak/>
         <w:t xml:space="preserve">2. </w:t>
       </w:r>
       <w:r>
@@ -7662,16 +7732,7 @@
           <w:szCs w:val="28"/>
           <w:lang w:eastAsia="ru-RU"/>
         </w:rPr>
-        <w:t xml:space="preserve"> </w:t>
-      </w:r>
-      <w:r>
-        <w:rPr>
-          <w:rFonts w:ascii="Times New Roman" w:eastAsia="Times New Roman" w:hAnsi="Times New Roman" w:cs="Times New Roman"/>
-          <w:sz w:val="28"/>
-          <w:szCs w:val="28"/>
-          <w:lang w:eastAsia="ru-RU"/>
-        </w:rPr>
-        <w:t>на локальных картах</w:t>
+        <w:t xml:space="preserve"> на локальных картах</w:t>
       </w:r>
       <w:r>
         <w:rPr>
@@ -7711,7 +7772,25 @@
           <w:szCs w:val="28"/>
           <w:lang w:eastAsia="ru-RU"/>
         </w:rPr>
-        <w:t xml:space="preserve">вероятностного подхода </w:t>
+        <w:t>вероятностного подхода</w:t>
+      </w:r>
+      <w:r>
+        <w:rPr>
+          <w:rFonts w:ascii="Times New Roman" w:eastAsia="Times New Roman" w:hAnsi="Times New Roman" w:cs="Times New Roman"/>
+          <w:sz w:val="28"/>
+          <w:szCs w:val="28"/>
+          <w:lang w:eastAsia="ru-RU"/>
+        </w:rPr>
+        <w:t xml:space="preserve"> классических</w:t>
+      </w:r>
+      <w:r>
+        <w:rPr>
+          <w:rFonts w:ascii="Times New Roman" w:eastAsia="Times New Roman" w:hAnsi="Times New Roman" w:cs="Times New Roman"/>
+          <w:sz w:val="28"/>
+          <w:szCs w:val="28"/>
+          <w:lang w:eastAsia="ru-RU"/>
+        </w:rPr>
+        <w:t xml:space="preserve"> </w:t>
       </w:r>
       <w:r>
         <w:rPr>
@@ -7839,16 +7918,7 @@
                     <w:szCs w:val="28"/>
                     <w:lang w:val="en-US" w:eastAsia="ru-RU"/>
                   </w:rPr>
-                  <m:t>=</m:t>
-                </m:r>
-                <m:r>
-                  <w:rPr>
-                    <w:rFonts w:ascii="Cambria Math" w:eastAsia="Times New Roman" w:hAnsi="Cambria Math" w:cs="Times New Roman"/>
-                    <w:sz w:val="28"/>
-                    <w:szCs w:val="28"/>
-                    <w:lang w:val="en-US" w:eastAsia="ru-RU"/>
-                  </w:rPr>
-                  <m:t>{</m:t>
+                  <m:t>={</m:t>
                 </m:r>
                 <m:sSub>
                   <m:sSubPr>
@@ -8028,7 +8098,7 @@
     </w:p>
     <w:p>
       <w:pPr>
-        <w:spacing w:after="0" w:line="360" w:lineRule="auto"/>
+        <w:spacing w:after="0" w:line="240" w:lineRule="auto"/>
         <w:ind w:firstLine="709"/>
         <w:jc w:val="both"/>
         <w:rPr>
@@ -8137,6 +8207,14 @@
       <w:tblPr>
         <w:tblStyle w:val="a6"/>
         <w:tblW w:w="0" w:type="auto"/>
+        <w:tblBorders>
+          <w:top w:val="none" w:sz="0" w:space="0" w:color="auto"/>
+          <w:left w:val="none" w:sz="0" w:space="0" w:color="auto"/>
+          <w:bottom w:val="none" w:sz="0" w:space="0" w:color="auto"/>
+          <w:right w:val="none" w:sz="0" w:space="0" w:color="auto"/>
+          <w:insideH w:val="none" w:sz="0" w:space="0" w:color="auto"/>
+          <w:insideV w:val="none" w:sz="0" w:space="0" w:color="auto"/>
+        </w:tblBorders>
         <w:tblLook w:val="04A0" w:firstRow="1" w:lastRow="0" w:firstColumn="1" w:lastColumn="0" w:noHBand="0" w:noVBand="1"/>
       </w:tblPr>
       <w:tblGrid>
@@ -8195,16 +8273,7 @@
                     <w:szCs w:val="28"/>
                     <w:lang w:val="en-US" w:eastAsia="ru-RU"/>
                   </w:rPr>
-                  <m:t>=</m:t>
-                </m:r>
-                <m:r>
-                  <w:rPr>
-                    <w:rFonts w:ascii="Cambria Math" w:eastAsia="Times New Roman" w:hAnsi="Cambria Math" w:cs="Times New Roman"/>
-                    <w:sz w:val="28"/>
-                    <w:szCs w:val="28"/>
-                    <w:lang w:val="en-US" w:eastAsia="ru-RU"/>
-                  </w:rPr>
-                  <m:t>{</m:t>
+                  <m:t>={</m:t>
                 </m:r>
                 <m:sSub>
                   <m:sSubPr>
@@ -8439,43 +8508,16 @@
           <w:szCs w:val="28"/>
           <w:lang w:eastAsia="ru-RU"/>
         </w:rPr>
-        <w:t xml:space="preserve"> </w:t>
-      </w:r>
-      <w:r>
-        <w:rPr>
-          <w:rFonts w:ascii="Times New Roman" w:eastAsia="Times New Roman" w:hAnsi="Times New Roman" w:cs="Times New Roman"/>
-          <w:sz w:val="28"/>
-          <w:szCs w:val="28"/>
-          <w:lang w:eastAsia="ru-RU"/>
-        </w:rPr>
-        <w:t xml:space="preserve">– </w:t>
-      </w:r>
-      <w:r>
-        <w:rPr>
-          <w:rFonts w:ascii="Times New Roman" w:eastAsia="Times New Roman" w:hAnsi="Times New Roman" w:cs="Times New Roman"/>
-          <w:sz w:val="28"/>
-          <w:szCs w:val="28"/>
-          <w:lang w:eastAsia="ru-RU"/>
-        </w:rPr>
-        <w:t xml:space="preserve">вектор </w:t>
-      </w:r>
-      <w:r>
-        <w:rPr>
-          <w:rFonts w:ascii="Times New Roman" w:eastAsia="Times New Roman" w:hAnsi="Times New Roman" w:cs="Times New Roman"/>
-          <w:sz w:val="28"/>
-          <w:szCs w:val="28"/>
-          <w:lang w:eastAsia="ru-RU"/>
-        </w:rPr>
-        <w:t>информации об окружающей</w:t>
-      </w:r>
-      <w:r>
-        <w:rPr>
-          <w:rFonts w:ascii="Times New Roman" w:eastAsia="Times New Roman" w:hAnsi="Times New Roman" w:cs="Times New Roman"/>
-          <w:sz w:val="28"/>
-          <w:szCs w:val="28"/>
-          <w:lang w:eastAsia="ru-RU"/>
-        </w:rPr>
-        <w:t xml:space="preserve">, </w:t>
+        <w:t xml:space="preserve"> – </w:t>
+      </w:r>
+      <w:r>
+        <w:rPr>
+          <w:rFonts w:ascii="Times New Roman" w:eastAsia="Times New Roman" w:hAnsi="Times New Roman" w:cs="Times New Roman"/>
+          <w:sz w:val="28"/>
+          <w:szCs w:val="28"/>
+          <w:lang w:eastAsia="ru-RU"/>
+        </w:rPr>
+        <w:t xml:space="preserve">вектор информации об окружающей, </w:t>
       </w:r>
       <w:r>
         <w:rPr>
@@ -8540,6 +8582,14 @@
       <w:tblPr>
         <w:tblStyle w:val="a6"/>
         <w:tblW w:w="0" w:type="auto"/>
+        <w:tblBorders>
+          <w:top w:val="none" w:sz="0" w:space="0" w:color="auto"/>
+          <w:left w:val="none" w:sz="0" w:space="0" w:color="auto"/>
+          <w:bottom w:val="none" w:sz="0" w:space="0" w:color="auto"/>
+          <w:right w:val="none" w:sz="0" w:space="0" w:color="auto"/>
+          <w:insideH w:val="none" w:sz="0" w:space="0" w:color="auto"/>
+          <w:insideV w:val="none" w:sz="0" w:space="0" w:color="auto"/>
+        </w:tblBorders>
         <w:tblLook w:val="04A0" w:firstRow="1" w:lastRow="0" w:firstColumn="1" w:lastColumn="0" w:noHBand="0" w:noVBand="1"/>
       </w:tblPr>
       <w:tblGrid>
@@ -8598,16 +8648,7 @@
                     <w:szCs w:val="28"/>
                     <w:lang w:val="en-US" w:eastAsia="ru-RU"/>
                   </w:rPr>
-                  <m:t>=</m:t>
-                </m:r>
-                <m:r>
-                  <w:rPr>
-                    <w:rFonts w:ascii="Cambria Math" w:eastAsia="Times New Roman" w:hAnsi="Cambria Math" w:cs="Times New Roman"/>
-                    <w:sz w:val="28"/>
-                    <w:szCs w:val="28"/>
-                    <w:lang w:val="en-US" w:eastAsia="ru-RU"/>
-                  </w:rPr>
-                  <m:t>{</m:t>
+                  <m:t>={</m:t>
                 </m:r>
                 <m:sSub>
                   <m:sSubPr>
@@ -8952,6 +8993,14 @@
       <w:tblPr>
         <w:tblStyle w:val="a6"/>
         <w:tblW w:w="0" w:type="auto"/>
+        <w:tblBorders>
+          <w:top w:val="none" w:sz="0" w:space="0" w:color="auto"/>
+          <w:left w:val="none" w:sz="0" w:space="0" w:color="auto"/>
+          <w:bottom w:val="none" w:sz="0" w:space="0" w:color="auto"/>
+          <w:right w:val="none" w:sz="0" w:space="0" w:color="auto"/>
+          <w:insideH w:val="none" w:sz="0" w:space="0" w:color="auto"/>
+          <w:insideV w:val="none" w:sz="0" w:space="0" w:color="auto"/>
+        </w:tblBorders>
         <w:tblLook w:val="04A0" w:firstRow="1" w:lastRow="0" w:firstColumn="1" w:lastColumn="0" w:noHBand="0" w:noVBand="1"/>
       </w:tblPr>
       <w:tblGrid>
@@ -9172,19 +9221,6 @@
     </w:p>
     <w:p>
       <w:pPr>
-        <w:spacing w:after="0" w:line="240" w:lineRule="auto"/>
-        <w:ind w:firstLine="709"/>
-        <w:jc w:val="both"/>
-        <w:rPr>
-          <w:rFonts w:ascii="Times New Roman" w:eastAsia="Times New Roman" w:hAnsi="Times New Roman" w:cs="Times New Roman"/>
-          <w:sz w:val="28"/>
-          <w:szCs w:val="28"/>
-          <w:lang w:eastAsia="ru-RU"/>
-        </w:rPr>
-      </w:pPr>
-    </w:p>
-    <w:p>
-      <w:pPr>
         <w:spacing w:after="0" w:line="360" w:lineRule="auto"/>
         <w:ind w:firstLine="709"/>
         <w:jc w:val="both"/>
@@ -9200,9 +9236,18 @@
           <w:rFonts w:ascii="Times New Roman" w:eastAsia="Times New Roman" w:hAnsi="Times New Roman" w:cs="Times New Roman"/>
           <w:sz w:val="28"/>
           <w:szCs w:val="28"/>
-          <w:lang w:eastAsia="ru-RU"/>
-        </w:rPr>
-        <w:t>Данные, собираемые</w:t>
+          <w:lang w:val="en-US" w:eastAsia="ru-RU"/>
+        </w:rPr>
+        <w:t>C</w:t>
+      </w:r>
+      <w:r>
+        <w:rPr>
+          <w:rFonts w:ascii="Times New Roman" w:eastAsia="Times New Roman" w:hAnsi="Times New Roman" w:cs="Times New Roman"/>
+          <w:sz w:val="28"/>
+          <w:szCs w:val="28"/>
+          <w:lang w:eastAsia="ru-RU"/>
+        </w:rPr>
+        <w:t>обираемые</w:t>
       </w:r>
       <w:r>
         <w:rPr>
@@ -9220,7 +9265,63 @@
           <w:szCs w:val="28"/>
           <w:lang w:eastAsia="ru-RU"/>
         </w:rPr>
-        <w:t xml:space="preserve"> в ходе построения карт, называются одометрией. Они фиксируют перемещение автономного робота относительно исходного положения и накапливают вероятностную ошибку по данным сенсоров. </w:t>
+        <w:t xml:space="preserve"> в ходе построения карт</w:t>
+      </w:r>
+      <w:r>
+        <w:rPr>
+          <w:rFonts w:ascii="Times New Roman" w:eastAsia="Times New Roman" w:hAnsi="Times New Roman" w:cs="Times New Roman"/>
+          <w:sz w:val="28"/>
+          <w:szCs w:val="28"/>
+          <w:lang w:eastAsia="ru-RU"/>
+        </w:rPr>
+        <w:t xml:space="preserve"> </w:t>
+      </w:r>
+      <w:r>
+        <w:rPr>
+          <w:rFonts w:ascii="Times New Roman" w:eastAsia="Times New Roman" w:hAnsi="Times New Roman" w:cs="Times New Roman"/>
+          <w:sz w:val="28"/>
+          <w:szCs w:val="28"/>
+          <w:lang w:eastAsia="ru-RU"/>
+        </w:rPr>
+        <w:t>д</w:t>
+      </w:r>
+      <w:r>
+        <w:rPr>
+          <w:rFonts w:ascii="Times New Roman" w:eastAsia="Times New Roman" w:hAnsi="Times New Roman" w:cs="Times New Roman"/>
+          <w:sz w:val="28"/>
+          <w:szCs w:val="28"/>
+          <w:lang w:eastAsia="ru-RU"/>
+        </w:rPr>
+        <w:t>анные</w:t>
+      </w:r>
+      <w:r>
+        <w:rPr>
+          <w:rFonts w:ascii="Times New Roman" w:eastAsia="Times New Roman" w:hAnsi="Times New Roman" w:cs="Times New Roman"/>
+          <w:sz w:val="28"/>
+          <w:szCs w:val="28"/>
+          <w:lang w:eastAsia="ru-RU"/>
+        </w:rPr>
+        <w:t xml:space="preserve"> называются </w:t>
+      </w:r>
+      <w:proofErr w:type="spellStart"/>
+      <w:r>
+        <w:rPr>
+          <w:rFonts w:ascii="Times New Roman" w:eastAsia="Times New Roman" w:hAnsi="Times New Roman" w:cs="Times New Roman"/>
+          <w:sz w:val="28"/>
+          <w:szCs w:val="28"/>
+          <w:lang w:eastAsia="ru-RU"/>
+        </w:rPr>
+        <w:t>одометрией</w:t>
+      </w:r>
+      <w:proofErr w:type="spellEnd"/>
+      <w:r>
+        <w:rPr>
+          <w:rFonts w:ascii="Times New Roman" w:eastAsia="Times New Roman" w:hAnsi="Times New Roman" w:cs="Times New Roman"/>
+          <w:sz w:val="28"/>
+          <w:szCs w:val="28"/>
+          <w:lang w:eastAsia="ru-RU"/>
+        </w:rPr>
+        <w:t xml:space="preserve">. Они фиксируют перемещение автономного робота относительно исходного положения и накапливают вероятностную ошибку по данным сенсоров. </w:t>
       </w:r>
       <w:r>
         <w:rPr>
@@ -9278,6 +9379,7 @@
           <w:szCs w:val="28"/>
           <w:lang w:eastAsia="ru-RU"/>
         </w:rPr>
+        <w:lastRenderedPageBreak/>
         <w:t>1</w:t>
       </w:r>
       <w:r>
@@ -9417,7 +9519,6 @@
           <w:szCs w:val="28"/>
           <w:lang w:eastAsia="ru-RU"/>
         </w:rPr>
-        <w:lastRenderedPageBreak/>
         <w:t>2</w:t>
       </w:r>
       <w:r>
@@ -9613,14 +9714,25 @@
         </w:rPr>
         <w:t xml:space="preserve">3) </w:t>
       </w:r>
-      <w:r>
-        <w:rPr>
-          <w:rFonts w:ascii="Times New Roman" w:eastAsia="Times New Roman" w:hAnsi="Times New Roman" w:cs="Times New Roman"/>
-          <w:sz w:val="28"/>
-          <w:szCs w:val="28"/>
-          <w:lang w:eastAsia="ru-RU"/>
-        </w:rPr>
-        <w:t>Видеосенсоры позволяют захватывать визуальную информацию об окружающем мире и обрабатывать ее с помощью программных средств в комплексе системы технического зрения.</w:t>
+      <w:proofErr w:type="spellStart"/>
+      <w:r>
+        <w:rPr>
+          <w:rFonts w:ascii="Times New Roman" w:eastAsia="Times New Roman" w:hAnsi="Times New Roman" w:cs="Times New Roman"/>
+          <w:sz w:val="28"/>
+          <w:szCs w:val="28"/>
+          <w:lang w:eastAsia="ru-RU"/>
+        </w:rPr>
+        <w:t>Видеосенсоры</w:t>
+      </w:r>
+      <w:proofErr w:type="spellEnd"/>
+      <w:r>
+        <w:rPr>
+          <w:rFonts w:ascii="Times New Roman" w:eastAsia="Times New Roman" w:hAnsi="Times New Roman" w:cs="Times New Roman"/>
+          <w:sz w:val="28"/>
+          <w:szCs w:val="28"/>
+          <w:lang w:eastAsia="ru-RU"/>
+        </w:rPr>
+        <w:t xml:space="preserve"> позволяют захватывать визуальную информацию об окружающем мире и обрабатывать ее с помощью программных средств в комплексе системы технического зрения.</w:t>
       </w:r>
     </w:p>
     <w:p>
@@ -9890,7 +10002,25 @@
           <w:szCs w:val="28"/>
           <w:lang w:eastAsia="ru-RU"/>
         </w:rPr>
-        <w:t xml:space="preserve">Рассмотрим ряд существующих решений на основе классического подхода </w:t>
+        <w:t xml:space="preserve">Рассмотрим ряд </w:t>
+      </w:r>
+      <w:r>
+        <w:rPr>
+          <w:rFonts w:ascii="Times New Roman" w:eastAsia="Times New Roman" w:hAnsi="Times New Roman" w:cs="Times New Roman"/>
+          <w:sz w:val="28"/>
+          <w:szCs w:val="28"/>
+          <w:lang w:eastAsia="ru-RU"/>
+        </w:rPr>
+        <w:t>актуальных</w:t>
+      </w:r>
+      <w:r>
+        <w:rPr>
+          <w:rFonts w:ascii="Times New Roman" w:eastAsia="Times New Roman" w:hAnsi="Times New Roman" w:cs="Times New Roman"/>
+          <w:sz w:val="28"/>
+          <w:szCs w:val="28"/>
+          <w:lang w:eastAsia="ru-RU"/>
+        </w:rPr>
+        <w:t xml:space="preserve"> решений на основе классического подхода </w:t>
       </w:r>
       <w:r>
         <w:rPr>
@@ -9991,6 +10121,7 @@
         </w:rPr>
         <w:t xml:space="preserve"> </w:t>
       </w:r>
+      <w:proofErr w:type="spellStart"/>
       <w:r>
         <w:rPr>
           <w:rFonts w:ascii="Times New Roman" w:eastAsia="Times New Roman" w:hAnsi="Times New Roman" w:cs="Times New Roman"/>
@@ -10000,6 +10131,7 @@
         </w:rPr>
         <w:t>HectorSLAM</w:t>
       </w:r>
+      <w:proofErr w:type="spellEnd"/>
       <w:r>
         <w:rPr>
           <w:rFonts w:ascii="Times New Roman" w:eastAsia="Times New Roman" w:hAnsi="Times New Roman" w:cs="Times New Roman"/>
@@ -10027,6 +10159,7 @@
         </w:rPr>
         <w:t xml:space="preserve"> </w:t>
       </w:r>
+      <w:proofErr w:type="spellStart"/>
       <w:r>
         <w:rPr>
           <w:rFonts w:ascii="Times New Roman" w:eastAsia="Times New Roman" w:hAnsi="Times New Roman" w:cs="Times New Roman"/>
@@ -10036,6 +10169,7 @@
         </w:rPr>
         <w:t>Cartografer</w:t>
       </w:r>
+      <w:proofErr w:type="spellEnd"/>
       <w:r>
         <w:rPr>
           <w:rFonts w:ascii="Times New Roman" w:eastAsia="Times New Roman" w:hAnsi="Times New Roman" w:cs="Times New Roman"/>
@@ -10045,6 +10179,7 @@
         </w:rPr>
         <w:t xml:space="preserve">, </w:t>
       </w:r>
+      <w:proofErr w:type="spellStart"/>
       <w:r>
         <w:rPr>
           <w:rFonts w:ascii="Times New Roman" w:eastAsia="Times New Roman" w:hAnsi="Times New Roman" w:cs="Times New Roman"/>
@@ -10054,6 +10189,7 @@
         </w:rPr>
         <w:t>GMapping</w:t>
       </w:r>
+      <w:proofErr w:type="spellEnd"/>
       <w:r>
         <w:rPr>
           <w:rFonts w:ascii="Times New Roman" w:eastAsia="Times New Roman" w:hAnsi="Times New Roman" w:cs="Times New Roman"/>
@@ -10097,42 +10233,6 @@
           <w:szCs w:val="28"/>
           <w:lang w:eastAsia="ru-RU"/>
         </w:rPr>
-        <w:t xml:space="preserve">, </w:t>
-      </w:r>
-      <w:r>
-        <w:rPr>
-          <w:rFonts w:ascii="Times New Roman" w:eastAsia="Times New Roman" w:hAnsi="Times New Roman" w:cs="Times New Roman"/>
-          <w:sz w:val="28"/>
-          <w:szCs w:val="28"/>
-          <w:lang w:val="en-US" w:eastAsia="ru-RU"/>
-        </w:rPr>
-        <w:t>Fast</w:t>
-      </w:r>
-      <w:r>
-        <w:rPr>
-          <w:rFonts w:ascii="Times New Roman" w:eastAsia="Times New Roman" w:hAnsi="Times New Roman" w:cs="Times New Roman"/>
-          <w:sz w:val="28"/>
-          <w:szCs w:val="28"/>
-          <w:lang w:eastAsia="ru-RU"/>
-        </w:rPr>
-        <w:t>-</w:t>
-      </w:r>
-      <w:r>
-        <w:rPr>
-          <w:rFonts w:ascii="Times New Roman" w:eastAsia="Times New Roman" w:hAnsi="Times New Roman" w:cs="Times New Roman"/>
-          <w:sz w:val="28"/>
-          <w:szCs w:val="28"/>
-          <w:lang w:val="en-US" w:eastAsia="ru-RU"/>
-        </w:rPr>
-        <w:t>LIO</w:t>
-      </w:r>
-      <w:r>
-        <w:rPr>
-          <w:rFonts w:ascii="Times New Roman" w:eastAsia="Times New Roman" w:hAnsi="Times New Roman" w:cs="Times New Roman"/>
-          <w:sz w:val="28"/>
-          <w:szCs w:val="28"/>
-          <w:lang w:eastAsia="ru-RU"/>
-        </w:rPr>
         <w:t xml:space="preserve">2 </w:t>
       </w:r>
       <w:r>
@@ -10196,7 +10296,34 @@
           <w:szCs w:val="28"/>
           <w:lang w:eastAsia="ru-RU"/>
         </w:rPr>
-        <w:t>Перечисленные решения являются широко используемыми в теоретических и практических исследованиях.</w:t>
+        <w:t>Они</w:t>
+      </w:r>
+      <w:r>
+        <w:rPr>
+          <w:rFonts w:ascii="Times New Roman" w:eastAsia="Times New Roman" w:hAnsi="Times New Roman" w:cs="Times New Roman"/>
+          <w:sz w:val="28"/>
+          <w:szCs w:val="28"/>
+          <w:lang w:eastAsia="ru-RU"/>
+        </w:rPr>
+        <w:t xml:space="preserve"> широко использ</w:t>
+      </w:r>
+      <w:r>
+        <w:rPr>
+          <w:rFonts w:ascii="Times New Roman" w:eastAsia="Times New Roman" w:hAnsi="Times New Roman" w:cs="Times New Roman"/>
+          <w:sz w:val="28"/>
+          <w:szCs w:val="28"/>
+          <w:lang w:eastAsia="ru-RU"/>
+        </w:rPr>
+        <w:t>уются</w:t>
+      </w:r>
+      <w:r>
+        <w:rPr>
+          <w:rFonts w:ascii="Times New Roman" w:eastAsia="Times New Roman" w:hAnsi="Times New Roman" w:cs="Times New Roman"/>
+          <w:sz w:val="28"/>
+          <w:szCs w:val="28"/>
+          <w:lang w:eastAsia="ru-RU"/>
+        </w:rPr>
+        <w:t xml:space="preserve"> в теоретических и практических исследованиях.</w:t>
       </w:r>
     </w:p>
     <w:p>
@@ -10218,6 +10345,7 @@
           <w:szCs w:val="28"/>
           <w:lang w:eastAsia="ru-RU"/>
         </w:rPr>
+        <w:lastRenderedPageBreak/>
         <w:t xml:space="preserve">Алгоритм </w:t>
       </w:r>
       <w:r>
@@ -10238,6 +10366,7 @@
         </w:rPr>
         <w:t xml:space="preserve"> </w:t>
       </w:r>
+      <w:proofErr w:type="spellStart"/>
       <w:r>
         <w:rPr>
           <w:rFonts w:ascii="Times New Roman" w:eastAsia="Times New Roman" w:hAnsi="Times New Roman" w:cs="Times New Roman"/>
@@ -10247,6 +10376,7 @@
         </w:rPr>
         <w:t>Cartografer</w:t>
       </w:r>
+      <w:proofErr w:type="spellEnd"/>
       <w:r>
         <w:rPr>
           <w:rFonts w:ascii="Times New Roman" w:eastAsia="Times New Roman" w:hAnsi="Times New Roman" w:cs="Times New Roman"/>
@@ -10263,17 +10393,7 @@
           <w:szCs w:val="28"/>
           <w:lang w:eastAsia="ru-RU"/>
         </w:rPr>
-        <w:t xml:space="preserve">позволяет выполнить двумерное построение модели пространства в виде сетки с расширением карты 5 см за </w:t>
-      </w:r>
-      <w:r>
-        <w:rPr>
-          <w:rFonts w:ascii="Times New Roman" w:eastAsia="Times New Roman" w:hAnsi="Times New Roman" w:cs="Times New Roman"/>
-          <w:sz w:val="28"/>
-          <w:szCs w:val="28"/>
-          <w:lang w:eastAsia="ru-RU"/>
-        </w:rPr>
-        <w:lastRenderedPageBreak/>
-        <w:t xml:space="preserve">счет применения графов. </w:t>
+        <w:t xml:space="preserve">позволяет выполнить двумерное построение модели пространства в виде сетки с расширением карты 5 см за счет применения графов. </w:t>
       </w:r>
       <w:r>
         <w:rPr>
@@ -10324,6 +10444,7 @@
           <w:lang w:eastAsia="ru-RU"/>
         </w:rPr>
       </w:pPr>
+      <w:proofErr w:type="spellStart"/>
       <w:r>
         <w:rPr>
           <w:rFonts w:ascii="Times New Roman" w:eastAsia="Times New Roman" w:hAnsi="Times New Roman" w:cs="Times New Roman"/>
@@ -10333,6 +10454,7 @@
         </w:rPr>
         <w:t>GMapping</w:t>
       </w:r>
+      <w:proofErr w:type="spellEnd"/>
       <w:r>
         <w:rPr>
           <w:rFonts w:ascii="Times New Roman" w:eastAsia="Times New Roman" w:hAnsi="Times New Roman" w:cs="Times New Roman"/>
@@ -10349,7 +10471,47 @@
           <w:szCs w:val="28"/>
           <w:lang w:eastAsia="ru-RU"/>
         </w:rPr>
-        <w:t xml:space="preserve">использует многогипотезное построение карты в виде сетки занятости с использованием рекурсивного фильтра частиц Рао-Блэквелла. </w:t>
+        <w:t xml:space="preserve">использует </w:t>
+      </w:r>
+      <w:proofErr w:type="spellStart"/>
+      <w:r>
+        <w:rPr>
+          <w:rFonts w:ascii="Times New Roman" w:eastAsia="Times New Roman" w:hAnsi="Times New Roman" w:cs="Times New Roman"/>
+          <w:sz w:val="28"/>
+          <w:szCs w:val="28"/>
+          <w:lang w:eastAsia="ru-RU"/>
+        </w:rPr>
+        <w:t>многогипотезное</w:t>
+      </w:r>
+      <w:proofErr w:type="spellEnd"/>
+      <w:r>
+        <w:rPr>
+          <w:rFonts w:ascii="Times New Roman" w:eastAsia="Times New Roman" w:hAnsi="Times New Roman" w:cs="Times New Roman"/>
+          <w:sz w:val="28"/>
+          <w:szCs w:val="28"/>
+          <w:lang w:eastAsia="ru-RU"/>
+        </w:rPr>
+        <w:t xml:space="preserve"> построение карты в виде сетки занятости с использованием рекурсивного фильтра частиц </w:t>
+      </w:r>
+      <w:proofErr w:type="spellStart"/>
+      <w:r>
+        <w:rPr>
+          <w:rFonts w:ascii="Times New Roman" w:eastAsia="Times New Roman" w:hAnsi="Times New Roman" w:cs="Times New Roman"/>
+          <w:sz w:val="28"/>
+          <w:szCs w:val="28"/>
+          <w:lang w:eastAsia="ru-RU"/>
+        </w:rPr>
+        <w:t>Рао-Блэквелла</w:t>
+      </w:r>
+      <w:proofErr w:type="spellEnd"/>
+      <w:r>
+        <w:rPr>
+          <w:rFonts w:ascii="Times New Roman" w:eastAsia="Times New Roman" w:hAnsi="Times New Roman" w:cs="Times New Roman"/>
+          <w:sz w:val="28"/>
+          <w:szCs w:val="28"/>
+          <w:lang w:eastAsia="ru-RU"/>
+        </w:rPr>
+        <w:t xml:space="preserve">. </w:t>
       </w:r>
       <w:r>
         <w:rPr>
@@ -10467,29 +10629,28 @@
         <w:jc w:val="both"/>
         <w:rPr>
           <w:rFonts w:ascii="Times New Roman" w:eastAsia="Times New Roman" w:hAnsi="Times New Roman" w:cs="Times New Roman"/>
-          <w:i/>
-          <w:sz w:val="28"/>
-          <w:szCs w:val="28"/>
-          <w:lang w:eastAsia="ru-RU"/>
-        </w:rPr>
-      </w:pPr>
-      <w:r>
-        <w:rPr>
-          <w:rFonts w:ascii="Times New Roman" w:eastAsia="Times New Roman" w:hAnsi="Times New Roman" w:cs="Times New Roman"/>
-          <w:sz w:val="28"/>
-          <w:szCs w:val="28"/>
-          <w:lang w:eastAsia="ru-RU"/>
-        </w:rPr>
-        <w:t>Алгоритмы</w:t>
-      </w:r>
-      <w:r>
-        <w:rPr>
-          <w:rFonts w:ascii="Times New Roman" w:eastAsia="Times New Roman" w:hAnsi="Times New Roman" w:cs="Times New Roman"/>
-          <w:sz w:val="28"/>
-          <w:szCs w:val="28"/>
-          <w:lang w:eastAsia="ru-RU"/>
-        </w:rPr>
-        <w:t xml:space="preserve"> </w:t>
+          <w:sz w:val="28"/>
+          <w:szCs w:val="28"/>
+          <w:lang w:eastAsia="ru-RU"/>
+        </w:rPr>
+      </w:pPr>
+      <w:r>
+        <w:rPr>
+          <w:rFonts w:ascii="Times New Roman" w:eastAsia="Times New Roman" w:hAnsi="Times New Roman" w:cs="Times New Roman"/>
+          <w:sz w:val="28"/>
+          <w:szCs w:val="28"/>
+          <w:lang w:eastAsia="ru-RU"/>
+        </w:rPr>
+        <w:t>В основе алгоритм</w:t>
+      </w:r>
+      <w:r>
+        <w:rPr>
+          <w:rFonts w:ascii="Times New Roman" w:eastAsia="Times New Roman" w:hAnsi="Times New Roman" w:cs="Times New Roman"/>
+          <w:sz w:val="28"/>
+          <w:szCs w:val="28"/>
+          <w:lang w:eastAsia="ru-RU"/>
+        </w:rPr>
+        <w:t xml:space="preserve">а </w:t>
       </w:r>
       <w:r>
         <w:rPr>
@@ -10525,25 +10686,43 @@
           <w:szCs w:val="28"/>
           <w:lang w:eastAsia="ru-RU"/>
         </w:rPr>
-        <w:t xml:space="preserve"> </w:t>
-      </w:r>
-      <w:r>
-        <w:rPr>
-          <w:rFonts w:ascii="Times New Roman" w:eastAsia="Times New Roman" w:hAnsi="Times New Roman" w:cs="Times New Roman"/>
-          <w:sz w:val="28"/>
-          <w:szCs w:val="28"/>
-          <w:lang w:eastAsia="ru-RU"/>
-        </w:rPr>
-        <w:t>и</w:t>
-      </w:r>
-      <w:r>
-        <w:rPr>
-          <w:rFonts w:ascii="Times New Roman" w:eastAsia="Times New Roman" w:hAnsi="Times New Roman" w:cs="Times New Roman"/>
-          <w:sz w:val="28"/>
-          <w:szCs w:val="28"/>
-          <w:lang w:eastAsia="ru-RU"/>
-        </w:rPr>
-        <w:t xml:space="preserve"> </w:t>
+        <w:t>2</w:t>
+      </w:r>
+      <w:r>
+        <w:rPr>
+          <w:rFonts w:ascii="Times New Roman" w:eastAsia="Times New Roman" w:hAnsi="Times New Roman" w:cs="Times New Roman"/>
+          <w:sz w:val="28"/>
+          <w:szCs w:val="28"/>
+          <w:lang w:eastAsia="ru-RU"/>
+        </w:rPr>
+        <w:t xml:space="preserve"> леж</w:t>
+      </w:r>
+      <w:r>
+        <w:rPr>
+          <w:rFonts w:ascii="Times New Roman" w:eastAsia="Times New Roman" w:hAnsi="Times New Roman" w:cs="Times New Roman"/>
+          <w:sz w:val="28"/>
+          <w:szCs w:val="28"/>
+          <w:lang w:eastAsia="ru-RU"/>
+        </w:rPr>
+        <w:t>а</w:t>
+      </w:r>
+      <w:r>
+        <w:rPr>
+          <w:rFonts w:ascii="Times New Roman" w:eastAsia="Times New Roman" w:hAnsi="Times New Roman" w:cs="Times New Roman"/>
+          <w:sz w:val="28"/>
+          <w:szCs w:val="28"/>
+          <w:lang w:eastAsia="ru-RU"/>
+        </w:rPr>
+        <w:t>т</w:t>
+      </w:r>
+      <w:r>
+        <w:rPr>
+          <w:rFonts w:ascii="Times New Roman" w:eastAsia="Times New Roman" w:hAnsi="Times New Roman" w:cs="Times New Roman"/>
+          <w:sz w:val="28"/>
+          <w:szCs w:val="28"/>
+          <w:lang w:eastAsia="ru-RU"/>
+        </w:rPr>
+        <w:t xml:space="preserve"> методы построения </w:t>
       </w:r>
       <w:r>
         <w:rPr>
@@ -10552,6 +10731,53 @@
           <w:szCs w:val="28"/>
           <w:lang w:val="en-US" w:eastAsia="ru-RU"/>
         </w:rPr>
+        <w:t>k</w:t>
+      </w:r>
+      <w:r>
+        <w:rPr>
+          <w:rFonts w:ascii="Times New Roman" w:eastAsia="Times New Roman" w:hAnsi="Times New Roman" w:cs="Times New Roman"/>
+          <w:sz w:val="28"/>
+          <w:szCs w:val="28"/>
+          <w:lang w:eastAsia="ru-RU"/>
+        </w:rPr>
+        <w:t>-мерного дерева и инкрементальное обновление карты за счет вставки точек, а также</w:t>
+      </w:r>
+      <w:r>
+        <w:rPr>
+          <w:rFonts w:ascii="Times New Roman" w:eastAsia="Times New Roman" w:hAnsi="Times New Roman" w:cs="Times New Roman"/>
+          <w:sz w:val="28"/>
+          <w:szCs w:val="28"/>
+          <w:lang w:eastAsia="ru-RU"/>
+        </w:rPr>
+        <w:t xml:space="preserve"> расширенный фильтр Калмана, предназначенный для уменьшения ошибки процесса </w:t>
+      </w:r>
+      <w:proofErr w:type="spellStart"/>
+      <w:r>
+        <w:rPr>
+          <w:rFonts w:ascii="Times New Roman" w:eastAsia="Times New Roman" w:hAnsi="Times New Roman" w:cs="Times New Roman"/>
+          <w:sz w:val="28"/>
+          <w:szCs w:val="28"/>
+          <w:lang w:eastAsia="ru-RU"/>
+        </w:rPr>
+        <w:t>линейризации</w:t>
+      </w:r>
+      <w:proofErr w:type="spellEnd"/>
+      <w:r>
+        <w:rPr>
+          <w:rFonts w:ascii="Times New Roman" w:eastAsia="Times New Roman" w:hAnsi="Times New Roman" w:cs="Times New Roman"/>
+          <w:sz w:val="28"/>
+          <w:szCs w:val="28"/>
+          <w:lang w:eastAsia="ru-RU"/>
+        </w:rPr>
+        <w:t xml:space="preserve">, который был первоначально заложен в предыдущей версии алгоритма – </w:t>
+      </w:r>
+      <w:r>
+        <w:rPr>
+          <w:rFonts w:ascii="Times New Roman" w:eastAsia="Times New Roman" w:hAnsi="Times New Roman" w:cs="Times New Roman"/>
+          <w:sz w:val="28"/>
+          <w:szCs w:val="28"/>
+          <w:lang w:val="en-US" w:eastAsia="ru-RU"/>
+        </w:rPr>
         <w:t>Fast</w:t>
       </w:r>
       <w:r>
@@ -10579,61 +10805,25 @@
           <w:szCs w:val="28"/>
           <w:lang w:eastAsia="ru-RU"/>
         </w:rPr>
-        <w:t xml:space="preserve">2 </w:t>
-      </w:r>
-      <w:r>
-        <w:rPr>
-          <w:rFonts w:ascii="Times New Roman" w:eastAsia="Times New Roman" w:hAnsi="Times New Roman" w:cs="Times New Roman"/>
-          <w:sz w:val="28"/>
-          <w:szCs w:val="28"/>
-          <w:lang w:eastAsia="ru-RU"/>
-        </w:rPr>
-        <w:t>являются двумя разными версиями одного схожего решения. В основе алгоритм</w:t>
-      </w:r>
-      <w:r>
-        <w:rPr>
-          <w:rFonts w:ascii="Times New Roman" w:eastAsia="Times New Roman" w:hAnsi="Times New Roman" w:cs="Times New Roman"/>
-          <w:sz w:val="28"/>
-          <w:szCs w:val="28"/>
-          <w:lang w:eastAsia="ru-RU"/>
-        </w:rPr>
-        <w:t xml:space="preserve">а </w:t>
-      </w:r>
-      <w:r>
-        <w:rPr>
-          <w:rFonts w:ascii="Times New Roman" w:eastAsia="Times New Roman" w:hAnsi="Times New Roman" w:cs="Times New Roman"/>
-          <w:sz w:val="28"/>
-          <w:szCs w:val="28"/>
-          <w:lang w:val="en-US" w:eastAsia="ru-RU"/>
-        </w:rPr>
-        <w:t>Fast</w:t>
-      </w:r>
-      <w:r>
-        <w:rPr>
-          <w:rFonts w:ascii="Times New Roman" w:eastAsia="Times New Roman" w:hAnsi="Times New Roman" w:cs="Times New Roman"/>
-          <w:sz w:val="28"/>
-          <w:szCs w:val="28"/>
-          <w:lang w:eastAsia="ru-RU"/>
-        </w:rPr>
-        <w:t>-</w:t>
-      </w:r>
-      <w:r>
-        <w:rPr>
-          <w:rFonts w:ascii="Times New Roman" w:eastAsia="Times New Roman" w:hAnsi="Times New Roman" w:cs="Times New Roman"/>
-          <w:sz w:val="28"/>
-          <w:szCs w:val="28"/>
-          <w:lang w:val="en-US" w:eastAsia="ru-RU"/>
-        </w:rPr>
-        <w:t>LIO</w:t>
-      </w:r>
-      <w:r>
-        <w:rPr>
-          <w:rFonts w:ascii="Times New Roman" w:eastAsia="Times New Roman" w:hAnsi="Times New Roman" w:cs="Times New Roman"/>
-          <w:sz w:val="28"/>
-          <w:szCs w:val="28"/>
-          <w:lang w:eastAsia="ru-RU"/>
-        </w:rPr>
-        <w:t xml:space="preserve"> лежит расширенный фильтр Калмана, предназначенный для уменьшения ошибки процесса линейризации. Авторы отмечают, что использование фильтра Калмана, чья временная сложность составляет </w:t>
+        <w:t xml:space="preserve">. Авторы отмечают, что </w:t>
+      </w:r>
+      <w:r>
+        <w:rPr>
+          <w:rFonts w:ascii="Times New Roman" w:eastAsia="Times New Roman" w:hAnsi="Times New Roman" w:cs="Times New Roman"/>
+          <w:sz w:val="28"/>
+          <w:szCs w:val="28"/>
+          <w:lang w:eastAsia="ru-RU"/>
+        </w:rPr>
+        <w:t>применение расширенного</w:t>
+      </w:r>
+      <w:r>
+        <w:rPr>
+          <w:rFonts w:ascii="Times New Roman" w:eastAsia="Times New Roman" w:hAnsi="Times New Roman" w:cs="Times New Roman"/>
+          <w:sz w:val="28"/>
+          <w:szCs w:val="28"/>
+          <w:lang w:eastAsia="ru-RU"/>
+        </w:rPr>
+        <w:t xml:space="preserve"> фильтра Калмана, чья временная сложность составляет </w:t>
       </w:r>
       <m:oMath>
         <m:r>
@@ -10703,142 +10893,34 @@
           <w:szCs w:val="28"/>
           <w:lang w:eastAsia="ru-RU"/>
         </w:rPr>
-        <w:t>, приводит к большой вычислительной нагрузке. Данный фактор, в свою очередь, позволяет не терять накапливаемую информацию. Авторы подмечают, что прикладное применение алгоритма</w:t>
-      </w:r>
-      <w:r>
-        <w:rPr>
-          <w:rFonts w:ascii="Times New Roman" w:eastAsia="Times New Roman" w:hAnsi="Times New Roman" w:cs="Times New Roman"/>
-          <w:sz w:val="28"/>
-          <w:szCs w:val="28"/>
-          <w:lang w:eastAsia="ru-RU"/>
-        </w:rPr>
-        <w:t xml:space="preserve"> </w:t>
-      </w:r>
-      <w:r>
-        <w:rPr>
-          <w:rFonts w:ascii="Times New Roman" w:eastAsia="Times New Roman" w:hAnsi="Times New Roman" w:cs="Times New Roman"/>
-          <w:sz w:val="28"/>
-          <w:szCs w:val="28"/>
-          <w:lang w:val="en-US" w:eastAsia="ru-RU"/>
-        </w:rPr>
-        <w:t>Fast</w:t>
-      </w:r>
-      <w:r>
-        <w:rPr>
-          <w:rFonts w:ascii="Times New Roman" w:eastAsia="Times New Roman" w:hAnsi="Times New Roman" w:cs="Times New Roman"/>
-          <w:sz w:val="28"/>
-          <w:szCs w:val="28"/>
-          <w:lang w:eastAsia="ru-RU"/>
-        </w:rPr>
-        <w:t>-</w:t>
-      </w:r>
-      <w:r>
-        <w:rPr>
-          <w:rFonts w:ascii="Times New Roman" w:eastAsia="Times New Roman" w:hAnsi="Times New Roman" w:cs="Times New Roman"/>
-          <w:sz w:val="28"/>
-          <w:szCs w:val="28"/>
-          <w:lang w:val="en-US" w:eastAsia="ru-RU"/>
-        </w:rPr>
-        <w:t>LIO</w:t>
-      </w:r>
-      <w:r>
-        <w:rPr>
-          <w:rFonts w:ascii="Times New Roman" w:eastAsia="Times New Roman" w:hAnsi="Times New Roman" w:cs="Times New Roman"/>
-          <w:sz w:val="28"/>
-          <w:szCs w:val="28"/>
-          <w:lang w:eastAsia="ru-RU"/>
-        </w:rPr>
-        <w:t xml:space="preserve"> акцентировано на наземные решени</w:t>
-      </w:r>
-      <w:r>
-        <w:rPr>
-          <w:rFonts w:ascii="Times New Roman" w:eastAsia="Times New Roman" w:hAnsi="Times New Roman" w:cs="Times New Roman"/>
-          <w:sz w:val="28"/>
-          <w:szCs w:val="28"/>
-          <w:lang w:eastAsia="ru-RU"/>
-        </w:rPr>
-        <w:t>я.</w:t>
-      </w:r>
-      <w:r>
-        <w:rPr>
-          <w:rFonts w:ascii="Times New Roman" w:eastAsia="Times New Roman" w:hAnsi="Times New Roman" w:cs="Times New Roman"/>
-          <w:sz w:val="28"/>
-          <w:szCs w:val="28"/>
-          <w:lang w:eastAsia="ru-RU"/>
-        </w:rPr>
-        <w:t xml:space="preserve"> Алгоритм обрабатывает данные </w:t>
-      </w:r>
-      <w:r>
-        <w:rPr>
-          <w:rFonts w:ascii="Times New Roman" w:eastAsia="Times New Roman" w:hAnsi="Times New Roman" w:cs="Times New Roman"/>
-          <w:sz w:val="28"/>
-          <w:szCs w:val="28"/>
-          <w:lang w:eastAsia="ru-RU"/>
-        </w:rPr>
-        <w:t>2</w:t>
-      </w:r>
-      <w:r>
-        <w:rPr>
-          <w:rFonts w:ascii="Times New Roman" w:eastAsia="Times New Roman" w:hAnsi="Times New Roman" w:cs="Times New Roman"/>
-          <w:sz w:val="28"/>
-          <w:szCs w:val="28"/>
-          <w:lang w:val="en-US" w:eastAsia="ru-RU"/>
-        </w:rPr>
-        <w:t>D</w:t>
-      </w:r>
-      <w:r>
-        <w:rPr>
-          <w:rFonts w:ascii="Times New Roman" w:eastAsia="Times New Roman" w:hAnsi="Times New Roman" w:cs="Times New Roman"/>
-          <w:sz w:val="28"/>
-          <w:szCs w:val="28"/>
-          <w:lang w:eastAsia="ru-RU"/>
-        </w:rPr>
-        <w:t xml:space="preserve"> </w:t>
-      </w:r>
-      <w:r>
-        <w:rPr>
-          <w:rFonts w:ascii="Times New Roman" w:eastAsia="Times New Roman" w:hAnsi="Times New Roman" w:cs="Times New Roman"/>
-          <w:sz w:val="28"/>
-          <w:szCs w:val="28"/>
-          <w:lang w:val="en-US" w:eastAsia="ru-RU"/>
-        </w:rPr>
-        <w:t>LiDAR</w:t>
-      </w:r>
-      <w:r>
-        <w:rPr>
-          <w:rFonts w:ascii="Times New Roman" w:eastAsia="Times New Roman" w:hAnsi="Times New Roman" w:cs="Times New Roman"/>
-          <w:sz w:val="28"/>
-          <w:szCs w:val="28"/>
-          <w:lang w:eastAsia="ru-RU"/>
-        </w:rPr>
-        <w:t xml:space="preserve"> (</w:t>
-      </w:r>
-      <w:r>
-        <w:rPr>
-          <w:rFonts w:ascii="Times New Roman" w:eastAsia="Times New Roman" w:hAnsi="Times New Roman" w:cs="Times New Roman"/>
-          <w:sz w:val="28"/>
-          <w:szCs w:val="28"/>
-          <w:lang w:eastAsia="ru-RU"/>
-        </w:rPr>
-        <w:t xml:space="preserve">лазерного дальномера) и </w:t>
-      </w:r>
-      <w:r>
-        <w:rPr>
-          <w:rFonts w:ascii="Times New Roman" w:eastAsia="Times New Roman" w:hAnsi="Times New Roman" w:cs="Times New Roman"/>
-          <w:sz w:val="28"/>
-          <w:szCs w:val="28"/>
-          <w:lang w:val="en-US" w:eastAsia="ru-RU"/>
-        </w:rPr>
-        <w:t>IMU</w:t>
-      </w:r>
-      <w:r>
-        <w:rPr>
-          <w:rFonts w:ascii="Times New Roman" w:eastAsia="Times New Roman" w:hAnsi="Times New Roman" w:cs="Times New Roman"/>
-          <w:sz w:val="28"/>
-          <w:szCs w:val="28"/>
-          <w:lang w:eastAsia="ru-RU"/>
-        </w:rPr>
-        <w:t>-сенсора.</w:t>
+        <w:t>, приводи</w:t>
+      </w:r>
+      <w:r>
+        <w:rPr>
+          <w:rFonts w:ascii="Times New Roman" w:eastAsia="Times New Roman" w:hAnsi="Times New Roman" w:cs="Times New Roman"/>
+          <w:sz w:val="28"/>
+          <w:szCs w:val="28"/>
+          <w:lang w:eastAsia="ru-RU"/>
+        </w:rPr>
+        <w:t>ла</w:t>
+      </w:r>
+      <w:r>
+        <w:rPr>
+          <w:rFonts w:ascii="Times New Roman" w:eastAsia="Times New Roman" w:hAnsi="Times New Roman" w:cs="Times New Roman"/>
+          <w:sz w:val="28"/>
+          <w:szCs w:val="28"/>
+          <w:lang w:eastAsia="ru-RU"/>
+        </w:rPr>
+        <w:t xml:space="preserve"> к большой вычислительной нагрузке</w:t>
+      </w:r>
+      <w:r>
+        <w:rPr>
+          <w:rFonts w:ascii="Times New Roman" w:eastAsia="Times New Roman" w:hAnsi="Times New Roman" w:cs="Times New Roman"/>
+          <w:sz w:val="28"/>
+          <w:szCs w:val="28"/>
+          <w:lang w:eastAsia="ru-RU"/>
+        </w:rPr>
+        <w:t xml:space="preserve"> в первой версии алгоритма. Для решения данной проблемы предложен эквивалентный алгоритм, позволяющий снизить скорость вычислений до размера вектора состояния системы управления.</w:t>
       </w:r>
     </w:p>
     <w:p>
@@ -10860,62 +10942,321 @@
           <w:szCs w:val="28"/>
           <w:lang w:eastAsia="ru-RU"/>
         </w:rPr>
-        <w:t>В статье [2] авторами представлена подробная математическая модель движения автономного робота по нелинейной и изменяемой траектории. Она содержит в себе элементы нелинейного динамического управления движением робота, адаптивных алгоритмов под изменяемую модель внешних воздействий: вода, асфальтированная дорога, грунт. Основная цель данного алгоритма – идентификация внешних воздействий на управление, адаптация под изменяемую среду и стабилизация объекта на трассе, снижая парирование отклонений от исходной траектории движения тележки.</w:t>
-      </w:r>
-    </w:p>
-    <w:p>
-      <w:pPr>
-        <w:spacing w:after="0" w:line="360" w:lineRule="auto"/>
-        <w:ind w:firstLine="709"/>
-        <w:jc w:val="both"/>
-        <w:rPr>
-          <w:rFonts w:ascii="Times New Roman" w:eastAsia="Times New Roman" w:hAnsi="Times New Roman" w:cs="Times New Roman"/>
-          <w:sz w:val="28"/>
-          <w:szCs w:val="28"/>
-          <w:lang w:eastAsia="ru-RU"/>
-        </w:rPr>
-      </w:pPr>
-      <w:r>
-        <w:rPr>
-          <w:rFonts w:ascii="Times New Roman" w:eastAsia="Times New Roman" w:hAnsi="Times New Roman" w:cs="Times New Roman"/>
-          <w:sz w:val="28"/>
-          <w:szCs w:val="28"/>
-          <w:lang w:eastAsia="ru-RU"/>
-        </w:rPr>
-        <w:t xml:space="preserve">В первую очередь авторы преобразуют нелинейные модели робота к системе задачно-ориентированных координат: выделяются матрицы связи угла вращения колес относительно центра масс, поступательное движение и расчет линейной и угловой скоростей в системе пространства состояний. </w:t>
-      </w:r>
-      <w:r>
-        <w:rPr>
-          <w:rFonts w:ascii="Times New Roman" w:eastAsia="Times New Roman" w:hAnsi="Times New Roman" w:cs="Times New Roman"/>
-          <w:sz w:val="28"/>
-          <w:szCs w:val="28"/>
-          <w:lang w:eastAsia="ru-RU"/>
-        </w:rPr>
-        <w:lastRenderedPageBreak/>
-        <w:t>Далее производится синтез алгоритма управления путем формирования матрицы состояния и управления тележкой, производится моделирование системы с влиянием шумовых характеристик и внешних воздействий. Авторы статьи выделяют желаемые параметры моделирования для достижения наилучших характеристик.</w:t>
-      </w:r>
-    </w:p>
-    <w:p>
-      <w:pPr>
-        <w:spacing w:after="0" w:line="360" w:lineRule="auto"/>
-        <w:ind w:firstLine="709"/>
-        <w:jc w:val="both"/>
-        <w:rPr>
-          <w:rFonts w:ascii="Times New Roman" w:eastAsia="Times New Roman" w:hAnsi="Times New Roman" w:cs="Times New Roman"/>
-          <w:sz w:val="28"/>
-          <w:szCs w:val="28"/>
-          <w:lang w:eastAsia="ru-RU"/>
-        </w:rPr>
-      </w:pPr>
-      <w:r>
-        <w:rPr>
-          <w:rFonts w:ascii="Times New Roman" w:eastAsia="Times New Roman" w:hAnsi="Times New Roman" w:cs="Times New Roman"/>
-          <w:sz w:val="28"/>
-          <w:szCs w:val="28"/>
-          <w:lang w:eastAsia="ru-RU"/>
-        </w:rPr>
-        <w:t xml:space="preserve">В публикации [3] авторы представляют подробную концепцию компонентно-ориентированной программной платформы для управления и работы автономного мобильного робота. На примере платформы RCE (Robot Components Engine) описаны требования к системе, функциональные возможности, а также технологии, реализованные в производстве. Одним из главных требований к разработке платформы являлись модульность, масштабируемость системы, то есть использование открытых протоколов и интерфейсов взаимодействия устройств между собой. Такая особенность, по мнению авторов, позволяет разделить функциональные элементы и структурировать взаимодействие между сенсорами, двигателями и внешней периферией. </w:t>
-      </w:r>
+        <w:t>По итогам экспериментов а</w:t>
+      </w:r>
+      <w:r>
+        <w:rPr>
+          <w:rFonts w:ascii="Times New Roman" w:eastAsia="Times New Roman" w:hAnsi="Times New Roman" w:cs="Times New Roman"/>
+          <w:sz w:val="28"/>
+          <w:szCs w:val="28"/>
+          <w:lang w:eastAsia="ru-RU"/>
+        </w:rPr>
+        <w:t xml:space="preserve">вторы </w:t>
+      </w:r>
+      <w:r>
+        <w:rPr>
+          <w:rFonts w:ascii="Times New Roman" w:eastAsia="Times New Roman" w:hAnsi="Times New Roman" w:cs="Times New Roman"/>
+          <w:sz w:val="28"/>
+          <w:szCs w:val="28"/>
+          <w:lang w:eastAsia="ru-RU"/>
+        </w:rPr>
+        <w:t>в работе указали</w:t>
+      </w:r>
+      <w:r>
+        <w:rPr>
+          <w:rFonts w:ascii="Times New Roman" w:eastAsia="Times New Roman" w:hAnsi="Times New Roman" w:cs="Times New Roman"/>
+          <w:sz w:val="28"/>
+          <w:szCs w:val="28"/>
+          <w:lang w:eastAsia="ru-RU"/>
+        </w:rPr>
+        <w:t xml:space="preserve">, что применение </w:t>
+      </w:r>
+      <w:r>
+        <w:rPr>
+          <w:rFonts w:ascii="Times New Roman" w:eastAsia="Times New Roman" w:hAnsi="Times New Roman" w:cs="Times New Roman"/>
+          <w:sz w:val="28"/>
+          <w:szCs w:val="28"/>
+          <w:lang w:val="en-US" w:eastAsia="ru-RU"/>
+        </w:rPr>
+        <w:t>k</w:t>
+      </w:r>
+      <w:r>
+        <w:rPr>
+          <w:rFonts w:ascii="Times New Roman" w:eastAsia="Times New Roman" w:hAnsi="Times New Roman" w:cs="Times New Roman"/>
+          <w:sz w:val="28"/>
+          <w:szCs w:val="28"/>
+          <w:lang w:eastAsia="ru-RU"/>
+        </w:rPr>
+        <w:t>-</w:t>
+      </w:r>
+      <w:r>
+        <w:rPr>
+          <w:rFonts w:ascii="Times New Roman" w:eastAsia="Times New Roman" w:hAnsi="Times New Roman" w:cs="Times New Roman"/>
+          <w:sz w:val="28"/>
+          <w:szCs w:val="28"/>
+          <w:lang w:eastAsia="ru-RU"/>
+        </w:rPr>
+        <w:t xml:space="preserve">мерного дерева позволило обновлять карту с частотой 100 Гц, обеспечивая сбор </w:t>
+      </w:r>
+      <w:proofErr w:type="spellStart"/>
+      <w:r>
+        <w:rPr>
+          <w:rFonts w:ascii="Times New Roman" w:eastAsia="Times New Roman" w:hAnsi="Times New Roman" w:cs="Times New Roman"/>
+          <w:sz w:val="28"/>
+          <w:szCs w:val="28"/>
+          <w:lang w:eastAsia="ru-RU"/>
+        </w:rPr>
+        <w:t>одометрии</w:t>
+      </w:r>
+      <w:proofErr w:type="spellEnd"/>
+      <w:r>
+        <w:rPr>
+          <w:rFonts w:ascii="Times New Roman" w:eastAsia="Times New Roman" w:hAnsi="Times New Roman" w:cs="Times New Roman"/>
+          <w:sz w:val="28"/>
+          <w:szCs w:val="28"/>
+          <w:lang w:eastAsia="ru-RU"/>
+        </w:rPr>
+        <w:t xml:space="preserve"> и картографирование в условиях ограниченных </w:t>
+      </w:r>
+      <w:r>
+        <w:rPr>
+          <w:rFonts w:ascii="Times New Roman" w:eastAsia="Times New Roman" w:hAnsi="Times New Roman" w:cs="Times New Roman"/>
+          <w:sz w:val="28"/>
+          <w:szCs w:val="28"/>
+          <w:lang w:eastAsia="ru-RU"/>
+        </w:rPr>
+        <w:t xml:space="preserve">аппаратных </w:t>
+      </w:r>
+      <w:r>
+        <w:rPr>
+          <w:rFonts w:ascii="Times New Roman" w:eastAsia="Times New Roman" w:hAnsi="Times New Roman" w:cs="Times New Roman"/>
+          <w:sz w:val="28"/>
+          <w:szCs w:val="28"/>
+          <w:lang w:eastAsia="ru-RU"/>
+        </w:rPr>
+        <w:t>ресурсов.</w:t>
+      </w:r>
+      <w:r>
+        <w:rPr>
+          <w:rFonts w:ascii="Times New Roman" w:eastAsia="Times New Roman" w:hAnsi="Times New Roman" w:cs="Times New Roman"/>
+          <w:sz w:val="28"/>
+          <w:szCs w:val="28"/>
+          <w:lang w:eastAsia="ru-RU"/>
+        </w:rPr>
+        <w:t xml:space="preserve"> Это повысило точность и робастность наблюдений при быстрых движениях и разреженных сценах.</w:t>
+      </w:r>
+      <w:r>
+        <w:rPr>
+          <w:rFonts w:ascii="Times New Roman" w:eastAsia="Times New Roman" w:hAnsi="Times New Roman" w:cs="Times New Roman"/>
+          <w:sz w:val="28"/>
+          <w:szCs w:val="28"/>
+          <w:lang w:eastAsia="ru-RU"/>
+        </w:rPr>
+        <w:t xml:space="preserve"> Также алгоритм не требует предварительной настройки и адаптаций параметров лазерного дальномера, что значительно ускоряет интеграцию в общей системе</w:t>
+      </w:r>
+      <w:r>
+        <w:rPr>
+          <w:rFonts w:ascii="Times New Roman" w:eastAsia="Times New Roman" w:hAnsi="Times New Roman" w:cs="Times New Roman"/>
+          <w:sz w:val="28"/>
+          <w:szCs w:val="28"/>
+          <w:lang w:eastAsia="ru-RU"/>
+        </w:rPr>
+        <w:t xml:space="preserve"> управления. Сферой применения алгоритма </w:t>
+      </w:r>
+      <w:r>
+        <w:rPr>
+          <w:rFonts w:ascii="Times New Roman" w:eastAsia="Times New Roman" w:hAnsi="Times New Roman" w:cs="Times New Roman"/>
+          <w:sz w:val="28"/>
+          <w:szCs w:val="28"/>
+          <w:lang w:val="en-US" w:eastAsia="ru-RU"/>
+        </w:rPr>
+        <w:t>Fast</w:t>
+      </w:r>
+      <w:r>
+        <w:rPr>
+          <w:rFonts w:ascii="Times New Roman" w:eastAsia="Times New Roman" w:hAnsi="Times New Roman" w:cs="Times New Roman"/>
+          <w:sz w:val="28"/>
+          <w:szCs w:val="28"/>
+          <w:lang w:eastAsia="ru-RU"/>
+        </w:rPr>
+        <w:t>-</w:t>
+      </w:r>
+      <w:r>
+        <w:rPr>
+          <w:rFonts w:ascii="Times New Roman" w:eastAsia="Times New Roman" w:hAnsi="Times New Roman" w:cs="Times New Roman"/>
+          <w:sz w:val="28"/>
+          <w:szCs w:val="28"/>
+          <w:lang w:val="en-US" w:eastAsia="ru-RU"/>
+        </w:rPr>
+        <w:t>LIO</w:t>
+      </w:r>
+      <w:r>
+        <w:rPr>
+          <w:rFonts w:ascii="Times New Roman" w:eastAsia="Times New Roman" w:hAnsi="Times New Roman" w:cs="Times New Roman"/>
+          <w:sz w:val="28"/>
+          <w:szCs w:val="28"/>
+          <w:lang w:eastAsia="ru-RU"/>
+        </w:rPr>
+        <w:t xml:space="preserve">2 </w:t>
+      </w:r>
+      <w:r>
+        <w:rPr>
+          <w:rFonts w:ascii="Times New Roman" w:eastAsia="Times New Roman" w:hAnsi="Times New Roman" w:cs="Times New Roman"/>
+          <w:sz w:val="28"/>
+          <w:szCs w:val="28"/>
+          <w:lang w:eastAsia="ru-RU"/>
+        </w:rPr>
+        <w:t>могут быть БПЛА, мобильные колесные решения и беспилотный транспорт.</w:t>
+      </w:r>
+    </w:p>
+    <w:p>
+      <w:pPr>
+        <w:spacing w:after="0" w:line="240" w:lineRule="auto"/>
+        <w:jc w:val="center"/>
+        <w:rPr>
+          <w:rFonts w:ascii="Times New Roman" w:eastAsia="Times New Roman" w:hAnsi="Times New Roman" w:cs="Times New Roman"/>
+          <w:sz w:val="24"/>
+          <w:szCs w:val="24"/>
+          <w:lang w:eastAsia="ru-RU"/>
+        </w:rPr>
+      </w:pPr>
+    </w:p>
+    <w:p>
+      <w:pPr>
+        <w:spacing w:after="0" w:line="240" w:lineRule="auto"/>
+        <w:jc w:val="center"/>
+        <w:rPr>
+          <w:rFonts w:ascii="Times New Roman" w:eastAsia="Times New Roman" w:hAnsi="Times New Roman" w:cs="Times New Roman"/>
+          <w:sz w:val="24"/>
+          <w:szCs w:val="24"/>
+          <w:lang w:eastAsia="ru-RU"/>
+        </w:rPr>
+      </w:pPr>
+      <w:r>
+        <w:rPr>
+          <w:rFonts w:ascii="Times New Roman" w:eastAsia="Times New Roman" w:hAnsi="Times New Roman" w:cs="Times New Roman"/>
+          <w:noProof/>
+          <w:sz w:val="24"/>
+          <w:szCs w:val="24"/>
+          <w:lang w:eastAsia="ru-RU"/>
+        </w:rPr>
+        <w:drawing>
+          <wp:inline distT="0" distB="0" distL="0" distR="0" wp14:anchorId="517915F7" wp14:editId="2D4C86BD">
+            <wp:extent cx="4848902" cy="4582164"/>
+            <wp:effectExtent l="0" t="0" r="8890" b="8890"/>
+            <wp:docPr id="3" name="Рисунок 3"/>
+            <wp:cNvGraphicFramePr>
+              <a:graphicFrameLocks xmlns:a="http://schemas.openxmlformats.org/drawingml/2006/main" noChangeAspect="1"/>
+            </wp:cNvGraphicFramePr>
+            <a:graphic xmlns:a="http://schemas.openxmlformats.org/drawingml/2006/main">
+              <a:graphicData uri="http://schemas.openxmlformats.org/drawingml/2006/picture">
+                <pic:pic xmlns:pic="http://schemas.openxmlformats.org/drawingml/2006/picture">
+                  <pic:nvPicPr>
+                    <pic:cNvPr id="1" name=""/>
+                    <pic:cNvPicPr/>
+                  </pic:nvPicPr>
+                  <pic:blipFill>
+                    <a:blip r:embed="rId11"/>
+                    <a:stretch>
+                      <a:fillRect/>
+                    </a:stretch>
+                  </pic:blipFill>
+                  <pic:spPr>
+                    <a:xfrm>
+                      <a:off x="0" y="0"/>
+                      <a:ext cx="4848902" cy="4582164"/>
+                    </a:xfrm>
+                    <a:prstGeom prst="rect">
+                      <a:avLst/>
+                    </a:prstGeom>
+                  </pic:spPr>
+                </pic:pic>
+              </a:graphicData>
+            </a:graphic>
+          </wp:inline>
+        </w:drawing>
+      </w:r>
+    </w:p>
+    <w:p>
+      <w:pPr>
+        <w:spacing w:after="0" w:line="240" w:lineRule="auto"/>
+        <w:jc w:val="center"/>
+        <w:rPr>
+          <w:rFonts w:ascii="Times New Roman" w:eastAsia="Times New Roman" w:hAnsi="Times New Roman" w:cs="Times New Roman"/>
+          <w:sz w:val="24"/>
+          <w:szCs w:val="24"/>
+          <w:lang w:eastAsia="ru-RU"/>
+        </w:rPr>
+      </w:pPr>
+    </w:p>
+    <w:p>
+      <w:pPr>
+        <w:spacing w:after="0" w:line="240" w:lineRule="auto"/>
+        <w:jc w:val="center"/>
+        <w:rPr>
+          <w:rFonts w:ascii="Times New Roman" w:eastAsia="Times New Roman" w:hAnsi="Times New Roman" w:cs="Times New Roman"/>
+          <w:sz w:val="24"/>
+          <w:szCs w:val="24"/>
+          <w:lang w:eastAsia="ru-RU"/>
+        </w:rPr>
+      </w:pPr>
+      <w:r>
+        <w:rPr>
+          <w:rFonts w:ascii="Times New Roman" w:eastAsia="Times New Roman" w:hAnsi="Times New Roman" w:cs="Times New Roman"/>
+          <w:sz w:val="24"/>
+          <w:szCs w:val="24"/>
+          <w:lang w:eastAsia="ru-RU"/>
+        </w:rPr>
+        <w:t xml:space="preserve">Рисунок 1.2.2 – Результат картографирования поверхности с помощью </w:t>
+      </w:r>
+      <w:r>
+        <w:rPr>
+          <w:rFonts w:ascii="Times New Roman" w:eastAsia="Times New Roman" w:hAnsi="Times New Roman" w:cs="Times New Roman"/>
+          <w:sz w:val="24"/>
+          <w:szCs w:val="24"/>
+          <w:lang w:val="en-US" w:eastAsia="ru-RU"/>
+        </w:rPr>
+        <w:t>Fast</w:t>
+      </w:r>
+      <w:r>
+        <w:rPr>
+          <w:rFonts w:ascii="Times New Roman" w:eastAsia="Times New Roman" w:hAnsi="Times New Roman" w:cs="Times New Roman"/>
+          <w:sz w:val="24"/>
+          <w:szCs w:val="24"/>
+          <w:lang w:eastAsia="ru-RU"/>
+        </w:rPr>
+        <w:t>-</w:t>
+      </w:r>
+      <w:r>
+        <w:rPr>
+          <w:rFonts w:ascii="Times New Roman" w:eastAsia="Times New Roman" w:hAnsi="Times New Roman" w:cs="Times New Roman"/>
+          <w:sz w:val="24"/>
+          <w:szCs w:val="24"/>
+          <w:lang w:val="en-US" w:eastAsia="ru-RU"/>
+        </w:rPr>
+        <w:t>LIO</w:t>
+      </w:r>
+      <w:r>
+        <w:rPr>
+          <w:rFonts w:ascii="Times New Roman" w:eastAsia="Times New Roman" w:hAnsi="Times New Roman" w:cs="Times New Roman"/>
+          <w:sz w:val="24"/>
+          <w:szCs w:val="24"/>
+          <w:lang w:eastAsia="ru-RU"/>
+        </w:rPr>
+        <w:t>2</w:t>
+      </w:r>
+    </w:p>
+    <w:p>
+      <w:pPr>
+        <w:spacing w:after="0" w:line="240" w:lineRule="auto"/>
+        <w:jc w:val="center"/>
+        <w:rPr>
+          <w:rFonts w:ascii="Times New Roman" w:eastAsia="Times New Roman" w:hAnsi="Times New Roman" w:cs="Times New Roman"/>
+          <w:sz w:val="24"/>
+          <w:szCs w:val="24"/>
+          <w:lang w:eastAsia="ru-RU"/>
+        </w:rPr>
+      </w:pPr>
     </w:p>
     <w:p>
       <w:pPr>
@@ -11083,17 +11424,108 @@
           <w:szCs w:val="28"/>
           <w:lang w:eastAsia="ru-RU"/>
         </w:rPr>
-        <w:t xml:space="preserve">Также авторы статьи разделяют архитектуры системы на несколько моделей: поведенческая, «очувствление-планирование-действие» и гибридную. В первом случае все компоненты системы располагаются на одном уровне и работают совместно через аппаратные или программные неразрывные соединения. Модель «очувствление-планирование-действие» предполагает декомпозированную структуру, в которой все элементы выстроены по вертикали: сбор данных сенсоров, формирование представления об окружающей среде исходя из используемой математической модели управления и передачу сигналов управления на исполнительные устройства. Таким образом, все элементы архитектуры имеют на каждом уровне свои </w:t>
-      </w:r>
-      <w:r>
-        <w:rPr>
-          <w:rFonts w:ascii="Times New Roman" w:eastAsia="Times New Roman" w:hAnsi="Times New Roman" w:cs="Times New Roman"/>
-          <w:sz w:val="28"/>
-          <w:szCs w:val="28"/>
-          <w:lang w:eastAsia="ru-RU"/>
-        </w:rPr>
-        <w:lastRenderedPageBreak/>
-        <w:t>функциональные возможности и задачи. Гибридная архитектура сочетает элементы как первой, так и второй модели.</w:t>
+        <w:t>Как было ранее упомянуто, алгоритмы одновременной локализации и построения карт (</w:t>
+      </w:r>
+      <w:r>
+        <w:rPr>
+          <w:rFonts w:ascii="Times New Roman" w:eastAsia="Times New Roman" w:hAnsi="Times New Roman" w:cs="Times New Roman"/>
+          <w:sz w:val="28"/>
+          <w:szCs w:val="28"/>
+          <w:lang w:val="en-US" w:eastAsia="ru-RU"/>
+        </w:rPr>
+        <w:t>SLAM</w:t>
+      </w:r>
+      <w:r>
+        <w:rPr>
+          <w:rFonts w:ascii="Times New Roman" w:eastAsia="Times New Roman" w:hAnsi="Times New Roman" w:cs="Times New Roman"/>
+          <w:sz w:val="28"/>
+          <w:szCs w:val="28"/>
+          <w:lang w:eastAsia="ru-RU"/>
+        </w:rPr>
+        <w:t xml:space="preserve">), основанные на изучении окружающего мира по визуальной информации, </w:t>
+      </w:r>
+      <w:r>
+        <w:rPr>
+          <w:rFonts w:ascii="Times New Roman" w:eastAsia="Times New Roman" w:hAnsi="Times New Roman" w:cs="Times New Roman"/>
+          <w:sz w:val="28"/>
+          <w:szCs w:val="28"/>
+          <w:lang w:eastAsia="ru-RU"/>
+        </w:rPr>
+        <w:t>представлены термином</w:t>
+      </w:r>
+      <w:r>
+        <w:rPr>
+          <w:rFonts w:ascii="Times New Roman" w:eastAsia="Times New Roman" w:hAnsi="Times New Roman" w:cs="Times New Roman"/>
+          <w:sz w:val="28"/>
+          <w:szCs w:val="28"/>
+          <w:lang w:eastAsia="ru-RU"/>
+        </w:rPr>
+        <w:t xml:space="preserve"> </w:t>
+      </w:r>
+      <w:r>
+        <w:rPr>
+          <w:rFonts w:ascii="Times New Roman" w:eastAsia="Times New Roman" w:hAnsi="Times New Roman" w:cs="Times New Roman"/>
+          <w:sz w:val="28"/>
+          <w:szCs w:val="28"/>
+          <w:lang w:val="en-US" w:eastAsia="ru-RU"/>
+        </w:rPr>
+        <w:t>Visual</w:t>
+      </w:r>
+      <w:r>
+        <w:rPr>
+          <w:rFonts w:ascii="Times New Roman" w:eastAsia="Times New Roman" w:hAnsi="Times New Roman" w:cs="Times New Roman"/>
+          <w:sz w:val="28"/>
+          <w:szCs w:val="28"/>
+          <w:lang w:eastAsia="ru-RU"/>
+        </w:rPr>
+        <w:t xml:space="preserve"> </w:t>
+      </w:r>
+      <w:r>
+        <w:rPr>
+          <w:rFonts w:ascii="Times New Roman" w:eastAsia="Times New Roman" w:hAnsi="Times New Roman" w:cs="Times New Roman"/>
+          <w:sz w:val="28"/>
+          <w:szCs w:val="28"/>
+          <w:lang w:val="en-US" w:eastAsia="ru-RU"/>
+        </w:rPr>
+        <w:t>SLAM</w:t>
+      </w:r>
+      <w:r>
+        <w:rPr>
+          <w:rFonts w:ascii="Times New Roman" w:eastAsia="Times New Roman" w:hAnsi="Times New Roman" w:cs="Times New Roman"/>
+          <w:sz w:val="28"/>
+          <w:szCs w:val="28"/>
+          <w:lang w:eastAsia="ru-RU"/>
+        </w:rPr>
+        <w:t xml:space="preserve">. </w:t>
+      </w:r>
+      <w:r>
+        <w:rPr>
+          <w:rFonts w:ascii="Times New Roman" w:eastAsia="Times New Roman" w:hAnsi="Times New Roman" w:cs="Times New Roman"/>
+          <w:sz w:val="28"/>
+          <w:szCs w:val="28"/>
+          <w:lang w:eastAsia="ru-RU"/>
+        </w:rPr>
+        <w:t>Алгоритмы данного подхода строят карты на основе данных с изображений, получаемых с системы технического зрения, и оценивают пройденный путь и масштаб карты (</w:t>
+      </w:r>
+      <w:proofErr w:type="spellStart"/>
+      <w:r>
+        <w:rPr>
+          <w:rFonts w:ascii="Times New Roman" w:eastAsia="Times New Roman" w:hAnsi="Times New Roman" w:cs="Times New Roman"/>
+          <w:sz w:val="28"/>
+          <w:szCs w:val="28"/>
+          <w:lang w:eastAsia="ru-RU"/>
+        </w:rPr>
+        <w:t>видеоодометрию</w:t>
+      </w:r>
+      <w:proofErr w:type="spellEnd"/>
+      <w:r>
+        <w:rPr>
+          <w:rFonts w:ascii="Times New Roman" w:eastAsia="Times New Roman" w:hAnsi="Times New Roman" w:cs="Times New Roman"/>
+          <w:sz w:val="28"/>
+          <w:szCs w:val="28"/>
+          <w:lang w:eastAsia="ru-RU"/>
+        </w:rPr>
+        <w:t>) по ним. Для получения данных применяется ряд различных типов сенсоров, представленных в п. 1.1.2.</w:t>
       </w:r>
     </w:p>
     <w:p>
@@ -11106,6 +11538,787 @@
           <w:sz w:val="28"/>
           <w:szCs w:val="28"/>
           <w:lang w:eastAsia="ru-RU"/>
+        </w:rPr>
+      </w:pPr>
+      <w:r>
+        <w:rPr>
+          <w:rFonts w:ascii="Times New Roman" w:eastAsia="Times New Roman" w:hAnsi="Times New Roman" w:cs="Times New Roman"/>
+          <w:sz w:val="28"/>
+          <w:szCs w:val="28"/>
+          <w:lang w:eastAsia="ru-RU"/>
+        </w:rPr>
+        <w:t xml:space="preserve">Методы </w:t>
+      </w:r>
+      <w:r>
+        <w:rPr>
+          <w:rFonts w:ascii="Times New Roman" w:eastAsia="Times New Roman" w:hAnsi="Times New Roman" w:cs="Times New Roman"/>
+          <w:sz w:val="28"/>
+          <w:szCs w:val="28"/>
+          <w:lang w:val="en-US" w:eastAsia="ru-RU"/>
+        </w:rPr>
+        <w:t>Visual</w:t>
+      </w:r>
+      <w:r>
+        <w:rPr>
+          <w:rFonts w:ascii="Times New Roman" w:eastAsia="Times New Roman" w:hAnsi="Times New Roman" w:cs="Times New Roman"/>
+          <w:sz w:val="28"/>
+          <w:szCs w:val="28"/>
+          <w:lang w:eastAsia="ru-RU"/>
+        </w:rPr>
+        <w:t xml:space="preserve"> </w:t>
+      </w:r>
+      <w:r>
+        <w:rPr>
+          <w:rFonts w:ascii="Times New Roman" w:eastAsia="Times New Roman" w:hAnsi="Times New Roman" w:cs="Times New Roman"/>
+          <w:sz w:val="28"/>
+          <w:szCs w:val="28"/>
+          <w:lang w:val="en-US" w:eastAsia="ru-RU"/>
+        </w:rPr>
+        <w:t>SLAM</w:t>
+      </w:r>
+      <w:r>
+        <w:rPr>
+          <w:rFonts w:ascii="Times New Roman" w:eastAsia="Times New Roman" w:hAnsi="Times New Roman" w:cs="Times New Roman"/>
+          <w:sz w:val="28"/>
+          <w:szCs w:val="28"/>
+          <w:lang w:eastAsia="ru-RU"/>
+        </w:rPr>
+        <w:t xml:space="preserve"> </w:t>
+      </w:r>
+      <w:r>
+        <w:rPr>
+          <w:rFonts w:ascii="Times New Roman" w:eastAsia="Times New Roman" w:hAnsi="Times New Roman" w:cs="Times New Roman"/>
+          <w:sz w:val="28"/>
+          <w:szCs w:val="28"/>
+          <w:lang w:eastAsia="ru-RU"/>
+        </w:rPr>
+        <w:t>классифицируются по типу обработки изображений и способу оценки состояния.</w:t>
+      </w:r>
+    </w:p>
+    <w:p>
+      <w:pPr>
+        <w:spacing w:after="0" w:line="360" w:lineRule="auto"/>
+        <w:ind w:firstLine="709"/>
+        <w:jc w:val="both"/>
+        <w:rPr>
+          <w:rFonts w:ascii="Times New Roman" w:eastAsia="Times New Roman" w:hAnsi="Times New Roman" w:cs="Times New Roman"/>
+          <w:sz w:val="28"/>
+          <w:szCs w:val="28"/>
+          <w:lang w:eastAsia="ru-RU"/>
+        </w:rPr>
+      </w:pPr>
+      <w:r>
+        <w:rPr>
+          <w:rFonts w:ascii="Times New Roman" w:eastAsia="Times New Roman" w:hAnsi="Times New Roman" w:cs="Times New Roman"/>
+          <w:sz w:val="28"/>
+          <w:szCs w:val="28"/>
+          <w:lang w:eastAsia="ru-RU"/>
+        </w:rPr>
+        <w:t>По типу обработки изображений выделяют два метода:</w:t>
+      </w:r>
+    </w:p>
+    <w:p>
+      <w:pPr>
+        <w:spacing w:after="0" w:line="360" w:lineRule="auto"/>
+        <w:ind w:firstLine="709"/>
+        <w:jc w:val="both"/>
+        <w:rPr>
+          <w:rFonts w:ascii="Times New Roman" w:eastAsia="Times New Roman" w:hAnsi="Times New Roman" w:cs="Times New Roman"/>
+          <w:sz w:val="28"/>
+          <w:szCs w:val="28"/>
+          <w:lang w:eastAsia="ru-RU"/>
+        </w:rPr>
+      </w:pPr>
+      <w:r>
+        <w:rPr>
+          <w:rFonts w:ascii="Times New Roman" w:eastAsia="Times New Roman" w:hAnsi="Times New Roman" w:cs="Times New Roman"/>
+          <w:sz w:val="28"/>
+          <w:szCs w:val="28"/>
+          <w:lang w:eastAsia="ru-RU"/>
+        </w:rPr>
+        <w:lastRenderedPageBreak/>
+        <w:t>1) Прямой метод требует получения одинаковой интенсивности пикселей при наблюдении одной точки на ближайших кадрах. Данный подход позволяет снизить время обработки на извлечение и сопоставление ориентиров за счет использования большего количества информации исходного изображения.</w:t>
+      </w:r>
+    </w:p>
+    <w:p>
+      <w:pPr>
+        <w:spacing w:after="0" w:line="360" w:lineRule="auto"/>
+        <w:ind w:firstLine="709"/>
+        <w:jc w:val="both"/>
+        <w:rPr>
+          <w:rFonts w:ascii="Times New Roman" w:eastAsia="Times New Roman" w:hAnsi="Times New Roman" w:cs="Times New Roman"/>
+          <w:sz w:val="28"/>
+          <w:szCs w:val="28"/>
+          <w:lang w:eastAsia="ru-RU"/>
+        </w:rPr>
+      </w:pPr>
+      <w:r>
+        <w:rPr>
+          <w:rFonts w:ascii="Times New Roman" w:eastAsia="Times New Roman" w:hAnsi="Times New Roman" w:cs="Times New Roman"/>
+          <w:sz w:val="28"/>
+          <w:szCs w:val="28"/>
+          <w:lang w:eastAsia="ru-RU"/>
+        </w:rPr>
+        <w:t>2) Косвенный метод распознает уникальные объекты (</w:t>
+      </w:r>
+      <w:r>
+        <w:rPr>
+          <w:rFonts w:ascii="Times New Roman" w:eastAsia="Times New Roman" w:hAnsi="Times New Roman" w:cs="Times New Roman"/>
+          <w:sz w:val="28"/>
+          <w:szCs w:val="28"/>
+          <w:lang w:val="en-US" w:eastAsia="ru-RU"/>
+        </w:rPr>
+        <w:t>features</w:t>
+      </w:r>
+      <w:r>
+        <w:rPr>
+          <w:rFonts w:ascii="Times New Roman" w:eastAsia="Times New Roman" w:hAnsi="Times New Roman" w:cs="Times New Roman"/>
+          <w:sz w:val="28"/>
+          <w:szCs w:val="28"/>
+          <w:lang w:eastAsia="ru-RU"/>
+        </w:rPr>
+        <w:t>)</w:t>
+      </w:r>
+      <w:r>
+        <w:rPr>
+          <w:rFonts w:ascii="Times New Roman" w:eastAsia="Times New Roman" w:hAnsi="Times New Roman" w:cs="Times New Roman"/>
+          <w:sz w:val="28"/>
+          <w:szCs w:val="28"/>
+          <w:lang w:eastAsia="ru-RU"/>
+        </w:rPr>
+        <w:t xml:space="preserve">, которые обнаруживаются и сопоставляются с элементами последующих снимков. </w:t>
+      </w:r>
+      <w:proofErr w:type="spellStart"/>
+      <w:r>
+        <w:rPr>
+          <w:rFonts w:ascii="Times New Roman" w:eastAsia="Times New Roman" w:hAnsi="Times New Roman" w:cs="Times New Roman"/>
+          <w:sz w:val="28"/>
+          <w:szCs w:val="28"/>
+          <w:lang w:eastAsia="ru-RU"/>
+        </w:rPr>
+        <w:t>Одометрия</w:t>
+      </w:r>
+      <w:proofErr w:type="spellEnd"/>
+      <w:r>
+        <w:rPr>
+          <w:rFonts w:ascii="Times New Roman" w:eastAsia="Times New Roman" w:hAnsi="Times New Roman" w:cs="Times New Roman"/>
+          <w:sz w:val="28"/>
+          <w:szCs w:val="28"/>
+          <w:lang w:eastAsia="ru-RU"/>
+        </w:rPr>
+        <w:t xml:space="preserve"> относительно полученных объектов вычисляется исходя из </w:t>
+      </w:r>
+      <w:r>
+        <w:rPr>
+          <w:rFonts w:ascii="Times New Roman" w:eastAsia="Times New Roman" w:hAnsi="Times New Roman" w:cs="Times New Roman"/>
+          <w:sz w:val="28"/>
+          <w:szCs w:val="28"/>
+          <w:lang w:eastAsia="ru-RU"/>
+        </w:rPr>
+        <w:t>перемещения робота по ряду кадров.</w:t>
+      </w:r>
+    </w:p>
+    <w:p>
+      <w:pPr>
+        <w:spacing w:after="0" w:line="360" w:lineRule="auto"/>
+        <w:ind w:firstLine="709"/>
+        <w:jc w:val="both"/>
+        <w:rPr>
+          <w:rFonts w:ascii="Times New Roman" w:eastAsia="Times New Roman" w:hAnsi="Times New Roman" w:cs="Times New Roman"/>
+          <w:sz w:val="28"/>
+          <w:szCs w:val="28"/>
+          <w:lang w:eastAsia="ru-RU"/>
+        </w:rPr>
+      </w:pPr>
+      <w:r>
+        <w:rPr>
+          <w:rFonts w:ascii="Times New Roman" w:eastAsia="Times New Roman" w:hAnsi="Times New Roman" w:cs="Times New Roman"/>
+          <w:sz w:val="28"/>
+          <w:szCs w:val="28"/>
+          <w:lang w:eastAsia="ru-RU"/>
+        </w:rPr>
+        <w:t>По способу оценки состояния также представлены два основных подхода:</w:t>
+      </w:r>
+    </w:p>
+    <w:p>
+      <w:pPr>
+        <w:spacing w:after="0" w:line="360" w:lineRule="auto"/>
+        <w:ind w:firstLine="709"/>
+        <w:jc w:val="both"/>
+        <w:rPr>
+          <w:rFonts w:ascii="Times New Roman" w:eastAsia="Times New Roman" w:hAnsi="Times New Roman" w:cs="Times New Roman"/>
+          <w:sz w:val="28"/>
+          <w:szCs w:val="28"/>
+          <w:lang w:eastAsia="ru-RU"/>
+        </w:rPr>
+      </w:pPr>
+      <w:r>
+        <w:rPr>
+          <w:rFonts w:ascii="Times New Roman" w:eastAsia="Times New Roman" w:hAnsi="Times New Roman" w:cs="Times New Roman"/>
+          <w:sz w:val="28"/>
+          <w:szCs w:val="28"/>
+          <w:lang w:eastAsia="ru-RU"/>
+        </w:rPr>
+        <w:t>1)</w:t>
+      </w:r>
+      <w:r>
+        <w:rPr>
+          <w:rFonts w:ascii="Times New Roman" w:eastAsia="Times New Roman" w:hAnsi="Times New Roman" w:cs="Times New Roman"/>
+          <w:sz w:val="28"/>
+          <w:szCs w:val="28"/>
+          <w:lang w:eastAsia="ru-RU"/>
+        </w:rPr>
+        <w:t xml:space="preserve"> Извлечение ключевых кадров.</w:t>
+      </w:r>
+      <w:r>
+        <w:rPr>
+          <w:rFonts w:ascii="Times New Roman" w:eastAsia="Times New Roman" w:hAnsi="Times New Roman" w:cs="Times New Roman"/>
+          <w:sz w:val="28"/>
+          <w:szCs w:val="28"/>
+          <w:lang w:eastAsia="ru-RU"/>
+        </w:rPr>
+        <w:t xml:space="preserve"> Алгоритмы создают граф на основе ориентиров с ключевых кадров: узлы обозначают состояния системы, а ребра – связи между ними (</w:t>
+      </w:r>
+      <w:r>
+        <w:rPr>
+          <w:rFonts w:ascii="Times New Roman" w:eastAsia="Times New Roman" w:hAnsi="Times New Roman" w:cs="Times New Roman"/>
+          <w:sz w:val="28"/>
+          <w:szCs w:val="28"/>
+          <w:lang w:eastAsia="ru-RU"/>
+        </w:rPr>
+        <w:t>измерения). Оценка состояния системы выполняется за счет минимизации общей ошибки. Тип графа различается от уровня абстракции системы: граф поз фокусируется на позах между ключевыми кадрами, в котором ребра показывают относительные перемещения, а в фактор-графе узлы хранят информацию о параметрах камеры, инерциальном смещении и т.д. Данный подход лучше подходит для масштабируемых систем и обеспечивает высокую точность при замыкании циклов. Недостатком же можно выделить высокое потребление вычислительных ресурсов.</w:t>
+      </w:r>
+    </w:p>
+    <w:p>
+      <w:pPr>
+        <w:spacing w:after="0" w:line="360" w:lineRule="auto"/>
+        <w:ind w:firstLine="709"/>
+        <w:jc w:val="both"/>
+        <w:rPr>
+          <w:rFonts w:ascii="Times New Roman" w:eastAsia="Times New Roman" w:hAnsi="Times New Roman" w:cs="Times New Roman"/>
+          <w:sz w:val="28"/>
+          <w:szCs w:val="28"/>
+          <w:lang w:eastAsia="ru-RU"/>
+        </w:rPr>
+      </w:pPr>
+      <w:r>
+        <w:rPr>
+          <w:rFonts w:ascii="Times New Roman" w:eastAsia="Times New Roman" w:hAnsi="Times New Roman" w:cs="Times New Roman"/>
+          <w:sz w:val="28"/>
+          <w:szCs w:val="28"/>
+          <w:lang w:eastAsia="ru-RU"/>
+        </w:rPr>
+        <w:t>2)</w:t>
+      </w:r>
+      <w:r>
+        <w:rPr>
+          <w:rFonts w:ascii="Times New Roman" w:eastAsia="Times New Roman" w:hAnsi="Times New Roman" w:cs="Times New Roman"/>
+          <w:sz w:val="28"/>
+          <w:szCs w:val="28"/>
+          <w:lang w:eastAsia="ru-RU"/>
+        </w:rPr>
+        <w:t xml:space="preserve"> Вероятностный подход. Данный подход наиболее близок к классическому </w:t>
+      </w:r>
+      <w:r>
+        <w:rPr>
+          <w:rFonts w:ascii="Times New Roman" w:eastAsia="Times New Roman" w:hAnsi="Times New Roman" w:cs="Times New Roman"/>
+          <w:sz w:val="28"/>
+          <w:szCs w:val="28"/>
+          <w:lang w:val="en-US" w:eastAsia="ru-RU"/>
+        </w:rPr>
+        <w:t>SLAM</w:t>
+      </w:r>
+      <w:r>
+        <w:rPr>
+          <w:rFonts w:ascii="Times New Roman" w:eastAsia="Times New Roman" w:hAnsi="Times New Roman" w:cs="Times New Roman"/>
+          <w:sz w:val="28"/>
+          <w:szCs w:val="28"/>
+          <w:lang w:eastAsia="ru-RU"/>
+        </w:rPr>
+        <w:t xml:space="preserve">, в котором положение и скорость определяются на основе вероятностных моделей. Для обработки данных наиболее часто применяются варианты фильтра Калмана (расширенный фильтр Калмана, </w:t>
+      </w:r>
+      <w:r>
+        <w:rPr>
+          <w:rFonts w:ascii="Times New Roman" w:eastAsia="Times New Roman" w:hAnsi="Times New Roman" w:cs="Times New Roman"/>
+          <w:sz w:val="28"/>
+          <w:szCs w:val="28"/>
+          <w:lang w:val="en-US" w:eastAsia="ru-RU"/>
+        </w:rPr>
+        <w:t>UKF</w:t>
+      </w:r>
+      <w:r>
+        <w:rPr>
+          <w:rFonts w:ascii="Times New Roman" w:eastAsia="Times New Roman" w:hAnsi="Times New Roman" w:cs="Times New Roman"/>
+          <w:sz w:val="28"/>
+          <w:szCs w:val="28"/>
+          <w:lang w:eastAsia="ru-RU"/>
+        </w:rPr>
+        <w:t>)</w:t>
+      </w:r>
+      <w:r>
+        <w:rPr>
+          <w:rFonts w:ascii="Times New Roman" w:eastAsia="Times New Roman" w:hAnsi="Times New Roman" w:cs="Times New Roman"/>
+          <w:sz w:val="28"/>
+          <w:szCs w:val="28"/>
+          <w:lang w:eastAsia="ru-RU"/>
+        </w:rPr>
+        <w:t>, фильтр частиц и др. Из-за квадратичной сложности алгоритма выделяют важный недостаток – плохое масштабирование и, как следствие, снижение точности при построении глобальных к</w:t>
+      </w:r>
+      <w:r>
+        <w:rPr>
+          <w:rFonts w:ascii="Times New Roman" w:eastAsia="Times New Roman" w:hAnsi="Times New Roman" w:cs="Times New Roman"/>
+          <w:sz w:val="28"/>
+          <w:szCs w:val="28"/>
+          <w:lang w:eastAsia="ru-RU"/>
+        </w:rPr>
+        <w:t>арт.</w:t>
+      </w:r>
+    </w:p>
+    <w:p>
+      <w:pPr>
+        <w:spacing w:after="0" w:line="360" w:lineRule="auto"/>
+        <w:ind w:firstLine="709"/>
+        <w:jc w:val="both"/>
+        <w:rPr>
+          <w:rFonts w:ascii="Times New Roman" w:eastAsia="Times New Roman" w:hAnsi="Times New Roman" w:cs="Times New Roman"/>
+          <w:sz w:val="28"/>
+          <w:szCs w:val="28"/>
+          <w:lang w:val="en-US" w:eastAsia="ru-RU"/>
+        </w:rPr>
+      </w:pPr>
+      <w:r>
+        <w:rPr>
+          <w:rFonts w:ascii="Times New Roman" w:eastAsia="Times New Roman" w:hAnsi="Times New Roman" w:cs="Times New Roman"/>
+          <w:sz w:val="28"/>
+          <w:szCs w:val="28"/>
+          <w:lang w:eastAsia="ru-RU"/>
+        </w:rPr>
+        <w:t xml:space="preserve">Наиболее полный перечень категорий представлен в работе </w:t>
+      </w:r>
+      <w:r>
+        <w:rPr>
+          <w:rFonts w:ascii="Times New Roman" w:eastAsia="Times New Roman" w:hAnsi="Times New Roman" w:cs="Times New Roman"/>
+          <w:sz w:val="28"/>
+          <w:szCs w:val="28"/>
+          <w:lang w:eastAsia="ru-RU"/>
+        </w:rPr>
+        <w:t>[2]</w:t>
+      </w:r>
+      <w:r>
+        <w:rPr>
+          <w:rFonts w:ascii="Times New Roman" w:eastAsia="Times New Roman" w:hAnsi="Times New Roman" w:cs="Times New Roman"/>
+          <w:sz w:val="28"/>
+          <w:szCs w:val="28"/>
+          <w:lang w:eastAsia="ru-RU"/>
+        </w:rPr>
+        <w:t>. Схема с перечнем изображена на рисунке 1.2.3.</w:t>
+      </w:r>
+    </w:p>
+    <w:p>
+      <w:pPr>
+        <w:spacing w:after="0" w:line="240" w:lineRule="auto"/>
+        <w:jc w:val="center"/>
+        <w:rPr>
+          <w:rFonts w:ascii="Times New Roman" w:eastAsia="Times New Roman" w:hAnsi="Times New Roman" w:cs="Times New Roman"/>
+          <w:sz w:val="24"/>
+          <w:szCs w:val="24"/>
+          <w:lang w:val="en-US" w:eastAsia="ru-RU"/>
+        </w:rPr>
+      </w:pPr>
+    </w:p>
+    <w:p>
+      <w:pPr>
+        <w:spacing w:after="0" w:line="240" w:lineRule="auto"/>
+        <w:jc w:val="center"/>
+        <w:rPr>
+          <w:rFonts w:ascii="Times New Roman" w:eastAsia="Times New Roman" w:hAnsi="Times New Roman" w:cs="Times New Roman"/>
+          <w:sz w:val="24"/>
+          <w:szCs w:val="24"/>
+          <w:lang w:eastAsia="ru-RU"/>
+        </w:rPr>
+      </w:pPr>
+      <w:r>
+        <w:rPr>
+          <w:noProof/>
+          <w:sz w:val="24"/>
+          <w:szCs w:val="24"/>
+        </w:rPr>
+        <w:drawing>
+          <wp:inline distT="0" distB="0" distL="0" distR="0" wp14:anchorId="33B7778E" wp14:editId="57039ADA">
+            <wp:extent cx="4289252" cy="4248000"/>
+            <wp:effectExtent l="0" t="0" r="0" b="635"/>
+            <wp:docPr id="8" name="Рисунок 8"/>
+            <wp:cNvGraphicFramePr>
+              <a:graphicFrameLocks xmlns:a="http://schemas.openxmlformats.org/drawingml/2006/main" noChangeAspect="1"/>
+            </wp:cNvGraphicFramePr>
+            <a:graphic xmlns:a="http://schemas.openxmlformats.org/drawingml/2006/main">
+              <a:graphicData uri="http://schemas.openxmlformats.org/drawingml/2006/picture">
+                <pic:pic xmlns:pic="http://schemas.openxmlformats.org/drawingml/2006/picture">
+                  <pic:nvPicPr>
+                    <pic:cNvPr id="0" name="Picture 2"/>
+                    <pic:cNvPicPr>
+                      <a:picLocks noChangeAspect="1" noChangeArrowheads="1"/>
+                    </pic:cNvPicPr>
+                  </pic:nvPicPr>
+                  <pic:blipFill>
+                    <a:blip r:embed="rId12">
+                      <a:extLst>
+                        <a:ext uri="{28A0092B-C50C-407E-A947-70E740481C1C}">
+                          <a14:useLocalDpi xmlns:a14="http://schemas.microsoft.com/office/drawing/2010/main" val="0"/>
+                        </a:ext>
+                      </a:extLst>
+                    </a:blip>
+                    <a:srcRect/>
+                    <a:stretch>
+                      <a:fillRect/>
+                    </a:stretch>
+                  </pic:blipFill>
+                  <pic:spPr bwMode="auto">
+                    <a:xfrm>
+                      <a:off x="0" y="0"/>
+                      <a:ext cx="4289252" cy="4248000"/>
+                    </a:xfrm>
+                    <a:prstGeom prst="rect">
+                      <a:avLst/>
+                    </a:prstGeom>
+                    <a:noFill/>
+                    <a:ln>
+                      <a:noFill/>
+                    </a:ln>
+                  </pic:spPr>
+                </pic:pic>
+              </a:graphicData>
+            </a:graphic>
+          </wp:inline>
+        </w:drawing>
+      </w:r>
+    </w:p>
+    <w:p>
+      <w:pPr>
+        <w:spacing w:after="0" w:line="240" w:lineRule="auto"/>
+        <w:jc w:val="center"/>
+        <w:rPr>
+          <w:rFonts w:ascii="Times New Roman" w:eastAsia="Times New Roman" w:hAnsi="Times New Roman" w:cs="Times New Roman"/>
+          <w:sz w:val="24"/>
+          <w:szCs w:val="24"/>
+          <w:lang w:eastAsia="ru-RU"/>
+        </w:rPr>
+      </w:pPr>
+    </w:p>
+    <w:p>
+      <w:pPr>
+        <w:spacing w:after="0" w:line="240" w:lineRule="auto"/>
+        <w:jc w:val="center"/>
+        <w:rPr>
+          <w:rFonts w:ascii="Times New Roman" w:eastAsia="Times New Roman" w:hAnsi="Times New Roman" w:cs="Times New Roman"/>
+          <w:sz w:val="24"/>
+          <w:szCs w:val="24"/>
+          <w:lang w:eastAsia="ru-RU"/>
+        </w:rPr>
+      </w:pPr>
+      <w:r>
+        <w:rPr>
+          <w:rFonts w:ascii="Times New Roman" w:eastAsia="Times New Roman" w:hAnsi="Times New Roman" w:cs="Times New Roman"/>
+          <w:sz w:val="24"/>
+          <w:szCs w:val="24"/>
+          <w:lang w:eastAsia="ru-RU"/>
+        </w:rPr>
+        <w:t xml:space="preserve">Рисунок 1.2.3 – Перечень категорий </w:t>
+      </w:r>
+      <w:r>
+        <w:rPr>
+          <w:rFonts w:ascii="Times New Roman" w:eastAsia="Times New Roman" w:hAnsi="Times New Roman" w:cs="Times New Roman"/>
+          <w:sz w:val="24"/>
+          <w:szCs w:val="24"/>
+          <w:lang w:val="en-US" w:eastAsia="ru-RU"/>
+        </w:rPr>
+        <w:t>Visual</w:t>
+      </w:r>
+      <w:r>
+        <w:rPr>
+          <w:rFonts w:ascii="Times New Roman" w:eastAsia="Times New Roman" w:hAnsi="Times New Roman" w:cs="Times New Roman"/>
+          <w:sz w:val="24"/>
+          <w:szCs w:val="24"/>
+          <w:lang w:eastAsia="ru-RU"/>
+        </w:rPr>
+        <w:t xml:space="preserve"> </w:t>
+      </w:r>
+      <w:r>
+        <w:rPr>
+          <w:rFonts w:ascii="Times New Roman" w:eastAsia="Times New Roman" w:hAnsi="Times New Roman" w:cs="Times New Roman"/>
+          <w:sz w:val="24"/>
+          <w:szCs w:val="24"/>
+          <w:lang w:val="en-US" w:eastAsia="ru-RU"/>
+        </w:rPr>
+        <w:t>SLAM</w:t>
+      </w:r>
+      <w:r>
+        <w:rPr>
+          <w:rFonts w:ascii="Times New Roman" w:eastAsia="Times New Roman" w:hAnsi="Times New Roman" w:cs="Times New Roman"/>
+          <w:sz w:val="24"/>
+          <w:szCs w:val="24"/>
+          <w:lang w:eastAsia="ru-RU"/>
+        </w:rPr>
+        <w:t>.</w:t>
+      </w:r>
+    </w:p>
+    <w:p>
+      <w:pPr>
+        <w:spacing w:after="0" w:line="240" w:lineRule="auto"/>
+        <w:jc w:val="center"/>
+        <w:rPr>
+          <w:rFonts w:ascii="Times New Roman" w:eastAsia="Times New Roman" w:hAnsi="Times New Roman" w:cs="Times New Roman"/>
+          <w:sz w:val="24"/>
+          <w:szCs w:val="24"/>
+          <w:lang w:eastAsia="ru-RU"/>
+        </w:rPr>
+      </w:pPr>
+    </w:p>
+    <w:p>
+      <w:pPr>
+        <w:spacing w:after="0" w:line="360" w:lineRule="auto"/>
+        <w:ind w:firstLine="709"/>
+        <w:jc w:val="both"/>
+        <w:rPr>
+          <w:rFonts w:ascii="Times New Roman" w:eastAsia="Times New Roman" w:hAnsi="Times New Roman" w:cs="Times New Roman"/>
+          <w:sz w:val="28"/>
+          <w:szCs w:val="28"/>
+          <w:lang w:eastAsia="ru-RU"/>
+        </w:rPr>
+      </w:pPr>
+      <w:r>
+        <w:rPr>
+          <w:rFonts w:ascii="Times New Roman" w:eastAsia="Times New Roman" w:hAnsi="Times New Roman" w:cs="Times New Roman"/>
+          <w:sz w:val="28"/>
+          <w:szCs w:val="28"/>
+          <w:lang w:eastAsia="ru-RU"/>
+        </w:rPr>
+        <w:t xml:space="preserve">Визуальную навигацию в большинстве случаев </w:t>
+      </w:r>
+      <w:r>
+        <w:rPr>
+          <w:rFonts w:ascii="Times New Roman" w:eastAsia="Times New Roman" w:hAnsi="Times New Roman" w:cs="Times New Roman"/>
+          <w:sz w:val="28"/>
+          <w:szCs w:val="28"/>
+          <w:lang w:eastAsia="ru-RU"/>
+        </w:rPr>
+        <w:t>комбинируют</w:t>
+      </w:r>
+      <w:r>
+        <w:rPr>
+          <w:rFonts w:ascii="Times New Roman" w:eastAsia="Times New Roman" w:hAnsi="Times New Roman" w:cs="Times New Roman"/>
+          <w:sz w:val="28"/>
+          <w:szCs w:val="28"/>
+          <w:lang w:eastAsia="ru-RU"/>
+        </w:rPr>
+        <w:t xml:space="preserve"> с классическими подходами на основе инерциальных</w:t>
+      </w:r>
+      <w:r>
+        <w:rPr>
+          <w:rFonts w:ascii="Times New Roman" w:eastAsia="Times New Roman" w:hAnsi="Times New Roman" w:cs="Times New Roman"/>
+          <w:sz w:val="28"/>
+          <w:szCs w:val="28"/>
+          <w:lang w:eastAsia="ru-RU"/>
+        </w:rPr>
+        <w:t xml:space="preserve"> (</w:t>
+      </w:r>
+      <w:r>
+        <w:rPr>
+          <w:rFonts w:ascii="Times New Roman" w:eastAsia="Times New Roman" w:hAnsi="Times New Roman" w:cs="Times New Roman"/>
+          <w:sz w:val="28"/>
+          <w:szCs w:val="28"/>
+          <w:lang w:val="en-US" w:eastAsia="ru-RU"/>
+        </w:rPr>
+        <w:t>VIO</w:t>
+      </w:r>
+      <w:r>
+        <w:rPr>
+          <w:rFonts w:ascii="Times New Roman" w:eastAsia="Times New Roman" w:hAnsi="Times New Roman" w:cs="Times New Roman"/>
+          <w:sz w:val="28"/>
+          <w:szCs w:val="28"/>
+          <w:lang w:eastAsia="ru-RU"/>
+        </w:rPr>
+        <w:t>-</w:t>
+      </w:r>
+      <w:r>
+        <w:rPr>
+          <w:rFonts w:ascii="Times New Roman" w:eastAsia="Times New Roman" w:hAnsi="Times New Roman" w:cs="Times New Roman"/>
+          <w:sz w:val="28"/>
+          <w:szCs w:val="28"/>
+          <w:lang w:val="en-US" w:eastAsia="ru-RU"/>
+        </w:rPr>
+        <w:t>SLAM</w:t>
+      </w:r>
+      <w:r>
+        <w:rPr>
+          <w:rFonts w:ascii="Times New Roman" w:eastAsia="Times New Roman" w:hAnsi="Times New Roman" w:cs="Times New Roman"/>
+          <w:sz w:val="28"/>
+          <w:szCs w:val="28"/>
+          <w:lang w:eastAsia="ru-RU"/>
+        </w:rPr>
+        <w:t>)</w:t>
+      </w:r>
+      <w:r>
+        <w:rPr>
+          <w:rFonts w:ascii="Times New Roman" w:eastAsia="Times New Roman" w:hAnsi="Times New Roman" w:cs="Times New Roman"/>
+          <w:sz w:val="28"/>
+          <w:szCs w:val="28"/>
+          <w:lang w:eastAsia="ru-RU"/>
+        </w:rPr>
+        <w:t xml:space="preserve">, </w:t>
+      </w:r>
+      <w:r>
+        <w:rPr>
+          <w:rFonts w:ascii="Times New Roman" w:eastAsia="Times New Roman" w:hAnsi="Times New Roman" w:cs="Times New Roman"/>
+          <w:sz w:val="28"/>
+          <w:szCs w:val="28"/>
+          <w:lang w:eastAsia="ru-RU"/>
+        </w:rPr>
+        <w:t>радарных</w:t>
+      </w:r>
+      <w:r>
+        <w:rPr>
+          <w:rFonts w:ascii="Times New Roman" w:eastAsia="Times New Roman" w:hAnsi="Times New Roman" w:cs="Times New Roman"/>
+          <w:sz w:val="28"/>
+          <w:szCs w:val="28"/>
+          <w:lang w:eastAsia="ru-RU"/>
+        </w:rPr>
+        <w:t xml:space="preserve"> (</w:t>
+      </w:r>
+      <w:r>
+        <w:rPr>
+          <w:rFonts w:ascii="Times New Roman" w:eastAsia="Times New Roman" w:hAnsi="Times New Roman" w:cs="Times New Roman"/>
+          <w:sz w:val="28"/>
+          <w:szCs w:val="28"/>
+          <w:lang w:val="en-US" w:eastAsia="ru-RU"/>
+        </w:rPr>
+        <w:t>VRO</w:t>
+      </w:r>
+      <w:r>
+        <w:rPr>
+          <w:rFonts w:ascii="Times New Roman" w:eastAsia="Times New Roman" w:hAnsi="Times New Roman" w:cs="Times New Roman"/>
+          <w:sz w:val="28"/>
+          <w:szCs w:val="28"/>
+          <w:lang w:eastAsia="ru-RU"/>
+        </w:rPr>
+        <w:t>-</w:t>
+      </w:r>
+      <w:r>
+        <w:rPr>
+          <w:rFonts w:ascii="Times New Roman" w:eastAsia="Times New Roman" w:hAnsi="Times New Roman" w:cs="Times New Roman"/>
+          <w:sz w:val="28"/>
+          <w:szCs w:val="28"/>
+          <w:lang w:val="en-US" w:eastAsia="ru-RU"/>
+        </w:rPr>
+        <w:t>SLAM</w:t>
+      </w:r>
+      <w:r>
+        <w:rPr>
+          <w:rFonts w:ascii="Times New Roman" w:eastAsia="Times New Roman" w:hAnsi="Times New Roman" w:cs="Times New Roman"/>
+          <w:sz w:val="28"/>
+          <w:szCs w:val="28"/>
+          <w:lang w:eastAsia="ru-RU"/>
+        </w:rPr>
+        <w:t>)</w:t>
+      </w:r>
+      <w:r>
+        <w:rPr>
+          <w:rFonts w:ascii="Times New Roman" w:eastAsia="Times New Roman" w:hAnsi="Times New Roman" w:cs="Times New Roman"/>
+          <w:sz w:val="28"/>
+          <w:szCs w:val="28"/>
+          <w:lang w:eastAsia="ru-RU"/>
+        </w:rPr>
+        <w:t xml:space="preserve"> и, </w:t>
+      </w:r>
+      <w:proofErr w:type="spellStart"/>
+      <w:r>
+        <w:rPr>
+          <w:rFonts w:ascii="Times New Roman" w:eastAsia="Times New Roman" w:hAnsi="Times New Roman" w:cs="Times New Roman"/>
+          <w:sz w:val="28"/>
+          <w:szCs w:val="28"/>
+          <w:lang w:eastAsia="ru-RU"/>
+        </w:rPr>
+        <w:t>лидарно</w:t>
+      </w:r>
+      <w:proofErr w:type="spellEnd"/>
+      <w:r>
+        <w:rPr>
+          <w:rFonts w:ascii="Times New Roman" w:eastAsia="Times New Roman" w:hAnsi="Times New Roman" w:cs="Times New Roman"/>
+          <w:sz w:val="28"/>
+          <w:szCs w:val="28"/>
+          <w:lang w:eastAsia="ru-RU"/>
+        </w:rPr>
+        <w:t>-инерциальных (</w:t>
+      </w:r>
+      <w:r>
+        <w:rPr>
+          <w:rFonts w:ascii="Times New Roman" w:eastAsia="Times New Roman" w:hAnsi="Times New Roman" w:cs="Times New Roman"/>
+          <w:sz w:val="28"/>
+          <w:szCs w:val="28"/>
+          <w:lang w:val="en-US" w:eastAsia="ru-RU"/>
+        </w:rPr>
+        <w:t>VLIO</w:t>
+      </w:r>
+      <w:r>
+        <w:rPr>
+          <w:rFonts w:ascii="Times New Roman" w:eastAsia="Times New Roman" w:hAnsi="Times New Roman" w:cs="Times New Roman"/>
+          <w:sz w:val="28"/>
+          <w:szCs w:val="28"/>
+          <w:lang w:eastAsia="ru-RU"/>
+        </w:rPr>
+        <w:t>-</w:t>
+      </w:r>
+      <w:r>
+        <w:rPr>
+          <w:rFonts w:ascii="Times New Roman" w:eastAsia="Times New Roman" w:hAnsi="Times New Roman" w:cs="Times New Roman"/>
+          <w:sz w:val="28"/>
+          <w:szCs w:val="28"/>
+          <w:lang w:val="en-US" w:eastAsia="ru-RU"/>
+        </w:rPr>
+        <w:t>SLAM</w:t>
+      </w:r>
+      <w:r>
+        <w:rPr>
+          <w:rFonts w:ascii="Times New Roman" w:eastAsia="Times New Roman" w:hAnsi="Times New Roman" w:cs="Times New Roman"/>
+          <w:sz w:val="28"/>
+          <w:szCs w:val="28"/>
+          <w:lang w:eastAsia="ru-RU"/>
+        </w:rPr>
+        <w:t>)</w:t>
+      </w:r>
+      <w:r>
+        <w:rPr>
+          <w:rFonts w:ascii="Times New Roman" w:eastAsia="Times New Roman" w:hAnsi="Times New Roman" w:cs="Times New Roman"/>
+          <w:sz w:val="28"/>
+          <w:szCs w:val="28"/>
+          <w:lang w:eastAsia="ru-RU"/>
+        </w:rPr>
+        <w:t>. Это повышает точность наблюдений за счет полноты измерений и помогает компенсировать неточности в ходе обработки данных камеры.</w:t>
+      </w:r>
+    </w:p>
+    <w:p>
+      <w:pPr>
+        <w:spacing w:after="0" w:line="360" w:lineRule="auto"/>
+        <w:ind w:firstLine="709"/>
+        <w:jc w:val="both"/>
+        <w:rPr>
+          <w:rFonts w:ascii="Times New Roman" w:eastAsia="Times New Roman" w:hAnsi="Times New Roman" w:cs="Times New Roman"/>
+          <w:sz w:val="28"/>
+          <w:szCs w:val="28"/>
+          <w:lang w:eastAsia="ru-RU"/>
+        </w:rPr>
+      </w:pPr>
+    </w:p>
+    <w:p>
+      <w:pPr>
+        <w:spacing w:after="0" w:line="360" w:lineRule="auto"/>
+        <w:ind w:firstLine="709"/>
+        <w:jc w:val="both"/>
+        <w:rPr>
+          <w:rFonts w:ascii="Times New Roman" w:hAnsi="Times New Roman" w:cs="Times New Roman"/>
+          <w:sz w:val="28"/>
+          <w:szCs w:val="28"/>
+          <w:lang w:val="ru"/>
         </w:rPr>
       </w:pPr>
     </w:p>
@@ -11124,8 +12337,7 @@
           <w:szCs w:val="28"/>
         </w:rPr>
       </w:pPr>
-      <w:bookmarkStart w:id="21" w:name="_Toc234759710"/>
-      <w:bookmarkStart w:id="22" w:name="_Toc235434763"/>
+      <w:bookmarkStart w:id="21" w:name="_Toc235434764"/>
       <w:r>
         <w:rPr>
           <w:rFonts w:asciiTheme="majorBidi" w:hAnsiTheme="majorBidi"/>
@@ -11146,7 +12358,7 @@
           <w:sz w:val="28"/>
           <w:szCs w:val="28"/>
         </w:rPr>
-        <w:t>2</w:t>
+        <w:t>3</w:t>
       </w:r>
       <w:r>
         <w:rPr>
@@ -11157,100 +12369,9 @@
           <w:sz w:val="28"/>
           <w:szCs w:val="28"/>
         </w:rPr>
-        <w:t>.</w:t>
-      </w:r>
-      <w:r>
-        <w:rPr>
-          <w:rFonts w:asciiTheme="majorBidi" w:hAnsiTheme="majorBidi"/>
-          <w:b/>
-          <w:bCs/>
-          <w:color w:val="auto"/>
-          <w:sz w:val="28"/>
-          <w:szCs w:val="28"/>
-        </w:rPr>
-        <w:t>3</w:t>
-      </w:r>
-      <w:r>
-        <w:rPr>
-          <w:rFonts w:asciiTheme="majorBidi" w:hAnsiTheme="majorBidi"/>
-          <w:b/>
-          <w:bCs/>
-          <w:color w:val="auto"/>
-          <w:sz w:val="28"/>
-          <w:szCs w:val="28"/>
-        </w:rPr>
-        <w:t xml:space="preserve"> </w:t>
-      </w:r>
-      <w:r>
-        <w:rPr>
-          <w:rFonts w:asciiTheme="majorBidi" w:hAnsiTheme="majorBidi"/>
-          <w:b/>
-          <w:bCs/>
-          <w:color w:val="auto"/>
-          <w:sz w:val="28"/>
-          <w:szCs w:val="28"/>
-        </w:rPr>
-        <w:t xml:space="preserve">Гибридные решения на основе </w:t>
-      </w:r>
-      <w:r>
-        <w:rPr>
-          <w:rFonts w:asciiTheme="majorBidi" w:hAnsiTheme="majorBidi"/>
-          <w:b/>
-          <w:bCs/>
-          <w:color w:val="auto"/>
-          <w:sz w:val="28"/>
-          <w:szCs w:val="28"/>
-          <w:lang w:val="en-US"/>
-        </w:rPr>
-        <w:t>Visual</w:t>
-      </w:r>
-      <w:r>
-        <w:rPr>
-          <w:rFonts w:asciiTheme="majorBidi" w:hAnsiTheme="majorBidi"/>
-          <w:b/>
-          <w:bCs/>
-          <w:color w:val="auto"/>
-          <w:sz w:val="28"/>
-          <w:szCs w:val="28"/>
-        </w:rPr>
-        <w:t xml:space="preserve"> </w:t>
-      </w:r>
-      <w:r>
-        <w:rPr>
-          <w:rFonts w:asciiTheme="majorBidi" w:hAnsiTheme="majorBidi"/>
-          <w:b/>
-          <w:bCs/>
-          <w:color w:val="auto"/>
-          <w:sz w:val="28"/>
-          <w:szCs w:val="28"/>
-          <w:lang w:val="en-US"/>
-        </w:rPr>
-        <w:t>SLAM</w:t>
-      </w:r>
-      <w:r>
-        <w:rPr>
-          <w:rFonts w:asciiTheme="majorBidi" w:hAnsiTheme="majorBidi"/>
-          <w:b/>
-          <w:bCs/>
-          <w:color w:val="auto"/>
-          <w:sz w:val="28"/>
-          <w:szCs w:val="28"/>
-        </w:rPr>
-        <w:t xml:space="preserve"> </w:t>
-      </w:r>
-      <w:r>
-        <w:rPr>
-          <w:rFonts w:asciiTheme="majorBidi" w:hAnsiTheme="majorBidi"/>
-          <w:b/>
-          <w:bCs/>
-          <w:color w:val="auto"/>
-          <w:sz w:val="28"/>
-          <w:szCs w:val="28"/>
-        </w:rPr>
-        <w:t>и классического подхода</w:t>
+        <w:t>. Технологии семантической сегментации изображений</w:t>
       </w:r>
       <w:bookmarkEnd w:id="21"/>
-      <w:bookmarkEnd w:id="22"/>
     </w:p>
     <w:p>
       <w:pPr>
@@ -11258,10 +12379,10 @@
         <w:ind w:firstLine="709"/>
         <w:jc w:val="both"/>
         <w:rPr>
-          <w:rFonts w:ascii="Times New Roman" w:eastAsia="Times New Roman" w:hAnsi="Times New Roman" w:cs="Times New Roman"/>
-          <w:sz w:val="28"/>
-          <w:szCs w:val="28"/>
-          <w:lang w:eastAsia="ru-RU"/>
+          <w:rFonts w:ascii="Times New Roman" w:hAnsi="Times New Roman" w:cs="Times New Roman"/>
+          <w:sz w:val="28"/>
+          <w:szCs w:val="28"/>
+          <w:lang w:val="ru"/>
         </w:rPr>
       </w:pPr>
     </w:p>
@@ -11271,12 +12392,38 @@
         <w:ind w:firstLine="709"/>
         <w:jc w:val="both"/>
         <w:rPr>
-          <w:rFonts w:ascii="Times New Roman" w:eastAsia="Times New Roman" w:hAnsi="Times New Roman" w:cs="Times New Roman"/>
-          <w:sz w:val="28"/>
-          <w:szCs w:val="28"/>
-          <w:lang w:eastAsia="ru-RU"/>
-        </w:rPr>
-      </w:pPr>
+          <w:rFonts w:ascii="Times New Roman" w:hAnsi="Times New Roman" w:cs="Times New Roman"/>
+          <w:sz w:val="28"/>
+          <w:szCs w:val="28"/>
+          <w:lang w:val="ru"/>
+        </w:rPr>
+      </w:pPr>
+      <w:r>
+        <w:rPr>
+          <w:rFonts w:ascii="Times New Roman" w:hAnsi="Times New Roman" w:cs="Times New Roman"/>
+          <w:sz w:val="28"/>
+          <w:szCs w:val="28"/>
+          <w:lang w:val="ru"/>
+        </w:rPr>
+        <w:t>Семантический анализ сцены является фундаментальным этапом обработки сенсорных данных, обеспечивающим переход от низкоуровневых измерений к высокоуровневому пониманию дорожной обстановки. Современные подходы к решению данной задачи базируются преимущественно на архитектурах глубоких нейронных сетей [</w:t>
+      </w:r>
+      <w:r>
+        <w:rPr>
+          <w:rFonts w:ascii="Times New Roman" w:hAnsi="Times New Roman" w:cs="Times New Roman"/>
+          <w:sz w:val="28"/>
+          <w:szCs w:val="28"/>
+        </w:rPr>
+        <w:t>7</w:t>
+      </w:r>
+      <w:r>
+        <w:rPr>
+          <w:rFonts w:ascii="Times New Roman" w:hAnsi="Times New Roman" w:cs="Times New Roman"/>
+          <w:sz w:val="28"/>
+          <w:szCs w:val="28"/>
+          <w:lang w:val="ru"/>
+        </w:rPr>
+        <w:t>].</w:t>
+      </w:r>
     </w:p>
     <w:p>
       <w:pPr>
@@ -11290,6 +12437,24 @@
           <w:lang w:val="ru"/>
         </w:rPr>
       </w:pPr>
+      <w:r>
+        <w:rPr>
+          <w:rFonts w:ascii="Times New Roman" w:hAnsi="Times New Roman" w:cs="Times New Roman"/>
+          <w:sz w:val="28"/>
+          <w:szCs w:val="28"/>
+        </w:rPr>
+        <w:lastRenderedPageBreak/>
+        <w:t>В</w:t>
+      </w:r>
+      <w:r>
+        <w:rPr>
+          <w:rFonts w:ascii="Times New Roman" w:hAnsi="Times New Roman" w:cs="Times New Roman"/>
+          <w:sz w:val="28"/>
+          <w:szCs w:val="28"/>
+          <w:lang w:val="ru"/>
+        </w:rPr>
+        <w:t xml:space="preserve"> контексте автономного вождения выделяют четыре взаимосвязанные задачи визуального восприятия, каждая из которых характеризуется собственной спецификой и набором применяемых архитектурных решений.</w:t>
+      </w:r>
     </w:p>
     <w:p>
       <w:pPr>
@@ -11300,60 +12465,133 @@
           <w:rFonts w:ascii="Times New Roman" w:hAnsi="Times New Roman" w:cs="Times New Roman"/>
           <w:sz w:val="28"/>
           <w:szCs w:val="28"/>
+        </w:rPr>
+      </w:pPr>
+      <w:r>
+        <w:rPr>
+          <w:rFonts w:ascii="Times New Roman" w:hAnsi="Times New Roman" w:cs="Times New Roman"/>
+          <w:sz w:val="28"/>
+          <w:szCs w:val="28"/>
+        </w:rPr>
+        <w:t xml:space="preserve">1. </w:t>
+      </w:r>
+      <w:r>
+        <w:rPr>
+          <w:rFonts w:ascii="Times New Roman" w:hAnsi="Times New Roman" w:cs="Times New Roman"/>
+          <w:sz w:val="28"/>
+          <w:szCs w:val="28"/>
           <w:lang w:val="ru"/>
         </w:rPr>
-      </w:pPr>
-    </w:p>
-    <w:p>
-      <w:pPr>
-        <w:pStyle w:val="1"/>
-        <w:spacing w:before="0" w:line="360" w:lineRule="auto"/>
-        <w:ind w:firstLine="709"/>
-        <w:jc w:val="both"/>
-        <w:rPr>
-          <w:rFonts w:asciiTheme="majorBidi" w:hAnsiTheme="majorBidi"/>
-          <w:b/>
-          <w:bCs/>
-          <w:color w:val="auto"/>
-          <w:sz w:val="28"/>
-          <w:szCs w:val="28"/>
-        </w:rPr>
-      </w:pPr>
-      <w:bookmarkStart w:id="23" w:name="_Toc235434764"/>
-      <w:r>
-        <w:rPr>
-          <w:rFonts w:asciiTheme="majorBidi" w:hAnsiTheme="majorBidi"/>
-          <w:b/>
-          <w:bCs/>
-          <w:color w:val="auto"/>
-          <w:sz w:val="28"/>
-          <w:szCs w:val="28"/>
-        </w:rPr>
-        <w:t>1.</w:t>
-      </w:r>
-      <w:r>
-        <w:rPr>
-          <w:rFonts w:asciiTheme="majorBidi" w:hAnsiTheme="majorBidi"/>
-          <w:b/>
-          <w:bCs/>
-          <w:color w:val="auto"/>
-          <w:sz w:val="28"/>
-          <w:szCs w:val="28"/>
-        </w:rPr>
-        <w:t>3</w:t>
-      </w:r>
-      <w:r>
-        <w:rPr>
-          <w:rFonts w:asciiTheme="majorBidi" w:hAnsiTheme="majorBidi"/>
-          <w:b/>
-          <w:bCs/>
-          <w:color w:val="auto"/>
-          <w:sz w:val="28"/>
-          <w:szCs w:val="28"/>
-        </w:rPr>
-        <w:t>. Технологии семантической сегментации изображений</w:t>
-      </w:r>
-      <w:bookmarkEnd w:id="23"/>
+        <w:t>Обнаружение объектов. Задача заключается в локализации</w:t>
+      </w:r>
+      <w:r>
+        <w:rPr>
+          <w:rFonts w:ascii="Times New Roman" w:hAnsi="Times New Roman" w:cs="Times New Roman"/>
+          <w:sz w:val="28"/>
+          <w:szCs w:val="28"/>
+        </w:rPr>
+        <w:t xml:space="preserve"> транспорта</w:t>
+      </w:r>
+      <w:r>
+        <w:rPr>
+          <w:rFonts w:ascii="Times New Roman" w:hAnsi="Times New Roman" w:cs="Times New Roman"/>
+          <w:sz w:val="28"/>
+          <w:szCs w:val="28"/>
+          <w:lang w:val="ru"/>
+        </w:rPr>
+        <w:t xml:space="preserve"> и классификации объектов (транспортные средства, пешеходы, дорожные знаки, светофоры) путём построения ограничивающих прямоугольников. </w:t>
+      </w:r>
+      <w:r>
+        <w:rPr>
+          <w:rFonts w:ascii="Times New Roman" w:hAnsi="Times New Roman" w:cs="Times New Roman"/>
+          <w:sz w:val="28"/>
+          <w:szCs w:val="28"/>
+        </w:rPr>
+        <w:t>Наиболее актуальными и распространенными</w:t>
+      </w:r>
+      <w:r>
+        <w:rPr>
+          <w:rFonts w:ascii="Times New Roman" w:hAnsi="Times New Roman" w:cs="Times New Roman"/>
+          <w:sz w:val="28"/>
+          <w:szCs w:val="28"/>
+          <w:lang w:val="ru"/>
+        </w:rPr>
+        <w:t xml:space="preserve"> архитектурами</w:t>
+      </w:r>
+      <w:r>
+        <w:rPr>
+          <w:rFonts w:ascii="Times New Roman" w:hAnsi="Times New Roman" w:cs="Times New Roman"/>
+          <w:sz w:val="28"/>
+          <w:szCs w:val="28"/>
+        </w:rPr>
+        <w:t xml:space="preserve"> нейронных сетей и технологиями искусственного интеллекта</w:t>
+      </w:r>
+      <w:r>
+        <w:rPr>
+          <w:rFonts w:ascii="Times New Roman" w:hAnsi="Times New Roman" w:cs="Times New Roman"/>
+          <w:sz w:val="28"/>
+          <w:szCs w:val="28"/>
+          <w:lang w:val="ru"/>
+        </w:rPr>
+        <w:t xml:space="preserve"> являются семейства YOLO (You Only Look </w:t>
+      </w:r>
+      <w:proofErr w:type="spellStart"/>
+      <w:r>
+        <w:rPr>
+          <w:rFonts w:ascii="Times New Roman" w:hAnsi="Times New Roman" w:cs="Times New Roman"/>
+          <w:sz w:val="28"/>
+          <w:szCs w:val="28"/>
+          <w:lang w:val="ru"/>
+        </w:rPr>
+        <w:t>Once</w:t>
+      </w:r>
+      <w:proofErr w:type="spellEnd"/>
+      <w:r>
+        <w:rPr>
+          <w:rFonts w:ascii="Times New Roman" w:hAnsi="Times New Roman" w:cs="Times New Roman"/>
+          <w:sz w:val="28"/>
+          <w:szCs w:val="28"/>
+          <w:lang w:val="ru"/>
+        </w:rPr>
+        <w:t xml:space="preserve">) и </w:t>
+      </w:r>
+      <w:proofErr w:type="spellStart"/>
+      <w:r>
+        <w:rPr>
+          <w:rFonts w:ascii="Times New Roman" w:hAnsi="Times New Roman" w:cs="Times New Roman"/>
+          <w:sz w:val="28"/>
+          <w:szCs w:val="28"/>
+          <w:lang w:val="ru"/>
+        </w:rPr>
+        <w:t>трансформерные</w:t>
+      </w:r>
+      <w:proofErr w:type="spellEnd"/>
+      <w:r>
+        <w:rPr>
+          <w:rFonts w:ascii="Times New Roman" w:hAnsi="Times New Roman" w:cs="Times New Roman"/>
+          <w:sz w:val="28"/>
+          <w:szCs w:val="28"/>
+          <w:lang w:val="ru"/>
+        </w:rPr>
+        <w:t xml:space="preserve"> детекторы</w:t>
+      </w:r>
+      <w:r>
+        <w:rPr>
+          <w:rFonts w:ascii="Times New Roman" w:hAnsi="Times New Roman" w:cs="Times New Roman"/>
+          <w:sz w:val="28"/>
+          <w:szCs w:val="28"/>
+          <w:lang w:val="tt-RU"/>
+        </w:rPr>
+        <w:t xml:space="preserve"> </w:t>
+      </w:r>
+      <w:r>
+        <w:rPr>
+          <w:rFonts w:ascii="Times New Roman" w:hAnsi="Times New Roman" w:cs="Times New Roman"/>
+          <w:sz w:val="28"/>
+          <w:szCs w:val="28"/>
+        </w:rPr>
+        <w:t xml:space="preserve">[8]. </w:t>
+      </w:r>
     </w:p>
     <w:p>
       <w:pPr>
@@ -11364,9 +12602,67 @@
           <w:rFonts w:ascii="Times New Roman" w:hAnsi="Times New Roman" w:cs="Times New Roman"/>
           <w:sz w:val="28"/>
           <w:szCs w:val="28"/>
+        </w:rPr>
+      </w:pPr>
+      <w:r>
+        <w:rPr>
+          <w:rFonts w:ascii="Times New Roman" w:hAnsi="Times New Roman" w:cs="Times New Roman"/>
+          <w:sz w:val="28"/>
+          <w:szCs w:val="28"/>
+        </w:rPr>
+        <w:t xml:space="preserve">Они обеспечивают баланс </w:t>
+      </w:r>
+      <w:r>
+        <w:rPr>
+          <w:rFonts w:ascii="Times New Roman" w:hAnsi="Times New Roman" w:cs="Times New Roman"/>
+          <w:sz w:val="28"/>
+          <w:szCs w:val="28"/>
           <w:lang w:val="ru"/>
         </w:rPr>
-      </w:pPr>
+        <w:t>между точностью</w:t>
+      </w:r>
+      <w:r>
+        <w:rPr>
+          <w:rFonts w:ascii="Times New Roman" w:hAnsi="Times New Roman" w:cs="Times New Roman"/>
+          <w:sz w:val="28"/>
+          <w:szCs w:val="28"/>
+        </w:rPr>
+        <w:t xml:space="preserve"> прогнозирования данных</w:t>
+      </w:r>
+      <w:r>
+        <w:rPr>
+          <w:rFonts w:ascii="Times New Roman" w:hAnsi="Times New Roman" w:cs="Times New Roman"/>
+          <w:sz w:val="28"/>
+          <w:szCs w:val="28"/>
+          <w:lang w:val="ru"/>
+        </w:rPr>
+        <w:t xml:space="preserve"> и вычислительной эффективностью</w:t>
+      </w:r>
+      <w:r>
+        <w:rPr>
+          <w:rFonts w:ascii="Times New Roman" w:hAnsi="Times New Roman" w:cs="Times New Roman"/>
+          <w:sz w:val="28"/>
+          <w:szCs w:val="28"/>
+        </w:rPr>
+        <w:t xml:space="preserve"> систем</w:t>
+      </w:r>
+      <w:r>
+        <w:rPr>
+          <w:rFonts w:ascii="Times New Roman" w:hAnsi="Times New Roman" w:cs="Times New Roman"/>
+          <w:sz w:val="28"/>
+          <w:szCs w:val="28"/>
+          <w:lang w:val="ru"/>
+        </w:rPr>
+        <w:t>.</w:t>
+      </w:r>
+      <w:r>
+        <w:rPr>
+          <w:rFonts w:ascii="Times New Roman" w:hAnsi="Times New Roman" w:cs="Times New Roman"/>
+          <w:sz w:val="28"/>
+          <w:szCs w:val="28"/>
+        </w:rPr>
+        <w:t xml:space="preserve"> Последние версии данных решений позволяют запускать сложные модели с меньшими затратами за счет глубокой оптимизации по мере развития архитектуры.</w:t>
+      </w:r>
     </w:p>
     <w:p>
       <w:pPr>
@@ -11385,18 +12681,19 @@
           <w:rFonts w:ascii="Times New Roman" w:hAnsi="Times New Roman" w:cs="Times New Roman"/>
           <w:sz w:val="28"/>
           <w:szCs w:val="28"/>
+        </w:rPr>
+        <w:t xml:space="preserve">2. </w:t>
+      </w:r>
+      <w:r>
+        <w:rPr>
+          <w:rFonts w:ascii="Times New Roman" w:hAnsi="Times New Roman" w:cs="Times New Roman"/>
+          <w:sz w:val="28"/>
+          <w:szCs w:val="28"/>
           <w:lang w:val="ru"/>
         </w:rPr>
-        <w:t>Семантический анализ сцены является фундаментальным этапом обработки сенсорных данных, обеспечивающим переход от низкоуровневых измерений к высокоуровневому пониманию дорожной обстановки. Современные подходы к решению данной задачи базируются преимущественно на архитектурах глубоких нейронных сетей [</w:t>
-      </w:r>
-      <w:r>
-        <w:rPr>
-          <w:rFonts w:ascii="Times New Roman" w:hAnsi="Times New Roman" w:cs="Times New Roman"/>
-          <w:sz w:val="28"/>
-          <w:szCs w:val="28"/>
-        </w:rPr>
-        <w:t>7</w:t>
-      </w:r>
+        <w:t xml:space="preserve">Семантическая сегментация. Предполагает </w:t>
+      </w:r>
+      <w:proofErr w:type="spellStart"/>
       <w:r>
         <w:rPr>
           <w:rFonts w:ascii="Times New Roman" w:hAnsi="Times New Roman" w:cs="Times New Roman"/>
@@ -11404,7 +12701,214 @@
           <w:szCs w:val="28"/>
           <w:lang w:val="ru"/>
         </w:rPr>
-        <w:t>].</w:t>
+        <w:t>попиксельную</w:t>
+      </w:r>
+      <w:proofErr w:type="spellEnd"/>
+      <w:r>
+        <w:rPr>
+          <w:rFonts w:ascii="Times New Roman" w:hAnsi="Times New Roman" w:cs="Times New Roman"/>
+          <w:sz w:val="28"/>
+          <w:szCs w:val="28"/>
+          <w:lang w:val="ru"/>
+        </w:rPr>
+        <w:t xml:space="preserve"> классификацию изображения без </w:t>
+      </w:r>
+      <w:r>
+        <w:rPr>
+          <w:rFonts w:ascii="Times New Roman" w:hAnsi="Times New Roman" w:cs="Times New Roman"/>
+          <w:sz w:val="28"/>
+          <w:szCs w:val="28"/>
+        </w:rPr>
+        <w:t>выделения отдельных объектов</w:t>
+      </w:r>
+      <w:r>
+        <w:rPr>
+          <w:rFonts w:ascii="Times New Roman" w:hAnsi="Times New Roman" w:cs="Times New Roman"/>
+          <w:sz w:val="28"/>
+          <w:szCs w:val="28"/>
+          <w:lang w:val="ru"/>
+        </w:rPr>
+        <w:t xml:space="preserve"> одного класса. Архитектуры</w:t>
+      </w:r>
+      <w:r>
+        <w:rPr>
+          <w:rFonts w:ascii="Times New Roman" w:hAnsi="Times New Roman" w:cs="Times New Roman"/>
+          <w:sz w:val="28"/>
+          <w:szCs w:val="28"/>
+        </w:rPr>
+        <w:t xml:space="preserve"> искусственных нейронных сетей по</w:t>
+      </w:r>
+      <w:r>
+        <w:rPr>
+          <w:rFonts w:ascii="Times New Roman" w:hAnsi="Times New Roman" w:cs="Times New Roman"/>
+          <w:sz w:val="28"/>
+          <w:szCs w:val="28"/>
+          <w:lang w:val="ru"/>
+        </w:rPr>
+        <w:t xml:space="preserve"> тип</w:t>
+      </w:r>
+      <w:r>
+        <w:rPr>
+          <w:rFonts w:ascii="Times New Roman" w:hAnsi="Times New Roman" w:cs="Times New Roman"/>
+          <w:sz w:val="28"/>
+          <w:szCs w:val="28"/>
+        </w:rPr>
+        <w:t>у</w:t>
+      </w:r>
+      <w:r>
+        <w:rPr>
+          <w:rFonts w:ascii="Times New Roman" w:hAnsi="Times New Roman" w:cs="Times New Roman"/>
+          <w:sz w:val="28"/>
+          <w:szCs w:val="28"/>
+          <w:lang w:val="ru"/>
+        </w:rPr>
+        <w:t xml:space="preserve"> </w:t>
+      </w:r>
+      <w:proofErr w:type="spellStart"/>
+      <w:r>
+        <w:rPr>
+          <w:rFonts w:ascii="Times New Roman" w:hAnsi="Times New Roman" w:cs="Times New Roman"/>
+          <w:sz w:val="28"/>
+          <w:szCs w:val="28"/>
+          <w:lang w:val="ru"/>
+        </w:rPr>
+        <w:t>DeepLab</w:t>
+      </w:r>
+      <w:proofErr w:type="spellEnd"/>
+      <w:r>
+        <w:rPr>
+          <w:rFonts w:ascii="Times New Roman" w:hAnsi="Times New Roman" w:cs="Times New Roman"/>
+          <w:sz w:val="28"/>
+          <w:szCs w:val="28"/>
+          <w:lang w:val="ru"/>
+        </w:rPr>
+        <w:t xml:space="preserve"> и </w:t>
+      </w:r>
+      <w:proofErr w:type="spellStart"/>
+      <w:r>
+        <w:rPr>
+          <w:rFonts w:ascii="Times New Roman" w:hAnsi="Times New Roman" w:cs="Times New Roman"/>
+          <w:sz w:val="28"/>
+          <w:szCs w:val="28"/>
+          <w:lang w:val="ru"/>
+        </w:rPr>
+        <w:t>PSPNet</w:t>
+      </w:r>
+      <w:proofErr w:type="spellEnd"/>
+      <w:r>
+        <w:rPr>
+          <w:rFonts w:ascii="Times New Roman" w:hAnsi="Times New Roman" w:cs="Times New Roman"/>
+          <w:sz w:val="28"/>
+          <w:szCs w:val="28"/>
+          <w:lang w:val="ru"/>
+        </w:rPr>
+        <w:t xml:space="preserve"> с кодировщиками на базе </w:t>
+      </w:r>
+      <w:proofErr w:type="spellStart"/>
+      <w:r>
+        <w:rPr>
+          <w:rFonts w:ascii="Times New Roman" w:hAnsi="Times New Roman" w:cs="Times New Roman"/>
+          <w:sz w:val="28"/>
+          <w:szCs w:val="28"/>
+          <w:lang w:val="ru"/>
+        </w:rPr>
+        <w:t>свёрточных</w:t>
+      </w:r>
+      <w:proofErr w:type="spellEnd"/>
+      <w:r>
+        <w:rPr>
+          <w:rFonts w:ascii="Times New Roman" w:hAnsi="Times New Roman" w:cs="Times New Roman"/>
+          <w:sz w:val="28"/>
+          <w:szCs w:val="28"/>
+          <w:lang w:val="ru"/>
+        </w:rPr>
+        <w:t xml:space="preserve"> нейронных сетей</w:t>
+      </w:r>
+      <w:r>
+        <w:rPr>
+          <w:rFonts w:ascii="Times New Roman" w:hAnsi="Times New Roman" w:cs="Times New Roman"/>
+          <w:sz w:val="28"/>
+          <w:szCs w:val="28"/>
+        </w:rPr>
+        <w:t xml:space="preserve"> (</w:t>
+      </w:r>
+      <w:r>
+        <w:rPr>
+          <w:rFonts w:ascii="Times New Roman" w:hAnsi="Times New Roman" w:cs="Times New Roman"/>
+          <w:sz w:val="28"/>
+          <w:szCs w:val="28"/>
+          <w:lang w:val="en-US"/>
+        </w:rPr>
+        <w:t>CNN</w:t>
+      </w:r>
+      <w:r>
+        <w:rPr>
+          <w:rFonts w:ascii="Times New Roman" w:hAnsi="Times New Roman" w:cs="Times New Roman"/>
+          <w:sz w:val="28"/>
+          <w:szCs w:val="28"/>
+        </w:rPr>
+        <w:t>)</w:t>
+      </w:r>
+      <w:r>
+        <w:rPr>
+          <w:rFonts w:ascii="Times New Roman" w:hAnsi="Times New Roman" w:cs="Times New Roman"/>
+          <w:sz w:val="28"/>
+          <w:szCs w:val="28"/>
+          <w:lang w:val="ru"/>
+        </w:rPr>
+        <w:t xml:space="preserve"> и трансформеров позволяют получать плотные карты сегментации</w:t>
+      </w:r>
+      <w:r>
+        <w:rPr>
+          <w:rFonts w:ascii="Times New Roman" w:hAnsi="Times New Roman" w:cs="Times New Roman"/>
+          <w:sz w:val="28"/>
+          <w:szCs w:val="28"/>
+          <w:lang w:val="tt-RU"/>
+        </w:rPr>
+        <w:t xml:space="preserve">. В результате становися возможным определение </w:t>
+      </w:r>
+      <w:r>
+        <w:rPr>
+          <w:rFonts w:ascii="Times New Roman" w:hAnsi="Times New Roman" w:cs="Times New Roman"/>
+          <w:sz w:val="28"/>
+          <w:szCs w:val="28"/>
+          <w:lang w:val="ru"/>
+        </w:rPr>
+        <w:t xml:space="preserve">границ проезжей части и </w:t>
+      </w:r>
+      <w:r>
+        <w:rPr>
+          <w:rFonts w:ascii="Times New Roman" w:hAnsi="Times New Roman" w:cs="Times New Roman"/>
+          <w:sz w:val="28"/>
+          <w:szCs w:val="28"/>
+        </w:rPr>
+        <w:t>идентификация</w:t>
+      </w:r>
+      <w:r>
+        <w:rPr>
+          <w:rFonts w:ascii="Times New Roman" w:hAnsi="Times New Roman" w:cs="Times New Roman"/>
+          <w:sz w:val="28"/>
+          <w:szCs w:val="28"/>
+          <w:lang w:val="ru"/>
+        </w:rPr>
+        <w:t xml:space="preserve"> дорожной разметки</w:t>
+      </w:r>
+      <w:r>
+        <w:rPr>
+          <w:rFonts w:ascii="Times New Roman" w:hAnsi="Times New Roman" w:cs="Times New Roman"/>
+          <w:sz w:val="28"/>
+          <w:szCs w:val="28"/>
+        </w:rPr>
+        <w:t>, что является одной из важных задач в условиях применения беспилотного транспорта в городской среде</w:t>
+      </w:r>
+      <w:r>
+        <w:rPr>
+          <w:rFonts w:ascii="Times New Roman" w:hAnsi="Times New Roman" w:cs="Times New Roman"/>
+          <w:sz w:val="28"/>
+          <w:szCs w:val="28"/>
+          <w:lang w:val="ru"/>
+        </w:rPr>
+        <w:t>.</w:t>
       </w:r>
     </w:p>
     <w:p>
@@ -11416,16 +12920,32 @@
           <w:rFonts w:ascii="Times New Roman" w:hAnsi="Times New Roman" w:cs="Times New Roman"/>
           <w:sz w:val="28"/>
           <w:szCs w:val="28"/>
+        </w:rPr>
+      </w:pPr>
+      <w:r>
+        <w:rPr>
+          <w:rFonts w:ascii="Times New Roman" w:hAnsi="Times New Roman" w:cs="Times New Roman"/>
+          <w:sz w:val="28"/>
+          <w:szCs w:val="28"/>
+        </w:rPr>
+        <w:t xml:space="preserve">3. </w:t>
+      </w:r>
+      <w:r>
+        <w:rPr>
+          <w:rFonts w:ascii="Times New Roman" w:hAnsi="Times New Roman" w:cs="Times New Roman"/>
+          <w:sz w:val="28"/>
+          <w:szCs w:val="28"/>
           <w:lang w:val="ru"/>
         </w:rPr>
-      </w:pPr>
-      <w:r>
-        <w:rPr>
-          <w:rFonts w:ascii="Times New Roman" w:hAnsi="Times New Roman" w:cs="Times New Roman"/>
-          <w:sz w:val="28"/>
-          <w:szCs w:val="28"/>
-        </w:rPr>
-        <w:t>В</w:t>
+        <w:t>Инстанс-сегментация. Объединяет задачи обнаружения и семантической сегментации, обеспечивая</w:t>
+      </w:r>
+      <w:r>
+        <w:rPr>
+          <w:rFonts w:ascii="Times New Roman" w:hAnsi="Times New Roman" w:cs="Times New Roman"/>
+          <w:sz w:val="28"/>
+          <w:szCs w:val="28"/>
+        </w:rPr>
+        <w:t xml:space="preserve"> выделение</w:t>
       </w:r>
       <w:r>
         <w:rPr>
@@ -11434,7 +12954,86 @@
           <w:szCs w:val="28"/>
           <w:lang w:val="ru"/>
         </w:rPr>
-        <w:t xml:space="preserve"> контексте автономного вождения выделяют четыре взаимосвязанные задачи визуального восприятия, каждая из которых характеризуется собственной спецификой и набором применяемых архитектурных решений.</w:t>
+        <w:t xml:space="preserve"> отдельных объектов в</w:t>
+      </w:r>
+      <w:r>
+        <w:rPr>
+          <w:rFonts w:ascii="Times New Roman" w:hAnsi="Times New Roman" w:cs="Times New Roman"/>
+          <w:sz w:val="28"/>
+          <w:szCs w:val="28"/>
+        </w:rPr>
+        <w:t xml:space="preserve"> рамках</w:t>
+      </w:r>
+      <w:r>
+        <w:rPr>
+          <w:rFonts w:ascii="Times New Roman" w:hAnsi="Times New Roman" w:cs="Times New Roman"/>
+          <w:sz w:val="28"/>
+          <w:szCs w:val="28"/>
+          <w:lang w:val="ru"/>
+        </w:rPr>
+        <w:t xml:space="preserve"> одного класса. </w:t>
+      </w:r>
+      <w:r>
+        <w:rPr>
+          <w:rFonts w:ascii="Times New Roman" w:hAnsi="Times New Roman" w:cs="Times New Roman"/>
+          <w:sz w:val="28"/>
+          <w:szCs w:val="28"/>
+        </w:rPr>
+        <w:t xml:space="preserve">Такие архитектуры нейронных сетей, как </w:t>
+      </w:r>
+      <w:proofErr w:type="spellStart"/>
+      <w:r>
+        <w:rPr>
+          <w:rFonts w:ascii="Times New Roman" w:hAnsi="Times New Roman" w:cs="Times New Roman"/>
+          <w:sz w:val="28"/>
+          <w:szCs w:val="28"/>
+          <w:lang w:val="ru"/>
+        </w:rPr>
+        <w:t>Mask</w:t>
+      </w:r>
+      <w:proofErr w:type="spellEnd"/>
+      <w:r>
+        <w:rPr>
+          <w:rFonts w:ascii="Times New Roman" w:hAnsi="Times New Roman" w:cs="Times New Roman"/>
+          <w:sz w:val="28"/>
+          <w:szCs w:val="28"/>
+          <w:lang w:val="ru"/>
+        </w:rPr>
+        <w:t xml:space="preserve"> R-CNN и её производные остаются </w:t>
+      </w:r>
+      <w:r>
+        <w:rPr>
+          <w:rFonts w:ascii="Times New Roman" w:hAnsi="Times New Roman" w:cs="Times New Roman"/>
+          <w:sz w:val="28"/>
+          <w:szCs w:val="28"/>
+        </w:rPr>
+        <w:t xml:space="preserve">наиболее предпочтительным </w:t>
+      </w:r>
+      <w:r>
+        <w:rPr>
+          <w:rFonts w:ascii="Times New Roman" w:hAnsi="Times New Roman" w:cs="Times New Roman"/>
+          <w:sz w:val="28"/>
+          <w:szCs w:val="28"/>
+          <w:lang w:val="ru"/>
+        </w:rPr>
+        <w:t>стандартом</w:t>
+      </w:r>
+      <w:r>
+        <w:rPr>
+          <w:rFonts w:ascii="Times New Roman" w:hAnsi="Times New Roman" w:cs="Times New Roman"/>
+          <w:sz w:val="28"/>
+          <w:szCs w:val="28"/>
+        </w:rPr>
+        <w:t>. Однако</w:t>
+      </w:r>
+      <w:r>
+        <w:rPr>
+          <w:rFonts w:ascii="Times New Roman" w:hAnsi="Times New Roman" w:cs="Times New Roman"/>
+          <w:sz w:val="28"/>
+          <w:szCs w:val="28"/>
+          <w:lang w:val="ru"/>
+        </w:rPr>
+        <w:t xml:space="preserve"> всё большее распространение получают одноэтапные подходы (YOLACT, SOLO).</w:t>
       </w:r>
     </w:p>
     <w:p>
@@ -11454,8 +13053,9 @@
           <w:sz w:val="28"/>
           <w:szCs w:val="28"/>
         </w:rPr>
-        <w:t xml:space="preserve">1. </w:t>
-      </w:r>
+        <w:t xml:space="preserve">4. </w:t>
+      </w:r>
+      <w:proofErr w:type="spellStart"/>
       <w:r>
         <w:rPr>
           <w:rFonts w:ascii="Times New Roman" w:hAnsi="Times New Roman" w:cs="Times New Roman"/>
@@ -11463,16 +13063,9 @@
           <w:szCs w:val="28"/>
           <w:lang w:val="ru"/>
         </w:rPr>
-        <w:t>Обнаружение объектов. Задача заключается в локализации</w:t>
-      </w:r>
-      <w:r>
-        <w:rPr>
-          <w:rFonts w:ascii="Times New Roman" w:hAnsi="Times New Roman" w:cs="Times New Roman"/>
-          <w:sz w:val="28"/>
-          <w:szCs w:val="28"/>
-        </w:rPr>
-        <w:t xml:space="preserve"> транспорта</w:t>
-      </w:r>
+        <w:t>Паноптическая</w:t>
+      </w:r>
+      <w:proofErr w:type="spellEnd"/>
       <w:r>
         <w:rPr>
           <w:rFonts w:ascii="Times New Roman" w:hAnsi="Times New Roman" w:cs="Times New Roman"/>
@@ -11480,58 +13073,7 @@
           <w:szCs w:val="28"/>
           <w:lang w:val="ru"/>
         </w:rPr>
-        <w:t xml:space="preserve"> и классификации объектов (транспортные средства, пешеходы, дорожные знаки, светофоры) путём построения ограничивающих прямоугольников. </w:t>
-      </w:r>
-      <w:r>
-        <w:rPr>
-          <w:rFonts w:ascii="Times New Roman" w:hAnsi="Times New Roman" w:cs="Times New Roman"/>
-          <w:sz w:val="28"/>
-          <w:szCs w:val="28"/>
-        </w:rPr>
-        <w:t>Наиболее актуальными и распространенными</w:t>
-      </w:r>
-      <w:r>
-        <w:rPr>
-          <w:rFonts w:ascii="Times New Roman" w:hAnsi="Times New Roman" w:cs="Times New Roman"/>
-          <w:sz w:val="28"/>
-          <w:szCs w:val="28"/>
-          <w:lang w:val="ru"/>
-        </w:rPr>
-        <w:t xml:space="preserve"> архитектурами</w:t>
-      </w:r>
-      <w:r>
-        <w:rPr>
-          <w:rFonts w:ascii="Times New Roman" w:hAnsi="Times New Roman" w:cs="Times New Roman"/>
-          <w:sz w:val="28"/>
-          <w:szCs w:val="28"/>
-        </w:rPr>
-        <w:t xml:space="preserve"> нейронных сетей и технологиями искусственного интеллекта</w:t>
-      </w:r>
-      <w:r>
-        <w:rPr>
-          <w:rFonts w:ascii="Times New Roman" w:hAnsi="Times New Roman" w:cs="Times New Roman"/>
-          <w:sz w:val="28"/>
-          <w:szCs w:val="28"/>
-          <w:lang w:val="ru"/>
-        </w:rPr>
-        <w:t xml:space="preserve"> являются семейства YOLO (You Only Look Once) и трансформерные детекторы</w:t>
-      </w:r>
-      <w:r>
-        <w:rPr>
-          <w:rFonts w:ascii="Times New Roman" w:hAnsi="Times New Roman" w:cs="Times New Roman"/>
-          <w:sz w:val="28"/>
-          <w:szCs w:val="28"/>
-          <w:lang w:val="tt-RU"/>
-        </w:rPr>
-        <w:t xml:space="preserve"> </w:t>
-      </w:r>
-      <w:r>
-        <w:rPr>
-          <w:rFonts w:ascii="Times New Roman" w:hAnsi="Times New Roman" w:cs="Times New Roman"/>
-          <w:sz w:val="28"/>
-          <w:szCs w:val="28"/>
-        </w:rPr>
-        <w:t xml:space="preserve">[8]. </w:t>
+        <w:t xml:space="preserve"> сегментация. Наиболее полная парадигма, объединяющая семантическую сегментацию фона и инстанс-сегментацию объектов переднего плана в единую непротиворечивую картину.</w:t>
       </w:r>
     </w:p>
     <w:p>
@@ -11550,390 +13092,9 @@
           <w:rFonts w:ascii="Times New Roman" w:hAnsi="Times New Roman" w:cs="Times New Roman"/>
           <w:sz w:val="28"/>
           <w:szCs w:val="28"/>
-        </w:rPr>
-        <w:t xml:space="preserve">Они обеспечивают баланс </w:t>
-      </w:r>
-      <w:r>
-        <w:rPr>
-          <w:rFonts w:ascii="Times New Roman" w:hAnsi="Times New Roman" w:cs="Times New Roman"/>
-          <w:sz w:val="28"/>
-          <w:szCs w:val="28"/>
-          <w:lang w:val="ru"/>
-        </w:rPr>
-        <w:t>между точностью</w:t>
-      </w:r>
-      <w:r>
-        <w:rPr>
-          <w:rFonts w:ascii="Times New Roman" w:hAnsi="Times New Roman" w:cs="Times New Roman"/>
-          <w:sz w:val="28"/>
-          <w:szCs w:val="28"/>
-        </w:rPr>
-        <w:t xml:space="preserve"> прогнозирования данных</w:t>
-      </w:r>
-      <w:r>
-        <w:rPr>
-          <w:rFonts w:ascii="Times New Roman" w:hAnsi="Times New Roman" w:cs="Times New Roman"/>
-          <w:sz w:val="28"/>
-          <w:szCs w:val="28"/>
-          <w:lang w:val="ru"/>
-        </w:rPr>
-        <w:t xml:space="preserve"> и вычислительной эффективностью</w:t>
-      </w:r>
-      <w:r>
-        <w:rPr>
-          <w:rFonts w:ascii="Times New Roman" w:hAnsi="Times New Roman" w:cs="Times New Roman"/>
-          <w:sz w:val="28"/>
-          <w:szCs w:val="28"/>
-        </w:rPr>
-        <w:t xml:space="preserve"> систем</w:t>
-      </w:r>
-      <w:r>
-        <w:rPr>
-          <w:rFonts w:ascii="Times New Roman" w:hAnsi="Times New Roman" w:cs="Times New Roman"/>
-          <w:sz w:val="28"/>
-          <w:szCs w:val="28"/>
-          <w:lang w:val="ru"/>
-        </w:rPr>
-        <w:t>.</w:t>
-      </w:r>
-      <w:r>
-        <w:rPr>
-          <w:rFonts w:ascii="Times New Roman" w:hAnsi="Times New Roman" w:cs="Times New Roman"/>
-          <w:sz w:val="28"/>
-          <w:szCs w:val="28"/>
-        </w:rPr>
-        <w:t xml:space="preserve"> Последние версии данных решений позволяют запускать сложные модели с меньшими затратами за счет глубокой оптимизации по мере развития архитектуры.</w:t>
-      </w:r>
-    </w:p>
-    <w:p>
-      <w:pPr>
-        <w:spacing w:after="0" w:line="360" w:lineRule="auto"/>
-        <w:ind w:firstLine="709"/>
-        <w:jc w:val="both"/>
-        <w:rPr>
-          <w:rFonts w:ascii="Times New Roman" w:hAnsi="Times New Roman" w:cs="Times New Roman"/>
-          <w:sz w:val="28"/>
-          <w:szCs w:val="28"/>
-          <w:lang w:val="ru"/>
-        </w:rPr>
-      </w:pPr>
-      <w:r>
-        <w:rPr>
-          <w:rFonts w:ascii="Times New Roman" w:hAnsi="Times New Roman" w:cs="Times New Roman"/>
-          <w:sz w:val="28"/>
-          <w:szCs w:val="28"/>
+          <w:lang w:val="en-US"/>
         </w:rPr>
         <w:lastRenderedPageBreak/>
-        <w:t xml:space="preserve">2. </w:t>
-      </w:r>
-      <w:r>
-        <w:rPr>
-          <w:rFonts w:ascii="Times New Roman" w:hAnsi="Times New Roman" w:cs="Times New Roman"/>
-          <w:sz w:val="28"/>
-          <w:szCs w:val="28"/>
-          <w:lang w:val="ru"/>
-        </w:rPr>
-        <w:t xml:space="preserve">Семантическая сегментация. Предполагает попиксельную классификацию изображения без </w:t>
-      </w:r>
-      <w:r>
-        <w:rPr>
-          <w:rFonts w:ascii="Times New Roman" w:hAnsi="Times New Roman" w:cs="Times New Roman"/>
-          <w:sz w:val="28"/>
-          <w:szCs w:val="28"/>
-        </w:rPr>
-        <w:t>выделения отдельных объектов</w:t>
-      </w:r>
-      <w:r>
-        <w:rPr>
-          <w:rFonts w:ascii="Times New Roman" w:hAnsi="Times New Roman" w:cs="Times New Roman"/>
-          <w:sz w:val="28"/>
-          <w:szCs w:val="28"/>
-          <w:lang w:val="ru"/>
-        </w:rPr>
-        <w:t xml:space="preserve"> одного класса. Архитектуры</w:t>
-      </w:r>
-      <w:r>
-        <w:rPr>
-          <w:rFonts w:ascii="Times New Roman" w:hAnsi="Times New Roman" w:cs="Times New Roman"/>
-          <w:sz w:val="28"/>
-          <w:szCs w:val="28"/>
-        </w:rPr>
-        <w:t xml:space="preserve"> искусственных нейронных сетей по</w:t>
-      </w:r>
-      <w:r>
-        <w:rPr>
-          <w:rFonts w:ascii="Times New Roman" w:hAnsi="Times New Roman" w:cs="Times New Roman"/>
-          <w:sz w:val="28"/>
-          <w:szCs w:val="28"/>
-          <w:lang w:val="ru"/>
-        </w:rPr>
-        <w:t xml:space="preserve"> тип</w:t>
-      </w:r>
-      <w:r>
-        <w:rPr>
-          <w:rFonts w:ascii="Times New Roman" w:hAnsi="Times New Roman" w:cs="Times New Roman"/>
-          <w:sz w:val="28"/>
-          <w:szCs w:val="28"/>
-        </w:rPr>
-        <w:t>у</w:t>
-      </w:r>
-      <w:r>
-        <w:rPr>
-          <w:rFonts w:ascii="Times New Roman" w:hAnsi="Times New Roman" w:cs="Times New Roman"/>
-          <w:sz w:val="28"/>
-          <w:szCs w:val="28"/>
-          <w:lang w:val="ru"/>
-        </w:rPr>
-        <w:t xml:space="preserve"> DeepLab и PSPNet с кодировщиками на базе свёрточных нейронных сетей</w:t>
-      </w:r>
-      <w:r>
-        <w:rPr>
-          <w:rFonts w:ascii="Times New Roman" w:hAnsi="Times New Roman" w:cs="Times New Roman"/>
-          <w:sz w:val="28"/>
-          <w:szCs w:val="28"/>
-        </w:rPr>
-        <w:t xml:space="preserve"> (</w:t>
-      </w:r>
-      <w:r>
-        <w:rPr>
-          <w:rFonts w:ascii="Times New Roman" w:hAnsi="Times New Roman" w:cs="Times New Roman"/>
-          <w:sz w:val="28"/>
-          <w:szCs w:val="28"/>
-          <w:lang w:val="en-US"/>
-        </w:rPr>
-        <w:t>CNN</w:t>
-      </w:r>
-      <w:r>
-        <w:rPr>
-          <w:rFonts w:ascii="Times New Roman" w:hAnsi="Times New Roman" w:cs="Times New Roman"/>
-          <w:sz w:val="28"/>
-          <w:szCs w:val="28"/>
-        </w:rPr>
-        <w:t>)</w:t>
-      </w:r>
-      <w:r>
-        <w:rPr>
-          <w:rFonts w:ascii="Times New Roman" w:hAnsi="Times New Roman" w:cs="Times New Roman"/>
-          <w:sz w:val="28"/>
-          <w:szCs w:val="28"/>
-          <w:lang w:val="ru"/>
-        </w:rPr>
-        <w:t xml:space="preserve"> и трансформеров позволяют получать плотные карты сегментации</w:t>
-      </w:r>
-      <w:r>
-        <w:rPr>
-          <w:rFonts w:ascii="Times New Roman" w:hAnsi="Times New Roman" w:cs="Times New Roman"/>
-          <w:sz w:val="28"/>
-          <w:szCs w:val="28"/>
-          <w:lang w:val="tt-RU"/>
-        </w:rPr>
-        <w:t xml:space="preserve">. В результате становися возможным определение </w:t>
-      </w:r>
-      <w:r>
-        <w:rPr>
-          <w:rFonts w:ascii="Times New Roman" w:hAnsi="Times New Roman" w:cs="Times New Roman"/>
-          <w:sz w:val="28"/>
-          <w:szCs w:val="28"/>
-          <w:lang w:val="ru"/>
-        </w:rPr>
-        <w:t xml:space="preserve">границ проезжей части и </w:t>
-      </w:r>
-      <w:r>
-        <w:rPr>
-          <w:rFonts w:ascii="Times New Roman" w:hAnsi="Times New Roman" w:cs="Times New Roman"/>
-          <w:sz w:val="28"/>
-          <w:szCs w:val="28"/>
-        </w:rPr>
-        <w:t>идентификация</w:t>
-      </w:r>
-      <w:r>
-        <w:rPr>
-          <w:rFonts w:ascii="Times New Roman" w:hAnsi="Times New Roman" w:cs="Times New Roman"/>
-          <w:sz w:val="28"/>
-          <w:szCs w:val="28"/>
-          <w:lang w:val="ru"/>
-        </w:rPr>
-        <w:t xml:space="preserve"> дорожной разметки</w:t>
-      </w:r>
-      <w:r>
-        <w:rPr>
-          <w:rFonts w:ascii="Times New Roman" w:hAnsi="Times New Roman" w:cs="Times New Roman"/>
-          <w:sz w:val="28"/>
-          <w:szCs w:val="28"/>
-        </w:rPr>
-        <w:t>, что является одной из важных задач в условиях применения беспилотного транспорта в городской среде</w:t>
-      </w:r>
-      <w:r>
-        <w:rPr>
-          <w:rFonts w:ascii="Times New Roman" w:hAnsi="Times New Roman" w:cs="Times New Roman"/>
-          <w:sz w:val="28"/>
-          <w:szCs w:val="28"/>
-          <w:lang w:val="ru"/>
-        </w:rPr>
-        <w:t>.</w:t>
-      </w:r>
-    </w:p>
-    <w:p>
-      <w:pPr>
-        <w:spacing w:after="0" w:line="360" w:lineRule="auto"/>
-        <w:ind w:firstLine="709"/>
-        <w:jc w:val="both"/>
-        <w:rPr>
-          <w:rFonts w:ascii="Times New Roman" w:hAnsi="Times New Roman" w:cs="Times New Roman"/>
-          <w:sz w:val="28"/>
-          <w:szCs w:val="28"/>
-        </w:rPr>
-      </w:pPr>
-      <w:r>
-        <w:rPr>
-          <w:rFonts w:ascii="Times New Roman" w:hAnsi="Times New Roman" w:cs="Times New Roman"/>
-          <w:sz w:val="28"/>
-          <w:szCs w:val="28"/>
-        </w:rPr>
-        <w:t xml:space="preserve">3. </w:t>
-      </w:r>
-      <w:r>
-        <w:rPr>
-          <w:rFonts w:ascii="Times New Roman" w:hAnsi="Times New Roman" w:cs="Times New Roman"/>
-          <w:sz w:val="28"/>
-          <w:szCs w:val="28"/>
-          <w:lang w:val="ru"/>
-        </w:rPr>
-        <w:t>Инстанс-сегментация. Объединяет задачи обнаружения и семантической сегментации, обеспечивая</w:t>
-      </w:r>
-      <w:r>
-        <w:rPr>
-          <w:rFonts w:ascii="Times New Roman" w:hAnsi="Times New Roman" w:cs="Times New Roman"/>
-          <w:sz w:val="28"/>
-          <w:szCs w:val="28"/>
-        </w:rPr>
-        <w:t xml:space="preserve"> выделение</w:t>
-      </w:r>
-      <w:r>
-        <w:rPr>
-          <w:rFonts w:ascii="Times New Roman" w:hAnsi="Times New Roman" w:cs="Times New Roman"/>
-          <w:sz w:val="28"/>
-          <w:szCs w:val="28"/>
-          <w:lang w:val="ru"/>
-        </w:rPr>
-        <w:t xml:space="preserve"> отдельных объектов в</w:t>
-      </w:r>
-      <w:r>
-        <w:rPr>
-          <w:rFonts w:ascii="Times New Roman" w:hAnsi="Times New Roman" w:cs="Times New Roman"/>
-          <w:sz w:val="28"/>
-          <w:szCs w:val="28"/>
-        </w:rPr>
-        <w:t xml:space="preserve"> рамках</w:t>
-      </w:r>
-      <w:r>
-        <w:rPr>
-          <w:rFonts w:ascii="Times New Roman" w:hAnsi="Times New Roman" w:cs="Times New Roman"/>
-          <w:sz w:val="28"/>
-          <w:szCs w:val="28"/>
-          <w:lang w:val="ru"/>
-        </w:rPr>
-        <w:t xml:space="preserve"> одного класса. </w:t>
-      </w:r>
-      <w:r>
-        <w:rPr>
-          <w:rFonts w:ascii="Times New Roman" w:hAnsi="Times New Roman" w:cs="Times New Roman"/>
-          <w:sz w:val="28"/>
-          <w:szCs w:val="28"/>
-        </w:rPr>
-        <w:t xml:space="preserve">Такие архитектуры нейронных сетей, как </w:t>
-      </w:r>
-      <w:r>
-        <w:rPr>
-          <w:rFonts w:ascii="Times New Roman" w:hAnsi="Times New Roman" w:cs="Times New Roman"/>
-          <w:sz w:val="28"/>
-          <w:szCs w:val="28"/>
-          <w:lang w:val="ru"/>
-        </w:rPr>
-        <w:t xml:space="preserve">Mask R-CNN и её производные остаются </w:t>
-      </w:r>
-      <w:r>
-        <w:rPr>
-          <w:rFonts w:ascii="Times New Roman" w:hAnsi="Times New Roman" w:cs="Times New Roman"/>
-          <w:sz w:val="28"/>
-          <w:szCs w:val="28"/>
-        </w:rPr>
-        <w:t xml:space="preserve">наиболее предпочтительным </w:t>
-      </w:r>
-      <w:r>
-        <w:rPr>
-          <w:rFonts w:ascii="Times New Roman" w:hAnsi="Times New Roman" w:cs="Times New Roman"/>
-          <w:sz w:val="28"/>
-          <w:szCs w:val="28"/>
-          <w:lang w:val="ru"/>
-        </w:rPr>
-        <w:t>стандартом</w:t>
-      </w:r>
-      <w:r>
-        <w:rPr>
-          <w:rFonts w:ascii="Times New Roman" w:hAnsi="Times New Roman" w:cs="Times New Roman"/>
-          <w:sz w:val="28"/>
-          <w:szCs w:val="28"/>
-        </w:rPr>
-        <w:t>. Однако</w:t>
-      </w:r>
-      <w:r>
-        <w:rPr>
-          <w:rFonts w:ascii="Times New Roman" w:hAnsi="Times New Roman" w:cs="Times New Roman"/>
-          <w:sz w:val="28"/>
-          <w:szCs w:val="28"/>
-          <w:lang w:val="ru"/>
-        </w:rPr>
-        <w:t xml:space="preserve"> всё большее распространение получают одноэтапные подходы (YOLACT, SOLO).</w:t>
-      </w:r>
-    </w:p>
-    <w:p>
-      <w:pPr>
-        <w:spacing w:after="0" w:line="360" w:lineRule="auto"/>
-        <w:ind w:firstLine="709"/>
-        <w:jc w:val="both"/>
-        <w:rPr>
-          <w:rFonts w:ascii="Times New Roman" w:hAnsi="Times New Roman" w:cs="Times New Roman"/>
-          <w:sz w:val="28"/>
-          <w:szCs w:val="28"/>
-        </w:rPr>
-      </w:pPr>
-      <w:r>
-        <w:rPr>
-          <w:rFonts w:ascii="Times New Roman" w:hAnsi="Times New Roman" w:cs="Times New Roman"/>
-          <w:sz w:val="28"/>
-          <w:szCs w:val="28"/>
-        </w:rPr>
-        <w:t xml:space="preserve">4. </w:t>
-      </w:r>
-      <w:r>
-        <w:rPr>
-          <w:rFonts w:ascii="Times New Roman" w:hAnsi="Times New Roman" w:cs="Times New Roman"/>
-          <w:sz w:val="28"/>
-          <w:szCs w:val="28"/>
-          <w:lang w:val="ru"/>
-        </w:rPr>
-        <w:t>Паноптическая сегментация. Наиболее полная парадигма, объединяющая семантическую сегментацию фона и инстанс-сегментацию объектов переднего плана в единую непротиворечивую картину.</w:t>
-      </w:r>
-    </w:p>
-    <w:p>
-      <w:pPr>
-        <w:spacing w:after="0" w:line="360" w:lineRule="auto"/>
-        <w:ind w:firstLine="709"/>
-        <w:jc w:val="both"/>
-        <w:rPr>
-          <w:rFonts w:ascii="Times New Roman" w:hAnsi="Times New Roman" w:cs="Times New Roman"/>
-          <w:sz w:val="28"/>
-          <w:szCs w:val="28"/>
-        </w:rPr>
-      </w:pPr>
-      <w:r>
-        <w:rPr>
-          <w:rFonts w:ascii="Times New Roman" w:hAnsi="Times New Roman" w:cs="Times New Roman"/>
-          <w:sz w:val="28"/>
-          <w:szCs w:val="28"/>
-          <w:lang w:val="en-US"/>
-        </w:rPr>
         <w:t>Mask</w:t>
       </w:r>
       <w:r>
@@ -12284,17 +13445,7 @@
                 <w:szCs w:val="28"/>
                 <w:lang w:val="ru"/>
               </w:rPr>
-              <w:t xml:space="preserve">Ограничивающие прямоугольники </w:t>
-            </w:r>
-            <w:r>
-              <w:rPr>
-                <w:rFonts w:ascii="Times New Roman" w:hAnsi="Times New Roman" w:cs="Times New Roman"/>
-                <w:sz w:val="28"/>
-                <w:szCs w:val="28"/>
-                <w:lang w:val="ru"/>
-              </w:rPr>
-              <w:lastRenderedPageBreak/>
-              <w:t>с метками классов</w:t>
+              <w:t>Ограничивающие прямоугольники с метками классов</w:t>
             </w:r>
           </w:p>
         </w:tc>
@@ -12320,18 +13471,7 @@
                 <w:szCs w:val="28"/>
                 <w:lang w:val="ru"/>
               </w:rPr>
-              <w:lastRenderedPageBreak/>
-              <w:t xml:space="preserve">Высокая скорость, низкая </w:t>
-            </w:r>
-            <w:r>
-              <w:rPr>
-                <w:rFonts w:ascii="Times New Roman" w:hAnsi="Times New Roman" w:cs="Times New Roman"/>
-                <w:sz w:val="28"/>
-                <w:szCs w:val="28"/>
-                <w:lang w:val="ru"/>
-              </w:rPr>
-              <w:lastRenderedPageBreak/>
-              <w:t>вычислительная сложность</w:t>
+              <w:t>Высокая скорость, низкая вычислительная сложность</w:t>
             </w:r>
           </w:p>
         </w:tc>
@@ -12357,7 +13497,6 @@
                 <w:szCs w:val="28"/>
                 <w:lang w:val="ru"/>
               </w:rPr>
-              <w:lastRenderedPageBreak/>
               <w:t>Отсутствие точных контуров объектов</w:t>
             </w:r>
           </w:p>
@@ -12404,6 +13543,7 @@
                 <w:lang w:val="ru"/>
               </w:rPr>
             </w:pPr>
+            <w:proofErr w:type="spellStart"/>
             <w:r>
               <w:rPr>
                 <w:rFonts w:ascii="Times New Roman" w:hAnsi="Times New Roman" w:cs="Times New Roman"/>
@@ -12411,7 +13551,17 @@
                 <w:szCs w:val="28"/>
                 <w:lang w:val="ru"/>
               </w:rPr>
-              <w:t>Попиксельная карта классов</w:t>
+              <w:t>Попиксельная</w:t>
+            </w:r>
+            <w:proofErr w:type="spellEnd"/>
+            <w:r>
+              <w:rPr>
+                <w:rFonts w:ascii="Times New Roman" w:hAnsi="Times New Roman" w:cs="Times New Roman"/>
+                <w:sz w:val="28"/>
+                <w:szCs w:val="28"/>
+                <w:lang w:val="ru"/>
+              </w:rPr>
+              <w:t xml:space="preserve"> карта классов</w:t>
             </w:r>
           </w:p>
         </w:tc>
@@ -12588,6 +13738,7 @@
                 <w:szCs w:val="28"/>
               </w:rPr>
             </w:pPr>
+            <w:proofErr w:type="spellStart"/>
             <w:r>
               <w:rPr>
                 <w:rFonts w:ascii="Times New Roman" w:hAnsi="Times New Roman" w:cs="Times New Roman"/>
@@ -12595,7 +13746,17 @@
                 <w:szCs w:val="28"/>
                 <w:lang w:val="ru"/>
               </w:rPr>
-              <w:t>Паноптическая сегментация</w:t>
+              <w:t>Паноптическая</w:t>
+            </w:r>
+            <w:proofErr w:type="spellEnd"/>
+            <w:r>
+              <w:rPr>
+                <w:rFonts w:ascii="Times New Roman" w:hAnsi="Times New Roman" w:cs="Times New Roman"/>
+                <w:sz w:val="28"/>
+                <w:szCs w:val="28"/>
+                <w:lang w:val="ru"/>
+              </w:rPr>
+              <w:t xml:space="preserve"> сегментация</w:t>
             </w:r>
           </w:p>
         </w:tc>
@@ -12735,8 +13896,39 @@
           <w:szCs w:val="28"/>
           <w:lang w:val="ru"/>
         </w:rPr>
-        <w:t xml:space="preserve"> ACNet (Attention</w:t>
-      </w:r>
+        <w:t xml:space="preserve"> </w:t>
+      </w:r>
+      <w:proofErr w:type="spellStart"/>
+      <w:r>
+        <w:rPr>
+          <w:rFonts w:ascii="Times New Roman" w:hAnsi="Times New Roman" w:cs="Times New Roman"/>
+          <w:sz w:val="28"/>
+          <w:szCs w:val="28"/>
+          <w:lang w:val="ru"/>
+        </w:rPr>
+        <w:t>ACNet</w:t>
+      </w:r>
+      <w:proofErr w:type="spellEnd"/>
+      <w:r>
+        <w:rPr>
+          <w:rFonts w:ascii="Times New Roman" w:hAnsi="Times New Roman" w:cs="Times New Roman"/>
+          <w:sz w:val="28"/>
+          <w:szCs w:val="28"/>
+          <w:lang w:val="ru"/>
+        </w:rPr>
+        <w:t xml:space="preserve"> (</w:t>
+      </w:r>
+      <w:proofErr w:type="spellStart"/>
+      <w:r>
+        <w:rPr>
+          <w:rFonts w:ascii="Times New Roman" w:hAnsi="Times New Roman" w:cs="Times New Roman"/>
+          <w:sz w:val="28"/>
+          <w:szCs w:val="28"/>
+          <w:lang w:val="ru"/>
+        </w:rPr>
+        <w:t>Attention</w:t>
+      </w:r>
+      <w:proofErr w:type="spellEnd"/>
       <w:r>
         <w:rPr>
           <w:rFonts w:ascii="Times New Roman" w:hAnsi="Times New Roman" w:cs="Times New Roman"/>
@@ -12745,6 +13937,7 @@
         </w:rPr>
         <w:t>-</w:t>
       </w:r>
+      <w:proofErr w:type="spellStart"/>
       <w:r>
         <w:rPr>
           <w:rFonts w:ascii="Times New Roman" w:hAnsi="Times New Roman" w:cs="Times New Roman"/>
@@ -12752,7 +13945,67 @@
           <w:szCs w:val="28"/>
           <w:lang w:val="ru"/>
         </w:rPr>
-        <w:t>Convolution Collaborative Network) интегрирует механизмы внимания в свёрточные архитектуры</w:t>
+        <w:t>Convolution</w:t>
+      </w:r>
+      <w:proofErr w:type="spellEnd"/>
+      <w:r>
+        <w:rPr>
+          <w:rFonts w:ascii="Times New Roman" w:hAnsi="Times New Roman" w:cs="Times New Roman"/>
+          <w:sz w:val="28"/>
+          <w:szCs w:val="28"/>
+          <w:lang w:val="ru"/>
+        </w:rPr>
+        <w:t xml:space="preserve"> </w:t>
+      </w:r>
+      <w:proofErr w:type="spellStart"/>
+      <w:r>
+        <w:rPr>
+          <w:rFonts w:ascii="Times New Roman" w:hAnsi="Times New Roman" w:cs="Times New Roman"/>
+          <w:sz w:val="28"/>
+          <w:szCs w:val="28"/>
+          <w:lang w:val="ru"/>
+        </w:rPr>
+        <w:t>Collaborative</w:t>
+      </w:r>
+      <w:proofErr w:type="spellEnd"/>
+      <w:r>
+        <w:rPr>
+          <w:rFonts w:ascii="Times New Roman" w:hAnsi="Times New Roman" w:cs="Times New Roman"/>
+          <w:sz w:val="28"/>
+          <w:szCs w:val="28"/>
+          <w:lang w:val="ru"/>
+        </w:rPr>
+        <w:t xml:space="preserve"> Network) интегрирует </w:t>
+      </w:r>
+      <w:r>
+        <w:rPr>
+          <w:rFonts w:ascii="Times New Roman" w:hAnsi="Times New Roman" w:cs="Times New Roman"/>
+          <w:sz w:val="28"/>
+          <w:szCs w:val="28"/>
+          <w:lang w:val="ru"/>
+        </w:rPr>
+        <w:lastRenderedPageBreak/>
+        <w:t xml:space="preserve">механизмы внимания в </w:t>
+      </w:r>
+      <w:proofErr w:type="spellStart"/>
+      <w:r>
+        <w:rPr>
+          <w:rFonts w:ascii="Times New Roman" w:hAnsi="Times New Roman" w:cs="Times New Roman"/>
+          <w:sz w:val="28"/>
+          <w:szCs w:val="28"/>
+          <w:lang w:val="ru"/>
+        </w:rPr>
+        <w:t>свёрточные</w:t>
+      </w:r>
+      <w:proofErr w:type="spellEnd"/>
+      <w:r>
+        <w:rPr>
+          <w:rFonts w:ascii="Times New Roman" w:hAnsi="Times New Roman" w:cs="Times New Roman"/>
+          <w:sz w:val="28"/>
+          <w:szCs w:val="28"/>
+          <w:lang w:val="ru"/>
+        </w:rPr>
+        <w:t xml:space="preserve"> архитектуры</w:t>
       </w:r>
       <w:r>
         <w:rPr>
@@ -12841,7 +14094,25 @@
           <w:sz w:val="28"/>
           <w:szCs w:val="28"/>
         </w:rPr>
-        <w:t xml:space="preserve"> Они преимущественно состоят из сверточных нейронных слоев.</w:t>
+        <w:t xml:space="preserve"> Они преимущественно состоят из </w:t>
+      </w:r>
+      <w:proofErr w:type="spellStart"/>
+      <w:r>
+        <w:rPr>
+          <w:rFonts w:ascii="Times New Roman" w:hAnsi="Times New Roman" w:cs="Times New Roman"/>
+          <w:sz w:val="28"/>
+          <w:szCs w:val="28"/>
+        </w:rPr>
+        <w:t>сверточных</w:t>
+      </w:r>
+      <w:proofErr w:type="spellEnd"/>
+      <w:r>
+        <w:rPr>
+          <w:rFonts w:ascii="Times New Roman" w:hAnsi="Times New Roman" w:cs="Times New Roman"/>
+          <w:sz w:val="28"/>
+          <w:szCs w:val="28"/>
+        </w:rPr>
+        <w:t xml:space="preserve"> нейронных слоев.</w:t>
       </w:r>
       <w:r>
         <w:rPr>
@@ -12931,8 +14202,9 @@
           <w:szCs w:val="28"/>
           <w:lang w:val="ru"/>
         </w:rPr>
-        <w:t xml:space="preserve">объектов, не входящих в обучающую выборку. В контексте задач локальной </w:t>
-      </w:r>
+        <w:t>объектов, не входящих в обучающую выборку. В контексте задач локальной навигации беспилотного транспорта используется фреймворк SOTA (</w:t>
+      </w:r>
+      <w:proofErr w:type="spellStart"/>
       <w:r>
         <w:rPr>
           <w:rFonts w:ascii="Times New Roman" w:hAnsi="Times New Roman" w:cs="Times New Roman"/>
@@ -12940,8 +14212,97 @@
           <w:szCs w:val="28"/>
           <w:lang w:val="ru"/>
         </w:rPr>
-        <w:lastRenderedPageBreak/>
-        <w:t xml:space="preserve">навигации беспилотного транспорта используется фреймворк SOTA (Segmenting Objectiveness and Task-Awareness) - архитектура нейронной сети, способная решать задачу путём комбинации блока семантического слияния для усиления признаков объектности и адаптера с учётом сцены для фильтрации аномалий [9]. </w:t>
+        <w:t>Segmenting</w:t>
+      </w:r>
+      <w:proofErr w:type="spellEnd"/>
+      <w:r>
+        <w:rPr>
+          <w:rFonts w:ascii="Times New Roman" w:hAnsi="Times New Roman" w:cs="Times New Roman"/>
+          <w:sz w:val="28"/>
+          <w:szCs w:val="28"/>
+          <w:lang w:val="ru"/>
+        </w:rPr>
+        <w:t xml:space="preserve"> </w:t>
+      </w:r>
+      <w:proofErr w:type="spellStart"/>
+      <w:r>
+        <w:rPr>
+          <w:rFonts w:ascii="Times New Roman" w:hAnsi="Times New Roman" w:cs="Times New Roman"/>
+          <w:sz w:val="28"/>
+          <w:szCs w:val="28"/>
+          <w:lang w:val="ru"/>
+        </w:rPr>
+        <w:t>Objectiveness</w:t>
+      </w:r>
+      <w:proofErr w:type="spellEnd"/>
+      <w:r>
+        <w:rPr>
+          <w:rFonts w:ascii="Times New Roman" w:hAnsi="Times New Roman" w:cs="Times New Roman"/>
+          <w:sz w:val="28"/>
+          <w:szCs w:val="28"/>
+          <w:lang w:val="ru"/>
+        </w:rPr>
+        <w:t xml:space="preserve"> </w:t>
+      </w:r>
+      <w:proofErr w:type="spellStart"/>
+      <w:r>
+        <w:rPr>
+          <w:rFonts w:ascii="Times New Roman" w:hAnsi="Times New Roman" w:cs="Times New Roman"/>
+          <w:sz w:val="28"/>
+          <w:szCs w:val="28"/>
+          <w:lang w:val="ru"/>
+        </w:rPr>
+        <w:t>and</w:t>
+      </w:r>
+      <w:proofErr w:type="spellEnd"/>
+      <w:r>
+        <w:rPr>
+          <w:rFonts w:ascii="Times New Roman" w:hAnsi="Times New Roman" w:cs="Times New Roman"/>
+          <w:sz w:val="28"/>
+          <w:szCs w:val="28"/>
+          <w:lang w:val="ru"/>
+        </w:rPr>
+        <w:t xml:space="preserve"> Task-</w:t>
+      </w:r>
+      <w:proofErr w:type="spellStart"/>
+      <w:r>
+        <w:rPr>
+          <w:rFonts w:ascii="Times New Roman" w:hAnsi="Times New Roman" w:cs="Times New Roman"/>
+          <w:sz w:val="28"/>
+          <w:szCs w:val="28"/>
+          <w:lang w:val="ru"/>
+        </w:rPr>
+        <w:t>Awareness</w:t>
+      </w:r>
+      <w:proofErr w:type="spellEnd"/>
+      <w:r>
+        <w:rPr>
+          <w:rFonts w:ascii="Times New Roman" w:hAnsi="Times New Roman" w:cs="Times New Roman"/>
+          <w:sz w:val="28"/>
+          <w:szCs w:val="28"/>
+          <w:lang w:val="ru"/>
+        </w:rPr>
+        <w:t xml:space="preserve">) - архитектура нейронной сети, способная решать задачу путём комбинации блока семантического слияния для усиления признаков </w:t>
+      </w:r>
+      <w:proofErr w:type="spellStart"/>
+      <w:r>
+        <w:rPr>
+          <w:rFonts w:ascii="Times New Roman" w:hAnsi="Times New Roman" w:cs="Times New Roman"/>
+          <w:sz w:val="28"/>
+          <w:szCs w:val="28"/>
+          <w:lang w:val="ru"/>
+        </w:rPr>
+        <w:t>объектности</w:t>
+      </w:r>
+      <w:proofErr w:type="spellEnd"/>
+      <w:r>
+        <w:rPr>
+          <w:rFonts w:ascii="Times New Roman" w:hAnsi="Times New Roman" w:cs="Times New Roman"/>
+          <w:sz w:val="28"/>
+          <w:szCs w:val="28"/>
+          <w:lang w:val="ru"/>
+        </w:rPr>
+        <w:t xml:space="preserve"> и адаптера с учётом сцены для фильтрации аномалий [9]. </w:t>
       </w:r>
     </w:p>
     <w:p>
@@ -12971,7 +14332,7 @@
           <w:szCs w:val="28"/>
         </w:rPr>
       </w:pPr>
-      <w:bookmarkStart w:id="24" w:name="_Toc235434765"/>
+      <w:bookmarkStart w:id="22" w:name="_Toc235434765"/>
       <w:r>
         <w:rPr>
           <w:rFonts w:asciiTheme="majorBidi" w:hAnsiTheme="majorBidi"/>
@@ -13071,7 +14432,7 @@
         </w:rPr>
         <w:t xml:space="preserve"> изображений.</w:t>
       </w:r>
-      <w:bookmarkEnd w:id="24"/>
+      <w:bookmarkEnd w:id="22"/>
       <w:r>
         <w:rPr>
           <w:rFonts w:asciiTheme="majorBidi" w:hAnsiTheme="majorBidi"/>
@@ -13099,7 +14460,7 @@
           <w:szCs w:val="28"/>
         </w:rPr>
       </w:pPr>
-      <w:bookmarkStart w:id="25" w:name="_Toc235434766"/>
+      <w:bookmarkStart w:id="23" w:name="_Toc235434766"/>
       <w:r>
         <w:rPr>
           <w:rFonts w:asciiTheme="majorBidi" w:hAnsiTheme="majorBidi"/>
@@ -13144,7 +14505,7 @@
         </w:rPr>
         <w:t>Основные понятия реконструкции изображений</w:t>
       </w:r>
-      <w:bookmarkEnd w:id="25"/>
+      <w:bookmarkEnd w:id="23"/>
     </w:p>
     <w:p>
       <w:pPr>
@@ -13221,7 +14582,16 @@
           <w:sz w:val="28"/>
           <w:szCs w:val="28"/>
         </w:rPr>
-        <w:t>Фундаментальным понятием трёхмерной реконструкции является понятие "фотограмметрия", введённое А. Мейд</w:t>
+        <w:t xml:space="preserve">Фундаментальным понятием трёхмерной реконструкции является понятие "фотограмметрия", введённое А. </w:t>
+      </w:r>
+      <w:proofErr w:type="spellStart"/>
+      <w:r>
+        <w:rPr>
+          <w:color w:val="auto"/>
+          <w:sz w:val="28"/>
+          <w:szCs w:val="28"/>
+        </w:rPr>
+        <w:t>Мейд</w:t>
       </w:r>
       <w:r>
         <w:rPr>
@@ -13237,7 +14607,16 @@
           <w:sz w:val="28"/>
           <w:szCs w:val="28"/>
         </w:rPr>
-        <w:t xml:space="preserve">нбауэром в середине XIX века. Фотограмметрия </w:t>
+        <w:t>нбауэром</w:t>
+      </w:r>
+      <w:proofErr w:type="spellEnd"/>
+      <w:r>
+        <w:rPr>
+          <w:color w:val="auto"/>
+          <w:sz w:val="28"/>
+          <w:szCs w:val="28"/>
+        </w:rPr>
+        <w:t xml:space="preserve"> в середине XIX века. Фотограмметрия </w:t>
       </w:r>
       <w:r>
         <w:rPr>
@@ -13317,6 +14696,7 @@
           <w:sz w:val="28"/>
           <w:szCs w:val="28"/>
         </w:rPr>
+        <w:lastRenderedPageBreak/>
         <w:t>середины XX</w:t>
       </w:r>
       <w:r>
@@ -13781,7 +15161,7 @@
           <w:szCs w:val="28"/>
         </w:rPr>
       </w:pPr>
-      <w:bookmarkStart w:id="26" w:name="_Toc235434767"/>
+      <w:bookmarkStart w:id="24" w:name="_Toc235434767"/>
       <w:r>
         <w:rPr>
           <w:rFonts w:asciiTheme="majorBidi" w:hAnsiTheme="majorBidi"/>
@@ -13826,7 +15206,7 @@
         </w:rPr>
         <w:t>Способы представления трёхмерных объектов</w:t>
       </w:r>
-      <w:bookmarkEnd w:id="26"/>
+      <w:bookmarkEnd w:id="24"/>
     </w:p>
     <w:p>
       <w:pPr>
@@ -13856,7 +15236,6 @@
           <w:sz w:val="28"/>
           <w:szCs w:val="28"/>
         </w:rPr>
-        <w:lastRenderedPageBreak/>
         <w:t>Последующие</w:t>
       </w:r>
       <w:r>
@@ -13976,8 +15355,17 @@
           <w:sz w:val="28"/>
           <w:szCs w:val="28"/>
         </w:rPr>
-        <w:t xml:space="preserve"> и вокселей</w:t>
-      </w:r>
+        <w:t xml:space="preserve"> и </w:t>
+      </w:r>
+      <w:proofErr w:type="spellStart"/>
+      <w:r>
+        <w:rPr>
+          <w:sz w:val="28"/>
+          <w:szCs w:val="28"/>
+        </w:rPr>
+        <w:t>вокселей</w:t>
+      </w:r>
+      <w:proofErr w:type="spellEnd"/>
       <w:r>
         <w:rPr>
           <w:sz w:val="28"/>
@@ -14096,12 +15484,21 @@
         </w:rPr>
         <w:t xml:space="preserve">сенсорных данных </w:t>
       </w:r>
-      <w:r>
-        <w:rPr>
-          <w:sz w:val="28"/>
-          <w:szCs w:val="28"/>
-        </w:rPr>
-        <w:t>LiDAR) требует сложной предобработки и регуляризации</w:t>
+      <w:proofErr w:type="spellStart"/>
+      <w:r>
+        <w:rPr>
+          <w:sz w:val="28"/>
+          <w:szCs w:val="28"/>
+        </w:rPr>
+        <w:t>LiDAR</w:t>
+      </w:r>
+      <w:proofErr w:type="spellEnd"/>
+      <w:r>
+        <w:rPr>
+          <w:sz w:val="28"/>
+          <w:szCs w:val="28"/>
+        </w:rPr>
+        <w:t>) требует сложной предобработки и регуляризации</w:t>
       </w:r>
       <w:r>
         <w:rPr>
@@ -14143,7 +15540,15 @@
           <w:sz w:val="28"/>
           <w:szCs w:val="28"/>
         </w:rPr>
-        <w:t xml:space="preserve"> меши не являются дифференцируемыми на рёбрах и вершинах, что затрудняет их прямое использование в задачах оптимизации и обучения нейросетевых моделей. Указанные ограничения стимулировали развитие альтернативных подходов к представлению геометрии и методов реконструкции</w:t>
+        <w:t xml:space="preserve"> меши не являются дифференцируемыми на рёбрах и вершинах, что затрудняет их прямое </w:t>
+      </w:r>
+      <w:r>
+        <w:rPr>
+          <w:sz w:val="28"/>
+          <w:szCs w:val="28"/>
+        </w:rPr>
+        <w:lastRenderedPageBreak/>
+        <w:t>использование в задачах оптимизации и обучения нейросетевых моделей. Указанные ограничения стимулировали развитие альтернативных подходов к представлению геометрии и методов реконструкции</w:t>
       </w:r>
       <w:r>
         <w:rPr>
@@ -14211,7 +15616,6 @@
         <w:rPr>
           <w:noProof/>
         </w:rPr>
-        <w:lastRenderedPageBreak/>
         <w:drawing>
           <wp:inline distT="0" distB="0" distL="0" distR="0" wp14:anchorId="79A1A384" wp14:editId="2641ADFD">
             <wp:extent cx="4153594" cy="3096000"/>
@@ -14230,7 +15634,7 @@
                     </pic:cNvPicPr>
                   </pic:nvPicPr>
                   <pic:blipFill>
-                    <a:blip r:embed="rId11" cstate="print">
+                    <a:blip r:embed="rId13" cstate="print">
                       <a:extLst>
                         <a:ext uri="{28A0092B-C50C-407E-A947-70E740481C1C}">
                           <a14:useLocalDpi xmlns:a14="http://schemas.microsoft.com/office/drawing/2010/main" val="0"/>
@@ -15288,6 +16692,7 @@
           <w:sz w:val="28"/>
           <w:szCs w:val="28"/>
         </w:rPr>
+        <w:lastRenderedPageBreak/>
         <w:t>Облака точек формируются на основе данных, получаемых с активных и пассивных сенсоров</w:t>
       </w:r>
       <w:r>
@@ -15307,8 +16712,9 @@
           <w:sz w:val="28"/>
           <w:szCs w:val="28"/>
         </w:rPr>
-        <w:t xml:space="preserve">в частности, с лазерных дальномеров (LiDAR), стереокамер либо с использованием инерциальных измерительных модулей (IMU). Существенным ограничением данного представления является высокая чувствительность к шумам и систематическим ошибкам сенсоров. Неравномерная плотность выборки, локальные пропуски данных и наличие </w:t>
-      </w:r>
+        <w:t>в частности, с лазерных дальномеров (</w:t>
+      </w:r>
+      <w:proofErr w:type="spellStart"/>
       <w:r>
         <w:rPr>
           <w:iCs/>
@@ -15316,8 +16722,17 @@
           <w:sz w:val="28"/>
           <w:szCs w:val="28"/>
         </w:rPr>
-        <w:lastRenderedPageBreak/>
-        <w:t>выбросов затрудняют корректное восстановление топологии поверхности и точную реконструкцию геометрии целевых объектов</w:t>
+        <w:t>LiDAR</w:t>
+      </w:r>
+      <w:proofErr w:type="spellEnd"/>
+      <w:r>
+        <w:rPr>
+          <w:iCs/>
+          <w:color w:val="auto"/>
+          <w:sz w:val="28"/>
+          <w:szCs w:val="28"/>
+        </w:rPr>
+        <w:t>), стереокамер либо с использованием инерциальных измерительных модулей (IMU). Существенным ограничением данного представления является высокая чувствительность к шумам и систематическим ошибкам сенсоров. Неравномерная плотность выборки, локальные пропуски данных и наличие выбросов затрудняют корректное восстановление топологии поверхности и точную реконструкцию геометрии целевых объектов</w:t>
       </w:r>
       <w:r>
         <w:rPr>
@@ -15454,7 +16869,7 @@
                     </pic:cNvPicPr>
                   </pic:nvPicPr>
                   <pic:blipFill rotWithShape="1">
-                    <a:blip r:embed="rId12" cstate="print">
+                    <a:blip r:embed="rId14" cstate="print">
                       <a:extLst>
                         <a:ext uri="{28A0092B-C50C-407E-A947-70E740481C1C}">
                           <a14:useLocalDpi xmlns:a14="http://schemas.microsoft.com/office/drawing/2010/main" val="0"/>
@@ -15576,13 +16991,23 @@
           <w:szCs w:val="28"/>
         </w:rPr>
       </w:pPr>
-      <w:r>
-        <w:rPr>
-          <w:color w:val="auto"/>
-          <w:sz w:val="28"/>
-          <w:szCs w:val="28"/>
-        </w:rPr>
-        <w:t>Воксел представляет собой кубическую пространственную сетку, состоящей из множества кубиков</w:t>
+      <w:proofErr w:type="spellStart"/>
+      <w:r>
+        <w:rPr>
+          <w:color w:val="auto"/>
+          <w:sz w:val="28"/>
+          <w:szCs w:val="28"/>
+        </w:rPr>
+        <w:t>Воксел</w:t>
+      </w:r>
+      <w:proofErr w:type="spellEnd"/>
+      <w:r>
+        <w:rPr>
+          <w:color w:val="auto"/>
+          <w:sz w:val="28"/>
+          <w:szCs w:val="28"/>
+        </w:rPr>
+        <w:t xml:space="preserve"> представляет собой кубическую пространственную сетку, состоящей из множества кубиков</w:t>
       </w:r>
       <w:r>
         <w:rPr>
@@ -15592,6 +17017,7 @@
         </w:rPr>
         <w:t xml:space="preserve">, именуемых </w:t>
       </w:r>
+      <w:proofErr w:type="spellStart"/>
       <w:r>
         <w:rPr>
           <w:color w:val="auto"/>
@@ -15608,6 +17034,7 @@
         </w:rPr>
         <w:t>ями</w:t>
       </w:r>
+      <w:proofErr w:type="spellEnd"/>
       <w:r>
         <w:rPr>
           <w:color w:val="auto"/>
@@ -15723,7 +17150,44 @@
           <w:sz w:val="28"/>
           <w:szCs w:val="28"/>
         </w:rPr>
-        <w:t xml:space="preserve">Математическое описание вокселя подобно описанию точки в пространстве облака точек с той лишь разницей, что в облаке точек дополнительным компонентом является цвет или интенсивность точки, а воксель помимо основных координат </w:t>
+        <w:t xml:space="preserve">Математическое описание </w:t>
+      </w:r>
+      <w:proofErr w:type="spellStart"/>
+      <w:r>
+        <w:rPr>
+          <w:color w:val="auto"/>
+          <w:sz w:val="28"/>
+          <w:szCs w:val="28"/>
+        </w:rPr>
+        <w:t>вокселя</w:t>
+      </w:r>
+      <w:proofErr w:type="spellEnd"/>
+      <w:r>
+        <w:rPr>
+          <w:color w:val="auto"/>
+          <w:sz w:val="28"/>
+          <w:szCs w:val="28"/>
+        </w:rPr>
+        <w:t xml:space="preserve"> подобно описанию точки в пространстве облака точек с той лишь разницей, что в облаке точек дополнительным компонентом является цвет или интенсивность точки, а </w:t>
+      </w:r>
+      <w:proofErr w:type="spellStart"/>
+      <w:r>
+        <w:rPr>
+          <w:color w:val="auto"/>
+          <w:sz w:val="28"/>
+          <w:szCs w:val="28"/>
+        </w:rPr>
+        <w:lastRenderedPageBreak/>
+        <w:t>воксель</w:t>
+      </w:r>
+      <w:proofErr w:type="spellEnd"/>
+      <w:r>
+        <w:rPr>
+          <w:color w:val="auto"/>
+          <w:sz w:val="28"/>
+          <w:szCs w:val="28"/>
+        </w:rPr>
+        <w:t xml:space="preserve"> помимо основных координат </w:t>
       </w:r>
       <w:r>
         <w:rPr>
@@ -16400,7 +17864,27 @@
           <w:sz w:val="28"/>
           <w:szCs w:val="28"/>
         </w:rPr>
-        <w:t>описание материала вокселя.</w:t>
+        <w:t xml:space="preserve">описание материала </w:t>
+      </w:r>
+      <w:proofErr w:type="spellStart"/>
+      <w:r>
+        <w:rPr>
+          <w:rFonts w:eastAsiaTheme="minorEastAsia"/>
+          <w:color w:val="auto"/>
+          <w:sz w:val="28"/>
+          <w:szCs w:val="28"/>
+        </w:rPr>
+        <w:t>вокселя</w:t>
+      </w:r>
+      <w:proofErr w:type="spellEnd"/>
+      <w:r>
+        <w:rPr>
+          <w:rFonts w:eastAsiaTheme="minorEastAsia"/>
+          <w:color w:val="auto"/>
+          <w:sz w:val="28"/>
+          <w:szCs w:val="28"/>
+        </w:rPr>
+        <w:t>.</w:t>
       </w:r>
     </w:p>
     <w:p>
@@ -16421,8 +17905,25 @@
           <w:sz w:val="28"/>
           <w:szCs w:val="28"/>
         </w:rPr>
-        <w:lastRenderedPageBreak/>
-        <w:t>Сферой применения вокселей является трехмерное представление непрерывных процессов, сред, где требуется сверхточная детализация и возможность получения любого сечения модели. Примером такого применения является распределение газов в атмосфере или моделирование процессов, протекающих в организме человека, в ходе УЗИ или МРТ</w:t>
+        <w:t xml:space="preserve">Сферой применения </w:t>
+      </w:r>
+      <w:proofErr w:type="spellStart"/>
+      <w:r>
+        <w:rPr>
+          <w:color w:val="auto"/>
+          <w:sz w:val="28"/>
+          <w:szCs w:val="28"/>
+        </w:rPr>
+        <w:t>вокселей</w:t>
+      </w:r>
+      <w:proofErr w:type="spellEnd"/>
+      <w:r>
+        <w:rPr>
+          <w:color w:val="auto"/>
+          <w:sz w:val="28"/>
+          <w:szCs w:val="28"/>
+        </w:rPr>
+        <w:t xml:space="preserve"> является трехмерное представление непрерывных процессов, сред, где требуется сверхточная детализация и возможность получения любого сечения модели. Примером такого применения является распределение газов в атмосфере или моделирование процессов, протекающих в организме человека, в ходе УЗИ или МРТ</w:t>
       </w:r>
       <w:r>
         <w:rPr>
@@ -16438,7 +17939,25 @@
           <w:sz w:val="28"/>
           <w:szCs w:val="28"/>
         </w:rPr>
-        <w:t xml:space="preserve"> Итогом сканирования состояния человека является трехмерная воксельная модель, к примеру, головного мозга</w:t>
+        <w:t xml:space="preserve"> Итогом сканирования состояния человека является трехмерная </w:t>
+      </w:r>
+      <w:proofErr w:type="spellStart"/>
+      <w:r>
+        <w:rPr>
+          <w:color w:val="auto"/>
+          <w:sz w:val="28"/>
+          <w:szCs w:val="28"/>
+        </w:rPr>
+        <w:t>воксельная</w:t>
+      </w:r>
+      <w:proofErr w:type="spellEnd"/>
+      <w:r>
+        <w:rPr>
+          <w:color w:val="auto"/>
+          <w:sz w:val="28"/>
+          <w:szCs w:val="28"/>
+        </w:rPr>
+        <w:t xml:space="preserve"> модель, к примеру, головного мозга</w:t>
       </w:r>
       <w:r>
         <w:rPr>
@@ -16542,7 +18061,7 @@
                     </pic:cNvPicPr>
                   </pic:nvPicPr>
                   <pic:blipFill>
-                    <a:blip r:embed="rId13">
+                    <a:blip r:embed="rId15">
                       <a:extLst>
                         <a:ext uri="{28A0092B-C50C-407E-A947-70E740481C1C}">
                           <a14:useLocalDpi xmlns:a14="http://schemas.microsoft.com/office/drawing/2010/main" val="0"/>
@@ -16664,7 +18183,7 @@
           <w:szCs w:val="28"/>
         </w:rPr>
       </w:pPr>
-      <w:bookmarkStart w:id="27" w:name="_Toc235434768"/>
+      <w:bookmarkStart w:id="25" w:name="_Toc235434768"/>
       <w:r>
         <w:rPr>
           <w:rFonts w:asciiTheme="majorBidi" w:hAnsiTheme="majorBidi"/>
@@ -16709,7 +18228,7 @@
         </w:rPr>
         <w:t>Методы трёхмерной реконструкции изображений</w:t>
       </w:r>
-      <w:bookmarkEnd w:id="27"/>
+      <w:bookmarkEnd w:id="25"/>
     </w:p>
     <w:p>
       <w:pPr>
@@ -16739,7 +18258,55 @@
           <w:sz w:val="28"/>
           <w:szCs w:val="28"/>
         </w:rPr>
-        <w:t>Теоретической основой метода «структура из движения» (Structure-from-Motion, SfM) стали работы Э.</w:t>
+        <w:t>Теоретической основой метода «структура из движения» (</w:t>
+      </w:r>
+      <w:proofErr w:type="spellStart"/>
+      <w:r>
+        <w:rPr>
+          <w:sz w:val="28"/>
+          <w:szCs w:val="28"/>
+        </w:rPr>
+        <w:t>Structure</w:t>
+      </w:r>
+      <w:proofErr w:type="spellEnd"/>
+      <w:r>
+        <w:rPr>
+          <w:sz w:val="28"/>
+          <w:szCs w:val="28"/>
+        </w:rPr>
+        <w:t>-</w:t>
+      </w:r>
+      <w:proofErr w:type="spellStart"/>
+      <w:r>
+        <w:rPr>
+          <w:sz w:val="28"/>
+          <w:szCs w:val="28"/>
+        </w:rPr>
+        <w:t>from</w:t>
+      </w:r>
+      <w:proofErr w:type="spellEnd"/>
+      <w:r>
+        <w:rPr>
+          <w:sz w:val="28"/>
+          <w:szCs w:val="28"/>
+        </w:rPr>
+        <w:t xml:space="preserve">-Motion, </w:t>
+      </w:r>
+      <w:proofErr w:type="spellStart"/>
+      <w:r>
+        <w:rPr>
+          <w:sz w:val="28"/>
+          <w:szCs w:val="28"/>
+        </w:rPr>
+        <w:t>SfM</w:t>
+      </w:r>
+      <w:proofErr w:type="spellEnd"/>
+      <w:r>
+        <w:rPr>
+          <w:sz w:val="28"/>
+          <w:szCs w:val="28"/>
+        </w:rPr>
+        <w:t>) стали работы Э.</w:t>
       </w:r>
       <w:r>
         <w:rPr>
@@ -16790,20 +18357,55 @@
         </w:rPr>
         <w:t xml:space="preserve"> </w:t>
       </w:r>
-      <w:r>
-        <w:rPr>
-          <w:sz w:val="28"/>
-          <w:szCs w:val="28"/>
-        </w:rPr>
+      <w:proofErr w:type="spellStart"/>
+      <w:r>
+        <w:rPr>
+          <w:sz w:val="28"/>
+          <w:szCs w:val="28"/>
+        </w:rPr>
+        <w:lastRenderedPageBreak/>
         <w:t>Лонгье</w:t>
       </w:r>
+      <w:proofErr w:type="spellEnd"/>
       <w:r>
         <w:rPr>
           <w:sz w:val="28"/>
           <w:szCs w:val="28"/>
         </w:rPr>
         <w:noBreakHyphen/>
-        <w:t>Хиггинса и других исследователей. При этом термин «Structure-from-Motion» был введён Э.</w:t>
+        <w:t>Хиггинса и других исследователей. При этом термин «</w:t>
+      </w:r>
+      <w:proofErr w:type="spellStart"/>
+      <w:r>
+        <w:rPr>
+          <w:sz w:val="28"/>
+          <w:szCs w:val="28"/>
+        </w:rPr>
+        <w:t>Structure</w:t>
+      </w:r>
+      <w:proofErr w:type="spellEnd"/>
+      <w:r>
+        <w:rPr>
+          <w:sz w:val="28"/>
+          <w:szCs w:val="28"/>
+        </w:rPr>
+        <w:t>-</w:t>
+      </w:r>
+      <w:proofErr w:type="spellStart"/>
+      <w:r>
+        <w:rPr>
+          <w:sz w:val="28"/>
+          <w:szCs w:val="28"/>
+        </w:rPr>
+        <w:t>from</w:t>
+      </w:r>
+      <w:proofErr w:type="spellEnd"/>
+      <w:r>
+        <w:rPr>
+          <w:sz w:val="28"/>
+          <w:szCs w:val="28"/>
+        </w:rPr>
+        <w:t>-Motion» был введён Э.</w:t>
       </w:r>
       <w:r>
         <w:rPr>
@@ -16901,15 +18503,7 @@
           <w:sz w:val="28"/>
           <w:szCs w:val="28"/>
         </w:rPr>
-        <w:t xml:space="preserve"> пространственная структура четырёх неколлинеарных точек может быть однозначно восстановлена по трём их ортогональным проекциям. Этот результат демонстрирует принципиальную </w:t>
-      </w:r>
-      <w:r>
-        <w:rPr>
-          <w:sz w:val="28"/>
-          <w:szCs w:val="28"/>
-        </w:rPr>
-        <w:lastRenderedPageBreak/>
-        <w:t>возможность реконструкции 3D</w:t>
+        <w:t xml:space="preserve"> пространственная структура четырёх неколлинеарных точек может быть однозначно восстановлена по трём их ортогональным проекциям. Этот результат демонстрирует принципиальную возможность реконструкции 3D</w:t>
       </w:r>
       <w:r>
         <w:rPr>
@@ -17007,7 +18601,23 @@
           <w:sz w:val="28"/>
           <w:szCs w:val="28"/>
         </w:rPr>
-        <w:t xml:space="preserve"> SfM легли в основу современных методов трёхмерной реконструкции, реализуемых в виде последовательности упорядоченных этапов: от поиска соответствий на изображениях и оценки параметров камер до триангуляции и построения разреженного облака точек.</w:t>
+        <w:t xml:space="preserve"> </w:t>
+      </w:r>
+      <w:proofErr w:type="spellStart"/>
+      <w:r>
+        <w:rPr>
+          <w:sz w:val="28"/>
+          <w:szCs w:val="28"/>
+        </w:rPr>
+        <w:t>SfM</w:t>
+      </w:r>
+      <w:proofErr w:type="spellEnd"/>
+      <w:r>
+        <w:rPr>
+          <w:sz w:val="28"/>
+          <w:szCs w:val="28"/>
+        </w:rPr>
+        <w:t xml:space="preserve"> легли в основу современных методов трёхмерной реконструкции, реализуемых в виде последовательности упорядоченных этапов: от поиска соответствий на изображениях и оценки параметров камер до триангуляции и построения разреженного облака точек.</w:t>
       </w:r>
       <w:r>
         <w:rPr>
@@ -17081,7 +18691,7 @@
                     </pic:cNvPicPr>
                   </pic:nvPicPr>
                   <pic:blipFill>
-                    <a:blip r:embed="rId14">
+                    <a:blip r:embed="rId16">
                       <a:extLst>
                         <a:ext uri="{28A0092B-C50C-407E-A947-70E740481C1C}">
                           <a14:useLocalDpi xmlns:a14="http://schemas.microsoft.com/office/drawing/2010/main" val="0"/>
@@ -17178,6 +18788,7 @@
         </w:rPr>
         <w:t xml:space="preserve">и по методу </w:t>
       </w:r>
+      <w:proofErr w:type="spellStart"/>
       <w:r>
         <w:rPr>
           <w:color w:val="auto"/>
@@ -17185,6 +18796,7 @@
         </w:rPr>
         <w:t>SfM</w:t>
       </w:r>
+      <w:proofErr w:type="spellEnd"/>
       <w:r>
         <w:rPr>
           <w:color w:val="auto"/>
@@ -17306,13 +18918,23 @@
         </w:rPr>
         <w:t xml:space="preserve"> </w:t>
       </w:r>
-      <w:r>
-        <w:rPr>
-          <w:color w:val="auto"/>
-          <w:sz w:val="28"/>
-          <w:szCs w:val="28"/>
-        </w:rPr>
-        <w:t xml:space="preserve">Снавели и соавторов </w:t>
+      <w:proofErr w:type="spellStart"/>
+      <w:r>
+        <w:rPr>
+          <w:color w:val="auto"/>
+          <w:sz w:val="28"/>
+          <w:szCs w:val="28"/>
+        </w:rPr>
+        <w:t>Снавели</w:t>
+      </w:r>
+      <w:proofErr w:type="spellEnd"/>
+      <w:r>
+        <w:rPr>
+          <w:color w:val="auto"/>
+          <w:sz w:val="28"/>
+          <w:szCs w:val="28"/>
+        </w:rPr>
+        <w:t xml:space="preserve"> и соавторов </w:t>
       </w:r>
       <w:r>
         <w:rPr>
@@ -17322,21 +18944,40 @@
         </w:rPr>
         <w:t xml:space="preserve">метод </w:t>
       </w:r>
-      <w:r>
-        <w:rPr>
-          <w:color w:val="auto"/>
-          <w:sz w:val="28"/>
-          <w:szCs w:val="28"/>
-        </w:rPr>
-        <w:t>SfM был представлен как фотограмметрический подход к трёхмерной реконструкции</w:t>
-      </w:r>
-      <w:r>
-        <w:rPr>
-          <w:color w:val="auto"/>
-          <w:sz w:val="28"/>
-          <w:szCs w:val="28"/>
-        </w:rPr>
-        <w:t xml:space="preserve">, который </w:t>
+      <w:proofErr w:type="spellStart"/>
+      <w:r>
+        <w:rPr>
+          <w:color w:val="auto"/>
+          <w:sz w:val="28"/>
+          <w:szCs w:val="28"/>
+        </w:rPr>
+        <w:t>SfM</w:t>
+      </w:r>
+      <w:proofErr w:type="spellEnd"/>
+      <w:r>
+        <w:rPr>
+          <w:color w:val="auto"/>
+          <w:sz w:val="28"/>
+          <w:szCs w:val="28"/>
+        </w:rPr>
+        <w:t xml:space="preserve"> был представлен как фотограмметрический подход к трёхмерной реконструкции</w:t>
+      </w:r>
+      <w:r>
+        <w:rPr>
+          <w:color w:val="auto"/>
+          <w:sz w:val="28"/>
+          <w:szCs w:val="28"/>
+        </w:rPr>
+        <w:t xml:space="preserve">, </w:t>
+      </w:r>
+      <w:r>
+        <w:rPr>
+          <w:color w:val="auto"/>
+          <w:sz w:val="28"/>
+          <w:szCs w:val="28"/>
+        </w:rPr>
+        <w:lastRenderedPageBreak/>
+        <w:t xml:space="preserve">который </w:t>
       </w:r>
       <w:r>
         <w:rPr>
@@ -17449,16 +19090,7 @@
           <w:sz w:val="28"/>
           <w:szCs w:val="28"/>
         </w:rPr>
-        <w:t xml:space="preserve">базируется на аппарате проективной геометрии, формализующей связь между </w:t>
-      </w:r>
-      <w:r>
-        <w:rPr>
-          <w:color w:val="auto"/>
-          <w:sz w:val="28"/>
-          <w:szCs w:val="28"/>
-        </w:rPr>
-        <w:lastRenderedPageBreak/>
-        <w:t>координатами точек сцены и их проекциями на плоскость изображения; соответствующая математическая запись приведена в формуле</w:t>
+        <w:t>базируется на аппарате проективной геометрии, формализующей связь между координатами точек сцены и их проекциями на плоскость изображения; соответствующая математическая запись приведена в формуле</w:t>
       </w:r>
       <w:r>
         <w:rPr>
@@ -18111,7 +19743,27 @@
           <w:sz w:val="28"/>
           <w:szCs w:val="28"/>
         </w:rPr>
-        <w:t xml:space="preserve"> Метод позволяет минимизировать общую ошибку репроекции по всем параметрам трехмерных точек и камеры</w:t>
+        <w:t xml:space="preserve"> Метод позволяет минимизировать общую ошибку </w:t>
+      </w:r>
+      <w:proofErr w:type="spellStart"/>
+      <w:r>
+        <w:rPr>
+          <w:rFonts w:eastAsiaTheme="minorEastAsia"/>
+          <w:color w:val="auto"/>
+          <w:sz w:val="28"/>
+          <w:szCs w:val="28"/>
+        </w:rPr>
+        <w:t>репроекции</w:t>
+      </w:r>
+      <w:proofErr w:type="spellEnd"/>
+      <w:r>
+        <w:rPr>
+          <w:rFonts w:eastAsiaTheme="minorEastAsia"/>
+          <w:color w:val="auto"/>
+          <w:sz w:val="28"/>
+          <w:szCs w:val="28"/>
+        </w:rPr>
+        <w:t xml:space="preserve"> по всем параметрам трехмерных точек и камеры</w:t>
       </w:r>
       <w:r>
         <w:rPr>
@@ -19112,7 +20764,17 @@
           <w:sz w:val="28"/>
           <w:szCs w:val="28"/>
         </w:rPr>
-        <w:t xml:space="preserve">внутренняя матрица камеры, включающая в себя фокусное расстояние, центральную точку и т.д., </w:t>
+        <w:t xml:space="preserve">внутренняя матрица камеры, включающая в себя фокусное </w:t>
+      </w:r>
+      <w:r>
+        <w:rPr>
+          <w:rFonts w:eastAsiaTheme="minorEastAsia"/>
+          <w:color w:val="auto"/>
+          <w:sz w:val="28"/>
+          <w:szCs w:val="28"/>
+        </w:rPr>
+        <w:lastRenderedPageBreak/>
+        <w:t xml:space="preserve">расстояние, центральную точку и т.д., </w:t>
       </w:r>
       <m:oMath>
         <m:r>
@@ -19245,7 +20907,61 @@
           <w:sz w:val="28"/>
           <w:szCs w:val="28"/>
         </w:rPr>
-        <w:t>Якимова и его учеников рассматривалась применимость метода OpenMVS, базирующегося на фотограмметрическом подходе Structure‑from‑Motion</w:t>
+        <w:t xml:space="preserve">Якимова и его учеников рассматривалась применимость метода </w:t>
+      </w:r>
+      <w:proofErr w:type="spellStart"/>
+      <w:r>
+        <w:rPr>
+          <w:color w:val="auto"/>
+          <w:sz w:val="28"/>
+          <w:szCs w:val="28"/>
+        </w:rPr>
+        <w:t>OpenMVS</w:t>
+      </w:r>
+      <w:proofErr w:type="spellEnd"/>
+      <w:r>
+        <w:rPr>
+          <w:color w:val="auto"/>
+          <w:sz w:val="28"/>
+          <w:szCs w:val="28"/>
+        </w:rPr>
+        <w:t xml:space="preserve">, базирующегося на фотограмметрическом подходе </w:t>
+      </w:r>
+      <w:proofErr w:type="spellStart"/>
+      <w:r>
+        <w:rPr>
+          <w:color w:val="auto"/>
+          <w:sz w:val="28"/>
+          <w:szCs w:val="28"/>
+        </w:rPr>
+        <w:t>Structure</w:t>
+      </w:r>
+      <w:proofErr w:type="spellEnd"/>
+      <w:r>
+        <w:rPr>
+          <w:color w:val="auto"/>
+          <w:sz w:val="28"/>
+          <w:szCs w:val="28"/>
+        </w:rPr>
+        <w:t>‑</w:t>
+      </w:r>
+      <w:proofErr w:type="spellStart"/>
+      <w:r>
+        <w:rPr>
+          <w:color w:val="auto"/>
+          <w:sz w:val="28"/>
+          <w:szCs w:val="28"/>
+        </w:rPr>
+        <w:t>from</w:t>
+      </w:r>
+      <w:proofErr w:type="spellEnd"/>
+      <w:r>
+        <w:rPr>
+          <w:color w:val="auto"/>
+          <w:sz w:val="28"/>
+          <w:szCs w:val="28"/>
+        </w:rPr>
+        <w:t>‑Motion</w:t>
       </w:r>
       <w:r>
         <w:rPr>
@@ -19261,16 +20977,7 @@
           <w:sz w:val="28"/>
           <w:szCs w:val="28"/>
         </w:rPr>
-        <w:t xml:space="preserve">для задачи выявления дефектов на поверхности труб. Авторы зафиксировали высокое качество реконструкции </w:t>
-      </w:r>
-      <w:r>
-        <w:rPr>
-          <w:color w:val="auto"/>
-          <w:sz w:val="28"/>
-          <w:szCs w:val="28"/>
-        </w:rPr>
-        <w:lastRenderedPageBreak/>
-        <w:t>объекта, позволяющее надёжно выделять характерные особенности поверхности. При этом были отмечены незначительные геометрические искажения, обусловленные использованием относительно недорогих систем технического зрения. Повышение точности реконструкции потенциально достижимо за счёт применения измерительных средств с более высокими метрологическими характеристиками</w:t>
+        <w:t>для задачи выявления дефектов на поверхности труб. Авторы зафиксировали высокое качество реконструкции объекта, позволяющее надёжно выделять характерные особенности поверхности. При этом были отмечены незначительные геометрические искажения, обусловленные использованием относительно недорогих систем технического зрения. Повышение точности реконструкции потенциально достижимо за счёт применения измерительных средств с более высокими метрологическими характеристиками</w:t>
       </w:r>
       <w:r>
         <w:rPr>
@@ -19341,6 +21048,7 @@
         </w:rPr>
         <w:t xml:space="preserve">Последние работы в области применения метода </w:t>
       </w:r>
+      <w:proofErr w:type="spellStart"/>
       <w:r>
         <w:rPr>
           <w:color w:val="auto"/>
@@ -19350,6 +21058,7 @@
         </w:rPr>
         <w:t>SfM</w:t>
       </w:r>
+      <w:proofErr w:type="spellEnd"/>
       <w:r>
         <w:rPr>
           <w:color w:val="auto"/>
@@ -19364,7 +21073,25 @@
           <w:sz w:val="28"/>
           <w:szCs w:val="28"/>
         </w:rPr>
-        <w:t xml:space="preserve">демонстрируют высокий интерес к технологии. В работе Ф. Арригони проведено </w:t>
+        <w:t xml:space="preserve">демонстрируют высокий интерес к технологии. В работе Ф. </w:t>
+      </w:r>
+      <w:proofErr w:type="spellStart"/>
+      <w:r>
+        <w:rPr>
+          <w:color w:val="auto"/>
+          <w:sz w:val="28"/>
+          <w:szCs w:val="28"/>
+        </w:rPr>
+        <w:t>Арригони</w:t>
+      </w:r>
+      <w:proofErr w:type="spellEnd"/>
+      <w:r>
+        <w:rPr>
+          <w:color w:val="auto"/>
+          <w:sz w:val="28"/>
+          <w:szCs w:val="28"/>
+        </w:rPr>
+        <w:t xml:space="preserve"> проведено </w:t>
       </w:r>
       <w:r>
         <w:rPr>
@@ -19390,6 +21117,7 @@
         </w:rPr>
         <w:t xml:space="preserve">Автор в ней подробно описывает этапы развития, проблемы и потенциальные решения метода </w:t>
       </w:r>
+      <w:proofErr w:type="spellStart"/>
       <w:r>
         <w:rPr>
           <w:color w:val="auto"/>
@@ -19399,6 +21127,7 @@
         </w:rPr>
         <w:t>SfM</w:t>
       </w:r>
+      <w:proofErr w:type="spellEnd"/>
       <w:r>
         <w:rPr>
           <w:color w:val="auto"/>
@@ -19448,6 +21177,7 @@
         </w:rPr>
         <w:t xml:space="preserve">, ставшего основным инструментом исследователей для получения трехмерных облаков точек с помощью метода </w:t>
       </w:r>
+      <w:proofErr w:type="spellStart"/>
       <w:r>
         <w:rPr>
           <w:color w:val="auto"/>
@@ -19457,6 +21187,7 @@
         </w:rPr>
         <w:t>SfM</w:t>
       </w:r>
+      <w:proofErr w:type="spellEnd"/>
       <w:r>
         <w:rPr>
           <w:color w:val="auto"/>
@@ -19524,7 +21255,43 @@
           <w:sz w:val="28"/>
           <w:szCs w:val="28"/>
         </w:rPr>
-        <w:t xml:space="preserve">В 2009 году Я. Фурукава и Д. Понс в своей работе представили метод </w:t>
+        <w:t xml:space="preserve">В 2009 году Я. </w:t>
+      </w:r>
+      <w:proofErr w:type="spellStart"/>
+      <w:r>
+        <w:rPr>
+          <w:color w:val="auto"/>
+          <w:sz w:val="28"/>
+          <w:szCs w:val="28"/>
+        </w:rPr>
+        <w:t>Фурукава</w:t>
+      </w:r>
+      <w:proofErr w:type="spellEnd"/>
+      <w:r>
+        <w:rPr>
+          <w:color w:val="auto"/>
+          <w:sz w:val="28"/>
+          <w:szCs w:val="28"/>
+        </w:rPr>
+        <w:t xml:space="preserve"> и Д. </w:t>
+      </w:r>
+      <w:proofErr w:type="spellStart"/>
+      <w:r>
+        <w:rPr>
+          <w:color w:val="auto"/>
+          <w:sz w:val="28"/>
+          <w:szCs w:val="28"/>
+        </w:rPr>
+        <w:t>Понс</w:t>
+      </w:r>
+      <w:proofErr w:type="spellEnd"/>
+      <w:r>
+        <w:rPr>
+          <w:color w:val="auto"/>
+          <w:sz w:val="28"/>
+          <w:szCs w:val="28"/>
+        </w:rPr>
+        <w:t xml:space="preserve"> в своей работе представили метод </w:t>
       </w:r>
       <w:r>
         <w:rPr>
@@ -19781,13 +21548,23 @@
         </w:rPr>
         <w:t xml:space="preserve">-облако точек, позволяющее получать карту глубины. Эта особенность позволила обеспечить геометрическую и фотометрическую согласованности между снимками, однако данное решение требовало откалиброванных сенсоров. В работах Яо Я., Вей Д., </w:t>
       </w:r>
-      <w:r>
-        <w:rPr>
-          <w:color w:val="auto"/>
-          <w:sz w:val="28"/>
-          <w:szCs w:val="28"/>
-        </w:rPr>
-        <w:t>Жехао Ю</w:t>
+      <w:proofErr w:type="spellStart"/>
+      <w:r>
+        <w:rPr>
+          <w:color w:val="auto"/>
+          <w:sz w:val="28"/>
+          <w:szCs w:val="28"/>
+        </w:rPr>
+        <w:t>Жехао</w:t>
+      </w:r>
+      <w:proofErr w:type="spellEnd"/>
+      <w:r>
+        <w:rPr>
+          <w:color w:val="auto"/>
+          <w:sz w:val="28"/>
+          <w:szCs w:val="28"/>
+        </w:rPr>
+        <w:t xml:space="preserve"> Ю</w:t>
       </w:r>
       <w:r>
         <w:rPr>
@@ -19797,13 +21574,23 @@
         </w:rPr>
         <w:t xml:space="preserve">, Ченга и др. представлены нейросетевые реализации на основе </w:t>
       </w:r>
-      <w:r>
-        <w:rPr>
-          <w:color w:val="auto"/>
-          <w:sz w:val="28"/>
-          <w:szCs w:val="28"/>
-        </w:rPr>
-        <w:t>сверточных и рекуррентных моделей</w:t>
+      <w:proofErr w:type="spellStart"/>
+      <w:r>
+        <w:rPr>
+          <w:color w:val="auto"/>
+          <w:sz w:val="28"/>
+          <w:szCs w:val="28"/>
+        </w:rPr>
+        <w:t>сверточных</w:t>
+      </w:r>
+      <w:proofErr w:type="spellEnd"/>
+      <w:r>
+        <w:rPr>
+          <w:color w:val="auto"/>
+          <w:sz w:val="28"/>
+          <w:szCs w:val="28"/>
+        </w:rPr>
+        <w:t xml:space="preserve"> и рекуррентных моделей</w:t>
       </w:r>
       <w:r>
         <w:rPr>
@@ -19872,6 +21659,7 @@
           <w:sz w:val="28"/>
           <w:szCs w:val="28"/>
         </w:rPr>
+        <w:lastRenderedPageBreak/>
         <w:t xml:space="preserve">Параллельно с методом </w:t>
       </w:r>
       <w:r>
@@ -19957,6 +21745,7 @@
         </w:rPr>
         <w:t xml:space="preserve"> трехмерного реконструирования изображений </w:t>
       </w:r>
+      <w:proofErr w:type="spellStart"/>
       <w:r>
         <w:rPr>
           <w:color w:val="auto"/>
@@ -19966,6 +21755,7 @@
         </w:rPr>
         <w:t>NeRF</w:t>
       </w:r>
+      <w:proofErr w:type="spellEnd"/>
       <w:r>
         <w:rPr>
           <w:color w:val="auto"/>
@@ -20126,6 +21916,7 @@
         </w:rPr>
         <w:t xml:space="preserve"> трёхмерной реконструкции </w:t>
       </w:r>
+      <w:proofErr w:type="spellStart"/>
       <w:r>
         <w:rPr>
           <w:color w:val="auto"/>
@@ -20135,6 +21926,7 @@
         </w:rPr>
         <w:t>NeRF</w:t>
       </w:r>
+      <w:proofErr w:type="spellEnd"/>
       <w:r>
         <w:rPr>
           <w:color w:val="auto"/>
@@ -20189,16 +21981,7 @@
           <w:sz w:val="28"/>
           <w:szCs w:val="28"/>
         </w:rPr>
-        <w:t xml:space="preserve">ть реалистичные трехмерные сцены </w:t>
-      </w:r>
-      <w:r>
-        <w:rPr>
-          <w:color w:val="auto"/>
-          <w:sz w:val="28"/>
-          <w:szCs w:val="28"/>
-        </w:rPr>
-        <w:lastRenderedPageBreak/>
-        <w:t xml:space="preserve">на основе </w:t>
+        <w:t xml:space="preserve">ть реалистичные трехмерные сцены на основе </w:t>
       </w:r>
       <w:r>
         <w:rPr>
@@ -20336,7 +22119,25 @@
           <w:sz w:val="28"/>
           <w:szCs w:val="28"/>
         </w:rPr>
-        <w:t xml:space="preserve"> Полученные наборы точек формируют поле излучательности, позволяющее рассмотреть изображения под разными углами.</w:t>
+        <w:t xml:space="preserve"> Полученные наборы точек формируют поле </w:t>
+      </w:r>
+      <w:proofErr w:type="spellStart"/>
+      <w:r>
+        <w:rPr>
+          <w:color w:val="auto"/>
+          <w:sz w:val="28"/>
+          <w:szCs w:val="28"/>
+        </w:rPr>
+        <w:t>излучательности</w:t>
+      </w:r>
+      <w:proofErr w:type="spellEnd"/>
+      <w:r>
+        <w:rPr>
+          <w:color w:val="auto"/>
+          <w:sz w:val="28"/>
+          <w:szCs w:val="28"/>
+        </w:rPr>
+        <w:t>, позволяющее рассмотреть изображения под разными углами.</w:t>
       </w:r>
       <w:r>
         <w:rPr>
@@ -20354,6 +22155,7 @@
         </w:rPr>
         <w:t xml:space="preserve">Математическое описание метода </w:t>
       </w:r>
+      <w:proofErr w:type="spellStart"/>
       <w:r>
         <w:rPr>
           <w:color w:val="auto"/>
@@ -20363,6 +22165,7 @@
         </w:rPr>
         <w:t>NeRF</w:t>
       </w:r>
+      <w:proofErr w:type="spellEnd"/>
       <w:r>
         <w:rPr>
           <w:color w:val="auto"/>
@@ -21093,6 +22896,7 @@
         </w:rPr>
         <w:t xml:space="preserve"> </w:t>
       </w:r>
+      <w:proofErr w:type="spellStart"/>
       <w:r>
         <w:rPr>
           <w:color w:val="auto"/>
@@ -21102,6 +22906,7 @@
         </w:rPr>
         <w:t>NeRF</w:t>
       </w:r>
+      <w:proofErr w:type="spellEnd"/>
       <w:r>
         <w:rPr>
           <w:color w:val="auto"/>
@@ -21140,8 +22945,27 @@
           <w:sz w:val="28"/>
           <w:szCs w:val="28"/>
         </w:rPr>
-        <w:t xml:space="preserve"> из 8 полносвязных слоев, каждый из которых имеет 256 каналов на слой, обладающий функцией активации </w:t>
-      </w:r>
+        <w:t xml:space="preserve"> из 8 </w:t>
+      </w:r>
+      <w:proofErr w:type="spellStart"/>
+      <w:r>
+        <w:rPr>
+          <w:color w:val="auto"/>
+          <w:sz w:val="28"/>
+          <w:szCs w:val="28"/>
+        </w:rPr>
+        <w:t>полносвязных</w:t>
+      </w:r>
+      <w:proofErr w:type="spellEnd"/>
+      <w:r>
+        <w:rPr>
+          <w:color w:val="auto"/>
+          <w:sz w:val="28"/>
+          <w:szCs w:val="28"/>
+        </w:rPr>
+        <w:t xml:space="preserve"> слоев, каждый из которых имеет 256 каналов на слой, обладающий функцией активации </w:t>
+      </w:r>
+      <w:proofErr w:type="spellStart"/>
       <w:r>
         <w:rPr>
           <w:color w:val="auto"/>
@@ -21151,6 +22975,7 @@
         </w:rPr>
         <w:t>ReLU</w:t>
       </w:r>
+      <w:proofErr w:type="spellEnd"/>
       <w:r>
         <w:rPr>
           <w:color w:val="auto"/>
@@ -21167,6 +22992,7 @@
         </w:rPr>
         <w:t xml:space="preserve">Выходной дополнительный слой обладает 128 каналами и функцией активации </w:t>
       </w:r>
+      <w:proofErr w:type="spellStart"/>
       <w:r>
         <w:rPr>
           <w:color w:val="auto"/>
@@ -21176,6 +23002,7 @@
         </w:rPr>
         <w:t>ReLU</w:t>
       </w:r>
+      <w:proofErr w:type="spellEnd"/>
       <w:r>
         <w:rPr>
           <w:color w:val="auto"/>
@@ -21322,6 +23149,7 @@
         </w:rPr>
         <w:t xml:space="preserve"> технологии </w:t>
       </w:r>
+      <w:proofErr w:type="spellStart"/>
       <w:r>
         <w:rPr>
           <w:color w:val="auto"/>
@@ -21331,6 +23159,7 @@
         </w:rPr>
         <w:t>NeRF</w:t>
       </w:r>
+      <w:proofErr w:type="spellEnd"/>
       <w:r>
         <w:rPr>
           <w:color w:val="auto"/>
@@ -21385,6 +23214,7 @@
         <w:rPr>
           <w:noProof/>
         </w:rPr>
+        <w:lastRenderedPageBreak/>
         <w:drawing>
           <wp:inline distT="0" distB="0" distL="0" distR="0" wp14:anchorId="5E1B9319" wp14:editId="24AC2D5B">
             <wp:extent cx="5365484" cy="1404000"/>
@@ -21403,7 +23233,7 @@
                     </pic:cNvPicPr>
                   </pic:nvPicPr>
                   <pic:blipFill>
-                    <a:blip r:embed="rId15" cstate="print">
+                    <a:blip r:embed="rId17" cstate="print">
                       <a:extLst>
                         <a:ext uri="{28A0092B-C50C-407E-A947-70E740481C1C}">
                           <a14:useLocalDpi xmlns:a14="http://schemas.microsoft.com/office/drawing/2010/main" val="0"/>
@@ -21495,8 +23325,16 @@
         <w:rPr>
           <w:rFonts w:eastAsia="Times New Roman"/>
         </w:rPr>
-        <w:t>Архитектура технологии 3D-реконструирования NeRF</w:t>
-      </w:r>
+        <w:t xml:space="preserve">Архитектура технологии 3D-реконструирования </w:t>
+      </w:r>
+      <w:proofErr w:type="spellStart"/>
+      <w:r>
+        <w:rPr>
+          <w:rFonts w:eastAsia="Times New Roman"/>
+        </w:rPr>
+        <w:t>NeRF</w:t>
+      </w:r>
+      <w:proofErr w:type="spellEnd"/>
     </w:p>
     <w:p>
       <w:pPr>
@@ -21527,6 +23365,7 @@
         </w:rPr>
         <w:t xml:space="preserve">Технология </w:t>
       </w:r>
+      <w:proofErr w:type="spellStart"/>
       <w:r>
         <w:rPr>
           <w:color w:val="auto"/>
@@ -21535,6 +23374,7 @@
         </w:rPr>
         <w:t>NeRF</w:t>
       </w:r>
+      <w:proofErr w:type="spellEnd"/>
       <w:r>
         <w:rPr>
           <w:color w:val="auto"/>
@@ -21549,7 +23389,25 @@
           <w:sz w:val="28"/>
           <w:szCs w:val="28"/>
         </w:rPr>
-        <w:t>при значительном количестве преимуществ обладает серьезным недостатком – объемное поле излучательности, получ</w:t>
+        <w:t xml:space="preserve">при значительном количестве преимуществ обладает серьезным недостатком – объемное поле </w:t>
+      </w:r>
+      <w:proofErr w:type="spellStart"/>
+      <w:r>
+        <w:rPr>
+          <w:color w:val="auto"/>
+          <w:sz w:val="28"/>
+          <w:szCs w:val="28"/>
+        </w:rPr>
+        <w:t>излучательности</w:t>
+      </w:r>
+      <w:proofErr w:type="spellEnd"/>
+      <w:r>
+        <w:rPr>
+          <w:color w:val="auto"/>
+          <w:sz w:val="28"/>
+          <w:szCs w:val="28"/>
+        </w:rPr>
+        <w:t>, получ</w:t>
       </w:r>
       <w:r>
         <w:rPr>
@@ -21581,16 +23439,7 @@
           <w:sz w:val="28"/>
           <w:szCs w:val="28"/>
         </w:rPr>
-        <w:t xml:space="preserve">, в ходе рендеринга многократно воспроизводит </w:t>
-      </w:r>
-      <w:r>
-        <w:rPr>
-          <w:color w:val="auto"/>
-          <w:sz w:val="28"/>
-          <w:szCs w:val="28"/>
-        </w:rPr>
-        <w:lastRenderedPageBreak/>
-        <w:t>трехмерную сцену</w:t>
+        <w:t>, в ходе рендеринга многократно воспроизводит трехмерную сцену</w:t>
       </w:r>
       <w:r>
         <w:rPr>
@@ -21676,7 +23525,7 @@
           <w:szCs w:val="28"/>
         </w:rPr>
       </w:pPr>
-      <w:bookmarkStart w:id="28" w:name="_Toc235434769"/>
+      <w:bookmarkStart w:id="26" w:name="_Toc235434769"/>
       <w:r>
         <w:rPr>
           <w:rFonts w:asciiTheme="majorBidi" w:hAnsiTheme="majorBidi"/>
@@ -21742,9 +23591,57 @@
           <w:sz w:val="28"/>
           <w:szCs w:val="28"/>
         </w:rPr>
-        <w:t>(Gaussian Splatting)</w:t>
-      </w:r>
-      <w:bookmarkEnd w:id="28"/>
+        <w:t>(</w:t>
+      </w:r>
+      <w:proofErr w:type="spellStart"/>
+      <w:r>
+        <w:rPr>
+          <w:rFonts w:asciiTheme="majorBidi" w:hAnsiTheme="majorBidi"/>
+          <w:b/>
+          <w:bCs/>
+          <w:color w:val="auto"/>
+          <w:sz w:val="28"/>
+          <w:szCs w:val="28"/>
+        </w:rPr>
+        <w:t>Gaussian</w:t>
+      </w:r>
+      <w:proofErr w:type="spellEnd"/>
+      <w:r>
+        <w:rPr>
+          <w:rFonts w:asciiTheme="majorBidi" w:hAnsiTheme="majorBidi"/>
+          <w:b/>
+          <w:bCs/>
+          <w:color w:val="auto"/>
+          <w:sz w:val="28"/>
+          <w:szCs w:val="28"/>
+        </w:rPr>
+        <w:t xml:space="preserve"> </w:t>
+      </w:r>
+      <w:proofErr w:type="spellStart"/>
+      <w:r>
+        <w:rPr>
+          <w:rFonts w:asciiTheme="majorBidi" w:hAnsiTheme="majorBidi"/>
+          <w:b/>
+          <w:bCs/>
+          <w:color w:val="auto"/>
+          <w:sz w:val="28"/>
+          <w:szCs w:val="28"/>
+        </w:rPr>
+        <w:t>Splatting</w:t>
+      </w:r>
+      <w:proofErr w:type="spellEnd"/>
+      <w:r>
+        <w:rPr>
+          <w:rFonts w:asciiTheme="majorBidi" w:hAnsiTheme="majorBidi"/>
+          <w:b/>
+          <w:bCs/>
+          <w:color w:val="auto"/>
+          <w:sz w:val="28"/>
+          <w:szCs w:val="28"/>
+        </w:rPr>
+        <w:t>)</w:t>
+      </w:r>
+      <w:bookmarkEnd w:id="26"/>
     </w:p>
     <w:p>
       <w:pPr>
@@ -21792,7 +23689,25 @@
           <w:sz w:val="28"/>
           <w:szCs w:val="28"/>
         </w:rPr>
-        <w:t>году коллективом исследователей из Inria был предложен метод 3D</w:t>
+        <w:t xml:space="preserve">году коллективом исследователей из </w:t>
+      </w:r>
+      <w:proofErr w:type="spellStart"/>
+      <w:r>
+        <w:rPr>
+          <w:color w:val="auto"/>
+          <w:sz w:val="28"/>
+          <w:szCs w:val="28"/>
+        </w:rPr>
+        <w:t>Inria</w:t>
+      </w:r>
+      <w:proofErr w:type="spellEnd"/>
+      <w:r>
+        <w:rPr>
+          <w:color w:val="auto"/>
+          <w:sz w:val="28"/>
+          <w:szCs w:val="28"/>
+        </w:rPr>
+        <w:t xml:space="preserve"> был предложен метод 3D</w:t>
       </w:r>
       <w:r>
         <w:rPr>
@@ -21802,13 +23717,41 @@
         </w:rPr>
         <w:t xml:space="preserve"> </w:t>
       </w:r>
-      <w:r>
-        <w:rPr>
-          <w:color w:val="auto"/>
-          <w:sz w:val="28"/>
-          <w:szCs w:val="28"/>
-        </w:rPr>
-        <w:t>Gaussian Splatting (3DGS</w:t>
+      <w:proofErr w:type="spellStart"/>
+      <w:r>
+        <w:rPr>
+          <w:color w:val="auto"/>
+          <w:sz w:val="28"/>
+          <w:szCs w:val="28"/>
+        </w:rPr>
+        <w:t>Gaussian</w:t>
+      </w:r>
+      <w:proofErr w:type="spellEnd"/>
+      <w:r>
+        <w:rPr>
+          <w:color w:val="auto"/>
+          <w:sz w:val="28"/>
+          <w:szCs w:val="28"/>
+        </w:rPr>
+        <w:t xml:space="preserve"> </w:t>
+      </w:r>
+      <w:proofErr w:type="spellStart"/>
+      <w:r>
+        <w:rPr>
+          <w:color w:val="auto"/>
+          <w:sz w:val="28"/>
+          <w:szCs w:val="28"/>
+        </w:rPr>
+        <w:t>Splatting</w:t>
+      </w:r>
+      <w:proofErr w:type="spellEnd"/>
+      <w:r>
+        <w:rPr>
+          <w:color w:val="auto"/>
+          <w:sz w:val="28"/>
+          <w:szCs w:val="28"/>
+        </w:rPr>
+        <w:t xml:space="preserve"> (3DGS</w:t>
       </w:r>
       <w:r>
         <w:rPr>
@@ -21824,7 +23767,25 @@
           <w:sz w:val="28"/>
           <w:szCs w:val="28"/>
         </w:rPr>
-        <w:t xml:space="preserve">) как дальнейшее развитие подходов к представлению полей излучения, начатых в рамках NeRF. Метод обеспечивает эффективную реконструкцию сцены за счёт представления её в виде множества дифференцируемых </w:t>
+        <w:t xml:space="preserve">) как дальнейшее развитие подходов к представлению полей излучения, начатых в рамках </w:t>
+      </w:r>
+      <w:proofErr w:type="spellStart"/>
+      <w:r>
+        <w:rPr>
+          <w:color w:val="auto"/>
+          <w:sz w:val="28"/>
+          <w:szCs w:val="28"/>
+        </w:rPr>
+        <w:t>NeRF</w:t>
+      </w:r>
+      <w:proofErr w:type="spellEnd"/>
+      <w:r>
+        <w:rPr>
+          <w:color w:val="auto"/>
+          <w:sz w:val="28"/>
+          <w:szCs w:val="28"/>
+        </w:rPr>
+        <w:t xml:space="preserve">. Метод обеспечивает эффективную реконструкцию сцены за счёт представления её в виде множества дифференцируемых </w:t>
       </w:r>
       <w:r>
         <w:rPr>
@@ -21866,6 +23827,7 @@
         </w:rPr>
         <w:t>» (</w:t>
       </w:r>
+      <w:proofErr w:type="spellStart"/>
       <w:r>
         <w:rPr>
           <w:color w:val="auto"/>
@@ -21874,6 +23836,7 @@
         </w:rPr>
         <w:t>Splat</w:t>
       </w:r>
+      <w:proofErr w:type="spellEnd"/>
       <w:r>
         <w:rPr>
           <w:color w:val="auto"/>
@@ -22048,7 +24011,25 @@
           <w:sz w:val="28"/>
           <w:szCs w:val="28"/>
         </w:rPr>
-        <w:t xml:space="preserve"> точек и описание поля излучательности, что обеспечивает высокую скорость рендеринга при сохранении качества реконструкции</w:t>
+        <w:t xml:space="preserve"> точек и описание поля </w:t>
+      </w:r>
+      <w:proofErr w:type="spellStart"/>
+      <w:r>
+        <w:rPr>
+          <w:color w:val="auto"/>
+          <w:sz w:val="28"/>
+          <w:szCs w:val="28"/>
+        </w:rPr>
+        <w:t>излучательности</w:t>
+      </w:r>
+      <w:proofErr w:type="spellEnd"/>
+      <w:r>
+        <w:rPr>
+          <w:color w:val="auto"/>
+          <w:sz w:val="28"/>
+          <w:szCs w:val="28"/>
+        </w:rPr>
+        <w:t>, что обеспечивает высокую скорость рендеринга при сохранении качества реконструкции</w:t>
       </w:r>
       <w:r>
         <w:rPr>
@@ -23080,7 +25061,6 @@
           <w:sz w:val="28"/>
           <w:szCs w:val="28"/>
         </w:rPr>
-        <w:lastRenderedPageBreak/>
         <w:t>Последующее</w:t>
       </w:r>
       <w:r>
@@ -23107,6 +25087,7 @@
         </w:rPr>
         <w:t xml:space="preserve"> метода генерации гауссовых пятен вышло за рамки института </w:t>
       </w:r>
+      <w:proofErr w:type="spellStart"/>
       <w:r>
         <w:rPr>
           <w:color w:val="auto"/>
@@ -23116,6 +25097,7 @@
         </w:rPr>
         <w:t>Inria</w:t>
       </w:r>
+      <w:proofErr w:type="spellEnd"/>
       <w:r>
         <w:rPr>
           <w:color w:val="auto"/>
@@ -23578,13 +25560,23 @@
           <w:szCs w:val="28"/>
         </w:rPr>
       </w:pPr>
-      <w:r>
-        <w:rPr>
-          <w:color w:val="auto"/>
-          <w:sz w:val="28"/>
-          <w:szCs w:val="28"/>
-        </w:rPr>
-        <w:t xml:space="preserve">Сандстрём Э., Гесс Г. и многие другие реализовали синтез алгоритмов </w:t>
+      <w:proofErr w:type="spellStart"/>
+      <w:r>
+        <w:rPr>
+          <w:color w:val="auto"/>
+          <w:sz w:val="28"/>
+          <w:szCs w:val="28"/>
+        </w:rPr>
+        <w:t>Сандстрём</w:t>
+      </w:r>
+      <w:proofErr w:type="spellEnd"/>
+      <w:r>
+        <w:rPr>
+          <w:color w:val="auto"/>
+          <w:sz w:val="28"/>
+          <w:szCs w:val="28"/>
+        </w:rPr>
+        <w:t xml:space="preserve"> Э., Гесс Г. и многие другие реализовали синтез алгоритмов </w:t>
       </w:r>
       <w:r>
         <w:rPr>
@@ -23650,7 +25642,25 @@
           <w:sz w:val="28"/>
           <w:szCs w:val="28"/>
         </w:rPr>
-        <w:t xml:space="preserve">-алгоритмы. Сандстрём Э., в свою очередь, исследовал возможности расширения подхода </w:t>
+        <w:t xml:space="preserve">-алгоритмы. </w:t>
+      </w:r>
+      <w:proofErr w:type="spellStart"/>
+      <w:r>
+        <w:rPr>
+          <w:color w:val="auto"/>
+          <w:sz w:val="28"/>
+          <w:szCs w:val="28"/>
+        </w:rPr>
+        <w:t>Сандстрём</w:t>
+      </w:r>
+      <w:proofErr w:type="spellEnd"/>
+      <w:r>
+        <w:rPr>
+          <w:color w:val="auto"/>
+          <w:sz w:val="28"/>
+          <w:szCs w:val="28"/>
+        </w:rPr>
+        <w:t xml:space="preserve"> Э., в свою очередь, исследовал возможности расширения подхода </w:t>
       </w:r>
       <w:r>
         <w:rPr>
@@ -23772,6 +25782,7 @@
         </w:rPr>
         <w:t xml:space="preserve">ое решение </w:t>
       </w:r>
+      <w:proofErr w:type="spellStart"/>
       <w:r>
         <w:rPr>
           <w:rFonts w:ascii="Times New Roman" w:hAnsi="Times New Roman" w:cs="Times New Roman"/>
@@ -23781,6 +25792,7 @@
         </w:rPr>
         <w:t>AgriGS</w:t>
       </w:r>
+      <w:proofErr w:type="spellEnd"/>
       <w:r>
         <w:rPr>
           <w:rFonts w:ascii="Times New Roman" w:hAnsi="Times New Roman" w:cs="Times New Roman"/>
@@ -23897,7 +25909,16 @@
           <w:sz w:val="28"/>
           <w:szCs w:val="28"/>
         </w:rPr>
-        <w:t xml:space="preserve">для решения задачи автономной навигации в ходе сбора урожая плодов с деревьев. Авторы отмечают, что применение метода генерации гауссовых пятен </w:t>
+        <w:t xml:space="preserve">для решения задачи автономной навигации в ходе сбора урожая плодов с деревьев. Авторы </w:t>
+      </w:r>
+      <w:r>
+        <w:rPr>
+          <w:rFonts w:ascii="Times New Roman" w:hAnsi="Times New Roman" w:cs="Times New Roman"/>
+          <w:sz w:val="28"/>
+          <w:szCs w:val="28"/>
+        </w:rPr>
+        <w:lastRenderedPageBreak/>
+        <w:t xml:space="preserve">отмечают, что применение метода генерации гауссовых пятен </w:t>
       </w:r>
       <w:r>
         <w:rPr>
@@ -23907,6 +25928,7 @@
         </w:rPr>
         <w:t xml:space="preserve">способствует повышению классификации деревьев, попадающих в зону объектива камер, в ходе сбора урожая. Архитектура </w:t>
       </w:r>
+      <w:proofErr w:type="spellStart"/>
       <w:r>
         <w:rPr>
           <w:rFonts w:ascii="Times New Roman" w:hAnsi="Times New Roman" w:cs="Times New Roman"/>
@@ -23914,7 +25936,17 @@
           <w:szCs w:val="28"/>
           <w:lang w:val="en-US"/>
         </w:rPr>
-        <w:t xml:space="preserve">AgriGS-SLAM </w:t>
+        <w:t>AgriGS</w:t>
+      </w:r>
+      <w:proofErr w:type="spellEnd"/>
+      <w:r>
+        <w:rPr>
+          <w:rFonts w:ascii="Times New Roman" w:hAnsi="Times New Roman" w:cs="Times New Roman"/>
+          <w:sz w:val="28"/>
+          <w:szCs w:val="28"/>
+          <w:lang w:val="en-US"/>
+        </w:rPr>
+        <w:t xml:space="preserve">-SLAM </w:t>
       </w:r>
       <w:r>
         <w:rPr>
@@ -23950,7 +25982,6 @@
         <w:rPr>
           <w:noProof/>
         </w:rPr>
-        <w:lastRenderedPageBreak/>
         <w:drawing>
           <wp:inline distT="0" distB="0" distL="0" distR="0" wp14:anchorId="4DF84734" wp14:editId="4C9C3656">
             <wp:extent cx="5598745" cy="2592000"/>
@@ -23969,7 +26000,7 @@
                     </pic:cNvPicPr>
                   </pic:nvPicPr>
                   <pic:blipFill rotWithShape="1">
-                    <a:blip r:embed="rId16"/>
+                    <a:blip r:embed="rId18"/>
                     <a:stretch/>
                   </pic:blipFill>
                   <pic:spPr bwMode="auto">
@@ -24017,6 +26048,7 @@
         </w:rPr>
         <w:t xml:space="preserve">Рисунок 1.4.6 – Архитектура </w:t>
       </w:r>
+      <w:proofErr w:type="spellStart"/>
       <w:r>
         <w:rPr>
           <w:rFonts w:ascii="Times New Roman" w:hAnsi="Times New Roman" w:cs="Times New Roman"/>
@@ -24026,6 +26058,7 @@
         </w:rPr>
         <w:t>AgriGS</w:t>
       </w:r>
+      <w:proofErr w:type="spellEnd"/>
       <w:r>
         <w:rPr>
           <w:rFonts w:ascii="Times New Roman" w:hAnsi="Times New Roman" w:cs="Times New Roman"/>
@@ -24102,7 +26135,7 @@
           <w:szCs w:val="28"/>
         </w:rPr>
       </w:pPr>
-      <w:bookmarkStart w:id="29" w:name="_Toc235434770"/>
+      <w:bookmarkStart w:id="27" w:name="_Toc235434770"/>
       <w:r>
         <w:rPr>
           <w:rFonts w:asciiTheme="majorBidi" w:hAnsiTheme="majorBidi"/>
@@ -24114,7 +26147,7 @@
         </w:rPr>
         <w:t>1.5 Обзор наземных робототехнических комплексов и уборочных машин</w:t>
       </w:r>
-      <w:bookmarkEnd w:id="29"/>
+      <w:bookmarkEnd w:id="27"/>
     </w:p>
     <w:p>
       <w:pPr>
@@ -24145,7 +26178,16 @@
           <w:sz w:val="28"/>
           <w:szCs w:val="28"/>
         </w:rPr>
-        <w:t>Применение уборочных машин позволяет существенно снизить трудоёмкость работ по очистке производственных и офисных помещений, дворовых территорий и крупных автомагистралей. Дальнейшая автоматизация процессов за счёт внедрения автономных уборочных систем обеспечивает дополнительное снижение эксплуатационных трудозатрат. При этом первоначальная стоимость внедрения таких технологий зачастую превышает ожидаемые показатели; тем не менее экономический эффект в ходе эксплуатации компенсирует капитальные вложения за счёт сокращения потребности в ручном труде и оптимизации материально‑технических расходов клининговых подразделений</w:t>
+        <w:t xml:space="preserve">Применение уборочных машин позволяет существенно снизить трудоёмкость работ по очистке производственных и офисных помещений, дворовых территорий и крупных автомагистралей. Дальнейшая автоматизация процессов за счёт внедрения автономных уборочных систем обеспечивает дополнительное снижение эксплуатационных трудозатрат. При этом первоначальная стоимость внедрения таких технологий зачастую превышает ожидаемые показатели; тем не менее экономический эффект в ходе </w:t>
+      </w:r>
+      <w:r>
+        <w:rPr>
+          <w:rFonts w:ascii="Times New Roman" w:hAnsi="Times New Roman" w:cs="Times New Roman"/>
+          <w:sz w:val="28"/>
+          <w:szCs w:val="28"/>
+        </w:rPr>
+        <w:lastRenderedPageBreak/>
+        <w:t>эксплуатации компенсирует капитальные вложения за счёт сокращения потребности в ручном труде и оптимизации материально‑технических расходов клининговых подразделений</w:t>
       </w:r>
       <w:r>
         <w:rPr>
@@ -24169,16 +26211,7 @@
           <w:sz w:val="28"/>
           <w:szCs w:val="28"/>
         </w:rPr>
-        <w:t xml:space="preserve"> </w:t>
-      </w:r>
-      <w:r>
-        <w:rPr>
-          <w:rFonts w:ascii="Times New Roman" w:hAnsi="Times New Roman" w:cs="Times New Roman"/>
-          <w:sz w:val="28"/>
-          <w:szCs w:val="28"/>
-        </w:rPr>
-        <w:lastRenderedPageBreak/>
-        <w:t xml:space="preserve">– </w:t>
+        <w:t xml:space="preserve"> – </w:t>
       </w:r>
       <w:r>
         <w:rPr>
@@ -24674,8 +26707,18 @@
           <w:sz w:val="28"/>
           <w:szCs w:val="28"/>
         </w:rPr>
-        <w:t>Анализ существующих решений показывает, что автономные уборочные машины получили широкое распространение прежде всего в сегменте уборки помещений. В частности, робот‑уборщик Pudu</w:t>
-      </w:r>
+        <w:t xml:space="preserve">Анализ существующих решений показывает, что автономные уборочные машины получили широкое распространение прежде всего в сегменте уборки помещений. В частности, робот‑уборщик </w:t>
+      </w:r>
+      <w:proofErr w:type="spellStart"/>
+      <w:r>
+        <w:rPr>
+          <w:rFonts w:ascii="Times New Roman" w:hAnsi="Times New Roman" w:cs="Times New Roman"/>
+          <w:sz w:val="28"/>
+          <w:szCs w:val="28"/>
+        </w:rPr>
+        <w:t>Pudu</w:t>
+      </w:r>
+      <w:proofErr w:type="spellEnd"/>
       <w:r>
         <w:rPr>
           <w:rFonts w:ascii="Times New Roman" w:hAnsi="Times New Roman" w:cs="Times New Roman"/>
@@ -24690,7 +26733,16 @@
           <w:sz w:val="28"/>
           <w:szCs w:val="28"/>
         </w:rPr>
-        <w:t>CC1 является одним из наиболее распространённых представителей класса автономных устройств, применяемых в малом и среднем бизнесе. Его конструкция и функциональные возможности соответствуют требованиям данного сегмента; устройство представлено на рисунке</w:t>
+        <w:t xml:space="preserve">CC1 является одним из наиболее распространённых представителей класса автономных устройств, применяемых в малом и среднем бизнесе. Его конструкция и </w:t>
+      </w:r>
+      <w:r>
+        <w:rPr>
+          <w:rFonts w:ascii="Times New Roman" w:hAnsi="Times New Roman" w:cs="Times New Roman"/>
+          <w:sz w:val="28"/>
+          <w:szCs w:val="28"/>
+        </w:rPr>
+        <w:lastRenderedPageBreak/>
+        <w:t>функциональные возможности соответствуют требованиям данного сегмента; устройство представлено на рисунке</w:t>
       </w:r>
       <w:r>
         <w:rPr>
@@ -24744,7 +26796,6 @@
         <w:rPr>
           <w:noProof/>
         </w:rPr>
-        <w:lastRenderedPageBreak/>
         <w:drawing>
           <wp:inline distT="0" distB="0" distL="0" distR="0" wp14:anchorId="48A07E23" wp14:editId="01B0075C">
             <wp:extent cx="4175113" cy="3717985"/>
@@ -24763,7 +26814,7 @@
                     </pic:cNvPicPr>
                   </pic:nvPicPr>
                   <pic:blipFill rotWithShape="1">
-                    <a:blip r:embed="rId17">
+                    <a:blip r:embed="rId19">
                       <a:extLst>
                         <a:ext uri="{28A0092B-C50C-407E-A947-70E740481C1C}">
                           <a14:useLocalDpi xmlns:a14="http://schemas.microsoft.com/office/drawing/2010/main" val="0"/>
@@ -24843,6 +26894,7 @@
         </w:rPr>
         <w:t xml:space="preserve">– Робот-уборщик </w:t>
       </w:r>
+      <w:proofErr w:type="spellStart"/>
       <w:r>
         <w:rPr>
           <w:rFonts w:ascii="Times New Roman" w:hAnsi="Times New Roman" w:cs="Times New Roman"/>
@@ -24852,6 +26904,7 @@
         </w:rPr>
         <w:t>Pudu</w:t>
       </w:r>
+      <w:proofErr w:type="spellEnd"/>
       <w:r>
         <w:rPr>
           <w:rFonts w:ascii="Times New Roman" w:hAnsi="Times New Roman" w:cs="Times New Roman"/>
@@ -24938,7 +26991,43 @@
           <w:sz w:val="28"/>
           <w:szCs w:val="28"/>
         </w:rPr>
-        <w:t>комбинация LiDAR и визуальной одометрии; интерфейс управления</w:t>
+        <w:t xml:space="preserve">комбинация </w:t>
+      </w:r>
+      <w:proofErr w:type="spellStart"/>
+      <w:r>
+        <w:rPr>
+          <w:rFonts w:ascii="Times New Roman" w:hAnsi="Times New Roman" w:cs="Times New Roman"/>
+          <w:sz w:val="28"/>
+          <w:szCs w:val="28"/>
+        </w:rPr>
+        <w:t>LiDAR</w:t>
+      </w:r>
+      <w:proofErr w:type="spellEnd"/>
+      <w:r>
+        <w:rPr>
+          <w:rFonts w:ascii="Times New Roman" w:hAnsi="Times New Roman" w:cs="Times New Roman"/>
+          <w:sz w:val="28"/>
+          <w:szCs w:val="28"/>
+        </w:rPr>
+        <w:t xml:space="preserve"> и визуальной </w:t>
+      </w:r>
+      <w:proofErr w:type="spellStart"/>
+      <w:r>
+        <w:rPr>
+          <w:rFonts w:ascii="Times New Roman" w:hAnsi="Times New Roman" w:cs="Times New Roman"/>
+          <w:sz w:val="28"/>
+          <w:szCs w:val="28"/>
+        </w:rPr>
+        <w:t>одометрии</w:t>
+      </w:r>
+      <w:proofErr w:type="spellEnd"/>
+      <w:r>
+        <w:rPr>
+          <w:rFonts w:ascii="Times New Roman" w:hAnsi="Times New Roman" w:cs="Times New Roman"/>
+          <w:sz w:val="28"/>
+          <w:szCs w:val="28"/>
+        </w:rPr>
+        <w:t>; интерфейс управления</w:t>
       </w:r>
       <w:r>
         <w:rPr>
@@ -25039,7 +27128,34 @@
           <w:sz w:val="28"/>
           <w:szCs w:val="28"/>
         </w:rPr>
-        <w:t xml:space="preserve"> и одометрии. Во‑вторых, периодическая перестройка карты приводит к прерыванию рабочего цикла и росту вычислительной нагрузки. В‑третьих, эксплуатационные характеристики ограничены ёмкостью батареи и требованиями к инфраструктуре</w:t>
+        <w:t xml:space="preserve"> и </w:t>
+      </w:r>
+      <w:proofErr w:type="spellStart"/>
+      <w:r>
+        <w:rPr>
+          <w:rFonts w:ascii="Times New Roman" w:hAnsi="Times New Roman" w:cs="Times New Roman"/>
+          <w:sz w:val="28"/>
+          <w:szCs w:val="28"/>
+        </w:rPr>
+        <w:t>одометрии</w:t>
+      </w:r>
+      <w:proofErr w:type="spellEnd"/>
+      <w:r>
+        <w:rPr>
+          <w:rFonts w:ascii="Times New Roman" w:hAnsi="Times New Roman" w:cs="Times New Roman"/>
+          <w:sz w:val="28"/>
+          <w:szCs w:val="28"/>
+        </w:rPr>
+        <w:t xml:space="preserve">. Во‑вторых, периодическая перестройка карты приводит к прерыванию рабочего цикла и росту вычислительной нагрузки. В‑третьих, </w:t>
+      </w:r>
+      <w:r>
+        <w:rPr>
+          <w:rFonts w:ascii="Times New Roman" w:hAnsi="Times New Roman" w:cs="Times New Roman"/>
+          <w:sz w:val="28"/>
+          <w:szCs w:val="28"/>
+        </w:rPr>
+        <w:lastRenderedPageBreak/>
+        <w:t>эксплуатационные характеристики ограничены ёмкостью батареи и требованиями к инфраструктуре</w:t>
       </w:r>
       <w:r>
         <w:rPr>
@@ -25063,16 +27179,7 @@
           <w:sz w:val="28"/>
           <w:szCs w:val="28"/>
         </w:rPr>
-        <w:t xml:space="preserve">Указанные ограничения демонстрируют потребность в совершенствовании навигационных и сенсорных подсистем, в </w:t>
-      </w:r>
-      <w:r>
-        <w:rPr>
-          <w:rFonts w:ascii="Times New Roman" w:hAnsi="Times New Roman" w:cs="Times New Roman"/>
-          <w:sz w:val="28"/>
-          <w:szCs w:val="28"/>
-        </w:rPr>
-        <w:lastRenderedPageBreak/>
-        <w:t>том числе за счёт интеграции методов компьютерного зрения и семантической сегментации, позволяющих повысить устойчивость навигации и снизить зависимость от регулярной перестройки карты.</w:t>
+        <w:t>Указанные ограничения демонстрируют потребность в совершенствовании навигационных и сенсорных подсистем, в том числе за счёт интеграции методов компьютерного зрения и семантической сегментации, позволяющих повысить устойчивость навигации и снизить зависимость от регулярной перестройки карты.</w:t>
       </w:r>
     </w:p>
     <w:p>
@@ -25112,7 +27219,25 @@
           <w:sz w:val="28"/>
           <w:szCs w:val="28"/>
         </w:rPr>
-        <w:t>Роботы данной серии способны преодолевать искусственные неровности и бордюры с углом подъёма до 12°. Система технического зрения включает до четырёх трёхмерных лазерных дальномеров (3D LiDAR), что обеспечивает формирование навигационной карты местности площадью до 1</w:t>
+        <w:t xml:space="preserve">Роботы данной серии способны преодолевать искусственные неровности и бордюры с углом подъёма до 12°. Система технического зрения включает до четырёх трёхмерных лазерных дальномеров (3D </w:t>
+      </w:r>
+      <w:proofErr w:type="spellStart"/>
+      <w:r>
+        <w:rPr>
+          <w:rFonts w:ascii="Times New Roman" w:hAnsi="Times New Roman" w:cs="Times New Roman"/>
+          <w:sz w:val="28"/>
+          <w:szCs w:val="28"/>
+        </w:rPr>
+        <w:t>LiDAR</w:t>
+      </w:r>
+      <w:proofErr w:type="spellEnd"/>
+      <w:r>
+        <w:rPr>
+          <w:rFonts w:ascii="Times New Roman" w:hAnsi="Times New Roman" w:cs="Times New Roman"/>
+          <w:sz w:val="28"/>
+          <w:szCs w:val="28"/>
+        </w:rPr>
+        <w:t>), что обеспечивает формирование навигационной карты местности площадью до 1</w:t>
       </w:r>
       <w:r>
         <w:rPr>
@@ -25216,7 +27341,7 @@
                     </pic:cNvPicPr>
                   </pic:nvPicPr>
                   <pic:blipFill>
-                    <a:blip r:embed="rId18" cstate="print">
+                    <a:blip r:embed="rId20" cstate="print">
                       <a:extLst>
                         <a:ext uri="{28A0092B-C50C-407E-A947-70E740481C1C}">
                           <a14:useLocalDpi xmlns:a14="http://schemas.microsoft.com/office/drawing/2010/main" val="0"/>
@@ -25356,7 +27481,6 @@
           <w:sz w:val="28"/>
           <w:szCs w:val="28"/>
         </w:rPr>
-        <w:lastRenderedPageBreak/>
         <w:t>Важным преимуществом перечисленных решений можно отметить дифференциацию продуктовой линейки, что позволяет внедрять робота под более конкретные задачи для уборки муниципальных, крупных коммерческих или государственных участков. Однако применение столь обширного числа сенсоров значительно усложняет обмен и синтезирование данных системы навигации и требует большего количество ресурсов.</w:t>
       </w:r>
     </w:p>
@@ -25388,7 +27512,7 @@
           <w:szCs w:val="28"/>
         </w:rPr>
       </w:pPr>
-      <w:bookmarkStart w:id="30" w:name="_Toc235434771"/>
+      <w:bookmarkStart w:id="28" w:name="_Toc235434771"/>
       <w:r>
         <w:rPr>
           <w:rFonts w:asciiTheme="majorBidi" w:hAnsiTheme="majorBidi"/>
@@ -25422,7 +27546,7 @@
         </w:rPr>
         <w:t>. Постановка задачи диссертационного исследования</w:t>
       </w:r>
-      <w:bookmarkEnd w:id="30"/>
+      <w:bookmarkEnd w:id="28"/>
     </w:p>
     <w:p>
       <w:pPr>
@@ -25507,7 +27631,7 @@
           <w:szCs w:val="28"/>
         </w:rPr>
       </w:pPr>
-      <w:bookmarkStart w:id="31" w:name="_Toc235434772"/>
+      <w:bookmarkStart w:id="29" w:name="_Toc235434772"/>
       <w:r>
         <w:rPr>
           <w:rFonts w:asciiTheme="majorBidi" w:hAnsiTheme="majorBidi"/>
@@ -25541,7 +27665,7 @@
         </w:rPr>
         <w:t>. Выводы к главе 1</w:t>
       </w:r>
-      <w:bookmarkEnd w:id="31"/>
+      <w:bookmarkEnd w:id="29"/>
     </w:p>
     <w:p>
       <w:pPr>
@@ -25617,7 +27741,25 @@
           <w:sz w:val="28"/>
           <w:szCs w:val="28"/>
         </w:rPr>
-        <w:t>обнаружения и классификации объектов в поле зрения комплекса сенсоров: оптические камеры, лидар и лазерные дальномеры, установленные по периметру транспортного средства. Совокупность программно-аппаратных средств и анализ местности на основе систем синтезированного зрения позволяет развить не менее перспективную технологию и расширить возможности применения таких систем [6</w:t>
+        <w:t xml:space="preserve">обнаружения и классификации объектов в поле зрения комплекса сенсоров: оптические камеры, </w:t>
+      </w:r>
+      <w:proofErr w:type="spellStart"/>
+      <w:r>
+        <w:rPr>
+          <w:rFonts w:ascii="Times New Roman" w:hAnsi="Times New Roman" w:cs="Times New Roman"/>
+          <w:sz w:val="28"/>
+          <w:szCs w:val="28"/>
+        </w:rPr>
+        <w:t>лидар</w:t>
+      </w:r>
+      <w:proofErr w:type="spellEnd"/>
+      <w:r>
+        <w:rPr>
+          <w:rFonts w:ascii="Times New Roman" w:hAnsi="Times New Roman" w:cs="Times New Roman"/>
+          <w:sz w:val="28"/>
+          <w:szCs w:val="28"/>
+        </w:rPr>
+        <w:t xml:space="preserve"> и лазерные дальномеры, установленные по периметру транспортного средства. Совокупность программно-аппаратных средств и анализ местности на основе систем синтезированного зрения позволяет развить не менее перспективную технологию и расширить возможности применения таких систем [6</w:t>
       </w:r>
       <w:r>
         <w:rPr>
@@ -25669,7 +27811,7 @@
           <w:szCs w:val="28"/>
         </w:rPr>
       </w:pPr>
-      <w:bookmarkStart w:id="32" w:name="_Toc235434773"/>
+      <w:bookmarkStart w:id="30" w:name="_Toc235434773"/>
       <w:r>
         <w:rPr>
           <w:rFonts w:asciiTheme="majorBidi" w:hAnsiTheme="majorBidi"/>
@@ -25704,7 +27846,7 @@
         </w:rPr>
         <w:t>АЛГОРИТМИЧЕСКАЯ ЧАСТЬ</w:t>
       </w:r>
-      <w:bookmarkEnd w:id="32"/>
+      <w:bookmarkEnd w:id="30"/>
     </w:p>
     <w:p>
       <w:pPr>
@@ -25732,7 +27874,7 @@
           <w:szCs w:val="28"/>
         </w:rPr>
       </w:pPr>
-      <w:bookmarkStart w:id="33" w:name="_Toc235434774"/>
+      <w:bookmarkStart w:id="31" w:name="_Toc235434774"/>
       <w:r>
         <w:rPr>
           <w:rFonts w:asciiTheme="majorBidi" w:hAnsiTheme="majorBidi"/>
@@ -25744,7 +27886,7 @@
         </w:rPr>
         <w:t>2.1 Разработка архитектуры нейросетевой модели</w:t>
       </w:r>
-      <w:bookmarkEnd w:id="33"/>
+      <w:bookmarkEnd w:id="31"/>
     </w:p>
     <w:p/>
     <w:p>
@@ -25762,7 +27904,7 @@
           <w:szCs w:val="28"/>
         </w:rPr>
       </w:pPr>
-      <w:bookmarkStart w:id="34" w:name="_Toc235434775"/>
+      <w:bookmarkStart w:id="32" w:name="_Toc235434775"/>
       <w:r>
         <w:rPr>
           <w:rFonts w:asciiTheme="majorBidi" w:hAnsiTheme="majorBidi"/>
@@ -25774,7 +27916,7 @@
         </w:rPr>
         <w:t>2.2 Анализ специализированных обучающих выборок</w:t>
       </w:r>
-      <w:bookmarkEnd w:id="34"/>
+      <w:bookmarkEnd w:id="32"/>
     </w:p>
     <w:p/>
     <w:p>
@@ -25792,7 +27934,7 @@
           <w:szCs w:val="28"/>
         </w:rPr>
       </w:pPr>
-      <w:bookmarkStart w:id="35" w:name="_Toc235434776"/>
+      <w:bookmarkStart w:id="33" w:name="_Toc235434776"/>
       <w:r>
         <w:rPr>
           <w:rFonts w:asciiTheme="majorBidi" w:hAnsiTheme="majorBidi"/>
@@ -25804,7 +27946,7 @@
         </w:rPr>
         <w:t>2.3 Формирование процесса обучения нейросетевой модели. Анализ метрик обучения</w:t>
       </w:r>
-      <w:bookmarkEnd w:id="35"/>
+      <w:bookmarkEnd w:id="33"/>
     </w:p>
     <w:p/>
     <w:p>
@@ -25822,7 +27964,7 @@
           <w:szCs w:val="28"/>
         </w:rPr>
       </w:pPr>
-      <w:bookmarkStart w:id="36" w:name="_Toc235434777"/>
+      <w:bookmarkStart w:id="34" w:name="_Toc235434777"/>
       <w:r>
         <w:rPr>
           <w:rFonts w:asciiTheme="majorBidi" w:hAnsiTheme="majorBidi"/>
@@ -25869,7 +28011,7 @@
         </w:rPr>
         <w:t>AI</w:t>
       </w:r>
-      <w:bookmarkEnd w:id="36"/>
+      <w:bookmarkEnd w:id="34"/>
     </w:p>
     <w:p/>
     <w:p>
@@ -25887,7 +28029,7 @@
           <w:szCs w:val="28"/>
         </w:rPr>
       </w:pPr>
-      <w:bookmarkStart w:id="37" w:name="_Toc235434778"/>
+      <w:bookmarkStart w:id="35" w:name="_Toc235434778"/>
       <w:r>
         <w:rPr>
           <w:rFonts w:asciiTheme="majorBidi" w:hAnsiTheme="majorBidi"/>
@@ -25899,7 +28041,7 @@
         </w:rPr>
         <w:t>2.5 Разработка алгоритмов системы автоматического управления робототехническим комплексом для уборочных работ</w:t>
       </w:r>
-      <w:bookmarkEnd w:id="37"/>
+      <w:bookmarkEnd w:id="35"/>
     </w:p>
     <w:p/>
     <w:p>
@@ -25917,7 +28059,7 @@
           <w:szCs w:val="28"/>
         </w:rPr>
       </w:pPr>
-      <w:bookmarkStart w:id="38" w:name="_Toc235434779"/>
+      <w:bookmarkStart w:id="36" w:name="_Toc235434779"/>
       <w:r>
         <w:rPr>
           <w:rFonts w:asciiTheme="majorBidi" w:hAnsiTheme="majorBidi"/>
@@ -25929,7 +28071,7 @@
         </w:rPr>
         <w:t>2.6 Разработка интеллектуального алгоритма мониторинга и оценки качество выполняемых работ</w:t>
       </w:r>
-      <w:bookmarkEnd w:id="38"/>
+      <w:bookmarkEnd w:id="36"/>
     </w:p>
     <w:p/>
     <w:p>
@@ -25947,7 +28089,7 @@
           <w:szCs w:val="28"/>
         </w:rPr>
       </w:pPr>
-      <w:bookmarkStart w:id="39" w:name="_Toc235434780"/>
+      <w:bookmarkStart w:id="37" w:name="_Toc235434780"/>
       <w:r>
         <w:rPr>
           <w:rFonts w:asciiTheme="majorBidi" w:hAnsiTheme="majorBidi"/>
@@ -25959,7 +28101,7 @@
         </w:rPr>
         <w:t>2.7 Выводы к главе 2</w:t>
       </w:r>
-      <w:bookmarkEnd w:id="39"/>
+      <w:bookmarkEnd w:id="37"/>
     </w:p>
     <w:p>
       <w:pPr>
@@ -26008,7 +28150,7 @@
           <w:szCs w:val="28"/>
         </w:rPr>
       </w:pPr>
-      <w:bookmarkStart w:id="40" w:name="_Toc235434781"/>
+      <w:bookmarkStart w:id="38" w:name="_Toc235434781"/>
       <w:r>
         <w:rPr>
           <w:rFonts w:asciiTheme="majorBidi" w:hAnsiTheme="majorBidi"/>
@@ -26021,7 +28163,7 @@
         <w:lastRenderedPageBreak/>
         <w:t>3. ЭКСПЕРИМЕНТАЛЬНАЯ ЧАСТЬ</w:t>
       </w:r>
-      <w:bookmarkEnd w:id="40"/>
+      <w:bookmarkEnd w:id="38"/>
     </w:p>
     <w:p>
       <w:pPr>
@@ -26038,7 +28180,7 @@
           <w:szCs w:val="28"/>
         </w:rPr>
       </w:pPr>
-      <w:bookmarkStart w:id="41" w:name="_Toc235434782"/>
+      <w:bookmarkStart w:id="39" w:name="_Toc235434782"/>
       <w:r>
         <w:rPr>
           <w:rFonts w:asciiTheme="majorBidi" w:hAnsiTheme="majorBidi"/>
@@ -26050,7 +28192,7 @@
         </w:rPr>
         <w:t>3.1 Описание экспериментальной установки</w:t>
       </w:r>
-      <w:bookmarkEnd w:id="41"/>
+      <w:bookmarkEnd w:id="39"/>
     </w:p>
     <w:p/>
     <w:p>
@@ -27149,7 +29291,7 @@
                     </pic:cNvPicPr>
                   </pic:nvPicPr>
                   <pic:blipFill>
-                    <a:blip r:embed="rId19">
+                    <a:blip r:embed="rId21">
                       <a:extLst>
                         <a:ext uri="{28A0092B-C50C-407E-A947-70E740481C1C}">
                           <a14:useLocalDpi xmlns:a14="http://schemas.microsoft.com/office/drawing/2010/main" val="0"/>
@@ -27280,7 +29422,7 @@
           <w:szCs w:val="28"/>
         </w:rPr>
       </w:pPr>
-      <w:bookmarkStart w:id="42" w:name="_Toc235434783"/>
+      <w:bookmarkStart w:id="40" w:name="_Toc235434783"/>
       <w:r>
         <w:rPr>
           <w:rFonts w:asciiTheme="majorBidi" w:hAnsiTheme="majorBidi"/>
@@ -27292,7 +29434,7 @@
         </w:rPr>
         <w:t>3.2 Экспериментальные исследования</w:t>
       </w:r>
-      <w:bookmarkEnd w:id="42"/>
+      <w:bookmarkEnd w:id="40"/>
     </w:p>
     <w:p/>
     <w:p>
@@ -27310,7 +29452,7 @@
           <w:szCs w:val="28"/>
         </w:rPr>
       </w:pPr>
-      <w:bookmarkStart w:id="43" w:name="_Toc235434784"/>
+      <w:bookmarkStart w:id="41" w:name="_Toc235434784"/>
       <w:r>
         <w:rPr>
           <w:rFonts w:asciiTheme="majorBidi" w:hAnsiTheme="majorBidi"/>
@@ -27355,7 +29497,7 @@
         </w:rPr>
         <w:t>Разработка ИСУ автономного робота-уборщика</w:t>
       </w:r>
-      <w:bookmarkEnd w:id="43"/>
+      <w:bookmarkEnd w:id="41"/>
     </w:p>
     <w:p/>
     <w:p>
@@ -27373,7 +29515,7 @@
           <w:szCs w:val="28"/>
         </w:rPr>
       </w:pPr>
-      <w:bookmarkStart w:id="44" w:name="_Toc235434785"/>
+      <w:bookmarkStart w:id="42" w:name="_Toc235434785"/>
       <w:r>
         <w:rPr>
           <w:rFonts w:asciiTheme="majorBidi" w:hAnsiTheme="majorBidi"/>
@@ -27396,7 +29538,7 @@
         </w:rPr>
         <w:t>Построение методики разработки системы</w:t>
       </w:r>
-      <w:bookmarkEnd w:id="44"/>
+      <w:bookmarkEnd w:id="42"/>
     </w:p>
     <w:p/>
     <w:p>
@@ -27414,7 +29556,7 @@
           <w:szCs w:val="28"/>
         </w:rPr>
       </w:pPr>
-      <w:bookmarkStart w:id="45" w:name="_Toc235434786"/>
+      <w:bookmarkStart w:id="43" w:name="_Toc235434786"/>
       <w:r>
         <w:rPr>
           <w:rFonts w:asciiTheme="majorBidi" w:hAnsiTheme="majorBidi"/>
@@ -27426,7 +29568,7 @@
         </w:rPr>
         <w:t>3.5 Анализ полученных результатов</w:t>
       </w:r>
-      <w:bookmarkEnd w:id="45"/>
+      <w:bookmarkEnd w:id="43"/>
     </w:p>
     <w:p/>
     <w:p>
@@ -27444,7 +29586,7 @@
           <w:szCs w:val="28"/>
         </w:rPr>
       </w:pPr>
-      <w:bookmarkStart w:id="46" w:name="_Toc235434787"/>
+      <w:bookmarkStart w:id="44" w:name="_Toc235434787"/>
       <w:r>
         <w:rPr>
           <w:rFonts w:asciiTheme="majorBidi" w:hAnsiTheme="majorBidi"/>
@@ -27478,7 +29620,7 @@
         </w:rPr>
         <w:t xml:space="preserve"> Выводы к главе 3</w:t>
       </w:r>
-      <w:bookmarkEnd w:id="46"/>
+      <w:bookmarkEnd w:id="44"/>
     </w:p>
     <w:p/>
     <w:p>
@@ -27514,7 +29656,7 @@
           <w:szCs w:val="28"/>
         </w:rPr>
       </w:pPr>
-      <w:bookmarkStart w:id="47" w:name="_Toc235434788"/>
+      <w:bookmarkStart w:id="45" w:name="_Toc235434788"/>
       <w:r>
         <w:rPr>
           <w:rFonts w:asciiTheme="majorBidi" w:hAnsiTheme="majorBidi"/>
@@ -27527,7 +29669,7 @@
         <w:lastRenderedPageBreak/>
         <w:t>ЗАКЛЮЧЕНИЕ</w:t>
       </w:r>
-      <w:bookmarkEnd w:id="47"/>
+      <w:bookmarkEnd w:id="45"/>
     </w:p>
     <w:p>
       <w:pPr>
@@ -27565,7 +29707,7 @@
           <w:szCs w:val="28"/>
         </w:rPr>
       </w:pPr>
-      <w:bookmarkStart w:id="48" w:name="_Toc235434789"/>
+      <w:bookmarkStart w:id="46" w:name="_Toc235434789"/>
       <w:r>
         <w:rPr>
           <w:rFonts w:asciiTheme="majorBidi" w:hAnsiTheme="majorBidi"/>
@@ -27578,7 +29720,7 @@
         <w:lastRenderedPageBreak/>
         <w:t>СПИСОК ИСПОЛЬЗУЕМЫХ ИСТОЧНИКОВ</w:t>
       </w:r>
-      <w:bookmarkEnd w:id="48"/>
+      <w:bookmarkEnd w:id="46"/>
     </w:p>
     <w:p>
       <w:pPr>
@@ -27634,7 +29776,25 @@
           <w:sz w:val="28"/>
           <w:szCs w:val="28"/>
         </w:rPr>
-        <w:t xml:space="preserve">2. Антонова, А. А. Обзор компактной уборочной техники для содержания придомовых территорий / А. А. Антонова, И. А. Котков, А. М. Погонина // Автомобиль. </w:t>
+        <w:t xml:space="preserve">2. Антонова, А. А. Обзор компактной уборочной техники для содержания придомовых территорий / А. А. Антонова, И. А. Котков, А. М. </w:t>
+      </w:r>
+      <w:proofErr w:type="spellStart"/>
+      <w:r>
+        <w:rPr>
+          <w:rFonts w:ascii="Times New Roman" w:hAnsi="Times New Roman" w:cs="Times New Roman"/>
+          <w:sz w:val="28"/>
+          <w:szCs w:val="28"/>
+        </w:rPr>
+        <w:t>Погонина</w:t>
+      </w:r>
+      <w:proofErr w:type="spellEnd"/>
+      <w:r>
+        <w:rPr>
+          <w:rFonts w:ascii="Times New Roman" w:hAnsi="Times New Roman" w:cs="Times New Roman"/>
+          <w:sz w:val="28"/>
+          <w:szCs w:val="28"/>
+        </w:rPr>
+        <w:t xml:space="preserve"> // Автомобиль. </w:t>
       </w:r>
       <w:r>
         <w:rPr>
@@ -27697,7 +29857,7 @@
         </w:rPr>
         <w:t xml:space="preserve">3. </w:t>
       </w:r>
-      <w:hyperlink r:id="rId20" w:history="1">
+      <w:hyperlink r:id="rId22" w:history="1">
         <w:r>
           <w:rPr>
             <w:rStyle w:val="a5"/>
@@ -27746,7 +29906,7 @@
         </w:rPr>
         <w:t xml:space="preserve">5. </w:t>
       </w:r>
-      <w:hyperlink r:id="rId21" w:history="1">
+      <w:hyperlink r:id="rId23" w:history="1">
         <w:r>
           <w:rPr>
             <w:rStyle w:val="a5"/>
@@ -27877,15 +30037,165 @@
           <w:rFonts w:ascii="Times New Roman" w:hAnsi="Times New Roman" w:cs="Times New Roman"/>
           <w:sz w:val="28"/>
           <w:szCs w:val="28"/>
-        </w:rPr>
-      </w:pPr>
-      <w:r>
-        <w:rPr>
-          <w:rFonts w:ascii="Times New Roman" w:hAnsi="Times New Roman" w:cs="Times New Roman"/>
-          <w:sz w:val="28"/>
-          <w:szCs w:val="28"/>
+          <w:lang w:val="en-US"/>
+        </w:rPr>
+      </w:pPr>
+      <w:r>
+        <w:rPr>
+          <w:rFonts w:ascii="Times New Roman" w:hAnsi="Times New Roman" w:cs="Times New Roman"/>
+          <w:sz w:val="28"/>
+          <w:szCs w:val="28"/>
+          <w:lang w:val="en-US"/>
         </w:rPr>
         <w:t>11.</w:t>
+      </w:r>
+      <w:r>
+        <w:rPr>
+          <w:rFonts w:ascii="Times New Roman" w:hAnsi="Times New Roman" w:cs="Times New Roman"/>
+          <w:sz w:val="28"/>
+          <w:szCs w:val="28"/>
+          <w:lang w:val="en-US"/>
+        </w:rPr>
+        <w:t xml:space="preserve"> </w:t>
+      </w:r>
+      <w:r>
+        <w:rPr>
+          <w:rFonts w:ascii="Times New Roman" w:hAnsi="Times New Roman" w:cs="Times New Roman"/>
+          <w:sz w:val="28"/>
+          <w:szCs w:val="28"/>
+          <w:lang w:val="en-US"/>
+        </w:rPr>
+        <w:t xml:space="preserve">Bala Jibril, </w:t>
+      </w:r>
+      <w:proofErr w:type="spellStart"/>
+      <w:r>
+        <w:rPr>
+          <w:rFonts w:ascii="Times New Roman" w:hAnsi="Times New Roman" w:cs="Times New Roman"/>
+          <w:sz w:val="28"/>
+          <w:szCs w:val="28"/>
+          <w:lang w:val="en-US"/>
+        </w:rPr>
+        <w:t>Adeshina</w:t>
+      </w:r>
+      <w:proofErr w:type="spellEnd"/>
+      <w:r>
+        <w:rPr>
+          <w:rFonts w:ascii="Times New Roman" w:hAnsi="Times New Roman" w:cs="Times New Roman"/>
+          <w:sz w:val="28"/>
+          <w:szCs w:val="28"/>
+          <w:lang w:val="en-US"/>
+        </w:rPr>
+        <w:t xml:space="preserve"> Steve, </w:t>
+      </w:r>
+      <w:proofErr w:type="spellStart"/>
+      <w:r>
+        <w:rPr>
+          <w:rFonts w:ascii="Times New Roman" w:hAnsi="Times New Roman" w:cs="Times New Roman"/>
+          <w:sz w:val="28"/>
+          <w:szCs w:val="28"/>
+          <w:lang w:val="en-US"/>
+        </w:rPr>
+        <w:t>Aibinu</w:t>
+      </w:r>
+      <w:proofErr w:type="spellEnd"/>
+      <w:r>
+        <w:rPr>
+          <w:rFonts w:ascii="Times New Roman" w:hAnsi="Times New Roman" w:cs="Times New Roman"/>
+          <w:sz w:val="28"/>
+          <w:szCs w:val="28"/>
+          <w:lang w:val="en-US"/>
+        </w:rPr>
+        <w:t xml:space="preserve"> Abiodun. Advances in Visual Simultaneous Locali</w:t>
+      </w:r>
+      <w:r>
+        <w:rPr>
+          <w:rFonts w:ascii="Times New Roman" w:hAnsi="Times New Roman" w:cs="Times New Roman"/>
+          <w:sz w:val="28"/>
+          <w:szCs w:val="28"/>
+          <w:lang w:val="en-US"/>
+        </w:rPr>
+        <w:t>z</w:t>
+      </w:r>
+      <w:r>
+        <w:rPr>
+          <w:rFonts w:ascii="Times New Roman" w:hAnsi="Times New Roman" w:cs="Times New Roman"/>
+          <w:sz w:val="28"/>
+          <w:szCs w:val="28"/>
+          <w:lang w:val="en-US"/>
+        </w:rPr>
+        <w:t>ation and Mapping Techniques for Autonomous Vehicles: A Review // Sensors.</w:t>
+      </w:r>
+      <w:r>
+        <w:rPr>
+          <w:rFonts w:ascii="Times New Roman" w:hAnsi="Times New Roman" w:cs="Times New Roman"/>
+          <w:sz w:val="28"/>
+          <w:szCs w:val="28"/>
+          <w:lang w:val="en-US"/>
+        </w:rPr>
+        <w:t xml:space="preserve"> – </w:t>
+      </w:r>
+      <w:r>
+        <w:rPr>
+          <w:rFonts w:ascii="Times New Roman" w:hAnsi="Times New Roman" w:cs="Times New Roman"/>
+          <w:sz w:val="28"/>
+          <w:szCs w:val="28"/>
+          <w:lang w:val="en-US"/>
+        </w:rPr>
+        <w:t>2022.</w:t>
+      </w:r>
+      <w:r>
+        <w:rPr>
+          <w:rFonts w:ascii="Times New Roman" w:hAnsi="Times New Roman" w:cs="Times New Roman"/>
+          <w:sz w:val="28"/>
+          <w:szCs w:val="28"/>
+          <w:lang w:val="en-US"/>
+        </w:rPr>
+        <w:t xml:space="preserve"> </w:t>
+      </w:r>
+      <w:r>
+        <w:rPr>
+          <w:rFonts w:ascii="Times New Roman" w:hAnsi="Times New Roman" w:cs="Times New Roman"/>
+          <w:sz w:val="28"/>
+          <w:szCs w:val="28"/>
+          <w:lang w:val="en-US"/>
+        </w:rPr>
+        <w:t>– 11.</w:t>
+      </w:r>
+      <w:r>
+        <w:rPr>
+          <w:rFonts w:ascii="Times New Roman" w:hAnsi="Times New Roman" w:cs="Times New Roman"/>
+          <w:sz w:val="28"/>
+          <w:szCs w:val="28"/>
+          <w:lang w:val="en-US"/>
+        </w:rPr>
+        <w:t xml:space="preserve"> </w:t>
+      </w:r>
+      <w:r>
+        <w:rPr>
+          <w:rFonts w:ascii="Times New Roman" w:hAnsi="Times New Roman" w:cs="Times New Roman"/>
+          <w:sz w:val="28"/>
+          <w:szCs w:val="28"/>
+          <w:lang w:val="en-US"/>
+        </w:rPr>
+        <w:t>– Vol. 22</w:t>
+      </w:r>
+      <w:r>
+        <w:rPr>
+          <w:rFonts w:ascii="Times New Roman" w:hAnsi="Times New Roman" w:cs="Times New Roman"/>
+          <w:sz w:val="28"/>
+          <w:szCs w:val="28"/>
+          <w:lang w:val="en-US"/>
+        </w:rPr>
+        <w:t xml:space="preserve">. </w:t>
+      </w:r>
+      <w:r>
+        <w:rPr>
+          <w:rFonts w:ascii="Times New Roman" w:hAnsi="Times New Roman" w:cs="Times New Roman"/>
+          <w:sz w:val="28"/>
+          <w:szCs w:val="28"/>
+          <w:lang w:val="en-US"/>
+        </w:rPr>
+        <w:t>–  P. 8943.</w:t>
       </w:r>
     </w:p>
     <w:p>
@@ -28309,6 +30619,7 @@
           <w:szCs w:val="28"/>
           <w:lang w:val="en-US"/>
         </w:rPr>
+        <w:lastRenderedPageBreak/>
         <w:t>18.</w:t>
       </w:r>
       <w:r>
@@ -28348,7 +30659,6 @@
           <w:szCs w:val="28"/>
           <w:lang w:val="en-US"/>
         </w:rPr>
-        <w:lastRenderedPageBreak/>
         <w:t>19.</w:t>
       </w:r>
       <w:r>
@@ -28475,13 +30785,59 @@
         </w:rPr>
         <w:t xml:space="preserve"> </w:t>
       </w:r>
-      <w:r>
-        <w:rPr>
-          <w:rFonts w:ascii="Times New Roman" w:hAnsi="Times New Roman" w:cs="Times New Roman"/>
-          <w:sz w:val="28"/>
-          <w:szCs w:val="28"/>
-        </w:rPr>
-        <w:t>Витиска, Н. И. Метод визуализации трёхмерных сцен и объектов воксельной графики для систем имитационного моделирования / Н. И. Витиска, Н. А. Гуляев // Известия ЮФУ. Технические</w:t>
+      <w:proofErr w:type="spellStart"/>
+      <w:r>
+        <w:rPr>
+          <w:rFonts w:ascii="Times New Roman" w:hAnsi="Times New Roman" w:cs="Times New Roman"/>
+          <w:sz w:val="28"/>
+          <w:szCs w:val="28"/>
+        </w:rPr>
+        <w:t>Витиска</w:t>
+      </w:r>
+      <w:proofErr w:type="spellEnd"/>
+      <w:r>
+        <w:rPr>
+          <w:rFonts w:ascii="Times New Roman" w:hAnsi="Times New Roman" w:cs="Times New Roman"/>
+          <w:sz w:val="28"/>
+          <w:szCs w:val="28"/>
+        </w:rPr>
+        <w:t xml:space="preserve">, Н. И. Метод визуализации трёхмерных сцен и объектов </w:t>
+      </w:r>
+      <w:proofErr w:type="spellStart"/>
+      <w:r>
+        <w:rPr>
+          <w:rFonts w:ascii="Times New Roman" w:hAnsi="Times New Roman" w:cs="Times New Roman"/>
+          <w:sz w:val="28"/>
+          <w:szCs w:val="28"/>
+        </w:rPr>
+        <w:t>воксельной</w:t>
+      </w:r>
+      <w:proofErr w:type="spellEnd"/>
+      <w:r>
+        <w:rPr>
+          <w:rFonts w:ascii="Times New Roman" w:hAnsi="Times New Roman" w:cs="Times New Roman"/>
+          <w:sz w:val="28"/>
+          <w:szCs w:val="28"/>
+        </w:rPr>
+        <w:t xml:space="preserve"> графики для систем имитационного моделирования / Н. И. </w:t>
+      </w:r>
+      <w:proofErr w:type="spellStart"/>
+      <w:r>
+        <w:rPr>
+          <w:rFonts w:ascii="Times New Roman" w:hAnsi="Times New Roman" w:cs="Times New Roman"/>
+          <w:sz w:val="28"/>
+          <w:szCs w:val="28"/>
+        </w:rPr>
+        <w:t>Витиска</w:t>
+      </w:r>
+      <w:proofErr w:type="spellEnd"/>
+      <w:r>
+        <w:rPr>
+          <w:rFonts w:ascii="Times New Roman" w:hAnsi="Times New Roman" w:cs="Times New Roman"/>
+          <w:sz w:val="28"/>
+          <w:szCs w:val="28"/>
+        </w:rPr>
+        <w:t>, Н. А. Гуляев // Известия ЮФУ. Технические</w:t>
       </w:r>
       <w:r>
         <w:rPr>
@@ -28572,8 +30928,9 @@
           <w:szCs w:val="28"/>
           <w:lang w:val="en-US"/>
         </w:rPr>
-        <w:t xml:space="preserve"> Harting V. </w:t>
-      </w:r>
+        <w:t xml:space="preserve"> </w:t>
+      </w:r>
+      <w:proofErr w:type="spellStart"/>
       <w:r>
         <w:rPr>
           <w:rFonts w:ascii="Times New Roman" w:hAnsi="Times New Roman" w:cs="Times New Roman"/>
@@ -28581,8 +30938,9 @@
           <w:szCs w:val="28"/>
           <w:lang w:val="en-US"/>
         </w:rPr>
-        <w:t>Voxel-Based MRI Intensitometry Reveals Extent of Cerebral White Matter Pathology in Amyotrophic Lateral Sclerosis</w:t>
-      </w:r>
+        <w:t>Harting</w:t>
+      </w:r>
+      <w:proofErr w:type="spellEnd"/>
       <w:r>
         <w:rPr>
           <w:rFonts w:ascii="Times New Roman" w:hAnsi="Times New Roman" w:cs="Times New Roman"/>
@@ -28590,7 +30948,7 @@
           <w:szCs w:val="28"/>
           <w:lang w:val="en-US"/>
         </w:rPr>
-        <w:t xml:space="preserve"> / V. Harting, T. Preli // </w:t>
+        <w:t xml:space="preserve"> V. </w:t>
       </w:r>
       <w:r>
         <w:rPr>
@@ -28599,6 +30957,84 @@
           <w:szCs w:val="28"/>
           <w:lang w:val="en-US"/>
         </w:rPr>
+        <w:t xml:space="preserve">Voxel-Based MRI </w:t>
+      </w:r>
+      <w:proofErr w:type="spellStart"/>
+      <w:r>
+        <w:rPr>
+          <w:rFonts w:ascii="Times New Roman" w:hAnsi="Times New Roman" w:cs="Times New Roman"/>
+          <w:sz w:val="28"/>
+          <w:szCs w:val="28"/>
+          <w:lang w:val="en-US"/>
+        </w:rPr>
+        <w:t>Intensitometry</w:t>
+      </w:r>
+      <w:proofErr w:type="spellEnd"/>
+      <w:r>
+        <w:rPr>
+          <w:rFonts w:ascii="Times New Roman" w:hAnsi="Times New Roman" w:cs="Times New Roman"/>
+          <w:sz w:val="28"/>
+          <w:szCs w:val="28"/>
+          <w:lang w:val="en-US"/>
+        </w:rPr>
+        <w:t xml:space="preserve"> Reveals Extent of Cerebral White Matter Pathology in Amyotrophic Lateral Sclerosis</w:t>
+      </w:r>
+      <w:r>
+        <w:rPr>
+          <w:rFonts w:ascii="Times New Roman" w:hAnsi="Times New Roman" w:cs="Times New Roman"/>
+          <w:sz w:val="28"/>
+          <w:szCs w:val="28"/>
+          <w:lang w:val="en-US"/>
+        </w:rPr>
+        <w:t xml:space="preserve"> / V. </w:t>
+      </w:r>
+      <w:proofErr w:type="spellStart"/>
+      <w:r>
+        <w:rPr>
+          <w:rFonts w:ascii="Times New Roman" w:hAnsi="Times New Roman" w:cs="Times New Roman"/>
+          <w:sz w:val="28"/>
+          <w:szCs w:val="28"/>
+          <w:lang w:val="en-US"/>
+        </w:rPr>
+        <w:t>Harting</w:t>
+      </w:r>
+      <w:proofErr w:type="spellEnd"/>
+      <w:r>
+        <w:rPr>
+          <w:rFonts w:ascii="Times New Roman" w:hAnsi="Times New Roman" w:cs="Times New Roman"/>
+          <w:sz w:val="28"/>
+          <w:szCs w:val="28"/>
+          <w:lang w:val="en-US"/>
+        </w:rPr>
+        <w:t xml:space="preserve">, T. </w:t>
+      </w:r>
+      <w:proofErr w:type="spellStart"/>
+      <w:r>
+        <w:rPr>
+          <w:rFonts w:ascii="Times New Roman" w:hAnsi="Times New Roman" w:cs="Times New Roman"/>
+          <w:sz w:val="28"/>
+          <w:szCs w:val="28"/>
+          <w:lang w:val="en-US"/>
+        </w:rPr>
+        <w:t>Preli</w:t>
+      </w:r>
+      <w:proofErr w:type="spellEnd"/>
+      <w:r>
+        <w:rPr>
+          <w:rFonts w:ascii="Times New Roman" w:hAnsi="Times New Roman" w:cs="Times New Roman"/>
+          <w:sz w:val="28"/>
+          <w:szCs w:val="28"/>
+          <w:lang w:val="en-US"/>
+        </w:rPr>
+        <w:t xml:space="preserve"> // </w:t>
+      </w:r>
+      <w:r>
+        <w:rPr>
+          <w:rFonts w:ascii="Times New Roman" w:hAnsi="Times New Roman" w:cs="Times New Roman"/>
+          <w:sz w:val="28"/>
+          <w:szCs w:val="28"/>
+          <w:lang w:val="en-US"/>
+        </w:rPr>
         <w:t>Banner Alzheimer's Institute</w:t>
       </w:r>
       <w:r>
@@ -28608,7 +31044,27 @@
           <w:szCs w:val="28"/>
           <w:lang w:val="en-US"/>
         </w:rPr>
-        <w:t xml:space="preserve">. – 2014 – doi: </w:t>
+        <w:t xml:space="preserve">. – 2014 – </w:t>
+      </w:r>
+      <w:proofErr w:type="spellStart"/>
+      <w:r>
+        <w:rPr>
+          <w:rFonts w:ascii="Times New Roman" w:hAnsi="Times New Roman" w:cs="Times New Roman"/>
+          <w:sz w:val="28"/>
+          <w:szCs w:val="28"/>
+          <w:lang w:val="en-US"/>
+        </w:rPr>
+        <w:t>doi</w:t>
+      </w:r>
+      <w:proofErr w:type="spellEnd"/>
+      <w:r>
+        <w:rPr>
+          <w:rFonts w:ascii="Times New Roman" w:hAnsi="Times New Roman" w:cs="Times New Roman"/>
+          <w:sz w:val="28"/>
+          <w:szCs w:val="28"/>
+          <w:lang w:val="en-US"/>
+        </w:rPr>
+        <w:t xml:space="preserve">: </w:t>
       </w:r>
       <w:r>
         <w:rPr>
@@ -28660,7 +31116,25 @@
           <w:sz w:val="28"/>
           <w:szCs w:val="28"/>
         </w:rPr>
-        <w:t xml:space="preserve"> Воксельная морфометрия в оценке состояния головного мозга у пациенток после лечения рака молочной железы (часть 2) / А. Э. Николаева, М. Л. Поспелова, В. В. Красникова [и др.] // Российский журнал персонализированной медицины. – 2024. – Т. 4, № 6. – С. 504-516. – </w:t>
+        <w:t xml:space="preserve"> </w:t>
+      </w:r>
+      <w:proofErr w:type="spellStart"/>
+      <w:r>
+        <w:rPr>
+          <w:rFonts w:ascii="Times New Roman" w:hAnsi="Times New Roman" w:cs="Times New Roman"/>
+          <w:sz w:val="28"/>
+          <w:szCs w:val="28"/>
+        </w:rPr>
+        <w:t>Воксельная</w:t>
+      </w:r>
+      <w:proofErr w:type="spellEnd"/>
+      <w:r>
+        <w:rPr>
+          <w:rFonts w:ascii="Times New Roman" w:hAnsi="Times New Roman" w:cs="Times New Roman"/>
+          <w:sz w:val="28"/>
+          <w:szCs w:val="28"/>
+        </w:rPr>
+        <w:t xml:space="preserve"> морфометрия в оценке состояния головного мозга у пациенток после лечения рака молочной железы (часть 2) / А. Э. Николаева, М. Л. Поспелова, В. В. Красникова [и др.] // Российский журнал персонализированной медицины. – 2024. – Т. 4, № 6. – С. 504-516. – </w:t>
       </w:r>
       <w:r>
         <w:rPr>
@@ -28897,6 +31371,7 @@
           <w:szCs w:val="28"/>
           <w:lang w:val="en-US"/>
         </w:rPr>
+        <w:lastRenderedPageBreak/>
         <w:t>25.</w:t>
       </w:r>
       <w:r>
@@ -28981,7 +31456,6 @@
           <w:szCs w:val="28"/>
           <w:lang w:val="en-US"/>
         </w:rPr>
-        <w:lastRenderedPageBreak/>
         <w:t>26.</w:t>
       </w:r>
       <w:r>
@@ -29093,7 +31567,87 @@
           <w:szCs w:val="28"/>
           <w:lang w:val="en-US"/>
         </w:rPr>
-        <w:t xml:space="preserve">N. Snavely, Scene Reconstruction and Visualization From Community Photo Collectios / Snavely N., Goesele M., Szeliski R., Shitz Steven M. // </w:t>
+        <w:t xml:space="preserve">N. Snavely, Scene Reconstruction and Visualization From Community Photo </w:t>
+      </w:r>
+      <w:proofErr w:type="spellStart"/>
+      <w:r>
+        <w:rPr>
+          <w:rFonts w:ascii="Times New Roman" w:hAnsi="Times New Roman" w:cs="Times New Roman"/>
+          <w:sz w:val="28"/>
+          <w:szCs w:val="28"/>
+          <w:lang w:val="en-US"/>
+        </w:rPr>
+        <w:t>Collectios</w:t>
+      </w:r>
+      <w:proofErr w:type="spellEnd"/>
+      <w:r>
+        <w:rPr>
+          <w:rFonts w:ascii="Times New Roman" w:hAnsi="Times New Roman" w:cs="Times New Roman"/>
+          <w:sz w:val="28"/>
+          <w:szCs w:val="28"/>
+          <w:lang w:val="en-US"/>
+        </w:rPr>
+        <w:t xml:space="preserve"> / Snavely N., </w:t>
+      </w:r>
+      <w:proofErr w:type="spellStart"/>
+      <w:r>
+        <w:rPr>
+          <w:rFonts w:ascii="Times New Roman" w:hAnsi="Times New Roman" w:cs="Times New Roman"/>
+          <w:sz w:val="28"/>
+          <w:szCs w:val="28"/>
+          <w:lang w:val="en-US"/>
+        </w:rPr>
+        <w:t>Goesele</w:t>
+      </w:r>
+      <w:proofErr w:type="spellEnd"/>
+      <w:r>
+        <w:rPr>
+          <w:rFonts w:ascii="Times New Roman" w:hAnsi="Times New Roman" w:cs="Times New Roman"/>
+          <w:sz w:val="28"/>
+          <w:szCs w:val="28"/>
+          <w:lang w:val="en-US"/>
+        </w:rPr>
+        <w:t xml:space="preserve"> M., </w:t>
+      </w:r>
+      <w:proofErr w:type="spellStart"/>
+      <w:r>
+        <w:rPr>
+          <w:rFonts w:ascii="Times New Roman" w:hAnsi="Times New Roman" w:cs="Times New Roman"/>
+          <w:sz w:val="28"/>
+          <w:szCs w:val="28"/>
+          <w:lang w:val="en-US"/>
+        </w:rPr>
+        <w:t>Szeliski</w:t>
+      </w:r>
+      <w:proofErr w:type="spellEnd"/>
+      <w:r>
+        <w:rPr>
+          <w:rFonts w:ascii="Times New Roman" w:hAnsi="Times New Roman" w:cs="Times New Roman"/>
+          <w:sz w:val="28"/>
+          <w:szCs w:val="28"/>
+          <w:lang w:val="en-US"/>
+        </w:rPr>
+        <w:t xml:space="preserve"> R., </w:t>
+      </w:r>
+      <w:proofErr w:type="spellStart"/>
+      <w:r>
+        <w:rPr>
+          <w:rFonts w:ascii="Times New Roman" w:hAnsi="Times New Roman" w:cs="Times New Roman"/>
+          <w:sz w:val="28"/>
+          <w:szCs w:val="28"/>
+          <w:lang w:val="en-US"/>
+        </w:rPr>
+        <w:t>Shitz</w:t>
+      </w:r>
+      <w:proofErr w:type="spellEnd"/>
+      <w:r>
+        <w:rPr>
+          <w:rFonts w:ascii="Times New Roman" w:hAnsi="Times New Roman" w:cs="Times New Roman"/>
+          <w:sz w:val="28"/>
+          <w:szCs w:val="28"/>
+          <w:lang w:val="en-US"/>
+        </w:rPr>
+        <w:t xml:space="preserve"> Steven M. // </w:t>
       </w:r>
       <w:r>
         <w:rPr>
@@ -29287,7 +31841,27 @@
           <w:szCs w:val="28"/>
           <w:lang w:val="en-US"/>
         </w:rPr>
-        <w:t>B. Triggs, P. F. McLauchlan, R. I. Hartley, and A. W. Fitzgibbon,</w:t>
+        <w:t xml:space="preserve">B. </w:t>
+      </w:r>
+      <w:proofErr w:type="spellStart"/>
+      <w:r>
+        <w:rPr>
+          <w:rFonts w:ascii="Times New Roman" w:hAnsi="Times New Roman" w:cs="Times New Roman"/>
+          <w:sz w:val="28"/>
+          <w:szCs w:val="28"/>
+          <w:lang w:val="en-US"/>
+        </w:rPr>
+        <w:t>Triggs</w:t>
+      </w:r>
+      <w:proofErr w:type="spellEnd"/>
+      <w:r>
+        <w:rPr>
+          <w:rFonts w:ascii="Times New Roman" w:hAnsi="Times New Roman" w:cs="Times New Roman"/>
+          <w:sz w:val="28"/>
+          <w:szCs w:val="28"/>
+          <w:lang w:val="en-US"/>
+        </w:rPr>
+        <w:t>, P. F. McLauchlan, R. I. Hartley, and A. W. Fitzgibbon,</w:t>
       </w:r>
       <w:r>
         <w:rPr>
@@ -29570,7 +32144,47 @@
           <w:szCs w:val="28"/>
           <w:lang w:val="en-US"/>
         </w:rPr>
-        <w:t xml:space="preserve"> Viktorenkov A.E., Yakimov P.U. Surface roughness estimation by using a 3D model reconstructed from multiple images // Journal of Physics: Conference Series. – 2019. –Vol. 1368. Issue 5.</w:t>
+        <w:t xml:space="preserve"> </w:t>
+      </w:r>
+      <w:proofErr w:type="spellStart"/>
+      <w:r>
+        <w:rPr>
+          <w:rFonts w:ascii="Times New Roman" w:hAnsi="Times New Roman" w:cs="Times New Roman"/>
+          <w:sz w:val="28"/>
+          <w:szCs w:val="28"/>
+          <w:lang w:val="en-US"/>
+        </w:rPr>
+        <w:t>Viktorenkov</w:t>
+      </w:r>
+      <w:proofErr w:type="spellEnd"/>
+      <w:r>
+        <w:rPr>
+          <w:rFonts w:ascii="Times New Roman" w:hAnsi="Times New Roman" w:cs="Times New Roman"/>
+          <w:sz w:val="28"/>
+          <w:szCs w:val="28"/>
+          <w:lang w:val="en-US"/>
+        </w:rPr>
+        <w:t xml:space="preserve"> A.E., </w:t>
+      </w:r>
+      <w:proofErr w:type="spellStart"/>
+      <w:r>
+        <w:rPr>
+          <w:rFonts w:ascii="Times New Roman" w:hAnsi="Times New Roman" w:cs="Times New Roman"/>
+          <w:sz w:val="28"/>
+          <w:szCs w:val="28"/>
+          <w:lang w:val="en-US"/>
+        </w:rPr>
+        <w:t>Yakimov</w:t>
+      </w:r>
+      <w:proofErr w:type="spellEnd"/>
+      <w:r>
+        <w:rPr>
+          <w:rFonts w:ascii="Times New Roman" w:hAnsi="Times New Roman" w:cs="Times New Roman"/>
+          <w:sz w:val="28"/>
+          <w:szCs w:val="28"/>
+          <w:lang w:val="en-US"/>
+        </w:rPr>
+        <w:t xml:space="preserve"> P.U. Surface roughness estimation by using a 3D model reconstructed from multiple images // Journal of Physics: Conference Series. – 2019. –Vol. 1368. Issue 5.</w:t>
       </w:r>
     </w:p>
     <w:p>
@@ -29638,7 +32252,7 @@
         </w:rPr>
         <w:t xml:space="preserve"> – 2025 – DOI: </w:t>
       </w:r>
-      <w:hyperlink r:id="rId22" w:history="1">
+      <w:hyperlink r:id="rId24" w:history="1">
         <w:r>
           <w:rPr>
             <w:rStyle w:val="a5"/>
@@ -29673,7 +32287,7 @@
       </w:r>
     </w:p>
     <w:sectPr>
-      <w:footerReference w:type="default" r:id="rId23"/>
+      <w:footerReference w:type="default" r:id="rId25"/>
       <w:pgSz w:w="11906" w:h="16838"/>
       <w:pgMar w:top="1134" w:right="850" w:bottom="1134" w:left="1701" w:header="708" w:footer="708" w:gutter="0"/>
       <w:cols w:space="708"/>

--- a/Кандидатская диссертация.docx
+++ b/Кандидатская диссертация.docx
@@ -1,6 +1,6 @@
 
 <file path=word/document.xml><?xml version="1.0" encoding="utf-8"?>
-<w:document xmlns:wpc="http://schemas.microsoft.com/office/word/2010/wordprocessingCanvas" xmlns:cx="http://schemas.microsoft.com/office/drawing/2014/chartex" xmlns:cx1="http://schemas.microsoft.com/office/drawing/2015/9/8/chartex" xmlns:cx2="http://schemas.microsoft.com/office/drawing/2015/10/21/chartex" xmlns:cx3="http://schemas.microsoft.com/office/drawing/2016/5/9/chartex" xmlns:cx4="http://schemas.microsoft.com/office/drawing/2016/5/10/chartex" xmlns:cx5="http://schemas.microsoft.com/office/drawing/2016/5/11/chartex" xmlns:cx6="http://schemas.microsoft.com/office/drawing/2016/5/12/chartex" xmlns:cx7="http://schemas.microsoft.com/office/drawing/2016/5/13/chartex" xmlns:cx8="http://schemas.microsoft.com/office/drawing/2016/5/14/chartex" xmlns:mc="http://schemas.openxmlformats.org/markup-compatibility/2006" xmlns:aink="http://schemas.microsoft.com/office/drawing/2016/ink" xmlns:am3d="http://schemas.microsoft.com/office/drawing/2017/model3d" xmlns:o="urn:schemas-microsoft-com:office:office" xmlns:oel="http://schemas.microsoft.com/office/2019/extlst" xmlns:r="http://schemas.openxmlformats.org/officeDocument/2006/relationships" xmlns:m="http://schemas.openxmlformats.org/officeDocument/2006/math" xmlns:v="urn:schemas-microsoft-com:vml" xmlns:wp14="http://schemas.microsoft.com/office/word/2010/wordprocessingDrawing" xmlns:wp="http://schemas.openxmlformats.org/drawingml/2006/wordprocessingDrawing" xmlns:w10="urn:schemas-microsoft-com:office:word" xmlns:w="http://schemas.openxmlformats.org/wordprocessingml/2006/main" xmlns:w14="http://schemas.microsoft.com/office/word/2010/wordml" xmlns:w15="http://schemas.microsoft.com/office/word/2012/wordml" xmlns:w16cex="http://schemas.microsoft.com/office/word/2018/wordml/cex" xmlns:w16cid="http://schemas.microsoft.com/office/word/2016/wordml/cid" xmlns:w16="http://schemas.microsoft.com/office/word/2018/wordml" xmlns:w16sdtdh="http://schemas.microsoft.com/office/word/2020/wordml/sdtdatahash" xmlns:w16se="http://schemas.microsoft.com/office/word/2015/wordml/symex" xmlns:wpg="http://schemas.microsoft.com/office/word/2010/wordprocessingGroup" xmlns:wpi="http://schemas.microsoft.com/office/word/2010/wordprocessingInk" xmlns:wne="http://schemas.microsoft.com/office/word/2006/wordml" xmlns:wps="http://schemas.microsoft.com/office/word/2010/wordprocessingShape" mc:Ignorable="w14 w15 w16se w16cid w16 w16cex w16sdtdh wp14">
+<w:document xmlns:wpc="http://schemas.microsoft.com/office/word/2010/wordprocessingCanvas" xmlns:cx="http://schemas.microsoft.com/office/drawing/2014/chartex" xmlns:cx1="http://schemas.microsoft.com/office/drawing/2015/9/8/chartex" xmlns:cx2="http://schemas.microsoft.com/office/drawing/2015/10/21/chartex" xmlns:cx3="http://schemas.microsoft.com/office/drawing/2016/5/9/chartex" xmlns:cx4="http://schemas.microsoft.com/office/drawing/2016/5/10/chartex" xmlns:cx5="http://schemas.microsoft.com/office/drawing/2016/5/11/chartex" xmlns:cx6="http://schemas.microsoft.com/office/drawing/2016/5/12/chartex" xmlns:cx7="http://schemas.microsoft.com/office/drawing/2016/5/13/chartex" xmlns:cx8="http://schemas.microsoft.com/office/drawing/2016/5/14/chartex" xmlns:mc="http://schemas.openxmlformats.org/markup-compatibility/2006" xmlns:aink="http://schemas.microsoft.com/office/drawing/2016/ink" xmlns:am3d="http://schemas.microsoft.com/office/drawing/2017/model3d" xmlns:o="urn:schemas-microsoft-com:office:office" xmlns:r="http://schemas.openxmlformats.org/officeDocument/2006/relationships" xmlns:m="http://schemas.openxmlformats.org/officeDocument/2006/math" xmlns:v="urn:schemas-microsoft-com:vml" xmlns:wp14="http://schemas.microsoft.com/office/word/2010/wordprocessingDrawing" xmlns:wp="http://schemas.openxmlformats.org/drawingml/2006/wordprocessingDrawing" xmlns:w10="urn:schemas-microsoft-com:office:word" xmlns:w="http://schemas.openxmlformats.org/wordprocessingml/2006/main" xmlns:w14="http://schemas.microsoft.com/office/word/2010/wordml" xmlns:w15="http://schemas.microsoft.com/office/word/2012/wordml" xmlns:w16cid="http://schemas.microsoft.com/office/word/2016/wordml/cid" xmlns:w16se="http://schemas.microsoft.com/office/word/2015/wordml/symex" xmlns:wpg="http://schemas.microsoft.com/office/word/2010/wordprocessingGroup" xmlns:wpi="http://schemas.microsoft.com/office/word/2010/wordprocessingInk" xmlns:wne="http://schemas.microsoft.com/office/word/2006/wordml" xmlns:wps="http://schemas.microsoft.com/office/word/2010/wordprocessingShape" mc:Ignorable="w14 w15 w16se w16cid wp14">
   <w:body>
     <w:tbl>
       <w:tblPr>
@@ -73,7 +73,7 @@
                 <v:shape id="_x0000_i1025" type="#_x0000_t75" style="width:37.5pt;height:35.25pt" o:ole="" fillcolor="window">
                   <v:imagedata r:id="rId8" o:title=""/>
                 </v:shape>
-                <o:OLEObject Type="Embed" ProgID="MSDraw" ShapeID="_x0000_i1025" DrawAspect="Content" ObjectID="_1846165209" r:id="rId9"/>
+                <o:OLEObject Type="Embed" ProgID="MSDraw" ShapeID="_x0000_i1025" DrawAspect="Content" ObjectID="_1846353089" r:id="rId9"/>
               </w:object>
             </w:r>
             <w:r>
@@ -6155,25 +6155,7 @@
           <w:sz w:val="28"/>
           <w:szCs w:val="28"/>
         </w:rPr>
-        <w:t xml:space="preserve"> с ограниченной ответственностью «Группа компаний </w:t>
-      </w:r>
-      <w:proofErr w:type="spellStart"/>
-      <w:r>
-        <w:rPr>
-          <w:rFonts w:ascii="Times New Roman" w:hAnsi="Times New Roman" w:cs="Times New Roman"/>
-          <w:sz w:val="28"/>
-          <w:szCs w:val="28"/>
-        </w:rPr>
-        <w:t>Аванти</w:t>
-      </w:r>
-      <w:proofErr w:type="spellEnd"/>
-      <w:r>
-        <w:rPr>
-          <w:rFonts w:ascii="Times New Roman" w:hAnsi="Times New Roman" w:cs="Times New Roman"/>
-          <w:sz w:val="28"/>
-          <w:szCs w:val="28"/>
-        </w:rPr>
-        <w:t>».</w:t>
+        <w:t xml:space="preserve"> с ограниченной ответственностью «Группа компаний Аванти».</w:t>
       </w:r>
     </w:p>
     <w:p>
@@ -6235,7 +6217,6 @@
         </w:rPr>
         <w:t xml:space="preserve">, предоставляемом ООО «Группа компаний </w:t>
       </w:r>
-      <w:proofErr w:type="spellStart"/>
       <w:r>
         <w:rPr>
           <w:rFonts w:ascii="Times New Roman" w:hAnsi="Times New Roman" w:cs="Times New Roman"/>
@@ -6243,16 +6224,7 @@
           <w:szCs w:val="28"/>
         </w:rPr>
         <w:lastRenderedPageBreak/>
-        <w:t>Аванти</w:t>
-      </w:r>
-      <w:proofErr w:type="spellEnd"/>
-      <w:r>
-        <w:rPr>
-          <w:rFonts w:ascii="Times New Roman" w:hAnsi="Times New Roman" w:cs="Times New Roman"/>
-          <w:sz w:val="28"/>
-          <w:szCs w:val="28"/>
-        </w:rPr>
-        <w:t>»</w:t>
+        <w:t>Аванти»</w:t>
       </w:r>
       <w:r>
         <w:rPr>
@@ -7120,27 +7092,7 @@
           <w:szCs w:val="28"/>
           <w:lang w:eastAsia="ru-RU"/>
         </w:rPr>
-        <w:t xml:space="preserve">Работа, представленная Смитом и </w:t>
-      </w:r>
-      <w:proofErr w:type="spellStart"/>
-      <w:r>
-        <w:rPr>
-          <w:rFonts w:ascii="Times New Roman" w:eastAsia="Times New Roman" w:hAnsi="Times New Roman" w:cs="Times New Roman"/>
-          <w:sz w:val="28"/>
-          <w:szCs w:val="28"/>
-          <w:lang w:eastAsia="ru-RU"/>
-        </w:rPr>
-        <w:t>Чизманом</w:t>
-      </w:r>
-      <w:proofErr w:type="spellEnd"/>
-      <w:r>
-        <w:rPr>
-          <w:rFonts w:ascii="Times New Roman" w:eastAsia="Times New Roman" w:hAnsi="Times New Roman" w:cs="Times New Roman"/>
-          <w:sz w:val="28"/>
-          <w:szCs w:val="28"/>
-          <w:lang w:eastAsia="ru-RU"/>
-        </w:rPr>
-        <w:t xml:space="preserve"> в 1986 году, </w:t>
+        <w:t xml:space="preserve">Работа, представленная Смитом и Чизманом в 1986 году, </w:t>
       </w:r>
       <w:r>
         <w:rPr>
@@ -7158,7 +7110,25 @@
           <w:szCs w:val="28"/>
           <w:lang w:eastAsia="ru-RU"/>
         </w:rPr>
-        <w:t>[]</w:t>
+        <w:t>[</w:t>
+      </w:r>
+      <w:r>
+        <w:rPr>
+          <w:rFonts w:ascii="Times New Roman" w:eastAsia="Times New Roman" w:hAnsi="Times New Roman" w:cs="Times New Roman"/>
+          <w:sz w:val="28"/>
+          <w:szCs w:val="28"/>
+          <w:lang w:eastAsia="ru-RU"/>
+        </w:rPr>
+        <w:t>10</w:t>
+      </w:r>
+      <w:r>
+        <w:rPr>
+          <w:rFonts w:ascii="Times New Roman" w:eastAsia="Times New Roman" w:hAnsi="Times New Roman" w:cs="Times New Roman"/>
+          <w:sz w:val="28"/>
+          <w:szCs w:val="28"/>
+          <w:lang w:eastAsia="ru-RU"/>
+        </w:rPr>
+        <w:t>]</w:t>
       </w:r>
       <w:r>
         <w:rPr>
@@ -7176,7 +7146,25 @@
           <w:szCs w:val="28"/>
           <w:lang w:eastAsia="ru-RU"/>
         </w:rPr>
-        <w:t>[]</w:t>
+        <w:t>[</w:t>
+      </w:r>
+      <w:r>
+        <w:rPr>
+          <w:rFonts w:ascii="Times New Roman" w:eastAsia="Times New Roman" w:hAnsi="Times New Roman" w:cs="Times New Roman"/>
+          <w:sz w:val="28"/>
+          <w:szCs w:val="28"/>
+          <w:lang w:eastAsia="ru-RU"/>
+        </w:rPr>
+        <w:t>11-13</w:t>
+      </w:r>
+      <w:r>
+        <w:rPr>
+          <w:rFonts w:ascii="Times New Roman" w:eastAsia="Times New Roman" w:hAnsi="Times New Roman" w:cs="Times New Roman"/>
+          <w:sz w:val="28"/>
+          <w:szCs w:val="28"/>
+          <w:lang w:eastAsia="ru-RU"/>
+        </w:rPr>
+        <w:t>]</w:t>
       </w:r>
       <w:r>
         <w:rPr>
@@ -7212,7 +7200,25 @@
           <w:szCs w:val="28"/>
           <w:lang w:eastAsia="ru-RU"/>
         </w:rPr>
-        <w:t>был заложен в 1995 году в ходе симпозиума .</w:t>
+        <w:t>был заложен в 1995 году</w:t>
+      </w:r>
+      <w:r>
+        <w:rPr>
+          <w:rFonts w:ascii="Times New Roman" w:eastAsia="Times New Roman" w:hAnsi="Times New Roman" w:cs="Times New Roman"/>
+          <w:sz w:val="28"/>
+          <w:szCs w:val="28"/>
+          <w:lang w:eastAsia="ru-RU"/>
+        </w:rPr>
+        <w:t xml:space="preserve"> [12]</w:t>
+      </w:r>
+      <w:r>
+        <w:rPr>
+          <w:rFonts w:ascii="Times New Roman" w:eastAsia="Times New Roman" w:hAnsi="Times New Roman" w:cs="Times New Roman"/>
+          <w:sz w:val="28"/>
+          <w:szCs w:val="28"/>
+          <w:lang w:eastAsia="ru-RU"/>
+        </w:rPr>
+        <w:t>.</w:t>
       </w:r>
       <w:r>
         <w:rPr>
@@ -7392,7 +7398,25 @@
           <w:szCs w:val="28"/>
           <w:lang w:eastAsia="ru-RU"/>
         </w:rPr>
-        <w:t xml:space="preserve"> Дальнейшая работа сформировала целый набор алгоритмов под общим названием </w:t>
+        <w:t xml:space="preserve"> Дальнейшая работа</w:t>
+      </w:r>
+      <w:r>
+        <w:rPr>
+          <w:rFonts w:ascii="Times New Roman" w:eastAsia="Times New Roman" w:hAnsi="Times New Roman" w:cs="Times New Roman"/>
+          <w:sz w:val="28"/>
+          <w:szCs w:val="28"/>
+          <w:lang w:eastAsia="ru-RU"/>
+        </w:rPr>
+        <w:t>, начиная с 2004 года,</w:t>
+      </w:r>
+      <w:r>
+        <w:rPr>
+          <w:rFonts w:ascii="Times New Roman" w:eastAsia="Times New Roman" w:hAnsi="Times New Roman" w:cs="Times New Roman"/>
+          <w:sz w:val="28"/>
+          <w:szCs w:val="28"/>
+          <w:lang w:eastAsia="ru-RU"/>
+        </w:rPr>
+        <w:t xml:space="preserve"> сформировала целый набор алгоритмов под общим названием </w:t>
       </w:r>
       <w:r>
         <w:rPr>
@@ -7410,7 +7434,70 @@
           <w:szCs w:val="28"/>
           <w:lang w:eastAsia="ru-RU"/>
         </w:rPr>
-        <w:t>, которые имеют различные реализации.</w:t>
+        <w:t>, которые имеют различные реализации</w:t>
+      </w:r>
+      <w:r>
+        <w:rPr>
+          <w:rFonts w:ascii="Times New Roman" w:eastAsia="Times New Roman" w:hAnsi="Times New Roman" w:cs="Times New Roman"/>
+          <w:sz w:val="28"/>
+          <w:szCs w:val="28"/>
+          <w:lang w:eastAsia="ru-RU"/>
+        </w:rPr>
+        <w:t xml:space="preserve"> </w:t>
+      </w:r>
+      <w:r>
+        <w:rPr>
+          <w:rFonts w:ascii="Times New Roman" w:eastAsia="Times New Roman" w:hAnsi="Times New Roman" w:cs="Times New Roman"/>
+          <w:sz w:val="28"/>
+          <w:szCs w:val="28"/>
+          <w:lang w:eastAsia="ru-RU" w:bidi="tt-Arab-RU"/>
+        </w:rPr>
+        <w:t>[</w:t>
+      </w:r>
+      <w:r>
+        <w:rPr>
+          <w:rFonts w:ascii="Times New Roman" w:eastAsia="Times New Roman" w:hAnsi="Times New Roman" w:cs="Times New Roman"/>
+          <w:sz w:val="28"/>
+          <w:szCs w:val="28"/>
+          <w:lang w:eastAsia="ru-RU" w:bidi="tt-Arab-RU"/>
+        </w:rPr>
+        <w:t>1</w:t>
+      </w:r>
+      <w:r>
+        <w:rPr>
+          <w:rFonts w:ascii="Times New Roman" w:eastAsia="Times New Roman" w:hAnsi="Times New Roman" w:cs="Times New Roman"/>
+          <w:sz w:val="28"/>
+          <w:szCs w:val="28"/>
+          <w:lang w:eastAsia="ru-RU" w:bidi="tt-Arab-RU"/>
+        </w:rPr>
+        <w:t>3</w:t>
+      </w:r>
+      <w:r>
+        <w:rPr>
+          <w:rFonts w:ascii="Times New Roman" w:eastAsia="Times New Roman" w:hAnsi="Times New Roman" w:cs="Times New Roman"/>
+          <w:sz w:val="28"/>
+          <w:szCs w:val="28"/>
+          <w:lang w:eastAsia="ru-RU" w:bidi="tt-Arab-RU"/>
+        </w:rPr>
+        <w:t>-15</w:t>
+      </w:r>
+      <w:r>
+        <w:rPr>
+          <w:rFonts w:ascii="Times New Roman" w:eastAsia="Times New Roman" w:hAnsi="Times New Roman" w:cs="Times New Roman"/>
+          <w:sz w:val="28"/>
+          <w:szCs w:val="28"/>
+          <w:lang w:eastAsia="ru-RU" w:bidi="tt-Arab-RU"/>
+        </w:rPr>
+        <w:t>]</w:t>
+      </w:r>
+      <w:r>
+        <w:rPr>
+          <w:rFonts w:ascii="Times New Roman" w:eastAsia="Times New Roman" w:hAnsi="Times New Roman" w:cs="Times New Roman"/>
+          <w:sz w:val="28"/>
+          <w:szCs w:val="28"/>
+          <w:lang w:eastAsia="ru-RU"/>
+        </w:rPr>
+        <w:t>.</w:t>
       </w:r>
     </w:p>
     <w:p>
@@ -7461,6 +7548,15 @@
           <w:lang w:val="en-US" w:eastAsia="ru-RU"/>
         </w:rPr>
         <w:t>SLAM</w:t>
+      </w:r>
+      <w:r>
+        <w:rPr>
+          <w:rFonts w:ascii="Times New Roman" w:eastAsia="Times New Roman" w:hAnsi="Times New Roman" w:cs="Times New Roman"/>
+          <w:sz w:val="28"/>
+          <w:szCs w:val="28"/>
+          <w:lang w:eastAsia="ru-RU"/>
+        </w:rPr>
+        <w:t xml:space="preserve"> [13]</w:t>
       </w:r>
       <w:r>
         <w:rPr>
@@ -9301,19 +9397,44 @@
           <w:szCs w:val="28"/>
           <w:lang w:eastAsia="ru-RU"/>
         </w:rPr>
-        <w:t xml:space="preserve"> называются </w:t>
-      </w:r>
-      <w:proofErr w:type="spellStart"/>
-      <w:r>
-        <w:rPr>
-          <w:rFonts w:ascii="Times New Roman" w:eastAsia="Times New Roman" w:hAnsi="Times New Roman" w:cs="Times New Roman"/>
-          <w:sz w:val="28"/>
-          <w:szCs w:val="28"/>
-          <w:lang w:eastAsia="ru-RU"/>
-        </w:rPr>
-        <w:t>одометрией</w:t>
-      </w:r>
-      <w:proofErr w:type="spellEnd"/>
+        <w:t xml:space="preserve"> называются одометрией</w:t>
+      </w:r>
+      <w:r>
+        <w:rPr>
+          <w:rFonts w:ascii="Times New Roman" w:eastAsia="Times New Roman" w:hAnsi="Times New Roman" w:cs="Times New Roman"/>
+          <w:sz w:val="28"/>
+          <w:szCs w:val="28"/>
+          <w:lang w:eastAsia="ru-RU"/>
+        </w:rPr>
+        <w:t xml:space="preserve"> [1</w:t>
+      </w:r>
+      <w:r>
+        <w:rPr>
+          <w:rFonts w:ascii="Times New Roman" w:eastAsia="Times New Roman" w:hAnsi="Times New Roman" w:cs="Times New Roman"/>
+          <w:sz w:val="28"/>
+          <w:szCs w:val="28"/>
+          <w:lang w:eastAsia="ru-RU"/>
+        </w:rPr>
+        <w:t>1,1</w:t>
+      </w:r>
+      <w:r>
+        <w:rPr>
+          <w:rFonts w:ascii="Times New Roman" w:eastAsia="Times New Roman" w:hAnsi="Times New Roman" w:cs="Times New Roman"/>
+          <w:sz w:val="28"/>
+          <w:szCs w:val="28"/>
+          <w:lang w:eastAsia="ru-RU"/>
+        </w:rPr>
+        <w:t>4</w:t>
+      </w:r>
+      <w:r>
+        <w:rPr>
+          <w:rFonts w:ascii="Times New Roman" w:eastAsia="Times New Roman" w:hAnsi="Times New Roman" w:cs="Times New Roman"/>
+          <w:sz w:val="28"/>
+          <w:szCs w:val="28"/>
+          <w:lang w:eastAsia="ru-RU"/>
+        </w:rPr>
+        <w:t>]</w:t>
+      </w:r>
       <w:r>
         <w:rPr>
           <w:rFonts w:ascii="Times New Roman" w:eastAsia="Times New Roman" w:hAnsi="Times New Roman" w:cs="Times New Roman"/>
@@ -9714,25 +9835,14 @@
         </w:rPr>
         <w:t xml:space="preserve">3) </w:t>
       </w:r>
-      <w:proofErr w:type="spellStart"/>
-      <w:r>
-        <w:rPr>
-          <w:rFonts w:ascii="Times New Roman" w:eastAsia="Times New Roman" w:hAnsi="Times New Roman" w:cs="Times New Roman"/>
-          <w:sz w:val="28"/>
-          <w:szCs w:val="28"/>
-          <w:lang w:eastAsia="ru-RU"/>
-        </w:rPr>
-        <w:t>Видеосенсоры</w:t>
-      </w:r>
-      <w:proofErr w:type="spellEnd"/>
-      <w:r>
-        <w:rPr>
-          <w:rFonts w:ascii="Times New Roman" w:eastAsia="Times New Roman" w:hAnsi="Times New Roman" w:cs="Times New Roman"/>
-          <w:sz w:val="28"/>
-          <w:szCs w:val="28"/>
-          <w:lang w:eastAsia="ru-RU"/>
-        </w:rPr>
-        <w:t xml:space="preserve"> позволяют захватывать визуальную информацию об окружающем мире и обрабатывать ее с помощью программных средств в комплексе системы технического зрения.</w:t>
+      <w:r>
+        <w:rPr>
+          <w:rFonts w:ascii="Times New Roman" w:eastAsia="Times New Roman" w:hAnsi="Times New Roman" w:cs="Times New Roman"/>
+          <w:sz w:val="28"/>
+          <w:szCs w:val="28"/>
+          <w:lang w:eastAsia="ru-RU"/>
+        </w:rPr>
+        <w:t>Видеосенсоры позволяют захватывать визуальную информацию об окружающем мире и обрабатывать ее с помощью программных средств в комплексе системы технического зрения.</w:t>
       </w:r>
     </w:p>
     <w:p>
@@ -10121,7 +10231,6 @@
         </w:rPr>
         <w:t xml:space="preserve"> </w:t>
       </w:r>
-      <w:proofErr w:type="spellStart"/>
       <w:r>
         <w:rPr>
           <w:rFonts w:ascii="Times New Roman" w:eastAsia="Times New Roman" w:hAnsi="Times New Roman" w:cs="Times New Roman"/>
@@ -10131,7 +10240,6 @@
         </w:rPr>
         <w:t>HectorSLAM</w:t>
       </w:r>
-      <w:proofErr w:type="spellEnd"/>
       <w:r>
         <w:rPr>
           <w:rFonts w:ascii="Times New Roman" w:eastAsia="Times New Roman" w:hAnsi="Times New Roman" w:cs="Times New Roman"/>
@@ -10159,7 +10267,6 @@
         </w:rPr>
         <w:t xml:space="preserve"> </w:t>
       </w:r>
-      <w:proofErr w:type="spellStart"/>
       <w:r>
         <w:rPr>
           <w:rFonts w:ascii="Times New Roman" w:eastAsia="Times New Roman" w:hAnsi="Times New Roman" w:cs="Times New Roman"/>
@@ -10169,7 +10276,6 @@
         </w:rPr>
         <w:t>Cartografer</w:t>
       </w:r>
-      <w:proofErr w:type="spellEnd"/>
       <w:r>
         <w:rPr>
           <w:rFonts w:ascii="Times New Roman" w:eastAsia="Times New Roman" w:hAnsi="Times New Roman" w:cs="Times New Roman"/>
@@ -10179,7 +10285,6 @@
         </w:rPr>
         <w:t xml:space="preserve">, </w:t>
       </w:r>
-      <w:proofErr w:type="spellStart"/>
       <w:r>
         <w:rPr>
           <w:rFonts w:ascii="Times New Roman" w:eastAsia="Times New Roman" w:hAnsi="Times New Roman" w:cs="Times New Roman"/>
@@ -10189,7 +10294,6 @@
         </w:rPr>
         <w:t>GMapping</w:t>
       </w:r>
-      <w:proofErr w:type="spellEnd"/>
       <w:r>
         <w:rPr>
           <w:rFonts w:ascii="Times New Roman" w:eastAsia="Times New Roman" w:hAnsi="Times New Roman" w:cs="Times New Roman"/>
@@ -10279,6 +10383,24 @@
           <w:lang w:eastAsia="ru-RU"/>
         </w:rPr>
         <w:t>д</w:t>
+      </w:r>
+      <w:r>
+        <w:rPr>
+          <w:rFonts w:ascii="Times New Roman" w:eastAsia="Times New Roman" w:hAnsi="Times New Roman" w:cs="Times New Roman"/>
+          <w:sz w:val="28"/>
+          <w:szCs w:val="28"/>
+          <w:lang w:eastAsia="ru-RU"/>
+        </w:rPr>
+        <w:t xml:space="preserve"> [16-21</w:t>
+      </w:r>
+      <w:r>
+        <w:rPr>
+          <w:rFonts w:ascii="Times New Roman" w:eastAsia="Times New Roman" w:hAnsi="Times New Roman" w:cs="Times New Roman"/>
+          <w:sz w:val="28"/>
+          <w:szCs w:val="28"/>
+          <w:lang w:eastAsia="ru-RU"/>
+        </w:rPr>
+        <w:t>]</w:t>
       </w:r>
       <w:r>
         <w:rPr>
@@ -10366,7 +10488,6 @@
         </w:rPr>
         <w:t xml:space="preserve"> </w:t>
       </w:r>
-      <w:proofErr w:type="spellStart"/>
       <w:r>
         <w:rPr>
           <w:rFonts w:ascii="Times New Roman" w:eastAsia="Times New Roman" w:hAnsi="Times New Roman" w:cs="Times New Roman"/>
@@ -10376,7 +10497,6 @@
         </w:rPr>
         <w:t>Cartografer</w:t>
       </w:r>
-      <w:proofErr w:type="spellEnd"/>
       <w:r>
         <w:rPr>
           <w:rFonts w:ascii="Times New Roman" w:eastAsia="Times New Roman" w:hAnsi="Times New Roman" w:cs="Times New Roman"/>
@@ -10393,7 +10513,25 @@
           <w:szCs w:val="28"/>
           <w:lang w:eastAsia="ru-RU"/>
         </w:rPr>
-        <w:t xml:space="preserve">позволяет выполнить двумерное построение модели пространства в виде сетки с расширением карты 5 см за счет применения графов. </w:t>
+        <w:t>позволяет выполнить двумерное построение модели пространства в виде сетки с расширением карты 5 см за счет применения графов</w:t>
+      </w:r>
+      <w:r>
+        <w:rPr>
+          <w:rFonts w:ascii="Times New Roman" w:eastAsia="Times New Roman" w:hAnsi="Times New Roman" w:cs="Times New Roman"/>
+          <w:sz w:val="28"/>
+          <w:szCs w:val="28"/>
+          <w:lang w:eastAsia="ru-RU"/>
+        </w:rPr>
+        <w:t xml:space="preserve"> [16]</w:t>
+      </w:r>
+      <w:r>
+        <w:rPr>
+          <w:rFonts w:ascii="Times New Roman" w:eastAsia="Times New Roman" w:hAnsi="Times New Roman" w:cs="Times New Roman"/>
+          <w:sz w:val="28"/>
+          <w:szCs w:val="28"/>
+          <w:lang w:eastAsia="ru-RU"/>
+        </w:rPr>
+        <w:t xml:space="preserve">. </w:t>
       </w:r>
       <w:r>
         <w:rPr>
@@ -10444,7 +10582,6 @@
           <w:lang w:eastAsia="ru-RU"/>
         </w:rPr>
       </w:pPr>
-      <w:proofErr w:type="spellStart"/>
       <w:r>
         <w:rPr>
           <w:rFonts w:ascii="Times New Roman" w:eastAsia="Times New Roman" w:hAnsi="Times New Roman" w:cs="Times New Roman"/>
@@ -10454,7 +10591,6 @@
         </w:rPr>
         <w:t>GMapping</w:t>
       </w:r>
-      <w:proofErr w:type="spellEnd"/>
       <w:r>
         <w:rPr>
           <w:rFonts w:ascii="Times New Roman" w:eastAsia="Times New Roman" w:hAnsi="Times New Roman" w:cs="Times New Roman"/>
@@ -10471,39 +10607,17 @@
           <w:szCs w:val="28"/>
           <w:lang w:eastAsia="ru-RU"/>
         </w:rPr>
-        <w:t xml:space="preserve">использует </w:t>
-      </w:r>
-      <w:proofErr w:type="spellStart"/>
-      <w:r>
-        <w:rPr>
-          <w:rFonts w:ascii="Times New Roman" w:eastAsia="Times New Roman" w:hAnsi="Times New Roman" w:cs="Times New Roman"/>
-          <w:sz w:val="28"/>
-          <w:szCs w:val="28"/>
-          <w:lang w:eastAsia="ru-RU"/>
-        </w:rPr>
-        <w:t>многогипотезное</w:t>
-      </w:r>
-      <w:proofErr w:type="spellEnd"/>
-      <w:r>
-        <w:rPr>
-          <w:rFonts w:ascii="Times New Roman" w:eastAsia="Times New Roman" w:hAnsi="Times New Roman" w:cs="Times New Roman"/>
-          <w:sz w:val="28"/>
-          <w:szCs w:val="28"/>
-          <w:lang w:eastAsia="ru-RU"/>
-        </w:rPr>
-        <w:t xml:space="preserve"> построение карты в виде сетки занятости с использованием рекурсивного фильтра частиц </w:t>
-      </w:r>
-      <w:proofErr w:type="spellStart"/>
-      <w:r>
-        <w:rPr>
-          <w:rFonts w:ascii="Times New Roman" w:eastAsia="Times New Roman" w:hAnsi="Times New Roman" w:cs="Times New Roman"/>
-          <w:sz w:val="28"/>
-          <w:szCs w:val="28"/>
-          <w:lang w:eastAsia="ru-RU"/>
-        </w:rPr>
-        <w:t>Рао-Блэквелла</w:t>
-      </w:r>
-      <w:proofErr w:type="spellEnd"/>
+        <w:t>использует многогипотезное построение карты в виде сетки занятости с использованием рекурсивного фильтра частиц Рао-Блэквелла</w:t>
+      </w:r>
+      <w:r>
+        <w:rPr>
+          <w:rFonts w:ascii="Times New Roman" w:eastAsia="Times New Roman" w:hAnsi="Times New Roman" w:cs="Times New Roman"/>
+          <w:sz w:val="28"/>
+          <w:szCs w:val="28"/>
+          <w:lang w:eastAsia="ru-RU"/>
+        </w:rPr>
+        <w:t xml:space="preserve"> [17]</w:t>
+      </w:r>
       <w:r>
         <w:rPr>
           <w:rFonts w:ascii="Times New Roman" w:eastAsia="Times New Roman" w:hAnsi="Times New Roman" w:cs="Times New Roman"/>
@@ -10749,19 +10863,8 @@
           <w:szCs w:val="28"/>
           <w:lang w:eastAsia="ru-RU"/>
         </w:rPr>
-        <w:t xml:space="preserve"> расширенный фильтр Калмана, предназначенный для уменьшения ошибки процесса </w:t>
-      </w:r>
-      <w:proofErr w:type="spellStart"/>
-      <w:r>
-        <w:rPr>
-          <w:rFonts w:ascii="Times New Roman" w:eastAsia="Times New Roman" w:hAnsi="Times New Roman" w:cs="Times New Roman"/>
-          <w:sz w:val="28"/>
-          <w:szCs w:val="28"/>
-          <w:lang w:eastAsia="ru-RU"/>
-        </w:rPr>
-        <w:t>линейризации</w:t>
-      </w:r>
-      <w:proofErr w:type="spellEnd"/>
+        <w:t xml:space="preserve"> расширенный фильтр Калмана, предназначенный для уменьшения ошибки процесса линейризации</w:t>
+      </w:r>
       <w:r>
         <w:rPr>
           <w:rFonts w:ascii="Times New Roman" w:eastAsia="Times New Roman" w:hAnsi="Times New Roman" w:cs="Times New Roman"/>
@@ -10805,7 +10908,43 @@
           <w:szCs w:val="28"/>
           <w:lang w:eastAsia="ru-RU"/>
         </w:rPr>
-        <w:t xml:space="preserve">. Авторы отмечают, что </w:t>
+        <w:t>. Авторы отмечают</w:t>
+      </w:r>
+      <w:r>
+        <w:rPr>
+          <w:rFonts w:ascii="Times New Roman" w:eastAsia="Times New Roman" w:hAnsi="Times New Roman" w:cs="Times New Roman"/>
+          <w:sz w:val="28"/>
+          <w:szCs w:val="28"/>
+          <w:lang w:eastAsia="ru-RU"/>
+        </w:rPr>
+        <w:t xml:space="preserve"> [1</w:t>
+      </w:r>
+      <w:r>
+        <w:rPr>
+          <w:rFonts w:ascii="Times New Roman" w:eastAsia="Times New Roman" w:hAnsi="Times New Roman" w:cs="Times New Roman"/>
+          <w:sz w:val="28"/>
+          <w:szCs w:val="28"/>
+          <w:lang w:eastAsia="ru-RU"/>
+        </w:rPr>
+        <w:t>9</w:t>
+      </w:r>
+      <w:r>
+        <w:rPr>
+          <w:rFonts w:ascii="Times New Roman" w:eastAsia="Times New Roman" w:hAnsi="Times New Roman" w:cs="Times New Roman"/>
+          <w:sz w:val="28"/>
+          <w:szCs w:val="28"/>
+          <w:lang w:eastAsia="ru-RU"/>
+        </w:rPr>
+        <w:t>]</w:t>
+      </w:r>
+      <w:r>
+        <w:rPr>
+          <w:rFonts w:ascii="Times New Roman" w:eastAsia="Times New Roman" w:hAnsi="Times New Roman" w:cs="Times New Roman"/>
+          <w:sz w:val="28"/>
+          <w:szCs w:val="28"/>
+          <w:lang w:eastAsia="ru-RU"/>
+        </w:rPr>
+        <w:t xml:space="preserve">, что </w:t>
       </w:r>
       <w:r>
         <w:rPr>
@@ -10996,27 +11135,7 @@
           <w:szCs w:val="28"/>
           <w:lang w:eastAsia="ru-RU"/>
         </w:rPr>
-        <w:t xml:space="preserve">мерного дерева позволило обновлять карту с частотой 100 Гц, обеспечивая сбор </w:t>
-      </w:r>
-      <w:proofErr w:type="spellStart"/>
-      <w:r>
-        <w:rPr>
-          <w:rFonts w:ascii="Times New Roman" w:eastAsia="Times New Roman" w:hAnsi="Times New Roman" w:cs="Times New Roman"/>
-          <w:sz w:val="28"/>
-          <w:szCs w:val="28"/>
-          <w:lang w:eastAsia="ru-RU"/>
-        </w:rPr>
-        <w:t>одометрии</w:t>
-      </w:r>
-      <w:proofErr w:type="spellEnd"/>
-      <w:r>
-        <w:rPr>
-          <w:rFonts w:ascii="Times New Roman" w:eastAsia="Times New Roman" w:hAnsi="Times New Roman" w:cs="Times New Roman"/>
-          <w:sz w:val="28"/>
-          <w:szCs w:val="28"/>
-          <w:lang w:eastAsia="ru-RU"/>
-        </w:rPr>
-        <w:t xml:space="preserve"> и картографирование в условиях ограниченных </w:t>
+        <w:t xml:space="preserve">мерного дерева позволило обновлять карту с частотой 100 Гц, обеспечивая сбор одометрии и картографирование в условиях ограниченных </w:t>
       </w:r>
       <w:r>
         <w:rPr>
@@ -11496,6 +11615,24 @@
           <w:szCs w:val="28"/>
           <w:lang w:eastAsia="ru-RU"/>
         </w:rPr>
+        <w:t xml:space="preserve"> </w:t>
+      </w:r>
+      <w:r>
+        <w:rPr>
+          <w:rFonts w:ascii="Times New Roman" w:eastAsia="Times New Roman" w:hAnsi="Times New Roman" w:cs="Times New Roman"/>
+          <w:sz w:val="28"/>
+          <w:szCs w:val="28"/>
+          <w:lang w:eastAsia="ru-RU"/>
+        </w:rPr>
+        <w:t>[21]</w:t>
+      </w:r>
+      <w:r>
+        <w:rPr>
+          <w:rFonts w:ascii="Times New Roman" w:eastAsia="Times New Roman" w:hAnsi="Times New Roman" w:cs="Times New Roman"/>
+          <w:sz w:val="28"/>
+          <w:szCs w:val="28"/>
+          <w:lang w:eastAsia="ru-RU"/>
+        </w:rPr>
         <w:t xml:space="preserve">. </w:t>
       </w:r>
       <w:r>
@@ -11505,27 +11642,7 @@
           <w:szCs w:val="28"/>
           <w:lang w:eastAsia="ru-RU"/>
         </w:rPr>
-        <w:t>Алгоритмы данного подхода строят карты на основе данных с изображений, получаемых с системы технического зрения, и оценивают пройденный путь и масштаб карты (</w:t>
-      </w:r>
-      <w:proofErr w:type="spellStart"/>
-      <w:r>
-        <w:rPr>
-          <w:rFonts w:ascii="Times New Roman" w:eastAsia="Times New Roman" w:hAnsi="Times New Roman" w:cs="Times New Roman"/>
-          <w:sz w:val="28"/>
-          <w:szCs w:val="28"/>
-          <w:lang w:eastAsia="ru-RU"/>
-        </w:rPr>
-        <w:t>видеоодометрию</w:t>
-      </w:r>
-      <w:proofErr w:type="spellEnd"/>
-      <w:r>
-        <w:rPr>
-          <w:rFonts w:ascii="Times New Roman" w:eastAsia="Times New Roman" w:hAnsi="Times New Roman" w:cs="Times New Roman"/>
-          <w:sz w:val="28"/>
-          <w:szCs w:val="28"/>
-          <w:lang w:eastAsia="ru-RU"/>
-        </w:rPr>
-        <w:t>) по ним. Для получения данных применяется ряд различных типов сенсоров, представленных в п. 1.1.2.</w:t>
+        <w:t>Алгоритмы данного подхода строят карты на основе данных с изображений, получаемых с системы технического зрения, и оценивают пройденный путь и масштаб карты (видеоодометрию) по ним. Для получения данных применяется ряд различных типов сенсоров, представленных в п. 1.1.2.</w:t>
       </w:r>
     </w:p>
     <w:p>
@@ -11686,27 +11803,7 @@
           <w:szCs w:val="28"/>
           <w:lang w:eastAsia="ru-RU"/>
         </w:rPr>
-        <w:t xml:space="preserve">, которые обнаруживаются и сопоставляются с элементами последующих снимков. </w:t>
-      </w:r>
-      <w:proofErr w:type="spellStart"/>
-      <w:r>
-        <w:rPr>
-          <w:rFonts w:ascii="Times New Roman" w:eastAsia="Times New Roman" w:hAnsi="Times New Roman" w:cs="Times New Roman"/>
-          <w:sz w:val="28"/>
-          <w:szCs w:val="28"/>
-          <w:lang w:eastAsia="ru-RU"/>
-        </w:rPr>
-        <w:t>Одометрия</w:t>
-      </w:r>
-      <w:proofErr w:type="spellEnd"/>
-      <w:r>
-        <w:rPr>
-          <w:rFonts w:ascii="Times New Roman" w:eastAsia="Times New Roman" w:hAnsi="Times New Roman" w:cs="Times New Roman"/>
-          <w:sz w:val="28"/>
-          <w:szCs w:val="28"/>
-          <w:lang w:eastAsia="ru-RU"/>
-        </w:rPr>
-        <w:t xml:space="preserve"> относительно полученных объектов вычисляется исходя из </w:t>
+        <w:t xml:space="preserve">, которые обнаруживаются и сопоставляются с элементами последующих снимков. Одометрия относительно полученных объектов вычисляется исходя из </w:t>
       </w:r>
       <w:r>
         <w:rPr>
@@ -11883,7 +11980,7 @@
           <w:rFonts w:ascii="Times New Roman" w:eastAsia="Times New Roman" w:hAnsi="Times New Roman" w:cs="Times New Roman"/>
           <w:sz w:val="28"/>
           <w:szCs w:val="28"/>
-          <w:lang w:val="en-US" w:eastAsia="ru-RU"/>
+          <w:lang w:eastAsia="ru-RU"/>
         </w:rPr>
       </w:pPr>
       <w:r>
@@ -11922,7 +12019,7 @@
           <w:rFonts w:ascii="Times New Roman" w:eastAsia="Times New Roman" w:hAnsi="Times New Roman" w:cs="Times New Roman"/>
           <w:sz w:val="24"/>
           <w:szCs w:val="24"/>
-          <w:lang w:val="en-US" w:eastAsia="ru-RU"/>
+          <w:lang w:eastAsia="ru-RU"/>
         </w:rPr>
       </w:pPr>
     </w:p>
@@ -12230,25 +12327,14 @@
         </w:rPr>
         <w:t xml:space="preserve"> и, </w:t>
       </w:r>
-      <w:proofErr w:type="spellStart"/>
-      <w:r>
-        <w:rPr>
-          <w:rFonts w:ascii="Times New Roman" w:eastAsia="Times New Roman" w:hAnsi="Times New Roman" w:cs="Times New Roman"/>
-          <w:sz w:val="28"/>
-          <w:szCs w:val="28"/>
-          <w:lang w:eastAsia="ru-RU"/>
-        </w:rPr>
-        <w:t>лидарно</w:t>
-      </w:r>
-      <w:proofErr w:type="spellEnd"/>
-      <w:r>
-        <w:rPr>
-          <w:rFonts w:ascii="Times New Roman" w:eastAsia="Times New Roman" w:hAnsi="Times New Roman" w:cs="Times New Roman"/>
-          <w:sz w:val="28"/>
-          <w:szCs w:val="28"/>
-          <w:lang w:eastAsia="ru-RU"/>
-        </w:rPr>
-        <w:t>-инерциальных (</w:t>
+      <w:r>
+        <w:rPr>
+          <w:rFonts w:ascii="Times New Roman" w:eastAsia="Times New Roman" w:hAnsi="Times New Roman" w:cs="Times New Roman"/>
+          <w:sz w:val="28"/>
+          <w:szCs w:val="28"/>
+          <w:lang w:eastAsia="ru-RU"/>
+        </w:rPr>
+        <w:t>лидарно-инерциальных (</w:t>
       </w:r>
       <w:r>
         <w:rPr>
@@ -12443,7 +12529,6 @@
           <w:sz w:val="28"/>
           <w:szCs w:val="28"/>
         </w:rPr>
-        <w:lastRenderedPageBreak/>
         <w:t>В</w:t>
       </w:r>
       <w:r>
@@ -12533,47 +12618,7 @@
           <w:szCs w:val="28"/>
           <w:lang w:val="ru"/>
         </w:rPr>
-        <w:t xml:space="preserve"> являются семейства YOLO (You Only Look </w:t>
-      </w:r>
-      <w:proofErr w:type="spellStart"/>
-      <w:r>
-        <w:rPr>
-          <w:rFonts w:ascii="Times New Roman" w:hAnsi="Times New Roman" w:cs="Times New Roman"/>
-          <w:sz w:val="28"/>
-          <w:szCs w:val="28"/>
-          <w:lang w:val="ru"/>
-        </w:rPr>
-        <w:t>Once</w:t>
-      </w:r>
-      <w:proofErr w:type="spellEnd"/>
-      <w:r>
-        <w:rPr>
-          <w:rFonts w:ascii="Times New Roman" w:hAnsi="Times New Roman" w:cs="Times New Roman"/>
-          <w:sz w:val="28"/>
-          <w:szCs w:val="28"/>
-          <w:lang w:val="ru"/>
-        </w:rPr>
-        <w:t xml:space="preserve">) и </w:t>
-      </w:r>
-      <w:proofErr w:type="spellStart"/>
-      <w:r>
-        <w:rPr>
-          <w:rFonts w:ascii="Times New Roman" w:hAnsi="Times New Roman" w:cs="Times New Roman"/>
-          <w:sz w:val="28"/>
-          <w:szCs w:val="28"/>
-          <w:lang w:val="ru"/>
-        </w:rPr>
-        <w:t>трансформерные</w:t>
-      </w:r>
-      <w:proofErr w:type="spellEnd"/>
-      <w:r>
-        <w:rPr>
-          <w:rFonts w:ascii="Times New Roman" w:hAnsi="Times New Roman" w:cs="Times New Roman"/>
-          <w:sz w:val="28"/>
-          <w:szCs w:val="28"/>
-          <w:lang w:val="ru"/>
-        </w:rPr>
-        <w:t xml:space="preserve"> детекторы</w:t>
+        <w:t xml:space="preserve"> являются семейства YOLO (You Only Look Once) и трансформерные детекторы</w:t>
       </w:r>
       <w:r>
         <w:rPr>
@@ -12691,9 +12736,16 @@
           <w:szCs w:val="28"/>
           <w:lang w:val="ru"/>
         </w:rPr>
-        <w:t xml:space="preserve">Семантическая сегментация. Предполагает </w:t>
-      </w:r>
-      <w:proofErr w:type="spellStart"/>
+        <w:t xml:space="preserve">Семантическая сегментация. Предполагает попиксельную классификацию изображения без </w:t>
+      </w:r>
+      <w:r>
+        <w:rPr>
+          <w:rFonts w:ascii="Times New Roman" w:hAnsi="Times New Roman" w:cs="Times New Roman"/>
+          <w:sz w:val="28"/>
+          <w:szCs w:val="28"/>
+        </w:rPr>
+        <w:t>выделения отдельных объектов</w:t>
+      </w:r>
       <w:r>
         <w:rPr>
           <w:rFonts w:ascii="Times New Roman" w:hAnsi="Times New Roman" w:cs="Times New Roman"/>
@@ -12701,9 +12753,16 @@
           <w:szCs w:val="28"/>
           <w:lang w:val="ru"/>
         </w:rPr>
-        <w:t>попиксельную</w:t>
-      </w:r>
-      <w:proofErr w:type="spellEnd"/>
+        <w:t xml:space="preserve"> одного класса. Архитектуры</w:t>
+      </w:r>
+      <w:r>
+        <w:rPr>
+          <w:rFonts w:ascii="Times New Roman" w:hAnsi="Times New Roman" w:cs="Times New Roman"/>
+          <w:sz w:val="28"/>
+          <w:szCs w:val="28"/>
+        </w:rPr>
+        <w:t xml:space="preserve"> искусственных нейронных сетей по</w:t>
+      </w:r>
       <w:r>
         <w:rPr>
           <w:rFonts w:ascii="Times New Roman" w:hAnsi="Times New Roman" w:cs="Times New Roman"/>
@@ -12711,15 +12770,15 @@
           <w:szCs w:val="28"/>
           <w:lang w:val="ru"/>
         </w:rPr>
-        <w:t xml:space="preserve"> классификацию изображения без </w:t>
-      </w:r>
-      <w:r>
-        <w:rPr>
-          <w:rFonts w:ascii="Times New Roman" w:hAnsi="Times New Roman" w:cs="Times New Roman"/>
-          <w:sz w:val="28"/>
-          <w:szCs w:val="28"/>
-        </w:rPr>
-        <w:t>выделения отдельных объектов</w:t>
+        <w:t xml:space="preserve"> тип</w:t>
+      </w:r>
+      <w:r>
+        <w:rPr>
+          <w:rFonts w:ascii="Times New Roman" w:hAnsi="Times New Roman" w:cs="Times New Roman"/>
+          <w:sz w:val="28"/>
+          <w:szCs w:val="28"/>
+        </w:rPr>
+        <w:t>у</w:t>
       </w:r>
       <w:r>
         <w:rPr>
@@ -12728,101 +12787,7 @@
           <w:szCs w:val="28"/>
           <w:lang w:val="ru"/>
         </w:rPr>
-        <w:t xml:space="preserve"> одного класса. Архитектуры</w:t>
-      </w:r>
-      <w:r>
-        <w:rPr>
-          <w:rFonts w:ascii="Times New Roman" w:hAnsi="Times New Roman" w:cs="Times New Roman"/>
-          <w:sz w:val="28"/>
-          <w:szCs w:val="28"/>
-        </w:rPr>
-        <w:t xml:space="preserve"> искусственных нейронных сетей по</w:t>
-      </w:r>
-      <w:r>
-        <w:rPr>
-          <w:rFonts w:ascii="Times New Roman" w:hAnsi="Times New Roman" w:cs="Times New Roman"/>
-          <w:sz w:val="28"/>
-          <w:szCs w:val="28"/>
-          <w:lang w:val="ru"/>
-        </w:rPr>
-        <w:t xml:space="preserve"> тип</w:t>
-      </w:r>
-      <w:r>
-        <w:rPr>
-          <w:rFonts w:ascii="Times New Roman" w:hAnsi="Times New Roman" w:cs="Times New Roman"/>
-          <w:sz w:val="28"/>
-          <w:szCs w:val="28"/>
-        </w:rPr>
-        <w:t>у</w:t>
-      </w:r>
-      <w:r>
-        <w:rPr>
-          <w:rFonts w:ascii="Times New Roman" w:hAnsi="Times New Roman" w:cs="Times New Roman"/>
-          <w:sz w:val="28"/>
-          <w:szCs w:val="28"/>
-          <w:lang w:val="ru"/>
-        </w:rPr>
-        <w:t xml:space="preserve"> </w:t>
-      </w:r>
-      <w:proofErr w:type="spellStart"/>
-      <w:r>
-        <w:rPr>
-          <w:rFonts w:ascii="Times New Roman" w:hAnsi="Times New Roman" w:cs="Times New Roman"/>
-          <w:sz w:val="28"/>
-          <w:szCs w:val="28"/>
-          <w:lang w:val="ru"/>
-        </w:rPr>
-        <w:t>DeepLab</w:t>
-      </w:r>
-      <w:proofErr w:type="spellEnd"/>
-      <w:r>
-        <w:rPr>
-          <w:rFonts w:ascii="Times New Roman" w:hAnsi="Times New Roman" w:cs="Times New Roman"/>
-          <w:sz w:val="28"/>
-          <w:szCs w:val="28"/>
-          <w:lang w:val="ru"/>
-        </w:rPr>
-        <w:t xml:space="preserve"> и </w:t>
-      </w:r>
-      <w:proofErr w:type="spellStart"/>
-      <w:r>
-        <w:rPr>
-          <w:rFonts w:ascii="Times New Roman" w:hAnsi="Times New Roman" w:cs="Times New Roman"/>
-          <w:sz w:val="28"/>
-          <w:szCs w:val="28"/>
-          <w:lang w:val="ru"/>
-        </w:rPr>
-        <w:t>PSPNet</w:t>
-      </w:r>
-      <w:proofErr w:type="spellEnd"/>
-      <w:r>
-        <w:rPr>
-          <w:rFonts w:ascii="Times New Roman" w:hAnsi="Times New Roman" w:cs="Times New Roman"/>
-          <w:sz w:val="28"/>
-          <w:szCs w:val="28"/>
-          <w:lang w:val="ru"/>
-        </w:rPr>
-        <w:t xml:space="preserve"> с кодировщиками на базе </w:t>
-      </w:r>
-      <w:proofErr w:type="spellStart"/>
-      <w:r>
-        <w:rPr>
-          <w:rFonts w:ascii="Times New Roman" w:hAnsi="Times New Roman" w:cs="Times New Roman"/>
-          <w:sz w:val="28"/>
-          <w:szCs w:val="28"/>
-          <w:lang w:val="ru"/>
-        </w:rPr>
-        <w:t>свёрточных</w:t>
-      </w:r>
-      <w:proofErr w:type="spellEnd"/>
-      <w:r>
-        <w:rPr>
-          <w:rFonts w:ascii="Times New Roman" w:hAnsi="Times New Roman" w:cs="Times New Roman"/>
-          <w:sz w:val="28"/>
-          <w:szCs w:val="28"/>
-          <w:lang w:val="ru"/>
-        </w:rPr>
-        <w:t xml:space="preserve"> нейронных сетей</w:t>
+        <w:t xml:space="preserve"> DeepLab и PSPNet с кодировщиками на базе свёрточных нейронных сетей</w:t>
       </w:r>
       <w:r>
         <w:rPr>
@@ -12981,7 +12946,6 @@
         </w:rPr>
         <w:t xml:space="preserve">Такие архитектуры нейронных сетей, как </w:t>
       </w:r>
-      <w:proofErr w:type="spellStart"/>
       <w:r>
         <w:rPr>
           <w:rFonts w:ascii="Times New Roman" w:hAnsi="Times New Roman" w:cs="Times New Roman"/>
@@ -12989,17 +12953,7 @@
           <w:szCs w:val="28"/>
           <w:lang w:val="ru"/>
         </w:rPr>
-        <w:t>Mask</w:t>
-      </w:r>
-      <w:proofErr w:type="spellEnd"/>
-      <w:r>
-        <w:rPr>
-          <w:rFonts w:ascii="Times New Roman" w:hAnsi="Times New Roman" w:cs="Times New Roman"/>
-          <w:sz w:val="28"/>
-          <w:szCs w:val="28"/>
-          <w:lang w:val="ru"/>
-        </w:rPr>
-        <w:t xml:space="preserve"> R-CNN и её производные остаются </w:t>
+        <w:t xml:space="preserve">Mask R-CNN и её производные остаются </w:t>
       </w:r>
       <w:r>
         <w:rPr>
@@ -13055,7 +13009,6 @@
         </w:rPr>
         <w:t xml:space="preserve">4. </w:t>
       </w:r>
-      <w:proofErr w:type="spellStart"/>
       <w:r>
         <w:rPr>
           <w:rFonts w:ascii="Times New Roman" w:hAnsi="Times New Roman" w:cs="Times New Roman"/>
@@ -13063,17 +13016,7 @@
           <w:szCs w:val="28"/>
           <w:lang w:val="ru"/>
         </w:rPr>
-        <w:t>Паноптическая</w:t>
-      </w:r>
-      <w:proofErr w:type="spellEnd"/>
-      <w:r>
-        <w:rPr>
-          <w:rFonts w:ascii="Times New Roman" w:hAnsi="Times New Roman" w:cs="Times New Roman"/>
-          <w:sz w:val="28"/>
-          <w:szCs w:val="28"/>
-          <w:lang w:val="ru"/>
-        </w:rPr>
-        <w:t xml:space="preserve"> сегментация. Наиболее полная парадигма, объединяющая семантическую сегментацию фона и инстанс-сегментацию объектов переднего плана в единую непротиворечивую картину.</w:t>
+        <w:t>Паноптическая сегментация. Наиболее полная парадигма, объединяющая семантическую сегментацию фона и инстанс-сегментацию объектов переднего плана в единую непротиворечивую картину.</w:t>
       </w:r>
     </w:p>
     <w:p>
@@ -13094,7 +13037,6 @@
           <w:szCs w:val="28"/>
           <w:lang w:val="en-US"/>
         </w:rPr>
-        <w:lastRenderedPageBreak/>
         <w:t>Mask</w:t>
       </w:r>
       <w:r>
@@ -13543,7 +13485,6 @@
                 <w:lang w:val="ru"/>
               </w:rPr>
             </w:pPr>
-            <w:proofErr w:type="spellStart"/>
             <w:r>
               <w:rPr>
                 <w:rFonts w:ascii="Times New Roman" w:hAnsi="Times New Roman" w:cs="Times New Roman"/>
@@ -13551,17 +13492,7 @@
                 <w:szCs w:val="28"/>
                 <w:lang w:val="ru"/>
               </w:rPr>
-              <w:t>Попиксельная</w:t>
-            </w:r>
-            <w:proofErr w:type="spellEnd"/>
-            <w:r>
-              <w:rPr>
-                <w:rFonts w:ascii="Times New Roman" w:hAnsi="Times New Roman" w:cs="Times New Roman"/>
-                <w:sz w:val="28"/>
-                <w:szCs w:val="28"/>
-                <w:lang w:val="ru"/>
-              </w:rPr>
-              <w:t xml:space="preserve"> карта классов</w:t>
+              <w:t>Попиксельная карта классов</w:t>
             </w:r>
           </w:p>
         </w:tc>
@@ -13738,7 +13669,6 @@
                 <w:szCs w:val="28"/>
               </w:rPr>
             </w:pPr>
-            <w:proofErr w:type="spellStart"/>
             <w:r>
               <w:rPr>
                 <w:rFonts w:ascii="Times New Roman" w:hAnsi="Times New Roman" w:cs="Times New Roman"/>
@@ -13746,17 +13676,7 @@
                 <w:szCs w:val="28"/>
                 <w:lang w:val="ru"/>
               </w:rPr>
-              <w:t>Паноптическая</w:t>
-            </w:r>
-            <w:proofErr w:type="spellEnd"/>
-            <w:r>
-              <w:rPr>
-                <w:rFonts w:ascii="Times New Roman" w:hAnsi="Times New Roman" w:cs="Times New Roman"/>
-                <w:sz w:val="28"/>
-                <w:szCs w:val="28"/>
-                <w:lang w:val="ru"/>
-              </w:rPr>
-              <w:t xml:space="preserve"> сегментация</w:t>
+              <w:t>Паноптическая сегментация</w:t>
             </w:r>
           </w:p>
         </w:tc>
@@ -13896,9 +13816,16 @@
           <w:szCs w:val="28"/>
           <w:lang w:val="ru"/>
         </w:rPr>
-        <w:t xml:space="preserve"> </w:t>
-      </w:r>
-      <w:proofErr w:type="spellStart"/>
+        <w:t xml:space="preserve"> ACNet (Attention</w:t>
+      </w:r>
+      <w:r>
+        <w:rPr>
+          <w:rFonts w:ascii="Times New Roman" w:hAnsi="Times New Roman" w:cs="Times New Roman"/>
+          <w:sz w:val="28"/>
+          <w:szCs w:val="28"/>
+        </w:rPr>
+        <w:t>-</w:t>
+      </w:r>
       <w:r>
         <w:rPr>
           <w:rFonts w:ascii="Times New Roman" w:hAnsi="Times New Roman" w:cs="Times New Roman"/>
@@ -13906,106 +13833,7 @@
           <w:szCs w:val="28"/>
           <w:lang w:val="ru"/>
         </w:rPr>
-        <w:t>ACNet</w:t>
-      </w:r>
-      <w:proofErr w:type="spellEnd"/>
-      <w:r>
-        <w:rPr>
-          <w:rFonts w:ascii="Times New Roman" w:hAnsi="Times New Roman" w:cs="Times New Roman"/>
-          <w:sz w:val="28"/>
-          <w:szCs w:val="28"/>
-          <w:lang w:val="ru"/>
-        </w:rPr>
-        <w:t xml:space="preserve"> (</w:t>
-      </w:r>
-      <w:proofErr w:type="spellStart"/>
-      <w:r>
-        <w:rPr>
-          <w:rFonts w:ascii="Times New Roman" w:hAnsi="Times New Roman" w:cs="Times New Roman"/>
-          <w:sz w:val="28"/>
-          <w:szCs w:val="28"/>
-          <w:lang w:val="ru"/>
-        </w:rPr>
-        <w:t>Attention</w:t>
-      </w:r>
-      <w:proofErr w:type="spellEnd"/>
-      <w:r>
-        <w:rPr>
-          <w:rFonts w:ascii="Times New Roman" w:hAnsi="Times New Roman" w:cs="Times New Roman"/>
-          <w:sz w:val="28"/>
-          <w:szCs w:val="28"/>
-        </w:rPr>
-        <w:t>-</w:t>
-      </w:r>
-      <w:proofErr w:type="spellStart"/>
-      <w:r>
-        <w:rPr>
-          <w:rFonts w:ascii="Times New Roman" w:hAnsi="Times New Roman" w:cs="Times New Roman"/>
-          <w:sz w:val="28"/>
-          <w:szCs w:val="28"/>
-          <w:lang w:val="ru"/>
-        </w:rPr>
-        <w:t>Convolution</w:t>
-      </w:r>
-      <w:proofErr w:type="spellEnd"/>
-      <w:r>
-        <w:rPr>
-          <w:rFonts w:ascii="Times New Roman" w:hAnsi="Times New Roman" w:cs="Times New Roman"/>
-          <w:sz w:val="28"/>
-          <w:szCs w:val="28"/>
-          <w:lang w:val="ru"/>
-        </w:rPr>
-        <w:t xml:space="preserve"> </w:t>
-      </w:r>
-      <w:proofErr w:type="spellStart"/>
-      <w:r>
-        <w:rPr>
-          <w:rFonts w:ascii="Times New Roman" w:hAnsi="Times New Roman" w:cs="Times New Roman"/>
-          <w:sz w:val="28"/>
-          <w:szCs w:val="28"/>
-          <w:lang w:val="ru"/>
-        </w:rPr>
-        <w:t>Collaborative</w:t>
-      </w:r>
-      <w:proofErr w:type="spellEnd"/>
-      <w:r>
-        <w:rPr>
-          <w:rFonts w:ascii="Times New Roman" w:hAnsi="Times New Roman" w:cs="Times New Roman"/>
-          <w:sz w:val="28"/>
-          <w:szCs w:val="28"/>
-          <w:lang w:val="ru"/>
-        </w:rPr>
-        <w:t xml:space="preserve"> Network) интегрирует </w:t>
-      </w:r>
-      <w:r>
-        <w:rPr>
-          <w:rFonts w:ascii="Times New Roman" w:hAnsi="Times New Roman" w:cs="Times New Roman"/>
-          <w:sz w:val="28"/>
-          <w:szCs w:val="28"/>
-          <w:lang w:val="ru"/>
-        </w:rPr>
-        <w:lastRenderedPageBreak/>
-        <w:t xml:space="preserve">механизмы внимания в </w:t>
-      </w:r>
-      <w:proofErr w:type="spellStart"/>
-      <w:r>
-        <w:rPr>
-          <w:rFonts w:ascii="Times New Roman" w:hAnsi="Times New Roman" w:cs="Times New Roman"/>
-          <w:sz w:val="28"/>
-          <w:szCs w:val="28"/>
-          <w:lang w:val="ru"/>
-        </w:rPr>
-        <w:t>свёрточные</w:t>
-      </w:r>
-      <w:proofErr w:type="spellEnd"/>
-      <w:r>
-        <w:rPr>
-          <w:rFonts w:ascii="Times New Roman" w:hAnsi="Times New Roman" w:cs="Times New Roman"/>
-          <w:sz w:val="28"/>
-          <w:szCs w:val="28"/>
-          <w:lang w:val="ru"/>
-        </w:rPr>
-        <w:t xml:space="preserve"> архитектуры</w:t>
+        <w:t>Convolution Collaborative Network) интегрирует механизмы внимания в свёрточные архитектуры</w:t>
       </w:r>
       <w:r>
         <w:rPr>
@@ -14094,25 +13922,7 @@
           <w:sz w:val="28"/>
           <w:szCs w:val="28"/>
         </w:rPr>
-        <w:t xml:space="preserve"> Они преимущественно состоят из </w:t>
-      </w:r>
-      <w:proofErr w:type="spellStart"/>
-      <w:r>
-        <w:rPr>
-          <w:rFonts w:ascii="Times New Roman" w:hAnsi="Times New Roman" w:cs="Times New Roman"/>
-          <w:sz w:val="28"/>
-          <w:szCs w:val="28"/>
-        </w:rPr>
-        <w:t>сверточных</w:t>
-      </w:r>
-      <w:proofErr w:type="spellEnd"/>
-      <w:r>
-        <w:rPr>
-          <w:rFonts w:ascii="Times New Roman" w:hAnsi="Times New Roman" w:cs="Times New Roman"/>
-          <w:sz w:val="28"/>
-          <w:szCs w:val="28"/>
-        </w:rPr>
-        <w:t xml:space="preserve"> нейронных слоев.</w:t>
+        <w:t xml:space="preserve"> Они преимущественно состоят из сверточных нейронных слоев.</w:t>
       </w:r>
       <w:r>
         <w:rPr>
@@ -14202,107 +14012,7 @@
           <w:szCs w:val="28"/>
           <w:lang w:val="ru"/>
         </w:rPr>
-        <w:t>объектов, не входящих в обучающую выборку. В контексте задач локальной навигации беспилотного транспорта используется фреймворк SOTA (</w:t>
-      </w:r>
-      <w:proofErr w:type="spellStart"/>
-      <w:r>
-        <w:rPr>
-          <w:rFonts w:ascii="Times New Roman" w:hAnsi="Times New Roman" w:cs="Times New Roman"/>
-          <w:sz w:val="28"/>
-          <w:szCs w:val="28"/>
-          <w:lang w:val="ru"/>
-        </w:rPr>
-        <w:t>Segmenting</w:t>
-      </w:r>
-      <w:proofErr w:type="spellEnd"/>
-      <w:r>
-        <w:rPr>
-          <w:rFonts w:ascii="Times New Roman" w:hAnsi="Times New Roman" w:cs="Times New Roman"/>
-          <w:sz w:val="28"/>
-          <w:szCs w:val="28"/>
-          <w:lang w:val="ru"/>
-        </w:rPr>
-        <w:t xml:space="preserve"> </w:t>
-      </w:r>
-      <w:proofErr w:type="spellStart"/>
-      <w:r>
-        <w:rPr>
-          <w:rFonts w:ascii="Times New Roman" w:hAnsi="Times New Roman" w:cs="Times New Roman"/>
-          <w:sz w:val="28"/>
-          <w:szCs w:val="28"/>
-          <w:lang w:val="ru"/>
-        </w:rPr>
-        <w:t>Objectiveness</w:t>
-      </w:r>
-      <w:proofErr w:type="spellEnd"/>
-      <w:r>
-        <w:rPr>
-          <w:rFonts w:ascii="Times New Roman" w:hAnsi="Times New Roman" w:cs="Times New Roman"/>
-          <w:sz w:val="28"/>
-          <w:szCs w:val="28"/>
-          <w:lang w:val="ru"/>
-        </w:rPr>
-        <w:t xml:space="preserve"> </w:t>
-      </w:r>
-      <w:proofErr w:type="spellStart"/>
-      <w:r>
-        <w:rPr>
-          <w:rFonts w:ascii="Times New Roman" w:hAnsi="Times New Roman" w:cs="Times New Roman"/>
-          <w:sz w:val="28"/>
-          <w:szCs w:val="28"/>
-          <w:lang w:val="ru"/>
-        </w:rPr>
-        <w:t>and</w:t>
-      </w:r>
-      <w:proofErr w:type="spellEnd"/>
-      <w:r>
-        <w:rPr>
-          <w:rFonts w:ascii="Times New Roman" w:hAnsi="Times New Roman" w:cs="Times New Roman"/>
-          <w:sz w:val="28"/>
-          <w:szCs w:val="28"/>
-          <w:lang w:val="ru"/>
-        </w:rPr>
-        <w:t xml:space="preserve"> Task-</w:t>
-      </w:r>
-      <w:proofErr w:type="spellStart"/>
-      <w:r>
-        <w:rPr>
-          <w:rFonts w:ascii="Times New Roman" w:hAnsi="Times New Roman" w:cs="Times New Roman"/>
-          <w:sz w:val="28"/>
-          <w:szCs w:val="28"/>
-          <w:lang w:val="ru"/>
-        </w:rPr>
-        <w:t>Awareness</w:t>
-      </w:r>
-      <w:proofErr w:type="spellEnd"/>
-      <w:r>
-        <w:rPr>
-          <w:rFonts w:ascii="Times New Roman" w:hAnsi="Times New Roman" w:cs="Times New Roman"/>
-          <w:sz w:val="28"/>
-          <w:szCs w:val="28"/>
-          <w:lang w:val="ru"/>
-        </w:rPr>
-        <w:t xml:space="preserve">) - архитектура нейронной сети, способная решать задачу путём комбинации блока семантического слияния для усиления признаков </w:t>
-      </w:r>
-      <w:proofErr w:type="spellStart"/>
-      <w:r>
-        <w:rPr>
-          <w:rFonts w:ascii="Times New Roman" w:hAnsi="Times New Roman" w:cs="Times New Roman"/>
-          <w:sz w:val="28"/>
-          <w:szCs w:val="28"/>
-          <w:lang w:val="ru"/>
-        </w:rPr>
-        <w:t>объектности</w:t>
-      </w:r>
-      <w:proofErr w:type="spellEnd"/>
-      <w:r>
-        <w:rPr>
-          <w:rFonts w:ascii="Times New Roman" w:hAnsi="Times New Roman" w:cs="Times New Roman"/>
-          <w:sz w:val="28"/>
-          <w:szCs w:val="28"/>
-          <w:lang w:val="ru"/>
-        </w:rPr>
-        <w:t xml:space="preserve"> и адаптера с учётом сцены для фильтрации аномалий [9]. </w:t>
+        <w:t xml:space="preserve">объектов, не входящих в обучающую выборку. В контексте задач локальной навигации беспилотного транспорта используется фреймворк SOTA (Segmenting Objectiveness and Task-Awareness) - архитектура нейронной сети, способная решать задачу путём комбинации блока семантического слияния для усиления признаков объектности и адаптера с учётом сцены для фильтрации аномалий [9]. </w:t>
       </w:r>
     </w:p>
     <w:p>
@@ -14582,16 +14292,7 @@
           <w:sz w:val="28"/>
           <w:szCs w:val="28"/>
         </w:rPr>
-        <w:t xml:space="preserve">Фундаментальным понятием трёхмерной реконструкции является понятие "фотограмметрия", введённое А. </w:t>
-      </w:r>
-      <w:proofErr w:type="spellStart"/>
-      <w:r>
-        <w:rPr>
-          <w:color w:val="auto"/>
-          <w:sz w:val="28"/>
-          <w:szCs w:val="28"/>
-        </w:rPr>
-        <w:t>Мейд</w:t>
+        <w:t>Фундаментальным понятием трёхмерной реконструкции является понятие "фотограмметрия", введённое А. Мейд</w:t>
       </w:r>
       <w:r>
         <w:rPr>
@@ -14607,16 +14308,7 @@
           <w:sz w:val="28"/>
           <w:szCs w:val="28"/>
         </w:rPr>
-        <w:t>нбауэром</w:t>
-      </w:r>
-      <w:proofErr w:type="spellEnd"/>
-      <w:r>
-        <w:rPr>
-          <w:color w:val="auto"/>
-          <w:sz w:val="28"/>
-          <w:szCs w:val="28"/>
-        </w:rPr>
-        <w:t xml:space="preserve"> в середине XIX века. Фотограмметрия </w:t>
+        <w:t xml:space="preserve">нбауэром в середине XIX века. Фотограмметрия </w:t>
       </w:r>
       <w:r>
         <w:rPr>
@@ -14696,7 +14388,6 @@
           <w:sz w:val="28"/>
           <w:szCs w:val="28"/>
         </w:rPr>
-        <w:lastRenderedPageBreak/>
         <w:t>середины XX</w:t>
       </w:r>
       <w:r>
@@ -14793,7 +14484,23 @@
           <w:sz w:val="28"/>
           <w:szCs w:val="28"/>
         </w:rPr>
-        <w:t>[12]</w:t>
+        <w:t>[</w:t>
+      </w:r>
+      <w:r>
+        <w:rPr>
+          <w:color w:val="auto"/>
+          <w:sz w:val="28"/>
+          <w:szCs w:val="28"/>
+        </w:rPr>
+        <w:t>4</w:t>
+      </w:r>
+      <w:r>
+        <w:rPr>
+          <w:color w:val="auto"/>
+          <w:sz w:val="28"/>
+          <w:szCs w:val="28"/>
+        </w:rPr>
+        <w:t>2]</w:t>
       </w:r>
       <w:r>
         <w:rPr>
@@ -14905,7 +14612,39 @@
           <w:sz w:val="28"/>
           <w:szCs w:val="28"/>
         </w:rPr>
-        <w:t xml:space="preserve"> [13-15]</w:t>
+        <w:t xml:space="preserve"> [</w:t>
+      </w:r>
+      <w:r>
+        <w:rPr>
+          <w:color w:val="auto"/>
+          <w:sz w:val="28"/>
+          <w:szCs w:val="28"/>
+        </w:rPr>
+        <w:t>4</w:t>
+      </w:r>
+      <w:r>
+        <w:rPr>
+          <w:color w:val="auto"/>
+          <w:sz w:val="28"/>
+          <w:szCs w:val="28"/>
+        </w:rPr>
+        <w:t>3-</w:t>
+      </w:r>
+      <w:r>
+        <w:rPr>
+          <w:color w:val="auto"/>
+          <w:sz w:val="28"/>
+          <w:szCs w:val="28"/>
+        </w:rPr>
+        <w:t>4</w:t>
+      </w:r>
+      <w:r>
+        <w:rPr>
+          <w:color w:val="auto"/>
+          <w:sz w:val="28"/>
+          <w:szCs w:val="28"/>
+        </w:rPr>
+        <w:t>5]</w:t>
       </w:r>
       <w:r>
         <w:rPr>
@@ -15035,7 +14774,39 @@
           <w:sz w:val="28"/>
           <w:szCs w:val="28"/>
         </w:rPr>
-        <w:t xml:space="preserve"> [15-16]</w:t>
+        <w:t xml:space="preserve"> [</w:t>
+      </w:r>
+      <w:r>
+        <w:rPr>
+          <w:color w:val="auto"/>
+          <w:sz w:val="28"/>
+          <w:szCs w:val="28"/>
+        </w:rPr>
+        <w:t>4</w:t>
+      </w:r>
+      <w:r>
+        <w:rPr>
+          <w:color w:val="auto"/>
+          <w:sz w:val="28"/>
+          <w:szCs w:val="28"/>
+        </w:rPr>
+        <w:t>5-</w:t>
+      </w:r>
+      <w:r>
+        <w:rPr>
+          <w:color w:val="auto"/>
+          <w:sz w:val="28"/>
+          <w:szCs w:val="28"/>
+        </w:rPr>
+        <w:t>4</w:t>
+      </w:r>
+      <w:r>
+        <w:rPr>
+          <w:color w:val="auto"/>
+          <w:sz w:val="28"/>
+          <w:szCs w:val="28"/>
+        </w:rPr>
+        <w:t>6]</w:t>
       </w:r>
       <w:r>
         <w:rPr>
@@ -15115,7 +14886,39 @@
           <w:sz w:val="28"/>
           <w:szCs w:val="28"/>
         </w:rPr>
-        <w:t xml:space="preserve"> [17-19</w:t>
+        <w:t xml:space="preserve"> [</w:t>
+      </w:r>
+      <w:r>
+        <w:rPr>
+          <w:color w:val="auto"/>
+          <w:sz w:val="28"/>
+          <w:szCs w:val="28"/>
+        </w:rPr>
+        <w:t>4</w:t>
+      </w:r>
+      <w:r>
+        <w:rPr>
+          <w:color w:val="auto"/>
+          <w:sz w:val="28"/>
+          <w:szCs w:val="28"/>
+        </w:rPr>
+        <w:t>7-</w:t>
+      </w:r>
+      <w:r>
+        <w:rPr>
+          <w:color w:val="auto"/>
+          <w:sz w:val="28"/>
+          <w:szCs w:val="28"/>
+        </w:rPr>
+        <w:t>4</w:t>
+      </w:r>
+      <w:r>
+        <w:rPr>
+          <w:color w:val="auto"/>
+          <w:sz w:val="28"/>
+          <w:szCs w:val="28"/>
+        </w:rPr>
+        <w:t>9</w:t>
       </w:r>
       <w:r>
         <w:rPr>
@@ -15355,17 +15158,8 @@
           <w:sz w:val="28"/>
           <w:szCs w:val="28"/>
         </w:rPr>
-        <w:t xml:space="preserve"> и </w:t>
-      </w:r>
-      <w:proofErr w:type="spellStart"/>
-      <w:r>
-        <w:rPr>
-          <w:sz w:val="28"/>
-          <w:szCs w:val="28"/>
-        </w:rPr>
-        <w:t>вокселей</w:t>
-      </w:r>
-      <w:proofErr w:type="spellEnd"/>
+        <w:t xml:space="preserve"> и вокселей</w:t>
+      </w:r>
       <w:r>
         <w:rPr>
           <w:sz w:val="28"/>
@@ -15484,21 +15278,12 @@
         </w:rPr>
         <w:t xml:space="preserve">сенсорных данных </w:t>
       </w:r>
-      <w:proofErr w:type="spellStart"/>
-      <w:r>
-        <w:rPr>
-          <w:sz w:val="28"/>
-          <w:szCs w:val="28"/>
-        </w:rPr>
-        <w:t>LiDAR</w:t>
-      </w:r>
-      <w:proofErr w:type="spellEnd"/>
-      <w:r>
-        <w:rPr>
-          <w:sz w:val="28"/>
-          <w:szCs w:val="28"/>
-        </w:rPr>
-        <w:t>) требует сложной предобработки и регуляризации</w:t>
+      <w:r>
+        <w:rPr>
+          <w:sz w:val="28"/>
+          <w:szCs w:val="28"/>
+        </w:rPr>
+        <w:t>LiDAR) требует сложной предобработки и регуляризации</w:t>
       </w:r>
       <w:r>
         <w:rPr>
@@ -15540,15 +15325,7 @@
           <w:sz w:val="28"/>
           <w:szCs w:val="28"/>
         </w:rPr>
-        <w:t xml:space="preserve"> меши не являются дифференцируемыми на рёбрах и вершинах, что затрудняет их прямое </w:t>
-      </w:r>
-      <w:r>
-        <w:rPr>
-          <w:sz w:val="28"/>
-          <w:szCs w:val="28"/>
-        </w:rPr>
-        <w:lastRenderedPageBreak/>
-        <w:t>использование в задачах оптимизации и обучения нейросетевых моделей. Указанные ограничения стимулировали развитие альтернативных подходов к представлению геометрии и методов реконструкции</w:t>
+        <w:t xml:space="preserve"> меши не являются дифференцируемыми на рёбрах и вершинах, что затрудняет их прямое использование в задачах оптимизации и обучения нейросетевых моделей. Указанные ограничения стимулировали развитие альтернативных подходов к представлению геометрии и методов реконструкции</w:t>
       </w:r>
       <w:r>
         <w:rPr>
@@ -15572,7 +15349,15 @@
           <w:sz w:val="28"/>
           <w:szCs w:val="28"/>
         </w:rPr>
-        <w:t>20</w:t>
+        <w:t>5</w:t>
+      </w:r>
+      <w:r>
+        <w:rPr>
+          <w:color w:val="auto"/>
+          <w:sz w:val="28"/>
+          <w:szCs w:val="28"/>
+        </w:rPr>
+        <w:t>0</w:t>
       </w:r>
       <w:r>
         <w:rPr>
@@ -15796,7 +15581,39 @@
           <w:sz w:val="28"/>
           <w:szCs w:val="28"/>
         </w:rPr>
-        <w:t>[21-22]</w:t>
+        <w:t>[</w:t>
+      </w:r>
+      <w:r>
+        <w:rPr>
+          <w:color w:val="auto"/>
+          <w:sz w:val="28"/>
+          <w:szCs w:val="28"/>
+        </w:rPr>
+        <w:t>5</w:t>
+      </w:r>
+      <w:r>
+        <w:rPr>
+          <w:color w:val="auto"/>
+          <w:sz w:val="28"/>
+          <w:szCs w:val="28"/>
+        </w:rPr>
+        <w:t>1-</w:t>
+      </w:r>
+      <w:r>
+        <w:rPr>
+          <w:color w:val="auto"/>
+          <w:sz w:val="28"/>
+          <w:szCs w:val="28"/>
+        </w:rPr>
+        <w:t>5</w:t>
+      </w:r>
+      <w:r>
+        <w:rPr>
+          <w:color w:val="auto"/>
+          <w:sz w:val="28"/>
+          <w:szCs w:val="28"/>
+        </w:rPr>
+        <w:t>2]</w:t>
       </w:r>
       <w:r>
         <w:rPr>
@@ -16692,7 +16509,6 @@
           <w:sz w:val="28"/>
           <w:szCs w:val="28"/>
         </w:rPr>
-        <w:lastRenderedPageBreak/>
         <w:t>Облака точек формируются на основе данных, получаемых с активных и пассивных сенсоров</w:t>
       </w:r>
       <w:r>
@@ -16712,34 +16528,14 @@
           <w:sz w:val="28"/>
           <w:szCs w:val="28"/>
         </w:rPr>
-        <w:t>в частности, с лазерных дальномеров (</w:t>
-      </w:r>
-      <w:proofErr w:type="spellStart"/>
+        <w:t>в частности, с лазерных дальномеров (LiDAR), стереокамер либо с использованием инерциальных измерительных модулей (IMU). Существенным ограничением данного представления является высокая чувствительность к шумам и систематическим ошибкам сенсоров. Неравномерная плотность выборки, локальные пропуски данных и наличие выбросов затрудняют корректное восстановление топологии поверхности и точную реконструкцию геометрии целевых объектов</w:t>
+      </w:r>
       <w:r>
         <w:rPr>
           <w:iCs/>
           <w:color w:val="auto"/>
           <w:sz w:val="28"/>
           <w:szCs w:val="28"/>
-        </w:rPr>
-        <w:t>LiDAR</w:t>
-      </w:r>
-      <w:proofErr w:type="spellEnd"/>
-      <w:r>
-        <w:rPr>
-          <w:iCs/>
-          <w:color w:val="auto"/>
-          <w:sz w:val="28"/>
-          <w:szCs w:val="28"/>
-        </w:rPr>
-        <w:t>), стереокамер либо с использованием инерциальных измерительных модулей (IMU). Существенным ограничением данного представления является высокая чувствительность к шумам и систематическим ошибкам сенсоров. Неравномерная плотность выборки, локальные пропуски данных и наличие выбросов затрудняют корректное восстановление топологии поверхности и точную реконструкцию геометрии целевых объектов</w:t>
-      </w:r>
-      <w:r>
-        <w:rPr>
-          <w:iCs/>
-          <w:color w:val="auto"/>
-          <w:sz w:val="28"/>
-          <w:szCs w:val="28"/>
           <w:lang w:val="tt-RU"/>
         </w:rPr>
         <w:t xml:space="preserve"> </w:t>
@@ -16758,7 +16554,15 @@
           <w:sz w:val="28"/>
           <w:szCs w:val="28"/>
         </w:rPr>
-        <w:t>21</w:t>
+        <w:t>5</w:t>
+      </w:r>
+      <w:r>
+        <w:rPr>
+          <w:color w:val="auto"/>
+          <w:sz w:val="28"/>
+          <w:szCs w:val="28"/>
+        </w:rPr>
+        <w:t>1</w:t>
       </w:r>
       <w:r>
         <w:rPr>
@@ -16807,7 +16611,16 @@
           <w:szCs w:val="28"/>
           <w:lang w:val="en-US"/>
         </w:rPr>
-        <w:t>22</w:t>
+        <w:t>5</w:t>
+      </w:r>
+      <w:r>
+        <w:rPr>
+          <w:color w:val="auto"/>
+          <w:sz w:val="28"/>
+          <w:szCs w:val="28"/>
+          <w:lang w:val="en-US"/>
+        </w:rPr>
+        <w:t>2</w:t>
       </w:r>
       <w:r>
         <w:rPr>
@@ -16991,23 +16804,13 @@
           <w:szCs w:val="28"/>
         </w:rPr>
       </w:pPr>
-      <w:proofErr w:type="spellStart"/>
-      <w:r>
-        <w:rPr>
-          <w:color w:val="auto"/>
-          <w:sz w:val="28"/>
-          <w:szCs w:val="28"/>
-        </w:rPr>
-        <w:t>Воксел</w:t>
-      </w:r>
-      <w:proofErr w:type="spellEnd"/>
-      <w:r>
-        <w:rPr>
-          <w:color w:val="auto"/>
-          <w:sz w:val="28"/>
-          <w:szCs w:val="28"/>
-        </w:rPr>
-        <w:t xml:space="preserve"> представляет собой кубическую пространственную сетку, состоящей из множества кубиков</w:t>
+      <w:r>
+        <w:rPr>
+          <w:color w:val="auto"/>
+          <w:sz w:val="28"/>
+          <w:szCs w:val="28"/>
+        </w:rPr>
+        <w:t>Воксел представляет собой кубическую пространственную сетку, состоящей из множества кубиков</w:t>
       </w:r>
       <w:r>
         <w:rPr>
@@ -17017,7 +16820,6 @@
         </w:rPr>
         <w:t xml:space="preserve">, именуемых </w:t>
       </w:r>
-      <w:proofErr w:type="spellStart"/>
       <w:r>
         <w:rPr>
           <w:color w:val="auto"/>
@@ -17034,7 +16836,6 @@
         </w:rPr>
         <w:t>ями</w:t>
       </w:r>
-      <w:proofErr w:type="spellEnd"/>
       <w:r>
         <w:rPr>
           <w:color w:val="auto"/>
@@ -17105,7 +16906,15 @@
           <w:sz w:val="28"/>
           <w:szCs w:val="28"/>
         </w:rPr>
-        <w:t xml:space="preserve"> [2</w:t>
+        <w:t xml:space="preserve"> [</w:t>
+      </w:r>
+      <w:r>
+        <w:rPr>
+          <w:color w:val="auto"/>
+          <w:sz w:val="28"/>
+          <w:szCs w:val="28"/>
+        </w:rPr>
+        <w:t>5</w:t>
       </w:r>
       <w:r>
         <w:rPr>
@@ -17150,44 +16959,7 @@
           <w:sz w:val="28"/>
           <w:szCs w:val="28"/>
         </w:rPr>
-        <w:t xml:space="preserve">Математическое описание </w:t>
-      </w:r>
-      <w:proofErr w:type="spellStart"/>
-      <w:r>
-        <w:rPr>
-          <w:color w:val="auto"/>
-          <w:sz w:val="28"/>
-          <w:szCs w:val="28"/>
-        </w:rPr>
-        <w:t>вокселя</w:t>
-      </w:r>
-      <w:proofErr w:type="spellEnd"/>
-      <w:r>
-        <w:rPr>
-          <w:color w:val="auto"/>
-          <w:sz w:val="28"/>
-          <w:szCs w:val="28"/>
-        </w:rPr>
-        <w:t xml:space="preserve"> подобно описанию точки в пространстве облака точек с той лишь разницей, что в облаке точек дополнительным компонентом является цвет или интенсивность точки, а </w:t>
-      </w:r>
-      <w:proofErr w:type="spellStart"/>
-      <w:r>
-        <w:rPr>
-          <w:color w:val="auto"/>
-          <w:sz w:val="28"/>
-          <w:szCs w:val="28"/>
-        </w:rPr>
-        <w:lastRenderedPageBreak/>
-        <w:t>воксель</w:t>
-      </w:r>
-      <w:proofErr w:type="spellEnd"/>
-      <w:r>
-        <w:rPr>
-          <w:color w:val="auto"/>
-          <w:sz w:val="28"/>
-          <w:szCs w:val="28"/>
-        </w:rPr>
-        <w:t xml:space="preserve"> помимо основных координат </w:t>
+        <w:t xml:space="preserve">Математическое описание вокселя подобно описанию точки в пространстве облака точек с той лишь разницей, что в облаке точек дополнительным компонентом является цвет или интенсивность точки, а воксель помимо основных координат </w:t>
       </w:r>
       <w:r>
         <w:rPr>
@@ -17864,27 +17636,7 @@
           <w:sz w:val="28"/>
           <w:szCs w:val="28"/>
         </w:rPr>
-        <w:t xml:space="preserve">описание материала </w:t>
-      </w:r>
-      <w:proofErr w:type="spellStart"/>
-      <w:r>
-        <w:rPr>
-          <w:rFonts w:eastAsiaTheme="minorEastAsia"/>
-          <w:color w:val="auto"/>
-          <w:sz w:val="28"/>
-          <w:szCs w:val="28"/>
-        </w:rPr>
-        <w:t>вокселя</w:t>
-      </w:r>
-      <w:proofErr w:type="spellEnd"/>
-      <w:r>
-        <w:rPr>
-          <w:rFonts w:eastAsiaTheme="minorEastAsia"/>
-          <w:color w:val="auto"/>
-          <w:sz w:val="28"/>
-          <w:szCs w:val="28"/>
-        </w:rPr>
-        <w:t>.</w:t>
+        <w:t>описание материала вокселя.</w:t>
       </w:r>
     </w:p>
     <w:p>
@@ -17905,25 +17657,7 @@
           <w:sz w:val="28"/>
           <w:szCs w:val="28"/>
         </w:rPr>
-        <w:t xml:space="preserve">Сферой применения </w:t>
-      </w:r>
-      <w:proofErr w:type="spellStart"/>
-      <w:r>
-        <w:rPr>
-          <w:color w:val="auto"/>
-          <w:sz w:val="28"/>
-          <w:szCs w:val="28"/>
-        </w:rPr>
-        <w:t>вокселей</w:t>
-      </w:r>
-      <w:proofErr w:type="spellEnd"/>
-      <w:r>
-        <w:rPr>
-          <w:color w:val="auto"/>
-          <w:sz w:val="28"/>
-          <w:szCs w:val="28"/>
-        </w:rPr>
-        <w:t xml:space="preserve"> является трехмерное представление непрерывных процессов, сред, где требуется сверхточная детализация и возможность получения любого сечения модели. Примером такого применения является распределение газов в атмосфере или моделирование процессов, протекающих в организме человека, в ходе УЗИ или МРТ</w:t>
+        <w:t>Сферой применения вокселей является трехмерное представление непрерывных процессов, сред, где требуется сверхточная детализация и возможность получения любого сечения модели. Примером такого применения является распределение газов в атмосфере или моделирование процессов, протекающих в организме человека, в ходе УЗИ или МРТ</w:t>
       </w:r>
       <w:r>
         <w:rPr>
@@ -17939,33 +17673,23 @@
           <w:sz w:val="28"/>
           <w:szCs w:val="28"/>
         </w:rPr>
-        <w:t xml:space="preserve"> Итогом сканирования состояния человека является трехмерная </w:t>
-      </w:r>
-      <w:proofErr w:type="spellStart"/>
-      <w:r>
-        <w:rPr>
-          <w:color w:val="auto"/>
-          <w:sz w:val="28"/>
-          <w:szCs w:val="28"/>
-        </w:rPr>
-        <w:t>воксельная</w:t>
-      </w:r>
-      <w:proofErr w:type="spellEnd"/>
-      <w:r>
-        <w:rPr>
-          <w:color w:val="auto"/>
-          <w:sz w:val="28"/>
-          <w:szCs w:val="28"/>
-        </w:rPr>
-        <w:t xml:space="preserve"> модель, к примеру, головного мозга</w:t>
-      </w:r>
-      <w:r>
-        <w:rPr>
-          <w:color w:val="auto"/>
-          <w:sz w:val="28"/>
-          <w:szCs w:val="28"/>
-        </w:rPr>
-        <w:t xml:space="preserve"> [2</w:t>
+        <w:t xml:space="preserve"> Итогом сканирования состояния человека является трехмерная воксельная модель, к примеру, головного мозга</w:t>
+      </w:r>
+      <w:r>
+        <w:rPr>
+          <w:color w:val="auto"/>
+          <w:sz w:val="28"/>
+          <w:szCs w:val="28"/>
+        </w:rPr>
+        <w:t xml:space="preserve"> [</w:t>
+      </w:r>
+      <w:r>
+        <w:rPr>
+          <w:color w:val="auto"/>
+          <w:sz w:val="28"/>
+          <w:szCs w:val="28"/>
+        </w:rPr>
+        <w:t>5</w:t>
       </w:r>
       <w:r>
         <w:rPr>
@@ -17981,7 +17705,15 @@
           <w:sz w:val="28"/>
           <w:szCs w:val="28"/>
         </w:rPr>
-        <w:t>-2</w:t>
+        <w:t>-</w:t>
+      </w:r>
+      <w:r>
+        <w:rPr>
+          <w:color w:val="auto"/>
+          <w:sz w:val="28"/>
+          <w:szCs w:val="28"/>
+        </w:rPr>
+        <w:t>5</w:t>
       </w:r>
       <w:r>
         <w:rPr>
@@ -18258,55 +17990,7 @@
           <w:sz w:val="28"/>
           <w:szCs w:val="28"/>
         </w:rPr>
-        <w:t>Теоретической основой метода «структура из движения» (</w:t>
-      </w:r>
-      <w:proofErr w:type="spellStart"/>
-      <w:r>
-        <w:rPr>
-          <w:sz w:val="28"/>
-          <w:szCs w:val="28"/>
-        </w:rPr>
-        <w:t>Structure</w:t>
-      </w:r>
-      <w:proofErr w:type="spellEnd"/>
-      <w:r>
-        <w:rPr>
-          <w:sz w:val="28"/>
-          <w:szCs w:val="28"/>
-        </w:rPr>
-        <w:t>-</w:t>
-      </w:r>
-      <w:proofErr w:type="spellStart"/>
-      <w:r>
-        <w:rPr>
-          <w:sz w:val="28"/>
-          <w:szCs w:val="28"/>
-        </w:rPr>
-        <w:t>from</w:t>
-      </w:r>
-      <w:proofErr w:type="spellEnd"/>
-      <w:r>
-        <w:rPr>
-          <w:sz w:val="28"/>
-          <w:szCs w:val="28"/>
-        </w:rPr>
-        <w:t xml:space="preserve">-Motion, </w:t>
-      </w:r>
-      <w:proofErr w:type="spellStart"/>
-      <w:r>
-        <w:rPr>
-          <w:sz w:val="28"/>
-          <w:szCs w:val="28"/>
-        </w:rPr>
-        <w:t>SfM</w:t>
-      </w:r>
-      <w:proofErr w:type="spellEnd"/>
-      <w:r>
-        <w:rPr>
-          <w:sz w:val="28"/>
-          <w:szCs w:val="28"/>
-        </w:rPr>
-        <w:t>) стали работы Э.</w:t>
+        <w:t>Теоретической основой метода «структура из движения» (Structure-from-Motion, SfM) стали работы Э.</w:t>
       </w:r>
       <w:r>
         <w:rPr>
@@ -18357,55 +18041,20 @@
         </w:rPr>
         <w:t xml:space="preserve"> </w:t>
       </w:r>
-      <w:proofErr w:type="spellStart"/>
-      <w:r>
-        <w:rPr>
-          <w:sz w:val="28"/>
-          <w:szCs w:val="28"/>
-        </w:rPr>
-        <w:lastRenderedPageBreak/>
+      <w:r>
+        <w:rPr>
+          <w:sz w:val="28"/>
+          <w:szCs w:val="28"/>
+        </w:rPr>
         <w:t>Лонгье</w:t>
       </w:r>
-      <w:proofErr w:type="spellEnd"/>
       <w:r>
         <w:rPr>
           <w:sz w:val="28"/>
           <w:szCs w:val="28"/>
         </w:rPr>
         <w:noBreakHyphen/>
-        <w:t>Хиггинса и других исследователей. При этом термин «</w:t>
-      </w:r>
-      <w:proofErr w:type="spellStart"/>
-      <w:r>
-        <w:rPr>
-          <w:sz w:val="28"/>
-          <w:szCs w:val="28"/>
-        </w:rPr>
-        <w:t>Structure</w:t>
-      </w:r>
-      <w:proofErr w:type="spellEnd"/>
-      <w:r>
-        <w:rPr>
-          <w:sz w:val="28"/>
-          <w:szCs w:val="28"/>
-        </w:rPr>
-        <w:t>-</w:t>
-      </w:r>
-      <w:proofErr w:type="spellStart"/>
-      <w:r>
-        <w:rPr>
-          <w:sz w:val="28"/>
-          <w:szCs w:val="28"/>
-        </w:rPr>
-        <w:t>from</w:t>
-      </w:r>
-      <w:proofErr w:type="spellEnd"/>
-      <w:r>
-        <w:rPr>
-          <w:sz w:val="28"/>
-          <w:szCs w:val="28"/>
-        </w:rPr>
-        <w:t>-Motion» был введён Э.</w:t>
+        <w:t>Хиггинса и других исследователей. При этом термин «Structure-from-Motion» был введён Э.</w:t>
       </w:r>
       <w:r>
         <w:rPr>
@@ -18533,7 +18182,14 @@
           <w:sz w:val="28"/>
           <w:szCs w:val="28"/>
         </w:rPr>
-        <w:t xml:space="preserve"> [2</w:t>
+        <w:t xml:space="preserve"> [</w:t>
+      </w:r>
+      <w:r>
+        <w:rPr>
+          <w:sz w:val="28"/>
+          <w:szCs w:val="28"/>
+        </w:rPr>
+        <w:t>5</w:t>
       </w:r>
       <w:r>
         <w:rPr>
@@ -18547,7 +18203,14 @@
           <w:sz w:val="28"/>
           <w:szCs w:val="28"/>
         </w:rPr>
-        <w:t>-2</w:t>
+        <w:t>-</w:t>
+      </w:r>
+      <w:r>
+        <w:rPr>
+          <w:sz w:val="28"/>
+          <w:szCs w:val="28"/>
+        </w:rPr>
+        <w:t>5</w:t>
       </w:r>
       <w:r>
         <w:rPr>
@@ -18601,23 +18264,7 @@
           <w:sz w:val="28"/>
           <w:szCs w:val="28"/>
         </w:rPr>
-        <w:t xml:space="preserve"> </w:t>
-      </w:r>
-      <w:proofErr w:type="spellStart"/>
-      <w:r>
-        <w:rPr>
-          <w:sz w:val="28"/>
-          <w:szCs w:val="28"/>
-        </w:rPr>
-        <w:t>SfM</w:t>
-      </w:r>
-      <w:proofErr w:type="spellEnd"/>
-      <w:r>
-        <w:rPr>
-          <w:sz w:val="28"/>
-          <w:szCs w:val="28"/>
-        </w:rPr>
-        <w:t xml:space="preserve"> легли в основу современных методов трёхмерной реконструкции, реализуемых в виде последовательности упорядоченных этапов: от поиска соответствий на изображениях и оценки параметров камер до триангуляции и построения разреженного облака точек.</w:t>
+        <w:t xml:space="preserve"> SfM легли в основу современных методов трёхмерной реконструкции, реализуемых в виде последовательности упорядоченных этапов: от поиска соответствий на изображениях и оценки параметров камер до триангуляции и построения разреженного облака точек.</w:t>
       </w:r>
       <w:r>
         <w:rPr>
@@ -18788,7 +18435,6 @@
         </w:rPr>
         <w:t xml:space="preserve">и по методу </w:t>
       </w:r>
-      <w:proofErr w:type="spellStart"/>
       <w:r>
         <w:rPr>
           <w:color w:val="auto"/>
@@ -18796,7 +18442,6 @@
         </w:rPr>
         <w:t>SfM</w:t>
       </w:r>
-      <w:proofErr w:type="spellEnd"/>
       <w:r>
         <w:rPr>
           <w:color w:val="auto"/>
@@ -18918,23 +18563,13 @@
         </w:rPr>
         <w:t xml:space="preserve"> </w:t>
       </w:r>
-      <w:proofErr w:type="spellStart"/>
-      <w:r>
-        <w:rPr>
-          <w:color w:val="auto"/>
-          <w:sz w:val="28"/>
-          <w:szCs w:val="28"/>
-        </w:rPr>
-        <w:t>Снавели</w:t>
-      </w:r>
-      <w:proofErr w:type="spellEnd"/>
-      <w:r>
-        <w:rPr>
-          <w:color w:val="auto"/>
-          <w:sz w:val="28"/>
-          <w:szCs w:val="28"/>
-        </w:rPr>
-        <w:t xml:space="preserve"> и соавторов </w:t>
+      <w:r>
+        <w:rPr>
+          <w:color w:val="auto"/>
+          <w:sz w:val="28"/>
+          <w:szCs w:val="28"/>
+        </w:rPr>
+        <w:t xml:space="preserve">Снавели и соавторов </w:t>
       </w:r>
       <w:r>
         <w:rPr>
@@ -18944,40 +18579,21 @@
         </w:rPr>
         <w:t xml:space="preserve">метод </w:t>
       </w:r>
-      <w:proofErr w:type="spellStart"/>
-      <w:r>
-        <w:rPr>
-          <w:color w:val="auto"/>
-          <w:sz w:val="28"/>
-          <w:szCs w:val="28"/>
-        </w:rPr>
-        <w:t>SfM</w:t>
-      </w:r>
-      <w:proofErr w:type="spellEnd"/>
-      <w:r>
-        <w:rPr>
-          <w:color w:val="auto"/>
-          <w:sz w:val="28"/>
-          <w:szCs w:val="28"/>
-        </w:rPr>
-        <w:t xml:space="preserve"> был представлен как фотограмметрический подход к трёхмерной реконструкции</w:t>
-      </w:r>
-      <w:r>
-        <w:rPr>
-          <w:color w:val="auto"/>
-          <w:sz w:val="28"/>
-          <w:szCs w:val="28"/>
-        </w:rPr>
-        <w:t xml:space="preserve">, </w:t>
-      </w:r>
-      <w:r>
-        <w:rPr>
-          <w:color w:val="auto"/>
-          <w:sz w:val="28"/>
-          <w:szCs w:val="28"/>
-        </w:rPr>
-        <w:lastRenderedPageBreak/>
-        <w:t xml:space="preserve">который </w:t>
+      <w:r>
+        <w:rPr>
+          <w:color w:val="auto"/>
+          <w:sz w:val="28"/>
+          <w:szCs w:val="28"/>
+        </w:rPr>
+        <w:t>SfM был представлен как фотограмметрический подход к трёхмерной реконструкции</w:t>
+      </w:r>
+      <w:r>
+        <w:rPr>
+          <w:color w:val="auto"/>
+          <w:sz w:val="28"/>
+          <w:szCs w:val="28"/>
+        </w:rPr>
+        <w:t xml:space="preserve">, который </w:t>
       </w:r>
       <w:r>
         <w:rPr>
@@ -19018,7 +18634,23 @@
           <w:sz w:val="28"/>
           <w:szCs w:val="28"/>
         </w:rPr>
-        <w:t xml:space="preserve"> [27]</w:t>
+        <w:t xml:space="preserve"> [</w:t>
+      </w:r>
+      <w:r>
+        <w:rPr>
+          <w:color w:val="auto"/>
+          <w:sz w:val="28"/>
+          <w:szCs w:val="28"/>
+        </w:rPr>
+        <w:t>5</w:t>
+      </w:r>
+      <w:r>
+        <w:rPr>
+          <w:color w:val="auto"/>
+          <w:sz w:val="28"/>
+          <w:szCs w:val="28"/>
+        </w:rPr>
+        <w:t>7]</w:t>
       </w:r>
       <w:r>
         <w:rPr>
@@ -19066,7 +18698,23 @@
           <w:sz w:val="28"/>
           <w:szCs w:val="28"/>
         </w:rPr>
-        <w:t xml:space="preserve"> [28]</w:t>
+        <w:t xml:space="preserve"> [</w:t>
+      </w:r>
+      <w:r>
+        <w:rPr>
+          <w:color w:val="auto"/>
+          <w:sz w:val="28"/>
+          <w:szCs w:val="28"/>
+        </w:rPr>
+        <w:t>5</w:t>
+      </w:r>
+      <w:r>
+        <w:rPr>
+          <w:color w:val="auto"/>
+          <w:sz w:val="28"/>
+          <w:szCs w:val="28"/>
+        </w:rPr>
+        <w:t>8]</w:t>
       </w:r>
       <w:r>
         <w:rPr>
@@ -19743,9 +19391,8 @@
           <w:sz w:val="28"/>
           <w:szCs w:val="28"/>
         </w:rPr>
-        <w:t xml:space="preserve"> Метод позволяет минимизировать общую ошибку </w:t>
-      </w:r>
-      <w:proofErr w:type="spellStart"/>
+        <w:t xml:space="preserve"> Метод позволяет минимизировать общую ошибку репроекции по всем параметрам трехмерных точек и камеры</w:t>
+      </w:r>
       <w:r>
         <w:rPr>
           <w:rFonts w:eastAsiaTheme="minorEastAsia"/>
@@ -19753,9 +19400,8 @@
           <w:sz w:val="28"/>
           <w:szCs w:val="28"/>
         </w:rPr>
-        <w:t>репроекции</w:t>
-      </w:r>
-      <w:proofErr w:type="spellEnd"/>
+        <w:t xml:space="preserve"> </w:t>
+      </w:r>
       <w:r>
         <w:rPr>
           <w:rFonts w:eastAsiaTheme="minorEastAsia"/>
@@ -19763,7 +19409,7 @@
           <w:sz w:val="28"/>
           <w:szCs w:val="28"/>
         </w:rPr>
-        <w:t xml:space="preserve"> по всем параметрам трехмерных точек и камеры</w:t>
+        <w:t>[</w:t>
       </w:r>
       <w:r>
         <w:rPr>
@@ -19772,7 +19418,7 @@
           <w:sz w:val="28"/>
           <w:szCs w:val="28"/>
         </w:rPr>
-        <w:t xml:space="preserve"> </w:t>
+        <w:t>5</w:t>
       </w:r>
       <w:r>
         <w:rPr>
@@ -19781,16 +19427,7 @@
           <w:sz w:val="28"/>
           <w:szCs w:val="28"/>
         </w:rPr>
-        <w:t>[</w:t>
-      </w:r>
-      <w:r>
-        <w:rPr>
-          <w:rFonts w:eastAsiaTheme="minorEastAsia"/>
-          <w:color w:val="auto"/>
-          <w:sz w:val="28"/>
-          <w:szCs w:val="28"/>
-        </w:rPr>
-        <w:t>29</w:t>
+        <w:t>9</w:t>
       </w:r>
       <w:r>
         <w:rPr>
@@ -19997,7 +19634,17 @@
                                 <w:szCs w:val="28"/>
                                 <w:lang w:val="en-US"/>
                               </w:rPr>
-                              <m:t xml:space="preserve"> t</m:t>
+                              <m:t xml:space="preserve"> </m:t>
+                            </m:r>
+                            <m:r>
+                              <w:rPr>
+                                <w:rFonts w:ascii="Cambria Math" w:hAnsi="Cambria Math"/>
+                                <w:color w:val="auto"/>
+                                <w:sz w:val="28"/>
+                                <w:szCs w:val="28"/>
+                                <w:lang w:val="en-US"/>
+                              </w:rPr>
+                              <m:t>t</m:t>
                             </m:r>
                           </m:e>
                           <m:sub>
@@ -20090,7 +19737,27 @@
                             <w:szCs w:val="28"/>
                             <w:lang w:val="en-US"/>
                           </w:rPr>
-                          <m:t>i, j</m:t>
+                          <m:t>i</m:t>
+                        </m:r>
+                        <m:r>
+                          <w:rPr>
+                            <w:rFonts w:ascii="Cambria Math" w:hAnsi="Cambria Math"/>
+                            <w:color w:val="auto"/>
+                            <w:sz w:val="28"/>
+                            <w:szCs w:val="28"/>
+                            <w:lang w:val="en-US"/>
+                          </w:rPr>
+                          <m:t xml:space="preserve">, </m:t>
+                        </m:r>
+                        <m:r>
+                          <w:rPr>
+                            <w:rFonts w:ascii="Cambria Math" w:hAnsi="Cambria Math"/>
+                            <w:color w:val="auto"/>
+                            <w:sz w:val="28"/>
+                            <w:szCs w:val="28"/>
+                            <w:lang w:val="en-US"/>
+                          </w:rPr>
+                          <m:t>j</m:t>
                         </m:r>
                       </m:sub>
                       <m:sup/>
@@ -20171,7 +19838,17 @@
                                     <w:szCs w:val="28"/>
                                     <w:lang w:val="en-US"/>
                                   </w:rPr>
-                                  <m:t>-project</m:t>
+                                  <m:t>-</m:t>
+                                </m:r>
+                                <m:r>
+                                  <w:rPr>
+                                    <w:rFonts w:ascii="Cambria Math" w:hAnsi="Cambria Math"/>
+                                    <w:color w:val="auto"/>
+                                    <w:sz w:val="28"/>
+                                    <w:szCs w:val="28"/>
+                                    <w:lang w:val="en-US"/>
+                                  </w:rPr>
+                                  <m:t>project</m:t>
                                 </m:r>
                                 <m:d>
                                   <m:dPr>
@@ -20543,7 +20220,34 @@
           <w:sz w:val="28"/>
           <w:szCs w:val="28"/>
         </w:rPr>
-        <w:t xml:space="preserve">и функция </w:t>
+        <w:t>и функция</w:t>
+      </w:r>
+      <w:r>
+        <w:rPr>
+          <w:rFonts w:eastAsiaTheme="minorEastAsia"/>
+          <w:color w:val="auto"/>
+          <w:sz w:val="28"/>
+          <w:szCs w:val="28"/>
+        </w:rPr>
+        <w:t xml:space="preserve"> </w:t>
+      </w:r>
+      <w:r>
+        <w:rPr>
+          <w:rFonts w:eastAsiaTheme="minorEastAsia"/>
+          <w:color w:val="auto"/>
+          <w:sz w:val="28"/>
+          <w:szCs w:val="28"/>
+        </w:rPr>
+        <w:t>проективной проекции</w:t>
+      </w:r>
+      <w:r>
+        <w:rPr>
+          <w:rFonts w:eastAsiaTheme="minorEastAsia"/>
+          <w:color w:val="auto"/>
+          <w:sz w:val="28"/>
+          <w:szCs w:val="28"/>
+        </w:rPr>
+        <w:t xml:space="preserve"> </w:t>
       </w:r>
       <m:oMath>
         <m:r>
@@ -20582,7 +20286,25 @@
           <w:sz w:val="28"/>
           <w:szCs w:val="28"/>
         </w:rPr>
-        <w:t xml:space="preserve">, которая представляет собой модель камеры, </w:t>
+        <w:t xml:space="preserve">, которая </w:t>
+      </w:r>
+      <w:r>
+        <w:rPr>
+          <w:rFonts w:eastAsiaTheme="minorEastAsia"/>
+          <w:color w:val="auto"/>
+          <w:sz w:val="28"/>
+          <w:szCs w:val="28"/>
+        </w:rPr>
+        <w:t>описывает</w:t>
+      </w:r>
+      <w:r>
+        <w:rPr>
+          <w:rFonts w:eastAsiaTheme="minorEastAsia"/>
+          <w:color w:val="auto"/>
+          <w:sz w:val="28"/>
+          <w:szCs w:val="28"/>
+        </w:rPr>
+        <w:t xml:space="preserve"> модель камеры, </w:t>
       </w:r>
       <m:oMath>
         <m:r>
@@ -20764,17 +20486,7 @@
           <w:sz w:val="28"/>
           <w:szCs w:val="28"/>
         </w:rPr>
-        <w:t xml:space="preserve">внутренняя матрица камеры, включающая в себя фокусное </w:t>
-      </w:r>
-      <w:r>
-        <w:rPr>
-          <w:rFonts w:eastAsiaTheme="minorEastAsia"/>
-          <w:color w:val="auto"/>
-          <w:sz w:val="28"/>
-          <w:szCs w:val="28"/>
-        </w:rPr>
-        <w:lastRenderedPageBreak/>
-        <w:t xml:space="preserve">расстояние, центральную точку и т.д., </w:t>
+        <w:t xml:space="preserve">внутренняя матрица камеры, включающая в себя фокусное расстояние, центральную точку и т.д., </w:t>
       </w:r>
       <m:oMath>
         <m:r>
@@ -20907,61 +20619,7 @@
           <w:sz w:val="28"/>
           <w:szCs w:val="28"/>
         </w:rPr>
-        <w:t xml:space="preserve">Якимова и его учеников рассматривалась применимость метода </w:t>
-      </w:r>
-      <w:proofErr w:type="spellStart"/>
-      <w:r>
-        <w:rPr>
-          <w:color w:val="auto"/>
-          <w:sz w:val="28"/>
-          <w:szCs w:val="28"/>
-        </w:rPr>
-        <w:t>OpenMVS</w:t>
-      </w:r>
-      <w:proofErr w:type="spellEnd"/>
-      <w:r>
-        <w:rPr>
-          <w:color w:val="auto"/>
-          <w:sz w:val="28"/>
-          <w:szCs w:val="28"/>
-        </w:rPr>
-        <w:t xml:space="preserve">, базирующегося на фотограмметрическом подходе </w:t>
-      </w:r>
-      <w:proofErr w:type="spellStart"/>
-      <w:r>
-        <w:rPr>
-          <w:color w:val="auto"/>
-          <w:sz w:val="28"/>
-          <w:szCs w:val="28"/>
-        </w:rPr>
-        <w:t>Structure</w:t>
-      </w:r>
-      <w:proofErr w:type="spellEnd"/>
-      <w:r>
-        <w:rPr>
-          <w:color w:val="auto"/>
-          <w:sz w:val="28"/>
-          <w:szCs w:val="28"/>
-        </w:rPr>
-        <w:t>‑</w:t>
-      </w:r>
-      <w:proofErr w:type="spellStart"/>
-      <w:r>
-        <w:rPr>
-          <w:color w:val="auto"/>
-          <w:sz w:val="28"/>
-          <w:szCs w:val="28"/>
-        </w:rPr>
-        <w:t>from</w:t>
-      </w:r>
-      <w:proofErr w:type="spellEnd"/>
-      <w:r>
-        <w:rPr>
-          <w:color w:val="auto"/>
-          <w:sz w:val="28"/>
-          <w:szCs w:val="28"/>
-        </w:rPr>
-        <w:t>‑Motion</w:t>
+        <w:t>Якимова и его учеников рассматривалась применимость метода OpenMVS, базирующегося на фотограмметрическом подходе Structure‑from‑Motion</w:t>
       </w:r>
       <w:r>
         <w:rPr>
@@ -20985,7 +20643,15 @@
           <w:sz w:val="28"/>
           <w:szCs w:val="28"/>
         </w:rPr>
-        <w:t xml:space="preserve"> [3</w:t>
+        <w:t xml:space="preserve"> [</w:t>
+      </w:r>
+      <w:r>
+        <w:rPr>
+          <w:color w:val="auto"/>
+          <w:sz w:val="28"/>
+          <w:szCs w:val="28"/>
+        </w:rPr>
+        <w:t>6</w:t>
       </w:r>
       <w:r>
         <w:rPr>
@@ -21001,7 +20667,15 @@
           <w:sz w:val="28"/>
           <w:szCs w:val="28"/>
         </w:rPr>
-        <w:t>-3</w:t>
+        <w:t>-</w:t>
+      </w:r>
+      <w:r>
+        <w:rPr>
+          <w:color w:val="auto"/>
+          <w:sz w:val="28"/>
+          <w:szCs w:val="28"/>
+        </w:rPr>
+        <w:t>6</w:t>
       </w:r>
       <w:r>
         <w:rPr>
@@ -21048,7 +20722,6 @@
         </w:rPr>
         <w:t xml:space="preserve">Последние работы в области применения метода </w:t>
       </w:r>
-      <w:proofErr w:type="spellStart"/>
       <w:r>
         <w:rPr>
           <w:color w:val="auto"/>
@@ -21058,7 +20731,6 @@
         </w:rPr>
         <w:t>SfM</w:t>
       </w:r>
-      <w:proofErr w:type="spellEnd"/>
       <w:r>
         <w:rPr>
           <w:color w:val="auto"/>
@@ -21073,25 +20745,7 @@
           <w:sz w:val="28"/>
           <w:szCs w:val="28"/>
         </w:rPr>
-        <w:t xml:space="preserve">демонстрируют высокий интерес к технологии. В работе Ф. </w:t>
-      </w:r>
-      <w:proofErr w:type="spellStart"/>
-      <w:r>
-        <w:rPr>
-          <w:color w:val="auto"/>
-          <w:sz w:val="28"/>
-          <w:szCs w:val="28"/>
-        </w:rPr>
-        <w:t>Арригони</w:t>
-      </w:r>
-      <w:proofErr w:type="spellEnd"/>
-      <w:r>
-        <w:rPr>
-          <w:color w:val="auto"/>
-          <w:sz w:val="28"/>
-          <w:szCs w:val="28"/>
-        </w:rPr>
-        <w:t xml:space="preserve"> проведено </w:t>
+        <w:t xml:space="preserve">демонстрируют высокий интерес к технологии. В работе Ф. Арригони проведено </w:t>
       </w:r>
       <w:r>
         <w:rPr>
@@ -21117,7 +20771,6 @@
         </w:rPr>
         <w:t xml:space="preserve">Автор в ней подробно описывает этапы развития, проблемы и потенциальные решения метода </w:t>
       </w:r>
-      <w:proofErr w:type="spellStart"/>
       <w:r>
         <w:rPr>
           <w:color w:val="auto"/>
@@ -21127,7 +20780,6 @@
         </w:rPr>
         <w:t>SfM</w:t>
       </w:r>
-      <w:proofErr w:type="spellEnd"/>
       <w:r>
         <w:rPr>
           <w:color w:val="auto"/>
@@ -21177,7 +20829,6 @@
         </w:rPr>
         <w:t xml:space="preserve">, ставшего основным инструментом исследователей для получения трехмерных облаков точек с помощью метода </w:t>
       </w:r>
-      <w:proofErr w:type="spellStart"/>
       <w:r>
         <w:rPr>
           <w:color w:val="auto"/>
@@ -21187,7 +20838,6 @@
         </w:rPr>
         <w:t>SfM</w:t>
       </w:r>
-      <w:proofErr w:type="spellEnd"/>
       <w:r>
         <w:rPr>
           <w:color w:val="auto"/>
@@ -21210,7 +20860,7 @@
           <w:sz w:val="28"/>
           <w:szCs w:val="28"/>
         </w:rPr>
-        <w:t>3</w:t>
+        <w:t>6</w:t>
       </w:r>
       <w:r>
         <w:rPr>
@@ -21255,43 +20905,7 @@
           <w:sz w:val="28"/>
           <w:szCs w:val="28"/>
         </w:rPr>
-        <w:t xml:space="preserve">В 2009 году Я. </w:t>
-      </w:r>
-      <w:proofErr w:type="spellStart"/>
-      <w:r>
-        <w:rPr>
-          <w:color w:val="auto"/>
-          <w:sz w:val="28"/>
-          <w:szCs w:val="28"/>
-        </w:rPr>
-        <w:t>Фурукава</w:t>
-      </w:r>
-      <w:proofErr w:type="spellEnd"/>
-      <w:r>
-        <w:rPr>
-          <w:color w:val="auto"/>
-          <w:sz w:val="28"/>
-          <w:szCs w:val="28"/>
-        </w:rPr>
-        <w:t xml:space="preserve"> и Д. </w:t>
-      </w:r>
-      <w:proofErr w:type="spellStart"/>
-      <w:r>
-        <w:rPr>
-          <w:color w:val="auto"/>
-          <w:sz w:val="28"/>
-          <w:szCs w:val="28"/>
-        </w:rPr>
-        <w:t>Понс</w:t>
-      </w:r>
-      <w:proofErr w:type="spellEnd"/>
-      <w:r>
-        <w:rPr>
-          <w:color w:val="auto"/>
-          <w:sz w:val="28"/>
-          <w:szCs w:val="28"/>
-        </w:rPr>
-        <w:t xml:space="preserve"> в своей работе представили метод </w:t>
+        <w:t xml:space="preserve">В 2009 году Я. Фурукава и Д. Понс в своей работе представили метод </w:t>
       </w:r>
       <w:r>
         <w:rPr>
@@ -21350,7 +20964,15 @@
           <w:sz w:val="28"/>
           <w:szCs w:val="28"/>
         </w:rPr>
-        <w:t>[3</w:t>
+        <w:t>[</w:t>
+      </w:r>
+      <w:r>
+        <w:rPr>
+          <w:color w:val="auto"/>
+          <w:sz w:val="28"/>
+          <w:szCs w:val="28"/>
+        </w:rPr>
+        <w:t>6</w:t>
       </w:r>
       <w:r>
         <w:rPr>
@@ -21548,23 +21170,13 @@
         </w:rPr>
         <w:t xml:space="preserve">-облако точек, позволяющее получать карту глубины. Эта особенность позволила обеспечить геометрическую и фотометрическую согласованности между снимками, однако данное решение требовало откалиброванных сенсоров. В работах Яо Я., Вей Д., </w:t>
       </w:r>
-      <w:proofErr w:type="spellStart"/>
-      <w:r>
-        <w:rPr>
-          <w:color w:val="auto"/>
-          <w:sz w:val="28"/>
-          <w:szCs w:val="28"/>
-        </w:rPr>
-        <w:t>Жехао</w:t>
-      </w:r>
-      <w:proofErr w:type="spellEnd"/>
-      <w:r>
-        <w:rPr>
-          <w:color w:val="auto"/>
-          <w:sz w:val="28"/>
-          <w:szCs w:val="28"/>
-        </w:rPr>
-        <w:t xml:space="preserve"> Ю</w:t>
+      <w:r>
+        <w:rPr>
+          <w:color w:val="auto"/>
+          <w:sz w:val="28"/>
+          <w:szCs w:val="28"/>
+        </w:rPr>
+        <w:t>Жехао Ю</w:t>
       </w:r>
       <w:r>
         <w:rPr>
@@ -21574,31 +21186,29 @@
         </w:rPr>
         <w:t xml:space="preserve">, Ченга и др. представлены нейросетевые реализации на основе </w:t>
       </w:r>
-      <w:proofErr w:type="spellStart"/>
-      <w:r>
-        <w:rPr>
-          <w:color w:val="auto"/>
-          <w:sz w:val="28"/>
-          <w:szCs w:val="28"/>
-        </w:rPr>
-        <w:t>сверточных</w:t>
-      </w:r>
-      <w:proofErr w:type="spellEnd"/>
-      <w:r>
-        <w:rPr>
-          <w:color w:val="auto"/>
-          <w:sz w:val="28"/>
-          <w:szCs w:val="28"/>
-        </w:rPr>
-        <w:t xml:space="preserve"> и рекуррентных моделей</w:t>
-      </w:r>
-      <w:r>
-        <w:rPr>
-          <w:color w:val="auto"/>
-          <w:sz w:val="28"/>
-          <w:szCs w:val="28"/>
-        </w:rPr>
-        <w:t xml:space="preserve"> [3</w:t>
+      <w:r>
+        <w:rPr>
+          <w:color w:val="auto"/>
+          <w:sz w:val="28"/>
+          <w:szCs w:val="28"/>
+        </w:rPr>
+        <w:t>сверточных и рекуррентных моделей</w:t>
+      </w:r>
+      <w:r>
+        <w:rPr>
+          <w:color w:val="auto"/>
+          <w:sz w:val="28"/>
+          <w:szCs w:val="28"/>
+        </w:rPr>
+        <w:t xml:space="preserve"> [</w:t>
+      </w:r>
+      <w:r>
+        <w:rPr>
+          <w:color w:val="auto"/>
+          <w:sz w:val="28"/>
+          <w:szCs w:val="28"/>
+        </w:rPr>
+        <w:t>6</w:t>
       </w:r>
       <w:r>
         <w:rPr>
@@ -21614,7 +21224,15 @@
           <w:sz w:val="28"/>
           <w:szCs w:val="28"/>
         </w:rPr>
-        <w:t>-3</w:t>
+        <w:t>-</w:t>
+      </w:r>
+      <w:r>
+        <w:rPr>
+          <w:color w:val="auto"/>
+          <w:sz w:val="28"/>
+          <w:szCs w:val="28"/>
+        </w:rPr>
+        <w:t>6</w:t>
       </w:r>
       <w:r>
         <w:rPr>
@@ -21659,7 +21277,6 @@
           <w:sz w:val="28"/>
           <w:szCs w:val="28"/>
         </w:rPr>
-        <w:lastRenderedPageBreak/>
         <w:t xml:space="preserve">Параллельно с методом </w:t>
       </w:r>
       <w:r>
@@ -21745,7 +21362,6 @@
         </w:rPr>
         <w:t xml:space="preserve"> трехмерного реконструирования изображений </w:t>
       </w:r>
-      <w:proofErr w:type="spellStart"/>
       <w:r>
         <w:rPr>
           <w:color w:val="auto"/>
@@ -21755,7 +21371,6 @@
         </w:rPr>
         <w:t>NeRF</w:t>
       </w:r>
-      <w:proofErr w:type="spellEnd"/>
       <w:r>
         <w:rPr>
           <w:color w:val="auto"/>
@@ -21916,7 +21531,6 @@
         </w:rPr>
         <w:t xml:space="preserve"> трёхмерной реконструкции </w:t>
       </w:r>
-      <w:proofErr w:type="spellStart"/>
       <w:r>
         <w:rPr>
           <w:color w:val="auto"/>
@@ -21926,7 +21540,6 @@
         </w:rPr>
         <w:t>NeRF</w:t>
       </w:r>
-      <w:proofErr w:type="spellEnd"/>
       <w:r>
         <w:rPr>
           <w:color w:val="auto"/>
@@ -22119,25 +21732,7 @@
           <w:sz w:val="28"/>
           <w:szCs w:val="28"/>
         </w:rPr>
-        <w:t xml:space="preserve"> Полученные наборы точек формируют поле </w:t>
-      </w:r>
-      <w:proofErr w:type="spellStart"/>
-      <w:r>
-        <w:rPr>
-          <w:color w:val="auto"/>
-          <w:sz w:val="28"/>
-          <w:szCs w:val="28"/>
-        </w:rPr>
-        <w:t>излучательности</w:t>
-      </w:r>
-      <w:proofErr w:type="spellEnd"/>
-      <w:r>
-        <w:rPr>
-          <w:color w:val="auto"/>
-          <w:sz w:val="28"/>
-          <w:szCs w:val="28"/>
-        </w:rPr>
-        <w:t>, позволяющее рассмотреть изображения под разными углами.</w:t>
+        <w:t xml:space="preserve"> Полученные наборы точек формируют поле излучательности, позволяющее рассмотреть изображения под разными углами.</w:t>
       </w:r>
       <w:r>
         <w:rPr>
@@ -22155,7 +21750,6 @@
         </w:rPr>
         <w:t xml:space="preserve">Математическое описание метода </w:t>
       </w:r>
-      <w:proofErr w:type="spellStart"/>
       <w:r>
         <w:rPr>
           <w:color w:val="auto"/>
@@ -22165,7 +21759,6 @@
         </w:rPr>
         <w:t>NeRF</w:t>
       </w:r>
-      <w:proofErr w:type="spellEnd"/>
       <w:r>
         <w:rPr>
           <w:color w:val="auto"/>
@@ -22324,7 +21917,27 @@
                         <w:szCs w:val="28"/>
                         <w:lang w:val="en-US"/>
                       </w:rPr>
-                      <m:t>x,d</m:t>
+                      <m:t>x</m:t>
+                    </m:r>
+                    <m:r>
+                      <w:rPr>
+                        <w:rFonts w:ascii="Cambria Math" w:hAnsi="Cambria Math"/>
+                        <w:color w:val="auto"/>
+                        <w:sz w:val="28"/>
+                        <w:szCs w:val="28"/>
+                        <w:lang w:val="en-US"/>
+                      </w:rPr>
+                      <m:t>,</m:t>
+                    </m:r>
+                    <m:r>
+                      <w:rPr>
+                        <w:rFonts w:ascii="Cambria Math" w:hAnsi="Cambria Math"/>
+                        <w:color w:val="auto"/>
+                        <w:sz w:val="28"/>
+                        <w:szCs w:val="28"/>
+                        <w:lang w:val="en-US"/>
+                      </w:rPr>
+                      <m:t>d</m:t>
                     </m:r>
                   </m:e>
                 </m:d>
@@ -22360,7 +21973,27 @@
                         <w:szCs w:val="28"/>
                         <w:lang w:val="en-US"/>
                       </w:rPr>
-                      <m:t>c,σ</m:t>
+                      <m:t>c</m:t>
+                    </m:r>
+                    <m:r>
+                      <w:rPr>
+                        <w:rFonts w:ascii="Cambria Math" w:hAnsi="Cambria Math"/>
+                        <w:color w:val="auto"/>
+                        <w:sz w:val="28"/>
+                        <w:szCs w:val="28"/>
+                        <w:lang w:val="en-US"/>
+                      </w:rPr>
+                      <m:t>,</m:t>
+                    </m:r>
+                    <m:r>
+                      <w:rPr>
+                        <w:rFonts w:ascii="Cambria Math" w:hAnsi="Cambria Math"/>
+                        <w:color w:val="auto"/>
+                        <w:sz w:val="28"/>
+                        <w:szCs w:val="28"/>
+                        <w:lang w:val="en-US"/>
+                      </w:rPr>
+                      <m:t>σ</m:t>
                     </m:r>
                   </m:e>
                 </m:d>
@@ -22896,7 +22529,6 @@
         </w:rPr>
         <w:t xml:space="preserve"> </w:t>
       </w:r>
-      <w:proofErr w:type="spellStart"/>
       <w:r>
         <w:rPr>
           <w:color w:val="auto"/>
@@ -22906,7 +22538,6 @@
         </w:rPr>
         <w:t>NeRF</w:t>
       </w:r>
-      <w:proofErr w:type="spellEnd"/>
       <w:r>
         <w:rPr>
           <w:color w:val="auto"/>
@@ -22945,27 +22576,8 @@
           <w:sz w:val="28"/>
           <w:szCs w:val="28"/>
         </w:rPr>
-        <w:t xml:space="preserve"> из 8 </w:t>
-      </w:r>
-      <w:proofErr w:type="spellStart"/>
-      <w:r>
-        <w:rPr>
-          <w:color w:val="auto"/>
-          <w:sz w:val="28"/>
-          <w:szCs w:val="28"/>
-        </w:rPr>
-        <w:t>полносвязных</w:t>
-      </w:r>
-      <w:proofErr w:type="spellEnd"/>
-      <w:r>
-        <w:rPr>
-          <w:color w:val="auto"/>
-          <w:sz w:val="28"/>
-          <w:szCs w:val="28"/>
-        </w:rPr>
-        <w:t xml:space="preserve"> слоев, каждый из которых имеет 256 каналов на слой, обладающий функцией активации </w:t>
-      </w:r>
-      <w:proofErr w:type="spellStart"/>
+        <w:t xml:space="preserve"> из 8 полносвязных слоев, каждый из которых имеет 256 каналов на слой, обладающий функцией активации </w:t>
+      </w:r>
       <w:r>
         <w:rPr>
           <w:color w:val="auto"/>
@@ -22975,7 +22587,6 @@
         </w:rPr>
         <w:t>ReLU</w:t>
       </w:r>
-      <w:proofErr w:type="spellEnd"/>
       <w:r>
         <w:rPr>
           <w:color w:val="auto"/>
@@ -22992,7 +22603,6 @@
         </w:rPr>
         <w:t xml:space="preserve">Выходной дополнительный слой обладает 128 каналами и функцией активации </w:t>
       </w:r>
-      <w:proofErr w:type="spellStart"/>
       <w:r>
         <w:rPr>
           <w:color w:val="auto"/>
@@ -23002,7 +22612,6 @@
         </w:rPr>
         <w:t>ReLU</w:t>
       </w:r>
-      <w:proofErr w:type="spellEnd"/>
       <w:r>
         <w:rPr>
           <w:color w:val="auto"/>
@@ -23149,7 +22758,6 @@
         </w:rPr>
         <w:t xml:space="preserve"> технологии </w:t>
       </w:r>
-      <w:proofErr w:type="spellStart"/>
       <w:r>
         <w:rPr>
           <w:color w:val="auto"/>
@@ -23159,7 +22767,6 @@
         </w:rPr>
         <w:t>NeRF</w:t>
       </w:r>
-      <w:proofErr w:type="spellEnd"/>
       <w:r>
         <w:rPr>
           <w:color w:val="auto"/>
@@ -23214,7 +22821,6 @@
         <w:rPr>
           <w:noProof/>
         </w:rPr>
-        <w:lastRenderedPageBreak/>
         <w:drawing>
           <wp:inline distT="0" distB="0" distL="0" distR="0" wp14:anchorId="5E1B9319" wp14:editId="24AC2D5B">
             <wp:extent cx="5365484" cy="1404000"/>
@@ -23325,16 +22931,8 @@
         <w:rPr>
           <w:rFonts w:eastAsia="Times New Roman"/>
         </w:rPr>
-        <w:t xml:space="preserve">Архитектура технологии 3D-реконструирования </w:t>
-      </w:r>
-      <w:proofErr w:type="spellStart"/>
-      <w:r>
-        <w:rPr>
-          <w:rFonts w:eastAsia="Times New Roman"/>
-        </w:rPr>
-        <w:t>NeRF</w:t>
-      </w:r>
-      <w:proofErr w:type="spellEnd"/>
+        <w:t>Архитектура технологии 3D-реконструирования NeRF</w:t>
+      </w:r>
     </w:p>
     <w:p>
       <w:pPr>
@@ -23365,7 +22963,6 @@
         </w:rPr>
         <w:t xml:space="preserve">Технология </w:t>
       </w:r>
-      <w:proofErr w:type="spellStart"/>
       <w:r>
         <w:rPr>
           <w:color w:val="auto"/>
@@ -23374,7 +22971,6 @@
         </w:rPr>
         <w:t>NeRF</w:t>
       </w:r>
-      <w:proofErr w:type="spellEnd"/>
       <w:r>
         <w:rPr>
           <w:color w:val="auto"/>
@@ -23389,25 +22985,7 @@
           <w:sz w:val="28"/>
           <w:szCs w:val="28"/>
         </w:rPr>
-        <w:t xml:space="preserve">при значительном количестве преимуществ обладает серьезным недостатком – объемное поле </w:t>
-      </w:r>
-      <w:proofErr w:type="spellStart"/>
-      <w:r>
-        <w:rPr>
-          <w:color w:val="auto"/>
-          <w:sz w:val="28"/>
-          <w:szCs w:val="28"/>
-        </w:rPr>
-        <w:t>излучательности</w:t>
-      </w:r>
-      <w:proofErr w:type="spellEnd"/>
-      <w:r>
-        <w:rPr>
-          <w:color w:val="auto"/>
-          <w:sz w:val="28"/>
-          <w:szCs w:val="28"/>
-        </w:rPr>
-        <w:t>, получ</w:t>
+        <w:t>при значительном количестве преимуществ обладает серьезным недостатком – объемное поле излучательности, получ</w:t>
       </w:r>
       <w:r>
         <w:rPr>
@@ -23591,55 +23169,7 @@
           <w:sz w:val="28"/>
           <w:szCs w:val="28"/>
         </w:rPr>
-        <w:t>(</w:t>
-      </w:r>
-      <w:proofErr w:type="spellStart"/>
-      <w:r>
-        <w:rPr>
-          <w:rFonts w:asciiTheme="majorBidi" w:hAnsiTheme="majorBidi"/>
-          <w:b/>
-          <w:bCs/>
-          <w:color w:val="auto"/>
-          <w:sz w:val="28"/>
-          <w:szCs w:val="28"/>
-        </w:rPr>
-        <w:t>Gaussian</w:t>
-      </w:r>
-      <w:proofErr w:type="spellEnd"/>
-      <w:r>
-        <w:rPr>
-          <w:rFonts w:asciiTheme="majorBidi" w:hAnsiTheme="majorBidi"/>
-          <w:b/>
-          <w:bCs/>
-          <w:color w:val="auto"/>
-          <w:sz w:val="28"/>
-          <w:szCs w:val="28"/>
-        </w:rPr>
-        <w:t xml:space="preserve"> </w:t>
-      </w:r>
-      <w:proofErr w:type="spellStart"/>
-      <w:r>
-        <w:rPr>
-          <w:rFonts w:asciiTheme="majorBidi" w:hAnsiTheme="majorBidi"/>
-          <w:b/>
-          <w:bCs/>
-          <w:color w:val="auto"/>
-          <w:sz w:val="28"/>
-          <w:szCs w:val="28"/>
-        </w:rPr>
-        <w:t>Splatting</w:t>
-      </w:r>
-      <w:proofErr w:type="spellEnd"/>
-      <w:r>
-        <w:rPr>
-          <w:rFonts w:asciiTheme="majorBidi" w:hAnsiTheme="majorBidi"/>
-          <w:b/>
-          <w:bCs/>
-          <w:color w:val="auto"/>
-          <w:sz w:val="28"/>
-          <w:szCs w:val="28"/>
-        </w:rPr>
-        <w:t>)</w:t>
+        <w:t>(Gaussian Splatting)</w:t>
       </w:r>
       <w:bookmarkEnd w:id="26"/>
     </w:p>
@@ -23689,25 +23219,7 @@
           <w:sz w:val="28"/>
           <w:szCs w:val="28"/>
         </w:rPr>
-        <w:t xml:space="preserve">году коллективом исследователей из </w:t>
-      </w:r>
-      <w:proofErr w:type="spellStart"/>
-      <w:r>
-        <w:rPr>
-          <w:color w:val="auto"/>
-          <w:sz w:val="28"/>
-          <w:szCs w:val="28"/>
-        </w:rPr>
-        <w:t>Inria</w:t>
-      </w:r>
-      <w:proofErr w:type="spellEnd"/>
-      <w:r>
-        <w:rPr>
-          <w:color w:val="auto"/>
-          <w:sz w:val="28"/>
-          <w:szCs w:val="28"/>
-        </w:rPr>
-        <w:t xml:space="preserve"> был предложен метод 3D</w:t>
+        <w:t>году коллективом исследователей из Inria был предложен метод 3D</w:t>
       </w:r>
       <w:r>
         <w:rPr>
@@ -23717,16 +23229,102 @@
         </w:rPr>
         <w:t xml:space="preserve"> </w:t>
       </w:r>
-      <w:proofErr w:type="spellStart"/>
-      <w:r>
-        <w:rPr>
-          <w:color w:val="auto"/>
-          <w:sz w:val="28"/>
-          <w:szCs w:val="28"/>
-        </w:rPr>
-        <w:t>Gaussian</w:t>
-      </w:r>
-      <w:proofErr w:type="spellEnd"/>
+      <w:r>
+        <w:rPr>
+          <w:color w:val="auto"/>
+          <w:sz w:val="28"/>
+          <w:szCs w:val="28"/>
+        </w:rPr>
+        <w:t>Gaussian Splatting (3DGS</w:t>
+      </w:r>
+      <w:r>
+        <w:rPr>
+          <w:color w:val="auto"/>
+          <w:sz w:val="28"/>
+          <w:szCs w:val="28"/>
+        </w:rPr>
+        <w:t>, далее метод генерации гауссовых пятен</w:t>
+      </w:r>
+      <w:r>
+        <w:rPr>
+          <w:color w:val="auto"/>
+          <w:sz w:val="28"/>
+          <w:szCs w:val="28"/>
+        </w:rPr>
+        <w:t xml:space="preserve">) как дальнейшее развитие подходов к представлению полей излучения, начатых в рамках NeRF. Метод обеспечивает эффективную реконструкцию сцены за счёт представления её в виде множества дифференцируемых </w:t>
+      </w:r>
+      <w:r>
+        <w:rPr>
+          <w:color w:val="auto"/>
+          <w:sz w:val="28"/>
+          <w:szCs w:val="28"/>
+        </w:rPr>
+        <w:t xml:space="preserve">трёхмерных </w:t>
+      </w:r>
+      <w:r>
+        <w:rPr>
+          <w:color w:val="auto"/>
+          <w:sz w:val="28"/>
+          <w:szCs w:val="28"/>
+        </w:rPr>
+        <w:t>гаусс</w:t>
+      </w:r>
+      <w:r>
+        <w:rPr>
+          <w:color w:val="auto"/>
+          <w:sz w:val="28"/>
+          <w:szCs w:val="28"/>
+        </w:rPr>
+        <w:t>овых «</w:t>
+      </w:r>
+      <w:r>
+        <w:rPr>
+          <w:color w:val="auto"/>
+          <w:sz w:val="28"/>
+          <w:szCs w:val="28"/>
+        </w:rPr>
+        <w:t>пятен</w:t>
+      </w:r>
+      <w:r>
+        <w:rPr>
+          <w:color w:val="auto"/>
+          <w:sz w:val="28"/>
+          <w:szCs w:val="28"/>
+        </w:rPr>
+        <w:t>» (</w:t>
+      </w:r>
+      <w:r>
+        <w:rPr>
+          <w:color w:val="auto"/>
+          <w:sz w:val="28"/>
+          <w:szCs w:val="28"/>
+        </w:rPr>
+        <w:t>Splat</w:t>
+      </w:r>
+      <w:r>
+        <w:rPr>
+          <w:color w:val="auto"/>
+          <w:sz w:val="28"/>
+          <w:szCs w:val="28"/>
+        </w:rPr>
+        <w:t>)</w:t>
+      </w:r>
+      <w:r>
+        <w:rPr>
+          <w:color w:val="auto"/>
+          <w:sz w:val="28"/>
+          <w:szCs w:val="28"/>
+        </w:rPr>
+        <w:t>. Кажд</w:t>
+      </w:r>
+      <w:r>
+        <w:rPr>
+          <w:color w:val="auto"/>
+          <w:sz w:val="28"/>
+          <w:szCs w:val="28"/>
+        </w:rPr>
+        <w:t>ое пятно</w:t>
+      </w:r>
       <w:r>
         <w:rPr>
           <w:color w:val="auto"/>
@@ -23735,140 +23333,6 @@
         </w:rPr>
         <w:t xml:space="preserve"> </w:t>
       </w:r>
-      <w:proofErr w:type="spellStart"/>
-      <w:r>
-        <w:rPr>
-          <w:color w:val="auto"/>
-          <w:sz w:val="28"/>
-          <w:szCs w:val="28"/>
-        </w:rPr>
-        <w:t>Splatting</w:t>
-      </w:r>
-      <w:proofErr w:type="spellEnd"/>
-      <w:r>
-        <w:rPr>
-          <w:color w:val="auto"/>
-          <w:sz w:val="28"/>
-          <w:szCs w:val="28"/>
-        </w:rPr>
-        <w:t xml:space="preserve"> (3DGS</w:t>
-      </w:r>
-      <w:r>
-        <w:rPr>
-          <w:color w:val="auto"/>
-          <w:sz w:val="28"/>
-          <w:szCs w:val="28"/>
-        </w:rPr>
-        <w:t>, далее метод генерации гауссовых пятен</w:t>
-      </w:r>
-      <w:r>
-        <w:rPr>
-          <w:color w:val="auto"/>
-          <w:sz w:val="28"/>
-          <w:szCs w:val="28"/>
-        </w:rPr>
-        <w:t xml:space="preserve">) как дальнейшее развитие подходов к представлению полей излучения, начатых в рамках </w:t>
-      </w:r>
-      <w:proofErr w:type="spellStart"/>
-      <w:r>
-        <w:rPr>
-          <w:color w:val="auto"/>
-          <w:sz w:val="28"/>
-          <w:szCs w:val="28"/>
-        </w:rPr>
-        <w:t>NeRF</w:t>
-      </w:r>
-      <w:proofErr w:type="spellEnd"/>
-      <w:r>
-        <w:rPr>
-          <w:color w:val="auto"/>
-          <w:sz w:val="28"/>
-          <w:szCs w:val="28"/>
-        </w:rPr>
-        <w:t xml:space="preserve">. Метод обеспечивает эффективную реконструкцию сцены за счёт представления её в виде множества дифференцируемых </w:t>
-      </w:r>
-      <w:r>
-        <w:rPr>
-          <w:color w:val="auto"/>
-          <w:sz w:val="28"/>
-          <w:szCs w:val="28"/>
-        </w:rPr>
-        <w:t xml:space="preserve">трёхмерных </w:t>
-      </w:r>
-      <w:r>
-        <w:rPr>
-          <w:color w:val="auto"/>
-          <w:sz w:val="28"/>
-          <w:szCs w:val="28"/>
-        </w:rPr>
-        <w:t>гаусс</w:t>
-      </w:r>
-      <w:r>
-        <w:rPr>
-          <w:color w:val="auto"/>
-          <w:sz w:val="28"/>
-          <w:szCs w:val="28"/>
-        </w:rPr>
-        <w:t>овых «</w:t>
-      </w:r>
-      <w:r>
-        <w:rPr>
-          <w:color w:val="auto"/>
-          <w:sz w:val="28"/>
-          <w:szCs w:val="28"/>
-        </w:rPr>
-        <w:t>пятен</w:t>
-      </w:r>
-      <w:r>
-        <w:rPr>
-          <w:color w:val="auto"/>
-          <w:sz w:val="28"/>
-          <w:szCs w:val="28"/>
-        </w:rPr>
-        <w:t>» (</w:t>
-      </w:r>
-      <w:proofErr w:type="spellStart"/>
-      <w:r>
-        <w:rPr>
-          <w:color w:val="auto"/>
-          <w:sz w:val="28"/>
-          <w:szCs w:val="28"/>
-        </w:rPr>
-        <w:t>Splat</w:t>
-      </w:r>
-      <w:proofErr w:type="spellEnd"/>
-      <w:r>
-        <w:rPr>
-          <w:color w:val="auto"/>
-          <w:sz w:val="28"/>
-          <w:szCs w:val="28"/>
-        </w:rPr>
-        <w:t>)</w:t>
-      </w:r>
-      <w:r>
-        <w:rPr>
-          <w:color w:val="auto"/>
-          <w:sz w:val="28"/>
-          <w:szCs w:val="28"/>
-        </w:rPr>
-        <w:t>. Кажд</w:t>
-      </w:r>
-      <w:r>
-        <w:rPr>
-          <w:color w:val="auto"/>
-          <w:sz w:val="28"/>
-          <w:szCs w:val="28"/>
-        </w:rPr>
-        <w:t>ое пятно</w:t>
-      </w:r>
-      <w:r>
-        <w:rPr>
-          <w:color w:val="auto"/>
-          <w:sz w:val="28"/>
-          <w:szCs w:val="28"/>
-        </w:rPr>
-        <w:t xml:space="preserve"> </w:t>
-      </w:r>
       <w:r>
         <w:rPr>
           <w:color w:val="auto"/>
@@ -24011,25 +23475,7 @@
           <w:sz w:val="28"/>
           <w:szCs w:val="28"/>
         </w:rPr>
-        <w:t xml:space="preserve"> точек и описание поля </w:t>
-      </w:r>
-      <w:proofErr w:type="spellStart"/>
-      <w:r>
-        <w:rPr>
-          <w:color w:val="auto"/>
-          <w:sz w:val="28"/>
-          <w:szCs w:val="28"/>
-        </w:rPr>
-        <w:t>излучательности</w:t>
-      </w:r>
-      <w:proofErr w:type="spellEnd"/>
-      <w:r>
-        <w:rPr>
-          <w:color w:val="auto"/>
-          <w:sz w:val="28"/>
-          <w:szCs w:val="28"/>
-        </w:rPr>
-        <w:t>, что обеспечивает высокую скорость рендеринга при сохранении качества реконструкции</w:t>
+        <w:t xml:space="preserve"> точек и описание поля излучательности, что обеспечивает высокую скорость рендеринга при сохранении качества реконструкции</w:t>
       </w:r>
       <w:r>
         <w:rPr>
@@ -24373,7 +23819,17 @@
                             <w:szCs w:val="28"/>
                             <w:lang w:val="en-US"/>
                           </w:rPr>
-                          <m:t>-1</m:t>
+                          <m:t>-</m:t>
+                        </m:r>
+                        <m:r>
+                          <w:rPr>
+                            <w:rFonts w:ascii="Cambria Math" w:hAnsi="Cambria Math"/>
+                            <w:color w:val="auto"/>
+                            <w:sz w:val="28"/>
+                            <w:szCs w:val="28"/>
+                            <w:lang w:val="en-US"/>
+                          </w:rPr>
+                          <m:t>1</m:t>
                         </m:r>
                         <m:r>
                           <m:rPr>
@@ -24434,7 +23890,17 @@
                                     <w:szCs w:val="28"/>
                                     <w:lang w:val="en-US"/>
                                   </w:rPr>
-                                  <m:t>x-</m:t>
+                                  <m:t>x</m:t>
+                                </m:r>
+                                <m:r>
+                                  <w:rPr>
+                                    <w:rFonts w:ascii="Cambria Math" w:hAnsi="Cambria Math"/>
+                                    <w:color w:val="auto"/>
+                                    <w:sz w:val="28"/>
+                                    <w:szCs w:val="28"/>
+                                    <w:lang w:val="en-US"/>
+                                  </w:rPr>
+                                  <m:t>-</m:t>
                                 </m:r>
                                 <m:sSub>
                                   <m:sSubPr>
@@ -24537,7 +24003,17 @@
                                 <w:szCs w:val="28"/>
                                 <w:lang w:val="en-US"/>
                               </w:rPr>
-                              <m:t>-1</m:t>
+                              <m:t>-</m:t>
+                            </m:r>
+                            <m:r>
+                              <w:rPr>
+                                <w:rFonts w:ascii="Cambria Math" w:hAnsi="Cambria Math"/>
+                                <w:color w:val="auto"/>
+                                <w:sz w:val="28"/>
+                                <w:szCs w:val="28"/>
+                                <w:lang w:val="en-US"/>
+                              </w:rPr>
+                              <m:t>1</m:t>
                             </m:r>
                           </m:sup>
                           <m:e>
@@ -24549,7 +24025,27 @@
                                 <w:szCs w:val="28"/>
                                 <w:lang w:val="en-US"/>
                               </w:rPr>
-                              <m:t>(x-</m:t>
+                              <m:t>(</m:t>
+                            </m:r>
+                            <m:r>
+                              <w:rPr>
+                                <w:rFonts w:ascii="Cambria Math" w:hAnsi="Cambria Math"/>
+                                <w:color w:val="auto"/>
+                                <w:sz w:val="28"/>
+                                <w:szCs w:val="28"/>
+                                <w:lang w:val="en-US"/>
+                              </w:rPr>
+                              <m:t>x</m:t>
+                            </m:r>
+                            <m:r>
+                              <w:rPr>
+                                <w:rFonts w:ascii="Cambria Math" w:hAnsi="Cambria Math"/>
+                                <w:color w:val="auto"/>
+                                <w:sz w:val="28"/>
+                                <w:szCs w:val="28"/>
+                                <w:lang w:val="en-US"/>
+                              </w:rPr>
+                              <m:t>-</m:t>
                             </m:r>
                             <m:sSub>
                               <m:sSubPr>
@@ -25087,7 +24583,6 @@
         </w:rPr>
         <w:t xml:space="preserve"> метода генерации гауссовых пятен вышло за рамки института </w:t>
       </w:r>
-      <w:proofErr w:type="spellStart"/>
       <w:r>
         <w:rPr>
           <w:color w:val="auto"/>
@@ -25097,7 +24592,6 @@
         </w:rPr>
         <w:t>Inria</w:t>
       </w:r>
-      <w:proofErr w:type="spellEnd"/>
       <w:r>
         <w:rPr>
           <w:color w:val="auto"/>
@@ -25560,23 +25054,13 @@
           <w:szCs w:val="28"/>
         </w:rPr>
       </w:pPr>
-      <w:proofErr w:type="spellStart"/>
-      <w:r>
-        <w:rPr>
-          <w:color w:val="auto"/>
-          <w:sz w:val="28"/>
-          <w:szCs w:val="28"/>
-        </w:rPr>
-        <w:t>Сандстрём</w:t>
-      </w:r>
-      <w:proofErr w:type="spellEnd"/>
-      <w:r>
-        <w:rPr>
-          <w:color w:val="auto"/>
-          <w:sz w:val="28"/>
-          <w:szCs w:val="28"/>
-        </w:rPr>
-        <w:t xml:space="preserve"> Э., Гесс Г. и многие другие реализовали синтез алгоритмов </w:t>
+      <w:r>
+        <w:rPr>
+          <w:color w:val="auto"/>
+          <w:sz w:val="28"/>
+          <w:szCs w:val="28"/>
+        </w:rPr>
+        <w:t xml:space="preserve">Сандстрём Э., Гесс Г. и многие другие реализовали синтез алгоритмов </w:t>
       </w:r>
       <w:r>
         <w:rPr>
@@ -25642,25 +25126,7 @@
           <w:sz w:val="28"/>
           <w:szCs w:val="28"/>
         </w:rPr>
-        <w:t xml:space="preserve">-алгоритмы. </w:t>
-      </w:r>
-      <w:proofErr w:type="spellStart"/>
-      <w:r>
-        <w:rPr>
-          <w:color w:val="auto"/>
-          <w:sz w:val="28"/>
-          <w:szCs w:val="28"/>
-        </w:rPr>
-        <w:t>Сандстрём</w:t>
-      </w:r>
-      <w:proofErr w:type="spellEnd"/>
-      <w:r>
-        <w:rPr>
-          <w:color w:val="auto"/>
-          <w:sz w:val="28"/>
-          <w:szCs w:val="28"/>
-        </w:rPr>
-        <w:t xml:space="preserve"> Э., в свою очередь, исследовал возможности расширения подхода </w:t>
+        <w:t xml:space="preserve">-алгоритмы. Сандстрём Э., в свою очередь, исследовал возможности расширения подхода </w:t>
       </w:r>
       <w:r>
         <w:rPr>
@@ -25782,7 +25248,6 @@
         </w:rPr>
         <w:t xml:space="preserve">ое решение </w:t>
       </w:r>
-      <w:proofErr w:type="spellStart"/>
       <w:r>
         <w:rPr>
           <w:rFonts w:ascii="Times New Roman" w:hAnsi="Times New Roman" w:cs="Times New Roman"/>
@@ -25792,7 +25257,6 @@
         </w:rPr>
         <w:t>AgriGS</w:t>
       </w:r>
-      <w:proofErr w:type="spellEnd"/>
       <w:r>
         <w:rPr>
           <w:rFonts w:ascii="Times New Roman" w:hAnsi="Times New Roman" w:cs="Times New Roman"/>
@@ -25909,16 +25373,7 @@
           <w:sz w:val="28"/>
           <w:szCs w:val="28"/>
         </w:rPr>
-        <w:t xml:space="preserve">для решения задачи автономной навигации в ходе сбора урожая плодов с деревьев. Авторы </w:t>
-      </w:r>
-      <w:r>
-        <w:rPr>
-          <w:rFonts w:ascii="Times New Roman" w:hAnsi="Times New Roman" w:cs="Times New Roman"/>
-          <w:sz w:val="28"/>
-          <w:szCs w:val="28"/>
-        </w:rPr>
-        <w:lastRenderedPageBreak/>
-        <w:t xml:space="preserve">отмечают, что применение метода генерации гауссовых пятен </w:t>
+        <w:t xml:space="preserve">для решения задачи автономной навигации в ходе сбора урожая плодов с деревьев. Авторы отмечают, что применение метода генерации гауссовых пятен </w:t>
       </w:r>
       <w:r>
         <w:rPr>
@@ -25928,25 +25383,14 @@
         </w:rPr>
         <w:t xml:space="preserve">способствует повышению классификации деревьев, попадающих в зону объектива камер, в ходе сбора урожая. Архитектура </w:t>
       </w:r>
-      <w:proofErr w:type="spellStart"/>
-      <w:r>
-        <w:rPr>
-          <w:rFonts w:ascii="Times New Roman" w:hAnsi="Times New Roman" w:cs="Times New Roman"/>
-          <w:sz w:val="28"/>
-          <w:szCs w:val="28"/>
-          <w:lang w:val="en-US"/>
-        </w:rPr>
-        <w:t>AgriGS</w:t>
-      </w:r>
-      <w:proofErr w:type="spellEnd"/>
-      <w:r>
-        <w:rPr>
-          <w:rFonts w:ascii="Times New Roman" w:hAnsi="Times New Roman" w:cs="Times New Roman"/>
-          <w:sz w:val="28"/>
-          <w:szCs w:val="28"/>
-          <w:lang w:val="en-US"/>
-        </w:rPr>
-        <w:t xml:space="preserve">-SLAM </w:t>
+      <w:r>
+        <w:rPr>
+          <w:rFonts w:ascii="Times New Roman" w:hAnsi="Times New Roman" w:cs="Times New Roman"/>
+          <w:sz w:val="28"/>
+          <w:szCs w:val="28"/>
+          <w:lang w:val="en-US"/>
+        </w:rPr>
+        <w:t xml:space="preserve">AgriGS-SLAM </w:t>
       </w:r>
       <w:r>
         <w:rPr>
@@ -26048,7 +25492,6 @@
         </w:rPr>
         <w:t xml:space="preserve">Рисунок 1.4.6 – Архитектура </w:t>
       </w:r>
-      <w:proofErr w:type="spellStart"/>
       <w:r>
         <w:rPr>
           <w:rFonts w:ascii="Times New Roman" w:hAnsi="Times New Roman" w:cs="Times New Roman"/>
@@ -26058,7 +25501,6 @@
         </w:rPr>
         <w:t>AgriGS</w:t>
       </w:r>
-      <w:proofErr w:type="spellEnd"/>
       <w:r>
         <w:rPr>
           <w:rFonts w:ascii="Times New Roman" w:hAnsi="Times New Roman" w:cs="Times New Roman"/>
@@ -26145,6 +25587,7 @@
           <w:sz w:val="28"/>
           <w:szCs w:val="28"/>
         </w:rPr>
+        <w:lastRenderedPageBreak/>
         <w:t>1.5 Обзор наземных робототехнических комплексов и уборочных машин</w:t>
       </w:r>
       <w:bookmarkEnd w:id="27"/>
@@ -26178,16 +25621,7 @@
           <w:sz w:val="28"/>
           <w:szCs w:val="28"/>
         </w:rPr>
-        <w:t xml:space="preserve">Применение уборочных машин позволяет существенно снизить трудоёмкость работ по очистке производственных и офисных помещений, дворовых территорий и крупных автомагистралей. Дальнейшая автоматизация процессов за счёт внедрения автономных уборочных систем обеспечивает дополнительное снижение эксплуатационных трудозатрат. При этом первоначальная стоимость внедрения таких технологий зачастую превышает ожидаемые показатели; тем не менее экономический эффект в ходе </w:t>
-      </w:r>
-      <w:r>
-        <w:rPr>
-          <w:rFonts w:ascii="Times New Roman" w:hAnsi="Times New Roman" w:cs="Times New Roman"/>
-          <w:sz w:val="28"/>
-          <w:szCs w:val="28"/>
-        </w:rPr>
-        <w:lastRenderedPageBreak/>
-        <w:t>эксплуатации компенсирует капитальные вложения за счёт сокращения потребности в ручном труде и оптимизации материально‑технических расходов клининговых подразделений</w:t>
+        <w:t>Применение уборочных машин позволяет существенно снизить трудоёмкость работ по очистке производственных и офисных помещений, дворовых территорий и крупных автомагистралей. Дальнейшая автоматизация процессов за счёт внедрения автономных уборочных систем обеспечивает дополнительное снижение эксплуатационных трудозатрат. При этом первоначальная стоимость внедрения таких технологий зачастую превышает ожидаемые показатели; тем не менее экономический эффект в ходе эксплуатации компенсирует капитальные вложения за счёт сокращения потребности в ручном труде и оптимизации материально‑технических расходов клининговых подразделений</w:t>
       </w:r>
       <w:r>
         <w:rPr>
@@ -26707,18 +26141,8 @@
           <w:sz w:val="28"/>
           <w:szCs w:val="28"/>
         </w:rPr>
-        <w:t xml:space="preserve">Анализ существующих решений показывает, что автономные уборочные машины получили широкое распространение прежде всего в сегменте уборки помещений. В частности, робот‑уборщик </w:t>
-      </w:r>
-      <w:proofErr w:type="spellStart"/>
-      <w:r>
-        <w:rPr>
-          <w:rFonts w:ascii="Times New Roman" w:hAnsi="Times New Roman" w:cs="Times New Roman"/>
-          <w:sz w:val="28"/>
-          <w:szCs w:val="28"/>
-        </w:rPr>
-        <w:t>Pudu</w:t>
-      </w:r>
-      <w:proofErr w:type="spellEnd"/>
+        <w:t>Анализ существующих решений показывает, что автономные уборочные машины получили широкое распространение прежде всего в сегменте уборки помещений. В частности, робот‑уборщик Pudu</w:t>
+      </w:r>
       <w:r>
         <w:rPr>
           <w:rFonts w:ascii="Times New Roman" w:hAnsi="Times New Roman" w:cs="Times New Roman"/>
@@ -26733,16 +26157,7 @@
           <w:sz w:val="28"/>
           <w:szCs w:val="28"/>
         </w:rPr>
-        <w:t xml:space="preserve">CC1 является одним из наиболее распространённых представителей класса автономных устройств, применяемых в малом и среднем бизнесе. Его конструкция и </w:t>
-      </w:r>
-      <w:r>
-        <w:rPr>
-          <w:rFonts w:ascii="Times New Roman" w:hAnsi="Times New Roman" w:cs="Times New Roman"/>
-          <w:sz w:val="28"/>
-          <w:szCs w:val="28"/>
-        </w:rPr>
-        <w:lastRenderedPageBreak/>
-        <w:t>функциональные возможности соответствуют требованиям данного сегмента; устройство представлено на рисунке</w:t>
+        <w:t>CC1 является одним из наиболее распространённых представителей класса автономных устройств, применяемых в малом и среднем бизнесе. Его конструкция и функциональные возможности соответствуют требованиям данного сегмента; устройство представлено на рисунке</w:t>
       </w:r>
       <w:r>
         <w:rPr>
@@ -26894,7 +26309,6 @@
         </w:rPr>
         <w:t xml:space="preserve">– Робот-уборщик </w:t>
       </w:r>
-      <w:proofErr w:type="spellStart"/>
       <w:r>
         <w:rPr>
           <w:rFonts w:ascii="Times New Roman" w:hAnsi="Times New Roman" w:cs="Times New Roman"/>
@@ -26904,7 +26318,6 @@
         </w:rPr>
         <w:t>Pudu</w:t>
       </w:r>
-      <w:proofErr w:type="spellEnd"/>
       <w:r>
         <w:rPr>
           <w:rFonts w:ascii="Times New Roman" w:hAnsi="Times New Roman" w:cs="Times New Roman"/>
@@ -26991,43 +26404,7 @@
           <w:sz w:val="28"/>
           <w:szCs w:val="28"/>
         </w:rPr>
-        <w:t xml:space="preserve">комбинация </w:t>
-      </w:r>
-      <w:proofErr w:type="spellStart"/>
-      <w:r>
-        <w:rPr>
-          <w:rFonts w:ascii="Times New Roman" w:hAnsi="Times New Roman" w:cs="Times New Roman"/>
-          <w:sz w:val="28"/>
-          <w:szCs w:val="28"/>
-        </w:rPr>
-        <w:t>LiDAR</w:t>
-      </w:r>
-      <w:proofErr w:type="spellEnd"/>
-      <w:r>
-        <w:rPr>
-          <w:rFonts w:ascii="Times New Roman" w:hAnsi="Times New Roman" w:cs="Times New Roman"/>
-          <w:sz w:val="28"/>
-          <w:szCs w:val="28"/>
-        </w:rPr>
-        <w:t xml:space="preserve"> и визуальной </w:t>
-      </w:r>
-      <w:proofErr w:type="spellStart"/>
-      <w:r>
-        <w:rPr>
-          <w:rFonts w:ascii="Times New Roman" w:hAnsi="Times New Roman" w:cs="Times New Roman"/>
-          <w:sz w:val="28"/>
-          <w:szCs w:val="28"/>
-        </w:rPr>
-        <w:t>одометрии</w:t>
-      </w:r>
-      <w:proofErr w:type="spellEnd"/>
-      <w:r>
-        <w:rPr>
-          <w:rFonts w:ascii="Times New Roman" w:hAnsi="Times New Roman" w:cs="Times New Roman"/>
-          <w:sz w:val="28"/>
-          <w:szCs w:val="28"/>
-        </w:rPr>
-        <w:t>; интерфейс управления</w:t>
+        <w:t>комбинация LiDAR и визуальной одометрии; интерфейс управления</w:t>
       </w:r>
       <w:r>
         <w:rPr>
@@ -27128,34 +26505,7 @@
           <w:sz w:val="28"/>
           <w:szCs w:val="28"/>
         </w:rPr>
-        <w:t xml:space="preserve"> и </w:t>
-      </w:r>
-      <w:proofErr w:type="spellStart"/>
-      <w:r>
-        <w:rPr>
-          <w:rFonts w:ascii="Times New Roman" w:hAnsi="Times New Roman" w:cs="Times New Roman"/>
-          <w:sz w:val="28"/>
-          <w:szCs w:val="28"/>
-        </w:rPr>
-        <w:t>одометрии</w:t>
-      </w:r>
-      <w:proofErr w:type="spellEnd"/>
-      <w:r>
-        <w:rPr>
-          <w:rFonts w:ascii="Times New Roman" w:hAnsi="Times New Roman" w:cs="Times New Roman"/>
-          <w:sz w:val="28"/>
-          <w:szCs w:val="28"/>
-        </w:rPr>
-        <w:t xml:space="preserve">. Во‑вторых, периодическая перестройка карты приводит к прерыванию рабочего цикла и росту вычислительной нагрузки. В‑третьих, </w:t>
-      </w:r>
-      <w:r>
-        <w:rPr>
-          <w:rFonts w:ascii="Times New Roman" w:hAnsi="Times New Roman" w:cs="Times New Roman"/>
-          <w:sz w:val="28"/>
-          <w:szCs w:val="28"/>
-        </w:rPr>
-        <w:lastRenderedPageBreak/>
-        <w:t>эксплуатационные характеристики ограничены ёмкостью батареи и требованиями к инфраструктуре</w:t>
+        <w:t xml:space="preserve"> и одометрии. Во‑вторых, периодическая перестройка карты приводит к прерыванию рабочего цикла и росту вычислительной нагрузки. В‑третьих, эксплуатационные характеристики ограничены ёмкостью батареи и требованиями к инфраструктуре</w:t>
       </w:r>
       <w:r>
         <w:rPr>
@@ -27219,25 +26569,7 @@
           <w:sz w:val="28"/>
           <w:szCs w:val="28"/>
         </w:rPr>
-        <w:t xml:space="preserve">Роботы данной серии способны преодолевать искусственные неровности и бордюры с углом подъёма до 12°. Система технического зрения включает до четырёх трёхмерных лазерных дальномеров (3D </w:t>
-      </w:r>
-      <w:proofErr w:type="spellStart"/>
-      <w:r>
-        <w:rPr>
-          <w:rFonts w:ascii="Times New Roman" w:hAnsi="Times New Roman" w:cs="Times New Roman"/>
-          <w:sz w:val="28"/>
-          <w:szCs w:val="28"/>
-        </w:rPr>
-        <w:t>LiDAR</w:t>
-      </w:r>
-      <w:proofErr w:type="spellEnd"/>
-      <w:r>
-        <w:rPr>
-          <w:rFonts w:ascii="Times New Roman" w:hAnsi="Times New Roman" w:cs="Times New Roman"/>
-          <w:sz w:val="28"/>
-          <w:szCs w:val="28"/>
-        </w:rPr>
-        <w:t>), что обеспечивает формирование навигационной карты местности площадью до 1</w:t>
+        <w:t>Роботы данной серии способны преодолевать искусственные неровности и бордюры с углом подъёма до 12°. Система технического зрения включает до четырёх трёхмерных лазерных дальномеров (3D LiDAR), что обеспечивает формирование навигационной карты местности площадью до 1</w:t>
       </w:r>
       <w:r>
         <w:rPr>
@@ -27741,25 +27073,7 @@
           <w:sz w:val="28"/>
           <w:szCs w:val="28"/>
         </w:rPr>
-        <w:t xml:space="preserve">обнаружения и классификации объектов в поле зрения комплекса сенсоров: оптические камеры, </w:t>
-      </w:r>
-      <w:proofErr w:type="spellStart"/>
-      <w:r>
-        <w:rPr>
-          <w:rFonts w:ascii="Times New Roman" w:hAnsi="Times New Roman" w:cs="Times New Roman"/>
-          <w:sz w:val="28"/>
-          <w:szCs w:val="28"/>
-        </w:rPr>
-        <w:t>лидар</w:t>
-      </w:r>
-      <w:proofErr w:type="spellEnd"/>
-      <w:r>
-        <w:rPr>
-          <w:rFonts w:ascii="Times New Roman" w:hAnsi="Times New Roman" w:cs="Times New Roman"/>
-          <w:sz w:val="28"/>
-          <w:szCs w:val="28"/>
-        </w:rPr>
-        <w:t xml:space="preserve"> и лазерные дальномеры, установленные по периметру транспортного средства. Совокупность программно-аппаратных средств и анализ местности на основе систем синтезированного зрения позволяет развить не менее перспективную технологию и расширить возможности применения таких систем [6</w:t>
+        <w:t>обнаружения и классификации объектов в поле зрения комплекса сенсоров: оптические камеры, лидар и лазерные дальномеры, установленные по периметру транспортного средства. Совокупность программно-аппаратных средств и анализ местности на основе систем синтезированного зрения позволяет развить не менее перспективную технологию и расширить возможности применения таких систем [6</w:t>
       </w:r>
       <w:r>
         <w:rPr>
@@ -29776,25 +29090,7 @@
           <w:sz w:val="28"/>
           <w:szCs w:val="28"/>
         </w:rPr>
-        <w:t xml:space="preserve">2. Антонова, А. А. Обзор компактной уборочной техники для содержания придомовых территорий / А. А. Антонова, И. А. Котков, А. М. </w:t>
-      </w:r>
-      <w:proofErr w:type="spellStart"/>
-      <w:r>
-        <w:rPr>
-          <w:rFonts w:ascii="Times New Roman" w:hAnsi="Times New Roman" w:cs="Times New Roman"/>
-          <w:sz w:val="28"/>
-          <w:szCs w:val="28"/>
-        </w:rPr>
-        <w:t>Погонина</w:t>
-      </w:r>
-      <w:proofErr w:type="spellEnd"/>
-      <w:r>
-        <w:rPr>
-          <w:rFonts w:ascii="Times New Roman" w:hAnsi="Times New Roman" w:cs="Times New Roman"/>
-          <w:sz w:val="28"/>
-          <w:szCs w:val="28"/>
-        </w:rPr>
-        <w:t xml:space="preserve"> // Автомобиль. </w:t>
+        <w:t xml:space="preserve">2. Антонова, А. А. Обзор компактной уборочной техники для содержания придомовых территорий / А. А. Антонова, И. А. Котков, А. М. Погонина // Автомобиль. </w:t>
       </w:r>
       <w:r>
         <w:rPr>
@@ -29961,13 +29257,15 @@
           <w:rFonts w:ascii="Times New Roman" w:hAnsi="Times New Roman" w:cs="Times New Roman"/>
           <w:sz w:val="28"/>
           <w:szCs w:val="28"/>
-        </w:rPr>
-      </w:pPr>
-      <w:r>
-        <w:rPr>
-          <w:rFonts w:ascii="Times New Roman" w:hAnsi="Times New Roman" w:cs="Times New Roman"/>
-          <w:sz w:val="28"/>
-          <w:szCs w:val="28"/>
+          <w:lang w:val="en-US"/>
+        </w:rPr>
+      </w:pPr>
+      <w:r>
+        <w:rPr>
+          <w:rFonts w:ascii="Times New Roman" w:hAnsi="Times New Roman" w:cs="Times New Roman"/>
+          <w:sz w:val="28"/>
+          <w:szCs w:val="28"/>
+          <w:lang w:val="en-US"/>
         </w:rPr>
         <w:t>7.</w:t>
       </w:r>
@@ -29980,13 +29278,15 @@
           <w:rFonts w:ascii="Times New Roman" w:hAnsi="Times New Roman" w:cs="Times New Roman"/>
           <w:sz w:val="28"/>
           <w:szCs w:val="28"/>
-        </w:rPr>
-      </w:pPr>
-      <w:r>
-        <w:rPr>
-          <w:rFonts w:ascii="Times New Roman" w:hAnsi="Times New Roman" w:cs="Times New Roman"/>
-          <w:sz w:val="28"/>
-          <w:szCs w:val="28"/>
+          <w:lang w:val="en-US"/>
+        </w:rPr>
+      </w:pPr>
+      <w:r>
+        <w:rPr>
+          <w:rFonts w:ascii="Times New Roman" w:hAnsi="Times New Roman" w:cs="Times New Roman"/>
+          <w:sz w:val="28"/>
+          <w:szCs w:val="28"/>
+          <w:lang w:val="en-US"/>
         </w:rPr>
         <w:t>8.</w:t>
       </w:r>
@@ -29999,13 +29299,15 @@
           <w:rFonts w:ascii="Times New Roman" w:hAnsi="Times New Roman" w:cs="Times New Roman"/>
           <w:sz w:val="28"/>
           <w:szCs w:val="28"/>
-        </w:rPr>
-      </w:pPr>
-      <w:r>
-        <w:rPr>
-          <w:rFonts w:ascii="Times New Roman" w:hAnsi="Times New Roman" w:cs="Times New Roman"/>
-          <w:sz w:val="28"/>
-          <w:szCs w:val="28"/>
+          <w:lang w:val="en-US"/>
+        </w:rPr>
+      </w:pPr>
+      <w:r>
+        <w:rPr>
+          <w:rFonts w:ascii="Times New Roman" w:hAnsi="Times New Roman" w:cs="Times New Roman"/>
+          <w:sz w:val="28"/>
+          <w:szCs w:val="28"/>
+          <w:lang w:val="en-US"/>
         </w:rPr>
         <w:t>9.</w:t>
       </w:r>
@@ -30018,15 +29320,71 @@
           <w:rFonts w:ascii="Times New Roman" w:hAnsi="Times New Roman" w:cs="Times New Roman"/>
           <w:sz w:val="28"/>
           <w:szCs w:val="28"/>
-        </w:rPr>
-      </w:pPr>
-      <w:r>
-        <w:rPr>
-          <w:rFonts w:ascii="Times New Roman" w:hAnsi="Times New Roman" w:cs="Times New Roman"/>
-          <w:sz w:val="28"/>
-          <w:szCs w:val="28"/>
+          <w:lang w:val="en-US"/>
+        </w:rPr>
+      </w:pPr>
+      <w:r>
+        <w:rPr>
+          <w:rFonts w:ascii="Times New Roman" w:hAnsi="Times New Roman" w:cs="Times New Roman"/>
+          <w:sz w:val="28"/>
+          <w:szCs w:val="28"/>
+          <w:lang w:val="en-US"/>
         </w:rPr>
         <w:t>10.</w:t>
+      </w:r>
+      <w:r>
+        <w:rPr>
+          <w:rFonts w:ascii="Times New Roman" w:hAnsi="Times New Roman" w:cs="Times New Roman"/>
+          <w:sz w:val="28"/>
+          <w:szCs w:val="28"/>
+          <w:lang w:val="en-US"/>
+        </w:rPr>
+        <w:t xml:space="preserve"> </w:t>
+      </w:r>
+      <w:r>
+        <w:rPr>
+          <w:rFonts w:ascii="Times New Roman" w:hAnsi="Times New Roman" w:cs="Times New Roman"/>
+          <w:sz w:val="28"/>
+          <w:szCs w:val="28"/>
+          <w:lang w:val="en-US"/>
+        </w:rPr>
+        <w:t>Smith, R.C. On the Representation and Estimation of Spatial Uncertainty</w:t>
+      </w:r>
+      <w:r>
+        <w:rPr>
+          <w:rFonts w:ascii="Times New Roman" w:hAnsi="Times New Roman" w:cs="Times New Roman"/>
+          <w:sz w:val="28"/>
+          <w:szCs w:val="28"/>
+          <w:lang w:val="en-US"/>
+        </w:rPr>
+        <w:t xml:space="preserve"> /</w:t>
+      </w:r>
+      <w:r>
+        <w:rPr>
+          <w:rFonts w:ascii="Times New Roman" w:hAnsi="Times New Roman" w:cs="Times New Roman"/>
+          <w:sz w:val="28"/>
+          <w:szCs w:val="28"/>
+          <w:lang w:val="en-US"/>
+        </w:rPr>
+        <w:t xml:space="preserve"> The International Journal of Robotics Research</w:t>
+      </w:r>
+      <w:r>
+        <w:rPr>
+          <w:rFonts w:ascii="Times New Roman" w:hAnsi="Times New Roman" w:cs="Times New Roman"/>
+          <w:sz w:val="28"/>
+          <w:szCs w:val="28"/>
+          <w:lang w:val="en-US"/>
+        </w:rPr>
+        <w:t xml:space="preserve"> // </w:t>
+      </w:r>
+      <w:r>
+        <w:rPr>
+          <w:rFonts w:ascii="Times New Roman" w:hAnsi="Times New Roman" w:cs="Times New Roman"/>
+          <w:sz w:val="28"/>
+          <w:szCs w:val="28"/>
+          <w:lang w:val="en-US"/>
+        </w:rPr>
+        <w:t>Smith, R.C.; Cheeseman, P. 5 (4): 56–68. doi:10.1177/027836498600500404. S2CID 60110448. Retrieved 2008-04-08.</w:t>
       </w:r>
     </w:p>
     <w:p>
@@ -30047,155 +29405,16 @@
           <w:szCs w:val="28"/>
           <w:lang w:val="en-US"/>
         </w:rPr>
-        <w:t>11.</w:t>
-      </w:r>
-      <w:r>
-        <w:rPr>
-          <w:rFonts w:ascii="Times New Roman" w:hAnsi="Times New Roman" w:cs="Times New Roman"/>
-          <w:sz w:val="28"/>
-          <w:szCs w:val="28"/>
-          <w:lang w:val="en-US"/>
-        </w:rPr>
-        <w:t xml:space="preserve"> </w:t>
-      </w:r>
-      <w:r>
-        <w:rPr>
-          <w:rFonts w:ascii="Times New Roman" w:hAnsi="Times New Roman" w:cs="Times New Roman"/>
-          <w:sz w:val="28"/>
-          <w:szCs w:val="28"/>
-          <w:lang w:val="en-US"/>
-        </w:rPr>
-        <w:t xml:space="preserve">Bala Jibril, </w:t>
-      </w:r>
-      <w:proofErr w:type="spellStart"/>
-      <w:r>
-        <w:rPr>
-          <w:rFonts w:ascii="Times New Roman" w:hAnsi="Times New Roman" w:cs="Times New Roman"/>
-          <w:sz w:val="28"/>
-          <w:szCs w:val="28"/>
-          <w:lang w:val="en-US"/>
-        </w:rPr>
-        <w:t>Adeshina</w:t>
-      </w:r>
-      <w:proofErr w:type="spellEnd"/>
-      <w:r>
-        <w:rPr>
-          <w:rFonts w:ascii="Times New Roman" w:hAnsi="Times New Roman" w:cs="Times New Roman"/>
-          <w:sz w:val="28"/>
-          <w:szCs w:val="28"/>
-          <w:lang w:val="en-US"/>
-        </w:rPr>
-        <w:t xml:space="preserve"> Steve, </w:t>
-      </w:r>
-      <w:proofErr w:type="spellStart"/>
-      <w:r>
-        <w:rPr>
-          <w:rFonts w:ascii="Times New Roman" w:hAnsi="Times New Roman" w:cs="Times New Roman"/>
-          <w:sz w:val="28"/>
-          <w:szCs w:val="28"/>
-          <w:lang w:val="en-US"/>
-        </w:rPr>
-        <w:t>Aibinu</w:t>
-      </w:r>
-      <w:proofErr w:type="spellEnd"/>
-      <w:r>
-        <w:rPr>
-          <w:rFonts w:ascii="Times New Roman" w:hAnsi="Times New Roman" w:cs="Times New Roman"/>
-          <w:sz w:val="28"/>
-          <w:szCs w:val="28"/>
-          <w:lang w:val="en-US"/>
-        </w:rPr>
-        <w:t xml:space="preserve"> Abiodun. Advances in Visual Simultaneous Locali</w:t>
-      </w:r>
-      <w:r>
-        <w:rPr>
-          <w:rFonts w:ascii="Times New Roman" w:hAnsi="Times New Roman" w:cs="Times New Roman"/>
-          <w:sz w:val="28"/>
-          <w:szCs w:val="28"/>
-          <w:lang w:val="en-US"/>
-        </w:rPr>
-        <w:t>z</w:t>
-      </w:r>
-      <w:r>
-        <w:rPr>
-          <w:rFonts w:ascii="Times New Roman" w:hAnsi="Times New Roman" w:cs="Times New Roman"/>
-          <w:sz w:val="28"/>
-          <w:szCs w:val="28"/>
-          <w:lang w:val="en-US"/>
-        </w:rPr>
-        <w:t>ation and Mapping Techniques for Autonomous Vehicles: A Review // Sensors.</w:t>
-      </w:r>
-      <w:r>
-        <w:rPr>
-          <w:rFonts w:ascii="Times New Roman" w:hAnsi="Times New Roman" w:cs="Times New Roman"/>
-          <w:sz w:val="28"/>
-          <w:szCs w:val="28"/>
-          <w:lang w:val="en-US"/>
-        </w:rPr>
-        <w:t xml:space="preserve"> – </w:t>
-      </w:r>
-      <w:r>
-        <w:rPr>
-          <w:rFonts w:ascii="Times New Roman" w:hAnsi="Times New Roman" w:cs="Times New Roman"/>
-          <w:sz w:val="28"/>
-          <w:szCs w:val="28"/>
-          <w:lang w:val="en-US"/>
-        </w:rPr>
-        <w:t>2022.</w:t>
-      </w:r>
-      <w:r>
-        <w:rPr>
-          <w:rFonts w:ascii="Times New Roman" w:hAnsi="Times New Roman" w:cs="Times New Roman"/>
-          <w:sz w:val="28"/>
-          <w:szCs w:val="28"/>
-          <w:lang w:val="en-US"/>
-        </w:rPr>
-        <w:t xml:space="preserve"> </w:t>
-      </w:r>
-      <w:r>
-        <w:rPr>
-          <w:rFonts w:ascii="Times New Roman" w:hAnsi="Times New Roman" w:cs="Times New Roman"/>
-          <w:sz w:val="28"/>
-          <w:szCs w:val="28"/>
-          <w:lang w:val="en-US"/>
-        </w:rPr>
-        <w:t>– 11.</w:t>
-      </w:r>
-      <w:r>
-        <w:rPr>
-          <w:rFonts w:ascii="Times New Roman" w:hAnsi="Times New Roman" w:cs="Times New Roman"/>
-          <w:sz w:val="28"/>
-          <w:szCs w:val="28"/>
-          <w:lang w:val="en-US"/>
-        </w:rPr>
-        <w:t xml:space="preserve"> </w:t>
-      </w:r>
-      <w:r>
-        <w:rPr>
-          <w:rFonts w:ascii="Times New Roman" w:hAnsi="Times New Roman" w:cs="Times New Roman"/>
-          <w:sz w:val="28"/>
-          <w:szCs w:val="28"/>
-          <w:lang w:val="en-US"/>
-        </w:rPr>
-        <w:t>– Vol. 22</w:t>
-      </w:r>
-      <w:r>
-        <w:rPr>
-          <w:rFonts w:ascii="Times New Roman" w:hAnsi="Times New Roman" w:cs="Times New Roman"/>
-          <w:sz w:val="28"/>
-          <w:szCs w:val="28"/>
-          <w:lang w:val="en-US"/>
-        </w:rPr>
-        <w:t xml:space="preserve">. </w:t>
-      </w:r>
-      <w:r>
-        <w:rPr>
-          <w:rFonts w:ascii="Times New Roman" w:hAnsi="Times New Roman" w:cs="Times New Roman"/>
-          <w:sz w:val="28"/>
-          <w:szCs w:val="28"/>
-          <w:lang w:val="en-US"/>
-        </w:rPr>
-        <w:t>–  P. 8943.</w:t>
+        <w:t xml:space="preserve">11. </w:t>
+      </w:r>
+      <w:r>
+        <w:rPr>
+          <w:rFonts w:ascii="Times New Roman" w:hAnsi="Times New Roman" w:cs="Times New Roman"/>
+          <w:sz w:val="28"/>
+          <w:szCs w:val="28"/>
+          <w:lang w:val="en-US"/>
+        </w:rPr>
+        <w:t>Leonard, J.J.; Durrant-whyte, H.F. Simultaneous map building and localization for an autonomous mobile robot. Proceedings IROS '91:IEEE/RSJ International Workshop on Intelligent Robots and Systems '91. pp. 1442–1447. doi:10.1109/IROS.1991.174711</w:t>
       </w:r>
     </w:p>
     <w:p>
@@ -30206,31 +29425,26 @@
           <w:rFonts w:ascii="Times New Roman" w:hAnsi="Times New Roman" w:cs="Times New Roman"/>
           <w:sz w:val="28"/>
           <w:szCs w:val="28"/>
-        </w:rPr>
-      </w:pPr>
-      <w:r>
-        <w:rPr>
-          <w:rFonts w:ascii="Times New Roman" w:hAnsi="Times New Roman" w:cs="Times New Roman"/>
-          <w:sz w:val="28"/>
-          <w:szCs w:val="28"/>
-        </w:rPr>
-        <w:t>12.</w:t>
-      </w:r>
-      <w:r>
-        <w:rPr>
-          <w:rFonts w:ascii="Times New Roman" w:hAnsi="Times New Roman" w:cs="Times New Roman"/>
-          <w:sz w:val="28"/>
-          <w:szCs w:val="28"/>
-        </w:rPr>
-        <w:t xml:space="preserve"> </w:t>
-      </w:r>
-      <w:r>
-        <w:rPr>
-          <w:rFonts w:ascii="Times New Roman" w:hAnsi="Times New Roman" w:cs="Times New Roman"/>
-          <w:sz w:val="28"/>
-          <w:szCs w:val="28"/>
-        </w:rPr>
-        <w:t xml:space="preserve">Краснопевцев Б.В. Фотограмметрия. - М.: УПП "Репрография" МИИГАиК, </w:t>
+          <w:lang w:val="en-US"/>
+        </w:rPr>
+      </w:pPr>
+      <w:r>
+        <w:rPr>
+          <w:rFonts w:ascii="Times New Roman" w:hAnsi="Times New Roman" w:cs="Times New Roman"/>
+          <w:sz w:val="28"/>
+          <w:szCs w:val="28"/>
+          <w:lang w:val="en-US"/>
+        </w:rPr>
+        <w:t xml:space="preserve">12. </w:t>
+      </w:r>
+      <w:r>
+        <w:rPr>
+          <w:rFonts w:ascii="Times New Roman" w:hAnsi="Times New Roman" w:cs="Times New Roman"/>
+          <w:sz w:val="28"/>
+          <w:szCs w:val="28"/>
+          <w:lang w:val="en-US"/>
+        </w:rPr>
+        <w:t>Durrant-Whyte, H., Rye, D., Nebot, E. (1996). Localization of Autonomous Guided Vehicles. In: Giralt, G., Hirzinger, G. (eds) Robotics Research. Springer, London. https://doi.org/10.1007/978-1-4471-1021-7_69</w:t>
       </w:r>
     </w:p>
     <w:p>
@@ -30251,24 +29465,106 @@
           <w:szCs w:val="28"/>
           <w:lang w:val="en-US"/>
         </w:rPr>
-        <w:t xml:space="preserve">2008. - 160 </w:t>
-      </w:r>
-      <w:r>
-        <w:rPr>
-          <w:rFonts w:ascii="Times New Roman" w:hAnsi="Times New Roman" w:cs="Times New Roman"/>
-          <w:sz w:val="28"/>
-          <w:szCs w:val="28"/>
-        </w:rPr>
-        <w:t>с</w:t>
-      </w:r>
-      <w:r>
-        <w:rPr>
-          <w:rFonts w:ascii="Times New Roman" w:hAnsi="Times New Roman" w:cs="Times New Roman"/>
-          <w:sz w:val="28"/>
-          <w:szCs w:val="28"/>
-          <w:lang w:val="en-US"/>
-        </w:rPr>
-        <w:t>.</w:t>
+        <w:t>1</w:t>
+      </w:r>
+      <w:r>
+        <w:rPr>
+          <w:rFonts w:ascii="Times New Roman" w:hAnsi="Times New Roman" w:cs="Times New Roman"/>
+          <w:sz w:val="28"/>
+          <w:szCs w:val="28"/>
+          <w:lang w:val="en-US"/>
+        </w:rPr>
+        <w:t>3</w:t>
+      </w:r>
+      <w:r>
+        <w:rPr>
+          <w:rFonts w:ascii="Times New Roman" w:hAnsi="Times New Roman" w:cs="Times New Roman"/>
+          <w:sz w:val="28"/>
+          <w:szCs w:val="28"/>
+          <w:lang w:val="en-US"/>
+        </w:rPr>
+        <w:t xml:space="preserve">. </w:t>
+      </w:r>
+      <w:r>
+        <w:rPr>
+          <w:rFonts w:ascii="Times New Roman" w:hAnsi="Times New Roman" w:cs="Times New Roman"/>
+          <w:sz w:val="28"/>
+          <w:szCs w:val="28"/>
+          <w:lang w:val="en-US"/>
+        </w:rPr>
+        <w:t>H. Durrant-Whyte and T. Bailey. Simultaneous localization and mapping: part I. IEEE Robotics &amp; Automation</w:t>
+      </w:r>
+      <w:r>
+        <w:rPr>
+          <w:rFonts w:ascii="Times New Roman" w:hAnsi="Times New Roman" w:cs="Times New Roman"/>
+          <w:sz w:val="28"/>
+          <w:szCs w:val="28"/>
+          <w:lang w:val="en-US"/>
+        </w:rPr>
+        <w:t xml:space="preserve"> </w:t>
+      </w:r>
+      <w:r>
+        <w:rPr>
+          <w:rFonts w:ascii="Times New Roman" w:hAnsi="Times New Roman" w:cs="Times New Roman"/>
+          <w:sz w:val="28"/>
+          <w:szCs w:val="28"/>
+          <w:lang w:val="en-US"/>
+        </w:rPr>
+        <w:t>Magazine, 13(2):99–110, 2006.</w:t>
+      </w:r>
+      <w:r>
+        <w:rPr>
+          <w:rFonts w:ascii="Times New Roman" w:hAnsi="Times New Roman" w:cs="Times New Roman"/>
+          <w:sz w:val="28"/>
+          <w:szCs w:val="28"/>
+          <w:lang w:val="en-US"/>
+        </w:rPr>
+        <w:t xml:space="preserve"> 14. </w:t>
+      </w:r>
+      <w:r>
+        <w:rPr>
+          <w:rFonts w:ascii="Times New Roman" w:hAnsi="Times New Roman" w:cs="Times New Roman"/>
+          <w:sz w:val="28"/>
+          <w:szCs w:val="28"/>
+          <w:lang w:val="en-US"/>
+        </w:rPr>
+        <w:t>H. J. S. Feder. Simultaneous Stochastic Mapping and</w:t>
+      </w:r>
+      <w:r>
+        <w:rPr>
+          <w:rFonts w:ascii="Times New Roman" w:hAnsi="Times New Roman" w:cs="Times New Roman"/>
+          <w:sz w:val="28"/>
+          <w:szCs w:val="28"/>
+          <w:lang w:val="en-US"/>
+        </w:rPr>
+        <w:t xml:space="preserve"> </w:t>
+      </w:r>
+      <w:r>
+        <w:rPr>
+          <w:rFonts w:ascii="Times New Roman" w:hAnsi="Times New Roman" w:cs="Times New Roman"/>
+          <w:sz w:val="28"/>
+          <w:szCs w:val="28"/>
+          <w:lang w:val="en-US"/>
+        </w:rPr>
+        <w:t>Localization. PhD thesis, Massachusetts Institute of</w:t>
+      </w:r>
+      <w:r>
+        <w:rPr>
+          <w:rFonts w:ascii="Times New Roman" w:hAnsi="Times New Roman" w:cs="Times New Roman"/>
+          <w:sz w:val="28"/>
+          <w:szCs w:val="28"/>
+          <w:lang w:val="en-US"/>
+        </w:rPr>
+        <w:t xml:space="preserve"> </w:t>
+      </w:r>
+      <w:r>
+        <w:rPr>
+          <w:rFonts w:ascii="Times New Roman" w:hAnsi="Times New Roman" w:cs="Times New Roman"/>
+          <w:sz w:val="28"/>
+          <w:szCs w:val="28"/>
+          <w:lang w:val="en-US"/>
+        </w:rPr>
+        <w:t>Technology, 1999.</w:t>
       </w:r>
     </w:p>
     <w:p>
@@ -30289,7 +29585,16 @@
           <w:szCs w:val="28"/>
           <w:lang w:val="en-US"/>
         </w:rPr>
-        <w:t>13.</w:t>
+        <w:t xml:space="preserve">14. </w:t>
+      </w:r>
+      <w:r>
+        <w:rPr>
+          <w:rFonts w:ascii="Times New Roman" w:hAnsi="Times New Roman" w:cs="Times New Roman"/>
+          <w:sz w:val="28"/>
+          <w:szCs w:val="28"/>
+          <w:lang w:val="en-US"/>
+        </w:rPr>
+        <w:t>J.</w:t>
       </w:r>
       <w:r>
         <w:rPr>
@@ -30307,16 +29612,603 @@
           <w:szCs w:val="28"/>
           <w:lang w:val="en-US"/>
         </w:rPr>
-        <w:t>L. Roberts. Machine Perception of Three-Dimensional Solids</w:t>
-      </w:r>
-      <w:r>
-        <w:rPr>
-          <w:rFonts w:ascii="Times New Roman" w:hAnsi="Times New Roman" w:cs="Times New Roman"/>
-          <w:sz w:val="28"/>
-          <w:szCs w:val="28"/>
-          <w:lang w:val="en-US"/>
-        </w:rPr>
-        <w:t>. 1963</w:t>
+        <w:t>Aulinas,</w:t>
+      </w:r>
+      <w:r>
+        <w:rPr>
+          <w:rFonts w:ascii="Times New Roman" w:hAnsi="Times New Roman" w:cs="Times New Roman"/>
+          <w:sz w:val="28"/>
+          <w:szCs w:val="28"/>
+          <w:lang w:val="en-US"/>
+        </w:rPr>
+        <w:t xml:space="preserve"> </w:t>
+      </w:r>
+      <w:r>
+        <w:rPr>
+          <w:rFonts w:ascii="Times New Roman" w:hAnsi="Times New Roman" w:cs="Times New Roman"/>
+          <w:sz w:val="28"/>
+          <w:szCs w:val="28"/>
+          <w:lang w:val="en-US"/>
+        </w:rPr>
+        <w:t>Y.</w:t>
+      </w:r>
+      <w:r>
+        <w:rPr>
+          <w:rFonts w:ascii="Times New Roman" w:hAnsi="Times New Roman" w:cs="Times New Roman"/>
+          <w:sz w:val="28"/>
+          <w:szCs w:val="28"/>
+          <w:lang w:val="en-US"/>
+        </w:rPr>
+        <w:t xml:space="preserve"> </w:t>
+      </w:r>
+      <w:r>
+        <w:rPr>
+          <w:rFonts w:ascii="Times New Roman" w:hAnsi="Times New Roman" w:cs="Times New Roman"/>
+          <w:sz w:val="28"/>
+          <w:szCs w:val="28"/>
+          <w:lang w:val="en-US"/>
+        </w:rPr>
+        <w:t>Petillot,</w:t>
+      </w:r>
+      <w:r>
+        <w:rPr>
+          <w:rFonts w:ascii="Times New Roman" w:hAnsi="Times New Roman" w:cs="Times New Roman"/>
+          <w:sz w:val="28"/>
+          <w:szCs w:val="28"/>
+          <w:lang w:val="en-US"/>
+        </w:rPr>
+        <w:t xml:space="preserve"> </w:t>
+      </w:r>
+      <w:r>
+        <w:rPr>
+          <w:rFonts w:ascii="Times New Roman" w:hAnsi="Times New Roman" w:cs="Times New Roman"/>
+          <w:sz w:val="28"/>
+          <w:szCs w:val="28"/>
+          <w:lang w:val="en-US"/>
+        </w:rPr>
+        <w:t>J.</w:t>
+      </w:r>
+      <w:r>
+        <w:rPr>
+          <w:rFonts w:ascii="Times New Roman" w:hAnsi="Times New Roman" w:cs="Times New Roman"/>
+          <w:sz w:val="28"/>
+          <w:szCs w:val="28"/>
+          <w:lang w:val="en-US"/>
+        </w:rPr>
+        <w:t xml:space="preserve"> </w:t>
+      </w:r>
+      <w:r>
+        <w:rPr>
+          <w:rFonts w:ascii="Times New Roman" w:hAnsi="Times New Roman" w:cs="Times New Roman"/>
+          <w:sz w:val="28"/>
+          <w:szCs w:val="28"/>
+          <w:lang w:val="en-US"/>
+        </w:rPr>
+        <w:t>Salvi,</w:t>
+      </w:r>
+      <w:r>
+        <w:rPr>
+          <w:rFonts w:ascii="Times New Roman" w:hAnsi="Times New Roman" w:cs="Times New Roman"/>
+          <w:sz w:val="28"/>
+          <w:szCs w:val="28"/>
+          <w:lang w:val="en-US"/>
+        </w:rPr>
+        <w:t xml:space="preserve"> </w:t>
+      </w:r>
+      <w:r>
+        <w:rPr>
+          <w:rFonts w:ascii="Times New Roman" w:hAnsi="Times New Roman" w:cs="Times New Roman"/>
+          <w:sz w:val="28"/>
+          <w:szCs w:val="28"/>
+          <w:lang w:val="en-US"/>
+        </w:rPr>
+        <w:t>and</w:t>
+      </w:r>
+      <w:r>
+        <w:rPr>
+          <w:rFonts w:ascii="Times New Roman" w:hAnsi="Times New Roman" w:cs="Times New Roman"/>
+          <w:sz w:val="28"/>
+          <w:szCs w:val="28"/>
+          <w:lang w:val="en-US"/>
+        </w:rPr>
+        <w:t xml:space="preserve"> </w:t>
+      </w:r>
+      <w:r>
+        <w:rPr>
+          <w:rFonts w:ascii="Times New Roman" w:hAnsi="Times New Roman" w:cs="Times New Roman"/>
+          <w:sz w:val="28"/>
+          <w:szCs w:val="28"/>
+          <w:lang w:val="en-US"/>
+        </w:rPr>
+        <w:t>X.</w:t>
+      </w:r>
+      <w:r>
+        <w:rPr>
+          <w:rFonts w:ascii="Times New Roman" w:hAnsi="Times New Roman" w:cs="Times New Roman"/>
+          <w:sz w:val="28"/>
+          <w:szCs w:val="28"/>
+          <w:lang w:val="en-US"/>
+        </w:rPr>
+        <w:t xml:space="preserve"> </w:t>
+      </w:r>
+      <w:r>
+        <w:rPr>
+          <w:rFonts w:ascii="Times New Roman" w:hAnsi="Times New Roman" w:cs="Times New Roman"/>
+          <w:sz w:val="28"/>
+          <w:szCs w:val="28"/>
+          <w:lang w:val="en-US"/>
+        </w:rPr>
+        <w:t>Llad´o.The</w:t>
+      </w:r>
+      <w:r>
+        <w:rPr>
+          <w:rFonts w:ascii="Times New Roman" w:hAnsi="Times New Roman" w:cs="Times New Roman"/>
+          <w:sz w:val="28"/>
+          <w:szCs w:val="28"/>
+          <w:lang w:val="en-US"/>
+        </w:rPr>
+        <w:t xml:space="preserve"> </w:t>
+      </w:r>
+      <w:r>
+        <w:rPr>
+          <w:rFonts w:ascii="Times New Roman" w:hAnsi="Times New Roman" w:cs="Times New Roman"/>
+          <w:sz w:val="28"/>
+          <w:szCs w:val="28"/>
+          <w:lang w:val="en-US"/>
+        </w:rPr>
+        <w:t>slam</w:t>
+      </w:r>
+      <w:r>
+        <w:rPr>
+          <w:rFonts w:ascii="Times New Roman" w:hAnsi="Times New Roman" w:cs="Times New Roman"/>
+          <w:sz w:val="28"/>
+          <w:szCs w:val="28"/>
+          <w:lang w:val="en-US"/>
+        </w:rPr>
+        <w:t xml:space="preserve"> </w:t>
+      </w:r>
+      <w:r>
+        <w:rPr>
+          <w:rFonts w:ascii="Times New Roman" w:hAnsi="Times New Roman" w:cs="Times New Roman"/>
+          <w:sz w:val="28"/>
+          <w:szCs w:val="28"/>
+          <w:lang w:val="en-US"/>
+        </w:rPr>
+        <w:t>problem:</w:t>
+      </w:r>
+      <w:r>
+        <w:rPr>
+          <w:rFonts w:ascii="Times New Roman" w:hAnsi="Times New Roman" w:cs="Times New Roman"/>
+          <w:sz w:val="28"/>
+          <w:szCs w:val="28"/>
+          <w:lang w:val="en-US"/>
+        </w:rPr>
+        <w:t xml:space="preserve"> </w:t>
+      </w:r>
+      <w:r>
+        <w:rPr>
+          <w:rFonts w:ascii="Times New Roman" w:hAnsi="Times New Roman" w:cs="Times New Roman"/>
+          <w:sz w:val="28"/>
+          <w:szCs w:val="28"/>
+          <w:lang w:val="en-US"/>
+        </w:rPr>
+        <w:t>A</w:t>
+      </w:r>
+      <w:r>
+        <w:rPr>
+          <w:rFonts w:ascii="Times New Roman" w:hAnsi="Times New Roman" w:cs="Times New Roman"/>
+          <w:sz w:val="28"/>
+          <w:szCs w:val="28"/>
+          <w:lang w:val="en-US"/>
+        </w:rPr>
+        <w:t xml:space="preserve"> </w:t>
+      </w:r>
+      <w:r>
+        <w:rPr>
+          <w:rFonts w:ascii="Times New Roman" w:hAnsi="Times New Roman" w:cs="Times New Roman"/>
+          <w:sz w:val="28"/>
+          <w:szCs w:val="28"/>
+          <w:lang w:val="en-US"/>
+        </w:rPr>
+        <w:t>survey. In</w:t>
+      </w:r>
+      <w:r>
+        <w:rPr>
+          <w:rFonts w:ascii="Times New Roman" w:hAnsi="Times New Roman" w:cs="Times New Roman"/>
+          <w:sz w:val="28"/>
+          <w:szCs w:val="28"/>
+          <w:lang w:val="en-US"/>
+        </w:rPr>
+        <w:t xml:space="preserve"> </w:t>
+      </w:r>
+      <w:r>
+        <w:rPr>
+          <w:rFonts w:ascii="Times New Roman" w:hAnsi="Times New Roman" w:cs="Times New Roman"/>
+          <w:sz w:val="28"/>
+          <w:szCs w:val="28"/>
+          <w:lang w:val="en-US"/>
+        </w:rPr>
+        <w:t>Proceedings</w:t>
+      </w:r>
+      <w:r>
+        <w:rPr>
+          <w:rFonts w:ascii="Times New Roman" w:hAnsi="Times New Roman" w:cs="Times New Roman"/>
+          <w:sz w:val="28"/>
+          <w:szCs w:val="28"/>
+          <w:lang w:val="en-US"/>
+        </w:rPr>
+        <w:t xml:space="preserve"> </w:t>
+      </w:r>
+      <w:r>
+        <w:rPr>
+          <w:rFonts w:ascii="Times New Roman" w:hAnsi="Times New Roman" w:cs="Times New Roman"/>
+          <w:sz w:val="28"/>
+          <w:szCs w:val="28"/>
+          <w:lang w:val="en-US"/>
+        </w:rPr>
+        <w:t>of the2008</w:t>
+      </w:r>
+      <w:r>
+        <w:rPr>
+          <w:rFonts w:ascii="Times New Roman" w:hAnsi="Times New Roman" w:cs="Times New Roman"/>
+          <w:sz w:val="28"/>
+          <w:szCs w:val="28"/>
+          <w:lang w:val="en-US"/>
+        </w:rPr>
+        <w:t xml:space="preserve"> </w:t>
+      </w:r>
+      <w:r>
+        <w:rPr>
+          <w:rFonts w:ascii="Times New Roman" w:hAnsi="Times New Roman" w:cs="Times New Roman"/>
+          <w:sz w:val="28"/>
+          <w:szCs w:val="28"/>
+          <w:lang w:val="en-US"/>
+        </w:rPr>
+        <w:t>Conference</w:t>
+      </w:r>
+      <w:r>
+        <w:rPr>
+          <w:rFonts w:ascii="Times New Roman" w:hAnsi="Times New Roman" w:cs="Times New Roman"/>
+          <w:sz w:val="28"/>
+          <w:szCs w:val="28"/>
+          <w:lang w:val="en-US"/>
+        </w:rPr>
+        <w:t xml:space="preserve"> </w:t>
+      </w:r>
+      <w:r>
+        <w:rPr>
+          <w:rFonts w:ascii="Times New Roman" w:hAnsi="Times New Roman" w:cs="Times New Roman"/>
+          <w:sz w:val="28"/>
+          <w:szCs w:val="28"/>
+          <w:lang w:val="en-US"/>
+        </w:rPr>
+        <w:t>on</w:t>
+      </w:r>
+      <w:r>
+        <w:rPr>
+          <w:rFonts w:ascii="Times New Roman" w:hAnsi="Times New Roman" w:cs="Times New Roman"/>
+          <w:sz w:val="28"/>
+          <w:szCs w:val="28"/>
+          <w:lang w:val="en-US"/>
+        </w:rPr>
+        <w:t xml:space="preserve"> </w:t>
+      </w:r>
+      <w:r>
+        <w:rPr>
+          <w:rFonts w:ascii="Times New Roman" w:hAnsi="Times New Roman" w:cs="Times New Roman"/>
+          <w:sz w:val="28"/>
+          <w:szCs w:val="28"/>
+          <w:lang w:val="en-US"/>
+        </w:rPr>
+        <w:t>Artificial</w:t>
+      </w:r>
+      <w:r>
+        <w:rPr>
+          <w:rFonts w:ascii="Times New Roman" w:hAnsi="Times New Roman" w:cs="Times New Roman"/>
+          <w:sz w:val="28"/>
+          <w:szCs w:val="28"/>
+          <w:lang w:val="en-US"/>
+        </w:rPr>
+        <w:t xml:space="preserve"> </w:t>
+      </w:r>
+      <w:r>
+        <w:rPr>
+          <w:rFonts w:ascii="Times New Roman" w:hAnsi="Times New Roman" w:cs="Times New Roman"/>
+          <w:sz w:val="28"/>
+          <w:szCs w:val="28"/>
+          <w:lang w:val="en-US"/>
+        </w:rPr>
+        <w:t>Intelligence</w:t>
+      </w:r>
+      <w:r>
+        <w:rPr>
+          <w:rFonts w:ascii="Times New Roman" w:hAnsi="Times New Roman" w:cs="Times New Roman"/>
+          <w:sz w:val="28"/>
+          <w:szCs w:val="28"/>
+          <w:lang w:val="en-US"/>
+        </w:rPr>
+        <w:t xml:space="preserve"> </w:t>
+      </w:r>
+      <w:r>
+        <w:rPr>
+          <w:rFonts w:ascii="Times New Roman" w:hAnsi="Times New Roman" w:cs="Times New Roman"/>
+          <w:sz w:val="28"/>
+          <w:szCs w:val="28"/>
+          <w:lang w:val="en-US"/>
+        </w:rPr>
+        <w:t>Research</w:t>
+      </w:r>
+      <w:r>
+        <w:rPr>
+          <w:rFonts w:ascii="Times New Roman" w:hAnsi="Times New Roman" w:cs="Times New Roman"/>
+          <w:sz w:val="28"/>
+          <w:szCs w:val="28"/>
+          <w:lang w:val="en-US"/>
+        </w:rPr>
+        <w:t xml:space="preserve"> </w:t>
+      </w:r>
+      <w:r>
+        <w:rPr>
+          <w:rFonts w:ascii="Times New Roman" w:hAnsi="Times New Roman" w:cs="Times New Roman"/>
+          <w:sz w:val="28"/>
+          <w:szCs w:val="28"/>
+          <w:lang w:val="en-US"/>
+        </w:rPr>
+        <w:t>and</w:t>
+      </w:r>
+      <w:r>
+        <w:rPr>
+          <w:rFonts w:ascii="Times New Roman" w:hAnsi="Times New Roman" w:cs="Times New Roman"/>
+          <w:sz w:val="28"/>
+          <w:szCs w:val="28"/>
+          <w:lang w:val="en-US"/>
+        </w:rPr>
+        <w:t xml:space="preserve"> </w:t>
+      </w:r>
+      <w:r>
+        <w:rPr>
+          <w:rFonts w:ascii="Times New Roman" w:hAnsi="Times New Roman" w:cs="Times New Roman"/>
+          <w:sz w:val="28"/>
+          <w:szCs w:val="28"/>
+          <w:lang w:val="en-US"/>
+        </w:rPr>
+        <w:lastRenderedPageBreak/>
+        <w:t>Development:</w:t>
+      </w:r>
+      <w:r>
+        <w:rPr>
+          <w:rFonts w:ascii="Times New Roman" w:hAnsi="Times New Roman" w:cs="Times New Roman"/>
+          <w:sz w:val="28"/>
+          <w:szCs w:val="28"/>
+          <w:lang w:val="en-US"/>
+        </w:rPr>
+        <w:t xml:space="preserve"> </w:t>
+      </w:r>
+      <w:r>
+        <w:rPr>
+          <w:rFonts w:ascii="Times New Roman" w:hAnsi="Times New Roman" w:cs="Times New Roman"/>
+          <w:sz w:val="28"/>
+          <w:szCs w:val="28"/>
+          <w:lang w:val="en-US"/>
+        </w:rPr>
+        <w:t>Proceedings</w:t>
+      </w:r>
+      <w:r>
+        <w:rPr>
+          <w:rFonts w:ascii="Times New Roman" w:hAnsi="Times New Roman" w:cs="Times New Roman"/>
+          <w:sz w:val="28"/>
+          <w:szCs w:val="28"/>
+          <w:lang w:val="en-US"/>
+        </w:rPr>
+        <w:t xml:space="preserve"> </w:t>
+      </w:r>
+      <w:r>
+        <w:rPr>
+          <w:rFonts w:ascii="Times New Roman" w:hAnsi="Times New Roman" w:cs="Times New Roman"/>
+          <w:sz w:val="28"/>
+          <w:szCs w:val="28"/>
+          <w:lang w:val="en-US"/>
+        </w:rPr>
+        <w:t>of the</w:t>
+      </w:r>
+      <w:r>
+        <w:rPr>
+          <w:rFonts w:ascii="Times New Roman" w:hAnsi="Times New Roman" w:cs="Times New Roman"/>
+          <w:sz w:val="28"/>
+          <w:szCs w:val="28"/>
+          <w:lang w:val="en-US"/>
+        </w:rPr>
+        <w:t xml:space="preserve"> </w:t>
+      </w:r>
+      <w:r>
+        <w:rPr>
+          <w:rFonts w:ascii="Times New Roman" w:hAnsi="Times New Roman" w:cs="Times New Roman"/>
+          <w:sz w:val="28"/>
+          <w:szCs w:val="28"/>
+          <w:lang w:val="en-US"/>
+        </w:rPr>
+        <w:t>1</w:t>
+      </w:r>
+      <w:r>
+        <w:rPr>
+          <w:rFonts w:ascii="Times New Roman" w:hAnsi="Times New Roman" w:cs="Times New Roman"/>
+          <w:sz w:val="28"/>
+          <w:szCs w:val="28"/>
+          <w:lang w:val="en-US"/>
+        </w:rPr>
+        <w:t>1</w:t>
+      </w:r>
+      <w:r>
+        <w:rPr>
+          <w:rFonts w:ascii="Times New Roman" w:hAnsi="Times New Roman" w:cs="Times New Roman"/>
+          <w:sz w:val="28"/>
+          <w:szCs w:val="28"/>
+          <w:vertAlign w:val="superscript"/>
+          <w:lang w:val="en-US"/>
+        </w:rPr>
+        <w:t>th</w:t>
+      </w:r>
+      <w:r>
+        <w:rPr>
+          <w:rFonts w:ascii="Times New Roman" w:hAnsi="Times New Roman" w:cs="Times New Roman"/>
+          <w:sz w:val="28"/>
+          <w:szCs w:val="28"/>
+          <w:lang w:val="en-US"/>
+        </w:rPr>
+        <w:t xml:space="preserve"> </w:t>
+      </w:r>
+      <w:r>
+        <w:rPr>
+          <w:rFonts w:ascii="Times New Roman" w:hAnsi="Times New Roman" w:cs="Times New Roman"/>
+          <w:sz w:val="28"/>
+          <w:szCs w:val="28"/>
+          <w:lang w:val="en-US"/>
+        </w:rPr>
+        <w:t>International</w:t>
+      </w:r>
+      <w:r>
+        <w:rPr>
+          <w:rFonts w:ascii="Times New Roman" w:hAnsi="Times New Roman" w:cs="Times New Roman"/>
+          <w:sz w:val="28"/>
+          <w:szCs w:val="28"/>
+          <w:lang w:val="en-US"/>
+        </w:rPr>
+        <w:t xml:space="preserve"> </w:t>
+      </w:r>
+      <w:r>
+        <w:rPr>
+          <w:rFonts w:ascii="Times New Roman" w:hAnsi="Times New Roman" w:cs="Times New Roman"/>
+          <w:sz w:val="28"/>
+          <w:szCs w:val="28"/>
+          <w:lang w:val="en-US"/>
+        </w:rPr>
+        <w:t>Conference</w:t>
+      </w:r>
+      <w:r>
+        <w:rPr>
+          <w:rFonts w:ascii="Times New Roman" w:hAnsi="Times New Roman" w:cs="Times New Roman"/>
+          <w:sz w:val="28"/>
+          <w:szCs w:val="28"/>
+          <w:lang w:val="en-US"/>
+        </w:rPr>
+        <w:t xml:space="preserve"> </w:t>
+      </w:r>
+      <w:r>
+        <w:rPr>
+          <w:rFonts w:ascii="Times New Roman" w:hAnsi="Times New Roman" w:cs="Times New Roman"/>
+          <w:sz w:val="28"/>
+          <w:szCs w:val="28"/>
+          <w:lang w:val="en-US"/>
+        </w:rPr>
+        <w:t>of the</w:t>
+      </w:r>
+      <w:r>
+        <w:rPr>
+          <w:rFonts w:ascii="Times New Roman" w:hAnsi="Times New Roman" w:cs="Times New Roman"/>
+          <w:sz w:val="28"/>
+          <w:szCs w:val="28"/>
+          <w:lang w:val="en-US"/>
+        </w:rPr>
+        <w:t xml:space="preserve"> </w:t>
+      </w:r>
+      <w:r>
+        <w:rPr>
+          <w:rFonts w:ascii="Times New Roman" w:hAnsi="Times New Roman" w:cs="Times New Roman"/>
+          <w:sz w:val="28"/>
+          <w:szCs w:val="28"/>
+          <w:lang w:val="en-US"/>
+        </w:rPr>
+        <w:t>Catalan</w:t>
+      </w:r>
+      <w:r>
+        <w:rPr>
+          <w:rFonts w:ascii="Times New Roman" w:hAnsi="Times New Roman" w:cs="Times New Roman"/>
+          <w:sz w:val="28"/>
+          <w:szCs w:val="28"/>
+          <w:lang w:val="en-US"/>
+        </w:rPr>
+        <w:t xml:space="preserve"> </w:t>
+      </w:r>
+      <w:r>
+        <w:rPr>
+          <w:rFonts w:ascii="Times New Roman" w:hAnsi="Times New Roman" w:cs="Times New Roman"/>
+          <w:sz w:val="28"/>
+          <w:szCs w:val="28"/>
+          <w:lang w:val="en-US"/>
+        </w:rPr>
+        <w:t>Association for</w:t>
+      </w:r>
+      <w:r>
+        <w:rPr>
+          <w:rFonts w:ascii="Times New Roman" w:hAnsi="Times New Roman" w:cs="Times New Roman"/>
+          <w:sz w:val="28"/>
+          <w:szCs w:val="28"/>
+          <w:lang w:val="en-US"/>
+        </w:rPr>
+        <w:t xml:space="preserve"> </w:t>
+      </w:r>
+      <w:r>
+        <w:rPr>
+          <w:rFonts w:ascii="Times New Roman" w:hAnsi="Times New Roman" w:cs="Times New Roman"/>
+          <w:sz w:val="28"/>
+          <w:szCs w:val="28"/>
+          <w:lang w:val="en-US"/>
+        </w:rPr>
+        <w:t>Artificial Intelligence,</w:t>
+      </w:r>
+      <w:r>
+        <w:rPr>
+          <w:rFonts w:ascii="Times New Roman" w:hAnsi="Times New Roman" w:cs="Times New Roman"/>
+          <w:sz w:val="28"/>
+          <w:szCs w:val="28"/>
+          <w:lang w:val="en-US"/>
+        </w:rPr>
+        <w:t xml:space="preserve"> </w:t>
+      </w:r>
+      <w:r>
+        <w:rPr>
+          <w:rFonts w:ascii="Times New Roman" w:hAnsi="Times New Roman" w:cs="Times New Roman"/>
+          <w:sz w:val="28"/>
+          <w:szCs w:val="28"/>
+          <w:lang w:val="en-US"/>
+        </w:rPr>
+        <w:t>pages</w:t>
+      </w:r>
+      <w:r>
+        <w:rPr>
+          <w:rFonts w:ascii="Times New Roman" w:hAnsi="Times New Roman" w:cs="Times New Roman"/>
+          <w:sz w:val="28"/>
+          <w:szCs w:val="28"/>
+          <w:lang w:val="en-US"/>
+        </w:rPr>
+        <w:t xml:space="preserve"> </w:t>
+      </w:r>
+      <w:r>
+        <w:rPr>
+          <w:rFonts w:ascii="Times New Roman" w:hAnsi="Times New Roman" w:cs="Times New Roman"/>
+          <w:sz w:val="28"/>
+          <w:szCs w:val="28"/>
+          <w:lang w:val="en-US"/>
+        </w:rPr>
+        <w:t>363–371. IOS</w:t>
+      </w:r>
+      <w:r>
+        <w:rPr>
+          <w:rFonts w:ascii="Times New Roman" w:hAnsi="Times New Roman" w:cs="Times New Roman"/>
+          <w:sz w:val="28"/>
+          <w:szCs w:val="28"/>
+          <w:lang w:val="en-US"/>
+        </w:rPr>
+        <w:t xml:space="preserve"> </w:t>
+      </w:r>
+      <w:r>
+        <w:rPr>
+          <w:rFonts w:ascii="Times New Roman" w:hAnsi="Times New Roman" w:cs="Times New Roman"/>
+          <w:sz w:val="28"/>
+          <w:szCs w:val="28"/>
+          <w:lang w:val="en-US"/>
+        </w:rPr>
+        <w:t>Press, 2008.</w:t>
       </w:r>
     </w:p>
     <w:p>
@@ -30337,7 +30229,16 @@
           <w:szCs w:val="28"/>
           <w:lang w:val="en-US"/>
         </w:rPr>
-        <w:t>14.</w:t>
+        <w:t xml:space="preserve">15. </w:t>
+      </w:r>
+      <w:r>
+        <w:rPr>
+          <w:rFonts w:ascii="Times New Roman" w:hAnsi="Times New Roman" w:cs="Times New Roman"/>
+          <w:sz w:val="28"/>
+          <w:szCs w:val="28"/>
+          <w:lang w:val="en-US"/>
+        </w:rPr>
+        <w:t>Nathaniel Fairfield, George Kantor, and David Wetter</w:t>
       </w:r>
       <w:r>
         <w:rPr>
@@ -30355,124 +30256,43 @@
           <w:szCs w:val="28"/>
           <w:lang w:val="en-US"/>
         </w:rPr>
-        <w:t>https</w:t>
-      </w:r>
-      <w:r>
-        <w:rPr>
-          <w:rFonts w:ascii="Times New Roman" w:hAnsi="Times New Roman" w:cs="Times New Roman"/>
-          <w:sz w:val="28"/>
-          <w:szCs w:val="28"/>
-          <w:lang w:val="en-US"/>
-        </w:rPr>
-        <w:t>://</w:t>
-      </w:r>
-      <w:r>
-        <w:rPr>
-          <w:rFonts w:ascii="Times New Roman" w:hAnsi="Times New Roman" w:cs="Times New Roman"/>
-          <w:sz w:val="28"/>
-          <w:szCs w:val="28"/>
-          <w:lang w:val="en-US"/>
-        </w:rPr>
-        <w:t>habr</w:t>
-      </w:r>
-      <w:r>
-        <w:rPr>
-          <w:rFonts w:ascii="Times New Roman" w:hAnsi="Times New Roman" w:cs="Times New Roman"/>
-          <w:sz w:val="28"/>
-          <w:szCs w:val="28"/>
-          <w:lang w:val="en-US"/>
-        </w:rPr>
-        <w:t>.</w:t>
-      </w:r>
-      <w:r>
-        <w:rPr>
-          <w:rFonts w:ascii="Times New Roman" w:hAnsi="Times New Roman" w:cs="Times New Roman"/>
-          <w:sz w:val="28"/>
-          <w:szCs w:val="28"/>
-          <w:lang w:val="en-US"/>
-        </w:rPr>
-        <w:t>com</w:t>
-      </w:r>
-      <w:r>
-        <w:rPr>
-          <w:rFonts w:ascii="Times New Roman" w:hAnsi="Times New Roman" w:cs="Times New Roman"/>
-          <w:sz w:val="28"/>
-          <w:szCs w:val="28"/>
-          <w:lang w:val="en-US"/>
-        </w:rPr>
-        <w:t>/</w:t>
-      </w:r>
-      <w:r>
-        <w:rPr>
-          <w:rFonts w:ascii="Times New Roman" w:hAnsi="Times New Roman" w:cs="Times New Roman"/>
-          <w:sz w:val="28"/>
-          <w:szCs w:val="28"/>
-          <w:lang w:val="en-US"/>
-        </w:rPr>
-        <w:t>ru</w:t>
-      </w:r>
-      <w:r>
-        <w:rPr>
-          <w:rFonts w:ascii="Times New Roman" w:hAnsi="Times New Roman" w:cs="Times New Roman"/>
-          <w:sz w:val="28"/>
-          <w:szCs w:val="28"/>
-          <w:lang w:val="en-US"/>
-        </w:rPr>
-        <w:t>/</w:t>
-      </w:r>
-      <w:r>
-        <w:rPr>
-          <w:rFonts w:ascii="Times New Roman" w:hAnsi="Times New Roman" w:cs="Times New Roman"/>
-          <w:sz w:val="28"/>
-          <w:szCs w:val="28"/>
-          <w:lang w:val="en-US"/>
-        </w:rPr>
-        <w:t>companies</w:t>
-      </w:r>
-      <w:r>
-        <w:rPr>
-          <w:rFonts w:ascii="Times New Roman" w:hAnsi="Times New Roman" w:cs="Times New Roman"/>
-          <w:sz w:val="28"/>
-          <w:szCs w:val="28"/>
-          <w:lang w:val="en-US"/>
-        </w:rPr>
-        <w:t>/</w:t>
-      </w:r>
-      <w:r>
-        <w:rPr>
-          <w:rFonts w:ascii="Times New Roman" w:hAnsi="Times New Roman" w:cs="Times New Roman"/>
-          <w:sz w:val="28"/>
-          <w:szCs w:val="28"/>
-          <w:lang w:val="en-US"/>
-        </w:rPr>
-        <w:t>onlinepatent</w:t>
-      </w:r>
-      <w:r>
-        <w:rPr>
-          <w:rFonts w:ascii="Times New Roman" w:hAnsi="Times New Roman" w:cs="Times New Roman"/>
-          <w:sz w:val="28"/>
-          <w:szCs w:val="28"/>
-          <w:lang w:val="en-US"/>
-        </w:rPr>
-        <w:t>/</w:t>
-      </w:r>
-      <w:r>
-        <w:rPr>
-          <w:rFonts w:ascii="Times New Roman" w:hAnsi="Times New Roman" w:cs="Times New Roman"/>
-          <w:sz w:val="28"/>
-          <w:szCs w:val="28"/>
-          <w:lang w:val="en-US"/>
-        </w:rPr>
-        <w:t>articles</w:t>
-      </w:r>
-      <w:r>
-        <w:rPr>
-          <w:rFonts w:ascii="Times New Roman" w:hAnsi="Times New Roman" w:cs="Times New Roman"/>
-          <w:sz w:val="28"/>
-          <w:szCs w:val="28"/>
-          <w:lang w:val="en-US"/>
-        </w:rPr>
-        <w:t>/960574/</w:t>
+        <w:t>green. Real-time slam with octree evidence grids for</w:t>
+      </w:r>
+      <w:r>
+        <w:rPr>
+          <w:rFonts w:ascii="Times New Roman" w:hAnsi="Times New Roman" w:cs="Times New Roman"/>
+          <w:sz w:val="28"/>
+          <w:szCs w:val="28"/>
+          <w:lang w:val="en-US"/>
+        </w:rPr>
+        <w:t xml:space="preserve"> </w:t>
+      </w:r>
+      <w:r>
+        <w:rPr>
+          <w:rFonts w:ascii="Times New Roman" w:hAnsi="Times New Roman" w:cs="Times New Roman"/>
+          <w:sz w:val="28"/>
+          <w:szCs w:val="28"/>
+          <w:lang w:val="en-US"/>
+        </w:rPr>
+        <w:t>exploration in underwater tunnels. Journal of Field</w:t>
+      </w:r>
+      <w:r>
+        <w:rPr>
+          <w:rFonts w:ascii="Times New Roman" w:hAnsi="Times New Roman" w:cs="Times New Roman"/>
+          <w:sz w:val="28"/>
+          <w:szCs w:val="28"/>
+          <w:lang w:val="en-US"/>
+        </w:rPr>
+        <w:t xml:space="preserve"> </w:t>
+      </w:r>
+      <w:r>
+        <w:rPr>
+          <w:rFonts w:ascii="Times New Roman" w:hAnsi="Times New Roman" w:cs="Times New Roman"/>
+          <w:sz w:val="28"/>
+          <w:szCs w:val="28"/>
+          <w:lang w:val="en-US"/>
+        </w:rPr>
+        <w:t>Robotics, 24(1-2):03–21, 2007.</w:t>
       </w:r>
     </w:p>
     <w:p>
@@ -30493,7 +30313,16 @@
           <w:szCs w:val="28"/>
           <w:lang w:val="en-US"/>
         </w:rPr>
-        <w:t>15.</w:t>
+        <w:t xml:space="preserve">16. </w:t>
+      </w:r>
+      <w:r>
+        <w:rPr>
+          <w:rFonts w:ascii="Times New Roman" w:hAnsi="Times New Roman" w:cs="Times New Roman"/>
+          <w:sz w:val="28"/>
+          <w:szCs w:val="28"/>
+          <w:lang w:val="en-US"/>
+        </w:rPr>
+        <w:t>Wolfgang Hess</w:t>
       </w:r>
       <w:r>
         <w:rPr>
@@ -30511,7 +30340,79 @@
           <w:szCs w:val="28"/>
           <w:lang w:val="en-US"/>
         </w:rPr>
-        <w:t>D. Marr. Vision: A Computational Investigation into the Human Representation and Processing of Visual Information / Marr, David – New York : W. H. Freeman and Company , 1982 – p. 419</w:t>
+        <w:t>Damon Kohler</w:t>
+      </w:r>
+      <w:r>
+        <w:rPr>
+          <w:rFonts w:ascii="Times New Roman" w:hAnsi="Times New Roman" w:cs="Times New Roman"/>
+          <w:sz w:val="28"/>
+          <w:szCs w:val="28"/>
+          <w:lang w:val="en-US"/>
+        </w:rPr>
+        <w:t xml:space="preserve"> </w:t>
+      </w:r>
+      <w:r>
+        <w:rPr>
+          <w:rFonts w:ascii="Times New Roman" w:hAnsi="Times New Roman" w:cs="Times New Roman"/>
+          <w:sz w:val="28"/>
+          <w:szCs w:val="28"/>
+          <w:lang w:val="en-US"/>
+        </w:rPr>
+        <w:t>Holger Rapp</w:t>
+      </w:r>
+      <w:r>
+        <w:rPr>
+          <w:rFonts w:ascii="Times New Roman" w:hAnsi="Times New Roman" w:cs="Times New Roman"/>
+          <w:sz w:val="28"/>
+          <w:szCs w:val="28"/>
+          <w:lang w:val="en-US"/>
+        </w:rPr>
+        <w:t xml:space="preserve"> </w:t>
+      </w:r>
+      <w:r>
+        <w:rPr>
+          <w:rFonts w:ascii="Times New Roman" w:hAnsi="Times New Roman" w:cs="Times New Roman"/>
+          <w:sz w:val="28"/>
+          <w:szCs w:val="28"/>
+          <w:lang w:val="en-US"/>
+        </w:rPr>
+        <w:t>Daniel Andor</w:t>
+      </w:r>
+      <w:r>
+        <w:rPr>
+          <w:rFonts w:ascii="Times New Roman" w:hAnsi="Times New Roman" w:cs="Times New Roman"/>
+          <w:sz w:val="28"/>
+          <w:szCs w:val="28"/>
+          <w:lang w:val="en-US"/>
+        </w:rPr>
+        <w:t xml:space="preserve"> </w:t>
+      </w:r>
+      <w:r>
+        <w:rPr>
+          <w:rFonts w:ascii="Times New Roman" w:hAnsi="Times New Roman" w:cs="Times New Roman"/>
+          <w:sz w:val="28"/>
+          <w:szCs w:val="28"/>
+          <w:lang w:val="en-US"/>
+        </w:rPr>
+        <w:t>Real-Time Loop Closure in 2D LIDAR SLAM</w:t>
+      </w:r>
+      <w:r>
+        <w:rPr>
+          <w:rFonts w:ascii="Times New Roman" w:hAnsi="Times New Roman" w:cs="Times New Roman"/>
+          <w:sz w:val="28"/>
+          <w:szCs w:val="28"/>
+          <w:lang w:val="en-US"/>
+        </w:rPr>
+        <w:t xml:space="preserve"> </w:t>
+      </w:r>
+      <w:r>
+        <w:rPr>
+          <w:rFonts w:ascii="Times New Roman" w:hAnsi="Times New Roman" w:cs="Times New Roman"/>
+          <w:sz w:val="28"/>
+          <w:szCs w:val="28"/>
+          <w:lang w:val="en-US"/>
+        </w:rPr>
+        <w:t>2016 IEEE International Conference on Robotics and Automation (ICRA), pp. 1271-1278</w:t>
       </w:r>
     </w:p>
     <w:p>
@@ -30532,34 +30433,16 @@
           <w:szCs w:val="28"/>
           <w:lang w:val="en-US"/>
         </w:rPr>
-        <w:t>16.</w:t>
-      </w:r>
-      <w:r>
-        <w:rPr>
-          <w:rFonts w:ascii="Times New Roman" w:hAnsi="Times New Roman" w:cs="Times New Roman"/>
-          <w:sz w:val="28"/>
-          <w:szCs w:val="28"/>
-          <w:lang w:val="en-US"/>
-        </w:rPr>
-        <w:t xml:space="preserve"> </w:t>
-      </w:r>
-      <w:r>
-        <w:rPr>
-          <w:rFonts w:ascii="Times New Roman" w:hAnsi="Times New Roman" w:cs="Times New Roman"/>
-          <w:sz w:val="28"/>
-          <w:szCs w:val="28"/>
-          <w:lang w:val="en-US"/>
-        </w:rPr>
-        <w:t xml:space="preserve">Roberts L. Machine Perception of Three-Dimensional Solids. </w:t>
-      </w:r>
-      <w:r>
-        <w:rPr>
-          <w:rFonts w:ascii="Times New Roman" w:hAnsi="Times New Roman" w:cs="Times New Roman"/>
-          <w:sz w:val="28"/>
-          <w:szCs w:val="28"/>
-          <w:lang w:val="en-US"/>
-        </w:rPr>
-        <w:t>1963.</w:t>
+        <w:t xml:space="preserve">17. </w:t>
+      </w:r>
+      <w:r>
+        <w:rPr>
+          <w:rFonts w:ascii="Times New Roman" w:hAnsi="Times New Roman" w:cs="Times New Roman"/>
+          <w:sz w:val="28"/>
+          <w:szCs w:val="28"/>
+          <w:lang w:val="en-US"/>
+        </w:rPr>
+        <w:t>Y. J. Choi, I. N. A. Ramatryana, and S. Y. Shin, “Cellular Communication-Based Autonomous UAV Navigation with Obstacle Avoidance for Unknown Indoor Environments”, International Journal of Intelligent Engineering and Systems, Vol. 14, No. 2, pp. 344–352, 2021, doi: 10.22266/ijies2021.0430.31.</w:t>
       </w:r>
     </w:p>
     <w:p>
@@ -30580,7 +30463,7 @@
           <w:szCs w:val="28"/>
           <w:lang w:val="en-US"/>
         </w:rPr>
-        <w:t>17.</w:t>
+        <w:t>18.</w:t>
       </w:r>
       <w:r>
         <w:rPr>
@@ -30598,7 +30481,7 @@
           <w:szCs w:val="28"/>
           <w:lang w:val="en-US"/>
         </w:rPr>
-        <w:t>D.F. Watson. Computing the Delaunay Tessellation with Application to Voronoi Polytopes // The Computer Journal, Vol. 24(2), p.p. 167-172, 1981</w:t>
+        <w:t>Saat, Shahrizal &amp; Airini, AN.MF &amp; Saealal, Muhammad Salihin &amp; Norhisyam, A.R. &amp; Ezwan, M.S.. (2019). Hector SLAM 2D Mapping for Simultaneous Localization and Mapping (SLAM). Journal of Engineering and Applied Sciences. 14. 5610-5615. 10.36478/jeasci.2019.5610.5615.</w:t>
       </w:r>
     </w:p>
     <w:p>
@@ -30619,8 +30502,7 @@
           <w:szCs w:val="28"/>
           <w:lang w:val="en-US"/>
         </w:rPr>
-        <w:lastRenderedPageBreak/>
-        <w:t>18.</w:t>
+        <w:t>19.</w:t>
       </w:r>
       <w:r>
         <w:rPr>
@@ -30638,7 +30520,16 @@
           <w:szCs w:val="28"/>
           <w:lang w:val="en-US"/>
         </w:rPr>
-        <w:t>T.J. Baker. Automatic Mesh Generation for Complex Three-Dimensional Regions Using a Constrained Delaunay Triangulation // Engineering With Computers, Springer-Verlag, № 5, p.p. 161-175, 1989</w:t>
+        <w:t xml:space="preserve">Xu, Wei &amp; Cai, Yixi &amp; He, Dongjiao &amp; Lin, Jiarong &amp; Zhang, Fu. (2022). FAST-LIO2: Fast Direct LiDAR-Inertial Odometry. IEEE Transactions on Robotics. </w:t>
+      </w:r>
+      <w:r>
+        <w:rPr>
+          <w:rFonts w:ascii="Times New Roman" w:hAnsi="Times New Roman" w:cs="Times New Roman"/>
+          <w:sz w:val="28"/>
+          <w:szCs w:val="28"/>
+          <w:lang w:val="en-US"/>
+        </w:rPr>
+        <w:t>38. 2053-2073. 10.1109/TRO.2022.3141876.</w:t>
       </w:r>
     </w:p>
     <w:p>
@@ -30649,35 +30540,25 @@
           <w:rFonts w:ascii="Times New Roman" w:hAnsi="Times New Roman" w:cs="Times New Roman"/>
           <w:sz w:val="28"/>
           <w:szCs w:val="28"/>
-          <w:lang w:val="en-US"/>
-        </w:rPr>
-      </w:pPr>
-      <w:r>
-        <w:rPr>
-          <w:rFonts w:ascii="Times New Roman" w:hAnsi="Times New Roman" w:cs="Times New Roman"/>
-          <w:sz w:val="28"/>
-          <w:szCs w:val="28"/>
-          <w:lang w:val="en-US"/>
-        </w:rPr>
-        <w:t>19.</w:t>
-      </w:r>
-      <w:r>
-        <w:rPr>
-          <w:rFonts w:ascii="Times New Roman" w:hAnsi="Times New Roman" w:cs="Times New Roman"/>
-          <w:sz w:val="28"/>
-          <w:szCs w:val="28"/>
-          <w:lang w:val="en-US"/>
-        </w:rPr>
-        <w:t xml:space="preserve"> </w:t>
-      </w:r>
-      <w:r>
-        <w:rPr>
-          <w:rFonts w:ascii="Times New Roman" w:hAnsi="Times New Roman" w:cs="Times New Roman"/>
-          <w:sz w:val="28"/>
-          <w:szCs w:val="28"/>
-          <w:lang w:val="en-US"/>
-        </w:rPr>
-        <w:t>M.S. Shephard, M.K. Georges. Three-Dimensional Mesh Generation by Finite Octree Technique // International Journal for Numerical Methods in Engineering, vol. 32, p.p. 709-749, 1991.</w:t>
+        </w:rPr>
+      </w:pPr>
+      <w:r>
+        <w:rPr>
+          <w:rFonts w:ascii="Times New Roman" w:hAnsi="Times New Roman" w:cs="Times New Roman"/>
+          <w:sz w:val="28"/>
+          <w:szCs w:val="28"/>
+          <w:lang w:val="en-US"/>
+        </w:rPr>
+        <w:t xml:space="preserve">20. </w:t>
+      </w:r>
+      <w:r>
+        <w:rPr>
+          <w:rFonts w:ascii="Times New Roman" w:hAnsi="Times New Roman" w:cs="Times New Roman"/>
+          <w:sz w:val="28"/>
+          <w:szCs w:val="28"/>
+          <w:lang w:val="en-US"/>
+        </w:rPr>
+        <w:t>Yue, Xiangdi &amp; Zhang, Yihuan &amp; Chen, Jiawei &amp; Chen, Junxin &amp; Zhou, Xuanyi &amp; He, Miaolei. (2024). LiDAR-based SLAM for robotic mapping: state of the art and new frontiers. Industrial Robot: the international journal of robotics research and application. 51. 196-205. 10.1108/IR-09-2023-0225.</w:t>
       </w:r>
     </w:p>
     <w:p>
@@ -30688,74 +30569,44 @@
           <w:rFonts w:ascii="Times New Roman" w:hAnsi="Times New Roman" w:cs="Times New Roman"/>
           <w:sz w:val="28"/>
           <w:szCs w:val="28"/>
-        </w:rPr>
-      </w:pPr>
-      <w:r>
-        <w:rPr>
-          <w:rFonts w:ascii="Times New Roman" w:hAnsi="Times New Roman" w:cs="Times New Roman"/>
-          <w:sz w:val="28"/>
-          <w:szCs w:val="28"/>
-        </w:rPr>
-        <w:t>20.</w:t>
-      </w:r>
-      <w:r>
-        <w:rPr>
-          <w:rFonts w:ascii="Times New Roman" w:hAnsi="Times New Roman" w:cs="Times New Roman"/>
-          <w:sz w:val="28"/>
-          <w:szCs w:val="28"/>
-        </w:rPr>
-        <w:t xml:space="preserve"> Абрамович, Н. А. Основные принципы правильной топологии 3</w:t>
-      </w:r>
-      <w:r>
-        <w:rPr>
-          <w:rFonts w:ascii="Times New Roman" w:hAnsi="Times New Roman" w:cs="Times New Roman"/>
-          <w:sz w:val="28"/>
-          <w:szCs w:val="28"/>
-          <w:lang w:val="en-US"/>
-        </w:rPr>
-        <w:t>D</w:t>
-      </w:r>
-      <w:r>
-        <w:rPr>
-          <w:rFonts w:ascii="Times New Roman" w:hAnsi="Times New Roman" w:cs="Times New Roman"/>
-          <w:sz w:val="28"/>
-          <w:szCs w:val="28"/>
-        </w:rPr>
-        <w:t xml:space="preserve"> модели / Н. А. Абрамович, И. А. Коротков // Материалы докладов 50-й международной научно-технической конференции преподавателей и студентов, посвященной году науки : 50-я международная научно-техническая конференция: в 2-х томах, Витебск, 12–13 апреля 2017 года. Том 2. – Витебск: Витебский государственный технологический университет, 2017. – С. 47-50. – </w:t>
-      </w:r>
-      <w:r>
-        <w:rPr>
-          <w:rFonts w:ascii="Times New Roman" w:hAnsi="Times New Roman" w:cs="Times New Roman"/>
-          <w:sz w:val="28"/>
-          <w:szCs w:val="28"/>
-          <w:lang w:val="en-US"/>
-        </w:rPr>
-        <w:t>EDN</w:t>
-      </w:r>
-      <w:r>
-        <w:rPr>
-          <w:rFonts w:ascii="Times New Roman" w:hAnsi="Times New Roman" w:cs="Times New Roman"/>
-          <w:sz w:val="28"/>
-          <w:szCs w:val="28"/>
-        </w:rPr>
-        <w:t xml:space="preserve"> </w:t>
-      </w:r>
-      <w:r>
-        <w:rPr>
-          <w:rFonts w:ascii="Times New Roman" w:hAnsi="Times New Roman" w:cs="Times New Roman"/>
-          <w:sz w:val="28"/>
-          <w:szCs w:val="28"/>
-          <w:lang w:val="en-US"/>
-        </w:rPr>
-        <w:t>ZIWUNB</w:t>
-      </w:r>
-      <w:r>
-        <w:rPr>
-          <w:rFonts w:ascii="Times New Roman" w:hAnsi="Times New Roman" w:cs="Times New Roman"/>
-          <w:sz w:val="28"/>
-          <w:szCs w:val="28"/>
-        </w:rPr>
-        <w:t>.</w:t>
+          <w:lang w:val="en-US"/>
+        </w:rPr>
+      </w:pPr>
+      <w:r>
+        <w:rPr>
+          <w:rFonts w:ascii="Times New Roman" w:hAnsi="Times New Roman" w:cs="Times New Roman"/>
+          <w:sz w:val="28"/>
+          <w:szCs w:val="28"/>
+          <w:lang w:val="en-US"/>
+        </w:rPr>
+        <w:t>2</w:t>
+      </w:r>
+      <w:r>
+        <w:rPr>
+          <w:rFonts w:ascii="Times New Roman" w:hAnsi="Times New Roman" w:cs="Times New Roman"/>
+          <w:sz w:val="28"/>
+          <w:szCs w:val="28"/>
+          <w:lang w:val="en-US"/>
+        </w:rPr>
+        <w:t>1. Bala Jibril, Adeshina Steve, Aibinu Abiodun. Advances in Visual Simultaneous Locali</w:t>
+      </w:r>
+      <w:r>
+        <w:rPr>
+          <w:rFonts w:ascii="Times New Roman" w:hAnsi="Times New Roman" w:cs="Times New Roman"/>
+          <w:sz w:val="28"/>
+          <w:szCs w:val="28"/>
+          <w:lang w:val="en-US"/>
+        </w:rPr>
+        <w:t>z</w:t>
+      </w:r>
+      <w:r>
+        <w:rPr>
+          <w:rFonts w:ascii="Times New Roman" w:hAnsi="Times New Roman" w:cs="Times New Roman"/>
+          <w:sz w:val="28"/>
+          <w:szCs w:val="28"/>
+          <w:lang w:val="en-US"/>
+        </w:rPr>
+        <w:t>ation and Mapping Techniques for Autonomous Vehicles: A Review // Sensors. – 2022. – 11. – Vol. 22. –  P. 8943.</w:t>
       </w:r>
     </w:p>
     <w:p>
@@ -30766,16 +30617,31 @@
           <w:rFonts w:ascii="Times New Roman" w:hAnsi="Times New Roman" w:cs="Times New Roman"/>
           <w:sz w:val="28"/>
           <w:szCs w:val="28"/>
-          <w:lang w:val="en-US"/>
-        </w:rPr>
-      </w:pPr>
-      <w:r>
-        <w:rPr>
-          <w:rFonts w:ascii="Times New Roman" w:hAnsi="Times New Roman" w:cs="Times New Roman"/>
-          <w:sz w:val="28"/>
-          <w:szCs w:val="28"/>
-        </w:rPr>
-        <w:t>21.</w:t>
+        </w:rPr>
+      </w:pPr>
+      <w:r>
+        <w:rPr>
+          <w:rFonts w:ascii="Times New Roman" w:hAnsi="Times New Roman" w:cs="Times New Roman"/>
+          <w:sz w:val="28"/>
+          <w:szCs w:val="28"/>
+        </w:rPr>
+        <w:t>1</w:t>
+      </w:r>
+      <w:r>
+        <w:rPr>
+          <w:rFonts w:ascii="Times New Roman" w:hAnsi="Times New Roman" w:cs="Times New Roman"/>
+          <w:sz w:val="28"/>
+          <w:szCs w:val="28"/>
+        </w:rPr>
+        <w:t>4</w:t>
+      </w:r>
+      <w:r>
+        <w:rPr>
+          <w:rFonts w:ascii="Times New Roman" w:hAnsi="Times New Roman" w:cs="Times New Roman"/>
+          <w:sz w:val="28"/>
+          <w:szCs w:val="28"/>
+        </w:rPr>
+        <w:t>2.</w:t>
       </w:r>
       <w:r>
         <w:rPr>
@@ -30785,102 +30651,37 @@
         </w:rPr>
         <w:t xml:space="preserve"> </w:t>
       </w:r>
-      <w:proofErr w:type="spellStart"/>
-      <w:r>
-        <w:rPr>
-          <w:rFonts w:ascii="Times New Roman" w:hAnsi="Times New Roman" w:cs="Times New Roman"/>
-          <w:sz w:val="28"/>
-          <w:szCs w:val="28"/>
-        </w:rPr>
-        <w:t>Витиска</w:t>
-      </w:r>
-      <w:proofErr w:type="spellEnd"/>
-      <w:r>
-        <w:rPr>
-          <w:rFonts w:ascii="Times New Roman" w:hAnsi="Times New Roman" w:cs="Times New Roman"/>
-          <w:sz w:val="28"/>
-          <w:szCs w:val="28"/>
-        </w:rPr>
-        <w:t xml:space="preserve">, Н. И. Метод визуализации трёхмерных сцен и объектов </w:t>
-      </w:r>
-      <w:proofErr w:type="spellStart"/>
-      <w:r>
-        <w:rPr>
-          <w:rFonts w:ascii="Times New Roman" w:hAnsi="Times New Roman" w:cs="Times New Roman"/>
-          <w:sz w:val="28"/>
-          <w:szCs w:val="28"/>
-        </w:rPr>
-        <w:t>воксельной</w:t>
-      </w:r>
-      <w:proofErr w:type="spellEnd"/>
-      <w:r>
-        <w:rPr>
-          <w:rFonts w:ascii="Times New Roman" w:hAnsi="Times New Roman" w:cs="Times New Roman"/>
-          <w:sz w:val="28"/>
-          <w:szCs w:val="28"/>
-        </w:rPr>
-        <w:t xml:space="preserve"> графики для систем имитационного моделирования / Н. И. </w:t>
-      </w:r>
-      <w:proofErr w:type="spellStart"/>
-      <w:r>
-        <w:rPr>
-          <w:rFonts w:ascii="Times New Roman" w:hAnsi="Times New Roman" w:cs="Times New Roman"/>
-          <w:sz w:val="28"/>
-          <w:szCs w:val="28"/>
-        </w:rPr>
-        <w:t>Витиска</w:t>
-      </w:r>
-      <w:proofErr w:type="spellEnd"/>
-      <w:r>
-        <w:rPr>
-          <w:rFonts w:ascii="Times New Roman" w:hAnsi="Times New Roman" w:cs="Times New Roman"/>
-          <w:sz w:val="28"/>
-          <w:szCs w:val="28"/>
-        </w:rPr>
-        <w:t>, Н. А. Гуляев // Известия ЮФУ. Технические</w:t>
-      </w:r>
-      <w:r>
-        <w:rPr>
-          <w:rFonts w:ascii="Times New Roman" w:hAnsi="Times New Roman" w:cs="Times New Roman"/>
-          <w:sz w:val="28"/>
-          <w:szCs w:val="28"/>
-          <w:lang w:val="en-US"/>
-        </w:rPr>
-        <w:t xml:space="preserve"> </w:t>
-      </w:r>
-      <w:r>
-        <w:rPr>
-          <w:rFonts w:ascii="Times New Roman" w:hAnsi="Times New Roman" w:cs="Times New Roman"/>
-          <w:sz w:val="28"/>
-          <w:szCs w:val="28"/>
-        </w:rPr>
-        <w:t>науки</w:t>
-      </w:r>
-      <w:r>
-        <w:rPr>
-          <w:rFonts w:ascii="Times New Roman" w:hAnsi="Times New Roman" w:cs="Times New Roman"/>
-          <w:sz w:val="28"/>
-          <w:szCs w:val="28"/>
-          <w:lang w:val="en-US"/>
-        </w:rPr>
-        <w:t xml:space="preserve">. – № 4(165). – </w:t>
-      </w:r>
-      <w:r>
-        <w:rPr>
-          <w:rFonts w:ascii="Times New Roman" w:hAnsi="Times New Roman" w:cs="Times New Roman"/>
-          <w:sz w:val="28"/>
-          <w:szCs w:val="28"/>
-        </w:rPr>
-        <w:t>С</w:t>
-      </w:r>
-      <w:r>
-        <w:rPr>
-          <w:rFonts w:ascii="Times New Roman" w:hAnsi="Times New Roman" w:cs="Times New Roman"/>
-          <w:sz w:val="28"/>
-          <w:szCs w:val="28"/>
-          <w:lang w:val="en-US"/>
-        </w:rPr>
-        <w:t>. 77-87. – EDN TYMOBT.</w:t>
+      <w:r>
+        <w:rPr>
+          <w:rFonts w:ascii="Times New Roman" w:hAnsi="Times New Roman" w:cs="Times New Roman"/>
+          <w:sz w:val="28"/>
+          <w:szCs w:val="28"/>
+        </w:rPr>
+        <w:t xml:space="preserve">Краснопевцев Б.В. Фотограмметрия. - М.: УПП "Репрография" МИИГАиК, </w:t>
+      </w:r>
+      <w:r>
+        <w:rPr>
+          <w:rFonts w:ascii="Times New Roman" w:hAnsi="Times New Roman" w:cs="Times New Roman"/>
+          <w:sz w:val="28"/>
+          <w:szCs w:val="28"/>
+        </w:rPr>
+        <w:t xml:space="preserve">2008. - 160 </w:t>
+      </w:r>
+      <w:r>
+        <w:rPr>
+          <w:rFonts w:ascii="Times New Roman" w:hAnsi="Times New Roman" w:cs="Times New Roman"/>
+          <w:sz w:val="28"/>
+          <w:szCs w:val="28"/>
+        </w:rPr>
+        <w:t>с</w:t>
+      </w:r>
+      <w:r>
+        <w:rPr>
+          <w:rFonts w:ascii="Times New Roman" w:hAnsi="Times New Roman" w:cs="Times New Roman"/>
+          <w:sz w:val="28"/>
+          <w:szCs w:val="28"/>
+        </w:rPr>
+        <w:t>.</w:t>
       </w:r>
     </w:p>
     <w:p>
@@ -30899,27 +30700,25 @@
           <w:rFonts w:ascii="Times New Roman" w:hAnsi="Times New Roman" w:cs="Times New Roman"/>
           <w:sz w:val="28"/>
           <w:szCs w:val="28"/>
-          <w:lang w:val="en-US"/>
-        </w:rPr>
-        <w:t>2</w:t>
-      </w:r>
-      <w:r>
-        <w:rPr>
-          <w:rFonts w:ascii="Times New Roman" w:hAnsi="Times New Roman" w:cs="Times New Roman"/>
-          <w:sz w:val="28"/>
-          <w:szCs w:val="28"/>
-          <w:lang w:val="en-US"/>
-        </w:rPr>
-        <w:t>2</w:t>
-      </w:r>
-      <w:r>
-        <w:rPr>
-          <w:rFonts w:ascii="Times New Roman" w:hAnsi="Times New Roman" w:cs="Times New Roman"/>
-          <w:sz w:val="28"/>
-          <w:szCs w:val="28"/>
-          <w:lang w:val="en-US"/>
-        </w:rPr>
-        <w:t>.</w:t>
+        </w:rPr>
+        <w:t>1</w:t>
+      </w:r>
+      <w:r>
+        <w:rPr>
+          <w:rFonts w:ascii="Times New Roman" w:hAnsi="Times New Roman" w:cs="Times New Roman"/>
+          <w:sz w:val="28"/>
+          <w:szCs w:val="28"/>
+        </w:rPr>
+        <w:t>4</w:t>
+      </w:r>
+      <w:r>
+        <w:rPr>
+          <w:rFonts w:ascii="Times New Roman" w:hAnsi="Times New Roman" w:cs="Times New Roman"/>
+          <w:sz w:val="28"/>
+          <w:szCs w:val="28"/>
+          <w:lang w:val="en-US"/>
+        </w:rPr>
+        <w:t>3.</w:t>
       </w:r>
       <w:r>
         <w:rPr>
@@ -30930,150 +30729,23 @@
         </w:rPr>
         <w:t xml:space="preserve"> </w:t>
       </w:r>
-      <w:proofErr w:type="spellStart"/>
-      <w:r>
-        <w:rPr>
-          <w:rFonts w:ascii="Times New Roman" w:hAnsi="Times New Roman" w:cs="Times New Roman"/>
-          <w:sz w:val="28"/>
-          <w:szCs w:val="28"/>
-          <w:lang w:val="en-US"/>
-        </w:rPr>
-        <w:t>Harting</w:t>
-      </w:r>
-      <w:proofErr w:type="spellEnd"/>
-      <w:r>
-        <w:rPr>
-          <w:rFonts w:ascii="Times New Roman" w:hAnsi="Times New Roman" w:cs="Times New Roman"/>
-          <w:sz w:val="28"/>
-          <w:szCs w:val="28"/>
-          <w:lang w:val="en-US"/>
-        </w:rPr>
-        <w:t xml:space="preserve"> V. </w:t>
-      </w:r>
-      <w:r>
-        <w:rPr>
-          <w:rFonts w:ascii="Times New Roman" w:hAnsi="Times New Roman" w:cs="Times New Roman"/>
-          <w:sz w:val="28"/>
-          <w:szCs w:val="28"/>
-          <w:lang w:val="en-US"/>
-        </w:rPr>
-        <w:t xml:space="preserve">Voxel-Based MRI </w:t>
-      </w:r>
-      <w:proofErr w:type="spellStart"/>
-      <w:r>
-        <w:rPr>
-          <w:rFonts w:ascii="Times New Roman" w:hAnsi="Times New Roman" w:cs="Times New Roman"/>
-          <w:sz w:val="28"/>
-          <w:szCs w:val="28"/>
-          <w:lang w:val="en-US"/>
-        </w:rPr>
-        <w:t>Intensitometry</w:t>
-      </w:r>
-      <w:proofErr w:type="spellEnd"/>
-      <w:r>
-        <w:rPr>
-          <w:rFonts w:ascii="Times New Roman" w:hAnsi="Times New Roman" w:cs="Times New Roman"/>
-          <w:sz w:val="28"/>
-          <w:szCs w:val="28"/>
-          <w:lang w:val="en-US"/>
-        </w:rPr>
-        <w:t xml:space="preserve"> Reveals Extent of Cerebral White Matter Pathology in Amyotrophic Lateral Sclerosis</w:t>
-      </w:r>
-      <w:r>
-        <w:rPr>
-          <w:rFonts w:ascii="Times New Roman" w:hAnsi="Times New Roman" w:cs="Times New Roman"/>
-          <w:sz w:val="28"/>
-          <w:szCs w:val="28"/>
-          <w:lang w:val="en-US"/>
-        </w:rPr>
-        <w:t xml:space="preserve"> / V. </w:t>
-      </w:r>
-      <w:proofErr w:type="spellStart"/>
-      <w:r>
-        <w:rPr>
-          <w:rFonts w:ascii="Times New Roman" w:hAnsi="Times New Roman" w:cs="Times New Roman"/>
-          <w:sz w:val="28"/>
-          <w:szCs w:val="28"/>
-          <w:lang w:val="en-US"/>
-        </w:rPr>
-        <w:t>Harting</w:t>
-      </w:r>
-      <w:proofErr w:type="spellEnd"/>
-      <w:r>
-        <w:rPr>
-          <w:rFonts w:ascii="Times New Roman" w:hAnsi="Times New Roman" w:cs="Times New Roman"/>
-          <w:sz w:val="28"/>
-          <w:szCs w:val="28"/>
-          <w:lang w:val="en-US"/>
-        </w:rPr>
-        <w:t xml:space="preserve">, T. </w:t>
-      </w:r>
-      <w:proofErr w:type="spellStart"/>
-      <w:r>
-        <w:rPr>
-          <w:rFonts w:ascii="Times New Roman" w:hAnsi="Times New Roman" w:cs="Times New Roman"/>
-          <w:sz w:val="28"/>
-          <w:szCs w:val="28"/>
-          <w:lang w:val="en-US"/>
-        </w:rPr>
-        <w:t>Preli</w:t>
-      </w:r>
-      <w:proofErr w:type="spellEnd"/>
-      <w:r>
-        <w:rPr>
-          <w:rFonts w:ascii="Times New Roman" w:hAnsi="Times New Roman" w:cs="Times New Roman"/>
-          <w:sz w:val="28"/>
-          <w:szCs w:val="28"/>
-          <w:lang w:val="en-US"/>
-        </w:rPr>
-        <w:t xml:space="preserve"> // </w:t>
-      </w:r>
-      <w:r>
-        <w:rPr>
-          <w:rFonts w:ascii="Times New Roman" w:hAnsi="Times New Roman" w:cs="Times New Roman"/>
-          <w:sz w:val="28"/>
-          <w:szCs w:val="28"/>
-          <w:lang w:val="en-US"/>
-        </w:rPr>
-        <w:t>Banner Alzheimer's Institute</w:t>
-      </w:r>
-      <w:r>
-        <w:rPr>
-          <w:rFonts w:ascii="Times New Roman" w:hAnsi="Times New Roman" w:cs="Times New Roman"/>
-          <w:sz w:val="28"/>
-          <w:szCs w:val="28"/>
-          <w:lang w:val="en-US"/>
-        </w:rPr>
-        <w:t xml:space="preserve">. – 2014 – </w:t>
-      </w:r>
-      <w:proofErr w:type="spellStart"/>
-      <w:r>
-        <w:rPr>
-          <w:rFonts w:ascii="Times New Roman" w:hAnsi="Times New Roman" w:cs="Times New Roman"/>
-          <w:sz w:val="28"/>
-          <w:szCs w:val="28"/>
-          <w:lang w:val="en-US"/>
-        </w:rPr>
-        <w:t>doi</w:t>
-      </w:r>
-      <w:proofErr w:type="spellEnd"/>
-      <w:r>
-        <w:rPr>
-          <w:rFonts w:ascii="Times New Roman" w:hAnsi="Times New Roman" w:cs="Times New Roman"/>
-          <w:sz w:val="28"/>
-          <w:szCs w:val="28"/>
-          <w:lang w:val="en-US"/>
-        </w:rPr>
-        <w:t xml:space="preserve">: </w:t>
-      </w:r>
-      <w:r>
-        <w:rPr>
-          <w:rFonts w:ascii="Times New Roman" w:hAnsi="Times New Roman" w:cs="Times New Roman"/>
-          <w:sz w:val="28"/>
-          <w:szCs w:val="28"/>
-          <w:lang w:val="en-US"/>
-        </w:rPr>
-        <w:t>https://doi.org/10.1371/journal.pone.0104894</w:t>
+      <w:r>
+        <w:rPr>
+          <w:rFonts w:ascii="Times New Roman" w:hAnsi="Times New Roman" w:cs="Times New Roman"/>
+          <w:sz w:val="28"/>
+          <w:szCs w:val="28"/>
+          <w:lang w:val="en-US"/>
+        </w:rPr>
+        <w:t>L. Roberts. Machine Perception of Three-Dimensional Solids</w:t>
+      </w:r>
+      <w:r>
+        <w:rPr>
+          <w:rFonts w:ascii="Times New Roman" w:hAnsi="Times New Roman" w:cs="Times New Roman"/>
+          <w:sz w:val="28"/>
+          <w:szCs w:val="28"/>
+          <w:lang w:val="en-US"/>
+        </w:rPr>
+        <w:t>. 1963</w:t>
       </w:r>
     </w:p>
     <w:p>
@@ -31084,29 +30756,78 @@
           <w:rFonts w:ascii="Times New Roman" w:hAnsi="Times New Roman" w:cs="Times New Roman"/>
           <w:sz w:val="28"/>
           <w:szCs w:val="28"/>
-        </w:rPr>
-      </w:pPr>
-      <w:r>
-        <w:rPr>
-          <w:rFonts w:ascii="Times New Roman" w:hAnsi="Times New Roman" w:cs="Times New Roman"/>
-          <w:sz w:val="28"/>
-          <w:szCs w:val="28"/>
-        </w:rPr>
-        <w:t>2</w:t>
-      </w:r>
-      <w:r>
-        <w:rPr>
-          <w:rFonts w:ascii="Times New Roman" w:hAnsi="Times New Roman" w:cs="Times New Roman"/>
-          <w:sz w:val="28"/>
-          <w:szCs w:val="28"/>
-        </w:rPr>
-        <w:t>3</w:t>
-      </w:r>
-      <w:r>
-        <w:rPr>
-          <w:rFonts w:ascii="Times New Roman" w:hAnsi="Times New Roman" w:cs="Times New Roman"/>
-          <w:sz w:val="28"/>
-          <w:szCs w:val="28"/>
+          <w:lang w:val="en-US"/>
+        </w:rPr>
+      </w:pPr>
+      <w:r>
+        <w:rPr>
+          <w:rFonts w:ascii="Times New Roman" w:hAnsi="Times New Roman" w:cs="Times New Roman"/>
+          <w:sz w:val="28"/>
+          <w:szCs w:val="28"/>
+          <w:lang w:val="en-US"/>
+        </w:rPr>
+        <w:t>1</w:t>
+      </w:r>
+      <w:r>
+        <w:rPr>
+          <w:rFonts w:ascii="Times New Roman" w:hAnsi="Times New Roman" w:cs="Times New Roman"/>
+          <w:sz w:val="28"/>
+          <w:szCs w:val="28"/>
+          <w:lang w:val="en-US"/>
+        </w:rPr>
+        <w:t>4</w:t>
+      </w:r>
+      <w:r>
+        <w:rPr>
+          <w:rFonts w:ascii="Times New Roman" w:hAnsi="Times New Roman" w:cs="Times New Roman"/>
+          <w:sz w:val="28"/>
+          <w:szCs w:val="28"/>
+          <w:lang w:val="en-US"/>
+        </w:rPr>
+        <w:t>4.</w:t>
+      </w:r>
+      <w:r>
+        <w:rPr>
+          <w:rFonts w:ascii="Times New Roman" w:hAnsi="Times New Roman" w:cs="Times New Roman"/>
+          <w:sz w:val="28"/>
+          <w:szCs w:val="28"/>
+          <w:lang w:val="en-US"/>
+        </w:rPr>
+        <w:t xml:space="preserve"> </w:t>
+      </w:r>
+      <w:r>
+        <w:rPr>
+          <w:rFonts w:ascii="Times New Roman" w:hAnsi="Times New Roman" w:cs="Times New Roman"/>
+          <w:sz w:val="28"/>
+          <w:szCs w:val="28"/>
+          <w:lang w:val="en-US"/>
+        </w:rPr>
+        <w:t>https</w:t>
+      </w:r>
+      <w:r>
+        <w:rPr>
+          <w:rFonts w:ascii="Times New Roman" w:hAnsi="Times New Roman" w:cs="Times New Roman"/>
+          <w:sz w:val="28"/>
+          <w:szCs w:val="28"/>
+          <w:lang w:val="en-US"/>
+        </w:rPr>
+        <w:t>://</w:t>
+      </w:r>
+      <w:r>
+        <w:rPr>
+          <w:rFonts w:ascii="Times New Roman" w:hAnsi="Times New Roman" w:cs="Times New Roman"/>
+          <w:sz w:val="28"/>
+          <w:szCs w:val="28"/>
+          <w:lang w:val="en-US"/>
+        </w:rPr>
+        <w:t>habr</w:t>
+      </w:r>
+      <w:r>
+        <w:rPr>
+          <w:rFonts w:ascii="Times New Roman" w:hAnsi="Times New Roman" w:cs="Times New Roman"/>
+          <w:sz w:val="28"/>
+          <w:szCs w:val="28"/>
+          <w:lang w:val="en-US"/>
         </w:rPr>
         <w:t>.</w:t>
       </w:r>
@@ -31115,77 +30836,90 @@
           <w:rFonts w:ascii="Times New Roman" w:hAnsi="Times New Roman" w:cs="Times New Roman"/>
           <w:sz w:val="28"/>
           <w:szCs w:val="28"/>
-        </w:rPr>
-        <w:t xml:space="preserve"> </w:t>
-      </w:r>
-      <w:proofErr w:type="spellStart"/>
-      <w:r>
-        <w:rPr>
-          <w:rFonts w:ascii="Times New Roman" w:hAnsi="Times New Roman" w:cs="Times New Roman"/>
-          <w:sz w:val="28"/>
-          <w:szCs w:val="28"/>
-        </w:rPr>
-        <w:t>Воксельная</w:t>
-      </w:r>
-      <w:proofErr w:type="spellEnd"/>
-      <w:r>
-        <w:rPr>
-          <w:rFonts w:ascii="Times New Roman" w:hAnsi="Times New Roman" w:cs="Times New Roman"/>
-          <w:sz w:val="28"/>
-          <w:szCs w:val="28"/>
-        </w:rPr>
-        <w:t xml:space="preserve"> морфометрия в оценке состояния головного мозга у пациенток после лечения рака молочной железы (часть 2) / А. Э. Николаева, М. Л. Поспелова, В. В. Красникова [и др.] // Российский журнал персонализированной медицины. – 2024. – Т. 4, № 6. – С. 504-516. – </w:t>
-      </w:r>
-      <w:r>
-        <w:rPr>
-          <w:rFonts w:ascii="Times New Roman" w:hAnsi="Times New Roman" w:cs="Times New Roman"/>
-          <w:sz w:val="28"/>
-          <w:szCs w:val="28"/>
-          <w:lang w:val="en-US"/>
-        </w:rPr>
-        <w:t>DOI</w:t>
-      </w:r>
-      <w:r>
-        <w:rPr>
-          <w:rFonts w:ascii="Times New Roman" w:hAnsi="Times New Roman" w:cs="Times New Roman"/>
-          <w:sz w:val="28"/>
-          <w:szCs w:val="28"/>
-        </w:rPr>
-        <w:t xml:space="preserve"> 10.18705/2782-3806-2024-4-6-504-516. – </w:t>
-      </w:r>
-      <w:r>
-        <w:rPr>
-          <w:rFonts w:ascii="Times New Roman" w:hAnsi="Times New Roman" w:cs="Times New Roman"/>
-          <w:sz w:val="28"/>
-          <w:szCs w:val="28"/>
-          <w:lang w:val="en-US"/>
-        </w:rPr>
-        <w:t>EDN</w:t>
-      </w:r>
-      <w:r>
-        <w:rPr>
-          <w:rFonts w:ascii="Times New Roman" w:hAnsi="Times New Roman" w:cs="Times New Roman"/>
-          <w:sz w:val="28"/>
-          <w:szCs w:val="28"/>
-        </w:rPr>
-        <w:t xml:space="preserve"> </w:t>
-      </w:r>
-      <w:r>
-        <w:rPr>
-          <w:rFonts w:ascii="Times New Roman" w:hAnsi="Times New Roman" w:cs="Times New Roman"/>
-          <w:sz w:val="28"/>
-          <w:szCs w:val="28"/>
-          <w:lang w:val="en-US"/>
-        </w:rPr>
-        <w:t>SJAKGH</w:t>
-      </w:r>
-      <w:r>
-        <w:rPr>
-          <w:rFonts w:ascii="Times New Roman" w:hAnsi="Times New Roman" w:cs="Times New Roman"/>
-          <w:sz w:val="28"/>
-          <w:szCs w:val="28"/>
-        </w:rPr>
-        <w:t>.</w:t>
+          <w:lang w:val="en-US"/>
+        </w:rPr>
+        <w:t>com</w:t>
+      </w:r>
+      <w:r>
+        <w:rPr>
+          <w:rFonts w:ascii="Times New Roman" w:hAnsi="Times New Roman" w:cs="Times New Roman"/>
+          <w:sz w:val="28"/>
+          <w:szCs w:val="28"/>
+          <w:lang w:val="en-US"/>
+        </w:rPr>
+        <w:t>/</w:t>
+      </w:r>
+      <w:r>
+        <w:rPr>
+          <w:rFonts w:ascii="Times New Roman" w:hAnsi="Times New Roman" w:cs="Times New Roman"/>
+          <w:sz w:val="28"/>
+          <w:szCs w:val="28"/>
+          <w:lang w:val="en-US"/>
+        </w:rPr>
+        <w:t>ru</w:t>
+      </w:r>
+      <w:r>
+        <w:rPr>
+          <w:rFonts w:ascii="Times New Roman" w:hAnsi="Times New Roman" w:cs="Times New Roman"/>
+          <w:sz w:val="28"/>
+          <w:szCs w:val="28"/>
+          <w:lang w:val="en-US"/>
+        </w:rPr>
+        <w:t>/</w:t>
+      </w:r>
+      <w:r>
+        <w:rPr>
+          <w:rFonts w:ascii="Times New Roman" w:hAnsi="Times New Roman" w:cs="Times New Roman"/>
+          <w:sz w:val="28"/>
+          <w:szCs w:val="28"/>
+          <w:lang w:val="en-US"/>
+        </w:rPr>
+        <w:t>companies</w:t>
+      </w:r>
+      <w:r>
+        <w:rPr>
+          <w:rFonts w:ascii="Times New Roman" w:hAnsi="Times New Roman" w:cs="Times New Roman"/>
+          <w:sz w:val="28"/>
+          <w:szCs w:val="28"/>
+          <w:lang w:val="en-US"/>
+        </w:rPr>
+        <w:t>/</w:t>
+      </w:r>
+      <w:r>
+        <w:rPr>
+          <w:rFonts w:ascii="Times New Roman" w:hAnsi="Times New Roman" w:cs="Times New Roman"/>
+          <w:sz w:val="28"/>
+          <w:szCs w:val="28"/>
+          <w:lang w:val="en-US"/>
+        </w:rPr>
+        <w:t>onlinepatent</w:t>
+      </w:r>
+      <w:r>
+        <w:rPr>
+          <w:rFonts w:ascii="Times New Roman" w:hAnsi="Times New Roman" w:cs="Times New Roman"/>
+          <w:sz w:val="28"/>
+          <w:szCs w:val="28"/>
+          <w:lang w:val="en-US"/>
+        </w:rPr>
+        <w:t>/</w:t>
+      </w:r>
+      <w:r>
+        <w:rPr>
+          <w:rFonts w:ascii="Times New Roman" w:hAnsi="Times New Roman" w:cs="Times New Roman"/>
+          <w:sz w:val="28"/>
+          <w:szCs w:val="28"/>
+          <w:lang w:val="en-US"/>
+        </w:rPr>
+        <w:t>articles</w:t>
+      </w:r>
+      <w:r>
+        <w:rPr>
+          <w:rFonts w:ascii="Times New Roman" w:hAnsi="Times New Roman" w:cs="Times New Roman"/>
+          <w:sz w:val="28"/>
+          <w:szCs w:val="28"/>
+          <w:lang w:val="en-US"/>
+        </w:rPr>
+        <w:t>/960574/</w:t>
       </w:r>
     </w:p>
     <w:p>
@@ -31204,27 +30938,27 @@
           <w:rFonts w:ascii="Times New Roman" w:hAnsi="Times New Roman" w:cs="Times New Roman"/>
           <w:sz w:val="28"/>
           <w:szCs w:val="28"/>
-          <w:lang w:val="en-US"/>
-        </w:rPr>
-        <w:t xml:space="preserve">24. </w:t>
-      </w:r>
-      <w:r>
-        <w:rPr>
-          <w:rFonts w:ascii="Times New Roman" w:hAnsi="Times New Roman" w:cs="Times New Roman"/>
-          <w:sz w:val="28"/>
-          <w:szCs w:val="28"/>
-          <w:lang w:val="en-US"/>
-        </w:rPr>
-        <w:t xml:space="preserve">W. Thompson. </w:t>
-      </w:r>
-      <w:r>
-        <w:rPr>
-          <w:rFonts w:ascii="Times New Roman" w:hAnsi="Times New Roman" w:cs="Times New Roman"/>
-          <w:sz w:val="28"/>
-          <w:szCs w:val="28"/>
-          <w:lang w:val="en-US"/>
-        </w:rPr>
-        <w:t>Structure-from-motion based on information at surface boundaries</w:t>
+        </w:rPr>
+        <w:lastRenderedPageBreak/>
+        <w:t>1</w:t>
+      </w:r>
+      <w:r>
+        <w:rPr>
+          <w:rFonts w:ascii="Times New Roman" w:hAnsi="Times New Roman" w:cs="Times New Roman"/>
+          <w:sz w:val="28"/>
+          <w:szCs w:val="28"/>
+          <w:lang w:val="en-US"/>
+        </w:rPr>
+        <w:t>4</w:t>
+      </w:r>
+      <w:r>
+        <w:rPr>
+          <w:rFonts w:ascii="Times New Roman" w:hAnsi="Times New Roman" w:cs="Times New Roman"/>
+          <w:sz w:val="28"/>
+          <w:szCs w:val="28"/>
+          <w:lang w:val="en-US"/>
+        </w:rPr>
+        <w:t>5.</w:t>
       </w:r>
       <w:r>
         <w:rPr>
@@ -31242,115 +30976,7 @@
           <w:szCs w:val="28"/>
           <w:lang w:val="en-US"/>
         </w:rPr>
-        <w:t>/ William, Thomson B.</w:t>
-      </w:r>
-      <w:r>
-        <w:rPr>
-          <w:rFonts w:ascii="Times New Roman" w:hAnsi="Times New Roman" w:cs="Times New Roman"/>
-          <w:sz w:val="28"/>
-          <w:szCs w:val="28"/>
-          <w:lang w:val="en-US"/>
-        </w:rPr>
-        <w:t xml:space="preserve"> // </w:t>
-      </w:r>
-      <w:r>
-        <w:rPr>
-          <w:rFonts w:ascii="Times New Roman" w:hAnsi="Times New Roman" w:cs="Times New Roman"/>
-          <w:sz w:val="28"/>
-          <w:szCs w:val="28"/>
-          <w:lang w:val="en-US"/>
-        </w:rPr>
-        <w:t>Biological Cybernetics</w:t>
-      </w:r>
-      <w:r>
-        <w:rPr>
-          <w:rFonts w:ascii="Times New Roman" w:hAnsi="Times New Roman" w:cs="Times New Roman"/>
-          <w:sz w:val="28"/>
-          <w:szCs w:val="28"/>
-          <w:lang w:val="en-US"/>
-        </w:rPr>
-        <w:t xml:space="preserve"> </w:t>
-      </w:r>
-      <w:r>
-        <w:rPr>
-          <w:rFonts w:ascii="Times New Roman" w:hAnsi="Times New Roman" w:cs="Times New Roman"/>
-          <w:sz w:val="28"/>
-          <w:szCs w:val="28"/>
-          <w:lang w:val="en-US"/>
-        </w:rPr>
-        <w:t xml:space="preserve">– </w:t>
-      </w:r>
-      <w:r>
-        <w:rPr>
-          <w:rFonts w:ascii="Times New Roman" w:hAnsi="Times New Roman" w:cs="Times New Roman"/>
-          <w:sz w:val="28"/>
-          <w:szCs w:val="28"/>
-          <w:lang w:val="en-US"/>
-        </w:rPr>
-        <w:t>Salt Lake</w:t>
-      </w:r>
-      <w:r>
-        <w:rPr>
-          <w:rFonts w:ascii="Times New Roman" w:hAnsi="Times New Roman" w:cs="Times New Roman"/>
-          <w:sz w:val="28"/>
-          <w:szCs w:val="28"/>
-          <w:lang w:val="en-US"/>
-        </w:rPr>
-        <w:t xml:space="preserve">, </w:t>
-      </w:r>
-      <w:r>
-        <w:rPr>
-          <w:rFonts w:ascii="Times New Roman" w:hAnsi="Times New Roman" w:cs="Times New Roman"/>
-          <w:sz w:val="28"/>
-          <w:szCs w:val="28"/>
-          <w:lang w:val="en-US"/>
-        </w:rPr>
-        <w:t>19</w:t>
-      </w:r>
-      <w:r>
-        <w:rPr>
-          <w:rFonts w:ascii="Times New Roman" w:hAnsi="Times New Roman" w:cs="Times New Roman"/>
-          <w:sz w:val="28"/>
-          <w:szCs w:val="28"/>
-          <w:lang w:val="en-US"/>
-        </w:rPr>
-        <w:t>9</w:t>
-      </w:r>
-      <w:r>
-        <w:rPr>
-          <w:rFonts w:ascii="Times New Roman" w:hAnsi="Times New Roman" w:cs="Times New Roman"/>
-          <w:sz w:val="28"/>
-          <w:szCs w:val="28"/>
-          <w:lang w:val="en-US"/>
-        </w:rPr>
-        <w:t xml:space="preserve">2 – </w:t>
-      </w:r>
-      <w:r>
-        <w:rPr>
-          <w:rFonts w:ascii="Times New Roman" w:hAnsi="Times New Roman" w:cs="Times New Roman"/>
-          <w:sz w:val="28"/>
-          <w:szCs w:val="28"/>
-          <w:lang w:val="en-US"/>
-        </w:rPr>
-        <w:t xml:space="preserve">DOI </w:t>
-      </w:r>
-      <w:r>
-        <w:rPr>
-          <w:rFonts w:ascii="Times New Roman" w:hAnsi="Times New Roman" w:cs="Times New Roman"/>
-          <w:sz w:val="28"/>
-          <w:szCs w:val="28"/>
-          <w:lang w:val="en-US"/>
-        </w:rPr>
-        <w:t>10.1007/BF00203669</w:t>
-      </w:r>
-      <w:r>
-        <w:rPr>
-          <w:rFonts w:ascii="Times New Roman" w:hAnsi="Times New Roman" w:cs="Times New Roman"/>
-          <w:sz w:val="28"/>
-          <w:szCs w:val="28"/>
-          <w:lang w:val="en-US"/>
-        </w:rPr>
-        <w:t>.</w:t>
+        <w:t>D. Marr. Vision: A Computational Investigation into the Human Representation and Processing of Visual Information / Marr, David – New York : W. H. Freeman and Company , 1982 – p. 419</w:t>
       </w:r>
     </w:p>
     <w:p>
@@ -31371,71 +30997,52 @@
           <w:szCs w:val="28"/>
           <w:lang w:val="en-US"/>
         </w:rPr>
-        <w:lastRenderedPageBreak/>
-        <w:t>25.</w:t>
-      </w:r>
-      <w:r>
-        <w:rPr>
-          <w:rFonts w:ascii="Times New Roman" w:hAnsi="Times New Roman" w:cs="Times New Roman"/>
-          <w:sz w:val="28"/>
-          <w:szCs w:val="28"/>
-          <w:lang w:val="en-US"/>
-        </w:rPr>
-        <w:t xml:space="preserve"> S. Ullman. </w:t>
-      </w:r>
-      <w:r>
-        <w:rPr>
-          <w:rFonts w:ascii="Times New Roman" w:hAnsi="Times New Roman" w:cs="Times New Roman"/>
-          <w:sz w:val="28"/>
-          <w:szCs w:val="28"/>
-          <w:lang w:val="en-US"/>
-        </w:rPr>
-        <w:t>The interpretation of structure from motion</w:t>
-      </w:r>
-      <w:r>
-        <w:rPr>
-          <w:rFonts w:ascii="Times New Roman" w:hAnsi="Times New Roman" w:cs="Times New Roman"/>
-          <w:sz w:val="28"/>
-          <w:szCs w:val="28"/>
-          <w:lang w:val="en-US"/>
-        </w:rPr>
-        <w:t xml:space="preserve"> / Ullman, Shimon // </w:t>
-      </w:r>
-      <w:r>
-        <w:rPr>
-          <w:rFonts w:ascii="Times New Roman" w:hAnsi="Times New Roman" w:cs="Times New Roman"/>
-          <w:sz w:val="28"/>
-          <w:szCs w:val="28"/>
-          <w:lang w:val="en-US"/>
-        </w:rPr>
-        <w:t>Proceedings of the Royal Society of London. Series B. Biological Sciences</w:t>
-      </w:r>
-      <w:r>
-        <w:rPr>
-          <w:rFonts w:ascii="Times New Roman" w:hAnsi="Times New Roman" w:cs="Times New Roman"/>
-          <w:sz w:val="28"/>
-          <w:szCs w:val="28"/>
-          <w:lang w:val="en-US"/>
-        </w:rPr>
-        <w:t xml:space="preserve"> – London, 1979</w:t>
-      </w:r>
-      <w:r>
-        <w:rPr>
-          <w:rFonts w:ascii="Times New Roman" w:hAnsi="Times New Roman" w:cs="Times New Roman"/>
-          <w:sz w:val="28"/>
-          <w:szCs w:val="28"/>
-          <w:lang w:val="en-US"/>
-        </w:rPr>
-        <w:t xml:space="preserve"> – DOI</w:t>
-      </w:r>
-      <w:r>
-        <w:rPr>
-          <w:rFonts w:ascii="Times New Roman" w:hAnsi="Times New Roman" w:cs="Times New Roman"/>
-          <w:sz w:val="28"/>
-          <w:szCs w:val="28"/>
-          <w:lang w:val="en-US"/>
-        </w:rPr>
-        <w:t xml:space="preserve"> 10.1098/RSPB.1979.0006</w:t>
+        <w:t>1</w:t>
+      </w:r>
+      <w:r>
+        <w:rPr>
+          <w:rFonts w:ascii="Times New Roman" w:hAnsi="Times New Roman" w:cs="Times New Roman"/>
+          <w:sz w:val="28"/>
+          <w:szCs w:val="28"/>
+          <w:lang w:val="en-US"/>
+        </w:rPr>
+        <w:t>4</w:t>
+      </w:r>
+      <w:r>
+        <w:rPr>
+          <w:rFonts w:ascii="Times New Roman" w:hAnsi="Times New Roman" w:cs="Times New Roman"/>
+          <w:sz w:val="28"/>
+          <w:szCs w:val="28"/>
+          <w:lang w:val="en-US"/>
+        </w:rPr>
+        <w:t>6.</w:t>
+      </w:r>
+      <w:r>
+        <w:rPr>
+          <w:rFonts w:ascii="Times New Roman" w:hAnsi="Times New Roman" w:cs="Times New Roman"/>
+          <w:sz w:val="28"/>
+          <w:szCs w:val="28"/>
+          <w:lang w:val="en-US"/>
+        </w:rPr>
+        <w:t xml:space="preserve"> </w:t>
+      </w:r>
+      <w:r>
+        <w:rPr>
+          <w:rFonts w:ascii="Times New Roman" w:hAnsi="Times New Roman" w:cs="Times New Roman"/>
+          <w:sz w:val="28"/>
+          <w:szCs w:val="28"/>
+          <w:lang w:val="en-US"/>
+        </w:rPr>
+        <w:t xml:space="preserve">Roberts L. Machine Perception of Three-Dimensional Solids. </w:t>
+      </w:r>
+      <w:r>
+        <w:rPr>
+          <w:rFonts w:ascii="Times New Roman" w:hAnsi="Times New Roman" w:cs="Times New Roman"/>
+          <w:sz w:val="28"/>
+          <w:szCs w:val="28"/>
+          <w:lang w:val="en-US"/>
+        </w:rPr>
+        <w:t>1963.</w:t>
       </w:r>
     </w:p>
     <w:p>
@@ -31454,9 +31061,25 @@
           <w:rFonts w:ascii="Times New Roman" w:hAnsi="Times New Roman" w:cs="Times New Roman"/>
           <w:sz w:val="28"/>
           <w:szCs w:val="28"/>
-          <w:lang w:val="en-US"/>
-        </w:rPr>
-        <w:t>26.</w:t>
+        </w:rPr>
+        <w:t>1</w:t>
+      </w:r>
+      <w:r>
+        <w:rPr>
+          <w:rFonts w:ascii="Times New Roman" w:hAnsi="Times New Roman" w:cs="Times New Roman"/>
+          <w:sz w:val="28"/>
+          <w:szCs w:val="28"/>
+        </w:rPr>
+        <w:t>4</w:t>
+      </w:r>
+      <w:r>
+        <w:rPr>
+          <w:rFonts w:ascii="Times New Roman" w:hAnsi="Times New Roman" w:cs="Times New Roman"/>
+          <w:sz w:val="28"/>
+          <w:szCs w:val="28"/>
+          <w:lang w:val="en-US"/>
+        </w:rPr>
+        <w:t>7.</w:t>
       </w:r>
       <w:r>
         <w:rPr>
@@ -31474,61 +31097,7 @@
           <w:szCs w:val="28"/>
           <w:lang w:val="en-US"/>
         </w:rPr>
-        <w:t>X. He, J. Sun, Y. Wang, S. Peng, Q. Huang, H. Bao, and X. Zhou,</w:t>
-      </w:r>
-      <w:r>
-        <w:rPr>
-          <w:rFonts w:ascii="Times New Roman" w:hAnsi="Times New Roman" w:cs="Times New Roman"/>
-          <w:sz w:val="28"/>
-          <w:szCs w:val="28"/>
-          <w:lang w:val="en-US"/>
-        </w:rPr>
-        <w:t xml:space="preserve"> </w:t>
-      </w:r>
-      <w:r>
-        <w:rPr>
-          <w:rFonts w:ascii="Times New Roman" w:hAnsi="Times New Roman" w:cs="Times New Roman"/>
-          <w:sz w:val="28"/>
-          <w:szCs w:val="28"/>
-          <w:lang w:val="en-US"/>
-        </w:rPr>
-        <w:t>Detector-free structure from motion,” in 2024 IEEE/CVF Conference</w:t>
-      </w:r>
-      <w:r>
-        <w:rPr>
-          <w:rFonts w:ascii="Times New Roman" w:hAnsi="Times New Roman" w:cs="Times New Roman"/>
-          <w:sz w:val="28"/>
-          <w:szCs w:val="28"/>
-          <w:lang w:val="en-US"/>
-        </w:rPr>
-        <w:t xml:space="preserve"> </w:t>
-      </w:r>
-      <w:r>
-        <w:rPr>
-          <w:rFonts w:ascii="Times New Roman" w:hAnsi="Times New Roman" w:cs="Times New Roman"/>
-          <w:sz w:val="28"/>
-          <w:szCs w:val="28"/>
-          <w:lang w:val="en-US"/>
-        </w:rPr>
-        <w:t>on Computer Vision and Pattern Recognition (CVPR), 2024, pp.</w:t>
-      </w:r>
-      <w:r>
-        <w:rPr>
-          <w:rFonts w:ascii="Times New Roman" w:hAnsi="Times New Roman" w:cs="Times New Roman"/>
-          <w:sz w:val="28"/>
-          <w:szCs w:val="28"/>
-          <w:lang w:val="en-US"/>
-        </w:rPr>
-        <w:t xml:space="preserve"> </w:t>
-      </w:r>
-      <w:r>
-        <w:rPr>
-          <w:rFonts w:ascii="Times New Roman" w:hAnsi="Times New Roman" w:cs="Times New Roman"/>
-          <w:sz w:val="28"/>
-          <w:szCs w:val="28"/>
-          <w:lang w:val="en-US"/>
-        </w:rPr>
-        <w:t>21594–21603.</w:t>
+        <w:t>D.F. Watson. Computing the Delaunay Tessellation with Application to Voronoi Polytopes // The Computer Journal, Vol. 24(2), p.p. 167-172, 1981</w:t>
       </w:r>
     </w:p>
     <w:p>
@@ -31547,9 +31116,25 @@
           <w:rFonts w:ascii="Times New Roman" w:hAnsi="Times New Roman" w:cs="Times New Roman"/>
           <w:sz w:val="28"/>
           <w:szCs w:val="28"/>
-          <w:lang w:val="en-US"/>
-        </w:rPr>
-        <w:t>27.</w:t>
+        </w:rPr>
+        <w:t>1</w:t>
+      </w:r>
+      <w:r>
+        <w:rPr>
+          <w:rFonts w:ascii="Times New Roman" w:hAnsi="Times New Roman" w:cs="Times New Roman"/>
+          <w:sz w:val="28"/>
+          <w:szCs w:val="28"/>
+        </w:rPr>
+        <w:t>4</w:t>
+      </w:r>
+      <w:r>
+        <w:rPr>
+          <w:rFonts w:ascii="Times New Roman" w:hAnsi="Times New Roman" w:cs="Times New Roman"/>
+          <w:sz w:val="28"/>
+          <w:szCs w:val="28"/>
+          <w:lang w:val="en-US"/>
+        </w:rPr>
+        <w:t>8.</w:t>
       </w:r>
       <w:r>
         <w:rPr>
@@ -31567,186 +31152,7 @@
           <w:szCs w:val="28"/>
           <w:lang w:val="en-US"/>
         </w:rPr>
-        <w:t xml:space="preserve">N. Snavely, Scene Reconstruction and Visualization From Community Photo </w:t>
-      </w:r>
-      <w:proofErr w:type="spellStart"/>
-      <w:r>
-        <w:rPr>
-          <w:rFonts w:ascii="Times New Roman" w:hAnsi="Times New Roman" w:cs="Times New Roman"/>
-          <w:sz w:val="28"/>
-          <w:szCs w:val="28"/>
-          <w:lang w:val="en-US"/>
-        </w:rPr>
-        <w:t>Collectios</w:t>
-      </w:r>
-      <w:proofErr w:type="spellEnd"/>
-      <w:r>
-        <w:rPr>
-          <w:rFonts w:ascii="Times New Roman" w:hAnsi="Times New Roman" w:cs="Times New Roman"/>
-          <w:sz w:val="28"/>
-          <w:szCs w:val="28"/>
-          <w:lang w:val="en-US"/>
-        </w:rPr>
-        <w:t xml:space="preserve"> / Snavely N., </w:t>
-      </w:r>
-      <w:proofErr w:type="spellStart"/>
-      <w:r>
-        <w:rPr>
-          <w:rFonts w:ascii="Times New Roman" w:hAnsi="Times New Roman" w:cs="Times New Roman"/>
-          <w:sz w:val="28"/>
-          <w:szCs w:val="28"/>
-          <w:lang w:val="en-US"/>
-        </w:rPr>
-        <w:t>Goesele</w:t>
-      </w:r>
-      <w:proofErr w:type="spellEnd"/>
-      <w:r>
-        <w:rPr>
-          <w:rFonts w:ascii="Times New Roman" w:hAnsi="Times New Roman" w:cs="Times New Roman"/>
-          <w:sz w:val="28"/>
-          <w:szCs w:val="28"/>
-          <w:lang w:val="en-US"/>
-        </w:rPr>
-        <w:t xml:space="preserve"> M., </w:t>
-      </w:r>
-      <w:proofErr w:type="spellStart"/>
-      <w:r>
-        <w:rPr>
-          <w:rFonts w:ascii="Times New Roman" w:hAnsi="Times New Roman" w:cs="Times New Roman"/>
-          <w:sz w:val="28"/>
-          <w:szCs w:val="28"/>
-          <w:lang w:val="en-US"/>
-        </w:rPr>
-        <w:t>Szeliski</w:t>
-      </w:r>
-      <w:proofErr w:type="spellEnd"/>
-      <w:r>
-        <w:rPr>
-          <w:rFonts w:ascii="Times New Roman" w:hAnsi="Times New Roman" w:cs="Times New Roman"/>
-          <w:sz w:val="28"/>
-          <w:szCs w:val="28"/>
-          <w:lang w:val="en-US"/>
-        </w:rPr>
-        <w:t xml:space="preserve"> R., </w:t>
-      </w:r>
-      <w:proofErr w:type="spellStart"/>
-      <w:r>
-        <w:rPr>
-          <w:rFonts w:ascii="Times New Roman" w:hAnsi="Times New Roman" w:cs="Times New Roman"/>
-          <w:sz w:val="28"/>
-          <w:szCs w:val="28"/>
-          <w:lang w:val="en-US"/>
-        </w:rPr>
-        <w:t>Shitz</w:t>
-      </w:r>
-      <w:proofErr w:type="spellEnd"/>
-      <w:r>
-        <w:rPr>
-          <w:rFonts w:ascii="Times New Roman" w:hAnsi="Times New Roman" w:cs="Times New Roman"/>
-          <w:sz w:val="28"/>
-          <w:szCs w:val="28"/>
-          <w:lang w:val="en-US"/>
-        </w:rPr>
-        <w:t xml:space="preserve"> Steven M. // </w:t>
-      </w:r>
-      <w:r>
-        <w:rPr>
-          <w:rFonts w:ascii="Times New Roman" w:hAnsi="Times New Roman" w:cs="Times New Roman"/>
-          <w:sz w:val="28"/>
-          <w:szCs w:val="28"/>
-          <w:lang w:val="en-US"/>
-        </w:rPr>
-        <w:t>Proceedings of the IEEE</w:t>
-      </w:r>
-      <w:r>
-        <w:rPr>
-          <w:rFonts w:ascii="Times New Roman" w:hAnsi="Times New Roman" w:cs="Times New Roman"/>
-          <w:sz w:val="28"/>
-          <w:szCs w:val="28"/>
-          <w:lang w:val="en-US"/>
-        </w:rPr>
-        <w:t xml:space="preserve"> – V</w:t>
-      </w:r>
-      <w:r>
-        <w:rPr>
-          <w:rFonts w:ascii="Times New Roman" w:hAnsi="Times New Roman" w:cs="Times New Roman"/>
-          <w:sz w:val="28"/>
-          <w:szCs w:val="28"/>
-          <w:lang w:val="en-US"/>
-        </w:rPr>
-        <w:t>ol.98,</w:t>
-      </w:r>
-      <w:r>
-        <w:rPr>
-          <w:rFonts w:ascii="Times New Roman" w:hAnsi="Times New Roman" w:cs="Times New Roman"/>
-          <w:sz w:val="28"/>
-          <w:szCs w:val="28"/>
-          <w:lang w:val="en-US"/>
-        </w:rPr>
-        <w:t xml:space="preserve"> </w:t>
-      </w:r>
-      <w:r>
-        <w:rPr>
-          <w:rFonts w:ascii="Times New Roman" w:hAnsi="Times New Roman" w:cs="Times New Roman"/>
-          <w:sz w:val="28"/>
-          <w:szCs w:val="28"/>
-          <w:lang w:val="en-US"/>
-        </w:rPr>
-        <w:t>No.8</w:t>
-      </w:r>
-      <w:r>
-        <w:rPr>
-          <w:rFonts w:ascii="Times New Roman" w:hAnsi="Times New Roman" w:cs="Times New Roman"/>
-          <w:sz w:val="28"/>
-          <w:szCs w:val="28"/>
-          <w:lang w:val="en-US"/>
-        </w:rPr>
-        <w:t xml:space="preserve">, </w:t>
-      </w:r>
-      <w:r>
-        <w:rPr>
-          <w:rFonts w:ascii="Times New Roman" w:hAnsi="Times New Roman" w:cs="Times New Roman"/>
-          <w:sz w:val="28"/>
-          <w:szCs w:val="28"/>
-          <w:lang w:val="en-US"/>
-        </w:rPr>
-        <w:t>August</w:t>
-      </w:r>
-      <w:r>
-        <w:rPr>
-          <w:rFonts w:ascii="Times New Roman" w:hAnsi="Times New Roman" w:cs="Times New Roman"/>
-          <w:sz w:val="28"/>
-          <w:szCs w:val="28"/>
-          <w:lang w:val="en-US"/>
-        </w:rPr>
-        <w:t xml:space="preserve"> </w:t>
-      </w:r>
-      <w:r>
-        <w:rPr>
-          <w:rFonts w:ascii="Times New Roman" w:hAnsi="Times New Roman" w:cs="Times New Roman"/>
-          <w:sz w:val="28"/>
-          <w:szCs w:val="28"/>
-          <w:lang w:val="en-US"/>
-        </w:rPr>
-        <w:t>2010</w:t>
-      </w:r>
-      <w:r>
-        <w:rPr>
-          <w:rFonts w:ascii="Times New Roman" w:hAnsi="Times New Roman" w:cs="Times New Roman"/>
-          <w:sz w:val="28"/>
-          <w:szCs w:val="28"/>
-          <w:lang w:val="en-US"/>
-        </w:rPr>
-        <w:t xml:space="preserve"> – pp. 1370-1390</w:t>
-      </w:r>
-      <w:r>
-        <w:rPr>
-          <w:rFonts w:ascii="Times New Roman" w:hAnsi="Times New Roman" w:cs="Times New Roman"/>
-          <w:sz w:val="28"/>
-          <w:szCs w:val="28"/>
-          <w:lang w:val="en-US"/>
-        </w:rPr>
-        <w:t>.</w:t>
+        <w:t>T.J. Baker. Automatic Mesh Generation for Complex Three-Dimensional Regions Using a Constrained Delaunay Triangulation // Engineering With Computers, Springer-Verlag, № 5, p.p. 161-175, 1989</w:t>
       </w:r>
     </w:p>
     <w:p>
@@ -31767,7 +31173,25 @@
           <w:szCs w:val="28"/>
           <w:lang w:val="en-US"/>
         </w:rPr>
-        <w:t>28.</w:t>
+        <w:t>1</w:t>
+      </w:r>
+      <w:r>
+        <w:rPr>
+          <w:rFonts w:ascii="Times New Roman" w:hAnsi="Times New Roman" w:cs="Times New Roman"/>
+          <w:sz w:val="28"/>
+          <w:szCs w:val="28"/>
+          <w:lang w:val="en-US"/>
+        </w:rPr>
+        <w:t>4</w:t>
+      </w:r>
+      <w:r>
+        <w:rPr>
+          <w:rFonts w:ascii="Times New Roman" w:hAnsi="Times New Roman" w:cs="Times New Roman"/>
+          <w:sz w:val="28"/>
+          <w:szCs w:val="28"/>
+          <w:lang w:val="en-US"/>
+        </w:rPr>
+        <w:t>9.</w:t>
       </w:r>
       <w:r>
         <w:rPr>
@@ -31785,25 +31209,7 @@
           <w:szCs w:val="28"/>
           <w:lang w:val="en-US"/>
         </w:rPr>
-        <w:t>R. Hartley and A. Zisserman, Multiple View Geometry in Computer</w:t>
-      </w:r>
-      <w:r>
-        <w:rPr>
-          <w:rFonts w:ascii="Times New Roman" w:hAnsi="Times New Roman" w:cs="Times New Roman"/>
-          <w:sz w:val="28"/>
-          <w:szCs w:val="28"/>
-          <w:lang w:val="en-US"/>
-        </w:rPr>
-        <w:t xml:space="preserve"> </w:t>
-      </w:r>
-      <w:r>
-        <w:rPr>
-          <w:rFonts w:ascii="Times New Roman" w:hAnsi="Times New Roman" w:cs="Times New Roman"/>
-          <w:sz w:val="28"/>
-          <w:szCs w:val="28"/>
-          <w:lang w:val="en-US"/>
-        </w:rPr>
-        <w:t>Vision, 2nd ed. Cambridge University Press, 2004.</w:t>
+        <w:t>M.S. Shephard, M.K. Georges. Three-Dimensional Mesh Generation by Finite Octree Technique // International Journal for Numerical Methods in Engineering, vol. 32, p.p. 709-749, 1991.</w:t>
       </w:r>
     </w:p>
     <w:p>
@@ -31821,16 +31227,64 @@
           <w:rFonts w:ascii="Times New Roman" w:hAnsi="Times New Roman" w:cs="Times New Roman"/>
           <w:sz w:val="28"/>
           <w:szCs w:val="28"/>
-          <w:lang w:val="en-US"/>
-        </w:rPr>
-        <w:t>29.</w:t>
-      </w:r>
-      <w:r>
-        <w:rPr>
-          <w:rFonts w:ascii="Times New Roman" w:hAnsi="Times New Roman" w:cs="Times New Roman"/>
-          <w:sz w:val="28"/>
-          <w:szCs w:val="28"/>
-          <w:lang w:val="en-US"/>
+        </w:rPr>
+        <w:t>1</w:t>
+      </w:r>
+      <w:r>
+        <w:rPr>
+          <w:rFonts w:ascii="Times New Roman" w:hAnsi="Times New Roman" w:cs="Times New Roman"/>
+          <w:sz w:val="28"/>
+          <w:szCs w:val="28"/>
+        </w:rPr>
+        <w:t>5</w:t>
+      </w:r>
+      <w:r>
+        <w:rPr>
+          <w:rFonts w:ascii="Times New Roman" w:hAnsi="Times New Roman" w:cs="Times New Roman"/>
+          <w:sz w:val="28"/>
+          <w:szCs w:val="28"/>
+        </w:rPr>
+        <w:t>0.</w:t>
+      </w:r>
+      <w:r>
+        <w:rPr>
+          <w:rFonts w:ascii="Times New Roman" w:hAnsi="Times New Roman" w:cs="Times New Roman"/>
+          <w:sz w:val="28"/>
+          <w:szCs w:val="28"/>
+        </w:rPr>
+        <w:t xml:space="preserve"> Абрамович, Н. А. Основные принципы правильной топологии 3</w:t>
+      </w:r>
+      <w:r>
+        <w:rPr>
+          <w:rFonts w:ascii="Times New Roman" w:hAnsi="Times New Roman" w:cs="Times New Roman"/>
+          <w:sz w:val="28"/>
+          <w:szCs w:val="28"/>
+          <w:lang w:val="en-US"/>
+        </w:rPr>
+        <w:t>D</w:t>
+      </w:r>
+      <w:r>
+        <w:rPr>
+          <w:rFonts w:ascii="Times New Roman" w:hAnsi="Times New Roman" w:cs="Times New Roman"/>
+          <w:sz w:val="28"/>
+          <w:szCs w:val="28"/>
+        </w:rPr>
+        <w:t xml:space="preserve"> модели / Н. А. Абрамович, И. А. Коротков // Материалы докладов 50-й международной научно-технической конференции преподавателей и студентов, посвященной году науки : 50-я международная научно-техническая конференция: в 2-х томах, Витебск, 12–13 апреля 2017 года. Том 2. – Витебск: Витебский государственный технологический университет, 2017. – С. 47-50. – </w:t>
+      </w:r>
+      <w:r>
+        <w:rPr>
+          <w:rFonts w:ascii="Times New Roman" w:hAnsi="Times New Roman" w:cs="Times New Roman"/>
+          <w:sz w:val="28"/>
+          <w:szCs w:val="28"/>
+          <w:lang w:val="en-US"/>
+        </w:rPr>
+        <w:t>EDN</w:t>
+      </w:r>
+      <w:r>
+        <w:rPr>
+          <w:rFonts w:ascii="Times New Roman" w:hAnsi="Times New Roman" w:cs="Times New Roman"/>
+          <w:sz w:val="28"/>
+          <w:szCs w:val="28"/>
         </w:rPr>
         <w:t xml:space="preserve"> </w:t>
       </w:r>
@@ -31841,105 +31295,15 @@
           <w:szCs w:val="28"/>
           <w:lang w:val="en-US"/>
         </w:rPr>
-        <w:t xml:space="preserve">B. </w:t>
-      </w:r>
-      <w:proofErr w:type="spellStart"/>
-      <w:r>
-        <w:rPr>
-          <w:rFonts w:ascii="Times New Roman" w:hAnsi="Times New Roman" w:cs="Times New Roman"/>
-          <w:sz w:val="28"/>
-          <w:szCs w:val="28"/>
-          <w:lang w:val="en-US"/>
-        </w:rPr>
-        <w:t>Triggs</w:t>
-      </w:r>
-      <w:proofErr w:type="spellEnd"/>
-      <w:r>
-        <w:rPr>
-          <w:rFonts w:ascii="Times New Roman" w:hAnsi="Times New Roman" w:cs="Times New Roman"/>
-          <w:sz w:val="28"/>
-          <w:szCs w:val="28"/>
-          <w:lang w:val="en-US"/>
-        </w:rPr>
-        <w:t>, P. F. McLauchlan, R. I. Hartley, and A. W. Fitzgibbon,</w:t>
-      </w:r>
-      <w:r>
-        <w:rPr>
-          <w:rFonts w:ascii="Times New Roman" w:hAnsi="Times New Roman" w:cs="Times New Roman"/>
-          <w:sz w:val="28"/>
-          <w:szCs w:val="28"/>
-          <w:lang w:val="en-US"/>
-        </w:rPr>
-        <w:t xml:space="preserve"> </w:t>
-      </w:r>
-      <w:r>
-        <w:rPr>
-          <w:rFonts w:ascii="Times New Roman" w:hAnsi="Times New Roman" w:cs="Times New Roman"/>
-          <w:sz w:val="28"/>
-          <w:szCs w:val="28"/>
-          <w:lang w:val="en-US"/>
-        </w:rPr>
-        <w:t>“Bundle adjustment- a modern synthesis,” in Proceedings of the</w:t>
-      </w:r>
-      <w:r>
-        <w:rPr>
-          <w:rFonts w:ascii="Times New Roman" w:hAnsi="Times New Roman" w:cs="Times New Roman"/>
-          <w:sz w:val="28"/>
-          <w:szCs w:val="28"/>
-          <w:lang w:val="en-US"/>
-        </w:rPr>
-        <w:t xml:space="preserve"> </w:t>
-      </w:r>
-      <w:r>
-        <w:rPr>
-          <w:rFonts w:ascii="Times New Roman" w:hAnsi="Times New Roman" w:cs="Times New Roman"/>
-          <w:sz w:val="28"/>
-          <w:szCs w:val="28"/>
-          <w:lang w:val="en-US"/>
-        </w:rPr>
-        <w:t>International Workshop on Vision Algorithms. Springer</w:t>
-      </w:r>
-      <w:r>
-        <w:rPr>
-          <w:rFonts w:ascii="Times New Roman" w:hAnsi="Times New Roman" w:cs="Times New Roman"/>
-          <w:sz w:val="28"/>
-          <w:szCs w:val="28"/>
-        </w:rPr>
-        <w:t>-</w:t>
-      </w:r>
-      <w:r>
-        <w:rPr>
-          <w:rFonts w:ascii="Times New Roman" w:hAnsi="Times New Roman" w:cs="Times New Roman"/>
-          <w:sz w:val="28"/>
-          <w:szCs w:val="28"/>
-          <w:lang w:val="en-US"/>
-        </w:rPr>
-        <w:t>Verlag</w:t>
-      </w:r>
-      <w:r>
-        <w:rPr>
-          <w:rFonts w:ascii="Times New Roman" w:hAnsi="Times New Roman" w:cs="Times New Roman"/>
-          <w:sz w:val="28"/>
-          <w:szCs w:val="28"/>
-        </w:rPr>
-        <w:t xml:space="preserve">, 2000, </w:t>
-      </w:r>
-      <w:r>
-        <w:rPr>
-          <w:rFonts w:ascii="Times New Roman" w:hAnsi="Times New Roman" w:cs="Times New Roman"/>
-          <w:sz w:val="28"/>
-          <w:szCs w:val="28"/>
-          <w:lang w:val="en-US"/>
-        </w:rPr>
-        <w:t>pp</w:t>
-      </w:r>
-      <w:r>
-        <w:rPr>
-          <w:rFonts w:ascii="Times New Roman" w:hAnsi="Times New Roman" w:cs="Times New Roman"/>
-          <w:sz w:val="28"/>
-          <w:szCs w:val="28"/>
-        </w:rPr>
-        <w:t>. 298–372.</w:t>
+        <w:t>ZIWUNB</w:t>
+      </w:r>
+      <w:r>
+        <w:rPr>
+          <w:rFonts w:ascii="Times New Roman" w:hAnsi="Times New Roman" w:cs="Times New Roman"/>
+          <w:sz w:val="28"/>
+          <w:szCs w:val="28"/>
+        </w:rPr>
+        <w:t>.</w:t>
       </w:r>
     </w:p>
     <w:p>
@@ -31959,72 +31323,29 @@
           <w:sz w:val="28"/>
           <w:szCs w:val="28"/>
         </w:rPr>
-        <w:t>3</w:t>
-      </w:r>
-      <w:r>
-        <w:rPr>
-          <w:rFonts w:ascii="Times New Roman" w:hAnsi="Times New Roman" w:cs="Times New Roman"/>
-          <w:sz w:val="28"/>
-          <w:szCs w:val="28"/>
-        </w:rPr>
-        <w:t>0</w:t>
-      </w:r>
-      <w:r>
-        <w:rPr>
-          <w:rFonts w:ascii="Times New Roman" w:hAnsi="Times New Roman" w:cs="Times New Roman"/>
-          <w:sz w:val="28"/>
-          <w:szCs w:val="28"/>
-        </w:rPr>
-        <w:t xml:space="preserve">. </w:t>
-      </w:r>
-      <w:r>
-        <w:rPr>
-          <w:rFonts w:ascii="Times New Roman" w:hAnsi="Times New Roman" w:cs="Times New Roman"/>
-          <w:sz w:val="28"/>
-          <w:szCs w:val="28"/>
-        </w:rPr>
-        <w:t>Викторенков, А. Е. Исследование применения фотограмметрии для анализа характеристик поверхности объекта / А. Е. Викторенков, П. Ю. Якимов // Сборник трудов ИТНТ-2019, Самара, 21–24 мая 2019 года. Том</w:t>
-      </w:r>
-      <w:r>
-        <w:rPr>
-          <w:rFonts w:ascii="Times New Roman" w:hAnsi="Times New Roman" w:cs="Times New Roman"/>
-          <w:sz w:val="28"/>
-          <w:szCs w:val="28"/>
-          <w:lang w:val="en-US"/>
-        </w:rPr>
-        <w:t xml:space="preserve"> 4. – </w:t>
-      </w:r>
-      <w:r>
-        <w:rPr>
-          <w:rFonts w:ascii="Times New Roman" w:hAnsi="Times New Roman" w:cs="Times New Roman"/>
-          <w:sz w:val="28"/>
-          <w:szCs w:val="28"/>
-        </w:rPr>
-        <w:t>Самара</w:t>
-      </w:r>
-      <w:r>
-        <w:rPr>
-          <w:rFonts w:ascii="Times New Roman" w:hAnsi="Times New Roman" w:cs="Times New Roman"/>
-          <w:sz w:val="28"/>
-          <w:szCs w:val="28"/>
-          <w:lang w:val="en-US"/>
-        </w:rPr>
-        <w:t xml:space="preserve">: </w:t>
-      </w:r>
-      <w:r>
-        <w:rPr>
-          <w:rFonts w:ascii="Times New Roman" w:hAnsi="Times New Roman" w:cs="Times New Roman"/>
-          <w:sz w:val="28"/>
-          <w:szCs w:val="28"/>
-        </w:rPr>
-        <w:t>Новая</w:t>
-      </w:r>
-      <w:r>
-        <w:rPr>
-          <w:rFonts w:ascii="Times New Roman" w:hAnsi="Times New Roman" w:cs="Times New Roman"/>
-          <w:sz w:val="28"/>
-          <w:szCs w:val="28"/>
-          <w:lang w:val="en-US"/>
+        <w:t>1</w:t>
+      </w:r>
+      <w:r>
+        <w:rPr>
+          <w:rFonts w:ascii="Times New Roman" w:hAnsi="Times New Roman" w:cs="Times New Roman"/>
+          <w:sz w:val="28"/>
+          <w:szCs w:val="28"/>
+        </w:rPr>
+        <w:t>5</w:t>
+      </w:r>
+      <w:r>
+        <w:rPr>
+          <w:rFonts w:ascii="Times New Roman" w:hAnsi="Times New Roman" w:cs="Times New Roman"/>
+          <w:sz w:val="28"/>
+          <w:szCs w:val="28"/>
+        </w:rPr>
+        <w:t>1.</w:t>
+      </w:r>
+      <w:r>
+        <w:rPr>
+          <w:rFonts w:ascii="Times New Roman" w:hAnsi="Times New Roman" w:cs="Times New Roman"/>
+          <w:sz w:val="28"/>
+          <w:szCs w:val="28"/>
         </w:rPr>
         <w:t xml:space="preserve"> </w:t>
       </w:r>
@@ -32034,16 +31355,33 @@
           <w:sz w:val="28"/>
           <w:szCs w:val="28"/>
         </w:rPr>
-        <w:t>техника</w:t>
-      </w:r>
-      <w:r>
-        <w:rPr>
-          <w:rFonts w:ascii="Times New Roman" w:hAnsi="Times New Roman" w:cs="Times New Roman"/>
-          <w:sz w:val="28"/>
-          <w:szCs w:val="28"/>
-          <w:lang w:val="en-US"/>
-        </w:rPr>
-        <w:t xml:space="preserve">, 2019. – </w:t>
+        <w:t>Витиска, Н. И. Метод визуализации трёхмерных сцен и объектов воксельной графики для систем имитационного моделирования / Н. И. Витиска, Н. А. Гуляев // Известия ЮФУ. Технические</w:t>
+      </w:r>
+      <w:r>
+        <w:rPr>
+          <w:rFonts w:ascii="Times New Roman" w:hAnsi="Times New Roman" w:cs="Times New Roman"/>
+          <w:sz w:val="28"/>
+          <w:szCs w:val="28"/>
+          <w:lang w:val="en-US"/>
+        </w:rPr>
+        <w:t xml:space="preserve"> </w:t>
+      </w:r>
+      <w:r>
+        <w:rPr>
+          <w:rFonts w:ascii="Times New Roman" w:hAnsi="Times New Roman" w:cs="Times New Roman"/>
+          <w:sz w:val="28"/>
+          <w:szCs w:val="28"/>
+        </w:rPr>
+        <w:t>науки</w:t>
+      </w:r>
+      <w:r>
+        <w:rPr>
+          <w:rFonts w:ascii="Times New Roman" w:hAnsi="Times New Roman" w:cs="Times New Roman"/>
+          <w:sz w:val="28"/>
+          <w:szCs w:val="28"/>
+          <w:lang w:val="en-US"/>
+        </w:rPr>
+        <w:t xml:space="preserve">. – № 4(165). – </w:t>
       </w:r>
       <w:r>
         <w:rPr>
@@ -32060,43 +31398,7 @@
           <w:szCs w:val="28"/>
           <w:lang w:val="en-US"/>
         </w:rPr>
-        <w:t xml:space="preserve">. 1001-1007. – </w:t>
-      </w:r>
-      <w:r>
-        <w:rPr>
-          <w:rFonts w:ascii="Times New Roman" w:hAnsi="Times New Roman" w:cs="Times New Roman"/>
-          <w:sz w:val="28"/>
-          <w:szCs w:val="28"/>
-          <w:lang w:val="en-US"/>
-        </w:rPr>
-        <w:t>EDN</w:t>
-      </w:r>
-      <w:r>
-        <w:rPr>
-          <w:rFonts w:ascii="Times New Roman" w:hAnsi="Times New Roman" w:cs="Times New Roman"/>
-          <w:sz w:val="28"/>
-          <w:szCs w:val="28"/>
-          <w:lang w:val="en-US"/>
-        </w:rPr>
-        <w:t xml:space="preserve"> </w:t>
-      </w:r>
-      <w:r>
-        <w:rPr>
-          <w:rFonts w:ascii="Times New Roman" w:hAnsi="Times New Roman" w:cs="Times New Roman"/>
-          <w:sz w:val="28"/>
-          <w:szCs w:val="28"/>
-          <w:lang w:val="en-US"/>
-        </w:rPr>
-        <w:t>XUXEXE</w:t>
-      </w:r>
-      <w:r>
-        <w:rPr>
-          <w:rFonts w:ascii="Times New Roman" w:hAnsi="Times New Roman" w:cs="Times New Roman"/>
-          <w:sz w:val="28"/>
-          <w:szCs w:val="28"/>
-          <w:lang w:val="en-US"/>
-        </w:rPr>
-        <w:t>.</w:t>
+        <w:t>. 77-87. – EDN TYMOBT.</w:t>
       </w:r>
     </w:p>
     <w:p>
@@ -32117,15 +31419,6 @@
           <w:szCs w:val="28"/>
           <w:lang w:val="en-US"/>
         </w:rPr>
-        <w:t>3</w:t>
-      </w:r>
-      <w:r>
-        <w:rPr>
-          <w:rFonts w:ascii="Times New Roman" w:hAnsi="Times New Roman" w:cs="Times New Roman"/>
-          <w:sz w:val="28"/>
-          <w:szCs w:val="28"/>
-          <w:lang w:val="en-US"/>
-        </w:rPr>
         <w:t>1</w:t>
       </w:r>
       <w:r>
@@ -32135,6 +31428,24 @@
           <w:szCs w:val="28"/>
           <w:lang w:val="en-US"/>
         </w:rPr>
+        <w:t>5</w:t>
+      </w:r>
+      <w:r>
+        <w:rPr>
+          <w:rFonts w:ascii="Times New Roman" w:hAnsi="Times New Roman" w:cs="Times New Roman"/>
+          <w:sz w:val="28"/>
+          <w:szCs w:val="28"/>
+          <w:lang w:val="en-US"/>
+        </w:rPr>
+        <w:t>2</w:t>
+      </w:r>
+      <w:r>
+        <w:rPr>
+          <w:rFonts w:ascii="Times New Roman" w:hAnsi="Times New Roman" w:cs="Times New Roman"/>
+          <w:sz w:val="28"/>
+          <w:szCs w:val="28"/>
+          <w:lang w:val="en-US"/>
+        </w:rPr>
         <w:t>.</w:t>
       </w:r>
       <w:r>
@@ -32144,47 +31455,52 @@
           <w:szCs w:val="28"/>
           <w:lang w:val="en-US"/>
         </w:rPr>
-        <w:t xml:space="preserve"> </w:t>
-      </w:r>
-      <w:proofErr w:type="spellStart"/>
-      <w:r>
-        <w:rPr>
-          <w:rFonts w:ascii="Times New Roman" w:hAnsi="Times New Roman" w:cs="Times New Roman"/>
-          <w:sz w:val="28"/>
-          <w:szCs w:val="28"/>
-          <w:lang w:val="en-US"/>
-        </w:rPr>
-        <w:t>Viktorenkov</w:t>
-      </w:r>
-      <w:proofErr w:type="spellEnd"/>
-      <w:r>
-        <w:rPr>
-          <w:rFonts w:ascii="Times New Roman" w:hAnsi="Times New Roman" w:cs="Times New Roman"/>
-          <w:sz w:val="28"/>
-          <w:szCs w:val="28"/>
-          <w:lang w:val="en-US"/>
-        </w:rPr>
-        <w:t xml:space="preserve"> A.E., </w:t>
-      </w:r>
-      <w:proofErr w:type="spellStart"/>
-      <w:r>
-        <w:rPr>
-          <w:rFonts w:ascii="Times New Roman" w:hAnsi="Times New Roman" w:cs="Times New Roman"/>
-          <w:sz w:val="28"/>
-          <w:szCs w:val="28"/>
-          <w:lang w:val="en-US"/>
-        </w:rPr>
-        <w:t>Yakimov</w:t>
-      </w:r>
-      <w:proofErr w:type="spellEnd"/>
-      <w:r>
-        <w:rPr>
-          <w:rFonts w:ascii="Times New Roman" w:hAnsi="Times New Roman" w:cs="Times New Roman"/>
-          <w:sz w:val="28"/>
-          <w:szCs w:val="28"/>
-          <w:lang w:val="en-US"/>
-        </w:rPr>
-        <w:t xml:space="preserve"> P.U. Surface roughness estimation by using a 3D model reconstructed from multiple images // Journal of Physics: Conference Series. – 2019. –Vol. 1368. Issue 5.</w:t>
+        <w:t xml:space="preserve"> Harting V. </w:t>
+      </w:r>
+      <w:r>
+        <w:rPr>
+          <w:rFonts w:ascii="Times New Roman" w:hAnsi="Times New Roman" w:cs="Times New Roman"/>
+          <w:sz w:val="28"/>
+          <w:szCs w:val="28"/>
+          <w:lang w:val="en-US"/>
+        </w:rPr>
+        <w:t>Voxel-Based MRI Intensitometry Reveals Extent of Cerebral White Matter Pathology in Amyotrophic Lateral Sclerosis</w:t>
+      </w:r>
+      <w:r>
+        <w:rPr>
+          <w:rFonts w:ascii="Times New Roman" w:hAnsi="Times New Roman" w:cs="Times New Roman"/>
+          <w:sz w:val="28"/>
+          <w:szCs w:val="28"/>
+          <w:lang w:val="en-US"/>
+        </w:rPr>
+        <w:t xml:space="preserve"> / V. Harting, T. Preli // </w:t>
+      </w:r>
+      <w:r>
+        <w:rPr>
+          <w:rFonts w:ascii="Times New Roman" w:hAnsi="Times New Roman" w:cs="Times New Roman"/>
+          <w:sz w:val="28"/>
+          <w:szCs w:val="28"/>
+          <w:lang w:val="en-US"/>
+        </w:rPr>
+        <w:t>Banner Alzheimer's Institute</w:t>
+      </w:r>
+      <w:r>
+        <w:rPr>
+          <w:rFonts w:ascii="Times New Roman" w:hAnsi="Times New Roman" w:cs="Times New Roman"/>
+          <w:sz w:val="28"/>
+          <w:szCs w:val="28"/>
+          <w:lang w:val="en-US"/>
+        </w:rPr>
+        <w:t xml:space="preserve">. – 2014 – doi: </w:t>
+      </w:r>
+      <w:r>
+        <w:rPr>
+          <w:rFonts w:ascii="Times New Roman" w:hAnsi="Times New Roman" w:cs="Times New Roman"/>
+          <w:sz w:val="28"/>
+          <w:szCs w:val="28"/>
+          <w:lang w:val="en-US"/>
+        </w:rPr>
+        <w:t>https://doi.org/10.1371/journal.pone.0104894</w:t>
       </w:r>
     </w:p>
     <w:p>
@@ -32195,17 +31511,1116 @@
           <w:rFonts w:ascii="Times New Roman" w:hAnsi="Times New Roman" w:cs="Times New Roman"/>
           <w:sz w:val="28"/>
           <w:szCs w:val="28"/>
-          <w:lang w:val="en-US"/>
-        </w:rPr>
-      </w:pPr>
-      <w:r>
-        <w:rPr>
-          <w:rFonts w:ascii="Times New Roman" w:hAnsi="Times New Roman" w:cs="Times New Roman"/>
-          <w:sz w:val="28"/>
-          <w:szCs w:val="28"/>
-          <w:lang w:val="en-US"/>
+        </w:rPr>
+      </w:pPr>
+      <w:r>
+        <w:rPr>
+          <w:rFonts w:ascii="Times New Roman" w:hAnsi="Times New Roman" w:cs="Times New Roman"/>
+          <w:sz w:val="28"/>
+          <w:szCs w:val="28"/>
+        </w:rPr>
+        <w:t>1</w:t>
+      </w:r>
+      <w:r>
+        <w:rPr>
+          <w:rFonts w:ascii="Times New Roman" w:hAnsi="Times New Roman" w:cs="Times New Roman"/>
+          <w:sz w:val="28"/>
+          <w:szCs w:val="28"/>
+        </w:rPr>
+        <w:t>5</w:t>
+      </w:r>
+      <w:r>
+        <w:rPr>
+          <w:rFonts w:ascii="Times New Roman" w:hAnsi="Times New Roman" w:cs="Times New Roman"/>
+          <w:sz w:val="28"/>
+          <w:szCs w:val="28"/>
         </w:rPr>
         <w:t>3</w:t>
+      </w:r>
+      <w:r>
+        <w:rPr>
+          <w:rFonts w:ascii="Times New Roman" w:hAnsi="Times New Roman" w:cs="Times New Roman"/>
+          <w:sz w:val="28"/>
+          <w:szCs w:val="28"/>
+        </w:rPr>
+        <w:t>.</w:t>
+      </w:r>
+      <w:r>
+        <w:rPr>
+          <w:rFonts w:ascii="Times New Roman" w:hAnsi="Times New Roman" w:cs="Times New Roman"/>
+          <w:sz w:val="28"/>
+          <w:szCs w:val="28"/>
+        </w:rPr>
+        <w:t xml:space="preserve"> Воксельная морфометрия в оценке состояния головного мозга у пациенток после лечения рака молочной железы (часть 2) / А. Э. Николаева, М. Л. Поспелова, В. В. Красникова [и др.] // Российский журнал </w:t>
+      </w:r>
+      <w:r>
+        <w:rPr>
+          <w:rFonts w:ascii="Times New Roman" w:hAnsi="Times New Roman" w:cs="Times New Roman"/>
+          <w:sz w:val="28"/>
+          <w:szCs w:val="28"/>
+        </w:rPr>
+        <w:lastRenderedPageBreak/>
+        <w:t xml:space="preserve">персонализированной медицины. – 2024. – Т. 4, № 6. – С. 504-516. – </w:t>
+      </w:r>
+      <w:r>
+        <w:rPr>
+          <w:rFonts w:ascii="Times New Roman" w:hAnsi="Times New Roman" w:cs="Times New Roman"/>
+          <w:sz w:val="28"/>
+          <w:szCs w:val="28"/>
+          <w:lang w:val="en-US"/>
+        </w:rPr>
+        <w:t>DOI</w:t>
+      </w:r>
+      <w:r>
+        <w:rPr>
+          <w:rFonts w:ascii="Times New Roman" w:hAnsi="Times New Roman" w:cs="Times New Roman"/>
+          <w:sz w:val="28"/>
+          <w:szCs w:val="28"/>
+        </w:rPr>
+        <w:t xml:space="preserve"> 10.18705/2782-3806-2024-4-6-504-516. – </w:t>
+      </w:r>
+      <w:r>
+        <w:rPr>
+          <w:rFonts w:ascii="Times New Roman" w:hAnsi="Times New Roman" w:cs="Times New Roman"/>
+          <w:sz w:val="28"/>
+          <w:szCs w:val="28"/>
+          <w:lang w:val="en-US"/>
+        </w:rPr>
+        <w:t>EDN</w:t>
+      </w:r>
+      <w:r>
+        <w:rPr>
+          <w:rFonts w:ascii="Times New Roman" w:hAnsi="Times New Roman" w:cs="Times New Roman"/>
+          <w:sz w:val="28"/>
+          <w:szCs w:val="28"/>
+        </w:rPr>
+        <w:t xml:space="preserve"> </w:t>
+      </w:r>
+      <w:r>
+        <w:rPr>
+          <w:rFonts w:ascii="Times New Roman" w:hAnsi="Times New Roman" w:cs="Times New Roman"/>
+          <w:sz w:val="28"/>
+          <w:szCs w:val="28"/>
+          <w:lang w:val="en-US"/>
+        </w:rPr>
+        <w:t>SJAKGH</w:t>
+      </w:r>
+      <w:r>
+        <w:rPr>
+          <w:rFonts w:ascii="Times New Roman" w:hAnsi="Times New Roman" w:cs="Times New Roman"/>
+          <w:sz w:val="28"/>
+          <w:szCs w:val="28"/>
+        </w:rPr>
+        <w:t>.</w:t>
+      </w:r>
+    </w:p>
+    <w:p>
+      <w:pPr>
+        <w:spacing w:after="0" w:line="360" w:lineRule="auto"/>
+        <w:jc w:val="both"/>
+        <w:rPr>
+          <w:rFonts w:ascii="Times New Roman" w:hAnsi="Times New Roman" w:cs="Times New Roman"/>
+          <w:sz w:val="28"/>
+          <w:szCs w:val="28"/>
+          <w:lang w:val="en-US"/>
+        </w:rPr>
+      </w:pPr>
+      <w:r>
+        <w:rPr>
+          <w:rFonts w:ascii="Times New Roman" w:hAnsi="Times New Roman" w:cs="Times New Roman"/>
+          <w:sz w:val="28"/>
+          <w:szCs w:val="28"/>
+        </w:rPr>
+        <w:t>1</w:t>
+      </w:r>
+      <w:r>
+        <w:rPr>
+          <w:rFonts w:ascii="Times New Roman" w:hAnsi="Times New Roman" w:cs="Times New Roman"/>
+          <w:sz w:val="28"/>
+          <w:szCs w:val="28"/>
+        </w:rPr>
+        <w:t>5</w:t>
+      </w:r>
+      <w:r>
+        <w:rPr>
+          <w:rFonts w:ascii="Times New Roman" w:hAnsi="Times New Roman" w:cs="Times New Roman"/>
+          <w:sz w:val="28"/>
+          <w:szCs w:val="28"/>
+          <w:lang w:val="en-US"/>
+        </w:rPr>
+        <w:t xml:space="preserve">4. </w:t>
+      </w:r>
+      <w:r>
+        <w:rPr>
+          <w:rFonts w:ascii="Times New Roman" w:hAnsi="Times New Roman" w:cs="Times New Roman"/>
+          <w:sz w:val="28"/>
+          <w:szCs w:val="28"/>
+          <w:lang w:val="en-US"/>
+        </w:rPr>
+        <w:t xml:space="preserve">W. Thompson. </w:t>
+      </w:r>
+      <w:r>
+        <w:rPr>
+          <w:rFonts w:ascii="Times New Roman" w:hAnsi="Times New Roman" w:cs="Times New Roman"/>
+          <w:sz w:val="28"/>
+          <w:szCs w:val="28"/>
+          <w:lang w:val="en-US"/>
+        </w:rPr>
+        <w:t>Structure-from-motion based on information at surface boundaries</w:t>
+      </w:r>
+      <w:r>
+        <w:rPr>
+          <w:rFonts w:ascii="Times New Roman" w:hAnsi="Times New Roman" w:cs="Times New Roman"/>
+          <w:sz w:val="28"/>
+          <w:szCs w:val="28"/>
+          <w:lang w:val="en-US"/>
+        </w:rPr>
+        <w:t xml:space="preserve"> </w:t>
+      </w:r>
+      <w:r>
+        <w:rPr>
+          <w:rFonts w:ascii="Times New Roman" w:hAnsi="Times New Roman" w:cs="Times New Roman"/>
+          <w:sz w:val="28"/>
+          <w:szCs w:val="28"/>
+          <w:lang w:val="en-US"/>
+        </w:rPr>
+        <w:t>/ William, Thomson B.</w:t>
+      </w:r>
+      <w:r>
+        <w:rPr>
+          <w:rFonts w:ascii="Times New Roman" w:hAnsi="Times New Roman" w:cs="Times New Roman"/>
+          <w:sz w:val="28"/>
+          <w:szCs w:val="28"/>
+          <w:lang w:val="en-US"/>
+        </w:rPr>
+        <w:t xml:space="preserve"> // </w:t>
+      </w:r>
+      <w:r>
+        <w:rPr>
+          <w:rFonts w:ascii="Times New Roman" w:hAnsi="Times New Roman" w:cs="Times New Roman"/>
+          <w:sz w:val="28"/>
+          <w:szCs w:val="28"/>
+          <w:lang w:val="en-US"/>
+        </w:rPr>
+        <w:t>Biological Cybernetics</w:t>
+      </w:r>
+      <w:r>
+        <w:rPr>
+          <w:rFonts w:ascii="Times New Roman" w:hAnsi="Times New Roman" w:cs="Times New Roman"/>
+          <w:sz w:val="28"/>
+          <w:szCs w:val="28"/>
+          <w:lang w:val="en-US"/>
+        </w:rPr>
+        <w:t xml:space="preserve"> </w:t>
+      </w:r>
+      <w:r>
+        <w:rPr>
+          <w:rFonts w:ascii="Times New Roman" w:hAnsi="Times New Roman" w:cs="Times New Roman"/>
+          <w:sz w:val="28"/>
+          <w:szCs w:val="28"/>
+          <w:lang w:val="en-US"/>
+        </w:rPr>
+        <w:t xml:space="preserve">– </w:t>
+      </w:r>
+      <w:r>
+        <w:rPr>
+          <w:rFonts w:ascii="Times New Roman" w:hAnsi="Times New Roman" w:cs="Times New Roman"/>
+          <w:sz w:val="28"/>
+          <w:szCs w:val="28"/>
+          <w:lang w:val="en-US"/>
+        </w:rPr>
+        <w:t>Salt Lake</w:t>
+      </w:r>
+      <w:r>
+        <w:rPr>
+          <w:rFonts w:ascii="Times New Roman" w:hAnsi="Times New Roman" w:cs="Times New Roman"/>
+          <w:sz w:val="28"/>
+          <w:szCs w:val="28"/>
+          <w:lang w:val="en-US"/>
+        </w:rPr>
+        <w:t xml:space="preserve">, </w:t>
+      </w:r>
+      <w:r>
+        <w:rPr>
+          <w:rFonts w:ascii="Times New Roman" w:hAnsi="Times New Roman" w:cs="Times New Roman"/>
+          <w:sz w:val="28"/>
+          <w:szCs w:val="28"/>
+          <w:lang w:val="en-US"/>
+        </w:rPr>
+        <w:t>19</w:t>
+      </w:r>
+      <w:r>
+        <w:rPr>
+          <w:rFonts w:ascii="Times New Roman" w:hAnsi="Times New Roman" w:cs="Times New Roman"/>
+          <w:sz w:val="28"/>
+          <w:szCs w:val="28"/>
+          <w:lang w:val="en-US"/>
+        </w:rPr>
+        <w:t>9</w:t>
+      </w:r>
+      <w:r>
+        <w:rPr>
+          <w:rFonts w:ascii="Times New Roman" w:hAnsi="Times New Roman" w:cs="Times New Roman"/>
+          <w:sz w:val="28"/>
+          <w:szCs w:val="28"/>
+          <w:lang w:val="en-US"/>
+        </w:rPr>
+        <w:t xml:space="preserve">2 – </w:t>
+      </w:r>
+      <w:r>
+        <w:rPr>
+          <w:rFonts w:ascii="Times New Roman" w:hAnsi="Times New Roman" w:cs="Times New Roman"/>
+          <w:sz w:val="28"/>
+          <w:szCs w:val="28"/>
+          <w:lang w:val="en-US"/>
+        </w:rPr>
+        <w:t xml:space="preserve">DOI </w:t>
+      </w:r>
+      <w:r>
+        <w:rPr>
+          <w:rFonts w:ascii="Times New Roman" w:hAnsi="Times New Roman" w:cs="Times New Roman"/>
+          <w:sz w:val="28"/>
+          <w:szCs w:val="28"/>
+          <w:lang w:val="en-US"/>
+        </w:rPr>
+        <w:t>10.1007/BF00203669</w:t>
+      </w:r>
+      <w:r>
+        <w:rPr>
+          <w:rFonts w:ascii="Times New Roman" w:hAnsi="Times New Roman" w:cs="Times New Roman"/>
+          <w:sz w:val="28"/>
+          <w:szCs w:val="28"/>
+          <w:lang w:val="en-US"/>
+        </w:rPr>
+        <w:t>.</w:t>
+      </w:r>
+    </w:p>
+    <w:p>
+      <w:pPr>
+        <w:spacing w:after="0" w:line="360" w:lineRule="auto"/>
+        <w:jc w:val="both"/>
+        <w:rPr>
+          <w:rFonts w:ascii="Times New Roman" w:hAnsi="Times New Roman" w:cs="Times New Roman"/>
+          <w:sz w:val="28"/>
+          <w:szCs w:val="28"/>
+          <w:lang w:val="en-US"/>
+        </w:rPr>
+      </w:pPr>
+      <w:r>
+        <w:rPr>
+          <w:rFonts w:ascii="Times New Roman" w:hAnsi="Times New Roman" w:cs="Times New Roman"/>
+          <w:sz w:val="28"/>
+          <w:szCs w:val="28"/>
+        </w:rPr>
+        <w:t>1</w:t>
+      </w:r>
+      <w:r>
+        <w:rPr>
+          <w:rFonts w:ascii="Times New Roman" w:hAnsi="Times New Roman" w:cs="Times New Roman"/>
+          <w:sz w:val="28"/>
+          <w:szCs w:val="28"/>
+        </w:rPr>
+        <w:t>5</w:t>
+      </w:r>
+      <w:r>
+        <w:rPr>
+          <w:rFonts w:ascii="Times New Roman" w:hAnsi="Times New Roman" w:cs="Times New Roman"/>
+          <w:sz w:val="28"/>
+          <w:szCs w:val="28"/>
+          <w:lang w:val="en-US"/>
+        </w:rPr>
+        <w:t>5.</w:t>
+      </w:r>
+      <w:r>
+        <w:rPr>
+          <w:rFonts w:ascii="Times New Roman" w:hAnsi="Times New Roman" w:cs="Times New Roman"/>
+          <w:sz w:val="28"/>
+          <w:szCs w:val="28"/>
+          <w:lang w:val="en-US"/>
+        </w:rPr>
+        <w:t xml:space="preserve"> S. Ullman. </w:t>
+      </w:r>
+      <w:r>
+        <w:rPr>
+          <w:rFonts w:ascii="Times New Roman" w:hAnsi="Times New Roman" w:cs="Times New Roman"/>
+          <w:sz w:val="28"/>
+          <w:szCs w:val="28"/>
+          <w:lang w:val="en-US"/>
+        </w:rPr>
+        <w:t>The interpretation of structure from motion</w:t>
+      </w:r>
+      <w:r>
+        <w:rPr>
+          <w:rFonts w:ascii="Times New Roman" w:hAnsi="Times New Roman" w:cs="Times New Roman"/>
+          <w:sz w:val="28"/>
+          <w:szCs w:val="28"/>
+          <w:lang w:val="en-US"/>
+        </w:rPr>
+        <w:t xml:space="preserve"> / Ullman, Shimon // </w:t>
+      </w:r>
+      <w:r>
+        <w:rPr>
+          <w:rFonts w:ascii="Times New Roman" w:hAnsi="Times New Roman" w:cs="Times New Roman"/>
+          <w:sz w:val="28"/>
+          <w:szCs w:val="28"/>
+          <w:lang w:val="en-US"/>
+        </w:rPr>
+        <w:t>Proceedings of the Royal Society of London. Series B. Biological Sciences</w:t>
+      </w:r>
+      <w:r>
+        <w:rPr>
+          <w:rFonts w:ascii="Times New Roman" w:hAnsi="Times New Roman" w:cs="Times New Roman"/>
+          <w:sz w:val="28"/>
+          <w:szCs w:val="28"/>
+          <w:lang w:val="en-US"/>
+        </w:rPr>
+        <w:t xml:space="preserve"> – London, 1979</w:t>
+      </w:r>
+      <w:r>
+        <w:rPr>
+          <w:rFonts w:ascii="Times New Roman" w:hAnsi="Times New Roman" w:cs="Times New Roman"/>
+          <w:sz w:val="28"/>
+          <w:szCs w:val="28"/>
+          <w:lang w:val="en-US"/>
+        </w:rPr>
+        <w:t xml:space="preserve"> – DOI</w:t>
+      </w:r>
+      <w:r>
+        <w:rPr>
+          <w:rFonts w:ascii="Times New Roman" w:hAnsi="Times New Roman" w:cs="Times New Roman"/>
+          <w:sz w:val="28"/>
+          <w:szCs w:val="28"/>
+          <w:lang w:val="en-US"/>
+        </w:rPr>
+        <w:t xml:space="preserve"> 10.1098/RSPB.1979.0006</w:t>
+      </w:r>
+    </w:p>
+    <w:p>
+      <w:pPr>
+        <w:spacing w:after="0" w:line="360" w:lineRule="auto"/>
+        <w:jc w:val="both"/>
+        <w:rPr>
+          <w:rFonts w:ascii="Times New Roman" w:hAnsi="Times New Roman" w:cs="Times New Roman"/>
+          <w:sz w:val="28"/>
+          <w:szCs w:val="28"/>
+          <w:lang w:val="en-US"/>
+        </w:rPr>
+      </w:pPr>
+      <w:r>
+        <w:rPr>
+          <w:rFonts w:ascii="Times New Roman" w:hAnsi="Times New Roman" w:cs="Times New Roman"/>
+          <w:sz w:val="28"/>
+          <w:szCs w:val="28"/>
+          <w:lang w:val="en-US"/>
+        </w:rPr>
+        <w:t>1</w:t>
+      </w:r>
+      <w:r>
+        <w:rPr>
+          <w:rFonts w:ascii="Times New Roman" w:hAnsi="Times New Roman" w:cs="Times New Roman"/>
+          <w:sz w:val="28"/>
+          <w:szCs w:val="28"/>
+          <w:lang w:val="en-US"/>
+        </w:rPr>
+        <w:t>5</w:t>
+      </w:r>
+      <w:r>
+        <w:rPr>
+          <w:rFonts w:ascii="Times New Roman" w:hAnsi="Times New Roman" w:cs="Times New Roman"/>
+          <w:sz w:val="28"/>
+          <w:szCs w:val="28"/>
+          <w:lang w:val="en-US"/>
+        </w:rPr>
+        <w:t>6.</w:t>
+      </w:r>
+      <w:r>
+        <w:rPr>
+          <w:rFonts w:ascii="Times New Roman" w:hAnsi="Times New Roman" w:cs="Times New Roman"/>
+          <w:sz w:val="28"/>
+          <w:szCs w:val="28"/>
+          <w:lang w:val="en-US"/>
+        </w:rPr>
+        <w:t xml:space="preserve"> </w:t>
+      </w:r>
+      <w:r>
+        <w:rPr>
+          <w:rFonts w:ascii="Times New Roman" w:hAnsi="Times New Roman" w:cs="Times New Roman"/>
+          <w:sz w:val="28"/>
+          <w:szCs w:val="28"/>
+          <w:lang w:val="en-US"/>
+        </w:rPr>
+        <w:t>X. He, J. Sun, Y. Wang, S. Peng, Q. Huang, H. Bao, and X. Zhou,</w:t>
+      </w:r>
+      <w:r>
+        <w:rPr>
+          <w:rFonts w:ascii="Times New Roman" w:hAnsi="Times New Roman" w:cs="Times New Roman"/>
+          <w:sz w:val="28"/>
+          <w:szCs w:val="28"/>
+          <w:lang w:val="en-US"/>
+        </w:rPr>
+        <w:t xml:space="preserve"> </w:t>
+      </w:r>
+      <w:r>
+        <w:rPr>
+          <w:rFonts w:ascii="Times New Roman" w:hAnsi="Times New Roman" w:cs="Times New Roman"/>
+          <w:sz w:val="28"/>
+          <w:szCs w:val="28"/>
+          <w:lang w:val="en-US"/>
+        </w:rPr>
+        <w:t>Detector-free structure from motion,” in 2024 IEEE/CVF Conference</w:t>
+      </w:r>
+      <w:r>
+        <w:rPr>
+          <w:rFonts w:ascii="Times New Roman" w:hAnsi="Times New Roman" w:cs="Times New Roman"/>
+          <w:sz w:val="28"/>
+          <w:szCs w:val="28"/>
+          <w:lang w:val="en-US"/>
+        </w:rPr>
+        <w:t xml:space="preserve"> </w:t>
+      </w:r>
+      <w:r>
+        <w:rPr>
+          <w:rFonts w:ascii="Times New Roman" w:hAnsi="Times New Roman" w:cs="Times New Roman"/>
+          <w:sz w:val="28"/>
+          <w:szCs w:val="28"/>
+          <w:lang w:val="en-US"/>
+        </w:rPr>
+        <w:t>on Computer Vision and Pattern Recognition (CVPR), 2024, pp.</w:t>
+      </w:r>
+      <w:r>
+        <w:rPr>
+          <w:rFonts w:ascii="Times New Roman" w:hAnsi="Times New Roman" w:cs="Times New Roman"/>
+          <w:sz w:val="28"/>
+          <w:szCs w:val="28"/>
+          <w:lang w:val="en-US"/>
+        </w:rPr>
+        <w:t xml:space="preserve"> </w:t>
+      </w:r>
+      <w:r>
+        <w:rPr>
+          <w:rFonts w:ascii="Times New Roman" w:hAnsi="Times New Roman" w:cs="Times New Roman"/>
+          <w:sz w:val="28"/>
+          <w:szCs w:val="28"/>
+          <w:lang w:val="en-US"/>
+        </w:rPr>
+        <w:t>21594–21603.</w:t>
+      </w:r>
+    </w:p>
+    <w:p>
+      <w:pPr>
+        <w:spacing w:after="0" w:line="360" w:lineRule="auto"/>
+        <w:jc w:val="both"/>
+        <w:rPr>
+          <w:rFonts w:ascii="Times New Roman" w:hAnsi="Times New Roman" w:cs="Times New Roman"/>
+          <w:sz w:val="28"/>
+          <w:szCs w:val="28"/>
+          <w:lang w:val="en-US"/>
+        </w:rPr>
+      </w:pPr>
+      <w:r>
+        <w:rPr>
+          <w:rFonts w:ascii="Times New Roman" w:hAnsi="Times New Roman" w:cs="Times New Roman"/>
+          <w:sz w:val="28"/>
+          <w:szCs w:val="28"/>
+          <w:lang w:val="en-US"/>
+        </w:rPr>
+        <w:t>1</w:t>
+      </w:r>
+      <w:r>
+        <w:rPr>
+          <w:rFonts w:ascii="Times New Roman" w:hAnsi="Times New Roman" w:cs="Times New Roman"/>
+          <w:sz w:val="28"/>
+          <w:szCs w:val="28"/>
+          <w:lang w:val="en-US"/>
+        </w:rPr>
+        <w:t>5</w:t>
+      </w:r>
+      <w:r>
+        <w:rPr>
+          <w:rFonts w:ascii="Times New Roman" w:hAnsi="Times New Roman" w:cs="Times New Roman"/>
+          <w:sz w:val="28"/>
+          <w:szCs w:val="28"/>
+          <w:lang w:val="en-US"/>
+        </w:rPr>
+        <w:t>7.</w:t>
+      </w:r>
+      <w:r>
+        <w:rPr>
+          <w:rFonts w:ascii="Times New Roman" w:hAnsi="Times New Roman" w:cs="Times New Roman"/>
+          <w:sz w:val="28"/>
+          <w:szCs w:val="28"/>
+          <w:lang w:val="en-US"/>
+        </w:rPr>
+        <w:t xml:space="preserve"> </w:t>
+      </w:r>
+      <w:r>
+        <w:rPr>
+          <w:rFonts w:ascii="Times New Roman" w:hAnsi="Times New Roman" w:cs="Times New Roman"/>
+          <w:sz w:val="28"/>
+          <w:szCs w:val="28"/>
+          <w:lang w:val="en-US"/>
+        </w:rPr>
+        <w:t xml:space="preserve">N. Snavely, Scene Reconstruction and Visualization From Community Photo Collectios / Snavely N., Goesele M., Szeliski R., Shitz Steven M. // </w:t>
+      </w:r>
+      <w:r>
+        <w:rPr>
+          <w:rFonts w:ascii="Times New Roman" w:hAnsi="Times New Roman" w:cs="Times New Roman"/>
+          <w:sz w:val="28"/>
+          <w:szCs w:val="28"/>
+          <w:lang w:val="en-US"/>
+        </w:rPr>
+        <w:t>Proceedings of the IEEE</w:t>
+      </w:r>
+      <w:r>
+        <w:rPr>
+          <w:rFonts w:ascii="Times New Roman" w:hAnsi="Times New Roman" w:cs="Times New Roman"/>
+          <w:sz w:val="28"/>
+          <w:szCs w:val="28"/>
+          <w:lang w:val="en-US"/>
+        </w:rPr>
+        <w:t xml:space="preserve"> – V</w:t>
+      </w:r>
+      <w:r>
+        <w:rPr>
+          <w:rFonts w:ascii="Times New Roman" w:hAnsi="Times New Roman" w:cs="Times New Roman"/>
+          <w:sz w:val="28"/>
+          <w:szCs w:val="28"/>
+          <w:lang w:val="en-US"/>
+        </w:rPr>
+        <w:t>ol.98,</w:t>
+      </w:r>
+      <w:r>
+        <w:rPr>
+          <w:rFonts w:ascii="Times New Roman" w:hAnsi="Times New Roman" w:cs="Times New Roman"/>
+          <w:sz w:val="28"/>
+          <w:szCs w:val="28"/>
+          <w:lang w:val="en-US"/>
+        </w:rPr>
+        <w:t xml:space="preserve"> </w:t>
+      </w:r>
+      <w:r>
+        <w:rPr>
+          <w:rFonts w:ascii="Times New Roman" w:hAnsi="Times New Roman" w:cs="Times New Roman"/>
+          <w:sz w:val="28"/>
+          <w:szCs w:val="28"/>
+          <w:lang w:val="en-US"/>
+        </w:rPr>
+        <w:t>No.8</w:t>
+      </w:r>
+      <w:r>
+        <w:rPr>
+          <w:rFonts w:ascii="Times New Roman" w:hAnsi="Times New Roman" w:cs="Times New Roman"/>
+          <w:sz w:val="28"/>
+          <w:szCs w:val="28"/>
+          <w:lang w:val="en-US"/>
+        </w:rPr>
+        <w:t xml:space="preserve">, </w:t>
+      </w:r>
+      <w:r>
+        <w:rPr>
+          <w:rFonts w:ascii="Times New Roman" w:hAnsi="Times New Roman" w:cs="Times New Roman"/>
+          <w:sz w:val="28"/>
+          <w:szCs w:val="28"/>
+          <w:lang w:val="en-US"/>
+        </w:rPr>
+        <w:t>August</w:t>
+      </w:r>
+      <w:r>
+        <w:rPr>
+          <w:rFonts w:ascii="Times New Roman" w:hAnsi="Times New Roman" w:cs="Times New Roman"/>
+          <w:sz w:val="28"/>
+          <w:szCs w:val="28"/>
+          <w:lang w:val="en-US"/>
+        </w:rPr>
+        <w:t xml:space="preserve"> </w:t>
+      </w:r>
+      <w:r>
+        <w:rPr>
+          <w:rFonts w:ascii="Times New Roman" w:hAnsi="Times New Roman" w:cs="Times New Roman"/>
+          <w:sz w:val="28"/>
+          <w:szCs w:val="28"/>
+          <w:lang w:val="en-US"/>
+        </w:rPr>
+        <w:t>2010</w:t>
+      </w:r>
+      <w:r>
+        <w:rPr>
+          <w:rFonts w:ascii="Times New Roman" w:hAnsi="Times New Roman" w:cs="Times New Roman"/>
+          <w:sz w:val="28"/>
+          <w:szCs w:val="28"/>
+          <w:lang w:val="en-US"/>
+        </w:rPr>
+        <w:t xml:space="preserve"> – pp. 1370-1390</w:t>
+      </w:r>
+      <w:r>
+        <w:rPr>
+          <w:rFonts w:ascii="Times New Roman" w:hAnsi="Times New Roman" w:cs="Times New Roman"/>
+          <w:sz w:val="28"/>
+          <w:szCs w:val="28"/>
+          <w:lang w:val="en-US"/>
+        </w:rPr>
+        <w:t>.</w:t>
+      </w:r>
+    </w:p>
+    <w:p>
+      <w:pPr>
+        <w:spacing w:after="0" w:line="360" w:lineRule="auto"/>
+        <w:jc w:val="both"/>
+        <w:rPr>
+          <w:rFonts w:ascii="Times New Roman" w:hAnsi="Times New Roman" w:cs="Times New Roman"/>
+          <w:sz w:val="28"/>
+          <w:szCs w:val="28"/>
+          <w:lang w:val="en-US"/>
+        </w:rPr>
+      </w:pPr>
+      <w:r>
+        <w:rPr>
+          <w:rFonts w:ascii="Times New Roman" w:hAnsi="Times New Roman" w:cs="Times New Roman"/>
+          <w:sz w:val="28"/>
+          <w:szCs w:val="28"/>
+          <w:lang w:val="en-US"/>
+        </w:rPr>
+        <w:t>1</w:t>
+      </w:r>
+      <w:r>
+        <w:rPr>
+          <w:rFonts w:ascii="Times New Roman" w:hAnsi="Times New Roman" w:cs="Times New Roman"/>
+          <w:sz w:val="28"/>
+          <w:szCs w:val="28"/>
+          <w:lang w:val="en-US"/>
+        </w:rPr>
+        <w:t>5</w:t>
+      </w:r>
+      <w:r>
+        <w:rPr>
+          <w:rFonts w:ascii="Times New Roman" w:hAnsi="Times New Roman" w:cs="Times New Roman"/>
+          <w:sz w:val="28"/>
+          <w:szCs w:val="28"/>
+          <w:lang w:val="en-US"/>
+        </w:rPr>
+        <w:t>8.</w:t>
+      </w:r>
+      <w:r>
+        <w:rPr>
+          <w:rFonts w:ascii="Times New Roman" w:hAnsi="Times New Roman" w:cs="Times New Roman"/>
+          <w:sz w:val="28"/>
+          <w:szCs w:val="28"/>
+          <w:lang w:val="en-US"/>
+        </w:rPr>
+        <w:t xml:space="preserve"> </w:t>
+      </w:r>
+      <w:r>
+        <w:rPr>
+          <w:rFonts w:ascii="Times New Roman" w:hAnsi="Times New Roman" w:cs="Times New Roman"/>
+          <w:sz w:val="28"/>
+          <w:szCs w:val="28"/>
+          <w:lang w:val="en-US"/>
+        </w:rPr>
+        <w:t>R. Hartley and A. Zisserman, Multiple View Geometry in Computer</w:t>
+      </w:r>
+      <w:r>
+        <w:rPr>
+          <w:rFonts w:ascii="Times New Roman" w:hAnsi="Times New Roman" w:cs="Times New Roman"/>
+          <w:sz w:val="28"/>
+          <w:szCs w:val="28"/>
+          <w:lang w:val="en-US"/>
+        </w:rPr>
+        <w:t xml:space="preserve"> </w:t>
+      </w:r>
+      <w:r>
+        <w:rPr>
+          <w:rFonts w:ascii="Times New Roman" w:hAnsi="Times New Roman" w:cs="Times New Roman"/>
+          <w:sz w:val="28"/>
+          <w:szCs w:val="28"/>
+          <w:lang w:val="en-US"/>
+        </w:rPr>
+        <w:t>Vision, 2nd ed. Cambridge University Press, 2004.</w:t>
+      </w:r>
+    </w:p>
+    <w:p>
+      <w:pPr>
+        <w:spacing w:after="0" w:line="360" w:lineRule="auto"/>
+        <w:jc w:val="both"/>
+        <w:rPr>
+          <w:rFonts w:ascii="Times New Roman" w:hAnsi="Times New Roman" w:cs="Times New Roman"/>
+          <w:sz w:val="28"/>
+          <w:szCs w:val="28"/>
+        </w:rPr>
+      </w:pPr>
+      <w:r>
+        <w:rPr>
+          <w:rFonts w:ascii="Times New Roman" w:hAnsi="Times New Roman" w:cs="Times New Roman"/>
+          <w:sz w:val="28"/>
+          <w:szCs w:val="28"/>
+          <w:lang w:val="en-US"/>
+        </w:rPr>
+        <w:t>1</w:t>
+      </w:r>
+      <w:r>
+        <w:rPr>
+          <w:rFonts w:ascii="Times New Roman" w:hAnsi="Times New Roman" w:cs="Times New Roman"/>
+          <w:sz w:val="28"/>
+          <w:szCs w:val="28"/>
+          <w:lang w:val="en-US"/>
+        </w:rPr>
+        <w:t>5</w:t>
+      </w:r>
+      <w:r>
+        <w:rPr>
+          <w:rFonts w:ascii="Times New Roman" w:hAnsi="Times New Roman" w:cs="Times New Roman"/>
+          <w:sz w:val="28"/>
+          <w:szCs w:val="28"/>
+          <w:lang w:val="en-US"/>
+        </w:rPr>
+        <w:t>9.</w:t>
+      </w:r>
+      <w:r>
+        <w:rPr>
+          <w:rFonts w:ascii="Times New Roman" w:hAnsi="Times New Roman" w:cs="Times New Roman"/>
+          <w:sz w:val="28"/>
+          <w:szCs w:val="28"/>
+          <w:lang w:val="en-US"/>
+        </w:rPr>
+        <w:t xml:space="preserve"> </w:t>
+      </w:r>
+      <w:r>
+        <w:rPr>
+          <w:rFonts w:ascii="Times New Roman" w:hAnsi="Times New Roman" w:cs="Times New Roman"/>
+          <w:sz w:val="28"/>
+          <w:szCs w:val="28"/>
+          <w:lang w:val="en-US"/>
+        </w:rPr>
+        <w:t>B. Triggs, P. F. McLauchlan, R. I. Hartley, and A. W. Fitzgibbon,</w:t>
+      </w:r>
+      <w:r>
+        <w:rPr>
+          <w:rFonts w:ascii="Times New Roman" w:hAnsi="Times New Roman" w:cs="Times New Roman"/>
+          <w:sz w:val="28"/>
+          <w:szCs w:val="28"/>
+          <w:lang w:val="en-US"/>
+        </w:rPr>
+        <w:t xml:space="preserve"> </w:t>
+      </w:r>
+      <w:r>
+        <w:rPr>
+          <w:rFonts w:ascii="Times New Roman" w:hAnsi="Times New Roman" w:cs="Times New Roman"/>
+          <w:sz w:val="28"/>
+          <w:szCs w:val="28"/>
+          <w:lang w:val="en-US"/>
+        </w:rPr>
+        <w:t>“Bundle adjustment- a modern synthesis,” in Proceedings of the</w:t>
+      </w:r>
+      <w:r>
+        <w:rPr>
+          <w:rFonts w:ascii="Times New Roman" w:hAnsi="Times New Roman" w:cs="Times New Roman"/>
+          <w:sz w:val="28"/>
+          <w:szCs w:val="28"/>
+          <w:lang w:val="en-US"/>
+        </w:rPr>
+        <w:t xml:space="preserve"> </w:t>
+      </w:r>
+      <w:r>
+        <w:rPr>
+          <w:rFonts w:ascii="Times New Roman" w:hAnsi="Times New Roman" w:cs="Times New Roman"/>
+          <w:sz w:val="28"/>
+          <w:szCs w:val="28"/>
+          <w:lang w:val="en-US"/>
+        </w:rPr>
+        <w:t>International Workshop on Vision Algorithms. Springer</w:t>
+      </w:r>
+      <w:r>
+        <w:rPr>
+          <w:rFonts w:ascii="Times New Roman" w:hAnsi="Times New Roman" w:cs="Times New Roman"/>
+          <w:sz w:val="28"/>
+          <w:szCs w:val="28"/>
+        </w:rPr>
+        <w:t>-</w:t>
+      </w:r>
+      <w:r>
+        <w:rPr>
+          <w:rFonts w:ascii="Times New Roman" w:hAnsi="Times New Roman" w:cs="Times New Roman"/>
+          <w:sz w:val="28"/>
+          <w:szCs w:val="28"/>
+          <w:lang w:val="en-US"/>
+        </w:rPr>
+        <w:t>Verlag</w:t>
+      </w:r>
+      <w:r>
+        <w:rPr>
+          <w:rFonts w:ascii="Times New Roman" w:hAnsi="Times New Roman" w:cs="Times New Roman"/>
+          <w:sz w:val="28"/>
+          <w:szCs w:val="28"/>
+        </w:rPr>
+        <w:t xml:space="preserve">, 2000, </w:t>
+      </w:r>
+      <w:r>
+        <w:rPr>
+          <w:rFonts w:ascii="Times New Roman" w:hAnsi="Times New Roman" w:cs="Times New Roman"/>
+          <w:sz w:val="28"/>
+          <w:szCs w:val="28"/>
+          <w:lang w:val="en-US"/>
+        </w:rPr>
+        <w:t>pp</w:t>
+      </w:r>
+      <w:r>
+        <w:rPr>
+          <w:rFonts w:ascii="Times New Roman" w:hAnsi="Times New Roman" w:cs="Times New Roman"/>
+          <w:sz w:val="28"/>
+          <w:szCs w:val="28"/>
+        </w:rPr>
+        <w:t>. 298–372.</w:t>
+      </w:r>
+    </w:p>
+    <w:p>
+      <w:pPr>
+        <w:spacing w:after="0" w:line="360" w:lineRule="auto"/>
+        <w:jc w:val="both"/>
+        <w:rPr>
+          <w:rFonts w:ascii="Times New Roman" w:hAnsi="Times New Roman" w:cs="Times New Roman"/>
+          <w:sz w:val="28"/>
+          <w:szCs w:val="28"/>
+          <w:lang w:val="en-US"/>
+        </w:rPr>
+      </w:pPr>
+      <w:r>
+        <w:rPr>
+          <w:rFonts w:ascii="Times New Roman" w:hAnsi="Times New Roman" w:cs="Times New Roman"/>
+          <w:sz w:val="28"/>
+          <w:szCs w:val="28"/>
+        </w:rPr>
+        <w:t>1</w:t>
+      </w:r>
+      <w:r>
+        <w:rPr>
+          <w:rFonts w:ascii="Times New Roman" w:hAnsi="Times New Roman" w:cs="Times New Roman"/>
+          <w:sz w:val="28"/>
+          <w:szCs w:val="28"/>
+        </w:rPr>
+        <w:t>6</w:t>
+      </w:r>
+      <w:r>
+        <w:rPr>
+          <w:rFonts w:ascii="Times New Roman" w:hAnsi="Times New Roman" w:cs="Times New Roman"/>
+          <w:sz w:val="28"/>
+          <w:szCs w:val="28"/>
+        </w:rPr>
+        <w:t>0</w:t>
+      </w:r>
+      <w:r>
+        <w:rPr>
+          <w:rFonts w:ascii="Times New Roman" w:hAnsi="Times New Roman" w:cs="Times New Roman"/>
+          <w:sz w:val="28"/>
+          <w:szCs w:val="28"/>
+        </w:rPr>
+        <w:t xml:space="preserve">. </w:t>
+      </w:r>
+      <w:r>
+        <w:rPr>
+          <w:rFonts w:ascii="Times New Roman" w:hAnsi="Times New Roman" w:cs="Times New Roman"/>
+          <w:sz w:val="28"/>
+          <w:szCs w:val="28"/>
+        </w:rPr>
+        <w:t>Викторенков, А. Е. Исследование применения фотограмметрии для анализа характеристик поверхности объекта / А. Е. Викторенков, П. Ю. Якимов // Сборник трудов ИТНТ-2019, Самара, 21–24 мая 2019 года. Том</w:t>
+      </w:r>
+      <w:r>
+        <w:rPr>
+          <w:rFonts w:ascii="Times New Roman" w:hAnsi="Times New Roman" w:cs="Times New Roman"/>
+          <w:sz w:val="28"/>
+          <w:szCs w:val="28"/>
+          <w:lang w:val="en-US"/>
+        </w:rPr>
+        <w:t xml:space="preserve"> 4. – </w:t>
+      </w:r>
+      <w:r>
+        <w:rPr>
+          <w:rFonts w:ascii="Times New Roman" w:hAnsi="Times New Roman" w:cs="Times New Roman"/>
+          <w:sz w:val="28"/>
+          <w:szCs w:val="28"/>
+        </w:rPr>
+        <w:t>Самара</w:t>
+      </w:r>
+      <w:r>
+        <w:rPr>
+          <w:rFonts w:ascii="Times New Roman" w:hAnsi="Times New Roman" w:cs="Times New Roman"/>
+          <w:sz w:val="28"/>
+          <w:szCs w:val="28"/>
+          <w:lang w:val="en-US"/>
+        </w:rPr>
+        <w:t xml:space="preserve">: </w:t>
+      </w:r>
+      <w:r>
+        <w:rPr>
+          <w:rFonts w:ascii="Times New Roman" w:hAnsi="Times New Roman" w:cs="Times New Roman"/>
+          <w:sz w:val="28"/>
+          <w:szCs w:val="28"/>
+        </w:rPr>
+        <w:t>Новая</w:t>
+      </w:r>
+      <w:r>
+        <w:rPr>
+          <w:rFonts w:ascii="Times New Roman" w:hAnsi="Times New Roman" w:cs="Times New Roman"/>
+          <w:sz w:val="28"/>
+          <w:szCs w:val="28"/>
+          <w:lang w:val="en-US"/>
+        </w:rPr>
+        <w:t xml:space="preserve"> </w:t>
+      </w:r>
+      <w:r>
+        <w:rPr>
+          <w:rFonts w:ascii="Times New Roman" w:hAnsi="Times New Roman" w:cs="Times New Roman"/>
+          <w:sz w:val="28"/>
+          <w:szCs w:val="28"/>
+        </w:rPr>
+        <w:t>техника</w:t>
+      </w:r>
+      <w:r>
+        <w:rPr>
+          <w:rFonts w:ascii="Times New Roman" w:hAnsi="Times New Roman" w:cs="Times New Roman"/>
+          <w:sz w:val="28"/>
+          <w:szCs w:val="28"/>
+          <w:lang w:val="en-US"/>
+        </w:rPr>
+        <w:t xml:space="preserve">, 2019. – </w:t>
+      </w:r>
+      <w:r>
+        <w:rPr>
+          <w:rFonts w:ascii="Times New Roman" w:hAnsi="Times New Roman" w:cs="Times New Roman"/>
+          <w:sz w:val="28"/>
+          <w:szCs w:val="28"/>
+        </w:rPr>
+        <w:t>С</w:t>
+      </w:r>
+      <w:r>
+        <w:rPr>
+          <w:rFonts w:ascii="Times New Roman" w:hAnsi="Times New Roman" w:cs="Times New Roman"/>
+          <w:sz w:val="28"/>
+          <w:szCs w:val="28"/>
+          <w:lang w:val="en-US"/>
+        </w:rPr>
+        <w:t xml:space="preserve">. 1001-1007. – </w:t>
+      </w:r>
+      <w:r>
+        <w:rPr>
+          <w:rFonts w:ascii="Times New Roman" w:hAnsi="Times New Roman" w:cs="Times New Roman"/>
+          <w:sz w:val="28"/>
+          <w:szCs w:val="28"/>
+          <w:lang w:val="en-US"/>
+        </w:rPr>
+        <w:t>EDN</w:t>
+      </w:r>
+      <w:r>
+        <w:rPr>
+          <w:rFonts w:ascii="Times New Roman" w:hAnsi="Times New Roman" w:cs="Times New Roman"/>
+          <w:sz w:val="28"/>
+          <w:szCs w:val="28"/>
+          <w:lang w:val="en-US"/>
+        </w:rPr>
+        <w:t xml:space="preserve"> </w:t>
+      </w:r>
+      <w:r>
+        <w:rPr>
+          <w:rFonts w:ascii="Times New Roman" w:hAnsi="Times New Roman" w:cs="Times New Roman"/>
+          <w:sz w:val="28"/>
+          <w:szCs w:val="28"/>
+          <w:lang w:val="en-US"/>
+        </w:rPr>
+        <w:t>XUXEXE</w:t>
+      </w:r>
+      <w:r>
+        <w:rPr>
+          <w:rFonts w:ascii="Times New Roman" w:hAnsi="Times New Roman" w:cs="Times New Roman"/>
+          <w:sz w:val="28"/>
+          <w:szCs w:val="28"/>
+          <w:lang w:val="en-US"/>
+        </w:rPr>
+        <w:t>.</w:t>
+      </w:r>
+    </w:p>
+    <w:p>
+      <w:pPr>
+        <w:spacing w:after="0" w:line="360" w:lineRule="auto"/>
+        <w:jc w:val="both"/>
+        <w:rPr>
+          <w:rFonts w:ascii="Times New Roman" w:hAnsi="Times New Roman" w:cs="Times New Roman"/>
+          <w:sz w:val="28"/>
+          <w:szCs w:val="28"/>
+          <w:lang w:val="en-US"/>
+        </w:rPr>
+      </w:pPr>
+      <w:r>
+        <w:rPr>
+          <w:rFonts w:ascii="Times New Roman" w:hAnsi="Times New Roman" w:cs="Times New Roman"/>
+          <w:sz w:val="28"/>
+          <w:szCs w:val="28"/>
+          <w:lang w:val="en-US"/>
+        </w:rPr>
+        <w:t>1</w:t>
+      </w:r>
+      <w:r>
+        <w:rPr>
+          <w:rFonts w:ascii="Times New Roman" w:hAnsi="Times New Roman" w:cs="Times New Roman"/>
+          <w:sz w:val="28"/>
+          <w:szCs w:val="28"/>
+          <w:lang w:val="en-US"/>
+        </w:rPr>
+        <w:t>6</w:t>
+      </w:r>
+      <w:r>
+        <w:rPr>
+          <w:rFonts w:ascii="Times New Roman" w:hAnsi="Times New Roman" w:cs="Times New Roman"/>
+          <w:sz w:val="28"/>
+          <w:szCs w:val="28"/>
+          <w:lang w:val="en-US"/>
+        </w:rPr>
+        <w:t>1</w:t>
+      </w:r>
+      <w:r>
+        <w:rPr>
+          <w:rFonts w:ascii="Times New Roman" w:hAnsi="Times New Roman" w:cs="Times New Roman"/>
+          <w:sz w:val="28"/>
+          <w:szCs w:val="28"/>
+          <w:lang w:val="en-US"/>
+        </w:rPr>
+        <w:t>.</w:t>
+      </w:r>
+      <w:r>
+        <w:rPr>
+          <w:rFonts w:ascii="Times New Roman" w:hAnsi="Times New Roman" w:cs="Times New Roman"/>
+          <w:sz w:val="28"/>
+          <w:szCs w:val="28"/>
+          <w:lang w:val="en-US"/>
+        </w:rPr>
+        <w:t xml:space="preserve"> Viktorenkov A.E., Yakimov P.U. Surface roughness estimation by using a 3D model reconstructed from multiple images // Journal of Physics: Conference Series. – 2019. –Vol. 1368. Issue 5.</w:t>
+      </w:r>
+    </w:p>
+    <w:p>
+      <w:pPr>
+        <w:spacing w:after="0" w:line="360" w:lineRule="auto"/>
+        <w:jc w:val="both"/>
+        <w:rPr>
+          <w:rFonts w:ascii="Times New Roman" w:hAnsi="Times New Roman" w:cs="Times New Roman"/>
+          <w:sz w:val="28"/>
+          <w:szCs w:val="28"/>
+          <w:lang w:val="en-US"/>
+        </w:rPr>
+      </w:pPr>
+      <w:r>
+        <w:rPr>
+          <w:rFonts w:ascii="Times New Roman" w:hAnsi="Times New Roman" w:cs="Times New Roman"/>
+          <w:sz w:val="28"/>
+          <w:szCs w:val="28"/>
+          <w:lang w:val="en-US"/>
+        </w:rPr>
+        <w:t>1</w:t>
+      </w:r>
+      <w:r>
+        <w:rPr>
+          <w:rFonts w:ascii="Times New Roman" w:hAnsi="Times New Roman" w:cs="Times New Roman"/>
+          <w:sz w:val="28"/>
+          <w:szCs w:val="28"/>
+          <w:lang w:val="en-US"/>
+        </w:rPr>
+        <w:t>6</w:t>
       </w:r>
       <w:r>
         <w:rPr>
@@ -32281,9 +32696,19 @@
           <w:rFonts w:ascii="Times New Roman" w:hAnsi="Times New Roman" w:cs="Times New Roman"/>
           <w:sz w:val="28"/>
           <w:szCs w:val="28"/>
-          <w:lang w:val="en-US"/>
-        </w:rPr>
-        <w:t xml:space="preserve">33. </w:t>
+        </w:rPr>
+        <w:t>163</w:t>
+      </w:r>
+      <w:bookmarkStart w:id="47" w:name="_GoBack"/>
+      <w:bookmarkEnd w:id="47"/>
+      <w:r>
+        <w:rPr>
+          <w:rFonts w:ascii="Times New Roman" w:hAnsi="Times New Roman" w:cs="Times New Roman"/>
+          <w:sz w:val="28"/>
+          <w:szCs w:val="28"/>
+          <w:lang w:val="en-US"/>
+        </w:rPr>
+        <w:t xml:space="preserve">. </w:t>
       </w:r>
     </w:p>
     <w:sectPr>
@@ -32299,7 +32724,7 @@
 </file>
 
 <file path=word/endnotes.xml><?xml version="1.0" encoding="utf-8"?>
-<w:endnotes xmlns:wpc="http://schemas.microsoft.com/office/word/2010/wordprocessingCanvas" xmlns:cx="http://schemas.microsoft.com/office/drawing/2014/chartex" xmlns:cx1="http://schemas.microsoft.com/office/drawing/2015/9/8/chartex" xmlns:cx2="http://schemas.microsoft.com/office/drawing/2015/10/21/chartex" xmlns:cx3="http://schemas.microsoft.com/office/drawing/2016/5/9/chartex" xmlns:cx4="http://schemas.microsoft.com/office/drawing/2016/5/10/chartex" xmlns:cx5="http://schemas.microsoft.com/office/drawing/2016/5/11/chartex" xmlns:cx6="http://schemas.microsoft.com/office/drawing/2016/5/12/chartex" xmlns:cx7="http://schemas.microsoft.com/office/drawing/2016/5/13/chartex" xmlns:cx8="http://schemas.microsoft.com/office/drawing/2016/5/14/chartex" xmlns:mc="http://schemas.openxmlformats.org/markup-compatibility/2006" xmlns:aink="http://schemas.microsoft.com/office/drawing/2016/ink" xmlns:am3d="http://schemas.microsoft.com/office/drawing/2017/model3d" xmlns:o="urn:schemas-microsoft-com:office:office" xmlns:oel="http://schemas.microsoft.com/office/2019/extlst" xmlns:r="http://schemas.openxmlformats.org/officeDocument/2006/relationships" xmlns:m="http://schemas.openxmlformats.org/officeDocument/2006/math" xmlns:v="urn:schemas-microsoft-com:vml" xmlns:wp14="http://schemas.microsoft.com/office/word/2010/wordprocessingDrawing" xmlns:wp="http://schemas.openxmlformats.org/drawingml/2006/wordprocessingDrawing" xmlns:w10="urn:schemas-microsoft-com:office:word" xmlns:w="http://schemas.openxmlformats.org/wordprocessingml/2006/main" xmlns:w14="http://schemas.microsoft.com/office/word/2010/wordml" xmlns:w15="http://schemas.microsoft.com/office/word/2012/wordml" xmlns:w16cex="http://schemas.microsoft.com/office/word/2018/wordml/cex" xmlns:w16cid="http://schemas.microsoft.com/office/word/2016/wordml/cid" xmlns:w16="http://schemas.microsoft.com/office/word/2018/wordml" xmlns:w16sdtdh="http://schemas.microsoft.com/office/word/2020/wordml/sdtdatahash" xmlns:w16se="http://schemas.microsoft.com/office/word/2015/wordml/symex" xmlns:wpg="http://schemas.microsoft.com/office/word/2010/wordprocessingGroup" xmlns:wpi="http://schemas.microsoft.com/office/word/2010/wordprocessingInk" xmlns:wne="http://schemas.microsoft.com/office/word/2006/wordml" xmlns:wps="http://schemas.microsoft.com/office/word/2010/wordprocessingShape" mc:Ignorable="w14 w15 w16se w16cid w16 w16cex w16sdtdh wp14">
+<w:endnotes xmlns:wpc="http://schemas.microsoft.com/office/word/2010/wordprocessingCanvas" xmlns:cx="http://schemas.microsoft.com/office/drawing/2014/chartex" xmlns:cx1="http://schemas.microsoft.com/office/drawing/2015/9/8/chartex" xmlns:cx2="http://schemas.microsoft.com/office/drawing/2015/10/21/chartex" xmlns:cx3="http://schemas.microsoft.com/office/drawing/2016/5/9/chartex" xmlns:cx4="http://schemas.microsoft.com/office/drawing/2016/5/10/chartex" xmlns:cx5="http://schemas.microsoft.com/office/drawing/2016/5/11/chartex" xmlns:cx6="http://schemas.microsoft.com/office/drawing/2016/5/12/chartex" xmlns:cx7="http://schemas.microsoft.com/office/drawing/2016/5/13/chartex" xmlns:cx8="http://schemas.microsoft.com/office/drawing/2016/5/14/chartex" xmlns:mc="http://schemas.openxmlformats.org/markup-compatibility/2006" xmlns:aink="http://schemas.microsoft.com/office/drawing/2016/ink" xmlns:am3d="http://schemas.microsoft.com/office/drawing/2017/model3d" xmlns:o="urn:schemas-microsoft-com:office:office" xmlns:r="http://schemas.openxmlformats.org/officeDocument/2006/relationships" xmlns:m="http://schemas.openxmlformats.org/officeDocument/2006/math" xmlns:v="urn:schemas-microsoft-com:vml" xmlns:wp14="http://schemas.microsoft.com/office/word/2010/wordprocessingDrawing" xmlns:wp="http://schemas.openxmlformats.org/drawingml/2006/wordprocessingDrawing" xmlns:w10="urn:schemas-microsoft-com:office:word" xmlns:w="http://schemas.openxmlformats.org/wordprocessingml/2006/main" xmlns:w14="http://schemas.microsoft.com/office/word/2010/wordml" xmlns:w15="http://schemas.microsoft.com/office/word/2012/wordml" xmlns:w16cid="http://schemas.microsoft.com/office/word/2016/wordml/cid" xmlns:w16se="http://schemas.microsoft.com/office/word/2015/wordml/symex" xmlns:wpg="http://schemas.microsoft.com/office/word/2010/wordprocessingGroup" xmlns:wpi="http://schemas.microsoft.com/office/word/2010/wordprocessingInk" xmlns:wne="http://schemas.microsoft.com/office/word/2006/wordml" xmlns:wps="http://schemas.microsoft.com/office/word/2010/wordprocessingShape" mc:Ignorable="w14 w15 w16se w16cid wp14">
   <w:endnote w:type="separator" w:id="-1">
     <w:p>
       <w:pPr>
@@ -32324,7 +32749,7 @@
 </file>
 
 <file path=word/footer1.xml><?xml version="1.0" encoding="utf-8"?>
-<w:ftr xmlns:wpc="http://schemas.microsoft.com/office/word/2010/wordprocessingCanvas" xmlns:cx="http://schemas.microsoft.com/office/drawing/2014/chartex" xmlns:cx1="http://schemas.microsoft.com/office/drawing/2015/9/8/chartex" xmlns:cx2="http://schemas.microsoft.com/office/drawing/2015/10/21/chartex" xmlns:cx3="http://schemas.microsoft.com/office/drawing/2016/5/9/chartex" xmlns:cx4="http://schemas.microsoft.com/office/drawing/2016/5/10/chartex" xmlns:cx5="http://schemas.microsoft.com/office/drawing/2016/5/11/chartex" xmlns:cx6="http://schemas.microsoft.com/office/drawing/2016/5/12/chartex" xmlns:cx7="http://schemas.microsoft.com/office/drawing/2016/5/13/chartex" xmlns:cx8="http://schemas.microsoft.com/office/drawing/2016/5/14/chartex" xmlns:mc="http://schemas.openxmlformats.org/markup-compatibility/2006" xmlns:aink="http://schemas.microsoft.com/office/drawing/2016/ink" xmlns:am3d="http://schemas.microsoft.com/office/drawing/2017/model3d" xmlns:o="urn:schemas-microsoft-com:office:office" xmlns:oel="http://schemas.microsoft.com/office/2019/extlst" xmlns:r="http://schemas.openxmlformats.org/officeDocument/2006/relationships" xmlns:m="http://schemas.openxmlformats.org/officeDocument/2006/math" xmlns:v="urn:schemas-microsoft-com:vml" xmlns:wp14="http://schemas.microsoft.com/office/word/2010/wordprocessingDrawing" xmlns:wp="http://schemas.openxmlformats.org/drawingml/2006/wordprocessingDrawing" xmlns:w10="urn:schemas-microsoft-com:office:word" xmlns:w="http://schemas.openxmlformats.org/wordprocessingml/2006/main" xmlns:w14="http://schemas.microsoft.com/office/word/2010/wordml" xmlns:w15="http://schemas.microsoft.com/office/word/2012/wordml" xmlns:w16cex="http://schemas.microsoft.com/office/word/2018/wordml/cex" xmlns:w16cid="http://schemas.microsoft.com/office/word/2016/wordml/cid" xmlns:w16="http://schemas.microsoft.com/office/word/2018/wordml" xmlns:w16sdtdh="http://schemas.microsoft.com/office/word/2020/wordml/sdtdatahash" xmlns:w16se="http://schemas.microsoft.com/office/word/2015/wordml/symex" xmlns:wpg="http://schemas.microsoft.com/office/word/2010/wordprocessingGroup" xmlns:wpi="http://schemas.microsoft.com/office/word/2010/wordprocessingInk" xmlns:wne="http://schemas.microsoft.com/office/word/2006/wordml" xmlns:wps="http://schemas.microsoft.com/office/word/2010/wordprocessingShape" mc:Ignorable="w14 w15 w16se w16cid w16 w16cex w16sdtdh wp14">
+<w:ftr xmlns:wpc="http://schemas.microsoft.com/office/word/2010/wordprocessingCanvas" xmlns:cx="http://schemas.microsoft.com/office/drawing/2014/chartex" xmlns:cx1="http://schemas.microsoft.com/office/drawing/2015/9/8/chartex" xmlns:cx2="http://schemas.microsoft.com/office/drawing/2015/10/21/chartex" xmlns:cx3="http://schemas.microsoft.com/office/drawing/2016/5/9/chartex" xmlns:cx4="http://schemas.microsoft.com/office/drawing/2016/5/10/chartex" xmlns:cx5="http://schemas.microsoft.com/office/drawing/2016/5/11/chartex" xmlns:cx6="http://schemas.microsoft.com/office/drawing/2016/5/12/chartex" xmlns:cx7="http://schemas.microsoft.com/office/drawing/2016/5/13/chartex" xmlns:cx8="http://schemas.microsoft.com/office/drawing/2016/5/14/chartex" xmlns:mc="http://schemas.openxmlformats.org/markup-compatibility/2006" xmlns:aink="http://schemas.microsoft.com/office/drawing/2016/ink" xmlns:am3d="http://schemas.microsoft.com/office/drawing/2017/model3d" xmlns:o="urn:schemas-microsoft-com:office:office" xmlns:r="http://schemas.openxmlformats.org/officeDocument/2006/relationships" xmlns:m="http://schemas.openxmlformats.org/officeDocument/2006/math" xmlns:v="urn:schemas-microsoft-com:vml" xmlns:wp14="http://schemas.microsoft.com/office/word/2010/wordprocessingDrawing" xmlns:wp="http://schemas.openxmlformats.org/drawingml/2006/wordprocessingDrawing" xmlns:w10="urn:schemas-microsoft-com:office:word" xmlns:w="http://schemas.openxmlformats.org/wordprocessingml/2006/main" xmlns:w14="http://schemas.microsoft.com/office/word/2010/wordml" xmlns:w15="http://schemas.microsoft.com/office/word/2012/wordml" xmlns:w16cid="http://schemas.microsoft.com/office/word/2016/wordml/cid" xmlns:w16se="http://schemas.microsoft.com/office/word/2015/wordml/symex" xmlns:wpg="http://schemas.microsoft.com/office/word/2010/wordprocessingGroup" xmlns:wpi="http://schemas.microsoft.com/office/word/2010/wordprocessingInk" xmlns:wne="http://schemas.microsoft.com/office/word/2006/wordml" xmlns:wps="http://schemas.microsoft.com/office/word/2010/wordprocessingShape" mc:Ignorable="w14 w15 w16se w16cid wp14">
   <w:sdt>
     <w:sdtPr>
       <w:id w:val="1823383174"/>
@@ -32398,7 +32823,7 @@
 </file>
 
 <file path=word/footnotes.xml><?xml version="1.0" encoding="utf-8"?>
-<w:footnotes xmlns:wpc="http://schemas.microsoft.com/office/word/2010/wordprocessingCanvas" xmlns:cx="http://schemas.microsoft.com/office/drawing/2014/chartex" xmlns:cx1="http://schemas.microsoft.com/office/drawing/2015/9/8/chartex" xmlns:cx2="http://schemas.microsoft.com/office/drawing/2015/10/21/chartex" xmlns:cx3="http://schemas.microsoft.com/office/drawing/2016/5/9/chartex" xmlns:cx4="http://schemas.microsoft.com/office/drawing/2016/5/10/chartex" xmlns:cx5="http://schemas.microsoft.com/office/drawing/2016/5/11/chartex" xmlns:cx6="http://schemas.microsoft.com/office/drawing/2016/5/12/chartex" xmlns:cx7="http://schemas.microsoft.com/office/drawing/2016/5/13/chartex" xmlns:cx8="http://schemas.microsoft.com/office/drawing/2016/5/14/chartex" xmlns:mc="http://schemas.openxmlformats.org/markup-compatibility/2006" xmlns:aink="http://schemas.microsoft.com/office/drawing/2016/ink" xmlns:am3d="http://schemas.microsoft.com/office/drawing/2017/model3d" xmlns:o="urn:schemas-microsoft-com:office:office" xmlns:oel="http://schemas.microsoft.com/office/2019/extlst" xmlns:r="http://schemas.openxmlformats.org/officeDocument/2006/relationships" xmlns:m="http://schemas.openxmlformats.org/officeDocument/2006/math" xmlns:v="urn:schemas-microsoft-com:vml" xmlns:wp14="http://schemas.microsoft.com/office/word/2010/wordprocessingDrawing" xmlns:wp="http://schemas.openxmlformats.org/drawingml/2006/wordprocessingDrawing" xmlns:w10="urn:schemas-microsoft-com:office:word" xmlns:w="http://schemas.openxmlformats.org/wordprocessingml/2006/main" xmlns:w14="http://schemas.microsoft.com/office/word/2010/wordml" xmlns:w15="http://schemas.microsoft.com/office/word/2012/wordml" xmlns:w16cex="http://schemas.microsoft.com/office/word/2018/wordml/cex" xmlns:w16cid="http://schemas.microsoft.com/office/word/2016/wordml/cid" xmlns:w16="http://schemas.microsoft.com/office/word/2018/wordml" xmlns:w16sdtdh="http://schemas.microsoft.com/office/word/2020/wordml/sdtdatahash" xmlns:w16se="http://schemas.microsoft.com/office/word/2015/wordml/symex" xmlns:wpg="http://schemas.microsoft.com/office/word/2010/wordprocessingGroup" xmlns:wpi="http://schemas.microsoft.com/office/word/2010/wordprocessingInk" xmlns:wne="http://schemas.microsoft.com/office/word/2006/wordml" xmlns:wps="http://schemas.microsoft.com/office/word/2010/wordprocessingShape" mc:Ignorable="w14 w15 w16se w16cid w16 w16cex w16sdtdh wp14">
+<w:footnotes xmlns:wpc="http://schemas.microsoft.com/office/word/2010/wordprocessingCanvas" xmlns:cx="http://schemas.microsoft.com/office/drawing/2014/chartex" xmlns:cx1="http://schemas.microsoft.com/office/drawing/2015/9/8/chartex" xmlns:cx2="http://schemas.microsoft.com/office/drawing/2015/10/21/chartex" xmlns:cx3="http://schemas.microsoft.com/office/drawing/2016/5/9/chartex" xmlns:cx4="http://schemas.microsoft.com/office/drawing/2016/5/10/chartex" xmlns:cx5="http://schemas.microsoft.com/office/drawing/2016/5/11/chartex" xmlns:cx6="http://schemas.microsoft.com/office/drawing/2016/5/12/chartex" xmlns:cx7="http://schemas.microsoft.com/office/drawing/2016/5/13/chartex" xmlns:cx8="http://schemas.microsoft.com/office/drawing/2016/5/14/chartex" xmlns:mc="http://schemas.openxmlformats.org/markup-compatibility/2006" xmlns:aink="http://schemas.microsoft.com/office/drawing/2016/ink" xmlns:am3d="http://schemas.microsoft.com/office/drawing/2017/model3d" xmlns:o="urn:schemas-microsoft-com:office:office" xmlns:r="http://schemas.openxmlformats.org/officeDocument/2006/relationships" xmlns:m="http://schemas.openxmlformats.org/officeDocument/2006/math" xmlns:v="urn:schemas-microsoft-com:vml" xmlns:wp14="http://schemas.microsoft.com/office/word/2010/wordprocessingDrawing" xmlns:wp="http://schemas.openxmlformats.org/drawingml/2006/wordprocessingDrawing" xmlns:w10="urn:schemas-microsoft-com:office:word" xmlns:w="http://schemas.openxmlformats.org/wordprocessingml/2006/main" xmlns:w14="http://schemas.microsoft.com/office/word/2010/wordml" xmlns:w15="http://schemas.microsoft.com/office/word/2012/wordml" xmlns:w16cid="http://schemas.microsoft.com/office/word/2016/wordml/cid" xmlns:w16se="http://schemas.microsoft.com/office/word/2015/wordml/symex" xmlns:wpg="http://schemas.microsoft.com/office/word/2010/wordprocessingGroup" xmlns:wpi="http://schemas.microsoft.com/office/word/2010/wordprocessingInk" xmlns:wne="http://schemas.microsoft.com/office/word/2006/wordml" xmlns:wps="http://schemas.microsoft.com/office/word/2010/wordprocessingShape" mc:Ignorable="w14 w15 w16se w16cid wp14">
   <w:footnote w:type="separator" w:id="-1">
     <w:p>
       <w:pPr>
@@ -32423,7 +32848,7 @@
 </file>
 
 <file path=word/numbering.xml><?xml version="1.0" encoding="utf-8"?>
-<w:numbering xmlns:wpc="http://schemas.microsoft.com/office/word/2010/wordprocessingCanvas" xmlns:cx="http://schemas.microsoft.com/office/drawing/2014/chartex" xmlns:cx1="http://schemas.microsoft.com/office/drawing/2015/9/8/chartex" xmlns:cx2="http://schemas.microsoft.com/office/drawing/2015/10/21/chartex" xmlns:cx3="http://schemas.microsoft.com/office/drawing/2016/5/9/chartex" xmlns:cx4="http://schemas.microsoft.com/office/drawing/2016/5/10/chartex" xmlns:cx5="http://schemas.microsoft.com/office/drawing/2016/5/11/chartex" xmlns:cx6="http://schemas.microsoft.com/office/drawing/2016/5/12/chartex" xmlns:cx7="http://schemas.microsoft.com/office/drawing/2016/5/13/chartex" xmlns:cx8="http://schemas.microsoft.com/office/drawing/2016/5/14/chartex" xmlns:mc="http://schemas.openxmlformats.org/markup-compatibility/2006" xmlns:aink="http://schemas.microsoft.com/office/drawing/2016/ink" xmlns:am3d="http://schemas.microsoft.com/office/drawing/2017/model3d" xmlns:o="urn:schemas-microsoft-com:office:office" xmlns:oel="http://schemas.microsoft.com/office/2019/extlst" xmlns:r="http://schemas.openxmlformats.org/officeDocument/2006/relationships" xmlns:m="http://schemas.openxmlformats.org/officeDocument/2006/math" xmlns:v="urn:schemas-microsoft-com:vml" xmlns:wp14="http://schemas.microsoft.com/office/word/2010/wordprocessingDrawing" xmlns:wp="http://schemas.openxmlformats.org/drawingml/2006/wordprocessingDrawing" xmlns:w10="urn:schemas-microsoft-com:office:word" xmlns:w="http://schemas.openxmlformats.org/wordprocessingml/2006/main" xmlns:w14="http://schemas.microsoft.com/office/word/2010/wordml" xmlns:w15="http://schemas.microsoft.com/office/word/2012/wordml" xmlns:w16cex="http://schemas.microsoft.com/office/word/2018/wordml/cex" xmlns:w16cid="http://schemas.microsoft.com/office/word/2016/wordml/cid" xmlns:w16="http://schemas.microsoft.com/office/word/2018/wordml" xmlns:w16sdtdh="http://schemas.microsoft.com/office/word/2020/wordml/sdtdatahash" xmlns:w16se="http://schemas.microsoft.com/office/word/2015/wordml/symex" xmlns:wpg="http://schemas.microsoft.com/office/word/2010/wordprocessingGroup" xmlns:wpi="http://schemas.microsoft.com/office/word/2010/wordprocessingInk" xmlns:wne="http://schemas.microsoft.com/office/word/2006/wordml" xmlns:wps="http://schemas.microsoft.com/office/word/2010/wordprocessingShape" mc:Ignorable="w14 w15 w16se w16cid w16 w16cex w16sdtdh wp14">
+<w:numbering xmlns:wpc="http://schemas.microsoft.com/office/word/2010/wordprocessingCanvas" xmlns:cx="http://schemas.microsoft.com/office/drawing/2014/chartex" xmlns:cx1="http://schemas.microsoft.com/office/drawing/2015/9/8/chartex" xmlns:cx2="http://schemas.microsoft.com/office/drawing/2015/10/21/chartex" xmlns:cx3="http://schemas.microsoft.com/office/drawing/2016/5/9/chartex" xmlns:cx4="http://schemas.microsoft.com/office/drawing/2016/5/10/chartex" xmlns:cx5="http://schemas.microsoft.com/office/drawing/2016/5/11/chartex" xmlns:cx6="http://schemas.microsoft.com/office/drawing/2016/5/12/chartex" xmlns:cx7="http://schemas.microsoft.com/office/drawing/2016/5/13/chartex" xmlns:cx8="http://schemas.microsoft.com/office/drawing/2016/5/14/chartex" xmlns:mc="http://schemas.openxmlformats.org/markup-compatibility/2006" xmlns:aink="http://schemas.microsoft.com/office/drawing/2016/ink" xmlns:am3d="http://schemas.microsoft.com/office/drawing/2017/model3d" xmlns:o="urn:schemas-microsoft-com:office:office" xmlns:r="http://schemas.openxmlformats.org/officeDocument/2006/relationships" xmlns:m="http://schemas.openxmlformats.org/officeDocument/2006/math" xmlns:v="urn:schemas-microsoft-com:vml" xmlns:wp14="http://schemas.microsoft.com/office/word/2010/wordprocessingDrawing" xmlns:wp="http://schemas.openxmlformats.org/drawingml/2006/wordprocessingDrawing" xmlns:w10="urn:schemas-microsoft-com:office:word" xmlns:w="http://schemas.openxmlformats.org/wordprocessingml/2006/main" xmlns:w14="http://schemas.microsoft.com/office/word/2010/wordml" xmlns:w15="http://schemas.microsoft.com/office/word/2012/wordml" xmlns:w16cid="http://schemas.microsoft.com/office/word/2016/wordml/cid" xmlns:w16se="http://schemas.microsoft.com/office/word/2015/wordml/symex" xmlns:wpg="http://schemas.microsoft.com/office/word/2010/wordprocessingGroup" xmlns:wpi="http://schemas.microsoft.com/office/word/2010/wordprocessingInk" xmlns:wne="http://schemas.microsoft.com/office/word/2006/wordml" xmlns:wps="http://schemas.microsoft.com/office/word/2010/wordprocessingShape" mc:Ignorable="w14 w15 w16se w16cid wp14">
   <w:abstractNum w:abstractNumId="0" w15:restartNumberingAfterBreak="0">
     <w:nsid w:val="4DB02806"/>
     <w:multiLevelType w:val="hybridMultilevel"/>
@@ -32650,17 +33075,17 @@
       </w:rPr>
     </w:lvl>
   </w:abstractNum>
-  <w:num w:numId="1" w16cid:durableId="541015016">
+  <w:num w:numId="1">
     <w:abstractNumId w:val="1"/>
   </w:num>
-  <w:num w:numId="2" w16cid:durableId="2096704509">
+  <w:num w:numId="2">
     <w:abstractNumId w:val="0"/>
   </w:num>
 </w:numbering>
 </file>
 
 <file path=word/styles.xml><?xml version="1.0" encoding="utf-8"?>
-<w:styles xmlns:mc="http://schemas.openxmlformats.org/markup-compatibility/2006" xmlns:r="http://schemas.openxmlformats.org/officeDocument/2006/relationships" xmlns:w="http://schemas.openxmlformats.org/wordprocessingml/2006/main" xmlns:w14="http://schemas.microsoft.com/office/word/2010/wordml" xmlns:w15="http://schemas.microsoft.com/office/word/2012/wordml" xmlns:w16cex="http://schemas.microsoft.com/office/word/2018/wordml/cex" xmlns:w16cid="http://schemas.microsoft.com/office/word/2016/wordml/cid" xmlns:w16="http://schemas.microsoft.com/office/word/2018/wordml" xmlns:w16sdtdh="http://schemas.microsoft.com/office/word/2020/wordml/sdtdatahash" xmlns:w16se="http://schemas.microsoft.com/office/word/2015/wordml/symex" mc:Ignorable="w14 w15 w16se w16cid w16 w16cex w16sdtdh">
+<w:styles xmlns:mc="http://schemas.openxmlformats.org/markup-compatibility/2006" xmlns:r="http://schemas.openxmlformats.org/officeDocument/2006/relationships" xmlns:w="http://schemas.openxmlformats.org/wordprocessingml/2006/main" xmlns:w14="http://schemas.microsoft.com/office/word/2010/wordml" xmlns:w15="http://schemas.microsoft.com/office/word/2012/wordml" xmlns:w16cid="http://schemas.microsoft.com/office/word/2016/wordml/cid" xmlns:w16se="http://schemas.microsoft.com/office/word/2015/wordml/symex" mc:Ignorable="w14 w15 w16se w16cid">
   <w:docDefaults>
     <w:rPrDefault>
       <w:rPr>
@@ -32676,7 +33101,7 @@
       </w:pPr>
     </w:pPrDefault>
   </w:docDefaults>
-  <w:latentStyles w:defLockedState="0" w:defUIPriority="99" w:defSemiHidden="0" w:defUnhideWhenUsed="0" w:defQFormat="0" w:count="376">
+  <w:latentStyles w:defLockedState="0" w:defUIPriority="99" w:defSemiHidden="0" w:defUnhideWhenUsed="0" w:defQFormat="0" w:count="377">
     <w:lsdException w:name="Normal" w:uiPriority="0" w:qFormat="1"/>
     <w:lsdException w:name="heading 1" w:uiPriority="9" w:qFormat="1"/>
     <w:lsdException w:name="heading 2" w:semiHidden="1" w:uiPriority="9" w:unhideWhenUsed="1" w:qFormat="1"/>
@@ -32782,7 +33207,6 @@
     <w:lsdException w:name="HTML Sample" w:semiHidden="1" w:unhideWhenUsed="1"/>
     <w:lsdException w:name="HTML Typewriter" w:semiHidden="1" w:unhideWhenUsed="1"/>
     <w:lsdException w:name="HTML Variable" w:semiHidden="1" w:unhideWhenUsed="1"/>
-    <w:lsdException w:name="Normal Table" w:semiHidden="1" w:unhideWhenUsed="1"/>
     <w:lsdException w:name="annotation subject" w:semiHidden="1" w:unhideWhenUsed="1"/>
     <w:lsdException w:name="No List" w:semiHidden="1" w:unhideWhenUsed="1"/>
     <w:lsdException w:name="Outline List 1" w:semiHidden="1" w:unhideWhenUsed="1"/>
@@ -32829,10 +33253,8 @@
     <w:lsdException w:name="Table Subtle 2" w:semiHidden="1" w:unhideWhenUsed="1"/>
     <w:lsdException w:name="Table Web 1" w:semiHidden="1" w:unhideWhenUsed="1"/>
     <w:lsdException w:name="Table Web 2" w:semiHidden="1" w:unhideWhenUsed="1"/>
-    <w:lsdException w:name="Table Web 3" w:semiHidden="1" w:unhideWhenUsed="1"/>
     <w:lsdException w:name="Balloon Text" w:semiHidden="1" w:unhideWhenUsed="1"/>
     <w:lsdException w:name="Table Grid" w:uiPriority="39"/>
-    <w:lsdException w:name="Table Theme" w:semiHidden="1" w:unhideWhenUsed="1"/>
     <w:lsdException w:name="Placeholder Text" w:semiHidden="1"/>
     <w:lsdException w:name="No Spacing" w:uiPriority="1" w:qFormat="1"/>
     <w:lsdException w:name="Light Shading" w:uiPriority="60"/>
@@ -33053,6 +33475,7 @@
     <w:lsdException w:name="Hashtag" w:semiHidden="1" w:unhideWhenUsed="1"/>
     <w:lsdException w:name="Unresolved Mention" w:semiHidden="1" w:unhideWhenUsed="1"/>
     <w:lsdException w:name="Smart Link" w:semiHidden="1" w:unhideWhenUsed="1"/>
+    <w:lsdException w:name="Smart Link Error" w:semiHidden="1" w:unhideWhenUsed="1"/>
   </w:latentStyles>
   <w:style w:type="paragraph" w:default="1" w:styleId="a">
     <w:name w:val="Normal"/>
@@ -33154,6 +33577,7 @@
   <w:style w:type="character" w:default="1" w:styleId="a0">
     <w:name w:val="Default Paragraph Font"/>
     <w:uiPriority w:val="1"/>
+    <w:semiHidden/>
     <w:unhideWhenUsed/>
   </w:style>
   <w:style w:type="table" w:default="1" w:styleId="a1">
@@ -33746,7 +34170,7 @@
 </file>
 
 <file path=customXml/itemProps1.xml><?xml version="1.0" encoding="utf-8"?>
-<ds:datastoreItem xmlns:ds="http://schemas.openxmlformats.org/officeDocument/2006/customXml" ds:itemID="{D461B044-5671-4A7F-83D0-852B3AE5C524}">
+<ds:datastoreItem xmlns:ds="http://schemas.openxmlformats.org/officeDocument/2006/customXml" ds:itemID="{87343D22-307C-4731-824E-77523A879C09}">
   <ds:schemaRefs>
     <ds:schemaRef ds:uri="http://schemas.openxmlformats.org/officeDocument/2006/bibliography"/>
   </ds:schemaRefs>

--- a/Кандидатская диссертация.docx
+++ b/Кандидатская диссертация.docx
@@ -70,10 +70,10 @@
                   <v:path o:extrusionok="f" gradientshapeok="t" o:connecttype="rect"/>
                   <o:lock v:ext="edit" aspectratio="t"/>
                 </v:shapetype>
-                <v:shape id="_x0000_i1025" type="#_x0000_t75" style="width:37.5pt;height:35.25pt" o:ole="" fillcolor="window">
+                <v:shape id="_x0000_i1025" type="#_x0000_t75" style="width:37.4pt;height:35.55pt" o:ole="" fillcolor="window">
                   <v:imagedata r:id="rId8" o:title=""/>
                 </v:shape>
-                <o:OLEObject Type="Embed" ProgID="MSDraw" ShapeID="_x0000_i1025" DrawAspect="Content" ObjectID="_1846353089" r:id="rId9"/>
+                <o:OLEObject Type="Embed" ProgID="MSDraw" ShapeID="_x0000_i1025" DrawAspect="Content" ObjectID="_1846784457" r:id="rId9"/>
               </w:object>
             </w:r>
             <w:r>
@@ -5730,7 +5730,25 @@
           <w:sz w:val="28"/>
           <w:szCs w:val="28"/>
         </w:rPr>
-        <w:t xml:space="preserve">Обзор существующих обучающих выборок, рассмотрение их преимуществ и недостатков. Доработка и сравнение результатов в ходе выполнения задачи детекции семантической сегментации </w:t>
+        <w:t xml:space="preserve">Обзор существующих обучающих выборок, рассмотрение их преимуществ и недостатков. Доработка и сравнение результатов в ходе выполнения задачи </w:t>
+      </w:r>
+      <w:proofErr w:type="spellStart"/>
+      <w:r>
+        <w:rPr>
+          <w:rFonts w:ascii="Times New Roman" w:hAnsi="Times New Roman" w:cs="Times New Roman"/>
+          <w:sz w:val="28"/>
+          <w:szCs w:val="28"/>
+        </w:rPr>
+        <w:t>детекции</w:t>
+      </w:r>
+      <w:proofErr w:type="spellEnd"/>
+      <w:r>
+        <w:rPr>
+          <w:rFonts w:ascii="Times New Roman" w:hAnsi="Times New Roman" w:cs="Times New Roman"/>
+          <w:sz w:val="28"/>
+          <w:szCs w:val="28"/>
+        </w:rPr>
+        <w:t xml:space="preserve"> семантической сегментации </w:t>
       </w:r>
       <w:r>
         <w:rPr>
@@ -6155,7 +6173,25 @@
           <w:sz w:val="28"/>
           <w:szCs w:val="28"/>
         </w:rPr>
-        <w:t xml:space="preserve"> с ограниченной ответственностью «Группа компаний Аванти».</w:t>
+        <w:t xml:space="preserve"> с ограниченной ответственностью «Группа компаний </w:t>
+      </w:r>
+      <w:proofErr w:type="spellStart"/>
+      <w:r>
+        <w:rPr>
+          <w:rFonts w:ascii="Times New Roman" w:hAnsi="Times New Roman" w:cs="Times New Roman"/>
+          <w:sz w:val="28"/>
+          <w:szCs w:val="28"/>
+        </w:rPr>
+        <w:t>Аванти</w:t>
+      </w:r>
+      <w:proofErr w:type="spellEnd"/>
+      <w:r>
+        <w:rPr>
+          <w:rFonts w:ascii="Times New Roman" w:hAnsi="Times New Roman" w:cs="Times New Roman"/>
+          <w:sz w:val="28"/>
+          <w:szCs w:val="28"/>
+        </w:rPr>
+        <w:t>».</w:t>
       </w:r>
     </w:p>
     <w:p>
@@ -6217,6 +6253,7 @@
         </w:rPr>
         <w:t xml:space="preserve">, предоставляемом ООО «Группа компаний </w:t>
       </w:r>
+      <w:proofErr w:type="spellStart"/>
       <w:r>
         <w:rPr>
           <w:rFonts w:ascii="Times New Roman" w:hAnsi="Times New Roman" w:cs="Times New Roman"/>
@@ -6224,7 +6261,16 @@
           <w:szCs w:val="28"/>
         </w:rPr>
         <w:lastRenderedPageBreak/>
-        <w:t>Аванти»</w:t>
+        <w:t>Аванти</w:t>
+      </w:r>
+      <w:proofErr w:type="spellEnd"/>
+      <w:r>
+        <w:rPr>
+          <w:rFonts w:ascii="Times New Roman" w:hAnsi="Times New Roman" w:cs="Times New Roman"/>
+          <w:sz w:val="28"/>
+          <w:szCs w:val="28"/>
+        </w:rPr>
+        <w:t>»</w:t>
       </w:r>
       <w:r>
         <w:rPr>
@@ -6936,7 +6982,31 @@
           <w:sz w:val="28"/>
           <w:szCs w:val="28"/>
         </w:rPr>
-        <w:t xml:space="preserve"> Visual SLAM для автономной навигации роботов</w:t>
+        <w:t xml:space="preserve"> </w:t>
+      </w:r>
+      <w:proofErr w:type="spellStart"/>
+      <w:r>
+        <w:rPr>
+          <w:rFonts w:asciiTheme="majorBidi" w:hAnsiTheme="majorBidi"/>
+          <w:b/>
+          <w:bCs/>
+          <w:color w:val="auto"/>
+          <w:sz w:val="28"/>
+          <w:szCs w:val="28"/>
+        </w:rPr>
+        <w:t>Visual</w:t>
+      </w:r>
+      <w:proofErr w:type="spellEnd"/>
+      <w:r>
+        <w:rPr>
+          <w:rFonts w:asciiTheme="majorBidi" w:hAnsiTheme="majorBidi"/>
+          <w:b/>
+          <w:bCs/>
+          <w:color w:val="auto"/>
+          <w:sz w:val="28"/>
+          <w:szCs w:val="28"/>
+        </w:rPr>
+        <w:t xml:space="preserve"> SLAM для автономной навигации роботов</w:t>
       </w:r>
       <w:bookmarkEnd w:id="15"/>
       <w:bookmarkEnd w:id="16"/>
@@ -7092,7 +7162,27 @@
           <w:szCs w:val="28"/>
           <w:lang w:eastAsia="ru-RU"/>
         </w:rPr>
-        <w:t xml:space="preserve">Работа, представленная Смитом и Чизманом в 1986 году, </w:t>
+        <w:t xml:space="preserve">Работа, представленная Смитом и </w:t>
+      </w:r>
+      <w:proofErr w:type="spellStart"/>
+      <w:r>
+        <w:rPr>
+          <w:rFonts w:ascii="Times New Roman" w:eastAsia="Times New Roman" w:hAnsi="Times New Roman" w:cs="Times New Roman"/>
+          <w:sz w:val="28"/>
+          <w:szCs w:val="28"/>
+          <w:lang w:eastAsia="ru-RU"/>
+        </w:rPr>
+        <w:t>Чизманом</w:t>
+      </w:r>
+      <w:proofErr w:type="spellEnd"/>
+      <w:r>
+        <w:rPr>
+          <w:rFonts w:ascii="Times New Roman" w:eastAsia="Times New Roman" w:hAnsi="Times New Roman" w:cs="Times New Roman"/>
+          <w:sz w:val="28"/>
+          <w:szCs w:val="28"/>
+          <w:lang w:eastAsia="ru-RU"/>
+        </w:rPr>
+        <w:t xml:space="preserve"> в 1986 году, </w:t>
       </w:r>
       <w:r>
         <w:rPr>
@@ -7450,7 +7540,7 @@
           <w:rFonts w:ascii="Times New Roman" w:eastAsia="Times New Roman" w:hAnsi="Times New Roman" w:cs="Times New Roman"/>
           <w:sz w:val="28"/>
           <w:szCs w:val="28"/>
-          <w:lang w:eastAsia="ru-RU" w:bidi="tt-Arab-RU"/>
+          <w:lang w:eastAsia="ru-RU"/>
         </w:rPr>
         <w:t>[</w:t>
       </w:r>
@@ -7459,7 +7549,7 @@
           <w:rFonts w:ascii="Times New Roman" w:eastAsia="Times New Roman" w:hAnsi="Times New Roman" w:cs="Times New Roman"/>
           <w:sz w:val="28"/>
           <w:szCs w:val="28"/>
-          <w:lang w:eastAsia="ru-RU" w:bidi="tt-Arab-RU"/>
+          <w:lang w:eastAsia="ru-RU"/>
         </w:rPr>
         <w:t>1</w:t>
       </w:r>
@@ -7468,7 +7558,7 @@
           <w:rFonts w:ascii="Times New Roman" w:eastAsia="Times New Roman" w:hAnsi="Times New Roman" w:cs="Times New Roman"/>
           <w:sz w:val="28"/>
           <w:szCs w:val="28"/>
-          <w:lang w:eastAsia="ru-RU" w:bidi="tt-Arab-RU"/>
+          <w:lang w:eastAsia="ru-RU"/>
         </w:rPr>
         <w:t>3</w:t>
       </w:r>
@@ -7477,7 +7567,7 @@
           <w:rFonts w:ascii="Times New Roman" w:eastAsia="Times New Roman" w:hAnsi="Times New Roman" w:cs="Times New Roman"/>
           <w:sz w:val="28"/>
           <w:szCs w:val="28"/>
-          <w:lang w:eastAsia="ru-RU" w:bidi="tt-Arab-RU"/>
+          <w:lang w:eastAsia="ru-RU"/>
         </w:rPr>
         <w:t>-15</w:t>
       </w:r>
@@ -7486,7 +7576,7 @@
           <w:rFonts w:ascii="Times New Roman" w:eastAsia="Times New Roman" w:hAnsi="Times New Roman" w:cs="Times New Roman"/>
           <w:sz w:val="28"/>
           <w:szCs w:val="28"/>
-          <w:lang w:eastAsia="ru-RU" w:bidi="tt-Arab-RU"/>
+          <w:lang w:eastAsia="ru-RU"/>
         </w:rPr>
         <w:t>]</w:t>
       </w:r>
@@ -9397,8 +9487,19 @@
           <w:szCs w:val="28"/>
           <w:lang w:eastAsia="ru-RU"/>
         </w:rPr>
-        <w:t xml:space="preserve"> называются одометрией</w:t>
-      </w:r>
+        <w:t xml:space="preserve"> называются </w:t>
+      </w:r>
+      <w:proofErr w:type="spellStart"/>
+      <w:r>
+        <w:rPr>
+          <w:rFonts w:ascii="Times New Roman" w:eastAsia="Times New Roman" w:hAnsi="Times New Roman" w:cs="Times New Roman"/>
+          <w:sz w:val="28"/>
+          <w:szCs w:val="28"/>
+          <w:lang w:eastAsia="ru-RU"/>
+        </w:rPr>
+        <w:t>одометрией</w:t>
+      </w:r>
+      <w:proofErr w:type="spellEnd"/>
       <w:r>
         <w:rPr>
           <w:rFonts w:ascii="Times New Roman" w:eastAsia="Times New Roman" w:hAnsi="Times New Roman" w:cs="Times New Roman"/>
@@ -9835,14 +9936,25 @@
         </w:rPr>
         <w:t xml:space="preserve">3) </w:t>
       </w:r>
-      <w:r>
-        <w:rPr>
-          <w:rFonts w:ascii="Times New Roman" w:eastAsia="Times New Roman" w:hAnsi="Times New Roman" w:cs="Times New Roman"/>
-          <w:sz w:val="28"/>
-          <w:szCs w:val="28"/>
-          <w:lang w:eastAsia="ru-RU"/>
-        </w:rPr>
-        <w:t>Видеосенсоры позволяют захватывать визуальную информацию об окружающем мире и обрабатывать ее с помощью программных средств в комплексе системы технического зрения.</w:t>
+      <w:proofErr w:type="spellStart"/>
+      <w:r>
+        <w:rPr>
+          <w:rFonts w:ascii="Times New Roman" w:eastAsia="Times New Roman" w:hAnsi="Times New Roman" w:cs="Times New Roman"/>
+          <w:sz w:val="28"/>
+          <w:szCs w:val="28"/>
+          <w:lang w:eastAsia="ru-RU"/>
+        </w:rPr>
+        <w:t>Видеосенсоры</w:t>
+      </w:r>
+      <w:proofErr w:type="spellEnd"/>
+      <w:r>
+        <w:rPr>
+          <w:rFonts w:ascii="Times New Roman" w:eastAsia="Times New Roman" w:hAnsi="Times New Roman" w:cs="Times New Roman"/>
+          <w:sz w:val="28"/>
+          <w:szCs w:val="28"/>
+          <w:lang w:eastAsia="ru-RU"/>
+        </w:rPr>
+        <w:t xml:space="preserve"> позволяют захватывать визуальную информацию об окружающем мире и обрабатывать ее с помощью программных средств в комплексе системы технического зрения.</w:t>
       </w:r>
     </w:p>
     <w:p>
@@ -10231,6 +10343,7 @@
         </w:rPr>
         <w:t xml:space="preserve"> </w:t>
       </w:r>
+      <w:proofErr w:type="spellStart"/>
       <w:r>
         <w:rPr>
           <w:rFonts w:ascii="Times New Roman" w:eastAsia="Times New Roman" w:hAnsi="Times New Roman" w:cs="Times New Roman"/>
@@ -10240,6 +10353,7 @@
         </w:rPr>
         <w:t>HectorSLAM</w:t>
       </w:r>
+      <w:proofErr w:type="spellEnd"/>
       <w:r>
         <w:rPr>
           <w:rFonts w:ascii="Times New Roman" w:eastAsia="Times New Roman" w:hAnsi="Times New Roman" w:cs="Times New Roman"/>
@@ -10267,6 +10381,7 @@
         </w:rPr>
         <w:t xml:space="preserve"> </w:t>
       </w:r>
+      <w:proofErr w:type="spellStart"/>
       <w:r>
         <w:rPr>
           <w:rFonts w:ascii="Times New Roman" w:eastAsia="Times New Roman" w:hAnsi="Times New Roman" w:cs="Times New Roman"/>
@@ -10276,6 +10391,7 @@
         </w:rPr>
         <w:t>Cartografer</w:t>
       </w:r>
+      <w:proofErr w:type="spellEnd"/>
       <w:r>
         <w:rPr>
           <w:rFonts w:ascii="Times New Roman" w:eastAsia="Times New Roman" w:hAnsi="Times New Roman" w:cs="Times New Roman"/>
@@ -10285,6 +10401,7 @@
         </w:rPr>
         <w:t xml:space="preserve">, </w:t>
       </w:r>
+      <w:proofErr w:type="spellStart"/>
       <w:r>
         <w:rPr>
           <w:rFonts w:ascii="Times New Roman" w:eastAsia="Times New Roman" w:hAnsi="Times New Roman" w:cs="Times New Roman"/>
@@ -10294,6 +10411,7 @@
         </w:rPr>
         <w:t>GMapping</w:t>
       </w:r>
+      <w:proofErr w:type="spellEnd"/>
       <w:r>
         <w:rPr>
           <w:rFonts w:ascii="Times New Roman" w:eastAsia="Times New Roman" w:hAnsi="Times New Roman" w:cs="Times New Roman"/>
@@ -10357,6 +10475,7 @@
         </w:rPr>
         <w:t xml:space="preserve"> </w:t>
       </w:r>
+      <w:proofErr w:type="spellStart"/>
       <w:r>
         <w:rPr>
           <w:rFonts w:ascii="Times New Roman" w:eastAsia="Times New Roman" w:hAnsi="Times New Roman" w:cs="Times New Roman"/>
@@ -10384,6 +10503,7 @@
         </w:rPr>
         <w:t>д</w:t>
       </w:r>
+      <w:proofErr w:type="spellEnd"/>
       <w:r>
         <w:rPr>
           <w:rFonts w:ascii="Times New Roman" w:eastAsia="Times New Roman" w:hAnsi="Times New Roman" w:cs="Times New Roman"/>
@@ -10488,6 +10608,7 @@
         </w:rPr>
         <w:t xml:space="preserve"> </w:t>
       </w:r>
+      <w:proofErr w:type="spellStart"/>
       <w:r>
         <w:rPr>
           <w:rFonts w:ascii="Times New Roman" w:eastAsia="Times New Roman" w:hAnsi="Times New Roman" w:cs="Times New Roman"/>
@@ -10497,6 +10618,7 @@
         </w:rPr>
         <w:t>Cartografer</w:t>
       </w:r>
+      <w:proofErr w:type="spellEnd"/>
       <w:r>
         <w:rPr>
           <w:rFonts w:ascii="Times New Roman" w:eastAsia="Times New Roman" w:hAnsi="Times New Roman" w:cs="Times New Roman"/>
@@ -10582,6 +10704,7 @@
           <w:lang w:eastAsia="ru-RU"/>
         </w:rPr>
       </w:pPr>
+      <w:proofErr w:type="spellStart"/>
       <w:r>
         <w:rPr>
           <w:rFonts w:ascii="Times New Roman" w:eastAsia="Times New Roman" w:hAnsi="Times New Roman" w:cs="Times New Roman"/>
@@ -10591,6 +10714,7 @@
         </w:rPr>
         <w:t>GMapping</w:t>
       </w:r>
+      <w:proofErr w:type="spellEnd"/>
       <w:r>
         <w:rPr>
           <w:rFonts w:ascii="Times New Roman" w:eastAsia="Times New Roman" w:hAnsi="Times New Roman" w:cs="Times New Roman"/>
@@ -10607,8 +10731,39 @@
           <w:szCs w:val="28"/>
           <w:lang w:eastAsia="ru-RU"/>
         </w:rPr>
-        <w:t>использует многогипотезное построение карты в виде сетки занятости с использованием рекурсивного фильтра частиц Рао-Блэквелла</w:t>
-      </w:r>
+        <w:t xml:space="preserve">использует </w:t>
+      </w:r>
+      <w:proofErr w:type="spellStart"/>
+      <w:r>
+        <w:rPr>
+          <w:rFonts w:ascii="Times New Roman" w:eastAsia="Times New Roman" w:hAnsi="Times New Roman" w:cs="Times New Roman"/>
+          <w:sz w:val="28"/>
+          <w:szCs w:val="28"/>
+          <w:lang w:eastAsia="ru-RU"/>
+        </w:rPr>
+        <w:t>многогипотезное</w:t>
+      </w:r>
+      <w:proofErr w:type="spellEnd"/>
+      <w:r>
+        <w:rPr>
+          <w:rFonts w:ascii="Times New Roman" w:eastAsia="Times New Roman" w:hAnsi="Times New Roman" w:cs="Times New Roman"/>
+          <w:sz w:val="28"/>
+          <w:szCs w:val="28"/>
+          <w:lang w:eastAsia="ru-RU"/>
+        </w:rPr>
+        <w:t xml:space="preserve"> построение карты в виде сетки занятости с использованием рекурсивного фильтра частиц </w:t>
+      </w:r>
+      <w:proofErr w:type="spellStart"/>
+      <w:r>
+        <w:rPr>
+          <w:rFonts w:ascii="Times New Roman" w:eastAsia="Times New Roman" w:hAnsi="Times New Roman" w:cs="Times New Roman"/>
+          <w:sz w:val="28"/>
+          <w:szCs w:val="28"/>
+          <w:lang w:eastAsia="ru-RU"/>
+        </w:rPr>
+        <w:t>Рао-Блэквелла</w:t>
+      </w:r>
+      <w:proofErr w:type="spellEnd"/>
       <w:r>
         <w:rPr>
           <w:rFonts w:ascii="Times New Roman" w:eastAsia="Times New Roman" w:hAnsi="Times New Roman" w:cs="Times New Roman"/>
@@ -10863,8 +11018,19 @@
           <w:szCs w:val="28"/>
           <w:lang w:eastAsia="ru-RU"/>
         </w:rPr>
-        <w:t xml:space="preserve"> расширенный фильтр Калмана, предназначенный для уменьшения ошибки процесса линейризации</w:t>
-      </w:r>
+        <w:t xml:space="preserve"> расширенный фильтр Калмана, предназначенный для уменьшения ошибки процесса </w:t>
+      </w:r>
+      <w:proofErr w:type="spellStart"/>
+      <w:r>
+        <w:rPr>
+          <w:rFonts w:ascii="Times New Roman" w:eastAsia="Times New Roman" w:hAnsi="Times New Roman" w:cs="Times New Roman"/>
+          <w:sz w:val="28"/>
+          <w:szCs w:val="28"/>
+          <w:lang w:eastAsia="ru-RU"/>
+        </w:rPr>
+        <w:t>линейризации</w:t>
+      </w:r>
+      <w:proofErr w:type="spellEnd"/>
       <w:r>
         <w:rPr>
           <w:rFonts w:ascii="Times New Roman" w:eastAsia="Times New Roman" w:hAnsi="Times New Roman" w:cs="Times New Roman"/>
@@ -11135,7 +11301,27 @@
           <w:szCs w:val="28"/>
           <w:lang w:eastAsia="ru-RU"/>
         </w:rPr>
-        <w:t xml:space="preserve">мерного дерева позволило обновлять карту с частотой 100 Гц, обеспечивая сбор одометрии и картографирование в условиях ограниченных </w:t>
+        <w:t xml:space="preserve">мерного дерева позволило обновлять карту с частотой 100 Гц, обеспечивая сбор </w:t>
+      </w:r>
+      <w:proofErr w:type="spellStart"/>
+      <w:r>
+        <w:rPr>
+          <w:rFonts w:ascii="Times New Roman" w:eastAsia="Times New Roman" w:hAnsi="Times New Roman" w:cs="Times New Roman"/>
+          <w:sz w:val="28"/>
+          <w:szCs w:val="28"/>
+          <w:lang w:eastAsia="ru-RU"/>
+        </w:rPr>
+        <w:t>одометрии</w:t>
+      </w:r>
+      <w:proofErr w:type="spellEnd"/>
+      <w:r>
+        <w:rPr>
+          <w:rFonts w:ascii="Times New Roman" w:eastAsia="Times New Roman" w:hAnsi="Times New Roman" w:cs="Times New Roman"/>
+          <w:sz w:val="28"/>
+          <w:szCs w:val="28"/>
+          <w:lang w:eastAsia="ru-RU"/>
+        </w:rPr>
+        <w:t xml:space="preserve"> и картографирование в условиях ограниченных </w:t>
       </w:r>
       <w:r>
         <w:rPr>
@@ -11642,7 +11828,27 @@
           <w:szCs w:val="28"/>
           <w:lang w:eastAsia="ru-RU"/>
         </w:rPr>
-        <w:t>Алгоритмы данного подхода строят карты на основе данных с изображений, получаемых с системы технического зрения, и оценивают пройденный путь и масштаб карты (видеоодометрию) по ним. Для получения данных применяется ряд различных типов сенсоров, представленных в п. 1.1.2.</w:t>
+        <w:t>Алгоритмы данного подхода строят карты на основе данных с изображений, получаемых с системы технического зрения, и оценивают пройденный путь и масштаб карты (</w:t>
+      </w:r>
+      <w:proofErr w:type="spellStart"/>
+      <w:r>
+        <w:rPr>
+          <w:rFonts w:ascii="Times New Roman" w:eastAsia="Times New Roman" w:hAnsi="Times New Roman" w:cs="Times New Roman"/>
+          <w:sz w:val="28"/>
+          <w:szCs w:val="28"/>
+          <w:lang w:eastAsia="ru-RU"/>
+        </w:rPr>
+        <w:t>видеоодометрию</w:t>
+      </w:r>
+      <w:proofErr w:type="spellEnd"/>
+      <w:r>
+        <w:rPr>
+          <w:rFonts w:ascii="Times New Roman" w:eastAsia="Times New Roman" w:hAnsi="Times New Roman" w:cs="Times New Roman"/>
+          <w:sz w:val="28"/>
+          <w:szCs w:val="28"/>
+          <w:lang w:eastAsia="ru-RU"/>
+        </w:rPr>
+        <w:t>) по ним. Для получения данных применяется ряд различных типов сенсоров, представленных в п. 1.1.2.</w:t>
       </w:r>
     </w:p>
     <w:p>
@@ -11803,7 +12009,27 @@
           <w:szCs w:val="28"/>
           <w:lang w:eastAsia="ru-RU"/>
         </w:rPr>
-        <w:t xml:space="preserve">, которые обнаруживаются и сопоставляются с элементами последующих снимков. Одометрия относительно полученных объектов вычисляется исходя из </w:t>
+        <w:t xml:space="preserve">, которые обнаруживаются и сопоставляются с элементами последующих снимков. </w:t>
+      </w:r>
+      <w:proofErr w:type="spellStart"/>
+      <w:r>
+        <w:rPr>
+          <w:rFonts w:ascii="Times New Roman" w:eastAsia="Times New Roman" w:hAnsi="Times New Roman" w:cs="Times New Roman"/>
+          <w:sz w:val="28"/>
+          <w:szCs w:val="28"/>
+          <w:lang w:eastAsia="ru-RU"/>
+        </w:rPr>
+        <w:t>Одометрия</w:t>
+      </w:r>
+      <w:proofErr w:type="spellEnd"/>
+      <w:r>
+        <w:rPr>
+          <w:rFonts w:ascii="Times New Roman" w:eastAsia="Times New Roman" w:hAnsi="Times New Roman" w:cs="Times New Roman"/>
+          <w:sz w:val="28"/>
+          <w:szCs w:val="28"/>
+          <w:lang w:eastAsia="ru-RU"/>
+        </w:rPr>
+        <w:t xml:space="preserve"> относительно полученных объектов вычисляется исходя из </w:t>
       </w:r>
       <w:r>
         <w:rPr>
@@ -12327,14 +12553,25 @@
         </w:rPr>
         <w:t xml:space="preserve"> и, </w:t>
       </w:r>
-      <w:r>
-        <w:rPr>
-          <w:rFonts w:ascii="Times New Roman" w:eastAsia="Times New Roman" w:hAnsi="Times New Roman" w:cs="Times New Roman"/>
-          <w:sz w:val="28"/>
-          <w:szCs w:val="28"/>
-          <w:lang w:eastAsia="ru-RU"/>
-        </w:rPr>
-        <w:t>лидарно-инерциальных (</w:t>
+      <w:proofErr w:type="spellStart"/>
+      <w:r>
+        <w:rPr>
+          <w:rFonts w:ascii="Times New Roman" w:eastAsia="Times New Roman" w:hAnsi="Times New Roman" w:cs="Times New Roman"/>
+          <w:sz w:val="28"/>
+          <w:szCs w:val="28"/>
+          <w:lang w:eastAsia="ru-RU"/>
+        </w:rPr>
+        <w:t>лидарно</w:t>
+      </w:r>
+      <w:proofErr w:type="spellEnd"/>
+      <w:r>
+        <w:rPr>
+          <w:rFonts w:ascii="Times New Roman" w:eastAsia="Times New Roman" w:hAnsi="Times New Roman" w:cs="Times New Roman"/>
+          <w:sz w:val="28"/>
+          <w:szCs w:val="28"/>
+          <w:lang w:eastAsia="ru-RU"/>
+        </w:rPr>
+        <w:t>-инерциальных (</w:t>
       </w:r>
       <w:r>
         <w:rPr>
@@ -12529,6 +12766,7 @@
           <w:sz w:val="28"/>
           <w:szCs w:val="28"/>
         </w:rPr>
+        <w:lastRenderedPageBreak/>
         <w:t>В</w:t>
       </w:r>
       <w:r>
@@ -12618,7 +12856,107 @@
           <w:szCs w:val="28"/>
           <w:lang w:val="ru"/>
         </w:rPr>
-        <w:t xml:space="preserve"> являются семейства YOLO (You Only Look Once) и трансформерные детекторы</w:t>
+        <w:t xml:space="preserve"> являются семейства YOLO (</w:t>
+      </w:r>
+      <w:proofErr w:type="spellStart"/>
+      <w:r>
+        <w:rPr>
+          <w:rFonts w:ascii="Times New Roman" w:hAnsi="Times New Roman" w:cs="Times New Roman"/>
+          <w:sz w:val="28"/>
+          <w:szCs w:val="28"/>
+          <w:lang w:val="ru"/>
+        </w:rPr>
+        <w:t>You</w:t>
+      </w:r>
+      <w:proofErr w:type="spellEnd"/>
+      <w:r>
+        <w:rPr>
+          <w:rFonts w:ascii="Times New Roman" w:hAnsi="Times New Roman" w:cs="Times New Roman"/>
+          <w:sz w:val="28"/>
+          <w:szCs w:val="28"/>
+          <w:lang w:val="ru"/>
+        </w:rPr>
+        <w:t xml:space="preserve"> </w:t>
+      </w:r>
+      <w:proofErr w:type="spellStart"/>
+      <w:r>
+        <w:rPr>
+          <w:rFonts w:ascii="Times New Roman" w:hAnsi="Times New Roman" w:cs="Times New Roman"/>
+          <w:sz w:val="28"/>
+          <w:szCs w:val="28"/>
+          <w:lang w:val="ru"/>
+        </w:rPr>
+        <w:t>Only</w:t>
+      </w:r>
+      <w:proofErr w:type="spellEnd"/>
+      <w:r>
+        <w:rPr>
+          <w:rFonts w:ascii="Times New Roman" w:hAnsi="Times New Roman" w:cs="Times New Roman"/>
+          <w:sz w:val="28"/>
+          <w:szCs w:val="28"/>
+          <w:lang w:val="ru"/>
+        </w:rPr>
+        <w:t xml:space="preserve"> </w:t>
+      </w:r>
+      <w:proofErr w:type="spellStart"/>
+      <w:r>
+        <w:rPr>
+          <w:rFonts w:ascii="Times New Roman" w:hAnsi="Times New Roman" w:cs="Times New Roman"/>
+          <w:sz w:val="28"/>
+          <w:szCs w:val="28"/>
+          <w:lang w:val="ru"/>
+        </w:rPr>
+        <w:t>Look</w:t>
+      </w:r>
+      <w:proofErr w:type="spellEnd"/>
+      <w:r>
+        <w:rPr>
+          <w:rFonts w:ascii="Times New Roman" w:hAnsi="Times New Roman" w:cs="Times New Roman"/>
+          <w:sz w:val="28"/>
+          <w:szCs w:val="28"/>
+          <w:lang w:val="ru"/>
+        </w:rPr>
+        <w:t xml:space="preserve"> </w:t>
+      </w:r>
+      <w:proofErr w:type="spellStart"/>
+      <w:r>
+        <w:rPr>
+          <w:rFonts w:ascii="Times New Roman" w:hAnsi="Times New Roman" w:cs="Times New Roman"/>
+          <w:sz w:val="28"/>
+          <w:szCs w:val="28"/>
+          <w:lang w:val="ru"/>
+        </w:rPr>
+        <w:t>Once</w:t>
+      </w:r>
+      <w:proofErr w:type="spellEnd"/>
+      <w:r>
+        <w:rPr>
+          <w:rFonts w:ascii="Times New Roman" w:hAnsi="Times New Roman" w:cs="Times New Roman"/>
+          <w:sz w:val="28"/>
+          <w:szCs w:val="28"/>
+          <w:lang w:val="ru"/>
+        </w:rPr>
+        <w:t xml:space="preserve">) и </w:t>
+      </w:r>
+      <w:proofErr w:type="spellStart"/>
+      <w:r>
+        <w:rPr>
+          <w:rFonts w:ascii="Times New Roman" w:hAnsi="Times New Roman" w:cs="Times New Roman"/>
+          <w:sz w:val="28"/>
+          <w:szCs w:val="28"/>
+          <w:lang w:val="ru"/>
+        </w:rPr>
+        <w:t>трансформерные</w:t>
+      </w:r>
+      <w:proofErr w:type="spellEnd"/>
+      <w:r>
+        <w:rPr>
+          <w:rFonts w:ascii="Times New Roman" w:hAnsi="Times New Roman" w:cs="Times New Roman"/>
+          <w:sz w:val="28"/>
+          <w:szCs w:val="28"/>
+          <w:lang w:val="ru"/>
+        </w:rPr>
+        <w:t xml:space="preserve"> детекторы</w:t>
       </w:r>
       <w:r>
         <w:rPr>
@@ -12736,7 +13074,27 @@
           <w:szCs w:val="28"/>
           <w:lang w:val="ru"/>
         </w:rPr>
-        <w:t xml:space="preserve">Семантическая сегментация. Предполагает попиксельную классификацию изображения без </w:t>
+        <w:t xml:space="preserve">Семантическая сегментация. Предполагает </w:t>
+      </w:r>
+      <w:proofErr w:type="spellStart"/>
+      <w:r>
+        <w:rPr>
+          <w:rFonts w:ascii="Times New Roman" w:hAnsi="Times New Roman" w:cs="Times New Roman"/>
+          <w:sz w:val="28"/>
+          <w:szCs w:val="28"/>
+          <w:lang w:val="ru"/>
+        </w:rPr>
+        <w:t>попиксельную</w:t>
+      </w:r>
+      <w:proofErr w:type="spellEnd"/>
+      <w:r>
+        <w:rPr>
+          <w:rFonts w:ascii="Times New Roman" w:hAnsi="Times New Roman" w:cs="Times New Roman"/>
+          <w:sz w:val="28"/>
+          <w:szCs w:val="28"/>
+          <w:lang w:val="ru"/>
+        </w:rPr>
+        <w:t xml:space="preserve"> классификацию изображения без </w:t>
       </w:r>
       <w:r>
         <w:rPr>
@@ -12787,7 +13145,67 @@
           <w:szCs w:val="28"/>
           <w:lang w:val="ru"/>
         </w:rPr>
-        <w:t xml:space="preserve"> DeepLab и PSPNet с кодировщиками на базе свёрточных нейронных сетей</w:t>
+        <w:t xml:space="preserve"> </w:t>
+      </w:r>
+      <w:proofErr w:type="spellStart"/>
+      <w:r>
+        <w:rPr>
+          <w:rFonts w:ascii="Times New Roman" w:hAnsi="Times New Roman" w:cs="Times New Roman"/>
+          <w:sz w:val="28"/>
+          <w:szCs w:val="28"/>
+          <w:lang w:val="ru"/>
+        </w:rPr>
+        <w:t>DeepLab</w:t>
+      </w:r>
+      <w:proofErr w:type="spellEnd"/>
+      <w:r>
+        <w:rPr>
+          <w:rFonts w:ascii="Times New Roman" w:hAnsi="Times New Roman" w:cs="Times New Roman"/>
+          <w:sz w:val="28"/>
+          <w:szCs w:val="28"/>
+          <w:lang w:val="ru"/>
+        </w:rPr>
+        <w:t xml:space="preserve"> и </w:t>
+      </w:r>
+      <w:proofErr w:type="spellStart"/>
+      <w:r>
+        <w:rPr>
+          <w:rFonts w:ascii="Times New Roman" w:hAnsi="Times New Roman" w:cs="Times New Roman"/>
+          <w:sz w:val="28"/>
+          <w:szCs w:val="28"/>
+          <w:lang w:val="ru"/>
+        </w:rPr>
+        <w:t>PSPNet</w:t>
+      </w:r>
+      <w:proofErr w:type="spellEnd"/>
+      <w:r>
+        <w:rPr>
+          <w:rFonts w:ascii="Times New Roman" w:hAnsi="Times New Roman" w:cs="Times New Roman"/>
+          <w:sz w:val="28"/>
+          <w:szCs w:val="28"/>
+          <w:lang w:val="ru"/>
+        </w:rPr>
+        <w:t xml:space="preserve"> с кодировщиками на базе </w:t>
+      </w:r>
+      <w:proofErr w:type="spellStart"/>
+      <w:r>
+        <w:rPr>
+          <w:rFonts w:ascii="Times New Roman" w:hAnsi="Times New Roman" w:cs="Times New Roman"/>
+          <w:sz w:val="28"/>
+          <w:szCs w:val="28"/>
+          <w:lang w:val="ru"/>
+        </w:rPr>
+        <w:t>свёрточных</w:t>
+      </w:r>
+      <w:proofErr w:type="spellEnd"/>
+      <w:r>
+        <w:rPr>
+          <w:rFonts w:ascii="Times New Roman" w:hAnsi="Times New Roman" w:cs="Times New Roman"/>
+          <w:sz w:val="28"/>
+          <w:szCs w:val="28"/>
+          <w:lang w:val="ru"/>
+        </w:rPr>
+        <w:t xml:space="preserve"> нейронных сетей</w:t>
       </w:r>
       <w:r>
         <w:rPr>
@@ -12946,6 +13364,7 @@
         </w:rPr>
         <w:t xml:space="preserve">Такие архитектуры нейронных сетей, как </w:t>
       </w:r>
+      <w:proofErr w:type="spellStart"/>
       <w:r>
         <w:rPr>
           <w:rFonts w:ascii="Times New Roman" w:hAnsi="Times New Roman" w:cs="Times New Roman"/>
@@ -12953,7 +13372,17 @@
           <w:szCs w:val="28"/>
           <w:lang w:val="ru"/>
         </w:rPr>
-        <w:t xml:space="preserve">Mask R-CNN и её производные остаются </w:t>
+        <w:t>Mask</w:t>
+      </w:r>
+      <w:proofErr w:type="spellEnd"/>
+      <w:r>
+        <w:rPr>
+          <w:rFonts w:ascii="Times New Roman" w:hAnsi="Times New Roman" w:cs="Times New Roman"/>
+          <w:sz w:val="28"/>
+          <w:szCs w:val="28"/>
+          <w:lang w:val="ru"/>
+        </w:rPr>
+        <w:t xml:space="preserve"> R-CNN и её производные остаются </w:t>
       </w:r>
       <w:r>
         <w:rPr>
@@ -13009,6 +13438,7 @@
         </w:rPr>
         <w:t xml:space="preserve">4. </w:t>
       </w:r>
+      <w:proofErr w:type="spellStart"/>
       <w:r>
         <w:rPr>
           <w:rFonts w:ascii="Times New Roman" w:hAnsi="Times New Roman" w:cs="Times New Roman"/>
@@ -13016,7 +13446,17 @@
           <w:szCs w:val="28"/>
           <w:lang w:val="ru"/>
         </w:rPr>
-        <w:t>Паноптическая сегментация. Наиболее полная парадигма, объединяющая семантическую сегментацию фона и инстанс-сегментацию объектов переднего плана в единую непротиворечивую картину.</w:t>
+        <w:t>Паноптическая</w:t>
+      </w:r>
+      <w:proofErr w:type="spellEnd"/>
+      <w:r>
+        <w:rPr>
+          <w:rFonts w:ascii="Times New Roman" w:hAnsi="Times New Roman" w:cs="Times New Roman"/>
+          <w:sz w:val="28"/>
+          <w:szCs w:val="28"/>
+          <w:lang w:val="ru"/>
+        </w:rPr>
+        <w:t xml:space="preserve"> сегментация. Наиболее полная парадигма, объединяющая семантическую сегментацию фона и инстанс-сегментацию объектов переднего плана в единую непротиворечивую картину.</w:t>
       </w:r>
     </w:p>
     <w:p>
@@ -13037,6 +13477,7 @@
           <w:szCs w:val="28"/>
           <w:lang w:val="en-US"/>
         </w:rPr>
+        <w:lastRenderedPageBreak/>
         <w:t>Mask</w:t>
       </w:r>
       <w:r>
@@ -13485,6 +13926,7 @@
                 <w:lang w:val="ru"/>
               </w:rPr>
             </w:pPr>
+            <w:proofErr w:type="spellStart"/>
             <w:r>
               <w:rPr>
                 <w:rFonts w:ascii="Times New Roman" w:hAnsi="Times New Roman" w:cs="Times New Roman"/>
@@ -13492,7 +13934,17 @@
                 <w:szCs w:val="28"/>
                 <w:lang w:val="ru"/>
               </w:rPr>
-              <w:t>Попиксельная карта классов</w:t>
+              <w:t>Попиксельная</w:t>
+            </w:r>
+            <w:proofErr w:type="spellEnd"/>
+            <w:r>
+              <w:rPr>
+                <w:rFonts w:ascii="Times New Roman" w:hAnsi="Times New Roman" w:cs="Times New Roman"/>
+                <w:sz w:val="28"/>
+                <w:szCs w:val="28"/>
+                <w:lang w:val="ru"/>
+              </w:rPr>
+              <w:t xml:space="preserve"> карта классов</w:t>
             </w:r>
           </w:p>
         </w:tc>
@@ -13669,6 +14121,7 @@
                 <w:szCs w:val="28"/>
               </w:rPr>
             </w:pPr>
+            <w:proofErr w:type="spellStart"/>
             <w:r>
               <w:rPr>
                 <w:rFonts w:ascii="Times New Roman" w:hAnsi="Times New Roman" w:cs="Times New Roman"/>
@@ -13676,7 +14129,17 @@
                 <w:szCs w:val="28"/>
                 <w:lang w:val="ru"/>
               </w:rPr>
-              <w:t>Паноптическая сегментация</w:t>
+              <w:t>Паноптическая</w:t>
+            </w:r>
+            <w:proofErr w:type="spellEnd"/>
+            <w:r>
+              <w:rPr>
+                <w:rFonts w:ascii="Times New Roman" w:hAnsi="Times New Roman" w:cs="Times New Roman"/>
+                <w:sz w:val="28"/>
+                <w:szCs w:val="28"/>
+                <w:lang w:val="ru"/>
+              </w:rPr>
+              <w:t xml:space="preserve"> сегментация</w:t>
             </w:r>
           </w:p>
         </w:tc>
@@ -13816,8 +14279,39 @@
           <w:szCs w:val="28"/>
           <w:lang w:val="ru"/>
         </w:rPr>
-        <w:t xml:space="preserve"> ACNet (Attention</w:t>
-      </w:r>
+        <w:t xml:space="preserve"> </w:t>
+      </w:r>
+      <w:proofErr w:type="spellStart"/>
+      <w:r>
+        <w:rPr>
+          <w:rFonts w:ascii="Times New Roman" w:hAnsi="Times New Roman" w:cs="Times New Roman"/>
+          <w:sz w:val="28"/>
+          <w:szCs w:val="28"/>
+          <w:lang w:val="ru"/>
+        </w:rPr>
+        <w:t>ACNet</w:t>
+      </w:r>
+      <w:proofErr w:type="spellEnd"/>
+      <w:r>
+        <w:rPr>
+          <w:rFonts w:ascii="Times New Roman" w:hAnsi="Times New Roman" w:cs="Times New Roman"/>
+          <w:sz w:val="28"/>
+          <w:szCs w:val="28"/>
+          <w:lang w:val="ru"/>
+        </w:rPr>
+        <w:t xml:space="preserve"> (</w:t>
+      </w:r>
+      <w:proofErr w:type="spellStart"/>
+      <w:r>
+        <w:rPr>
+          <w:rFonts w:ascii="Times New Roman" w:hAnsi="Times New Roman" w:cs="Times New Roman"/>
+          <w:sz w:val="28"/>
+          <w:szCs w:val="28"/>
+          <w:lang w:val="ru"/>
+        </w:rPr>
+        <w:t>Attention</w:t>
+      </w:r>
+      <w:proofErr w:type="spellEnd"/>
       <w:r>
         <w:rPr>
           <w:rFonts w:ascii="Times New Roman" w:hAnsi="Times New Roman" w:cs="Times New Roman"/>
@@ -13826,6 +14320,7 @@
         </w:rPr>
         <w:t>-</w:t>
       </w:r>
+      <w:proofErr w:type="spellStart"/>
       <w:r>
         <w:rPr>
           <w:rFonts w:ascii="Times New Roman" w:hAnsi="Times New Roman" w:cs="Times New Roman"/>
@@ -13833,7 +14328,87 @@
           <w:szCs w:val="28"/>
           <w:lang w:val="ru"/>
         </w:rPr>
-        <w:t>Convolution Collaborative Network) интегрирует механизмы внимания в свёрточные архитектуры</w:t>
+        <w:t>Convolution</w:t>
+      </w:r>
+      <w:proofErr w:type="spellEnd"/>
+      <w:r>
+        <w:rPr>
+          <w:rFonts w:ascii="Times New Roman" w:hAnsi="Times New Roman" w:cs="Times New Roman"/>
+          <w:sz w:val="28"/>
+          <w:szCs w:val="28"/>
+          <w:lang w:val="ru"/>
+        </w:rPr>
+        <w:t xml:space="preserve"> </w:t>
+      </w:r>
+      <w:proofErr w:type="spellStart"/>
+      <w:r>
+        <w:rPr>
+          <w:rFonts w:ascii="Times New Roman" w:hAnsi="Times New Roman" w:cs="Times New Roman"/>
+          <w:sz w:val="28"/>
+          <w:szCs w:val="28"/>
+          <w:lang w:val="ru"/>
+        </w:rPr>
+        <w:t>Collaborative</w:t>
+      </w:r>
+      <w:proofErr w:type="spellEnd"/>
+      <w:r>
+        <w:rPr>
+          <w:rFonts w:ascii="Times New Roman" w:hAnsi="Times New Roman" w:cs="Times New Roman"/>
+          <w:sz w:val="28"/>
+          <w:szCs w:val="28"/>
+          <w:lang w:val="ru"/>
+        </w:rPr>
+        <w:t xml:space="preserve"> </w:t>
+      </w:r>
+      <w:proofErr w:type="spellStart"/>
+      <w:r>
+        <w:rPr>
+          <w:rFonts w:ascii="Times New Roman" w:hAnsi="Times New Roman" w:cs="Times New Roman"/>
+          <w:sz w:val="28"/>
+          <w:szCs w:val="28"/>
+          <w:lang w:val="ru"/>
+        </w:rPr>
+        <w:t>Network</w:t>
+      </w:r>
+      <w:proofErr w:type="spellEnd"/>
+      <w:r>
+        <w:rPr>
+          <w:rFonts w:ascii="Times New Roman" w:hAnsi="Times New Roman" w:cs="Times New Roman"/>
+          <w:sz w:val="28"/>
+          <w:szCs w:val="28"/>
+          <w:lang w:val="ru"/>
+        </w:rPr>
+        <w:t xml:space="preserve">) интегрирует </w:t>
+      </w:r>
+      <w:r>
+        <w:rPr>
+          <w:rFonts w:ascii="Times New Roman" w:hAnsi="Times New Roman" w:cs="Times New Roman"/>
+          <w:sz w:val="28"/>
+          <w:szCs w:val="28"/>
+          <w:lang w:val="ru"/>
+        </w:rPr>
+        <w:lastRenderedPageBreak/>
+        <w:t xml:space="preserve">механизмы внимания в </w:t>
+      </w:r>
+      <w:proofErr w:type="spellStart"/>
+      <w:r>
+        <w:rPr>
+          <w:rFonts w:ascii="Times New Roman" w:hAnsi="Times New Roman" w:cs="Times New Roman"/>
+          <w:sz w:val="28"/>
+          <w:szCs w:val="28"/>
+          <w:lang w:val="ru"/>
+        </w:rPr>
+        <w:t>свёрточные</w:t>
+      </w:r>
+      <w:proofErr w:type="spellEnd"/>
+      <w:r>
+        <w:rPr>
+          <w:rFonts w:ascii="Times New Roman" w:hAnsi="Times New Roman" w:cs="Times New Roman"/>
+          <w:sz w:val="28"/>
+          <w:szCs w:val="28"/>
+          <w:lang w:val="ru"/>
+        </w:rPr>
+        <w:t xml:space="preserve"> архитектуры</w:t>
       </w:r>
       <w:r>
         <w:rPr>
@@ -13922,7 +14497,25 @@
           <w:sz w:val="28"/>
           <w:szCs w:val="28"/>
         </w:rPr>
-        <w:t xml:space="preserve"> Они преимущественно состоят из сверточных нейронных слоев.</w:t>
+        <w:t xml:space="preserve"> Они преимущественно состоят из </w:t>
+      </w:r>
+      <w:proofErr w:type="spellStart"/>
+      <w:r>
+        <w:rPr>
+          <w:rFonts w:ascii="Times New Roman" w:hAnsi="Times New Roman" w:cs="Times New Roman"/>
+          <w:sz w:val="28"/>
+          <w:szCs w:val="28"/>
+        </w:rPr>
+        <w:t>сверточных</w:t>
+      </w:r>
+      <w:proofErr w:type="spellEnd"/>
+      <w:r>
+        <w:rPr>
+          <w:rFonts w:ascii="Times New Roman" w:hAnsi="Times New Roman" w:cs="Times New Roman"/>
+          <w:sz w:val="28"/>
+          <w:szCs w:val="28"/>
+        </w:rPr>
+        <w:t xml:space="preserve"> нейронных слоев.</w:t>
       </w:r>
       <w:r>
         <w:rPr>
@@ -14012,7 +14605,107 @@
           <w:szCs w:val="28"/>
           <w:lang w:val="ru"/>
         </w:rPr>
-        <w:t xml:space="preserve">объектов, не входящих в обучающую выборку. В контексте задач локальной навигации беспилотного транспорта используется фреймворк SOTA (Segmenting Objectiveness and Task-Awareness) - архитектура нейронной сети, способная решать задачу путём комбинации блока семантического слияния для усиления признаков объектности и адаптера с учётом сцены для фильтрации аномалий [9]. </w:t>
+        <w:t>объектов, не входящих в обучающую выборку. В контексте задач локальной навигации беспилотного транспорта используется фреймворк SOTA (</w:t>
+      </w:r>
+      <w:proofErr w:type="spellStart"/>
+      <w:r>
+        <w:rPr>
+          <w:rFonts w:ascii="Times New Roman" w:hAnsi="Times New Roman" w:cs="Times New Roman"/>
+          <w:sz w:val="28"/>
+          <w:szCs w:val="28"/>
+          <w:lang w:val="ru"/>
+        </w:rPr>
+        <w:t>Segmenting</w:t>
+      </w:r>
+      <w:proofErr w:type="spellEnd"/>
+      <w:r>
+        <w:rPr>
+          <w:rFonts w:ascii="Times New Roman" w:hAnsi="Times New Roman" w:cs="Times New Roman"/>
+          <w:sz w:val="28"/>
+          <w:szCs w:val="28"/>
+          <w:lang w:val="ru"/>
+        </w:rPr>
+        <w:t xml:space="preserve"> </w:t>
+      </w:r>
+      <w:proofErr w:type="spellStart"/>
+      <w:r>
+        <w:rPr>
+          <w:rFonts w:ascii="Times New Roman" w:hAnsi="Times New Roman" w:cs="Times New Roman"/>
+          <w:sz w:val="28"/>
+          <w:szCs w:val="28"/>
+          <w:lang w:val="ru"/>
+        </w:rPr>
+        <w:t>Objectiveness</w:t>
+      </w:r>
+      <w:proofErr w:type="spellEnd"/>
+      <w:r>
+        <w:rPr>
+          <w:rFonts w:ascii="Times New Roman" w:hAnsi="Times New Roman" w:cs="Times New Roman"/>
+          <w:sz w:val="28"/>
+          <w:szCs w:val="28"/>
+          <w:lang w:val="ru"/>
+        </w:rPr>
+        <w:t xml:space="preserve"> </w:t>
+      </w:r>
+      <w:proofErr w:type="spellStart"/>
+      <w:r>
+        <w:rPr>
+          <w:rFonts w:ascii="Times New Roman" w:hAnsi="Times New Roman" w:cs="Times New Roman"/>
+          <w:sz w:val="28"/>
+          <w:szCs w:val="28"/>
+          <w:lang w:val="ru"/>
+        </w:rPr>
+        <w:t>and</w:t>
+      </w:r>
+      <w:proofErr w:type="spellEnd"/>
+      <w:r>
+        <w:rPr>
+          <w:rFonts w:ascii="Times New Roman" w:hAnsi="Times New Roman" w:cs="Times New Roman"/>
+          <w:sz w:val="28"/>
+          <w:szCs w:val="28"/>
+          <w:lang w:val="ru"/>
+        </w:rPr>
+        <w:t xml:space="preserve"> </w:t>
+      </w:r>
+      <w:proofErr w:type="spellStart"/>
+      <w:r>
+        <w:rPr>
+          <w:rFonts w:ascii="Times New Roman" w:hAnsi="Times New Roman" w:cs="Times New Roman"/>
+          <w:sz w:val="28"/>
+          <w:szCs w:val="28"/>
+          <w:lang w:val="ru"/>
+        </w:rPr>
+        <w:t>Task-Awareness</w:t>
+      </w:r>
+      <w:proofErr w:type="spellEnd"/>
+      <w:r>
+        <w:rPr>
+          <w:rFonts w:ascii="Times New Roman" w:hAnsi="Times New Roman" w:cs="Times New Roman"/>
+          <w:sz w:val="28"/>
+          <w:szCs w:val="28"/>
+          <w:lang w:val="ru"/>
+        </w:rPr>
+        <w:t xml:space="preserve">) - архитектура нейронной сети, способная решать задачу путём комбинации блока семантического слияния для усиления признаков </w:t>
+      </w:r>
+      <w:proofErr w:type="spellStart"/>
+      <w:r>
+        <w:rPr>
+          <w:rFonts w:ascii="Times New Roman" w:hAnsi="Times New Roman" w:cs="Times New Roman"/>
+          <w:sz w:val="28"/>
+          <w:szCs w:val="28"/>
+          <w:lang w:val="ru"/>
+        </w:rPr>
+        <w:t>объектности</w:t>
+      </w:r>
+      <w:proofErr w:type="spellEnd"/>
+      <w:r>
+        <w:rPr>
+          <w:rFonts w:ascii="Times New Roman" w:hAnsi="Times New Roman" w:cs="Times New Roman"/>
+          <w:sz w:val="28"/>
+          <w:szCs w:val="28"/>
+          <w:lang w:val="ru"/>
+        </w:rPr>
+        <w:t xml:space="preserve"> и адаптера с учётом сцены для фильтрации аномалий [9]. </w:t>
       </w:r>
     </w:p>
     <w:p>
@@ -14292,7 +14985,16 @@
           <w:sz w:val="28"/>
           <w:szCs w:val="28"/>
         </w:rPr>
-        <w:t>Фундаментальным понятием трёхмерной реконструкции является понятие "фотограмметрия", введённое А. Мейд</w:t>
+        <w:t xml:space="preserve">Фундаментальным понятием трёхмерной реконструкции является понятие "фотограмметрия", введённое А. </w:t>
+      </w:r>
+      <w:proofErr w:type="spellStart"/>
+      <w:r>
+        <w:rPr>
+          <w:color w:val="auto"/>
+          <w:sz w:val="28"/>
+          <w:szCs w:val="28"/>
+        </w:rPr>
+        <w:t>Мейд</w:t>
       </w:r>
       <w:r>
         <w:rPr>
@@ -14308,7 +15010,16 @@
           <w:sz w:val="28"/>
           <w:szCs w:val="28"/>
         </w:rPr>
-        <w:t xml:space="preserve">нбауэром в середине XIX века. Фотограмметрия </w:t>
+        <w:t>нбауэром</w:t>
+      </w:r>
+      <w:proofErr w:type="spellEnd"/>
+      <w:r>
+        <w:rPr>
+          <w:color w:val="auto"/>
+          <w:sz w:val="28"/>
+          <w:szCs w:val="28"/>
+        </w:rPr>
+        <w:t xml:space="preserve"> в середине XIX века. Фотограмметрия </w:t>
       </w:r>
       <w:r>
         <w:rPr>
@@ -14388,6 +15099,7 @@
           <w:sz w:val="28"/>
           <w:szCs w:val="28"/>
         </w:rPr>
+        <w:lastRenderedPageBreak/>
         <w:t>середины XX</w:t>
       </w:r>
       <w:r>
@@ -14679,6 +15391,7 @@
         </w:rPr>
         <w:t xml:space="preserve"> </w:t>
       </w:r>
+      <w:proofErr w:type="spellStart"/>
       <w:r>
         <w:rPr>
           <w:color w:val="auto"/>
@@ -14687,6 +15400,7 @@
         </w:rPr>
         <w:t>Марр</w:t>
       </w:r>
+      <w:proofErr w:type="spellEnd"/>
       <w:r>
         <w:rPr>
           <w:color w:val="auto"/>
@@ -15158,8 +15872,17 @@
           <w:sz w:val="28"/>
           <w:szCs w:val="28"/>
         </w:rPr>
-        <w:t xml:space="preserve"> и вокселей</w:t>
-      </w:r>
+        <w:t xml:space="preserve"> и </w:t>
+      </w:r>
+      <w:proofErr w:type="spellStart"/>
+      <w:r>
+        <w:rPr>
+          <w:sz w:val="28"/>
+          <w:szCs w:val="28"/>
+        </w:rPr>
+        <w:t>вокселей</w:t>
+      </w:r>
+      <w:proofErr w:type="spellEnd"/>
       <w:r>
         <w:rPr>
           <w:sz w:val="28"/>
@@ -15278,12 +16001,21 @@
         </w:rPr>
         <w:t xml:space="preserve">сенсорных данных </w:t>
       </w:r>
-      <w:r>
-        <w:rPr>
-          <w:sz w:val="28"/>
-          <w:szCs w:val="28"/>
-        </w:rPr>
-        <w:t>LiDAR) требует сложной предобработки и регуляризации</w:t>
+      <w:proofErr w:type="spellStart"/>
+      <w:r>
+        <w:rPr>
+          <w:sz w:val="28"/>
+          <w:szCs w:val="28"/>
+        </w:rPr>
+        <w:t>LiDAR</w:t>
+      </w:r>
+      <w:proofErr w:type="spellEnd"/>
+      <w:r>
+        <w:rPr>
+          <w:sz w:val="28"/>
+          <w:szCs w:val="28"/>
+        </w:rPr>
+        <w:t>) требует сложной предобработки и регуляризации</w:t>
       </w:r>
       <w:r>
         <w:rPr>
@@ -15325,7 +16057,31 @@
           <w:sz w:val="28"/>
           <w:szCs w:val="28"/>
         </w:rPr>
-        <w:t xml:space="preserve"> меши не являются дифференцируемыми на рёбрах и вершинах, что затрудняет их прямое использование в задачах оптимизации и обучения нейросетевых моделей. Указанные ограничения стимулировали развитие альтернативных подходов к представлению геометрии и методов реконструкции</w:t>
+        <w:t xml:space="preserve"> меши не являются дифференцируемыми на рёбрах и вершинах, что затрудняет их прямое </w:t>
+      </w:r>
+      <w:r>
+        <w:rPr>
+          <w:sz w:val="28"/>
+          <w:szCs w:val="28"/>
+        </w:rPr>
+        <w:lastRenderedPageBreak/>
+        <w:t xml:space="preserve">использование в задачах оптимизации и обучения </w:t>
+      </w:r>
+      <w:proofErr w:type="spellStart"/>
+      <w:r>
+        <w:rPr>
+          <w:sz w:val="28"/>
+          <w:szCs w:val="28"/>
+        </w:rPr>
+        <w:t>нейросетевых</w:t>
+      </w:r>
+      <w:proofErr w:type="spellEnd"/>
+      <w:r>
+        <w:rPr>
+          <w:sz w:val="28"/>
+          <w:szCs w:val="28"/>
+        </w:rPr>
+        <w:t xml:space="preserve"> моделей. Указанные ограничения стимулировали развитие альтернативных подходов к представлению геометрии и методов реконструкции</w:t>
       </w:r>
       <w:r>
         <w:rPr>
@@ -16509,6 +17265,7 @@
           <w:sz w:val="28"/>
           <w:szCs w:val="28"/>
         </w:rPr>
+        <w:lastRenderedPageBreak/>
         <w:t>Облака точек формируются на основе данных, получаемых с активных и пассивных сенсоров</w:t>
       </w:r>
       <w:r>
@@ -16528,7 +17285,27 @@
           <w:sz w:val="28"/>
           <w:szCs w:val="28"/>
         </w:rPr>
-        <w:t>в частности, с лазерных дальномеров (LiDAR), стереокамер либо с использованием инерциальных измерительных модулей (IMU). Существенным ограничением данного представления является высокая чувствительность к шумам и систематическим ошибкам сенсоров. Неравномерная плотность выборки, локальные пропуски данных и наличие выбросов затрудняют корректное восстановление топологии поверхности и точную реконструкцию геометрии целевых объектов</w:t>
+        <w:t>в частности, с лазерных дальномеров (</w:t>
+      </w:r>
+      <w:proofErr w:type="spellStart"/>
+      <w:r>
+        <w:rPr>
+          <w:iCs/>
+          <w:color w:val="auto"/>
+          <w:sz w:val="28"/>
+          <w:szCs w:val="28"/>
+        </w:rPr>
+        <w:t>LiDAR</w:t>
+      </w:r>
+      <w:proofErr w:type="spellEnd"/>
+      <w:r>
+        <w:rPr>
+          <w:iCs/>
+          <w:color w:val="auto"/>
+          <w:sz w:val="28"/>
+          <w:szCs w:val="28"/>
+        </w:rPr>
+        <w:t>), стереокамер либо с использованием инерциальных измерительных модулей (IMU). Существенным ограничением данного представления является высокая чувствительность к шумам и систематическим ошибкам сенсоров. Неравномерная плотность выборки, локальные пропуски данных и наличие выбросов затрудняют корректное восстановление топологии поверхности и точную реконструкцию геометрии целевых объектов</w:t>
       </w:r>
       <w:r>
         <w:rPr>
@@ -16804,13 +17581,23 @@
           <w:szCs w:val="28"/>
         </w:rPr>
       </w:pPr>
-      <w:r>
-        <w:rPr>
-          <w:color w:val="auto"/>
-          <w:sz w:val="28"/>
-          <w:szCs w:val="28"/>
-        </w:rPr>
-        <w:t>Воксел представляет собой кубическую пространственную сетку, состоящей из множества кубиков</w:t>
+      <w:proofErr w:type="spellStart"/>
+      <w:r>
+        <w:rPr>
+          <w:color w:val="auto"/>
+          <w:sz w:val="28"/>
+          <w:szCs w:val="28"/>
+        </w:rPr>
+        <w:t>Воксел</w:t>
+      </w:r>
+      <w:proofErr w:type="spellEnd"/>
+      <w:r>
+        <w:rPr>
+          <w:color w:val="auto"/>
+          <w:sz w:val="28"/>
+          <w:szCs w:val="28"/>
+        </w:rPr>
+        <w:t xml:space="preserve"> представляет собой кубическую пространственную сетку, состоящей из множества кубиков</w:t>
       </w:r>
       <w:r>
         <w:rPr>
@@ -16820,6 +17607,7 @@
         </w:rPr>
         <w:t xml:space="preserve">, именуемых </w:t>
       </w:r>
+      <w:proofErr w:type="spellStart"/>
       <w:r>
         <w:rPr>
           <w:color w:val="auto"/>
@@ -16836,6 +17624,7 @@
         </w:rPr>
         <w:t>ями</w:t>
       </w:r>
+      <w:proofErr w:type="spellEnd"/>
       <w:r>
         <w:rPr>
           <w:color w:val="auto"/>
@@ -16959,7 +17748,44 @@
           <w:sz w:val="28"/>
           <w:szCs w:val="28"/>
         </w:rPr>
-        <w:t xml:space="preserve">Математическое описание вокселя подобно описанию точки в пространстве облака точек с той лишь разницей, что в облаке точек дополнительным компонентом является цвет или интенсивность точки, а воксель помимо основных координат </w:t>
+        <w:t xml:space="preserve">Математическое описание </w:t>
+      </w:r>
+      <w:proofErr w:type="spellStart"/>
+      <w:r>
+        <w:rPr>
+          <w:color w:val="auto"/>
+          <w:sz w:val="28"/>
+          <w:szCs w:val="28"/>
+        </w:rPr>
+        <w:t>вокселя</w:t>
+      </w:r>
+      <w:proofErr w:type="spellEnd"/>
+      <w:r>
+        <w:rPr>
+          <w:color w:val="auto"/>
+          <w:sz w:val="28"/>
+          <w:szCs w:val="28"/>
+        </w:rPr>
+        <w:t xml:space="preserve"> подобно описанию точки в пространстве облака точек с той лишь разницей, что в облаке точек дополнительным компонентом является цвет или интенсивность точки, а </w:t>
+      </w:r>
+      <w:proofErr w:type="spellStart"/>
+      <w:r>
+        <w:rPr>
+          <w:color w:val="auto"/>
+          <w:sz w:val="28"/>
+          <w:szCs w:val="28"/>
+        </w:rPr>
+        <w:lastRenderedPageBreak/>
+        <w:t>воксель</w:t>
+      </w:r>
+      <w:proofErr w:type="spellEnd"/>
+      <w:r>
+        <w:rPr>
+          <w:color w:val="auto"/>
+          <w:sz w:val="28"/>
+          <w:szCs w:val="28"/>
+        </w:rPr>
+        <w:t xml:space="preserve"> помимо основных координат </w:t>
       </w:r>
       <w:r>
         <w:rPr>
@@ -17636,7 +18462,27 @@
           <w:sz w:val="28"/>
           <w:szCs w:val="28"/>
         </w:rPr>
-        <w:t>описание материала вокселя.</w:t>
+        <w:t xml:space="preserve">описание материала </w:t>
+      </w:r>
+      <w:proofErr w:type="spellStart"/>
+      <w:r>
+        <w:rPr>
+          <w:rFonts w:eastAsiaTheme="minorEastAsia"/>
+          <w:color w:val="auto"/>
+          <w:sz w:val="28"/>
+          <w:szCs w:val="28"/>
+        </w:rPr>
+        <w:t>вокселя</w:t>
+      </w:r>
+      <w:proofErr w:type="spellEnd"/>
+      <w:r>
+        <w:rPr>
+          <w:rFonts w:eastAsiaTheme="minorEastAsia"/>
+          <w:color w:val="auto"/>
+          <w:sz w:val="28"/>
+          <w:szCs w:val="28"/>
+        </w:rPr>
+        <w:t>.</w:t>
       </w:r>
     </w:p>
     <w:p>
@@ -17657,7 +18503,25 @@
           <w:sz w:val="28"/>
           <w:szCs w:val="28"/>
         </w:rPr>
-        <w:t>Сферой применения вокселей является трехмерное представление непрерывных процессов, сред, где требуется сверхточная детализация и возможность получения любого сечения модели. Примером такого применения является распределение газов в атмосфере или моделирование процессов, протекающих в организме человека, в ходе УЗИ или МРТ</w:t>
+        <w:t xml:space="preserve">Сферой применения </w:t>
+      </w:r>
+      <w:proofErr w:type="spellStart"/>
+      <w:r>
+        <w:rPr>
+          <w:color w:val="auto"/>
+          <w:sz w:val="28"/>
+          <w:szCs w:val="28"/>
+        </w:rPr>
+        <w:t>вокселей</w:t>
+      </w:r>
+      <w:proofErr w:type="spellEnd"/>
+      <w:r>
+        <w:rPr>
+          <w:color w:val="auto"/>
+          <w:sz w:val="28"/>
+          <w:szCs w:val="28"/>
+        </w:rPr>
+        <w:t xml:space="preserve"> является трехмерное представление непрерывных процессов, сред, где требуется сверхточная детализация и возможность получения любого сечения модели. Примером такого применения является распределение газов в атмосфере или моделирование процессов, протекающих в организме человека, в ходе УЗИ или МРТ</w:t>
       </w:r>
       <w:r>
         <w:rPr>
@@ -17673,7 +18537,25 @@
           <w:sz w:val="28"/>
           <w:szCs w:val="28"/>
         </w:rPr>
-        <w:t xml:space="preserve"> Итогом сканирования состояния человека является трехмерная воксельная модель, к примеру, головного мозга</w:t>
+        <w:t xml:space="preserve"> Итогом сканирования состояния человека является трехмерная </w:t>
+      </w:r>
+      <w:proofErr w:type="spellStart"/>
+      <w:r>
+        <w:rPr>
+          <w:color w:val="auto"/>
+          <w:sz w:val="28"/>
+          <w:szCs w:val="28"/>
+        </w:rPr>
+        <w:t>воксельная</w:t>
+      </w:r>
+      <w:proofErr w:type="spellEnd"/>
+      <w:r>
+        <w:rPr>
+          <w:color w:val="auto"/>
+          <w:sz w:val="28"/>
+          <w:szCs w:val="28"/>
+        </w:rPr>
+        <w:t xml:space="preserve"> модель, к примеру, головного мозга</w:t>
       </w:r>
       <w:r>
         <w:rPr>
@@ -17990,7 +18872,39 @@
           <w:sz w:val="28"/>
           <w:szCs w:val="28"/>
         </w:rPr>
-        <w:t>Теоретической основой метода «структура из движения» (Structure-from-Motion, SfM) стали работы Э.</w:t>
+        <w:t>Теоретической основой метода «структура из движения» (</w:t>
+      </w:r>
+      <w:proofErr w:type="spellStart"/>
+      <w:r>
+        <w:rPr>
+          <w:sz w:val="28"/>
+          <w:szCs w:val="28"/>
+        </w:rPr>
+        <w:t>Structure-from-Motion</w:t>
+      </w:r>
+      <w:proofErr w:type="spellEnd"/>
+      <w:r>
+        <w:rPr>
+          <w:sz w:val="28"/>
+          <w:szCs w:val="28"/>
+        </w:rPr>
+        <w:t xml:space="preserve">, </w:t>
+      </w:r>
+      <w:proofErr w:type="spellStart"/>
+      <w:r>
+        <w:rPr>
+          <w:sz w:val="28"/>
+          <w:szCs w:val="28"/>
+        </w:rPr>
+        <w:t>SfM</w:t>
+      </w:r>
+      <w:proofErr w:type="spellEnd"/>
+      <w:r>
+        <w:rPr>
+          <w:sz w:val="28"/>
+          <w:szCs w:val="28"/>
+        </w:rPr>
+        <w:t>) стали работы Э.</w:t>
       </w:r>
       <w:r>
         <w:rPr>
@@ -18041,20 +18955,39 @@
         </w:rPr>
         <w:t xml:space="preserve"> </w:t>
       </w:r>
-      <w:r>
-        <w:rPr>
-          <w:sz w:val="28"/>
-          <w:szCs w:val="28"/>
-        </w:rPr>
+      <w:proofErr w:type="spellStart"/>
+      <w:r>
+        <w:rPr>
+          <w:sz w:val="28"/>
+          <w:szCs w:val="28"/>
+        </w:rPr>
+        <w:lastRenderedPageBreak/>
         <w:t>Лонгье</w:t>
       </w:r>
+      <w:proofErr w:type="spellEnd"/>
       <w:r>
         <w:rPr>
           <w:sz w:val="28"/>
           <w:szCs w:val="28"/>
         </w:rPr>
         <w:noBreakHyphen/>
-        <w:t>Хиггинса и других исследователей. При этом термин «Structure-from-Motion» был введён Э.</w:t>
+        <w:t>Хиггинса и других исследователей. При этом термин «</w:t>
+      </w:r>
+      <w:proofErr w:type="spellStart"/>
+      <w:r>
+        <w:rPr>
+          <w:sz w:val="28"/>
+          <w:szCs w:val="28"/>
+        </w:rPr>
+        <w:t>Structure-from-Motion</w:t>
+      </w:r>
+      <w:proofErr w:type="spellEnd"/>
+      <w:r>
+        <w:rPr>
+          <w:sz w:val="28"/>
+          <w:szCs w:val="28"/>
+        </w:rPr>
+        <w:t>» был введён Э.</w:t>
       </w:r>
       <w:r>
         <w:rPr>
@@ -18264,7 +19197,23 @@
           <w:sz w:val="28"/>
           <w:szCs w:val="28"/>
         </w:rPr>
-        <w:t xml:space="preserve"> SfM легли в основу современных методов трёхмерной реконструкции, реализуемых в виде последовательности упорядоченных этапов: от поиска соответствий на изображениях и оценки параметров камер до триангуляции и построения разреженного облака точек.</w:t>
+        <w:t xml:space="preserve"> </w:t>
+      </w:r>
+      <w:proofErr w:type="spellStart"/>
+      <w:r>
+        <w:rPr>
+          <w:sz w:val="28"/>
+          <w:szCs w:val="28"/>
+        </w:rPr>
+        <w:t>SfM</w:t>
+      </w:r>
+      <w:proofErr w:type="spellEnd"/>
+      <w:r>
+        <w:rPr>
+          <w:sz w:val="28"/>
+          <w:szCs w:val="28"/>
+        </w:rPr>
+        <w:t xml:space="preserve"> легли в основу современных методов трёхмерной реконструкции, реализуемых в виде последовательности упорядоченных этапов: от поиска соответствий на изображениях и оценки параметров камер до триангуляции и построения разреженного облака точек.</w:t>
       </w:r>
       <w:r>
         <w:rPr>
@@ -18435,6 +19384,7 @@
         </w:rPr>
         <w:t xml:space="preserve">и по методу </w:t>
       </w:r>
+      <w:proofErr w:type="spellStart"/>
       <w:r>
         <w:rPr>
           <w:color w:val="auto"/>
@@ -18442,6 +19392,7 @@
         </w:rPr>
         <w:t>SfM</w:t>
       </w:r>
+      <w:proofErr w:type="spellEnd"/>
       <w:r>
         <w:rPr>
           <w:color w:val="auto"/>
@@ -18563,13 +19514,23 @@
         </w:rPr>
         <w:t xml:space="preserve"> </w:t>
       </w:r>
-      <w:r>
-        <w:rPr>
-          <w:color w:val="auto"/>
-          <w:sz w:val="28"/>
-          <w:szCs w:val="28"/>
-        </w:rPr>
-        <w:t xml:space="preserve">Снавели и соавторов </w:t>
+      <w:proofErr w:type="spellStart"/>
+      <w:r>
+        <w:rPr>
+          <w:color w:val="auto"/>
+          <w:sz w:val="28"/>
+          <w:szCs w:val="28"/>
+        </w:rPr>
+        <w:t>Снавели</w:t>
+      </w:r>
+      <w:proofErr w:type="spellEnd"/>
+      <w:r>
+        <w:rPr>
+          <w:color w:val="auto"/>
+          <w:sz w:val="28"/>
+          <w:szCs w:val="28"/>
+        </w:rPr>
+        <w:t xml:space="preserve"> и соавторов </w:t>
       </w:r>
       <w:r>
         <w:rPr>
@@ -18579,21 +19540,40 @@
         </w:rPr>
         <w:t xml:space="preserve">метод </w:t>
       </w:r>
-      <w:r>
-        <w:rPr>
-          <w:color w:val="auto"/>
-          <w:sz w:val="28"/>
-          <w:szCs w:val="28"/>
-        </w:rPr>
-        <w:t>SfM был представлен как фотограмметрический подход к трёхмерной реконструкции</w:t>
-      </w:r>
-      <w:r>
-        <w:rPr>
-          <w:color w:val="auto"/>
-          <w:sz w:val="28"/>
-          <w:szCs w:val="28"/>
-        </w:rPr>
-        <w:t xml:space="preserve">, который </w:t>
+      <w:proofErr w:type="spellStart"/>
+      <w:r>
+        <w:rPr>
+          <w:color w:val="auto"/>
+          <w:sz w:val="28"/>
+          <w:szCs w:val="28"/>
+        </w:rPr>
+        <w:t>SfM</w:t>
+      </w:r>
+      <w:proofErr w:type="spellEnd"/>
+      <w:r>
+        <w:rPr>
+          <w:color w:val="auto"/>
+          <w:sz w:val="28"/>
+          <w:szCs w:val="28"/>
+        </w:rPr>
+        <w:t xml:space="preserve"> был представлен как фотограмметрический подход к трёхмерной реконструкции</w:t>
+      </w:r>
+      <w:r>
+        <w:rPr>
+          <w:color w:val="auto"/>
+          <w:sz w:val="28"/>
+          <w:szCs w:val="28"/>
+        </w:rPr>
+        <w:t xml:space="preserve">, </w:t>
+      </w:r>
+      <w:r>
+        <w:rPr>
+          <w:color w:val="auto"/>
+          <w:sz w:val="28"/>
+          <w:szCs w:val="28"/>
+        </w:rPr>
+        <w:lastRenderedPageBreak/>
+        <w:t xml:space="preserve">который </w:t>
       </w:r>
       <w:r>
         <w:rPr>
@@ -19391,7 +20371,27 @@
           <w:sz w:val="28"/>
           <w:szCs w:val="28"/>
         </w:rPr>
-        <w:t xml:space="preserve"> Метод позволяет минимизировать общую ошибку репроекции по всем параметрам трехмерных точек и камеры</w:t>
+        <w:t xml:space="preserve"> Метод позволяет минимизировать общую ошибку </w:t>
+      </w:r>
+      <w:proofErr w:type="spellStart"/>
+      <w:r>
+        <w:rPr>
+          <w:rFonts w:eastAsiaTheme="minorEastAsia"/>
+          <w:color w:val="auto"/>
+          <w:sz w:val="28"/>
+          <w:szCs w:val="28"/>
+        </w:rPr>
+        <w:t>репроекции</w:t>
+      </w:r>
+      <w:proofErr w:type="spellEnd"/>
+      <w:r>
+        <w:rPr>
+          <w:rFonts w:eastAsiaTheme="minorEastAsia"/>
+          <w:color w:val="auto"/>
+          <w:sz w:val="28"/>
+          <w:szCs w:val="28"/>
+        </w:rPr>
+        <w:t xml:space="preserve"> по всем параметрам трехмерных точек и камеры</w:t>
       </w:r>
       <w:r>
         <w:rPr>
@@ -19634,17 +20634,7 @@
                                 <w:szCs w:val="28"/>
                                 <w:lang w:val="en-US"/>
                               </w:rPr>
-                              <m:t xml:space="preserve"> </m:t>
-                            </m:r>
-                            <m:r>
-                              <w:rPr>
-                                <w:rFonts w:ascii="Cambria Math" w:hAnsi="Cambria Math"/>
-                                <w:color w:val="auto"/>
-                                <w:sz w:val="28"/>
-                                <w:szCs w:val="28"/>
-                                <w:lang w:val="en-US"/>
-                              </w:rPr>
-                              <m:t>t</m:t>
+                              <m:t xml:space="preserve"> t</m:t>
                             </m:r>
                           </m:e>
                           <m:sub>
@@ -19737,27 +20727,7 @@
                             <w:szCs w:val="28"/>
                             <w:lang w:val="en-US"/>
                           </w:rPr>
-                          <m:t>i</m:t>
-                        </m:r>
-                        <m:r>
-                          <w:rPr>
-                            <w:rFonts w:ascii="Cambria Math" w:hAnsi="Cambria Math"/>
-                            <w:color w:val="auto"/>
-                            <w:sz w:val="28"/>
-                            <w:szCs w:val="28"/>
-                            <w:lang w:val="en-US"/>
-                          </w:rPr>
-                          <m:t xml:space="preserve">, </m:t>
-                        </m:r>
-                        <m:r>
-                          <w:rPr>
-                            <w:rFonts w:ascii="Cambria Math" w:hAnsi="Cambria Math"/>
-                            <w:color w:val="auto"/>
-                            <w:sz w:val="28"/>
-                            <w:szCs w:val="28"/>
-                            <w:lang w:val="en-US"/>
-                          </w:rPr>
-                          <m:t>j</m:t>
+                          <m:t>i, j</m:t>
                         </m:r>
                       </m:sub>
                       <m:sup/>
@@ -19838,17 +20808,7 @@
                                     <w:szCs w:val="28"/>
                                     <w:lang w:val="en-US"/>
                                   </w:rPr>
-                                  <m:t>-</m:t>
-                                </m:r>
-                                <m:r>
-                                  <w:rPr>
-                                    <w:rFonts w:ascii="Cambria Math" w:hAnsi="Cambria Math"/>
-                                    <w:color w:val="auto"/>
-                                    <w:sz w:val="28"/>
-                                    <w:szCs w:val="28"/>
-                                    <w:lang w:val="en-US"/>
-                                  </w:rPr>
-                                  <m:t>project</m:t>
+                                  <m:t>-project</m:t>
                                 </m:r>
                                 <m:d>
                                   <m:dPr>
@@ -20486,7 +21446,17 @@
           <w:sz w:val="28"/>
           <w:szCs w:val="28"/>
         </w:rPr>
-        <w:t xml:space="preserve">внутренняя матрица камеры, включающая в себя фокусное расстояние, центральную точку и т.д., </w:t>
+        <w:t xml:space="preserve">внутренняя матрица камеры, </w:t>
+      </w:r>
+      <w:r>
+        <w:rPr>
+          <w:rFonts w:eastAsiaTheme="minorEastAsia"/>
+          <w:color w:val="auto"/>
+          <w:sz w:val="28"/>
+          <w:szCs w:val="28"/>
+        </w:rPr>
+        <w:lastRenderedPageBreak/>
+        <w:t xml:space="preserve">включающая в себя фокусное расстояние, центральную точку и т.д., </w:t>
       </w:r>
       <m:oMath>
         <m:r>
@@ -20619,8 +21589,36 @@
           <w:sz w:val="28"/>
           <w:szCs w:val="28"/>
         </w:rPr>
-        <w:t>Якимова и его учеников рассматривалась применимость метода OpenMVS, базирующегося на фотограмметрическом подходе Structure‑from‑Motion</w:t>
-      </w:r>
+        <w:t xml:space="preserve">Якимова и его учеников рассматривалась применимость метода </w:t>
+      </w:r>
+      <w:proofErr w:type="spellStart"/>
+      <w:r>
+        <w:rPr>
+          <w:color w:val="auto"/>
+          <w:sz w:val="28"/>
+          <w:szCs w:val="28"/>
+        </w:rPr>
+        <w:t>OpenMVS</w:t>
+      </w:r>
+      <w:proofErr w:type="spellEnd"/>
+      <w:r>
+        <w:rPr>
+          <w:color w:val="auto"/>
+          <w:sz w:val="28"/>
+          <w:szCs w:val="28"/>
+        </w:rPr>
+        <w:t xml:space="preserve">, базирующегося на фотограмметрическом подходе </w:t>
+      </w:r>
+      <w:proofErr w:type="spellStart"/>
+      <w:r>
+        <w:rPr>
+          <w:color w:val="auto"/>
+          <w:sz w:val="28"/>
+          <w:szCs w:val="28"/>
+        </w:rPr>
+        <w:t>Structure‑from‑Motion</w:t>
+      </w:r>
+      <w:proofErr w:type="spellEnd"/>
       <w:r>
         <w:rPr>
           <w:color w:val="auto"/>
@@ -20722,6 +21720,7 @@
         </w:rPr>
         <w:t xml:space="preserve">Последние работы в области применения метода </w:t>
       </w:r>
+      <w:proofErr w:type="spellStart"/>
       <w:r>
         <w:rPr>
           <w:color w:val="auto"/>
@@ -20731,6 +21730,7 @@
         </w:rPr>
         <w:t>SfM</w:t>
       </w:r>
+      <w:proofErr w:type="spellEnd"/>
       <w:r>
         <w:rPr>
           <w:color w:val="auto"/>
@@ -20745,7 +21745,25 @@
           <w:sz w:val="28"/>
           <w:szCs w:val="28"/>
         </w:rPr>
-        <w:t xml:space="preserve">демонстрируют высокий интерес к технологии. В работе Ф. Арригони проведено </w:t>
+        <w:t xml:space="preserve">демонстрируют высокий интерес к технологии. В работе Ф. </w:t>
+      </w:r>
+      <w:proofErr w:type="spellStart"/>
+      <w:r>
+        <w:rPr>
+          <w:color w:val="auto"/>
+          <w:sz w:val="28"/>
+          <w:szCs w:val="28"/>
+        </w:rPr>
+        <w:t>Арригони</w:t>
+      </w:r>
+      <w:proofErr w:type="spellEnd"/>
+      <w:r>
+        <w:rPr>
+          <w:color w:val="auto"/>
+          <w:sz w:val="28"/>
+          <w:szCs w:val="28"/>
+        </w:rPr>
+        <w:t xml:space="preserve"> проведено </w:t>
       </w:r>
       <w:r>
         <w:rPr>
@@ -20771,6 +21789,7 @@
         </w:rPr>
         <w:t xml:space="preserve">Автор в ней подробно описывает этапы развития, проблемы и потенциальные решения метода </w:t>
       </w:r>
+      <w:proofErr w:type="spellStart"/>
       <w:r>
         <w:rPr>
           <w:color w:val="auto"/>
@@ -20780,6 +21799,7 @@
         </w:rPr>
         <w:t>SfM</w:t>
       </w:r>
+      <w:proofErr w:type="spellEnd"/>
       <w:r>
         <w:rPr>
           <w:color w:val="auto"/>
@@ -20829,6 +21849,7 @@
         </w:rPr>
         <w:t xml:space="preserve">, ставшего основным инструментом исследователей для получения трехмерных облаков точек с помощью метода </w:t>
       </w:r>
+      <w:proofErr w:type="spellStart"/>
       <w:r>
         <w:rPr>
           <w:color w:val="auto"/>
@@ -20838,6 +21859,7 @@
         </w:rPr>
         <w:t>SfM</w:t>
       </w:r>
+      <w:proofErr w:type="spellEnd"/>
       <w:r>
         <w:rPr>
           <w:color w:val="auto"/>
@@ -20905,7 +21927,43 @@
           <w:sz w:val="28"/>
           <w:szCs w:val="28"/>
         </w:rPr>
-        <w:t xml:space="preserve">В 2009 году Я. Фурукава и Д. Понс в своей работе представили метод </w:t>
+        <w:t xml:space="preserve">В 2009 году Я. </w:t>
+      </w:r>
+      <w:proofErr w:type="spellStart"/>
+      <w:r>
+        <w:rPr>
+          <w:color w:val="auto"/>
+          <w:sz w:val="28"/>
+          <w:szCs w:val="28"/>
+        </w:rPr>
+        <w:t>Фурукава</w:t>
+      </w:r>
+      <w:proofErr w:type="spellEnd"/>
+      <w:r>
+        <w:rPr>
+          <w:color w:val="auto"/>
+          <w:sz w:val="28"/>
+          <w:szCs w:val="28"/>
+        </w:rPr>
+        <w:t xml:space="preserve"> и Д. </w:t>
+      </w:r>
+      <w:proofErr w:type="spellStart"/>
+      <w:r>
+        <w:rPr>
+          <w:color w:val="auto"/>
+          <w:sz w:val="28"/>
+          <w:szCs w:val="28"/>
+        </w:rPr>
+        <w:t>Понс</w:t>
+      </w:r>
+      <w:proofErr w:type="spellEnd"/>
+      <w:r>
+        <w:rPr>
+          <w:color w:val="auto"/>
+          <w:sz w:val="28"/>
+          <w:szCs w:val="28"/>
+        </w:rPr>
+        <w:t xml:space="preserve"> в своей работе представили метод </w:t>
       </w:r>
       <w:r>
         <w:rPr>
@@ -21170,29 +22228,85 @@
         </w:rPr>
         <w:t xml:space="preserve">-облако точек, позволяющее получать карту глубины. Эта особенность позволила обеспечить геометрическую и фотометрическую согласованности между снимками, однако данное решение требовало откалиброванных сенсоров. В работах Яо Я., Вей Д., </w:t>
       </w:r>
-      <w:r>
-        <w:rPr>
-          <w:color w:val="auto"/>
-          <w:sz w:val="28"/>
-          <w:szCs w:val="28"/>
-        </w:rPr>
-        <w:t>Жехао Ю</w:t>
-      </w:r>
-      <w:r>
-        <w:rPr>
-          <w:color w:val="auto"/>
-          <w:sz w:val="28"/>
-          <w:szCs w:val="28"/>
-        </w:rPr>
-        <w:t xml:space="preserve">, Ченга и др. представлены нейросетевые реализации на основе </w:t>
-      </w:r>
-      <w:r>
-        <w:rPr>
-          <w:color w:val="auto"/>
-          <w:sz w:val="28"/>
-          <w:szCs w:val="28"/>
-        </w:rPr>
-        <w:t>сверточных и рекуррентных моделей</w:t>
+      <w:proofErr w:type="spellStart"/>
+      <w:r>
+        <w:rPr>
+          <w:color w:val="auto"/>
+          <w:sz w:val="28"/>
+          <w:szCs w:val="28"/>
+        </w:rPr>
+        <w:t>Жехао</w:t>
+      </w:r>
+      <w:proofErr w:type="spellEnd"/>
+      <w:r>
+        <w:rPr>
+          <w:color w:val="auto"/>
+          <w:sz w:val="28"/>
+          <w:szCs w:val="28"/>
+        </w:rPr>
+        <w:t xml:space="preserve"> Ю</w:t>
+      </w:r>
+      <w:r>
+        <w:rPr>
+          <w:color w:val="auto"/>
+          <w:sz w:val="28"/>
+          <w:szCs w:val="28"/>
+        </w:rPr>
+        <w:t xml:space="preserve">, </w:t>
+      </w:r>
+      <w:proofErr w:type="spellStart"/>
+      <w:r>
+        <w:rPr>
+          <w:color w:val="auto"/>
+          <w:sz w:val="28"/>
+          <w:szCs w:val="28"/>
+        </w:rPr>
+        <w:t>Ченга</w:t>
+      </w:r>
+      <w:proofErr w:type="spellEnd"/>
+      <w:r>
+        <w:rPr>
+          <w:color w:val="auto"/>
+          <w:sz w:val="28"/>
+          <w:szCs w:val="28"/>
+        </w:rPr>
+        <w:t xml:space="preserve"> и др. представлены </w:t>
+      </w:r>
+      <w:proofErr w:type="spellStart"/>
+      <w:r>
+        <w:rPr>
+          <w:color w:val="auto"/>
+          <w:sz w:val="28"/>
+          <w:szCs w:val="28"/>
+        </w:rPr>
+        <w:t>нейросетевые</w:t>
+      </w:r>
+      <w:proofErr w:type="spellEnd"/>
+      <w:r>
+        <w:rPr>
+          <w:color w:val="auto"/>
+          <w:sz w:val="28"/>
+          <w:szCs w:val="28"/>
+        </w:rPr>
+        <w:t xml:space="preserve"> реализации на основе </w:t>
+      </w:r>
+      <w:proofErr w:type="spellStart"/>
+      <w:r>
+        <w:rPr>
+          <w:color w:val="auto"/>
+          <w:sz w:val="28"/>
+          <w:szCs w:val="28"/>
+        </w:rPr>
+        <w:t>сверточных</w:t>
+      </w:r>
+      <w:proofErr w:type="spellEnd"/>
+      <w:r>
+        <w:rPr>
+          <w:color w:val="auto"/>
+          <w:sz w:val="28"/>
+          <w:szCs w:val="28"/>
+        </w:rPr>
+        <w:t xml:space="preserve"> и рекуррентных моделей</w:t>
       </w:r>
       <w:r>
         <w:rPr>
@@ -21277,6 +22391,7 @@
           <w:sz w:val="28"/>
           <w:szCs w:val="28"/>
         </w:rPr>
+        <w:lastRenderedPageBreak/>
         <w:t xml:space="preserve">Параллельно с методом </w:t>
       </w:r>
       <w:r>
@@ -21362,6 +22477,7 @@
         </w:rPr>
         <w:t xml:space="preserve"> трехмерного реконструирования изображений </w:t>
       </w:r>
+      <w:proofErr w:type="spellStart"/>
       <w:r>
         <w:rPr>
           <w:color w:val="auto"/>
@@ -21371,6 +22487,7 @@
         </w:rPr>
         <w:t>NeRF</w:t>
       </w:r>
+      <w:proofErr w:type="spellEnd"/>
       <w:r>
         <w:rPr>
           <w:color w:val="auto"/>
@@ -21531,6 +22648,7 @@
         </w:rPr>
         <w:t xml:space="preserve"> трёхмерной реконструкции </w:t>
       </w:r>
+      <w:proofErr w:type="spellStart"/>
       <w:r>
         <w:rPr>
           <w:color w:val="auto"/>
@@ -21540,6 +22658,7 @@
         </w:rPr>
         <w:t>NeRF</w:t>
       </w:r>
+      <w:proofErr w:type="spellEnd"/>
       <w:r>
         <w:rPr>
           <w:color w:val="auto"/>
@@ -21732,7 +22851,25 @@
           <w:sz w:val="28"/>
           <w:szCs w:val="28"/>
         </w:rPr>
-        <w:t xml:space="preserve"> Полученные наборы точек формируют поле излучательности, позволяющее рассмотреть изображения под разными углами.</w:t>
+        <w:t xml:space="preserve"> Полученные наборы точек формируют поле </w:t>
+      </w:r>
+      <w:proofErr w:type="spellStart"/>
+      <w:r>
+        <w:rPr>
+          <w:color w:val="auto"/>
+          <w:sz w:val="28"/>
+          <w:szCs w:val="28"/>
+        </w:rPr>
+        <w:t>излучательности</w:t>
+      </w:r>
+      <w:proofErr w:type="spellEnd"/>
+      <w:r>
+        <w:rPr>
+          <w:color w:val="auto"/>
+          <w:sz w:val="28"/>
+          <w:szCs w:val="28"/>
+        </w:rPr>
+        <w:t>, позволяющее рассмотреть изображения под разными углами.</w:t>
       </w:r>
       <w:r>
         <w:rPr>
@@ -21750,6 +22887,7 @@
         </w:rPr>
         <w:t xml:space="preserve">Математическое описание метода </w:t>
       </w:r>
+      <w:proofErr w:type="spellStart"/>
       <w:r>
         <w:rPr>
           <w:color w:val="auto"/>
@@ -21759,6 +22897,7 @@
         </w:rPr>
         <w:t>NeRF</w:t>
       </w:r>
+      <w:proofErr w:type="spellEnd"/>
       <w:r>
         <w:rPr>
           <w:color w:val="auto"/>
@@ -21917,27 +23056,7 @@
                         <w:szCs w:val="28"/>
                         <w:lang w:val="en-US"/>
                       </w:rPr>
-                      <m:t>x</m:t>
-                    </m:r>
-                    <m:r>
-                      <w:rPr>
-                        <w:rFonts w:ascii="Cambria Math" w:hAnsi="Cambria Math"/>
-                        <w:color w:val="auto"/>
-                        <w:sz w:val="28"/>
-                        <w:szCs w:val="28"/>
-                        <w:lang w:val="en-US"/>
-                      </w:rPr>
-                      <m:t>,</m:t>
-                    </m:r>
-                    <m:r>
-                      <w:rPr>
-                        <w:rFonts w:ascii="Cambria Math" w:hAnsi="Cambria Math"/>
-                        <w:color w:val="auto"/>
-                        <w:sz w:val="28"/>
-                        <w:szCs w:val="28"/>
-                        <w:lang w:val="en-US"/>
-                      </w:rPr>
-                      <m:t>d</m:t>
+                      <m:t>x,d</m:t>
                     </m:r>
                   </m:e>
                 </m:d>
@@ -21973,27 +23092,7 @@
                         <w:szCs w:val="28"/>
                         <w:lang w:val="en-US"/>
                       </w:rPr>
-                      <m:t>c</m:t>
-                    </m:r>
-                    <m:r>
-                      <w:rPr>
-                        <w:rFonts w:ascii="Cambria Math" w:hAnsi="Cambria Math"/>
-                        <w:color w:val="auto"/>
-                        <w:sz w:val="28"/>
-                        <w:szCs w:val="28"/>
-                        <w:lang w:val="en-US"/>
-                      </w:rPr>
-                      <m:t>,</m:t>
-                    </m:r>
-                    <m:r>
-                      <w:rPr>
-                        <w:rFonts w:ascii="Cambria Math" w:hAnsi="Cambria Math"/>
-                        <w:color w:val="auto"/>
-                        <w:sz w:val="28"/>
-                        <w:szCs w:val="28"/>
-                        <w:lang w:val="en-US"/>
-                      </w:rPr>
-                      <m:t>σ</m:t>
+                      <m:t>c,σ</m:t>
                     </m:r>
                   </m:e>
                 </m:d>
@@ -22529,6 +23628,7 @@
         </w:rPr>
         <w:t xml:space="preserve"> </w:t>
       </w:r>
+      <w:proofErr w:type="spellStart"/>
       <w:r>
         <w:rPr>
           <w:color w:val="auto"/>
@@ -22538,6 +23638,7 @@
         </w:rPr>
         <w:t>NeRF</w:t>
       </w:r>
+      <w:proofErr w:type="spellEnd"/>
       <w:r>
         <w:rPr>
           <w:color w:val="auto"/>
@@ -22576,8 +23677,27 @@
           <w:sz w:val="28"/>
           <w:szCs w:val="28"/>
         </w:rPr>
-        <w:t xml:space="preserve"> из 8 полносвязных слоев, каждый из которых имеет 256 каналов на слой, обладающий функцией активации </w:t>
-      </w:r>
+        <w:t xml:space="preserve"> из 8 </w:t>
+      </w:r>
+      <w:proofErr w:type="spellStart"/>
+      <w:r>
+        <w:rPr>
+          <w:color w:val="auto"/>
+          <w:sz w:val="28"/>
+          <w:szCs w:val="28"/>
+        </w:rPr>
+        <w:t>полносвязных</w:t>
+      </w:r>
+      <w:proofErr w:type="spellEnd"/>
+      <w:r>
+        <w:rPr>
+          <w:color w:val="auto"/>
+          <w:sz w:val="28"/>
+          <w:szCs w:val="28"/>
+        </w:rPr>
+        <w:t xml:space="preserve"> слоев, каждый из которых имеет 256 каналов на слой, обладающий функцией активации </w:t>
+      </w:r>
+      <w:proofErr w:type="spellStart"/>
       <w:r>
         <w:rPr>
           <w:color w:val="auto"/>
@@ -22587,6 +23707,7 @@
         </w:rPr>
         <w:t>ReLU</w:t>
       </w:r>
+      <w:proofErr w:type="spellEnd"/>
       <w:r>
         <w:rPr>
           <w:color w:val="auto"/>
@@ -22603,6 +23724,7 @@
         </w:rPr>
         <w:t xml:space="preserve">Выходной дополнительный слой обладает 128 каналами и функцией активации </w:t>
       </w:r>
+      <w:proofErr w:type="spellStart"/>
       <w:r>
         <w:rPr>
           <w:color w:val="auto"/>
@@ -22612,6 +23734,7 @@
         </w:rPr>
         <w:t>ReLU</w:t>
       </w:r>
+      <w:proofErr w:type="spellEnd"/>
       <w:r>
         <w:rPr>
           <w:color w:val="auto"/>
@@ -22758,6 +23881,7 @@
         </w:rPr>
         <w:t xml:space="preserve"> технологии </w:t>
       </w:r>
+      <w:proofErr w:type="spellStart"/>
       <w:r>
         <w:rPr>
           <w:color w:val="auto"/>
@@ -22767,6 +23891,7 @@
         </w:rPr>
         <w:t>NeRF</w:t>
       </w:r>
+      <w:proofErr w:type="spellEnd"/>
       <w:r>
         <w:rPr>
           <w:color w:val="auto"/>
@@ -22821,6 +23946,7 @@
         <w:rPr>
           <w:noProof/>
         </w:rPr>
+        <w:lastRenderedPageBreak/>
         <w:drawing>
           <wp:inline distT="0" distB="0" distL="0" distR="0" wp14:anchorId="5E1B9319" wp14:editId="24AC2D5B">
             <wp:extent cx="5365484" cy="1404000"/>
@@ -22931,8 +24057,16 @@
         <w:rPr>
           <w:rFonts w:eastAsia="Times New Roman"/>
         </w:rPr>
-        <w:t>Архитектура технологии 3D-реконструирования NeRF</w:t>
-      </w:r>
+        <w:t xml:space="preserve">Архитектура технологии 3D-реконструирования </w:t>
+      </w:r>
+      <w:proofErr w:type="spellStart"/>
+      <w:r>
+        <w:rPr>
+          <w:rFonts w:eastAsia="Times New Roman"/>
+        </w:rPr>
+        <w:t>NeRF</w:t>
+      </w:r>
+      <w:proofErr w:type="spellEnd"/>
     </w:p>
     <w:p>
       <w:pPr>
@@ -22963,6 +24097,7 @@
         </w:rPr>
         <w:t xml:space="preserve">Технология </w:t>
       </w:r>
+      <w:proofErr w:type="spellStart"/>
       <w:r>
         <w:rPr>
           <w:color w:val="auto"/>
@@ -22971,6 +24106,7 @@
         </w:rPr>
         <w:t>NeRF</w:t>
       </w:r>
+      <w:proofErr w:type="spellEnd"/>
       <w:r>
         <w:rPr>
           <w:color w:val="auto"/>
@@ -22985,7 +24121,25 @@
           <w:sz w:val="28"/>
           <w:szCs w:val="28"/>
         </w:rPr>
-        <w:t>при значительном количестве преимуществ обладает серьезным недостатком – объемное поле излучательности, получ</w:t>
+        <w:t xml:space="preserve">при значительном количестве преимуществ обладает серьезным недостатком – объемное поле </w:t>
+      </w:r>
+      <w:proofErr w:type="spellStart"/>
+      <w:r>
+        <w:rPr>
+          <w:color w:val="auto"/>
+          <w:sz w:val="28"/>
+          <w:szCs w:val="28"/>
+        </w:rPr>
+        <w:t>излучательности</w:t>
+      </w:r>
+      <w:proofErr w:type="spellEnd"/>
+      <w:r>
+        <w:rPr>
+          <w:color w:val="auto"/>
+          <w:sz w:val="28"/>
+          <w:szCs w:val="28"/>
+        </w:rPr>
+        <w:t>, получ</w:t>
       </w:r>
       <w:r>
         <w:rPr>
@@ -23169,7 +24323,55 @@
           <w:sz w:val="28"/>
           <w:szCs w:val="28"/>
         </w:rPr>
-        <w:t>(Gaussian Splatting)</w:t>
+        <w:t>(</w:t>
+      </w:r>
+      <w:proofErr w:type="spellStart"/>
+      <w:r>
+        <w:rPr>
+          <w:rFonts w:asciiTheme="majorBidi" w:hAnsiTheme="majorBidi"/>
+          <w:b/>
+          <w:bCs/>
+          <w:color w:val="auto"/>
+          <w:sz w:val="28"/>
+          <w:szCs w:val="28"/>
+        </w:rPr>
+        <w:t>Gaussian</w:t>
+      </w:r>
+      <w:proofErr w:type="spellEnd"/>
+      <w:r>
+        <w:rPr>
+          <w:rFonts w:asciiTheme="majorBidi" w:hAnsiTheme="majorBidi"/>
+          <w:b/>
+          <w:bCs/>
+          <w:color w:val="auto"/>
+          <w:sz w:val="28"/>
+          <w:szCs w:val="28"/>
+        </w:rPr>
+        <w:t xml:space="preserve"> </w:t>
+      </w:r>
+      <w:proofErr w:type="spellStart"/>
+      <w:r>
+        <w:rPr>
+          <w:rFonts w:asciiTheme="majorBidi" w:hAnsiTheme="majorBidi"/>
+          <w:b/>
+          <w:bCs/>
+          <w:color w:val="auto"/>
+          <w:sz w:val="28"/>
+          <w:szCs w:val="28"/>
+        </w:rPr>
+        <w:t>Splatting</w:t>
+      </w:r>
+      <w:proofErr w:type="spellEnd"/>
+      <w:r>
+        <w:rPr>
+          <w:rFonts w:asciiTheme="majorBidi" w:hAnsiTheme="majorBidi"/>
+          <w:b/>
+          <w:bCs/>
+          <w:color w:val="auto"/>
+          <w:sz w:val="28"/>
+          <w:szCs w:val="28"/>
+        </w:rPr>
+        <w:t>)</w:t>
       </w:r>
       <w:bookmarkEnd w:id="26"/>
     </w:p>
@@ -23219,7 +24421,25 @@
           <w:sz w:val="28"/>
           <w:szCs w:val="28"/>
         </w:rPr>
-        <w:t>году коллективом исследователей из Inria был предложен метод 3D</w:t>
+        <w:t xml:space="preserve">году коллективом исследователей из </w:t>
+      </w:r>
+      <w:proofErr w:type="spellStart"/>
+      <w:r>
+        <w:rPr>
+          <w:color w:val="auto"/>
+          <w:sz w:val="28"/>
+          <w:szCs w:val="28"/>
+        </w:rPr>
+        <w:t>Inria</w:t>
+      </w:r>
+      <w:proofErr w:type="spellEnd"/>
+      <w:r>
+        <w:rPr>
+          <w:color w:val="auto"/>
+          <w:sz w:val="28"/>
+          <w:szCs w:val="28"/>
+        </w:rPr>
+        <w:t xml:space="preserve"> был предложен метод 3D</w:t>
       </w:r>
       <w:r>
         <w:rPr>
@@ -23229,13 +24449,41 @@
         </w:rPr>
         <w:t xml:space="preserve"> </w:t>
       </w:r>
-      <w:r>
-        <w:rPr>
-          <w:color w:val="auto"/>
-          <w:sz w:val="28"/>
-          <w:szCs w:val="28"/>
-        </w:rPr>
-        <w:t>Gaussian Splatting (3DGS</w:t>
+      <w:proofErr w:type="spellStart"/>
+      <w:r>
+        <w:rPr>
+          <w:color w:val="auto"/>
+          <w:sz w:val="28"/>
+          <w:szCs w:val="28"/>
+        </w:rPr>
+        <w:t>Gaussian</w:t>
+      </w:r>
+      <w:proofErr w:type="spellEnd"/>
+      <w:r>
+        <w:rPr>
+          <w:color w:val="auto"/>
+          <w:sz w:val="28"/>
+          <w:szCs w:val="28"/>
+        </w:rPr>
+        <w:t xml:space="preserve"> </w:t>
+      </w:r>
+      <w:proofErr w:type="spellStart"/>
+      <w:r>
+        <w:rPr>
+          <w:color w:val="auto"/>
+          <w:sz w:val="28"/>
+          <w:szCs w:val="28"/>
+        </w:rPr>
+        <w:t>Splatting</w:t>
+      </w:r>
+      <w:proofErr w:type="spellEnd"/>
+      <w:r>
+        <w:rPr>
+          <w:color w:val="auto"/>
+          <w:sz w:val="28"/>
+          <w:szCs w:val="28"/>
+        </w:rPr>
+        <w:t xml:space="preserve"> (3DGS</w:t>
       </w:r>
       <w:r>
         <w:rPr>
@@ -23251,7 +24499,25 @@
           <w:sz w:val="28"/>
           <w:szCs w:val="28"/>
         </w:rPr>
-        <w:t xml:space="preserve">) как дальнейшее развитие подходов к представлению полей излучения, начатых в рамках NeRF. Метод обеспечивает эффективную реконструкцию сцены за счёт представления её в виде множества дифференцируемых </w:t>
+        <w:t xml:space="preserve">) как дальнейшее развитие подходов к представлению полей излучения, начатых в рамках </w:t>
+      </w:r>
+      <w:proofErr w:type="spellStart"/>
+      <w:r>
+        <w:rPr>
+          <w:color w:val="auto"/>
+          <w:sz w:val="28"/>
+          <w:szCs w:val="28"/>
+        </w:rPr>
+        <w:t>NeRF</w:t>
+      </w:r>
+      <w:proofErr w:type="spellEnd"/>
+      <w:r>
+        <w:rPr>
+          <w:color w:val="auto"/>
+          <w:sz w:val="28"/>
+          <w:szCs w:val="28"/>
+        </w:rPr>
+        <w:t xml:space="preserve">. Метод обеспечивает эффективную реконструкцию сцены за счёт представления её в виде множества дифференцируемых </w:t>
       </w:r>
       <w:r>
         <w:rPr>
@@ -23293,6 +24559,7 @@
         </w:rPr>
         <w:t>» (</w:t>
       </w:r>
+      <w:proofErr w:type="spellStart"/>
       <w:r>
         <w:rPr>
           <w:color w:val="auto"/>
@@ -23301,6 +24568,7 @@
         </w:rPr>
         <w:t>Splat</w:t>
       </w:r>
+      <w:proofErr w:type="spellEnd"/>
       <w:r>
         <w:rPr>
           <w:color w:val="auto"/>
@@ -23475,7 +24743,25 @@
           <w:sz w:val="28"/>
           <w:szCs w:val="28"/>
         </w:rPr>
-        <w:t xml:space="preserve"> точек и описание поля излучательности, что обеспечивает высокую скорость рендеринга при сохранении качества реконструкции</w:t>
+        <w:t xml:space="preserve"> точек и описание поля </w:t>
+      </w:r>
+      <w:proofErr w:type="spellStart"/>
+      <w:r>
+        <w:rPr>
+          <w:color w:val="auto"/>
+          <w:sz w:val="28"/>
+          <w:szCs w:val="28"/>
+        </w:rPr>
+        <w:t>излучательности</w:t>
+      </w:r>
+      <w:proofErr w:type="spellEnd"/>
+      <w:r>
+        <w:rPr>
+          <w:color w:val="auto"/>
+          <w:sz w:val="28"/>
+          <w:szCs w:val="28"/>
+        </w:rPr>
+        <w:t>, что обеспечивает высокую скорость рендеринга при сохранении качества реконструкции</w:t>
       </w:r>
       <w:r>
         <w:rPr>
@@ -23819,17 +25105,7 @@
                             <w:szCs w:val="28"/>
                             <w:lang w:val="en-US"/>
                           </w:rPr>
-                          <m:t>-</m:t>
-                        </m:r>
-                        <m:r>
-                          <w:rPr>
-                            <w:rFonts w:ascii="Cambria Math" w:hAnsi="Cambria Math"/>
-                            <w:color w:val="auto"/>
-                            <w:sz w:val="28"/>
-                            <w:szCs w:val="28"/>
-                            <w:lang w:val="en-US"/>
-                          </w:rPr>
-                          <m:t>1</m:t>
+                          <m:t>-1</m:t>
                         </m:r>
                         <m:r>
                           <m:rPr>
@@ -23890,17 +25166,7 @@
                                     <w:szCs w:val="28"/>
                                     <w:lang w:val="en-US"/>
                                   </w:rPr>
-                                  <m:t>x</m:t>
-                                </m:r>
-                                <m:r>
-                                  <w:rPr>
-                                    <w:rFonts w:ascii="Cambria Math" w:hAnsi="Cambria Math"/>
-                                    <w:color w:val="auto"/>
-                                    <w:sz w:val="28"/>
-                                    <w:szCs w:val="28"/>
-                                    <w:lang w:val="en-US"/>
-                                  </w:rPr>
-                                  <m:t>-</m:t>
+                                  <m:t>x-</m:t>
                                 </m:r>
                                 <m:sSub>
                                   <m:sSubPr>
@@ -24003,17 +25269,7 @@
                                 <w:szCs w:val="28"/>
                                 <w:lang w:val="en-US"/>
                               </w:rPr>
-                              <m:t>-</m:t>
-                            </m:r>
-                            <m:r>
-                              <w:rPr>
-                                <w:rFonts w:ascii="Cambria Math" w:hAnsi="Cambria Math"/>
-                                <w:color w:val="auto"/>
-                                <w:sz w:val="28"/>
-                                <w:szCs w:val="28"/>
-                                <w:lang w:val="en-US"/>
-                              </w:rPr>
-                              <m:t>1</m:t>
+                              <m:t>-1</m:t>
                             </m:r>
                           </m:sup>
                           <m:e>
@@ -24025,27 +25281,7 @@
                                 <w:szCs w:val="28"/>
                                 <w:lang w:val="en-US"/>
                               </w:rPr>
-                              <m:t>(</m:t>
-                            </m:r>
-                            <m:r>
-                              <w:rPr>
-                                <w:rFonts w:ascii="Cambria Math" w:hAnsi="Cambria Math"/>
-                                <w:color w:val="auto"/>
-                                <w:sz w:val="28"/>
-                                <w:szCs w:val="28"/>
-                                <w:lang w:val="en-US"/>
-                              </w:rPr>
-                              <m:t>x</m:t>
-                            </m:r>
-                            <m:r>
-                              <w:rPr>
-                                <w:rFonts w:ascii="Cambria Math" w:hAnsi="Cambria Math"/>
-                                <w:color w:val="auto"/>
-                                <w:sz w:val="28"/>
-                                <w:szCs w:val="28"/>
-                                <w:lang w:val="en-US"/>
-                              </w:rPr>
-                              <m:t>-</m:t>
+                              <m:t>(x-</m:t>
                             </m:r>
                             <m:sSub>
                               <m:sSubPr>
@@ -24583,6 +25819,7 @@
         </w:rPr>
         <w:t xml:space="preserve"> метода генерации гауссовых пятен вышло за рамки института </w:t>
       </w:r>
+      <w:proofErr w:type="spellStart"/>
       <w:r>
         <w:rPr>
           <w:color w:val="auto"/>
@@ -24592,6 +25829,7 @@
         </w:rPr>
         <w:t>Inria</w:t>
       </w:r>
+      <w:proofErr w:type="spellEnd"/>
       <w:r>
         <w:rPr>
           <w:color w:val="auto"/>
@@ -24977,6 +26215,7 @@
         </w:rPr>
         <w:t>Навигация беспилотного транспорта (</w:t>
       </w:r>
+      <w:proofErr w:type="spellStart"/>
       <w:r>
         <w:rPr>
           <w:color w:val="auto"/>
@@ -24985,6 +26224,7 @@
         </w:rPr>
         <w:t>Visual</w:t>
       </w:r>
+      <w:proofErr w:type="spellEnd"/>
       <w:r>
         <w:rPr>
           <w:color w:val="auto"/>
@@ -25054,13 +26294,23 @@
           <w:szCs w:val="28"/>
         </w:rPr>
       </w:pPr>
-      <w:r>
-        <w:rPr>
-          <w:color w:val="auto"/>
-          <w:sz w:val="28"/>
-          <w:szCs w:val="28"/>
-        </w:rPr>
-        <w:t xml:space="preserve">Сандстрём Э., Гесс Г. и многие другие реализовали синтез алгоритмов </w:t>
+      <w:proofErr w:type="spellStart"/>
+      <w:r>
+        <w:rPr>
+          <w:color w:val="auto"/>
+          <w:sz w:val="28"/>
+          <w:szCs w:val="28"/>
+        </w:rPr>
+        <w:t>Сандстрём</w:t>
+      </w:r>
+      <w:proofErr w:type="spellEnd"/>
+      <w:r>
+        <w:rPr>
+          <w:color w:val="auto"/>
+          <w:sz w:val="28"/>
+          <w:szCs w:val="28"/>
+        </w:rPr>
+        <w:t xml:space="preserve"> Э., Гесс Г. и многие другие реализовали синтез алгоритмов </w:t>
       </w:r>
       <w:r>
         <w:rPr>
@@ -25126,7 +26376,25 @@
           <w:sz w:val="28"/>
           <w:szCs w:val="28"/>
         </w:rPr>
-        <w:t xml:space="preserve">-алгоритмы. Сандстрём Э., в свою очередь, исследовал возможности расширения подхода </w:t>
+        <w:t xml:space="preserve">-алгоритмы. </w:t>
+      </w:r>
+      <w:proofErr w:type="spellStart"/>
+      <w:r>
+        <w:rPr>
+          <w:color w:val="auto"/>
+          <w:sz w:val="28"/>
+          <w:szCs w:val="28"/>
+        </w:rPr>
+        <w:t>Сандстрём</w:t>
+      </w:r>
+      <w:proofErr w:type="spellEnd"/>
+      <w:r>
+        <w:rPr>
+          <w:color w:val="auto"/>
+          <w:sz w:val="28"/>
+          <w:szCs w:val="28"/>
+        </w:rPr>
+        <w:t xml:space="preserve"> Э., в свою очередь, исследовал возможности расширения подхода </w:t>
       </w:r>
       <w:r>
         <w:rPr>
@@ -25248,6 +26516,7 @@
         </w:rPr>
         <w:t xml:space="preserve">ое решение </w:t>
       </w:r>
+      <w:proofErr w:type="spellStart"/>
       <w:r>
         <w:rPr>
           <w:rFonts w:ascii="Times New Roman" w:hAnsi="Times New Roman" w:cs="Times New Roman"/>
@@ -25257,6 +26526,7 @@
         </w:rPr>
         <w:t>AgriGS</w:t>
       </w:r>
+      <w:proofErr w:type="spellEnd"/>
       <w:r>
         <w:rPr>
           <w:rFonts w:ascii="Times New Roman" w:hAnsi="Times New Roman" w:cs="Times New Roman"/>
@@ -25373,7 +26643,16 @@
           <w:sz w:val="28"/>
           <w:szCs w:val="28"/>
         </w:rPr>
-        <w:t xml:space="preserve">для решения задачи автономной навигации в ходе сбора урожая плодов с деревьев. Авторы отмечают, что применение метода генерации гауссовых пятен </w:t>
+        <w:t xml:space="preserve">для решения задачи автономной навигации в ходе сбора урожая плодов с деревьев. Авторы </w:t>
+      </w:r>
+      <w:r>
+        <w:rPr>
+          <w:rFonts w:ascii="Times New Roman" w:hAnsi="Times New Roman" w:cs="Times New Roman"/>
+          <w:sz w:val="28"/>
+          <w:szCs w:val="28"/>
+        </w:rPr>
+        <w:lastRenderedPageBreak/>
+        <w:t xml:space="preserve">отмечают, что применение метода генерации гауссовых пятен </w:t>
       </w:r>
       <w:r>
         <w:rPr>
@@ -25383,14 +26662,25 @@
         </w:rPr>
         <w:t xml:space="preserve">способствует повышению классификации деревьев, попадающих в зону объектива камер, в ходе сбора урожая. Архитектура </w:t>
       </w:r>
-      <w:r>
-        <w:rPr>
-          <w:rFonts w:ascii="Times New Roman" w:hAnsi="Times New Roman" w:cs="Times New Roman"/>
-          <w:sz w:val="28"/>
-          <w:szCs w:val="28"/>
-          <w:lang w:val="en-US"/>
-        </w:rPr>
-        <w:t xml:space="preserve">AgriGS-SLAM </w:t>
+      <w:proofErr w:type="spellStart"/>
+      <w:r>
+        <w:rPr>
+          <w:rFonts w:ascii="Times New Roman" w:hAnsi="Times New Roman" w:cs="Times New Roman"/>
+          <w:sz w:val="28"/>
+          <w:szCs w:val="28"/>
+          <w:lang w:val="en-US"/>
+        </w:rPr>
+        <w:t>AgriGS</w:t>
+      </w:r>
+      <w:proofErr w:type="spellEnd"/>
+      <w:r>
+        <w:rPr>
+          <w:rFonts w:ascii="Times New Roman" w:hAnsi="Times New Roman" w:cs="Times New Roman"/>
+          <w:sz w:val="28"/>
+          <w:szCs w:val="28"/>
+          <w:lang w:val="en-US"/>
+        </w:rPr>
+        <w:t xml:space="preserve">-SLAM </w:t>
       </w:r>
       <w:r>
         <w:rPr>
@@ -25492,6 +26782,7 @@
         </w:rPr>
         <w:t xml:space="preserve">Рисунок 1.4.6 – Архитектура </w:t>
       </w:r>
+      <w:proofErr w:type="spellStart"/>
       <w:r>
         <w:rPr>
           <w:rFonts w:ascii="Times New Roman" w:hAnsi="Times New Roman" w:cs="Times New Roman"/>
@@ -25501,6 +26792,7 @@
         </w:rPr>
         <w:t>AgriGS</w:t>
       </w:r>
+      <w:proofErr w:type="spellEnd"/>
       <w:r>
         <w:rPr>
           <w:rFonts w:ascii="Times New Roman" w:hAnsi="Times New Roman" w:cs="Times New Roman"/>
@@ -25587,7 +26879,6 @@
           <w:sz w:val="28"/>
           <w:szCs w:val="28"/>
         </w:rPr>
-        <w:lastRenderedPageBreak/>
         <w:t>1.5 Обзор наземных робототехнических комплексов и уборочных машин</w:t>
       </w:r>
       <w:bookmarkEnd w:id="27"/>
@@ -25621,7 +26912,16 @@
           <w:sz w:val="28"/>
           <w:szCs w:val="28"/>
         </w:rPr>
-        <w:t>Применение уборочных машин позволяет существенно снизить трудоёмкость работ по очистке производственных и офисных помещений, дворовых территорий и крупных автомагистралей. Дальнейшая автоматизация процессов за счёт внедрения автономных уборочных систем обеспечивает дополнительное снижение эксплуатационных трудозатрат. При этом первоначальная стоимость внедрения таких технологий зачастую превышает ожидаемые показатели; тем не менее экономический эффект в ходе эксплуатации компенсирует капитальные вложения за счёт сокращения потребности в ручном труде и оптимизации материально‑технических расходов клининговых подразделений</w:t>
+        <w:t xml:space="preserve">Применение уборочных машин позволяет существенно снизить трудоёмкость работ по очистке производственных и офисных помещений, дворовых территорий и крупных автомагистралей. Дальнейшая автоматизация процессов за счёт внедрения автономных уборочных систем обеспечивает дополнительное снижение эксплуатационных трудозатрат. При этом первоначальная стоимость внедрения таких технологий зачастую превышает ожидаемые показатели; тем не менее экономический эффект в ходе </w:t>
+      </w:r>
+      <w:r>
+        <w:rPr>
+          <w:rFonts w:ascii="Times New Roman" w:hAnsi="Times New Roman" w:cs="Times New Roman"/>
+          <w:sz w:val="28"/>
+          <w:szCs w:val="28"/>
+        </w:rPr>
+        <w:lastRenderedPageBreak/>
+        <w:t>эксплуатации компенсирует капитальные вложения за счёт сокращения потребности в ручном труде и оптимизации материально‑технических расходов клининговых подразделений</w:t>
       </w:r>
       <w:r>
         <w:rPr>
@@ -26141,8 +27441,18 @@
           <w:sz w:val="28"/>
           <w:szCs w:val="28"/>
         </w:rPr>
-        <w:t>Анализ существующих решений показывает, что автономные уборочные машины получили широкое распространение прежде всего в сегменте уборки помещений. В частности, робот‑уборщик Pudu</w:t>
-      </w:r>
+        <w:t xml:space="preserve">Анализ существующих решений показывает, что автономные уборочные машины получили широкое распространение прежде всего в сегменте уборки помещений. В частности, робот‑уборщик </w:t>
+      </w:r>
+      <w:proofErr w:type="spellStart"/>
+      <w:r>
+        <w:rPr>
+          <w:rFonts w:ascii="Times New Roman" w:hAnsi="Times New Roman" w:cs="Times New Roman"/>
+          <w:sz w:val="28"/>
+          <w:szCs w:val="28"/>
+        </w:rPr>
+        <w:t>Pudu</w:t>
+      </w:r>
+      <w:proofErr w:type="spellEnd"/>
       <w:r>
         <w:rPr>
           <w:rFonts w:ascii="Times New Roman" w:hAnsi="Times New Roman" w:cs="Times New Roman"/>
@@ -26157,7 +27467,16 @@
           <w:sz w:val="28"/>
           <w:szCs w:val="28"/>
         </w:rPr>
-        <w:t>CC1 является одним из наиболее распространённых представителей класса автономных устройств, применяемых в малом и среднем бизнесе. Его конструкция и функциональные возможности соответствуют требованиям данного сегмента; устройство представлено на рисунке</w:t>
+        <w:t xml:space="preserve">CC1 является одним из наиболее распространённых представителей класса автономных устройств, применяемых в малом и среднем бизнесе. Его конструкция и </w:t>
+      </w:r>
+      <w:r>
+        <w:rPr>
+          <w:rFonts w:ascii="Times New Roman" w:hAnsi="Times New Roman" w:cs="Times New Roman"/>
+          <w:sz w:val="28"/>
+          <w:szCs w:val="28"/>
+        </w:rPr>
+        <w:lastRenderedPageBreak/>
+        <w:t>функциональные возможности соответствуют требованиям данного сегмента; устройство представлено на рисунке</w:t>
       </w:r>
       <w:r>
         <w:rPr>
@@ -26309,6 +27628,7 @@
         </w:rPr>
         <w:t xml:space="preserve">– Робот-уборщик </w:t>
       </w:r>
+      <w:proofErr w:type="spellStart"/>
       <w:r>
         <w:rPr>
           <w:rFonts w:ascii="Times New Roman" w:hAnsi="Times New Roman" w:cs="Times New Roman"/>
@@ -26318,6 +27638,7 @@
         </w:rPr>
         <w:t>Pudu</w:t>
       </w:r>
+      <w:proofErr w:type="spellEnd"/>
       <w:r>
         <w:rPr>
           <w:rFonts w:ascii="Times New Roman" w:hAnsi="Times New Roman" w:cs="Times New Roman"/>
@@ -26404,7 +27725,43 @@
           <w:sz w:val="28"/>
           <w:szCs w:val="28"/>
         </w:rPr>
-        <w:t>комбинация LiDAR и визуальной одометрии; интерфейс управления</w:t>
+        <w:t xml:space="preserve">комбинация </w:t>
+      </w:r>
+      <w:proofErr w:type="spellStart"/>
+      <w:r>
+        <w:rPr>
+          <w:rFonts w:ascii="Times New Roman" w:hAnsi="Times New Roman" w:cs="Times New Roman"/>
+          <w:sz w:val="28"/>
+          <w:szCs w:val="28"/>
+        </w:rPr>
+        <w:t>LiDAR</w:t>
+      </w:r>
+      <w:proofErr w:type="spellEnd"/>
+      <w:r>
+        <w:rPr>
+          <w:rFonts w:ascii="Times New Roman" w:hAnsi="Times New Roman" w:cs="Times New Roman"/>
+          <w:sz w:val="28"/>
+          <w:szCs w:val="28"/>
+        </w:rPr>
+        <w:t xml:space="preserve"> и визуальной </w:t>
+      </w:r>
+      <w:proofErr w:type="spellStart"/>
+      <w:r>
+        <w:rPr>
+          <w:rFonts w:ascii="Times New Roman" w:hAnsi="Times New Roman" w:cs="Times New Roman"/>
+          <w:sz w:val="28"/>
+          <w:szCs w:val="28"/>
+        </w:rPr>
+        <w:t>одометрии</w:t>
+      </w:r>
+      <w:proofErr w:type="spellEnd"/>
+      <w:r>
+        <w:rPr>
+          <w:rFonts w:ascii="Times New Roman" w:hAnsi="Times New Roman" w:cs="Times New Roman"/>
+          <w:sz w:val="28"/>
+          <w:szCs w:val="28"/>
+        </w:rPr>
+        <w:t>; интерфейс управления</w:t>
       </w:r>
       <w:r>
         <w:rPr>
@@ -26505,7 +27862,34 @@
           <w:sz w:val="28"/>
           <w:szCs w:val="28"/>
         </w:rPr>
-        <w:t xml:space="preserve"> и одометрии. Во‑вторых, периодическая перестройка карты приводит к прерыванию рабочего цикла и росту вычислительной нагрузки. В‑третьих, эксплуатационные характеристики ограничены ёмкостью батареи и требованиями к инфраструктуре</w:t>
+        <w:t xml:space="preserve"> и </w:t>
+      </w:r>
+      <w:proofErr w:type="spellStart"/>
+      <w:r>
+        <w:rPr>
+          <w:rFonts w:ascii="Times New Roman" w:hAnsi="Times New Roman" w:cs="Times New Roman"/>
+          <w:sz w:val="28"/>
+          <w:szCs w:val="28"/>
+        </w:rPr>
+        <w:t>одометрии</w:t>
+      </w:r>
+      <w:proofErr w:type="spellEnd"/>
+      <w:r>
+        <w:rPr>
+          <w:rFonts w:ascii="Times New Roman" w:hAnsi="Times New Roman" w:cs="Times New Roman"/>
+          <w:sz w:val="28"/>
+          <w:szCs w:val="28"/>
+        </w:rPr>
+        <w:t xml:space="preserve">. Во‑вторых, периодическая перестройка карты приводит к прерыванию рабочего цикла и росту вычислительной нагрузки. В‑третьих, </w:t>
+      </w:r>
+      <w:r>
+        <w:rPr>
+          <w:rFonts w:ascii="Times New Roman" w:hAnsi="Times New Roman" w:cs="Times New Roman"/>
+          <w:sz w:val="28"/>
+          <w:szCs w:val="28"/>
+        </w:rPr>
+        <w:lastRenderedPageBreak/>
+        <w:t>эксплуатационные характеристики ограничены ёмкостью батареи и требованиями к инфраструктуре</w:t>
       </w:r>
       <w:r>
         <w:rPr>
@@ -26569,7 +27953,25 @@
           <w:sz w:val="28"/>
           <w:szCs w:val="28"/>
         </w:rPr>
-        <w:t>Роботы данной серии способны преодолевать искусственные неровности и бордюры с углом подъёма до 12°. Система технического зрения включает до четырёх трёхмерных лазерных дальномеров (3D LiDAR), что обеспечивает формирование навигационной карты местности площадью до 1</w:t>
+        <w:t xml:space="preserve">Роботы данной серии способны преодолевать искусственные неровности и бордюры с углом подъёма до 12°. Система технического зрения включает до четырёх трёхмерных лазерных дальномеров (3D </w:t>
+      </w:r>
+      <w:proofErr w:type="spellStart"/>
+      <w:r>
+        <w:rPr>
+          <w:rFonts w:ascii="Times New Roman" w:hAnsi="Times New Roman" w:cs="Times New Roman"/>
+          <w:sz w:val="28"/>
+          <w:szCs w:val="28"/>
+        </w:rPr>
+        <w:t>LiDAR</w:t>
+      </w:r>
+      <w:proofErr w:type="spellEnd"/>
+      <w:r>
+        <w:rPr>
+          <w:rFonts w:ascii="Times New Roman" w:hAnsi="Times New Roman" w:cs="Times New Roman"/>
+          <w:sz w:val="28"/>
+          <w:szCs w:val="28"/>
+        </w:rPr>
+        <w:t>), что обеспечивает формирование навигационной карты местности площадью до 1</w:t>
       </w:r>
       <w:r>
         <w:rPr>
@@ -26585,7 +27987,25 @@
           <w:sz w:val="28"/>
           <w:szCs w:val="28"/>
         </w:rPr>
-        <w:t>км² на базе технологии Visual SLAM. Модель KOKOBOTS</w:t>
+        <w:t xml:space="preserve">км² на базе технологии </w:t>
+      </w:r>
+      <w:proofErr w:type="spellStart"/>
+      <w:r>
+        <w:rPr>
+          <w:rFonts w:ascii="Times New Roman" w:hAnsi="Times New Roman" w:cs="Times New Roman"/>
+          <w:sz w:val="28"/>
+          <w:szCs w:val="28"/>
+        </w:rPr>
+        <w:t>Visual</w:t>
+      </w:r>
+      <w:proofErr w:type="spellEnd"/>
+      <w:r>
+        <w:rPr>
+          <w:rFonts w:ascii="Times New Roman" w:hAnsi="Times New Roman" w:cs="Times New Roman"/>
+          <w:sz w:val="28"/>
+          <w:szCs w:val="28"/>
+        </w:rPr>
+        <w:t xml:space="preserve"> SLAM. Модель KOKOBOTS</w:t>
       </w:r>
       <w:r>
         <w:rPr>
@@ -27073,7 +28493,25 @@
           <w:sz w:val="28"/>
           <w:szCs w:val="28"/>
         </w:rPr>
-        <w:t>обнаружения и классификации объектов в поле зрения комплекса сенсоров: оптические камеры, лидар и лазерные дальномеры, установленные по периметру транспортного средства. Совокупность программно-аппаратных средств и анализ местности на основе систем синтезированного зрения позволяет развить не менее перспективную технологию и расширить возможности применения таких систем [6</w:t>
+        <w:t xml:space="preserve">обнаружения и классификации объектов в поле зрения комплекса сенсоров: оптические камеры, </w:t>
+      </w:r>
+      <w:proofErr w:type="spellStart"/>
+      <w:r>
+        <w:rPr>
+          <w:rFonts w:ascii="Times New Roman" w:hAnsi="Times New Roman" w:cs="Times New Roman"/>
+          <w:sz w:val="28"/>
+          <w:szCs w:val="28"/>
+        </w:rPr>
+        <w:t>лидар</w:t>
+      </w:r>
+      <w:proofErr w:type="spellEnd"/>
+      <w:r>
+        <w:rPr>
+          <w:rFonts w:ascii="Times New Roman" w:hAnsi="Times New Roman" w:cs="Times New Roman"/>
+          <w:sz w:val="28"/>
+          <w:szCs w:val="28"/>
+        </w:rPr>
+        <w:t xml:space="preserve"> и лазерные дальномеры, установленные по периметру транспортного средства. Совокупность программно-аппаратных средств и анализ местности на основе систем синтезированного зрения позволяет развить не менее перспективную технологию и расширить возможности применения таких систем [6</w:t>
       </w:r>
       <w:r>
         <w:rPr>
@@ -27198,7 +28636,31 @@
           <w:sz w:val="28"/>
           <w:szCs w:val="28"/>
         </w:rPr>
-        <w:t>2.1 Разработка архитектуры нейросетевой модели</w:t>
+        <w:t xml:space="preserve">2.1 Разработка архитектуры </w:t>
+      </w:r>
+      <w:proofErr w:type="spellStart"/>
+      <w:r>
+        <w:rPr>
+          <w:rFonts w:asciiTheme="majorBidi" w:hAnsiTheme="majorBidi"/>
+          <w:b/>
+          <w:bCs/>
+          <w:color w:val="auto"/>
+          <w:sz w:val="28"/>
+          <w:szCs w:val="28"/>
+        </w:rPr>
+        <w:t>нейросетевой</w:t>
+      </w:r>
+      <w:proofErr w:type="spellEnd"/>
+      <w:r>
+        <w:rPr>
+          <w:rFonts w:asciiTheme="majorBidi" w:hAnsiTheme="majorBidi"/>
+          <w:b/>
+          <w:bCs/>
+          <w:color w:val="auto"/>
+          <w:sz w:val="28"/>
+          <w:szCs w:val="28"/>
+        </w:rPr>
+        <w:t xml:space="preserve"> модели</w:t>
       </w:r>
       <w:bookmarkEnd w:id="31"/>
     </w:p>
@@ -27232,7 +28694,1876 @@
       </w:r>
       <w:bookmarkEnd w:id="32"/>
     </w:p>
-    <w:p/>
+    <w:p>
+      <w:pPr>
+        <w:spacing w:after="0" w:line="360" w:lineRule="auto"/>
+        <w:ind w:firstLine="709"/>
+        <w:jc w:val="both"/>
+        <w:rPr>
+          <w:rFonts w:ascii="Times New Roman" w:hAnsi="Times New Roman" w:cs="Times New Roman"/>
+          <w:sz w:val="28"/>
+          <w:szCs w:val="28"/>
+        </w:rPr>
+      </w:pPr>
+    </w:p>
+    <w:p>
+      <w:pPr>
+        <w:spacing w:after="0" w:line="360" w:lineRule="auto"/>
+        <w:ind w:firstLine="709"/>
+        <w:jc w:val="both"/>
+        <w:rPr>
+          <w:rFonts w:ascii="Times New Roman" w:hAnsi="Times New Roman" w:cs="Times New Roman"/>
+          <w:sz w:val="28"/>
+          <w:szCs w:val="28"/>
+        </w:rPr>
+      </w:pPr>
+      <w:r>
+        <w:rPr>
+          <w:rFonts w:ascii="Times New Roman" w:hAnsi="Times New Roman" w:cs="Times New Roman"/>
+          <w:sz w:val="28"/>
+          <w:szCs w:val="28"/>
+          <w:lang w:val="tt-RU"/>
+        </w:rPr>
+        <w:t xml:space="preserve">На основе </w:t>
+      </w:r>
+      <w:r>
+        <w:rPr>
+          <w:rFonts w:ascii="Times New Roman" w:hAnsi="Times New Roman" w:cs="Times New Roman"/>
+          <w:sz w:val="28"/>
+          <w:szCs w:val="28"/>
+          <w:lang w:val="tt-RU"/>
+        </w:rPr>
+        <w:t>проведенного</w:t>
+      </w:r>
+      <w:r>
+        <w:rPr>
+          <w:rFonts w:ascii="Times New Roman" w:hAnsi="Times New Roman" w:cs="Times New Roman"/>
+          <w:sz w:val="28"/>
+          <w:szCs w:val="28"/>
+          <w:lang w:val="tt-RU"/>
+        </w:rPr>
+        <w:t xml:space="preserve"> исследования предлагается архитектура локальной навигации беспилотного транспорта, построенная на основе синтеза систем синтезированного зрения и архитектуры нейронной сети </w:t>
+      </w:r>
+      <w:r>
+        <w:rPr>
+          <w:rFonts w:ascii="Times New Roman" w:hAnsi="Times New Roman" w:cs="Times New Roman"/>
+          <w:sz w:val="28"/>
+          <w:szCs w:val="28"/>
+          <w:lang w:val="en-US"/>
+        </w:rPr>
+        <w:t>YOLO</w:t>
+      </w:r>
+      <w:r>
+        <w:rPr>
+          <w:rFonts w:ascii="Times New Roman" w:hAnsi="Times New Roman" w:cs="Times New Roman"/>
+          <w:sz w:val="28"/>
+          <w:szCs w:val="28"/>
+          <w:lang w:val="tt-RU"/>
+        </w:rPr>
+        <w:t xml:space="preserve"> для </w:t>
+      </w:r>
+      <w:r>
+        <w:rPr>
+          <w:rFonts w:ascii="Times New Roman" w:hAnsi="Times New Roman" w:cs="Times New Roman"/>
+          <w:sz w:val="28"/>
+          <w:szCs w:val="28"/>
+        </w:rPr>
+        <w:t xml:space="preserve">обнаружения и классификации объектов в поле зрения комплекса сенсоров: оптические камеры, </w:t>
+      </w:r>
+      <w:proofErr w:type="spellStart"/>
+      <w:r>
+        <w:rPr>
+          <w:rFonts w:ascii="Times New Roman" w:hAnsi="Times New Roman" w:cs="Times New Roman"/>
+          <w:sz w:val="28"/>
+          <w:szCs w:val="28"/>
+        </w:rPr>
+        <w:t>лидар</w:t>
+      </w:r>
+      <w:proofErr w:type="spellEnd"/>
+      <w:r>
+        <w:rPr>
+          <w:rFonts w:ascii="Times New Roman" w:hAnsi="Times New Roman" w:cs="Times New Roman"/>
+          <w:sz w:val="28"/>
+          <w:szCs w:val="28"/>
+        </w:rPr>
+        <w:t xml:space="preserve"> и лазерные дальномеры, установленные по периметру транспортного средства. Совокупность программно-аппаратных средств и анализ местности на основе систем синтезированного зрения позволяет развить не менее перспективную технологию и расширить возможности применения таких систем [6</w:t>
+      </w:r>
+      <w:r>
+        <w:rPr>
+          <w:rFonts w:ascii="Times New Roman" w:hAnsi="Times New Roman" w:cs="Times New Roman"/>
+          <w:sz w:val="28"/>
+          <w:szCs w:val="28"/>
+          <w:lang w:val="tt-RU"/>
+        </w:rPr>
+        <w:t>–</w:t>
+      </w:r>
+      <w:r>
+        <w:rPr>
+          <w:rFonts w:ascii="Times New Roman" w:hAnsi="Times New Roman" w:cs="Times New Roman"/>
+          <w:sz w:val="28"/>
+          <w:szCs w:val="28"/>
+        </w:rPr>
+        <w:t>8].</w:t>
+      </w:r>
+    </w:p>
+    <w:p>
+      <w:pPr>
+        <w:spacing w:after="0" w:line="360" w:lineRule="auto"/>
+        <w:ind w:firstLine="709"/>
+        <w:jc w:val="both"/>
+        <w:rPr>
+          <w:rFonts w:ascii="Times New Roman" w:hAnsi="Times New Roman" w:cs="Times New Roman"/>
+          <w:sz w:val="28"/>
+          <w:szCs w:val="28"/>
+        </w:rPr>
+      </w:pPr>
+    </w:p>
+    <w:p>
+      <w:pPr>
+        <w:spacing w:after="0" w:line="360" w:lineRule="auto"/>
+        <w:ind w:firstLine="709"/>
+        <w:jc w:val="both"/>
+        <w:rPr>
+          <w:rFonts w:ascii="Times New Roman" w:hAnsi="Times New Roman" w:cs="Times New Roman"/>
+          <w:sz w:val="28"/>
+          <w:szCs w:val="28"/>
+        </w:rPr>
+      </w:pPr>
+      <w:bookmarkStart w:id="33" w:name="_Toc235434776"/>
+      <w:r>
+        <w:rPr>
+          <w:rFonts w:asciiTheme="majorBidi" w:hAnsiTheme="majorBidi"/>
+          <w:b/>
+          <w:bCs/>
+          <w:sz w:val="28"/>
+          <w:szCs w:val="28"/>
+        </w:rPr>
+        <w:t xml:space="preserve">2.3 Формирование процесса обучения </w:t>
+      </w:r>
+      <w:proofErr w:type="spellStart"/>
+      <w:r>
+        <w:rPr>
+          <w:rFonts w:asciiTheme="majorBidi" w:hAnsiTheme="majorBidi"/>
+          <w:b/>
+          <w:bCs/>
+          <w:sz w:val="28"/>
+          <w:szCs w:val="28"/>
+        </w:rPr>
+        <w:t>нейросетевой</w:t>
+      </w:r>
+      <w:proofErr w:type="spellEnd"/>
+      <w:r>
+        <w:rPr>
+          <w:rFonts w:asciiTheme="majorBidi" w:hAnsiTheme="majorBidi"/>
+          <w:b/>
+          <w:bCs/>
+          <w:sz w:val="28"/>
+          <w:szCs w:val="28"/>
+        </w:rPr>
+        <w:t xml:space="preserve"> модели. Анализ метрик обучения</w:t>
+      </w:r>
+      <w:bookmarkEnd w:id="33"/>
+      <w:r>
+        <w:rPr>
+          <w:rFonts w:ascii="Times New Roman" w:hAnsi="Times New Roman" w:cs="Times New Roman"/>
+          <w:sz w:val="28"/>
+          <w:szCs w:val="28"/>
+        </w:rPr>
+        <w:t xml:space="preserve"> </w:t>
+      </w:r>
+    </w:p>
+    <w:p>
+      <w:pPr>
+        <w:spacing w:after="0" w:line="360" w:lineRule="auto"/>
+        <w:ind w:firstLine="709"/>
+        <w:jc w:val="both"/>
+        <w:rPr>
+          <w:rFonts w:ascii="Times New Roman" w:hAnsi="Times New Roman" w:cs="Times New Roman"/>
+          <w:sz w:val="28"/>
+          <w:szCs w:val="28"/>
+          <w:lang w:val="tt-RU"/>
+        </w:rPr>
+      </w:pPr>
+    </w:p>
+    <w:p>
+      <w:pPr>
+        <w:spacing w:after="0" w:line="360" w:lineRule="auto"/>
+        <w:ind w:firstLine="709"/>
+        <w:jc w:val="both"/>
+        <w:rPr>
+          <w:rFonts w:ascii="Times New Roman" w:hAnsi="Times New Roman" w:cs="Times New Roman"/>
+          <w:sz w:val="28"/>
+          <w:szCs w:val="28"/>
+        </w:rPr>
+      </w:pPr>
+      <w:r>
+        <w:rPr>
+          <w:rFonts w:ascii="Times New Roman" w:hAnsi="Times New Roman" w:cs="Times New Roman"/>
+          <w:sz w:val="28"/>
+          <w:szCs w:val="28"/>
+          <w:lang w:val="tt-RU"/>
+        </w:rPr>
+        <w:t xml:space="preserve">На основе </w:t>
+      </w:r>
+      <w:r>
+        <w:rPr>
+          <w:rFonts w:ascii="Times New Roman" w:hAnsi="Times New Roman" w:cs="Times New Roman"/>
+          <w:sz w:val="28"/>
+          <w:szCs w:val="28"/>
+          <w:lang w:val="tt-RU"/>
+        </w:rPr>
+        <w:t>проведенного</w:t>
+      </w:r>
+      <w:r>
+        <w:rPr>
+          <w:rFonts w:ascii="Times New Roman" w:hAnsi="Times New Roman" w:cs="Times New Roman"/>
+          <w:sz w:val="28"/>
+          <w:szCs w:val="28"/>
+          <w:lang w:val="tt-RU"/>
+        </w:rPr>
+        <w:t xml:space="preserve"> исследования предлагается архитектура локальной навигации беспилотного транспорта, построенная на основе синтеза систем синтезированного зрения и архитектуры нейронной сети </w:t>
+      </w:r>
+      <w:r>
+        <w:rPr>
+          <w:rFonts w:ascii="Times New Roman" w:hAnsi="Times New Roman" w:cs="Times New Roman"/>
+          <w:sz w:val="28"/>
+          <w:szCs w:val="28"/>
+          <w:lang w:val="en-US"/>
+        </w:rPr>
+        <w:t>YOLO</w:t>
+      </w:r>
+      <w:r>
+        <w:rPr>
+          <w:rFonts w:ascii="Times New Roman" w:hAnsi="Times New Roman" w:cs="Times New Roman"/>
+          <w:sz w:val="28"/>
+          <w:szCs w:val="28"/>
+          <w:lang w:val="tt-RU"/>
+        </w:rPr>
+        <w:t xml:space="preserve"> для </w:t>
+      </w:r>
+      <w:r>
+        <w:rPr>
+          <w:rFonts w:ascii="Times New Roman" w:hAnsi="Times New Roman" w:cs="Times New Roman"/>
+          <w:sz w:val="28"/>
+          <w:szCs w:val="28"/>
+        </w:rPr>
+        <w:t xml:space="preserve">обнаружения и классификации объектов в поле зрения комплекса сенсоров: оптические камеры, </w:t>
+      </w:r>
+      <w:proofErr w:type="spellStart"/>
+      <w:r>
+        <w:rPr>
+          <w:rFonts w:ascii="Times New Roman" w:hAnsi="Times New Roman" w:cs="Times New Roman"/>
+          <w:sz w:val="28"/>
+          <w:szCs w:val="28"/>
+        </w:rPr>
+        <w:t>лидар</w:t>
+      </w:r>
+      <w:proofErr w:type="spellEnd"/>
+      <w:r>
+        <w:rPr>
+          <w:rFonts w:ascii="Times New Roman" w:hAnsi="Times New Roman" w:cs="Times New Roman"/>
+          <w:sz w:val="28"/>
+          <w:szCs w:val="28"/>
+        </w:rPr>
+        <w:t xml:space="preserve"> и лазерные дальномеры, установленные по периметру транспортного средства. Совокупность программно-аппаратных средств и анализ местности на основе систем синтезированного зрения позволяет развить не менее перспективную технологию и расширить возможности применения таких систем [6</w:t>
+      </w:r>
+      <w:r>
+        <w:rPr>
+          <w:rFonts w:ascii="Times New Roman" w:hAnsi="Times New Roman" w:cs="Times New Roman"/>
+          <w:sz w:val="28"/>
+          <w:szCs w:val="28"/>
+          <w:lang w:val="tt-RU"/>
+        </w:rPr>
+        <w:t>–</w:t>
+      </w:r>
+      <w:r>
+        <w:rPr>
+          <w:rFonts w:ascii="Times New Roman" w:hAnsi="Times New Roman" w:cs="Times New Roman"/>
+          <w:sz w:val="28"/>
+          <w:szCs w:val="28"/>
+        </w:rPr>
+        <w:t>8].</w:t>
+      </w:r>
+    </w:p>
+    <w:p>
+      <w:pPr>
+        <w:spacing w:after="0" w:line="360" w:lineRule="auto"/>
+        <w:ind w:firstLine="709"/>
+        <w:jc w:val="both"/>
+        <w:rPr>
+          <w:rFonts w:ascii="Times New Roman" w:hAnsi="Times New Roman" w:cs="Times New Roman"/>
+          <w:sz w:val="28"/>
+          <w:szCs w:val="28"/>
+        </w:rPr>
+      </w:pPr>
+    </w:p>
+    <w:p>
+      <w:pPr>
+        <w:spacing w:after="0" w:line="360" w:lineRule="auto"/>
+        <w:ind w:firstLine="709"/>
+        <w:jc w:val="both"/>
+        <w:rPr>
+          <w:rFonts w:ascii="Times New Roman" w:hAnsi="Times New Roman" w:cs="Times New Roman"/>
+          <w:sz w:val="28"/>
+          <w:szCs w:val="28"/>
+        </w:rPr>
+      </w:pPr>
+      <w:bookmarkStart w:id="34" w:name="_Toc235434777"/>
+      <w:r>
+        <w:rPr>
+          <w:rFonts w:asciiTheme="majorBidi" w:hAnsiTheme="majorBidi"/>
+          <w:b/>
+          <w:bCs/>
+          <w:sz w:val="28"/>
+          <w:szCs w:val="28"/>
+        </w:rPr>
+        <w:t xml:space="preserve">2.4 Тестирование полученной модели по технологии </w:t>
+      </w:r>
+      <w:r>
+        <w:rPr>
+          <w:rFonts w:asciiTheme="majorBidi" w:hAnsiTheme="majorBidi"/>
+          <w:b/>
+          <w:bCs/>
+          <w:sz w:val="28"/>
+          <w:szCs w:val="28"/>
+          <w:lang w:val="en-US"/>
+        </w:rPr>
+        <w:t>Edge</w:t>
+      </w:r>
+      <w:r>
+        <w:rPr>
+          <w:rFonts w:asciiTheme="majorBidi" w:hAnsiTheme="majorBidi"/>
+          <w:b/>
+          <w:bCs/>
+          <w:sz w:val="28"/>
+          <w:szCs w:val="28"/>
+        </w:rPr>
+        <w:t xml:space="preserve"> </w:t>
+      </w:r>
+      <w:r>
+        <w:rPr>
+          <w:rFonts w:asciiTheme="majorBidi" w:hAnsiTheme="majorBidi"/>
+          <w:b/>
+          <w:bCs/>
+          <w:sz w:val="28"/>
+          <w:szCs w:val="28"/>
+          <w:lang w:val="en-US"/>
+        </w:rPr>
+        <w:t>AI</w:t>
+      </w:r>
+      <w:bookmarkEnd w:id="34"/>
+      <w:r>
+        <w:rPr>
+          <w:rFonts w:ascii="Times New Roman" w:hAnsi="Times New Roman" w:cs="Times New Roman"/>
+          <w:sz w:val="28"/>
+          <w:szCs w:val="28"/>
+        </w:rPr>
+        <w:t xml:space="preserve"> </w:t>
+      </w:r>
+    </w:p>
+    <w:p>
+      <w:pPr>
+        <w:spacing w:after="0" w:line="360" w:lineRule="auto"/>
+        <w:ind w:firstLine="709"/>
+        <w:jc w:val="both"/>
+        <w:rPr>
+          <w:rFonts w:ascii="Times New Roman" w:hAnsi="Times New Roman" w:cs="Times New Roman"/>
+          <w:sz w:val="28"/>
+          <w:szCs w:val="28"/>
+        </w:rPr>
+      </w:pPr>
+      <w:r>
+        <w:rPr>
+          <w:rFonts w:ascii="Times New Roman" w:hAnsi="Times New Roman" w:cs="Times New Roman"/>
+          <w:sz w:val="28"/>
+          <w:szCs w:val="28"/>
+        </w:rPr>
+        <w:lastRenderedPageBreak/>
+        <w:t>Повсеместное внедрение технологий искусственного интеллекта</w:t>
+      </w:r>
+      <w:r>
+        <w:rPr>
+          <w:rFonts w:ascii="Times New Roman" w:hAnsi="Times New Roman" w:cs="Times New Roman"/>
+          <w:sz w:val="28"/>
+          <w:szCs w:val="28"/>
+        </w:rPr>
+        <w:t xml:space="preserve"> потребовало от потребителей и производителей разработку и использование сложную и производительную инфраструктуру. В части задач, в особенности в сфере применения ИИ в робототехнике и автономном транспорте, использование доступных решений недостаточно. Этот факт поспособствовал развитию и распространению нового класса устройств и инфраструктуры – </w:t>
+      </w:r>
+      <w:r>
+        <w:rPr>
+          <w:rFonts w:ascii="Times New Roman" w:hAnsi="Times New Roman" w:cs="Times New Roman"/>
+          <w:sz w:val="28"/>
+          <w:szCs w:val="28"/>
+          <w:lang w:val="en-US"/>
+        </w:rPr>
+        <w:t>Edge</w:t>
+      </w:r>
+      <w:r>
+        <w:rPr>
+          <w:rFonts w:ascii="Times New Roman" w:hAnsi="Times New Roman" w:cs="Times New Roman"/>
+          <w:sz w:val="28"/>
+          <w:szCs w:val="28"/>
+        </w:rPr>
+        <w:t xml:space="preserve"> </w:t>
+      </w:r>
+      <w:r>
+        <w:rPr>
+          <w:rFonts w:ascii="Times New Roman" w:hAnsi="Times New Roman" w:cs="Times New Roman"/>
+          <w:sz w:val="28"/>
+          <w:szCs w:val="28"/>
+          <w:lang w:val="en-US"/>
+        </w:rPr>
+        <w:t>AI</w:t>
+      </w:r>
+      <w:r>
+        <w:rPr>
+          <w:rFonts w:ascii="Times New Roman" w:hAnsi="Times New Roman" w:cs="Times New Roman"/>
+          <w:sz w:val="28"/>
+          <w:szCs w:val="28"/>
+        </w:rPr>
+        <w:t xml:space="preserve">. </w:t>
+      </w:r>
+      <w:r>
+        <w:rPr>
+          <w:rFonts w:ascii="Times New Roman" w:hAnsi="Times New Roman" w:cs="Times New Roman"/>
+          <w:sz w:val="28"/>
+          <w:szCs w:val="28"/>
+        </w:rPr>
+        <w:t xml:space="preserve">Архитектура таких решений позволяет проводить сложные анализ и обработку данных, применять </w:t>
+      </w:r>
+      <w:proofErr w:type="spellStart"/>
+      <w:r>
+        <w:rPr>
+          <w:rFonts w:ascii="Times New Roman" w:hAnsi="Times New Roman" w:cs="Times New Roman"/>
+          <w:sz w:val="28"/>
+          <w:szCs w:val="28"/>
+        </w:rPr>
+        <w:t>нейросетевые</w:t>
+      </w:r>
+      <w:proofErr w:type="spellEnd"/>
+      <w:r>
+        <w:rPr>
+          <w:rFonts w:ascii="Times New Roman" w:hAnsi="Times New Roman" w:cs="Times New Roman"/>
+          <w:sz w:val="28"/>
+          <w:szCs w:val="28"/>
+        </w:rPr>
+        <w:t xml:space="preserve"> технологии в ходе выполнения поставленных задач, что минимизирует задержки, потенциальные затраты </w:t>
+      </w:r>
+      <w:r>
+        <w:rPr>
+          <w:rFonts w:ascii="Times New Roman" w:hAnsi="Times New Roman" w:cs="Times New Roman"/>
+          <w:sz w:val="28"/>
+          <w:szCs w:val="28"/>
+        </w:rPr>
+        <w:t xml:space="preserve">на передачу информацию </w:t>
+      </w:r>
+      <w:r>
+        <w:rPr>
+          <w:rFonts w:ascii="Times New Roman" w:hAnsi="Times New Roman" w:cs="Times New Roman"/>
+          <w:sz w:val="28"/>
+          <w:szCs w:val="28"/>
+        </w:rPr>
+        <w:t>и повышает надежность обмена</w:t>
+      </w:r>
+      <w:r>
+        <w:rPr>
+          <w:rFonts w:ascii="Times New Roman" w:hAnsi="Times New Roman" w:cs="Times New Roman"/>
+          <w:sz w:val="28"/>
+          <w:szCs w:val="28"/>
+        </w:rPr>
+        <w:t xml:space="preserve"> и хранения</w:t>
+      </w:r>
+      <w:r>
+        <w:rPr>
+          <w:rFonts w:ascii="Times New Roman" w:hAnsi="Times New Roman" w:cs="Times New Roman"/>
+          <w:sz w:val="28"/>
+          <w:szCs w:val="28"/>
+        </w:rPr>
+        <w:t xml:space="preserve"> данны</w:t>
+      </w:r>
+      <w:r>
+        <w:rPr>
+          <w:rFonts w:ascii="Times New Roman" w:hAnsi="Times New Roman" w:cs="Times New Roman"/>
+          <w:sz w:val="28"/>
+          <w:szCs w:val="28"/>
+        </w:rPr>
+        <w:t>х</w:t>
+      </w:r>
+      <w:r>
+        <w:rPr>
+          <w:rFonts w:ascii="Times New Roman" w:hAnsi="Times New Roman" w:cs="Times New Roman"/>
+          <w:sz w:val="28"/>
+          <w:szCs w:val="28"/>
+        </w:rPr>
+        <w:t>.</w:t>
+      </w:r>
+    </w:p>
+    <w:p>
+      <w:pPr>
+        <w:spacing w:after="0" w:line="360" w:lineRule="auto"/>
+        <w:ind w:firstLine="709"/>
+        <w:jc w:val="both"/>
+        <w:rPr>
+          <w:rFonts w:ascii="Times New Roman" w:hAnsi="Times New Roman" w:cs="Times New Roman"/>
+          <w:sz w:val="28"/>
+          <w:szCs w:val="28"/>
+          <w:lang w:val="en-US"/>
+        </w:rPr>
+      </w:pPr>
+      <w:r>
+        <w:rPr>
+          <w:rFonts w:ascii="Times New Roman" w:hAnsi="Times New Roman" w:cs="Times New Roman"/>
+          <w:sz w:val="28"/>
+          <w:szCs w:val="28"/>
+        </w:rPr>
+        <w:t xml:space="preserve">Существует ряд актуальных решений, базирующихся на </w:t>
+      </w:r>
+      <w:r>
+        <w:rPr>
+          <w:rFonts w:ascii="Times New Roman" w:hAnsi="Times New Roman" w:cs="Times New Roman"/>
+          <w:sz w:val="28"/>
+          <w:szCs w:val="28"/>
+          <w:lang w:val="en-US"/>
+        </w:rPr>
+        <w:t>Edge</w:t>
+      </w:r>
+      <w:r>
+        <w:rPr>
+          <w:rFonts w:ascii="Times New Roman" w:hAnsi="Times New Roman" w:cs="Times New Roman"/>
+          <w:sz w:val="28"/>
+          <w:szCs w:val="28"/>
+        </w:rPr>
+        <w:t xml:space="preserve"> </w:t>
+      </w:r>
+      <w:r>
+        <w:rPr>
+          <w:rFonts w:ascii="Times New Roman" w:hAnsi="Times New Roman" w:cs="Times New Roman"/>
+          <w:sz w:val="28"/>
+          <w:szCs w:val="28"/>
+          <w:lang w:val="en-US"/>
+        </w:rPr>
+        <w:t>AI</w:t>
+      </w:r>
+      <w:r>
+        <w:rPr>
+          <w:rFonts w:ascii="Times New Roman" w:hAnsi="Times New Roman" w:cs="Times New Roman"/>
+          <w:sz w:val="28"/>
+          <w:szCs w:val="28"/>
+        </w:rPr>
+        <w:t xml:space="preserve">. </w:t>
+      </w:r>
+      <w:r>
+        <w:rPr>
+          <w:rFonts w:ascii="Times New Roman" w:hAnsi="Times New Roman" w:cs="Times New Roman"/>
+          <w:sz w:val="28"/>
+          <w:szCs w:val="28"/>
+        </w:rPr>
+        <w:t>Таковыми</w:t>
+      </w:r>
+      <w:r>
+        <w:rPr>
+          <w:rFonts w:ascii="Times New Roman" w:hAnsi="Times New Roman" w:cs="Times New Roman"/>
+          <w:sz w:val="28"/>
+          <w:szCs w:val="28"/>
+          <w:lang w:val="en-US"/>
+        </w:rPr>
+        <w:t xml:space="preserve"> </w:t>
+      </w:r>
+      <w:r>
+        <w:rPr>
+          <w:rFonts w:ascii="Times New Roman" w:hAnsi="Times New Roman" w:cs="Times New Roman"/>
+          <w:sz w:val="28"/>
+          <w:szCs w:val="28"/>
+        </w:rPr>
+        <w:t>являются</w:t>
+      </w:r>
+      <w:r>
+        <w:rPr>
+          <w:rFonts w:ascii="Times New Roman" w:hAnsi="Times New Roman" w:cs="Times New Roman"/>
+          <w:sz w:val="28"/>
+          <w:szCs w:val="28"/>
+          <w:lang w:val="en-US"/>
+        </w:rPr>
+        <w:t xml:space="preserve"> </w:t>
+      </w:r>
+      <w:r>
+        <w:rPr>
+          <w:rFonts w:ascii="Times New Roman" w:hAnsi="Times New Roman" w:cs="Times New Roman"/>
+          <w:sz w:val="28"/>
+          <w:szCs w:val="28"/>
+          <w:lang w:val="en-US"/>
+        </w:rPr>
+        <w:t>SoC</w:t>
+      </w:r>
+      <w:r>
+        <w:rPr>
+          <w:rFonts w:ascii="Times New Roman" w:hAnsi="Times New Roman" w:cs="Times New Roman"/>
+          <w:sz w:val="28"/>
+          <w:szCs w:val="28"/>
+          <w:lang w:val="en-US"/>
+        </w:rPr>
+        <w:t xml:space="preserve"> (</w:t>
+      </w:r>
+      <w:r>
+        <w:rPr>
+          <w:rFonts w:ascii="Times New Roman" w:hAnsi="Times New Roman" w:cs="Times New Roman"/>
+          <w:sz w:val="28"/>
+          <w:szCs w:val="28"/>
+          <w:lang w:val="en-US"/>
+        </w:rPr>
+        <w:t>System</w:t>
+      </w:r>
+      <w:r>
+        <w:rPr>
+          <w:rFonts w:ascii="Times New Roman" w:hAnsi="Times New Roman" w:cs="Times New Roman"/>
+          <w:sz w:val="28"/>
+          <w:szCs w:val="28"/>
+          <w:lang w:val="en-US"/>
+        </w:rPr>
+        <w:t>-</w:t>
+      </w:r>
+      <w:r>
+        <w:rPr>
+          <w:rFonts w:ascii="Times New Roman" w:hAnsi="Times New Roman" w:cs="Times New Roman"/>
+          <w:sz w:val="28"/>
+          <w:szCs w:val="28"/>
+          <w:lang w:val="en-US"/>
+        </w:rPr>
+        <w:t>on</w:t>
+      </w:r>
+      <w:r>
+        <w:rPr>
+          <w:rFonts w:ascii="Times New Roman" w:hAnsi="Times New Roman" w:cs="Times New Roman"/>
+          <w:sz w:val="28"/>
+          <w:szCs w:val="28"/>
+          <w:lang w:val="en-US"/>
+        </w:rPr>
+        <w:t>-</w:t>
+      </w:r>
+      <w:r>
+        <w:rPr>
+          <w:rFonts w:ascii="Times New Roman" w:hAnsi="Times New Roman" w:cs="Times New Roman"/>
+          <w:sz w:val="28"/>
+          <w:szCs w:val="28"/>
+          <w:lang w:val="en-US"/>
+        </w:rPr>
+        <w:t>Chip</w:t>
+      </w:r>
+      <w:r>
+        <w:rPr>
+          <w:rFonts w:ascii="Times New Roman" w:hAnsi="Times New Roman" w:cs="Times New Roman"/>
+          <w:sz w:val="28"/>
+          <w:szCs w:val="28"/>
+          <w:lang w:val="en-US"/>
+        </w:rPr>
+        <w:t>, «</w:t>
+      </w:r>
+      <w:r>
+        <w:rPr>
+          <w:rFonts w:ascii="Times New Roman" w:hAnsi="Times New Roman" w:cs="Times New Roman"/>
+          <w:sz w:val="28"/>
+          <w:szCs w:val="28"/>
+        </w:rPr>
+        <w:t>система</w:t>
+      </w:r>
+      <w:r>
+        <w:rPr>
+          <w:rFonts w:ascii="Times New Roman" w:hAnsi="Times New Roman" w:cs="Times New Roman"/>
+          <w:sz w:val="28"/>
+          <w:szCs w:val="28"/>
+          <w:lang w:val="en-US"/>
+        </w:rPr>
+        <w:t xml:space="preserve"> </w:t>
+      </w:r>
+      <w:r>
+        <w:rPr>
+          <w:rFonts w:ascii="Times New Roman" w:hAnsi="Times New Roman" w:cs="Times New Roman"/>
+          <w:sz w:val="28"/>
+          <w:szCs w:val="28"/>
+        </w:rPr>
+        <w:t>на</w:t>
+      </w:r>
+      <w:r>
+        <w:rPr>
+          <w:rFonts w:ascii="Times New Roman" w:hAnsi="Times New Roman" w:cs="Times New Roman"/>
+          <w:sz w:val="28"/>
+          <w:szCs w:val="28"/>
+          <w:lang w:val="en-US"/>
+        </w:rPr>
+        <w:t xml:space="preserve"> </w:t>
+      </w:r>
+      <w:r>
+        <w:rPr>
+          <w:rFonts w:ascii="Times New Roman" w:hAnsi="Times New Roman" w:cs="Times New Roman"/>
+          <w:sz w:val="28"/>
+          <w:szCs w:val="28"/>
+        </w:rPr>
+        <w:t>чипе</w:t>
+      </w:r>
+      <w:r>
+        <w:rPr>
+          <w:rFonts w:ascii="Times New Roman" w:hAnsi="Times New Roman" w:cs="Times New Roman"/>
+          <w:sz w:val="28"/>
+          <w:szCs w:val="28"/>
+          <w:lang w:val="en-US"/>
+        </w:rPr>
+        <w:t xml:space="preserve">») </w:t>
+      </w:r>
+      <w:r>
+        <w:rPr>
+          <w:rFonts w:ascii="Times New Roman" w:hAnsi="Times New Roman" w:cs="Times New Roman"/>
+          <w:sz w:val="28"/>
+          <w:szCs w:val="28"/>
+          <w:lang w:val="en-US"/>
+        </w:rPr>
+        <w:t>NVIDIA</w:t>
+      </w:r>
+      <w:r>
+        <w:rPr>
+          <w:rFonts w:ascii="Times New Roman" w:hAnsi="Times New Roman" w:cs="Times New Roman"/>
+          <w:sz w:val="28"/>
+          <w:szCs w:val="28"/>
+          <w:lang w:val="en-US"/>
+        </w:rPr>
+        <w:t xml:space="preserve"> </w:t>
+      </w:r>
+      <w:r>
+        <w:rPr>
+          <w:rFonts w:ascii="Times New Roman" w:hAnsi="Times New Roman" w:cs="Times New Roman"/>
+          <w:sz w:val="28"/>
+          <w:szCs w:val="28"/>
+          <w:lang w:val="en-US"/>
+        </w:rPr>
+        <w:t>Jetson</w:t>
+      </w:r>
+      <w:r>
+        <w:rPr>
+          <w:rFonts w:ascii="Times New Roman" w:hAnsi="Times New Roman" w:cs="Times New Roman"/>
+          <w:sz w:val="28"/>
+          <w:szCs w:val="28"/>
+          <w:lang w:val="en-US"/>
+        </w:rPr>
+        <w:t xml:space="preserve"> </w:t>
+      </w:r>
+      <w:r>
+        <w:rPr>
+          <w:rFonts w:ascii="Times New Roman" w:hAnsi="Times New Roman" w:cs="Times New Roman"/>
+          <w:sz w:val="28"/>
+          <w:szCs w:val="28"/>
+          <w:lang w:val="en-US"/>
+        </w:rPr>
+        <w:t>Orin</w:t>
+      </w:r>
+      <w:r>
+        <w:rPr>
+          <w:rFonts w:ascii="Times New Roman" w:hAnsi="Times New Roman" w:cs="Times New Roman"/>
+          <w:sz w:val="28"/>
+          <w:szCs w:val="28"/>
+          <w:lang w:val="en-US"/>
+        </w:rPr>
+        <w:t xml:space="preserve">, </w:t>
+      </w:r>
+      <w:r>
+        <w:rPr>
+          <w:rFonts w:ascii="Times New Roman" w:hAnsi="Times New Roman" w:cs="Times New Roman"/>
+          <w:sz w:val="28"/>
+          <w:szCs w:val="28"/>
+          <w:lang w:val="en-US"/>
+        </w:rPr>
+        <w:t>Google</w:t>
+      </w:r>
+      <w:r>
+        <w:rPr>
+          <w:rFonts w:ascii="Times New Roman" w:hAnsi="Times New Roman" w:cs="Times New Roman"/>
+          <w:sz w:val="28"/>
+          <w:szCs w:val="28"/>
+          <w:lang w:val="en-US"/>
+        </w:rPr>
+        <w:t xml:space="preserve"> </w:t>
+      </w:r>
+      <w:r>
+        <w:rPr>
+          <w:rFonts w:ascii="Times New Roman" w:hAnsi="Times New Roman" w:cs="Times New Roman"/>
+          <w:sz w:val="28"/>
+          <w:szCs w:val="28"/>
+          <w:lang w:val="en-US"/>
+        </w:rPr>
+        <w:t>Coral</w:t>
+      </w:r>
+      <w:r>
+        <w:rPr>
+          <w:rFonts w:ascii="Times New Roman" w:hAnsi="Times New Roman" w:cs="Times New Roman"/>
+          <w:sz w:val="28"/>
+          <w:szCs w:val="28"/>
+          <w:lang w:val="en-US"/>
+        </w:rPr>
+        <w:t xml:space="preserve">, </w:t>
+      </w:r>
+      <w:r>
+        <w:rPr>
+          <w:rFonts w:ascii="Times New Roman" w:hAnsi="Times New Roman" w:cs="Times New Roman"/>
+          <w:sz w:val="28"/>
+          <w:szCs w:val="28"/>
+          <w:lang w:val="en-US"/>
+        </w:rPr>
+        <w:t>Intel</w:t>
+      </w:r>
+      <w:r>
+        <w:rPr>
+          <w:rFonts w:ascii="Times New Roman" w:hAnsi="Times New Roman" w:cs="Times New Roman"/>
+          <w:sz w:val="28"/>
+          <w:szCs w:val="28"/>
+          <w:lang w:val="en-US"/>
+        </w:rPr>
+        <w:t xml:space="preserve"> </w:t>
+      </w:r>
+      <w:r>
+        <w:rPr>
+          <w:rFonts w:ascii="Times New Roman" w:hAnsi="Times New Roman" w:cs="Times New Roman"/>
+          <w:sz w:val="28"/>
+          <w:szCs w:val="28"/>
+          <w:lang w:val="en-US"/>
+        </w:rPr>
+        <w:t>NCS</w:t>
+      </w:r>
+      <w:r>
+        <w:rPr>
+          <w:rFonts w:ascii="Times New Roman" w:hAnsi="Times New Roman" w:cs="Times New Roman"/>
+          <w:sz w:val="28"/>
+          <w:szCs w:val="28"/>
+          <w:lang w:val="en-US"/>
+        </w:rPr>
+        <w:t xml:space="preserve">, </w:t>
+      </w:r>
+      <w:r>
+        <w:rPr>
+          <w:rFonts w:ascii="Times New Roman" w:hAnsi="Times New Roman" w:cs="Times New Roman"/>
+          <w:sz w:val="28"/>
+          <w:szCs w:val="28"/>
+          <w:lang w:val="en-US"/>
+        </w:rPr>
+        <w:t>Orange</w:t>
+      </w:r>
+      <w:r>
+        <w:rPr>
+          <w:rFonts w:ascii="Times New Roman" w:hAnsi="Times New Roman" w:cs="Times New Roman"/>
+          <w:sz w:val="28"/>
+          <w:szCs w:val="28"/>
+          <w:lang w:val="en-US"/>
+        </w:rPr>
+        <w:t xml:space="preserve"> </w:t>
+      </w:r>
+      <w:r>
+        <w:rPr>
+          <w:rFonts w:ascii="Times New Roman" w:hAnsi="Times New Roman" w:cs="Times New Roman"/>
+          <w:sz w:val="28"/>
+          <w:szCs w:val="28"/>
+          <w:lang w:val="en-US"/>
+        </w:rPr>
+        <w:t>Pi</w:t>
+      </w:r>
+      <w:r>
+        <w:rPr>
+          <w:rFonts w:ascii="Times New Roman" w:hAnsi="Times New Roman" w:cs="Times New Roman"/>
+          <w:sz w:val="28"/>
+          <w:szCs w:val="28"/>
+          <w:lang w:val="en-US"/>
+        </w:rPr>
+        <w:t xml:space="preserve"> </w:t>
+      </w:r>
+      <w:r>
+        <w:rPr>
+          <w:rFonts w:ascii="Times New Roman" w:hAnsi="Times New Roman" w:cs="Times New Roman"/>
+          <w:sz w:val="28"/>
+          <w:szCs w:val="28"/>
+        </w:rPr>
+        <w:t>и</w:t>
+      </w:r>
+      <w:r>
+        <w:rPr>
+          <w:rFonts w:ascii="Times New Roman" w:hAnsi="Times New Roman" w:cs="Times New Roman"/>
+          <w:sz w:val="28"/>
+          <w:szCs w:val="28"/>
+          <w:lang w:val="en-US"/>
+        </w:rPr>
+        <w:t xml:space="preserve"> </w:t>
+      </w:r>
+      <w:r>
+        <w:rPr>
+          <w:rFonts w:ascii="Times New Roman" w:hAnsi="Times New Roman" w:cs="Times New Roman"/>
+          <w:sz w:val="28"/>
+          <w:szCs w:val="28"/>
+        </w:rPr>
+        <w:t>т</w:t>
+      </w:r>
+      <w:r>
+        <w:rPr>
+          <w:rFonts w:ascii="Times New Roman" w:hAnsi="Times New Roman" w:cs="Times New Roman"/>
+          <w:sz w:val="28"/>
+          <w:szCs w:val="28"/>
+          <w:lang w:val="en-US"/>
+        </w:rPr>
+        <w:t>.</w:t>
+      </w:r>
+      <w:r>
+        <w:rPr>
+          <w:rFonts w:ascii="Times New Roman" w:hAnsi="Times New Roman" w:cs="Times New Roman"/>
+          <w:sz w:val="28"/>
+          <w:szCs w:val="28"/>
+        </w:rPr>
+        <w:t>д</w:t>
+      </w:r>
+      <w:r>
+        <w:rPr>
+          <w:rFonts w:ascii="Times New Roman" w:hAnsi="Times New Roman" w:cs="Times New Roman"/>
+          <w:sz w:val="28"/>
+          <w:szCs w:val="28"/>
+          <w:lang w:val="en-US"/>
+        </w:rPr>
+        <w:t xml:space="preserve"> </w:t>
+      </w:r>
+      <w:r>
+        <w:rPr>
+          <w:rFonts w:ascii="Times New Roman" w:hAnsi="Times New Roman" w:cs="Times New Roman"/>
+          <w:sz w:val="28"/>
+          <w:szCs w:val="28"/>
+          <w:lang w:val="en-US"/>
+        </w:rPr>
+        <w:t>[241-242]</w:t>
+      </w:r>
+      <w:r>
+        <w:rPr>
+          <w:rFonts w:ascii="Times New Roman" w:hAnsi="Times New Roman" w:cs="Times New Roman"/>
+          <w:sz w:val="28"/>
+          <w:szCs w:val="28"/>
+          <w:lang w:val="en-US"/>
+        </w:rPr>
+        <w:t xml:space="preserve">. </w:t>
+      </w:r>
+      <w:r>
+        <w:rPr>
+          <w:rFonts w:ascii="Times New Roman" w:hAnsi="Times New Roman" w:cs="Times New Roman"/>
+          <w:sz w:val="28"/>
+          <w:szCs w:val="28"/>
+        </w:rPr>
+        <w:t>Они</w:t>
+      </w:r>
+      <w:r>
+        <w:rPr>
+          <w:rFonts w:ascii="Times New Roman" w:hAnsi="Times New Roman" w:cs="Times New Roman"/>
+          <w:sz w:val="28"/>
+          <w:szCs w:val="28"/>
+        </w:rPr>
+        <w:t xml:space="preserve"> </w:t>
+      </w:r>
+      <w:r>
+        <w:rPr>
+          <w:rFonts w:ascii="Times New Roman" w:hAnsi="Times New Roman" w:cs="Times New Roman"/>
+          <w:sz w:val="28"/>
+          <w:szCs w:val="28"/>
+        </w:rPr>
+        <w:t xml:space="preserve">обладают высоким уровнем производительности при достаточно компактных размерах и небольшом энергопотреблении. Помимо них производители смартфонов, носимых устройств и иных мобильных устройств постепенно внедряют элементы технологии </w:t>
+      </w:r>
+      <w:r>
+        <w:rPr>
+          <w:rFonts w:ascii="Times New Roman" w:hAnsi="Times New Roman" w:cs="Times New Roman"/>
+          <w:sz w:val="28"/>
+          <w:szCs w:val="28"/>
+          <w:lang w:val="en-US"/>
+        </w:rPr>
+        <w:t>Edge</w:t>
+      </w:r>
+      <w:r>
+        <w:rPr>
+          <w:rFonts w:ascii="Times New Roman" w:hAnsi="Times New Roman" w:cs="Times New Roman"/>
+          <w:sz w:val="28"/>
+          <w:szCs w:val="28"/>
+        </w:rPr>
+        <w:t xml:space="preserve"> </w:t>
+      </w:r>
+      <w:r>
+        <w:rPr>
+          <w:rFonts w:ascii="Times New Roman" w:hAnsi="Times New Roman" w:cs="Times New Roman"/>
+          <w:sz w:val="28"/>
+          <w:szCs w:val="28"/>
+          <w:lang w:val="en-US"/>
+        </w:rPr>
+        <w:t>AI</w:t>
+      </w:r>
+      <w:r>
+        <w:rPr>
+          <w:rFonts w:ascii="Times New Roman" w:hAnsi="Times New Roman" w:cs="Times New Roman"/>
+          <w:sz w:val="28"/>
+          <w:szCs w:val="28"/>
+        </w:rPr>
+        <w:t xml:space="preserve"> </w:t>
+      </w:r>
+      <w:r>
+        <w:rPr>
+          <w:rFonts w:ascii="Times New Roman" w:hAnsi="Times New Roman" w:cs="Times New Roman"/>
+          <w:sz w:val="28"/>
+          <w:szCs w:val="28"/>
+        </w:rPr>
+        <w:t>для обработки видео и изображений в режиме «онлайн», синтез и обработка речи пользователя, интеллектуального поиска с индивидуальными предпочтениями и т.д.</w:t>
+      </w:r>
+    </w:p>
+    <w:p>
+      <w:pPr>
+        <w:spacing w:after="0" w:line="360" w:lineRule="auto"/>
+        <w:ind w:firstLine="709"/>
+        <w:jc w:val="both"/>
+        <w:rPr>
+          <w:rFonts w:ascii="Times New Roman" w:hAnsi="Times New Roman" w:cs="Times New Roman"/>
+          <w:sz w:val="28"/>
+          <w:szCs w:val="28"/>
+        </w:rPr>
+      </w:pPr>
+      <w:r>
+        <w:rPr>
+          <w:rFonts w:ascii="Times New Roman" w:hAnsi="Times New Roman" w:cs="Times New Roman"/>
+          <w:sz w:val="28"/>
+          <w:szCs w:val="28"/>
+        </w:rPr>
+        <w:t xml:space="preserve">В рамках текущего исследования в качестве </w:t>
+      </w:r>
+      <w:r>
+        <w:rPr>
+          <w:rFonts w:ascii="Times New Roman" w:hAnsi="Times New Roman" w:cs="Times New Roman"/>
+          <w:sz w:val="28"/>
+          <w:szCs w:val="28"/>
+          <w:lang w:val="en-US"/>
+        </w:rPr>
+        <w:t>Edge</w:t>
+      </w:r>
+      <w:r>
+        <w:rPr>
+          <w:rFonts w:ascii="Times New Roman" w:hAnsi="Times New Roman" w:cs="Times New Roman"/>
+          <w:sz w:val="28"/>
+          <w:szCs w:val="28"/>
+        </w:rPr>
+        <w:t xml:space="preserve"> </w:t>
+      </w:r>
+      <w:r>
+        <w:rPr>
+          <w:rFonts w:ascii="Times New Roman" w:hAnsi="Times New Roman" w:cs="Times New Roman"/>
+          <w:sz w:val="28"/>
+          <w:szCs w:val="28"/>
+          <w:lang w:val="en-US"/>
+        </w:rPr>
+        <w:t>AI</w:t>
+      </w:r>
+      <w:r>
+        <w:rPr>
+          <w:rFonts w:ascii="Times New Roman" w:hAnsi="Times New Roman" w:cs="Times New Roman"/>
+          <w:sz w:val="28"/>
+          <w:szCs w:val="28"/>
+        </w:rPr>
+        <w:t xml:space="preserve">-платформы используется </w:t>
+      </w:r>
+      <w:r>
+        <w:rPr>
+          <w:rFonts w:ascii="Times New Roman" w:hAnsi="Times New Roman" w:cs="Times New Roman"/>
+          <w:sz w:val="28"/>
+          <w:szCs w:val="28"/>
+        </w:rPr>
+        <w:t xml:space="preserve">решение </w:t>
+      </w:r>
+      <w:r>
+        <w:rPr>
+          <w:rFonts w:ascii="Times New Roman" w:hAnsi="Times New Roman" w:cs="Times New Roman"/>
+          <w:sz w:val="28"/>
+          <w:szCs w:val="28"/>
+          <w:lang w:val="en-US"/>
+        </w:rPr>
+        <w:t>NVIDIA</w:t>
+      </w:r>
+      <w:r>
+        <w:rPr>
+          <w:rFonts w:ascii="Times New Roman" w:hAnsi="Times New Roman" w:cs="Times New Roman"/>
+          <w:sz w:val="28"/>
+          <w:szCs w:val="28"/>
+        </w:rPr>
+        <w:t xml:space="preserve"> </w:t>
+      </w:r>
+      <w:r>
+        <w:rPr>
+          <w:rFonts w:ascii="Times New Roman" w:hAnsi="Times New Roman" w:cs="Times New Roman"/>
+          <w:sz w:val="28"/>
+          <w:szCs w:val="28"/>
+          <w:lang w:val="en-US"/>
+        </w:rPr>
+        <w:t>Jetson</w:t>
+      </w:r>
+      <w:r>
+        <w:rPr>
+          <w:rFonts w:ascii="Times New Roman" w:hAnsi="Times New Roman" w:cs="Times New Roman"/>
+          <w:sz w:val="28"/>
+          <w:szCs w:val="28"/>
+        </w:rPr>
+        <w:t xml:space="preserve"> </w:t>
+      </w:r>
+      <w:r>
+        <w:rPr>
+          <w:rFonts w:ascii="Times New Roman" w:hAnsi="Times New Roman" w:cs="Times New Roman"/>
+          <w:sz w:val="28"/>
+          <w:szCs w:val="28"/>
+          <w:lang w:val="en-US"/>
+        </w:rPr>
+        <w:t>Orin</w:t>
+      </w:r>
+      <w:r>
+        <w:rPr>
+          <w:rFonts w:ascii="Times New Roman" w:hAnsi="Times New Roman" w:cs="Times New Roman"/>
+          <w:sz w:val="28"/>
+          <w:szCs w:val="28"/>
+        </w:rPr>
+        <w:t xml:space="preserve"> </w:t>
+      </w:r>
+      <w:r>
+        <w:rPr>
+          <w:rFonts w:ascii="Times New Roman" w:hAnsi="Times New Roman" w:cs="Times New Roman"/>
+          <w:sz w:val="28"/>
+          <w:szCs w:val="28"/>
+          <w:lang w:val="en-US"/>
+        </w:rPr>
+        <w:t>NX</w:t>
+      </w:r>
+      <w:r>
+        <w:rPr>
+          <w:rFonts w:ascii="Times New Roman" w:hAnsi="Times New Roman" w:cs="Times New Roman"/>
+          <w:sz w:val="28"/>
+          <w:szCs w:val="28"/>
+        </w:rPr>
+        <w:t xml:space="preserve"> 16 </w:t>
+      </w:r>
+      <w:r>
+        <w:rPr>
+          <w:rFonts w:ascii="Times New Roman" w:hAnsi="Times New Roman" w:cs="Times New Roman"/>
+          <w:sz w:val="28"/>
+          <w:szCs w:val="28"/>
+          <w:lang w:val="en-US"/>
+        </w:rPr>
+        <w:t>Gb</w:t>
+      </w:r>
+      <w:r>
+        <w:rPr>
+          <w:rFonts w:ascii="Times New Roman" w:hAnsi="Times New Roman" w:cs="Times New Roman"/>
+          <w:sz w:val="28"/>
+          <w:szCs w:val="28"/>
+        </w:rPr>
+        <w:t xml:space="preserve">. </w:t>
+      </w:r>
+      <w:r>
+        <w:rPr>
+          <w:rFonts w:ascii="Times New Roman" w:hAnsi="Times New Roman" w:cs="Times New Roman"/>
+          <w:sz w:val="28"/>
+          <w:szCs w:val="28"/>
+        </w:rPr>
+        <w:t xml:space="preserve">Оно базируется на 8 ядерном </w:t>
+      </w:r>
+      <w:r>
+        <w:rPr>
+          <w:rFonts w:ascii="Times New Roman" w:hAnsi="Times New Roman" w:cs="Times New Roman"/>
+          <w:sz w:val="28"/>
+          <w:szCs w:val="28"/>
+          <w:lang w:val="en-US"/>
+        </w:rPr>
+        <w:t>SoC</w:t>
+      </w:r>
+      <w:r>
+        <w:rPr>
+          <w:rFonts w:ascii="Times New Roman" w:hAnsi="Times New Roman" w:cs="Times New Roman"/>
+          <w:sz w:val="28"/>
+          <w:szCs w:val="28"/>
+        </w:rPr>
+        <w:t xml:space="preserve"> </w:t>
+      </w:r>
+      <w:r>
+        <w:rPr>
+          <w:rFonts w:ascii="Times New Roman" w:hAnsi="Times New Roman" w:cs="Times New Roman"/>
+          <w:sz w:val="28"/>
+          <w:szCs w:val="28"/>
+        </w:rPr>
+        <w:t xml:space="preserve">с 1024 ядрами </w:t>
+      </w:r>
+      <w:r>
+        <w:rPr>
+          <w:rFonts w:ascii="Times New Roman" w:hAnsi="Times New Roman" w:cs="Times New Roman"/>
+          <w:sz w:val="28"/>
+          <w:szCs w:val="28"/>
+          <w:lang w:val="en-US"/>
+        </w:rPr>
+        <w:t>NVIDIA</w:t>
+      </w:r>
+      <w:r>
+        <w:rPr>
+          <w:rFonts w:ascii="Times New Roman" w:hAnsi="Times New Roman" w:cs="Times New Roman"/>
+          <w:sz w:val="28"/>
+          <w:szCs w:val="28"/>
+        </w:rPr>
+        <w:t xml:space="preserve"> </w:t>
+      </w:r>
+      <w:r>
+        <w:rPr>
+          <w:rFonts w:ascii="Times New Roman" w:hAnsi="Times New Roman" w:cs="Times New Roman"/>
+          <w:sz w:val="28"/>
+          <w:szCs w:val="28"/>
+          <w:lang w:val="en-US"/>
+        </w:rPr>
+        <w:t>CUDA</w:t>
+      </w:r>
+      <w:r>
+        <w:rPr>
+          <w:rFonts w:ascii="Times New Roman" w:hAnsi="Times New Roman" w:cs="Times New Roman"/>
+          <w:sz w:val="28"/>
+          <w:szCs w:val="28"/>
+        </w:rPr>
+        <w:t>, которые обеспечивают производительность 157 терафлопс. Плата представлена на рисунке 2.4.1.</w:t>
+      </w:r>
+    </w:p>
+    <w:p>
+      <w:pPr>
+        <w:spacing w:after="0" w:line="240" w:lineRule="auto"/>
+        <w:jc w:val="center"/>
+        <w:rPr>
+          <w:rFonts w:ascii="Times New Roman" w:hAnsi="Times New Roman" w:cs="Times New Roman"/>
+          <w:sz w:val="24"/>
+          <w:szCs w:val="24"/>
+        </w:rPr>
+      </w:pPr>
+      <w:r>
+        <w:rPr>
+          <w:noProof/>
+          <w:sz w:val="20"/>
+          <w:szCs w:val="20"/>
+        </w:rPr>
+        <w:lastRenderedPageBreak/>
+        <w:drawing>
+          <wp:inline distT="0" distB="0" distL="0" distR="0" wp14:anchorId="385BDFA3" wp14:editId="22A74D70">
+            <wp:extent cx="5070273" cy="3924000"/>
+            <wp:effectExtent l="0" t="0" r="0" b="635"/>
+            <wp:docPr id="9" name="Рисунок 9" descr="orig (1024×1350)"/>
+            <wp:cNvGraphicFramePr>
+              <a:graphicFrameLocks xmlns:a="http://schemas.openxmlformats.org/drawingml/2006/main" noChangeAspect="1"/>
+            </wp:cNvGraphicFramePr>
+            <a:graphic xmlns:a="http://schemas.openxmlformats.org/drawingml/2006/main">
+              <a:graphicData uri="http://schemas.openxmlformats.org/drawingml/2006/picture">
+                <pic:pic xmlns:pic="http://schemas.openxmlformats.org/drawingml/2006/picture">
+                  <pic:nvPicPr>
+                    <pic:cNvPr id="0" name="Picture 2" descr="orig (1024×1350)"/>
+                    <pic:cNvPicPr>
+                      <a:picLocks noChangeAspect="1" noChangeArrowheads="1"/>
+                    </pic:cNvPicPr>
+                  </pic:nvPicPr>
+                  <pic:blipFill rotWithShape="1">
+                    <a:blip r:embed="rId21">
+                      <a:extLst>
+                        <a:ext uri="{28A0092B-C50C-407E-A947-70E740481C1C}">
+                          <a14:useLocalDpi xmlns:a14="http://schemas.microsoft.com/office/drawing/2010/main" val="0"/>
+                        </a:ext>
+                      </a:extLst>
+                    </a:blip>
+                    <a:srcRect l="2999" t="22579" r="3232" b="22410"/>
+                    <a:stretch/>
+                  </pic:blipFill>
+                  <pic:spPr bwMode="auto">
+                    <a:xfrm>
+                      <a:off x="0" y="0"/>
+                      <a:ext cx="5070273" cy="3924000"/>
+                    </a:xfrm>
+                    <a:prstGeom prst="rect">
+                      <a:avLst/>
+                    </a:prstGeom>
+                    <a:noFill/>
+                    <a:ln>
+                      <a:noFill/>
+                    </a:ln>
+                    <a:extLst>
+                      <a:ext uri="{53640926-AAD7-44D8-BBD7-CCE9431645EC}">
+                        <a14:shadowObscured xmlns:a14="http://schemas.microsoft.com/office/drawing/2010/main"/>
+                      </a:ext>
+                    </a:extLst>
+                  </pic:spPr>
+                </pic:pic>
+              </a:graphicData>
+            </a:graphic>
+          </wp:inline>
+        </w:drawing>
+      </w:r>
+    </w:p>
+    <w:p>
+      <w:pPr>
+        <w:spacing w:after="0" w:line="240" w:lineRule="auto"/>
+        <w:jc w:val="center"/>
+        <w:rPr>
+          <w:rFonts w:ascii="Times New Roman" w:hAnsi="Times New Roman" w:cs="Times New Roman"/>
+          <w:sz w:val="24"/>
+          <w:szCs w:val="24"/>
+        </w:rPr>
+      </w:pPr>
+    </w:p>
+    <w:p>
+      <w:pPr>
+        <w:spacing w:after="0" w:line="240" w:lineRule="auto"/>
+        <w:jc w:val="center"/>
+        <w:rPr>
+          <w:rFonts w:ascii="Times New Roman" w:hAnsi="Times New Roman" w:cs="Times New Roman"/>
+          <w:sz w:val="24"/>
+          <w:szCs w:val="24"/>
+        </w:rPr>
+      </w:pPr>
+      <w:r>
+        <w:rPr>
+          <w:rFonts w:ascii="Times New Roman" w:hAnsi="Times New Roman" w:cs="Times New Roman"/>
+          <w:sz w:val="24"/>
+          <w:szCs w:val="24"/>
+        </w:rPr>
+        <w:t>Рисунок</w:t>
+      </w:r>
+      <w:r>
+        <w:rPr>
+          <w:rFonts w:ascii="Times New Roman" w:hAnsi="Times New Roman" w:cs="Times New Roman"/>
+          <w:sz w:val="24"/>
+          <w:szCs w:val="24"/>
+          <w:lang w:val="en-US"/>
+        </w:rPr>
+        <w:t xml:space="preserve"> 2.4.1 – </w:t>
+      </w:r>
+      <w:r>
+        <w:rPr>
+          <w:rFonts w:ascii="Times New Roman" w:hAnsi="Times New Roman" w:cs="Times New Roman"/>
+          <w:sz w:val="24"/>
+          <w:szCs w:val="24"/>
+        </w:rPr>
+        <w:t>Плата</w:t>
+      </w:r>
+      <w:r>
+        <w:rPr>
+          <w:rFonts w:ascii="Times New Roman" w:hAnsi="Times New Roman" w:cs="Times New Roman"/>
+          <w:sz w:val="24"/>
+          <w:szCs w:val="24"/>
+          <w:lang w:val="en-US"/>
+        </w:rPr>
+        <w:t xml:space="preserve"> </w:t>
+      </w:r>
+      <w:r>
+        <w:rPr>
+          <w:rFonts w:ascii="Times New Roman" w:hAnsi="Times New Roman" w:cs="Times New Roman"/>
+          <w:sz w:val="24"/>
+          <w:szCs w:val="24"/>
+          <w:lang w:val="en-US"/>
+        </w:rPr>
+        <w:t>NVIDIA</w:t>
+      </w:r>
+      <w:r>
+        <w:rPr>
+          <w:rFonts w:ascii="Times New Roman" w:hAnsi="Times New Roman" w:cs="Times New Roman"/>
+          <w:sz w:val="24"/>
+          <w:szCs w:val="24"/>
+          <w:lang w:val="en-US"/>
+        </w:rPr>
+        <w:t xml:space="preserve"> </w:t>
+      </w:r>
+      <w:r>
+        <w:rPr>
+          <w:rFonts w:ascii="Times New Roman" w:hAnsi="Times New Roman" w:cs="Times New Roman"/>
+          <w:sz w:val="24"/>
+          <w:szCs w:val="24"/>
+          <w:lang w:val="en-US"/>
+        </w:rPr>
+        <w:t>Jetson</w:t>
+      </w:r>
+      <w:r>
+        <w:rPr>
+          <w:rFonts w:ascii="Times New Roman" w:hAnsi="Times New Roman" w:cs="Times New Roman"/>
+          <w:sz w:val="24"/>
+          <w:szCs w:val="24"/>
+          <w:lang w:val="en-US"/>
+        </w:rPr>
+        <w:t xml:space="preserve"> </w:t>
+      </w:r>
+      <w:r>
+        <w:rPr>
+          <w:rFonts w:ascii="Times New Roman" w:hAnsi="Times New Roman" w:cs="Times New Roman"/>
+          <w:sz w:val="24"/>
+          <w:szCs w:val="24"/>
+          <w:lang w:val="en-US"/>
+        </w:rPr>
+        <w:t>Orin NX</w:t>
+      </w:r>
+    </w:p>
+    <w:p>
+      <w:pPr>
+        <w:spacing w:after="0" w:line="240" w:lineRule="auto"/>
+        <w:jc w:val="center"/>
+        <w:rPr>
+          <w:rFonts w:ascii="Times New Roman" w:hAnsi="Times New Roman" w:cs="Times New Roman"/>
+          <w:sz w:val="24"/>
+          <w:szCs w:val="24"/>
+          <w:lang w:val="en-US"/>
+        </w:rPr>
+      </w:pPr>
+    </w:p>
+    <w:p>
+      <w:pPr>
+        <w:spacing w:after="0" w:line="360" w:lineRule="auto"/>
+        <w:ind w:firstLine="709"/>
+        <w:jc w:val="both"/>
+        <w:rPr>
+          <w:rFonts w:ascii="Times New Roman" w:hAnsi="Times New Roman" w:cs="Times New Roman"/>
+          <w:sz w:val="28"/>
+          <w:szCs w:val="28"/>
+        </w:rPr>
+      </w:pPr>
+      <w:r>
+        <w:rPr>
+          <w:rFonts w:ascii="Times New Roman" w:hAnsi="Times New Roman" w:cs="Times New Roman"/>
+          <w:sz w:val="28"/>
+          <w:szCs w:val="28"/>
+        </w:rPr>
+        <w:t xml:space="preserve">Наличие ядер </w:t>
+      </w:r>
+      <w:r>
+        <w:rPr>
+          <w:rFonts w:ascii="Times New Roman" w:hAnsi="Times New Roman" w:cs="Times New Roman"/>
+          <w:sz w:val="28"/>
+          <w:szCs w:val="28"/>
+          <w:lang w:val="en-US"/>
+        </w:rPr>
+        <w:t>CUDA</w:t>
+      </w:r>
+      <w:r>
+        <w:rPr>
+          <w:rFonts w:ascii="Times New Roman" w:hAnsi="Times New Roman" w:cs="Times New Roman"/>
+          <w:sz w:val="28"/>
+          <w:szCs w:val="28"/>
+        </w:rPr>
+        <w:t xml:space="preserve"> </w:t>
+      </w:r>
+      <w:r>
+        <w:rPr>
+          <w:rFonts w:ascii="Times New Roman" w:hAnsi="Times New Roman" w:cs="Times New Roman"/>
+          <w:sz w:val="28"/>
+          <w:szCs w:val="28"/>
+        </w:rPr>
+        <w:t xml:space="preserve">позволяет полноценно применять такие </w:t>
+      </w:r>
+      <w:proofErr w:type="spellStart"/>
+      <w:r>
+        <w:rPr>
+          <w:rFonts w:ascii="Times New Roman" w:hAnsi="Times New Roman" w:cs="Times New Roman"/>
+          <w:sz w:val="28"/>
+          <w:szCs w:val="28"/>
+        </w:rPr>
+        <w:t>нейросетевые</w:t>
+      </w:r>
+      <w:proofErr w:type="spellEnd"/>
+      <w:r>
+        <w:rPr>
+          <w:rFonts w:ascii="Times New Roman" w:hAnsi="Times New Roman" w:cs="Times New Roman"/>
+          <w:sz w:val="28"/>
+          <w:szCs w:val="28"/>
+        </w:rPr>
+        <w:t xml:space="preserve"> технологии, как </w:t>
+      </w:r>
+      <w:proofErr w:type="spellStart"/>
+      <w:r>
+        <w:rPr>
+          <w:rFonts w:ascii="Times New Roman" w:hAnsi="Times New Roman" w:cs="Times New Roman"/>
+          <w:sz w:val="28"/>
+          <w:szCs w:val="28"/>
+          <w:lang w:val="en-US"/>
+        </w:rPr>
+        <w:t>PyTorch</w:t>
+      </w:r>
+      <w:proofErr w:type="spellEnd"/>
+      <w:r>
+        <w:rPr>
+          <w:rFonts w:ascii="Times New Roman" w:hAnsi="Times New Roman" w:cs="Times New Roman"/>
+          <w:sz w:val="28"/>
+          <w:szCs w:val="28"/>
+        </w:rPr>
+        <w:t xml:space="preserve">, </w:t>
+      </w:r>
+      <w:r>
+        <w:rPr>
+          <w:rFonts w:ascii="Times New Roman" w:hAnsi="Times New Roman" w:cs="Times New Roman"/>
+          <w:sz w:val="28"/>
+          <w:szCs w:val="28"/>
+          <w:lang w:val="en-US"/>
+        </w:rPr>
+        <w:t>TensorFlow</w:t>
+      </w:r>
+      <w:r>
+        <w:rPr>
+          <w:rFonts w:ascii="Times New Roman" w:hAnsi="Times New Roman" w:cs="Times New Roman"/>
+          <w:sz w:val="28"/>
+          <w:szCs w:val="28"/>
+        </w:rPr>
+        <w:t xml:space="preserve">, множество БЯМ, использующие данные ядра </w:t>
+      </w:r>
+      <w:r>
+        <w:rPr>
+          <w:rFonts w:ascii="Times New Roman" w:hAnsi="Times New Roman" w:cs="Times New Roman"/>
+          <w:sz w:val="28"/>
+          <w:szCs w:val="28"/>
+        </w:rPr>
+        <w:t xml:space="preserve">графического ускорителя </w:t>
+      </w:r>
+      <w:r>
+        <w:rPr>
+          <w:rFonts w:ascii="Times New Roman" w:hAnsi="Times New Roman" w:cs="Times New Roman"/>
+          <w:sz w:val="28"/>
+          <w:szCs w:val="28"/>
+        </w:rPr>
+        <w:t xml:space="preserve">и их высокопроизводительные вычисления. </w:t>
+      </w:r>
+      <w:bookmarkStart w:id="35" w:name="_GoBack"/>
+      <w:bookmarkEnd w:id="35"/>
+    </w:p>
+    <w:p>
+      <w:pPr>
+        <w:spacing w:after="0" w:line="360" w:lineRule="auto"/>
+        <w:ind w:firstLine="709"/>
+        <w:jc w:val="both"/>
+        <w:rPr>
+          <w:rFonts w:ascii="Times New Roman" w:hAnsi="Times New Roman" w:cs="Times New Roman"/>
+          <w:sz w:val="28"/>
+          <w:szCs w:val="28"/>
+        </w:rPr>
+      </w:pPr>
+    </w:p>
+    <w:p>
+      <w:pPr>
+        <w:spacing w:after="0" w:line="360" w:lineRule="auto"/>
+        <w:ind w:firstLine="709"/>
+        <w:jc w:val="both"/>
+        <w:rPr>
+          <w:rFonts w:ascii="Times New Roman" w:hAnsi="Times New Roman" w:cs="Times New Roman"/>
+          <w:sz w:val="28"/>
+          <w:szCs w:val="28"/>
+        </w:rPr>
+      </w:pPr>
+      <w:bookmarkStart w:id="36" w:name="_Toc235434778"/>
+      <w:r>
+        <w:rPr>
+          <w:rFonts w:asciiTheme="majorBidi" w:hAnsiTheme="majorBidi"/>
+          <w:b/>
+          <w:bCs/>
+          <w:sz w:val="28"/>
+          <w:szCs w:val="28"/>
+        </w:rPr>
+        <w:t>2.5 Разработка алгоритмов системы автоматического управления робототехническим комплексом для уборочных работ</w:t>
+      </w:r>
+      <w:bookmarkEnd w:id="36"/>
+      <w:r>
+        <w:rPr>
+          <w:rFonts w:ascii="Times New Roman" w:hAnsi="Times New Roman" w:cs="Times New Roman"/>
+          <w:sz w:val="28"/>
+          <w:szCs w:val="28"/>
+        </w:rPr>
+        <w:t xml:space="preserve"> </w:t>
+      </w:r>
+    </w:p>
+    <w:p>
+      <w:pPr>
+        <w:spacing w:after="0" w:line="360" w:lineRule="auto"/>
+        <w:ind w:firstLine="709"/>
+        <w:jc w:val="both"/>
+        <w:rPr>
+          <w:rFonts w:ascii="Times New Roman" w:hAnsi="Times New Roman" w:cs="Times New Roman"/>
+          <w:sz w:val="28"/>
+          <w:szCs w:val="28"/>
+          <w:lang w:val="tt-RU"/>
+        </w:rPr>
+      </w:pPr>
+    </w:p>
+    <w:p>
+      <w:pPr>
+        <w:spacing w:after="0" w:line="360" w:lineRule="auto"/>
+        <w:ind w:firstLine="709"/>
+        <w:jc w:val="both"/>
+        <w:rPr>
+          <w:rFonts w:ascii="Times New Roman" w:hAnsi="Times New Roman" w:cs="Times New Roman"/>
+          <w:sz w:val="28"/>
+          <w:szCs w:val="28"/>
+        </w:rPr>
+      </w:pPr>
+      <w:r>
+        <w:rPr>
+          <w:rFonts w:ascii="Times New Roman" w:hAnsi="Times New Roman" w:cs="Times New Roman"/>
+          <w:sz w:val="28"/>
+          <w:szCs w:val="28"/>
+          <w:lang w:val="tt-RU"/>
+        </w:rPr>
+        <w:t xml:space="preserve">На основе </w:t>
+      </w:r>
+      <w:r>
+        <w:rPr>
+          <w:rFonts w:ascii="Times New Roman" w:hAnsi="Times New Roman" w:cs="Times New Roman"/>
+          <w:sz w:val="28"/>
+          <w:szCs w:val="28"/>
+          <w:lang w:val="tt-RU"/>
+        </w:rPr>
+        <w:t>проведенного</w:t>
+      </w:r>
+      <w:r>
+        <w:rPr>
+          <w:rFonts w:ascii="Times New Roman" w:hAnsi="Times New Roman" w:cs="Times New Roman"/>
+          <w:sz w:val="28"/>
+          <w:szCs w:val="28"/>
+          <w:lang w:val="tt-RU"/>
+        </w:rPr>
+        <w:t xml:space="preserve"> исследования предлагается архитектура локальной навигации беспилотного транспорта, построенная на основе синтеза систем синтезированного зрения и архитектуры нейронной сети </w:t>
+      </w:r>
+      <w:r>
+        <w:rPr>
+          <w:rFonts w:ascii="Times New Roman" w:hAnsi="Times New Roman" w:cs="Times New Roman"/>
+          <w:sz w:val="28"/>
+          <w:szCs w:val="28"/>
+          <w:lang w:val="en-US"/>
+        </w:rPr>
+        <w:t>YOLO</w:t>
+      </w:r>
+      <w:r>
+        <w:rPr>
+          <w:rFonts w:ascii="Times New Roman" w:hAnsi="Times New Roman" w:cs="Times New Roman"/>
+          <w:sz w:val="28"/>
+          <w:szCs w:val="28"/>
+          <w:lang w:val="tt-RU"/>
+        </w:rPr>
+        <w:t xml:space="preserve"> для </w:t>
+      </w:r>
+      <w:r>
+        <w:rPr>
+          <w:rFonts w:ascii="Times New Roman" w:hAnsi="Times New Roman" w:cs="Times New Roman"/>
+          <w:sz w:val="28"/>
+          <w:szCs w:val="28"/>
+        </w:rPr>
+        <w:t xml:space="preserve">обнаружения и классификации объектов в поле зрения комплекса сенсоров: оптические камеры, </w:t>
+      </w:r>
+      <w:proofErr w:type="spellStart"/>
+      <w:r>
+        <w:rPr>
+          <w:rFonts w:ascii="Times New Roman" w:hAnsi="Times New Roman" w:cs="Times New Roman"/>
+          <w:sz w:val="28"/>
+          <w:szCs w:val="28"/>
+        </w:rPr>
+        <w:t>лидар</w:t>
+      </w:r>
+      <w:proofErr w:type="spellEnd"/>
+      <w:r>
+        <w:rPr>
+          <w:rFonts w:ascii="Times New Roman" w:hAnsi="Times New Roman" w:cs="Times New Roman"/>
+          <w:sz w:val="28"/>
+          <w:szCs w:val="28"/>
+        </w:rPr>
+        <w:t xml:space="preserve"> и лазерные дальномеры, установленные по периметру транспортного средства. Совокупность программно-аппаратных средств и анализ местности на основе систем синтезированного зрения </w:t>
+      </w:r>
+      <w:r>
+        <w:rPr>
+          <w:rFonts w:ascii="Times New Roman" w:hAnsi="Times New Roman" w:cs="Times New Roman"/>
+          <w:sz w:val="28"/>
+          <w:szCs w:val="28"/>
+        </w:rPr>
+        <w:lastRenderedPageBreak/>
+        <w:t>позволяет развить не менее перспективную технологию и расширить возможности применения таких систем [6</w:t>
+      </w:r>
+      <w:r>
+        <w:rPr>
+          <w:rFonts w:ascii="Times New Roman" w:hAnsi="Times New Roman" w:cs="Times New Roman"/>
+          <w:sz w:val="28"/>
+          <w:szCs w:val="28"/>
+          <w:lang w:val="tt-RU"/>
+        </w:rPr>
+        <w:t>–</w:t>
+      </w:r>
+      <w:r>
+        <w:rPr>
+          <w:rFonts w:ascii="Times New Roman" w:hAnsi="Times New Roman" w:cs="Times New Roman"/>
+          <w:sz w:val="28"/>
+          <w:szCs w:val="28"/>
+        </w:rPr>
+        <w:t>8].</w:t>
+      </w:r>
+    </w:p>
+    <w:p>
+      <w:pPr>
+        <w:spacing w:after="0" w:line="360" w:lineRule="auto"/>
+        <w:ind w:firstLine="709"/>
+        <w:jc w:val="both"/>
+        <w:rPr>
+          <w:rFonts w:ascii="Times New Roman" w:hAnsi="Times New Roman" w:cs="Times New Roman"/>
+          <w:sz w:val="28"/>
+          <w:szCs w:val="28"/>
+        </w:rPr>
+      </w:pPr>
+    </w:p>
+    <w:p>
+      <w:pPr>
+        <w:spacing w:after="0" w:line="360" w:lineRule="auto"/>
+        <w:ind w:firstLine="709"/>
+        <w:jc w:val="both"/>
+        <w:rPr>
+          <w:rFonts w:ascii="Times New Roman" w:hAnsi="Times New Roman" w:cs="Times New Roman"/>
+          <w:sz w:val="28"/>
+          <w:szCs w:val="28"/>
+        </w:rPr>
+      </w:pPr>
+      <w:bookmarkStart w:id="37" w:name="_Toc235434779"/>
+      <w:r>
+        <w:rPr>
+          <w:rFonts w:asciiTheme="majorBidi" w:hAnsiTheme="majorBidi"/>
+          <w:b/>
+          <w:bCs/>
+          <w:sz w:val="28"/>
+          <w:szCs w:val="28"/>
+        </w:rPr>
+        <w:t>2.6 Разработка интеллектуального алгоритма мониторинга и оценки качество выполняемых работ</w:t>
+      </w:r>
+      <w:bookmarkEnd w:id="37"/>
+      <w:r>
+        <w:rPr>
+          <w:rFonts w:ascii="Times New Roman" w:hAnsi="Times New Roman" w:cs="Times New Roman"/>
+          <w:sz w:val="28"/>
+          <w:szCs w:val="28"/>
+        </w:rPr>
+        <w:t xml:space="preserve"> </w:t>
+      </w:r>
+    </w:p>
+    <w:p>
+      <w:pPr>
+        <w:spacing w:after="0" w:line="360" w:lineRule="auto"/>
+        <w:ind w:firstLine="709"/>
+        <w:jc w:val="both"/>
+        <w:rPr>
+          <w:rFonts w:ascii="Times New Roman" w:hAnsi="Times New Roman" w:cs="Times New Roman"/>
+          <w:sz w:val="28"/>
+          <w:szCs w:val="28"/>
+          <w:lang w:val="tt-RU"/>
+        </w:rPr>
+      </w:pPr>
+    </w:p>
+    <w:p>
+      <w:pPr>
+        <w:spacing w:after="0" w:line="360" w:lineRule="auto"/>
+        <w:ind w:firstLine="709"/>
+        <w:jc w:val="both"/>
+        <w:rPr>
+          <w:rFonts w:ascii="Times New Roman" w:hAnsi="Times New Roman" w:cs="Times New Roman"/>
+          <w:sz w:val="28"/>
+          <w:szCs w:val="28"/>
+        </w:rPr>
+      </w:pPr>
+      <w:r>
+        <w:rPr>
+          <w:rFonts w:ascii="Times New Roman" w:hAnsi="Times New Roman" w:cs="Times New Roman"/>
+          <w:sz w:val="28"/>
+          <w:szCs w:val="28"/>
+          <w:lang w:val="tt-RU"/>
+        </w:rPr>
+        <w:t xml:space="preserve">На основе </w:t>
+      </w:r>
+      <w:r>
+        <w:rPr>
+          <w:rFonts w:ascii="Times New Roman" w:hAnsi="Times New Roman" w:cs="Times New Roman"/>
+          <w:sz w:val="28"/>
+          <w:szCs w:val="28"/>
+          <w:lang w:val="tt-RU"/>
+        </w:rPr>
+        <w:t>проведенного</w:t>
+      </w:r>
+      <w:r>
+        <w:rPr>
+          <w:rFonts w:ascii="Times New Roman" w:hAnsi="Times New Roman" w:cs="Times New Roman"/>
+          <w:sz w:val="28"/>
+          <w:szCs w:val="28"/>
+          <w:lang w:val="tt-RU"/>
+        </w:rPr>
+        <w:t xml:space="preserve"> исследования предлагается архитектура локальной навигации беспилотного транспорта, построенная на основе синтеза систем синтезированного зрения и архитектуры нейронной сети </w:t>
+      </w:r>
+      <w:r>
+        <w:rPr>
+          <w:rFonts w:ascii="Times New Roman" w:hAnsi="Times New Roman" w:cs="Times New Roman"/>
+          <w:sz w:val="28"/>
+          <w:szCs w:val="28"/>
+          <w:lang w:val="en-US"/>
+        </w:rPr>
+        <w:t>YOLO</w:t>
+      </w:r>
+      <w:r>
+        <w:rPr>
+          <w:rFonts w:ascii="Times New Roman" w:hAnsi="Times New Roman" w:cs="Times New Roman"/>
+          <w:sz w:val="28"/>
+          <w:szCs w:val="28"/>
+          <w:lang w:val="tt-RU"/>
+        </w:rPr>
+        <w:t xml:space="preserve"> для </w:t>
+      </w:r>
+      <w:r>
+        <w:rPr>
+          <w:rFonts w:ascii="Times New Roman" w:hAnsi="Times New Roman" w:cs="Times New Roman"/>
+          <w:sz w:val="28"/>
+          <w:szCs w:val="28"/>
+        </w:rPr>
+        <w:t xml:space="preserve">обнаружения и классификации объектов в поле зрения комплекса сенсоров: оптические камеры, </w:t>
+      </w:r>
+      <w:proofErr w:type="spellStart"/>
+      <w:r>
+        <w:rPr>
+          <w:rFonts w:ascii="Times New Roman" w:hAnsi="Times New Roman" w:cs="Times New Roman"/>
+          <w:sz w:val="28"/>
+          <w:szCs w:val="28"/>
+        </w:rPr>
+        <w:t>лидар</w:t>
+      </w:r>
+      <w:proofErr w:type="spellEnd"/>
+      <w:r>
+        <w:rPr>
+          <w:rFonts w:ascii="Times New Roman" w:hAnsi="Times New Roman" w:cs="Times New Roman"/>
+          <w:sz w:val="28"/>
+          <w:szCs w:val="28"/>
+        </w:rPr>
+        <w:t xml:space="preserve"> и лазерные дальномеры, установленные по периметру транспортного средства. Совокупность программно-аппаратных средств и анализ местности на основе систем синтезированного зрения позволяет развить не менее перспективную технологию и расширить возможности применения таких систем [6</w:t>
+      </w:r>
+      <w:r>
+        <w:rPr>
+          <w:rFonts w:ascii="Times New Roman" w:hAnsi="Times New Roman" w:cs="Times New Roman"/>
+          <w:sz w:val="28"/>
+          <w:szCs w:val="28"/>
+          <w:lang w:val="tt-RU"/>
+        </w:rPr>
+        <w:t>–</w:t>
+      </w:r>
+      <w:r>
+        <w:rPr>
+          <w:rFonts w:ascii="Times New Roman" w:hAnsi="Times New Roman" w:cs="Times New Roman"/>
+          <w:sz w:val="28"/>
+          <w:szCs w:val="28"/>
+        </w:rPr>
+        <w:t>8]</w:t>
+      </w:r>
+      <w:r>
+        <w:rPr>
+          <w:rFonts w:ascii="Times New Roman" w:hAnsi="Times New Roman" w:cs="Times New Roman"/>
+          <w:sz w:val="28"/>
+          <w:szCs w:val="28"/>
+        </w:rPr>
+        <w:t>.</w:t>
+      </w:r>
+    </w:p>
+    <w:p>
+      <w:pPr>
+        <w:spacing w:after="0" w:line="360" w:lineRule="auto"/>
+        <w:ind w:firstLine="709"/>
+        <w:jc w:val="both"/>
+        <w:rPr>
+          <w:rFonts w:ascii="Times New Roman" w:hAnsi="Times New Roman" w:cs="Times New Roman"/>
+          <w:sz w:val="28"/>
+          <w:szCs w:val="28"/>
+        </w:rPr>
+      </w:pPr>
+    </w:p>
     <w:p>
       <w:pPr>
         <w:pStyle w:val="1"/>
@@ -27248,7 +30579,7 @@
           <w:szCs w:val="28"/>
         </w:rPr>
       </w:pPr>
-      <w:bookmarkStart w:id="33" w:name="_Toc235434776"/>
+      <w:bookmarkStart w:id="38" w:name="_Toc235434780"/>
       <w:r>
         <w:rPr>
           <w:rFonts w:asciiTheme="majorBidi" w:hAnsiTheme="majorBidi"/>
@@ -27258,11 +30589,42 @@
           <w:sz w:val="28"/>
           <w:szCs w:val="28"/>
         </w:rPr>
-        <w:t>2.3 Формирование процесса обучения нейросетевой модели. Анализ метрик обучения</w:t>
-      </w:r>
-      <w:bookmarkEnd w:id="33"/>
-    </w:p>
-    <w:p/>
+        <w:t>2.7 Выводы к главе 2</w:t>
+      </w:r>
+      <w:bookmarkEnd w:id="38"/>
+    </w:p>
+    <w:p>
+      <w:pPr>
+        <w:rPr>
+          <w:rFonts w:asciiTheme="majorBidi" w:hAnsiTheme="majorBidi"/>
+          <w:b/>
+          <w:bCs/>
+          <w:sz w:val="28"/>
+          <w:szCs w:val="28"/>
+        </w:rPr>
+      </w:pPr>
+    </w:p>
+    <w:p>
+      <w:pPr>
+        <w:rPr>
+          <w:rFonts w:asciiTheme="majorBidi" w:eastAsiaTheme="majorEastAsia" w:hAnsiTheme="majorBidi" w:cstheme="majorBidi"/>
+          <w:b/>
+          <w:bCs/>
+          <w:sz w:val="28"/>
+          <w:szCs w:val="28"/>
+        </w:rPr>
+      </w:pPr>
+      <w:r>
+        <w:rPr>
+          <w:rFonts w:asciiTheme="majorBidi" w:hAnsiTheme="majorBidi"/>
+          <w:b/>
+          <w:bCs/>
+          <w:sz w:val="28"/>
+          <w:szCs w:val="28"/>
+        </w:rPr>
+        <w:br w:type="page"/>
+      </w:r>
+    </w:p>
     <w:p>
       <w:pPr>
         <w:pStyle w:val="1"/>
@@ -27278,7 +30640,7 @@
           <w:szCs w:val="28"/>
         </w:rPr>
       </w:pPr>
-      <w:bookmarkStart w:id="34" w:name="_Toc235434777"/>
+      <w:bookmarkStart w:id="39" w:name="_Toc235434781"/>
       <w:r>
         <w:rPr>
           <w:rFonts w:asciiTheme="majorBidi" w:hAnsiTheme="majorBidi"/>
@@ -27288,46 +30650,11 @@
           <w:sz w:val="28"/>
           <w:szCs w:val="28"/>
         </w:rPr>
-        <w:t xml:space="preserve">2.4 Тестирование полученной модели по технологии </w:t>
-      </w:r>
-      <w:r>
-        <w:rPr>
-          <w:rFonts w:asciiTheme="majorBidi" w:hAnsiTheme="majorBidi"/>
-          <w:b/>
-          <w:bCs/>
-          <w:color w:val="auto"/>
-          <w:sz w:val="28"/>
-          <w:szCs w:val="28"/>
-          <w:lang w:val="en-US"/>
-        </w:rPr>
-        <w:t>Edge</w:t>
-      </w:r>
-      <w:r>
-        <w:rPr>
-          <w:rFonts w:asciiTheme="majorBidi" w:hAnsiTheme="majorBidi"/>
-          <w:b/>
-          <w:bCs/>
-          <w:color w:val="auto"/>
-          <w:sz w:val="28"/>
-          <w:szCs w:val="28"/>
-        </w:rPr>
-        <w:t xml:space="preserve"> </w:t>
-      </w:r>
-      <w:r>
-        <w:rPr>
-          <w:rFonts w:asciiTheme="majorBidi" w:hAnsiTheme="majorBidi"/>
-          <w:b/>
-          <w:bCs/>
-          <w:color w:val="auto"/>
-          <w:sz w:val="28"/>
-          <w:szCs w:val="28"/>
-          <w:lang w:val="en-US"/>
-        </w:rPr>
-        <w:t>AI</w:t>
-      </w:r>
-      <w:bookmarkEnd w:id="34"/>
-    </w:p>
-    <w:p/>
+        <w:lastRenderedPageBreak/>
+        <w:t>3. ЭКСПЕРИМЕНТАЛЬНАЯ ЧАСТЬ</w:t>
+      </w:r>
+      <w:bookmarkEnd w:id="39"/>
+    </w:p>
     <w:p>
       <w:pPr>
         <w:pStyle w:val="1"/>
@@ -27343,7 +30670,7 @@
           <w:szCs w:val="28"/>
         </w:rPr>
       </w:pPr>
-      <w:bookmarkStart w:id="35" w:name="_Toc235434778"/>
+      <w:bookmarkStart w:id="40" w:name="_Toc235434782"/>
       <w:r>
         <w:rPr>
           <w:rFonts w:asciiTheme="majorBidi" w:hAnsiTheme="majorBidi"/>
@@ -27353,160 +30680,9 @@
           <w:sz w:val="28"/>
           <w:szCs w:val="28"/>
         </w:rPr>
-        <w:t>2.5 Разработка алгоритмов системы автоматического управления робототехническим комплексом для уборочных работ</w:t>
-      </w:r>
-      <w:bookmarkEnd w:id="35"/>
-    </w:p>
-    <w:p/>
-    <w:p>
-      <w:pPr>
-        <w:pStyle w:val="1"/>
-        <w:spacing w:before="0" w:line="360" w:lineRule="auto"/>
-        <w:ind w:firstLine="709"/>
-        <w:jc w:val="both"/>
-        <w:rPr>
-          <w:rFonts w:asciiTheme="majorBidi" w:hAnsiTheme="majorBidi"/>
-          <w:b/>
-          <w:bCs/>
-          <w:color w:val="auto"/>
-          <w:sz w:val="28"/>
-          <w:szCs w:val="28"/>
-        </w:rPr>
-      </w:pPr>
-      <w:bookmarkStart w:id="36" w:name="_Toc235434779"/>
-      <w:r>
-        <w:rPr>
-          <w:rFonts w:asciiTheme="majorBidi" w:hAnsiTheme="majorBidi"/>
-          <w:b/>
-          <w:bCs/>
-          <w:color w:val="auto"/>
-          <w:sz w:val="28"/>
-          <w:szCs w:val="28"/>
-        </w:rPr>
-        <w:t>2.6 Разработка интеллектуального алгоритма мониторинга и оценки качество выполняемых работ</w:t>
-      </w:r>
-      <w:bookmarkEnd w:id="36"/>
-    </w:p>
-    <w:p/>
-    <w:p>
-      <w:pPr>
-        <w:pStyle w:val="1"/>
-        <w:spacing w:before="0" w:line="360" w:lineRule="auto"/>
-        <w:ind w:firstLine="709"/>
-        <w:jc w:val="both"/>
-        <w:rPr>
-          <w:rFonts w:asciiTheme="majorBidi" w:hAnsiTheme="majorBidi"/>
-          <w:b/>
-          <w:bCs/>
-          <w:color w:val="auto"/>
-          <w:sz w:val="28"/>
-          <w:szCs w:val="28"/>
-        </w:rPr>
-      </w:pPr>
-      <w:bookmarkStart w:id="37" w:name="_Toc235434780"/>
-      <w:r>
-        <w:rPr>
-          <w:rFonts w:asciiTheme="majorBidi" w:hAnsiTheme="majorBidi"/>
-          <w:b/>
-          <w:bCs/>
-          <w:color w:val="auto"/>
-          <w:sz w:val="28"/>
-          <w:szCs w:val="28"/>
-        </w:rPr>
-        <w:t>2.7 Выводы к главе 2</w:t>
-      </w:r>
-      <w:bookmarkEnd w:id="37"/>
-    </w:p>
-    <w:p>
-      <w:pPr>
-        <w:rPr>
-          <w:rFonts w:asciiTheme="majorBidi" w:hAnsiTheme="majorBidi"/>
-          <w:b/>
-          <w:bCs/>
-          <w:sz w:val="28"/>
-          <w:szCs w:val="28"/>
-        </w:rPr>
-      </w:pPr>
-    </w:p>
-    <w:p>
-      <w:pPr>
-        <w:rPr>
-          <w:rFonts w:asciiTheme="majorBidi" w:eastAsiaTheme="majorEastAsia" w:hAnsiTheme="majorBidi" w:cstheme="majorBidi"/>
-          <w:b/>
-          <w:bCs/>
-          <w:sz w:val="28"/>
-          <w:szCs w:val="28"/>
-        </w:rPr>
-      </w:pPr>
-      <w:r>
-        <w:rPr>
-          <w:rFonts w:asciiTheme="majorBidi" w:hAnsiTheme="majorBidi"/>
-          <w:b/>
-          <w:bCs/>
-          <w:sz w:val="28"/>
-          <w:szCs w:val="28"/>
-        </w:rPr>
-        <w:br w:type="page"/>
-      </w:r>
-    </w:p>
-    <w:p>
-      <w:pPr>
-        <w:pStyle w:val="1"/>
-        <w:spacing w:before="0" w:line="360" w:lineRule="auto"/>
-        <w:ind w:firstLine="709"/>
-        <w:jc w:val="both"/>
-        <w:rPr>
-          <w:rFonts w:asciiTheme="majorBidi" w:hAnsiTheme="majorBidi"/>
-          <w:b/>
-          <w:bCs/>
-          <w:color w:val="auto"/>
-          <w:sz w:val="28"/>
-          <w:szCs w:val="28"/>
-        </w:rPr>
-      </w:pPr>
-      <w:bookmarkStart w:id="38" w:name="_Toc235434781"/>
-      <w:r>
-        <w:rPr>
-          <w:rFonts w:asciiTheme="majorBidi" w:hAnsiTheme="majorBidi"/>
-          <w:b/>
-          <w:bCs/>
-          <w:color w:val="auto"/>
-          <w:sz w:val="28"/>
-          <w:szCs w:val="28"/>
-        </w:rPr>
-        <w:lastRenderedPageBreak/>
-        <w:t>3. ЭКСПЕРИМЕНТАЛЬНАЯ ЧАСТЬ</w:t>
-      </w:r>
-      <w:bookmarkEnd w:id="38"/>
-    </w:p>
-    <w:p>
-      <w:pPr>
-        <w:pStyle w:val="1"/>
-        <w:spacing w:before="0" w:line="360" w:lineRule="auto"/>
-        <w:ind w:firstLine="709"/>
-        <w:jc w:val="both"/>
-        <w:rPr>
-          <w:rFonts w:asciiTheme="majorBidi" w:hAnsiTheme="majorBidi"/>
-          <w:b/>
-          <w:bCs/>
-          <w:color w:val="auto"/>
-          <w:sz w:val="28"/>
-          <w:szCs w:val="28"/>
-        </w:rPr>
-      </w:pPr>
-      <w:bookmarkStart w:id="39" w:name="_Toc235434782"/>
-      <w:r>
-        <w:rPr>
-          <w:rFonts w:asciiTheme="majorBidi" w:hAnsiTheme="majorBidi"/>
-          <w:b/>
-          <w:bCs/>
-          <w:color w:val="auto"/>
-          <w:sz w:val="28"/>
-          <w:szCs w:val="28"/>
-        </w:rPr>
         <w:t>3.1 Описание экспериментальной установки</w:t>
       </w:r>
-      <w:bookmarkEnd w:id="39"/>
+      <w:bookmarkEnd w:id="40"/>
     </w:p>
     <w:p/>
     <w:p>
@@ -28605,7 +31781,7 @@
                     </pic:cNvPicPr>
                   </pic:nvPicPr>
                   <pic:blipFill>
-                    <a:blip r:embed="rId21">
+                    <a:blip r:embed="rId22">
                       <a:extLst>
                         <a:ext uri="{28A0092B-C50C-407E-A947-70E740481C1C}">
                           <a14:useLocalDpi xmlns:a14="http://schemas.microsoft.com/office/drawing/2010/main" val="0"/>
@@ -28736,7 +31912,7 @@
           <w:szCs w:val="28"/>
         </w:rPr>
       </w:pPr>
-      <w:bookmarkStart w:id="40" w:name="_Toc235434783"/>
+      <w:bookmarkStart w:id="41" w:name="_Toc235434783"/>
       <w:r>
         <w:rPr>
           <w:rFonts w:asciiTheme="majorBidi" w:hAnsiTheme="majorBidi"/>
@@ -28748,7 +31924,7 @@
         </w:rPr>
         <w:t>3.2 Экспериментальные исследования</w:t>
       </w:r>
-      <w:bookmarkEnd w:id="40"/>
+      <w:bookmarkEnd w:id="41"/>
     </w:p>
     <w:p/>
     <w:p>
@@ -28766,7 +31942,7 @@
           <w:szCs w:val="28"/>
         </w:rPr>
       </w:pPr>
-      <w:bookmarkStart w:id="41" w:name="_Toc235434784"/>
+      <w:bookmarkStart w:id="42" w:name="_Toc235434784"/>
       <w:r>
         <w:rPr>
           <w:rFonts w:asciiTheme="majorBidi" w:hAnsiTheme="majorBidi"/>
@@ -28811,7 +31987,7 @@
         </w:rPr>
         <w:t>Разработка ИСУ автономного робота-уборщика</w:t>
       </w:r>
-      <w:bookmarkEnd w:id="41"/>
+      <w:bookmarkEnd w:id="42"/>
     </w:p>
     <w:p/>
     <w:p>
@@ -28829,7 +32005,7 @@
           <w:szCs w:val="28"/>
         </w:rPr>
       </w:pPr>
-      <w:bookmarkStart w:id="42" w:name="_Toc235434785"/>
+      <w:bookmarkStart w:id="43" w:name="_Toc235434785"/>
       <w:r>
         <w:rPr>
           <w:rFonts w:asciiTheme="majorBidi" w:hAnsiTheme="majorBidi"/>
@@ -28852,7 +32028,7 @@
         </w:rPr>
         <w:t>Построение методики разработки системы</w:t>
       </w:r>
-      <w:bookmarkEnd w:id="42"/>
+      <w:bookmarkEnd w:id="43"/>
     </w:p>
     <w:p/>
     <w:p>
@@ -28870,7 +32046,7 @@
           <w:szCs w:val="28"/>
         </w:rPr>
       </w:pPr>
-      <w:bookmarkStart w:id="43" w:name="_Toc235434786"/>
+      <w:bookmarkStart w:id="44" w:name="_Toc235434786"/>
       <w:r>
         <w:rPr>
           <w:rFonts w:asciiTheme="majorBidi" w:hAnsiTheme="majorBidi"/>
@@ -28882,7 +32058,7 @@
         </w:rPr>
         <w:t>3.5 Анализ полученных результатов</w:t>
       </w:r>
-      <w:bookmarkEnd w:id="43"/>
+      <w:bookmarkEnd w:id="44"/>
     </w:p>
     <w:p/>
     <w:p>
@@ -28900,7 +32076,7 @@
           <w:szCs w:val="28"/>
         </w:rPr>
       </w:pPr>
-      <w:bookmarkStart w:id="44" w:name="_Toc235434787"/>
+      <w:bookmarkStart w:id="45" w:name="_Toc235434787"/>
       <w:r>
         <w:rPr>
           <w:rFonts w:asciiTheme="majorBidi" w:hAnsiTheme="majorBidi"/>
@@ -28934,7 +32110,7 @@
         </w:rPr>
         <w:t xml:space="preserve"> Выводы к главе 3</w:t>
       </w:r>
-      <w:bookmarkEnd w:id="44"/>
+      <w:bookmarkEnd w:id="45"/>
     </w:p>
     <w:p/>
     <w:p>
@@ -28970,7 +32146,7 @@
           <w:szCs w:val="28"/>
         </w:rPr>
       </w:pPr>
-      <w:bookmarkStart w:id="45" w:name="_Toc235434788"/>
+      <w:bookmarkStart w:id="46" w:name="_Toc235434788"/>
       <w:r>
         <w:rPr>
           <w:rFonts w:asciiTheme="majorBidi" w:hAnsiTheme="majorBidi"/>
@@ -28983,7 +32159,7 @@
         <w:lastRenderedPageBreak/>
         <w:t>ЗАКЛЮЧЕНИЕ</w:t>
       </w:r>
-      <w:bookmarkEnd w:id="45"/>
+      <w:bookmarkEnd w:id="46"/>
     </w:p>
     <w:p>
       <w:pPr>
@@ -29021,7 +32197,7 @@
           <w:szCs w:val="28"/>
         </w:rPr>
       </w:pPr>
-      <w:bookmarkStart w:id="46" w:name="_Toc235434789"/>
+      <w:bookmarkStart w:id="47" w:name="_Toc235434789"/>
       <w:r>
         <w:rPr>
           <w:rFonts w:asciiTheme="majorBidi" w:hAnsiTheme="majorBidi"/>
@@ -29034,7 +32210,7 @@
         <w:lastRenderedPageBreak/>
         <w:t>СПИСОК ИСПОЛЬЗУЕМЫХ ИСТОЧНИКОВ</w:t>
       </w:r>
-      <w:bookmarkEnd w:id="46"/>
+      <w:bookmarkEnd w:id="47"/>
     </w:p>
     <w:p>
       <w:pPr>
@@ -29090,7 +32266,25 @@
           <w:sz w:val="28"/>
           <w:szCs w:val="28"/>
         </w:rPr>
-        <w:t xml:space="preserve">2. Антонова, А. А. Обзор компактной уборочной техники для содержания придомовых территорий / А. А. Антонова, И. А. Котков, А. М. Погонина // Автомобиль. </w:t>
+        <w:t xml:space="preserve">2. Антонова, А. А. Обзор компактной уборочной техники для содержания придомовых территорий / А. А. Антонова, И. А. Котков, А. М. </w:t>
+      </w:r>
+      <w:proofErr w:type="spellStart"/>
+      <w:r>
+        <w:rPr>
+          <w:rFonts w:ascii="Times New Roman" w:hAnsi="Times New Roman" w:cs="Times New Roman"/>
+          <w:sz w:val="28"/>
+          <w:szCs w:val="28"/>
+        </w:rPr>
+        <w:t>Погонина</w:t>
+      </w:r>
+      <w:proofErr w:type="spellEnd"/>
+      <w:r>
+        <w:rPr>
+          <w:rFonts w:ascii="Times New Roman" w:hAnsi="Times New Roman" w:cs="Times New Roman"/>
+          <w:sz w:val="28"/>
+          <w:szCs w:val="28"/>
+        </w:rPr>
+        <w:t xml:space="preserve"> // Автомобиль. </w:t>
       </w:r>
       <w:r>
         <w:rPr>
@@ -29153,7 +32347,7 @@
         </w:rPr>
         <w:t xml:space="preserve">3. </w:t>
       </w:r>
-      <w:hyperlink r:id="rId22" w:history="1">
+      <w:hyperlink r:id="rId23" w:history="1">
         <w:r>
           <w:rPr>
             <w:rStyle w:val="a5"/>
@@ -29202,7 +32396,7 @@
         </w:rPr>
         <w:t xml:space="preserve">5. </w:t>
       </w:r>
-      <w:hyperlink r:id="rId23" w:history="1">
+      <w:hyperlink r:id="rId24" w:history="1">
         <w:r>
           <w:rPr>
             <w:rStyle w:val="a5"/>
@@ -29414,7 +32608,27 @@
           <w:szCs w:val="28"/>
           <w:lang w:val="en-US"/>
         </w:rPr>
-        <w:t>Leonard, J.J.; Durrant-whyte, H.F. Simultaneous map building and localization for an autonomous mobile robot. Proceedings IROS '91:IEEE/RSJ International Workshop on Intelligent Robots and Systems '91. pp. 1442–1447. doi:10.1109/IROS.1991.174711</w:t>
+        <w:t xml:space="preserve">Leonard, J.J.; </w:t>
+      </w:r>
+      <w:proofErr w:type="spellStart"/>
+      <w:r>
+        <w:rPr>
+          <w:rFonts w:ascii="Times New Roman" w:hAnsi="Times New Roman" w:cs="Times New Roman"/>
+          <w:sz w:val="28"/>
+          <w:szCs w:val="28"/>
+          <w:lang w:val="en-US"/>
+        </w:rPr>
+        <w:t>Durrant-whyte</w:t>
+      </w:r>
+      <w:proofErr w:type="spellEnd"/>
+      <w:r>
+        <w:rPr>
+          <w:rFonts w:ascii="Times New Roman" w:hAnsi="Times New Roman" w:cs="Times New Roman"/>
+          <w:sz w:val="28"/>
+          <w:szCs w:val="28"/>
+          <w:lang w:val="en-US"/>
+        </w:rPr>
+        <w:t>, H.F. Simultaneous map building and localization for an autonomous mobile robot. Proceedings IROS '91:IEEE/RSJ International Workshop on Intelligent Robots and Systems '91. pp. 1442–1447. doi:10.1109/IROS.1991.174711</w:t>
       </w:r>
     </w:p>
     <w:p>
@@ -29437,14 +32651,65 @@
         </w:rPr>
         <w:t xml:space="preserve">12. </w:t>
       </w:r>
-      <w:r>
-        <w:rPr>
-          <w:rFonts w:ascii="Times New Roman" w:hAnsi="Times New Roman" w:cs="Times New Roman"/>
-          <w:sz w:val="28"/>
-          <w:szCs w:val="28"/>
-          <w:lang w:val="en-US"/>
-        </w:rPr>
-        <w:t>Durrant-Whyte, H., Rye, D., Nebot, E. (1996). Localization of Autonomous Guided Vehicles. In: Giralt, G., Hirzinger, G. (eds) Robotics Research. Springer, London. https://doi.org/10.1007/978-1-4471-1021-7_69</w:t>
+      <w:proofErr w:type="spellStart"/>
+      <w:r>
+        <w:rPr>
+          <w:rFonts w:ascii="Times New Roman" w:hAnsi="Times New Roman" w:cs="Times New Roman"/>
+          <w:sz w:val="28"/>
+          <w:szCs w:val="28"/>
+          <w:lang w:val="en-US"/>
+        </w:rPr>
+        <w:t>Durrant</w:t>
+      </w:r>
+      <w:proofErr w:type="spellEnd"/>
+      <w:r>
+        <w:rPr>
+          <w:rFonts w:ascii="Times New Roman" w:hAnsi="Times New Roman" w:cs="Times New Roman"/>
+          <w:sz w:val="28"/>
+          <w:szCs w:val="28"/>
+          <w:lang w:val="en-US"/>
+        </w:rPr>
+        <w:t xml:space="preserve">-Whyte, H., Rye, D., </w:t>
+      </w:r>
+      <w:proofErr w:type="spellStart"/>
+      <w:r>
+        <w:rPr>
+          <w:rFonts w:ascii="Times New Roman" w:hAnsi="Times New Roman" w:cs="Times New Roman"/>
+          <w:sz w:val="28"/>
+          <w:szCs w:val="28"/>
+          <w:lang w:val="en-US"/>
+        </w:rPr>
+        <w:t>Nebot</w:t>
+      </w:r>
+      <w:proofErr w:type="spellEnd"/>
+      <w:r>
+        <w:rPr>
+          <w:rFonts w:ascii="Times New Roman" w:hAnsi="Times New Roman" w:cs="Times New Roman"/>
+          <w:sz w:val="28"/>
+          <w:szCs w:val="28"/>
+          <w:lang w:val="en-US"/>
+        </w:rPr>
+        <w:t xml:space="preserve">, E. (1996). Localization of Autonomous Guided Vehicles. In: Giralt, G., </w:t>
+      </w:r>
+      <w:proofErr w:type="spellStart"/>
+      <w:r>
+        <w:rPr>
+          <w:rFonts w:ascii="Times New Roman" w:hAnsi="Times New Roman" w:cs="Times New Roman"/>
+          <w:sz w:val="28"/>
+          <w:szCs w:val="28"/>
+          <w:lang w:val="en-US"/>
+        </w:rPr>
+        <w:t>Hirzinger</w:t>
+      </w:r>
+      <w:proofErr w:type="spellEnd"/>
+      <w:r>
+        <w:rPr>
+          <w:rFonts w:ascii="Times New Roman" w:hAnsi="Times New Roman" w:cs="Times New Roman"/>
+          <w:sz w:val="28"/>
+          <w:szCs w:val="28"/>
+          <w:lang w:val="en-US"/>
+        </w:rPr>
+        <w:t>, G. (eds) Robotics Research. Springer, London. https://doi.org/10.1007/978-1-4471-1021-7_69</w:t>
       </w:r>
     </w:p>
     <w:p>
@@ -29483,34 +32748,36 @@
           <w:szCs w:val="28"/>
           <w:lang w:val="en-US"/>
         </w:rPr>
-        <w:t xml:space="preserve">. </w:t>
-      </w:r>
-      <w:r>
-        <w:rPr>
-          <w:rFonts w:ascii="Times New Roman" w:hAnsi="Times New Roman" w:cs="Times New Roman"/>
-          <w:sz w:val="28"/>
-          <w:szCs w:val="28"/>
-          <w:lang w:val="en-US"/>
-        </w:rPr>
-        <w:t>H. Durrant-Whyte and T. Bailey. Simultaneous localization and mapping: part I. IEEE Robotics &amp; Automation</w:t>
-      </w:r>
-      <w:r>
-        <w:rPr>
-          <w:rFonts w:ascii="Times New Roman" w:hAnsi="Times New Roman" w:cs="Times New Roman"/>
-          <w:sz w:val="28"/>
-          <w:szCs w:val="28"/>
-          <w:lang w:val="en-US"/>
-        </w:rPr>
-        <w:t xml:space="preserve"> </w:t>
-      </w:r>
-      <w:r>
-        <w:rPr>
-          <w:rFonts w:ascii="Times New Roman" w:hAnsi="Times New Roman" w:cs="Times New Roman"/>
-          <w:sz w:val="28"/>
-          <w:szCs w:val="28"/>
-          <w:lang w:val="en-US"/>
-        </w:rPr>
-        <w:t>Magazine, 13(2):99–110, 2006.</w:t>
+        <w:t xml:space="preserve">. H. </w:t>
+      </w:r>
+      <w:proofErr w:type="spellStart"/>
+      <w:r>
+        <w:rPr>
+          <w:rFonts w:ascii="Times New Roman" w:hAnsi="Times New Roman" w:cs="Times New Roman"/>
+          <w:sz w:val="28"/>
+          <w:szCs w:val="28"/>
+          <w:lang w:val="en-US"/>
+        </w:rPr>
+        <w:t>Durrant</w:t>
+      </w:r>
+      <w:proofErr w:type="spellEnd"/>
+      <w:r>
+        <w:rPr>
+          <w:rFonts w:ascii="Times New Roman" w:hAnsi="Times New Roman" w:cs="Times New Roman"/>
+          <w:sz w:val="28"/>
+          <w:szCs w:val="28"/>
+          <w:lang w:val="en-US"/>
+        </w:rPr>
+        <w:t>-Whyte and T. Bailey. Simultaneous localization and mapping: part I. IEEE Robotics &amp; Automation</w:t>
+      </w:r>
+      <w:r>
+        <w:rPr>
+          <w:rFonts w:ascii="Times New Roman" w:hAnsi="Times New Roman" w:cs="Times New Roman"/>
+          <w:sz w:val="28"/>
+          <w:szCs w:val="28"/>
+          <w:lang w:val="en-US"/>
+        </w:rPr>
+        <w:t xml:space="preserve"> Magazine, 13(2):99–110, 2006.</w:t>
       </w:r>
       <w:r>
         <w:rPr>
@@ -29605,14 +32872,25 @@
         </w:rPr>
         <w:t xml:space="preserve"> </w:t>
       </w:r>
-      <w:r>
-        <w:rPr>
-          <w:rFonts w:ascii="Times New Roman" w:hAnsi="Times New Roman" w:cs="Times New Roman"/>
-          <w:sz w:val="28"/>
-          <w:szCs w:val="28"/>
-          <w:lang w:val="en-US"/>
-        </w:rPr>
-        <w:t>Aulinas,</w:t>
+      <w:proofErr w:type="spellStart"/>
+      <w:r>
+        <w:rPr>
+          <w:rFonts w:ascii="Times New Roman" w:hAnsi="Times New Roman" w:cs="Times New Roman"/>
+          <w:sz w:val="28"/>
+          <w:szCs w:val="28"/>
+          <w:lang w:val="en-US"/>
+        </w:rPr>
+        <w:t>Aulinas</w:t>
+      </w:r>
+      <w:proofErr w:type="spellEnd"/>
+      <w:r>
+        <w:rPr>
+          <w:rFonts w:ascii="Times New Roman" w:hAnsi="Times New Roman" w:cs="Times New Roman"/>
+          <w:sz w:val="28"/>
+          <w:szCs w:val="28"/>
+          <w:lang w:val="en-US"/>
+        </w:rPr>
+        <w:t>,</w:t>
       </w:r>
       <w:r>
         <w:rPr>
@@ -29641,14 +32919,25 @@
         </w:rPr>
         <w:t xml:space="preserve"> </w:t>
       </w:r>
-      <w:r>
-        <w:rPr>
-          <w:rFonts w:ascii="Times New Roman" w:hAnsi="Times New Roman" w:cs="Times New Roman"/>
-          <w:sz w:val="28"/>
-          <w:szCs w:val="28"/>
-          <w:lang w:val="en-US"/>
-        </w:rPr>
-        <w:t>Petillot,</w:t>
+      <w:proofErr w:type="spellStart"/>
+      <w:r>
+        <w:rPr>
+          <w:rFonts w:ascii="Times New Roman" w:hAnsi="Times New Roman" w:cs="Times New Roman"/>
+          <w:sz w:val="28"/>
+          <w:szCs w:val="28"/>
+          <w:lang w:val="en-US"/>
+        </w:rPr>
+        <w:t>Petillot</w:t>
+      </w:r>
+      <w:proofErr w:type="spellEnd"/>
+      <w:r>
+        <w:rPr>
+          <w:rFonts w:ascii="Times New Roman" w:hAnsi="Times New Roman" w:cs="Times New Roman"/>
+          <w:sz w:val="28"/>
+          <w:szCs w:val="28"/>
+          <w:lang w:val="en-US"/>
+        </w:rPr>
+        <w:t>,</w:t>
       </w:r>
       <w:r>
         <w:rPr>
@@ -29731,6 +33020,7 @@
         </w:rPr>
         <w:t xml:space="preserve"> </w:t>
       </w:r>
+      <w:proofErr w:type="spellStart"/>
       <w:r>
         <w:rPr>
           <w:rFonts w:ascii="Times New Roman" w:hAnsi="Times New Roman" w:cs="Times New Roman"/>
@@ -29740,6 +33030,7 @@
         </w:rPr>
         <w:t>Llad´o.The</w:t>
       </w:r>
+      <w:proofErr w:type="spellEnd"/>
       <w:r>
         <w:rPr>
           <w:rFonts w:ascii="Times New Roman" w:hAnsi="Times New Roman" w:cs="Times New Roman"/>
@@ -30376,8 +33667,19 @@
           <w:szCs w:val="28"/>
           <w:lang w:val="en-US"/>
         </w:rPr>
-        <w:t>Daniel Andor</w:t>
-      </w:r>
+        <w:t xml:space="preserve">Daniel </w:t>
+      </w:r>
+      <w:proofErr w:type="spellStart"/>
+      <w:r>
+        <w:rPr>
+          <w:rFonts w:ascii="Times New Roman" w:hAnsi="Times New Roman" w:cs="Times New Roman"/>
+          <w:sz w:val="28"/>
+          <w:szCs w:val="28"/>
+          <w:lang w:val="en-US"/>
+        </w:rPr>
+        <w:t>Andor</w:t>
+      </w:r>
+      <w:proofErr w:type="spellEnd"/>
       <w:r>
         <w:rPr>
           <w:rFonts w:ascii="Times New Roman" w:hAnsi="Times New Roman" w:cs="Times New Roman"/>
@@ -30442,7 +33744,47 @@
           <w:szCs w:val="28"/>
           <w:lang w:val="en-US"/>
         </w:rPr>
-        <w:t>Y. J. Choi, I. N. A. Ramatryana, and S. Y. Shin, “Cellular Communication-Based Autonomous UAV Navigation with Obstacle Avoidance for Unknown Indoor Environments”, International Journal of Intelligent Engineering and Systems, Vol. 14, No. 2, pp. 344–352, 2021, doi: 10.22266/ijies2021.0430.31.</w:t>
+        <w:t xml:space="preserve">Y. J. Choi, I. N. A. </w:t>
+      </w:r>
+      <w:proofErr w:type="spellStart"/>
+      <w:r>
+        <w:rPr>
+          <w:rFonts w:ascii="Times New Roman" w:hAnsi="Times New Roman" w:cs="Times New Roman"/>
+          <w:sz w:val="28"/>
+          <w:szCs w:val="28"/>
+          <w:lang w:val="en-US"/>
+        </w:rPr>
+        <w:t>Ramatryana</w:t>
+      </w:r>
+      <w:proofErr w:type="spellEnd"/>
+      <w:r>
+        <w:rPr>
+          <w:rFonts w:ascii="Times New Roman" w:hAnsi="Times New Roman" w:cs="Times New Roman"/>
+          <w:sz w:val="28"/>
+          <w:szCs w:val="28"/>
+          <w:lang w:val="en-US"/>
+        </w:rPr>
+        <w:t xml:space="preserve">, and S. Y. Shin, “Cellular Communication-Based Autonomous UAV Navigation with Obstacle Avoidance for Unknown Indoor Environments”, International Journal of Intelligent Engineering and Systems, Vol. 14, No. 2, pp. 344–352, 2021, </w:t>
+      </w:r>
+      <w:proofErr w:type="spellStart"/>
+      <w:r>
+        <w:rPr>
+          <w:rFonts w:ascii="Times New Roman" w:hAnsi="Times New Roman" w:cs="Times New Roman"/>
+          <w:sz w:val="28"/>
+          <w:szCs w:val="28"/>
+          <w:lang w:val="en-US"/>
+        </w:rPr>
+        <w:t>doi</w:t>
+      </w:r>
+      <w:proofErr w:type="spellEnd"/>
+      <w:r>
+        <w:rPr>
+          <w:rFonts w:ascii="Times New Roman" w:hAnsi="Times New Roman" w:cs="Times New Roman"/>
+          <w:sz w:val="28"/>
+          <w:szCs w:val="28"/>
+          <w:lang w:val="en-US"/>
+        </w:rPr>
+        <w:t>: 10.22266/ijies2021.0430.31.</w:t>
       </w:r>
     </w:p>
     <w:p>
@@ -30474,14 +33816,145 @@
         </w:rPr>
         <w:t xml:space="preserve"> </w:t>
       </w:r>
-      <w:r>
-        <w:rPr>
-          <w:rFonts w:ascii="Times New Roman" w:hAnsi="Times New Roman" w:cs="Times New Roman"/>
-          <w:sz w:val="28"/>
-          <w:szCs w:val="28"/>
-          <w:lang w:val="en-US"/>
-        </w:rPr>
-        <w:t>Saat, Shahrizal &amp; Airini, AN.MF &amp; Saealal, Muhammad Salihin &amp; Norhisyam, A.R. &amp; Ezwan, M.S.. (2019). Hector SLAM 2D Mapping for Simultaneous Localization and Mapping (SLAM). Journal of Engineering and Applied Sciences. 14. 5610-5615. 10.36478/jeasci.2019.5610.5615.</w:t>
+      <w:proofErr w:type="spellStart"/>
+      <w:r>
+        <w:rPr>
+          <w:rFonts w:ascii="Times New Roman" w:hAnsi="Times New Roman" w:cs="Times New Roman"/>
+          <w:sz w:val="28"/>
+          <w:szCs w:val="28"/>
+          <w:lang w:val="en-US"/>
+        </w:rPr>
+        <w:t>Saat</w:t>
+      </w:r>
+      <w:proofErr w:type="spellEnd"/>
+      <w:r>
+        <w:rPr>
+          <w:rFonts w:ascii="Times New Roman" w:hAnsi="Times New Roman" w:cs="Times New Roman"/>
+          <w:sz w:val="28"/>
+          <w:szCs w:val="28"/>
+          <w:lang w:val="en-US"/>
+        </w:rPr>
+        <w:t xml:space="preserve">, </w:t>
+      </w:r>
+      <w:proofErr w:type="spellStart"/>
+      <w:r>
+        <w:rPr>
+          <w:rFonts w:ascii="Times New Roman" w:hAnsi="Times New Roman" w:cs="Times New Roman"/>
+          <w:sz w:val="28"/>
+          <w:szCs w:val="28"/>
+          <w:lang w:val="en-US"/>
+        </w:rPr>
+        <w:t>Shahrizal</w:t>
+      </w:r>
+      <w:proofErr w:type="spellEnd"/>
+      <w:r>
+        <w:rPr>
+          <w:rFonts w:ascii="Times New Roman" w:hAnsi="Times New Roman" w:cs="Times New Roman"/>
+          <w:sz w:val="28"/>
+          <w:szCs w:val="28"/>
+          <w:lang w:val="en-US"/>
+        </w:rPr>
+        <w:t xml:space="preserve"> &amp; </w:t>
+      </w:r>
+      <w:proofErr w:type="spellStart"/>
+      <w:r>
+        <w:rPr>
+          <w:rFonts w:ascii="Times New Roman" w:hAnsi="Times New Roman" w:cs="Times New Roman"/>
+          <w:sz w:val="28"/>
+          <w:szCs w:val="28"/>
+          <w:lang w:val="en-US"/>
+        </w:rPr>
+        <w:t>Airini</w:t>
+      </w:r>
+      <w:proofErr w:type="spellEnd"/>
+      <w:r>
+        <w:rPr>
+          <w:rFonts w:ascii="Times New Roman" w:hAnsi="Times New Roman" w:cs="Times New Roman"/>
+          <w:sz w:val="28"/>
+          <w:szCs w:val="28"/>
+          <w:lang w:val="en-US"/>
+        </w:rPr>
+        <w:t xml:space="preserve">, AN.MF &amp; </w:t>
+      </w:r>
+      <w:proofErr w:type="spellStart"/>
+      <w:r>
+        <w:rPr>
+          <w:rFonts w:ascii="Times New Roman" w:hAnsi="Times New Roman" w:cs="Times New Roman"/>
+          <w:sz w:val="28"/>
+          <w:szCs w:val="28"/>
+          <w:lang w:val="en-US"/>
+        </w:rPr>
+        <w:t>Saealal</w:t>
+      </w:r>
+      <w:proofErr w:type="spellEnd"/>
+      <w:r>
+        <w:rPr>
+          <w:rFonts w:ascii="Times New Roman" w:hAnsi="Times New Roman" w:cs="Times New Roman"/>
+          <w:sz w:val="28"/>
+          <w:szCs w:val="28"/>
+          <w:lang w:val="en-US"/>
+        </w:rPr>
+        <w:t xml:space="preserve">, Muhammad </w:t>
+      </w:r>
+      <w:proofErr w:type="spellStart"/>
+      <w:r>
+        <w:rPr>
+          <w:rFonts w:ascii="Times New Roman" w:hAnsi="Times New Roman" w:cs="Times New Roman"/>
+          <w:sz w:val="28"/>
+          <w:szCs w:val="28"/>
+          <w:lang w:val="en-US"/>
+        </w:rPr>
+        <w:t>Salihin</w:t>
+      </w:r>
+      <w:proofErr w:type="spellEnd"/>
+      <w:r>
+        <w:rPr>
+          <w:rFonts w:ascii="Times New Roman" w:hAnsi="Times New Roman" w:cs="Times New Roman"/>
+          <w:sz w:val="28"/>
+          <w:szCs w:val="28"/>
+          <w:lang w:val="en-US"/>
+        </w:rPr>
+        <w:t xml:space="preserve"> &amp; </w:t>
+      </w:r>
+      <w:proofErr w:type="spellStart"/>
+      <w:r>
+        <w:rPr>
+          <w:rFonts w:ascii="Times New Roman" w:hAnsi="Times New Roman" w:cs="Times New Roman"/>
+          <w:sz w:val="28"/>
+          <w:szCs w:val="28"/>
+          <w:lang w:val="en-US"/>
+        </w:rPr>
+        <w:t>Norhisyam</w:t>
+      </w:r>
+      <w:proofErr w:type="spellEnd"/>
+      <w:r>
+        <w:rPr>
+          <w:rFonts w:ascii="Times New Roman" w:hAnsi="Times New Roman" w:cs="Times New Roman"/>
+          <w:sz w:val="28"/>
+          <w:szCs w:val="28"/>
+          <w:lang w:val="en-US"/>
+        </w:rPr>
+        <w:t xml:space="preserve">, A.R. &amp; </w:t>
+      </w:r>
+      <w:proofErr w:type="spellStart"/>
+      <w:r>
+        <w:rPr>
+          <w:rFonts w:ascii="Times New Roman" w:hAnsi="Times New Roman" w:cs="Times New Roman"/>
+          <w:sz w:val="28"/>
+          <w:szCs w:val="28"/>
+          <w:lang w:val="en-US"/>
+        </w:rPr>
+        <w:t>Ezwan</w:t>
+      </w:r>
+      <w:proofErr w:type="spellEnd"/>
+      <w:r>
+        <w:rPr>
+          <w:rFonts w:ascii="Times New Roman" w:hAnsi="Times New Roman" w:cs="Times New Roman"/>
+          <w:sz w:val="28"/>
+          <w:szCs w:val="28"/>
+          <w:lang w:val="en-US"/>
+        </w:rPr>
+        <w:t>, M.S.. (2019). Hector SLAM 2D Mapping for Simultaneous Localization and Mapping (SLAM). Journal of Engineering and Applied Sciences. 14. 5610-5615. 10.36478/jeasci.2019.5610.5615.</w:t>
       </w:r>
     </w:p>
     <w:p>
@@ -30511,16 +33984,67 @@
           <w:szCs w:val="28"/>
           <w:lang w:val="en-US"/>
         </w:rPr>
-        <w:t xml:space="preserve"> </w:t>
-      </w:r>
-      <w:r>
-        <w:rPr>
-          <w:rFonts w:ascii="Times New Roman" w:hAnsi="Times New Roman" w:cs="Times New Roman"/>
-          <w:sz w:val="28"/>
-          <w:szCs w:val="28"/>
-          <w:lang w:val="en-US"/>
-        </w:rPr>
-